--- a/BITACORA.docx
+++ b/BITACORA.docx
@@ -736,12 +736,7 @@
           <w:docPartUnique/>
         </w:docPartObj>
       </w:sdtPr>
-      <w:sdtEndPr>
-        <w:rPr>
-          <w:b/>
-          <w:bCs/>
-        </w:rPr>
-      </w:sdtEndPr>
+      <w:sdtEndPr/>
       <w:sdtContent>
         <w:p>
           <w:pPr>
@@ -800,7 +795,7 @@
           <w:r>
             <w:fldChar w:fldCharType="separate"/>
           </w:r>
-          <w:hyperlink w:anchor="_Toc224116707" w:history="1">
+          <w:hyperlink w:anchor="_Toc226054362" w:history="1">
             <w:r>
               <w:rPr>
                 <w:rStyle w:val="Hipervnculo"/>
@@ -827,7 +822,7 @@
                 <w:noProof/>
                 <w:webHidden/>
               </w:rPr>
-              <w:instrText xml:space="preserve"> PAGEREF _Toc224116707 \h </w:instrText>
+              <w:instrText xml:space="preserve"> PAGEREF _Toc226054362 \h </w:instrText>
             </w:r>
             <w:r>
               <w:rPr>
@@ -868,13 +863,11 @@
               <w:lang w:eastAsia="ko-KR"/>
             </w:rPr>
           </w:pPr>
-          <w:hyperlink w:anchor="_Toc224116708" w:history="1">
+          <w:hyperlink w:anchor="_Toc226054363" w:history="1">
             <w:r>
               <w:rPr>
                 <w:rStyle w:val="Hipervnculo"/>
                 <w:rFonts w:ascii="Aptos" w:hAnsi="Aptos"/>
-                <w:b/>
-                <w:bCs/>
                 <w:noProof/>
               </w:rPr>
               <w:t>Día 1: Investigación preliminar y Factibilidad del proyecto</w:t>
@@ -898,7 +891,7 @@
                 <w:noProof/>
                 <w:webHidden/>
               </w:rPr>
-              <w:instrText xml:space="preserve"> PAGEREF _Toc224116708 \h </w:instrText>
+              <w:instrText xml:space="preserve"> PAGEREF _Toc226054363 \h </w:instrText>
             </w:r>
             <w:r>
               <w:rPr>
@@ -942,7 +935,7 @@
               <w:lang w:eastAsia="ko-KR"/>
             </w:rPr>
           </w:pPr>
-          <w:hyperlink w:anchor="_Toc224116709" w:history="1">
+          <w:hyperlink w:anchor="_Toc226054364" w:history="1">
             <w:r>
               <w:rPr>
                 <w:rStyle w:val="Hipervnculo"/>
@@ -969,7 +962,7 @@
                 <w:noProof/>
                 <w:webHidden/>
               </w:rPr>
-              <w:instrText xml:space="preserve"> PAGEREF _Toc224116709 \h </w:instrText>
+              <w:instrText xml:space="preserve"> PAGEREF _Toc226054364 \h </w:instrText>
             </w:r>
             <w:r>
               <w:rPr>
@@ -1013,7 +1006,7 @@
               <w:lang w:eastAsia="ko-KR"/>
             </w:rPr>
           </w:pPr>
-          <w:hyperlink w:anchor="_Toc224116710" w:history="1">
+          <w:hyperlink w:anchor="_Toc226054365" w:history="1">
             <w:r>
               <w:rPr>
                 <w:rStyle w:val="Hipervnculo"/>
@@ -1040,7 +1033,7 @@
                 <w:noProof/>
                 <w:webHidden/>
               </w:rPr>
-              <w:instrText xml:space="preserve"> PAGEREF _Toc224116710 \h </w:instrText>
+              <w:instrText xml:space="preserve"> PAGEREF _Toc226054365 \h </w:instrText>
             </w:r>
             <w:r>
               <w:rPr>
@@ -1084,7 +1077,7 @@
               <w:lang w:eastAsia="ko-KR"/>
             </w:rPr>
           </w:pPr>
-          <w:hyperlink w:anchor="_Toc224116711" w:history="1">
+          <w:hyperlink w:anchor="_Toc226054366" w:history="1">
             <w:r>
               <w:rPr>
                 <w:rStyle w:val="Hipervnculo"/>
@@ -1111,7 +1104,7 @@
                 <w:noProof/>
                 <w:webHidden/>
               </w:rPr>
-              <w:instrText xml:space="preserve"> PAGEREF _Toc224116711 \h </w:instrText>
+              <w:instrText xml:space="preserve"> PAGEREF _Toc226054366 \h </w:instrText>
             </w:r>
             <w:r>
               <w:rPr>
@@ -1152,13 +1145,11 @@
               <w:lang w:eastAsia="ko-KR"/>
             </w:rPr>
           </w:pPr>
-          <w:hyperlink w:anchor="_Toc224116712" w:history="1">
+          <w:hyperlink w:anchor="_Toc226054367" w:history="1">
             <w:r>
               <w:rPr>
                 <w:rStyle w:val="Hipervnculo"/>
                 <w:rFonts w:ascii="Aptos" w:hAnsi="Aptos"/>
-                <w:b/>
-                <w:bCs/>
                 <w:noProof/>
               </w:rPr>
               <w:t>Día 2: Investigación preliminar y Factibilidad del proyecto</w:t>
@@ -1182,7 +1173,7 @@
                 <w:noProof/>
                 <w:webHidden/>
               </w:rPr>
-              <w:instrText xml:space="preserve"> PAGEREF _Toc224116712 \h </w:instrText>
+              <w:instrText xml:space="preserve"> PAGEREF _Toc226054367 \h </w:instrText>
             </w:r>
             <w:r>
               <w:rPr>
@@ -1226,7 +1217,7 @@
               <w:lang w:eastAsia="ko-KR"/>
             </w:rPr>
           </w:pPr>
-          <w:hyperlink w:anchor="_Toc224116713" w:history="1">
+          <w:hyperlink w:anchor="_Toc226054368" w:history="1">
             <w:r>
               <w:rPr>
                 <w:rStyle w:val="Hipervnculo"/>
@@ -1253,7 +1244,7 @@
                 <w:noProof/>
                 <w:webHidden/>
               </w:rPr>
-              <w:instrText xml:space="preserve"> PAGEREF _Toc224116713 \h </w:instrText>
+              <w:instrText xml:space="preserve"> PAGEREF _Toc226054368 \h </w:instrText>
             </w:r>
             <w:r>
               <w:rPr>
@@ -1297,7 +1288,7 @@
               <w:lang w:eastAsia="ko-KR"/>
             </w:rPr>
           </w:pPr>
-          <w:hyperlink w:anchor="_Toc224116714" w:history="1">
+          <w:hyperlink w:anchor="_Toc226054369" w:history="1">
             <w:r>
               <w:rPr>
                 <w:rStyle w:val="Hipervnculo"/>
@@ -1324,7 +1315,7 @@
                 <w:noProof/>
                 <w:webHidden/>
               </w:rPr>
-              <w:instrText xml:space="preserve"> PAGEREF _Toc224116714 \h </w:instrText>
+              <w:instrText xml:space="preserve"> PAGEREF _Toc226054369 \h </w:instrText>
             </w:r>
             <w:r>
               <w:rPr>
@@ -1344,7 +1335,7 @@
                 <w:noProof/>
                 <w:webHidden/>
               </w:rPr>
-              <w:t>3</w:t>
+              <w:t>4</w:t>
             </w:r>
             <w:r>
               <w:rPr>
@@ -1368,7 +1359,7 @@
               <w:lang w:eastAsia="ko-KR"/>
             </w:rPr>
           </w:pPr>
-          <w:hyperlink w:anchor="_Toc224116715" w:history="1">
+          <w:hyperlink w:anchor="_Toc226054370" w:history="1">
             <w:r>
               <w:rPr>
                 <w:rStyle w:val="Hipervnculo"/>
@@ -1395,7 +1386,7 @@
                 <w:noProof/>
                 <w:webHidden/>
               </w:rPr>
-              <w:instrText xml:space="preserve"> PAGEREF _Toc224116715 \h </w:instrText>
+              <w:instrText xml:space="preserve"> PAGEREF _Toc226054370 \h </w:instrText>
             </w:r>
             <w:r>
               <w:rPr>
@@ -1439,13 +1430,11 @@
               <w:lang w:eastAsia="ko-KR"/>
             </w:rPr>
           </w:pPr>
-          <w:hyperlink w:anchor="_Toc224116716" w:history="1">
+          <w:hyperlink w:anchor="_Toc226054371" w:history="1">
             <w:r>
               <w:rPr>
                 <w:rStyle w:val="Hipervnculo"/>
                 <w:rFonts w:ascii="Aptos" w:hAnsi="Aptos"/>
-                <w:b/>
-                <w:bCs/>
                 <w:noProof/>
               </w:rPr>
               <w:t>Día 3: Investigación preliminar y Factibilidad del proyecto</w:t>
@@ -1469,7 +1458,7 @@
                 <w:noProof/>
                 <w:webHidden/>
               </w:rPr>
-              <w:instrText xml:space="preserve"> PAGEREF _Toc224116716 \h </w:instrText>
+              <w:instrText xml:space="preserve"> PAGEREF _Toc226054371 \h </w:instrText>
             </w:r>
             <w:r>
               <w:rPr>
@@ -1513,7 +1502,7 @@
               <w:lang w:eastAsia="ko-KR"/>
             </w:rPr>
           </w:pPr>
-          <w:hyperlink w:anchor="_Toc224116717" w:history="1">
+          <w:hyperlink w:anchor="_Toc226054372" w:history="1">
             <w:r>
               <w:rPr>
                 <w:rStyle w:val="Hipervnculo"/>
@@ -1540,7 +1529,7 @@
                 <w:noProof/>
                 <w:webHidden/>
               </w:rPr>
-              <w:instrText xml:space="preserve"> PAGEREF _Toc224116717 \h </w:instrText>
+              <w:instrText xml:space="preserve"> PAGEREF _Toc226054372 \h </w:instrText>
             </w:r>
             <w:r>
               <w:rPr>
@@ -1560,7 +1549,7 @@
                 <w:noProof/>
                 <w:webHidden/>
               </w:rPr>
-              <w:t>4</w:t>
+              <w:t>5</w:t>
             </w:r>
             <w:r>
               <w:rPr>
@@ -1584,7 +1573,7 @@
               <w:lang w:eastAsia="ko-KR"/>
             </w:rPr>
           </w:pPr>
-          <w:hyperlink w:anchor="_Toc224116718" w:history="1">
+          <w:hyperlink w:anchor="_Toc226054373" w:history="1">
             <w:r>
               <w:rPr>
                 <w:rStyle w:val="Hipervnculo"/>
@@ -1611,7 +1600,7 @@
                 <w:noProof/>
                 <w:webHidden/>
               </w:rPr>
-              <w:instrText xml:space="preserve"> PAGEREF _Toc224116718 \h </w:instrText>
+              <w:instrText xml:space="preserve"> PAGEREF _Toc226054373 \h </w:instrText>
             </w:r>
             <w:r>
               <w:rPr>
@@ -1655,7 +1644,7 @@
               <w:lang w:eastAsia="ko-KR"/>
             </w:rPr>
           </w:pPr>
-          <w:hyperlink w:anchor="_Toc224116719" w:history="1">
+          <w:hyperlink w:anchor="_Toc226054374" w:history="1">
             <w:r>
               <w:rPr>
                 <w:rStyle w:val="Hipervnculo"/>
@@ -1682,7 +1671,7 @@
                 <w:noProof/>
                 <w:webHidden/>
               </w:rPr>
-              <w:instrText xml:space="preserve"> PAGEREF _Toc224116719 \h </w:instrText>
+              <w:instrText xml:space="preserve"> PAGEREF _Toc226054374 \h </w:instrText>
             </w:r>
             <w:r>
               <w:rPr>
@@ -1702,7 +1691,76 @@
                 <w:noProof/>
                 <w:webHidden/>
               </w:rPr>
-              <w:t>5</w:t>
+              <w:t>6</w:t>
+            </w:r>
+            <w:r>
+              <w:rPr>
+                <w:noProof/>
+                <w:webHidden/>
+              </w:rPr>
+              <w:fldChar w:fldCharType="end"/>
+            </w:r>
+          </w:hyperlink>
+        </w:p>
+        <w:p>
+          <w:pPr>
+            <w:pStyle w:val="TDC2"/>
+            <w:rPr>
+              <w:noProof/>
+              <w:sz w:val="24"/>
+              <w:szCs w:val="24"/>
+              <w:lang w:eastAsia="ko-KR"/>
+            </w:rPr>
+          </w:pPr>
+          <w:hyperlink w:anchor="_Toc226054375" w:history="1">
+            <w:r>
+              <w:rPr>
+                <w:rStyle w:val="Hipervnculo"/>
+                <w:rFonts w:ascii="Aptos" w:hAnsi="Aptos"/>
+                <w:noProof/>
+              </w:rPr>
+              <w:t>Día 1: Estimación de Recursos</w:t>
+            </w:r>
+            <w:r>
+              <w:rPr>
+                <w:noProof/>
+                <w:webHidden/>
+              </w:rPr>
+              <w:tab/>
+            </w:r>
+            <w:r>
+              <w:rPr>
+                <w:noProof/>
+                <w:webHidden/>
+              </w:rPr>
+              <w:fldChar w:fldCharType="begin"/>
+            </w:r>
+            <w:r>
+              <w:rPr>
+                <w:noProof/>
+                <w:webHidden/>
+              </w:rPr>
+              <w:instrText xml:space="preserve"> PAGEREF _Toc226054375 \h </w:instrText>
+            </w:r>
+            <w:r>
+              <w:rPr>
+                <w:noProof/>
+                <w:webHidden/>
+              </w:rPr>
+            </w:r>
+            <w:r>
+              <w:rPr>
+                <w:noProof/>
+                <w:webHidden/>
+              </w:rPr>
+              <w:fldChar w:fldCharType="separate"/>
+            </w:r>
+            <w:r>
+              <w:rPr>
+                <w:noProof/>
+                <w:webHidden/>
+              </w:rPr>
+              <w:t>6</w:t>
             </w:r>
             <w:r>
               <w:rPr>
@@ -1726,16 +1784,224 @@
               <w:lang w:eastAsia="ko-KR"/>
             </w:rPr>
           </w:pPr>
-          <w:hyperlink w:anchor="_Toc224116720" w:history="1">
+          <w:hyperlink w:anchor="_Toc226054376" w:history="1">
+            <w:r>
+              <w:rPr>
+                <w:rStyle w:val="Hipervnculo"/>
+                <w:noProof/>
+              </w:rPr>
+              <w:t>Asistencia y Participación</w:t>
+            </w:r>
+            <w:r>
+              <w:rPr>
+                <w:noProof/>
+                <w:webHidden/>
+              </w:rPr>
+              <w:tab/>
+            </w:r>
+            <w:r>
+              <w:rPr>
+                <w:noProof/>
+                <w:webHidden/>
+              </w:rPr>
+              <w:fldChar w:fldCharType="begin"/>
+            </w:r>
+            <w:r>
+              <w:rPr>
+                <w:noProof/>
+                <w:webHidden/>
+              </w:rPr>
+              <w:instrText xml:space="preserve"> PAGEREF _Toc226054376 \h </w:instrText>
+            </w:r>
+            <w:r>
+              <w:rPr>
+                <w:noProof/>
+                <w:webHidden/>
+              </w:rPr>
+            </w:r>
+            <w:r>
+              <w:rPr>
+                <w:noProof/>
+                <w:webHidden/>
+              </w:rPr>
+              <w:fldChar w:fldCharType="separate"/>
+            </w:r>
+            <w:r>
+              <w:rPr>
+                <w:noProof/>
+                <w:webHidden/>
+              </w:rPr>
+              <w:t>6</w:t>
+            </w:r>
+            <w:r>
+              <w:rPr>
+                <w:noProof/>
+                <w:webHidden/>
+              </w:rPr>
+              <w:fldChar w:fldCharType="end"/>
+            </w:r>
+          </w:hyperlink>
+        </w:p>
+        <w:p>
+          <w:pPr>
+            <w:pStyle w:val="TDC3"/>
+            <w:tabs>
+              <w:tab w:val="right" w:leader="dot" w:pos="9350"/>
+            </w:tabs>
+            <w:rPr>
+              <w:noProof/>
+              <w:sz w:val="24"/>
+              <w:szCs w:val="24"/>
+              <w:lang w:eastAsia="ko-KR"/>
+            </w:rPr>
+          </w:pPr>
+          <w:hyperlink w:anchor="_Toc226054377" w:history="1">
+            <w:r>
+              <w:rPr>
+                <w:rStyle w:val="Hipervnculo"/>
+                <w:noProof/>
+              </w:rPr>
+              <w:t>Actividades Ejecutadas</w:t>
+            </w:r>
+            <w:r>
+              <w:rPr>
+                <w:noProof/>
+                <w:webHidden/>
+              </w:rPr>
+              <w:tab/>
+            </w:r>
+            <w:r>
+              <w:rPr>
+                <w:noProof/>
+                <w:webHidden/>
+              </w:rPr>
+              <w:fldChar w:fldCharType="begin"/>
+            </w:r>
+            <w:r>
+              <w:rPr>
+                <w:noProof/>
+                <w:webHidden/>
+              </w:rPr>
+              <w:instrText xml:space="preserve"> PAGEREF _Toc226054377 \h </w:instrText>
+            </w:r>
+            <w:r>
+              <w:rPr>
+                <w:noProof/>
+                <w:webHidden/>
+              </w:rPr>
+            </w:r>
+            <w:r>
+              <w:rPr>
+                <w:noProof/>
+                <w:webHidden/>
+              </w:rPr>
+              <w:fldChar w:fldCharType="separate"/>
+            </w:r>
+            <w:r>
+              <w:rPr>
+                <w:noProof/>
+                <w:webHidden/>
+              </w:rPr>
+              <w:t>7</w:t>
+            </w:r>
+            <w:r>
+              <w:rPr>
+                <w:noProof/>
+                <w:webHidden/>
+              </w:rPr>
+              <w:fldChar w:fldCharType="end"/>
+            </w:r>
+          </w:hyperlink>
+        </w:p>
+        <w:p>
+          <w:pPr>
+            <w:pStyle w:val="TDC3"/>
+            <w:tabs>
+              <w:tab w:val="right" w:leader="dot" w:pos="9350"/>
+            </w:tabs>
+            <w:rPr>
+              <w:noProof/>
+              <w:sz w:val="24"/>
+              <w:szCs w:val="24"/>
+              <w:lang w:eastAsia="ko-KR"/>
+            </w:rPr>
+          </w:pPr>
+          <w:hyperlink w:anchor="_Toc226054378" w:history="1">
+            <w:r>
+              <w:rPr>
+                <w:rStyle w:val="Hipervnculo"/>
+                <w:noProof/>
+              </w:rPr>
+              <w:t>Gestión de Riesgos e Incidencias</w:t>
+            </w:r>
+            <w:r>
+              <w:rPr>
+                <w:noProof/>
+                <w:webHidden/>
+              </w:rPr>
+              <w:tab/>
+            </w:r>
+            <w:r>
+              <w:rPr>
+                <w:noProof/>
+                <w:webHidden/>
+              </w:rPr>
+              <w:fldChar w:fldCharType="begin"/>
+            </w:r>
+            <w:r>
+              <w:rPr>
+                <w:noProof/>
+                <w:webHidden/>
+              </w:rPr>
+              <w:instrText xml:space="preserve"> PAGEREF _Toc226054378 \h </w:instrText>
+            </w:r>
+            <w:r>
+              <w:rPr>
+                <w:noProof/>
+                <w:webHidden/>
+              </w:rPr>
+            </w:r>
+            <w:r>
+              <w:rPr>
+                <w:noProof/>
+                <w:webHidden/>
+              </w:rPr>
+              <w:fldChar w:fldCharType="separate"/>
+            </w:r>
+            <w:r>
+              <w:rPr>
+                <w:noProof/>
+                <w:webHidden/>
+              </w:rPr>
+              <w:t>7</w:t>
+            </w:r>
+            <w:r>
+              <w:rPr>
+                <w:noProof/>
+                <w:webHidden/>
+              </w:rPr>
+              <w:fldChar w:fldCharType="end"/>
+            </w:r>
+          </w:hyperlink>
+        </w:p>
+        <w:p>
+          <w:pPr>
+            <w:pStyle w:val="TDC2"/>
+            <w:rPr>
+              <w:noProof/>
+              <w:sz w:val="24"/>
+              <w:szCs w:val="24"/>
+              <w:lang w:eastAsia="ko-KR"/>
+            </w:rPr>
+          </w:pPr>
+          <w:hyperlink w:anchor="_Toc226054379" w:history="1">
             <w:r>
               <w:rPr>
                 <w:rStyle w:val="Hipervnculo"/>
                 <w:rFonts w:ascii="Aptos" w:hAnsi="Aptos"/>
-                <w:b/>
-                <w:bCs/>
                 <w:noProof/>
               </w:rPr>
-              <w:t>Estimación de Recursos</w:t>
+              <w:t>Día 2: Estimación de Recursos</w:t>
             </w:r>
             <w:r>
               <w:rPr>
@@ -1756,7 +2022,7 @@
                 <w:noProof/>
                 <w:webHidden/>
               </w:rPr>
-              <w:instrText xml:space="preserve"> PAGEREF _Toc224116720 \h </w:instrText>
+              <w:instrText xml:space="preserve"> PAGEREF _Toc226054379 \h </w:instrText>
             </w:r>
             <w:r>
               <w:rPr>
@@ -1776,7 +2042,149 @@
                 <w:noProof/>
                 <w:webHidden/>
               </w:rPr>
-              <w:t>5</w:t>
+              <w:t>8</w:t>
+            </w:r>
+            <w:r>
+              <w:rPr>
+                <w:noProof/>
+                <w:webHidden/>
+              </w:rPr>
+              <w:fldChar w:fldCharType="end"/>
+            </w:r>
+          </w:hyperlink>
+        </w:p>
+        <w:p>
+          <w:pPr>
+            <w:pStyle w:val="TDC3"/>
+            <w:tabs>
+              <w:tab w:val="right" w:leader="dot" w:pos="9350"/>
+            </w:tabs>
+            <w:rPr>
+              <w:noProof/>
+              <w:sz w:val="24"/>
+              <w:szCs w:val="24"/>
+              <w:lang w:eastAsia="ko-KR"/>
+            </w:rPr>
+          </w:pPr>
+          <w:hyperlink w:anchor="_Toc226054380" w:history="1">
+            <w:r>
+              <w:rPr>
+                <w:rStyle w:val="Hipervnculo"/>
+                <w:noProof/>
+              </w:rPr>
+              <w:t>Asistencia y Participación</w:t>
+            </w:r>
+            <w:r>
+              <w:rPr>
+                <w:noProof/>
+                <w:webHidden/>
+              </w:rPr>
+              <w:tab/>
+            </w:r>
+            <w:r>
+              <w:rPr>
+                <w:noProof/>
+                <w:webHidden/>
+              </w:rPr>
+              <w:fldChar w:fldCharType="begin"/>
+            </w:r>
+            <w:r>
+              <w:rPr>
+                <w:noProof/>
+                <w:webHidden/>
+              </w:rPr>
+              <w:instrText xml:space="preserve"> PAGEREF _Toc226054380 \h </w:instrText>
+            </w:r>
+            <w:r>
+              <w:rPr>
+                <w:noProof/>
+                <w:webHidden/>
+              </w:rPr>
+            </w:r>
+            <w:r>
+              <w:rPr>
+                <w:noProof/>
+                <w:webHidden/>
+              </w:rPr>
+              <w:fldChar w:fldCharType="separate"/>
+            </w:r>
+            <w:r>
+              <w:rPr>
+                <w:noProof/>
+                <w:webHidden/>
+              </w:rPr>
+              <w:t>8</w:t>
+            </w:r>
+            <w:r>
+              <w:rPr>
+                <w:noProof/>
+                <w:webHidden/>
+              </w:rPr>
+              <w:fldChar w:fldCharType="end"/>
+            </w:r>
+          </w:hyperlink>
+        </w:p>
+        <w:p>
+          <w:pPr>
+            <w:pStyle w:val="TDC3"/>
+            <w:tabs>
+              <w:tab w:val="right" w:leader="dot" w:pos="9350"/>
+            </w:tabs>
+            <w:rPr>
+              <w:noProof/>
+              <w:sz w:val="24"/>
+              <w:szCs w:val="24"/>
+              <w:lang w:eastAsia="ko-KR"/>
+            </w:rPr>
+          </w:pPr>
+          <w:hyperlink w:anchor="_Toc226054381" w:history="1">
+            <w:r>
+              <w:rPr>
+                <w:rStyle w:val="Hipervnculo"/>
+                <w:noProof/>
+              </w:rPr>
+              <w:t>Actividades Ejecutadas</w:t>
+            </w:r>
+            <w:r>
+              <w:rPr>
+                <w:noProof/>
+                <w:webHidden/>
+              </w:rPr>
+              <w:tab/>
+            </w:r>
+            <w:r>
+              <w:rPr>
+                <w:noProof/>
+                <w:webHidden/>
+              </w:rPr>
+              <w:fldChar w:fldCharType="begin"/>
+            </w:r>
+            <w:r>
+              <w:rPr>
+                <w:noProof/>
+                <w:webHidden/>
+              </w:rPr>
+              <w:instrText xml:space="preserve"> PAGEREF _Toc226054381 \h </w:instrText>
+            </w:r>
+            <w:r>
+              <w:rPr>
+                <w:noProof/>
+                <w:webHidden/>
+              </w:rPr>
+            </w:r>
+            <w:r>
+              <w:rPr>
+                <w:noProof/>
+                <w:webHidden/>
+              </w:rPr>
+              <w:fldChar w:fldCharType="separate"/>
+            </w:r>
+            <w:r>
+              <w:rPr>
+                <w:noProof/>
+                <w:webHidden/>
+              </w:rPr>
+              <w:t>9</w:t>
             </w:r>
             <w:r>
               <w:rPr>
@@ -1800,13 +2208,13 @@
               <w:lang w:eastAsia="ko-KR"/>
             </w:rPr>
           </w:pPr>
-          <w:hyperlink w:anchor="_Toc224116721" w:history="1">
+          <w:hyperlink w:anchor="_Toc226054382" w:history="1">
             <w:r>
               <w:rPr>
                 <w:rStyle w:val="Hipervnculo"/>
                 <w:noProof/>
               </w:rPr>
-              <w:t>Referencias</w:t>
+              <w:t>Semana 30 de marzo a 1 de abril</w:t>
             </w:r>
             <w:r>
               <w:rPr>
@@ -1827,7 +2235,7 @@
                 <w:noProof/>
                 <w:webHidden/>
               </w:rPr>
-              <w:instrText xml:space="preserve"> PAGEREF _Toc224116721 \h </w:instrText>
+              <w:instrText xml:space="preserve"> PAGEREF _Toc226054382 \h </w:instrText>
             </w:r>
             <w:r>
               <w:rPr>
@@ -1847,7 +2255,360 @@
                 <w:noProof/>
                 <w:webHidden/>
               </w:rPr>
-              <w:t>6</w:t>
+              <w:t>10</w:t>
+            </w:r>
+            <w:r>
+              <w:rPr>
+                <w:noProof/>
+                <w:webHidden/>
+              </w:rPr>
+              <w:fldChar w:fldCharType="end"/>
+            </w:r>
+          </w:hyperlink>
+        </w:p>
+        <w:p>
+          <w:pPr>
+            <w:pStyle w:val="TDC2"/>
+            <w:rPr>
+              <w:noProof/>
+              <w:sz w:val="24"/>
+              <w:szCs w:val="24"/>
+              <w:lang w:eastAsia="ko-KR"/>
+            </w:rPr>
+          </w:pPr>
+          <w:hyperlink w:anchor="_Toc226054383" w:history="1">
+            <w:r>
+              <w:rPr>
+                <w:rStyle w:val="Hipervnculo"/>
+                <w:rFonts w:ascii="Aptos" w:hAnsi="Aptos"/>
+                <w:noProof/>
+              </w:rPr>
+              <w:t>Día 1: Definición de Requerimientos</w:t>
+            </w:r>
+            <w:r>
+              <w:rPr>
+                <w:noProof/>
+                <w:webHidden/>
+              </w:rPr>
+              <w:tab/>
+            </w:r>
+            <w:r>
+              <w:rPr>
+                <w:noProof/>
+                <w:webHidden/>
+              </w:rPr>
+              <w:fldChar w:fldCharType="begin"/>
+            </w:r>
+            <w:r>
+              <w:rPr>
+                <w:noProof/>
+                <w:webHidden/>
+              </w:rPr>
+              <w:instrText xml:space="preserve"> PAGEREF _Toc226054383 \h </w:instrText>
+            </w:r>
+            <w:r>
+              <w:rPr>
+                <w:noProof/>
+                <w:webHidden/>
+              </w:rPr>
+            </w:r>
+            <w:r>
+              <w:rPr>
+                <w:noProof/>
+                <w:webHidden/>
+              </w:rPr>
+              <w:fldChar w:fldCharType="separate"/>
+            </w:r>
+            <w:r>
+              <w:rPr>
+                <w:noProof/>
+                <w:webHidden/>
+              </w:rPr>
+              <w:t>10</w:t>
+            </w:r>
+            <w:r>
+              <w:rPr>
+                <w:noProof/>
+                <w:webHidden/>
+              </w:rPr>
+              <w:fldChar w:fldCharType="end"/>
+            </w:r>
+          </w:hyperlink>
+        </w:p>
+        <w:p>
+          <w:pPr>
+            <w:pStyle w:val="TDC3"/>
+            <w:tabs>
+              <w:tab w:val="right" w:leader="dot" w:pos="9350"/>
+            </w:tabs>
+            <w:rPr>
+              <w:noProof/>
+              <w:sz w:val="24"/>
+              <w:szCs w:val="24"/>
+              <w:lang w:eastAsia="ko-KR"/>
+            </w:rPr>
+          </w:pPr>
+          <w:hyperlink w:anchor="_Toc226054384" w:history="1">
+            <w:r>
+              <w:rPr>
+                <w:rStyle w:val="Hipervnculo"/>
+                <w:noProof/>
+              </w:rPr>
+              <w:t>Asistencia y Participación</w:t>
+            </w:r>
+            <w:r>
+              <w:rPr>
+                <w:noProof/>
+                <w:webHidden/>
+              </w:rPr>
+              <w:tab/>
+            </w:r>
+            <w:r>
+              <w:rPr>
+                <w:noProof/>
+                <w:webHidden/>
+              </w:rPr>
+              <w:fldChar w:fldCharType="begin"/>
+            </w:r>
+            <w:r>
+              <w:rPr>
+                <w:noProof/>
+                <w:webHidden/>
+              </w:rPr>
+              <w:instrText xml:space="preserve"> PAGEREF _Toc226054384 \h </w:instrText>
+            </w:r>
+            <w:r>
+              <w:rPr>
+                <w:noProof/>
+                <w:webHidden/>
+              </w:rPr>
+            </w:r>
+            <w:r>
+              <w:rPr>
+                <w:noProof/>
+                <w:webHidden/>
+              </w:rPr>
+              <w:fldChar w:fldCharType="separate"/>
+            </w:r>
+            <w:r>
+              <w:rPr>
+                <w:noProof/>
+                <w:webHidden/>
+              </w:rPr>
+              <w:t>10</w:t>
+            </w:r>
+            <w:r>
+              <w:rPr>
+                <w:noProof/>
+                <w:webHidden/>
+              </w:rPr>
+              <w:fldChar w:fldCharType="end"/>
+            </w:r>
+          </w:hyperlink>
+        </w:p>
+        <w:p>
+          <w:pPr>
+            <w:pStyle w:val="TDC3"/>
+            <w:tabs>
+              <w:tab w:val="right" w:leader="dot" w:pos="9350"/>
+            </w:tabs>
+            <w:rPr>
+              <w:noProof/>
+              <w:sz w:val="24"/>
+              <w:szCs w:val="24"/>
+              <w:lang w:eastAsia="ko-KR"/>
+            </w:rPr>
+          </w:pPr>
+          <w:hyperlink w:anchor="_Toc226054385" w:history="1">
+            <w:r>
+              <w:rPr>
+                <w:rStyle w:val="Hipervnculo"/>
+                <w:noProof/>
+              </w:rPr>
+              <w:t>Actividades Ejecutadas</w:t>
+            </w:r>
+            <w:r>
+              <w:rPr>
+                <w:noProof/>
+                <w:webHidden/>
+              </w:rPr>
+              <w:tab/>
+            </w:r>
+            <w:r>
+              <w:rPr>
+                <w:noProof/>
+                <w:webHidden/>
+              </w:rPr>
+              <w:fldChar w:fldCharType="begin"/>
+            </w:r>
+            <w:r>
+              <w:rPr>
+                <w:noProof/>
+                <w:webHidden/>
+              </w:rPr>
+              <w:instrText xml:space="preserve"> PAGEREF _Toc226054385 \h </w:instrText>
+            </w:r>
+            <w:r>
+              <w:rPr>
+                <w:noProof/>
+                <w:webHidden/>
+              </w:rPr>
+            </w:r>
+            <w:r>
+              <w:rPr>
+                <w:noProof/>
+                <w:webHidden/>
+              </w:rPr>
+              <w:fldChar w:fldCharType="separate"/>
+            </w:r>
+            <w:r>
+              <w:rPr>
+                <w:noProof/>
+                <w:webHidden/>
+              </w:rPr>
+              <w:t>11</w:t>
+            </w:r>
+            <w:r>
+              <w:rPr>
+                <w:noProof/>
+                <w:webHidden/>
+              </w:rPr>
+              <w:fldChar w:fldCharType="end"/>
+            </w:r>
+          </w:hyperlink>
+        </w:p>
+        <w:p>
+          <w:pPr>
+            <w:pStyle w:val="TDC3"/>
+            <w:tabs>
+              <w:tab w:val="right" w:leader="dot" w:pos="9350"/>
+            </w:tabs>
+            <w:rPr>
+              <w:noProof/>
+              <w:sz w:val="24"/>
+              <w:szCs w:val="24"/>
+              <w:lang w:eastAsia="ko-KR"/>
+            </w:rPr>
+          </w:pPr>
+          <w:hyperlink w:anchor="_Toc226054386" w:history="1">
+            <w:r>
+              <w:rPr>
+                <w:rStyle w:val="Hipervnculo"/>
+                <w:noProof/>
+              </w:rPr>
+              <w:t>Gestión de Riesgos e Incidencias</w:t>
+            </w:r>
+            <w:r>
+              <w:rPr>
+                <w:noProof/>
+                <w:webHidden/>
+              </w:rPr>
+              <w:tab/>
+            </w:r>
+            <w:r>
+              <w:rPr>
+                <w:noProof/>
+                <w:webHidden/>
+              </w:rPr>
+              <w:fldChar w:fldCharType="begin"/>
+            </w:r>
+            <w:r>
+              <w:rPr>
+                <w:noProof/>
+                <w:webHidden/>
+              </w:rPr>
+              <w:instrText xml:space="preserve"> PAGEREF _Toc226054386 \h </w:instrText>
+            </w:r>
+            <w:r>
+              <w:rPr>
+                <w:noProof/>
+                <w:webHidden/>
+              </w:rPr>
+            </w:r>
+            <w:r>
+              <w:rPr>
+                <w:noProof/>
+                <w:webHidden/>
+              </w:rPr>
+              <w:fldChar w:fldCharType="separate"/>
+            </w:r>
+            <w:r>
+              <w:rPr>
+                <w:noProof/>
+                <w:webHidden/>
+              </w:rPr>
+              <w:t>12</w:t>
+            </w:r>
+            <w:r>
+              <w:rPr>
+                <w:noProof/>
+                <w:webHidden/>
+              </w:rPr>
+              <w:fldChar w:fldCharType="end"/>
+            </w:r>
+          </w:hyperlink>
+        </w:p>
+        <w:p>
+          <w:pPr>
+            <w:pStyle w:val="TDC1"/>
+            <w:tabs>
+              <w:tab w:val="right" w:leader="dot" w:pos="9350"/>
+            </w:tabs>
+            <w:rPr>
+              <w:noProof/>
+              <w:sz w:val="24"/>
+              <w:szCs w:val="24"/>
+              <w:lang w:eastAsia="ko-KR"/>
+            </w:rPr>
+          </w:pPr>
+          <w:hyperlink w:anchor="_Toc226054387" w:history="1">
+            <w:r>
+              <w:rPr>
+                <w:rStyle w:val="Hipervnculo"/>
+                <w:noProof/>
+              </w:rPr>
+              <w:t>Referencias</w:t>
+            </w:r>
+            <w:r>
+              <w:rPr>
+                <w:noProof/>
+                <w:webHidden/>
+              </w:rPr>
+              <w:tab/>
+            </w:r>
+            <w:r>
+              <w:rPr>
+                <w:noProof/>
+                <w:webHidden/>
+              </w:rPr>
+              <w:fldChar w:fldCharType="begin"/>
+            </w:r>
+            <w:r>
+              <w:rPr>
+                <w:noProof/>
+                <w:webHidden/>
+              </w:rPr>
+              <w:instrText xml:space="preserve"> PAGEREF _Toc226054387 \h </w:instrText>
+            </w:r>
+            <w:r>
+              <w:rPr>
+                <w:noProof/>
+                <w:webHidden/>
+              </w:rPr>
+            </w:r>
+            <w:r>
+              <w:rPr>
+                <w:noProof/>
+                <w:webHidden/>
+              </w:rPr>
+              <w:fldChar w:fldCharType="separate"/>
+            </w:r>
+            <w:r>
+              <w:rPr>
+                <w:noProof/>
+                <w:webHidden/>
+              </w:rPr>
+              <w:t>13</w:t>
             </w:r>
             <w:r>
               <w:rPr>
@@ -1864,8 +2625,6 @@
           </w:pPr>
           <w:r>
             <w:rPr>
-              <w:b/>
-              <w:bCs/>
               <w:lang w:val="es-ES"/>
             </w:rPr>
             <w:fldChar w:fldCharType="end"/>
@@ -1920,7 +2679,7 @@
         <w:jc w:val="both"/>
         <w:outlineLvl w:val="0"/>
       </w:pPr>
-      <w:bookmarkStart w:id="0" w:name="_Toc224116707"/>
+      <w:bookmarkStart w:id="0" w:name="_Toc226054362"/>
       <w:r>
         <w:lastRenderedPageBreak/>
         <w:t xml:space="preserve">Semana </w:t>
@@ -1979,7 +2738,7 @@
                 <w:szCs w:val="28"/>
               </w:rPr>
             </w:pPr>
-            <w:bookmarkStart w:id="1" w:name="_Toc224116708"/>
+            <w:bookmarkStart w:id="1" w:name="_Toc226054363"/>
             <w:r>
               <w:rPr>
                 <w:rFonts w:ascii="Aptos" w:hAnsi="Aptos"/>
@@ -2143,7 +2902,15 @@
                 <w:sz w:val="24"/>
                 <w:szCs w:val="24"/>
               </w:rPr>
-              <w:t>03/03/2025</w:t>
+              <w:t>03/03/202</w:t>
+            </w:r>
+            <w:r>
+              <w:rPr>
+                <w:rFonts w:ascii="Arial" w:hAnsi="Arial" w:cs="Arial"/>
+                <w:sz w:val="24"/>
+                <w:szCs w:val="24"/>
+              </w:rPr>
+              <w:t>6</w:t>
             </w:r>
           </w:p>
         </w:tc>
@@ -2312,7 +3079,7 @@
           <w:szCs w:val="72"/>
         </w:rPr>
       </w:pPr>
-      <w:bookmarkStart w:id="2" w:name="_Toc224116709"/>
+      <w:bookmarkStart w:id="2" w:name="_Toc226054364"/>
       <w:r>
         <w:rPr>
           <w:sz w:val="32"/>
@@ -3126,7 +3893,7 @@
           <w:szCs w:val="72"/>
         </w:rPr>
       </w:pPr>
-      <w:bookmarkStart w:id="3" w:name="_Toc224116710"/>
+      <w:bookmarkStart w:id="3" w:name="_Toc226054365"/>
       <w:r>
         <w:rPr>
           <w:sz w:val="32"/>
@@ -4003,7 +4770,7 @@
           <w:szCs w:val="72"/>
         </w:rPr>
       </w:pPr>
-      <w:bookmarkStart w:id="4" w:name="_Toc224116711"/>
+      <w:bookmarkStart w:id="4" w:name="_Toc226054366"/>
       <w:r>
         <w:rPr>
           <w:sz w:val="32"/>
@@ -4292,7 +5059,7 @@
                 <w:szCs w:val="28"/>
               </w:rPr>
             </w:pPr>
-            <w:bookmarkStart w:id="5" w:name="_Toc224116712"/>
+            <w:bookmarkStart w:id="5" w:name="_Toc226054367"/>
             <w:r>
               <w:rPr>
                 <w:rFonts w:ascii="Aptos" w:hAnsi="Aptos"/>
@@ -4303,29 +5070,7 @@
                 <w:szCs w:val="28"/>
               </w:rPr>
               <w:lastRenderedPageBreak/>
-              <w:t xml:space="preserve">Día </w:t>
-            </w:r>
-            <w:r>
-              <w:rPr>
-                <w:rFonts w:ascii="Aptos" w:hAnsi="Aptos"/>
-                <w:b/>
-                <w:bCs/>
-                <w:color w:val="FFFFFF" w:themeColor="background1"/>
-                <w:sz w:val="28"/>
-                <w:szCs w:val="28"/>
-              </w:rPr>
-              <w:t>2</w:t>
-            </w:r>
-            <w:r>
-              <w:rPr>
-                <w:rFonts w:ascii="Aptos" w:hAnsi="Aptos"/>
-                <w:b/>
-                <w:bCs/>
-                <w:color w:val="FFFFFF" w:themeColor="background1"/>
-                <w:sz w:val="28"/>
-                <w:szCs w:val="28"/>
-              </w:rPr>
-              <w:t>: Investigación preliminar y Factibilidad del proyecto</w:t>
+              <w:t>Día 2: Investigación preliminar y Factibilidad del proyecto</w:t>
             </w:r>
             <w:bookmarkEnd w:id="5"/>
           </w:p>
@@ -4476,7 +5221,15 @@
                 <w:sz w:val="24"/>
                 <w:szCs w:val="24"/>
               </w:rPr>
-              <w:t>/03/2025</w:t>
+              <w:t>/03/202</w:t>
+            </w:r>
+            <w:r>
+              <w:rPr>
+                <w:rFonts w:ascii="Arial" w:hAnsi="Arial" w:cs="Arial"/>
+                <w:sz w:val="24"/>
+                <w:szCs w:val="24"/>
+              </w:rPr>
+              <w:t>6</w:t>
             </w:r>
           </w:p>
         </w:tc>
@@ -4645,7 +5398,7 @@
           <w:szCs w:val="72"/>
         </w:rPr>
       </w:pPr>
-      <w:bookmarkStart w:id="6" w:name="_Toc224116713"/>
+      <w:bookmarkStart w:id="6" w:name="_Toc226054368"/>
       <w:r>
         <w:rPr>
           <w:sz w:val="32"/>
@@ -5445,7 +6198,7 @@
           <w:szCs w:val="72"/>
         </w:rPr>
       </w:pPr>
-      <w:bookmarkStart w:id="7" w:name="_Toc224116714"/>
+      <w:bookmarkStart w:id="7" w:name="_Toc226054369"/>
       <w:r>
         <w:rPr>
           <w:sz w:val="32"/>
@@ -6200,7 +6953,7 @@
           <w:szCs w:val="72"/>
         </w:rPr>
       </w:pPr>
-      <w:bookmarkStart w:id="8" w:name="_Toc224116715"/>
+      <w:bookmarkStart w:id="8" w:name="_Toc226054370"/>
       <w:r>
         <w:rPr>
           <w:sz w:val="32"/>
@@ -6487,7 +7240,7 @@
                 <w:color w:val="FFFFFF" w:themeColor="background1"/>
               </w:rPr>
             </w:pPr>
-            <w:bookmarkStart w:id="9" w:name="_Toc224116716"/>
+            <w:bookmarkStart w:id="9" w:name="_Toc226054371"/>
             <w:r>
               <w:rPr>
                 <w:rFonts w:ascii="Aptos" w:hAnsi="Aptos"/>
@@ -6495,25 +7248,7 @@
                 <w:bCs/>
                 <w:color w:val="FFFFFF" w:themeColor="background1"/>
               </w:rPr>
-              <w:t xml:space="preserve">Día </w:t>
-            </w:r>
-            <w:r>
-              <w:rPr>
-                <w:rFonts w:ascii="Aptos" w:hAnsi="Aptos"/>
-                <w:b/>
-                <w:bCs/>
-                <w:color w:val="FFFFFF" w:themeColor="background1"/>
-              </w:rPr>
-              <w:t>3</w:t>
-            </w:r>
-            <w:r>
-              <w:rPr>
-                <w:rFonts w:ascii="Aptos" w:hAnsi="Aptos"/>
-                <w:b/>
-                <w:bCs/>
-                <w:color w:val="FFFFFF" w:themeColor="background1"/>
-              </w:rPr>
-              <w:t xml:space="preserve">: </w:t>
+              <w:t xml:space="preserve">Día 3: </w:t>
             </w:r>
             <w:r>
               <w:rPr>
@@ -6673,7 +7408,15 @@
                 <w:sz w:val="24"/>
                 <w:szCs w:val="24"/>
               </w:rPr>
-              <w:t>/03/2025</w:t>
+              <w:t>/03/202</w:t>
+            </w:r>
+            <w:r>
+              <w:rPr>
+                <w:rFonts w:ascii="Arial" w:hAnsi="Arial" w:cs="Arial"/>
+                <w:sz w:val="24"/>
+                <w:szCs w:val="24"/>
+              </w:rPr>
+              <w:t>6</w:t>
             </w:r>
           </w:p>
         </w:tc>
@@ -6844,7 +7587,7 @@
           <w:szCs w:val="72"/>
         </w:rPr>
       </w:pPr>
-      <w:bookmarkStart w:id="10" w:name="_Toc224116717"/>
+      <w:bookmarkStart w:id="10" w:name="_Toc226054372"/>
       <w:r>
         <w:rPr>
           <w:sz w:val="32"/>
@@ -7474,7 +8217,7 @@
           <w:szCs w:val="72"/>
         </w:rPr>
       </w:pPr>
-      <w:bookmarkStart w:id="11" w:name="_Toc224116718"/>
+      <w:bookmarkStart w:id="11" w:name="_Toc226054373"/>
       <w:r>
         <w:rPr>
           <w:sz w:val="32"/>
@@ -7853,7 +8596,7 @@
         <w:jc w:val="both"/>
         <w:outlineLvl w:val="0"/>
       </w:pPr>
-      <w:bookmarkStart w:id="12" w:name="_Toc224116719"/>
+      <w:bookmarkStart w:id="12" w:name="_Toc226054374"/>
       <w:r>
         <w:lastRenderedPageBreak/>
         <w:t xml:space="preserve">Semana </w:t>
@@ -7918,6 +8661,7 @@
                 <w:szCs w:val="28"/>
               </w:rPr>
             </w:pPr>
+            <w:bookmarkStart w:id="13" w:name="_Toc226054375"/>
             <w:r>
               <w:rPr>
                 <w:rFonts w:ascii="Aptos" w:hAnsi="Aptos"/>
@@ -7929,6 +8673,7 @@
               </w:rPr>
               <w:t>Día 1: Estimación de Recursos</w:t>
             </w:r>
+            <w:bookmarkEnd w:id="13"/>
           </w:p>
         </w:tc>
       </w:tr>
@@ -8077,7 +8822,15 @@
                 <w:sz w:val="24"/>
                 <w:szCs w:val="24"/>
               </w:rPr>
-              <w:t>/03/2025</w:t>
+              <w:t>/03/202</w:t>
+            </w:r>
+            <w:r>
+              <w:rPr>
+                <w:rFonts w:ascii="Arial" w:hAnsi="Arial" w:cs="Arial"/>
+                <w:sz w:val="24"/>
+                <w:szCs w:val="24"/>
+              </w:rPr>
+              <w:t>6</w:t>
             </w:r>
           </w:p>
         </w:tc>
@@ -8246,6 +8999,7 @@
           <w:szCs w:val="72"/>
         </w:rPr>
       </w:pPr>
+      <w:bookmarkStart w:id="14" w:name="_Toc226054376"/>
       <w:r>
         <w:rPr>
           <w:sz w:val="32"/>
@@ -8253,6 +9007,7 @@
         </w:rPr>
         <w:t>Asistencia y Participación</w:t>
       </w:r>
+      <w:bookmarkEnd w:id="14"/>
     </w:p>
     <w:tbl>
       <w:tblPr>
@@ -9048,6 +9803,7 @@
           <w:szCs w:val="72"/>
         </w:rPr>
       </w:pPr>
+      <w:bookmarkStart w:id="15" w:name="_Toc226054377"/>
       <w:r>
         <w:rPr>
           <w:sz w:val="32"/>
@@ -9056,6 +9812,7 @@
         <w:lastRenderedPageBreak/>
         <w:t>Actividades Ejecutadas</w:t>
       </w:r>
+      <w:bookmarkEnd w:id="15"/>
     </w:p>
     <w:tbl>
       <w:tblPr>
@@ -9994,6 +10751,7 @@
           <w:szCs w:val="72"/>
         </w:rPr>
       </w:pPr>
+      <w:bookmarkStart w:id="16" w:name="_Toc226054378"/>
       <w:r>
         <w:rPr>
           <w:sz w:val="32"/>
@@ -10001,6 +10759,7 @@
         </w:rPr>
         <w:t>Gestión de Riesgos e Incidencias</w:t>
       </w:r>
+      <w:bookmarkEnd w:id="16"/>
     </w:p>
     <w:tbl>
       <w:tblPr>
@@ -10268,6 +11027,7 @@
                 <w:szCs w:val="28"/>
               </w:rPr>
             </w:pPr>
+            <w:bookmarkStart w:id="17" w:name="_Toc226054379"/>
             <w:r>
               <w:rPr>
                 <w:rFonts w:ascii="Aptos" w:hAnsi="Aptos"/>
@@ -10278,30 +11038,9 @@
                 <w:szCs w:val="28"/>
               </w:rPr>
               <w:lastRenderedPageBreak/>
-              <w:t xml:space="preserve">Día </w:t>
-            </w:r>
-            <w:r>
-              <w:rPr>
-                <w:rFonts w:ascii="Aptos" w:hAnsi="Aptos"/>
-                <w:b/>
-                <w:bCs/>
-                <w:color w:val="FFFFFF" w:themeColor="background1"/>
-                <w:sz w:val="28"/>
-                <w:szCs w:val="28"/>
-              </w:rPr>
-              <w:t>2</w:t>
-            </w:r>
-            <w:r>
-              <w:rPr>
-                <w:rFonts w:ascii="Aptos" w:hAnsi="Aptos"/>
-                <w:b/>
-                <w:bCs/>
-                <w:color w:val="FFFFFF" w:themeColor="background1"/>
-                <w:sz w:val="28"/>
-                <w:szCs w:val="28"/>
-              </w:rPr>
-              <w:t>: Estimación de Recursos</w:t>
-            </w:r>
+              <w:t>Día 2: Estimación de Recursos</w:t>
+            </w:r>
+            <w:bookmarkEnd w:id="17"/>
           </w:p>
         </w:tc>
       </w:tr>
@@ -10450,7 +11189,15 @@
                 <w:sz w:val="24"/>
                 <w:szCs w:val="24"/>
               </w:rPr>
-              <w:t>/03/2025</w:t>
+              <w:t>/03/202</w:t>
+            </w:r>
+            <w:r>
+              <w:rPr>
+                <w:rFonts w:ascii="Arial" w:hAnsi="Arial" w:cs="Arial"/>
+                <w:sz w:val="24"/>
+                <w:szCs w:val="24"/>
+              </w:rPr>
+              <w:t>6</w:t>
             </w:r>
           </w:p>
         </w:tc>
@@ -10619,6 +11366,7 @@
           <w:szCs w:val="72"/>
         </w:rPr>
       </w:pPr>
+      <w:bookmarkStart w:id="18" w:name="_Toc226054380"/>
       <w:r>
         <w:rPr>
           <w:sz w:val="32"/>
@@ -10626,6 +11374,7 @@
         </w:rPr>
         <w:t>Asistencia y Participación</w:t>
       </w:r>
+      <w:bookmarkEnd w:id="18"/>
     </w:p>
     <w:tbl>
       <w:tblPr>
@@ -11343,6 +12092,7 @@
           <w:szCs w:val="72"/>
         </w:rPr>
       </w:pPr>
+      <w:bookmarkStart w:id="19" w:name="_Toc226054381"/>
       <w:r>
         <w:rPr>
           <w:sz w:val="32"/>
@@ -11351,6 +12101,7 @@
         <w:lastRenderedPageBreak/>
         <w:t>Actividades Ejecutadas</w:t>
       </w:r>
+      <w:bookmarkEnd w:id="19"/>
     </w:p>
     <w:tbl>
       <w:tblPr>
@@ -12064,16 +12815,3126 @@
     <w:p/>
     <w:p/>
     <w:p>
+      <w:r>
+        <w:br w:type="page"/>
+      </w:r>
+    </w:p>
+    <w:p>
       <w:pPr>
         <w:pStyle w:val="Ttulo0"/>
         <w:jc w:val="both"/>
         <w:outlineLvl w:val="0"/>
       </w:pPr>
-      <w:bookmarkStart w:id="13" w:name="_Toc224116721"/>
+      <w:bookmarkStart w:id="20" w:name="_Toc226054382"/>
+      <w:r>
+        <w:lastRenderedPageBreak/>
+        <w:t xml:space="preserve">Semana </w:t>
+      </w:r>
+      <w:r>
+        <w:t>30 de marzo a</w:t>
+      </w:r>
+      <w:r>
+        <w:t xml:space="preserve"> </w:t>
+      </w:r>
+      <w:r>
+        <w:t>1</w:t>
+      </w:r>
+      <w:r>
+        <w:t xml:space="preserve"> de </w:t>
+      </w:r>
+      <w:r>
+        <w:t>abril</w:t>
+      </w:r>
+      <w:bookmarkEnd w:id="20"/>
+    </w:p>
+    <w:p>
+      <w:r>
+        <w:rPr>
+          <w:b/>
+          <w:bCs/>
+        </w:rPr>
+        <w:t>Objetivo:</w:t>
+      </w:r>
+      <w:r>
+        <w:t xml:space="preserve"> </w:t>
+      </w:r>
+      <w:r>
+        <w:t>definición de requerimientos funcionales y no funcionales del sistema</w:t>
+      </w:r>
+      <w:r>
+        <w:t>.</w:t>
+      </w:r>
+    </w:p>
+    <w:tbl>
+      <w:tblPr>
+        <w:tblStyle w:val="Tablaconcuadrcula"/>
+        <w:tblW w:w="9634" w:type="dxa"/>
+        <w:jc w:val="center"/>
+        <w:tblBorders>
+          <w:top w:val="single" w:sz="4" w:space="0" w:color="7F7F7F" w:themeColor="text1" w:themeTint="80"/>
+          <w:left w:val="single" w:sz="4" w:space="0" w:color="7F7F7F" w:themeColor="text1" w:themeTint="80"/>
+          <w:bottom w:val="single" w:sz="4" w:space="0" w:color="7F7F7F" w:themeColor="text1" w:themeTint="80"/>
+          <w:right w:val="single" w:sz="4" w:space="0" w:color="7F7F7F" w:themeColor="text1" w:themeTint="80"/>
+          <w:insideH w:val="single" w:sz="4" w:space="0" w:color="7F7F7F" w:themeColor="text1" w:themeTint="80"/>
+        </w:tblBorders>
+        <w:tblCellMar>
+          <w:top w:w="57" w:type="dxa"/>
+          <w:bottom w:w="57" w:type="dxa"/>
+        </w:tblCellMar>
+        <w:tblLook w:val="04A0" w:firstRow="1" w:lastRow="0" w:firstColumn="1" w:lastColumn="0" w:noHBand="0" w:noVBand="1"/>
+      </w:tblPr>
+      <w:tblGrid>
+        <w:gridCol w:w="5098"/>
+        <w:gridCol w:w="4536"/>
+      </w:tblGrid>
+      <w:tr>
+        <w:trPr>
+          <w:trHeight w:val="583"/>
+          <w:jc w:val="center"/>
+        </w:trPr>
+        <w:tc>
+          <w:tcPr>
+            <w:tcW w:w="9634" w:type="dxa"/>
+            <w:gridSpan w:val="2"/>
+            <w:shd w:val="clear" w:color="auto" w:fill="262626" w:themeFill="text1" w:themeFillTint="D9"/>
+            <w:vAlign w:val="center"/>
+          </w:tcPr>
+          <w:p>
+            <w:pPr>
+              <w:pStyle w:val="Ttulo2"/>
+              <w:rPr>
+                <w:rFonts w:ascii="Aptos" w:hAnsi="Aptos"/>
+                <w:b/>
+                <w:bCs/>
+                <w:color w:val="FFFFFF" w:themeColor="background1"/>
+                <w:sz w:val="28"/>
+                <w:szCs w:val="28"/>
+              </w:rPr>
+            </w:pPr>
+            <w:bookmarkStart w:id="21" w:name="_Toc226054383"/>
+            <w:r>
+              <w:rPr>
+                <w:rFonts w:ascii="Aptos" w:hAnsi="Aptos"/>
+                <w:b/>
+                <w:bCs/>
+                <w:color w:val="FFFFFF" w:themeColor="background1"/>
+                <w:sz w:val="28"/>
+                <w:szCs w:val="28"/>
+              </w:rPr>
+              <w:t xml:space="preserve">Día 1: </w:t>
+            </w:r>
+            <w:r>
+              <w:rPr>
+                <w:rFonts w:ascii="Aptos" w:hAnsi="Aptos"/>
+                <w:b/>
+                <w:bCs/>
+                <w:color w:val="FFFFFF" w:themeColor="background1"/>
+                <w:sz w:val="28"/>
+                <w:szCs w:val="28"/>
+              </w:rPr>
+              <w:t>Definición de Requerimientos</w:t>
+            </w:r>
+            <w:bookmarkEnd w:id="21"/>
+          </w:p>
+        </w:tc>
+      </w:tr>
+      <w:tr>
+        <w:trPr>
+          <w:jc w:val="center"/>
+        </w:trPr>
+        <w:tc>
+          <w:tcPr>
+            <w:tcW w:w="9634" w:type="dxa"/>
+            <w:gridSpan w:val="2"/>
+            <w:vAlign w:val="center"/>
+          </w:tcPr>
+          <w:p>
+            <w:pPr>
+              <w:rPr>
+                <w:rFonts w:ascii="Arial" w:hAnsi="Arial" w:cs="Arial"/>
+                <w:sz w:val="24"/>
+                <w:szCs w:val="24"/>
+              </w:rPr>
+            </w:pPr>
+            <w:r>
+              <w:rPr>
+                <w:rFonts w:ascii="Arial" w:hAnsi="Arial" w:cs="Arial"/>
+                <w:b/>
+                <w:bCs/>
+                <w:sz w:val="24"/>
+                <w:szCs w:val="24"/>
+              </w:rPr>
+              <w:t xml:space="preserve">Nombre del Proyecto: </w:t>
+            </w:r>
+            <w:r>
+              <w:rPr>
+                <w:rFonts w:ascii="Arial" w:hAnsi="Arial" w:cs="Arial"/>
+                <w:sz w:val="24"/>
+                <w:szCs w:val="24"/>
+              </w:rPr>
+              <w:t>Portafolio Digital de Arquitecto</w:t>
+            </w:r>
+          </w:p>
+        </w:tc>
+      </w:tr>
+      <w:tr>
+        <w:trPr>
+          <w:jc w:val="center"/>
+        </w:trPr>
+        <w:tc>
+          <w:tcPr>
+            <w:tcW w:w="5098" w:type="dxa"/>
+            <w:vAlign w:val="center"/>
+          </w:tcPr>
+          <w:p>
+            <w:pPr>
+              <w:rPr>
+                <w:rFonts w:ascii="Arial" w:hAnsi="Arial" w:cs="Arial"/>
+                <w:b/>
+                <w:bCs/>
+                <w:sz w:val="24"/>
+                <w:szCs w:val="24"/>
+              </w:rPr>
+            </w:pPr>
+            <w:r>
+              <w:rPr>
+                <w:rFonts w:ascii="Arial" w:hAnsi="Arial" w:cs="Arial"/>
+                <w:b/>
+                <w:bCs/>
+                <w:sz w:val="24"/>
+                <w:szCs w:val="24"/>
+              </w:rPr>
+              <w:t xml:space="preserve">Equipo No.: </w:t>
+            </w:r>
+            <w:r>
+              <w:rPr>
+                <w:rFonts w:ascii="Arial" w:hAnsi="Arial" w:cs="Arial"/>
+                <w:b/>
+                <w:bCs/>
+                <w:sz w:val="24"/>
+                <w:szCs w:val="24"/>
+              </w:rPr>
+              <w:tab/>
+            </w:r>
+            <w:r>
+              <w:rPr>
+                <w:rFonts w:ascii="Arial" w:hAnsi="Arial" w:cs="Arial"/>
+                <w:sz w:val="24"/>
+                <w:szCs w:val="24"/>
+              </w:rPr>
+              <w:t>6</w:t>
+            </w:r>
+          </w:p>
+        </w:tc>
+        <w:tc>
+          <w:tcPr>
+            <w:tcW w:w="4536" w:type="dxa"/>
+            <w:vAlign w:val="center"/>
+          </w:tcPr>
+          <w:p>
+            <w:pPr>
+              <w:rPr>
+                <w:rFonts w:ascii="Arial" w:hAnsi="Arial" w:cs="Arial"/>
+                <w:b/>
+                <w:bCs/>
+                <w:sz w:val="24"/>
+                <w:szCs w:val="24"/>
+              </w:rPr>
+            </w:pPr>
+            <w:r>
+              <w:rPr>
+                <w:rFonts w:ascii="Arial" w:hAnsi="Arial" w:cs="Arial"/>
+                <w:b/>
+                <w:bCs/>
+                <w:sz w:val="24"/>
+                <w:szCs w:val="24"/>
+              </w:rPr>
+              <w:t>Fecha:</w:t>
+            </w:r>
+            <w:r>
+              <w:rPr>
+                <w:rFonts w:ascii="Arial" w:hAnsi="Arial" w:cs="Arial"/>
+                <w:b/>
+                <w:bCs/>
+                <w:sz w:val="24"/>
+                <w:szCs w:val="24"/>
+              </w:rPr>
+              <w:t xml:space="preserve"> </w:t>
+            </w:r>
+            <w:r>
+              <w:rPr>
+                <w:rFonts w:ascii="Arial" w:hAnsi="Arial" w:cs="Arial"/>
+                <w:sz w:val="24"/>
+                <w:szCs w:val="24"/>
+              </w:rPr>
+              <w:t>0</w:t>
+            </w:r>
+            <w:r>
+              <w:rPr>
+                <w:rFonts w:ascii="Arial" w:hAnsi="Arial" w:cs="Arial"/>
+                <w:sz w:val="24"/>
+                <w:szCs w:val="24"/>
+              </w:rPr>
+              <w:t>1</w:t>
+            </w:r>
+            <w:r>
+              <w:rPr>
+                <w:rFonts w:ascii="Arial" w:hAnsi="Arial" w:cs="Arial"/>
+                <w:sz w:val="24"/>
+                <w:szCs w:val="24"/>
+              </w:rPr>
+              <w:t>/0</w:t>
+            </w:r>
+            <w:r>
+              <w:rPr>
+                <w:rFonts w:ascii="Arial" w:hAnsi="Arial" w:cs="Arial"/>
+                <w:sz w:val="24"/>
+                <w:szCs w:val="24"/>
+              </w:rPr>
+              <w:t>4</w:t>
+            </w:r>
+            <w:r>
+              <w:rPr>
+                <w:rFonts w:ascii="Arial" w:hAnsi="Arial" w:cs="Arial"/>
+                <w:sz w:val="24"/>
+                <w:szCs w:val="24"/>
+              </w:rPr>
+              <w:t>/202</w:t>
+            </w:r>
+            <w:r>
+              <w:rPr>
+                <w:rFonts w:ascii="Arial" w:hAnsi="Arial" w:cs="Arial"/>
+                <w:sz w:val="24"/>
+                <w:szCs w:val="24"/>
+              </w:rPr>
+              <w:t>6</w:t>
+            </w:r>
+          </w:p>
+        </w:tc>
+      </w:tr>
+      <w:tr>
+        <w:trPr>
+          <w:jc w:val="center"/>
+        </w:trPr>
+        <w:tc>
+          <w:tcPr>
+            <w:tcW w:w="5098" w:type="dxa"/>
+            <w:vAlign w:val="center"/>
+          </w:tcPr>
+          <w:p>
+            <w:pPr>
+              <w:rPr>
+                <w:rFonts w:ascii="Arial" w:hAnsi="Arial" w:cs="Arial"/>
+                <w:b/>
+                <w:bCs/>
+                <w:sz w:val="24"/>
+                <w:szCs w:val="24"/>
+              </w:rPr>
+            </w:pPr>
+            <w:r>
+              <w:rPr>
+                <w:rFonts w:ascii="Arial" w:hAnsi="Arial" w:cs="Arial"/>
+                <w:b/>
+                <w:bCs/>
+                <w:sz w:val="24"/>
+                <w:szCs w:val="24"/>
+              </w:rPr>
+              <w:t xml:space="preserve">Número de sesión / Día de trabajo: </w:t>
+            </w:r>
+            <w:r>
+              <w:rPr>
+                <w:rFonts w:ascii="Arial" w:hAnsi="Arial" w:cs="Arial"/>
+                <w:sz w:val="24"/>
+                <w:szCs w:val="24"/>
+              </w:rPr>
+              <w:t>1</w:t>
+            </w:r>
+          </w:p>
+        </w:tc>
+        <w:tc>
+          <w:tcPr>
+            <w:tcW w:w="4536" w:type="dxa"/>
+            <w:vAlign w:val="center"/>
+          </w:tcPr>
+          <w:p>
+            <w:pPr>
+              <w:rPr>
+                <w:rFonts w:ascii="Arial" w:hAnsi="Arial" w:cs="Arial"/>
+                <w:b/>
+                <w:bCs/>
+                <w:sz w:val="24"/>
+                <w:szCs w:val="24"/>
+              </w:rPr>
+            </w:pPr>
+            <w:r>
+              <w:rPr>
+                <w:rFonts w:ascii="Arial" w:hAnsi="Arial" w:cs="Arial"/>
+                <w:b/>
+                <w:bCs/>
+                <w:sz w:val="24"/>
+                <w:szCs w:val="24"/>
+              </w:rPr>
+              <w:t xml:space="preserve">Modalidad: </w:t>
+            </w:r>
+            <w:r>
+              <w:rPr>
+                <w:rFonts w:ascii="Arial" w:hAnsi="Arial" w:cs="Arial"/>
+                <w:sz w:val="24"/>
+                <w:szCs w:val="24"/>
+              </w:rPr>
+              <w:t xml:space="preserve">Presencial / </w:t>
+            </w:r>
+            <w:r>
+              <w:rPr>
+                <w:rFonts w:ascii="Arial" w:hAnsi="Arial" w:cs="Arial"/>
+                <w:sz w:val="24"/>
+                <w:szCs w:val="24"/>
+                <w:shd w:val="clear" w:color="auto" w:fill="F5E4A9" w:themeFill="accent3" w:themeFillTint="66"/>
+              </w:rPr>
+              <w:t>Virtual</w:t>
+            </w:r>
+            <w:r>
+              <w:rPr>
+                <w:rFonts w:ascii="Arial" w:hAnsi="Arial" w:cs="Arial"/>
+                <w:sz w:val="24"/>
+                <w:szCs w:val="24"/>
+              </w:rPr>
+              <w:t xml:space="preserve"> / </w:t>
+            </w:r>
+            <w:r>
+              <w:rPr>
+                <w:rFonts w:ascii="Arial" w:hAnsi="Arial" w:cs="Arial"/>
+                <w:sz w:val="24"/>
+                <w:szCs w:val="24"/>
+                <w:shd w:val="clear" w:color="auto" w:fill="D9D9D9" w:themeFill="background1" w:themeFillShade="D9"/>
+              </w:rPr>
+              <w:t>Mixto</w:t>
+            </w:r>
+          </w:p>
+        </w:tc>
+      </w:tr>
+      <w:tr>
+        <w:trPr>
+          <w:jc w:val="center"/>
+        </w:trPr>
+        <w:tc>
+          <w:tcPr>
+            <w:tcW w:w="9634" w:type="dxa"/>
+            <w:gridSpan w:val="2"/>
+            <w:vAlign w:val="center"/>
+          </w:tcPr>
+          <w:p>
+            <w:pPr>
+              <w:rPr>
+                <w:rFonts w:ascii="Arial" w:hAnsi="Arial" w:cs="Arial"/>
+                <w:b/>
+                <w:bCs/>
+                <w:sz w:val="24"/>
+                <w:szCs w:val="24"/>
+              </w:rPr>
+            </w:pPr>
+            <w:r>
+              <w:rPr>
+                <w:rFonts w:ascii="Arial" w:hAnsi="Arial" w:cs="Arial"/>
+                <w:b/>
+                <w:bCs/>
+                <w:sz w:val="24"/>
+                <w:szCs w:val="24"/>
+              </w:rPr>
+              <w:t>Duración de la sesión:</w:t>
+            </w:r>
+            <w:r>
+              <w:rPr>
+                <w:rFonts w:ascii="Arial" w:hAnsi="Arial" w:cs="Arial"/>
+                <w:b/>
+                <w:bCs/>
+                <w:sz w:val="24"/>
+                <w:szCs w:val="24"/>
+              </w:rPr>
+              <w:t xml:space="preserve"> </w:t>
+            </w:r>
+            <w:r>
+              <w:rPr>
+                <w:rFonts w:ascii="Arial" w:hAnsi="Arial" w:cs="Arial"/>
+                <w:sz w:val="24"/>
+                <w:szCs w:val="24"/>
+              </w:rPr>
+              <w:t xml:space="preserve">1 </w:t>
+            </w:r>
+            <w:proofErr w:type="spellStart"/>
+            <w:r>
+              <w:rPr>
+                <w:rFonts w:ascii="Arial" w:hAnsi="Arial" w:cs="Arial"/>
+                <w:sz w:val="24"/>
+                <w:szCs w:val="24"/>
+              </w:rPr>
+              <w:t>hr</w:t>
+            </w:r>
+            <w:proofErr w:type="spellEnd"/>
+            <w:r>
+              <w:rPr>
+                <w:rFonts w:ascii="Arial" w:hAnsi="Arial" w:cs="Arial"/>
+                <w:sz w:val="24"/>
+                <w:szCs w:val="24"/>
+              </w:rPr>
+              <w:t xml:space="preserve"> 30 minutos</w:t>
+            </w:r>
+          </w:p>
+        </w:tc>
+      </w:tr>
+    </w:tbl>
+    <w:p>
+      <w:pPr>
+        <w:rPr>
+          <w:rFonts w:ascii="Arial" w:hAnsi="Arial" w:cs="Arial"/>
+          <w:sz w:val="24"/>
+          <w:szCs w:val="24"/>
+        </w:rPr>
+      </w:pPr>
+    </w:p>
+    <w:p>
+      <w:pPr>
+        <w:pStyle w:val="titulo1"/>
+        <w:outlineLvl w:val="2"/>
+        <w:rPr>
+          <w:sz w:val="32"/>
+          <w:szCs w:val="72"/>
+        </w:rPr>
+      </w:pPr>
+      <w:bookmarkStart w:id="22" w:name="_Toc226054384"/>
+      <w:r>
+        <w:rPr>
+          <w:sz w:val="32"/>
+          <w:szCs w:val="72"/>
+        </w:rPr>
+        <w:t>Asistencia y Participación</w:t>
+      </w:r>
+      <w:bookmarkEnd w:id="22"/>
+    </w:p>
+    <w:tbl>
+      <w:tblPr>
+        <w:tblStyle w:val="Tablaconcuadrcula"/>
+        <w:tblW w:w="10281" w:type="dxa"/>
+        <w:jc w:val="center"/>
+        <w:tblBorders>
+          <w:top w:val="single" w:sz="4" w:space="0" w:color="7F7F7F" w:themeColor="text1" w:themeTint="80"/>
+          <w:left w:val="single" w:sz="4" w:space="0" w:color="7F7F7F" w:themeColor="text1" w:themeTint="80"/>
+          <w:bottom w:val="single" w:sz="4" w:space="0" w:color="7F7F7F" w:themeColor="text1" w:themeTint="80"/>
+          <w:right w:val="single" w:sz="4" w:space="0" w:color="7F7F7F" w:themeColor="text1" w:themeTint="80"/>
+          <w:insideH w:val="single" w:sz="4" w:space="0" w:color="7F7F7F" w:themeColor="text1" w:themeTint="80"/>
+          <w:insideV w:val="single" w:sz="4" w:space="0" w:color="7F7F7F" w:themeColor="text1" w:themeTint="80"/>
+        </w:tblBorders>
+        <w:tblCellMar>
+          <w:top w:w="57" w:type="dxa"/>
+          <w:bottom w:w="57" w:type="dxa"/>
+        </w:tblCellMar>
+        <w:tblLook w:val="04A0" w:firstRow="1" w:lastRow="0" w:firstColumn="1" w:lastColumn="0" w:noHBand="0" w:noVBand="1"/>
+      </w:tblPr>
+      <w:tblGrid>
+        <w:gridCol w:w="1538"/>
+        <w:gridCol w:w="1791"/>
+        <w:gridCol w:w="1563"/>
+        <w:gridCol w:w="3061"/>
+        <w:gridCol w:w="2328"/>
+      </w:tblGrid>
+      <w:tr>
+        <w:trPr>
+          <w:jc w:val="center"/>
+        </w:trPr>
+        <w:tc>
+          <w:tcPr>
+            <w:tcW w:w="1538" w:type="dxa"/>
+            <w:shd w:val="clear" w:color="auto" w:fill="262626" w:themeFill="text1" w:themeFillTint="D9"/>
+            <w:vAlign w:val="center"/>
+          </w:tcPr>
+          <w:p>
+            <w:pPr>
+              <w:jc w:val="center"/>
+              <w:rPr>
+                <w:rFonts w:ascii="Arial" w:hAnsi="Arial" w:cs="Arial"/>
+                <w:b/>
+                <w:bCs/>
+                <w:sz w:val="24"/>
+                <w:szCs w:val="24"/>
+              </w:rPr>
+            </w:pPr>
+            <w:r>
+              <w:rPr>
+                <w:rFonts w:ascii="Arial" w:hAnsi="Arial" w:cs="Arial"/>
+                <w:b/>
+                <w:bCs/>
+                <w:sz w:val="24"/>
+                <w:szCs w:val="24"/>
+              </w:rPr>
+              <w:t>Integrante</w:t>
+            </w:r>
+          </w:p>
+        </w:tc>
+        <w:tc>
+          <w:tcPr>
+            <w:tcW w:w="1791" w:type="dxa"/>
+            <w:shd w:val="clear" w:color="auto" w:fill="262626" w:themeFill="text1" w:themeFillTint="D9"/>
+            <w:vAlign w:val="center"/>
+          </w:tcPr>
+          <w:p>
+            <w:pPr>
+              <w:jc w:val="center"/>
+              <w:rPr>
+                <w:rFonts w:ascii="Arial" w:hAnsi="Arial" w:cs="Arial"/>
+                <w:b/>
+                <w:bCs/>
+                <w:sz w:val="24"/>
+                <w:szCs w:val="24"/>
+              </w:rPr>
+            </w:pPr>
+            <w:r>
+              <w:rPr>
+                <w:rFonts w:ascii="Arial" w:hAnsi="Arial" w:cs="Arial"/>
+                <w:b/>
+                <w:bCs/>
+                <w:sz w:val="24"/>
+                <w:szCs w:val="24"/>
+              </w:rPr>
+              <w:t>Rol</w:t>
+            </w:r>
+          </w:p>
+        </w:tc>
+        <w:tc>
+          <w:tcPr>
+            <w:tcW w:w="1563" w:type="dxa"/>
+            <w:shd w:val="clear" w:color="auto" w:fill="262626" w:themeFill="text1" w:themeFillTint="D9"/>
+            <w:vAlign w:val="center"/>
+          </w:tcPr>
+          <w:p>
+            <w:pPr>
+              <w:jc w:val="center"/>
+              <w:rPr>
+                <w:rFonts w:ascii="Arial" w:hAnsi="Arial" w:cs="Arial"/>
+                <w:b/>
+                <w:bCs/>
+                <w:sz w:val="24"/>
+                <w:szCs w:val="24"/>
+              </w:rPr>
+            </w:pPr>
+            <w:r>
+              <w:rPr>
+                <w:rFonts w:ascii="Arial" w:hAnsi="Arial" w:cs="Arial"/>
+                <w:b/>
+                <w:bCs/>
+                <w:sz w:val="24"/>
+                <w:szCs w:val="24"/>
+              </w:rPr>
+              <w:t>Asistencia (Sí/No)</w:t>
+            </w:r>
+          </w:p>
+        </w:tc>
+        <w:tc>
+          <w:tcPr>
+            <w:tcW w:w="3061" w:type="dxa"/>
+            <w:shd w:val="clear" w:color="auto" w:fill="262626" w:themeFill="text1" w:themeFillTint="D9"/>
+            <w:vAlign w:val="center"/>
+          </w:tcPr>
+          <w:p>
+            <w:pPr>
+              <w:jc w:val="center"/>
+              <w:rPr>
+                <w:rFonts w:ascii="Arial" w:hAnsi="Arial" w:cs="Arial"/>
+                <w:b/>
+                <w:bCs/>
+                <w:sz w:val="24"/>
+                <w:szCs w:val="24"/>
+              </w:rPr>
+            </w:pPr>
+            <w:r>
+              <w:rPr>
+                <w:rFonts w:ascii="Arial" w:hAnsi="Arial" w:cs="Arial"/>
+                <w:b/>
+                <w:bCs/>
+                <w:sz w:val="24"/>
+                <w:szCs w:val="24"/>
+              </w:rPr>
+              <w:t>Actividades</w:t>
+            </w:r>
+          </w:p>
+        </w:tc>
+        <w:tc>
+          <w:tcPr>
+            <w:tcW w:w="2328" w:type="dxa"/>
+            <w:shd w:val="clear" w:color="auto" w:fill="262626" w:themeFill="text1" w:themeFillTint="D9"/>
+            <w:vAlign w:val="center"/>
+          </w:tcPr>
+          <w:p>
+            <w:pPr>
+              <w:jc w:val="center"/>
+              <w:rPr>
+                <w:rFonts w:ascii="Arial" w:hAnsi="Arial" w:cs="Arial"/>
+                <w:b/>
+                <w:bCs/>
+                <w:sz w:val="24"/>
+                <w:szCs w:val="24"/>
+              </w:rPr>
+            </w:pPr>
+            <w:r>
+              <w:rPr>
+                <w:rFonts w:ascii="Arial" w:hAnsi="Arial" w:cs="Arial"/>
+                <w:b/>
+                <w:bCs/>
+                <w:sz w:val="24"/>
+                <w:szCs w:val="24"/>
+              </w:rPr>
+              <w:t>Entregables Esperados</w:t>
+            </w:r>
+          </w:p>
+        </w:tc>
+      </w:tr>
+      <w:tr>
+        <w:trPr>
+          <w:jc w:val="center"/>
+        </w:trPr>
+        <w:tc>
+          <w:tcPr>
+            <w:tcW w:w="1538" w:type="dxa"/>
+            <w:vAlign w:val="center"/>
+          </w:tcPr>
+          <w:p>
+            <w:pPr>
+              <w:rPr>
+                <w:rFonts w:ascii="Arial" w:hAnsi="Arial" w:cs="Arial"/>
+                <w:sz w:val="24"/>
+                <w:szCs w:val="24"/>
+              </w:rPr>
+            </w:pPr>
+            <w:r>
+              <w:rPr>
+                <w:rFonts w:ascii="Arial" w:hAnsi="Arial" w:cs="Arial"/>
+                <w:sz w:val="24"/>
+                <w:szCs w:val="24"/>
+              </w:rPr>
+              <w:t>María Fernanda Barrón Álvarez</w:t>
+            </w:r>
+          </w:p>
+        </w:tc>
+        <w:tc>
+          <w:tcPr>
+            <w:tcW w:w="1791" w:type="dxa"/>
+            <w:vAlign w:val="center"/>
+          </w:tcPr>
+          <w:p>
+            <w:pPr>
+              <w:rPr>
+                <w:rFonts w:ascii="Arial" w:hAnsi="Arial" w:cs="Arial"/>
+                <w:sz w:val="24"/>
+                <w:szCs w:val="24"/>
+              </w:rPr>
+            </w:pPr>
+            <w:r>
+              <w:rPr>
+                <w:rFonts w:ascii="Arial" w:hAnsi="Arial" w:cs="Arial"/>
+                <w:sz w:val="24"/>
+                <w:szCs w:val="24"/>
+              </w:rPr>
+              <w:t>Project Manager</w:t>
+            </w:r>
+          </w:p>
+        </w:tc>
+        <w:tc>
+          <w:tcPr>
+            <w:tcW w:w="1563" w:type="dxa"/>
+            <w:vAlign w:val="center"/>
+          </w:tcPr>
+          <w:p>
+            <w:pPr>
+              <w:rPr>
+                <w:rFonts w:ascii="Arial" w:hAnsi="Arial" w:cs="Arial"/>
+                <w:sz w:val="24"/>
+                <w:szCs w:val="24"/>
+              </w:rPr>
+            </w:pPr>
+            <w:r>
+              <w:rPr>
+                <w:rFonts w:ascii="Arial" w:hAnsi="Arial" w:cs="Arial"/>
+                <w:sz w:val="24"/>
+                <w:szCs w:val="24"/>
+              </w:rPr>
+              <w:t>Sí</w:t>
+            </w:r>
+          </w:p>
+        </w:tc>
+        <w:tc>
+          <w:tcPr>
+            <w:tcW w:w="3061" w:type="dxa"/>
+            <w:vAlign w:val="center"/>
+          </w:tcPr>
+          <w:p>
+            <w:pPr>
+              <w:pStyle w:val="Prrafodelista"/>
+              <w:numPr>
+                <w:ilvl w:val="0"/>
+                <w:numId w:val="55"/>
+              </w:numPr>
+              <w:ind w:left="270" w:hanging="247"/>
+              <w:rPr>
+                <w:rFonts w:ascii="Arial" w:hAnsi="Arial" w:cs="Arial"/>
+                <w:sz w:val="24"/>
+                <w:szCs w:val="24"/>
+              </w:rPr>
+            </w:pPr>
+            <w:r>
+              <w:rPr>
+                <w:rFonts w:ascii="Arial" w:hAnsi="Arial" w:cs="Arial"/>
+                <w:sz w:val="24"/>
+                <w:szCs w:val="24"/>
+              </w:rPr>
+              <w:t>Contacto</w:t>
+            </w:r>
+            <w:r>
+              <w:rPr>
+                <w:rFonts w:ascii="Arial" w:hAnsi="Arial" w:cs="Arial"/>
+                <w:sz w:val="24"/>
+                <w:szCs w:val="24"/>
+              </w:rPr>
+              <w:t xml:space="preserve"> con cliente para reafirmar expectativas.</w:t>
+            </w:r>
+            <w:r>
+              <w:rPr>
+                <w:rFonts w:ascii="Arial" w:hAnsi="Arial" w:cs="Arial"/>
+                <w:sz w:val="24"/>
+                <w:szCs w:val="24"/>
+              </w:rPr>
+              <w:t xml:space="preserve"> </w:t>
+            </w:r>
+          </w:p>
+          <w:p>
+            <w:pPr>
+              <w:pStyle w:val="Prrafodelista"/>
+              <w:numPr>
+                <w:ilvl w:val="0"/>
+                <w:numId w:val="55"/>
+              </w:numPr>
+              <w:ind w:left="246" w:hanging="218"/>
+              <w:rPr>
+                <w:rFonts w:ascii="Arial" w:hAnsi="Arial" w:cs="Arial"/>
+                <w:sz w:val="24"/>
+                <w:szCs w:val="24"/>
+              </w:rPr>
+            </w:pPr>
+            <w:r>
+              <w:rPr>
+                <w:rFonts w:ascii="Arial" w:hAnsi="Arial" w:cs="Arial"/>
+                <w:sz w:val="24"/>
+                <w:szCs w:val="24"/>
+              </w:rPr>
+              <w:t>Identificación de objetivos del portafolio web.</w:t>
+            </w:r>
+          </w:p>
+          <w:p>
+            <w:pPr>
+              <w:pStyle w:val="Prrafodelista"/>
+              <w:numPr>
+                <w:ilvl w:val="0"/>
+                <w:numId w:val="55"/>
+              </w:numPr>
+              <w:ind w:left="246" w:hanging="218"/>
+              <w:rPr>
+                <w:rFonts w:ascii="Arial" w:hAnsi="Arial" w:cs="Arial"/>
+                <w:sz w:val="24"/>
+                <w:szCs w:val="24"/>
+              </w:rPr>
+            </w:pPr>
+            <w:r>
+              <w:rPr>
+                <w:rFonts w:ascii="Arial" w:hAnsi="Arial" w:cs="Arial"/>
+                <w:sz w:val="24"/>
+                <w:szCs w:val="24"/>
+              </w:rPr>
+              <w:t>Coordinación del equipo y asignación de tareas.</w:t>
+            </w:r>
+          </w:p>
+          <w:p>
+            <w:pPr>
+              <w:pStyle w:val="Prrafodelista"/>
+              <w:numPr>
+                <w:ilvl w:val="0"/>
+                <w:numId w:val="55"/>
+              </w:numPr>
+              <w:ind w:left="246" w:hanging="218"/>
+              <w:rPr>
+                <w:rFonts w:ascii="Arial" w:hAnsi="Arial" w:cs="Arial"/>
+                <w:sz w:val="24"/>
+                <w:szCs w:val="24"/>
+              </w:rPr>
+            </w:pPr>
+            <w:r>
+              <w:rPr>
+                <w:rFonts w:ascii="Arial" w:hAnsi="Arial" w:cs="Arial"/>
+                <w:sz w:val="24"/>
+                <w:szCs w:val="24"/>
+              </w:rPr>
+              <w:t>Revisión y validación de los requerimientos funcionales.</w:t>
+            </w:r>
+          </w:p>
+          <w:p>
+            <w:pPr>
+              <w:pStyle w:val="Prrafodelista"/>
+              <w:numPr>
+                <w:ilvl w:val="0"/>
+                <w:numId w:val="55"/>
+              </w:numPr>
+              <w:ind w:left="246" w:hanging="218"/>
+              <w:rPr>
+                <w:rFonts w:ascii="Arial" w:hAnsi="Arial" w:cs="Arial"/>
+                <w:sz w:val="24"/>
+                <w:szCs w:val="24"/>
+              </w:rPr>
+            </w:pPr>
+            <w:r>
+              <w:rPr>
+                <w:rFonts w:ascii="Arial" w:hAnsi="Arial" w:cs="Arial"/>
+                <w:sz w:val="24"/>
+                <w:szCs w:val="24"/>
+              </w:rPr>
+              <w:t>Revisión y validación de los requerimientos no funcionales.</w:t>
+            </w:r>
+          </w:p>
+        </w:tc>
+        <w:tc>
+          <w:tcPr>
+            <w:tcW w:w="2328" w:type="dxa"/>
+            <w:vAlign w:val="center"/>
+          </w:tcPr>
+          <w:p>
+            <w:pPr>
+              <w:pStyle w:val="Prrafodelista"/>
+              <w:numPr>
+                <w:ilvl w:val="0"/>
+                <w:numId w:val="55"/>
+              </w:numPr>
+              <w:ind w:left="219" w:hanging="219"/>
+              <w:rPr>
+                <w:rFonts w:ascii="Arial" w:hAnsi="Arial" w:cs="Arial"/>
+                <w:sz w:val="24"/>
+                <w:szCs w:val="24"/>
+              </w:rPr>
+            </w:pPr>
+            <w:r>
+              <w:rPr>
+                <w:rFonts w:ascii="Arial" w:hAnsi="Arial" w:cs="Arial"/>
+                <w:sz w:val="24"/>
+                <w:szCs w:val="24"/>
+              </w:rPr>
+              <w:t>Bitácora</w:t>
+            </w:r>
+          </w:p>
+          <w:p>
+            <w:pPr>
+              <w:pStyle w:val="Prrafodelista"/>
+              <w:numPr>
+                <w:ilvl w:val="0"/>
+                <w:numId w:val="55"/>
+              </w:numPr>
+              <w:ind w:left="219" w:hanging="219"/>
+              <w:rPr>
+                <w:rFonts w:ascii="Arial" w:hAnsi="Arial" w:cs="Arial"/>
+                <w:sz w:val="24"/>
+                <w:szCs w:val="24"/>
+              </w:rPr>
+            </w:pPr>
+            <w:r>
+              <w:rPr>
+                <w:rFonts w:ascii="Arial" w:hAnsi="Arial" w:cs="Arial"/>
+                <w:sz w:val="24"/>
+                <w:szCs w:val="24"/>
+              </w:rPr>
+              <w:t>Documento con requerimientos</w:t>
+            </w:r>
+          </w:p>
+        </w:tc>
+      </w:tr>
+      <w:tr>
+        <w:trPr>
+          <w:jc w:val="center"/>
+        </w:trPr>
+        <w:tc>
+          <w:tcPr>
+            <w:tcW w:w="1538" w:type="dxa"/>
+            <w:vAlign w:val="center"/>
+          </w:tcPr>
+          <w:p>
+            <w:pPr>
+              <w:rPr>
+                <w:rFonts w:ascii="Arial" w:hAnsi="Arial" w:cs="Arial"/>
+                <w:sz w:val="24"/>
+                <w:szCs w:val="24"/>
+              </w:rPr>
+            </w:pPr>
+            <w:r>
+              <w:rPr>
+                <w:rFonts w:ascii="Arial" w:hAnsi="Arial" w:cs="Arial"/>
+                <w:sz w:val="24"/>
+                <w:szCs w:val="24"/>
+              </w:rPr>
+              <w:t xml:space="preserve">Leslie Miroslava Benítez </w:t>
+            </w:r>
+          </w:p>
+          <w:p>
+            <w:pPr>
+              <w:rPr>
+                <w:rFonts w:ascii="Arial" w:hAnsi="Arial" w:cs="Arial"/>
+                <w:sz w:val="24"/>
+                <w:szCs w:val="24"/>
+              </w:rPr>
+            </w:pPr>
+            <w:r>
+              <w:rPr>
+                <w:rFonts w:ascii="Arial" w:hAnsi="Arial" w:cs="Arial"/>
+                <w:sz w:val="24"/>
+                <w:szCs w:val="24"/>
+              </w:rPr>
+              <w:t>Marín</w:t>
+            </w:r>
+          </w:p>
+        </w:tc>
+        <w:tc>
+          <w:tcPr>
+            <w:tcW w:w="1791" w:type="dxa"/>
+            <w:vAlign w:val="center"/>
+          </w:tcPr>
+          <w:p>
+            <w:pPr>
+              <w:rPr>
+                <w:rFonts w:ascii="Arial" w:hAnsi="Arial" w:cs="Arial"/>
+                <w:sz w:val="24"/>
+                <w:szCs w:val="24"/>
+              </w:rPr>
+            </w:pPr>
+            <w:r>
+              <w:rPr>
+                <w:rFonts w:ascii="Arial" w:hAnsi="Arial" w:cs="Arial"/>
+                <w:sz w:val="24"/>
+                <w:szCs w:val="24"/>
+              </w:rPr>
+              <w:t xml:space="preserve">Desarrolladora </w:t>
+            </w:r>
+            <w:proofErr w:type="spellStart"/>
+            <w:r>
+              <w:rPr>
+                <w:rFonts w:ascii="Arial" w:hAnsi="Arial" w:cs="Arial"/>
+                <w:sz w:val="24"/>
+                <w:szCs w:val="24"/>
+              </w:rPr>
+              <w:t>frontend</w:t>
+            </w:r>
+            <w:proofErr w:type="spellEnd"/>
+          </w:p>
+        </w:tc>
+        <w:tc>
+          <w:tcPr>
+            <w:tcW w:w="1563" w:type="dxa"/>
+            <w:vAlign w:val="center"/>
+          </w:tcPr>
+          <w:p>
+            <w:pPr>
+              <w:rPr>
+                <w:rFonts w:ascii="Arial" w:hAnsi="Arial" w:cs="Arial"/>
+                <w:sz w:val="24"/>
+                <w:szCs w:val="24"/>
+              </w:rPr>
+            </w:pPr>
+            <w:r>
+              <w:rPr>
+                <w:rFonts w:ascii="Arial" w:hAnsi="Arial" w:cs="Arial"/>
+                <w:sz w:val="24"/>
+                <w:szCs w:val="24"/>
+              </w:rPr>
+              <w:t>Sí</w:t>
+            </w:r>
+          </w:p>
+        </w:tc>
+        <w:tc>
+          <w:tcPr>
+            <w:tcW w:w="3061" w:type="dxa"/>
+            <w:vAlign w:val="center"/>
+          </w:tcPr>
+          <w:p>
+            <w:pPr>
+              <w:pStyle w:val="Prrafodelista"/>
+              <w:numPr>
+                <w:ilvl w:val="0"/>
+                <w:numId w:val="55"/>
+              </w:numPr>
+              <w:ind w:left="270" w:hanging="184"/>
+              <w:rPr>
+                <w:rFonts w:ascii="Arial" w:hAnsi="Arial" w:cs="Arial"/>
+                <w:sz w:val="24"/>
+                <w:szCs w:val="24"/>
+              </w:rPr>
+            </w:pPr>
+            <w:r>
+              <w:rPr>
+                <w:rFonts w:ascii="Arial" w:hAnsi="Arial" w:cs="Arial"/>
+                <w:sz w:val="24"/>
+                <w:szCs w:val="24"/>
+              </w:rPr>
+              <w:t xml:space="preserve">Análisis de la interfaz de usuario del portafolio. </w:t>
+            </w:r>
+          </w:p>
+          <w:p>
+            <w:pPr>
+              <w:pStyle w:val="Prrafodelista"/>
+              <w:numPr>
+                <w:ilvl w:val="0"/>
+                <w:numId w:val="55"/>
+              </w:numPr>
+              <w:ind w:left="270" w:hanging="184"/>
+              <w:rPr>
+                <w:rFonts w:ascii="Arial" w:hAnsi="Arial" w:cs="Arial"/>
+                <w:sz w:val="24"/>
+                <w:szCs w:val="24"/>
+              </w:rPr>
+            </w:pPr>
+            <w:r>
+              <w:rPr>
+                <w:rFonts w:ascii="Arial" w:hAnsi="Arial" w:cs="Arial"/>
+                <w:sz w:val="24"/>
+                <w:szCs w:val="24"/>
+              </w:rPr>
+              <w:t xml:space="preserve">Identificación de elementos visuales y de interacción. </w:t>
+            </w:r>
+          </w:p>
+          <w:p>
+            <w:pPr>
+              <w:pStyle w:val="Prrafodelista"/>
+              <w:numPr>
+                <w:ilvl w:val="0"/>
+                <w:numId w:val="55"/>
+              </w:numPr>
+              <w:ind w:left="270" w:hanging="184"/>
+              <w:rPr>
+                <w:rFonts w:ascii="Arial" w:hAnsi="Arial" w:cs="Arial"/>
+                <w:sz w:val="24"/>
+                <w:szCs w:val="24"/>
+              </w:rPr>
+            </w:pPr>
+            <w:r>
+              <w:rPr>
+                <w:rFonts w:ascii="Arial" w:hAnsi="Arial" w:cs="Arial"/>
+                <w:sz w:val="24"/>
+                <w:szCs w:val="24"/>
+              </w:rPr>
+              <w:t xml:space="preserve">Definición de requerimientos relacionados con: </w:t>
+            </w:r>
+          </w:p>
+          <w:p>
+            <w:pPr>
+              <w:numPr>
+                <w:ilvl w:val="2"/>
+                <w:numId w:val="55"/>
+              </w:numPr>
+              <w:ind w:left="837"/>
+              <w:rPr>
+                <w:rFonts w:ascii="Arial" w:hAnsi="Arial" w:cs="Arial"/>
+                <w:sz w:val="24"/>
+                <w:szCs w:val="24"/>
+              </w:rPr>
+            </w:pPr>
+            <w:r>
+              <w:rPr>
+                <w:rFonts w:ascii="Arial" w:hAnsi="Arial" w:cs="Arial"/>
+                <w:sz w:val="24"/>
+                <w:szCs w:val="24"/>
+              </w:rPr>
+              <w:t xml:space="preserve">navegación </w:t>
+            </w:r>
+          </w:p>
+          <w:p>
+            <w:pPr>
+              <w:numPr>
+                <w:ilvl w:val="2"/>
+                <w:numId w:val="55"/>
+              </w:numPr>
+              <w:ind w:left="837"/>
+              <w:rPr>
+                <w:rFonts w:ascii="Arial" w:hAnsi="Arial" w:cs="Arial"/>
+                <w:sz w:val="24"/>
+                <w:szCs w:val="24"/>
+              </w:rPr>
+            </w:pPr>
+            <w:r>
+              <w:rPr>
+                <w:rFonts w:ascii="Arial" w:hAnsi="Arial" w:cs="Arial"/>
+                <w:sz w:val="24"/>
+                <w:szCs w:val="24"/>
+              </w:rPr>
+              <w:t xml:space="preserve">animaciones </w:t>
+            </w:r>
+          </w:p>
+          <w:p>
+            <w:pPr>
+              <w:numPr>
+                <w:ilvl w:val="2"/>
+                <w:numId w:val="55"/>
+              </w:numPr>
+              <w:ind w:left="837"/>
+              <w:rPr>
+                <w:rFonts w:ascii="Arial" w:hAnsi="Arial" w:cs="Arial"/>
+                <w:sz w:val="24"/>
+                <w:szCs w:val="24"/>
+              </w:rPr>
+            </w:pPr>
+            <w:r>
+              <w:rPr>
+                <w:rFonts w:ascii="Arial" w:hAnsi="Arial" w:cs="Arial"/>
+                <w:sz w:val="24"/>
+                <w:szCs w:val="24"/>
+              </w:rPr>
+              <w:t xml:space="preserve">visualización de proyectos </w:t>
+            </w:r>
+          </w:p>
+          <w:p>
+            <w:pPr>
+              <w:numPr>
+                <w:ilvl w:val="0"/>
+                <w:numId w:val="55"/>
+              </w:numPr>
+              <w:ind w:left="270" w:hanging="184"/>
+              <w:rPr>
+                <w:rFonts w:ascii="Arial" w:hAnsi="Arial" w:cs="Arial"/>
+                <w:sz w:val="24"/>
+                <w:szCs w:val="24"/>
+              </w:rPr>
+            </w:pPr>
+            <w:r>
+              <w:rPr>
+                <w:rFonts w:ascii="Arial" w:hAnsi="Arial" w:cs="Arial"/>
+                <w:sz w:val="24"/>
+                <w:szCs w:val="24"/>
+              </w:rPr>
+              <w:t xml:space="preserve">experiencia de usuario (UX/UI) </w:t>
+            </w:r>
+          </w:p>
+          <w:p>
+            <w:pPr>
+              <w:pStyle w:val="Prrafodelista"/>
+              <w:numPr>
+                <w:ilvl w:val="0"/>
+                <w:numId w:val="55"/>
+              </w:numPr>
+              <w:ind w:left="270" w:hanging="184"/>
+              <w:rPr>
+                <w:rFonts w:ascii="Arial" w:hAnsi="Arial" w:cs="Arial"/>
+                <w:sz w:val="24"/>
+                <w:szCs w:val="24"/>
+              </w:rPr>
+            </w:pPr>
+            <w:r>
+              <w:rPr>
+                <w:rFonts w:ascii="Arial" w:hAnsi="Arial" w:cs="Arial"/>
+                <w:sz w:val="24"/>
+                <w:szCs w:val="24"/>
+              </w:rPr>
+              <w:t xml:space="preserve">Propuesta de comportamiento responsivo. </w:t>
+            </w:r>
+          </w:p>
+          <w:p>
+            <w:pPr>
+              <w:pStyle w:val="Prrafodelista"/>
+              <w:numPr>
+                <w:ilvl w:val="0"/>
+                <w:numId w:val="55"/>
+              </w:numPr>
+              <w:ind w:left="270" w:hanging="184"/>
+              <w:rPr>
+                <w:rFonts w:ascii="Arial" w:hAnsi="Arial" w:cs="Arial"/>
+                <w:sz w:val="24"/>
+                <w:szCs w:val="24"/>
+              </w:rPr>
+            </w:pPr>
+            <w:r>
+              <w:rPr>
+                <w:rFonts w:ascii="Arial" w:hAnsi="Arial" w:cs="Arial"/>
+                <w:sz w:val="24"/>
+                <w:szCs w:val="24"/>
+              </w:rPr>
+              <w:t>Apoyo en la redacción de requerimientos funcionales.</w:t>
+            </w:r>
+          </w:p>
+        </w:tc>
+        <w:tc>
+          <w:tcPr>
+            <w:tcW w:w="2328" w:type="dxa"/>
+            <w:vAlign w:val="center"/>
+          </w:tcPr>
+          <w:p>
+            <w:pPr>
+              <w:pStyle w:val="Prrafodelista"/>
+              <w:numPr>
+                <w:ilvl w:val="0"/>
+                <w:numId w:val="55"/>
+              </w:numPr>
+              <w:ind w:left="219" w:hanging="218"/>
+              <w:rPr>
+                <w:rFonts w:ascii="Arial" w:hAnsi="Arial" w:cs="Arial"/>
+                <w:sz w:val="24"/>
+                <w:szCs w:val="24"/>
+              </w:rPr>
+            </w:pPr>
+            <w:r>
+              <w:rPr>
+                <w:rFonts w:ascii="Arial" w:hAnsi="Arial" w:cs="Arial"/>
+                <w:sz w:val="24"/>
+                <w:szCs w:val="24"/>
+              </w:rPr>
+              <w:t>Documento con requerimientos</w:t>
+            </w:r>
+          </w:p>
+        </w:tc>
+      </w:tr>
+      <w:tr>
+        <w:trPr>
+          <w:jc w:val="center"/>
+        </w:trPr>
+        <w:tc>
+          <w:tcPr>
+            <w:tcW w:w="1538" w:type="dxa"/>
+            <w:vAlign w:val="center"/>
+          </w:tcPr>
+          <w:p>
+            <w:pPr>
+              <w:rPr>
+                <w:rFonts w:ascii="Arial" w:hAnsi="Arial" w:cs="Arial"/>
+                <w:sz w:val="24"/>
+                <w:szCs w:val="24"/>
+              </w:rPr>
+            </w:pPr>
+            <w:r>
+              <w:rPr>
+                <w:rFonts w:ascii="Arial" w:hAnsi="Arial" w:cs="Arial"/>
+                <w:sz w:val="24"/>
+                <w:szCs w:val="24"/>
+              </w:rPr>
+              <w:t>Leonardo Merino Garfias</w:t>
+            </w:r>
+          </w:p>
+        </w:tc>
+        <w:tc>
+          <w:tcPr>
+            <w:tcW w:w="1791" w:type="dxa"/>
+            <w:vAlign w:val="center"/>
+          </w:tcPr>
+          <w:p>
+            <w:pPr>
+              <w:rPr>
+                <w:rFonts w:ascii="Arial" w:hAnsi="Arial" w:cs="Arial"/>
+                <w:sz w:val="24"/>
+                <w:szCs w:val="24"/>
+              </w:rPr>
+            </w:pPr>
+            <w:r>
+              <w:rPr>
+                <w:rFonts w:ascii="Arial" w:hAnsi="Arial" w:cs="Arial"/>
+                <w:sz w:val="24"/>
+                <w:szCs w:val="24"/>
+              </w:rPr>
+              <w:t xml:space="preserve">Desarrollador </w:t>
+            </w:r>
+            <w:proofErr w:type="spellStart"/>
+            <w:r>
+              <w:rPr>
+                <w:rFonts w:ascii="Arial" w:hAnsi="Arial" w:cs="Arial"/>
+                <w:sz w:val="24"/>
+                <w:szCs w:val="24"/>
+              </w:rPr>
+              <w:t>backend</w:t>
+            </w:r>
+            <w:proofErr w:type="spellEnd"/>
+          </w:p>
+        </w:tc>
+        <w:tc>
+          <w:tcPr>
+            <w:tcW w:w="1563" w:type="dxa"/>
+            <w:vAlign w:val="center"/>
+          </w:tcPr>
+          <w:p>
+            <w:pPr>
+              <w:rPr>
+                <w:rFonts w:ascii="Arial" w:hAnsi="Arial" w:cs="Arial"/>
+                <w:sz w:val="24"/>
+                <w:szCs w:val="24"/>
+              </w:rPr>
+            </w:pPr>
+            <w:r>
+              <w:rPr>
+                <w:rFonts w:ascii="Arial" w:hAnsi="Arial" w:cs="Arial"/>
+                <w:sz w:val="24"/>
+                <w:szCs w:val="24"/>
+              </w:rPr>
+              <w:t>Sí</w:t>
+            </w:r>
+          </w:p>
+        </w:tc>
+        <w:tc>
+          <w:tcPr>
+            <w:tcW w:w="3061" w:type="dxa"/>
+            <w:vAlign w:val="center"/>
+          </w:tcPr>
+          <w:p>
+            <w:pPr>
+              <w:pStyle w:val="Prrafodelista"/>
+              <w:numPr>
+                <w:ilvl w:val="0"/>
+                <w:numId w:val="55"/>
+              </w:numPr>
+              <w:ind w:left="246" w:hanging="218"/>
+              <w:rPr>
+                <w:rFonts w:ascii="Arial" w:hAnsi="Arial" w:cs="Arial"/>
+                <w:sz w:val="24"/>
+                <w:szCs w:val="24"/>
+              </w:rPr>
+            </w:pPr>
+            <w:r>
+              <w:rPr>
+                <w:rFonts w:ascii="Arial" w:hAnsi="Arial" w:cs="Arial"/>
+                <w:sz w:val="24"/>
+                <w:szCs w:val="24"/>
+              </w:rPr>
+              <w:t>Análisis de necesidades técnicas del sistema.</w:t>
+            </w:r>
+          </w:p>
+          <w:p>
+            <w:pPr>
+              <w:pStyle w:val="Prrafodelista"/>
+              <w:numPr>
+                <w:ilvl w:val="0"/>
+                <w:numId w:val="55"/>
+              </w:numPr>
+              <w:ind w:left="246" w:hanging="218"/>
+              <w:rPr>
+                <w:rFonts w:ascii="Arial" w:hAnsi="Arial" w:cs="Arial"/>
+                <w:sz w:val="24"/>
+                <w:szCs w:val="24"/>
+              </w:rPr>
+            </w:pPr>
+            <w:r>
+              <w:rPr>
+                <w:rFonts w:ascii="Arial" w:hAnsi="Arial" w:cs="Arial"/>
+                <w:sz w:val="24"/>
+                <w:szCs w:val="24"/>
+              </w:rPr>
+              <w:t>Identificación de requerimientos no funcionales:</w:t>
+            </w:r>
+          </w:p>
+          <w:p>
+            <w:pPr>
+              <w:pStyle w:val="Prrafodelista"/>
+              <w:numPr>
+                <w:ilvl w:val="1"/>
+                <w:numId w:val="57"/>
+              </w:numPr>
+              <w:ind w:left="840"/>
+              <w:rPr>
+                <w:rFonts w:ascii="Arial" w:hAnsi="Arial" w:cs="Arial"/>
+                <w:sz w:val="24"/>
+                <w:szCs w:val="24"/>
+              </w:rPr>
+            </w:pPr>
+            <w:r>
+              <w:rPr>
+                <w:rFonts w:ascii="Arial" w:hAnsi="Arial" w:cs="Arial"/>
+                <w:sz w:val="24"/>
+                <w:szCs w:val="24"/>
+              </w:rPr>
+              <w:t>rendimiento</w:t>
+            </w:r>
+          </w:p>
+          <w:p>
+            <w:pPr>
+              <w:pStyle w:val="Prrafodelista"/>
+              <w:numPr>
+                <w:ilvl w:val="1"/>
+                <w:numId w:val="57"/>
+              </w:numPr>
+              <w:ind w:left="840"/>
+              <w:rPr>
+                <w:rFonts w:ascii="Arial" w:hAnsi="Arial" w:cs="Arial"/>
+                <w:sz w:val="24"/>
+                <w:szCs w:val="24"/>
+              </w:rPr>
+            </w:pPr>
+            <w:r>
+              <w:rPr>
+                <w:rFonts w:ascii="Arial" w:hAnsi="Arial" w:cs="Arial"/>
+                <w:sz w:val="24"/>
+                <w:szCs w:val="24"/>
+              </w:rPr>
+              <w:t>seguridad</w:t>
+            </w:r>
+          </w:p>
+          <w:p>
+            <w:pPr>
+              <w:pStyle w:val="Prrafodelista"/>
+              <w:numPr>
+                <w:ilvl w:val="1"/>
+                <w:numId w:val="57"/>
+              </w:numPr>
+              <w:ind w:left="840"/>
+              <w:rPr>
+                <w:rFonts w:ascii="Arial" w:hAnsi="Arial" w:cs="Arial"/>
+                <w:sz w:val="24"/>
+                <w:szCs w:val="24"/>
+              </w:rPr>
+            </w:pPr>
+            <w:r>
+              <w:rPr>
+                <w:rFonts w:ascii="Arial" w:hAnsi="Arial" w:cs="Arial"/>
+                <w:sz w:val="24"/>
+                <w:szCs w:val="24"/>
+              </w:rPr>
+              <w:t>disponibilidad</w:t>
+            </w:r>
+          </w:p>
+          <w:p>
+            <w:pPr>
+              <w:pStyle w:val="Prrafodelista"/>
+              <w:numPr>
+                <w:ilvl w:val="0"/>
+                <w:numId w:val="55"/>
+              </w:numPr>
+              <w:ind w:left="246" w:hanging="218"/>
+              <w:rPr>
+                <w:rFonts w:ascii="Arial" w:hAnsi="Arial" w:cs="Arial"/>
+                <w:sz w:val="24"/>
+                <w:szCs w:val="24"/>
+              </w:rPr>
+            </w:pPr>
+            <w:r>
+              <w:rPr>
+                <w:rFonts w:ascii="Arial" w:hAnsi="Arial" w:cs="Arial"/>
+                <w:sz w:val="24"/>
+                <w:szCs w:val="24"/>
+              </w:rPr>
+              <w:t>Definición de aspectos de manejo de datos (contacto, formularios).</w:t>
+            </w:r>
+          </w:p>
+          <w:p>
+            <w:pPr>
+              <w:pStyle w:val="Prrafodelista"/>
+              <w:numPr>
+                <w:ilvl w:val="0"/>
+                <w:numId w:val="55"/>
+              </w:numPr>
+              <w:ind w:left="246" w:hanging="218"/>
+              <w:rPr>
+                <w:rFonts w:ascii="Arial" w:hAnsi="Arial" w:cs="Arial"/>
+                <w:sz w:val="24"/>
+                <w:szCs w:val="24"/>
+              </w:rPr>
+            </w:pPr>
+            <w:r>
+              <w:rPr>
+                <w:rFonts w:ascii="Arial" w:hAnsi="Arial" w:cs="Arial"/>
+                <w:sz w:val="24"/>
+                <w:szCs w:val="24"/>
+              </w:rPr>
+              <w:t>Evaluación de compatibilidad y estructura del sistema.</w:t>
+            </w:r>
+          </w:p>
+          <w:p>
+            <w:pPr>
+              <w:pStyle w:val="Prrafodelista"/>
+              <w:numPr>
+                <w:ilvl w:val="0"/>
+                <w:numId w:val="55"/>
+              </w:numPr>
+              <w:ind w:left="246" w:hanging="218"/>
+              <w:rPr>
+                <w:rFonts w:ascii="Arial" w:hAnsi="Arial" w:cs="Arial"/>
+                <w:sz w:val="24"/>
+                <w:szCs w:val="24"/>
+              </w:rPr>
+            </w:pPr>
+            <w:r>
+              <w:rPr>
+                <w:rFonts w:ascii="Arial" w:hAnsi="Arial" w:cs="Arial"/>
+                <w:sz w:val="24"/>
+                <w:szCs w:val="24"/>
+              </w:rPr>
+              <w:t>Apoyo en la redacción de requerimientos no funcionales.</w:t>
+            </w:r>
+          </w:p>
+        </w:tc>
+        <w:tc>
+          <w:tcPr>
+            <w:tcW w:w="2328" w:type="dxa"/>
+            <w:vAlign w:val="center"/>
+          </w:tcPr>
+          <w:p>
+            <w:pPr>
+              <w:pStyle w:val="Prrafodelista"/>
+              <w:numPr>
+                <w:ilvl w:val="0"/>
+                <w:numId w:val="55"/>
+              </w:numPr>
+              <w:ind w:left="349" w:hanging="248"/>
+              <w:rPr>
+                <w:rFonts w:ascii="Arial" w:hAnsi="Arial" w:cs="Arial"/>
+                <w:sz w:val="24"/>
+                <w:szCs w:val="24"/>
+              </w:rPr>
+            </w:pPr>
+            <w:r>
+              <w:rPr>
+                <w:rFonts w:ascii="Arial" w:hAnsi="Arial" w:cs="Arial"/>
+                <w:sz w:val="24"/>
+                <w:szCs w:val="24"/>
+              </w:rPr>
+              <w:t>Documento con requerimientos</w:t>
+            </w:r>
+          </w:p>
+        </w:tc>
+      </w:tr>
+    </w:tbl>
+    <w:p>
+      <w:pPr>
+        <w:rPr>
+          <w:rFonts w:ascii="Arial" w:hAnsi="Arial" w:cs="Arial"/>
+          <w:sz w:val="24"/>
+          <w:szCs w:val="24"/>
+        </w:rPr>
+      </w:pPr>
+    </w:p>
+    <w:p>
+      <w:pPr>
+        <w:pStyle w:val="titulo1"/>
+        <w:outlineLvl w:val="2"/>
+        <w:rPr>
+          <w:sz w:val="32"/>
+          <w:szCs w:val="72"/>
+        </w:rPr>
+      </w:pPr>
+      <w:bookmarkStart w:id="23" w:name="_Toc226054385"/>
+      <w:r>
+        <w:rPr>
+          <w:sz w:val="32"/>
+          <w:szCs w:val="72"/>
+        </w:rPr>
+        <w:t>A</w:t>
+      </w:r>
+      <w:r>
+        <w:rPr>
+          <w:sz w:val="32"/>
+          <w:szCs w:val="72"/>
+        </w:rPr>
+        <w:t>ctividades Ejecutadas</w:t>
+      </w:r>
+      <w:bookmarkEnd w:id="23"/>
+    </w:p>
+    <w:tbl>
+      <w:tblPr>
+        <w:tblStyle w:val="Tablaconcuadrcula"/>
+        <w:tblW w:w="10124" w:type="dxa"/>
+        <w:jc w:val="center"/>
+        <w:tblBorders>
+          <w:top w:val="single" w:sz="4" w:space="0" w:color="7F7F7F" w:themeColor="text1" w:themeTint="80"/>
+          <w:left w:val="single" w:sz="4" w:space="0" w:color="7F7F7F" w:themeColor="text1" w:themeTint="80"/>
+          <w:bottom w:val="single" w:sz="4" w:space="0" w:color="7F7F7F" w:themeColor="text1" w:themeTint="80"/>
+          <w:right w:val="single" w:sz="4" w:space="0" w:color="7F7F7F" w:themeColor="text1" w:themeTint="80"/>
+          <w:insideH w:val="single" w:sz="4" w:space="0" w:color="7F7F7F" w:themeColor="text1" w:themeTint="80"/>
+          <w:insideV w:val="single" w:sz="4" w:space="0" w:color="7F7F7F" w:themeColor="text1" w:themeTint="80"/>
+        </w:tblBorders>
+        <w:tblCellMar>
+          <w:top w:w="57" w:type="dxa"/>
+          <w:bottom w:w="57" w:type="dxa"/>
+        </w:tblCellMar>
+        <w:tblLook w:val="04A0" w:firstRow="1" w:lastRow="0" w:firstColumn="1" w:lastColumn="0" w:noHBand="0" w:noVBand="1"/>
+      </w:tblPr>
+      <w:tblGrid>
+        <w:gridCol w:w="2955"/>
+        <w:gridCol w:w="2004"/>
+        <w:gridCol w:w="1150"/>
+        <w:gridCol w:w="1535"/>
+        <w:gridCol w:w="2480"/>
+      </w:tblGrid>
+      <w:tr>
+        <w:trPr>
+          <w:jc w:val="center"/>
+        </w:trPr>
+        <w:tc>
+          <w:tcPr>
+            <w:tcW w:w="2955" w:type="dxa"/>
+            <w:shd w:val="clear" w:color="auto" w:fill="262626" w:themeFill="text1" w:themeFillTint="D9"/>
+            <w:vAlign w:val="center"/>
+          </w:tcPr>
+          <w:p>
+            <w:pPr>
+              <w:jc w:val="center"/>
+              <w:rPr>
+                <w:rFonts w:ascii="Arial" w:hAnsi="Arial" w:cs="Arial"/>
+                <w:b/>
+                <w:bCs/>
+                <w:sz w:val="24"/>
+                <w:szCs w:val="24"/>
+              </w:rPr>
+            </w:pPr>
+            <w:r>
+              <w:rPr>
+                <w:rFonts w:ascii="Arial" w:hAnsi="Arial" w:cs="Arial"/>
+                <w:b/>
+                <w:bCs/>
+                <w:sz w:val="24"/>
+                <w:szCs w:val="24"/>
+              </w:rPr>
+              <w:t>Actividad</w:t>
+            </w:r>
+          </w:p>
+        </w:tc>
+        <w:tc>
+          <w:tcPr>
+            <w:tcW w:w="2004" w:type="dxa"/>
+            <w:shd w:val="clear" w:color="auto" w:fill="262626" w:themeFill="text1" w:themeFillTint="D9"/>
+            <w:vAlign w:val="center"/>
+          </w:tcPr>
+          <w:p>
+            <w:pPr>
+              <w:jc w:val="center"/>
+              <w:rPr>
+                <w:rFonts w:ascii="Arial" w:hAnsi="Arial" w:cs="Arial"/>
+                <w:b/>
+                <w:bCs/>
+                <w:sz w:val="24"/>
+                <w:szCs w:val="24"/>
+              </w:rPr>
+            </w:pPr>
+            <w:r>
+              <w:rPr>
+                <w:rFonts w:ascii="Arial" w:hAnsi="Arial" w:cs="Arial"/>
+                <w:b/>
+                <w:bCs/>
+                <w:sz w:val="24"/>
+                <w:szCs w:val="24"/>
+              </w:rPr>
+              <w:t>Responsable(s)</w:t>
+            </w:r>
+          </w:p>
+        </w:tc>
+        <w:tc>
+          <w:tcPr>
+            <w:tcW w:w="1150" w:type="dxa"/>
+            <w:shd w:val="clear" w:color="auto" w:fill="262626" w:themeFill="text1" w:themeFillTint="D9"/>
+            <w:vAlign w:val="center"/>
+          </w:tcPr>
+          <w:p>
+            <w:pPr>
+              <w:jc w:val="center"/>
+              <w:rPr>
+                <w:rFonts w:ascii="Arial" w:hAnsi="Arial" w:cs="Arial"/>
+                <w:b/>
+                <w:bCs/>
+                <w:sz w:val="24"/>
+                <w:szCs w:val="24"/>
+              </w:rPr>
+            </w:pPr>
+            <w:proofErr w:type="spellStart"/>
+            <w:r>
+              <w:rPr>
+                <w:rFonts w:ascii="Arial" w:hAnsi="Arial" w:cs="Arial"/>
+                <w:b/>
+                <w:bCs/>
+                <w:sz w:val="24"/>
+                <w:szCs w:val="24"/>
+              </w:rPr>
+              <w:t>Hr</w:t>
+            </w:r>
+            <w:proofErr w:type="spellEnd"/>
+            <w:r>
+              <w:rPr>
+                <w:rFonts w:ascii="Arial" w:hAnsi="Arial" w:cs="Arial"/>
+                <w:b/>
+                <w:bCs/>
+                <w:sz w:val="24"/>
+                <w:szCs w:val="24"/>
+              </w:rPr>
+              <w:t xml:space="preserve">. </w:t>
+            </w:r>
+            <w:proofErr w:type="spellStart"/>
+            <w:r>
+              <w:rPr>
+                <w:rFonts w:ascii="Arial" w:hAnsi="Arial" w:cs="Arial"/>
+                <w:b/>
+                <w:bCs/>
+                <w:sz w:val="24"/>
+                <w:szCs w:val="24"/>
+              </w:rPr>
+              <w:t>Ini</w:t>
+            </w:r>
+            <w:proofErr w:type="spellEnd"/>
+          </w:p>
+        </w:tc>
+        <w:tc>
+          <w:tcPr>
+            <w:tcW w:w="1535" w:type="dxa"/>
+            <w:shd w:val="clear" w:color="auto" w:fill="262626" w:themeFill="text1" w:themeFillTint="D9"/>
+            <w:vAlign w:val="center"/>
+          </w:tcPr>
+          <w:p>
+            <w:pPr>
+              <w:jc w:val="center"/>
+              <w:rPr>
+                <w:rFonts w:ascii="Arial" w:hAnsi="Arial" w:cs="Arial"/>
+                <w:b/>
+                <w:bCs/>
+                <w:sz w:val="24"/>
+                <w:szCs w:val="24"/>
+              </w:rPr>
+            </w:pPr>
+            <w:proofErr w:type="spellStart"/>
+            <w:r>
+              <w:rPr>
+                <w:rFonts w:ascii="Arial" w:hAnsi="Arial" w:cs="Arial"/>
+                <w:b/>
+                <w:bCs/>
+                <w:sz w:val="24"/>
+                <w:szCs w:val="24"/>
+              </w:rPr>
+              <w:t>Hr</w:t>
+            </w:r>
+            <w:proofErr w:type="spellEnd"/>
+            <w:r>
+              <w:rPr>
+                <w:rFonts w:ascii="Arial" w:hAnsi="Arial" w:cs="Arial"/>
+                <w:b/>
+                <w:bCs/>
+                <w:sz w:val="24"/>
+                <w:szCs w:val="24"/>
+              </w:rPr>
+              <w:t>. fin</w:t>
+            </w:r>
+          </w:p>
+        </w:tc>
+        <w:tc>
+          <w:tcPr>
+            <w:tcW w:w="2480" w:type="dxa"/>
+            <w:shd w:val="clear" w:color="auto" w:fill="262626" w:themeFill="text1" w:themeFillTint="D9"/>
+            <w:vAlign w:val="center"/>
+          </w:tcPr>
+          <w:p>
+            <w:pPr>
+              <w:jc w:val="center"/>
+              <w:rPr>
+                <w:rFonts w:ascii="Arial" w:hAnsi="Arial" w:cs="Arial"/>
+                <w:b/>
+                <w:bCs/>
+                <w:sz w:val="24"/>
+                <w:szCs w:val="24"/>
+              </w:rPr>
+            </w:pPr>
+            <w:r>
+              <w:rPr>
+                <w:rFonts w:ascii="Arial" w:hAnsi="Arial" w:cs="Arial"/>
+                <w:b/>
+                <w:bCs/>
+                <w:sz w:val="24"/>
+                <w:szCs w:val="24"/>
+              </w:rPr>
+              <w:t>Estado (Completado / En proceso / Pendiente)</w:t>
+            </w:r>
+          </w:p>
+        </w:tc>
+      </w:tr>
+      <w:tr>
+        <w:trPr>
+          <w:jc w:val="center"/>
+        </w:trPr>
+        <w:tc>
+          <w:tcPr>
+            <w:tcW w:w="2955" w:type="dxa"/>
+          </w:tcPr>
+          <w:p>
+            <w:pPr>
+              <w:rPr>
+                <w:rFonts w:ascii="Arial" w:hAnsi="Arial" w:cs="Arial"/>
+                <w:sz w:val="24"/>
+                <w:szCs w:val="24"/>
+              </w:rPr>
+            </w:pPr>
+            <w:r>
+              <w:rPr>
+                <w:rFonts w:ascii="Arial" w:hAnsi="Arial" w:cs="Arial"/>
+                <w:sz w:val="24"/>
+                <w:szCs w:val="24"/>
+              </w:rPr>
+              <w:t>Bitácora</w:t>
+            </w:r>
+          </w:p>
+        </w:tc>
+        <w:tc>
+          <w:tcPr>
+            <w:tcW w:w="2004" w:type="dxa"/>
+          </w:tcPr>
+          <w:p>
+            <w:pPr>
+              <w:rPr>
+                <w:rFonts w:ascii="Arial" w:hAnsi="Arial" w:cs="Arial"/>
+                <w:sz w:val="24"/>
+                <w:szCs w:val="24"/>
+              </w:rPr>
+            </w:pPr>
+            <w:r>
+              <w:rPr>
+                <w:rFonts w:ascii="Arial" w:hAnsi="Arial" w:cs="Arial"/>
+                <w:sz w:val="24"/>
+                <w:szCs w:val="24"/>
+              </w:rPr>
+              <w:t>María Fernanda Barrón Álvarez</w:t>
+            </w:r>
+          </w:p>
+        </w:tc>
+        <w:tc>
+          <w:tcPr>
+            <w:tcW w:w="1150" w:type="dxa"/>
+          </w:tcPr>
+          <w:p>
+            <w:pPr>
+              <w:rPr>
+                <w:rFonts w:ascii="Arial" w:hAnsi="Arial" w:cs="Arial"/>
+                <w:sz w:val="24"/>
+                <w:szCs w:val="24"/>
+              </w:rPr>
+            </w:pPr>
+            <w:r>
+              <w:rPr>
+                <w:rFonts w:ascii="Arial" w:hAnsi="Arial" w:cs="Arial"/>
+                <w:sz w:val="24"/>
+                <w:szCs w:val="24"/>
+              </w:rPr>
+              <w:t>8</w:t>
+            </w:r>
+            <w:r>
+              <w:rPr>
+                <w:rFonts w:ascii="Arial" w:hAnsi="Arial" w:cs="Arial"/>
+                <w:sz w:val="24"/>
+                <w:szCs w:val="24"/>
+              </w:rPr>
+              <w:t>:</w:t>
+            </w:r>
+            <w:r>
+              <w:rPr>
+                <w:rFonts w:ascii="Arial" w:hAnsi="Arial" w:cs="Arial"/>
+                <w:sz w:val="24"/>
+                <w:szCs w:val="24"/>
+              </w:rPr>
+              <w:t>3</w:t>
+            </w:r>
+            <w:r>
+              <w:rPr>
+                <w:rFonts w:ascii="Arial" w:hAnsi="Arial" w:cs="Arial"/>
+                <w:sz w:val="24"/>
+                <w:szCs w:val="24"/>
+              </w:rPr>
+              <w:t>0</w:t>
+            </w:r>
+            <w:r>
+              <w:rPr>
+                <w:rFonts w:ascii="Arial" w:hAnsi="Arial" w:cs="Arial"/>
+                <w:sz w:val="24"/>
+                <w:szCs w:val="24"/>
+              </w:rPr>
+              <w:t>pm</w:t>
+            </w:r>
+          </w:p>
+        </w:tc>
+        <w:tc>
+          <w:tcPr>
+            <w:tcW w:w="1535" w:type="dxa"/>
+          </w:tcPr>
+          <w:p>
+            <w:pPr>
+              <w:rPr>
+                <w:rFonts w:ascii="Arial" w:hAnsi="Arial" w:cs="Arial"/>
+                <w:sz w:val="24"/>
+                <w:szCs w:val="24"/>
+              </w:rPr>
+            </w:pPr>
+            <w:r>
+              <w:rPr>
+                <w:rFonts w:ascii="Arial" w:hAnsi="Arial" w:cs="Arial"/>
+                <w:sz w:val="24"/>
+                <w:szCs w:val="24"/>
+              </w:rPr>
+              <w:t>9</w:t>
+            </w:r>
+            <w:r>
+              <w:rPr>
+                <w:rFonts w:ascii="Arial" w:hAnsi="Arial" w:cs="Arial"/>
+                <w:sz w:val="24"/>
+                <w:szCs w:val="24"/>
+              </w:rPr>
+              <w:t>:</w:t>
+            </w:r>
+            <w:r>
+              <w:rPr>
+                <w:rFonts w:ascii="Arial" w:hAnsi="Arial" w:cs="Arial"/>
+                <w:sz w:val="24"/>
+                <w:szCs w:val="24"/>
+              </w:rPr>
+              <w:t>00</w:t>
+            </w:r>
+            <w:r>
+              <w:rPr>
+                <w:rFonts w:ascii="Arial" w:hAnsi="Arial" w:cs="Arial"/>
+                <w:sz w:val="24"/>
+                <w:szCs w:val="24"/>
+              </w:rPr>
+              <w:t>pm</w:t>
+            </w:r>
+          </w:p>
+        </w:tc>
+        <w:tc>
+          <w:tcPr>
+            <w:tcW w:w="2480" w:type="dxa"/>
+          </w:tcPr>
+          <w:p>
+            <w:pPr>
+              <w:rPr>
+                <w:rFonts w:ascii="Arial" w:hAnsi="Arial" w:cs="Arial"/>
+                <w:sz w:val="24"/>
+                <w:szCs w:val="24"/>
+              </w:rPr>
+            </w:pPr>
+            <w:r>
+              <w:rPr>
+                <w:rFonts w:ascii="Arial" w:hAnsi="Arial" w:cs="Arial"/>
+                <w:sz w:val="24"/>
+                <w:szCs w:val="24"/>
+              </w:rPr>
+              <w:t>Completado</w:t>
+            </w:r>
+          </w:p>
+        </w:tc>
+      </w:tr>
+      <w:tr>
+        <w:trPr>
+          <w:jc w:val="center"/>
+        </w:trPr>
+        <w:tc>
+          <w:tcPr>
+            <w:tcW w:w="2955" w:type="dxa"/>
+          </w:tcPr>
+          <w:p>
+            <w:pPr>
+              <w:rPr>
+                <w:rFonts w:ascii="Arial" w:hAnsi="Arial" w:cs="Arial"/>
+                <w:sz w:val="24"/>
+                <w:szCs w:val="24"/>
+              </w:rPr>
+            </w:pPr>
+            <w:r>
+              <w:rPr>
+                <w:rFonts w:ascii="Arial" w:hAnsi="Arial" w:cs="Arial"/>
+                <w:sz w:val="24"/>
+                <w:szCs w:val="24"/>
+              </w:rPr>
+              <w:t>Comunicación con cliente</w:t>
+            </w:r>
+          </w:p>
+        </w:tc>
+        <w:tc>
+          <w:tcPr>
+            <w:tcW w:w="2004" w:type="dxa"/>
+          </w:tcPr>
+          <w:p>
+            <w:pPr>
+              <w:rPr>
+                <w:rFonts w:ascii="Arial" w:hAnsi="Arial" w:cs="Arial"/>
+                <w:sz w:val="24"/>
+                <w:szCs w:val="24"/>
+              </w:rPr>
+            </w:pPr>
+            <w:r>
+              <w:rPr>
+                <w:rFonts w:ascii="Arial" w:hAnsi="Arial" w:cs="Arial"/>
+                <w:sz w:val="24"/>
+                <w:szCs w:val="24"/>
+              </w:rPr>
+              <w:t>María Fernanda Barrón Álvarez</w:t>
+            </w:r>
+          </w:p>
+          <w:p>
+            <w:pPr>
+              <w:rPr>
+                <w:rFonts w:ascii="Arial" w:hAnsi="Arial" w:cs="Arial"/>
+                <w:sz w:val="24"/>
+                <w:szCs w:val="24"/>
+              </w:rPr>
+            </w:pPr>
+          </w:p>
+        </w:tc>
+        <w:tc>
+          <w:tcPr>
+            <w:tcW w:w="1150" w:type="dxa"/>
+          </w:tcPr>
+          <w:p>
+            <w:pPr>
+              <w:rPr>
+                <w:rFonts w:ascii="Arial" w:hAnsi="Arial" w:cs="Arial"/>
+                <w:sz w:val="24"/>
+                <w:szCs w:val="24"/>
+              </w:rPr>
+            </w:pPr>
+            <w:r>
+              <w:rPr>
+                <w:rFonts w:ascii="Arial" w:hAnsi="Arial" w:cs="Arial"/>
+                <w:sz w:val="24"/>
+                <w:szCs w:val="24"/>
+              </w:rPr>
+              <w:t>10</w:t>
+            </w:r>
+            <w:r>
+              <w:rPr>
+                <w:rFonts w:ascii="Arial" w:hAnsi="Arial" w:cs="Arial"/>
+                <w:sz w:val="24"/>
+                <w:szCs w:val="24"/>
+              </w:rPr>
+              <w:t>:</w:t>
+            </w:r>
+            <w:r>
+              <w:rPr>
+                <w:rFonts w:ascii="Arial" w:hAnsi="Arial" w:cs="Arial"/>
+                <w:sz w:val="24"/>
+                <w:szCs w:val="24"/>
+              </w:rPr>
+              <w:t>00</w:t>
+            </w:r>
+            <w:r>
+              <w:rPr>
+                <w:rFonts w:ascii="Arial" w:hAnsi="Arial" w:cs="Arial"/>
+                <w:sz w:val="24"/>
+                <w:szCs w:val="24"/>
+              </w:rPr>
+              <w:t>am</w:t>
+            </w:r>
+          </w:p>
+        </w:tc>
+        <w:tc>
+          <w:tcPr>
+            <w:tcW w:w="1535" w:type="dxa"/>
+          </w:tcPr>
+          <w:p>
+            <w:pPr>
+              <w:rPr>
+                <w:rFonts w:ascii="Arial" w:hAnsi="Arial" w:cs="Arial"/>
+                <w:sz w:val="24"/>
+                <w:szCs w:val="24"/>
+              </w:rPr>
+            </w:pPr>
+            <w:r>
+              <w:rPr>
+                <w:rFonts w:ascii="Arial" w:hAnsi="Arial" w:cs="Arial"/>
+                <w:sz w:val="24"/>
+                <w:szCs w:val="24"/>
+              </w:rPr>
+              <w:t>10</w:t>
+            </w:r>
+            <w:r>
+              <w:rPr>
+                <w:rFonts w:ascii="Arial" w:hAnsi="Arial" w:cs="Arial"/>
+                <w:sz w:val="24"/>
+                <w:szCs w:val="24"/>
+              </w:rPr>
+              <w:t>:30</w:t>
+            </w:r>
+            <w:r>
+              <w:rPr>
+                <w:rFonts w:ascii="Arial" w:hAnsi="Arial" w:cs="Arial"/>
+                <w:sz w:val="24"/>
+                <w:szCs w:val="24"/>
+              </w:rPr>
+              <w:t>am</w:t>
+            </w:r>
+          </w:p>
+        </w:tc>
+        <w:tc>
+          <w:tcPr>
+            <w:tcW w:w="2480" w:type="dxa"/>
+          </w:tcPr>
+          <w:p>
+            <w:pPr>
+              <w:rPr>
+                <w:rFonts w:ascii="Arial" w:hAnsi="Arial" w:cs="Arial"/>
+                <w:sz w:val="24"/>
+                <w:szCs w:val="24"/>
+              </w:rPr>
+            </w:pPr>
+            <w:r>
+              <w:rPr>
+                <w:rFonts w:ascii="Arial" w:hAnsi="Arial" w:cs="Arial"/>
+                <w:sz w:val="24"/>
+                <w:szCs w:val="24"/>
+              </w:rPr>
+              <w:t>Completado</w:t>
+            </w:r>
+          </w:p>
+        </w:tc>
+      </w:tr>
+      <w:tr>
+        <w:trPr>
+          <w:jc w:val="center"/>
+        </w:trPr>
+        <w:tc>
+          <w:tcPr>
+            <w:tcW w:w="2955" w:type="dxa"/>
+          </w:tcPr>
+          <w:p>
+            <w:pPr>
+              <w:rPr>
+                <w:rFonts w:ascii="Arial" w:hAnsi="Arial" w:cs="Arial"/>
+                <w:sz w:val="24"/>
+                <w:szCs w:val="24"/>
+              </w:rPr>
+            </w:pPr>
+            <w:r>
+              <w:rPr>
+                <w:rFonts w:ascii="Arial" w:hAnsi="Arial" w:cs="Arial"/>
+                <w:sz w:val="24"/>
+                <w:szCs w:val="24"/>
+              </w:rPr>
+              <w:t xml:space="preserve">Análisis de </w:t>
+            </w:r>
+            <w:r>
+              <w:rPr>
+                <w:rFonts w:ascii="Arial" w:hAnsi="Arial" w:cs="Arial"/>
+                <w:sz w:val="24"/>
+                <w:szCs w:val="24"/>
+              </w:rPr>
+              <w:t>requerimientos funciones</w:t>
+            </w:r>
+          </w:p>
+        </w:tc>
+        <w:tc>
+          <w:tcPr>
+            <w:tcW w:w="2004" w:type="dxa"/>
+          </w:tcPr>
+          <w:p>
+            <w:pPr>
+              <w:rPr>
+                <w:rFonts w:ascii="Arial" w:hAnsi="Arial" w:cs="Arial"/>
+                <w:sz w:val="24"/>
+                <w:szCs w:val="24"/>
+              </w:rPr>
+            </w:pPr>
+            <w:r>
+              <w:rPr>
+                <w:rFonts w:ascii="Arial" w:hAnsi="Arial" w:cs="Arial"/>
+                <w:sz w:val="24"/>
+                <w:szCs w:val="24"/>
+              </w:rPr>
+              <w:t>Leonardo Merino Garfias</w:t>
+            </w:r>
+          </w:p>
+        </w:tc>
+        <w:tc>
+          <w:tcPr>
+            <w:tcW w:w="1150" w:type="dxa"/>
+          </w:tcPr>
+          <w:p>
+            <w:pPr>
+              <w:rPr>
+                <w:rFonts w:ascii="Arial" w:hAnsi="Arial" w:cs="Arial"/>
+                <w:sz w:val="24"/>
+                <w:szCs w:val="24"/>
+              </w:rPr>
+            </w:pPr>
+            <w:r>
+              <w:rPr>
+                <w:rFonts w:ascii="Arial" w:hAnsi="Arial" w:cs="Arial"/>
+                <w:sz w:val="24"/>
+                <w:szCs w:val="24"/>
+              </w:rPr>
+              <w:t>7</w:t>
+            </w:r>
+            <w:r>
+              <w:rPr>
+                <w:rFonts w:ascii="Arial" w:hAnsi="Arial" w:cs="Arial"/>
+                <w:sz w:val="24"/>
+                <w:szCs w:val="24"/>
+              </w:rPr>
+              <w:t>:</w:t>
+            </w:r>
+            <w:r>
+              <w:rPr>
+                <w:rFonts w:ascii="Arial" w:hAnsi="Arial" w:cs="Arial"/>
+                <w:sz w:val="24"/>
+                <w:szCs w:val="24"/>
+              </w:rPr>
+              <w:t>00</w:t>
+            </w:r>
+            <w:r>
+              <w:rPr>
+                <w:rFonts w:ascii="Arial" w:hAnsi="Arial" w:cs="Arial"/>
+                <w:sz w:val="24"/>
+                <w:szCs w:val="24"/>
+              </w:rPr>
+              <w:t>pm</w:t>
+            </w:r>
+          </w:p>
+        </w:tc>
+        <w:tc>
+          <w:tcPr>
+            <w:tcW w:w="1535" w:type="dxa"/>
+          </w:tcPr>
+          <w:p>
+            <w:pPr>
+              <w:rPr>
+                <w:rFonts w:ascii="Arial" w:hAnsi="Arial" w:cs="Arial"/>
+                <w:sz w:val="24"/>
+                <w:szCs w:val="24"/>
+              </w:rPr>
+            </w:pPr>
+            <w:r>
+              <w:rPr>
+                <w:rFonts w:ascii="Arial" w:hAnsi="Arial" w:cs="Arial"/>
+                <w:sz w:val="24"/>
+                <w:szCs w:val="24"/>
+              </w:rPr>
+              <w:t>8:</w:t>
+            </w:r>
+            <w:r>
+              <w:rPr>
+                <w:rFonts w:ascii="Arial" w:hAnsi="Arial" w:cs="Arial"/>
+                <w:sz w:val="24"/>
+                <w:szCs w:val="24"/>
+              </w:rPr>
+              <w:t>2</w:t>
+            </w:r>
+            <w:r>
+              <w:rPr>
+                <w:rFonts w:ascii="Arial" w:hAnsi="Arial" w:cs="Arial"/>
+                <w:sz w:val="24"/>
+                <w:szCs w:val="24"/>
+              </w:rPr>
+              <w:t>0</w:t>
+            </w:r>
+            <w:r>
+              <w:rPr>
+                <w:rFonts w:ascii="Arial" w:hAnsi="Arial" w:cs="Arial"/>
+                <w:sz w:val="24"/>
+                <w:szCs w:val="24"/>
+              </w:rPr>
+              <w:t>pm</w:t>
+            </w:r>
+          </w:p>
+        </w:tc>
+        <w:tc>
+          <w:tcPr>
+            <w:tcW w:w="2480" w:type="dxa"/>
+          </w:tcPr>
+          <w:p>
+            <w:pPr>
+              <w:rPr>
+                <w:rFonts w:ascii="Arial" w:hAnsi="Arial" w:cs="Arial"/>
+                <w:sz w:val="24"/>
+                <w:szCs w:val="24"/>
+              </w:rPr>
+            </w:pPr>
+            <w:r>
+              <w:rPr>
+                <w:rFonts w:ascii="Arial" w:hAnsi="Arial" w:cs="Arial"/>
+                <w:sz w:val="24"/>
+                <w:szCs w:val="24"/>
+              </w:rPr>
+              <w:t>Completado</w:t>
+            </w:r>
+          </w:p>
+        </w:tc>
+      </w:tr>
+      <w:tr>
+        <w:trPr>
+          <w:jc w:val="center"/>
+        </w:trPr>
+        <w:tc>
+          <w:tcPr>
+            <w:tcW w:w="2955" w:type="dxa"/>
+          </w:tcPr>
+          <w:p>
+            <w:pPr>
+              <w:rPr>
+                <w:rFonts w:ascii="Arial" w:hAnsi="Arial" w:cs="Arial"/>
+                <w:sz w:val="24"/>
+                <w:szCs w:val="24"/>
+              </w:rPr>
+            </w:pPr>
+            <w:r>
+              <w:rPr>
+                <w:rFonts w:ascii="Arial" w:hAnsi="Arial" w:cs="Arial"/>
+                <w:sz w:val="24"/>
+                <w:szCs w:val="24"/>
+              </w:rPr>
+              <w:t>Análisis de re</w:t>
+            </w:r>
+            <w:r>
+              <w:rPr>
+                <w:rFonts w:ascii="Arial" w:hAnsi="Arial" w:cs="Arial"/>
+                <w:sz w:val="24"/>
+                <w:szCs w:val="24"/>
+              </w:rPr>
+              <w:t>querimientos no funcionales</w:t>
+            </w:r>
+          </w:p>
+        </w:tc>
+        <w:tc>
+          <w:tcPr>
+            <w:tcW w:w="2004" w:type="dxa"/>
+          </w:tcPr>
+          <w:p>
+            <w:pPr>
+              <w:rPr>
+                <w:rFonts w:ascii="Arial" w:hAnsi="Arial" w:cs="Arial"/>
+                <w:sz w:val="24"/>
+                <w:szCs w:val="24"/>
+              </w:rPr>
+            </w:pPr>
+            <w:r>
+              <w:rPr>
+                <w:rFonts w:ascii="Arial" w:hAnsi="Arial" w:cs="Arial"/>
+                <w:sz w:val="24"/>
+                <w:szCs w:val="24"/>
+              </w:rPr>
+              <w:t>Leslie Miroslava Benítez Marín</w:t>
+            </w:r>
+          </w:p>
+        </w:tc>
+        <w:tc>
+          <w:tcPr>
+            <w:tcW w:w="1150" w:type="dxa"/>
+          </w:tcPr>
+          <w:p>
+            <w:pPr>
+              <w:rPr>
+                <w:rFonts w:ascii="Arial" w:hAnsi="Arial" w:cs="Arial"/>
+                <w:sz w:val="24"/>
+                <w:szCs w:val="24"/>
+              </w:rPr>
+            </w:pPr>
+            <w:r>
+              <w:rPr>
+                <w:rFonts w:ascii="Arial" w:hAnsi="Arial" w:cs="Arial"/>
+                <w:sz w:val="24"/>
+                <w:szCs w:val="24"/>
+              </w:rPr>
+              <w:t>7</w:t>
+            </w:r>
+            <w:r>
+              <w:rPr>
+                <w:rFonts w:ascii="Arial" w:hAnsi="Arial" w:cs="Arial"/>
+                <w:sz w:val="24"/>
+                <w:szCs w:val="24"/>
+              </w:rPr>
+              <w:t>:</w:t>
+            </w:r>
+            <w:r>
+              <w:rPr>
+                <w:rFonts w:ascii="Arial" w:hAnsi="Arial" w:cs="Arial"/>
+                <w:sz w:val="24"/>
+                <w:szCs w:val="24"/>
+              </w:rPr>
+              <w:t>00</w:t>
+            </w:r>
+            <w:r>
+              <w:rPr>
+                <w:rFonts w:ascii="Arial" w:hAnsi="Arial" w:cs="Arial"/>
+                <w:sz w:val="24"/>
+                <w:szCs w:val="24"/>
+              </w:rPr>
+              <w:t>pm</w:t>
+            </w:r>
+          </w:p>
+        </w:tc>
+        <w:tc>
+          <w:tcPr>
+            <w:tcW w:w="1535" w:type="dxa"/>
+          </w:tcPr>
+          <w:p>
+            <w:pPr>
+              <w:rPr>
+                <w:rFonts w:ascii="Arial" w:hAnsi="Arial" w:cs="Arial"/>
+                <w:sz w:val="24"/>
+                <w:szCs w:val="24"/>
+              </w:rPr>
+            </w:pPr>
+            <w:r>
+              <w:rPr>
+                <w:rFonts w:ascii="Arial" w:hAnsi="Arial" w:cs="Arial"/>
+                <w:sz w:val="24"/>
+                <w:szCs w:val="24"/>
+              </w:rPr>
+              <w:t>8:</w:t>
+            </w:r>
+            <w:r>
+              <w:rPr>
+                <w:rFonts w:ascii="Arial" w:hAnsi="Arial" w:cs="Arial"/>
+                <w:sz w:val="24"/>
+                <w:szCs w:val="24"/>
+              </w:rPr>
+              <w:t>2</w:t>
+            </w:r>
+            <w:r>
+              <w:rPr>
+                <w:rFonts w:ascii="Arial" w:hAnsi="Arial" w:cs="Arial"/>
+                <w:sz w:val="24"/>
+                <w:szCs w:val="24"/>
+              </w:rPr>
+              <w:t>0</w:t>
+            </w:r>
+            <w:r>
+              <w:rPr>
+                <w:rFonts w:ascii="Arial" w:hAnsi="Arial" w:cs="Arial"/>
+                <w:sz w:val="24"/>
+                <w:szCs w:val="24"/>
+              </w:rPr>
+              <w:t>pm</w:t>
+            </w:r>
+          </w:p>
+        </w:tc>
+        <w:tc>
+          <w:tcPr>
+            <w:tcW w:w="2480" w:type="dxa"/>
+          </w:tcPr>
+          <w:p>
+            <w:pPr>
+              <w:rPr>
+                <w:rFonts w:ascii="Arial" w:hAnsi="Arial" w:cs="Arial"/>
+                <w:sz w:val="24"/>
+                <w:szCs w:val="24"/>
+              </w:rPr>
+            </w:pPr>
+            <w:r>
+              <w:rPr>
+                <w:rFonts w:ascii="Arial" w:hAnsi="Arial" w:cs="Arial"/>
+                <w:sz w:val="24"/>
+                <w:szCs w:val="24"/>
+              </w:rPr>
+              <w:t>Completado</w:t>
+            </w:r>
+          </w:p>
+        </w:tc>
+      </w:tr>
+      <w:tr>
+        <w:trPr>
+          <w:jc w:val="center"/>
+        </w:trPr>
+        <w:tc>
+          <w:tcPr>
+            <w:tcW w:w="2955" w:type="dxa"/>
+          </w:tcPr>
+          <w:p>
+            <w:pPr>
+              <w:rPr>
+                <w:rFonts w:ascii="Arial" w:hAnsi="Arial" w:cs="Arial"/>
+                <w:sz w:val="24"/>
+                <w:szCs w:val="24"/>
+              </w:rPr>
+            </w:pPr>
+            <w:r>
+              <w:rPr>
+                <w:rFonts w:ascii="Arial" w:hAnsi="Arial" w:cs="Arial"/>
+                <w:sz w:val="24"/>
+                <w:szCs w:val="24"/>
+              </w:rPr>
+              <w:t>Revisión de requisitos</w:t>
+            </w:r>
+          </w:p>
+        </w:tc>
+        <w:tc>
+          <w:tcPr>
+            <w:tcW w:w="2004" w:type="dxa"/>
+          </w:tcPr>
+          <w:p>
+            <w:pPr>
+              <w:rPr>
+                <w:rFonts w:ascii="Arial" w:hAnsi="Arial" w:cs="Arial"/>
+                <w:sz w:val="24"/>
+                <w:szCs w:val="24"/>
+              </w:rPr>
+            </w:pPr>
+            <w:r>
+              <w:rPr>
+                <w:rFonts w:ascii="Arial" w:hAnsi="Arial" w:cs="Arial"/>
+                <w:sz w:val="24"/>
+                <w:szCs w:val="24"/>
+              </w:rPr>
+              <w:t>María Fernanda Barrón Álvarez</w:t>
+            </w:r>
+          </w:p>
+        </w:tc>
+        <w:tc>
+          <w:tcPr>
+            <w:tcW w:w="1150" w:type="dxa"/>
+          </w:tcPr>
+          <w:p>
+            <w:pPr>
+              <w:rPr>
+                <w:rFonts w:ascii="Arial" w:hAnsi="Arial" w:cs="Arial"/>
+                <w:sz w:val="24"/>
+                <w:szCs w:val="24"/>
+              </w:rPr>
+            </w:pPr>
+            <w:r>
+              <w:rPr>
+                <w:rFonts w:ascii="Arial" w:hAnsi="Arial" w:cs="Arial"/>
+                <w:sz w:val="24"/>
+                <w:szCs w:val="24"/>
+              </w:rPr>
+              <w:t>8</w:t>
+            </w:r>
+            <w:r>
+              <w:rPr>
+                <w:rFonts w:ascii="Arial" w:hAnsi="Arial" w:cs="Arial"/>
+                <w:sz w:val="24"/>
+                <w:szCs w:val="24"/>
+              </w:rPr>
+              <w:t>:</w:t>
+            </w:r>
+            <w:r>
+              <w:rPr>
+                <w:rFonts w:ascii="Arial" w:hAnsi="Arial" w:cs="Arial"/>
+                <w:sz w:val="24"/>
+                <w:szCs w:val="24"/>
+              </w:rPr>
+              <w:t>2</w:t>
+            </w:r>
+            <w:r>
+              <w:rPr>
+                <w:rFonts w:ascii="Arial" w:hAnsi="Arial" w:cs="Arial"/>
+                <w:sz w:val="24"/>
+                <w:szCs w:val="24"/>
+              </w:rPr>
+              <w:t>0</w:t>
+            </w:r>
+            <w:r>
+              <w:rPr>
+                <w:rFonts w:ascii="Arial" w:hAnsi="Arial" w:cs="Arial"/>
+                <w:sz w:val="24"/>
+                <w:szCs w:val="24"/>
+              </w:rPr>
+              <w:t>pm</w:t>
+            </w:r>
+          </w:p>
+        </w:tc>
+        <w:tc>
+          <w:tcPr>
+            <w:tcW w:w="1535" w:type="dxa"/>
+          </w:tcPr>
+          <w:p>
+            <w:pPr>
+              <w:rPr>
+                <w:rFonts w:ascii="Arial" w:hAnsi="Arial" w:cs="Arial"/>
+                <w:sz w:val="24"/>
+                <w:szCs w:val="24"/>
+              </w:rPr>
+            </w:pPr>
+            <w:r>
+              <w:rPr>
+                <w:rFonts w:ascii="Arial" w:hAnsi="Arial" w:cs="Arial"/>
+                <w:sz w:val="24"/>
+                <w:szCs w:val="24"/>
+              </w:rPr>
+              <w:t>8:30</w:t>
+            </w:r>
+            <w:r>
+              <w:rPr>
+                <w:rFonts w:ascii="Arial" w:hAnsi="Arial" w:cs="Arial"/>
+                <w:sz w:val="24"/>
+                <w:szCs w:val="24"/>
+              </w:rPr>
+              <w:t>pm</w:t>
+            </w:r>
+          </w:p>
+        </w:tc>
+        <w:tc>
+          <w:tcPr>
+            <w:tcW w:w="2480" w:type="dxa"/>
+          </w:tcPr>
+          <w:p>
+            <w:pPr>
+              <w:rPr>
+                <w:rFonts w:ascii="Arial" w:hAnsi="Arial" w:cs="Arial"/>
+                <w:sz w:val="24"/>
+                <w:szCs w:val="24"/>
+              </w:rPr>
+            </w:pPr>
+            <w:r>
+              <w:rPr>
+                <w:rFonts w:ascii="Arial" w:hAnsi="Arial" w:cs="Arial"/>
+                <w:sz w:val="24"/>
+                <w:szCs w:val="24"/>
+              </w:rPr>
+              <w:t>Completado</w:t>
+            </w:r>
+          </w:p>
+        </w:tc>
+      </w:tr>
+      <w:tr>
+        <w:trPr>
+          <w:jc w:val="center"/>
+        </w:trPr>
+        <w:tc>
+          <w:tcPr>
+            <w:tcW w:w="2955" w:type="dxa"/>
+          </w:tcPr>
+          <w:p>
+            <w:pPr>
+              <w:rPr>
+                <w:rFonts w:ascii="Arial" w:hAnsi="Arial" w:cs="Arial"/>
+                <w:sz w:val="24"/>
+                <w:szCs w:val="24"/>
+              </w:rPr>
+            </w:pPr>
+            <w:r>
+              <w:rPr>
+                <w:rFonts w:ascii="Arial" w:hAnsi="Arial" w:cs="Arial"/>
+                <w:sz w:val="24"/>
+                <w:szCs w:val="24"/>
+              </w:rPr>
+              <w:t xml:space="preserve">Elaborar documento con </w:t>
+            </w:r>
+            <w:proofErr w:type="spellStart"/>
+            <w:r>
+              <w:rPr>
+                <w:rFonts w:ascii="Arial" w:hAnsi="Arial" w:cs="Arial"/>
+                <w:sz w:val="24"/>
+                <w:szCs w:val="24"/>
+              </w:rPr>
+              <w:t>requisistos</w:t>
+            </w:r>
+            <w:proofErr w:type="spellEnd"/>
+          </w:p>
+        </w:tc>
+        <w:tc>
+          <w:tcPr>
+            <w:tcW w:w="2004" w:type="dxa"/>
+          </w:tcPr>
+          <w:p>
+            <w:pPr>
+              <w:rPr>
+                <w:rFonts w:ascii="Arial" w:hAnsi="Arial" w:cs="Arial"/>
+                <w:sz w:val="24"/>
+                <w:szCs w:val="24"/>
+              </w:rPr>
+            </w:pPr>
+            <w:r>
+              <w:rPr>
+                <w:rFonts w:ascii="Arial" w:hAnsi="Arial" w:cs="Arial"/>
+                <w:sz w:val="24"/>
+                <w:szCs w:val="24"/>
+              </w:rPr>
+              <w:t>María Fernanda Barrón Álvarez</w:t>
+            </w:r>
+          </w:p>
+          <w:p>
+            <w:pPr>
+              <w:rPr>
+                <w:rFonts w:ascii="Arial" w:hAnsi="Arial" w:cs="Arial"/>
+                <w:sz w:val="24"/>
+                <w:szCs w:val="24"/>
+              </w:rPr>
+            </w:pPr>
+          </w:p>
+          <w:p>
+            <w:pPr>
+              <w:rPr>
+                <w:rFonts w:ascii="Arial" w:hAnsi="Arial" w:cs="Arial"/>
+                <w:sz w:val="24"/>
+                <w:szCs w:val="24"/>
+              </w:rPr>
+            </w:pPr>
+            <w:r>
+              <w:rPr>
+                <w:rFonts w:ascii="Arial" w:hAnsi="Arial" w:cs="Arial"/>
+                <w:sz w:val="24"/>
+                <w:szCs w:val="24"/>
+              </w:rPr>
+              <w:t>Leslie Miroslava Benítez Marín</w:t>
+            </w:r>
+          </w:p>
+          <w:p>
+            <w:pPr>
+              <w:rPr>
+                <w:rFonts w:ascii="Arial" w:hAnsi="Arial" w:cs="Arial"/>
+                <w:sz w:val="24"/>
+                <w:szCs w:val="24"/>
+              </w:rPr>
+            </w:pPr>
+          </w:p>
+          <w:p>
+            <w:pPr>
+              <w:rPr>
+                <w:rFonts w:ascii="Arial" w:hAnsi="Arial" w:cs="Arial"/>
+                <w:sz w:val="24"/>
+                <w:szCs w:val="24"/>
+              </w:rPr>
+            </w:pPr>
+            <w:r>
+              <w:rPr>
+                <w:rFonts w:ascii="Arial" w:hAnsi="Arial" w:cs="Arial"/>
+                <w:sz w:val="24"/>
+                <w:szCs w:val="24"/>
+              </w:rPr>
+              <w:t>Leonardo Merino Garfias</w:t>
+            </w:r>
+          </w:p>
+        </w:tc>
+        <w:tc>
+          <w:tcPr>
+            <w:tcW w:w="1150" w:type="dxa"/>
+          </w:tcPr>
+          <w:p>
+            <w:pPr>
+              <w:rPr>
+                <w:rFonts w:ascii="Arial" w:hAnsi="Arial" w:cs="Arial"/>
+                <w:sz w:val="24"/>
+                <w:szCs w:val="24"/>
+              </w:rPr>
+            </w:pPr>
+            <w:r>
+              <w:rPr>
+                <w:rFonts w:ascii="Arial" w:hAnsi="Arial" w:cs="Arial"/>
+                <w:sz w:val="24"/>
+                <w:szCs w:val="24"/>
+              </w:rPr>
+              <w:t>7:</w:t>
+            </w:r>
+            <w:r>
+              <w:rPr>
+                <w:rFonts w:ascii="Arial" w:hAnsi="Arial" w:cs="Arial"/>
+                <w:sz w:val="24"/>
+                <w:szCs w:val="24"/>
+              </w:rPr>
+              <w:t>00pm</w:t>
+            </w:r>
+          </w:p>
+        </w:tc>
+        <w:tc>
+          <w:tcPr>
+            <w:tcW w:w="1535" w:type="dxa"/>
+          </w:tcPr>
+          <w:p>
+            <w:pPr>
+              <w:rPr>
+                <w:rFonts w:ascii="Arial" w:hAnsi="Arial" w:cs="Arial"/>
+                <w:sz w:val="24"/>
+                <w:szCs w:val="24"/>
+              </w:rPr>
+            </w:pPr>
+            <w:r>
+              <w:rPr>
+                <w:rFonts w:ascii="Arial" w:hAnsi="Arial" w:cs="Arial"/>
+                <w:sz w:val="24"/>
+                <w:szCs w:val="24"/>
+              </w:rPr>
+              <w:t>8:20pm</w:t>
+            </w:r>
+          </w:p>
+        </w:tc>
+        <w:tc>
+          <w:tcPr>
+            <w:tcW w:w="2480" w:type="dxa"/>
+          </w:tcPr>
+          <w:p>
+            <w:pPr>
+              <w:rPr>
+                <w:rFonts w:ascii="Arial" w:hAnsi="Arial" w:cs="Arial"/>
+                <w:sz w:val="24"/>
+                <w:szCs w:val="24"/>
+              </w:rPr>
+            </w:pPr>
+            <w:r>
+              <w:rPr>
+                <w:rFonts w:ascii="Arial" w:hAnsi="Arial" w:cs="Arial"/>
+                <w:sz w:val="24"/>
+                <w:szCs w:val="24"/>
+              </w:rPr>
+              <w:t>Completado</w:t>
+            </w:r>
+          </w:p>
+        </w:tc>
+      </w:tr>
+    </w:tbl>
+    <w:p/>
+    <w:p>
+      <w:pPr>
+        <w:pStyle w:val="titulo1"/>
+        <w:outlineLvl w:val="2"/>
+        <w:rPr>
+          <w:sz w:val="32"/>
+          <w:szCs w:val="72"/>
+        </w:rPr>
+      </w:pPr>
+      <w:bookmarkStart w:id="24" w:name="_Toc226054386"/>
+      <w:r>
+        <w:rPr>
+          <w:sz w:val="32"/>
+          <w:szCs w:val="72"/>
+        </w:rPr>
+        <w:t>Gestión de Riesgos e Incidencias</w:t>
+      </w:r>
+      <w:bookmarkEnd w:id="24"/>
+    </w:p>
+    <w:tbl>
+      <w:tblPr>
+        <w:tblStyle w:val="Tablaconcuadrcula"/>
+        <w:tblW w:w="9634" w:type="dxa"/>
+        <w:jc w:val="center"/>
+        <w:tblCellMar>
+          <w:top w:w="57" w:type="dxa"/>
+          <w:bottom w:w="57" w:type="dxa"/>
+        </w:tblCellMar>
+        <w:tblLook w:val="04A0" w:firstRow="1" w:lastRow="0" w:firstColumn="1" w:lastColumn="0" w:noHBand="0" w:noVBand="1"/>
+      </w:tblPr>
+      <w:tblGrid>
+        <w:gridCol w:w="2942"/>
+        <w:gridCol w:w="2943"/>
+        <w:gridCol w:w="3749"/>
+      </w:tblGrid>
+      <w:tr>
+        <w:trPr>
+          <w:jc w:val="center"/>
+        </w:trPr>
+        <w:tc>
+          <w:tcPr>
+            <w:tcW w:w="2942" w:type="dxa"/>
+            <w:tcBorders>
+              <w:top w:val="single" w:sz="4" w:space="0" w:color="7F7F7F" w:themeColor="text1" w:themeTint="80"/>
+              <w:left w:val="single" w:sz="4" w:space="0" w:color="7F7F7F" w:themeColor="text1" w:themeTint="80"/>
+              <w:bottom w:val="single" w:sz="4" w:space="0" w:color="7F7F7F" w:themeColor="text1" w:themeTint="80"/>
+              <w:right w:val="single" w:sz="4" w:space="0" w:color="7F7F7F" w:themeColor="text1" w:themeTint="80"/>
+            </w:tcBorders>
+            <w:shd w:val="clear" w:color="auto" w:fill="262626" w:themeFill="text1" w:themeFillTint="D9"/>
+            <w:vAlign w:val="center"/>
+          </w:tcPr>
+          <w:p>
+            <w:pPr>
+              <w:jc w:val="center"/>
+              <w:rPr>
+                <w:rFonts w:ascii="Arial" w:hAnsi="Arial" w:cs="Arial"/>
+                <w:b/>
+                <w:bCs/>
+                <w:sz w:val="24"/>
+                <w:szCs w:val="24"/>
+              </w:rPr>
+            </w:pPr>
+            <w:r>
+              <w:rPr>
+                <w:rFonts w:ascii="Arial" w:hAnsi="Arial" w:cs="Arial"/>
+                <w:b/>
+                <w:bCs/>
+                <w:sz w:val="24"/>
+                <w:szCs w:val="24"/>
+              </w:rPr>
+              <w:t>Riesgo / Problema detectado</w:t>
+            </w:r>
+          </w:p>
+        </w:tc>
+        <w:tc>
+          <w:tcPr>
+            <w:tcW w:w="2943" w:type="dxa"/>
+            <w:tcBorders>
+              <w:top w:val="single" w:sz="4" w:space="0" w:color="7F7F7F" w:themeColor="text1" w:themeTint="80"/>
+              <w:left w:val="single" w:sz="4" w:space="0" w:color="7F7F7F" w:themeColor="text1" w:themeTint="80"/>
+              <w:bottom w:val="single" w:sz="4" w:space="0" w:color="7F7F7F" w:themeColor="text1" w:themeTint="80"/>
+              <w:right w:val="single" w:sz="4" w:space="0" w:color="7F7F7F" w:themeColor="text1" w:themeTint="80"/>
+            </w:tcBorders>
+            <w:shd w:val="clear" w:color="auto" w:fill="262626" w:themeFill="text1" w:themeFillTint="D9"/>
+            <w:vAlign w:val="center"/>
+          </w:tcPr>
+          <w:p>
+            <w:pPr>
+              <w:jc w:val="center"/>
+              <w:rPr>
+                <w:rFonts w:ascii="Arial" w:hAnsi="Arial" w:cs="Arial"/>
+                <w:b/>
+                <w:bCs/>
+                <w:sz w:val="24"/>
+                <w:szCs w:val="24"/>
+              </w:rPr>
+            </w:pPr>
+            <w:r>
+              <w:rPr>
+                <w:rFonts w:ascii="Arial" w:hAnsi="Arial" w:cs="Arial"/>
+                <w:b/>
+                <w:bCs/>
+                <w:sz w:val="24"/>
+                <w:szCs w:val="24"/>
+              </w:rPr>
+              <w:t>Impacto en alcance/tiempo/costo</w:t>
+            </w:r>
+          </w:p>
+        </w:tc>
+        <w:tc>
+          <w:tcPr>
+            <w:tcW w:w="3749" w:type="dxa"/>
+            <w:tcBorders>
+              <w:top w:val="single" w:sz="4" w:space="0" w:color="7F7F7F" w:themeColor="text1" w:themeTint="80"/>
+              <w:left w:val="single" w:sz="4" w:space="0" w:color="7F7F7F" w:themeColor="text1" w:themeTint="80"/>
+              <w:bottom w:val="single" w:sz="4" w:space="0" w:color="7F7F7F" w:themeColor="text1" w:themeTint="80"/>
+              <w:right w:val="single" w:sz="4" w:space="0" w:color="7F7F7F" w:themeColor="text1" w:themeTint="80"/>
+            </w:tcBorders>
+            <w:shd w:val="clear" w:color="auto" w:fill="262626" w:themeFill="text1" w:themeFillTint="D9"/>
+            <w:vAlign w:val="center"/>
+          </w:tcPr>
+          <w:p>
+            <w:pPr>
+              <w:jc w:val="center"/>
+              <w:rPr>
+                <w:rFonts w:ascii="Arial" w:hAnsi="Arial" w:cs="Arial"/>
+                <w:b/>
+                <w:bCs/>
+                <w:sz w:val="24"/>
+                <w:szCs w:val="24"/>
+              </w:rPr>
+            </w:pPr>
+            <w:r>
+              <w:rPr>
+                <w:rFonts w:ascii="Arial" w:hAnsi="Arial" w:cs="Arial"/>
+                <w:b/>
+                <w:bCs/>
+                <w:sz w:val="24"/>
+                <w:szCs w:val="24"/>
+              </w:rPr>
+              <w:t>Acción correctiva o preventiva</w:t>
+            </w:r>
+          </w:p>
+        </w:tc>
+      </w:tr>
+      <w:tr>
+        <w:trPr>
+          <w:jc w:val="center"/>
+        </w:trPr>
+        <w:tc>
+          <w:tcPr>
+            <w:tcW w:w="2942" w:type="dxa"/>
+            <w:tcBorders>
+              <w:top w:val="single" w:sz="4" w:space="0" w:color="7F7F7F" w:themeColor="text1" w:themeTint="80"/>
+            </w:tcBorders>
+          </w:tcPr>
+          <w:p>
+            <w:pPr>
+              <w:rPr>
+                <w:rFonts w:ascii="Arial" w:hAnsi="Arial" w:cs="Arial"/>
+                <w:sz w:val="24"/>
+                <w:szCs w:val="24"/>
+              </w:rPr>
+            </w:pPr>
+            <w:r>
+              <w:rPr>
+                <w:rFonts w:ascii="Arial" w:hAnsi="Arial" w:cs="Arial"/>
+                <w:sz w:val="24"/>
+                <w:szCs w:val="24"/>
+              </w:rPr>
+              <w:t xml:space="preserve">Tiempo de renderizado en algunos archivos. </w:t>
+            </w:r>
+          </w:p>
+        </w:tc>
+        <w:tc>
+          <w:tcPr>
+            <w:tcW w:w="2943" w:type="dxa"/>
+            <w:tcBorders>
+              <w:top w:val="single" w:sz="4" w:space="0" w:color="7F7F7F" w:themeColor="text1" w:themeTint="80"/>
+            </w:tcBorders>
+          </w:tcPr>
+          <w:p>
+            <w:pPr>
+              <w:jc w:val="center"/>
+              <w:rPr>
+                <w:rFonts w:ascii="Arial" w:hAnsi="Arial" w:cs="Arial"/>
+                <w:sz w:val="24"/>
+                <w:szCs w:val="24"/>
+              </w:rPr>
+            </w:pPr>
+            <w:r>
+              <w:rPr>
+                <w:rFonts w:ascii="Arial" w:hAnsi="Arial" w:cs="Arial"/>
+                <w:sz w:val="24"/>
+                <w:szCs w:val="24"/>
+              </w:rPr>
+              <w:t>Alcance</w:t>
+            </w:r>
+          </w:p>
+        </w:tc>
+        <w:tc>
+          <w:tcPr>
+            <w:tcW w:w="3749" w:type="dxa"/>
+            <w:tcBorders>
+              <w:top w:val="single" w:sz="4" w:space="0" w:color="7F7F7F" w:themeColor="text1" w:themeTint="80"/>
+            </w:tcBorders>
+          </w:tcPr>
+          <w:p>
+            <w:pPr>
+              <w:rPr>
+                <w:rFonts w:ascii="Arial" w:hAnsi="Arial" w:cs="Arial"/>
+                <w:sz w:val="24"/>
+                <w:szCs w:val="24"/>
+              </w:rPr>
+            </w:pPr>
+            <w:r>
+              <w:rPr>
+                <w:rFonts w:ascii="Arial" w:hAnsi="Arial" w:cs="Arial"/>
+                <w:sz w:val="24"/>
+                <w:szCs w:val="24"/>
+              </w:rPr>
+              <w:t>C</w:t>
+            </w:r>
+            <w:r>
+              <w:rPr>
+                <w:rFonts w:ascii="Arial" w:hAnsi="Arial" w:cs="Arial"/>
+                <w:sz w:val="24"/>
+                <w:szCs w:val="24"/>
+              </w:rPr>
+              <w:t>onocimiento de extensión y manejo de archivos</w:t>
+            </w:r>
+            <w:r>
+              <w:rPr>
+                <w:rFonts w:ascii="Arial" w:hAnsi="Arial" w:cs="Arial"/>
+                <w:sz w:val="24"/>
+                <w:szCs w:val="24"/>
+              </w:rPr>
+              <w:t xml:space="preserve"> que </w:t>
+            </w:r>
+            <w:r>
+              <w:rPr>
+                <w:rFonts w:ascii="Arial" w:hAnsi="Arial" w:cs="Arial"/>
+                <w:sz w:val="24"/>
+                <w:szCs w:val="24"/>
+              </w:rPr>
+              <w:t>trabaja el cliente</w:t>
+            </w:r>
+            <w:r>
+              <w:rPr>
+                <w:rFonts w:ascii="Arial" w:hAnsi="Arial" w:cs="Arial"/>
+                <w:sz w:val="24"/>
+                <w:szCs w:val="24"/>
+              </w:rPr>
+              <w:t xml:space="preserve">. </w:t>
+            </w:r>
+          </w:p>
+        </w:tc>
+      </w:tr>
+    </w:tbl>
+    <w:p/>
+    <w:p>
+      <w:r>
+        <w:br w:type="page"/>
+      </w:r>
+    </w:p>
+    <w:p>
+      <w:pPr>
+        <w:pStyle w:val="Ttulo0"/>
+        <w:jc w:val="both"/>
+        <w:outlineLvl w:val="0"/>
+      </w:pPr>
+      <w:bookmarkStart w:id="25" w:name="_Toc226054387"/>
       <w:r>
         <w:t>Referencias</w:t>
       </w:r>
-      <w:bookmarkEnd w:id="13"/>
+      <w:bookmarkEnd w:id="25"/>
     </w:p>
     <w:p>
       <w:pPr>
@@ -13659,6 +17520,119 @@
     </w:lvl>
   </w:abstractNum>
   <w:abstractNum w:abstractNumId="13" w15:restartNumberingAfterBreak="0">
+    <w:nsid w:val="1C454545"/>
+    <w:multiLevelType w:val="hybridMultilevel"/>
+    <w:tmpl w:val="D5E678F0"/>
+    <w:lvl w:ilvl="0" w:tplc="FFFFFFFF">
+      <w:start w:val="1"/>
+      <w:numFmt w:val="bullet"/>
+      <w:lvlText w:val=""/>
+      <w:lvlJc w:val="left"/>
+      <w:pPr>
+        <w:ind w:left="785" w:hanging="360"/>
+      </w:pPr>
+      <w:rPr>
+        <w:rFonts w:ascii="Symbol" w:hAnsi="Symbol" w:hint="default"/>
+      </w:rPr>
+    </w:lvl>
+    <w:lvl w:ilvl="1" w:tplc="080A0005">
+      <w:start w:val="1"/>
+      <w:numFmt w:val="bullet"/>
+      <w:lvlText w:val=""/>
+      <w:lvlJc w:val="left"/>
+      <w:pPr>
+        <w:ind w:left="1440" w:hanging="360"/>
+      </w:pPr>
+      <w:rPr>
+        <w:rFonts w:ascii="Wingdings" w:hAnsi="Wingdings" w:hint="default"/>
+      </w:rPr>
+    </w:lvl>
+    <w:lvl w:ilvl="2" w:tplc="FFFFFFFF">
+      <w:start w:val="1"/>
+      <w:numFmt w:val="bullet"/>
+      <w:lvlText w:val=""/>
+      <w:lvlJc w:val="left"/>
+      <w:pPr>
+        <w:ind w:left="2160" w:hanging="360"/>
+      </w:pPr>
+      <w:rPr>
+        <w:rFonts w:ascii="Wingdings" w:hAnsi="Wingdings" w:hint="default"/>
+      </w:rPr>
+    </w:lvl>
+    <w:lvl w:ilvl="3" w:tplc="FFFFFFFF" w:tentative="1">
+      <w:start w:val="1"/>
+      <w:numFmt w:val="bullet"/>
+      <w:lvlText w:val=""/>
+      <w:lvlJc w:val="left"/>
+      <w:pPr>
+        <w:ind w:left="2880" w:hanging="360"/>
+      </w:pPr>
+      <w:rPr>
+        <w:rFonts w:ascii="Symbol" w:hAnsi="Symbol" w:hint="default"/>
+      </w:rPr>
+    </w:lvl>
+    <w:lvl w:ilvl="4" w:tplc="FFFFFFFF" w:tentative="1">
+      <w:start w:val="1"/>
+      <w:numFmt w:val="bullet"/>
+      <w:lvlText w:val="o"/>
+      <w:lvlJc w:val="left"/>
+      <w:pPr>
+        <w:ind w:left="3600" w:hanging="360"/>
+      </w:pPr>
+      <w:rPr>
+        <w:rFonts w:ascii="Courier New" w:hAnsi="Courier New" w:cs="Courier New" w:hint="default"/>
+      </w:rPr>
+    </w:lvl>
+    <w:lvl w:ilvl="5" w:tplc="FFFFFFFF" w:tentative="1">
+      <w:start w:val="1"/>
+      <w:numFmt w:val="bullet"/>
+      <w:lvlText w:val=""/>
+      <w:lvlJc w:val="left"/>
+      <w:pPr>
+        <w:ind w:left="4320" w:hanging="360"/>
+      </w:pPr>
+      <w:rPr>
+        <w:rFonts w:ascii="Wingdings" w:hAnsi="Wingdings" w:hint="default"/>
+      </w:rPr>
+    </w:lvl>
+    <w:lvl w:ilvl="6" w:tplc="FFFFFFFF" w:tentative="1">
+      <w:start w:val="1"/>
+      <w:numFmt w:val="bullet"/>
+      <w:lvlText w:val=""/>
+      <w:lvlJc w:val="left"/>
+      <w:pPr>
+        <w:ind w:left="5040" w:hanging="360"/>
+      </w:pPr>
+      <w:rPr>
+        <w:rFonts w:ascii="Symbol" w:hAnsi="Symbol" w:hint="default"/>
+      </w:rPr>
+    </w:lvl>
+    <w:lvl w:ilvl="7" w:tplc="FFFFFFFF" w:tentative="1">
+      <w:start w:val="1"/>
+      <w:numFmt w:val="bullet"/>
+      <w:lvlText w:val="o"/>
+      <w:lvlJc w:val="left"/>
+      <w:pPr>
+        <w:ind w:left="5760" w:hanging="360"/>
+      </w:pPr>
+      <w:rPr>
+        <w:rFonts w:ascii="Courier New" w:hAnsi="Courier New" w:cs="Courier New" w:hint="default"/>
+      </w:rPr>
+    </w:lvl>
+    <w:lvl w:ilvl="8" w:tplc="FFFFFFFF" w:tentative="1">
+      <w:start w:val="1"/>
+      <w:numFmt w:val="bullet"/>
+      <w:lvlText w:val=""/>
+      <w:lvlJc w:val="left"/>
+      <w:pPr>
+        <w:ind w:left="6480" w:hanging="360"/>
+      </w:pPr>
+      <w:rPr>
+        <w:rFonts w:ascii="Wingdings" w:hAnsi="Wingdings" w:hint="default"/>
+      </w:rPr>
+    </w:lvl>
+  </w:abstractNum>
+  <w:abstractNum w:abstractNumId="14" w15:restartNumberingAfterBreak="0">
     <w:nsid w:val="1C483122"/>
     <w:multiLevelType w:val="hybridMultilevel"/>
     <w:tmpl w:val="B5AADDB2"/>
@@ -13747,7 +17721,7 @@
       </w:pPr>
     </w:lvl>
   </w:abstractNum>
-  <w:abstractNum w:abstractNumId="14" w15:restartNumberingAfterBreak="0">
+  <w:abstractNum w:abstractNumId="15" w15:restartNumberingAfterBreak="0">
     <w:nsid w:val="21249268"/>
     <w:multiLevelType w:val="hybridMultilevel"/>
     <w:tmpl w:val="8BCC9060"/>
@@ -13860,7 +17834,7 @@
       </w:rPr>
     </w:lvl>
   </w:abstractNum>
-  <w:abstractNum w:abstractNumId="15" w15:restartNumberingAfterBreak="0">
+  <w:abstractNum w:abstractNumId="16" w15:restartNumberingAfterBreak="0">
     <w:nsid w:val="21B7342B"/>
     <w:multiLevelType w:val="hybridMultilevel"/>
     <w:tmpl w:val="0478E942"/>
@@ -13949,7 +17923,7 @@
       </w:pPr>
     </w:lvl>
   </w:abstractNum>
-  <w:abstractNum w:abstractNumId="16" w15:restartNumberingAfterBreak="0">
+  <w:abstractNum w:abstractNumId="17" w15:restartNumberingAfterBreak="0">
     <w:nsid w:val="21F61621"/>
     <w:multiLevelType w:val="hybridMultilevel"/>
     <w:tmpl w:val="2FDC87D6"/>
@@ -14062,7 +18036,7 @@
       </w:rPr>
     </w:lvl>
   </w:abstractNum>
-  <w:abstractNum w:abstractNumId="17" w15:restartNumberingAfterBreak="0">
+  <w:abstractNum w:abstractNumId="18" w15:restartNumberingAfterBreak="0">
     <w:nsid w:val="2507370E"/>
     <w:multiLevelType w:val="hybridMultilevel"/>
     <w:tmpl w:val="CBF03F8A"/>
@@ -14151,7 +18125,7 @@
       </w:pPr>
     </w:lvl>
   </w:abstractNum>
-  <w:abstractNum w:abstractNumId="18" w15:restartNumberingAfterBreak="0">
+  <w:abstractNum w:abstractNumId="19" w15:restartNumberingAfterBreak="0">
     <w:nsid w:val="26F710D1"/>
     <w:multiLevelType w:val="hybridMultilevel"/>
     <w:tmpl w:val="D562C0F4"/>
@@ -14240,7 +18214,7 @@
       </w:pPr>
     </w:lvl>
   </w:abstractNum>
-  <w:abstractNum w:abstractNumId="19" w15:restartNumberingAfterBreak="0">
+  <w:abstractNum w:abstractNumId="20" w15:restartNumberingAfterBreak="0">
     <w:nsid w:val="30BC4DCE"/>
     <w:multiLevelType w:val="hybridMultilevel"/>
     <w:tmpl w:val="1E2A952C"/>
@@ -14353,7 +18327,7 @@
       </w:rPr>
     </w:lvl>
   </w:abstractNum>
-  <w:abstractNum w:abstractNumId="20" w15:restartNumberingAfterBreak="0">
+  <w:abstractNum w:abstractNumId="21" w15:restartNumberingAfterBreak="0">
     <w:nsid w:val="31A37778"/>
     <w:multiLevelType w:val="hybridMultilevel"/>
     <w:tmpl w:val="A566A9AC"/>
@@ -14442,7 +18416,7 @@
       </w:pPr>
     </w:lvl>
   </w:abstractNum>
-  <w:abstractNum w:abstractNumId="21" w15:restartNumberingAfterBreak="0">
+  <w:abstractNum w:abstractNumId="22" w15:restartNumberingAfterBreak="0">
     <w:nsid w:val="32EA6AEF"/>
     <w:multiLevelType w:val="hybridMultilevel"/>
     <w:tmpl w:val="2166CF14"/>
@@ -14531,7 +18505,156 @@
       </w:pPr>
     </w:lvl>
   </w:abstractNum>
-  <w:abstractNum w:abstractNumId="22" w15:restartNumberingAfterBreak="0">
+  <w:abstractNum w:abstractNumId="23" w15:restartNumberingAfterBreak="0">
+    <w:nsid w:val="35F12FF0"/>
+    <w:multiLevelType w:val="multilevel"/>
+    <w:tmpl w:val="80188D18"/>
+    <w:lvl w:ilvl="0">
+      <w:start w:val="1"/>
+      <w:numFmt w:val="bullet"/>
+      <w:lvlText w:val=""/>
+      <w:lvlJc w:val="left"/>
+      <w:pPr>
+        <w:tabs>
+          <w:tab w:val="num" w:pos="720"/>
+        </w:tabs>
+        <w:ind w:left="720" w:hanging="360"/>
+      </w:pPr>
+      <w:rPr>
+        <w:rFonts w:ascii="Symbol" w:hAnsi="Symbol" w:hint="default"/>
+        <w:sz w:val="20"/>
+      </w:rPr>
+    </w:lvl>
+    <w:lvl w:ilvl="1" w:tentative="1">
+      <w:start w:val="1"/>
+      <w:numFmt w:val="bullet"/>
+      <w:lvlText w:val="o"/>
+      <w:lvlJc w:val="left"/>
+      <w:pPr>
+        <w:tabs>
+          <w:tab w:val="num" w:pos="1440"/>
+        </w:tabs>
+        <w:ind w:left="1440" w:hanging="360"/>
+      </w:pPr>
+      <w:rPr>
+        <w:rFonts w:ascii="Courier New" w:hAnsi="Courier New" w:hint="default"/>
+        <w:sz w:val="20"/>
+      </w:rPr>
+    </w:lvl>
+    <w:lvl w:ilvl="2" w:tentative="1">
+      <w:start w:val="1"/>
+      <w:numFmt w:val="bullet"/>
+      <w:lvlText w:val=""/>
+      <w:lvlJc w:val="left"/>
+      <w:pPr>
+        <w:tabs>
+          <w:tab w:val="num" w:pos="2160"/>
+        </w:tabs>
+        <w:ind w:left="2160" w:hanging="360"/>
+      </w:pPr>
+      <w:rPr>
+        <w:rFonts w:ascii="Wingdings" w:hAnsi="Wingdings" w:hint="default"/>
+        <w:sz w:val="20"/>
+      </w:rPr>
+    </w:lvl>
+    <w:lvl w:ilvl="3" w:tentative="1">
+      <w:start w:val="1"/>
+      <w:numFmt w:val="bullet"/>
+      <w:lvlText w:val=""/>
+      <w:lvlJc w:val="left"/>
+      <w:pPr>
+        <w:tabs>
+          <w:tab w:val="num" w:pos="2880"/>
+        </w:tabs>
+        <w:ind w:left="2880" w:hanging="360"/>
+      </w:pPr>
+      <w:rPr>
+        <w:rFonts w:ascii="Wingdings" w:hAnsi="Wingdings" w:hint="default"/>
+        <w:sz w:val="20"/>
+      </w:rPr>
+    </w:lvl>
+    <w:lvl w:ilvl="4" w:tentative="1">
+      <w:start w:val="1"/>
+      <w:numFmt w:val="bullet"/>
+      <w:lvlText w:val=""/>
+      <w:lvlJc w:val="left"/>
+      <w:pPr>
+        <w:tabs>
+          <w:tab w:val="num" w:pos="3600"/>
+        </w:tabs>
+        <w:ind w:left="3600" w:hanging="360"/>
+      </w:pPr>
+      <w:rPr>
+        <w:rFonts w:ascii="Wingdings" w:hAnsi="Wingdings" w:hint="default"/>
+        <w:sz w:val="20"/>
+      </w:rPr>
+    </w:lvl>
+    <w:lvl w:ilvl="5" w:tentative="1">
+      <w:start w:val="1"/>
+      <w:numFmt w:val="bullet"/>
+      <w:lvlText w:val=""/>
+      <w:lvlJc w:val="left"/>
+      <w:pPr>
+        <w:tabs>
+          <w:tab w:val="num" w:pos="4320"/>
+        </w:tabs>
+        <w:ind w:left="4320" w:hanging="360"/>
+      </w:pPr>
+      <w:rPr>
+        <w:rFonts w:ascii="Wingdings" w:hAnsi="Wingdings" w:hint="default"/>
+        <w:sz w:val="20"/>
+      </w:rPr>
+    </w:lvl>
+    <w:lvl w:ilvl="6" w:tentative="1">
+      <w:start w:val="1"/>
+      <w:numFmt w:val="bullet"/>
+      <w:lvlText w:val=""/>
+      <w:lvlJc w:val="left"/>
+      <w:pPr>
+        <w:tabs>
+          <w:tab w:val="num" w:pos="5040"/>
+        </w:tabs>
+        <w:ind w:left="5040" w:hanging="360"/>
+      </w:pPr>
+      <w:rPr>
+        <w:rFonts w:ascii="Wingdings" w:hAnsi="Wingdings" w:hint="default"/>
+        <w:sz w:val="20"/>
+      </w:rPr>
+    </w:lvl>
+    <w:lvl w:ilvl="7" w:tentative="1">
+      <w:start w:val="1"/>
+      <w:numFmt w:val="bullet"/>
+      <w:lvlText w:val=""/>
+      <w:lvlJc w:val="left"/>
+      <w:pPr>
+        <w:tabs>
+          <w:tab w:val="num" w:pos="5760"/>
+        </w:tabs>
+        <w:ind w:left="5760" w:hanging="360"/>
+      </w:pPr>
+      <w:rPr>
+        <w:rFonts w:ascii="Wingdings" w:hAnsi="Wingdings" w:hint="default"/>
+        <w:sz w:val="20"/>
+      </w:rPr>
+    </w:lvl>
+    <w:lvl w:ilvl="8" w:tentative="1">
+      <w:start w:val="1"/>
+      <w:numFmt w:val="bullet"/>
+      <w:lvlText w:val=""/>
+      <w:lvlJc w:val="left"/>
+      <w:pPr>
+        <w:tabs>
+          <w:tab w:val="num" w:pos="6480"/>
+        </w:tabs>
+        <w:ind w:left="6480" w:hanging="360"/>
+      </w:pPr>
+      <w:rPr>
+        <w:rFonts w:ascii="Wingdings" w:hAnsi="Wingdings" w:hint="default"/>
+        <w:sz w:val="20"/>
+      </w:rPr>
+    </w:lvl>
+  </w:abstractNum>
+  <w:abstractNum w:abstractNumId="24" w15:restartNumberingAfterBreak="0">
     <w:nsid w:val="38F53E72"/>
     <w:multiLevelType w:val="hybridMultilevel"/>
     <w:tmpl w:val="13A02758"/>
@@ -14620,7 +18743,7 @@
       </w:pPr>
     </w:lvl>
   </w:abstractNum>
-  <w:abstractNum w:abstractNumId="23" w15:restartNumberingAfterBreak="0">
+  <w:abstractNum w:abstractNumId="25" w15:restartNumberingAfterBreak="0">
     <w:nsid w:val="3E840DED"/>
     <w:multiLevelType w:val="hybridMultilevel"/>
     <w:tmpl w:val="E29880B2"/>
@@ -14733,7 +18856,7 @@
       </w:rPr>
     </w:lvl>
   </w:abstractNum>
-  <w:abstractNum w:abstractNumId="24" w15:restartNumberingAfterBreak="0">
+  <w:abstractNum w:abstractNumId="26" w15:restartNumberingAfterBreak="0">
     <w:nsid w:val="43875C31"/>
     <w:multiLevelType w:val="hybridMultilevel"/>
     <w:tmpl w:val="60DC4E66"/>
@@ -14822,7 +18945,7 @@
       </w:pPr>
     </w:lvl>
   </w:abstractNum>
-  <w:abstractNum w:abstractNumId="25" w15:restartNumberingAfterBreak="0">
+  <w:abstractNum w:abstractNumId="27" w15:restartNumberingAfterBreak="0">
     <w:nsid w:val="447631A1"/>
     <w:multiLevelType w:val="hybridMultilevel"/>
     <w:tmpl w:val="B76ADFBE"/>
@@ -14935,7 +19058,7 @@
       </w:rPr>
     </w:lvl>
   </w:abstractNum>
-  <w:abstractNum w:abstractNumId="26" w15:restartNumberingAfterBreak="0">
+  <w:abstractNum w:abstractNumId="28" w15:restartNumberingAfterBreak="0">
     <w:nsid w:val="458A7D89"/>
     <w:multiLevelType w:val="hybridMultilevel"/>
     <w:tmpl w:val="3DA652CA"/>
@@ -15024,7 +19147,7 @@
       </w:pPr>
     </w:lvl>
   </w:abstractNum>
-  <w:abstractNum w:abstractNumId="27" w15:restartNumberingAfterBreak="0">
+  <w:abstractNum w:abstractNumId="29" w15:restartNumberingAfterBreak="0">
     <w:nsid w:val="467D7237"/>
     <w:multiLevelType w:val="hybridMultilevel"/>
     <w:tmpl w:val="7870DEA4"/>
@@ -15137,7 +19260,7 @@
       </w:rPr>
     </w:lvl>
   </w:abstractNum>
-  <w:abstractNum w:abstractNumId="28" w15:restartNumberingAfterBreak="0">
+  <w:abstractNum w:abstractNumId="30" w15:restartNumberingAfterBreak="0">
     <w:nsid w:val="474E2D99"/>
     <w:multiLevelType w:val="hybridMultilevel"/>
     <w:tmpl w:val="F22E5954"/>
@@ -15226,7 +19349,7 @@
       </w:pPr>
     </w:lvl>
   </w:abstractNum>
-  <w:abstractNum w:abstractNumId="29" w15:restartNumberingAfterBreak="0">
+  <w:abstractNum w:abstractNumId="31" w15:restartNumberingAfterBreak="0">
     <w:nsid w:val="48965835"/>
     <w:multiLevelType w:val="hybridMultilevel"/>
     <w:tmpl w:val="E7765060"/>
@@ -15315,7 +19438,7 @@
       </w:pPr>
     </w:lvl>
   </w:abstractNum>
-  <w:abstractNum w:abstractNumId="30" w15:restartNumberingAfterBreak="0">
+  <w:abstractNum w:abstractNumId="32" w15:restartNumberingAfterBreak="0">
     <w:nsid w:val="4A653D94"/>
     <w:multiLevelType w:val="hybridMultilevel"/>
     <w:tmpl w:val="3BD831B2"/>
@@ -15428,7 +19551,7 @@
       </w:rPr>
     </w:lvl>
   </w:abstractNum>
-  <w:abstractNum w:abstractNumId="31" w15:restartNumberingAfterBreak="0">
+  <w:abstractNum w:abstractNumId="33" w15:restartNumberingAfterBreak="0">
     <w:nsid w:val="4B292569"/>
     <w:multiLevelType w:val="hybridMultilevel"/>
     <w:tmpl w:val="21D65B9C"/>
@@ -15541,7 +19664,7 @@
       </w:rPr>
     </w:lvl>
   </w:abstractNum>
-  <w:abstractNum w:abstractNumId="32" w15:restartNumberingAfterBreak="0">
+  <w:abstractNum w:abstractNumId="34" w15:restartNumberingAfterBreak="0">
     <w:nsid w:val="532C7B8C"/>
     <w:multiLevelType w:val="multilevel"/>
     <w:tmpl w:val="0DB08EE8"/>
@@ -15690,7 +19813,7 @@
       </w:rPr>
     </w:lvl>
   </w:abstractNum>
-  <w:abstractNum w:abstractNumId="33" w15:restartNumberingAfterBreak="0">
+  <w:abstractNum w:abstractNumId="35" w15:restartNumberingAfterBreak="0">
     <w:nsid w:val="535F33D1"/>
     <w:multiLevelType w:val="hybridMultilevel"/>
     <w:tmpl w:val="20CEF53A"/>
@@ -15779,7 +19902,7 @@
       </w:pPr>
     </w:lvl>
   </w:abstractNum>
-  <w:abstractNum w:abstractNumId="34" w15:restartNumberingAfterBreak="0">
+  <w:abstractNum w:abstractNumId="36" w15:restartNumberingAfterBreak="0">
     <w:nsid w:val="551E18EB"/>
     <w:multiLevelType w:val="multilevel"/>
     <w:tmpl w:val="2AAA1162"/>
@@ -15928,7 +20051,120 @@
       </w:rPr>
     </w:lvl>
   </w:abstractNum>
-  <w:abstractNum w:abstractNumId="35" w15:restartNumberingAfterBreak="0">
+  <w:abstractNum w:abstractNumId="37" w15:restartNumberingAfterBreak="0">
+    <w:nsid w:val="56DE4BF6"/>
+    <w:multiLevelType w:val="hybridMultilevel"/>
+    <w:tmpl w:val="33DE2A9C"/>
+    <w:lvl w:ilvl="0" w:tplc="080A0001">
+      <w:start w:val="1"/>
+      <w:numFmt w:val="bullet"/>
+      <w:lvlText w:val=""/>
+      <w:lvlJc w:val="left"/>
+      <w:pPr>
+        <w:ind w:left="785" w:hanging="360"/>
+      </w:pPr>
+      <w:rPr>
+        <w:rFonts w:ascii="Symbol" w:hAnsi="Symbol" w:hint="default"/>
+      </w:rPr>
+    </w:lvl>
+    <w:lvl w:ilvl="1" w:tplc="080A0003">
+      <w:start w:val="1"/>
+      <w:numFmt w:val="bullet"/>
+      <w:lvlText w:val="o"/>
+      <w:lvlJc w:val="left"/>
+      <w:pPr>
+        <w:ind w:left="1440" w:hanging="360"/>
+      </w:pPr>
+      <w:rPr>
+        <w:rFonts w:ascii="Courier New" w:hAnsi="Courier New" w:cs="Courier New" w:hint="default"/>
+      </w:rPr>
+    </w:lvl>
+    <w:lvl w:ilvl="2" w:tplc="080A0005">
+      <w:start w:val="1"/>
+      <w:numFmt w:val="bullet"/>
+      <w:lvlText w:val=""/>
+      <w:lvlJc w:val="left"/>
+      <w:pPr>
+        <w:ind w:left="2160" w:hanging="360"/>
+      </w:pPr>
+      <w:rPr>
+        <w:rFonts w:ascii="Wingdings" w:hAnsi="Wingdings" w:hint="default"/>
+      </w:rPr>
+    </w:lvl>
+    <w:lvl w:ilvl="3" w:tplc="080A0001" w:tentative="1">
+      <w:start w:val="1"/>
+      <w:numFmt w:val="bullet"/>
+      <w:lvlText w:val=""/>
+      <w:lvlJc w:val="left"/>
+      <w:pPr>
+        <w:ind w:left="2880" w:hanging="360"/>
+      </w:pPr>
+      <w:rPr>
+        <w:rFonts w:ascii="Symbol" w:hAnsi="Symbol" w:hint="default"/>
+      </w:rPr>
+    </w:lvl>
+    <w:lvl w:ilvl="4" w:tplc="080A0003" w:tentative="1">
+      <w:start w:val="1"/>
+      <w:numFmt w:val="bullet"/>
+      <w:lvlText w:val="o"/>
+      <w:lvlJc w:val="left"/>
+      <w:pPr>
+        <w:ind w:left="3600" w:hanging="360"/>
+      </w:pPr>
+      <w:rPr>
+        <w:rFonts w:ascii="Courier New" w:hAnsi="Courier New" w:cs="Courier New" w:hint="default"/>
+      </w:rPr>
+    </w:lvl>
+    <w:lvl w:ilvl="5" w:tplc="080A0005" w:tentative="1">
+      <w:start w:val="1"/>
+      <w:numFmt w:val="bullet"/>
+      <w:lvlText w:val=""/>
+      <w:lvlJc w:val="left"/>
+      <w:pPr>
+        <w:ind w:left="4320" w:hanging="360"/>
+      </w:pPr>
+      <w:rPr>
+        <w:rFonts w:ascii="Wingdings" w:hAnsi="Wingdings" w:hint="default"/>
+      </w:rPr>
+    </w:lvl>
+    <w:lvl w:ilvl="6" w:tplc="080A0001" w:tentative="1">
+      <w:start w:val="1"/>
+      <w:numFmt w:val="bullet"/>
+      <w:lvlText w:val=""/>
+      <w:lvlJc w:val="left"/>
+      <w:pPr>
+        <w:ind w:left="5040" w:hanging="360"/>
+      </w:pPr>
+      <w:rPr>
+        <w:rFonts w:ascii="Symbol" w:hAnsi="Symbol" w:hint="default"/>
+      </w:rPr>
+    </w:lvl>
+    <w:lvl w:ilvl="7" w:tplc="080A0003" w:tentative="1">
+      <w:start w:val="1"/>
+      <w:numFmt w:val="bullet"/>
+      <w:lvlText w:val="o"/>
+      <w:lvlJc w:val="left"/>
+      <w:pPr>
+        <w:ind w:left="5760" w:hanging="360"/>
+      </w:pPr>
+      <w:rPr>
+        <w:rFonts w:ascii="Courier New" w:hAnsi="Courier New" w:cs="Courier New" w:hint="default"/>
+      </w:rPr>
+    </w:lvl>
+    <w:lvl w:ilvl="8" w:tplc="080A0005" w:tentative="1">
+      <w:start w:val="1"/>
+      <w:numFmt w:val="bullet"/>
+      <w:lvlText w:val=""/>
+      <w:lvlJc w:val="left"/>
+      <w:pPr>
+        <w:ind w:left="6480" w:hanging="360"/>
+      </w:pPr>
+      <w:rPr>
+        <w:rFonts w:ascii="Wingdings" w:hAnsi="Wingdings" w:hint="default"/>
+      </w:rPr>
+    </w:lvl>
+  </w:abstractNum>
+  <w:abstractNum w:abstractNumId="38" w15:restartNumberingAfterBreak="0">
     <w:nsid w:val="58271FBE"/>
     <w:multiLevelType w:val="hybridMultilevel"/>
     <w:tmpl w:val="F1666B34"/>
@@ -16017,7 +20253,7 @@
       </w:pPr>
     </w:lvl>
   </w:abstractNum>
-  <w:abstractNum w:abstractNumId="36" w15:restartNumberingAfterBreak="0">
+  <w:abstractNum w:abstractNumId="39" w15:restartNumberingAfterBreak="0">
     <w:nsid w:val="5FA03602"/>
     <w:multiLevelType w:val="hybridMultilevel"/>
     <w:tmpl w:val="218C5CA6"/>
@@ -16106,7 +20342,7 @@
       </w:pPr>
     </w:lvl>
   </w:abstractNum>
-  <w:abstractNum w:abstractNumId="37" w15:restartNumberingAfterBreak="0">
+  <w:abstractNum w:abstractNumId="40" w15:restartNumberingAfterBreak="0">
     <w:nsid w:val="609F78A8"/>
     <w:multiLevelType w:val="hybridMultilevel"/>
     <w:tmpl w:val="446C6806"/>
@@ -16195,7 +20431,7 @@
       </w:pPr>
     </w:lvl>
   </w:abstractNum>
-  <w:abstractNum w:abstractNumId="38" w15:restartNumberingAfterBreak="0">
+  <w:abstractNum w:abstractNumId="41" w15:restartNumberingAfterBreak="0">
     <w:nsid w:val="61CB6552"/>
     <w:multiLevelType w:val="hybridMultilevel"/>
     <w:tmpl w:val="2BCA63F0"/>
@@ -16308,7 +20544,7 @@
       </w:rPr>
     </w:lvl>
   </w:abstractNum>
-  <w:abstractNum w:abstractNumId="39" w15:restartNumberingAfterBreak="0">
+  <w:abstractNum w:abstractNumId="42" w15:restartNumberingAfterBreak="0">
     <w:nsid w:val="63A449A1"/>
     <w:multiLevelType w:val="hybridMultilevel"/>
     <w:tmpl w:val="3670D45A"/>
@@ -16397,7 +20633,7 @@
       </w:pPr>
     </w:lvl>
   </w:abstractNum>
-  <w:abstractNum w:abstractNumId="40" w15:restartNumberingAfterBreak="0">
+  <w:abstractNum w:abstractNumId="43" w15:restartNumberingAfterBreak="0">
     <w:nsid w:val="64777D1F"/>
     <w:multiLevelType w:val="hybridMultilevel"/>
     <w:tmpl w:val="E284660C"/>
@@ -16486,7 +20722,7 @@
       </w:pPr>
     </w:lvl>
   </w:abstractNum>
-  <w:abstractNum w:abstractNumId="41" w15:restartNumberingAfterBreak="0">
+  <w:abstractNum w:abstractNumId="44" w15:restartNumberingAfterBreak="0">
     <w:nsid w:val="67B71F65"/>
     <w:multiLevelType w:val="hybridMultilevel"/>
     <w:tmpl w:val="3B7201DC"/>
@@ -16575,7 +20811,7 @@
       </w:pPr>
     </w:lvl>
   </w:abstractNum>
-  <w:abstractNum w:abstractNumId="42" w15:restartNumberingAfterBreak="0">
+  <w:abstractNum w:abstractNumId="45" w15:restartNumberingAfterBreak="0">
     <w:nsid w:val="6DAF0F1E"/>
     <w:multiLevelType w:val="multilevel"/>
     <w:tmpl w:val="24DC6CC8"/>
@@ -16724,7 +20960,7 @@
       </w:rPr>
     </w:lvl>
   </w:abstractNum>
-  <w:abstractNum w:abstractNumId="43" w15:restartNumberingAfterBreak="0">
+  <w:abstractNum w:abstractNumId="46" w15:restartNumberingAfterBreak="0">
     <w:nsid w:val="6F5C7C4E"/>
     <w:multiLevelType w:val="hybridMultilevel"/>
     <w:tmpl w:val="805EF91A"/>
@@ -16813,7 +21049,7 @@
       </w:pPr>
     </w:lvl>
   </w:abstractNum>
-  <w:abstractNum w:abstractNumId="44" w15:restartNumberingAfterBreak="0">
+  <w:abstractNum w:abstractNumId="47" w15:restartNumberingAfterBreak="0">
     <w:nsid w:val="71FF2155"/>
     <w:multiLevelType w:val="hybridMultilevel"/>
     <w:tmpl w:val="13C0319E"/>
@@ -16902,7 +21138,7 @@
       </w:pPr>
     </w:lvl>
   </w:abstractNum>
-  <w:abstractNum w:abstractNumId="45" w15:restartNumberingAfterBreak="0">
+  <w:abstractNum w:abstractNumId="48" w15:restartNumberingAfterBreak="0">
     <w:nsid w:val="723404DC"/>
     <w:multiLevelType w:val="hybridMultilevel"/>
     <w:tmpl w:val="59C2D476"/>
@@ -16991,7 +21227,7 @@
       </w:pPr>
     </w:lvl>
   </w:abstractNum>
-  <w:abstractNum w:abstractNumId="46" w15:restartNumberingAfterBreak="0">
+  <w:abstractNum w:abstractNumId="49" w15:restartNumberingAfterBreak="0">
     <w:nsid w:val="773B7760"/>
     <w:multiLevelType w:val="hybridMultilevel"/>
     <w:tmpl w:val="8CA2AB00"/>
@@ -17080,7 +21316,7 @@
       </w:pPr>
     </w:lvl>
   </w:abstractNum>
-  <w:abstractNum w:abstractNumId="47" w15:restartNumberingAfterBreak="0">
+  <w:abstractNum w:abstractNumId="50" w15:restartNumberingAfterBreak="0">
     <w:nsid w:val="7772210A"/>
     <w:multiLevelType w:val="hybridMultilevel"/>
     <w:tmpl w:val="1E725B1E"/>
@@ -17193,7 +21429,7 @@
       </w:rPr>
     </w:lvl>
   </w:abstractNum>
-  <w:abstractNum w:abstractNumId="48" w15:restartNumberingAfterBreak="0">
+  <w:abstractNum w:abstractNumId="51" w15:restartNumberingAfterBreak="0">
     <w:nsid w:val="77AC4366"/>
     <w:multiLevelType w:val="hybridMultilevel"/>
     <w:tmpl w:val="6FB63CBE"/>
@@ -17306,7 +21542,7 @@
       </w:rPr>
     </w:lvl>
   </w:abstractNum>
-  <w:abstractNum w:abstractNumId="49" w15:restartNumberingAfterBreak="0">
+  <w:abstractNum w:abstractNumId="52" w15:restartNumberingAfterBreak="0">
     <w:nsid w:val="7B28011A"/>
     <w:multiLevelType w:val="hybridMultilevel"/>
     <w:tmpl w:val="45C88C84"/>
@@ -17419,7 +21655,7 @@
       </w:rPr>
     </w:lvl>
   </w:abstractNum>
-  <w:abstractNum w:abstractNumId="50" w15:restartNumberingAfterBreak="0">
+  <w:abstractNum w:abstractNumId="53" w15:restartNumberingAfterBreak="0">
     <w:nsid w:val="7B8042D7"/>
     <w:multiLevelType w:val="hybridMultilevel"/>
     <w:tmpl w:val="1784936E"/>
@@ -17532,10 +21768,10 @@
       </w:rPr>
     </w:lvl>
   </w:abstractNum>
-  <w:abstractNum w:abstractNumId="51" w15:restartNumberingAfterBreak="0">
+  <w:abstractNum w:abstractNumId="54" w15:restartNumberingAfterBreak="0">
     <w:nsid w:val="7C325535"/>
     <w:multiLevelType w:val="hybridMultilevel"/>
-    <w:tmpl w:val="2E74899A"/>
+    <w:tmpl w:val="A3F22570"/>
     <w:lvl w:ilvl="0" w:tplc="080A000F">
       <w:start w:val="1"/>
       <w:numFmt w:val="decimal"/>
@@ -17618,7 +21854,7 @@
       </w:pPr>
     </w:lvl>
   </w:abstractNum>
-  <w:abstractNum w:abstractNumId="52" w15:restartNumberingAfterBreak="0">
+  <w:abstractNum w:abstractNumId="55" w15:restartNumberingAfterBreak="0">
     <w:nsid w:val="7CC138E1"/>
     <w:multiLevelType w:val="hybridMultilevel"/>
     <w:tmpl w:val="F5322842"/>
@@ -17707,17 +21943,106 @@
       </w:pPr>
     </w:lvl>
   </w:abstractNum>
+  <w:abstractNum w:abstractNumId="56" w15:restartNumberingAfterBreak="0">
+    <w:nsid w:val="7D5875C1"/>
+    <w:multiLevelType w:val="hybridMultilevel"/>
+    <w:tmpl w:val="195080FE"/>
+    <w:lvl w:ilvl="0" w:tplc="080A000F">
+      <w:start w:val="1"/>
+      <w:numFmt w:val="decimal"/>
+      <w:lvlText w:val="%1."/>
+      <w:lvlJc w:val="left"/>
+      <w:pPr>
+        <w:ind w:left="360" w:hanging="360"/>
+      </w:pPr>
+      <w:rPr>
+        <w:rFonts w:hint="default"/>
+      </w:rPr>
+    </w:lvl>
+    <w:lvl w:ilvl="1" w:tplc="080A0019" w:tentative="1">
+      <w:start w:val="1"/>
+      <w:numFmt w:val="lowerLetter"/>
+      <w:lvlText w:val="%2."/>
+      <w:lvlJc w:val="left"/>
+      <w:pPr>
+        <w:ind w:left="1080" w:hanging="360"/>
+      </w:pPr>
+    </w:lvl>
+    <w:lvl w:ilvl="2" w:tplc="080A001B" w:tentative="1">
+      <w:start w:val="1"/>
+      <w:numFmt w:val="lowerRoman"/>
+      <w:lvlText w:val="%3."/>
+      <w:lvlJc w:val="right"/>
+      <w:pPr>
+        <w:ind w:left="1800" w:hanging="180"/>
+      </w:pPr>
+    </w:lvl>
+    <w:lvl w:ilvl="3" w:tplc="080A000F" w:tentative="1">
+      <w:start w:val="1"/>
+      <w:numFmt w:val="decimal"/>
+      <w:lvlText w:val="%4."/>
+      <w:lvlJc w:val="left"/>
+      <w:pPr>
+        <w:ind w:left="2520" w:hanging="360"/>
+      </w:pPr>
+    </w:lvl>
+    <w:lvl w:ilvl="4" w:tplc="080A0019" w:tentative="1">
+      <w:start w:val="1"/>
+      <w:numFmt w:val="lowerLetter"/>
+      <w:lvlText w:val="%5."/>
+      <w:lvlJc w:val="left"/>
+      <w:pPr>
+        <w:ind w:left="3240" w:hanging="360"/>
+      </w:pPr>
+    </w:lvl>
+    <w:lvl w:ilvl="5" w:tplc="080A001B" w:tentative="1">
+      <w:start w:val="1"/>
+      <w:numFmt w:val="lowerRoman"/>
+      <w:lvlText w:val="%6."/>
+      <w:lvlJc w:val="right"/>
+      <w:pPr>
+        <w:ind w:left="3960" w:hanging="180"/>
+      </w:pPr>
+    </w:lvl>
+    <w:lvl w:ilvl="6" w:tplc="080A000F" w:tentative="1">
+      <w:start w:val="1"/>
+      <w:numFmt w:val="decimal"/>
+      <w:lvlText w:val="%7."/>
+      <w:lvlJc w:val="left"/>
+      <w:pPr>
+        <w:ind w:left="4680" w:hanging="360"/>
+      </w:pPr>
+    </w:lvl>
+    <w:lvl w:ilvl="7" w:tplc="080A0019" w:tentative="1">
+      <w:start w:val="1"/>
+      <w:numFmt w:val="lowerLetter"/>
+      <w:lvlText w:val="%8."/>
+      <w:lvlJc w:val="left"/>
+      <w:pPr>
+        <w:ind w:left="5400" w:hanging="360"/>
+      </w:pPr>
+    </w:lvl>
+    <w:lvl w:ilvl="8" w:tplc="080A001B" w:tentative="1">
+      <w:start w:val="1"/>
+      <w:numFmt w:val="lowerRoman"/>
+      <w:lvlText w:val="%9."/>
+      <w:lvlJc w:val="right"/>
+      <w:pPr>
+        <w:ind w:left="6120" w:hanging="180"/>
+      </w:pPr>
+    </w:lvl>
+  </w:abstractNum>
   <w:num w:numId="1" w16cid:durableId="986974798">
-    <w:abstractNumId w:val="14"/>
+    <w:abstractNumId w:val="15"/>
   </w:num>
   <w:num w:numId="2" w16cid:durableId="915893400">
-    <w:abstractNumId w:val="37"/>
+    <w:abstractNumId w:val="40"/>
   </w:num>
   <w:num w:numId="3" w16cid:durableId="1442455264">
     <w:abstractNumId w:val="11"/>
   </w:num>
   <w:num w:numId="4" w16cid:durableId="1101101107">
-    <w:abstractNumId w:val="47"/>
+    <w:abstractNumId w:val="50"/>
   </w:num>
   <w:num w:numId="5" w16cid:durableId="1390153344">
     <w:abstractNumId w:val="2"/>
@@ -17726,52 +22051,52 @@
     <w:abstractNumId w:val="6"/>
   </w:num>
   <w:num w:numId="7" w16cid:durableId="1287814997">
-    <w:abstractNumId w:val="23"/>
+    <w:abstractNumId w:val="25"/>
   </w:num>
   <w:num w:numId="8" w16cid:durableId="1673995961">
-    <w:abstractNumId w:val="48"/>
+    <w:abstractNumId w:val="51"/>
   </w:num>
   <w:num w:numId="9" w16cid:durableId="812792817">
-    <w:abstractNumId w:val="25"/>
+    <w:abstractNumId w:val="27"/>
   </w:num>
   <w:num w:numId="10" w16cid:durableId="2125416182">
-    <w:abstractNumId w:val="50"/>
+    <w:abstractNumId w:val="53"/>
   </w:num>
   <w:num w:numId="11" w16cid:durableId="1021663585">
-    <w:abstractNumId w:val="38"/>
+    <w:abstractNumId w:val="41"/>
   </w:num>
   <w:num w:numId="12" w16cid:durableId="1900288228">
-    <w:abstractNumId w:val="49"/>
+    <w:abstractNumId w:val="52"/>
   </w:num>
   <w:num w:numId="13" w16cid:durableId="1690444094">
-    <w:abstractNumId w:val="31"/>
+    <w:abstractNumId w:val="33"/>
   </w:num>
   <w:num w:numId="14" w16cid:durableId="2053843993">
-    <w:abstractNumId w:val="27"/>
+    <w:abstractNumId w:val="29"/>
   </w:num>
   <w:num w:numId="15" w16cid:durableId="1694457469">
-    <w:abstractNumId w:val="16"/>
+    <w:abstractNumId w:val="17"/>
   </w:num>
   <w:num w:numId="16" w16cid:durableId="1225994989">
     <w:abstractNumId w:val="8"/>
   </w:num>
   <w:num w:numId="17" w16cid:durableId="2000574849">
-    <w:abstractNumId w:val="32"/>
+    <w:abstractNumId w:val="34"/>
   </w:num>
   <w:num w:numId="18" w16cid:durableId="1590232711">
-    <w:abstractNumId w:val="42"/>
+    <w:abstractNumId w:val="45"/>
   </w:num>
   <w:num w:numId="19" w16cid:durableId="2010717177">
     <w:abstractNumId w:val="4"/>
   </w:num>
   <w:num w:numId="20" w16cid:durableId="445731861">
-    <w:abstractNumId w:val="34"/>
+    <w:abstractNumId w:val="36"/>
   </w:num>
   <w:num w:numId="21" w16cid:durableId="1841307887">
     <w:abstractNumId w:val="1"/>
   </w:num>
   <w:num w:numId="22" w16cid:durableId="119539489">
-    <w:abstractNumId w:val="19"/>
+    <w:abstractNumId w:val="20"/>
   </w:num>
   <w:num w:numId="23" w16cid:durableId="537012578">
     <w:abstractNumId w:val="0"/>
@@ -17780,58 +22105,58 @@
     <w:abstractNumId w:val="7"/>
   </w:num>
   <w:num w:numId="25" w16cid:durableId="1213613753">
-    <w:abstractNumId w:val="29"/>
+    <w:abstractNumId w:val="31"/>
   </w:num>
   <w:num w:numId="26" w16cid:durableId="361631133">
-    <w:abstractNumId w:val="18"/>
+    <w:abstractNumId w:val="19"/>
   </w:num>
   <w:num w:numId="27" w16cid:durableId="928777333">
-    <w:abstractNumId w:val="39"/>
+    <w:abstractNumId w:val="42"/>
   </w:num>
   <w:num w:numId="28" w16cid:durableId="1313414620">
-    <w:abstractNumId w:val="45"/>
+    <w:abstractNumId w:val="48"/>
   </w:num>
   <w:num w:numId="29" w16cid:durableId="1499615837">
-    <w:abstractNumId w:val="22"/>
+    <w:abstractNumId w:val="24"/>
   </w:num>
   <w:num w:numId="30" w16cid:durableId="639505103">
-    <w:abstractNumId w:val="24"/>
+    <w:abstractNumId w:val="26"/>
   </w:num>
   <w:num w:numId="31" w16cid:durableId="464004052">
-    <w:abstractNumId w:val="36"/>
+    <w:abstractNumId w:val="39"/>
   </w:num>
   <w:num w:numId="32" w16cid:durableId="2144233312">
     <w:abstractNumId w:val="9"/>
   </w:num>
   <w:num w:numId="33" w16cid:durableId="1756825795">
-    <w:abstractNumId w:val="30"/>
+    <w:abstractNumId w:val="32"/>
   </w:num>
   <w:num w:numId="34" w16cid:durableId="1403793331">
-    <w:abstractNumId w:val="21"/>
+    <w:abstractNumId w:val="22"/>
   </w:num>
   <w:num w:numId="35" w16cid:durableId="1644195354">
     <w:abstractNumId w:val="10"/>
   </w:num>
   <w:num w:numId="36" w16cid:durableId="1668481468">
-    <w:abstractNumId w:val="43"/>
+    <w:abstractNumId w:val="46"/>
   </w:num>
   <w:num w:numId="37" w16cid:durableId="211894669">
-    <w:abstractNumId w:val="28"/>
+    <w:abstractNumId w:val="30"/>
   </w:num>
   <w:num w:numId="38" w16cid:durableId="76945562">
     <w:abstractNumId w:val="3"/>
   </w:num>
   <w:num w:numId="39" w16cid:durableId="862476858">
-    <w:abstractNumId w:val="26"/>
+    <w:abstractNumId w:val="28"/>
   </w:num>
   <w:num w:numId="40" w16cid:durableId="1514539966">
-    <w:abstractNumId w:val="41"/>
+    <w:abstractNumId w:val="44"/>
   </w:num>
   <w:num w:numId="41" w16cid:durableId="1229612267">
-    <w:abstractNumId w:val="13"/>
+    <w:abstractNumId w:val="14"/>
   </w:num>
   <w:num w:numId="42" w16cid:durableId="1819028595">
-    <w:abstractNumId w:val="15"/>
+    <w:abstractNumId w:val="16"/>
   </w:num>
   <w:num w:numId="43" w16cid:durableId="1888949088">
     <w:abstractNumId w:val="5"/>
@@ -17840,31 +22165,43 @@
     <w:abstractNumId w:val="12"/>
   </w:num>
   <w:num w:numId="45" w16cid:durableId="1986811438">
-    <w:abstractNumId w:val="17"/>
+    <w:abstractNumId w:val="18"/>
   </w:num>
   <w:num w:numId="46" w16cid:durableId="1709406282">
-    <w:abstractNumId w:val="44"/>
+    <w:abstractNumId w:val="47"/>
   </w:num>
   <w:num w:numId="47" w16cid:durableId="1886604928">
-    <w:abstractNumId w:val="20"/>
+    <w:abstractNumId w:val="21"/>
   </w:num>
   <w:num w:numId="48" w16cid:durableId="688868736">
-    <w:abstractNumId w:val="52"/>
+    <w:abstractNumId w:val="55"/>
   </w:num>
   <w:num w:numId="49" w16cid:durableId="484706834">
+    <w:abstractNumId w:val="38"/>
+  </w:num>
+  <w:num w:numId="50" w16cid:durableId="86001281">
     <w:abstractNumId w:val="35"/>
   </w:num>
-  <w:num w:numId="50" w16cid:durableId="86001281">
-    <w:abstractNumId w:val="33"/>
-  </w:num>
   <w:num w:numId="51" w16cid:durableId="1244297073">
-    <w:abstractNumId w:val="40"/>
+    <w:abstractNumId w:val="43"/>
   </w:num>
   <w:num w:numId="52" w16cid:durableId="1377437781">
-    <w:abstractNumId w:val="46"/>
+    <w:abstractNumId w:val="49"/>
   </w:num>
   <w:num w:numId="53" w16cid:durableId="431173521">
-    <w:abstractNumId w:val="51"/>
+    <w:abstractNumId w:val="54"/>
+  </w:num>
+  <w:num w:numId="54" w16cid:durableId="2010019641">
+    <w:abstractNumId w:val="56"/>
+  </w:num>
+  <w:num w:numId="55" w16cid:durableId="550967729">
+    <w:abstractNumId w:val="37"/>
+  </w:num>
+  <w:num w:numId="56" w16cid:durableId="922183978">
+    <w:abstractNumId w:val="23"/>
+  </w:num>
+  <w:num w:numId="57" w16cid:durableId="976371141">
+    <w:abstractNumId w:val="13"/>
   </w:num>
   <w:numIdMacAtCleanup w:val="13"/>
 </w:numbering>
@@ -18270,7 +22607,7 @@
   <w:style w:type="paragraph" w:default="1" w:styleId="Normal">
     <w:name w:val="Normal"/>
     <w:qFormat/>
-    <w:rsid w:val="00D7500F"/>
+    <w:rsid w:val="00310849"/>
   </w:style>
   <w:style w:type="paragraph" w:styleId="Ttulo1">
     <w:name w:val="heading 1"/>
@@ -18474,7 +22811,6 @@
   <w:style w:type="character" w:default="1" w:styleId="Fuentedeprrafopredeter">
     <w:name w:val="Default Paragraph Font"/>
     <w:uiPriority w:val="1"/>
-    <w:semiHidden/>
     <w:unhideWhenUsed/>
   </w:style>
   <w:style w:type="table" w:default="1" w:styleId="Tablanormal">

--- a/BITACORA.docx
+++ b/BITACORA.docx
@@ -736,7 +736,6 @@
           <w:docPartUnique/>
         </w:docPartObj>
       </w:sdtPr>
-      <w:sdtEndPr/>
       <w:sdtContent>
         <w:p>
           <w:pPr>
@@ -14009,6 +14008,7 @@
                 <w:sz w:val="24"/>
                 <w:szCs w:val="24"/>
               </w:rPr>
+              <w:lastRenderedPageBreak/>
               <w:t xml:space="preserve">experiencia de usuario (UX/UI) </w:t>
             </w:r>
           </w:p>
@@ -14084,6 +14084,7 @@
                 <w:sz w:val="24"/>
                 <w:szCs w:val="24"/>
               </w:rPr>
+              <w:lastRenderedPageBreak/>
               <w:t>Documento con requerimientos</w:t>
             </w:r>
           </w:p>
@@ -15339,6 +15340,7 @@
                 <w:sz w:val="24"/>
                 <w:szCs w:val="24"/>
               </w:rPr>
+              <w:lastRenderedPageBreak/>
               <w:t>Revisión de requisitos</w:t>
             </w:r>
           </w:p>
@@ -15930,8 +15932,2799 @@
         <w:jc w:val="both"/>
         <w:outlineLvl w:val="0"/>
       </w:pPr>
+      <w:r>
+        <w:lastRenderedPageBreak/>
+        <w:t xml:space="preserve">Semana </w:t>
+      </w:r>
+      <w:r>
+        <w:t>del 4 de mayo al 8 de mayo</w:t>
+      </w:r>
+    </w:p>
+    <w:p>
+      <w:r>
+        <w:rPr>
+          <w:b/>
+          <w:bCs/>
+        </w:rPr>
+        <w:t>Objetivo:</w:t>
+      </w:r>
+      <w:r>
+        <w:t xml:space="preserve"> </w:t>
+      </w:r>
+      <w:r>
+        <w:t xml:space="preserve">Definir </w:t>
+      </w:r>
+      <w:r>
+        <w:t>matriz de responsabilidades</w:t>
+      </w:r>
+      <w:r>
+        <w:t>.</w:t>
+      </w:r>
+    </w:p>
+    <w:tbl>
+      <w:tblPr>
+        <w:tblStyle w:val="Tablaconcuadrcula"/>
+        <w:tblW w:w="9634" w:type="dxa"/>
+        <w:jc w:val="center"/>
+        <w:tblBorders>
+          <w:top w:val="single" w:sz="4" w:space="0" w:color="7F7F7F" w:themeColor="text1" w:themeTint="80"/>
+          <w:left w:val="single" w:sz="4" w:space="0" w:color="7F7F7F" w:themeColor="text1" w:themeTint="80"/>
+          <w:bottom w:val="single" w:sz="4" w:space="0" w:color="7F7F7F" w:themeColor="text1" w:themeTint="80"/>
+          <w:right w:val="single" w:sz="4" w:space="0" w:color="7F7F7F" w:themeColor="text1" w:themeTint="80"/>
+          <w:insideH w:val="single" w:sz="4" w:space="0" w:color="7F7F7F" w:themeColor="text1" w:themeTint="80"/>
+        </w:tblBorders>
+        <w:tblCellMar>
+          <w:top w:w="57" w:type="dxa"/>
+          <w:bottom w:w="57" w:type="dxa"/>
+        </w:tblCellMar>
+        <w:tblLook w:val="04A0" w:firstRow="1" w:lastRow="0" w:firstColumn="1" w:lastColumn="0" w:noHBand="0" w:noVBand="1"/>
+      </w:tblPr>
+      <w:tblGrid>
+        <w:gridCol w:w="5098"/>
+        <w:gridCol w:w="4536"/>
+      </w:tblGrid>
+      <w:tr>
+        <w:trPr>
+          <w:trHeight w:val="583"/>
+          <w:jc w:val="center"/>
+        </w:trPr>
+        <w:tc>
+          <w:tcPr>
+            <w:tcW w:w="9634" w:type="dxa"/>
+            <w:gridSpan w:val="2"/>
+            <w:shd w:val="clear" w:color="auto" w:fill="262626" w:themeFill="text1" w:themeFillTint="D9"/>
+            <w:vAlign w:val="center"/>
+          </w:tcPr>
+          <w:p>
+            <w:pPr>
+              <w:pStyle w:val="Ttulo2"/>
+              <w:rPr>
+                <w:rFonts w:ascii="Aptos" w:hAnsi="Aptos"/>
+                <w:b/>
+                <w:bCs/>
+                <w:color w:val="FFFFFF" w:themeColor="background1"/>
+                <w:sz w:val="28"/>
+                <w:szCs w:val="28"/>
+              </w:rPr>
+            </w:pPr>
+            <w:r>
+              <w:rPr>
+                <w:rFonts w:ascii="Aptos" w:hAnsi="Aptos"/>
+                <w:b/>
+                <w:bCs/>
+                <w:color w:val="FFFFFF" w:themeColor="background1"/>
+                <w:sz w:val="28"/>
+                <w:szCs w:val="28"/>
+              </w:rPr>
+              <w:t>Día 1: Definición de Requerimientos</w:t>
+            </w:r>
+          </w:p>
+        </w:tc>
+      </w:tr>
+      <w:tr>
+        <w:trPr>
+          <w:jc w:val="center"/>
+        </w:trPr>
+        <w:tc>
+          <w:tcPr>
+            <w:tcW w:w="9634" w:type="dxa"/>
+            <w:gridSpan w:val="2"/>
+            <w:vAlign w:val="center"/>
+          </w:tcPr>
+          <w:p>
+            <w:pPr>
+              <w:rPr>
+                <w:rFonts w:ascii="Arial" w:hAnsi="Arial" w:cs="Arial"/>
+                <w:sz w:val="24"/>
+                <w:szCs w:val="24"/>
+              </w:rPr>
+            </w:pPr>
+            <w:r>
+              <w:rPr>
+                <w:rFonts w:ascii="Arial" w:hAnsi="Arial" w:cs="Arial"/>
+                <w:b/>
+                <w:bCs/>
+                <w:sz w:val="24"/>
+                <w:szCs w:val="24"/>
+              </w:rPr>
+              <w:t xml:space="preserve">Nombre del Proyecto: </w:t>
+            </w:r>
+            <w:r>
+              <w:rPr>
+                <w:rFonts w:ascii="Arial" w:hAnsi="Arial" w:cs="Arial"/>
+                <w:sz w:val="24"/>
+                <w:szCs w:val="24"/>
+              </w:rPr>
+              <w:t>Portafolio Digital de Arquitecto</w:t>
+            </w:r>
+          </w:p>
+        </w:tc>
+      </w:tr>
+      <w:tr>
+        <w:trPr>
+          <w:jc w:val="center"/>
+        </w:trPr>
+        <w:tc>
+          <w:tcPr>
+            <w:tcW w:w="5098" w:type="dxa"/>
+            <w:vAlign w:val="center"/>
+          </w:tcPr>
+          <w:p>
+            <w:pPr>
+              <w:rPr>
+                <w:rFonts w:ascii="Arial" w:hAnsi="Arial" w:cs="Arial"/>
+                <w:b/>
+                <w:bCs/>
+                <w:sz w:val="24"/>
+                <w:szCs w:val="24"/>
+              </w:rPr>
+            </w:pPr>
+            <w:r>
+              <w:rPr>
+                <w:rFonts w:ascii="Arial" w:hAnsi="Arial" w:cs="Arial"/>
+                <w:b/>
+                <w:bCs/>
+                <w:sz w:val="24"/>
+                <w:szCs w:val="24"/>
+              </w:rPr>
+              <w:t xml:space="preserve">Equipo No.: </w:t>
+            </w:r>
+            <w:r>
+              <w:rPr>
+                <w:rFonts w:ascii="Arial" w:hAnsi="Arial" w:cs="Arial"/>
+                <w:b/>
+                <w:bCs/>
+                <w:sz w:val="24"/>
+                <w:szCs w:val="24"/>
+              </w:rPr>
+              <w:tab/>
+            </w:r>
+            <w:r>
+              <w:rPr>
+                <w:rFonts w:ascii="Arial" w:hAnsi="Arial" w:cs="Arial"/>
+                <w:sz w:val="24"/>
+                <w:szCs w:val="24"/>
+              </w:rPr>
+              <w:t>6</w:t>
+            </w:r>
+          </w:p>
+        </w:tc>
+        <w:tc>
+          <w:tcPr>
+            <w:tcW w:w="4536" w:type="dxa"/>
+            <w:vAlign w:val="center"/>
+          </w:tcPr>
+          <w:p>
+            <w:pPr>
+              <w:rPr>
+                <w:rFonts w:ascii="Arial" w:hAnsi="Arial" w:cs="Arial"/>
+                <w:b/>
+                <w:bCs/>
+                <w:sz w:val="24"/>
+                <w:szCs w:val="24"/>
+              </w:rPr>
+            </w:pPr>
+            <w:r>
+              <w:rPr>
+                <w:rFonts w:ascii="Arial" w:hAnsi="Arial" w:cs="Arial"/>
+                <w:b/>
+                <w:bCs/>
+                <w:sz w:val="24"/>
+                <w:szCs w:val="24"/>
+              </w:rPr>
+              <w:t>Fecha:</w:t>
+            </w:r>
+            <w:r>
+              <w:rPr>
+                <w:rFonts w:ascii="Arial" w:hAnsi="Arial" w:cs="Arial"/>
+                <w:b/>
+                <w:bCs/>
+                <w:sz w:val="24"/>
+                <w:szCs w:val="24"/>
+              </w:rPr>
+              <w:t xml:space="preserve"> </w:t>
+            </w:r>
+            <w:r>
+              <w:rPr>
+                <w:rFonts w:ascii="Arial" w:hAnsi="Arial" w:cs="Arial"/>
+                <w:sz w:val="24"/>
+                <w:szCs w:val="24"/>
+              </w:rPr>
+              <w:t>0</w:t>
+            </w:r>
+            <w:r>
+              <w:rPr>
+                <w:rFonts w:ascii="Arial" w:hAnsi="Arial" w:cs="Arial"/>
+                <w:sz w:val="24"/>
+                <w:szCs w:val="24"/>
+              </w:rPr>
+              <w:t>1</w:t>
+            </w:r>
+            <w:r>
+              <w:rPr>
+                <w:rFonts w:ascii="Arial" w:hAnsi="Arial" w:cs="Arial"/>
+                <w:sz w:val="24"/>
+                <w:szCs w:val="24"/>
+              </w:rPr>
+              <w:t>/0</w:t>
+            </w:r>
+            <w:r>
+              <w:rPr>
+                <w:rFonts w:ascii="Arial" w:hAnsi="Arial" w:cs="Arial"/>
+                <w:sz w:val="24"/>
+                <w:szCs w:val="24"/>
+              </w:rPr>
+              <w:t>4</w:t>
+            </w:r>
+            <w:r>
+              <w:rPr>
+                <w:rFonts w:ascii="Arial" w:hAnsi="Arial" w:cs="Arial"/>
+                <w:sz w:val="24"/>
+                <w:szCs w:val="24"/>
+              </w:rPr>
+              <w:t>/202</w:t>
+            </w:r>
+            <w:r>
+              <w:rPr>
+                <w:rFonts w:ascii="Arial" w:hAnsi="Arial" w:cs="Arial"/>
+                <w:sz w:val="24"/>
+                <w:szCs w:val="24"/>
+              </w:rPr>
+              <w:t>6</w:t>
+            </w:r>
+          </w:p>
+        </w:tc>
+      </w:tr>
+      <w:tr>
+        <w:trPr>
+          <w:jc w:val="center"/>
+        </w:trPr>
+        <w:tc>
+          <w:tcPr>
+            <w:tcW w:w="5098" w:type="dxa"/>
+            <w:vAlign w:val="center"/>
+          </w:tcPr>
+          <w:p>
+            <w:pPr>
+              <w:rPr>
+                <w:rFonts w:ascii="Arial" w:hAnsi="Arial" w:cs="Arial"/>
+                <w:b/>
+                <w:bCs/>
+                <w:sz w:val="24"/>
+                <w:szCs w:val="24"/>
+              </w:rPr>
+            </w:pPr>
+            <w:r>
+              <w:rPr>
+                <w:rFonts w:ascii="Arial" w:hAnsi="Arial" w:cs="Arial"/>
+                <w:b/>
+                <w:bCs/>
+                <w:sz w:val="24"/>
+                <w:szCs w:val="24"/>
+              </w:rPr>
+              <w:t xml:space="preserve">Número de sesión / Día de trabajo: </w:t>
+            </w:r>
+            <w:r>
+              <w:rPr>
+                <w:rFonts w:ascii="Arial" w:hAnsi="Arial" w:cs="Arial"/>
+                <w:sz w:val="24"/>
+                <w:szCs w:val="24"/>
+              </w:rPr>
+              <w:t>1</w:t>
+            </w:r>
+          </w:p>
+        </w:tc>
+        <w:tc>
+          <w:tcPr>
+            <w:tcW w:w="4536" w:type="dxa"/>
+            <w:vAlign w:val="center"/>
+          </w:tcPr>
+          <w:p>
+            <w:pPr>
+              <w:rPr>
+                <w:rFonts w:ascii="Arial" w:hAnsi="Arial" w:cs="Arial"/>
+                <w:b/>
+                <w:bCs/>
+                <w:sz w:val="24"/>
+                <w:szCs w:val="24"/>
+              </w:rPr>
+            </w:pPr>
+            <w:r>
+              <w:rPr>
+                <w:rFonts w:ascii="Arial" w:hAnsi="Arial" w:cs="Arial"/>
+                <w:b/>
+                <w:bCs/>
+                <w:sz w:val="24"/>
+                <w:szCs w:val="24"/>
+              </w:rPr>
+              <w:t xml:space="preserve">Modalidad: </w:t>
+            </w:r>
+            <w:r>
+              <w:rPr>
+                <w:rFonts w:ascii="Arial" w:hAnsi="Arial" w:cs="Arial"/>
+                <w:sz w:val="24"/>
+                <w:szCs w:val="24"/>
+              </w:rPr>
+              <w:t xml:space="preserve">Presencial / </w:t>
+            </w:r>
+            <w:r>
+              <w:rPr>
+                <w:rFonts w:ascii="Arial" w:hAnsi="Arial" w:cs="Arial"/>
+                <w:sz w:val="24"/>
+                <w:szCs w:val="24"/>
+                <w:shd w:val="clear" w:color="auto" w:fill="F5E4A9" w:themeFill="accent3" w:themeFillTint="66"/>
+              </w:rPr>
+              <w:t>Virtual</w:t>
+            </w:r>
+            <w:r>
+              <w:rPr>
+                <w:rFonts w:ascii="Arial" w:hAnsi="Arial" w:cs="Arial"/>
+                <w:sz w:val="24"/>
+                <w:szCs w:val="24"/>
+              </w:rPr>
+              <w:t xml:space="preserve"> / </w:t>
+            </w:r>
+            <w:r>
+              <w:rPr>
+                <w:rFonts w:ascii="Arial" w:hAnsi="Arial" w:cs="Arial"/>
+                <w:sz w:val="24"/>
+                <w:szCs w:val="24"/>
+                <w:shd w:val="clear" w:color="auto" w:fill="D9D9D9" w:themeFill="background1" w:themeFillShade="D9"/>
+              </w:rPr>
+              <w:t>Mixto</w:t>
+            </w:r>
+          </w:p>
+        </w:tc>
+      </w:tr>
+      <w:tr>
+        <w:trPr>
+          <w:jc w:val="center"/>
+        </w:trPr>
+        <w:tc>
+          <w:tcPr>
+            <w:tcW w:w="9634" w:type="dxa"/>
+            <w:gridSpan w:val="2"/>
+            <w:vAlign w:val="center"/>
+          </w:tcPr>
+          <w:p>
+            <w:pPr>
+              <w:rPr>
+                <w:rFonts w:ascii="Arial" w:hAnsi="Arial" w:cs="Arial"/>
+                <w:b/>
+                <w:bCs/>
+                <w:sz w:val="24"/>
+                <w:szCs w:val="24"/>
+              </w:rPr>
+            </w:pPr>
+            <w:r>
+              <w:rPr>
+                <w:rFonts w:ascii="Arial" w:hAnsi="Arial" w:cs="Arial"/>
+                <w:b/>
+                <w:bCs/>
+                <w:sz w:val="24"/>
+                <w:szCs w:val="24"/>
+              </w:rPr>
+              <w:t>Duración de la sesión:</w:t>
+            </w:r>
+            <w:r>
+              <w:rPr>
+                <w:rFonts w:ascii="Arial" w:hAnsi="Arial" w:cs="Arial"/>
+                <w:b/>
+                <w:bCs/>
+                <w:sz w:val="24"/>
+                <w:szCs w:val="24"/>
+              </w:rPr>
+              <w:t xml:space="preserve"> </w:t>
+            </w:r>
+            <w:r>
+              <w:rPr>
+                <w:rFonts w:ascii="Arial" w:hAnsi="Arial" w:cs="Arial"/>
+                <w:sz w:val="24"/>
+                <w:szCs w:val="24"/>
+              </w:rPr>
+              <w:t xml:space="preserve">1 </w:t>
+            </w:r>
+            <w:proofErr w:type="spellStart"/>
+            <w:r>
+              <w:rPr>
+                <w:rFonts w:ascii="Arial" w:hAnsi="Arial" w:cs="Arial"/>
+                <w:sz w:val="24"/>
+                <w:szCs w:val="24"/>
+              </w:rPr>
+              <w:t>hr</w:t>
+            </w:r>
+            <w:proofErr w:type="spellEnd"/>
+            <w:r>
+              <w:rPr>
+                <w:rFonts w:ascii="Arial" w:hAnsi="Arial" w:cs="Arial"/>
+                <w:sz w:val="24"/>
+                <w:szCs w:val="24"/>
+              </w:rPr>
+              <w:t xml:space="preserve"> 30 minutos</w:t>
+            </w:r>
+          </w:p>
+        </w:tc>
+      </w:tr>
+    </w:tbl>
+    <w:p>
+      <w:pPr>
+        <w:rPr>
+          <w:rFonts w:ascii="Arial" w:hAnsi="Arial" w:cs="Arial"/>
+          <w:sz w:val="24"/>
+          <w:szCs w:val="24"/>
+        </w:rPr>
+      </w:pPr>
+    </w:p>
+    <w:p>
+      <w:pPr>
+        <w:pStyle w:val="titulo1"/>
+        <w:outlineLvl w:val="2"/>
+        <w:rPr>
+          <w:sz w:val="32"/>
+          <w:szCs w:val="72"/>
+        </w:rPr>
+      </w:pPr>
+      <w:r>
+        <w:rPr>
+          <w:sz w:val="32"/>
+          <w:szCs w:val="72"/>
+        </w:rPr>
+        <w:t>Asistencia y Participación</w:t>
+      </w:r>
+    </w:p>
+    <w:tbl>
+      <w:tblPr>
+        <w:tblStyle w:val="Tablaconcuadrcula"/>
+        <w:tblW w:w="10281" w:type="dxa"/>
+        <w:jc w:val="center"/>
+        <w:tblBorders>
+          <w:top w:val="single" w:sz="4" w:space="0" w:color="7F7F7F" w:themeColor="text1" w:themeTint="80"/>
+          <w:left w:val="single" w:sz="4" w:space="0" w:color="7F7F7F" w:themeColor="text1" w:themeTint="80"/>
+          <w:bottom w:val="single" w:sz="4" w:space="0" w:color="7F7F7F" w:themeColor="text1" w:themeTint="80"/>
+          <w:right w:val="single" w:sz="4" w:space="0" w:color="7F7F7F" w:themeColor="text1" w:themeTint="80"/>
+          <w:insideH w:val="single" w:sz="4" w:space="0" w:color="7F7F7F" w:themeColor="text1" w:themeTint="80"/>
+          <w:insideV w:val="single" w:sz="4" w:space="0" w:color="7F7F7F" w:themeColor="text1" w:themeTint="80"/>
+        </w:tblBorders>
+        <w:tblCellMar>
+          <w:top w:w="57" w:type="dxa"/>
+          <w:bottom w:w="57" w:type="dxa"/>
+        </w:tblCellMar>
+        <w:tblLook w:val="04A0" w:firstRow="1" w:lastRow="0" w:firstColumn="1" w:lastColumn="0" w:noHBand="0" w:noVBand="1"/>
+      </w:tblPr>
+      <w:tblGrid>
+        <w:gridCol w:w="1538"/>
+        <w:gridCol w:w="1791"/>
+        <w:gridCol w:w="1563"/>
+        <w:gridCol w:w="3061"/>
+        <w:gridCol w:w="2328"/>
+      </w:tblGrid>
+      <w:tr>
+        <w:trPr>
+          <w:jc w:val="center"/>
+        </w:trPr>
+        <w:tc>
+          <w:tcPr>
+            <w:tcW w:w="1538" w:type="dxa"/>
+            <w:shd w:val="clear" w:color="auto" w:fill="262626" w:themeFill="text1" w:themeFillTint="D9"/>
+            <w:vAlign w:val="center"/>
+          </w:tcPr>
+          <w:p>
+            <w:pPr>
+              <w:jc w:val="center"/>
+              <w:rPr>
+                <w:rFonts w:ascii="Arial" w:hAnsi="Arial" w:cs="Arial"/>
+                <w:b/>
+                <w:bCs/>
+                <w:sz w:val="24"/>
+                <w:szCs w:val="24"/>
+              </w:rPr>
+            </w:pPr>
+            <w:r>
+              <w:rPr>
+                <w:rFonts w:ascii="Arial" w:hAnsi="Arial" w:cs="Arial"/>
+                <w:b/>
+                <w:bCs/>
+                <w:sz w:val="24"/>
+                <w:szCs w:val="24"/>
+              </w:rPr>
+              <w:t>Integrante</w:t>
+            </w:r>
+          </w:p>
+        </w:tc>
+        <w:tc>
+          <w:tcPr>
+            <w:tcW w:w="1791" w:type="dxa"/>
+            <w:shd w:val="clear" w:color="auto" w:fill="262626" w:themeFill="text1" w:themeFillTint="D9"/>
+            <w:vAlign w:val="center"/>
+          </w:tcPr>
+          <w:p>
+            <w:pPr>
+              <w:jc w:val="center"/>
+              <w:rPr>
+                <w:rFonts w:ascii="Arial" w:hAnsi="Arial" w:cs="Arial"/>
+                <w:b/>
+                <w:bCs/>
+                <w:sz w:val="24"/>
+                <w:szCs w:val="24"/>
+              </w:rPr>
+            </w:pPr>
+            <w:r>
+              <w:rPr>
+                <w:rFonts w:ascii="Arial" w:hAnsi="Arial" w:cs="Arial"/>
+                <w:b/>
+                <w:bCs/>
+                <w:sz w:val="24"/>
+                <w:szCs w:val="24"/>
+              </w:rPr>
+              <w:t>Rol</w:t>
+            </w:r>
+          </w:p>
+        </w:tc>
+        <w:tc>
+          <w:tcPr>
+            <w:tcW w:w="1563" w:type="dxa"/>
+            <w:shd w:val="clear" w:color="auto" w:fill="262626" w:themeFill="text1" w:themeFillTint="D9"/>
+            <w:vAlign w:val="center"/>
+          </w:tcPr>
+          <w:p>
+            <w:pPr>
+              <w:jc w:val="center"/>
+              <w:rPr>
+                <w:rFonts w:ascii="Arial" w:hAnsi="Arial" w:cs="Arial"/>
+                <w:b/>
+                <w:bCs/>
+                <w:sz w:val="24"/>
+                <w:szCs w:val="24"/>
+              </w:rPr>
+            </w:pPr>
+            <w:r>
+              <w:rPr>
+                <w:rFonts w:ascii="Arial" w:hAnsi="Arial" w:cs="Arial"/>
+                <w:b/>
+                <w:bCs/>
+                <w:sz w:val="24"/>
+                <w:szCs w:val="24"/>
+              </w:rPr>
+              <w:t>Asistencia (Sí/No)</w:t>
+            </w:r>
+          </w:p>
+        </w:tc>
+        <w:tc>
+          <w:tcPr>
+            <w:tcW w:w="3061" w:type="dxa"/>
+            <w:shd w:val="clear" w:color="auto" w:fill="262626" w:themeFill="text1" w:themeFillTint="D9"/>
+            <w:vAlign w:val="center"/>
+          </w:tcPr>
+          <w:p>
+            <w:pPr>
+              <w:jc w:val="center"/>
+              <w:rPr>
+                <w:rFonts w:ascii="Arial" w:hAnsi="Arial" w:cs="Arial"/>
+                <w:b/>
+                <w:bCs/>
+                <w:sz w:val="24"/>
+                <w:szCs w:val="24"/>
+              </w:rPr>
+            </w:pPr>
+            <w:r>
+              <w:rPr>
+                <w:rFonts w:ascii="Arial" w:hAnsi="Arial" w:cs="Arial"/>
+                <w:b/>
+                <w:bCs/>
+                <w:sz w:val="24"/>
+                <w:szCs w:val="24"/>
+              </w:rPr>
+              <w:t>Actividades</w:t>
+            </w:r>
+          </w:p>
+        </w:tc>
+        <w:tc>
+          <w:tcPr>
+            <w:tcW w:w="2328" w:type="dxa"/>
+            <w:shd w:val="clear" w:color="auto" w:fill="262626" w:themeFill="text1" w:themeFillTint="D9"/>
+            <w:vAlign w:val="center"/>
+          </w:tcPr>
+          <w:p>
+            <w:pPr>
+              <w:jc w:val="center"/>
+              <w:rPr>
+                <w:rFonts w:ascii="Arial" w:hAnsi="Arial" w:cs="Arial"/>
+                <w:b/>
+                <w:bCs/>
+                <w:sz w:val="24"/>
+                <w:szCs w:val="24"/>
+              </w:rPr>
+            </w:pPr>
+            <w:r>
+              <w:rPr>
+                <w:rFonts w:ascii="Arial" w:hAnsi="Arial" w:cs="Arial"/>
+                <w:b/>
+                <w:bCs/>
+                <w:sz w:val="24"/>
+                <w:szCs w:val="24"/>
+              </w:rPr>
+              <w:t>Entregables Esperados</w:t>
+            </w:r>
+          </w:p>
+        </w:tc>
+      </w:tr>
+      <w:tr>
+        <w:trPr>
+          <w:jc w:val="center"/>
+        </w:trPr>
+        <w:tc>
+          <w:tcPr>
+            <w:tcW w:w="1538" w:type="dxa"/>
+            <w:vAlign w:val="center"/>
+          </w:tcPr>
+          <w:p>
+            <w:pPr>
+              <w:rPr>
+                <w:rFonts w:ascii="Arial" w:hAnsi="Arial" w:cs="Arial"/>
+                <w:sz w:val="24"/>
+                <w:szCs w:val="24"/>
+              </w:rPr>
+            </w:pPr>
+            <w:r>
+              <w:rPr>
+                <w:rFonts w:ascii="Arial" w:hAnsi="Arial" w:cs="Arial"/>
+                <w:sz w:val="24"/>
+                <w:szCs w:val="24"/>
+              </w:rPr>
+              <w:t>María Fernanda Barrón Álvarez</w:t>
+            </w:r>
+          </w:p>
+        </w:tc>
+        <w:tc>
+          <w:tcPr>
+            <w:tcW w:w="1791" w:type="dxa"/>
+            <w:vAlign w:val="center"/>
+          </w:tcPr>
+          <w:p>
+            <w:pPr>
+              <w:rPr>
+                <w:rFonts w:ascii="Arial" w:hAnsi="Arial" w:cs="Arial"/>
+                <w:sz w:val="24"/>
+                <w:szCs w:val="24"/>
+              </w:rPr>
+            </w:pPr>
+            <w:r>
+              <w:rPr>
+                <w:rFonts w:ascii="Arial" w:hAnsi="Arial" w:cs="Arial"/>
+                <w:sz w:val="24"/>
+                <w:szCs w:val="24"/>
+              </w:rPr>
+              <w:t>Project Manager</w:t>
+            </w:r>
+          </w:p>
+        </w:tc>
+        <w:tc>
+          <w:tcPr>
+            <w:tcW w:w="1563" w:type="dxa"/>
+            <w:vAlign w:val="center"/>
+          </w:tcPr>
+          <w:p>
+            <w:pPr>
+              <w:rPr>
+                <w:rFonts w:ascii="Arial" w:hAnsi="Arial" w:cs="Arial"/>
+                <w:sz w:val="24"/>
+                <w:szCs w:val="24"/>
+              </w:rPr>
+            </w:pPr>
+            <w:r>
+              <w:rPr>
+                <w:rFonts w:ascii="Arial" w:hAnsi="Arial" w:cs="Arial"/>
+                <w:sz w:val="24"/>
+                <w:szCs w:val="24"/>
+              </w:rPr>
+              <w:t>Sí</w:t>
+            </w:r>
+          </w:p>
+        </w:tc>
+        <w:tc>
+          <w:tcPr>
+            <w:tcW w:w="3061" w:type="dxa"/>
+            <w:vAlign w:val="center"/>
+          </w:tcPr>
+          <w:p>
+            <w:pPr>
+              <w:pStyle w:val="Prrafodelista"/>
+              <w:numPr>
+                <w:ilvl w:val="0"/>
+                <w:numId w:val="55"/>
+              </w:numPr>
+              <w:ind w:left="270" w:hanging="247"/>
+              <w:rPr>
+                <w:rFonts w:ascii="Arial" w:hAnsi="Arial" w:cs="Arial"/>
+                <w:sz w:val="24"/>
+                <w:szCs w:val="24"/>
+              </w:rPr>
+            </w:pPr>
+            <w:r>
+              <w:rPr>
+                <w:rFonts w:ascii="Arial" w:hAnsi="Arial" w:cs="Arial"/>
+                <w:sz w:val="24"/>
+                <w:szCs w:val="24"/>
+              </w:rPr>
+              <w:t xml:space="preserve">Contacto con cliente para reafirmar expectativas. </w:t>
+            </w:r>
+          </w:p>
+          <w:p>
+            <w:pPr>
+              <w:pStyle w:val="Prrafodelista"/>
+              <w:numPr>
+                <w:ilvl w:val="0"/>
+                <w:numId w:val="55"/>
+              </w:numPr>
+              <w:ind w:left="246" w:hanging="218"/>
+              <w:rPr>
+                <w:rFonts w:ascii="Arial" w:hAnsi="Arial" w:cs="Arial"/>
+                <w:sz w:val="24"/>
+                <w:szCs w:val="24"/>
+              </w:rPr>
+            </w:pPr>
+            <w:r>
+              <w:rPr>
+                <w:rFonts w:ascii="Arial" w:hAnsi="Arial" w:cs="Arial"/>
+                <w:sz w:val="24"/>
+                <w:szCs w:val="24"/>
+              </w:rPr>
+              <w:t>Identificación de objetivos del portafolio web.</w:t>
+            </w:r>
+          </w:p>
+          <w:p>
+            <w:pPr>
+              <w:pStyle w:val="Prrafodelista"/>
+              <w:numPr>
+                <w:ilvl w:val="0"/>
+                <w:numId w:val="55"/>
+              </w:numPr>
+              <w:ind w:left="246" w:hanging="218"/>
+              <w:rPr>
+                <w:rFonts w:ascii="Arial" w:hAnsi="Arial" w:cs="Arial"/>
+                <w:sz w:val="24"/>
+                <w:szCs w:val="24"/>
+              </w:rPr>
+            </w:pPr>
+            <w:r>
+              <w:rPr>
+                <w:rFonts w:ascii="Arial" w:hAnsi="Arial" w:cs="Arial"/>
+                <w:sz w:val="24"/>
+                <w:szCs w:val="24"/>
+              </w:rPr>
+              <w:t>Coordinación del equipo y asignación de tareas.</w:t>
+            </w:r>
+          </w:p>
+          <w:p>
+            <w:pPr>
+              <w:pStyle w:val="Prrafodelista"/>
+              <w:numPr>
+                <w:ilvl w:val="0"/>
+                <w:numId w:val="55"/>
+              </w:numPr>
+              <w:ind w:left="246" w:hanging="218"/>
+              <w:rPr>
+                <w:rFonts w:ascii="Arial" w:hAnsi="Arial" w:cs="Arial"/>
+                <w:sz w:val="24"/>
+                <w:szCs w:val="24"/>
+              </w:rPr>
+            </w:pPr>
+            <w:r>
+              <w:rPr>
+                <w:rFonts w:ascii="Arial" w:hAnsi="Arial" w:cs="Arial"/>
+                <w:sz w:val="24"/>
+                <w:szCs w:val="24"/>
+              </w:rPr>
+              <w:t>Revisión y validación de los requerimientos funcionales.</w:t>
+            </w:r>
+          </w:p>
+          <w:p>
+            <w:pPr>
+              <w:pStyle w:val="Prrafodelista"/>
+              <w:numPr>
+                <w:ilvl w:val="0"/>
+                <w:numId w:val="55"/>
+              </w:numPr>
+              <w:ind w:left="246" w:hanging="218"/>
+              <w:rPr>
+                <w:rFonts w:ascii="Arial" w:hAnsi="Arial" w:cs="Arial"/>
+                <w:sz w:val="24"/>
+                <w:szCs w:val="24"/>
+              </w:rPr>
+            </w:pPr>
+            <w:r>
+              <w:rPr>
+                <w:rFonts w:ascii="Arial" w:hAnsi="Arial" w:cs="Arial"/>
+                <w:sz w:val="24"/>
+                <w:szCs w:val="24"/>
+              </w:rPr>
+              <w:t>Revisión y validación de los requerimientos no funcionales.</w:t>
+            </w:r>
+          </w:p>
+        </w:tc>
+        <w:tc>
+          <w:tcPr>
+            <w:tcW w:w="2328" w:type="dxa"/>
+            <w:vAlign w:val="center"/>
+          </w:tcPr>
+          <w:p>
+            <w:pPr>
+              <w:pStyle w:val="Prrafodelista"/>
+              <w:numPr>
+                <w:ilvl w:val="0"/>
+                <w:numId w:val="55"/>
+              </w:numPr>
+              <w:ind w:left="219" w:hanging="219"/>
+              <w:rPr>
+                <w:rFonts w:ascii="Arial" w:hAnsi="Arial" w:cs="Arial"/>
+                <w:sz w:val="24"/>
+                <w:szCs w:val="24"/>
+              </w:rPr>
+            </w:pPr>
+            <w:r>
+              <w:rPr>
+                <w:rFonts w:ascii="Arial" w:hAnsi="Arial" w:cs="Arial"/>
+                <w:sz w:val="24"/>
+                <w:szCs w:val="24"/>
+              </w:rPr>
+              <w:t>Bitácora</w:t>
+            </w:r>
+          </w:p>
+          <w:p>
+            <w:pPr>
+              <w:pStyle w:val="Prrafodelista"/>
+              <w:numPr>
+                <w:ilvl w:val="0"/>
+                <w:numId w:val="55"/>
+              </w:numPr>
+              <w:ind w:left="219" w:hanging="219"/>
+              <w:rPr>
+                <w:rFonts w:ascii="Arial" w:hAnsi="Arial" w:cs="Arial"/>
+                <w:sz w:val="24"/>
+                <w:szCs w:val="24"/>
+              </w:rPr>
+            </w:pPr>
+            <w:r>
+              <w:rPr>
+                <w:rFonts w:ascii="Arial" w:hAnsi="Arial" w:cs="Arial"/>
+                <w:sz w:val="24"/>
+                <w:szCs w:val="24"/>
+              </w:rPr>
+              <w:t>Documento con requerimientos</w:t>
+            </w:r>
+          </w:p>
+        </w:tc>
+      </w:tr>
+      <w:tr>
+        <w:trPr>
+          <w:jc w:val="center"/>
+        </w:trPr>
+        <w:tc>
+          <w:tcPr>
+            <w:tcW w:w="1538" w:type="dxa"/>
+            <w:vAlign w:val="center"/>
+          </w:tcPr>
+          <w:p>
+            <w:pPr>
+              <w:rPr>
+                <w:rFonts w:ascii="Arial" w:hAnsi="Arial" w:cs="Arial"/>
+                <w:sz w:val="24"/>
+                <w:szCs w:val="24"/>
+              </w:rPr>
+            </w:pPr>
+            <w:r>
+              <w:rPr>
+                <w:rFonts w:ascii="Arial" w:hAnsi="Arial" w:cs="Arial"/>
+                <w:sz w:val="24"/>
+                <w:szCs w:val="24"/>
+              </w:rPr>
+              <w:t xml:space="preserve">Leslie Miroslava Benítez </w:t>
+            </w:r>
+          </w:p>
+          <w:p>
+            <w:pPr>
+              <w:rPr>
+                <w:rFonts w:ascii="Arial" w:hAnsi="Arial" w:cs="Arial"/>
+                <w:sz w:val="24"/>
+                <w:szCs w:val="24"/>
+              </w:rPr>
+            </w:pPr>
+            <w:r>
+              <w:rPr>
+                <w:rFonts w:ascii="Arial" w:hAnsi="Arial" w:cs="Arial"/>
+                <w:sz w:val="24"/>
+                <w:szCs w:val="24"/>
+              </w:rPr>
+              <w:t>Marín</w:t>
+            </w:r>
+          </w:p>
+        </w:tc>
+        <w:tc>
+          <w:tcPr>
+            <w:tcW w:w="1791" w:type="dxa"/>
+            <w:vAlign w:val="center"/>
+          </w:tcPr>
+          <w:p>
+            <w:pPr>
+              <w:rPr>
+                <w:rFonts w:ascii="Arial" w:hAnsi="Arial" w:cs="Arial"/>
+                <w:sz w:val="24"/>
+                <w:szCs w:val="24"/>
+              </w:rPr>
+            </w:pPr>
+            <w:r>
+              <w:rPr>
+                <w:rFonts w:ascii="Arial" w:hAnsi="Arial" w:cs="Arial"/>
+                <w:sz w:val="24"/>
+                <w:szCs w:val="24"/>
+              </w:rPr>
+              <w:t xml:space="preserve">Desarrolladora </w:t>
+            </w:r>
+            <w:proofErr w:type="spellStart"/>
+            <w:r>
+              <w:rPr>
+                <w:rFonts w:ascii="Arial" w:hAnsi="Arial" w:cs="Arial"/>
+                <w:sz w:val="24"/>
+                <w:szCs w:val="24"/>
+              </w:rPr>
+              <w:t>frontend</w:t>
+            </w:r>
+            <w:proofErr w:type="spellEnd"/>
+          </w:p>
+        </w:tc>
+        <w:tc>
+          <w:tcPr>
+            <w:tcW w:w="1563" w:type="dxa"/>
+            <w:vAlign w:val="center"/>
+          </w:tcPr>
+          <w:p>
+            <w:pPr>
+              <w:rPr>
+                <w:rFonts w:ascii="Arial" w:hAnsi="Arial" w:cs="Arial"/>
+                <w:sz w:val="24"/>
+                <w:szCs w:val="24"/>
+              </w:rPr>
+            </w:pPr>
+            <w:r>
+              <w:rPr>
+                <w:rFonts w:ascii="Arial" w:hAnsi="Arial" w:cs="Arial"/>
+                <w:sz w:val="24"/>
+                <w:szCs w:val="24"/>
+              </w:rPr>
+              <w:t>Sí</w:t>
+            </w:r>
+          </w:p>
+        </w:tc>
+        <w:tc>
+          <w:tcPr>
+            <w:tcW w:w="3061" w:type="dxa"/>
+            <w:vAlign w:val="center"/>
+          </w:tcPr>
+          <w:p>
+            <w:pPr>
+              <w:pStyle w:val="Prrafodelista"/>
+              <w:numPr>
+                <w:ilvl w:val="0"/>
+                <w:numId w:val="55"/>
+              </w:numPr>
+              <w:ind w:left="270" w:hanging="184"/>
+              <w:rPr>
+                <w:rFonts w:ascii="Arial" w:hAnsi="Arial" w:cs="Arial"/>
+                <w:sz w:val="24"/>
+                <w:szCs w:val="24"/>
+              </w:rPr>
+            </w:pPr>
+            <w:r>
+              <w:rPr>
+                <w:rFonts w:ascii="Arial" w:hAnsi="Arial" w:cs="Arial"/>
+                <w:sz w:val="24"/>
+                <w:szCs w:val="24"/>
+              </w:rPr>
+              <w:t xml:space="preserve">Análisis de la interfaz de usuario del portafolio. </w:t>
+            </w:r>
+          </w:p>
+          <w:p>
+            <w:pPr>
+              <w:pStyle w:val="Prrafodelista"/>
+              <w:numPr>
+                <w:ilvl w:val="0"/>
+                <w:numId w:val="55"/>
+              </w:numPr>
+              <w:ind w:left="270" w:hanging="184"/>
+              <w:rPr>
+                <w:rFonts w:ascii="Arial" w:hAnsi="Arial" w:cs="Arial"/>
+                <w:sz w:val="24"/>
+                <w:szCs w:val="24"/>
+              </w:rPr>
+            </w:pPr>
+            <w:r>
+              <w:rPr>
+                <w:rFonts w:ascii="Arial" w:hAnsi="Arial" w:cs="Arial"/>
+                <w:sz w:val="24"/>
+                <w:szCs w:val="24"/>
+              </w:rPr>
+              <w:t xml:space="preserve">Identificación de elementos visuales y de interacción. </w:t>
+            </w:r>
+          </w:p>
+          <w:p>
+            <w:pPr>
+              <w:pStyle w:val="Prrafodelista"/>
+              <w:numPr>
+                <w:ilvl w:val="0"/>
+                <w:numId w:val="55"/>
+              </w:numPr>
+              <w:ind w:left="270" w:hanging="184"/>
+              <w:rPr>
+                <w:rFonts w:ascii="Arial" w:hAnsi="Arial" w:cs="Arial"/>
+                <w:sz w:val="24"/>
+                <w:szCs w:val="24"/>
+              </w:rPr>
+            </w:pPr>
+            <w:r>
+              <w:rPr>
+                <w:rFonts w:ascii="Arial" w:hAnsi="Arial" w:cs="Arial"/>
+                <w:sz w:val="24"/>
+                <w:szCs w:val="24"/>
+              </w:rPr>
+              <w:t xml:space="preserve">Definición de requerimientos relacionados con: </w:t>
+            </w:r>
+          </w:p>
+          <w:p>
+            <w:pPr>
+              <w:numPr>
+                <w:ilvl w:val="2"/>
+                <w:numId w:val="55"/>
+              </w:numPr>
+              <w:ind w:left="837"/>
+              <w:rPr>
+                <w:rFonts w:ascii="Arial" w:hAnsi="Arial" w:cs="Arial"/>
+                <w:sz w:val="24"/>
+                <w:szCs w:val="24"/>
+              </w:rPr>
+            </w:pPr>
+            <w:r>
+              <w:rPr>
+                <w:rFonts w:ascii="Arial" w:hAnsi="Arial" w:cs="Arial"/>
+                <w:sz w:val="24"/>
+                <w:szCs w:val="24"/>
+              </w:rPr>
+              <w:t xml:space="preserve">navegación </w:t>
+            </w:r>
+          </w:p>
+          <w:p>
+            <w:pPr>
+              <w:numPr>
+                <w:ilvl w:val="2"/>
+                <w:numId w:val="55"/>
+              </w:numPr>
+              <w:ind w:left="837"/>
+              <w:rPr>
+                <w:rFonts w:ascii="Arial" w:hAnsi="Arial" w:cs="Arial"/>
+                <w:sz w:val="24"/>
+                <w:szCs w:val="24"/>
+              </w:rPr>
+            </w:pPr>
+            <w:r>
+              <w:rPr>
+                <w:rFonts w:ascii="Arial" w:hAnsi="Arial" w:cs="Arial"/>
+                <w:sz w:val="24"/>
+                <w:szCs w:val="24"/>
+              </w:rPr>
+              <w:t xml:space="preserve">animaciones </w:t>
+            </w:r>
+          </w:p>
+          <w:p>
+            <w:pPr>
+              <w:numPr>
+                <w:ilvl w:val="2"/>
+                <w:numId w:val="55"/>
+              </w:numPr>
+              <w:ind w:left="837"/>
+              <w:rPr>
+                <w:rFonts w:ascii="Arial" w:hAnsi="Arial" w:cs="Arial"/>
+                <w:sz w:val="24"/>
+                <w:szCs w:val="24"/>
+              </w:rPr>
+            </w:pPr>
+            <w:r>
+              <w:rPr>
+                <w:rFonts w:ascii="Arial" w:hAnsi="Arial" w:cs="Arial"/>
+                <w:sz w:val="24"/>
+                <w:szCs w:val="24"/>
+              </w:rPr>
+              <w:t xml:space="preserve">visualización de proyectos </w:t>
+            </w:r>
+          </w:p>
+          <w:p>
+            <w:pPr>
+              <w:numPr>
+                <w:ilvl w:val="0"/>
+                <w:numId w:val="55"/>
+              </w:numPr>
+              <w:ind w:left="270" w:hanging="184"/>
+              <w:rPr>
+                <w:rFonts w:ascii="Arial" w:hAnsi="Arial" w:cs="Arial"/>
+                <w:sz w:val="24"/>
+                <w:szCs w:val="24"/>
+              </w:rPr>
+            </w:pPr>
+            <w:r>
+              <w:rPr>
+                <w:rFonts w:ascii="Arial" w:hAnsi="Arial" w:cs="Arial"/>
+                <w:sz w:val="24"/>
+                <w:szCs w:val="24"/>
+              </w:rPr>
+              <w:lastRenderedPageBreak/>
+              <w:t xml:space="preserve">experiencia de usuario (UX/UI) </w:t>
+            </w:r>
+          </w:p>
+          <w:p>
+            <w:pPr>
+              <w:pStyle w:val="Prrafodelista"/>
+              <w:numPr>
+                <w:ilvl w:val="0"/>
+                <w:numId w:val="55"/>
+              </w:numPr>
+              <w:ind w:left="270" w:hanging="184"/>
+              <w:rPr>
+                <w:rFonts w:ascii="Arial" w:hAnsi="Arial" w:cs="Arial"/>
+                <w:sz w:val="24"/>
+                <w:szCs w:val="24"/>
+              </w:rPr>
+            </w:pPr>
+            <w:r>
+              <w:rPr>
+                <w:rFonts w:ascii="Arial" w:hAnsi="Arial" w:cs="Arial"/>
+                <w:sz w:val="24"/>
+                <w:szCs w:val="24"/>
+              </w:rPr>
+              <w:t xml:space="preserve">Propuesta de comportamiento responsivo. </w:t>
+            </w:r>
+          </w:p>
+          <w:p>
+            <w:pPr>
+              <w:pStyle w:val="Prrafodelista"/>
+              <w:numPr>
+                <w:ilvl w:val="0"/>
+                <w:numId w:val="55"/>
+              </w:numPr>
+              <w:ind w:left="270" w:hanging="184"/>
+              <w:rPr>
+                <w:rFonts w:ascii="Arial" w:hAnsi="Arial" w:cs="Arial"/>
+                <w:sz w:val="24"/>
+                <w:szCs w:val="24"/>
+              </w:rPr>
+            </w:pPr>
+            <w:r>
+              <w:rPr>
+                <w:rFonts w:ascii="Arial" w:hAnsi="Arial" w:cs="Arial"/>
+                <w:sz w:val="24"/>
+                <w:szCs w:val="24"/>
+              </w:rPr>
+              <w:t>Apoyo en la redacción de requerimientos funcionales.</w:t>
+            </w:r>
+          </w:p>
+        </w:tc>
+        <w:tc>
+          <w:tcPr>
+            <w:tcW w:w="2328" w:type="dxa"/>
+            <w:vAlign w:val="center"/>
+          </w:tcPr>
+          <w:p>
+            <w:pPr>
+              <w:pStyle w:val="Prrafodelista"/>
+              <w:numPr>
+                <w:ilvl w:val="0"/>
+                <w:numId w:val="55"/>
+              </w:numPr>
+              <w:ind w:left="219" w:hanging="218"/>
+              <w:rPr>
+                <w:rFonts w:ascii="Arial" w:hAnsi="Arial" w:cs="Arial"/>
+                <w:sz w:val="24"/>
+                <w:szCs w:val="24"/>
+              </w:rPr>
+            </w:pPr>
+            <w:r>
+              <w:rPr>
+                <w:rFonts w:ascii="Arial" w:hAnsi="Arial" w:cs="Arial"/>
+                <w:sz w:val="24"/>
+                <w:szCs w:val="24"/>
+              </w:rPr>
+              <w:lastRenderedPageBreak/>
+              <w:t>Documento con requerimientos</w:t>
+            </w:r>
+          </w:p>
+        </w:tc>
+      </w:tr>
+      <w:tr>
+        <w:trPr>
+          <w:jc w:val="center"/>
+        </w:trPr>
+        <w:tc>
+          <w:tcPr>
+            <w:tcW w:w="1538" w:type="dxa"/>
+            <w:vAlign w:val="center"/>
+          </w:tcPr>
+          <w:p>
+            <w:pPr>
+              <w:rPr>
+                <w:rFonts w:ascii="Arial" w:hAnsi="Arial" w:cs="Arial"/>
+                <w:sz w:val="24"/>
+                <w:szCs w:val="24"/>
+              </w:rPr>
+            </w:pPr>
+            <w:r>
+              <w:rPr>
+                <w:rFonts w:ascii="Arial" w:hAnsi="Arial" w:cs="Arial"/>
+                <w:sz w:val="24"/>
+                <w:szCs w:val="24"/>
+              </w:rPr>
+              <w:t>Leonardo Merino Garfias</w:t>
+            </w:r>
+          </w:p>
+        </w:tc>
+        <w:tc>
+          <w:tcPr>
+            <w:tcW w:w="1791" w:type="dxa"/>
+            <w:vAlign w:val="center"/>
+          </w:tcPr>
+          <w:p>
+            <w:pPr>
+              <w:rPr>
+                <w:rFonts w:ascii="Arial" w:hAnsi="Arial" w:cs="Arial"/>
+                <w:sz w:val="24"/>
+                <w:szCs w:val="24"/>
+              </w:rPr>
+            </w:pPr>
+            <w:r>
+              <w:rPr>
+                <w:rFonts w:ascii="Arial" w:hAnsi="Arial" w:cs="Arial"/>
+                <w:sz w:val="24"/>
+                <w:szCs w:val="24"/>
+              </w:rPr>
+              <w:t xml:space="preserve">Desarrollador </w:t>
+            </w:r>
+            <w:proofErr w:type="spellStart"/>
+            <w:r>
+              <w:rPr>
+                <w:rFonts w:ascii="Arial" w:hAnsi="Arial" w:cs="Arial"/>
+                <w:sz w:val="24"/>
+                <w:szCs w:val="24"/>
+              </w:rPr>
+              <w:t>backend</w:t>
+            </w:r>
+            <w:proofErr w:type="spellEnd"/>
+          </w:p>
+        </w:tc>
+        <w:tc>
+          <w:tcPr>
+            <w:tcW w:w="1563" w:type="dxa"/>
+            <w:vAlign w:val="center"/>
+          </w:tcPr>
+          <w:p>
+            <w:pPr>
+              <w:rPr>
+                <w:rFonts w:ascii="Arial" w:hAnsi="Arial" w:cs="Arial"/>
+                <w:sz w:val="24"/>
+                <w:szCs w:val="24"/>
+              </w:rPr>
+            </w:pPr>
+            <w:r>
+              <w:rPr>
+                <w:rFonts w:ascii="Arial" w:hAnsi="Arial" w:cs="Arial"/>
+                <w:sz w:val="24"/>
+                <w:szCs w:val="24"/>
+              </w:rPr>
+              <w:t>Sí</w:t>
+            </w:r>
+          </w:p>
+        </w:tc>
+        <w:tc>
+          <w:tcPr>
+            <w:tcW w:w="3061" w:type="dxa"/>
+            <w:vAlign w:val="center"/>
+          </w:tcPr>
+          <w:p>
+            <w:pPr>
+              <w:pStyle w:val="Prrafodelista"/>
+              <w:numPr>
+                <w:ilvl w:val="0"/>
+                <w:numId w:val="55"/>
+              </w:numPr>
+              <w:ind w:left="246" w:hanging="218"/>
+              <w:rPr>
+                <w:rFonts w:ascii="Arial" w:hAnsi="Arial" w:cs="Arial"/>
+                <w:sz w:val="24"/>
+                <w:szCs w:val="24"/>
+              </w:rPr>
+            </w:pPr>
+            <w:r>
+              <w:rPr>
+                <w:rFonts w:ascii="Arial" w:hAnsi="Arial" w:cs="Arial"/>
+                <w:sz w:val="24"/>
+                <w:szCs w:val="24"/>
+              </w:rPr>
+              <w:t>Análisis de necesidades técnicas del sistema.</w:t>
+            </w:r>
+          </w:p>
+          <w:p>
+            <w:pPr>
+              <w:pStyle w:val="Prrafodelista"/>
+              <w:numPr>
+                <w:ilvl w:val="0"/>
+                <w:numId w:val="55"/>
+              </w:numPr>
+              <w:ind w:left="246" w:hanging="218"/>
+              <w:rPr>
+                <w:rFonts w:ascii="Arial" w:hAnsi="Arial" w:cs="Arial"/>
+                <w:sz w:val="24"/>
+                <w:szCs w:val="24"/>
+              </w:rPr>
+            </w:pPr>
+            <w:r>
+              <w:rPr>
+                <w:rFonts w:ascii="Arial" w:hAnsi="Arial" w:cs="Arial"/>
+                <w:sz w:val="24"/>
+                <w:szCs w:val="24"/>
+              </w:rPr>
+              <w:t>Identificación de requerimientos no funcionales:</w:t>
+            </w:r>
+          </w:p>
+          <w:p>
+            <w:pPr>
+              <w:pStyle w:val="Prrafodelista"/>
+              <w:numPr>
+                <w:ilvl w:val="1"/>
+                <w:numId w:val="57"/>
+              </w:numPr>
+              <w:ind w:left="840"/>
+              <w:rPr>
+                <w:rFonts w:ascii="Arial" w:hAnsi="Arial" w:cs="Arial"/>
+                <w:sz w:val="24"/>
+                <w:szCs w:val="24"/>
+              </w:rPr>
+            </w:pPr>
+            <w:r>
+              <w:rPr>
+                <w:rFonts w:ascii="Arial" w:hAnsi="Arial" w:cs="Arial"/>
+                <w:sz w:val="24"/>
+                <w:szCs w:val="24"/>
+              </w:rPr>
+              <w:t>rendimiento</w:t>
+            </w:r>
+          </w:p>
+          <w:p>
+            <w:pPr>
+              <w:pStyle w:val="Prrafodelista"/>
+              <w:numPr>
+                <w:ilvl w:val="1"/>
+                <w:numId w:val="57"/>
+              </w:numPr>
+              <w:ind w:left="840"/>
+              <w:rPr>
+                <w:rFonts w:ascii="Arial" w:hAnsi="Arial" w:cs="Arial"/>
+                <w:sz w:val="24"/>
+                <w:szCs w:val="24"/>
+              </w:rPr>
+            </w:pPr>
+            <w:r>
+              <w:rPr>
+                <w:rFonts w:ascii="Arial" w:hAnsi="Arial" w:cs="Arial"/>
+                <w:sz w:val="24"/>
+                <w:szCs w:val="24"/>
+              </w:rPr>
+              <w:t>seguridad</w:t>
+            </w:r>
+          </w:p>
+          <w:p>
+            <w:pPr>
+              <w:pStyle w:val="Prrafodelista"/>
+              <w:numPr>
+                <w:ilvl w:val="1"/>
+                <w:numId w:val="57"/>
+              </w:numPr>
+              <w:ind w:left="840"/>
+              <w:rPr>
+                <w:rFonts w:ascii="Arial" w:hAnsi="Arial" w:cs="Arial"/>
+                <w:sz w:val="24"/>
+                <w:szCs w:val="24"/>
+              </w:rPr>
+            </w:pPr>
+            <w:r>
+              <w:rPr>
+                <w:rFonts w:ascii="Arial" w:hAnsi="Arial" w:cs="Arial"/>
+                <w:sz w:val="24"/>
+                <w:szCs w:val="24"/>
+              </w:rPr>
+              <w:t>disponibilidad</w:t>
+            </w:r>
+          </w:p>
+          <w:p>
+            <w:pPr>
+              <w:pStyle w:val="Prrafodelista"/>
+              <w:numPr>
+                <w:ilvl w:val="0"/>
+                <w:numId w:val="55"/>
+              </w:numPr>
+              <w:ind w:left="246" w:hanging="218"/>
+              <w:rPr>
+                <w:rFonts w:ascii="Arial" w:hAnsi="Arial" w:cs="Arial"/>
+                <w:sz w:val="24"/>
+                <w:szCs w:val="24"/>
+              </w:rPr>
+            </w:pPr>
+            <w:r>
+              <w:rPr>
+                <w:rFonts w:ascii="Arial" w:hAnsi="Arial" w:cs="Arial"/>
+                <w:sz w:val="24"/>
+                <w:szCs w:val="24"/>
+              </w:rPr>
+              <w:t>Definición de aspectos de manejo de datos (contacto, formularios).</w:t>
+            </w:r>
+          </w:p>
+          <w:p>
+            <w:pPr>
+              <w:pStyle w:val="Prrafodelista"/>
+              <w:numPr>
+                <w:ilvl w:val="0"/>
+                <w:numId w:val="55"/>
+              </w:numPr>
+              <w:ind w:left="246" w:hanging="218"/>
+              <w:rPr>
+                <w:rFonts w:ascii="Arial" w:hAnsi="Arial" w:cs="Arial"/>
+                <w:sz w:val="24"/>
+                <w:szCs w:val="24"/>
+              </w:rPr>
+            </w:pPr>
+            <w:r>
+              <w:rPr>
+                <w:rFonts w:ascii="Arial" w:hAnsi="Arial" w:cs="Arial"/>
+                <w:sz w:val="24"/>
+                <w:szCs w:val="24"/>
+              </w:rPr>
+              <w:t>Evaluación de compatibilidad y estructura del sistema.</w:t>
+            </w:r>
+          </w:p>
+          <w:p>
+            <w:pPr>
+              <w:pStyle w:val="Prrafodelista"/>
+              <w:numPr>
+                <w:ilvl w:val="0"/>
+                <w:numId w:val="55"/>
+              </w:numPr>
+              <w:ind w:left="246" w:hanging="218"/>
+              <w:rPr>
+                <w:rFonts w:ascii="Arial" w:hAnsi="Arial" w:cs="Arial"/>
+                <w:sz w:val="24"/>
+                <w:szCs w:val="24"/>
+              </w:rPr>
+            </w:pPr>
+            <w:r>
+              <w:rPr>
+                <w:rFonts w:ascii="Arial" w:hAnsi="Arial" w:cs="Arial"/>
+                <w:sz w:val="24"/>
+                <w:szCs w:val="24"/>
+              </w:rPr>
+              <w:t>Apoyo en la redacción de requerimientos no funcionales.</w:t>
+            </w:r>
+          </w:p>
+        </w:tc>
+        <w:tc>
+          <w:tcPr>
+            <w:tcW w:w="2328" w:type="dxa"/>
+            <w:vAlign w:val="center"/>
+          </w:tcPr>
+          <w:p>
+            <w:pPr>
+              <w:pStyle w:val="Prrafodelista"/>
+              <w:numPr>
+                <w:ilvl w:val="0"/>
+                <w:numId w:val="55"/>
+              </w:numPr>
+              <w:ind w:left="349" w:hanging="248"/>
+              <w:rPr>
+                <w:rFonts w:ascii="Arial" w:hAnsi="Arial" w:cs="Arial"/>
+                <w:sz w:val="24"/>
+                <w:szCs w:val="24"/>
+              </w:rPr>
+            </w:pPr>
+            <w:r>
+              <w:rPr>
+                <w:rFonts w:ascii="Arial" w:hAnsi="Arial" w:cs="Arial"/>
+                <w:sz w:val="24"/>
+                <w:szCs w:val="24"/>
+              </w:rPr>
+              <w:t>Documento con requerimientos</w:t>
+            </w:r>
+          </w:p>
+        </w:tc>
+      </w:tr>
+    </w:tbl>
+    <w:p>
+      <w:pPr>
+        <w:rPr>
+          <w:rFonts w:ascii="Arial" w:hAnsi="Arial" w:cs="Arial"/>
+          <w:sz w:val="24"/>
+          <w:szCs w:val="24"/>
+        </w:rPr>
+      </w:pPr>
+    </w:p>
+    <w:p>
+      <w:pPr>
+        <w:pStyle w:val="titulo1"/>
+        <w:outlineLvl w:val="2"/>
+        <w:rPr>
+          <w:sz w:val="32"/>
+          <w:szCs w:val="72"/>
+        </w:rPr>
+      </w:pPr>
+      <w:r>
+        <w:rPr>
+          <w:sz w:val="32"/>
+          <w:szCs w:val="72"/>
+        </w:rPr>
+        <w:t>A</w:t>
+      </w:r>
+      <w:r>
+        <w:rPr>
+          <w:sz w:val="32"/>
+          <w:szCs w:val="72"/>
+        </w:rPr>
+        <w:t>ctividades Ejecutadas</w:t>
+      </w:r>
+    </w:p>
+    <w:tbl>
+      <w:tblPr>
+        <w:tblStyle w:val="Tablaconcuadrcula"/>
+        <w:tblW w:w="10124" w:type="dxa"/>
+        <w:jc w:val="center"/>
+        <w:tblBorders>
+          <w:top w:val="single" w:sz="4" w:space="0" w:color="7F7F7F" w:themeColor="text1" w:themeTint="80"/>
+          <w:left w:val="single" w:sz="4" w:space="0" w:color="7F7F7F" w:themeColor="text1" w:themeTint="80"/>
+          <w:bottom w:val="single" w:sz="4" w:space="0" w:color="7F7F7F" w:themeColor="text1" w:themeTint="80"/>
+          <w:right w:val="single" w:sz="4" w:space="0" w:color="7F7F7F" w:themeColor="text1" w:themeTint="80"/>
+          <w:insideH w:val="single" w:sz="4" w:space="0" w:color="7F7F7F" w:themeColor="text1" w:themeTint="80"/>
+          <w:insideV w:val="single" w:sz="4" w:space="0" w:color="7F7F7F" w:themeColor="text1" w:themeTint="80"/>
+        </w:tblBorders>
+        <w:tblCellMar>
+          <w:top w:w="57" w:type="dxa"/>
+          <w:bottom w:w="57" w:type="dxa"/>
+        </w:tblCellMar>
+        <w:tblLook w:val="04A0" w:firstRow="1" w:lastRow="0" w:firstColumn="1" w:lastColumn="0" w:noHBand="0" w:noVBand="1"/>
+      </w:tblPr>
+      <w:tblGrid>
+        <w:gridCol w:w="2955"/>
+        <w:gridCol w:w="2004"/>
+        <w:gridCol w:w="1150"/>
+        <w:gridCol w:w="1535"/>
+        <w:gridCol w:w="2480"/>
+      </w:tblGrid>
+      <w:tr>
+        <w:trPr>
+          <w:jc w:val="center"/>
+        </w:trPr>
+        <w:tc>
+          <w:tcPr>
+            <w:tcW w:w="2955" w:type="dxa"/>
+            <w:shd w:val="clear" w:color="auto" w:fill="262626" w:themeFill="text1" w:themeFillTint="D9"/>
+            <w:vAlign w:val="center"/>
+          </w:tcPr>
+          <w:p>
+            <w:pPr>
+              <w:jc w:val="center"/>
+              <w:rPr>
+                <w:rFonts w:ascii="Arial" w:hAnsi="Arial" w:cs="Arial"/>
+                <w:b/>
+                <w:bCs/>
+                <w:sz w:val="24"/>
+                <w:szCs w:val="24"/>
+              </w:rPr>
+            </w:pPr>
+            <w:r>
+              <w:rPr>
+                <w:rFonts w:ascii="Arial" w:hAnsi="Arial" w:cs="Arial"/>
+                <w:b/>
+                <w:bCs/>
+                <w:sz w:val="24"/>
+                <w:szCs w:val="24"/>
+              </w:rPr>
+              <w:t>Actividad</w:t>
+            </w:r>
+          </w:p>
+        </w:tc>
+        <w:tc>
+          <w:tcPr>
+            <w:tcW w:w="2004" w:type="dxa"/>
+            <w:shd w:val="clear" w:color="auto" w:fill="262626" w:themeFill="text1" w:themeFillTint="D9"/>
+            <w:vAlign w:val="center"/>
+          </w:tcPr>
+          <w:p>
+            <w:pPr>
+              <w:jc w:val="center"/>
+              <w:rPr>
+                <w:rFonts w:ascii="Arial" w:hAnsi="Arial" w:cs="Arial"/>
+                <w:b/>
+                <w:bCs/>
+                <w:sz w:val="24"/>
+                <w:szCs w:val="24"/>
+              </w:rPr>
+            </w:pPr>
+            <w:r>
+              <w:rPr>
+                <w:rFonts w:ascii="Arial" w:hAnsi="Arial" w:cs="Arial"/>
+                <w:b/>
+                <w:bCs/>
+                <w:sz w:val="24"/>
+                <w:szCs w:val="24"/>
+              </w:rPr>
+              <w:t>Responsable(s)</w:t>
+            </w:r>
+          </w:p>
+        </w:tc>
+        <w:tc>
+          <w:tcPr>
+            <w:tcW w:w="1150" w:type="dxa"/>
+            <w:shd w:val="clear" w:color="auto" w:fill="262626" w:themeFill="text1" w:themeFillTint="D9"/>
+            <w:vAlign w:val="center"/>
+          </w:tcPr>
+          <w:p>
+            <w:pPr>
+              <w:jc w:val="center"/>
+              <w:rPr>
+                <w:rFonts w:ascii="Arial" w:hAnsi="Arial" w:cs="Arial"/>
+                <w:b/>
+                <w:bCs/>
+                <w:sz w:val="24"/>
+                <w:szCs w:val="24"/>
+              </w:rPr>
+            </w:pPr>
+            <w:proofErr w:type="spellStart"/>
+            <w:r>
+              <w:rPr>
+                <w:rFonts w:ascii="Arial" w:hAnsi="Arial" w:cs="Arial"/>
+                <w:b/>
+                <w:bCs/>
+                <w:sz w:val="24"/>
+                <w:szCs w:val="24"/>
+              </w:rPr>
+              <w:t>Hr</w:t>
+            </w:r>
+            <w:proofErr w:type="spellEnd"/>
+            <w:r>
+              <w:rPr>
+                <w:rFonts w:ascii="Arial" w:hAnsi="Arial" w:cs="Arial"/>
+                <w:b/>
+                <w:bCs/>
+                <w:sz w:val="24"/>
+                <w:szCs w:val="24"/>
+              </w:rPr>
+              <w:t xml:space="preserve">. </w:t>
+            </w:r>
+            <w:proofErr w:type="spellStart"/>
+            <w:r>
+              <w:rPr>
+                <w:rFonts w:ascii="Arial" w:hAnsi="Arial" w:cs="Arial"/>
+                <w:b/>
+                <w:bCs/>
+                <w:sz w:val="24"/>
+                <w:szCs w:val="24"/>
+              </w:rPr>
+              <w:t>Ini</w:t>
+            </w:r>
+            <w:proofErr w:type="spellEnd"/>
+          </w:p>
+        </w:tc>
+        <w:tc>
+          <w:tcPr>
+            <w:tcW w:w="1535" w:type="dxa"/>
+            <w:shd w:val="clear" w:color="auto" w:fill="262626" w:themeFill="text1" w:themeFillTint="D9"/>
+            <w:vAlign w:val="center"/>
+          </w:tcPr>
+          <w:p>
+            <w:pPr>
+              <w:jc w:val="center"/>
+              <w:rPr>
+                <w:rFonts w:ascii="Arial" w:hAnsi="Arial" w:cs="Arial"/>
+                <w:b/>
+                <w:bCs/>
+                <w:sz w:val="24"/>
+                <w:szCs w:val="24"/>
+              </w:rPr>
+            </w:pPr>
+            <w:proofErr w:type="spellStart"/>
+            <w:r>
+              <w:rPr>
+                <w:rFonts w:ascii="Arial" w:hAnsi="Arial" w:cs="Arial"/>
+                <w:b/>
+                <w:bCs/>
+                <w:sz w:val="24"/>
+                <w:szCs w:val="24"/>
+              </w:rPr>
+              <w:t>Hr</w:t>
+            </w:r>
+            <w:proofErr w:type="spellEnd"/>
+            <w:r>
+              <w:rPr>
+                <w:rFonts w:ascii="Arial" w:hAnsi="Arial" w:cs="Arial"/>
+                <w:b/>
+                <w:bCs/>
+                <w:sz w:val="24"/>
+                <w:szCs w:val="24"/>
+              </w:rPr>
+              <w:t>. fin</w:t>
+            </w:r>
+          </w:p>
+        </w:tc>
+        <w:tc>
+          <w:tcPr>
+            <w:tcW w:w="2480" w:type="dxa"/>
+            <w:shd w:val="clear" w:color="auto" w:fill="262626" w:themeFill="text1" w:themeFillTint="D9"/>
+            <w:vAlign w:val="center"/>
+          </w:tcPr>
+          <w:p>
+            <w:pPr>
+              <w:jc w:val="center"/>
+              <w:rPr>
+                <w:rFonts w:ascii="Arial" w:hAnsi="Arial" w:cs="Arial"/>
+                <w:b/>
+                <w:bCs/>
+                <w:sz w:val="24"/>
+                <w:szCs w:val="24"/>
+              </w:rPr>
+            </w:pPr>
+            <w:r>
+              <w:rPr>
+                <w:rFonts w:ascii="Arial" w:hAnsi="Arial" w:cs="Arial"/>
+                <w:b/>
+                <w:bCs/>
+                <w:sz w:val="24"/>
+                <w:szCs w:val="24"/>
+              </w:rPr>
+              <w:t>Estado (Completado / En proceso / Pendiente)</w:t>
+            </w:r>
+          </w:p>
+        </w:tc>
+      </w:tr>
+      <w:tr>
+        <w:trPr>
+          <w:jc w:val="center"/>
+        </w:trPr>
+        <w:tc>
+          <w:tcPr>
+            <w:tcW w:w="2955" w:type="dxa"/>
+          </w:tcPr>
+          <w:p>
+            <w:pPr>
+              <w:rPr>
+                <w:rFonts w:ascii="Arial" w:hAnsi="Arial" w:cs="Arial"/>
+                <w:sz w:val="24"/>
+                <w:szCs w:val="24"/>
+              </w:rPr>
+            </w:pPr>
+            <w:r>
+              <w:rPr>
+                <w:rFonts w:ascii="Arial" w:hAnsi="Arial" w:cs="Arial"/>
+                <w:sz w:val="24"/>
+                <w:szCs w:val="24"/>
+              </w:rPr>
+              <w:t>Bitácora</w:t>
+            </w:r>
+          </w:p>
+        </w:tc>
+        <w:tc>
+          <w:tcPr>
+            <w:tcW w:w="2004" w:type="dxa"/>
+          </w:tcPr>
+          <w:p>
+            <w:pPr>
+              <w:rPr>
+                <w:rFonts w:ascii="Arial" w:hAnsi="Arial" w:cs="Arial"/>
+                <w:sz w:val="24"/>
+                <w:szCs w:val="24"/>
+              </w:rPr>
+            </w:pPr>
+            <w:r>
+              <w:rPr>
+                <w:rFonts w:ascii="Arial" w:hAnsi="Arial" w:cs="Arial"/>
+                <w:sz w:val="24"/>
+                <w:szCs w:val="24"/>
+              </w:rPr>
+              <w:t>María Fernanda Barrón Álvarez</w:t>
+            </w:r>
+          </w:p>
+        </w:tc>
+        <w:tc>
+          <w:tcPr>
+            <w:tcW w:w="1150" w:type="dxa"/>
+          </w:tcPr>
+          <w:p>
+            <w:pPr>
+              <w:rPr>
+                <w:rFonts w:ascii="Arial" w:hAnsi="Arial" w:cs="Arial"/>
+                <w:sz w:val="24"/>
+                <w:szCs w:val="24"/>
+              </w:rPr>
+            </w:pPr>
+            <w:r>
+              <w:rPr>
+                <w:rFonts w:ascii="Arial" w:hAnsi="Arial" w:cs="Arial"/>
+                <w:sz w:val="24"/>
+                <w:szCs w:val="24"/>
+              </w:rPr>
+              <w:t>8:30pm</w:t>
+            </w:r>
+          </w:p>
+        </w:tc>
+        <w:tc>
+          <w:tcPr>
+            <w:tcW w:w="1535" w:type="dxa"/>
+          </w:tcPr>
+          <w:p>
+            <w:pPr>
+              <w:rPr>
+                <w:rFonts w:ascii="Arial" w:hAnsi="Arial" w:cs="Arial"/>
+                <w:sz w:val="24"/>
+                <w:szCs w:val="24"/>
+              </w:rPr>
+            </w:pPr>
+            <w:r>
+              <w:rPr>
+                <w:rFonts w:ascii="Arial" w:hAnsi="Arial" w:cs="Arial"/>
+                <w:sz w:val="24"/>
+                <w:szCs w:val="24"/>
+              </w:rPr>
+              <w:t>9:00pm</w:t>
+            </w:r>
+          </w:p>
+        </w:tc>
+        <w:tc>
+          <w:tcPr>
+            <w:tcW w:w="2480" w:type="dxa"/>
+          </w:tcPr>
+          <w:p>
+            <w:pPr>
+              <w:rPr>
+                <w:rFonts w:ascii="Arial" w:hAnsi="Arial" w:cs="Arial"/>
+                <w:sz w:val="24"/>
+                <w:szCs w:val="24"/>
+              </w:rPr>
+            </w:pPr>
+            <w:r>
+              <w:rPr>
+                <w:rFonts w:ascii="Arial" w:hAnsi="Arial" w:cs="Arial"/>
+                <w:sz w:val="24"/>
+                <w:szCs w:val="24"/>
+              </w:rPr>
+              <w:t>Completado</w:t>
+            </w:r>
+          </w:p>
+        </w:tc>
+      </w:tr>
+      <w:tr>
+        <w:trPr>
+          <w:jc w:val="center"/>
+        </w:trPr>
+        <w:tc>
+          <w:tcPr>
+            <w:tcW w:w="2955" w:type="dxa"/>
+          </w:tcPr>
+          <w:p>
+            <w:pPr>
+              <w:rPr>
+                <w:rFonts w:ascii="Arial" w:hAnsi="Arial" w:cs="Arial"/>
+                <w:sz w:val="24"/>
+                <w:szCs w:val="24"/>
+              </w:rPr>
+            </w:pPr>
+            <w:r>
+              <w:rPr>
+                <w:rFonts w:ascii="Arial" w:hAnsi="Arial" w:cs="Arial"/>
+                <w:sz w:val="24"/>
+                <w:szCs w:val="24"/>
+              </w:rPr>
+              <w:t>Comunicación con cliente</w:t>
+            </w:r>
+          </w:p>
+        </w:tc>
+        <w:tc>
+          <w:tcPr>
+            <w:tcW w:w="2004" w:type="dxa"/>
+          </w:tcPr>
+          <w:p>
+            <w:pPr>
+              <w:rPr>
+                <w:rFonts w:ascii="Arial" w:hAnsi="Arial" w:cs="Arial"/>
+                <w:sz w:val="24"/>
+                <w:szCs w:val="24"/>
+              </w:rPr>
+            </w:pPr>
+            <w:r>
+              <w:rPr>
+                <w:rFonts w:ascii="Arial" w:hAnsi="Arial" w:cs="Arial"/>
+                <w:sz w:val="24"/>
+                <w:szCs w:val="24"/>
+              </w:rPr>
+              <w:t>María Fernanda Barrón Álvarez</w:t>
+            </w:r>
+          </w:p>
+          <w:p>
+            <w:pPr>
+              <w:rPr>
+                <w:rFonts w:ascii="Arial" w:hAnsi="Arial" w:cs="Arial"/>
+                <w:sz w:val="24"/>
+                <w:szCs w:val="24"/>
+              </w:rPr>
+            </w:pPr>
+          </w:p>
+        </w:tc>
+        <w:tc>
+          <w:tcPr>
+            <w:tcW w:w="1150" w:type="dxa"/>
+          </w:tcPr>
+          <w:p>
+            <w:pPr>
+              <w:rPr>
+                <w:rFonts w:ascii="Arial" w:hAnsi="Arial" w:cs="Arial"/>
+                <w:sz w:val="24"/>
+                <w:szCs w:val="24"/>
+              </w:rPr>
+            </w:pPr>
+            <w:r>
+              <w:rPr>
+                <w:rFonts w:ascii="Arial" w:hAnsi="Arial" w:cs="Arial"/>
+                <w:sz w:val="24"/>
+                <w:szCs w:val="24"/>
+              </w:rPr>
+              <w:t>10:00am</w:t>
+            </w:r>
+          </w:p>
+        </w:tc>
+        <w:tc>
+          <w:tcPr>
+            <w:tcW w:w="1535" w:type="dxa"/>
+          </w:tcPr>
+          <w:p>
+            <w:pPr>
+              <w:rPr>
+                <w:rFonts w:ascii="Arial" w:hAnsi="Arial" w:cs="Arial"/>
+                <w:sz w:val="24"/>
+                <w:szCs w:val="24"/>
+              </w:rPr>
+            </w:pPr>
+            <w:r>
+              <w:rPr>
+                <w:rFonts w:ascii="Arial" w:hAnsi="Arial" w:cs="Arial"/>
+                <w:sz w:val="24"/>
+                <w:szCs w:val="24"/>
+              </w:rPr>
+              <w:t>10:30am</w:t>
+            </w:r>
+          </w:p>
+        </w:tc>
+        <w:tc>
+          <w:tcPr>
+            <w:tcW w:w="2480" w:type="dxa"/>
+          </w:tcPr>
+          <w:p>
+            <w:pPr>
+              <w:rPr>
+                <w:rFonts w:ascii="Arial" w:hAnsi="Arial" w:cs="Arial"/>
+                <w:sz w:val="24"/>
+                <w:szCs w:val="24"/>
+              </w:rPr>
+            </w:pPr>
+            <w:r>
+              <w:rPr>
+                <w:rFonts w:ascii="Arial" w:hAnsi="Arial" w:cs="Arial"/>
+                <w:sz w:val="24"/>
+                <w:szCs w:val="24"/>
+              </w:rPr>
+              <w:t>Completado</w:t>
+            </w:r>
+          </w:p>
+        </w:tc>
+      </w:tr>
+      <w:tr>
+        <w:trPr>
+          <w:jc w:val="center"/>
+        </w:trPr>
+        <w:tc>
+          <w:tcPr>
+            <w:tcW w:w="2955" w:type="dxa"/>
+          </w:tcPr>
+          <w:p>
+            <w:pPr>
+              <w:rPr>
+                <w:rFonts w:ascii="Arial" w:hAnsi="Arial" w:cs="Arial"/>
+                <w:sz w:val="24"/>
+                <w:szCs w:val="24"/>
+              </w:rPr>
+            </w:pPr>
+            <w:r>
+              <w:rPr>
+                <w:rFonts w:ascii="Arial" w:hAnsi="Arial" w:cs="Arial"/>
+                <w:sz w:val="24"/>
+                <w:szCs w:val="24"/>
+              </w:rPr>
+              <w:t xml:space="preserve">Análisis de </w:t>
+            </w:r>
+            <w:r>
+              <w:rPr>
+                <w:rFonts w:ascii="Arial" w:hAnsi="Arial" w:cs="Arial"/>
+                <w:sz w:val="24"/>
+                <w:szCs w:val="24"/>
+              </w:rPr>
+              <w:t>requerimientos funciones</w:t>
+            </w:r>
+          </w:p>
+        </w:tc>
+        <w:tc>
+          <w:tcPr>
+            <w:tcW w:w="2004" w:type="dxa"/>
+          </w:tcPr>
+          <w:p>
+            <w:pPr>
+              <w:rPr>
+                <w:rFonts w:ascii="Arial" w:hAnsi="Arial" w:cs="Arial"/>
+                <w:sz w:val="24"/>
+                <w:szCs w:val="24"/>
+              </w:rPr>
+            </w:pPr>
+            <w:r>
+              <w:rPr>
+                <w:rFonts w:ascii="Arial" w:hAnsi="Arial" w:cs="Arial"/>
+                <w:sz w:val="24"/>
+                <w:szCs w:val="24"/>
+              </w:rPr>
+              <w:t>Leonardo Merino Garfias</w:t>
+            </w:r>
+          </w:p>
+        </w:tc>
+        <w:tc>
+          <w:tcPr>
+            <w:tcW w:w="1150" w:type="dxa"/>
+          </w:tcPr>
+          <w:p>
+            <w:pPr>
+              <w:rPr>
+                <w:rFonts w:ascii="Arial" w:hAnsi="Arial" w:cs="Arial"/>
+                <w:sz w:val="24"/>
+                <w:szCs w:val="24"/>
+              </w:rPr>
+            </w:pPr>
+            <w:r>
+              <w:rPr>
+                <w:rFonts w:ascii="Arial" w:hAnsi="Arial" w:cs="Arial"/>
+                <w:sz w:val="24"/>
+                <w:szCs w:val="24"/>
+              </w:rPr>
+              <w:t>7:00pm</w:t>
+            </w:r>
+          </w:p>
+        </w:tc>
+        <w:tc>
+          <w:tcPr>
+            <w:tcW w:w="1535" w:type="dxa"/>
+          </w:tcPr>
+          <w:p>
+            <w:pPr>
+              <w:rPr>
+                <w:rFonts w:ascii="Arial" w:hAnsi="Arial" w:cs="Arial"/>
+                <w:sz w:val="24"/>
+                <w:szCs w:val="24"/>
+              </w:rPr>
+            </w:pPr>
+            <w:r>
+              <w:rPr>
+                <w:rFonts w:ascii="Arial" w:hAnsi="Arial" w:cs="Arial"/>
+                <w:sz w:val="24"/>
+                <w:szCs w:val="24"/>
+              </w:rPr>
+              <w:t>8:20pm</w:t>
+            </w:r>
+          </w:p>
+        </w:tc>
+        <w:tc>
+          <w:tcPr>
+            <w:tcW w:w="2480" w:type="dxa"/>
+          </w:tcPr>
+          <w:p>
+            <w:pPr>
+              <w:rPr>
+                <w:rFonts w:ascii="Arial" w:hAnsi="Arial" w:cs="Arial"/>
+                <w:sz w:val="24"/>
+                <w:szCs w:val="24"/>
+              </w:rPr>
+            </w:pPr>
+            <w:r>
+              <w:rPr>
+                <w:rFonts w:ascii="Arial" w:hAnsi="Arial" w:cs="Arial"/>
+                <w:sz w:val="24"/>
+                <w:szCs w:val="24"/>
+              </w:rPr>
+              <w:t>Completado</w:t>
+            </w:r>
+          </w:p>
+        </w:tc>
+      </w:tr>
+      <w:tr>
+        <w:trPr>
+          <w:jc w:val="center"/>
+        </w:trPr>
+        <w:tc>
+          <w:tcPr>
+            <w:tcW w:w="2955" w:type="dxa"/>
+          </w:tcPr>
+          <w:p>
+            <w:pPr>
+              <w:rPr>
+                <w:rFonts w:ascii="Arial" w:hAnsi="Arial" w:cs="Arial"/>
+                <w:sz w:val="24"/>
+                <w:szCs w:val="24"/>
+              </w:rPr>
+            </w:pPr>
+            <w:r>
+              <w:rPr>
+                <w:rFonts w:ascii="Arial" w:hAnsi="Arial" w:cs="Arial"/>
+                <w:sz w:val="24"/>
+                <w:szCs w:val="24"/>
+              </w:rPr>
+              <w:t>Análisis de re</w:t>
+            </w:r>
+            <w:r>
+              <w:rPr>
+                <w:rFonts w:ascii="Arial" w:hAnsi="Arial" w:cs="Arial"/>
+                <w:sz w:val="24"/>
+                <w:szCs w:val="24"/>
+              </w:rPr>
+              <w:t>querimientos no funcionales</w:t>
+            </w:r>
+          </w:p>
+        </w:tc>
+        <w:tc>
+          <w:tcPr>
+            <w:tcW w:w="2004" w:type="dxa"/>
+          </w:tcPr>
+          <w:p>
+            <w:pPr>
+              <w:rPr>
+                <w:rFonts w:ascii="Arial" w:hAnsi="Arial" w:cs="Arial"/>
+                <w:sz w:val="24"/>
+                <w:szCs w:val="24"/>
+              </w:rPr>
+            </w:pPr>
+            <w:r>
+              <w:rPr>
+                <w:rFonts w:ascii="Arial" w:hAnsi="Arial" w:cs="Arial"/>
+                <w:sz w:val="24"/>
+                <w:szCs w:val="24"/>
+              </w:rPr>
+              <w:t>Leslie Miroslava Benítez Marín</w:t>
+            </w:r>
+          </w:p>
+        </w:tc>
+        <w:tc>
+          <w:tcPr>
+            <w:tcW w:w="1150" w:type="dxa"/>
+          </w:tcPr>
+          <w:p>
+            <w:pPr>
+              <w:rPr>
+                <w:rFonts w:ascii="Arial" w:hAnsi="Arial" w:cs="Arial"/>
+                <w:sz w:val="24"/>
+                <w:szCs w:val="24"/>
+              </w:rPr>
+            </w:pPr>
+            <w:r>
+              <w:rPr>
+                <w:rFonts w:ascii="Arial" w:hAnsi="Arial" w:cs="Arial"/>
+                <w:sz w:val="24"/>
+                <w:szCs w:val="24"/>
+              </w:rPr>
+              <w:t>7:00pm</w:t>
+            </w:r>
+          </w:p>
+        </w:tc>
+        <w:tc>
+          <w:tcPr>
+            <w:tcW w:w="1535" w:type="dxa"/>
+          </w:tcPr>
+          <w:p>
+            <w:pPr>
+              <w:rPr>
+                <w:rFonts w:ascii="Arial" w:hAnsi="Arial" w:cs="Arial"/>
+                <w:sz w:val="24"/>
+                <w:szCs w:val="24"/>
+              </w:rPr>
+            </w:pPr>
+            <w:r>
+              <w:rPr>
+                <w:rFonts w:ascii="Arial" w:hAnsi="Arial" w:cs="Arial"/>
+                <w:sz w:val="24"/>
+                <w:szCs w:val="24"/>
+              </w:rPr>
+              <w:t>8:20pm</w:t>
+            </w:r>
+          </w:p>
+        </w:tc>
+        <w:tc>
+          <w:tcPr>
+            <w:tcW w:w="2480" w:type="dxa"/>
+          </w:tcPr>
+          <w:p>
+            <w:pPr>
+              <w:rPr>
+                <w:rFonts w:ascii="Arial" w:hAnsi="Arial" w:cs="Arial"/>
+                <w:sz w:val="24"/>
+                <w:szCs w:val="24"/>
+              </w:rPr>
+            </w:pPr>
+            <w:r>
+              <w:rPr>
+                <w:rFonts w:ascii="Arial" w:hAnsi="Arial" w:cs="Arial"/>
+                <w:sz w:val="24"/>
+                <w:szCs w:val="24"/>
+              </w:rPr>
+              <w:t>Completado</w:t>
+            </w:r>
+          </w:p>
+        </w:tc>
+      </w:tr>
+      <w:tr>
+        <w:trPr>
+          <w:jc w:val="center"/>
+        </w:trPr>
+        <w:tc>
+          <w:tcPr>
+            <w:tcW w:w="2955" w:type="dxa"/>
+          </w:tcPr>
+          <w:p>
+            <w:pPr>
+              <w:rPr>
+                <w:rFonts w:ascii="Arial" w:hAnsi="Arial" w:cs="Arial"/>
+                <w:sz w:val="24"/>
+                <w:szCs w:val="24"/>
+              </w:rPr>
+            </w:pPr>
+            <w:r>
+              <w:rPr>
+                <w:rFonts w:ascii="Arial" w:hAnsi="Arial" w:cs="Arial"/>
+                <w:sz w:val="24"/>
+                <w:szCs w:val="24"/>
+              </w:rPr>
+              <w:lastRenderedPageBreak/>
+              <w:t>Revisión de requisitos</w:t>
+            </w:r>
+          </w:p>
+        </w:tc>
+        <w:tc>
+          <w:tcPr>
+            <w:tcW w:w="2004" w:type="dxa"/>
+          </w:tcPr>
+          <w:p>
+            <w:pPr>
+              <w:rPr>
+                <w:rFonts w:ascii="Arial" w:hAnsi="Arial" w:cs="Arial"/>
+                <w:sz w:val="24"/>
+                <w:szCs w:val="24"/>
+              </w:rPr>
+            </w:pPr>
+            <w:r>
+              <w:rPr>
+                <w:rFonts w:ascii="Arial" w:hAnsi="Arial" w:cs="Arial"/>
+                <w:sz w:val="24"/>
+                <w:szCs w:val="24"/>
+              </w:rPr>
+              <w:t>María Fernanda Barrón Álvarez</w:t>
+            </w:r>
+          </w:p>
+        </w:tc>
+        <w:tc>
+          <w:tcPr>
+            <w:tcW w:w="1150" w:type="dxa"/>
+          </w:tcPr>
+          <w:p>
+            <w:pPr>
+              <w:rPr>
+                <w:rFonts w:ascii="Arial" w:hAnsi="Arial" w:cs="Arial"/>
+                <w:sz w:val="24"/>
+                <w:szCs w:val="24"/>
+              </w:rPr>
+            </w:pPr>
+            <w:r>
+              <w:rPr>
+                <w:rFonts w:ascii="Arial" w:hAnsi="Arial" w:cs="Arial"/>
+                <w:sz w:val="24"/>
+                <w:szCs w:val="24"/>
+              </w:rPr>
+              <w:t>8:20pm</w:t>
+            </w:r>
+          </w:p>
+        </w:tc>
+        <w:tc>
+          <w:tcPr>
+            <w:tcW w:w="1535" w:type="dxa"/>
+          </w:tcPr>
+          <w:p>
+            <w:pPr>
+              <w:rPr>
+                <w:rFonts w:ascii="Arial" w:hAnsi="Arial" w:cs="Arial"/>
+                <w:sz w:val="24"/>
+                <w:szCs w:val="24"/>
+              </w:rPr>
+            </w:pPr>
+            <w:r>
+              <w:rPr>
+                <w:rFonts w:ascii="Arial" w:hAnsi="Arial" w:cs="Arial"/>
+                <w:sz w:val="24"/>
+                <w:szCs w:val="24"/>
+              </w:rPr>
+              <w:t>8:30pm</w:t>
+            </w:r>
+          </w:p>
+        </w:tc>
+        <w:tc>
+          <w:tcPr>
+            <w:tcW w:w="2480" w:type="dxa"/>
+          </w:tcPr>
+          <w:p>
+            <w:pPr>
+              <w:rPr>
+                <w:rFonts w:ascii="Arial" w:hAnsi="Arial" w:cs="Arial"/>
+                <w:sz w:val="24"/>
+                <w:szCs w:val="24"/>
+              </w:rPr>
+            </w:pPr>
+            <w:r>
+              <w:rPr>
+                <w:rFonts w:ascii="Arial" w:hAnsi="Arial" w:cs="Arial"/>
+                <w:sz w:val="24"/>
+                <w:szCs w:val="24"/>
+              </w:rPr>
+              <w:t>Completado</w:t>
+            </w:r>
+          </w:p>
+        </w:tc>
+      </w:tr>
+      <w:tr>
+        <w:trPr>
+          <w:jc w:val="center"/>
+        </w:trPr>
+        <w:tc>
+          <w:tcPr>
+            <w:tcW w:w="2955" w:type="dxa"/>
+          </w:tcPr>
+          <w:p>
+            <w:pPr>
+              <w:rPr>
+                <w:rFonts w:ascii="Arial" w:hAnsi="Arial" w:cs="Arial"/>
+                <w:sz w:val="24"/>
+                <w:szCs w:val="24"/>
+              </w:rPr>
+            </w:pPr>
+            <w:r>
+              <w:rPr>
+                <w:rFonts w:ascii="Arial" w:hAnsi="Arial" w:cs="Arial"/>
+                <w:sz w:val="24"/>
+                <w:szCs w:val="24"/>
+              </w:rPr>
+              <w:t xml:space="preserve">Elaborar documento con </w:t>
+            </w:r>
+            <w:proofErr w:type="spellStart"/>
+            <w:r>
+              <w:rPr>
+                <w:rFonts w:ascii="Arial" w:hAnsi="Arial" w:cs="Arial"/>
+                <w:sz w:val="24"/>
+                <w:szCs w:val="24"/>
+              </w:rPr>
+              <w:t>requisistos</w:t>
+            </w:r>
+            <w:proofErr w:type="spellEnd"/>
+          </w:p>
+        </w:tc>
+        <w:tc>
+          <w:tcPr>
+            <w:tcW w:w="2004" w:type="dxa"/>
+          </w:tcPr>
+          <w:p>
+            <w:pPr>
+              <w:rPr>
+                <w:rFonts w:ascii="Arial" w:hAnsi="Arial" w:cs="Arial"/>
+                <w:sz w:val="24"/>
+                <w:szCs w:val="24"/>
+              </w:rPr>
+            </w:pPr>
+            <w:r>
+              <w:rPr>
+                <w:rFonts w:ascii="Arial" w:hAnsi="Arial" w:cs="Arial"/>
+                <w:sz w:val="24"/>
+                <w:szCs w:val="24"/>
+              </w:rPr>
+              <w:t>María Fernanda Barrón Álvarez</w:t>
+            </w:r>
+          </w:p>
+          <w:p>
+            <w:pPr>
+              <w:rPr>
+                <w:rFonts w:ascii="Arial" w:hAnsi="Arial" w:cs="Arial"/>
+                <w:sz w:val="24"/>
+                <w:szCs w:val="24"/>
+              </w:rPr>
+            </w:pPr>
+          </w:p>
+          <w:p>
+            <w:pPr>
+              <w:rPr>
+                <w:rFonts w:ascii="Arial" w:hAnsi="Arial" w:cs="Arial"/>
+                <w:sz w:val="24"/>
+                <w:szCs w:val="24"/>
+              </w:rPr>
+            </w:pPr>
+            <w:r>
+              <w:rPr>
+                <w:rFonts w:ascii="Arial" w:hAnsi="Arial" w:cs="Arial"/>
+                <w:sz w:val="24"/>
+                <w:szCs w:val="24"/>
+              </w:rPr>
+              <w:t>Leslie Miroslava Benítez Marín</w:t>
+            </w:r>
+          </w:p>
+          <w:p>
+            <w:pPr>
+              <w:rPr>
+                <w:rFonts w:ascii="Arial" w:hAnsi="Arial" w:cs="Arial"/>
+                <w:sz w:val="24"/>
+                <w:szCs w:val="24"/>
+              </w:rPr>
+            </w:pPr>
+          </w:p>
+          <w:p>
+            <w:pPr>
+              <w:rPr>
+                <w:rFonts w:ascii="Arial" w:hAnsi="Arial" w:cs="Arial"/>
+                <w:sz w:val="24"/>
+                <w:szCs w:val="24"/>
+              </w:rPr>
+            </w:pPr>
+            <w:r>
+              <w:rPr>
+                <w:rFonts w:ascii="Arial" w:hAnsi="Arial" w:cs="Arial"/>
+                <w:sz w:val="24"/>
+                <w:szCs w:val="24"/>
+              </w:rPr>
+              <w:t>Leonardo Merino Garfias</w:t>
+            </w:r>
+          </w:p>
+        </w:tc>
+        <w:tc>
+          <w:tcPr>
+            <w:tcW w:w="1150" w:type="dxa"/>
+          </w:tcPr>
+          <w:p>
+            <w:pPr>
+              <w:rPr>
+                <w:rFonts w:ascii="Arial" w:hAnsi="Arial" w:cs="Arial"/>
+                <w:sz w:val="24"/>
+                <w:szCs w:val="24"/>
+              </w:rPr>
+            </w:pPr>
+            <w:r>
+              <w:rPr>
+                <w:rFonts w:ascii="Arial" w:hAnsi="Arial" w:cs="Arial"/>
+                <w:sz w:val="24"/>
+                <w:szCs w:val="24"/>
+              </w:rPr>
+              <w:t>7:00pm</w:t>
+            </w:r>
+          </w:p>
+        </w:tc>
+        <w:tc>
+          <w:tcPr>
+            <w:tcW w:w="1535" w:type="dxa"/>
+          </w:tcPr>
+          <w:p>
+            <w:pPr>
+              <w:rPr>
+                <w:rFonts w:ascii="Arial" w:hAnsi="Arial" w:cs="Arial"/>
+                <w:sz w:val="24"/>
+                <w:szCs w:val="24"/>
+              </w:rPr>
+            </w:pPr>
+            <w:r>
+              <w:rPr>
+                <w:rFonts w:ascii="Arial" w:hAnsi="Arial" w:cs="Arial"/>
+                <w:sz w:val="24"/>
+                <w:szCs w:val="24"/>
+              </w:rPr>
+              <w:t>8:20pm</w:t>
+            </w:r>
+          </w:p>
+        </w:tc>
+        <w:tc>
+          <w:tcPr>
+            <w:tcW w:w="2480" w:type="dxa"/>
+          </w:tcPr>
+          <w:p>
+            <w:pPr>
+              <w:rPr>
+                <w:rFonts w:ascii="Arial" w:hAnsi="Arial" w:cs="Arial"/>
+                <w:sz w:val="24"/>
+                <w:szCs w:val="24"/>
+              </w:rPr>
+            </w:pPr>
+            <w:r>
+              <w:rPr>
+                <w:rFonts w:ascii="Arial" w:hAnsi="Arial" w:cs="Arial"/>
+                <w:sz w:val="24"/>
+                <w:szCs w:val="24"/>
+              </w:rPr>
+              <w:t>Completado</w:t>
+            </w:r>
+          </w:p>
+        </w:tc>
+      </w:tr>
+    </w:tbl>
+    <w:p/>
+    <w:p>
+      <w:pPr>
+        <w:pStyle w:val="titulo1"/>
+        <w:outlineLvl w:val="2"/>
+        <w:rPr>
+          <w:sz w:val="32"/>
+          <w:szCs w:val="72"/>
+        </w:rPr>
+      </w:pPr>
+      <w:r>
+        <w:rPr>
+          <w:sz w:val="32"/>
+          <w:szCs w:val="72"/>
+        </w:rPr>
+        <w:t>Gestión de Riesgos e Incidencias</w:t>
+      </w:r>
+    </w:p>
+    <w:tbl>
+      <w:tblPr>
+        <w:tblStyle w:val="Tablaconcuadrcula"/>
+        <w:tblW w:w="9634" w:type="dxa"/>
+        <w:jc w:val="center"/>
+        <w:tblCellMar>
+          <w:top w:w="57" w:type="dxa"/>
+          <w:bottom w:w="57" w:type="dxa"/>
+        </w:tblCellMar>
+        <w:tblLook w:val="04A0" w:firstRow="1" w:lastRow="0" w:firstColumn="1" w:lastColumn="0" w:noHBand="0" w:noVBand="1"/>
+      </w:tblPr>
+      <w:tblGrid>
+        <w:gridCol w:w="2942"/>
+        <w:gridCol w:w="2943"/>
+        <w:gridCol w:w="3749"/>
+      </w:tblGrid>
+      <w:tr>
+        <w:trPr>
+          <w:jc w:val="center"/>
+        </w:trPr>
+        <w:tc>
+          <w:tcPr>
+            <w:tcW w:w="2942" w:type="dxa"/>
+            <w:tcBorders>
+              <w:top w:val="single" w:sz="4" w:space="0" w:color="7F7F7F" w:themeColor="text1" w:themeTint="80"/>
+              <w:left w:val="single" w:sz="4" w:space="0" w:color="7F7F7F" w:themeColor="text1" w:themeTint="80"/>
+              <w:bottom w:val="single" w:sz="4" w:space="0" w:color="7F7F7F" w:themeColor="text1" w:themeTint="80"/>
+              <w:right w:val="single" w:sz="4" w:space="0" w:color="7F7F7F" w:themeColor="text1" w:themeTint="80"/>
+            </w:tcBorders>
+            <w:shd w:val="clear" w:color="auto" w:fill="262626" w:themeFill="text1" w:themeFillTint="D9"/>
+            <w:vAlign w:val="center"/>
+          </w:tcPr>
+          <w:p>
+            <w:pPr>
+              <w:jc w:val="center"/>
+              <w:rPr>
+                <w:rFonts w:ascii="Arial" w:hAnsi="Arial" w:cs="Arial"/>
+                <w:b/>
+                <w:bCs/>
+                <w:sz w:val="24"/>
+                <w:szCs w:val="24"/>
+              </w:rPr>
+            </w:pPr>
+            <w:r>
+              <w:rPr>
+                <w:rFonts w:ascii="Arial" w:hAnsi="Arial" w:cs="Arial"/>
+                <w:b/>
+                <w:bCs/>
+                <w:sz w:val="24"/>
+                <w:szCs w:val="24"/>
+              </w:rPr>
+              <w:t>Riesgo / Problema detectado</w:t>
+            </w:r>
+          </w:p>
+        </w:tc>
+        <w:tc>
+          <w:tcPr>
+            <w:tcW w:w="2943" w:type="dxa"/>
+            <w:tcBorders>
+              <w:top w:val="single" w:sz="4" w:space="0" w:color="7F7F7F" w:themeColor="text1" w:themeTint="80"/>
+              <w:left w:val="single" w:sz="4" w:space="0" w:color="7F7F7F" w:themeColor="text1" w:themeTint="80"/>
+              <w:bottom w:val="single" w:sz="4" w:space="0" w:color="7F7F7F" w:themeColor="text1" w:themeTint="80"/>
+              <w:right w:val="single" w:sz="4" w:space="0" w:color="7F7F7F" w:themeColor="text1" w:themeTint="80"/>
+            </w:tcBorders>
+            <w:shd w:val="clear" w:color="auto" w:fill="262626" w:themeFill="text1" w:themeFillTint="D9"/>
+            <w:vAlign w:val="center"/>
+          </w:tcPr>
+          <w:p>
+            <w:pPr>
+              <w:jc w:val="center"/>
+              <w:rPr>
+                <w:rFonts w:ascii="Arial" w:hAnsi="Arial" w:cs="Arial"/>
+                <w:b/>
+                <w:bCs/>
+                <w:sz w:val="24"/>
+                <w:szCs w:val="24"/>
+              </w:rPr>
+            </w:pPr>
+            <w:r>
+              <w:rPr>
+                <w:rFonts w:ascii="Arial" w:hAnsi="Arial" w:cs="Arial"/>
+                <w:b/>
+                <w:bCs/>
+                <w:sz w:val="24"/>
+                <w:szCs w:val="24"/>
+              </w:rPr>
+              <w:t>Impacto en alcance/tiempo/costo</w:t>
+            </w:r>
+          </w:p>
+        </w:tc>
+        <w:tc>
+          <w:tcPr>
+            <w:tcW w:w="3749" w:type="dxa"/>
+            <w:tcBorders>
+              <w:top w:val="single" w:sz="4" w:space="0" w:color="7F7F7F" w:themeColor="text1" w:themeTint="80"/>
+              <w:left w:val="single" w:sz="4" w:space="0" w:color="7F7F7F" w:themeColor="text1" w:themeTint="80"/>
+              <w:bottom w:val="single" w:sz="4" w:space="0" w:color="7F7F7F" w:themeColor="text1" w:themeTint="80"/>
+              <w:right w:val="single" w:sz="4" w:space="0" w:color="7F7F7F" w:themeColor="text1" w:themeTint="80"/>
+            </w:tcBorders>
+            <w:shd w:val="clear" w:color="auto" w:fill="262626" w:themeFill="text1" w:themeFillTint="D9"/>
+            <w:vAlign w:val="center"/>
+          </w:tcPr>
+          <w:p>
+            <w:pPr>
+              <w:jc w:val="center"/>
+              <w:rPr>
+                <w:rFonts w:ascii="Arial" w:hAnsi="Arial" w:cs="Arial"/>
+                <w:b/>
+                <w:bCs/>
+                <w:sz w:val="24"/>
+                <w:szCs w:val="24"/>
+              </w:rPr>
+            </w:pPr>
+            <w:r>
+              <w:rPr>
+                <w:rFonts w:ascii="Arial" w:hAnsi="Arial" w:cs="Arial"/>
+                <w:b/>
+                <w:bCs/>
+                <w:sz w:val="24"/>
+                <w:szCs w:val="24"/>
+              </w:rPr>
+              <w:t>Acción correctiva o preventiva</w:t>
+            </w:r>
+          </w:p>
+        </w:tc>
+      </w:tr>
+      <w:tr>
+        <w:trPr>
+          <w:jc w:val="center"/>
+        </w:trPr>
+        <w:tc>
+          <w:tcPr>
+            <w:tcW w:w="2942" w:type="dxa"/>
+            <w:tcBorders>
+              <w:top w:val="single" w:sz="4" w:space="0" w:color="7F7F7F" w:themeColor="text1" w:themeTint="80"/>
+            </w:tcBorders>
+          </w:tcPr>
+          <w:p>
+            <w:pPr>
+              <w:rPr>
+                <w:rFonts w:ascii="Arial" w:hAnsi="Arial" w:cs="Arial"/>
+                <w:sz w:val="24"/>
+                <w:szCs w:val="24"/>
+              </w:rPr>
+            </w:pPr>
+            <w:r>
+              <w:rPr>
+                <w:rFonts w:ascii="Arial" w:hAnsi="Arial" w:cs="Arial"/>
+                <w:sz w:val="24"/>
+                <w:szCs w:val="24"/>
+              </w:rPr>
+              <w:t xml:space="preserve">Tiempo de renderizado en algunos archivos. </w:t>
+            </w:r>
+          </w:p>
+        </w:tc>
+        <w:tc>
+          <w:tcPr>
+            <w:tcW w:w="2943" w:type="dxa"/>
+            <w:tcBorders>
+              <w:top w:val="single" w:sz="4" w:space="0" w:color="7F7F7F" w:themeColor="text1" w:themeTint="80"/>
+            </w:tcBorders>
+          </w:tcPr>
+          <w:p>
+            <w:pPr>
+              <w:jc w:val="center"/>
+              <w:rPr>
+                <w:rFonts w:ascii="Arial" w:hAnsi="Arial" w:cs="Arial"/>
+                <w:sz w:val="24"/>
+                <w:szCs w:val="24"/>
+              </w:rPr>
+            </w:pPr>
+            <w:r>
+              <w:rPr>
+                <w:rFonts w:ascii="Arial" w:hAnsi="Arial" w:cs="Arial"/>
+                <w:sz w:val="24"/>
+                <w:szCs w:val="24"/>
+              </w:rPr>
+              <w:t>Alcance</w:t>
+            </w:r>
+          </w:p>
+        </w:tc>
+        <w:tc>
+          <w:tcPr>
+            <w:tcW w:w="3749" w:type="dxa"/>
+            <w:tcBorders>
+              <w:top w:val="single" w:sz="4" w:space="0" w:color="7F7F7F" w:themeColor="text1" w:themeTint="80"/>
+            </w:tcBorders>
+          </w:tcPr>
+          <w:p>
+            <w:pPr>
+              <w:rPr>
+                <w:rFonts w:ascii="Arial" w:hAnsi="Arial" w:cs="Arial"/>
+                <w:sz w:val="24"/>
+                <w:szCs w:val="24"/>
+              </w:rPr>
+            </w:pPr>
+            <w:r>
+              <w:rPr>
+                <w:rFonts w:ascii="Arial" w:hAnsi="Arial" w:cs="Arial"/>
+                <w:sz w:val="24"/>
+                <w:szCs w:val="24"/>
+              </w:rPr>
+              <w:t xml:space="preserve">Conocimiento de extensión y manejo de archivos que trabaja el cliente. </w:t>
+            </w:r>
+          </w:p>
+        </w:tc>
+      </w:tr>
+    </w:tbl>
+    <w:p/>
+    <w:p>
+      <w:r>
+        <w:br w:type="page"/>
+      </w:r>
+    </w:p>
+    <w:p>
+      <w:pPr>
+        <w:pStyle w:val="Ttulo0"/>
+        <w:jc w:val="both"/>
+        <w:outlineLvl w:val="0"/>
+      </w:pPr>
       <w:bookmarkStart w:id="25" w:name="_Toc226054387"/>
       <w:r>
+        <w:lastRenderedPageBreak/>
         <w:t>Referencias</w:t>
       </w:r>
       <w:bookmarkEnd w:id="25"/>
@@ -16034,7 +18827,6 @@
         <w:docPartUnique/>
       </w:docPartObj>
     </w:sdtPr>
-    <w:sdtEndPr/>
     <w:sdtContent>
       <w:p>
         <w:pPr>
@@ -22811,6 +25603,7 @@
   <w:style w:type="character" w:default="1" w:styleId="Fuentedeprrafopredeter">
     <w:name w:val="Default Paragraph Font"/>
     <w:uiPriority w:val="1"/>
+    <w:semiHidden/>
     <w:unhideWhenUsed/>
   </w:style>
   <w:style w:type="table" w:default="1" w:styleId="Tablanormal">

--- a/BITACORA.docx
+++ b/BITACORA.docx
@@ -736,6 +736,7 @@
           <w:docPartUnique/>
         </w:docPartObj>
       </w:sdtPr>
+      <w:sdtEndPr/>
       <w:sdtContent>
         <w:p>
           <w:pPr>
@@ -794,7 +795,7 @@
           <w:r>
             <w:fldChar w:fldCharType="separate"/>
           </w:r>
-          <w:hyperlink w:anchor="_Toc226054362" w:history="1">
+          <w:hyperlink w:anchor="_Toc229378917" w:history="1">
             <w:r>
               <w:rPr>
                 <w:rStyle w:val="Hipervnculo"/>
@@ -821,7 +822,7 @@
                 <w:noProof/>
                 <w:webHidden/>
               </w:rPr>
-              <w:instrText xml:space="preserve"> PAGEREF _Toc226054362 \h </w:instrText>
+              <w:instrText xml:space="preserve"> PAGEREF _Toc229378917 \h </w:instrText>
             </w:r>
             <w:r>
               <w:rPr>
@@ -862,7 +863,7 @@
               <w:lang w:eastAsia="ko-KR"/>
             </w:rPr>
           </w:pPr>
-          <w:hyperlink w:anchor="_Toc226054363" w:history="1">
+          <w:hyperlink w:anchor="_Toc229378918" w:history="1">
             <w:r>
               <w:rPr>
                 <w:rStyle w:val="Hipervnculo"/>
@@ -890,7 +891,7 @@
                 <w:noProof/>
                 <w:webHidden/>
               </w:rPr>
-              <w:instrText xml:space="preserve"> PAGEREF _Toc226054363 \h </w:instrText>
+              <w:instrText xml:space="preserve"> PAGEREF _Toc229378918 \h </w:instrText>
             </w:r>
             <w:r>
               <w:rPr>
@@ -934,7 +935,7 @@
               <w:lang w:eastAsia="ko-KR"/>
             </w:rPr>
           </w:pPr>
-          <w:hyperlink w:anchor="_Toc226054364" w:history="1">
+          <w:hyperlink w:anchor="_Toc229378919" w:history="1">
             <w:r>
               <w:rPr>
                 <w:rStyle w:val="Hipervnculo"/>
@@ -961,7 +962,7 @@
                 <w:noProof/>
                 <w:webHidden/>
               </w:rPr>
-              <w:instrText xml:space="preserve"> PAGEREF _Toc226054364 \h </w:instrText>
+              <w:instrText xml:space="preserve"> PAGEREF _Toc229378919 \h </w:instrText>
             </w:r>
             <w:r>
               <w:rPr>
@@ -1005,7 +1006,7 @@
               <w:lang w:eastAsia="ko-KR"/>
             </w:rPr>
           </w:pPr>
-          <w:hyperlink w:anchor="_Toc226054365" w:history="1">
+          <w:hyperlink w:anchor="_Toc229378920" w:history="1">
             <w:r>
               <w:rPr>
                 <w:rStyle w:val="Hipervnculo"/>
@@ -1032,7 +1033,7 @@
                 <w:noProof/>
                 <w:webHidden/>
               </w:rPr>
-              <w:instrText xml:space="preserve"> PAGEREF _Toc226054365 \h </w:instrText>
+              <w:instrText xml:space="preserve"> PAGEREF _Toc229378920 \h </w:instrText>
             </w:r>
             <w:r>
               <w:rPr>
@@ -1076,7 +1077,7 @@
               <w:lang w:eastAsia="ko-KR"/>
             </w:rPr>
           </w:pPr>
-          <w:hyperlink w:anchor="_Toc226054366" w:history="1">
+          <w:hyperlink w:anchor="_Toc229378921" w:history="1">
             <w:r>
               <w:rPr>
                 <w:rStyle w:val="Hipervnculo"/>
@@ -1103,7 +1104,7 @@
                 <w:noProof/>
                 <w:webHidden/>
               </w:rPr>
-              <w:instrText xml:space="preserve"> PAGEREF _Toc226054366 \h </w:instrText>
+              <w:instrText xml:space="preserve"> PAGEREF _Toc229378921 \h </w:instrText>
             </w:r>
             <w:r>
               <w:rPr>
@@ -1144,7 +1145,7 @@
               <w:lang w:eastAsia="ko-KR"/>
             </w:rPr>
           </w:pPr>
-          <w:hyperlink w:anchor="_Toc226054367" w:history="1">
+          <w:hyperlink w:anchor="_Toc229378922" w:history="1">
             <w:r>
               <w:rPr>
                 <w:rStyle w:val="Hipervnculo"/>
@@ -1172,7 +1173,7 @@
                 <w:noProof/>
                 <w:webHidden/>
               </w:rPr>
-              <w:instrText xml:space="preserve"> PAGEREF _Toc226054367 \h </w:instrText>
+              <w:instrText xml:space="preserve"> PAGEREF _Toc229378922 \h </w:instrText>
             </w:r>
             <w:r>
               <w:rPr>
@@ -1216,7 +1217,7 @@
               <w:lang w:eastAsia="ko-KR"/>
             </w:rPr>
           </w:pPr>
-          <w:hyperlink w:anchor="_Toc226054368" w:history="1">
+          <w:hyperlink w:anchor="_Toc229378923" w:history="1">
             <w:r>
               <w:rPr>
                 <w:rStyle w:val="Hipervnculo"/>
@@ -1243,7 +1244,7 @@
                 <w:noProof/>
                 <w:webHidden/>
               </w:rPr>
-              <w:instrText xml:space="preserve"> PAGEREF _Toc226054368 \h </w:instrText>
+              <w:instrText xml:space="preserve"> PAGEREF _Toc229378923 \h </w:instrText>
             </w:r>
             <w:r>
               <w:rPr>
@@ -1287,7 +1288,7 @@
               <w:lang w:eastAsia="ko-KR"/>
             </w:rPr>
           </w:pPr>
-          <w:hyperlink w:anchor="_Toc226054369" w:history="1">
+          <w:hyperlink w:anchor="_Toc229378924" w:history="1">
             <w:r>
               <w:rPr>
                 <w:rStyle w:val="Hipervnculo"/>
@@ -1314,7 +1315,7 @@
                 <w:noProof/>
                 <w:webHidden/>
               </w:rPr>
-              <w:instrText xml:space="preserve"> PAGEREF _Toc226054369 \h </w:instrText>
+              <w:instrText xml:space="preserve"> PAGEREF _Toc229378924 \h </w:instrText>
             </w:r>
             <w:r>
               <w:rPr>
@@ -1358,7 +1359,7 @@
               <w:lang w:eastAsia="ko-KR"/>
             </w:rPr>
           </w:pPr>
-          <w:hyperlink w:anchor="_Toc226054370" w:history="1">
+          <w:hyperlink w:anchor="_Toc229378925" w:history="1">
             <w:r>
               <w:rPr>
                 <w:rStyle w:val="Hipervnculo"/>
@@ -1385,7 +1386,7 @@
                 <w:noProof/>
                 <w:webHidden/>
               </w:rPr>
-              <w:instrText xml:space="preserve"> PAGEREF _Toc226054370 \h </w:instrText>
+              <w:instrText xml:space="preserve"> PAGEREF _Toc229378925 \h </w:instrText>
             </w:r>
             <w:r>
               <w:rPr>
@@ -1429,7 +1430,7 @@
               <w:lang w:eastAsia="ko-KR"/>
             </w:rPr>
           </w:pPr>
-          <w:hyperlink w:anchor="_Toc226054371" w:history="1">
+          <w:hyperlink w:anchor="_Toc229378926" w:history="1">
             <w:r>
               <w:rPr>
                 <w:rStyle w:val="Hipervnculo"/>
@@ -1457,7 +1458,7 @@
                 <w:noProof/>
                 <w:webHidden/>
               </w:rPr>
-              <w:instrText xml:space="preserve"> PAGEREF _Toc226054371 \h </w:instrText>
+              <w:instrText xml:space="preserve"> PAGEREF _Toc229378926 \h </w:instrText>
             </w:r>
             <w:r>
               <w:rPr>
@@ -1501,7 +1502,7 @@
               <w:lang w:eastAsia="ko-KR"/>
             </w:rPr>
           </w:pPr>
-          <w:hyperlink w:anchor="_Toc226054372" w:history="1">
+          <w:hyperlink w:anchor="_Toc229378927" w:history="1">
             <w:r>
               <w:rPr>
                 <w:rStyle w:val="Hipervnculo"/>
@@ -1528,7 +1529,7 @@
                 <w:noProof/>
                 <w:webHidden/>
               </w:rPr>
-              <w:instrText xml:space="preserve"> PAGEREF _Toc226054372 \h </w:instrText>
+              <w:instrText xml:space="preserve"> PAGEREF _Toc229378927 \h </w:instrText>
             </w:r>
             <w:r>
               <w:rPr>
@@ -1572,7 +1573,7 @@
               <w:lang w:eastAsia="ko-KR"/>
             </w:rPr>
           </w:pPr>
-          <w:hyperlink w:anchor="_Toc226054373" w:history="1">
+          <w:hyperlink w:anchor="_Toc229378928" w:history="1">
             <w:r>
               <w:rPr>
                 <w:rStyle w:val="Hipervnculo"/>
@@ -1599,7 +1600,7 @@
                 <w:noProof/>
                 <w:webHidden/>
               </w:rPr>
-              <w:instrText xml:space="preserve"> PAGEREF _Toc226054373 \h </w:instrText>
+              <w:instrText xml:space="preserve"> PAGEREF _Toc229378928 \h </w:instrText>
             </w:r>
             <w:r>
               <w:rPr>
@@ -1643,7 +1644,7 @@
               <w:lang w:eastAsia="ko-KR"/>
             </w:rPr>
           </w:pPr>
-          <w:hyperlink w:anchor="_Toc226054374" w:history="1">
+          <w:hyperlink w:anchor="_Toc229378929" w:history="1">
             <w:r>
               <w:rPr>
                 <w:rStyle w:val="Hipervnculo"/>
@@ -1670,7 +1671,7 @@
                 <w:noProof/>
                 <w:webHidden/>
               </w:rPr>
-              <w:instrText xml:space="preserve"> PAGEREF _Toc226054374 \h </w:instrText>
+              <w:instrText xml:space="preserve"> PAGEREF _Toc229378929 \h </w:instrText>
             </w:r>
             <w:r>
               <w:rPr>
@@ -1711,7 +1712,7 @@
               <w:lang w:eastAsia="ko-KR"/>
             </w:rPr>
           </w:pPr>
-          <w:hyperlink w:anchor="_Toc226054375" w:history="1">
+          <w:hyperlink w:anchor="_Toc229378930" w:history="1">
             <w:r>
               <w:rPr>
                 <w:rStyle w:val="Hipervnculo"/>
@@ -1739,7 +1740,7 @@
                 <w:noProof/>
                 <w:webHidden/>
               </w:rPr>
-              <w:instrText xml:space="preserve"> PAGEREF _Toc226054375 \h </w:instrText>
+              <w:instrText xml:space="preserve"> PAGEREF _Toc229378930 \h </w:instrText>
             </w:r>
             <w:r>
               <w:rPr>
@@ -1783,7 +1784,7 @@
               <w:lang w:eastAsia="ko-KR"/>
             </w:rPr>
           </w:pPr>
-          <w:hyperlink w:anchor="_Toc226054376" w:history="1">
+          <w:hyperlink w:anchor="_Toc229378931" w:history="1">
             <w:r>
               <w:rPr>
                 <w:rStyle w:val="Hipervnculo"/>
@@ -1810,7 +1811,7 @@
                 <w:noProof/>
                 <w:webHidden/>
               </w:rPr>
-              <w:instrText xml:space="preserve"> PAGEREF _Toc226054376 \h </w:instrText>
+              <w:instrText xml:space="preserve"> PAGEREF _Toc229378931 \h </w:instrText>
             </w:r>
             <w:r>
               <w:rPr>
@@ -1854,7 +1855,7 @@
               <w:lang w:eastAsia="ko-KR"/>
             </w:rPr>
           </w:pPr>
-          <w:hyperlink w:anchor="_Toc226054377" w:history="1">
+          <w:hyperlink w:anchor="_Toc229378932" w:history="1">
             <w:r>
               <w:rPr>
                 <w:rStyle w:val="Hipervnculo"/>
@@ -1881,7 +1882,7 @@
                 <w:noProof/>
                 <w:webHidden/>
               </w:rPr>
-              <w:instrText xml:space="preserve"> PAGEREF _Toc226054377 \h </w:instrText>
+              <w:instrText xml:space="preserve"> PAGEREF _Toc229378932 \h </w:instrText>
             </w:r>
             <w:r>
               <w:rPr>
@@ -1925,7 +1926,7 @@
               <w:lang w:eastAsia="ko-KR"/>
             </w:rPr>
           </w:pPr>
-          <w:hyperlink w:anchor="_Toc226054378" w:history="1">
+          <w:hyperlink w:anchor="_Toc229378933" w:history="1">
             <w:r>
               <w:rPr>
                 <w:rStyle w:val="Hipervnculo"/>
@@ -1952,7 +1953,7 @@
                 <w:noProof/>
                 <w:webHidden/>
               </w:rPr>
-              <w:instrText xml:space="preserve"> PAGEREF _Toc226054378 \h </w:instrText>
+              <w:instrText xml:space="preserve"> PAGEREF _Toc229378933 \h </w:instrText>
             </w:r>
             <w:r>
               <w:rPr>
@@ -1993,7 +1994,7 @@
               <w:lang w:eastAsia="ko-KR"/>
             </w:rPr>
           </w:pPr>
-          <w:hyperlink w:anchor="_Toc226054379" w:history="1">
+          <w:hyperlink w:anchor="_Toc229378934" w:history="1">
             <w:r>
               <w:rPr>
                 <w:rStyle w:val="Hipervnculo"/>
@@ -2021,7 +2022,7 @@
                 <w:noProof/>
                 <w:webHidden/>
               </w:rPr>
-              <w:instrText xml:space="preserve"> PAGEREF _Toc226054379 \h </w:instrText>
+              <w:instrText xml:space="preserve"> PAGEREF _Toc229378934 \h </w:instrText>
             </w:r>
             <w:r>
               <w:rPr>
@@ -2065,7 +2066,7 @@
               <w:lang w:eastAsia="ko-KR"/>
             </w:rPr>
           </w:pPr>
-          <w:hyperlink w:anchor="_Toc226054380" w:history="1">
+          <w:hyperlink w:anchor="_Toc229378935" w:history="1">
             <w:r>
               <w:rPr>
                 <w:rStyle w:val="Hipervnculo"/>
@@ -2092,7 +2093,7 @@
                 <w:noProof/>
                 <w:webHidden/>
               </w:rPr>
-              <w:instrText xml:space="preserve"> PAGEREF _Toc226054380 \h </w:instrText>
+              <w:instrText xml:space="preserve"> PAGEREF _Toc229378935 \h </w:instrText>
             </w:r>
             <w:r>
               <w:rPr>
@@ -2136,7 +2137,7 @@
               <w:lang w:eastAsia="ko-KR"/>
             </w:rPr>
           </w:pPr>
-          <w:hyperlink w:anchor="_Toc226054381" w:history="1">
+          <w:hyperlink w:anchor="_Toc229378936" w:history="1">
             <w:r>
               <w:rPr>
                 <w:rStyle w:val="Hipervnculo"/>
@@ -2163,7 +2164,7 @@
                 <w:noProof/>
                 <w:webHidden/>
               </w:rPr>
-              <w:instrText xml:space="preserve"> PAGEREF _Toc226054381 \h </w:instrText>
+              <w:instrText xml:space="preserve"> PAGEREF _Toc229378936 \h </w:instrText>
             </w:r>
             <w:r>
               <w:rPr>
@@ -2207,7 +2208,7 @@
               <w:lang w:eastAsia="ko-KR"/>
             </w:rPr>
           </w:pPr>
-          <w:hyperlink w:anchor="_Toc226054382" w:history="1">
+          <w:hyperlink w:anchor="_Toc229378937" w:history="1">
             <w:r>
               <w:rPr>
                 <w:rStyle w:val="Hipervnculo"/>
@@ -2234,7 +2235,7 @@
                 <w:noProof/>
                 <w:webHidden/>
               </w:rPr>
-              <w:instrText xml:space="preserve"> PAGEREF _Toc226054382 \h </w:instrText>
+              <w:instrText xml:space="preserve"> PAGEREF _Toc229378937 \h </w:instrText>
             </w:r>
             <w:r>
               <w:rPr>
@@ -2275,7 +2276,7 @@
               <w:lang w:eastAsia="ko-KR"/>
             </w:rPr>
           </w:pPr>
-          <w:hyperlink w:anchor="_Toc226054383" w:history="1">
+          <w:hyperlink w:anchor="_Toc229378938" w:history="1">
             <w:r>
               <w:rPr>
                 <w:rStyle w:val="Hipervnculo"/>
@@ -2303,7 +2304,7 @@
                 <w:noProof/>
                 <w:webHidden/>
               </w:rPr>
-              <w:instrText xml:space="preserve"> PAGEREF _Toc226054383 \h </w:instrText>
+              <w:instrText xml:space="preserve"> PAGEREF _Toc229378938 \h </w:instrText>
             </w:r>
             <w:r>
               <w:rPr>
@@ -2347,7 +2348,7 @@
               <w:lang w:eastAsia="ko-KR"/>
             </w:rPr>
           </w:pPr>
-          <w:hyperlink w:anchor="_Toc226054384" w:history="1">
+          <w:hyperlink w:anchor="_Toc229378939" w:history="1">
             <w:r>
               <w:rPr>
                 <w:rStyle w:val="Hipervnculo"/>
@@ -2374,7 +2375,7 @@
                 <w:noProof/>
                 <w:webHidden/>
               </w:rPr>
-              <w:instrText xml:space="preserve"> PAGEREF _Toc226054384 \h </w:instrText>
+              <w:instrText xml:space="preserve"> PAGEREF _Toc229378939 \h </w:instrText>
             </w:r>
             <w:r>
               <w:rPr>
@@ -2418,7 +2419,7 @@
               <w:lang w:eastAsia="ko-KR"/>
             </w:rPr>
           </w:pPr>
-          <w:hyperlink w:anchor="_Toc226054385" w:history="1">
+          <w:hyperlink w:anchor="_Toc229378940" w:history="1">
             <w:r>
               <w:rPr>
                 <w:rStyle w:val="Hipervnculo"/>
@@ -2445,7 +2446,7 @@
                 <w:noProof/>
                 <w:webHidden/>
               </w:rPr>
-              <w:instrText xml:space="preserve"> PAGEREF _Toc226054385 \h </w:instrText>
+              <w:instrText xml:space="preserve"> PAGEREF _Toc229378940 \h </w:instrText>
             </w:r>
             <w:r>
               <w:rPr>
@@ -2489,7 +2490,7 @@
               <w:lang w:eastAsia="ko-KR"/>
             </w:rPr>
           </w:pPr>
-          <w:hyperlink w:anchor="_Toc226054386" w:history="1">
+          <w:hyperlink w:anchor="_Toc229378941" w:history="1">
             <w:r>
               <w:rPr>
                 <w:rStyle w:val="Hipervnculo"/>
@@ -2516,7 +2517,7 @@
                 <w:noProof/>
                 <w:webHidden/>
               </w:rPr>
-              <w:instrText xml:space="preserve"> PAGEREF _Toc226054386 \h </w:instrText>
+              <w:instrText xml:space="preserve"> PAGEREF _Toc229378941 \h </w:instrText>
             </w:r>
             <w:r>
               <w:rPr>
@@ -2560,13 +2561,13 @@
               <w:lang w:eastAsia="ko-KR"/>
             </w:rPr>
           </w:pPr>
-          <w:hyperlink w:anchor="_Toc226054387" w:history="1">
+          <w:hyperlink w:anchor="_Toc229378942" w:history="1">
             <w:r>
               <w:rPr>
                 <w:rStyle w:val="Hipervnculo"/>
                 <w:noProof/>
               </w:rPr>
-              <w:t>Referencias</w:t>
+              <w:t>Semana del 4 de mayo al 8 de mayo</w:t>
             </w:r>
             <w:r>
               <w:rPr>
@@ -2587,7 +2588,7 @@
                 <w:noProof/>
                 <w:webHidden/>
               </w:rPr>
-              <w:instrText xml:space="preserve"> PAGEREF _Toc226054387 \h </w:instrText>
+              <w:instrText xml:space="preserve"> PAGEREF _Toc229378942 \h </w:instrText>
             </w:r>
             <w:r>
               <w:rPr>
@@ -2608,6 +2609,570 @@
                 <w:webHidden/>
               </w:rPr>
               <w:t>13</w:t>
+            </w:r>
+            <w:r>
+              <w:rPr>
+                <w:noProof/>
+                <w:webHidden/>
+              </w:rPr>
+              <w:fldChar w:fldCharType="end"/>
+            </w:r>
+          </w:hyperlink>
+        </w:p>
+        <w:p>
+          <w:pPr>
+            <w:pStyle w:val="TDC2"/>
+            <w:rPr>
+              <w:noProof/>
+              <w:sz w:val="24"/>
+              <w:szCs w:val="24"/>
+              <w:lang w:eastAsia="ko-KR"/>
+            </w:rPr>
+          </w:pPr>
+          <w:hyperlink w:anchor="_Toc229378943" w:history="1">
+            <w:r>
+              <w:rPr>
+                <w:rStyle w:val="Hipervnculo"/>
+                <w:rFonts w:ascii="Aptos" w:hAnsi="Aptos"/>
+                <w:noProof/>
+              </w:rPr>
+              <w:t>Día 1: Elaboración de la Matriz de Responsabilidades</w:t>
+            </w:r>
+            <w:r>
+              <w:rPr>
+                <w:noProof/>
+                <w:webHidden/>
+              </w:rPr>
+              <w:tab/>
+            </w:r>
+            <w:r>
+              <w:rPr>
+                <w:noProof/>
+                <w:webHidden/>
+              </w:rPr>
+              <w:fldChar w:fldCharType="begin"/>
+            </w:r>
+            <w:r>
+              <w:rPr>
+                <w:noProof/>
+                <w:webHidden/>
+              </w:rPr>
+              <w:instrText xml:space="preserve"> PAGEREF _Toc229378943 \h </w:instrText>
+            </w:r>
+            <w:r>
+              <w:rPr>
+                <w:noProof/>
+                <w:webHidden/>
+              </w:rPr>
+            </w:r>
+            <w:r>
+              <w:rPr>
+                <w:noProof/>
+                <w:webHidden/>
+              </w:rPr>
+              <w:fldChar w:fldCharType="separate"/>
+            </w:r>
+            <w:r>
+              <w:rPr>
+                <w:noProof/>
+                <w:webHidden/>
+              </w:rPr>
+              <w:t>13</w:t>
+            </w:r>
+            <w:r>
+              <w:rPr>
+                <w:noProof/>
+                <w:webHidden/>
+              </w:rPr>
+              <w:fldChar w:fldCharType="end"/>
+            </w:r>
+          </w:hyperlink>
+        </w:p>
+        <w:p>
+          <w:pPr>
+            <w:pStyle w:val="TDC3"/>
+            <w:tabs>
+              <w:tab w:val="right" w:leader="dot" w:pos="9350"/>
+            </w:tabs>
+            <w:rPr>
+              <w:noProof/>
+              <w:sz w:val="24"/>
+              <w:szCs w:val="24"/>
+              <w:lang w:eastAsia="ko-KR"/>
+            </w:rPr>
+          </w:pPr>
+          <w:hyperlink w:anchor="_Toc229378944" w:history="1">
+            <w:r>
+              <w:rPr>
+                <w:rStyle w:val="Hipervnculo"/>
+                <w:noProof/>
+              </w:rPr>
+              <w:t>Asistencia y Participación</w:t>
+            </w:r>
+            <w:r>
+              <w:rPr>
+                <w:noProof/>
+                <w:webHidden/>
+              </w:rPr>
+              <w:tab/>
+            </w:r>
+            <w:r>
+              <w:rPr>
+                <w:noProof/>
+                <w:webHidden/>
+              </w:rPr>
+              <w:fldChar w:fldCharType="begin"/>
+            </w:r>
+            <w:r>
+              <w:rPr>
+                <w:noProof/>
+                <w:webHidden/>
+              </w:rPr>
+              <w:instrText xml:space="preserve"> PAGEREF _Toc229378944 \h </w:instrText>
+            </w:r>
+            <w:r>
+              <w:rPr>
+                <w:noProof/>
+                <w:webHidden/>
+              </w:rPr>
+            </w:r>
+            <w:r>
+              <w:rPr>
+                <w:noProof/>
+                <w:webHidden/>
+              </w:rPr>
+              <w:fldChar w:fldCharType="separate"/>
+            </w:r>
+            <w:r>
+              <w:rPr>
+                <w:noProof/>
+                <w:webHidden/>
+              </w:rPr>
+              <w:t>13</w:t>
+            </w:r>
+            <w:r>
+              <w:rPr>
+                <w:noProof/>
+                <w:webHidden/>
+              </w:rPr>
+              <w:fldChar w:fldCharType="end"/>
+            </w:r>
+          </w:hyperlink>
+        </w:p>
+        <w:p>
+          <w:pPr>
+            <w:pStyle w:val="TDC3"/>
+            <w:tabs>
+              <w:tab w:val="right" w:leader="dot" w:pos="9350"/>
+            </w:tabs>
+            <w:rPr>
+              <w:noProof/>
+              <w:sz w:val="24"/>
+              <w:szCs w:val="24"/>
+              <w:lang w:eastAsia="ko-KR"/>
+            </w:rPr>
+          </w:pPr>
+          <w:hyperlink w:anchor="_Toc229378945" w:history="1">
+            <w:r>
+              <w:rPr>
+                <w:rStyle w:val="Hipervnculo"/>
+                <w:noProof/>
+              </w:rPr>
+              <w:t>Actividades Ejecutadas</w:t>
+            </w:r>
+            <w:r>
+              <w:rPr>
+                <w:noProof/>
+                <w:webHidden/>
+              </w:rPr>
+              <w:tab/>
+            </w:r>
+            <w:r>
+              <w:rPr>
+                <w:noProof/>
+                <w:webHidden/>
+              </w:rPr>
+              <w:fldChar w:fldCharType="begin"/>
+            </w:r>
+            <w:r>
+              <w:rPr>
+                <w:noProof/>
+                <w:webHidden/>
+              </w:rPr>
+              <w:instrText xml:space="preserve"> PAGEREF _Toc229378945 \h </w:instrText>
+            </w:r>
+            <w:r>
+              <w:rPr>
+                <w:noProof/>
+                <w:webHidden/>
+              </w:rPr>
+            </w:r>
+            <w:r>
+              <w:rPr>
+                <w:noProof/>
+                <w:webHidden/>
+              </w:rPr>
+              <w:fldChar w:fldCharType="separate"/>
+            </w:r>
+            <w:r>
+              <w:rPr>
+                <w:noProof/>
+                <w:webHidden/>
+              </w:rPr>
+              <w:t>14</w:t>
+            </w:r>
+            <w:r>
+              <w:rPr>
+                <w:noProof/>
+                <w:webHidden/>
+              </w:rPr>
+              <w:fldChar w:fldCharType="end"/>
+            </w:r>
+          </w:hyperlink>
+        </w:p>
+        <w:p>
+          <w:pPr>
+            <w:pStyle w:val="TDC2"/>
+            <w:rPr>
+              <w:noProof/>
+              <w:sz w:val="24"/>
+              <w:szCs w:val="24"/>
+              <w:lang w:eastAsia="ko-KR"/>
+            </w:rPr>
+          </w:pPr>
+          <w:hyperlink w:anchor="_Toc229378946" w:history="1">
+            <w:r>
+              <w:rPr>
+                <w:rStyle w:val="Hipervnculo"/>
+                <w:rFonts w:ascii="Aptos" w:hAnsi="Aptos"/>
+                <w:noProof/>
+              </w:rPr>
+              <w:t>Día 2: Elaboración del Gráfico de Gantt y Revisión del Documento</w:t>
+            </w:r>
+            <w:r>
+              <w:rPr>
+                <w:noProof/>
+                <w:webHidden/>
+              </w:rPr>
+              <w:tab/>
+            </w:r>
+            <w:r>
+              <w:rPr>
+                <w:noProof/>
+                <w:webHidden/>
+              </w:rPr>
+              <w:fldChar w:fldCharType="begin"/>
+            </w:r>
+            <w:r>
+              <w:rPr>
+                <w:noProof/>
+                <w:webHidden/>
+              </w:rPr>
+              <w:instrText xml:space="preserve"> PAGEREF _Toc229378946 \h </w:instrText>
+            </w:r>
+            <w:r>
+              <w:rPr>
+                <w:noProof/>
+                <w:webHidden/>
+              </w:rPr>
+            </w:r>
+            <w:r>
+              <w:rPr>
+                <w:noProof/>
+                <w:webHidden/>
+              </w:rPr>
+              <w:fldChar w:fldCharType="separate"/>
+            </w:r>
+            <w:r>
+              <w:rPr>
+                <w:noProof/>
+                <w:webHidden/>
+              </w:rPr>
+              <w:t>15</w:t>
+            </w:r>
+            <w:r>
+              <w:rPr>
+                <w:noProof/>
+                <w:webHidden/>
+              </w:rPr>
+              <w:fldChar w:fldCharType="end"/>
+            </w:r>
+          </w:hyperlink>
+        </w:p>
+        <w:p>
+          <w:pPr>
+            <w:pStyle w:val="TDC3"/>
+            <w:tabs>
+              <w:tab w:val="right" w:leader="dot" w:pos="9350"/>
+            </w:tabs>
+            <w:rPr>
+              <w:noProof/>
+              <w:sz w:val="24"/>
+              <w:szCs w:val="24"/>
+              <w:lang w:eastAsia="ko-KR"/>
+            </w:rPr>
+          </w:pPr>
+          <w:hyperlink w:anchor="_Toc229378947" w:history="1">
+            <w:r>
+              <w:rPr>
+                <w:rStyle w:val="Hipervnculo"/>
+                <w:noProof/>
+              </w:rPr>
+              <w:t>Asistencia y Participación</w:t>
+            </w:r>
+            <w:r>
+              <w:rPr>
+                <w:noProof/>
+                <w:webHidden/>
+              </w:rPr>
+              <w:tab/>
+            </w:r>
+            <w:r>
+              <w:rPr>
+                <w:noProof/>
+                <w:webHidden/>
+              </w:rPr>
+              <w:fldChar w:fldCharType="begin"/>
+            </w:r>
+            <w:r>
+              <w:rPr>
+                <w:noProof/>
+                <w:webHidden/>
+              </w:rPr>
+              <w:instrText xml:space="preserve"> PAGEREF _Toc229378947 \h </w:instrText>
+            </w:r>
+            <w:r>
+              <w:rPr>
+                <w:noProof/>
+                <w:webHidden/>
+              </w:rPr>
+            </w:r>
+            <w:r>
+              <w:rPr>
+                <w:noProof/>
+                <w:webHidden/>
+              </w:rPr>
+              <w:fldChar w:fldCharType="separate"/>
+            </w:r>
+            <w:r>
+              <w:rPr>
+                <w:noProof/>
+                <w:webHidden/>
+              </w:rPr>
+              <w:t>15</w:t>
+            </w:r>
+            <w:r>
+              <w:rPr>
+                <w:noProof/>
+                <w:webHidden/>
+              </w:rPr>
+              <w:fldChar w:fldCharType="end"/>
+            </w:r>
+          </w:hyperlink>
+        </w:p>
+        <w:p>
+          <w:pPr>
+            <w:pStyle w:val="TDC3"/>
+            <w:tabs>
+              <w:tab w:val="right" w:leader="dot" w:pos="9350"/>
+            </w:tabs>
+            <w:rPr>
+              <w:noProof/>
+              <w:sz w:val="24"/>
+              <w:szCs w:val="24"/>
+              <w:lang w:eastAsia="ko-KR"/>
+            </w:rPr>
+          </w:pPr>
+          <w:hyperlink w:anchor="_Toc229378948" w:history="1">
+            <w:r>
+              <w:rPr>
+                <w:rStyle w:val="Hipervnculo"/>
+                <w:noProof/>
+              </w:rPr>
+              <w:t>Actividades Ejecutadas</w:t>
+            </w:r>
+            <w:r>
+              <w:rPr>
+                <w:noProof/>
+                <w:webHidden/>
+              </w:rPr>
+              <w:tab/>
+            </w:r>
+            <w:r>
+              <w:rPr>
+                <w:noProof/>
+                <w:webHidden/>
+              </w:rPr>
+              <w:fldChar w:fldCharType="begin"/>
+            </w:r>
+            <w:r>
+              <w:rPr>
+                <w:noProof/>
+                <w:webHidden/>
+              </w:rPr>
+              <w:instrText xml:space="preserve"> PAGEREF _Toc229378948 \h </w:instrText>
+            </w:r>
+            <w:r>
+              <w:rPr>
+                <w:noProof/>
+                <w:webHidden/>
+              </w:rPr>
+            </w:r>
+            <w:r>
+              <w:rPr>
+                <w:noProof/>
+                <w:webHidden/>
+              </w:rPr>
+              <w:fldChar w:fldCharType="separate"/>
+            </w:r>
+            <w:r>
+              <w:rPr>
+                <w:noProof/>
+                <w:webHidden/>
+              </w:rPr>
+              <w:t>15</w:t>
+            </w:r>
+            <w:r>
+              <w:rPr>
+                <w:noProof/>
+                <w:webHidden/>
+              </w:rPr>
+              <w:fldChar w:fldCharType="end"/>
+            </w:r>
+          </w:hyperlink>
+        </w:p>
+        <w:p>
+          <w:pPr>
+            <w:pStyle w:val="TDC3"/>
+            <w:tabs>
+              <w:tab w:val="right" w:leader="dot" w:pos="9350"/>
+            </w:tabs>
+            <w:rPr>
+              <w:noProof/>
+              <w:sz w:val="24"/>
+              <w:szCs w:val="24"/>
+              <w:lang w:eastAsia="ko-KR"/>
+            </w:rPr>
+          </w:pPr>
+          <w:hyperlink w:anchor="_Toc229378949" w:history="1">
+            <w:r>
+              <w:rPr>
+                <w:rStyle w:val="Hipervnculo"/>
+                <w:noProof/>
+              </w:rPr>
+              <w:t>Gestión de Riesgos e Incidencias</w:t>
+            </w:r>
+            <w:r>
+              <w:rPr>
+                <w:noProof/>
+                <w:webHidden/>
+              </w:rPr>
+              <w:tab/>
+            </w:r>
+            <w:r>
+              <w:rPr>
+                <w:noProof/>
+                <w:webHidden/>
+              </w:rPr>
+              <w:fldChar w:fldCharType="begin"/>
+            </w:r>
+            <w:r>
+              <w:rPr>
+                <w:noProof/>
+                <w:webHidden/>
+              </w:rPr>
+              <w:instrText xml:space="preserve"> PAGEREF _Toc229378949 \h </w:instrText>
+            </w:r>
+            <w:r>
+              <w:rPr>
+                <w:noProof/>
+                <w:webHidden/>
+              </w:rPr>
+            </w:r>
+            <w:r>
+              <w:rPr>
+                <w:noProof/>
+                <w:webHidden/>
+              </w:rPr>
+              <w:fldChar w:fldCharType="separate"/>
+            </w:r>
+            <w:r>
+              <w:rPr>
+                <w:noProof/>
+                <w:webHidden/>
+              </w:rPr>
+              <w:t>16</w:t>
+            </w:r>
+            <w:r>
+              <w:rPr>
+                <w:noProof/>
+                <w:webHidden/>
+              </w:rPr>
+              <w:fldChar w:fldCharType="end"/>
+            </w:r>
+          </w:hyperlink>
+        </w:p>
+        <w:p>
+          <w:pPr>
+            <w:pStyle w:val="TDC1"/>
+            <w:tabs>
+              <w:tab w:val="right" w:leader="dot" w:pos="9350"/>
+            </w:tabs>
+            <w:rPr>
+              <w:noProof/>
+              <w:sz w:val="24"/>
+              <w:szCs w:val="24"/>
+              <w:lang w:eastAsia="ko-KR"/>
+            </w:rPr>
+          </w:pPr>
+          <w:hyperlink w:anchor="_Toc229378950" w:history="1">
+            <w:r>
+              <w:rPr>
+                <w:rStyle w:val="Hipervnculo"/>
+                <w:noProof/>
+              </w:rPr>
+              <w:t>Referencias</w:t>
+            </w:r>
+            <w:r>
+              <w:rPr>
+                <w:noProof/>
+                <w:webHidden/>
+              </w:rPr>
+              <w:tab/>
+            </w:r>
+            <w:r>
+              <w:rPr>
+                <w:noProof/>
+                <w:webHidden/>
+              </w:rPr>
+              <w:fldChar w:fldCharType="begin"/>
+            </w:r>
+            <w:r>
+              <w:rPr>
+                <w:noProof/>
+                <w:webHidden/>
+              </w:rPr>
+              <w:instrText xml:space="preserve"> PAGEREF _Toc229378950 \h </w:instrText>
+            </w:r>
+            <w:r>
+              <w:rPr>
+                <w:noProof/>
+                <w:webHidden/>
+              </w:rPr>
+            </w:r>
+            <w:r>
+              <w:rPr>
+                <w:noProof/>
+                <w:webHidden/>
+              </w:rPr>
+              <w:fldChar w:fldCharType="separate"/>
+            </w:r>
+            <w:r>
+              <w:rPr>
+                <w:noProof/>
+                <w:webHidden/>
+              </w:rPr>
+              <w:t>17</w:t>
             </w:r>
             <w:r>
               <w:rPr>
@@ -2678,7 +3243,7 @@
         <w:jc w:val="both"/>
         <w:outlineLvl w:val="0"/>
       </w:pPr>
-      <w:bookmarkStart w:id="0" w:name="_Toc226054362"/>
+      <w:bookmarkStart w:id="0" w:name="_Toc229378917"/>
       <w:r>
         <w:lastRenderedPageBreak/>
         <w:t xml:space="preserve">Semana </w:t>
@@ -2737,7 +3302,7 @@
                 <w:szCs w:val="28"/>
               </w:rPr>
             </w:pPr>
-            <w:bookmarkStart w:id="1" w:name="_Toc226054363"/>
+            <w:bookmarkStart w:id="1" w:name="_Toc229378918"/>
             <w:r>
               <w:rPr>
                 <w:rFonts w:ascii="Aptos" w:hAnsi="Aptos"/>
@@ -3078,7 +3643,7 @@
           <w:szCs w:val="72"/>
         </w:rPr>
       </w:pPr>
-      <w:bookmarkStart w:id="2" w:name="_Toc226054364"/>
+      <w:bookmarkStart w:id="2" w:name="_Toc229378919"/>
       <w:r>
         <w:rPr>
           <w:sz w:val="32"/>
@@ -3892,7 +4457,7 @@
           <w:szCs w:val="72"/>
         </w:rPr>
       </w:pPr>
-      <w:bookmarkStart w:id="3" w:name="_Toc226054365"/>
+      <w:bookmarkStart w:id="3" w:name="_Toc229378920"/>
       <w:r>
         <w:rPr>
           <w:sz w:val="32"/>
@@ -4769,7 +5334,7 @@
           <w:szCs w:val="72"/>
         </w:rPr>
       </w:pPr>
-      <w:bookmarkStart w:id="4" w:name="_Toc226054366"/>
+      <w:bookmarkStart w:id="4" w:name="_Toc229378921"/>
       <w:r>
         <w:rPr>
           <w:sz w:val="32"/>
@@ -5058,7 +5623,7 @@
                 <w:szCs w:val="28"/>
               </w:rPr>
             </w:pPr>
-            <w:bookmarkStart w:id="5" w:name="_Toc226054367"/>
+            <w:bookmarkStart w:id="5" w:name="_Toc229378922"/>
             <w:r>
               <w:rPr>
                 <w:rFonts w:ascii="Aptos" w:hAnsi="Aptos"/>
@@ -5397,7 +5962,7 @@
           <w:szCs w:val="72"/>
         </w:rPr>
       </w:pPr>
-      <w:bookmarkStart w:id="6" w:name="_Toc226054368"/>
+      <w:bookmarkStart w:id="6" w:name="_Toc229378923"/>
       <w:r>
         <w:rPr>
           <w:sz w:val="32"/>
@@ -6197,7 +6762,7 @@
           <w:szCs w:val="72"/>
         </w:rPr>
       </w:pPr>
-      <w:bookmarkStart w:id="7" w:name="_Toc226054369"/>
+      <w:bookmarkStart w:id="7" w:name="_Toc229378924"/>
       <w:r>
         <w:rPr>
           <w:sz w:val="32"/>
@@ -6952,7 +7517,7 @@
           <w:szCs w:val="72"/>
         </w:rPr>
       </w:pPr>
-      <w:bookmarkStart w:id="8" w:name="_Toc226054370"/>
+      <w:bookmarkStart w:id="8" w:name="_Toc229378925"/>
       <w:r>
         <w:rPr>
           <w:sz w:val="32"/>
@@ -7239,7 +7804,7 @@
                 <w:color w:val="FFFFFF" w:themeColor="background1"/>
               </w:rPr>
             </w:pPr>
-            <w:bookmarkStart w:id="9" w:name="_Toc226054371"/>
+            <w:bookmarkStart w:id="9" w:name="_Toc229378926"/>
             <w:r>
               <w:rPr>
                 <w:rFonts w:ascii="Aptos" w:hAnsi="Aptos"/>
@@ -7586,7 +8151,7 @@
           <w:szCs w:val="72"/>
         </w:rPr>
       </w:pPr>
-      <w:bookmarkStart w:id="10" w:name="_Toc226054372"/>
+      <w:bookmarkStart w:id="10" w:name="_Toc229378927"/>
       <w:r>
         <w:rPr>
           <w:sz w:val="32"/>
@@ -8216,7 +8781,7 @@
           <w:szCs w:val="72"/>
         </w:rPr>
       </w:pPr>
-      <w:bookmarkStart w:id="11" w:name="_Toc226054373"/>
+      <w:bookmarkStart w:id="11" w:name="_Toc229378928"/>
       <w:r>
         <w:rPr>
           <w:sz w:val="32"/>
@@ -8595,7 +9160,7 @@
         <w:jc w:val="both"/>
         <w:outlineLvl w:val="0"/>
       </w:pPr>
-      <w:bookmarkStart w:id="12" w:name="_Toc226054374"/>
+      <w:bookmarkStart w:id="12" w:name="_Toc229378929"/>
       <w:r>
         <w:lastRenderedPageBreak/>
         <w:t xml:space="preserve">Semana </w:t>
@@ -8660,7 +9225,7 @@
                 <w:szCs w:val="28"/>
               </w:rPr>
             </w:pPr>
-            <w:bookmarkStart w:id="13" w:name="_Toc226054375"/>
+            <w:bookmarkStart w:id="13" w:name="_Toc229378930"/>
             <w:r>
               <w:rPr>
                 <w:rFonts w:ascii="Aptos" w:hAnsi="Aptos"/>
@@ -8998,7 +9563,7 @@
           <w:szCs w:val="72"/>
         </w:rPr>
       </w:pPr>
-      <w:bookmarkStart w:id="14" w:name="_Toc226054376"/>
+      <w:bookmarkStart w:id="14" w:name="_Toc229378931"/>
       <w:r>
         <w:rPr>
           <w:sz w:val="32"/>
@@ -9802,7 +10367,7 @@
           <w:szCs w:val="72"/>
         </w:rPr>
       </w:pPr>
-      <w:bookmarkStart w:id="15" w:name="_Toc226054377"/>
+      <w:bookmarkStart w:id="15" w:name="_Toc229378932"/>
       <w:r>
         <w:rPr>
           <w:sz w:val="32"/>
@@ -10750,7 +11315,7 @@
           <w:szCs w:val="72"/>
         </w:rPr>
       </w:pPr>
-      <w:bookmarkStart w:id="16" w:name="_Toc226054378"/>
+      <w:bookmarkStart w:id="16" w:name="_Toc229378933"/>
       <w:r>
         <w:rPr>
           <w:sz w:val="32"/>
@@ -11026,7 +11591,7 @@
                 <w:szCs w:val="28"/>
               </w:rPr>
             </w:pPr>
-            <w:bookmarkStart w:id="17" w:name="_Toc226054379"/>
+            <w:bookmarkStart w:id="17" w:name="_Toc229378934"/>
             <w:r>
               <w:rPr>
                 <w:rFonts w:ascii="Aptos" w:hAnsi="Aptos"/>
@@ -11365,7 +11930,7 @@
           <w:szCs w:val="72"/>
         </w:rPr>
       </w:pPr>
-      <w:bookmarkStart w:id="18" w:name="_Toc226054380"/>
+      <w:bookmarkStart w:id="18" w:name="_Toc229378935"/>
       <w:r>
         <w:rPr>
           <w:sz w:val="32"/>
@@ -12091,7 +12656,7 @@
           <w:szCs w:val="72"/>
         </w:rPr>
       </w:pPr>
-      <w:bookmarkStart w:id="19" w:name="_Toc226054381"/>
+      <w:bookmarkStart w:id="19" w:name="_Toc229378936"/>
       <w:r>
         <w:rPr>
           <w:sz w:val="32"/>
@@ -12824,7 +13389,7 @@
         <w:jc w:val="both"/>
         <w:outlineLvl w:val="0"/>
       </w:pPr>
-      <w:bookmarkStart w:id="20" w:name="_Toc226054382"/>
+      <w:bookmarkStart w:id="20" w:name="_Toc229378937"/>
       <w:r>
         <w:lastRenderedPageBreak/>
         <w:t xml:space="preserve">Semana </w:t>
@@ -12910,7 +13475,7 @@
                 <w:szCs w:val="28"/>
               </w:rPr>
             </w:pPr>
-            <w:bookmarkStart w:id="21" w:name="_Toc226054383"/>
+            <w:bookmarkStart w:id="21" w:name="_Toc229378938"/>
             <w:r>
               <w:rPr>
                 <w:rFonts w:ascii="Aptos" w:hAnsi="Aptos"/>
@@ -13300,7 +13865,7 @@
           <w:szCs w:val="72"/>
         </w:rPr>
       </w:pPr>
-      <w:bookmarkStart w:id="22" w:name="_Toc226054384"/>
+      <w:bookmarkStart w:id="22" w:name="_Toc229378939"/>
       <w:r>
         <w:rPr>
           <w:sz w:val="32"/>
@@ -14412,7 +14977,7 @@
           <w:szCs w:val="72"/>
         </w:rPr>
       </w:pPr>
-      <w:bookmarkStart w:id="23" w:name="_Toc226054385"/>
+      <w:bookmarkStart w:id="23" w:name="_Toc229378940"/>
       <w:r>
         <w:rPr>
           <w:sz w:val="32"/>
@@ -15670,7 +16235,7 @@
           <w:szCs w:val="72"/>
         </w:rPr>
       </w:pPr>
-      <w:bookmarkStart w:id="24" w:name="_Toc226054386"/>
+      <w:bookmarkStart w:id="24" w:name="_Toc229378941"/>
       <w:r>
         <w:rPr>
           <w:sz w:val="32"/>
@@ -15932,6 +16497,7 @@
         <w:jc w:val="both"/>
         <w:outlineLvl w:val="0"/>
       </w:pPr>
+      <w:bookmarkStart w:id="25" w:name="_Toc229378942"/>
       <w:r>
         <w:lastRenderedPageBreak/>
         <w:t xml:space="preserve">Semana </w:t>
@@ -15939,6 +16505,7 @@
       <w:r>
         <w:t>del 4 de mayo al 8 de mayo</w:t>
       </w:r>
+      <w:bookmarkEnd w:id="25"/>
     </w:p>
     <w:p>
       <w:r>
@@ -16007,6 +16574,7 @@
                 <w:szCs w:val="28"/>
               </w:rPr>
             </w:pPr>
+            <w:bookmarkStart w:id="26" w:name="_Toc229378943"/>
             <w:r>
               <w:rPr>
                 <w:rFonts w:ascii="Aptos" w:hAnsi="Aptos"/>
@@ -16016,8 +16584,20 @@
                 <w:sz w:val="28"/>
                 <w:szCs w:val="28"/>
               </w:rPr>
-              <w:t>Día 1: Definición de Requerimientos</w:t>
-            </w:r>
+              <w:t>Día 1: E</w:t>
+            </w:r>
+            <w:r>
+              <w:rPr>
+                <w:rFonts w:ascii="Aptos" w:hAnsi="Aptos"/>
+                <w:b/>
+                <w:bCs/>
+                <w:color w:val="FFFFFF" w:themeColor="background1"/>
+                <w:sz w:val="28"/>
+                <w:szCs w:val="28"/>
+              </w:rPr>
+              <w:t>laboración de la Matriz de Responsabilidades</w:t>
+            </w:r>
+            <w:bookmarkEnd w:id="26"/>
           </w:p>
         </w:tc>
       </w:tr>
@@ -16158,7 +16738,7 @@
                 <w:sz w:val="24"/>
                 <w:szCs w:val="24"/>
               </w:rPr>
-              <w:t>1</w:t>
+              <w:t>8</w:t>
             </w:r>
             <w:r>
               <w:rPr>
@@ -16174,7 +16754,7 @@
                 <w:sz w:val="24"/>
                 <w:szCs w:val="24"/>
               </w:rPr>
-              <w:t>4</w:t>
+              <w:t>5</w:t>
             </w:r>
             <w:r>
               <w:rPr>
@@ -16289,7 +16869,6 @@
                 <w:rFonts w:ascii="Arial" w:hAnsi="Arial" w:cs="Arial"/>
                 <w:sz w:val="24"/>
                 <w:szCs w:val="24"/>
-                <w:shd w:val="clear" w:color="auto" w:fill="D9D9D9" w:themeFill="background1" w:themeFillShade="D9"/>
               </w:rPr>
               <w:t>Mixto</w:t>
             </w:r>
@@ -16339,10 +16918,20 @@
             <w:r>
               <w:rPr>
                 <w:rFonts w:ascii="Arial" w:hAnsi="Arial" w:cs="Arial"/>
-                <w:sz w:val="24"/>
-                <w:szCs w:val="24"/>
-              </w:rPr>
-              <w:t xml:space="preserve">1 </w:t>
+                <w:b/>
+                <w:bCs/>
+                <w:sz w:val="24"/>
+                <w:szCs w:val="24"/>
+              </w:rPr>
+              <w:t>3</w:t>
+            </w:r>
+            <w:r>
+              <w:rPr>
+                <w:rFonts w:ascii="Arial" w:hAnsi="Arial" w:cs="Arial"/>
+                <w:sz w:val="24"/>
+                <w:szCs w:val="24"/>
+              </w:rPr>
+              <w:t xml:space="preserve"> </w:t>
             </w:r>
             <w:proofErr w:type="spellStart"/>
             <w:r>
@@ -16360,7 +16949,7 @@
                 <w:sz w:val="24"/>
                 <w:szCs w:val="24"/>
               </w:rPr>
-              <w:t xml:space="preserve"> 30 minutos</w:t>
+              <w:t xml:space="preserve"> y 20 min. </w:t>
             </w:r>
           </w:p>
         </w:tc>
@@ -16384,6 +16973,7 @@
           <w:szCs w:val="72"/>
         </w:rPr>
       </w:pPr>
+      <w:bookmarkStart w:id="27" w:name="_Toc229378944"/>
       <w:r>
         <w:rPr>
           <w:sz w:val="32"/>
@@ -16391,6 +16981,7 @@
         </w:rPr>
         <w:t>Asistencia y Participación</w:t>
       </w:r>
+      <w:bookmarkEnd w:id="27"/>
     </w:p>
     <w:tbl>
       <w:tblPr>
@@ -16412,11 +17003,11 @@
         <w:tblLook w:val="04A0" w:firstRow="1" w:lastRow="0" w:firstColumn="1" w:lastColumn="0" w:noHBand="0" w:noVBand="1"/>
       </w:tblPr>
       <w:tblGrid>
-        <w:gridCol w:w="1538"/>
+        <w:gridCol w:w="1530"/>
         <w:gridCol w:w="1791"/>
-        <w:gridCol w:w="1563"/>
-        <w:gridCol w:w="3061"/>
-        <w:gridCol w:w="2328"/>
+        <w:gridCol w:w="1557"/>
+        <w:gridCol w:w="3033"/>
+        <w:gridCol w:w="2370"/>
       </w:tblGrid>
       <w:tr>
         <w:trPr>
@@ -16646,29 +17237,6 @@
             <w:tcW w:w="3061" w:type="dxa"/>
             <w:vAlign w:val="center"/>
           </w:tcPr>
-          <w:p>
-            <w:pPr>
-              <w:pStyle w:val="Prrafodelista"/>
-              <w:numPr>
-                <w:ilvl w:val="0"/>
-                <w:numId w:val="55"/>
-              </w:numPr>
-              <w:ind w:left="270" w:hanging="247"/>
-              <w:rPr>
-                <w:rFonts w:ascii="Arial" w:hAnsi="Arial" w:cs="Arial"/>
-                <w:sz w:val="24"/>
-                <w:szCs w:val="24"/>
-              </w:rPr>
-            </w:pPr>
-            <w:r>
-              <w:rPr>
-                <w:rFonts w:ascii="Arial" w:hAnsi="Arial" w:cs="Arial"/>
-                <w:sz w:val="24"/>
-                <w:szCs w:val="24"/>
-              </w:rPr>
-              <w:t xml:space="preserve">Contacto con cliente para reafirmar expectativas. </w:t>
-            </w:r>
-          </w:p>
           <w:p>
             <w:pPr>
               <w:pStyle w:val="Prrafodelista"/>
@@ -16689,7 +17257,15 @@
                 <w:sz w:val="24"/>
                 <w:szCs w:val="24"/>
               </w:rPr>
-              <w:t>Identificación de objetivos del portafolio web.</w:t>
+              <w:t xml:space="preserve">Revisión de </w:t>
+            </w:r>
+            <w:r>
+              <w:rPr>
+                <w:rFonts w:ascii="Arial" w:hAnsi="Arial" w:cs="Arial"/>
+                <w:sz w:val="24"/>
+                <w:szCs w:val="24"/>
+              </w:rPr>
+              <w:t>lineamientos del proyecto</w:t>
             </w:r>
           </w:p>
           <w:p>
@@ -16712,7 +17288,7 @@
                 <w:sz w:val="24"/>
                 <w:szCs w:val="24"/>
               </w:rPr>
-              <w:t>Coordinación del equipo y asignación de tareas.</w:t>
+              <w:t>Definición de roles</w:t>
             </w:r>
           </w:p>
           <w:p>
@@ -16735,7 +17311,15 @@
                 <w:sz w:val="24"/>
                 <w:szCs w:val="24"/>
               </w:rPr>
-              <w:t>Revisión y validación de los requerimientos funcionales.</w:t>
+              <w:t>Análisis de paquetes</w:t>
+            </w:r>
+            <w:r>
+              <w:rPr>
+                <w:rFonts w:ascii="Arial" w:hAnsi="Arial" w:cs="Arial"/>
+                <w:sz w:val="24"/>
+                <w:szCs w:val="24"/>
+              </w:rPr>
+              <w:t xml:space="preserve"> de trabajo</w:t>
             </w:r>
           </w:p>
           <w:p>
@@ -16758,7 +17342,61 @@
                 <w:sz w:val="24"/>
                 <w:szCs w:val="24"/>
               </w:rPr>
-              <w:t>Revisión y validación de los requerimientos no funcionales.</w:t>
+              <w:t>Organizar tareas por sprint</w:t>
+            </w:r>
+          </w:p>
+          <w:p>
+            <w:pPr>
+              <w:pStyle w:val="Prrafodelista"/>
+              <w:numPr>
+                <w:ilvl w:val="0"/>
+                <w:numId w:val="55"/>
+              </w:numPr>
+              <w:ind w:left="246" w:hanging="218"/>
+              <w:rPr>
+                <w:rFonts w:ascii="Arial" w:hAnsi="Arial" w:cs="Arial"/>
+                <w:sz w:val="24"/>
+                <w:szCs w:val="24"/>
+              </w:rPr>
+            </w:pPr>
+            <w:r>
+              <w:rPr>
+                <w:rFonts w:ascii="Arial" w:hAnsi="Arial" w:cs="Arial"/>
+                <w:sz w:val="24"/>
+                <w:szCs w:val="24"/>
+              </w:rPr>
+              <w:t xml:space="preserve">Integrar referencias y formato </w:t>
+            </w:r>
+            <w:r>
+              <w:rPr>
+                <w:rFonts w:ascii="Arial" w:hAnsi="Arial" w:cs="Arial"/>
+                <w:sz w:val="24"/>
+                <w:szCs w:val="24"/>
+              </w:rPr>
+              <w:t>del documento</w:t>
+            </w:r>
+          </w:p>
+          <w:p>
+            <w:pPr>
+              <w:pStyle w:val="Prrafodelista"/>
+              <w:numPr>
+                <w:ilvl w:val="0"/>
+                <w:numId w:val="55"/>
+              </w:numPr>
+              <w:ind w:left="246" w:hanging="218"/>
+              <w:rPr>
+                <w:rFonts w:ascii="Arial" w:hAnsi="Arial" w:cs="Arial"/>
+                <w:sz w:val="24"/>
+                <w:szCs w:val="24"/>
+              </w:rPr>
+            </w:pPr>
+            <w:r>
+              <w:rPr>
+                <w:rFonts w:ascii="Arial" w:hAnsi="Arial" w:cs="Arial"/>
+                <w:sz w:val="24"/>
+                <w:szCs w:val="24"/>
+              </w:rPr>
+              <w:t>Revisión general</w:t>
             </w:r>
           </w:p>
         </w:tc>
@@ -16810,7 +17448,31 @@
                 <w:sz w:val="24"/>
                 <w:szCs w:val="24"/>
               </w:rPr>
-              <w:t>Documento con requerimientos</w:t>
+              <w:t xml:space="preserve">Documento con </w:t>
+            </w:r>
+            <w:r>
+              <w:rPr>
+                <w:rFonts w:ascii="Arial" w:hAnsi="Arial" w:cs="Arial"/>
+                <w:sz w:val="24"/>
+                <w:szCs w:val="24"/>
+              </w:rPr>
+              <w:t>matriz de responsabi</w:t>
+            </w:r>
+            <w:r>
+              <w:rPr>
+                <w:rFonts w:ascii="Arial" w:hAnsi="Arial" w:cs="Arial"/>
+                <w:sz w:val="24"/>
+                <w:szCs w:val="24"/>
+              </w:rPr>
+              <w:t>l</w:t>
+            </w:r>
+            <w:r>
+              <w:rPr>
+                <w:rFonts w:ascii="Arial" w:hAnsi="Arial" w:cs="Arial"/>
+                <w:sz w:val="24"/>
+                <w:szCs w:val="24"/>
+              </w:rPr>
+              <w:t xml:space="preserve">idades </w:t>
             </w:r>
           </w:p>
         </w:tc>
@@ -16940,7 +17602,15 @@
                 <w:sz w:val="24"/>
                 <w:szCs w:val="24"/>
               </w:rPr>
-              <w:t xml:space="preserve">Análisis de la interfaz de usuario del portafolio. </w:t>
+              <w:t xml:space="preserve">Análisis de </w:t>
+            </w:r>
+            <w:r>
+              <w:rPr>
+                <w:rFonts w:ascii="Arial" w:hAnsi="Arial" w:cs="Arial"/>
+                <w:sz w:val="24"/>
+                <w:szCs w:val="24"/>
+              </w:rPr>
+              <w:t>paquetes de trabajo</w:t>
             </w:r>
           </w:p>
           <w:p>
@@ -16963,7 +17633,15 @@
                 <w:sz w:val="24"/>
                 <w:szCs w:val="24"/>
               </w:rPr>
-              <w:t xml:space="preserve">Identificación de elementos visuales y de interacción. </w:t>
+              <w:t>Definición de roles</w:t>
+            </w:r>
+            <w:r>
+              <w:rPr>
+                <w:rFonts w:ascii="Arial" w:hAnsi="Arial" w:cs="Arial"/>
+                <w:sz w:val="24"/>
+                <w:szCs w:val="24"/>
+              </w:rPr>
+              <w:t>.</w:t>
             </w:r>
           </w:p>
           <w:p>
@@ -16986,142 +17664,7 @@
                 <w:sz w:val="24"/>
                 <w:szCs w:val="24"/>
               </w:rPr>
-              <w:t xml:space="preserve">Definición de requerimientos relacionados con: </w:t>
-            </w:r>
-          </w:p>
-          <w:p>
-            <w:pPr>
-              <w:numPr>
-                <w:ilvl w:val="2"/>
-                <w:numId w:val="55"/>
-              </w:numPr>
-              <w:ind w:left="837"/>
-              <w:rPr>
-                <w:rFonts w:ascii="Arial" w:hAnsi="Arial" w:cs="Arial"/>
-                <w:sz w:val="24"/>
-                <w:szCs w:val="24"/>
-              </w:rPr>
-            </w:pPr>
-            <w:r>
-              <w:rPr>
-                <w:rFonts w:ascii="Arial" w:hAnsi="Arial" w:cs="Arial"/>
-                <w:sz w:val="24"/>
-                <w:szCs w:val="24"/>
-              </w:rPr>
-              <w:t xml:space="preserve">navegación </w:t>
-            </w:r>
-          </w:p>
-          <w:p>
-            <w:pPr>
-              <w:numPr>
-                <w:ilvl w:val="2"/>
-                <w:numId w:val="55"/>
-              </w:numPr>
-              <w:ind w:left="837"/>
-              <w:rPr>
-                <w:rFonts w:ascii="Arial" w:hAnsi="Arial" w:cs="Arial"/>
-                <w:sz w:val="24"/>
-                <w:szCs w:val="24"/>
-              </w:rPr>
-            </w:pPr>
-            <w:r>
-              <w:rPr>
-                <w:rFonts w:ascii="Arial" w:hAnsi="Arial" w:cs="Arial"/>
-                <w:sz w:val="24"/>
-                <w:szCs w:val="24"/>
-              </w:rPr>
-              <w:t xml:space="preserve">animaciones </w:t>
-            </w:r>
-          </w:p>
-          <w:p>
-            <w:pPr>
-              <w:numPr>
-                <w:ilvl w:val="2"/>
-                <w:numId w:val="55"/>
-              </w:numPr>
-              <w:ind w:left="837"/>
-              <w:rPr>
-                <w:rFonts w:ascii="Arial" w:hAnsi="Arial" w:cs="Arial"/>
-                <w:sz w:val="24"/>
-                <w:szCs w:val="24"/>
-              </w:rPr>
-            </w:pPr>
-            <w:r>
-              <w:rPr>
-                <w:rFonts w:ascii="Arial" w:hAnsi="Arial" w:cs="Arial"/>
-                <w:sz w:val="24"/>
-                <w:szCs w:val="24"/>
-              </w:rPr>
-              <w:t xml:space="preserve">visualización de proyectos </w:t>
-            </w:r>
-          </w:p>
-          <w:p>
-            <w:pPr>
-              <w:numPr>
-                <w:ilvl w:val="0"/>
-                <w:numId w:val="55"/>
-              </w:numPr>
-              <w:ind w:left="270" w:hanging="184"/>
-              <w:rPr>
-                <w:rFonts w:ascii="Arial" w:hAnsi="Arial" w:cs="Arial"/>
-                <w:sz w:val="24"/>
-                <w:szCs w:val="24"/>
-              </w:rPr>
-            </w:pPr>
-            <w:r>
-              <w:rPr>
-                <w:rFonts w:ascii="Arial" w:hAnsi="Arial" w:cs="Arial"/>
-                <w:sz w:val="24"/>
-                <w:szCs w:val="24"/>
-              </w:rPr>
-              <w:lastRenderedPageBreak/>
-              <w:t xml:space="preserve">experiencia de usuario (UX/UI) </w:t>
-            </w:r>
-          </w:p>
-          <w:p>
-            <w:pPr>
-              <w:pStyle w:val="Prrafodelista"/>
-              <w:numPr>
-                <w:ilvl w:val="0"/>
-                <w:numId w:val="55"/>
-              </w:numPr>
-              <w:ind w:left="270" w:hanging="184"/>
-              <w:rPr>
-                <w:rFonts w:ascii="Arial" w:hAnsi="Arial" w:cs="Arial"/>
-                <w:sz w:val="24"/>
-                <w:szCs w:val="24"/>
-              </w:rPr>
-            </w:pPr>
-            <w:r>
-              <w:rPr>
-                <w:rFonts w:ascii="Arial" w:hAnsi="Arial" w:cs="Arial"/>
-                <w:sz w:val="24"/>
-                <w:szCs w:val="24"/>
-              </w:rPr>
-              <w:t xml:space="preserve">Propuesta de comportamiento responsivo. </w:t>
-            </w:r>
-          </w:p>
-          <w:p>
-            <w:pPr>
-              <w:pStyle w:val="Prrafodelista"/>
-              <w:numPr>
-                <w:ilvl w:val="0"/>
-                <w:numId w:val="55"/>
-              </w:numPr>
-              <w:ind w:left="270" w:hanging="184"/>
-              <w:rPr>
-                <w:rFonts w:ascii="Arial" w:hAnsi="Arial" w:cs="Arial"/>
-                <w:sz w:val="24"/>
-                <w:szCs w:val="24"/>
-              </w:rPr>
-            </w:pPr>
-            <w:r>
-              <w:rPr>
-                <w:rFonts w:ascii="Arial" w:hAnsi="Arial" w:cs="Arial"/>
-                <w:sz w:val="24"/>
-                <w:szCs w:val="24"/>
-              </w:rPr>
-              <w:t>Apoyo en la redacción de requerimientos funcionales.</w:t>
+              <w:t>Matriz de responsabilidades</w:t>
             </w:r>
           </w:p>
         </w:tc>
@@ -17150,8 +17693,15 @@
                 <w:sz w:val="24"/>
                 <w:szCs w:val="24"/>
               </w:rPr>
-              <w:lastRenderedPageBreak/>
-              <w:t>Documento con requerimientos</w:t>
+              <w:t xml:space="preserve">Documento con </w:t>
+            </w:r>
+            <w:r>
+              <w:rPr>
+                <w:rFonts w:ascii="Arial" w:hAnsi="Arial" w:cs="Arial"/>
+                <w:sz w:val="24"/>
+                <w:szCs w:val="24"/>
+              </w:rPr>
+              <w:t>matriz</w:t>
             </w:r>
           </w:p>
         </w:tc>
@@ -17264,168 +17814,15 @@
                 <w:sz w:val="24"/>
                 <w:szCs w:val="24"/>
               </w:rPr>
-              <w:t>Análisis de necesidades técnicas del sistema.</w:t>
-            </w:r>
-          </w:p>
-          <w:p>
-            <w:pPr>
-              <w:pStyle w:val="Prrafodelista"/>
-              <w:numPr>
-                <w:ilvl w:val="0"/>
-                <w:numId w:val="55"/>
-              </w:numPr>
-              <w:ind w:left="246" w:hanging="218"/>
-              <w:rPr>
-                <w:rFonts w:ascii="Arial" w:hAnsi="Arial" w:cs="Arial"/>
-                <w:sz w:val="24"/>
-                <w:szCs w:val="24"/>
-              </w:rPr>
-            </w:pPr>
-            <w:r>
-              <w:rPr>
-                <w:rFonts w:ascii="Arial" w:hAnsi="Arial" w:cs="Arial"/>
-                <w:sz w:val="24"/>
-                <w:szCs w:val="24"/>
-              </w:rPr>
-              <w:t>Identificación de requerimientos no funcionales:</w:t>
-            </w:r>
-          </w:p>
-          <w:p>
-            <w:pPr>
-              <w:pStyle w:val="Prrafodelista"/>
-              <w:numPr>
-                <w:ilvl w:val="1"/>
-                <w:numId w:val="57"/>
-              </w:numPr>
-              <w:ind w:left="840"/>
-              <w:rPr>
-                <w:rFonts w:ascii="Arial" w:hAnsi="Arial" w:cs="Arial"/>
-                <w:sz w:val="24"/>
-                <w:szCs w:val="24"/>
-              </w:rPr>
-            </w:pPr>
-            <w:r>
-              <w:rPr>
-                <w:rFonts w:ascii="Arial" w:hAnsi="Arial" w:cs="Arial"/>
-                <w:sz w:val="24"/>
-                <w:szCs w:val="24"/>
-              </w:rPr>
-              <w:t>rendimiento</w:t>
-            </w:r>
-          </w:p>
-          <w:p>
-            <w:pPr>
-              <w:pStyle w:val="Prrafodelista"/>
-              <w:numPr>
-                <w:ilvl w:val="1"/>
-                <w:numId w:val="57"/>
-              </w:numPr>
-              <w:ind w:left="840"/>
-              <w:rPr>
-                <w:rFonts w:ascii="Arial" w:hAnsi="Arial" w:cs="Arial"/>
-                <w:sz w:val="24"/>
-                <w:szCs w:val="24"/>
-              </w:rPr>
-            </w:pPr>
-            <w:r>
-              <w:rPr>
-                <w:rFonts w:ascii="Arial" w:hAnsi="Arial" w:cs="Arial"/>
-                <w:sz w:val="24"/>
-                <w:szCs w:val="24"/>
-              </w:rPr>
-              <w:t>seguridad</w:t>
-            </w:r>
-          </w:p>
-          <w:p>
-            <w:pPr>
-              <w:pStyle w:val="Prrafodelista"/>
-              <w:numPr>
-                <w:ilvl w:val="1"/>
-                <w:numId w:val="57"/>
-              </w:numPr>
-              <w:ind w:left="840"/>
-              <w:rPr>
-                <w:rFonts w:ascii="Arial" w:hAnsi="Arial" w:cs="Arial"/>
-                <w:sz w:val="24"/>
-                <w:szCs w:val="24"/>
-              </w:rPr>
-            </w:pPr>
-            <w:r>
-              <w:rPr>
-                <w:rFonts w:ascii="Arial" w:hAnsi="Arial" w:cs="Arial"/>
-                <w:sz w:val="24"/>
-                <w:szCs w:val="24"/>
-              </w:rPr>
-              <w:t>disponibilidad</w:t>
-            </w:r>
-          </w:p>
-          <w:p>
-            <w:pPr>
-              <w:pStyle w:val="Prrafodelista"/>
-              <w:numPr>
-                <w:ilvl w:val="0"/>
-                <w:numId w:val="55"/>
-              </w:numPr>
-              <w:ind w:left="246" w:hanging="218"/>
-              <w:rPr>
-                <w:rFonts w:ascii="Arial" w:hAnsi="Arial" w:cs="Arial"/>
-                <w:sz w:val="24"/>
-                <w:szCs w:val="24"/>
-              </w:rPr>
-            </w:pPr>
-            <w:r>
-              <w:rPr>
-                <w:rFonts w:ascii="Arial" w:hAnsi="Arial" w:cs="Arial"/>
-                <w:sz w:val="24"/>
-                <w:szCs w:val="24"/>
-              </w:rPr>
-              <w:t>Definición de aspectos de manejo de datos (contacto, formularios).</w:t>
-            </w:r>
-          </w:p>
-          <w:p>
-            <w:pPr>
-              <w:pStyle w:val="Prrafodelista"/>
-              <w:numPr>
-                <w:ilvl w:val="0"/>
-                <w:numId w:val="55"/>
-              </w:numPr>
-              <w:ind w:left="246" w:hanging="218"/>
-              <w:rPr>
-                <w:rFonts w:ascii="Arial" w:hAnsi="Arial" w:cs="Arial"/>
-                <w:sz w:val="24"/>
-                <w:szCs w:val="24"/>
-              </w:rPr>
-            </w:pPr>
-            <w:r>
-              <w:rPr>
-                <w:rFonts w:ascii="Arial" w:hAnsi="Arial" w:cs="Arial"/>
-                <w:sz w:val="24"/>
-                <w:szCs w:val="24"/>
-              </w:rPr>
-              <w:t>Evaluación de compatibilidad y estructura del sistema.</w:t>
-            </w:r>
-          </w:p>
-          <w:p>
-            <w:pPr>
-              <w:pStyle w:val="Prrafodelista"/>
-              <w:numPr>
-                <w:ilvl w:val="0"/>
-                <w:numId w:val="55"/>
-              </w:numPr>
-              <w:ind w:left="246" w:hanging="218"/>
-              <w:rPr>
-                <w:rFonts w:ascii="Arial" w:hAnsi="Arial" w:cs="Arial"/>
-                <w:sz w:val="24"/>
-                <w:szCs w:val="24"/>
-              </w:rPr>
-            </w:pPr>
-            <w:r>
-              <w:rPr>
-                <w:rFonts w:ascii="Arial" w:hAnsi="Arial" w:cs="Arial"/>
-                <w:sz w:val="24"/>
-                <w:szCs w:val="24"/>
-              </w:rPr>
-              <w:t>Apoyo en la redacción de requerimientos no funcionales.</w:t>
+              <w:t>Revisión</w:t>
+            </w:r>
+            <w:r>
+              <w:rPr>
+                <w:rFonts w:ascii="Arial" w:hAnsi="Arial" w:cs="Arial"/>
+                <w:sz w:val="24"/>
+                <w:szCs w:val="24"/>
+              </w:rPr>
+              <w:t xml:space="preserve"> y ajustes finales a la matriz</w:t>
             </w:r>
           </w:p>
         </w:tc>
@@ -17454,12 +17851,47 @@
                 <w:sz w:val="24"/>
                 <w:szCs w:val="24"/>
               </w:rPr>
-              <w:t>Documento con requerimientos</w:t>
+              <w:t xml:space="preserve">Documento con </w:t>
+            </w:r>
+            <w:r>
+              <w:rPr>
+                <w:rFonts w:ascii="Arial" w:hAnsi="Arial" w:cs="Arial"/>
+                <w:sz w:val="24"/>
+                <w:szCs w:val="24"/>
+              </w:rPr>
+              <w:t>matriz</w:t>
             </w:r>
           </w:p>
         </w:tc>
       </w:tr>
     </w:tbl>
+    <w:p>
+      <w:pPr>
+        <w:rPr>
+          <w:rFonts w:ascii="Arial" w:hAnsi="Arial" w:cs="Arial"/>
+          <w:sz w:val="24"/>
+          <w:szCs w:val="24"/>
+        </w:rPr>
+      </w:pPr>
+    </w:p>
+    <w:p>
+      <w:pPr>
+        <w:rPr>
+          <w:rFonts w:ascii="Arial" w:hAnsi="Arial" w:cs="Arial"/>
+          <w:sz w:val="24"/>
+          <w:szCs w:val="24"/>
+        </w:rPr>
+      </w:pPr>
+    </w:p>
+    <w:p>
+      <w:pPr>
+        <w:rPr>
+          <w:rFonts w:ascii="Arial" w:hAnsi="Arial" w:cs="Arial"/>
+          <w:sz w:val="24"/>
+          <w:szCs w:val="24"/>
+        </w:rPr>
+      </w:pPr>
+    </w:p>
     <w:p>
       <w:pPr>
         <w:rPr>
@@ -17478,6 +17910,7 @@
           <w:szCs w:val="72"/>
         </w:rPr>
       </w:pPr>
+      <w:bookmarkStart w:id="28" w:name="_Toc229378945"/>
       <w:r>
         <w:rPr>
           <w:sz w:val="32"/>
@@ -17492,6 +17925,7 @@
         </w:rPr>
         <w:t>ctividades Ejecutadas</w:t>
       </w:r>
+      <w:bookmarkEnd w:id="28"/>
     </w:p>
     <w:tbl>
       <w:tblPr>
@@ -17712,28 +18146,30 @@
         <w:tc>
           <w:tcPr>
             <w:tcW w:w="2955" w:type="dxa"/>
-          </w:tcPr>
-          <w:p>
-            <w:pPr>
-              <w:rPr>
-                <w:rFonts w:ascii="Arial" w:hAnsi="Arial" w:cs="Arial"/>
-                <w:sz w:val="24"/>
-                <w:szCs w:val="24"/>
-              </w:rPr>
-            </w:pPr>
-            <w:r>
-              <w:rPr>
-                <w:rFonts w:ascii="Arial" w:hAnsi="Arial" w:cs="Arial"/>
-                <w:sz w:val="24"/>
-                <w:szCs w:val="24"/>
-              </w:rPr>
-              <w:t>Bitácora</w:t>
+            <w:vAlign w:val="center"/>
+          </w:tcPr>
+          <w:p>
+            <w:pPr>
+              <w:rPr>
+                <w:rFonts w:ascii="Arial" w:hAnsi="Arial" w:cs="Arial"/>
+                <w:sz w:val="24"/>
+                <w:szCs w:val="24"/>
+              </w:rPr>
+            </w:pPr>
+            <w:r>
+              <w:rPr>
+                <w:rFonts w:ascii="Arial" w:hAnsi="Arial" w:cs="Arial"/>
+                <w:sz w:val="24"/>
+                <w:szCs w:val="24"/>
+              </w:rPr>
+              <w:t>Revisión de lineamientos del proyecto</w:t>
             </w:r>
           </w:p>
         </w:tc>
         <w:tc>
           <w:tcPr>
             <w:tcW w:w="2004" w:type="dxa"/>
+            <w:vAlign w:val="center"/>
           </w:tcPr>
           <w:p>
             <w:pPr>
@@ -17756,50 +18192,53 @@
         <w:tc>
           <w:tcPr>
             <w:tcW w:w="1150" w:type="dxa"/>
-          </w:tcPr>
-          <w:p>
-            <w:pPr>
-              <w:rPr>
-                <w:rFonts w:ascii="Arial" w:hAnsi="Arial" w:cs="Arial"/>
-                <w:sz w:val="24"/>
-                <w:szCs w:val="24"/>
-              </w:rPr>
-            </w:pPr>
-            <w:r>
-              <w:rPr>
-                <w:rFonts w:ascii="Arial" w:hAnsi="Arial" w:cs="Arial"/>
-                <w:sz w:val="24"/>
-                <w:szCs w:val="24"/>
-              </w:rPr>
-              <w:t>8:30pm</w:t>
+            <w:vAlign w:val="center"/>
+          </w:tcPr>
+          <w:p>
+            <w:pPr>
+              <w:rPr>
+                <w:rFonts w:ascii="Arial" w:hAnsi="Arial" w:cs="Arial"/>
+                <w:sz w:val="24"/>
+                <w:szCs w:val="24"/>
+              </w:rPr>
+            </w:pPr>
+            <w:r>
+              <w:rPr>
+                <w:rFonts w:ascii="Arial" w:hAnsi="Arial" w:cs="Arial"/>
+                <w:sz w:val="24"/>
+                <w:szCs w:val="24"/>
+              </w:rPr>
+              <w:t>6:00pm</w:t>
             </w:r>
           </w:p>
         </w:tc>
         <w:tc>
           <w:tcPr>
             <w:tcW w:w="1535" w:type="dxa"/>
-          </w:tcPr>
-          <w:p>
-            <w:pPr>
-              <w:rPr>
-                <w:rFonts w:ascii="Arial" w:hAnsi="Arial" w:cs="Arial"/>
-                <w:sz w:val="24"/>
-                <w:szCs w:val="24"/>
-              </w:rPr>
-            </w:pPr>
-            <w:r>
-              <w:rPr>
-                <w:rFonts w:ascii="Arial" w:hAnsi="Arial" w:cs="Arial"/>
-                <w:sz w:val="24"/>
-                <w:szCs w:val="24"/>
-              </w:rPr>
-              <w:t>9:00pm</w:t>
+            <w:vAlign w:val="center"/>
+          </w:tcPr>
+          <w:p>
+            <w:pPr>
+              <w:rPr>
+                <w:rFonts w:ascii="Arial" w:hAnsi="Arial" w:cs="Arial"/>
+                <w:sz w:val="24"/>
+                <w:szCs w:val="24"/>
+              </w:rPr>
+            </w:pPr>
+            <w:r>
+              <w:rPr>
+                <w:rFonts w:ascii="Arial" w:hAnsi="Arial" w:cs="Arial"/>
+                <w:sz w:val="24"/>
+                <w:szCs w:val="24"/>
+              </w:rPr>
+              <w:t>6:20pm</w:t>
             </w:r>
           </w:p>
         </w:tc>
         <w:tc>
           <w:tcPr>
             <w:tcW w:w="2480" w:type="dxa"/>
+            <w:vAlign w:val="center"/>
           </w:tcPr>
           <w:p>
             <w:pPr>
@@ -17827,103 +18266,99 @@
         <w:tc>
           <w:tcPr>
             <w:tcW w:w="2955" w:type="dxa"/>
-          </w:tcPr>
-          <w:p>
-            <w:pPr>
-              <w:rPr>
-                <w:rFonts w:ascii="Arial" w:hAnsi="Arial" w:cs="Arial"/>
-                <w:sz w:val="24"/>
-                <w:szCs w:val="24"/>
-              </w:rPr>
-            </w:pPr>
-            <w:r>
-              <w:rPr>
-                <w:rFonts w:ascii="Arial" w:hAnsi="Arial" w:cs="Arial"/>
-                <w:sz w:val="24"/>
-                <w:szCs w:val="24"/>
-              </w:rPr>
-              <w:t>Comunicación con cliente</w:t>
+            <w:vAlign w:val="center"/>
+          </w:tcPr>
+          <w:p>
+            <w:pPr>
+              <w:rPr>
+                <w:rFonts w:ascii="Arial" w:hAnsi="Arial" w:cs="Arial"/>
+                <w:sz w:val="24"/>
+                <w:szCs w:val="24"/>
+              </w:rPr>
+            </w:pPr>
+            <w:r>
+              <w:rPr>
+                <w:rFonts w:ascii="Arial" w:hAnsi="Arial" w:cs="Arial"/>
+                <w:sz w:val="24"/>
+                <w:szCs w:val="24"/>
+              </w:rPr>
+              <w:t>Análisis de paquetes de trabajo del documento</w:t>
             </w:r>
           </w:p>
         </w:tc>
         <w:tc>
           <w:tcPr>
             <w:tcW w:w="2004" w:type="dxa"/>
-          </w:tcPr>
-          <w:p>
-            <w:pPr>
-              <w:rPr>
-                <w:rFonts w:ascii="Arial" w:hAnsi="Arial" w:cs="Arial"/>
-                <w:sz w:val="24"/>
-                <w:szCs w:val="24"/>
-              </w:rPr>
-            </w:pPr>
-            <w:r>
-              <w:rPr>
-                <w:rFonts w:ascii="Arial" w:hAnsi="Arial" w:cs="Arial"/>
-                <w:sz w:val="24"/>
-                <w:szCs w:val="24"/>
-              </w:rPr>
-              <w:t>María Fernanda Barrón Álvarez</w:t>
-            </w:r>
-          </w:p>
-          <w:p>
-            <w:pPr>
-              <w:rPr>
-                <w:rFonts w:ascii="Arial" w:hAnsi="Arial" w:cs="Arial"/>
-                <w:sz w:val="24"/>
-                <w:szCs w:val="24"/>
-              </w:rPr>
-            </w:pPr>
+            <w:vAlign w:val="center"/>
+          </w:tcPr>
+          <w:p>
+            <w:pPr>
+              <w:rPr>
+                <w:rFonts w:ascii="Arial" w:hAnsi="Arial" w:cs="Arial"/>
+                <w:sz w:val="24"/>
+                <w:szCs w:val="24"/>
+              </w:rPr>
+            </w:pPr>
+            <w:r>
+              <w:rPr>
+                <w:rFonts w:ascii="Arial" w:hAnsi="Arial" w:cs="Arial"/>
+                <w:sz w:val="24"/>
+                <w:szCs w:val="24"/>
+              </w:rPr>
+              <w:t>María Fernanda Barrón Álvarez, Leslie Miroslava Benítez Marín, Leonardo Merino Garfias</w:t>
+            </w:r>
           </w:p>
         </w:tc>
         <w:tc>
           <w:tcPr>
             <w:tcW w:w="1150" w:type="dxa"/>
-          </w:tcPr>
-          <w:p>
-            <w:pPr>
-              <w:rPr>
-                <w:rFonts w:ascii="Arial" w:hAnsi="Arial" w:cs="Arial"/>
-                <w:sz w:val="24"/>
-                <w:szCs w:val="24"/>
-              </w:rPr>
-            </w:pPr>
-            <w:r>
-              <w:rPr>
-                <w:rFonts w:ascii="Arial" w:hAnsi="Arial" w:cs="Arial"/>
-                <w:sz w:val="24"/>
-                <w:szCs w:val="24"/>
-              </w:rPr>
-              <w:t>10:00am</w:t>
+            <w:vAlign w:val="center"/>
+          </w:tcPr>
+          <w:p>
+            <w:pPr>
+              <w:rPr>
+                <w:rFonts w:ascii="Arial" w:hAnsi="Arial" w:cs="Arial"/>
+                <w:sz w:val="24"/>
+                <w:szCs w:val="24"/>
+              </w:rPr>
+            </w:pPr>
+            <w:r>
+              <w:rPr>
+                <w:rFonts w:ascii="Arial" w:hAnsi="Arial" w:cs="Arial"/>
+                <w:sz w:val="24"/>
+                <w:szCs w:val="24"/>
+              </w:rPr>
+              <w:t>6:20pm</w:t>
             </w:r>
           </w:p>
         </w:tc>
         <w:tc>
           <w:tcPr>
             <w:tcW w:w="1535" w:type="dxa"/>
-          </w:tcPr>
-          <w:p>
-            <w:pPr>
-              <w:rPr>
-                <w:rFonts w:ascii="Arial" w:hAnsi="Arial" w:cs="Arial"/>
-                <w:sz w:val="24"/>
-                <w:szCs w:val="24"/>
-              </w:rPr>
-            </w:pPr>
-            <w:r>
-              <w:rPr>
-                <w:rFonts w:ascii="Arial" w:hAnsi="Arial" w:cs="Arial"/>
-                <w:sz w:val="24"/>
-                <w:szCs w:val="24"/>
-              </w:rPr>
-              <w:t>10:30am</w:t>
+            <w:vAlign w:val="center"/>
+          </w:tcPr>
+          <w:p>
+            <w:pPr>
+              <w:rPr>
+                <w:rFonts w:ascii="Arial" w:hAnsi="Arial" w:cs="Arial"/>
+                <w:sz w:val="24"/>
+                <w:szCs w:val="24"/>
+              </w:rPr>
+            </w:pPr>
+            <w:r>
+              <w:rPr>
+                <w:rFonts w:ascii="Arial" w:hAnsi="Arial" w:cs="Arial"/>
+                <w:sz w:val="24"/>
+                <w:szCs w:val="24"/>
+              </w:rPr>
+              <w:t>7:00pm</w:t>
             </w:r>
           </w:p>
         </w:tc>
         <w:tc>
           <w:tcPr>
             <w:tcW w:w="2480" w:type="dxa"/>
+            <w:vAlign w:val="center"/>
           </w:tcPr>
           <w:p>
             <w:pPr>
@@ -17951,58 +18386,53 @@
         <w:tc>
           <w:tcPr>
             <w:tcW w:w="2955" w:type="dxa"/>
-          </w:tcPr>
-          <w:p>
-            <w:pPr>
-              <w:rPr>
-                <w:rFonts w:ascii="Arial" w:hAnsi="Arial" w:cs="Arial"/>
-                <w:sz w:val="24"/>
-                <w:szCs w:val="24"/>
-              </w:rPr>
-            </w:pPr>
-            <w:r>
-              <w:rPr>
-                <w:rFonts w:ascii="Arial" w:hAnsi="Arial" w:cs="Arial"/>
-                <w:sz w:val="24"/>
-                <w:szCs w:val="24"/>
-              </w:rPr>
-              <w:t xml:space="preserve">Análisis de </w:t>
-            </w:r>
-            <w:r>
-              <w:rPr>
-                <w:rFonts w:ascii="Arial" w:hAnsi="Arial" w:cs="Arial"/>
-                <w:sz w:val="24"/>
-                <w:szCs w:val="24"/>
-              </w:rPr>
-              <w:t>requerimientos funciones</w:t>
+            <w:vAlign w:val="center"/>
+          </w:tcPr>
+          <w:p>
+            <w:pPr>
+              <w:rPr>
+                <w:rFonts w:ascii="Arial" w:hAnsi="Arial" w:cs="Arial"/>
+                <w:sz w:val="24"/>
+                <w:szCs w:val="24"/>
+              </w:rPr>
+            </w:pPr>
+            <w:r>
+              <w:rPr>
+                <w:rFonts w:ascii="Arial" w:hAnsi="Arial" w:cs="Arial"/>
+                <w:sz w:val="24"/>
+                <w:szCs w:val="24"/>
+              </w:rPr>
+              <w:t>Definición de roles RACI para cada integrante</w:t>
             </w:r>
           </w:p>
         </w:tc>
         <w:tc>
           <w:tcPr>
             <w:tcW w:w="2004" w:type="dxa"/>
-          </w:tcPr>
-          <w:p>
-            <w:pPr>
-              <w:rPr>
-                <w:rFonts w:ascii="Arial" w:hAnsi="Arial" w:cs="Arial"/>
-                <w:sz w:val="24"/>
-                <w:szCs w:val="24"/>
-              </w:rPr>
-            </w:pPr>
-            <w:r>
-              <w:rPr>
-                <w:rFonts w:ascii="Arial" w:hAnsi="Arial" w:cs="Arial"/>
-                <w:sz w:val="24"/>
-                <w:szCs w:val="24"/>
-              </w:rPr>
-              <w:t>Leonardo Merino Garfias</w:t>
+            <w:vAlign w:val="center"/>
+          </w:tcPr>
+          <w:p>
+            <w:pPr>
+              <w:rPr>
+                <w:rFonts w:ascii="Arial" w:hAnsi="Arial" w:cs="Arial"/>
+                <w:sz w:val="24"/>
+                <w:szCs w:val="24"/>
+              </w:rPr>
+            </w:pPr>
+            <w:r>
+              <w:rPr>
+                <w:rFonts w:ascii="Arial" w:hAnsi="Arial" w:cs="Arial"/>
+                <w:sz w:val="24"/>
+                <w:szCs w:val="24"/>
+              </w:rPr>
+              <w:t>María Fernanda Barrón Álvarez, Leslie Miroslava Benítez Marín, Leonardo Merino Garfias</w:t>
             </w:r>
           </w:p>
         </w:tc>
         <w:tc>
           <w:tcPr>
             <w:tcW w:w="1150" w:type="dxa"/>
+            <w:vAlign w:val="center"/>
           </w:tcPr>
           <w:p>
             <w:pPr>
@@ -18025,28 +18455,30 @@
         <w:tc>
           <w:tcPr>
             <w:tcW w:w="1535" w:type="dxa"/>
-          </w:tcPr>
-          <w:p>
-            <w:pPr>
-              <w:rPr>
-                <w:rFonts w:ascii="Arial" w:hAnsi="Arial" w:cs="Arial"/>
-                <w:sz w:val="24"/>
-                <w:szCs w:val="24"/>
-              </w:rPr>
-            </w:pPr>
-            <w:r>
-              <w:rPr>
-                <w:rFonts w:ascii="Arial" w:hAnsi="Arial" w:cs="Arial"/>
-                <w:sz w:val="24"/>
-                <w:szCs w:val="24"/>
-              </w:rPr>
-              <w:t>8:20pm</w:t>
+            <w:vAlign w:val="center"/>
+          </w:tcPr>
+          <w:p>
+            <w:pPr>
+              <w:rPr>
+                <w:rFonts w:ascii="Arial" w:hAnsi="Arial" w:cs="Arial"/>
+                <w:sz w:val="24"/>
+                <w:szCs w:val="24"/>
+              </w:rPr>
+            </w:pPr>
+            <w:r>
+              <w:rPr>
+                <w:rFonts w:ascii="Arial" w:hAnsi="Arial" w:cs="Arial"/>
+                <w:sz w:val="24"/>
+                <w:szCs w:val="24"/>
+              </w:rPr>
+              <w:t>8:00pm</w:t>
             </w:r>
           </w:p>
         </w:tc>
         <w:tc>
           <w:tcPr>
             <w:tcW w:w="2480" w:type="dxa"/>
+            <w:vAlign w:val="center"/>
           </w:tcPr>
           <w:p>
             <w:pPr>
@@ -18074,36 +18506,30 @@
         <w:tc>
           <w:tcPr>
             <w:tcW w:w="2955" w:type="dxa"/>
-          </w:tcPr>
-          <w:p>
-            <w:pPr>
-              <w:rPr>
-                <w:rFonts w:ascii="Arial" w:hAnsi="Arial" w:cs="Arial"/>
-                <w:sz w:val="24"/>
-                <w:szCs w:val="24"/>
-              </w:rPr>
-            </w:pPr>
-            <w:r>
-              <w:rPr>
-                <w:rFonts w:ascii="Arial" w:hAnsi="Arial" w:cs="Arial"/>
-                <w:sz w:val="24"/>
-                <w:szCs w:val="24"/>
-              </w:rPr>
-              <w:t>Análisis de re</w:t>
-            </w:r>
-            <w:r>
-              <w:rPr>
-                <w:rFonts w:ascii="Arial" w:hAnsi="Arial" w:cs="Arial"/>
-                <w:sz w:val="24"/>
-                <w:szCs w:val="24"/>
-              </w:rPr>
-              <w:t>querimientos no funcionales</w:t>
+            <w:vAlign w:val="center"/>
+          </w:tcPr>
+          <w:p>
+            <w:pPr>
+              <w:rPr>
+                <w:rFonts w:ascii="Arial" w:hAnsi="Arial" w:cs="Arial"/>
+                <w:sz w:val="24"/>
+                <w:szCs w:val="24"/>
+              </w:rPr>
+            </w:pPr>
+            <w:r>
+              <w:rPr>
+                <w:rFonts w:ascii="Arial" w:hAnsi="Arial" w:cs="Arial"/>
+                <w:sz w:val="24"/>
+                <w:szCs w:val="24"/>
+              </w:rPr>
+              <w:t>Elaboración de tabla de matriz de responsabilidades</w:t>
             </w:r>
           </w:p>
         </w:tc>
         <w:tc>
           <w:tcPr>
             <w:tcW w:w="2004" w:type="dxa"/>
+            <w:vAlign w:val="center"/>
           </w:tcPr>
           <w:p>
             <w:pPr>
@@ -18126,50 +18552,53 @@
         <w:tc>
           <w:tcPr>
             <w:tcW w:w="1150" w:type="dxa"/>
-          </w:tcPr>
-          <w:p>
-            <w:pPr>
-              <w:rPr>
-                <w:rFonts w:ascii="Arial" w:hAnsi="Arial" w:cs="Arial"/>
-                <w:sz w:val="24"/>
-                <w:szCs w:val="24"/>
-              </w:rPr>
-            </w:pPr>
-            <w:r>
-              <w:rPr>
-                <w:rFonts w:ascii="Arial" w:hAnsi="Arial" w:cs="Arial"/>
-                <w:sz w:val="24"/>
-                <w:szCs w:val="24"/>
-              </w:rPr>
-              <w:t>7:00pm</w:t>
+            <w:vAlign w:val="center"/>
+          </w:tcPr>
+          <w:p>
+            <w:pPr>
+              <w:rPr>
+                <w:rFonts w:ascii="Arial" w:hAnsi="Arial" w:cs="Arial"/>
+                <w:sz w:val="24"/>
+                <w:szCs w:val="24"/>
+              </w:rPr>
+            </w:pPr>
+            <w:r>
+              <w:rPr>
+                <w:rFonts w:ascii="Arial" w:hAnsi="Arial" w:cs="Arial"/>
+                <w:sz w:val="24"/>
+                <w:szCs w:val="24"/>
+              </w:rPr>
+              <w:t>8:00pm</w:t>
             </w:r>
           </w:p>
         </w:tc>
         <w:tc>
           <w:tcPr>
             <w:tcW w:w="1535" w:type="dxa"/>
-          </w:tcPr>
-          <w:p>
-            <w:pPr>
-              <w:rPr>
-                <w:rFonts w:ascii="Arial" w:hAnsi="Arial" w:cs="Arial"/>
-                <w:sz w:val="24"/>
-                <w:szCs w:val="24"/>
-              </w:rPr>
-            </w:pPr>
-            <w:r>
-              <w:rPr>
-                <w:rFonts w:ascii="Arial" w:hAnsi="Arial" w:cs="Arial"/>
-                <w:sz w:val="24"/>
-                <w:szCs w:val="24"/>
-              </w:rPr>
-              <w:t>8:20pm</w:t>
+            <w:vAlign w:val="center"/>
+          </w:tcPr>
+          <w:p>
+            <w:pPr>
+              <w:rPr>
+                <w:rFonts w:ascii="Arial" w:hAnsi="Arial" w:cs="Arial"/>
+                <w:sz w:val="24"/>
+                <w:szCs w:val="24"/>
+              </w:rPr>
+            </w:pPr>
+            <w:r>
+              <w:rPr>
+                <w:rFonts w:ascii="Arial" w:hAnsi="Arial" w:cs="Arial"/>
+                <w:sz w:val="24"/>
+                <w:szCs w:val="24"/>
+              </w:rPr>
+              <w:t>8:50pm</w:t>
             </w:r>
           </w:p>
         </w:tc>
         <w:tc>
           <w:tcPr>
             <w:tcW w:w="2480" w:type="dxa"/>
+            <w:vAlign w:val="center"/>
           </w:tcPr>
           <w:p>
             <w:pPr>
@@ -18197,95 +18626,99 @@
         <w:tc>
           <w:tcPr>
             <w:tcW w:w="2955" w:type="dxa"/>
-          </w:tcPr>
-          <w:p>
-            <w:pPr>
-              <w:rPr>
-                <w:rFonts w:ascii="Arial" w:hAnsi="Arial" w:cs="Arial"/>
-                <w:sz w:val="24"/>
-                <w:szCs w:val="24"/>
-              </w:rPr>
-            </w:pPr>
-            <w:r>
-              <w:rPr>
-                <w:rFonts w:ascii="Arial" w:hAnsi="Arial" w:cs="Arial"/>
-                <w:sz w:val="24"/>
-                <w:szCs w:val="24"/>
-              </w:rPr>
-              <w:lastRenderedPageBreak/>
-              <w:t>Revisión de requisitos</w:t>
+            <w:vAlign w:val="center"/>
+          </w:tcPr>
+          <w:p>
+            <w:pPr>
+              <w:rPr>
+                <w:rFonts w:ascii="Arial" w:hAnsi="Arial" w:cs="Arial"/>
+                <w:sz w:val="24"/>
+                <w:szCs w:val="24"/>
+              </w:rPr>
+            </w:pPr>
+            <w:r>
+              <w:rPr>
+                <w:rFonts w:ascii="Arial" w:hAnsi="Arial" w:cs="Arial"/>
+                <w:sz w:val="24"/>
+                <w:szCs w:val="24"/>
+              </w:rPr>
+              <w:t>Revisión y ajustes finales de la matriz</w:t>
             </w:r>
           </w:p>
         </w:tc>
         <w:tc>
           <w:tcPr>
             <w:tcW w:w="2004" w:type="dxa"/>
-          </w:tcPr>
-          <w:p>
-            <w:pPr>
-              <w:rPr>
-                <w:rFonts w:ascii="Arial" w:hAnsi="Arial" w:cs="Arial"/>
-                <w:sz w:val="24"/>
-                <w:szCs w:val="24"/>
-              </w:rPr>
-            </w:pPr>
-            <w:r>
-              <w:rPr>
-                <w:rFonts w:ascii="Arial" w:hAnsi="Arial" w:cs="Arial"/>
-                <w:sz w:val="24"/>
-                <w:szCs w:val="24"/>
-              </w:rPr>
-              <w:t>María Fernanda Barrón Álvarez</w:t>
+            <w:vAlign w:val="center"/>
+          </w:tcPr>
+          <w:p>
+            <w:pPr>
+              <w:rPr>
+                <w:rFonts w:ascii="Arial" w:hAnsi="Arial" w:cs="Arial"/>
+                <w:sz w:val="24"/>
+                <w:szCs w:val="24"/>
+              </w:rPr>
+            </w:pPr>
+            <w:r>
+              <w:rPr>
+                <w:rFonts w:ascii="Arial" w:hAnsi="Arial" w:cs="Arial"/>
+                <w:sz w:val="24"/>
+                <w:szCs w:val="24"/>
+              </w:rPr>
+              <w:t>Leonardo Merino Garfias</w:t>
             </w:r>
           </w:p>
         </w:tc>
         <w:tc>
           <w:tcPr>
             <w:tcW w:w="1150" w:type="dxa"/>
-          </w:tcPr>
-          <w:p>
-            <w:pPr>
-              <w:rPr>
-                <w:rFonts w:ascii="Arial" w:hAnsi="Arial" w:cs="Arial"/>
-                <w:sz w:val="24"/>
-                <w:szCs w:val="24"/>
-              </w:rPr>
-            </w:pPr>
-            <w:r>
-              <w:rPr>
-                <w:rFonts w:ascii="Arial" w:hAnsi="Arial" w:cs="Arial"/>
-                <w:sz w:val="24"/>
-                <w:szCs w:val="24"/>
-              </w:rPr>
-              <w:t>8:20pm</w:t>
+            <w:vAlign w:val="center"/>
+          </w:tcPr>
+          <w:p>
+            <w:pPr>
+              <w:rPr>
+                <w:rFonts w:ascii="Arial" w:hAnsi="Arial" w:cs="Arial"/>
+                <w:sz w:val="24"/>
+                <w:szCs w:val="24"/>
+              </w:rPr>
+            </w:pPr>
+            <w:r>
+              <w:rPr>
+                <w:rFonts w:ascii="Arial" w:hAnsi="Arial" w:cs="Arial"/>
+                <w:sz w:val="24"/>
+                <w:szCs w:val="24"/>
+              </w:rPr>
+              <w:t>8:50pm</w:t>
             </w:r>
           </w:p>
         </w:tc>
         <w:tc>
           <w:tcPr>
             <w:tcW w:w="1535" w:type="dxa"/>
-          </w:tcPr>
-          <w:p>
-            <w:pPr>
-              <w:rPr>
-                <w:rFonts w:ascii="Arial" w:hAnsi="Arial" w:cs="Arial"/>
-                <w:sz w:val="24"/>
-                <w:szCs w:val="24"/>
-              </w:rPr>
-            </w:pPr>
-            <w:r>
-              <w:rPr>
-                <w:rFonts w:ascii="Arial" w:hAnsi="Arial" w:cs="Arial"/>
-                <w:sz w:val="24"/>
-                <w:szCs w:val="24"/>
-              </w:rPr>
-              <w:t>8:30pm</w:t>
+            <w:vAlign w:val="center"/>
+          </w:tcPr>
+          <w:p>
+            <w:pPr>
+              <w:rPr>
+                <w:rFonts w:ascii="Arial" w:hAnsi="Arial" w:cs="Arial"/>
+                <w:sz w:val="24"/>
+                <w:szCs w:val="24"/>
+              </w:rPr>
+            </w:pPr>
+            <w:r>
+              <w:rPr>
+                <w:rFonts w:ascii="Arial" w:hAnsi="Arial" w:cs="Arial"/>
+                <w:sz w:val="24"/>
+                <w:szCs w:val="24"/>
+              </w:rPr>
+              <w:t>9:15pm</w:t>
             </w:r>
           </w:p>
         </w:tc>
         <w:tc>
           <w:tcPr>
             <w:tcW w:w="2480" w:type="dxa"/>
+            <w:vAlign w:val="center"/>
           </w:tcPr>
           <w:p>
             <w:pPr>
@@ -18303,6 +18736,112 @@
               </w:rPr>
               <w:t>Completado</w:t>
             </w:r>
+          </w:p>
+        </w:tc>
+      </w:tr>
+    </w:tbl>
+    <w:p/>
+    <w:p/>
+    <w:p/>
+    <w:p/>
+    <w:p/>
+    <w:p/>
+    <w:p/>
+    <w:p/>
+    <w:p/>
+    <w:p/>
+    <w:tbl>
+      <w:tblPr>
+        <w:tblStyle w:val="Tablaconcuadrcula"/>
+        <w:tblW w:w="9634" w:type="dxa"/>
+        <w:jc w:val="center"/>
+        <w:tblBorders>
+          <w:top w:val="single" w:sz="4" w:space="0" w:color="7F7F7F" w:themeColor="text1" w:themeTint="80"/>
+          <w:left w:val="single" w:sz="4" w:space="0" w:color="7F7F7F" w:themeColor="text1" w:themeTint="80"/>
+          <w:bottom w:val="single" w:sz="4" w:space="0" w:color="7F7F7F" w:themeColor="text1" w:themeTint="80"/>
+          <w:right w:val="single" w:sz="4" w:space="0" w:color="7F7F7F" w:themeColor="text1" w:themeTint="80"/>
+          <w:insideH w:val="single" w:sz="4" w:space="0" w:color="7F7F7F" w:themeColor="text1" w:themeTint="80"/>
+        </w:tblBorders>
+        <w:tblCellMar>
+          <w:top w:w="57" w:type="dxa"/>
+          <w:bottom w:w="57" w:type="dxa"/>
+        </w:tblCellMar>
+        <w:tblLook w:val="04A0" w:firstRow="1" w:lastRow="0" w:firstColumn="1" w:lastColumn="0" w:noHBand="0" w:noVBand="1"/>
+      </w:tblPr>
+      <w:tblGrid>
+        <w:gridCol w:w="5098"/>
+        <w:gridCol w:w="4536"/>
+      </w:tblGrid>
+      <w:tr>
+        <w:trPr>
+          <w:trHeight w:val="583"/>
+          <w:jc w:val="center"/>
+        </w:trPr>
+        <w:tc>
+          <w:tcPr>
+            <w:tcW w:w="9634" w:type="dxa"/>
+            <w:gridSpan w:val="2"/>
+            <w:shd w:val="clear" w:color="auto" w:fill="262626" w:themeFill="text1" w:themeFillTint="D9"/>
+            <w:vAlign w:val="center"/>
+          </w:tcPr>
+          <w:p>
+            <w:pPr>
+              <w:pStyle w:val="Ttulo2"/>
+              <w:rPr>
+                <w:rFonts w:ascii="Aptos" w:hAnsi="Aptos"/>
+                <w:b/>
+                <w:bCs/>
+                <w:color w:val="FFFFFF" w:themeColor="background1"/>
+                <w:sz w:val="28"/>
+                <w:szCs w:val="28"/>
+              </w:rPr>
+            </w:pPr>
+            <w:bookmarkStart w:id="29" w:name="_Toc229378946"/>
+            <w:r>
+              <w:rPr>
+                <w:rFonts w:ascii="Aptos" w:hAnsi="Aptos"/>
+                <w:b/>
+                <w:bCs/>
+                <w:color w:val="FFFFFF" w:themeColor="background1"/>
+                <w:sz w:val="28"/>
+                <w:szCs w:val="28"/>
+              </w:rPr>
+              <w:t xml:space="preserve">Día </w:t>
+            </w:r>
+            <w:r>
+              <w:rPr>
+                <w:rFonts w:ascii="Aptos" w:hAnsi="Aptos"/>
+                <w:b/>
+                <w:bCs/>
+                <w:color w:val="FFFFFF" w:themeColor="background1"/>
+                <w:sz w:val="28"/>
+                <w:szCs w:val="28"/>
+              </w:rPr>
+              <w:t>2</w:t>
+            </w:r>
+            <w:r>
+              <w:rPr>
+                <w:rFonts w:ascii="Aptos" w:hAnsi="Aptos"/>
+                <w:b/>
+                <w:bCs/>
+                <w:color w:val="FFFFFF" w:themeColor="background1"/>
+                <w:sz w:val="28"/>
+                <w:szCs w:val="28"/>
+              </w:rPr>
+              <w:t xml:space="preserve">: </w:t>
+            </w:r>
+            <w:r>
+              <w:rPr>
+                <w:rFonts w:ascii="Aptos" w:hAnsi="Aptos"/>
+                <w:b/>
+                <w:bCs/>
+                <w:color w:val="FFFFFF" w:themeColor="background1"/>
+                <w:sz w:val="28"/>
+                <w:szCs w:val="28"/>
+              </w:rPr>
+              <w:t>Elaboración del Gráfico de Gantt y Revisión del Documento</w:t>
+            </w:r>
+            <w:bookmarkEnd w:id="29"/>
           </w:p>
         </w:tc>
       </w:tr>
@@ -18312,23 +18851,313 @@
         </w:trPr>
         <w:tc>
           <w:tcPr>
-            <w:tcW w:w="2955" w:type="dxa"/>
-          </w:tcPr>
-          <w:p>
-            <w:pPr>
-              <w:rPr>
-                <w:rFonts w:ascii="Arial" w:hAnsi="Arial" w:cs="Arial"/>
-                <w:sz w:val="24"/>
-                <w:szCs w:val="24"/>
-              </w:rPr>
-            </w:pPr>
-            <w:r>
-              <w:rPr>
-                <w:rFonts w:ascii="Arial" w:hAnsi="Arial" w:cs="Arial"/>
-                <w:sz w:val="24"/>
-                <w:szCs w:val="24"/>
-              </w:rPr>
-              <w:t xml:space="preserve">Elaborar documento con </w:t>
+            <w:tcW w:w="9634" w:type="dxa"/>
+            <w:gridSpan w:val="2"/>
+            <w:vAlign w:val="center"/>
+          </w:tcPr>
+          <w:p>
+            <w:pPr>
+              <w:rPr>
+                <w:rFonts w:ascii="Arial" w:hAnsi="Arial" w:cs="Arial"/>
+                <w:sz w:val="24"/>
+                <w:szCs w:val="24"/>
+              </w:rPr>
+            </w:pPr>
+            <w:r>
+              <w:rPr>
+                <w:rFonts w:ascii="Arial" w:hAnsi="Arial" w:cs="Arial"/>
+                <w:b/>
+                <w:bCs/>
+                <w:sz w:val="24"/>
+                <w:szCs w:val="24"/>
+              </w:rPr>
+              <w:t xml:space="preserve">Nombre del Proyecto: </w:t>
+            </w:r>
+            <w:r>
+              <w:rPr>
+                <w:rFonts w:ascii="Arial" w:hAnsi="Arial" w:cs="Arial"/>
+                <w:sz w:val="24"/>
+                <w:szCs w:val="24"/>
+              </w:rPr>
+              <w:t>Portafolio Digital de Arquitecto</w:t>
+            </w:r>
+          </w:p>
+        </w:tc>
+      </w:tr>
+      <w:tr>
+        <w:trPr>
+          <w:jc w:val="center"/>
+        </w:trPr>
+        <w:tc>
+          <w:tcPr>
+            <w:tcW w:w="5098" w:type="dxa"/>
+            <w:vAlign w:val="center"/>
+          </w:tcPr>
+          <w:p>
+            <w:pPr>
+              <w:rPr>
+                <w:rFonts w:ascii="Arial" w:hAnsi="Arial" w:cs="Arial"/>
+                <w:b/>
+                <w:bCs/>
+                <w:sz w:val="24"/>
+                <w:szCs w:val="24"/>
+              </w:rPr>
+            </w:pPr>
+            <w:r>
+              <w:rPr>
+                <w:rFonts w:ascii="Arial" w:hAnsi="Arial" w:cs="Arial"/>
+                <w:b/>
+                <w:bCs/>
+                <w:sz w:val="24"/>
+                <w:szCs w:val="24"/>
+              </w:rPr>
+              <w:t xml:space="preserve">Equipo No.: </w:t>
+            </w:r>
+            <w:r>
+              <w:rPr>
+                <w:rFonts w:ascii="Arial" w:hAnsi="Arial" w:cs="Arial"/>
+                <w:b/>
+                <w:bCs/>
+                <w:sz w:val="24"/>
+                <w:szCs w:val="24"/>
+              </w:rPr>
+              <w:tab/>
+            </w:r>
+            <w:r>
+              <w:rPr>
+                <w:rFonts w:ascii="Arial" w:hAnsi="Arial" w:cs="Arial"/>
+                <w:sz w:val="24"/>
+                <w:szCs w:val="24"/>
+              </w:rPr>
+              <w:t>6</w:t>
+            </w:r>
+          </w:p>
+        </w:tc>
+        <w:tc>
+          <w:tcPr>
+            <w:tcW w:w="4536" w:type="dxa"/>
+            <w:vAlign w:val="center"/>
+          </w:tcPr>
+          <w:p>
+            <w:pPr>
+              <w:rPr>
+                <w:rFonts w:ascii="Arial" w:hAnsi="Arial" w:cs="Arial"/>
+                <w:b/>
+                <w:bCs/>
+                <w:sz w:val="24"/>
+                <w:szCs w:val="24"/>
+              </w:rPr>
+            </w:pPr>
+            <w:r>
+              <w:rPr>
+                <w:rFonts w:ascii="Arial" w:hAnsi="Arial" w:cs="Arial"/>
+                <w:b/>
+                <w:bCs/>
+                <w:sz w:val="24"/>
+                <w:szCs w:val="24"/>
+              </w:rPr>
+              <w:t>Fecha:</w:t>
+            </w:r>
+            <w:r>
+              <w:rPr>
+                <w:rFonts w:ascii="Arial" w:hAnsi="Arial" w:cs="Arial"/>
+                <w:b/>
+                <w:bCs/>
+                <w:sz w:val="24"/>
+                <w:szCs w:val="24"/>
+              </w:rPr>
+              <w:t xml:space="preserve"> </w:t>
+            </w:r>
+            <w:r>
+              <w:rPr>
+                <w:rFonts w:ascii="Arial" w:hAnsi="Arial" w:cs="Arial"/>
+                <w:sz w:val="24"/>
+                <w:szCs w:val="24"/>
+              </w:rPr>
+              <w:t>10</w:t>
+            </w:r>
+            <w:r>
+              <w:rPr>
+                <w:rFonts w:ascii="Arial" w:hAnsi="Arial" w:cs="Arial"/>
+                <w:sz w:val="24"/>
+                <w:szCs w:val="24"/>
+              </w:rPr>
+              <w:t>/0</w:t>
+            </w:r>
+            <w:r>
+              <w:rPr>
+                <w:rFonts w:ascii="Arial" w:hAnsi="Arial" w:cs="Arial"/>
+                <w:sz w:val="24"/>
+                <w:szCs w:val="24"/>
+              </w:rPr>
+              <w:t>5</w:t>
+            </w:r>
+            <w:r>
+              <w:rPr>
+                <w:rFonts w:ascii="Arial" w:hAnsi="Arial" w:cs="Arial"/>
+                <w:sz w:val="24"/>
+                <w:szCs w:val="24"/>
+              </w:rPr>
+              <w:t>/202</w:t>
+            </w:r>
+            <w:r>
+              <w:rPr>
+                <w:rFonts w:ascii="Arial" w:hAnsi="Arial" w:cs="Arial"/>
+                <w:sz w:val="24"/>
+                <w:szCs w:val="24"/>
+              </w:rPr>
+              <w:t>6</w:t>
+            </w:r>
+          </w:p>
+        </w:tc>
+      </w:tr>
+      <w:tr>
+        <w:trPr>
+          <w:jc w:val="center"/>
+        </w:trPr>
+        <w:tc>
+          <w:tcPr>
+            <w:tcW w:w="5098" w:type="dxa"/>
+            <w:vAlign w:val="center"/>
+          </w:tcPr>
+          <w:p>
+            <w:pPr>
+              <w:rPr>
+                <w:rFonts w:ascii="Arial" w:hAnsi="Arial" w:cs="Arial"/>
+                <w:b/>
+                <w:bCs/>
+                <w:sz w:val="24"/>
+                <w:szCs w:val="24"/>
+              </w:rPr>
+            </w:pPr>
+            <w:r>
+              <w:rPr>
+                <w:rFonts w:ascii="Arial" w:hAnsi="Arial" w:cs="Arial"/>
+                <w:b/>
+                <w:bCs/>
+                <w:sz w:val="24"/>
+                <w:szCs w:val="24"/>
+              </w:rPr>
+              <w:t xml:space="preserve">Número de sesión / Día de trabajo: </w:t>
+            </w:r>
+            <w:r>
+              <w:rPr>
+                <w:rFonts w:ascii="Arial" w:hAnsi="Arial" w:cs="Arial"/>
+                <w:sz w:val="24"/>
+                <w:szCs w:val="24"/>
+              </w:rPr>
+              <w:t>1</w:t>
+            </w:r>
+          </w:p>
+        </w:tc>
+        <w:tc>
+          <w:tcPr>
+            <w:tcW w:w="4536" w:type="dxa"/>
+            <w:vAlign w:val="center"/>
+          </w:tcPr>
+          <w:p>
+            <w:pPr>
+              <w:rPr>
+                <w:rFonts w:ascii="Arial" w:hAnsi="Arial" w:cs="Arial"/>
+                <w:b/>
+                <w:bCs/>
+                <w:sz w:val="24"/>
+                <w:szCs w:val="24"/>
+              </w:rPr>
+            </w:pPr>
+            <w:r>
+              <w:rPr>
+                <w:rFonts w:ascii="Arial" w:hAnsi="Arial" w:cs="Arial"/>
+                <w:b/>
+                <w:bCs/>
+                <w:sz w:val="24"/>
+                <w:szCs w:val="24"/>
+              </w:rPr>
+              <w:t xml:space="preserve">Modalidad: </w:t>
+            </w:r>
+            <w:r>
+              <w:rPr>
+                <w:rFonts w:ascii="Arial" w:hAnsi="Arial" w:cs="Arial"/>
+                <w:sz w:val="24"/>
+                <w:szCs w:val="24"/>
+              </w:rPr>
+              <w:t xml:space="preserve">Presencial / </w:t>
+            </w:r>
+            <w:r>
+              <w:rPr>
+                <w:rFonts w:ascii="Arial" w:hAnsi="Arial" w:cs="Arial"/>
+                <w:sz w:val="24"/>
+                <w:szCs w:val="24"/>
+                <w:shd w:val="clear" w:color="auto" w:fill="F5E4A9" w:themeFill="accent3" w:themeFillTint="66"/>
+              </w:rPr>
+              <w:t>Virtual</w:t>
+            </w:r>
+            <w:r>
+              <w:rPr>
+                <w:rFonts w:ascii="Arial" w:hAnsi="Arial" w:cs="Arial"/>
+                <w:sz w:val="24"/>
+                <w:szCs w:val="24"/>
+              </w:rPr>
+              <w:t xml:space="preserve"> / </w:t>
+            </w:r>
+            <w:r>
+              <w:rPr>
+                <w:rFonts w:ascii="Arial" w:hAnsi="Arial" w:cs="Arial"/>
+                <w:sz w:val="24"/>
+                <w:szCs w:val="24"/>
+              </w:rPr>
+              <w:t>Mixto</w:t>
+            </w:r>
+          </w:p>
+        </w:tc>
+      </w:tr>
+      <w:tr>
+        <w:trPr>
+          <w:jc w:val="center"/>
+        </w:trPr>
+        <w:tc>
+          <w:tcPr>
+            <w:tcW w:w="9634" w:type="dxa"/>
+            <w:gridSpan w:val="2"/>
+            <w:vAlign w:val="center"/>
+          </w:tcPr>
+          <w:p>
+            <w:pPr>
+              <w:rPr>
+                <w:rFonts w:ascii="Arial" w:hAnsi="Arial" w:cs="Arial"/>
+                <w:b/>
+                <w:bCs/>
+                <w:sz w:val="24"/>
+                <w:szCs w:val="24"/>
+              </w:rPr>
+            </w:pPr>
+            <w:r>
+              <w:rPr>
+                <w:rFonts w:ascii="Arial" w:hAnsi="Arial" w:cs="Arial"/>
+                <w:b/>
+                <w:bCs/>
+                <w:sz w:val="24"/>
+                <w:szCs w:val="24"/>
+              </w:rPr>
+              <w:t>Duración de la sesión:</w:t>
+            </w:r>
+            <w:r>
+              <w:rPr>
+                <w:rFonts w:ascii="Arial" w:hAnsi="Arial" w:cs="Arial"/>
+                <w:b/>
+                <w:bCs/>
+                <w:sz w:val="24"/>
+                <w:szCs w:val="24"/>
+              </w:rPr>
+              <w:t xml:space="preserve"> </w:t>
+            </w:r>
+            <w:r>
+              <w:rPr>
+                <w:rFonts w:ascii="Arial" w:hAnsi="Arial" w:cs="Arial"/>
+                <w:sz w:val="24"/>
+                <w:szCs w:val="24"/>
+              </w:rPr>
+              <w:t xml:space="preserve">3 </w:t>
             </w:r>
             <w:proofErr w:type="spellStart"/>
             <w:r>
@@ -18337,154 +19166,22 @@
                 <w:sz w:val="24"/>
                 <w:szCs w:val="24"/>
               </w:rPr>
-              <w:t>requisistos</w:t>
+              <w:t>hr</w:t>
             </w:r>
             <w:proofErr w:type="spellEnd"/>
-          </w:p>
-        </w:tc>
-        <w:tc>
-          <w:tcPr>
-            <w:tcW w:w="2004" w:type="dxa"/>
-          </w:tcPr>
-          <w:p>
-            <w:pPr>
-              <w:rPr>
-                <w:rFonts w:ascii="Arial" w:hAnsi="Arial" w:cs="Arial"/>
-                <w:sz w:val="24"/>
-                <w:szCs w:val="24"/>
-              </w:rPr>
-            </w:pPr>
-            <w:r>
-              <w:rPr>
-                <w:rFonts w:ascii="Arial" w:hAnsi="Arial" w:cs="Arial"/>
-                <w:sz w:val="24"/>
-                <w:szCs w:val="24"/>
-              </w:rPr>
-              <w:t>María Fernanda Barrón Álvarez</w:t>
-            </w:r>
-          </w:p>
-          <w:p>
-            <w:pPr>
-              <w:rPr>
-                <w:rFonts w:ascii="Arial" w:hAnsi="Arial" w:cs="Arial"/>
-                <w:sz w:val="24"/>
-                <w:szCs w:val="24"/>
-              </w:rPr>
-            </w:pPr>
-          </w:p>
-          <w:p>
-            <w:pPr>
-              <w:rPr>
-                <w:rFonts w:ascii="Arial" w:hAnsi="Arial" w:cs="Arial"/>
-                <w:sz w:val="24"/>
-                <w:szCs w:val="24"/>
-              </w:rPr>
-            </w:pPr>
-            <w:r>
-              <w:rPr>
-                <w:rFonts w:ascii="Arial" w:hAnsi="Arial" w:cs="Arial"/>
-                <w:sz w:val="24"/>
-                <w:szCs w:val="24"/>
-              </w:rPr>
-              <w:t>Leslie Miroslava Benítez Marín</w:t>
-            </w:r>
-          </w:p>
-          <w:p>
-            <w:pPr>
-              <w:rPr>
-                <w:rFonts w:ascii="Arial" w:hAnsi="Arial" w:cs="Arial"/>
-                <w:sz w:val="24"/>
-                <w:szCs w:val="24"/>
-              </w:rPr>
-            </w:pPr>
-          </w:p>
-          <w:p>
-            <w:pPr>
-              <w:rPr>
-                <w:rFonts w:ascii="Arial" w:hAnsi="Arial" w:cs="Arial"/>
-                <w:sz w:val="24"/>
-                <w:szCs w:val="24"/>
-              </w:rPr>
-            </w:pPr>
-            <w:r>
-              <w:rPr>
-                <w:rFonts w:ascii="Arial" w:hAnsi="Arial" w:cs="Arial"/>
-                <w:sz w:val="24"/>
-                <w:szCs w:val="24"/>
-              </w:rPr>
-              <w:t>Leonardo Merino Garfias</w:t>
-            </w:r>
-          </w:p>
-        </w:tc>
-        <w:tc>
-          <w:tcPr>
-            <w:tcW w:w="1150" w:type="dxa"/>
-          </w:tcPr>
-          <w:p>
-            <w:pPr>
-              <w:rPr>
-                <w:rFonts w:ascii="Arial" w:hAnsi="Arial" w:cs="Arial"/>
-                <w:sz w:val="24"/>
-                <w:szCs w:val="24"/>
-              </w:rPr>
-            </w:pPr>
-            <w:r>
-              <w:rPr>
-                <w:rFonts w:ascii="Arial" w:hAnsi="Arial" w:cs="Arial"/>
-                <w:sz w:val="24"/>
-                <w:szCs w:val="24"/>
-              </w:rPr>
-              <w:t>7:00pm</w:t>
-            </w:r>
-          </w:p>
-        </w:tc>
-        <w:tc>
-          <w:tcPr>
-            <w:tcW w:w="1535" w:type="dxa"/>
-          </w:tcPr>
-          <w:p>
-            <w:pPr>
-              <w:rPr>
-                <w:rFonts w:ascii="Arial" w:hAnsi="Arial" w:cs="Arial"/>
-                <w:sz w:val="24"/>
-                <w:szCs w:val="24"/>
-              </w:rPr>
-            </w:pPr>
-            <w:r>
-              <w:rPr>
-                <w:rFonts w:ascii="Arial" w:hAnsi="Arial" w:cs="Arial"/>
-                <w:sz w:val="24"/>
-                <w:szCs w:val="24"/>
-              </w:rPr>
-              <w:t>8:20pm</w:t>
-            </w:r>
-          </w:p>
-        </w:tc>
-        <w:tc>
-          <w:tcPr>
-            <w:tcW w:w="2480" w:type="dxa"/>
-          </w:tcPr>
-          <w:p>
-            <w:pPr>
-              <w:rPr>
-                <w:rFonts w:ascii="Arial" w:hAnsi="Arial" w:cs="Arial"/>
-                <w:sz w:val="24"/>
-                <w:szCs w:val="24"/>
-              </w:rPr>
-            </w:pPr>
-            <w:r>
-              <w:rPr>
-                <w:rFonts w:ascii="Arial" w:hAnsi="Arial" w:cs="Arial"/>
-                <w:sz w:val="24"/>
-                <w:szCs w:val="24"/>
-              </w:rPr>
-              <w:t>Completado</w:t>
-            </w:r>
           </w:p>
         </w:tc>
       </w:tr>
     </w:tbl>
-    <w:p/>
+    <w:p>
+      <w:pPr>
+        <w:rPr>
+          <w:rFonts w:ascii="Arial" w:hAnsi="Arial" w:cs="Arial"/>
+          <w:sz w:val="24"/>
+          <w:szCs w:val="24"/>
+        </w:rPr>
+      </w:pPr>
+    </w:p>
     <w:p>
       <w:pPr>
         <w:pStyle w:val="titulo1"/>
@@ -18494,6 +19191,1595 @@
           <w:szCs w:val="72"/>
         </w:rPr>
       </w:pPr>
+      <w:bookmarkStart w:id="30" w:name="_Toc229378947"/>
+      <w:r>
+        <w:rPr>
+          <w:sz w:val="32"/>
+          <w:szCs w:val="72"/>
+        </w:rPr>
+        <w:t>Asistencia y Participación</w:t>
+      </w:r>
+      <w:bookmarkEnd w:id="30"/>
+    </w:p>
+    <w:tbl>
+      <w:tblPr>
+        <w:tblStyle w:val="Tablaconcuadrcula"/>
+        <w:tblW w:w="10281" w:type="dxa"/>
+        <w:jc w:val="center"/>
+        <w:tblBorders>
+          <w:top w:val="single" w:sz="4" w:space="0" w:color="7F7F7F" w:themeColor="text1" w:themeTint="80"/>
+          <w:left w:val="single" w:sz="4" w:space="0" w:color="7F7F7F" w:themeColor="text1" w:themeTint="80"/>
+          <w:bottom w:val="single" w:sz="4" w:space="0" w:color="7F7F7F" w:themeColor="text1" w:themeTint="80"/>
+          <w:right w:val="single" w:sz="4" w:space="0" w:color="7F7F7F" w:themeColor="text1" w:themeTint="80"/>
+          <w:insideH w:val="single" w:sz="4" w:space="0" w:color="7F7F7F" w:themeColor="text1" w:themeTint="80"/>
+          <w:insideV w:val="single" w:sz="4" w:space="0" w:color="7F7F7F" w:themeColor="text1" w:themeTint="80"/>
+        </w:tblBorders>
+        <w:tblCellMar>
+          <w:top w:w="57" w:type="dxa"/>
+          <w:bottom w:w="57" w:type="dxa"/>
+        </w:tblCellMar>
+        <w:tblLook w:val="04A0" w:firstRow="1" w:lastRow="0" w:firstColumn="1" w:lastColumn="0" w:noHBand="0" w:noVBand="1"/>
+      </w:tblPr>
+      <w:tblGrid>
+        <w:gridCol w:w="1530"/>
+        <w:gridCol w:w="1791"/>
+        <w:gridCol w:w="1557"/>
+        <w:gridCol w:w="3033"/>
+        <w:gridCol w:w="2370"/>
+      </w:tblGrid>
+      <w:tr>
+        <w:trPr>
+          <w:jc w:val="center"/>
+        </w:trPr>
+        <w:tc>
+          <w:tcPr>
+            <w:tcW w:w="1538" w:type="dxa"/>
+            <w:shd w:val="clear" w:color="auto" w:fill="262626" w:themeFill="text1" w:themeFillTint="D9"/>
+            <w:vAlign w:val="center"/>
+          </w:tcPr>
+          <w:p>
+            <w:pPr>
+              <w:jc w:val="center"/>
+              <w:rPr>
+                <w:rFonts w:ascii="Arial" w:hAnsi="Arial" w:cs="Arial"/>
+                <w:b/>
+                <w:bCs/>
+                <w:sz w:val="24"/>
+                <w:szCs w:val="24"/>
+              </w:rPr>
+            </w:pPr>
+            <w:r>
+              <w:rPr>
+                <w:rFonts w:ascii="Arial" w:hAnsi="Arial" w:cs="Arial"/>
+                <w:b/>
+                <w:bCs/>
+                <w:sz w:val="24"/>
+                <w:szCs w:val="24"/>
+              </w:rPr>
+              <w:t>Integrante</w:t>
+            </w:r>
+          </w:p>
+        </w:tc>
+        <w:tc>
+          <w:tcPr>
+            <w:tcW w:w="1791" w:type="dxa"/>
+            <w:shd w:val="clear" w:color="auto" w:fill="262626" w:themeFill="text1" w:themeFillTint="D9"/>
+            <w:vAlign w:val="center"/>
+          </w:tcPr>
+          <w:p>
+            <w:pPr>
+              <w:jc w:val="center"/>
+              <w:rPr>
+                <w:rFonts w:ascii="Arial" w:hAnsi="Arial" w:cs="Arial"/>
+                <w:b/>
+                <w:bCs/>
+                <w:sz w:val="24"/>
+                <w:szCs w:val="24"/>
+              </w:rPr>
+            </w:pPr>
+            <w:r>
+              <w:rPr>
+                <w:rFonts w:ascii="Arial" w:hAnsi="Arial" w:cs="Arial"/>
+                <w:b/>
+                <w:bCs/>
+                <w:sz w:val="24"/>
+                <w:szCs w:val="24"/>
+              </w:rPr>
+              <w:t>Rol</w:t>
+            </w:r>
+          </w:p>
+        </w:tc>
+        <w:tc>
+          <w:tcPr>
+            <w:tcW w:w="1563" w:type="dxa"/>
+            <w:shd w:val="clear" w:color="auto" w:fill="262626" w:themeFill="text1" w:themeFillTint="D9"/>
+            <w:vAlign w:val="center"/>
+          </w:tcPr>
+          <w:p>
+            <w:pPr>
+              <w:jc w:val="center"/>
+              <w:rPr>
+                <w:rFonts w:ascii="Arial" w:hAnsi="Arial" w:cs="Arial"/>
+                <w:b/>
+                <w:bCs/>
+                <w:sz w:val="24"/>
+                <w:szCs w:val="24"/>
+              </w:rPr>
+            </w:pPr>
+            <w:r>
+              <w:rPr>
+                <w:rFonts w:ascii="Arial" w:hAnsi="Arial" w:cs="Arial"/>
+                <w:b/>
+                <w:bCs/>
+                <w:sz w:val="24"/>
+                <w:szCs w:val="24"/>
+              </w:rPr>
+              <w:t>Asistencia (Sí/No)</w:t>
+            </w:r>
+          </w:p>
+        </w:tc>
+        <w:tc>
+          <w:tcPr>
+            <w:tcW w:w="3061" w:type="dxa"/>
+            <w:shd w:val="clear" w:color="auto" w:fill="262626" w:themeFill="text1" w:themeFillTint="D9"/>
+            <w:vAlign w:val="center"/>
+          </w:tcPr>
+          <w:p>
+            <w:pPr>
+              <w:jc w:val="center"/>
+              <w:rPr>
+                <w:rFonts w:ascii="Arial" w:hAnsi="Arial" w:cs="Arial"/>
+                <w:b/>
+                <w:bCs/>
+                <w:sz w:val="24"/>
+                <w:szCs w:val="24"/>
+              </w:rPr>
+            </w:pPr>
+            <w:r>
+              <w:rPr>
+                <w:rFonts w:ascii="Arial" w:hAnsi="Arial" w:cs="Arial"/>
+                <w:b/>
+                <w:bCs/>
+                <w:sz w:val="24"/>
+                <w:szCs w:val="24"/>
+              </w:rPr>
+              <w:t>Actividades</w:t>
+            </w:r>
+          </w:p>
+        </w:tc>
+        <w:tc>
+          <w:tcPr>
+            <w:tcW w:w="2328" w:type="dxa"/>
+            <w:shd w:val="clear" w:color="auto" w:fill="262626" w:themeFill="text1" w:themeFillTint="D9"/>
+            <w:vAlign w:val="center"/>
+          </w:tcPr>
+          <w:p>
+            <w:pPr>
+              <w:jc w:val="center"/>
+              <w:rPr>
+                <w:rFonts w:ascii="Arial" w:hAnsi="Arial" w:cs="Arial"/>
+                <w:b/>
+                <w:bCs/>
+                <w:sz w:val="24"/>
+                <w:szCs w:val="24"/>
+              </w:rPr>
+            </w:pPr>
+            <w:r>
+              <w:rPr>
+                <w:rFonts w:ascii="Arial" w:hAnsi="Arial" w:cs="Arial"/>
+                <w:b/>
+                <w:bCs/>
+                <w:sz w:val="24"/>
+                <w:szCs w:val="24"/>
+              </w:rPr>
+              <w:t>Entregables Esperados</w:t>
+            </w:r>
+          </w:p>
+        </w:tc>
+      </w:tr>
+      <w:tr>
+        <w:trPr>
+          <w:jc w:val="center"/>
+        </w:trPr>
+        <w:tc>
+          <w:tcPr>
+            <w:tcW w:w="1538" w:type="dxa"/>
+            <w:vAlign w:val="center"/>
+          </w:tcPr>
+          <w:p>
+            <w:pPr>
+              <w:rPr>
+                <w:rFonts w:ascii="Arial" w:hAnsi="Arial" w:cs="Arial"/>
+                <w:sz w:val="24"/>
+                <w:szCs w:val="24"/>
+              </w:rPr>
+            </w:pPr>
+            <w:r>
+              <w:rPr>
+                <w:rFonts w:ascii="Arial" w:hAnsi="Arial" w:cs="Arial"/>
+                <w:sz w:val="24"/>
+                <w:szCs w:val="24"/>
+              </w:rPr>
+              <w:t>María Fernanda Barrón Álvarez</w:t>
+            </w:r>
+          </w:p>
+        </w:tc>
+        <w:tc>
+          <w:tcPr>
+            <w:tcW w:w="1791" w:type="dxa"/>
+            <w:vAlign w:val="center"/>
+          </w:tcPr>
+          <w:p>
+            <w:pPr>
+              <w:rPr>
+                <w:rFonts w:ascii="Arial" w:hAnsi="Arial" w:cs="Arial"/>
+                <w:sz w:val="24"/>
+                <w:szCs w:val="24"/>
+              </w:rPr>
+            </w:pPr>
+            <w:r>
+              <w:rPr>
+                <w:rFonts w:ascii="Arial" w:hAnsi="Arial" w:cs="Arial"/>
+                <w:sz w:val="24"/>
+                <w:szCs w:val="24"/>
+              </w:rPr>
+              <w:t>Project Manager</w:t>
+            </w:r>
+          </w:p>
+        </w:tc>
+        <w:tc>
+          <w:tcPr>
+            <w:tcW w:w="1563" w:type="dxa"/>
+            <w:vAlign w:val="center"/>
+          </w:tcPr>
+          <w:p>
+            <w:pPr>
+              <w:rPr>
+                <w:rFonts w:ascii="Arial" w:hAnsi="Arial" w:cs="Arial"/>
+                <w:sz w:val="24"/>
+                <w:szCs w:val="24"/>
+              </w:rPr>
+            </w:pPr>
+            <w:r>
+              <w:rPr>
+                <w:rFonts w:ascii="Arial" w:hAnsi="Arial" w:cs="Arial"/>
+                <w:sz w:val="24"/>
+                <w:szCs w:val="24"/>
+              </w:rPr>
+              <w:t>Sí</w:t>
+            </w:r>
+          </w:p>
+        </w:tc>
+        <w:tc>
+          <w:tcPr>
+            <w:tcW w:w="3061" w:type="dxa"/>
+            <w:vAlign w:val="center"/>
+          </w:tcPr>
+          <w:p>
+            <w:pPr>
+              <w:pStyle w:val="Prrafodelista"/>
+              <w:numPr>
+                <w:ilvl w:val="0"/>
+                <w:numId w:val="55"/>
+              </w:numPr>
+              <w:ind w:left="246" w:hanging="218"/>
+              <w:rPr>
+                <w:rFonts w:ascii="Arial" w:hAnsi="Arial" w:cs="Arial"/>
+                <w:sz w:val="24"/>
+                <w:szCs w:val="24"/>
+              </w:rPr>
+            </w:pPr>
+            <w:r>
+              <w:rPr>
+                <w:rFonts w:ascii="Arial" w:hAnsi="Arial" w:cs="Arial"/>
+                <w:sz w:val="24"/>
+                <w:szCs w:val="24"/>
+              </w:rPr>
+              <w:t>Organizar tareas por sprint</w:t>
+            </w:r>
+          </w:p>
+          <w:p>
+            <w:pPr>
+              <w:pStyle w:val="Prrafodelista"/>
+              <w:numPr>
+                <w:ilvl w:val="0"/>
+                <w:numId w:val="55"/>
+              </w:numPr>
+              <w:ind w:left="246" w:hanging="218"/>
+              <w:rPr>
+                <w:rFonts w:ascii="Arial" w:hAnsi="Arial" w:cs="Arial"/>
+                <w:sz w:val="24"/>
+                <w:szCs w:val="24"/>
+              </w:rPr>
+            </w:pPr>
+            <w:r>
+              <w:rPr>
+                <w:rFonts w:ascii="Arial" w:hAnsi="Arial" w:cs="Arial"/>
+                <w:sz w:val="24"/>
+                <w:szCs w:val="24"/>
+              </w:rPr>
+              <w:t>Integrar referencias y formato del documento</w:t>
+            </w:r>
+          </w:p>
+          <w:p>
+            <w:pPr>
+              <w:pStyle w:val="Prrafodelista"/>
+              <w:numPr>
+                <w:ilvl w:val="0"/>
+                <w:numId w:val="55"/>
+              </w:numPr>
+              <w:ind w:left="246" w:hanging="218"/>
+              <w:rPr>
+                <w:rFonts w:ascii="Arial" w:hAnsi="Arial" w:cs="Arial"/>
+                <w:sz w:val="24"/>
+                <w:szCs w:val="24"/>
+              </w:rPr>
+            </w:pPr>
+            <w:r>
+              <w:rPr>
+                <w:rFonts w:ascii="Arial" w:hAnsi="Arial" w:cs="Arial"/>
+                <w:sz w:val="24"/>
+                <w:szCs w:val="24"/>
+              </w:rPr>
+              <w:t>Revisión general</w:t>
+            </w:r>
+          </w:p>
+        </w:tc>
+        <w:tc>
+          <w:tcPr>
+            <w:tcW w:w="2328" w:type="dxa"/>
+            <w:vAlign w:val="center"/>
+          </w:tcPr>
+          <w:p>
+            <w:pPr>
+              <w:pStyle w:val="Prrafodelista"/>
+              <w:numPr>
+                <w:ilvl w:val="0"/>
+                <w:numId w:val="55"/>
+              </w:numPr>
+              <w:ind w:left="219" w:hanging="219"/>
+              <w:rPr>
+                <w:rFonts w:ascii="Arial" w:hAnsi="Arial" w:cs="Arial"/>
+                <w:sz w:val="24"/>
+                <w:szCs w:val="24"/>
+              </w:rPr>
+            </w:pPr>
+            <w:r>
+              <w:rPr>
+                <w:rFonts w:ascii="Arial" w:hAnsi="Arial" w:cs="Arial"/>
+                <w:sz w:val="24"/>
+                <w:szCs w:val="24"/>
+              </w:rPr>
+              <w:t>Bitácora</w:t>
+            </w:r>
+          </w:p>
+          <w:p>
+            <w:pPr>
+              <w:pStyle w:val="Prrafodelista"/>
+              <w:numPr>
+                <w:ilvl w:val="0"/>
+                <w:numId w:val="55"/>
+              </w:numPr>
+              <w:ind w:left="219" w:hanging="219"/>
+              <w:rPr>
+                <w:rFonts w:ascii="Arial" w:hAnsi="Arial" w:cs="Arial"/>
+                <w:sz w:val="24"/>
+                <w:szCs w:val="24"/>
+              </w:rPr>
+            </w:pPr>
+            <w:r>
+              <w:rPr>
+                <w:rFonts w:ascii="Arial" w:hAnsi="Arial" w:cs="Arial"/>
+                <w:sz w:val="24"/>
+                <w:szCs w:val="24"/>
+              </w:rPr>
+              <w:t>Documento con matriz de responsabilidades</w:t>
+            </w:r>
+            <w:r>
+              <w:rPr>
+                <w:rFonts w:ascii="Arial" w:hAnsi="Arial" w:cs="Arial"/>
+                <w:sz w:val="24"/>
+                <w:szCs w:val="24"/>
+              </w:rPr>
+              <w:t xml:space="preserve"> y gráfico</w:t>
+            </w:r>
+            <w:r>
+              <w:rPr>
+                <w:rFonts w:ascii="Arial" w:hAnsi="Arial" w:cs="Arial"/>
+                <w:sz w:val="24"/>
+                <w:szCs w:val="24"/>
+              </w:rPr>
+              <w:t xml:space="preserve"> </w:t>
+            </w:r>
+          </w:p>
+        </w:tc>
+      </w:tr>
+      <w:tr>
+        <w:trPr>
+          <w:jc w:val="center"/>
+        </w:trPr>
+        <w:tc>
+          <w:tcPr>
+            <w:tcW w:w="1538" w:type="dxa"/>
+            <w:vAlign w:val="center"/>
+          </w:tcPr>
+          <w:p>
+            <w:pPr>
+              <w:rPr>
+                <w:rFonts w:ascii="Arial" w:hAnsi="Arial" w:cs="Arial"/>
+                <w:sz w:val="24"/>
+                <w:szCs w:val="24"/>
+              </w:rPr>
+            </w:pPr>
+            <w:r>
+              <w:rPr>
+                <w:rFonts w:ascii="Arial" w:hAnsi="Arial" w:cs="Arial"/>
+                <w:sz w:val="24"/>
+                <w:szCs w:val="24"/>
+              </w:rPr>
+              <w:t xml:space="preserve">Leslie Miroslava Benítez </w:t>
+            </w:r>
+          </w:p>
+          <w:p>
+            <w:pPr>
+              <w:rPr>
+                <w:rFonts w:ascii="Arial" w:hAnsi="Arial" w:cs="Arial"/>
+                <w:sz w:val="24"/>
+                <w:szCs w:val="24"/>
+              </w:rPr>
+            </w:pPr>
+            <w:r>
+              <w:rPr>
+                <w:rFonts w:ascii="Arial" w:hAnsi="Arial" w:cs="Arial"/>
+                <w:sz w:val="24"/>
+                <w:szCs w:val="24"/>
+              </w:rPr>
+              <w:t>Marín</w:t>
+            </w:r>
+          </w:p>
+        </w:tc>
+        <w:tc>
+          <w:tcPr>
+            <w:tcW w:w="1791" w:type="dxa"/>
+            <w:vAlign w:val="center"/>
+          </w:tcPr>
+          <w:p>
+            <w:pPr>
+              <w:rPr>
+                <w:rFonts w:ascii="Arial" w:hAnsi="Arial" w:cs="Arial"/>
+                <w:sz w:val="24"/>
+                <w:szCs w:val="24"/>
+              </w:rPr>
+            </w:pPr>
+            <w:r>
+              <w:rPr>
+                <w:rFonts w:ascii="Arial" w:hAnsi="Arial" w:cs="Arial"/>
+                <w:sz w:val="24"/>
+                <w:szCs w:val="24"/>
+              </w:rPr>
+              <w:t xml:space="preserve">Desarrolladora </w:t>
+            </w:r>
+            <w:proofErr w:type="spellStart"/>
+            <w:r>
+              <w:rPr>
+                <w:rFonts w:ascii="Arial" w:hAnsi="Arial" w:cs="Arial"/>
+                <w:sz w:val="24"/>
+                <w:szCs w:val="24"/>
+              </w:rPr>
+              <w:t>frontend</w:t>
+            </w:r>
+            <w:proofErr w:type="spellEnd"/>
+          </w:p>
+        </w:tc>
+        <w:tc>
+          <w:tcPr>
+            <w:tcW w:w="1563" w:type="dxa"/>
+            <w:vAlign w:val="center"/>
+          </w:tcPr>
+          <w:p>
+            <w:pPr>
+              <w:rPr>
+                <w:rFonts w:ascii="Arial" w:hAnsi="Arial" w:cs="Arial"/>
+                <w:sz w:val="24"/>
+                <w:szCs w:val="24"/>
+              </w:rPr>
+            </w:pPr>
+            <w:r>
+              <w:rPr>
+                <w:rFonts w:ascii="Arial" w:hAnsi="Arial" w:cs="Arial"/>
+                <w:sz w:val="24"/>
+                <w:szCs w:val="24"/>
+              </w:rPr>
+              <w:t>Sí</w:t>
+            </w:r>
+          </w:p>
+        </w:tc>
+        <w:tc>
+          <w:tcPr>
+            <w:tcW w:w="3061" w:type="dxa"/>
+            <w:vAlign w:val="center"/>
+          </w:tcPr>
+          <w:p>
+            <w:pPr>
+              <w:pStyle w:val="Prrafodelista"/>
+              <w:numPr>
+                <w:ilvl w:val="0"/>
+                <w:numId w:val="55"/>
+              </w:numPr>
+              <w:ind w:left="270" w:hanging="184"/>
+              <w:rPr>
+                <w:rFonts w:ascii="Arial" w:hAnsi="Arial" w:cs="Arial"/>
+                <w:sz w:val="24"/>
+                <w:szCs w:val="24"/>
+              </w:rPr>
+            </w:pPr>
+            <w:r>
+              <w:rPr>
+                <w:rFonts w:ascii="Arial" w:hAnsi="Arial" w:cs="Arial"/>
+                <w:sz w:val="24"/>
+                <w:szCs w:val="24"/>
+              </w:rPr>
+              <w:t>Matriz de responsabilidades</w:t>
+            </w:r>
+          </w:p>
+        </w:tc>
+        <w:tc>
+          <w:tcPr>
+            <w:tcW w:w="2328" w:type="dxa"/>
+            <w:vAlign w:val="center"/>
+          </w:tcPr>
+          <w:p>
+            <w:pPr>
+              <w:pStyle w:val="Prrafodelista"/>
+              <w:numPr>
+                <w:ilvl w:val="0"/>
+                <w:numId w:val="55"/>
+              </w:numPr>
+              <w:ind w:left="219" w:hanging="218"/>
+              <w:rPr>
+                <w:rFonts w:ascii="Arial" w:hAnsi="Arial" w:cs="Arial"/>
+                <w:sz w:val="24"/>
+                <w:szCs w:val="24"/>
+              </w:rPr>
+            </w:pPr>
+            <w:r>
+              <w:rPr>
+                <w:rFonts w:ascii="Arial" w:hAnsi="Arial" w:cs="Arial"/>
+                <w:sz w:val="24"/>
+                <w:szCs w:val="24"/>
+              </w:rPr>
+              <w:t>Documento con matriz</w:t>
+            </w:r>
+          </w:p>
+        </w:tc>
+      </w:tr>
+      <w:tr>
+        <w:trPr>
+          <w:jc w:val="center"/>
+        </w:trPr>
+        <w:tc>
+          <w:tcPr>
+            <w:tcW w:w="1538" w:type="dxa"/>
+            <w:vAlign w:val="center"/>
+          </w:tcPr>
+          <w:p>
+            <w:pPr>
+              <w:rPr>
+                <w:rFonts w:ascii="Arial" w:hAnsi="Arial" w:cs="Arial"/>
+                <w:sz w:val="24"/>
+                <w:szCs w:val="24"/>
+              </w:rPr>
+            </w:pPr>
+            <w:r>
+              <w:rPr>
+                <w:rFonts w:ascii="Arial" w:hAnsi="Arial" w:cs="Arial"/>
+                <w:sz w:val="24"/>
+                <w:szCs w:val="24"/>
+              </w:rPr>
+              <w:t>Leonardo Merino Garfias</w:t>
+            </w:r>
+          </w:p>
+        </w:tc>
+        <w:tc>
+          <w:tcPr>
+            <w:tcW w:w="1791" w:type="dxa"/>
+            <w:vAlign w:val="center"/>
+          </w:tcPr>
+          <w:p>
+            <w:pPr>
+              <w:rPr>
+                <w:rFonts w:ascii="Arial" w:hAnsi="Arial" w:cs="Arial"/>
+                <w:sz w:val="24"/>
+                <w:szCs w:val="24"/>
+              </w:rPr>
+            </w:pPr>
+            <w:r>
+              <w:rPr>
+                <w:rFonts w:ascii="Arial" w:hAnsi="Arial" w:cs="Arial"/>
+                <w:sz w:val="24"/>
+                <w:szCs w:val="24"/>
+              </w:rPr>
+              <w:t xml:space="preserve">Desarrollador </w:t>
+            </w:r>
+            <w:proofErr w:type="spellStart"/>
+            <w:r>
+              <w:rPr>
+                <w:rFonts w:ascii="Arial" w:hAnsi="Arial" w:cs="Arial"/>
+                <w:sz w:val="24"/>
+                <w:szCs w:val="24"/>
+              </w:rPr>
+              <w:t>backend</w:t>
+            </w:r>
+            <w:proofErr w:type="spellEnd"/>
+          </w:p>
+        </w:tc>
+        <w:tc>
+          <w:tcPr>
+            <w:tcW w:w="1563" w:type="dxa"/>
+            <w:vAlign w:val="center"/>
+          </w:tcPr>
+          <w:p>
+            <w:pPr>
+              <w:rPr>
+                <w:rFonts w:ascii="Arial" w:hAnsi="Arial" w:cs="Arial"/>
+                <w:sz w:val="24"/>
+                <w:szCs w:val="24"/>
+              </w:rPr>
+            </w:pPr>
+            <w:r>
+              <w:rPr>
+                <w:rFonts w:ascii="Arial" w:hAnsi="Arial" w:cs="Arial"/>
+                <w:sz w:val="24"/>
+                <w:szCs w:val="24"/>
+              </w:rPr>
+              <w:t>Sí</w:t>
+            </w:r>
+          </w:p>
+        </w:tc>
+        <w:tc>
+          <w:tcPr>
+            <w:tcW w:w="3061" w:type="dxa"/>
+            <w:vAlign w:val="center"/>
+          </w:tcPr>
+          <w:p>
+            <w:pPr>
+              <w:pStyle w:val="Prrafodelista"/>
+              <w:numPr>
+                <w:ilvl w:val="0"/>
+                <w:numId w:val="55"/>
+              </w:numPr>
+              <w:ind w:left="246" w:hanging="218"/>
+              <w:rPr>
+                <w:rFonts w:ascii="Arial" w:hAnsi="Arial" w:cs="Arial"/>
+                <w:sz w:val="24"/>
+                <w:szCs w:val="24"/>
+              </w:rPr>
+            </w:pPr>
+            <w:r>
+              <w:rPr>
+                <w:rFonts w:ascii="Arial" w:hAnsi="Arial" w:cs="Arial"/>
+                <w:sz w:val="24"/>
+                <w:szCs w:val="24"/>
+              </w:rPr>
+              <w:t>Diagr</w:t>
+            </w:r>
+            <w:r>
+              <w:rPr>
+                <w:rFonts w:ascii="Arial" w:hAnsi="Arial" w:cs="Arial"/>
+                <w:sz w:val="24"/>
+                <w:szCs w:val="24"/>
+              </w:rPr>
+              <w:t>ama tipo Gantt</w:t>
+            </w:r>
+          </w:p>
+        </w:tc>
+        <w:tc>
+          <w:tcPr>
+            <w:tcW w:w="2328" w:type="dxa"/>
+            <w:vAlign w:val="center"/>
+          </w:tcPr>
+          <w:p>
+            <w:pPr>
+              <w:pStyle w:val="Prrafodelista"/>
+              <w:numPr>
+                <w:ilvl w:val="0"/>
+                <w:numId w:val="55"/>
+              </w:numPr>
+              <w:ind w:left="349" w:hanging="248"/>
+              <w:rPr>
+                <w:rFonts w:ascii="Arial" w:hAnsi="Arial" w:cs="Arial"/>
+                <w:sz w:val="24"/>
+                <w:szCs w:val="24"/>
+              </w:rPr>
+            </w:pPr>
+            <w:r>
+              <w:rPr>
+                <w:rFonts w:ascii="Arial" w:hAnsi="Arial" w:cs="Arial"/>
+                <w:sz w:val="24"/>
+                <w:szCs w:val="24"/>
+              </w:rPr>
+              <w:t>Documento con matriz</w:t>
+            </w:r>
+            <w:r>
+              <w:rPr>
+                <w:rFonts w:ascii="Arial" w:hAnsi="Arial" w:cs="Arial"/>
+                <w:sz w:val="24"/>
+                <w:szCs w:val="24"/>
+              </w:rPr>
+              <w:t xml:space="preserve"> y gráfico</w:t>
+            </w:r>
+          </w:p>
+        </w:tc>
+      </w:tr>
+    </w:tbl>
+    <w:p>
+      <w:pPr>
+        <w:rPr>
+          <w:rFonts w:ascii="Arial" w:hAnsi="Arial" w:cs="Arial"/>
+          <w:sz w:val="24"/>
+          <w:szCs w:val="24"/>
+        </w:rPr>
+      </w:pPr>
+    </w:p>
+    <w:p>
+      <w:pPr>
+        <w:rPr>
+          <w:rFonts w:ascii="Arial" w:hAnsi="Arial" w:cs="Arial"/>
+          <w:sz w:val="24"/>
+          <w:szCs w:val="24"/>
+        </w:rPr>
+      </w:pPr>
+    </w:p>
+    <w:p>
+      <w:pPr>
+        <w:pStyle w:val="titulo1"/>
+        <w:outlineLvl w:val="2"/>
+        <w:rPr>
+          <w:sz w:val="32"/>
+          <w:szCs w:val="72"/>
+        </w:rPr>
+      </w:pPr>
+      <w:bookmarkStart w:id="31" w:name="_Toc229378948"/>
+      <w:r>
+        <w:rPr>
+          <w:sz w:val="32"/>
+          <w:szCs w:val="72"/>
+        </w:rPr>
+        <w:t>A</w:t>
+      </w:r>
+      <w:r>
+        <w:rPr>
+          <w:sz w:val="32"/>
+          <w:szCs w:val="72"/>
+        </w:rPr>
+        <w:t>ctividades Ejecutadas</w:t>
+      </w:r>
+      <w:bookmarkEnd w:id="31"/>
+    </w:p>
+    <w:tbl>
+      <w:tblPr>
+        <w:tblStyle w:val="Tablaconcuadrcula"/>
+        <w:tblW w:w="10124" w:type="dxa"/>
+        <w:jc w:val="center"/>
+        <w:tblBorders>
+          <w:top w:val="single" w:sz="4" w:space="0" w:color="7F7F7F" w:themeColor="text1" w:themeTint="80"/>
+          <w:left w:val="single" w:sz="4" w:space="0" w:color="7F7F7F" w:themeColor="text1" w:themeTint="80"/>
+          <w:bottom w:val="single" w:sz="4" w:space="0" w:color="7F7F7F" w:themeColor="text1" w:themeTint="80"/>
+          <w:right w:val="single" w:sz="4" w:space="0" w:color="7F7F7F" w:themeColor="text1" w:themeTint="80"/>
+          <w:insideH w:val="single" w:sz="4" w:space="0" w:color="7F7F7F" w:themeColor="text1" w:themeTint="80"/>
+          <w:insideV w:val="single" w:sz="4" w:space="0" w:color="7F7F7F" w:themeColor="text1" w:themeTint="80"/>
+        </w:tblBorders>
+        <w:tblCellMar>
+          <w:top w:w="57" w:type="dxa"/>
+          <w:bottom w:w="57" w:type="dxa"/>
+        </w:tblCellMar>
+        <w:tblLook w:val="04A0" w:firstRow="1" w:lastRow="0" w:firstColumn="1" w:lastColumn="0" w:noHBand="0" w:noVBand="1"/>
+      </w:tblPr>
+      <w:tblGrid>
+        <w:gridCol w:w="2955"/>
+        <w:gridCol w:w="2004"/>
+        <w:gridCol w:w="1150"/>
+        <w:gridCol w:w="1535"/>
+        <w:gridCol w:w="2480"/>
+      </w:tblGrid>
+      <w:tr>
+        <w:trPr>
+          <w:jc w:val="center"/>
+        </w:trPr>
+        <w:tc>
+          <w:tcPr>
+            <w:tcW w:w="2955" w:type="dxa"/>
+            <w:shd w:val="clear" w:color="auto" w:fill="262626" w:themeFill="text1" w:themeFillTint="D9"/>
+            <w:vAlign w:val="center"/>
+          </w:tcPr>
+          <w:p>
+            <w:pPr>
+              <w:jc w:val="center"/>
+              <w:rPr>
+                <w:rFonts w:ascii="Arial" w:hAnsi="Arial" w:cs="Arial"/>
+                <w:b/>
+                <w:bCs/>
+                <w:sz w:val="24"/>
+                <w:szCs w:val="24"/>
+              </w:rPr>
+            </w:pPr>
+            <w:r>
+              <w:rPr>
+                <w:rFonts w:ascii="Arial" w:hAnsi="Arial" w:cs="Arial"/>
+                <w:b/>
+                <w:bCs/>
+                <w:sz w:val="24"/>
+                <w:szCs w:val="24"/>
+              </w:rPr>
+              <w:t>Actividad</w:t>
+            </w:r>
+          </w:p>
+        </w:tc>
+        <w:tc>
+          <w:tcPr>
+            <w:tcW w:w="2004" w:type="dxa"/>
+            <w:shd w:val="clear" w:color="auto" w:fill="262626" w:themeFill="text1" w:themeFillTint="D9"/>
+            <w:vAlign w:val="center"/>
+          </w:tcPr>
+          <w:p>
+            <w:pPr>
+              <w:jc w:val="center"/>
+              <w:rPr>
+                <w:rFonts w:ascii="Arial" w:hAnsi="Arial" w:cs="Arial"/>
+                <w:b/>
+                <w:bCs/>
+                <w:sz w:val="24"/>
+                <w:szCs w:val="24"/>
+              </w:rPr>
+            </w:pPr>
+            <w:r>
+              <w:rPr>
+                <w:rFonts w:ascii="Arial" w:hAnsi="Arial" w:cs="Arial"/>
+                <w:b/>
+                <w:bCs/>
+                <w:sz w:val="24"/>
+                <w:szCs w:val="24"/>
+              </w:rPr>
+              <w:t>Responsable(s)</w:t>
+            </w:r>
+          </w:p>
+        </w:tc>
+        <w:tc>
+          <w:tcPr>
+            <w:tcW w:w="1150" w:type="dxa"/>
+            <w:shd w:val="clear" w:color="auto" w:fill="262626" w:themeFill="text1" w:themeFillTint="D9"/>
+            <w:vAlign w:val="center"/>
+          </w:tcPr>
+          <w:p>
+            <w:pPr>
+              <w:jc w:val="center"/>
+              <w:rPr>
+                <w:rFonts w:ascii="Arial" w:hAnsi="Arial" w:cs="Arial"/>
+                <w:b/>
+                <w:bCs/>
+                <w:sz w:val="24"/>
+                <w:szCs w:val="24"/>
+              </w:rPr>
+            </w:pPr>
+            <w:proofErr w:type="spellStart"/>
+            <w:r>
+              <w:rPr>
+                <w:rFonts w:ascii="Arial" w:hAnsi="Arial" w:cs="Arial"/>
+                <w:b/>
+                <w:bCs/>
+                <w:sz w:val="24"/>
+                <w:szCs w:val="24"/>
+              </w:rPr>
+              <w:t>Hr</w:t>
+            </w:r>
+            <w:proofErr w:type="spellEnd"/>
+            <w:r>
+              <w:rPr>
+                <w:rFonts w:ascii="Arial" w:hAnsi="Arial" w:cs="Arial"/>
+                <w:b/>
+                <w:bCs/>
+                <w:sz w:val="24"/>
+                <w:szCs w:val="24"/>
+              </w:rPr>
+              <w:t xml:space="preserve">. </w:t>
+            </w:r>
+            <w:proofErr w:type="spellStart"/>
+            <w:r>
+              <w:rPr>
+                <w:rFonts w:ascii="Arial" w:hAnsi="Arial" w:cs="Arial"/>
+                <w:b/>
+                <w:bCs/>
+                <w:sz w:val="24"/>
+                <w:szCs w:val="24"/>
+              </w:rPr>
+              <w:t>Ini</w:t>
+            </w:r>
+            <w:proofErr w:type="spellEnd"/>
+          </w:p>
+        </w:tc>
+        <w:tc>
+          <w:tcPr>
+            <w:tcW w:w="1535" w:type="dxa"/>
+            <w:shd w:val="clear" w:color="auto" w:fill="262626" w:themeFill="text1" w:themeFillTint="D9"/>
+            <w:vAlign w:val="center"/>
+          </w:tcPr>
+          <w:p>
+            <w:pPr>
+              <w:jc w:val="center"/>
+              <w:rPr>
+                <w:rFonts w:ascii="Arial" w:hAnsi="Arial" w:cs="Arial"/>
+                <w:b/>
+                <w:bCs/>
+                <w:sz w:val="24"/>
+                <w:szCs w:val="24"/>
+              </w:rPr>
+            </w:pPr>
+            <w:proofErr w:type="spellStart"/>
+            <w:r>
+              <w:rPr>
+                <w:rFonts w:ascii="Arial" w:hAnsi="Arial" w:cs="Arial"/>
+                <w:b/>
+                <w:bCs/>
+                <w:sz w:val="24"/>
+                <w:szCs w:val="24"/>
+              </w:rPr>
+              <w:t>Hr</w:t>
+            </w:r>
+            <w:proofErr w:type="spellEnd"/>
+            <w:r>
+              <w:rPr>
+                <w:rFonts w:ascii="Arial" w:hAnsi="Arial" w:cs="Arial"/>
+                <w:b/>
+                <w:bCs/>
+                <w:sz w:val="24"/>
+                <w:szCs w:val="24"/>
+              </w:rPr>
+              <w:t>. fin</w:t>
+            </w:r>
+          </w:p>
+        </w:tc>
+        <w:tc>
+          <w:tcPr>
+            <w:tcW w:w="2480" w:type="dxa"/>
+            <w:shd w:val="clear" w:color="auto" w:fill="262626" w:themeFill="text1" w:themeFillTint="D9"/>
+            <w:vAlign w:val="center"/>
+          </w:tcPr>
+          <w:p>
+            <w:pPr>
+              <w:jc w:val="center"/>
+              <w:rPr>
+                <w:rFonts w:ascii="Arial" w:hAnsi="Arial" w:cs="Arial"/>
+                <w:b/>
+                <w:bCs/>
+                <w:sz w:val="24"/>
+                <w:szCs w:val="24"/>
+              </w:rPr>
+            </w:pPr>
+            <w:r>
+              <w:rPr>
+                <w:rFonts w:ascii="Arial" w:hAnsi="Arial" w:cs="Arial"/>
+                <w:b/>
+                <w:bCs/>
+                <w:sz w:val="24"/>
+                <w:szCs w:val="24"/>
+              </w:rPr>
+              <w:t>Estado (Completado / En proceso / Pendiente)</w:t>
+            </w:r>
+          </w:p>
+        </w:tc>
+      </w:tr>
+      <w:tr>
+        <w:trPr>
+          <w:jc w:val="center"/>
+        </w:trPr>
+        <w:tc>
+          <w:tcPr>
+            <w:tcW w:w="2955" w:type="dxa"/>
+            <w:vAlign w:val="center"/>
+          </w:tcPr>
+          <w:p>
+            <w:pPr>
+              <w:rPr>
+                <w:rFonts w:ascii="Arial" w:hAnsi="Arial" w:cs="Arial"/>
+                <w:sz w:val="24"/>
+                <w:szCs w:val="24"/>
+              </w:rPr>
+            </w:pPr>
+            <w:r>
+              <w:rPr>
+                <w:rFonts w:ascii="Arial" w:hAnsi="Arial" w:cs="Arial"/>
+                <w:sz w:val="24"/>
+                <w:szCs w:val="24"/>
+              </w:rPr>
+              <w:t>Organización de actividades por Sprint</w:t>
+            </w:r>
+          </w:p>
+        </w:tc>
+        <w:tc>
+          <w:tcPr>
+            <w:tcW w:w="2004" w:type="dxa"/>
+            <w:vAlign w:val="center"/>
+          </w:tcPr>
+          <w:p>
+            <w:pPr>
+              <w:rPr>
+                <w:rFonts w:ascii="Arial" w:hAnsi="Arial" w:cs="Arial"/>
+                <w:sz w:val="24"/>
+                <w:szCs w:val="24"/>
+              </w:rPr>
+            </w:pPr>
+            <w:r>
+              <w:rPr>
+                <w:rFonts w:ascii="Arial" w:hAnsi="Arial" w:cs="Arial"/>
+                <w:sz w:val="24"/>
+                <w:szCs w:val="24"/>
+              </w:rPr>
+              <w:t>María Fernanda Barrón Álvarez</w:t>
+            </w:r>
+          </w:p>
+        </w:tc>
+        <w:tc>
+          <w:tcPr>
+            <w:tcW w:w="1150" w:type="dxa"/>
+            <w:vAlign w:val="center"/>
+          </w:tcPr>
+          <w:p>
+            <w:pPr>
+              <w:rPr>
+                <w:rFonts w:ascii="Arial" w:hAnsi="Arial" w:cs="Arial"/>
+                <w:sz w:val="24"/>
+                <w:szCs w:val="24"/>
+              </w:rPr>
+            </w:pPr>
+            <w:r>
+              <w:rPr>
+                <w:rFonts w:ascii="Arial" w:hAnsi="Arial" w:cs="Arial"/>
+                <w:sz w:val="24"/>
+                <w:szCs w:val="24"/>
+              </w:rPr>
+              <w:t>5:30pm</w:t>
+            </w:r>
+          </w:p>
+        </w:tc>
+        <w:tc>
+          <w:tcPr>
+            <w:tcW w:w="1535" w:type="dxa"/>
+            <w:vAlign w:val="center"/>
+          </w:tcPr>
+          <w:p>
+            <w:pPr>
+              <w:rPr>
+                <w:rFonts w:ascii="Arial" w:hAnsi="Arial" w:cs="Arial"/>
+                <w:sz w:val="24"/>
+                <w:szCs w:val="24"/>
+              </w:rPr>
+            </w:pPr>
+            <w:r>
+              <w:rPr>
+                <w:rFonts w:ascii="Arial" w:hAnsi="Arial" w:cs="Arial"/>
+                <w:sz w:val="24"/>
+                <w:szCs w:val="24"/>
+              </w:rPr>
+              <w:t>6:10pm</w:t>
+            </w:r>
+          </w:p>
+        </w:tc>
+        <w:tc>
+          <w:tcPr>
+            <w:tcW w:w="2480" w:type="dxa"/>
+            <w:vAlign w:val="center"/>
+          </w:tcPr>
+          <w:p>
+            <w:pPr>
+              <w:rPr>
+                <w:rFonts w:ascii="Arial" w:hAnsi="Arial" w:cs="Arial"/>
+                <w:sz w:val="24"/>
+                <w:szCs w:val="24"/>
+              </w:rPr>
+            </w:pPr>
+            <w:r>
+              <w:rPr>
+                <w:rFonts w:ascii="Arial" w:hAnsi="Arial" w:cs="Arial"/>
+                <w:sz w:val="24"/>
+                <w:szCs w:val="24"/>
+              </w:rPr>
+              <w:t>Completado</w:t>
+            </w:r>
+          </w:p>
+        </w:tc>
+      </w:tr>
+      <w:tr>
+        <w:trPr>
+          <w:jc w:val="center"/>
+        </w:trPr>
+        <w:tc>
+          <w:tcPr>
+            <w:tcW w:w="2955" w:type="dxa"/>
+            <w:vAlign w:val="center"/>
+          </w:tcPr>
+          <w:p>
+            <w:pPr>
+              <w:rPr>
+                <w:rFonts w:ascii="Arial" w:hAnsi="Arial" w:cs="Arial"/>
+                <w:sz w:val="24"/>
+                <w:szCs w:val="24"/>
+              </w:rPr>
+            </w:pPr>
+            <w:r>
+              <w:rPr>
+                <w:rFonts w:ascii="Arial" w:hAnsi="Arial" w:cs="Arial"/>
+                <w:sz w:val="24"/>
+                <w:szCs w:val="24"/>
+              </w:rPr>
+              <w:t>Elaboración del cronograma tipo Gantt</w:t>
+            </w:r>
+          </w:p>
+        </w:tc>
+        <w:tc>
+          <w:tcPr>
+            <w:tcW w:w="2004" w:type="dxa"/>
+            <w:vAlign w:val="center"/>
+          </w:tcPr>
+          <w:p>
+            <w:pPr>
+              <w:rPr>
+                <w:rFonts w:ascii="Arial" w:hAnsi="Arial" w:cs="Arial"/>
+                <w:sz w:val="24"/>
+                <w:szCs w:val="24"/>
+              </w:rPr>
+            </w:pPr>
+            <w:r>
+              <w:rPr>
+                <w:rFonts w:ascii="Arial" w:hAnsi="Arial" w:cs="Arial"/>
+                <w:sz w:val="24"/>
+                <w:szCs w:val="24"/>
+              </w:rPr>
+              <w:t>Leonardo Merino Garfias</w:t>
+            </w:r>
+          </w:p>
+        </w:tc>
+        <w:tc>
+          <w:tcPr>
+            <w:tcW w:w="1150" w:type="dxa"/>
+            <w:vAlign w:val="center"/>
+          </w:tcPr>
+          <w:p>
+            <w:pPr>
+              <w:rPr>
+                <w:rFonts w:ascii="Arial" w:hAnsi="Arial" w:cs="Arial"/>
+                <w:sz w:val="24"/>
+                <w:szCs w:val="24"/>
+              </w:rPr>
+            </w:pPr>
+            <w:r>
+              <w:rPr>
+                <w:rFonts w:ascii="Arial" w:hAnsi="Arial" w:cs="Arial"/>
+                <w:sz w:val="24"/>
+                <w:szCs w:val="24"/>
+              </w:rPr>
+              <w:t>6:10pm</w:t>
+            </w:r>
+          </w:p>
+        </w:tc>
+        <w:tc>
+          <w:tcPr>
+            <w:tcW w:w="1535" w:type="dxa"/>
+            <w:vAlign w:val="center"/>
+          </w:tcPr>
+          <w:p>
+            <w:pPr>
+              <w:rPr>
+                <w:rFonts w:ascii="Arial" w:hAnsi="Arial" w:cs="Arial"/>
+                <w:sz w:val="24"/>
+                <w:szCs w:val="24"/>
+              </w:rPr>
+            </w:pPr>
+            <w:r>
+              <w:rPr>
+                <w:rFonts w:ascii="Arial" w:hAnsi="Arial" w:cs="Arial"/>
+                <w:sz w:val="24"/>
+                <w:szCs w:val="24"/>
+              </w:rPr>
+              <w:t>7:10pm</w:t>
+            </w:r>
+          </w:p>
+        </w:tc>
+        <w:tc>
+          <w:tcPr>
+            <w:tcW w:w="2480" w:type="dxa"/>
+            <w:vAlign w:val="center"/>
+          </w:tcPr>
+          <w:p>
+            <w:pPr>
+              <w:rPr>
+                <w:rFonts w:ascii="Arial" w:hAnsi="Arial" w:cs="Arial"/>
+                <w:sz w:val="24"/>
+                <w:szCs w:val="24"/>
+              </w:rPr>
+            </w:pPr>
+            <w:r>
+              <w:rPr>
+                <w:rFonts w:ascii="Arial" w:hAnsi="Arial" w:cs="Arial"/>
+                <w:sz w:val="24"/>
+                <w:szCs w:val="24"/>
+              </w:rPr>
+              <w:t>Completado</w:t>
+            </w:r>
+          </w:p>
+        </w:tc>
+      </w:tr>
+      <w:tr>
+        <w:trPr>
+          <w:jc w:val="center"/>
+        </w:trPr>
+        <w:tc>
+          <w:tcPr>
+            <w:tcW w:w="2955" w:type="dxa"/>
+            <w:vAlign w:val="center"/>
+          </w:tcPr>
+          <w:p>
+            <w:pPr>
+              <w:rPr>
+                <w:rFonts w:ascii="Arial" w:hAnsi="Arial" w:cs="Arial"/>
+                <w:sz w:val="24"/>
+                <w:szCs w:val="24"/>
+              </w:rPr>
+            </w:pPr>
+            <w:r>
+              <w:rPr>
+                <w:rFonts w:ascii="Arial" w:hAnsi="Arial" w:cs="Arial"/>
+                <w:sz w:val="24"/>
+                <w:szCs w:val="24"/>
+              </w:rPr>
+              <w:t>Distribución de carga de trabajo por integrante</w:t>
+            </w:r>
+          </w:p>
+        </w:tc>
+        <w:tc>
+          <w:tcPr>
+            <w:tcW w:w="2004" w:type="dxa"/>
+            <w:vAlign w:val="center"/>
+          </w:tcPr>
+          <w:p>
+            <w:pPr>
+              <w:rPr>
+                <w:rFonts w:ascii="Arial" w:hAnsi="Arial" w:cs="Arial"/>
+                <w:sz w:val="24"/>
+                <w:szCs w:val="24"/>
+              </w:rPr>
+            </w:pPr>
+            <w:r>
+              <w:rPr>
+                <w:rFonts w:ascii="Arial" w:hAnsi="Arial" w:cs="Arial"/>
+                <w:sz w:val="24"/>
+                <w:szCs w:val="24"/>
+              </w:rPr>
+              <w:t>Leslie Miroslava Benítez Marín</w:t>
+            </w:r>
+          </w:p>
+        </w:tc>
+        <w:tc>
+          <w:tcPr>
+            <w:tcW w:w="1150" w:type="dxa"/>
+            <w:vAlign w:val="center"/>
+          </w:tcPr>
+          <w:p>
+            <w:pPr>
+              <w:rPr>
+                <w:rFonts w:ascii="Arial" w:hAnsi="Arial" w:cs="Arial"/>
+                <w:sz w:val="24"/>
+                <w:szCs w:val="24"/>
+              </w:rPr>
+            </w:pPr>
+            <w:r>
+              <w:rPr>
+                <w:rFonts w:ascii="Arial" w:hAnsi="Arial" w:cs="Arial"/>
+                <w:sz w:val="24"/>
+                <w:szCs w:val="24"/>
+              </w:rPr>
+              <w:t>7:10pm</w:t>
+            </w:r>
+          </w:p>
+        </w:tc>
+        <w:tc>
+          <w:tcPr>
+            <w:tcW w:w="1535" w:type="dxa"/>
+            <w:vAlign w:val="center"/>
+          </w:tcPr>
+          <w:p>
+            <w:pPr>
+              <w:rPr>
+                <w:rFonts w:ascii="Arial" w:hAnsi="Arial" w:cs="Arial"/>
+                <w:sz w:val="24"/>
+                <w:szCs w:val="24"/>
+              </w:rPr>
+            </w:pPr>
+            <w:r>
+              <w:rPr>
+                <w:rFonts w:ascii="Arial" w:hAnsi="Arial" w:cs="Arial"/>
+                <w:sz w:val="24"/>
+                <w:szCs w:val="24"/>
+              </w:rPr>
+              <w:t>7:40pm</w:t>
+            </w:r>
+          </w:p>
+        </w:tc>
+        <w:tc>
+          <w:tcPr>
+            <w:tcW w:w="2480" w:type="dxa"/>
+            <w:vAlign w:val="center"/>
+          </w:tcPr>
+          <w:p>
+            <w:pPr>
+              <w:rPr>
+                <w:rFonts w:ascii="Arial" w:hAnsi="Arial" w:cs="Arial"/>
+                <w:sz w:val="24"/>
+                <w:szCs w:val="24"/>
+              </w:rPr>
+            </w:pPr>
+            <w:r>
+              <w:rPr>
+                <w:rFonts w:ascii="Arial" w:hAnsi="Arial" w:cs="Arial"/>
+                <w:sz w:val="24"/>
+                <w:szCs w:val="24"/>
+              </w:rPr>
+              <w:t>Completado</w:t>
+            </w:r>
+          </w:p>
+        </w:tc>
+      </w:tr>
+      <w:tr>
+        <w:trPr>
+          <w:jc w:val="center"/>
+        </w:trPr>
+        <w:tc>
+          <w:tcPr>
+            <w:tcW w:w="2955" w:type="dxa"/>
+            <w:vAlign w:val="center"/>
+          </w:tcPr>
+          <w:p>
+            <w:pPr>
+              <w:rPr>
+                <w:rFonts w:ascii="Arial" w:hAnsi="Arial" w:cs="Arial"/>
+                <w:sz w:val="24"/>
+                <w:szCs w:val="24"/>
+              </w:rPr>
+            </w:pPr>
+            <w:r>
+              <w:rPr>
+                <w:rFonts w:ascii="Arial" w:hAnsi="Arial" w:cs="Arial"/>
+                <w:sz w:val="24"/>
+                <w:szCs w:val="24"/>
+              </w:rPr>
+              <w:t>Integración de referencias y formato final</w:t>
+            </w:r>
+          </w:p>
+        </w:tc>
+        <w:tc>
+          <w:tcPr>
+            <w:tcW w:w="2004" w:type="dxa"/>
+            <w:vAlign w:val="center"/>
+          </w:tcPr>
+          <w:p>
+            <w:pPr>
+              <w:rPr>
+                <w:rFonts w:ascii="Arial" w:hAnsi="Arial" w:cs="Arial"/>
+                <w:sz w:val="24"/>
+                <w:szCs w:val="24"/>
+              </w:rPr>
+            </w:pPr>
+            <w:r>
+              <w:rPr>
+                <w:rFonts w:ascii="Arial" w:hAnsi="Arial" w:cs="Arial"/>
+                <w:sz w:val="24"/>
+                <w:szCs w:val="24"/>
+              </w:rPr>
+              <w:t>María Fernanda Barrón Álvarez</w:t>
+            </w:r>
+          </w:p>
+        </w:tc>
+        <w:tc>
+          <w:tcPr>
+            <w:tcW w:w="1150" w:type="dxa"/>
+            <w:vAlign w:val="center"/>
+          </w:tcPr>
+          <w:p>
+            <w:pPr>
+              <w:rPr>
+                <w:rFonts w:ascii="Arial" w:hAnsi="Arial" w:cs="Arial"/>
+                <w:sz w:val="24"/>
+                <w:szCs w:val="24"/>
+              </w:rPr>
+            </w:pPr>
+            <w:r>
+              <w:rPr>
+                <w:rFonts w:ascii="Arial" w:hAnsi="Arial" w:cs="Arial"/>
+                <w:sz w:val="24"/>
+                <w:szCs w:val="24"/>
+              </w:rPr>
+              <w:t>7:40pm</w:t>
+            </w:r>
+          </w:p>
+        </w:tc>
+        <w:tc>
+          <w:tcPr>
+            <w:tcW w:w="1535" w:type="dxa"/>
+            <w:vAlign w:val="center"/>
+          </w:tcPr>
+          <w:p>
+            <w:pPr>
+              <w:rPr>
+                <w:rFonts w:ascii="Arial" w:hAnsi="Arial" w:cs="Arial"/>
+                <w:sz w:val="24"/>
+                <w:szCs w:val="24"/>
+              </w:rPr>
+            </w:pPr>
+            <w:r>
+              <w:rPr>
+                <w:rFonts w:ascii="Arial" w:hAnsi="Arial" w:cs="Arial"/>
+                <w:sz w:val="24"/>
+                <w:szCs w:val="24"/>
+              </w:rPr>
+              <w:t>8:10pm</w:t>
+            </w:r>
+          </w:p>
+        </w:tc>
+        <w:tc>
+          <w:tcPr>
+            <w:tcW w:w="2480" w:type="dxa"/>
+            <w:vAlign w:val="center"/>
+          </w:tcPr>
+          <w:p>
+            <w:pPr>
+              <w:rPr>
+                <w:rFonts w:ascii="Arial" w:hAnsi="Arial" w:cs="Arial"/>
+                <w:sz w:val="24"/>
+                <w:szCs w:val="24"/>
+              </w:rPr>
+            </w:pPr>
+            <w:r>
+              <w:rPr>
+                <w:rFonts w:ascii="Arial" w:hAnsi="Arial" w:cs="Arial"/>
+                <w:sz w:val="24"/>
+                <w:szCs w:val="24"/>
+              </w:rPr>
+              <w:t>Completado</w:t>
+            </w:r>
+          </w:p>
+        </w:tc>
+      </w:tr>
+      <w:tr>
+        <w:trPr>
+          <w:jc w:val="center"/>
+        </w:trPr>
+        <w:tc>
+          <w:tcPr>
+            <w:tcW w:w="2955" w:type="dxa"/>
+            <w:vAlign w:val="center"/>
+          </w:tcPr>
+          <w:p>
+            <w:pPr>
+              <w:rPr>
+                <w:rFonts w:ascii="Arial" w:hAnsi="Arial" w:cs="Arial"/>
+                <w:sz w:val="24"/>
+                <w:szCs w:val="24"/>
+              </w:rPr>
+            </w:pPr>
+            <w:r>
+              <w:rPr>
+                <w:rFonts w:ascii="Arial" w:hAnsi="Arial" w:cs="Arial"/>
+                <w:sz w:val="24"/>
+                <w:szCs w:val="24"/>
+              </w:rPr>
+              <w:t>Revisión general y corrección de detalles</w:t>
+            </w:r>
+          </w:p>
+        </w:tc>
+        <w:tc>
+          <w:tcPr>
+            <w:tcW w:w="2004" w:type="dxa"/>
+            <w:vAlign w:val="center"/>
+          </w:tcPr>
+          <w:p>
+            <w:pPr>
+              <w:rPr>
+                <w:rFonts w:ascii="Arial" w:hAnsi="Arial" w:cs="Arial"/>
+                <w:sz w:val="24"/>
+                <w:szCs w:val="24"/>
+              </w:rPr>
+            </w:pPr>
+            <w:r>
+              <w:rPr>
+                <w:rFonts w:ascii="Arial" w:hAnsi="Arial" w:cs="Arial"/>
+                <w:sz w:val="24"/>
+                <w:szCs w:val="24"/>
+              </w:rPr>
+              <w:t>María Fernanda Barrón Álvarez, Leslie Miroslava Benítez Marín, Leonardo Merino Garfias</w:t>
+            </w:r>
+          </w:p>
+        </w:tc>
+        <w:tc>
+          <w:tcPr>
+            <w:tcW w:w="1150" w:type="dxa"/>
+            <w:vAlign w:val="center"/>
+          </w:tcPr>
+          <w:p>
+            <w:pPr>
+              <w:rPr>
+                <w:rFonts w:ascii="Arial" w:hAnsi="Arial" w:cs="Arial"/>
+                <w:sz w:val="24"/>
+                <w:szCs w:val="24"/>
+              </w:rPr>
+            </w:pPr>
+            <w:r>
+              <w:rPr>
+                <w:rFonts w:ascii="Arial" w:hAnsi="Arial" w:cs="Arial"/>
+                <w:sz w:val="24"/>
+                <w:szCs w:val="24"/>
+              </w:rPr>
+              <w:t>8:10pm</w:t>
+            </w:r>
+          </w:p>
+        </w:tc>
+        <w:tc>
+          <w:tcPr>
+            <w:tcW w:w="1535" w:type="dxa"/>
+            <w:vAlign w:val="center"/>
+          </w:tcPr>
+          <w:p>
+            <w:pPr>
+              <w:rPr>
+                <w:rFonts w:ascii="Arial" w:hAnsi="Arial" w:cs="Arial"/>
+                <w:sz w:val="24"/>
+                <w:szCs w:val="24"/>
+              </w:rPr>
+            </w:pPr>
+            <w:r>
+              <w:rPr>
+                <w:rFonts w:ascii="Arial" w:hAnsi="Arial" w:cs="Arial"/>
+                <w:sz w:val="24"/>
+                <w:szCs w:val="24"/>
+              </w:rPr>
+              <w:t>8:40pm</w:t>
+            </w:r>
+          </w:p>
+        </w:tc>
+        <w:tc>
+          <w:tcPr>
+            <w:tcW w:w="2480" w:type="dxa"/>
+            <w:vAlign w:val="center"/>
+          </w:tcPr>
+          <w:p>
+            <w:pPr>
+              <w:rPr>
+                <w:rFonts w:ascii="Arial" w:hAnsi="Arial" w:cs="Arial"/>
+                <w:sz w:val="24"/>
+                <w:szCs w:val="24"/>
+              </w:rPr>
+            </w:pPr>
+            <w:r>
+              <w:rPr>
+                <w:rFonts w:ascii="Arial" w:hAnsi="Arial" w:cs="Arial"/>
+                <w:sz w:val="24"/>
+                <w:szCs w:val="24"/>
+              </w:rPr>
+              <w:t>Completado</w:t>
+            </w:r>
+          </w:p>
+        </w:tc>
+      </w:tr>
+    </w:tbl>
+    <w:p/>
+    <w:p>
+      <w:pPr>
+        <w:pStyle w:val="titulo1"/>
+        <w:outlineLvl w:val="2"/>
+        <w:rPr>
+          <w:sz w:val="32"/>
+          <w:szCs w:val="72"/>
+        </w:rPr>
+      </w:pPr>
+      <w:bookmarkStart w:id="32" w:name="_Toc229378949"/>
       <w:r>
         <w:rPr>
           <w:sz w:val="32"/>
@@ -18501,12 +20787,21 @@
         </w:rPr>
         <w:t>Gestión de Riesgos e Incidencias</w:t>
       </w:r>
+      <w:bookmarkEnd w:id="32"/>
     </w:p>
     <w:tbl>
       <w:tblPr>
         <w:tblStyle w:val="Tablaconcuadrcula"/>
         <w:tblW w:w="9634" w:type="dxa"/>
         <w:jc w:val="center"/>
+        <w:tblBorders>
+          <w:top w:val="single" w:sz="4" w:space="0" w:color="7F7F7F" w:themeColor="text1" w:themeTint="80"/>
+          <w:left w:val="single" w:sz="4" w:space="0" w:color="7F7F7F" w:themeColor="text1" w:themeTint="80"/>
+          <w:bottom w:val="single" w:sz="4" w:space="0" w:color="7F7F7F" w:themeColor="text1" w:themeTint="80"/>
+          <w:right w:val="single" w:sz="4" w:space="0" w:color="7F7F7F" w:themeColor="text1" w:themeTint="80"/>
+          <w:insideH w:val="single" w:sz="4" w:space="0" w:color="7F7F7F" w:themeColor="text1" w:themeTint="80"/>
+          <w:insideV w:val="single" w:sz="4" w:space="0" w:color="7F7F7F" w:themeColor="text1" w:themeTint="80"/>
+        </w:tblBorders>
         <w:tblCellMar>
           <w:top w:w="57" w:type="dxa"/>
           <w:bottom w:w="57" w:type="dxa"/>
@@ -18525,12 +20820,6 @@
         <w:tc>
           <w:tcPr>
             <w:tcW w:w="2942" w:type="dxa"/>
-            <w:tcBorders>
-              <w:top w:val="single" w:sz="4" w:space="0" w:color="7F7F7F" w:themeColor="text1" w:themeTint="80"/>
-              <w:left w:val="single" w:sz="4" w:space="0" w:color="7F7F7F" w:themeColor="text1" w:themeTint="80"/>
-              <w:bottom w:val="single" w:sz="4" w:space="0" w:color="7F7F7F" w:themeColor="text1" w:themeTint="80"/>
-              <w:right w:val="single" w:sz="4" w:space="0" w:color="7F7F7F" w:themeColor="text1" w:themeTint="80"/>
-            </w:tcBorders>
             <w:shd w:val="clear" w:color="auto" w:fill="262626" w:themeFill="text1" w:themeFillTint="D9"/>
             <w:vAlign w:val="center"/>
           </w:tcPr>
@@ -18560,12 +20849,6 @@
         <w:tc>
           <w:tcPr>
             <w:tcW w:w="2943" w:type="dxa"/>
-            <w:tcBorders>
-              <w:top w:val="single" w:sz="4" w:space="0" w:color="7F7F7F" w:themeColor="text1" w:themeTint="80"/>
-              <w:left w:val="single" w:sz="4" w:space="0" w:color="7F7F7F" w:themeColor="text1" w:themeTint="80"/>
-              <w:bottom w:val="single" w:sz="4" w:space="0" w:color="7F7F7F" w:themeColor="text1" w:themeTint="80"/>
-              <w:right w:val="single" w:sz="4" w:space="0" w:color="7F7F7F" w:themeColor="text1" w:themeTint="80"/>
-            </w:tcBorders>
             <w:shd w:val="clear" w:color="auto" w:fill="262626" w:themeFill="text1" w:themeFillTint="D9"/>
             <w:vAlign w:val="center"/>
           </w:tcPr>
@@ -18595,12 +20878,6 @@
         <w:tc>
           <w:tcPr>
             <w:tcW w:w="3749" w:type="dxa"/>
-            <w:tcBorders>
-              <w:top w:val="single" w:sz="4" w:space="0" w:color="7F7F7F" w:themeColor="text1" w:themeTint="80"/>
-              <w:left w:val="single" w:sz="4" w:space="0" w:color="7F7F7F" w:themeColor="text1" w:themeTint="80"/>
-              <w:bottom w:val="single" w:sz="4" w:space="0" w:color="7F7F7F" w:themeColor="text1" w:themeTint="80"/>
-              <w:right w:val="single" w:sz="4" w:space="0" w:color="7F7F7F" w:themeColor="text1" w:themeTint="80"/>
-            </w:tcBorders>
             <w:shd w:val="clear" w:color="auto" w:fill="262626" w:themeFill="text1" w:themeFillTint="D9"/>
             <w:vAlign w:val="center"/>
           </w:tcPr>
@@ -18635,34 +20912,30 @@
         <w:tc>
           <w:tcPr>
             <w:tcW w:w="2942" w:type="dxa"/>
-            <w:tcBorders>
-              <w:top w:val="single" w:sz="4" w:space="0" w:color="7F7F7F" w:themeColor="text1" w:themeTint="80"/>
-            </w:tcBorders>
-          </w:tcPr>
-          <w:p>
-            <w:pPr>
-              <w:rPr>
-                <w:rFonts w:ascii="Arial" w:hAnsi="Arial" w:cs="Arial"/>
-                <w:sz w:val="24"/>
-                <w:szCs w:val="24"/>
-              </w:rPr>
-            </w:pPr>
-            <w:r>
-              <w:rPr>
-                <w:rFonts w:ascii="Arial" w:hAnsi="Arial" w:cs="Arial"/>
-                <w:sz w:val="24"/>
-                <w:szCs w:val="24"/>
-              </w:rPr>
-              <w:t xml:space="preserve">Tiempo de renderizado en algunos archivos. </w:t>
+            <w:vAlign w:val="center"/>
+          </w:tcPr>
+          <w:p>
+            <w:pPr>
+              <w:rPr>
+                <w:rFonts w:ascii="Arial" w:hAnsi="Arial" w:cs="Arial"/>
+                <w:sz w:val="24"/>
+                <w:szCs w:val="24"/>
+              </w:rPr>
+            </w:pPr>
+            <w:r>
+              <w:rPr>
+                <w:rFonts w:ascii="Arial" w:hAnsi="Arial" w:cs="Arial"/>
+                <w:sz w:val="24"/>
+                <w:szCs w:val="24"/>
+              </w:rPr>
+              <w:t>Dificultad para asignar responsabilidades específicas entre integrantes</w:t>
             </w:r>
           </w:p>
         </w:tc>
         <w:tc>
           <w:tcPr>
             <w:tcW w:w="2943" w:type="dxa"/>
-            <w:tcBorders>
-              <w:top w:val="single" w:sz="4" w:space="0" w:color="7F7F7F" w:themeColor="text1" w:themeTint="80"/>
-            </w:tcBorders>
+            <w:vAlign w:val="center"/>
           </w:tcPr>
           <w:p>
             <w:pPr>
@@ -18686,25 +20959,248 @@
         <w:tc>
           <w:tcPr>
             <w:tcW w:w="3749" w:type="dxa"/>
-            <w:tcBorders>
-              <w:top w:val="single" w:sz="4" w:space="0" w:color="7F7F7F" w:themeColor="text1" w:themeTint="80"/>
-            </w:tcBorders>
-          </w:tcPr>
-          <w:p>
-            <w:pPr>
-              <w:rPr>
-                <w:rFonts w:ascii="Arial" w:hAnsi="Arial" w:cs="Arial"/>
-                <w:sz w:val="24"/>
-                <w:szCs w:val="24"/>
-              </w:rPr>
-            </w:pPr>
-            <w:r>
-              <w:rPr>
-                <w:rFonts w:ascii="Arial" w:hAnsi="Arial" w:cs="Arial"/>
-                <w:sz w:val="24"/>
-                <w:szCs w:val="24"/>
-              </w:rPr>
-              <w:t xml:space="preserve">Conocimiento de extensión y manejo de archivos que trabaja el cliente. </w:t>
+            <w:vAlign w:val="center"/>
+          </w:tcPr>
+          <w:p>
+            <w:pPr>
+              <w:rPr>
+                <w:rFonts w:ascii="Arial" w:hAnsi="Arial" w:cs="Arial"/>
+                <w:sz w:val="24"/>
+                <w:szCs w:val="24"/>
+              </w:rPr>
+            </w:pPr>
+            <w:r>
+              <w:rPr>
+                <w:rFonts w:ascii="Arial" w:hAnsi="Arial" w:cs="Arial"/>
+                <w:sz w:val="24"/>
+                <w:szCs w:val="24"/>
+              </w:rPr>
+              <w:t>Definir claramente los roles RACI y revisar cada paquete de trabajo en equipo</w:t>
+            </w:r>
+          </w:p>
+        </w:tc>
+      </w:tr>
+      <w:tr>
+        <w:trPr>
+          <w:jc w:val="center"/>
+        </w:trPr>
+        <w:tc>
+          <w:tcPr>
+            <w:tcW w:w="2942" w:type="dxa"/>
+            <w:vAlign w:val="center"/>
+          </w:tcPr>
+          <w:p>
+            <w:pPr>
+              <w:rPr>
+                <w:rFonts w:ascii="Arial" w:hAnsi="Arial" w:cs="Arial"/>
+                <w:sz w:val="24"/>
+                <w:szCs w:val="24"/>
+              </w:rPr>
+            </w:pPr>
+            <w:r>
+              <w:rPr>
+                <w:rFonts w:ascii="Arial" w:hAnsi="Arial" w:cs="Arial"/>
+                <w:sz w:val="24"/>
+                <w:szCs w:val="24"/>
+              </w:rPr>
+              <w:t>Retraso en la organización del cronograma</w:t>
+            </w:r>
+          </w:p>
+        </w:tc>
+        <w:tc>
+          <w:tcPr>
+            <w:tcW w:w="2943" w:type="dxa"/>
+            <w:vAlign w:val="center"/>
+          </w:tcPr>
+          <w:p>
+            <w:pPr>
+              <w:jc w:val="center"/>
+              <w:rPr>
+                <w:rFonts w:ascii="Arial" w:hAnsi="Arial" w:cs="Arial"/>
+                <w:sz w:val="24"/>
+                <w:szCs w:val="24"/>
+              </w:rPr>
+            </w:pPr>
+            <w:r>
+              <w:rPr>
+                <w:rFonts w:ascii="Arial" w:hAnsi="Arial" w:cs="Arial"/>
+                <w:sz w:val="24"/>
+                <w:szCs w:val="24"/>
+              </w:rPr>
+              <w:t>Tiempo</w:t>
+            </w:r>
+          </w:p>
+        </w:tc>
+        <w:tc>
+          <w:tcPr>
+            <w:tcW w:w="3749" w:type="dxa"/>
+            <w:vAlign w:val="center"/>
+          </w:tcPr>
+          <w:p>
+            <w:pPr>
+              <w:rPr>
+                <w:rFonts w:ascii="Arial" w:hAnsi="Arial" w:cs="Arial"/>
+                <w:sz w:val="24"/>
+                <w:szCs w:val="24"/>
+              </w:rPr>
+            </w:pPr>
+            <w:r>
+              <w:rPr>
+                <w:rFonts w:ascii="Arial" w:hAnsi="Arial" w:cs="Arial"/>
+                <w:sz w:val="24"/>
+                <w:szCs w:val="24"/>
+              </w:rPr>
+              <w:t>Dividir actividades por Sprint y asignar responsables específicos</w:t>
+            </w:r>
+          </w:p>
+        </w:tc>
+      </w:tr>
+      <w:tr>
+        <w:trPr>
+          <w:jc w:val="center"/>
+        </w:trPr>
+        <w:tc>
+          <w:tcPr>
+            <w:tcW w:w="2942" w:type="dxa"/>
+            <w:vAlign w:val="center"/>
+          </w:tcPr>
+          <w:p>
+            <w:pPr>
+              <w:rPr>
+                <w:rFonts w:ascii="Arial" w:hAnsi="Arial" w:cs="Arial"/>
+                <w:sz w:val="24"/>
+                <w:szCs w:val="24"/>
+              </w:rPr>
+            </w:pPr>
+            <w:r>
+              <w:rPr>
+                <w:rFonts w:ascii="Arial" w:hAnsi="Arial" w:cs="Arial"/>
+                <w:sz w:val="24"/>
+                <w:szCs w:val="24"/>
+              </w:rPr>
+              <w:t>Errores de formato en tablas y distribución del documento</w:t>
+            </w:r>
+          </w:p>
+        </w:tc>
+        <w:tc>
+          <w:tcPr>
+            <w:tcW w:w="2943" w:type="dxa"/>
+            <w:vAlign w:val="center"/>
+          </w:tcPr>
+          <w:p>
+            <w:pPr>
+              <w:jc w:val="center"/>
+              <w:rPr>
+                <w:rFonts w:ascii="Arial" w:hAnsi="Arial" w:cs="Arial"/>
+                <w:sz w:val="24"/>
+                <w:szCs w:val="24"/>
+              </w:rPr>
+            </w:pPr>
+            <w:r>
+              <w:rPr>
+                <w:rFonts w:ascii="Arial" w:hAnsi="Arial" w:cs="Arial"/>
+                <w:sz w:val="24"/>
+                <w:szCs w:val="24"/>
+              </w:rPr>
+              <w:t>Tiempo</w:t>
+            </w:r>
+          </w:p>
+        </w:tc>
+        <w:tc>
+          <w:tcPr>
+            <w:tcW w:w="3749" w:type="dxa"/>
+            <w:vAlign w:val="center"/>
+          </w:tcPr>
+          <w:p>
+            <w:pPr>
+              <w:rPr>
+                <w:rFonts w:ascii="Arial" w:hAnsi="Arial" w:cs="Arial"/>
+                <w:sz w:val="24"/>
+                <w:szCs w:val="24"/>
+              </w:rPr>
+            </w:pPr>
+            <w:r>
+              <w:rPr>
+                <w:rFonts w:ascii="Arial" w:hAnsi="Arial" w:cs="Arial"/>
+                <w:sz w:val="24"/>
+                <w:szCs w:val="24"/>
+              </w:rPr>
+              <w:t>Realizar revisión final conjunta antes de la entrega</w:t>
+            </w:r>
+          </w:p>
+        </w:tc>
+      </w:tr>
+      <w:tr>
+        <w:trPr>
+          <w:jc w:val="center"/>
+        </w:trPr>
+        <w:tc>
+          <w:tcPr>
+            <w:tcW w:w="2942" w:type="dxa"/>
+            <w:vAlign w:val="center"/>
+          </w:tcPr>
+          <w:p>
+            <w:pPr>
+              <w:rPr>
+                <w:rFonts w:ascii="Arial" w:hAnsi="Arial" w:cs="Arial"/>
+                <w:sz w:val="24"/>
+                <w:szCs w:val="24"/>
+              </w:rPr>
+            </w:pPr>
+            <w:r>
+              <w:rPr>
+                <w:rFonts w:ascii="Arial" w:hAnsi="Arial" w:cs="Arial"/>
+                <w:sz w:val="24"/>
+                <w:szCs w:val="24"/>
+              </w:rPr>
+              <w:t>Diferencias en interpretación de actividades del proyecto</w:t>
+            </w:r>
+          </w:p>
+        </w:tc>
+        <w:tc>
+          <w:tcPr>
+            <w:tcW w:w="2943" w:type="dxa"/>
+            <w:vAlign w:val="center"/>
+          </w:tcPr>
+          <w:p>
+            <w:pPr>
+              <w:jc w:val="center"/>
+              <w:rPr>
+                <w:rFonts w:ascii="Arial" w:hAnsi="Arial" w:cs="Arial"/>
+                <w:sz w:val="24"/>
+                <w:szCs w:val="24"/>
+              </w:rPr>
+            </w:pPr>
+            <w:r>
+              <w:rPr>
+                <w:rFonts w:ascii="Arial" w:hAnsi="Arial" w:cs="Arial"/>
+                <w:sz w:val="24"/>
+                <w:szCs w:val="24"/>
+              </w:rPr>
+              <w:t>Alcance</w:t>
+            </w:r>
+          </w:p>
+        </w:tc>
+        <w:tc>
+          <w:tcPr>
+            <w:tcW w:w="3749" w:type="dxa"/>
+            <w:vAlign w:val="center"/>
+          </w:tcPr>
+          <w:p>
+            <w:pPr>
+              <w:rPr>
+                <w:rFonts w:ascii="Arial" w:hAnsi="Arial" w:cs="Arial"/>
+                <w:sz w:val="24"/>
+                <w:szCs w:val="24"/>
+              </w:rPr>
+            </w:pPr>
+            <w:r>
+              <w:rPr>
+                <w:rFonts w:ascii="Arial" w:hAnsi="Arial" w:cs="Arial"/>
+                <w:sz w:val="24"/>
+                <w:szCs w:val="24"/>
+              </w:rPr>
+              <w:t>Validar criterios con base en el contenido del proyecto y lineamientos de clase</w:t>
             </w:r>
           </w:p>
         </w:tc>
@@ -18722,12 +21218,12 @@
         <w:jc w:val="both"/>
         <w:outlineLvl w:val="0"/>
       </w:pPr>
-      <w:bookmarkStart w:id="25" w:name="_Toc226054387"/>
+      <w:bookmarkStart w:id="33" w:name="_Toc229378950"/>
       <w:r>
         <w:lastRenderedPageBreak/>
         <w:t>Referencias</w:t>
       </w:r>
-      <w:bookmarkEnd w:id="25"/>
+      <w:bookmarkEnd w:id="33"/>
     </w:p>
     <w:p>
       <w:pPr>
@@ -18827,6 +21323,7 @@
         <w:docPartUnique/>
       </w:docPartObj>
     </w:sdtPr>
+    <w:sdtEndPr/>
     <w:sdtContent>
       <w:p>
         <w:pPr>
@@ -25399,7 +27896,7 @@
   <w:style w:type="paragraph" w:default="1" w:styleId="Normal">
     <w:name w:val="Normal"/>
     <w:qFormat/>
-    <w:rsid w:val="00310849"/>
+    <w:rsid w:val="00A940BA"/>
   </w:style>
   <w:style w:type="paragraph" w:styleId="Ttulo1">
     <w:name w:val="heading 1"/>

--- a/BITACORA.docx
+++ b/BITACORA.docx
@@ -3172,7 +3172,7 @@
                 <w:noProof/>
                 <w:webHidden/>
               </w:rPr>
-              <w:t>17</w:t>
+              <w:t>19</w:t>
             </w:r>
             <w:r>
               <w:rPr>
@@ -17916,6 +17916,7 @@
           <w:sz w:val="32"/>
           <w:szCs w:val="72"/>
         </w:rPr>
+        <w:lastRenderedPageBreak/>
         <w:t>A</w:t>
       </w:r>
       <w:r>
@@ -18806,6 +18807,7 @@
                 <w:sz w:val="28"/>
                 <w:szCs w:val="28"/>
               </w:rPr>
+              <w:lastRenderedPageBreak/>
               <w:t xml:space="preserve">Día </w:t>
             </w:r>
             <w:r>
@@ -20551,6 +20553,7 @@
                 <w:sz w:val="24"/>
                 <w:szCs w:val="24"/>
               </w:rPr>
+              <w:lastRenderedPageBreak/>
               <w:t>Integración de referencias y formato final</w:t>
             </w:r>
           </w:p>
@@ -21207,6 +21210,2319 @@
       </w:tr>
     </w:tbl>
     <w:p/>
+    <w:p>
+      <w:r>
+        <w:br w:type="page"/>
+      </w:r>
+    </w:p>
+    <w:p>
+      <w:pPr>
+        <w:pStyle w:val="Ttulo0"/>
+        <w:jc w:val="both"/>
+        <w:outlineLvl w:val="0"/>
+      </w:pPr>
+      <w:r>
+        <w:lastRenderedPageBreak/>
+        <w:t xml:space="preserve">Semana del </w:t>
+      </w:r>
+      <w:r>
+        <w:t>11</w:t>
+      </w:r>
+      <w:r>
+        <w:t xml:space="preserve"> de mayo al </w:t>
+      </w:r>
+      <w:r>
+        <w:t>15</w:t>
+      </w:r>
+      <w:r>
+        <w:t xml:space="preserve"> de mayo</w:t>
+      </w:r>
+    </w:p>
+    <w:p>
+      <w:r>
+        <w:rPr>
+          <w:b/>
+          <w:bCs/>
+        </w:rPr>
+        <w:t>Objetivo:</w:t>
+      </w:r>
+      <w:r>
+        <w:t xml:space="preserve"> </w:t>
+      </w:r>
+      <w:r>
+        <w:t>Comenzar documentación final</w:t>
+      </w:r>
+      <w:r>
+        <w:t>.</w:t>
+      </w:r>
+    </w:p>
+    <w:tbl>
+      <w:tblPr>
+        <w:tblStyle w:val="Tablaconcuadrcula"/>
+        <w:tblW w:w="9634" w:type="dxa"/>
+        <w:jc w:val="center"/>
+        <w:tblBorders>
+          <w:top w:val="single" w:sz="4" w:space="0" w:color="7F7F7F" w:themeColor="text1" w:themeTint="80"/>
+          <w:left w:val="single" w:sz="4" w:space="0" w:color="7F7F7F" w:themeColor="text1" w:themeTint="80"/>
+          <w:bottom w:val="single" w:sz="4" w:space="0" w:color="7F7F7F" w:themeColor="text1" w:themeTint="80"/>
+          <w:right w:val="single" w:sz="4" w:space="0" w:color="7F7F7F" w:themeColor="text1" w:themeTint="80"/>
+          <w:insideH w:val="single" w:sz="4" w:space="0" w:color="7F7F7F" w:themeColor="text1" w:themeTint="80"/>
+        </w:tblBorders>
+        <w:tblCellMar>
+          <w:top w:w="57" w:type="dxa"/>
+          <w:bottom w:w="57" w:type="dxa"/>
+        </w:tblCellMar>
+        <w:tblLook w:val="04A0" w:firstRow="1" w:lastRow="0" w:firstColumn="1" w:lastColumn="0" w:noHBand="0" w:noVBand="1"/>
+      </w:tblPr>
+      <w:tblGrid>
+        <w:gridCol w:w="5098"/>
+        <w:gridCol w:w="4536"/>
+      </w:tblGrid>
+      <w:tr>
+        <w:trPr>
+          <w:trHeight w:val="583"/>
+          <w:jc w:val="center"/>
+        </w:trPr>
+        <w:tc>
+          <w:tcPr>
+            <w:tcW w:w="9634" w:type="dxa"/>
+            <w:gridSpan w:val="2"/>
+            <w:shd w:val="clear" w:color="auto" w:fill="262626" w:themeFill="text1" w:themeFillTint="D9"/>
+            <w:vAlign w:val="center"/>
+          </w:tcPr>
+          <w:p>
+            <w:pPr>
+              <w:pStyle w:val="Ttulo2"/>
+              <w:rPr>
+                <w:rFonts w:ascii="Aptos" w:hAnsi="Aptos"/>
+                <w:b/>
+                <w:bCs/>
+                <w:color w:val="FFFFFF" w:themeColor="background1"/>
+                <w:sz w:val="28"/>
+                <w:szCs w:val="28"/>
+              </w:rPr>
+            </w:pPr>
+            <w:r>
+              <w:rPr>
+                <w:rFonts w:ascii="Aptos" w:hAnsi="Aptos"/>
+                <w:b/>
+                <w:bCs/>
+                <w:color w:val="FFFFFF" w:themeColor="background1"/>
+                <w:sz w:val="28"/>
+                <w:szCs w:val="28"/>
+              </w:rPr>
+              <w:t>Día 1: E</w:t>
+            </w:r>
+            <w:r>
+              <w:rPr>
+                <w:rFonts w:ascii="Aptos" w:hAnsi="Aptos"/>
+                <w:b/>
+                <w:bCs/>
+                <w:color w:val="FFFFFF" w:themeColor="background1"/>
+                <w:sz w:val="28"/>
+                <w:szCs w:val="28"/>
+              </w:rPr>
+              <w:t>laboración de la Matriz de Responsabilidades</w:t>
+            </w:r>
+          </w:p>
+        </w:tc>
+      </w:tr>
+      <w:tr>
+        <w:trPr>
+          <w:jc w:val="center"/>
+        </w:trPr>
+        <w:tc>
+          <w:tcPr>
+            <w:tcW w:w="9634" w:type="dxa"/>
+            <w:gridSpan w:val="2"/>
+            <w:vAlign w:val="center"/>
+          </w:tcPr>
+          <w:p>
+            <w:pPr>
+              <w:rPr>
+                <w:rFonts w:ascii="Arial" w:hAnsi="Arial" w:cs="Arial"/>
+                <w:sz w:val="24"/>
+                <w:szCs w:val="24"/>
+              </w:rPr>
+            </w:pPr>
+            <w:r>
+              <w:rPr>
+                <w:rFonts w:ascii="Arial" w:hAnsi="Arial" w:cs="Arial"/>
+                <w:b/>
+                <w:bCs/>
+                <w:sz w:val="24"/>
+                <w:szCs w:val="24"/>
+              </w:rPr>
+              <w:t xml:space="preserve">Nombre del Proyecto: </w:t>
+            </w:r>
+            <w:r>
+              <w:rPr>
+                <w:rFonts w:ascii="Arial" w:hAnsi="Arial" w:cs="Arial"/>
+                <w:sz w:val="24"/>
+                <w:szCs w:val="24"/>
+              </w:rPr>
+              <w:t>Portafolio Digital de Arquitecto</w:t>
+            </w:r>
+          </w:p>
+        </w:tc>
+      </w:tr>
+      <w:tr>
+        <w:trPr>
+          <w:jc w:val="center"/>
+        </w:trPr>
+        <w:tc>
+          <w:tcPr>
+            <w:tcW w:w="5098" w:type="dxa"/>
+            <w:vAlign w:val="center"/>
+          </w:tcPr>
+          <w:p>
+            <w:pPr>
+              <w:rPr>
+                <w:rFonts w:ascii="Arial" w:hAnsi="Arial" w:cs="Arial"/>
+                <w:b/>
+                <w:bCs/>
+                <w:sz w:val="24"/>
+                <w:szCs w:val="24"/>
+              </w:rPr>
+            </w:pPr>
+            <w:r>
+              <w:rPr>
+                <w:rFonts w:ascii="Arial" w:hAnsi="Arial" w:cs="Arial"/>
+                <w:b/>
+                <w:bCs/>
+                <w:sz w:val="24"/>
+                <w:szCs w:val="24"/>
+              </w:rPr>
+              <w:t xml:space="preserve">Equipo No.: </w:t>
+            </w:r>
+            <w:r>
+              <w:rPr>
+                <w:rFonts w:ascii="Arial" w:hAnsi="Arial" w:cs="Arial"/>
+                <w:b/>
+                <w:bCs/>
+                <w:sz w:val="24"/>
+                <w:szCs w:val="24"/>
+              </w:rPr>
+              <w:tab/>
+            </w:r>
+            <w:r>
+              <w:rPr>
+                <w:rFonts w:ascii="Arial" w:hAnsi="Arial" w:cs="Arial"/>
+                <w:sz w:val="24"/>
+                <w:szCs w:val="24"/>
+              </w:rPr>
+              <w:t>6</w:t>
+            </w:r>
+          </w:p>
+        </w:tc>
+        <w:tc>
+          <w:tcPr>
+            <w:tcW w:w="4536" w:type="dxa"/>
+            <w:vAlign w:val="center"/>
+          </w:tcPr>
+          <w:p>
+            <w:pPr>
+              <w:rPr>
+                <w:rFonts w:ascii="Arial" w:hAnsi="Arial" w:cs="Arial"/>
+                <w:b/>
+                <w:bCs/>
+                <w:sz w:val="24"/>
+                <w:szCs w:val="24"/>
+              </w:rPr>
+            </w:pPr>
+            <w:r>
+              <w:rPr>
+                <w:rFonts w:ascii="Arial" w:hAnsi="Arial" w:cs="Arial"/>
+                <w:b/>
+                <w:bCs/>
+                <w:sz w:val="24"/>
+                <w:szCs w:val="24"/>
+              </w:rPr>
+              <w:t>Fecha:</w:t>
+            </w:r>
+            <w:r>
+              <w:rPr>
+                <w:rFonts w:ascii="Arial" w:hAnsi="Arial" w:cs="Arial"/>
+                <w:b/>
+                <w:bCs/>
+                <w:sz w:val="24"/>
+                <w:szCs w:val="24"/>
+              </w:rPr>
+              <w:t xml:space="preserve"> </w:t>
+            </w:r>
+            <w:r>
+              <w:rPr>
+                <w:rFonts w:ascii="Arial" w:hAnsi="Arial" w:cs="Arial"/>
+                <w:sz w:val="24"/>
+                <w:szCs w:val="24"/>
+              </w:rPr>
+              <w:t>12</w:t>
+            </w:r>
+            <w:r>
+              <w:rPr>
+                <w:rFonts w:ascii="Arial" w:hAnsi="Arial" w:cs="Arial"/>
+                <w:sz w:val="24"/>
+                <w:szCs w:val="24"/>
+              </w:rPr>
+              <w:t>/0</w:t>
+            </w:r>
+            <w:r>
+              <w:rPr>
+                <w:rFonts w:ascii="Arial" w:hAnsi="Arial" w:cs="Arial"/>
+                <w:sz w:val="24"/>
+                <w:szCs w:val="24"/>
+              </w:rPr>
+              <w:t>5</w:t>
+            </w:r>
+            <w:r>
+              <w:rPr>
+                <w:rFonts w:ascii="Arial" w:hAnsi="Arial" w:cs="Arial"/>
+                <w:sz w:val="24"/>
+                <w:szCs w:val="24"/>
+              </w:rPr>
+              <w:t>/202</w:t>
+            </w:r>
+            <w:r>
+              <w:rPr>
+                <w:rFonts w:ascii="Arial" w:hAnsi="Arial" w:cs="Arial"/>
+                <w:sz w:val="24"/>
+                <w:szCs w:val="24"/>
+              </w:rPr>
+              <w:t>6</w:t>
+            </w:r>
+          </w:p>
+        </w:tc>
+      </w:tr>
+      <w:tr>
+        <w:trPr>
+          <w:jc w:val="center"/>
+        </w:trPr>
+        <w:tc>
+          <w:tcPr>
+            <w:tcW w:w="5098" w:type="dxa"/>
+            <w:vAlign w:val="center"/>
+          </w:tcPr>
+          <w:p>
+            <w:pPr>
+              <w:rPr>
+                <w:rFonts w:ascii="Arial" w:hAnsi="Arial" w:cs="Arial"/>
+                <w:b/>
+                <w:bCs/>
+                <w:sz w:val="24"/>
+                <w:szCs w:val="24"/>
+              </w:rPr>
+            </w:pPr>
+            <w:r>
+              <w:rPr>
+                <w:rFonts w:ascii="Arial" w:hAnsi="Arial" w:cs="Arial"/>
+                <w:b/>
+                <w:bCs/>
+                <w:sz w:val="24"/>
+                <w:szCs w:val="24"/>
+              </w:rPr>
+              <w:t xml:space="preserve">Número de sesión / Día de trabajo: </w:t>
+            </w:r>
+            <w:r>
+              <w:rPr>
+                <w:rFonts w:ascii="Arial" w:hAnsi="Arial" w:cs="Arial"/>
+                <w:sz w:val="24"/>
+                <w:szCs w:val="24"/>
+              </w:rPr>
+              <w:t>1</w:t>
+            </w:r>
+          </w:p>
+        </w:tc>
+        <w:tc>
+          <w:tcPr>
+            <w:tcW w:w="4536" w:type="dxa"/>
+            <w:vAlign w:val="center"/>
+          </w:tcPr>
+          <w:p>
+            <w:pPr>
+              <w:rPr>
+                <w:rFonts w:ascii="Arial" w:hAnsi="Arial" w:cs="Arial"/>
+                <w:b/>
+                <w:bCs/>
+                <w:sz w:val="24"/>
+                <w:szCs w:val="24"/>
+              </w:rPr>
+            </w:pPr>
+            <w:r>
+              <w:rPr>
+                <w:rFonts w:ascii="Arial" w:hAnsi="Arial" w:cs="Arial"/>
+                <w:b/>
+                <w:bCs/>
+                <w:sz w:val="24"/>
+                <w:szCs w:val="24"/>
+              </w:rPr>
+              <w:t xml:space="preserve">Modalidad: </w:t>
+            </w:r>
+            <w:r>
+              <w:rPr>
+                <w:rFonts w:ascii="Arial" w:hAnsi="Arial" w:cs="Arial"/>
+                <w:sz w:val="24"/>
+                <w:szCs w:val="24"/>
+                <w:shd w:val="clear" w:color="auto" w:fill="F5E4A9" w:themeFill="accent3" w:themeFillTint="66"/>
+              </w:rPr>
+              <w:t>Presencial</w:t>
+            </w:r>
+            <w:r>
+              <w:rPr>
+                <w:rFonts w:ascii="Arial" w:hAnsi="Arial" w:cs="Arial"/>
+                <w:sz w:val="24"/>
+                <w:szCs w:val="24"/>
+              </w:rPr>
+              <w:t xml:space="preserve"> / </w:t>
+            </w:r>
+            <w:r>
+              <w:rPr>
+                <w:rFonts w:ascii="Arial" w:hAnsi="Arial" w:cs="Arial"/>
+                <w:sz w:val="24"/>
+                <w:szCs w:val="24"/>
+              </w:rPr>
+              <w:t>Virtual</w:t>
+            </w:r>
+            <w:r>
+              <w:rPr>
+                <w:rFonts w:ascii="Arial" w:hAnsi="Arial" w:cs="Arial"/>
+                <w:sz w:val="24"/>
+                <w:szCs w:val="24"/>
+              </w:rPr>
+              <w:t xml:space="preserve"> / </w:t>
+            </w:r>
+            <w:r>
+              <w:rPr>
+                <w:rFonts w:ascii="Arial" w:hAnsi="Arial" w:cs="Arial"/>
+                <w:sz w:val="24"/>
+                <w:szCs w:val="24"/>
+              </w:rPr>
+              <w:t>Mixto</w:t>
+            </w:r>
+          </w:p>
+        </w:tc>
+      </w:tr>
+      <w:tr>
+        <w:trPr>
+          <w:jc w:val="center"/>
+        </w:trPr>
+        <w:tc>
+          <w:tcPr>
+            <w:tcW w:w="9634" w:type="dxa"/>
+            <w:gridSpan w:val="2"/>
+            <w:vAlign w:val="center"/>
+          </w:tcPr>
+          <w:p>
+            <w:pPr>
+              <w:rPr>
+                <w:rFonts w:ascii="Arial" w:hAnsi="Arial" w:cs="Arial"/>
+                <w:b/>
+                <w:bCs/>
+                <w:sz w:val="24"/>
+                <w:szCs w:val="24"/>
+              </w:rPr>
+            </w:pPr>
+            <w:r>
+              <w:rPr>
+                <w:rFonts w:ascii="Arial" w:hAnsi="Arial" w:cs="Arial"/>
+                <w:b/>
+                <w:bCs/>
+                <w:sz w:val="24"/>
+                <w:szCs w:val="24"/>
+              </w:rPr>
+              <w:t>Duración de la sesión:</w:t>
+            </w:r>
+            <w:r>
+              <w:rPr>
+                <w:rFonts w:ascii="Arial" w:hAnsi="Arial" w:cs="Arial"/>
+                <w:b/>
+                <w:bCs/>
+                <w:sz w:val="24"/>
+                <w:szCs w:val="24"/>
+              </w:rPr>
+              <w:t xml:space="preserve"> </w:t>
+            </w:r>
+            <w:r>
+              <w:rPr>
+                <w:rFonts w:ascii="Arial" w:hAnsi="Arial" w:cs="Arial"/>
+                <w:sz w:val="24"/>
+                <w:szCs w:val="24"/>
+              </w:rPr>
+              <w:t xml:space="preserve">1 </w:t>
+            </w:r>
+            <w:proofErr w:type="spellStart"/>
+            <w:r>
+              <w:rPr>
+                <w:rFonts w:ascii="Arial" w:hAnsi="Arial" w:cs="Arial"/>
+                <w:sz w:val="24"/>
+                <w:szCs w:val="24"/>
+              </w:rPr>
+              <w:t>hr</w:t>
+            </w:r>
+            <w:proofErr w:type="spellEnd"/>
+          </w:p>
+        </w:tc>
+      </w:tr>
+    </w:tbl>
+    <w:p>
+      <w:pPr>
+        <w:rPr>
+          <w:rFonts w:ascii="Arial" w:hAnsi="Arial" w:cs="Arial"/>
+          <w:sz w:val="24"/>
+          <w:szCs w:val="24"/>
+        </w:rPr>
+      </w:pPr>
+    </w:p>
+    <w:p>
+      <w:pPr>
+        <w:pStyle w:val="titulo1"/>
+        <w:outlineLvl w:val="2"/>
+        <w:rPr>
+          <w:sz w:val="32"/>
+          <w:szCs w:val="72"/>
+        </w:rPr>
+      </w:pPr>
+      <w:r>
+        <w:rPr>
+          <w:sz w:val="32"/>
+          <w:szCs w:val="72"/>
+        </w:rPr>
+        <w:t>Asistencia y Participación</w:t>
+      </w:r>
+    </w:p>
+    <w:tbl>
+      <w:tblPr>
+        <w:tblStyle w:val="Tablaconcuadrcula"/>
+        <w:tblW w:w="10281" w:type="dxa"/>
+        <w:jc w:val="center"/>
+        <w:tblBorders>
+          <w:top w:val="single" w:sz="4" w:space="0" w:color="7F7F7F" w:themeColor="text1" w:themeTint="80"/>
+          <w:left w:val="single" w:sz="4" w:space="0" w:color="7F7F7F" w:themeColor="text1" w:themeTint="80"/>
+          <w:bottom w:val="single" w:sz="4" w:space="0" w:color="7F7F7F" w:themeColor="text1" w:themeTint="80"/>
+          <w:right w:val="single" w:sz="4" w:space="0" w:color="7F7F7F" w:themeColor="text1" w:themeTint="80"/>
+          <w:insideH w:val="single" w:sz="4" w:space="0" w:color="7F7F7F" w:themeColor="text1" w:themeTint="80"/>
+          <w:insideV w:val="single" w:sz="4" w:space="0" w:color="7F7F7F" w:themeColor="text1" w:themeTint="80"/>
+        </w:tblBorders>
+        <w:tblCellMar>
+          <w:top w:w="57" w:type="dxa"/>
+          <w:bottom w:w="57" w:type="dxa"/>
+        </w:tblCellMar>
+        <w:tblLook w:val="04A0" w:firstRow="1" w:lastRow="0" w:firstColumn="1" w:lastColumn="0" w:noHBand="0" w:noVBand="1"/>
+      </w:tblPr>
+      <w:tblGrid>
+        <w:gridCol w:w="1538"/>
+        <w:gridCol w:w="1791"/>
+        <w:gridCol w:w="1563"/>
+        <w:gridCol w:w="3061"/>
+        <w:gridCol w:w="2328"/>
+      </w:tblGrid>
+      <w:tr>
+        <w:trPr>
+          <w:jc w:val="center"/>
+        </w:trPr>
+        <w:tc>
+          <w:tcPr>
+            <w:tcW w:w="1538" w:type="dxa"/>
+            <w:shd w:val="clear" w:color="auto" w:fill="262626" w:themeFill="text1" w:themeFillTint="D9"/>
+            <w:vAlign w:val="center"/>
+          </w:tcPr>
+          <w:p>
+            <w:pPr>
+              <w:jc w:val="center"/>
+              <w:rPr>
+                <w:rFonts w:ascii="Arial" w:hAnsi="Arial" w:cs="Arial"/>
+                <w:b/>
+                <w:bCs/>
+                <w:sz w:val="24"/>
+                <w:szCs w:val="24"/>
+              </w:rPr>
+            </w:pPr>
+            <w:r>
+              <w:rPr>
+                <w:rFonts w:ascii="Arial" w:hAnsi="Arial" w:cs="Arial"/>
+                <w:b/>
+                <w:bCs/>
+                <w:sz w:val="24"/>
+                <w:szCs w:val="24"/>
+              </w:rPr>
+              <w:t>Integrante</w:t>
+            </w:r>
+          </w:p>
+        </w:tc>
+        <w:tc>
+          <w:tcPr>
+            <w:tcW w:w="1791" w:type="dxa"/>
+            <w:shd w:val="clear" w:color="auto" w:fill="262626" w:themeFill="text1" w:themeFillTint="D9"/>
+            <w:vAlign w:val="center"/>
+          </w:tcPr>
+          <w:p>
+            <w:pPr>
+              <w:jc w:val="center"/>
+              <w:rPr>
+                <w:rFonts w:ascii="Arial" w:hAnsi="Arial" w:cs="Arial"/>
+                <w:b/>
+                <w:bCs/>
+                <w:sz w:val="24"/>
+                <w:szCs w:val="24"/>
+              </w:rPr>
+            </w:pPr>
+            <w:r>
+              <w:rPr>
+                <w:rFonts w:ascii="Arial" w:hAnsi="Arial" w:cs="Arial"/>
+                <w:b/>
+                <w:bCs/>
+                <w:sz w:val="24"/>
+                <w:szCs w:val="24"/>
+              </w:rPr>
+              <w:t>Rol</w:t>
+            </w:r>
+          </w:p>
+        </w:tc>
+        <w:tc>
+          <w:tcPr>
+            <w:tcW w:w="1563" w:type="dxa"/>
+            <w:shd w:val="clear" w:color="auto" w:fill="262626" w:themeFill="text1" w:themeFillTint="D9"/>
+            <w:vAlign w:val="center"/>
+          </w:tcPr>
+          <w:p>
+            <w:pPr>
+              <w:jc w:val="center"/>
+              <w:rPr>
+                <w:rFonts w:ascii="Arial" w:hAnsi="Arial" w:cs="Arial"/>
+                <w:b/>
+                <w:bCs/>
+                <w:sz w:val="24"/>
+                <w:szCs w:val="24"/>
+              </w:rPr>
+            </w:pPr>
+            <w:r>
+              <w:rPr>
+                <w:rFonts w:ascii="Arial" w:hAnsi="Arial" w:cs="Arial"/>
+                <w:b/>
+                <w:bCs/>
+                <w:sz w:val="24"/>
+                <w:szCs w:val="24"/>
+              </w:rPr>
+              <w:t>Asistencia (Sí/No)</w:t>
+            </w:r>
+          </w:p>
+        </w:tc>
+        <w:tc>
+          <w:tcPr>
+            <w:tcW w:w="3061" w:type="dxa"/>
+            <w:shd w:val="clear" w:color="auto" w:fill="262626" w:themeFill="text1" w:themeFillTint="D9"/>
+            <w:vAlign w:val="center"/>
+          </w:tcPr>
+          <w:p>
+            <w:pPr>
+              <w:jc w:val="center"/>
+              <w:rPr>
+                <w:rFonts w:ascii="Arial" w:hAnsi="Arial" w:cs="Arial"/>
+                <w:b/>
+                <w:bCs/>
+                <w:sz w:val="24"/>
+                <w:szCs w:val="24"/>
+              </w:rPr>
+            </w:pPr>
+            <w:r>
+              <w:rPr>
+                <w:rFonts w:ascii="Arial" w:hAnsi="Arial" w:cs="Arial"/>
+                <w:b/>
+                <w:bCs/>
+                <w:sz w:val="24"/>
+                <w:szCs w:val="24"/>
+              </w:rPr>
+              <w:t>Actividades</w:t>
+            </w:r>
+          </w:p>
+        </w:tc>
+        <w:tc>
+          <w:tcPr>
+            <w:tcW w:w="2328" w:type="dxa"/>
+            <w:shd w:val="clear" w:color="auto" w:fill="262626" w:themeFill="text1" w:themeFillTint="D9"/>
+            <w:vAlign w:val="center"/>
+          </w:tcPr>
+          <w:p>
+            <w:pPr>
+              <w:jc w:val="center"/>
+              <w:rPr>
+                <w:rFonts w:ascii="Arial" w:hAnsi="Arial" w:cs="Arial"/>
+                <w:b/>
+                <w:bCs/>
+                <w:sz w:val="24"/>
+                <w:szCs w:val="24"/>
+              </w:rPr>
+            </w:pPr>
+            <w:r>
+              <w:rPr>
+                <w:rFonts w:ascii="Arial" w:hAnsi="Arial" w:cs="Arial"/>
+                <w:b/>
+                <w:bCs/>
+                <w:sz w:val="24"/>
+                <w:szCs w:val="24"/>
+              </w:rPr>
+              <w:t>Entregables Esperados</w:t>
+            </w:r>
+          </w:p>
+        </w:tc>
+      </w:tr>
+      <w:tr>
+        <w:trPr>
+          <w:jc w:val="center"/>
+        </w:trPr>
+        <w:tc>
+          <w:tcPr>
+            <w:tcW w:w="1538" w:type="dxa"/>
+            <w:vAlign w:val="center"/>
+          </w:tcPr>
+          <w:p>
+            <w:pPr>
+              <w:rPr>
+                <w:rFonts w:ascii="Arial" w:hAnsi="Arial" w:cs="Arial"/>
+                <w:sz w:val="24"/>
+                <w:szCs w:val="24"/>
+              </w:rPr>
+            </w:pPr>
+            <w:r>
+              <w:rPr>
+                <w:rFonts w:ascii="Arial" w:hAnsi="Arial" w:cs="Arial"/>
+                <w:sz w:val="24"/>
+                <w:szCs w:val="24"/>
+              </w:rPr>
+              <w:t>María Fernanda Barrón Álvarez</w:t>
+            </w:r>
+          </w:p>
+        </w:tc>
+        <w:tc>
+          <w:tcPr>
+            <w:tcW w:w="1791" w:type="dxa"/>
+            <w:vAlign w:val="center"/>
+          </w:tcPr>
+          <w:p>
+            <w:pPr>
+              <w:rPr>
+                <w:rFonts w:ascii="Arial" w:hAnsi="Arial" w:cs="Arial"/>
+                <w:sz w:val="24"/>
+                <w:szCs w:val="24"/>
+              </w:rPr>
+            </w:pPr>
+            <w:r>
+              <w:rPr>
+                <w:rFonts w:ascii="Arial" w:hAnsi="Arial" w:cs="Arial"/>
+                <w:sz w:val="24"/>
+                <w:szCs w:val="24"/>
+              </w:rPr>
+              <w:t>Project Manager</w:t>
+            </w:r>
+          </w:p>
+        </w:tc>
+        <w:tc>
+          <w:tcPr>
+            <w:tcW w:w="1563" w:type="dxa"/>
+            <w:vAlign w:val="center"/>
+          </w:tcPr>
+          <w:p>
+            <w:pPr>
+              <w:rPr>
+                <w:rFonts w:ascii="Arial" w:hAnsi="Arial" w:cs="Arial"/>
+                <w:sz w:val="24"/>
+                <w:szCs w:val="24"/>
+              </w:rPr>
+            </w:pPr>
+            <w:r>
+              <w:rPr>
+                <w:rFonts w:ascii="Arial" w:hAnsi="Arial" w:cs="Arial"/>
+                <w:sz w:val="24"/>
+                <w:szCs w:val="24"/>
+              </w:rPr>
+              <w:t>Sí</w:t>
+            </w:r>
+          </w:p>
+        </w:tc>
+        <w:tc>
+          <w:tcPr>
+            <w:tcW w:w="3061" w:type="dxa"/>
+            <w:vAlign w:val="center"/>
+          </w:tcPr>
+          <w:p>
+            <w:pPr>
+              <w:pStyle w:val="Prrafodelista"/>
+              <w:numPr>
+                <w:ilvl w:val="0"/>
+                <w:numId w:val="55"/>
+              </w:numPr>
+              <w:ind w:left="246" w:hanging="218"/>
+              <w:rPr>
+                <w:rFonts w:ascii="Arial" w:hAnsi="Arial" w:cs="Arial"/>
+                <w:sz w:val="24"/>
+                <w:szCs w:val="24"/>
+              </w:rPr>
+            </w:pPr>
+            <w:r>
+              <w:rPr>
+                <w:rFonts w:ascii="Arial" w:hAnsi="Arial" w:cs="Arial"/>
+                <w:sz w:val="24"/>
+                <w:szCs w:val="24"/>
+              </w:rPr>
+              <w:t xml:space="preserve">Adición de </w:t>
+            </w:r>
+            <w:r>
+              <w:rPr>
+                <w:rFonts w:ascii="Arial" w:hAnsi="Arial" w:cs="Arial"/>
+                <w:sz w:val="24"/>
+                <w:szCs w:val="24"/>
+              </w:rPr>
+              <w:t>Resumen ejecutivo y Descripción del proyecto a la documentación final</w:t>
+            </w:r>
+          </w:p>
+        </w:tc>
+        <w:tc>
+          <w:tcPr>
+            <w:tcW w:w="2328" w:type="dxa"/>
+            <w:vAlign w:val="center"/>
+          </w:tcPr>
+          <w:p>
+            <w:pPr>
+              <w:pStyle w:val="Prrafodelista"/>
+              <w:numPr>
+                <w:ilvl w:val="0"/>
+                <w:numId w:val="55"/>
+              </w:numPr>
+              <w:ind w:left="219" w:hanging="219"/>
+              <w:rPr>
+                <w:rFonts w:ascii="Arial" w:hAnsi="Arial" w:cs="Arial"/>
+                <w:sz w:val="24"/>
+                <w:szCs w:val="24"/>
+              </w:rPr>
+            </w:pPr>
+            <w:r>
+              <w:rPr>
+                <w:rFonts w:ascii="Arial" w:hAnsi="Arial" w:cs="Arial"/>
+                <w:sz w:val="24"/>
+                <w:szCs w:val="24"/>
+              </w:rPr>
+              <w:t xml:space="preserve">Documento </w:t>
+            </w:r>
+            <w:r>
+              <w:rPr>
+                <w:rFonts w:ascii="Arial" w:hAnsi="Arial" w:cs="Arial"/>
+                <w:sz w:val="24"/>
+                <w:szCs w:val="24"/>
+              </w:rPr>
+              <w:t xml:space="preserve">final </w:t>
+            </w:r>
+            <w:r>
+              <w:rPr>
+                <w:rFonts w:ascii="Arial" w:hAnsi="Arial" w:cs="Arial"/>
+                <w:sz w:val="24"/>
+                <w:szCs w:val="24"/>
+              </w:rPr>
+              <w:t xml:space="preserve">con puntos 1 y 2. </w:t>
+            </w:r>
+            <w:r>
+              <w:rPr>
+                <w:rFonts w:ascii="Arial" w:hAnsi="Arial" w:cs="Arial"/>
+                <w:sz w:val="24"/>
+                <w:szCs w:val="24"/>
+              </w:rPr>
+              <w:t xml:space="preserve"> </w:t>
+            </w:r>
+          </w:p>
+        </w:tc>
+      </w:tr>
+      <w:tr>
+        <w:trPr>
+          <w:jc w:val="center"/>
+        </w:trPr>
+        <w:tc>
+          <w:tcPr>
+            <w:tcW w:w="1538" w:type="dxa"/>
+            <w:vAlign w:val="center"/>
+          </w:tcPr>
+          <w:p>
+            <w:pPr>
+              <w:rPr>
+                <w:rFonts w:ascii="Arial" w:hAnsi="Arial" w:cs="Arial"/>
+                <w:sz w:val="24"/>
+                <w:szCs w:val="24"/>
+              </w:rPr>
+            </w:pPr>
+            <w:r>
+              <w:rPr>
+                <w:rFonts w:ascii="Arial" w:hAnsi="Arial" w:cs="Arial"/>
+                <w:sz w:val="24"/>
+                <w:szCs w:val="24"/>
+              </w:rPr>
+              <w:t xml:space="preserve">Leslie Miroslava Benítez </w:t>
+            </w:r>
+          </w:p>
+          <w:p>
+            <w:pPr>
+              <w:rPr>
+                <w:rFonts w:ascii="Arial" w:hAnsi="Arial" w:cs="Arial"/>
+                <w:sz w:val="24"/>
+                <w:szCs w:val="24"/>
+              </w:rPr>
+            </w:pPr>
+            <w:r>
+              <w:rPr>
+                <w:rFonts w:ascii="Arial" w:hAnsi="Arial" w:cs="Arial"/>
+                <w:sz w:val="24"/>
+                <w:szCs w:val="24"/>
+              </w:rPr>
+              <w:t>Marín</w:t>
+            </w:r>
+          </w:p>
+        </w:tc>
+        <w:tc>
+          <w:tcPr>
+            <w:tcW w:w="1791" w:type="dxa"/>
+            <w:vAlign w:val="center"/>
+          </w:tcPr>
+          <w:p>
+            <w:pPr>
+              <w:rPr>
+                <w:rFonts w:ascii="Arial" w:hAnsi="Arial" w:cs="Arial"/>
+                <w:sz w:val="24"/>
+                <w:szCs w:val="24"/>
+              </w:rPr>
+            </w:pPr>
+            <w:r>
+              <w:rPr>
+                <w:rFonts w:ascii="Arial" w:hAnsi="Arial" w:cs="Arial"/>
+                <w:sz w:val="24"/>
+                <w:szCs w:val="24"/>
+              </w:rPr>
+              <w:t xml:space="preserve">Desarrolladora </w:t>
+            </w:r>
+            <w:proofErr w:type="spellStart"/>
+            <w:r>
+              <w:rPr>
+                <w:rFonts w:ascii="Arial" w:hAnsi="Arial" w:cs="Arial"/>
+                <w:sz w:val="24"/>
+                <w:szCs w:val="24"/>
+              </w:rPr>
+              <w:t>frontend</w:t>
+            </w:r>
+            <w:proofErr w:type="spellEnd"/>
+          </w:p>
+        </w:tc>
+        <w:tc>
+          <w:tcPr>
+            <w:tcW w:w="1563" w:type="dxa"/>
+            <w:vAlign w:val="center"/>
+          </w:tcPr>
+          <w:p>
+            <w:pPr>
+              <w:rPr>
+                <w:rFonts w:ascii="Arial" w:hAnsi="Arial" w:cs="Arial"/>
+                <w:sz w:val="24"/>
+                <w:szCs w:val="24"/>
+              </w:rPr>
+            </w:pPr>
+            <w:r>
+              <w:rPr>
+                <w:rFonts w:ascii="Arial" w:hAnsi="Arial" w:cs="Arial"/>
+                <w:sz w:val="24"/>
+                <w:szCs w:val="24"/>
+              </w:rPr>
+              <w:t>Sí</w:t>
+            </w:r>
+          </w:p>
+        </w:tc>
+        <w:tc>
+          <w:tcPr>
+            <w:tcW w:w="3061" w:type="dxa"/>
+            <w:vAlign w:val="center"/>
+          </w:tcPr>
+          <w:p>
+            <w:pPr>
+              <w:pStyle w:val="Prrafodelista"/>
+              <w:numPr>
+                <w:ilvl w:val="0"/>
+                <w:numId w:val="55"/>
+              </w:numPr>
+              <w:ind w:left="270" w:hanging="184"/>
+              <w:rPr>
+                <w:rFonts w:ascii="Arial" w:hAnsi="Arial" w:cs="Arial"/>
+                <w:sz w:val="24"/>
+                <w:szCs w:val="24"/>
+              </w:rPr>
+            </w:pPr>
+            <w:r>
+              <w:rPr>
+                <w:rFonts w:ascii="Arial" w:hAnsi="Arial" w:cs="Arial"/>
+                <w:sz w:val="24"/>
+                <w:szCs w:val="24"/>
+              </w:rPr>
+              <w:t xml:space="preserve">Análisis </w:t>
+            </w:r>
+            <w:r>
+              <w:rPr>
+                <w:rFonts w:ascii="Arial" w:hAnsi="Arial" w:cs="Arial"/>
+                <w:sz w:val="24"/>
+                <w:szCs w:val="24"/>
+              </w:rPr>
+              <w:t>y modificación</w:t>
+            </w:r>
+            <w:r>
+              <w:rPr>
+                <w:rFonts w:ascii="Arial" w:hAnsi="Arial" w:cs="Arial"/>
+                <w:sz w:val="24"/>
+                <w:szCs w:val="24"/>
+              </w:rPr>
+              <w:t xml:space="preserve"> (de documentación)</w:t>
+            </w:r>
+            <w:r>
+              <w:rPr>
+                <w:rFonts w:ascii="Arial" w:hAnsi="Arial" w:cs="Arial"/>
+                <w:sz w:val="24"/>
+                <w:szCs w:val="24"/>
+              </w:rPr>
+              <w:t xml:space="preserve"> de </w:t>
+            </w:r>
+            <w:proofErr w:type="spellStart"/>
+            <w:r>
+              <w:rPr>
+                <w:rFonts w:ascii="Arial" w:hAnsi="Arial" w:cs="Arial"/>
+                <w:sz w:val="24"/>
+                <w:szCs w:val="24"/>
+              </w:rPr>
+              <w:t>stack</w:t>
+            </w:r>
+            <w:proofErr w:type="spellEnd"/>
+            <w:r>
+              <w:rPr>
+                <w:rFonts w:ascii="Arial" w:hAnsi="Arial" w:cs="Arial"/>
+                <w:sz w:val="24"/>
+                <w:szCs w:val="24"/>
+              </w:rPr>
+              <w:t xml:space="preserve"> para </w:t>
+            </w:r>
+            <w:proofErr w:type="spellStart"/>
+            <w:r>
+              <w:rPr>
+                <w:rFonts w:ascii="Arial" w:hAnsi="Arial" w:cs="Arial"/>
+                <w:sz w:val="24"/>
+                <w:szCs w:val="24"/>
+              </w:rPr>
+              <w:t>frontend</w:t>
+            </w:r>
+            <w:proofErr w:type="spellEnd"/>
+            <w:r>
+              <w:rPr>
+                <w:rFonts w:ascii="Arial" w:hAnsi="Arial" w:cs="Arial"/>
+                <w:sz w:val="24"/>
+                <w:szCs w:val="24"/>
+              </w:rPr>
+              <w:t xml:space="preserve"> </w:t>
+            </w:r>
+          </w:p>
+        </w:tc>
+        <w:tc>
+          <w:tcPr>
+            <w:tcW w:w="2328" w:type="dxa"/>
+            <w:vAlign w:val="center"/>
+          </w:tcPr>
+          <w:p>
+            <w:pPr>
+              <w:pStyle w:val="Prrafodelista"/>
+              <w:numPr>
+                <w:ilvl w:val="0"/>
+                <w:numId w:val="55"/>
+              </w:numPr>
+              <w:ind w:left="219" w:hanging="218"/>
+              <w:rPr>
+                <w:rFonts w:ascii="Arial" w:hAnsi="Arial" w:cs="Arial"/>
+                <w:sz w:val="24"/>
+                <w:szCs w:val="24"/>
+              </w:rPr>
+            </w:pPr>
+            <w:r>
+              <w:rPr>
+                <w:rFonts w:ascii="Arial" w:hAnsi="Arial" w:cs="Arial"/>
+                <w:sz w:val="24"/>
+                <w:szCs w:val="24"/>
+              </w:rPr>
+              <w:t>Parte de documentación</w:t>
+            </w:r>
+          </w:p>
+        </w:tc>
+      </w:tr>
+      <w:tr>
+        <w:trPr>
+          <w:jc w:val="center"/>
+        </w:trPr>
+        <w:tc>
+          <w:tcPr>
+            <w:tcW w:w="1538" w:type="dxa"/>
+            <w:vAlign w:val="center"/>
+          </w:tcPr>
+          <w:p>
+            <w:pPr>
+              <w:rPr>
+                <w:rFonts w:ascii="Arial" w:hAnsi="Arial" w:cs="Arial"/>
+                <w:sz w:val="24"/>
+                <w:szCs w:val="24"/>
+              </w:rPr>
+            </w:pPr>
+            <w:r>
+              <w:rPr>
+                <w:rFonts w:ascii="Arial" w:hAnsi="Arial" w:cs="Arial"/>
+                <w:sz w:val="24"/>
+                <w:szCs w:val="24"/>
+              </w:rPr>
+              <w:t>Leonardo Merino Garfias</w:t>
+            </w:r>
+          </w:p>
+        </w:tc>
+        <w:tc>
+          <w:tcPr>
+            <w:tcW w:w="1791" w:type="dxa"/>
+            <w:vAlign w:val="center"/>
+          </w:tcPr>
+          <w:p>
+            <w:pPr>
+              <w:rPr>
+                <w:rFonts w:ascii="Arial" w:hAnsi="Arial" w:cs="Arial"/>
+                <w:sz w:val="24"/>
+                <w:szCs w:val="24"/>
+              </w:rPr>
+            </w:pPr>
+            <w:r>
+              <w:rPr>
+                <w:rFonts w:ascii="Arial" w:hAnsi="Arial" w:cs="Arial"/>
+                <w:sz w:val="24"/>
+                <w:szCs w:val="24"/>
+              </w:rPr>
+              <w:t xml:space="preserve">Desarrollador </w:t>
+            </w:r>
+            <w:proofErr w:type="spellStart"/>
+            <w:r>
+              <w:rPr>
+                <w:rFonts w:ascii="Arial" w:hAnsi="Arial" w:cs="Arial"/>
+                <w:sz w:val="24"/>
+                <w:szCs w:val="24"/>
+              </w:rPr>
+              <w:t>backend</w:t>
+            </w:r>
+            <w:proofErr w:type="spellEnd"/>
+          </w:p>
+        </w:tc>
+        <w:tc>
+          <w:tcPr>
+            <w:tcW w:w="1563" w:type="dxa"/>
+            <w:vAlign w:val="center"/>
+          </w:tcPr>
+          <w:p>
+            <w:pPr>
+              <w:rPr>
+                <w:rFonts w:ascii="Arial" w:hAnsi="Arial" w:cs="Arial"/>
+                <w:sz w:val="24"/>
+                <w:szCs w:val="24"/>
+              </w:rPr>
+            </w:pPr>
+            <w:r>
+              <w:rPr>
+                <w:rFonts w:ascii="Arial" w:hAnsi="Arial" w:cs="Arial"/>
+                <w:sz w:val="24"/>
+                <w:szCs w:val="24"/>
+              </w:rPr>
+              <w:t>Sí</w:t>
+            </w:r>
+          </w:p>
+        </w:tc>
+        <w:tc>
+          <w:tcPr>
+            <w:tcW w:w="3061" w:type="dxa"/>
+            <w:vAlign w:val="center"/>
+          </w:tcPr>
+          <w:p>
+            <w:pPr>
+              <w:pStyle w:val="Prrafodelista"/>
+              <w:numPr>
+                <w:ilvl w:val="0"/>
+                <w:numId w:val="55"/>
+              </w:numPr>
+              <w:ind w:left="246" w:hanging="218"/>
+              <w:rPr>
+                <w:rFonts w:ascii="Arial" w:hAnsi="Arial" w:cs="Arial"/>
+                <w:sz w:val="24"/>
+                <w:szCs w:val="24"/>
+              </w:rPr>
+            </w:pPr>
+            <w:r>
+              <w:rPr>
+                <w:rFonts w:ascii="Arial" w:hAnsi="Arial" w:cs="Arial"/>
+                <w:sz w:val="24"/>
+                <w:szCs w:val="24"/>
+              </w:rPr>
+              <w:t>Análisis y modificación</w:t>
+            </w:r>
+            <w:r>
+              <w:rPr>
+                <w:rFonts w:ascii="Arial" w:hAnsi="Arial" w:cs="Arial"/>
+                <w:sz w:val="24"/>
+                <w:szCs w:val="24"/>
+              </w:rPr>
+              <w:t xml:space="preserve"> </w:t>
+            </w:r>
+            <w:r>
+              <w:rPr>
+                <w:rFonts w:ascii="Arial" w:hAnsi="Arial" w:cs="Arial"/>
+                <w:sz w:val="24"/>
+                <w:szCs w:val="24"/>
+              </w:rPr>
+              <w:t>(de documentación)</w:t>
+            </w:r>
+            <w:r>
+              <w:rPr>
+                <w:rFonts w:ascii="Arial" w:hAnsi="Arial" w:cs="Arial"/>
+                <w:sz w:val="24"/>
+                <w:szCs w:val="24"/>
+              </w:rPr>
+              <w:t xml:space="preserve"> de </w:t>
+            </w:r>
+            <w:proofErr w:type="spellStart"/>
+            <w:r>
+              <w:rPr>
+                <w:rFonts w:ascii="Arial" w:hAnsi="Arial" w:cs="Arial"/>
+                <w:sz w:val="24"/>
+                <w:szCs w:val="24"/>
+              </w:rPr>
+              <w:t>stack</w:t>
+            </w:r>
+            <w:proofErr w:type="spellEnd"/>
+            <w:r>
+              <w:rPr>
+                <w:rFonts w:ascii="Arial" w:hAnsi="Arial" w:cs="Arial"/>
+                <w:sz w:val="24"/>
+                <w:szCs w:val="24"/>
+              </w:rPr>
+              <w:t xml:space="preserve"> para </w:t>
+            </w:r>
+            <w:proofErr w:type="spellStart"/>
+            <w:r>
+              <w:rPr>
+                <w:rFonts w:ascii="Arial" w:hAnsi="Arial" w:cs="Arial"/>
+                <w:sz w:val="24"/>
+                <w:szCs w:val="24"/>
+              </w:rPr>
+              <w:t>backend</w:t>
+            </w:r>
+            <w:proofErr w:type="spellEnd"/>
+          </w:p>
+        </w:tc>
+        <w:tc>
+          <w:tcPr>
+            <w:tcW w:w="2328" w:type="dxa"/>
+            <w:vAlign w:val="center"/>
+          </w:tcPr>
+          <w:p>
+            <w:pPr>
+              <w:pStyle w:val="Prrafodelista"/>
+              <w:numPr>
+                <w:ilvl w:val="0"/>
+                <w:numId w:val="55"/>
+              </w:numPr>
+              <w:ind w:left="349" w:hanging="248"/>
+              <w:rPr>
+                <w:rFonts w:ascii="Arial" w:hAnsi="Arial" w:cs="Arial"/>
+                <w:sz w:val="24"/>
+                <w:szCs w:val="24"/>
+              </w:rPr>
+            </w:pPr>
+            <w:r>
+              <w:rPr>
+                <w:rFonts w:ascii="Arial" w:hAnsi="Arial" w:cs="Arial"/>
+                <w:sz w:val="24"/>
+                <w:szCs w:val="24"/>
+              </w:rPr>
+              <w:t>Parte de documentación</w:t>
+            </w:r>
+          </w:p>
+        </w:tc>
+      </w:tr>
+    </w:tbl>
+    <w:p>
+      <w:pPr>
+        <w:rPr>
+          <w:rFonts w:ascii="Arial" w:hAnsi="Arial" w:cs="Arial"/>
+          <w:sz w:val="24"/>
+          <w:szCs w:val="24"/>
+        </w:rPr>
+      </w:pPr>
+    </w:p>
+    <w:p>
+      <w:pPr>
+        <w:pStyle w:val="titulo1"/>
+        <w:outlineLvl w:val="2"/>
+        <w:rPr>
+          <w:sz w:val="32"/>
+          <w:szCs w:val="72"/>
+        </w:rPr>
+      </w:pPr>
+      <w:r>
+        <w:rPr>
+          <w:sz w:val="32"/>
+          <w:szCs w:val="72"/>
+        </w:rPr>
+        <w:t>A</w:t>
+      </w:r>
+      <w:r>
+        <w:rPr>
+          <w:sz w:val="32"/>
+          <w:szCs w:val="72"/>
+        </w:rPr>
+        <w:t>ctividades Ejecutadas</w:t>
+      </w:r>
+    </w:p>
+    <w:tbl>
+      <w:tblPr>
+        <w:tblStyle w:val="Tablaconcuadrcula"/>
+        <w:tblW w:w="10124" w:type="dxa"/>
+        <w:jc w:val="center"/>
+        <w:tblBorders>
+          <w:top w:val="single" w:sz="4" w:space="0" w:color="7F7F7F" w:themeColor="text1" w:themeTint="80"/>
+          <w:left w:val="single" w:sz="4" w:space="0" w:color="7F7F7F" w:themeColor="text1" w:themeTint="80"/>
+          <w:bottom w:val="single" w:sz="4" w:space="0" w:color="7F7F7F" w:themeColor="text1" w:themeTint="80"/>
+          <w:right w:val="single" w:sz="4" w:space="0" w:color="7F7F7F" w:themeColor="text1" w:themeTint="80"/>
+          <w:insideH w:val="single" w:sz="4" w:space="0" w:color="7F7F7F" w:themeColor="text1" w:themeTint="80"/>
+          <w:insideV w:val="single" w:sz="4" w:space="0" w:color="7F7F7F" w:themeColor="text1" w:themeTint="80"/>
+        </w:tblBorders>
+        <w:tblCellMar>
+          <w:top w:w="57" w:type="dxa"/>
+          <w:bottom w:w="57" w:type="dxa"/>
+        </w:tblCellMar>
+        <w:tblLook w:val="04A0" w:firstRow="1" w:lastRow="0" w:firstColumn="1" w:lastColumn="0" w:noHBand="0" w:noVBand="1"/>
+      </w:tblPr>
+      <w:tblGrid>
+        <w:gridCol w:w="2955"/>
+        <w:gridCol w:w="2004"/>
+        <w:gridCol w:w="1150"/>
+        <w:gridCol w:w="1535"/>
+        <w:gridCol w:w="2480"/>
+      </w:tblGrid>
+      <w:tr>
+        <w:trPr>
+          <w:jc w:val="center"/>
+        </w:trPr>
+        <w:tc>
+          <w:tcPr>
+            <w:tcW w:w="2955" w:type="dxa"/>
+            <w:shd w:val="clear" w:color="auto" w:fill="262626" w:themeFill="text1" w:themeFillTint="D9"/>
+            <w:vAlign w:val="center"/>
+          </w:tcPr>
+          <w:p>
+            <w:pPr>
+              <w:jc w:val="center"/>
+              <w:rPr>
+                <w:rFonts w:ascii="Arial" w:hAnsi="Arial" w:cs="Arial"/>
+                <w:b/>
+                <w:bCs/>
+                <w:sz w:val="24"/>
+                <w:szCs w:val="24"/>
+              </w:rPr>
+            </w:pPr>
+            <w:r>
+              <w:rPr>
+                <w:rFonts w:ascii="Arial" w:hAnsi="Arial" w:cs="Arial"/>
+                <w:b/>
+                <w:bCs/>
+                <w:sz w:val="24"/>
+                <w:szCs w:val="24"/>
+              </w:rPr>
+              <w:t>Actividad</w:t>
+            </w:r>
+          </w:p>
+        </w:tc>
+        <w:tc>
+          <w:tcPr>
+            <w:tcW w:w="2004" w:type="dxa"/>
+            <w:shd w:val="clear" w:color="auto" w:fill="262626" w:themeFill="text1" w:themeFillTint="D9"/>
+            <w:vAlign w:val="center"/>
+          </w:tcPr>
+          <w:p>
+            <w:pPr>
+              <w:jc w:val="center"/>
+              <w:rPr>
+                <w:rFonts w:ascii="Arial" w:hAnsi="Arial" w:cs="Arial"/>
+                <w:b/>
+                <w:bCs/>
+                <w:sz w:val="24"/>
+                <w:szCs w:val="24"/>
+              </w:rPr>
+            </w:pPr>
+            <w:r>
+              <w:rPr>
+                <w:rFonts w:ascii="Arial" w:hAnsi="Arial" w:cs="Arial"/>
+                <w:b/>
+                <w:bCs/>
+                <w:sz w:val="24"/>
+                <w:szCs w:val="24"/>
+              </w:rPr>
+              <w:t>Responsable(s)</w:t>
+            </w:r>
+          </w:p>
+        </w:tc>
+        <w:tc>
+          <w:tcPr>
+            <w:tcW w:w="1150" w:type="dxa"/>
+            <w:shd w:val="clear" w:color="auto" w:fill="262626" w:themeFill="text1" w:themeFillTint="D9"/>
+            <w:vAlign w:val="center"/>
+          </w:tcPr>
+          <w:p>
+            <w:pPr>
+              <w:jc w:val="center"/>
+              <w:rPr>
+                <w:rFonts w:ascii="Arial" w:hAnsi="Arial" w:cs="Arial"/>
+                <w:b/>
+                <w:bCs/>
+                <w:sz w:val="24"/>
+                <w:szCs w:val="24"/>
+              </w:rPr>
+            </w:pPr>
+            <w:proofErr w:type="spellStart"/>
+            <w:r>
+              <w:rPr>
+                <w:rFonts w:ascii="Arial" w:hAnsi="Arial" w:cs="Arial"/>
+                <w:b/>
+                <w:bCs/>
+                <w:sz w:val="24"/>
+                <w:szCs w:val="24"/>
+              </w:rPr>
+              <w:t>Hr</w:t>
+            </w:r>
+            <w:proofErr w:type="spellEnd"/>
+            <w:r>
+              <w:rPr>
+                <w:rFonts w:ascii="Arial" w:hAnsi="Arial" w:cs="Arial"/>
+                <w:b/>
+                <w:bCs/>
+                <w:sz w:val="24"/>
+                <w:szCs w:val="24"/>
+              </w:rPr>
+              <w:t xml:space="preserve">. </w:t>
+            </w:r>
+            <w:proofErr w:type="spellStart"/>
+            <w:r>
+              <w:rPr>
+                <w:rFonts w:ascii="Arial" w:hAnsi="Arial" w:cs="Arial"/>
+                <w:b/>
+                <w:bCs/>
+                <w:sz w:val="24"/>
+                <w:szCs w:val="24"/>
+              </w:rPr>
+              <w:t>Ini</w:t>
+            </w:r>
+            <w:proofErr w:type="spellEnd"/>
+          </w:p>
+        </w:tc>
+        <w:tc>
+          <w:tcPr>
+            <w:tcW w:w="1535" w:type="dxa"/>
+            <w:shd w:val="clear" w:color="auto" w:fill="262626" w:themeFill="text1" w:themeFillTint="D9"/>
+            <w:vAlign w:val="center"/>
+          </w:tcPr>
+          <w:p>
+            <w:pPr>
+              <w:jc w:val="center"/>
+              <w:rPr>
+                <w:rFonts w:ascii="Arial" w:hAnsi="Arial" w:cs="Arial"/>
+                <w:b/>
+                <w:bCs/>
+                <w:sz w:val="24"/>
+                <w:szCs w:val="24"/>
+              </w:rPr>
+            </w:pPr>
+            <w:proofErr w:type="spellStart"/>
+            <w:r>
+              <w:rPr>
+                <w:rFonts w:ascii="Arial" w:hAnsi="Arial" w:cs="Arial"/>
+                <w:b/>
+                <w:bCs/>
+                <w:sz w:val="24"/>
+                <w:szCs w:val="24"/>
+              </w:rPr>
+              <w:t>Hr</w:t>
+            </w:r>
+            <w:proofErr w:type="spellEnd"/>
+            <w:r>
+              <w:rPr>
+                <w:rFonts w:ascii="Arial" w:hAnsi="Arial" w:cs="Arial"/>
+                <w:b/>
+                <w:bCs/>
+                <w:sz w:val="24"/>
+                <w:szCs w:val="24"/>
+              </w:rPr>
+              <w:t>. fin</w:t>
+            </w:r>
+          </w:p>
+        </w:tc>
+        <w:tc>
+          <w:tcPr>
+            <w:tcW w:w="2480" w:type="dxa"/>
+            <w:shd w:val="clear" w:color="auto" w:fill="262626" w:themeFill="text1" w:themeFillTint="D9"/>
+            <w:vAlign w:val="center"/>
+          </w:tcPr>
+          <w:p>
+            <w:pPr>
+              <w:jc w:val="center"/>
+              <w:rPr>
+                <w:rFonts w:ascii="Arial" w:hAnsi="Arial" w:cs="Arial"/>
+                <w:b/>
+                <w:bCs/>
+                <w:sz w:val="24"/>
+                <w:szCs w:val="24"/>
+              </w:rPr>
+            </w:pPr>
+            <w:r>
+              <w:rPr>
+                <w:rFonts w:ascii="Arial" w:hAnsi="Arial" w:cs="Arial"/>
+                <w:b/>
+                <w:bCs/>
+                <w:sz w:val="24"/>
+                <w:szCs w:val="24"/>
+              </w:rPr>
+              <w:t>Estado (Completado / En proceso / Pendiente)</w:t>
+            </w:r>
+          </w:p>
+        </w:tc>
+      </w:tr>
+      <w:tr>
+        <w:trPr>
+          <w:jc w:val="center"/>
+        </w:trPr>
+        <w:tc>
+          <w:tcPr>
+            <w:tcW w:w="2955" w:type="dxa"/>
+            <w:vAlign w:val="center"/>
+          </w:tcPr>
+          <w:p>
+            <w:pPr>
+              <w:rPr>
+                <w:rFonts w:ascii="Arial" w:hAnsi="Arial" w:cs="Arial"/>
+                <w:sz w:val="24"/>
+                <w:szCs w:val="24"/>
+              </w:rPr>
+            </w:pPr>
+            <w:r>
+              <w:rPr>
+                <w:rFonts w:ascii="Arial" w:hAnsi="Arial" w:cs="Arial"/>
+                <w:sz w:val="24"/>
+                <w:szCs w:val="24"/>
+              </w:rPr>
+              <w:t>Modificación de documentación final</w:t>
+            </w:r>
+          </w:p>
+        </w:tc>
+        <w:tc>
+          <w:tcPr>
+            <w:tcW w:w="2004" w:type="dxa"/>
+            <w:vAlign w:val="center"/>
+          </w:tcPr>
+          <w:p>
+            <w:pPr>
+              <w:rPr>
+                <w:rFonts w:ascii="Arial" w:hAnsi="Arial" w:cs="Arial"/>
+                <w:sz w:val="24"/>
+                <w:szCs w:val="24"/>
+              </w:rPr>
+            </w:pPr>
+            <w:r>
+              <w:rPr>
+                <w:rFonts w:ascii="Arial" w:hAnsi="Arial" w:cs="Arial"/>
+                <w:sz w:val="24"/>
+                <w:szCs w:val="24"/>
+              </w:rPr>
+              <w:t>María Fernanda Barrón Álvarez</w:t>
+            </w:r>
+          </w:p>
+        </w:tc>
+        <w:tc>
+          <w:tcPr>
+            <w:tcW w:w="1150" w:type="dxa"/>
+            <w:vAlign w:val="center"/>
+          </w:tcPr>
+          <w:p>
+            <w:pPr>
+              <w:rPr>
+                <w:rFonts w:ascii="Arial" w:hAnsi="Arial" w:cs="Arial"/>
+                <w:sz w:val="24"/>
+                <w:szCs w:val="24"/>
+              </w:rPr>
+            </w:pPr>
+            <w:r>
+              <w:rPr>
+                <w:rFonts w:ascii="Arial" w:hAnsi="Arial" w:cs="Arial"/>
+                <w:sz w:val="24"/>
+                <w:szCs w:val="24"/>
+              </w:rPr>
+              <w:t>8</w:t>
+            </w:r>
+            <w:r>
+              <w:rPr>
+                <w:rFonts w:ascii="Arial" w:hAnsi="Arial" w:cs="Arial"/>
+                <w:sz w:val="24"/>
+                <w:szCs w:val="24"/>
+              </w:rPr>
+              <w:t>:</w:t>
+            </w:r>
+            <w:r>
+              <w:rPr>
+                <w:rFonts w:ascii="Arial" w:hAnsi="Arial" w:cs="Arial"/>
+                <w:sz w:val="24"/>
+                <w:szCs w:val="24"/>
+              </w:rPr>
+              <w:t>1</w:t>
+            </w:r>
+            <w:r>
+              <w:rPr>
+                <w:rFonts w:ascii="Arial" w:hAnsi="Arial" w:cs="Arial"/>
+                <w:sz w:val="24"/>
+                <w:szCs w:val="24"/>
+              </w:rPr>
+              <w:t>0</w:t>
+            </w:r>
+            <w:r>
+              <w:rPr>
+                <w:rFonts w:ascii="Arial" w:hAnsi="Arial" w:cs="Arial"/>
+                <w:sz w:val="24"/>
+                <w:szCs w:val="24"/>
+              </w:rPr>
+              <w:t>a</w:t>
+            </w:r>
+            <w:r>
+              <w:rPr>
+                <w:rFonts w:ascii="Arial" w:hAnsi="Arial" w:cs="Arial"/>
+                <w:sz w:val="24"/>
+                <w:szCs w:val="24"/>
+              </w:rPr>
+              <w:t>m</w:t>
+            </w:r>
+          </w:p>
+        </w:tc>
+        <w:tc>
+          <w:tcPr>
+            <w:tcW w:w="1535" w:type="dxa"/>
+            <w:vAlign w:val="center"/>
+          </w:tcPr>
+          <w:p>
+            <w:pPr>
+              <w:rPr>
+                <w:rFonts w:ascii="Arial" w:hAnsi="Arial" w:cs="Arial"/>
+                <w:sz w:val="24"/>
+                <w:szCs w:val="24"/>
+              </w:rPr>
+            </w:pPr>
+            <w:r>
+              <w:rPr>
+                <w:rFonts w:ascii="Arial" w:hAnsi="Arial" w:cs="Arial"/>
+                <w:sz w:val="24"/>
+                <w:szCs w:val="24"/>
+              </w:rPr>
+              <w:t>9</w:t>
+            </w:r>
+            <w:r>
+              <w:rPr>
+                <w:rFonts w:ascii="Arial" w:hAnsi="Arial" w:cs="Arial"/>
+                <w:sz w:val="24"/>
+                <w:szCs w:val="24"/>
+              </w:rPr>
+              <w:t>:</w:t>
+            </w:r>
+            <w:r>
+              <w:rPr>
+                <w:rFonts w:ascii="Arial" w:hAnsi="Arial" w:cs="Arial"/>
+                <w:sz w:val="24"/>
+                <w:szCs w:val="24"/>
+              </w:rPr>
+              <w:t>0</w:t>
+            </w:r>
+            <w:r>
+              <w:rPr>
+                <w:rFonts w:ascii="Arial" w:hAnsi="Arial" w:cs="Arial"/>
+                <w:sz w:val="24"/>
+                <w:szCs w:val="24"/>
+              </w:rPr>
+              <w:t>0</w:t>
+            </w:r>
+            <w:r>
+              <w:rPr>
+                <w:rFonts w:ascii="Arial" w:hAnsi="Arial" w:cs="Arial"/>
+                <w:sz w:val="24"/>
+                <w:szCs w:val="24"/>
+              </w:rPr>
+              <w:t>a</w:t>
+            </w:r>
+            <w:r>
+              <w:rPr>
+                <w:rFonts w:ascii="Arial" w:hAnsi="Arial" w:cs="Arial"/>
+                <w:sz w:val="24"/>
+                <w:szCs w:val="24"/>
+              </w:rPr>
+              <w:t>m</w:t>
+            </w:r>
+          </w:p>
+        </w:tc>
+        <w:tc>
+          <w:tcPr>
+            <w:tcW w:w="2480" w:type="dxa"/>
+            <w:vAlign w:val="center"/>
+          </w:tcPr>
+          <w:p>
+            <w:pPr>
+              <w:rPr>
+                <w:rFonts w:ascii="Arial" w:hAnsi="Arial" w:cs="Arial"/>
+                <w:sz w:val="24"/>
+                <w:szCs w:val="24"/>
+              </w:rPr>
+            </w:pPr>
+            <w:r>
+              <w:rPr>
+                <w:rFonts w:ascii="Arial" w:hAnsi="Arial" w:cs="Arial"/>
+                <w:sz w:val="24"/>
+                <w:szCs w:val="24"/>
+              </w:rPr>
+              <w:t>Completado</w:t>
+            </w:r>
+          </w:p>
+        </w:tc>
+      </w:tr>
+      <w:tr>
+        <w:trPr>
+          <w:jc w:val="center"/>
+        </w:trPr>
+        <w:tc>
+          <w:tcPr>
+            <w:tcW w:w="2955" w:type="dxa"/>
+            <w:vAlign w:val="center"/>
+          </w:tcPr>
+          <w:p>
+            <w:pPr>
+              <w:rPr>
+                <w:rFonts w:ascii="Arial" w:hAnsi="Arial" w:cs="Arial"/>
+                <w:sz w:val="24"/>
+                <w:szCs w:val="24"/>
+              </w:rPr>
+            </w:pPr>
+            <w:r>
+              <w:rPr>
+                <w:rFonts w:ascii="Arial" w:hAnsi="Arial" w:cs="Arial"/>
+                <w:sz w:val="24"/>
+                <w:szCs w:val="24"/>
+              </w:rPr>
+              <w:t xml:space="preserve">Análisis y modificación de </w:t>
+            </w:r>
+            <w:proofErr w:type="spellStart"/>
+            <w:r>
+              <w:rPr>
+                <w:rFonts w:ascii="Arial" w:hAnsi="Arial" w:cs="Arial"/>
+                <w:sz w:val="24"/>
+                <w:szCs w:val="24"/>
+              </w:rPr>
+              <w:t>stack</w:t>
+            </w:r>
+            <w:proofErr w:type="spellEnd"/>
+            <w:r>
+              <w:rPr>
+                <w:rFonts w:ascii="Arial" w:hAnsi="Arial" w:cs="Arial"/>
+                <w:sz w:val="24"/>
+                <w:szCs w:val="24"/>
+              </w:rPr>
+              <w:t xml:space="preserve"> para </w:t>
+            </w:r>
+            <w:proofErr w:type="spellStart"/>
+            <w:r>
+              <w:rPr>
+                <w:rFonts w:ascii="Arial" w:hAnsi="Arial" w:cs="Arial"/>
+                <w:sz w:val="24"/>
+                <w:szCs w:val="24"/>
+              </w:rPr>
+              <w:t>frontend</w:t>
+            </w:r>
+            <w:proofErr w:type="spellEnd"/>
+          </w:p>
+        </w:tc>
+        <w:tc>
+          <w:tcPr>
+            <w:tcW w:w="2004" w:type="dxa"/>
+            <w:vAlign w:val="center"/>
+          </w:tcPr>
+          <w:p>
+            <w:pPr>
+              <w:rPr>
+                <w:rFonts w:ascii="Arial" w:hAnsi="Arial" w:cs="Arial"/>
+                <w:sz w:val="24"/>
+                <w:szCs w:val="24"/>
+              </w:rPr>
+            </w:pPr>
+            <w:r>
+              <w:rPr>
+                <w:rFonts w:ascii="Arial" w:hAnsi="Arial" w:cs="Arial"/>
+                <w:sz w:val="24"/>
+                <w:szCs w:val="24"/>
+              </w:rPr>
+              <w:t>Leslie Miroslava Benítez Marín</w:t>
+            </w:r>
+          </w:p>
+        </w:tc>
+        <w:tc>
+          <w:tcPr>
+            <w:tcW w:w="1150" w:type="dxa"/>
+            <w:vAlign w:val="center"/>
+          </w:tcPr>
+          <w:p>
+            <w:pPr>
+              <w:rPr>
+                <w:rFonts w:ascii="Arial" w:hAnsi="Arial" w:cs="Arial"/>
+                <w:sz w:val="24"/>
+                <w:szCs w:val="24"/>
+              </w:rPr>
+            </w:pPr>
+            <w:r>
+              <w:rPr>
+                <w:rFonts w:ascii="Arial" w:hAnsi="Arial" w:cs="Arial"/>
+                <w:sz w:val="24"/>
+                <w:szCs w:val="24"/>
+              </w:rPr>
+              <w:t>8</w:t>
+            </w:r>
+            <w:r>
+              <w:rPr>
+                <w:rFonts w:ascii="Arial" w:hAnsi="Arial" w:cs="Arial"/>
+                <w:sz w:val="24"/>
+                <w:szCs w:val="24"/>
+              </w:rPr>
+              <w:t>:</w:t>
+            </w:r>
+            <w:r>
+              <w:rPr>
+                <w:rFonts w:ascii="Arial" w:hAnsi="Arial" w:cs="Arial"/>
+                <w:sz w:val="24"/>
+                <w:szCs w:val="24"/>
+              </w:rPr>
+              <w:t>1</w:t>
+            </w:r>
+            <w:r>
+              <w:rPr>
+                <w:rFonts w:ascii="Arial" w:hAnsi="Arial" w:cs="Arial"/>
+                <w:sz w:val="24"/>
+                <w:szCs w:val="24"/>
+              </w:rPr>
+              <w:t>0</w:t>
+            </w:r>
+            <w:r>
+              <w:rPr>
+                <w:rFonts w:ascii="Arial" w:hAnsi="Arial" w:cs="Arial"/>
+                <w:sz w:val="24"/>
+                <w:szCs w:val="24"/>
+              </w:rPr>
+              <w:t>a</w:t>
+            </w:r>
+            <w:r>
+              <w:rPr>
+                <w:rFonts w:ascii="Arial" w:hAnsi="Arial" w:cs="Arial"/>
+                <w:sz w:val="24"/>
+                <w:szCs w:val="24"/>
+              </w:rPr>
+              <w:t>m</w:t>
+            </w:r>
+          </w:p>
+        </w:tc>
+        <w:tc>
+          <w:tcPr>
+            <w:tcW w:w="1535" w:type="dxa"/>
+            <w:vAlign w:val="center"/>
+          </w:tcPr>
+          <w:p>
+            <w:pPr>
+              <w:rPr>
+                <w:rFonts w:ascii="Arial" w:hAnsi="Arial" w:cs="Arial"/>
+                <w:sz w:val="24"/>
+                <w:szCs w:val="24"/>
+              </w:rPr>
+            </w:pPr>
+            <w:r>
+              <w:rPr>
+                <w:rFonts w:ascii="Arial" w:hAnsi="Arial" w:cs="Arial"/>
+                <w:sz w:val="24"/>
+                <w:szCs w:val="24"/>
+              </w:rPr>
+              <w:t>9</w:t>
+            </w:r>
+            <w:r>
+              <w:rPr>
+                <w:rFonts w:ascii="Arial" w:hAnsi="Arial" w:cs="Arial"/>
+                <w:sz w:val="24"/>
+                <w:szCs w:val="24"/>
+              </w:rPr>
+              <w:t>:00</w:t>
+            </w:r>
+            <w:r>
+              <w:rPr>
+                <w:rFonts w:ascii="Arial" w:hAnsi="Arial" w:cs="Arial"/>
+                <w:sz w:val="24"/>
+                <w:szCs w:val="24"/>
+              </w:rPr>
+              <w:t>a</w:t>
+            </w:r>
+            <w:r>
+              <w:rPr>
+                <w:rFonts w:ascii="Arial" w:hAnsi="Arial" w:cs="Arial"/>
+                <w:sz w:val="24"/>
+                <w:szCs w:val="24"/>
+              </w:rPr>
+              <w:t>m</w:t>
+            </w:r>
+          </w:p>
+        </w:tc>
+        <w:tc>
+          <w:tcPr>
+            <w:tcW w:w="2480" w:type="dxa"/>
+            <w:vAlign w:val="center"/>
+          </w:tcPr>
+          <w:p>
+            <w:pPr>
+              <w:rPr>
+                <w:rFonts w:ascii="Arial" w:hAnsi="Arial" w:cs="Arial"/>
+                <w:sz w:val="24"/>
+                <w:szCs w:val="24"/>
+              </w:rPr>
+            </w:pPr>
+            <w:r>
+              <w:rPr>
+                <w:rFonts w:ascii="Arial" w:hAnsi="Arial" w:cs="Arial"/>
+                <w:sz w:val="24"/>
+                <w:szCs w:val="24"/>
+              </w:rPr>
+              <w:t>Completado</w:t>
+            </w:r>
+          </w:p>
+        </w:tc>
+      </w:tr>
+      <w:tr>
+        <w:trPr>
+          <w:jc w:val="center"/>
+        </w:trPr>
+        <w:tc>
+          <w:tcPr>
+            <w:tcW w:w="2955" w:type="dxa"/>
+            <w:vAlign w:val="center"/>
+          </w:tcPr>
+          <w:p>
+            <w:pPr>
+              <w:rPr>
+                <w:rFonts w:ascii="Arial" w:hAnsi="Arial" w:cs="Arial"/>
+                <w:sz w:val="24"/>
+                <w:szCs w:val="24"/>
+              </w:rPr>
+            </w:pPr>
+            <w:r>
+              <w:rPr>
+                <w:rFonts w:ascii="Arial" w:hAnsi="Arial" w:cs="Arial"/>
+                <w:sz w:val="24"/>
+                <w:szCs w:val="24"/>
+              </w:rPr>
+              <w:t xml:space="preserve">Análisis y modificación de </w:t>
+            </w:r>
+            <w:proofErr w:type="spellStart"/>
+            <w:r>
+              <w:rPr>
+                <w:rFonts w:ascii="Arial" w:hAnsi="Arial" w:cs="Arial"/>
+                <w:sz w:val="24"/>
+                <w:szCs w:val="24"/>
+              </w:rPr>
+              <w:t>stack</w:t>
+            </w:r>
+            <w:proofErr w:type="spellEnd"/>
+            <w:r>
+              <w:rPr>
+                <w:rFonts w:ascii="Arial" w:hAnsi="Arial" w:cs="Arial"/>
+                <w:sz w:val="24"/>
+                <w:szCs w:val="24"/>
+              </w:rPr>
+              <w:t xml:space="preserve"> para </w:t>
+            </w:r>
+            <w:proofErr w:type="spellStart"/>
+            <w:r>
+              <w:rPr>
+                <w:rFonts w:ascii="Arial" w:hAnsi="Arial" w:cs="Arial"/>
+                <w:sz w:val="24"/>
+                <w:szCs w:val="24"/>
+              </w:rPr>
+              <w:t>backend</w:t>
+            </w:r>
+            <w:proofErr w:type="spellEnd"/>
+          </w:p>
+        </w:tc>
+        <w:tc>
+          <w:tcPr>
+            <w:tcW w:w="2004" w:type="dxa"/>
+            <w:vAlign w:val="center"/>
+          </w:tcPr>
+          <w:p>
+            <w:pPr>
+              <w:rPr>
+                <w:rFonts w:ascii="Arial" w:hAnsi="Arial" w:cs="Arial"/>
+                <w:sz w:val="24"/>
+                <w:szCs w:val="24"/>
+              </w:rPr>
+            </w:pPr>
+            <w:r>
+              <w:rPr>
+                <w:rFonts w:ascii="Arial" w:hAnsi="Arial" w:cs="Arial"/>
+                <w:sz w:val="24"/>
+                <w:szCs w:val="24"/>
+              </w:rPr>
+              <w:t>Leonardo Merino Garfias</w:t>
+            </w:r>
+          </w:p>
+        </w:tc>
+        <w:tc>
+          <w:tcPr>
+            <w:tcW w:w="1150" w:type="dxa"/>
+            <w:vAlign w:val="center"/>
+          </w:tcPr>
+          <w:p>
+            <w:pPr>
+              <w:rPr>
+                <w:rFonts w:ascii="Arial" w:hAnsi="Arial" w:cs="Arial"/>
+                <w:sz w:val="24"/>
+                <w:szCs w:val="24"/>
+              </w:rPr>
+            </w:pPr>
+            <w:r>
+              <w:rPr>
+                <w:rFonts w:ascii="Arial" w:hAnsi="Arial" w:cs="Arial"/>
+                <w:sz w:val="24"/>
+                <w:szCs w:val="24"/>
+              </w:rPr>
+              <w:t>8</w:t>
+            </w:r>
+            <w:r>
+              <w:rPr>
+                <w:rFonts w:ascii="Arial" w:hAnsi="Arial" w:cs="Arial"/>
+                <w:sz w:val="24"/>
+                <w:szCs w:val="24"/>
+              </w:rPr>
+              <w:t>:</w:t>
+            </w:r>
+            <w:r>
+              <w:rPr>
+                <w:rFonts w:ascii="Arial" w:hAnsi="Arial" w:cs="Arial"/>
+                <w:sz w:val="24"/>
+                <w:szCs w:val="24"/>
+              </w:rPr>
+              <w:t>1</w:t>
+            </w:r>
+            <w:r>
+              <w:rPr>
+                <w:rFonts w:ascii="Arial" w:hAnsi="Arial" w:cs="Arial"/>
+                <w:sz w:val="24"/>
+                <w:szCs w:val="24"/>
+              </w:rPr>
+              <w:t>0</w:t>
+            </w:r>
+            <w:r>
+              <w:rPr>
+                <w:rFonts w:ascii="Arial" w:hAnsi="Arial" w:cs="Arial"/>
+                <w:sz w:val="24"/>
+                <w:szCs w:val="24"/>
+              </w:rPr>
+              <w:t>a</w:t>
+            </w:r>
+            <w:r>
+              <w:rPr>
+                <w:rFonts w:ascii="Arial" w:hAnsi="Arial" w:cs="Arial"/>
+                <w:sz w:val="24"/>
+                <w:szCs w:val="24"/>
+              </w:rPr>
+              <w:t>m</w:t>
+            </w:r>
+          </w:p>
+        </w:tc>
+        <w:tc>
+          <w:tcPr>
+            <w:tcW w:w="1535" w:type="dxa"/>
+            <w:vAlign w:val="center"/>
+          </w:tcPr>
+          <w:p>
+            <w:pPr>
+              <w:rPr>
+                <w:rFonts w:ascii="Arial" w:hAnsi="Arial" w:cs="Arial"/>
+                <w:sz w:val="24"/>
+                <w:szCs w:val="24"/>
+              </w:rPr>
+            </w:pPr>
+            <w:r>
+              <w:rPr>
+                <w:rFonts w:ascii="Arial" w:hAnsi="Arial" w:cs="Arial"/>
+                <w:sz w:val="24"/>
+                <w:szCs w:val="24"/>
+              </w:rPr>
+              <w:t>9</w:t>
+            </w:r>
+            <w:r>
+              <w:rPr>
+                <w:rFonts w:ascii="Arial" w:hAnsi="Arial" w:cs="Arial"/>
+                <w:sz w:val="24"/>
+                <w:szCs w:val="24"/>
+              </w:rPr>
+              <w:t>:00</w:t>
+            </w:r>
+            <w:r>
+              <w:rPr>
+                <w:rFonts w:ascii="Arial" w:hAnsi="Arial" w:cs="Arial"/>
+                <w:sz w:val="24"/>
+                <w:szCs w:val="24"/>
+              </w:rPr>
+              <w:t>a</w:t>
+            </w:r>
+            <w:r>
+              <w:rPr>
+                <w:rFonts w:ascii="Arial" w:hAnsi="Arial" w:cs="Arial"/>
+                <w:sz w:val="24"/>
+                <w:szCs w:val="24"/>
+              </w:rPr>
+              <w:t>m</w:t>
+            </w:r>
+          </w:p>
+        </w:tc>
+        <w:tc>
+          <w:tcPr>
+            <w:tcW w:w="2480" w:type="dxa"/>
+            <w:vAlign w:val="center"/>
+          </w:tcPr>
+          <w:p>
+            <w:pPr>
+              <w:rPr>
+                <w:rFonts w:ascii="Arial" w:hAnsi="Arial" w:cs="Arial"/>
+                <w:sz w:val="24"/>
+                <w:szCs w:val="24"/>
+              </w:rPr>
+            </w:pPr>
+            <w:r>
+              <w:rPr>
+                <w:rFonts w:ascii="Arial" w:hAnsi="Arial" w:cs="Arial"/>
+                <w:sz w:val="24"/>
+                <w:szCs w:val="24"/>
+              </w:rPr>
+              <w:t>Completado</w:t>
+            </w:r>
+          </w:p>
+        </w:tc>
+      </w:tr>
+    </w:tbl>
+    <w:p>
+      <w:pPr>
+        <w:pStyle w:val="titulo1"/>
+        <w:outlineLvl w:val="2"/>
+        <w:rPr>
+          <w:sz w:val="32"/>
+          <w:szCs w:val="72"/>
+        </w:rPr>
+      </w:pPr>
+      <w:r>
+        <w:rPr>
+          <w:sz w:val="32"/>
+          <w:szCs w:val="72"/>
+        </w:rPr>
+        <w:lastRenderedPageBreak/>
+        <w:t>Gestión de Riesgos e Incidencias</w:t>
+      </w:r>
+    </w:p>
+    <w:tbl>
+      <w:tblPr>
+        <w:tblStyle w:val="Tablaconcuadrcula"/>
+        <w:tblW w:w="9634" w:type="dxa"/>
+        <w:jc w:val="center"/>
+        <w:tblBorders>
+          <w:top w:val="single" w:sz="4" w:space="0" w:color="7F7F7F" w:themeColor="text1" w:themeTint="80"/>
+          <w:left w:val="single" w:sz="4" w:space="0" w:color="7F7F7F" w:themeColor="text1" w:themeTint="80"/>
+          <w:bottom w:val="single" w:sz="4" w:space="0" w:color="7F7F7F" w:themeColor="text1" w:themeTint="80"/>
+          <w:right w:val="single" w:sz="4" w:space="0" w:color="7F7F7F" w:themeColor="text1" w:themeTint="80"/>
+          <w:insideH w:val="single" w:sz="4" w:space="0" w:color="7F7F7F" w:themeColor="text1" w:themeTint="80"/>
+          <w:insideV w:val="single" w:sz="4" w:space="0" w:color="7F7F7F" w:themeColor="text1" w:themeTint="80"/>
+        </w:tblBorders>
+        <w:tblCellMar>
+          <w:top w:w="57" w:type="dxa"/>
+          <w:bottom w:w="57" w:type="dxa"/>
+        </w:tblCellMar>
+        <w:tblLook w:val="04A0" w:firstRow="1" w:lastRow="0" w:firstColumn="1" w:lastColumn="0" w:noHBand="0" w:noVBand="1"/>
+      </w:tblPr>
+      <w:tblGrid>
+        <w:gridCol w:w="2942"/>
+        <w:gridCol w:w="2943"/>
+        <w:gridCol w:w="3749"/>
+      </w:tblGrid>
+      <w:tr>
+        <w:trPr>
+          <w:jc w:val="center"/>
+        </w:trPr>
+        <w:tc>
+          <w:tcPr>
+            <w:tcW w:w="2942" w:type="dxa"/>
+            <w:shd w:val="clear" w:color="auto" w:fill="262626" w:themeFill="text1" w:themeFillTint="D9"/>
+            <w:vAlign w:val="center"/>
+          </w:tcPr>
+          <w:p>
+            <w:pPr>
+              <w:jc w:val="center"/>
+              <w:rPr>
+                <w:rFonts w:ascii="Arial" w:hAnsi="Arial" w:cs="Arial"/>
+                <w:b/>
+                <w:bCs/>
+                <w:sz w:val="24"/>
+                <w:szCs w:val="24"/>
+              </w:rPr>
+            </w:pPr>
+            <w:r>
+              <w:rPr>
+                <w:rFonts w:ascii="Arial" w:hAnsi="Arial" w:cs="Arial"/>
+                <w:b/>
+                <w:bCs/>
+                <w:sz w:val="24"/>
+                <w:szCs w:val="24"/>
+              </w:rPr>
+              <w:t>Riesgo / Problema detectado</w:t>
+            </w:r>
+          </w:p>
+        </w:tc>
+        <w:tc>
+          <w:tcPr>
+            <w:tcW w:w="2943" w:type="dxa"/>
+            <w:shd w:val="clear" w:color="auto" w:fill="262626" w:themeFill="text1" w:themeFillTint="D9"/>
+            <w:vAlign w:val="center"/>
+          </w:tcPr>
+          <w:p>
+            <w:pPr>
+              <w:jc w:val="center"/>
+              <w:rPr>
+                <w:rFonts w:ascii="Arial" w:hAnsi="Arial" w:cs="Arial"/>
+                <w:b/>
+                <w:bCs/>
+                <w:sz w:val="24"/>
+                <w:szCs w:val="24"/>
+              </w:rPr>
+            </w:pPr>
+            <w:r>
+              <w:rPr>
+                <w:rFonts w:ascii="Arial" w:hAnsi="Arial" w:cs="Arial"/>
+                <w:b/>
+                <w:bCs/>
+                <w:sz w:val="24"/>
+                <w:szCs w:val="24"/>
+              </w:rPr>
+              <w:t>Impacto en alcance/tiempo/costo</w:t>
+            </w:r>
+          </w:p>
+        </w:tc>
+        <w:tc>
+          <w:tcPr>
+            <w:tcW w:w="3749" w:type="dxa"/>
+            <w:shd w:val="clear" w:color="auto" w:fill="262626" w:themeFill="text1" w:themeFillTint="D9"/>
+            <w:vAlign w:val="center"/>
+          </w:tcPr>
+          <w:p>
+            <w:pPr>
+              <w:jc w:val="center"/>
+              <w:rPr>
+                <w:rFonts w:ascii="Arial" w:hAnsi="Arial" w:cs="Arial"/>
+                <w:b/>
+                <w:bCs/>
+                <w:sz w:val="24"/>
+                <w:szCs w:val="24"/>
+              </w:rPr>
+            </w:pPr>
+            <w:r>
+              <w:rPr>
+                <w:rFonts w:ascii="Arial" w:hAnsi="Arial" w:cs="Arial"/>
+                <w:b/>
+                <w:bCs/>
+                <w:sz w:val="24"/>
+                <w:szCs w:val="24"/>
+              </w:rPr>
+              <w:t>Acción correctiva o preventiva</w:t>
+            </w:r>
+          </w:p>
+        </w:tc>
+      </w:tr>
+      <w:tr>
+        <w:trPr>
+          <w:jc w:val="center"/>
+        </w:trPr>
+        <w:tc>
+          <w:tcPr>
+            <w:tcW w:w="2942" w:type="dxa"/>
+            <w:vAlign w:val="center"/>
+          </w:tcPr>
+          <w:p>
+            <w:pPr>
+              <w:rPr>
+                <w:rFonts w:ascii="Arial" w:hAnsi="Arial" w:cs="Arial"/>
+                <w:sz w:val="24"/>
+                <w:szCs w:val="24"/>
+              </w:rPr>
+            </w:pPr>
+            <w:r>
+              <w:rPr>
+                <w:rFonts w:ascii="Arial" w:hAnsi="Arial" w:cs="Arial"/>
+                <w:sz w:val="24"/>
+                <w:szCs w:val="24"/>
+              </w:rPr>
+              <w:t>--</w:t>
+            </w:r>
+          </w:p>
+        </w:tc>
+        <w:tc>
+          <w:tcPr>
+            <w:tcW w:w="2943" w:type="dxa"/>
+            <w:vAlign w:val="center"/>
+          </w:tcPr>
+          <w:p>
+            <w:pPr>
+              <w:jc w:val="center"/>
+              <w:rPr>
+                <w:rFonts w:ascii="Arial" w:hAnsi="Arial" w:cs="Arial"/>
+                <w:sz w:val="24"/>
+                <w:szCs w:val="24"/>
+              </w:rPr>
+            </w:pPr>
+            <w:r>
+              <w:rPr>
+                <w:rFonts w:ascii="Arial" w:hAnsi="Arial" w:cs="Arial"/>
+                <w:sz w:val="24"/>
+                <w:szCs w:val="24"/>
+              </w:rPr>
+              <w:t>--</w:t>
+            </w:r>
+          </w:p>
+        </w:tc>
+        <w:tc>
+          <w:tcPr>
+            <w:tcW w:w="3749" w:type="dxa"/>
+            <w:vAlign w:val="center"/>
+          </w:tcPr>
+          <w:p>
+            <w:pPr>
+              <w:rPr>
+                <w:rFonts w:ascii="Arial" w:hAnsi="Arial" w:cs="Arial"/>
+                <w:sz w:val="24"/>
+                <w:szCs w:val="24"/>
+              </w:rPr>
+            </w:pPr>
+            <w:r>
+              <w:rPr>
+                <w:rFonts w:ascii="Arial" w:hAnsi="Arial" w:cs="Arial"/>
+                <w:sz w:val="24"/>
+                <w:szCs w:val="24"/>
+              </w:rPr>
+              <w:t>--</w:t>
+            </w:r>
+          </w:p>
+        </w:tc>
+      </w:tr>
+    </w:tbl>
     <w:p>
       <w:r>
         <w:br w:type="page"/>
@@ -27896,7 +30212,7 @@
   <w:style w:type="paragraph" w:default="1" w:styleId="Normal">
     <w:name w:val="Normal"/>
     <w:qFormat/>
-    <w:rsid w:val="00A940BA"/>
+    <w:rsid w:val="00C04E92"/>
   </w:style>
   <w:style w:type="paragraph" w:styleId="Ttulo1">
     <w:name w:val="heading 1"/>

--- a/BITACORA.docx
+++ b/BITACORA.docx
@@ -1,6 +1,6 @@
 
 <file path=word/document.xml><?xml version="1.0" encoding="utf-8"?>
-<w:document xmlns:wpc="http://schemas.microsoft.com/office/word/2010/wordprocessingCanvas" xmlns:cx="http://schemas.microsoft.com/office/drawing/2014/chartex" xmlns:cx1="http://schemas.microsoft.com/office/drawing/2015/9/8/chartex" xmlns:cx2="http://schemas.microsoft.com/office/drawing/2015/10/21/chartex" xmlns:cx3="http://schemas.microsoft.com/office/drawing/2016/5/9/chartex" xmlns:cx4="http://schemas.microsoft.com/office/drawing/2016/5/10/chartex" xmlns:cx5="http://schemas.microsoft.com/office/drawing/2016/5/11/chartex" xmlns:cx6="http://schemas.microsoft.com/office/drawing/2016/5/12/chartex" xmlns:cx7="http://schemas.microsoft.com/office/drawing/2016/5/13/chartex" xmlns:cx8="http://schemas.microsoft.com/office/drawing/2016/5/14/chartex" xmlns:mc="http://schemas.openxmlformats.org/markup-compatibility/2006" xmlns:aink="http://schemas.microsoft.com/office/drawing/2016/ink" xmlns:am3d="http://schemas.microsoft.com/office/drawing/2017/model3d" xmlns:o="urn:schemas-microsoft-com:office:office" xmlns:oel="http://schemas.microsoft.com/office/2019/extlst" xmlns:r="http://schemas.openxmlformats.org/officeDocument/2006/relationships" xmlns:m="http://schemas.openxmlformats.org/officeDocument/2006/math" xmlns:v="urn:schemas-microsoft-com:vml" xmlns:wp14="http://schemas.microsoft.com/office/word/2010/wordprocessingDrawing" xmlns:wp="http://schemas.openxmlformats.org/drawingml/2006/wordprocessingDrawing" xmlns:w10="urn:schemas-microsoft-com:office:word" xmlns:w="http://schemas.openxmlformats.org/wordprocessingml/2006/main" xmlns:w14="http://schemas.microsoft.com/office/word/2010/wordml" xmlns:w15="http://schemas.microsoft.com/office/word/2012/wordml" xmlns:w16cex="http://schemas.microsoft.com/office/word/2018/wordml/cex" xmlns:w16cid="http://schemas.microsoft.com/office/word/2016/wordml/cid" xmlns:w16="http://schemas.microsoft.com/office/word/2018/wordml" xmlns:w16du="http://schemas.microsoft.com/office/word/2023/wordml/word16du" xmlns:w16sdtdh="http://schemas.microsoft.com/office/word/2020/wordml/sdtdatahash" xmlns:w16sdtfl="http://schemas.microsoft.com/office/word/2024/wordml/sdtformatlock" xmlns:w16se="http://schemas.microsoft.com/office/word/2015/wordml/symex" xmlns:wpg="http://schemas.microsoft.com/office/word/2010/wordprocessingGroup" xmlns:wpi="http://schemas.microsoft.com/office/word/2010/wordprocessingInk" xmlns:wne="http://schemas.microsoft.com/office/word/2006/wordml" xmlns:wps="http://schemas.microsoft.com/office/word/2010/wordprocessingShape" mc:Ignorable="w14 w15 w16se w16cid w16 w16cex w16sdtdh w16sdtfl w16du wp14">
+<w:document xmlns:wpc="http://schemas.microsoft.com/office/word/2010/wordprocessingCanvas" xmlns:cx="http://schemas.microsoft.com/office/drawing/2014/chartex" xmlns:cx1="http://schemas.microsoft.com/office/drawing/2015/9/8/chartex" xmlns:cx2="http://schemas.microsoft.com/office/drawing/2015/10/21/chartex" xmlns:cx3="http://schemas.microsoft.com/office/drawing/2016/5/9/chartex" xmlns:cx4="http://schemas.microsoft.com/office/drawing/2016/5/10/chartex" xmlns:cx5="http://schemas.microsoft.com/office/drawing/2016/5/11/chartex" xmlns:cx6="http://schemas.microsoft.com/office/drawing/2016/5/12/chartex" xmlns:cx7="http://schemas.microsoft.com/office/drawing/2016/5/13/chartex" xmlns:cx8="http://schemas.microsoft.com/office/drawing/2016/5/14/chartex" xmlns:mc="http://schemas.openxmlformats.org/markup-compatibility/2006" xmlns:aink="http://schemas.microsoft.com/office/drawing/2016/ink" xmlns:am3d="http://schemas.microsoft.com/office/drawing/2017/model3d" xmlns:o="urn:schemas-microsoft-com:office:office" xmlns:oel="http://schemas.microsoft.com/office/2019/extlst" xmlns:r="http://schemas.openxmlformats.org/officeDocument/2006/relationships" xmlns:m="http://schemas.openxmlformats.org/officeDocument/2006/math" xmlns:v="urn:schemas-microsoft-com:vml" xmlns:wp14="http://schemas.microsoft.com/office/word/2010/wordprocessingDrawing" xmlns:wp="http://schemas.openxmlformats.org/drawingml/2006/wordprocessingDrawing" xmlns:w10="urn:schemas-microsoft-com:office:word" xmlns:w="http://schemas.openxmlformats.org/wordprocessingml/2006/main" xmlns:w14="http://schemas.microsoft.com/office/word/2010/wordml" xmlns:w15="http://schemas.microsoft.com/office/word/2012/wordml" xmlns:w16cex="http://schemas.microsoft.com/office/word/2018/wordml/cex" xmlns:w16cid="http://schemas.microsoft.com/office/word/2016/wordml/cid" xmlns:w16="http://schemas.microsoft.com/office/word/2018/wordml" xmlns:w16du="http://schemas.microsoft.com/office/word/2023/wordml/word16du" xmlns:w16sdtdh="http://schemas.microsoft.com/office/word/2020/wordml/sdtdatahash" xmlns:w16sdtfl="http://schemas.microsoft.com/office/word/2024/wordml/sdtformatlock" xmlns:w16se="http://schemas.microsoft.com/office/word/2015/wordml/symex" xmlns:wpg="http://schemas.microsoft.com/office/word/2010/wordprocessingGroup" xmlns:wpi="http://schemas.microsoft.com/office/word/2010/wordprocessingInk" xmlns:wne="http://schemas.microsoft.com/office/word/2006/wordml" xmlns:wps="http://schemas.microsoft.com/office/word/2010/wordprocessingShape" xmlns:a="http://schemas.openxmlformats.org/drawingml/2006/main" mc:Ignorable="w14 w15 w16se w16cid w16 w16cex w16sdtdh w16sdtfl w16du wp14">
   <w:body>
     <w:p>
       <w:pPr>
@@ -421,14 +421,14 @@
             </w:drawing>
           </mc:Choice>
           <mc:Fallback>
-            <w:pict>
-              <v:group w14:anchorId="36FC6D23" id="Grupo 2" o:spid="_x0000_s1026" style="position:absolute;left:0;text-align:left;margin-left:0;margin-top:0;width:630pt;height:807pt;z-index:251658240;mso-position-horizontal:center;mso-position-horizontal-relative:margin;mso-position-vertical:center;mso-position-vertical-relative:margin" coordsize="80010,102489" o:gfxdata="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">
-                <v:rect id="Rectángulo 1" o:spid="_x0000_s1027" style="position:absolute;width:80010;height:102489;visibility:visible;mso-wrap-style:square;v-text-anchor:middle" o:gfxdata="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" fillcolor="#404040 [2429]" stroked="f" strokeweight="1pt"/>
+            <w:pict w14:anchorId="79228956">
+              <v:group id="Grupo 2" style="position:absolute;left:0;text-align:left;margin-left:0;margin-top:0;width:630pt;height:807pt;z-index:251658240;mso-position-horizontal:center;mso-position-horizontal-relative:margin;mso-position-vertical:center;mso-position-vertical-relative:margin" coordsize="80010,102489" o:spid="_x0000_s1026" w14:anchorId="36FC6D23" o:gfxdata="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">
+                <v:rect id="Rectángulo 1" style="position:absolute;width:80010;height:102489;visibility:visible;mso-wrap-style:square;v-text-anchor:middle" o:spid="_x0000_s1027" fillcolor="#404040 [2429]" stroked="f" strokeweight="1pt" o:gfxdata="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"/>
                 <v:shapetype id="_x0000_t202" coordsize="21600,21600" o:spt="202" path="m,l,21600r21600,l21600,xe">
                   <v:stroke joinstyle="miter"/>
                   <v:path gradientshapeok="t" o:connecttype="rect"/>
                 </v:shapetype>
-                <v:shape id="Cuadro de texto 2" o:spid="_x0000_s1028" type="#_x0000_t202" style="position:absolute;left:8382;top:12649;width:65620;height:49496;visibility:visible;mso-wrap-style:square;v-text-anchor:top" o:gfxdata="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" filled="f" stroked="f" strokeweight=".5pt">
+                <v:shape id="Cuadro de texto 2" style="position:absolute;left:8382;top:12649;width:65620;height:49496;visibility:visible;mso-wrap-style:square;v-text-anchor:top" o:spid="_x0000_s1028" filled="f" stroked="f" strokeweight=".5pt" type="#_x0000_t202" o:gfxdata="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">
                   <v:textbox>
                     <w:txbxContent>
                       <w:p>
@@ -558,7 +558,7 @@
                     </w:txbxContent>
                   </v:textbox>
                 </v:shape>
-                <v:shape id="Cuadro de texto 2" o:spid="_x0000_s1029" type="#_x0000_t202" style="position:absolute;left:8382;top:63246;width:57856;height:11811;visibility:visible;mso-wrap-style:square;v-text-anchor:top" o:gfxdata="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" filled="f" stroked="f" strokeweight=".5pt">
+                <v:shape id="Cuadro de texto 2" style="position:absolute;left:8382;top:63246;width:57856;height:11811;visibility:visible;mso-wrap-style:square;v-text-anchor:top" o:spid="_x0000_s1029" filled="f" stroked="f" strokeweight=".5pt" type="#_x0000_t202" o:gfxdata="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">
                   <v:textbox>
                     <w:txbxContent>
                       <w:p>
@@ -634,7 +634,7 @@
                     </w:txbxContent>
                   </v:textbox>
                 </v:shape>
-                <v:shape id="Cuadro de texto 2" o:spid="_x0000_s1030" type="#_x0000_t202" style="position:absolute;left:46482;top:91440;width:27527;height:3867;visibility:visible;mso-wrap-style:square;v-text-anchor:top" o:gfxdata="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" filled="f" stroked="f">
+                <v:shape id="Cuadro de texto 2" style="position:absolute;left:46482;top:91440;width:27527;height:3867;visibility:visible;mso-wrap-style:square;v-text-anchor:top" o:spid="_x0000_s1030" filled="f" stroked="f" type="#_x0000_t202" o:gfxdata="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">
                   <v:textbox style="mso-fit-shape-to-text:t">
                     <w:txbxContent>
                       <w:p>
@@ -712,7 +712,7 @@
         </w:rPr>
         <w:sectPr>
           <w:type w:val="continuous"/>
-          <w:pgSz w:w="12240" w:h="15840"/>
+          <w:pgSz w:w="12240" w:h="15840" w:orient="portrait"/>
           <w:pgMar w:top="1440" w:right="1440" w:bottom="1440" w:left="1440" w:header="708" w:footer="708" w:gutter="0"/>
           <w:cols w:space="708"/>
           <w:docGrid w:linePitch="360"/>
@@ -721,8 +721,13 @@
     </w:p>
     <w:sdt>
       <w:sdtPr>
+        <w:id w:val="-1715038607"/>
+        <w:docPartObj>
+          <w:docPartGallery w:val="Table of Contents"/>
+          <w:docPartUnique/>
+        </w:docPartObj>
         <w:rPr>
-          <w:rFonts w:asciiTheme="minorHAnsi" w:eastAsiaTheme="minorEastAsia" w:hAnsiTheme="minorHAnsi" w:cstheme="minorBidi"/>
+          <w:rFonts w:ascii="Aptos" w:hAnsi="Aptos" w:eastAsia="等线" w:cs="" w:asciiTheme="minorAscii" w:hAnsiTheme="minorAscii" w:eastAsiaTheme="minorEastAsia" w:cstheme="minorBidi"/>
           <w:color w:val="auto"/>
           <w:kern w:val="2"/>
           <w:sz w:val="22"/>
@@ -730,13 +735,16 @@
           <w:lang w:val="es-ES" w:eastAsia="zh-CN"/>
           <w14:ligatures w14:val="standardContextual"/>
         </w:rPr>
-        <w:id w:val="-1715038607"/>
-        <w:docPartObj>
-          <w:docPartGallery w:val="Table of Contents"/>
-          <w:docPartUnique/>
-        </w:docPartObj>
       </w:sdtPr>
-      <w:sdtEndPr/>
+      <w:sdtEndPr>
+        <w:rPr>
+          <w:rFonts w:ascii="Aptos" w:hAnsi="Aptos" w:eastAsia="等线" w:cs="" w:asciiTheme="minorAscii" w:hAnsiTheme="minorAscii" w:eastAsiaTheme="minorEastAsia" w:cstheme="minorBidi"/>
+          <w:color w:val="auto"/>
+          <w:sz w:val="22"/>
+          <w:szCs w:val="22"/>
+          <w:lang w:val="es-ES" w:eastAsia="zh-CN"/>
+        </w:rPr>
+      </w:sdtEndPr>
       <w:sdtContent>
         <w:p>
           <w:pPr>
@@ -795,7 +803,7 @@
           <w:r>
             <w:fldChar w:fldCharType="separate"/>
           </w:r>
-          <w:hyperlink w:anchor="_Toc229378917" w:history="1">
+          <w:hyperlink w:history="1" w:anchor="_Toc229378917">
             <w:r>
               <w:rPr>
                 <w:rStyle w:val="Hipervnculo"/>
@@ -863,7 +871,7 @@
               <w:lang w:eastAsia="ko-KR"/>
             </w:rPr>
           </w:pPr>
-          <w:hyperlink w:anchor="_Toc229378918" w:history="1">
+          <w:hyperlink w:history="1" w:anchor="_Toc229378918">
             <w:r>
               <w:rPr>
                 <w:rStyle w:val="Hipervnculo"/>
@@ -935,7 +943,7 @@
               <w:lang w:eastAsia="ko-KR"/>
             </w:rPr>
           </w:pPr>
-          <w:hyperlink w:anchor="_Toc229378919" w:history="1">
+          <w:hyperlink w:history="1" w:anchor="_Toc229378919">
             <w:r>
               <w:rPr>
                 <w:rStyle w:val="Hipervnculo"/>
@@ -1006,7 +1014,7 @@
               <w:lang w:eastAsia="ko-KR"/>
             </w:rPr>
           </w:pPr>
-          <w:hyperlink w:anchor="_Toc229378920" w:history="1">
+          <w:hyperlink w:history="1" w:anchor="_Toc229378920">
             <w:r>
               <w:rPr>
                 <w:rStyle w:val="Hipervnculo"/>
@@ -1077,7 +1085,7 @@
               <w:lang w:eastAsia="ko-KR"/>
             </w:rPr>
           </w:pPr>
-          <w:hyperlink w:anchor="_Toc229378921" w:history="1">
+          <w:hyperlink w:history="1" w:anchor="_Toc229378921">
             <w:r>
               <w:rPr>
                 <w:rStyle w:val="Hipervnculo"/>
@@ -1145,7 +1153,7 @@
               <w:lang w:eastAsia="ko-KR"/>
             </w:rPr>
           </w:pPr>
-          <w:hyperlink w:anchor="_Toc229378922" w:history="1">
+          <w:hyperlink w:history="1" w:anchor="_Toc229378922">
             <w:r>
               <w:rPr>
                 <w:rStyle w:val="Hipervnculo"/>
@@ -1217,7 +1225,7 @@
               <w:lang w:eastAsia="ko-KR"/>
             </w:rPr>
           </w:pPr>
-          <w:hyperlink w:anchor="_Toc229378923" w:history="1">
+          <w:hyperlink w:history="1" w:anchor="_Toc229378923">
             <w:r>
               <w:rPr>
                 <w:rStyle w:val="Hipervnculo"/>
@@ -1288,7 +1296,7 @@
               <w:lang w:eastAsia="ko-KR"/>
             </w:rPr>
           </w:pPr>
-          <w:hyperlink w:anchor="_Toc229378924" w:history="1">
+          <w:hyperlink w:history="1" w:anchor="_Toc229378924">
             <w:r>
               <w:rPr>
                 <w:rStyle w:val="Hipervnculo"/>
@@ -1359,7 +1367,7 @@
               <w:lang w:eastAsia="ko-KR"/>
             </w:rPr>
           </w:pPr>
-          <w:hyperlink w:anchor="_Toc229378925" w:history="1">
+          <w:hyperlink w:history="1" w:anchor="_Toc229378925">
             <w:r>
               <w:rPr>
                 <w:rStyle w:val="Hipervnculo"/>
@@ -1430,7 +1438,7 @@
               <w:lang w:eastAsia="ko-KR"/>
             </w:rPr>
           </w:pPr>
-          <w:hyperlink w:anchor="_Toc229378926" w:history="1">
+          <w:hyperlink w:history="1" w:anchor="_Toc229378926">
             <w:r>
               <w:rPr>
                 <w:rStyle w:val="Hipervnculo"/>
@@ -1502,7 +1510,7 @@
               <w:lang w:eastAsia="ko-KR"/>
             </w:rPr>
           </w:pPr>
-          <w:hyperlink w:anchor="_Toc229378927" w:history="1">
+          <w:hyperlink w:history="1" w:anchor="_Toc229378927">
             <w:r>
               <w:rPr>
                 <w:rStyle w:val="Hipervnculo"/>
@@ -1573,7 +1581,7 @@
               <w:lang w:eastAsia="ko-KR"/>
             </w:rPr>
           </w:pPr>
-          <w:hyperlink w:anchor="_Toc229378928" w:history="1">
+          <w:hyperlink w:history="1" w:anchor="_Toc229378928">
             <w:r>
               <w:rPr>
                 <w:rStyle w:val="Hipervnculo"/>
@@ -1644,7 +1652,7 @@
               <w:lang w:eastAsia="ko-KR"/>
             </w:rPr>
           </w:pPr>
-          <w:hyperlink w:anchor="_Toc229378929" w:history="1">
+          <w:hyperlink w:history="1" w:anchor="_Toc229378929">
             <w:r>
               <w:rPr>
                 <w:rStyle w:val="Hipervnculo"/>
@@ -1712,7 +1720,7 @@
               <w:lang w:eastAsia="ko-KR"/>
             </w:rPr>
           </w:pPr>
-          <w:hyperlink w:anchor="_Toc229378930" w:history="1">
+          <w:hyperlink w:history="1" w:anchor="_Toc229378930">
             <w:r>
               <w:rPr>
                 <w:rStyle w:val="Hipervnculo"/>
@@ -1784,7 +1792,7 @@
               <w:lang w:eastAsia="ko-KR"/>
             </w:rPr>
           </w:pPr>
-          <w:hyperlink w:anchor="_Toc229378931" w:history="1">
+          <w:hyperlink w:history="1" w:anchor="_Toc229378931">
             <w:r>
               <w:rPr>
                 <w:rStyle w:val="Hipervnculo"/>
@@ -1855,7 +1863,7 @@
               <w:lang w:eastAsia="ko-KR"/>
             </w:rPr>
           </w:pPr>
-          <w:hyperlink w:anchor="_Toc229378932" w:history="1">
+          <w:hyperlink w:history="1" w:anchor="_Toc229378932">
             <w:r>
               <w:rPr>
                 <w:rStyle w:val="Hipervnculo"/>
@@ -1926,7 +1934,7 @@
               <w:lang w:eastAsia="ko-KR"/>
             </w:rPr>
           </w:pPr>
-          <w:hyperlink w:anchor="_Toc229378933" w:history="1">
+          <w:hyperlink w:history="1" w:anchor="_Toc229378933">
             <w:r>
               <w:rPr>
                 <w:rStyle w:val="Hipervnculo"/>
@@ -1994,7 +2002,7 @@
               <w:lang w:eastAsia="ko-KR"/>
             </w:rPr>
           </w:pPr>
-          <w:hyperlink w:anchor="_Toc229378934" w:history="1">
+          <w:hyperlink w:history="1" w:anchor="_Toc229378934">
             <w:r>
               <w:rPr>
                 <w:rStyle w:val="Hipervnculo"/>
@@ -2066,7 +2074,7 @@
               <w:lang w:eastAsia="ko-KR"/>
             </w:rPr>
           </w:pPr>
-          <w:hyperlink w:anchor="_Toc229378935" w:history="1">
+          <w:hyperlink w:history="1" w:anchor="_Toc229378935">
             <w:r>
               <w:rPr>
                 <w:rStyle w:val="Hipervnculo"/>
@@ -2137,7 +2145,7 @@
               <w:lang w:eastAsia="ko-KR"/>
             </w:rPr>
           </w:pPr>
-          <w:hyperlink w:anchor="_Toc229378936" w:history="1">
+          <w:hyperlink w:history="1" w:anchor="_Toc229378936">
             <w:r>
               <w:rPr>
                 <w:rStyle w:val="Hipervnculo"/>
@@ -2208,7 +2216,7 @@
               <w:lang w:eastAsia="ko-KR"/>
             </w:rPr>
           </w:pPr>
-          <w:hyperlink w:anchor="_Toc229378937" w:history="1">
+          <w:hyperlink w:history="1" w:anchor="_Toc229378937">
             <w:r>
               <w:rPr>
                 <w:rStyle w:val="Hipervnculo"/>
@@ -2276,7 +2284,7 @@
               <w:lang w:eastAsia="ko-KR"/>
             </w:rPr>
           </w:pPr>
-          <w:hyperlink w:anchor="_Toc229378938" w:history="1">
+          <w:hyperlink w:history="1" w:anchor="_Toc229378938">
             <w:r>
               <w:rPr>
                 <w:rStyle w:val="Hipervnculo"/>
@@ -2348,7 +2356,7 @@
               <w:lang w:eastAsia="ko-KR"/>
             </w:rPr>
           </w:pPr>
-          <w:hyperlink w:anchor="_Toc229378939" w:history="1">
+          <w:hyperlink w:history="1" w:anchor="_Toc229378939">
             <w:r>
               <w:rPr>
                 <w:rStyle w:val="Hipervnculo"/>
@@ -2419,7 +2427,7 @@
               <w:lang w:eastAsia="ko-KR"/>
             </w:rPr>
           </w:pPr>
-          <w:hyperlink w:anchor="_Toc229378940" w:history="1">
+          <w:hyperlink w:history="1" w:anchor="_Toc229378940">
             <w:r>
               <w:rPr>
                 <w:rStyle w:val="Hipervnculo"/>
@@ -2490,7 +2498,7 @@
               <w:lang w:eastAsia="ko-KR"/>
             </w:rPr>
           </w:pPr>
-          <w:hyperlink w:anchor="_Toc229378941" w:history="1">
+          <w:hyperlink w:history="1" w:anchor="_Toc229378941">
             <w:r>
               <w:rPr>
                 <w:rStyle w:val="Hipervnculo"/>
@@ -2561,7 +2569,7 @@
               <w:lang w:eastAsia="ko-KR"/>
             </w:rPr>
           </w:pPr>
-          <w:hyperlink w:anchor="_Toc229378942" w:history="1">
+          <w:hyperlink w:history="1" w:anchor="_Toc229378942">
             <w:r>
               <w:rPr>
                 <w:rStyle w:val="Hipervnculo"/>
@@ -2629,7 +2637,7 @@
               <w:lang w:eastAsia="ko-KR"/>
             </w:rPr>
           </w:pPr>
-          <w:hyperlink w:anchor="_Toc229378943" w:history="1">
+          <w:hyperlink w:history="1" w:anchor="_Toc229378943">
             <w:r>
               <w:rPr>
                 <w:rStyle w:val="Hipervnculo"/>
@@ -2701,7 +2709,7 @@
               <w:lang w:eastAsia="ko-KR"/>
             </w:rPr>
           </w:pPr>
-          <w:hyperlink w:anchor="_Toc229378944" w:history="1">
+          <w:hyperlink w:history="1" w:anchor="_Toc229378944">
             <w:r>
               <w:rPr>
                 <w:rStyle w:val="Hipervnculo"/>
@@ -2772,7 +2780,7 @@
               <w:lang w:eastAsia="ko-KR"/>
             </w:rPr>
           </w:pPr>
-          <w:hyperlink w:anchor="_Toc229378945" w:history="1">
+          <w:hyperlink w:history="1" w:anchor="_Toc229378945">
             <w:r>
               <w:rPr>
                 <w:rStyle w:val="Hipervnculo"/>
@@ -2840,7 +2848,7 @@
               <w:lang w:eastAsia="ko-KR"/>
             </w:rPr>
           </w:pPr>
-          <w:hyperlink w:anchor="_Toc229378946" w:history="1">
+          <w:hyperlink w:history="1" w:anchor="_Toc229378946">
             <w:r>
               <w:rPr>
                 <w:rStyle w:val="Hipervnculo"/>
@@ -2912,7 +2920,7 @@
               <w:lang w:eastAsia="ko-KR"/>
             </w:rPr>
           </w:pPr>
-          <w:hyperlink w:anchor="_Toc229378947" w:history="1">
+          <w:hyperlink w:history="1" w:anchor="_Toc229378947">
             <w:r>
               <w:rPr>
                 <w:rStyle w:val="Hipervnculo"/>
@@ -2983,7 +2991,7 @@
               <w:lang w:eastAsia="ko-KR"/>
             </w:rPr>
           </w:pPr>
-          <w:hyperlink w:anchor="_Toc229378948" w:history="1">
+          <w:hyperlink w:history="1" w:anchor="_Toc229378948">
             <w:r>
               <w:rPr>
                 <w:rStyle w:val="Hipervnculo"/>
@@ -3054,7 +3062,7 @@
               <w:lang w:eastAsia="ko-KR"/>
             </w:rPr>
           </w:pPr>
-          <w:hyperlink w:anchor="_Toc229378949" w:history="1">
+          <w:hyperlink w:history="1" w:anchor="_Toc229378949">
             <w:r>
               <w:rPr>
                 <w:rStyle w:val="Hipervnculo"/>
@@ -3125,7 +3133,7 @@
               <w:lang w:eastAsia="ko-KR"/>
             </w:rPr>
           </w:pPr>
-          <w:hyperlink w:anchor="_Toc229378950" w:history="1">
+          <w:hyperlink w:history="1" w:anchor="_Toc229378950">
             <w:r>
               <w:rPr>
                 <w:rStyle w:val="Hipervnculo"/>
@@ -3221,7 +3229,7 @@
         </w:rPr>
         <w:sectPr>
           <w:footerReference w:type="default" r:id="rId8"/>
-          <w:pgSz w:w="12240" w:h="15840"/>
+          <w:pgSz w:w="12240" w:h="15840" w:orient="portrait"/>
           <w:pgMar w:top="1440" w:right="1440" w:bottom="1440" w:left="1440" w:header="708" w:footer="708" w:gutter="0"/>
           <w:cols w:space="708"/>
           <w:docGrid w:linePitch="360"/>
@@ -3243,9 +3251,8 @@
         <w:jc w:val="both"/>
         <w:outlineLvl w:val="0"/>
       </w:pPr>
-      <w:bookmarkStart w:id="0" w:name="_Toc229378917"/>
+      <w:bookmarkStart w:name="_Toc229378917" w:id="0"/>
       <w:r>
-        <w:lastRenderedPageBreak/>
         <w:t xml:space="preserve">Semana </w:t>
       </w:r>
       <w:r>
@@ -3262,11 +3269,11 @@
         <w:tblW w:w="9634" w:type="dxa"/>
         <w:jc w:val="center"/>
         <w:tblBorders>
-          <w:top w:val="single" w:sz="4" w:space="0" w:color="7F7F7F" w:themeColor="text1" w:themeTint="80"/>
-          <w:left w:val="single" w:sz="4" w:space="0" w:color="7F7F7F" w:themeColor="text1" w:themeTint="80"/>
-          <w:bottom w:val="single" w:sz="4" w:space="0" w:color="7F7F7F" w:themeColor="text1" w:themeTint="80"/>
-          <w:right w:val="single" w:sz="4" w:space="0" w:color="7F7F7F" w:themeColor="text1" w:themeTint="80"/>
-          <w:insideH w:val="single" w:sz="4" w:space="0" w:color="7F7F7F" w:themeColor="text1" w:themeTint="80"/>
+          <w:top w:val="single" w:color="7F7F7F" w:themeColor="text1" w:themeTint="80" w:sz="4" w:space="0"/>
+          <w:left w:val="single" w:color="7F7F7F" w:themeColor="text1" w:themeTint="80" w:sz="4" w:space="0"/>
+          <w:bottom w:val="single" w:color="7F7F7F" w:themeColor="text1" w:themeTint="80" w:sz="4" w:space="0"/>
+          <w:right w:val="single" w:color="7F7F7F" w:themeColor="text1" w:themeTint="80" w:sz="4" w:space="0"/>
+          <w:insideH w:val="single" w:color="7F7F7F" w:themeColor="text1" w:themeTint="80" w:sz="4" w:space="0"/>
         </w:tblBorders>
         <w:tblCellMar>
           <w:top w:w="57" w:type="dxa"/>
@@ -3302,7 +3309,7 @@
                 <w:szCs w:val="28"/>
               </w:rPr>
             </w:pPr>
-            <w:bookmarkStart w:id="1" w:name="_Toc229378918"/>
+            <w:bookmarkStart w:name="_Toc229378918" w:id="1"/>
             <w:r>
               <w:rPr>
                 <w:rFonts w:ascii="Aptos" w:hAnsi="Aptos"/>
@@ -3643,7 +3650,7 @@
           <w:szCs w:val="72"/>
         </w:rPr>
       </w:pPr>
-      <w:bookmarkStart w:id="2" w:name="_Toc229378919"/>
+      <w:bookmarkStart w:name="_Toc229378919" w:id="2"/>
       <w:r>
         <w:rPr>
           <w:sz w:val="32"/>
@@ -3659,12 +3666,12 @@
         <w:tblW w:w="9634" w:type="dxa"/>
         <w:jc w:val="center"/>
         <w:tblBorders>
-          <w:top w:val="single" w:sz="4" w:space="0" w:color="7F7F7F" w:themeColor="text1" w:themeTint="80"/>
-          <w:left w:val="single" w:sz="4" w:space="0" w:color="7F7F7F" w:themeColor="text1" w:themeTint="80"/>
-          <w:bottom w:val="single" w:sz="4" w:space="0" w:color="7F7F7F" w:themeColor="text1" w:themeTint="80"/>
-          <w:right w:val="single" w:sz="4" w:space="0" w:color="7F7F7F" w:themeColor="text1" w:themeTint="80"/>
-          <w:insideH w:val="single" w:sz="4" w:space="0" w:color="7F7F7F" w:themeColor="text1" w:themeTint="80"/>
-          <w:insideV w:val="single" w:sz="4" w:space="0" w:color="7F7F7F" w:themeColor="text1" w:themeTint="80"/>
+          <w:top w:val="single" w:color="7F7F7F" w:themeColor="text1" w:themeTint="80" w:sz="4" w:space="0"/>
+          <w:left w:val="single" w:color="7F7F7F" w:themeColor="text1" w:themeTint="80" w:sz="4" w:space="0"/>
+          <w:bottom w:val="single" w:color="7F7F7F" w:themeColor="text1" w:themeTint="80" w:sz="4" w:space="0"/>
+          <w:right w:val="single" w:color="7F7F7F" w:themeColor="text1" w:themeTint="80" w:sz="4" w:space="0"/>
+          <w:insideH w:val="single" w:color="7F7F7F" w:themeColor="text1" w:themeTint="80" w:sz="4" w:space="0"/>
+          <w:insideV w:val="single" w:color="7F7F7F" w:themeColor="text1" w:themeTint="80" w:sz="4" w:space="0"/>
         </w:tblBorders>
         <w:tblCellMar>
           <w:top w:w="57" w:type="dxa"/>
@@ -4457,13 +4464,12 @@
           <w:szCs w:val="72"/>
         </w:rPr>
       </w:pPr>
-      <w:bookmarkStart w:id="3" w:name="_Toc229378920"/>
+      <w:bookmarkStart w:name="_Toc229378920" w:id="3"/>
       <w:r>
         <w:rPr>
           <w:sz w:val="32"/>
           <w:szCs w:val="72"/>
         </w:rPr>
-        <w:lastRenderedPageBreak/>
         <w:t>Actividades Ejecutadas</w:t>
       </w:r>
       <w:bookmarkEnd w:id="3"/>
@@ -4474,12 +4480,12 @@
         <w:tblW w:w="8985" w:type="dxa"/>
         <w:jc w:val="center"/>
         <w:tblBorders>
-          <w:top w:val="single" w:sz="4" w:space="0" w:color="7F7F7F" w:themeColor="text1" w:themeTint="80"/>
-          <w:left w:val="single" w:sz="4" w:space="0" w:color="7F7F7F" w:themeColor="text1" w:themeTint="80"/>
-          <w:bottom w:val="single" w:sz="4" w:space="0" w:color="7F7F7F" w:themeColor="text1" w:themeTint="80"/>
-          <w:right w:val="single" w:sz="4" w:space="0" w:color="7F7F7F" w:themeColor="text1" w:themeTint="80"/>
-          <w:insideH w:val="single" w:sz="4" w:space="0" w:color="7F7F7F" w:themeColor="text1" w:themeTint="80"/>
-          <w:insideV w:val="single" w:sz="4" w:space="0" w:color="7F7F7F" w:themeColor="text1" w:themeTint="80"/>
+          <w:top w:val="single" w:color="7F7F7F" w:themeColor="text1" w:themeTint="80" w:sz="4" w:space="0"/>
+          <w:left w:val="single" w:color="7F7F7F" w:themeColor="text1" w:themeTint="80" w:sz="4" w:space="0"/>
+          <w:bottom w:val="single" w:color="7F7F7F" w:themeColor="text1" w:themeTint="80" w:sz="4" w:space="0"/>
+          <w:right w:val="single" w:color="7F7F7F" w:themeColor="text1" w:themeTint="80" w:sz="4" w:space="0"/>
+          <w:insideH w:val="single" w:color="7F7F7F" w:themeColor="text1" w:themeTint="80" w:sz="4" w:space="0"/>
+          <w:insideV w:val="single" w:color="7F7F7F" w:themeColor="text1" w:themeTint="80" w:sz="4" w:space="0"/>
         </w:tblBorders>
         <w:tblCellMar>
           <w:top w:w="57" w:type="dxa"/>
@@ -5334,7 +5340,7 @@
           <w:szCs w:val="72"/>
         </w:rPr>
       </w:pPr>
-      <w:bookmarkStart w:id="4" w:name="_Toc229378921"/>
+      <w:bookmarkStart w:name="_Toc229378921" w:id="4"/>
       <w:r>
         <w:rPr>
           <w:sz w:val="32"/>
@@ -5368,10 +5374,10 @@
           <w:tcPr>
             <w:tcW w:w="2942" w:type="dxa"/>
             <w:tcBorders>
-              <w:top w:val="single" w:sz="4" w:space="0" w:color="7F7F7F" w:themeColor="text1" w:themeTint="80"/>
-              <w:left w:val="single" w:sz="4" w:space="0" w:color="7F7F7F" w:themeColor="text1" w:themeTint="80"/>
-              <w:bottom w:val="single" w:sz="4" w:space="0" w:color="7F7F7F" w:themeColor="text1" w:themeTint="80"/>
-              <w:right w:val="single" w:sz="4" w:space="0" w:color="7F7F7F" w:themeColor="text1" w:themeTint="80"/>
+              <w:top w:val="single" w:color="7F7F7F" w:themeColor="text1" w:themeTint="80" w:sz="4" w:space="0"/>
+              <w:left w:val="single" w:color="7F7F7F" w:themeColor="text1" w:themeTint="80" w:sz="4" w:space="0"/>
+              <w:bottom w:val="single" w:color="7F7F7F" w:themeColor="text1" w:themeTint="80" w:sz="4" w:space="0"/>
+              <w:right w:val="single" w:color="7F7F7F" w:themeColor="text1" w:themeTint="80" w:sz="4" w:space="0"/>
             </w:tcBorders>
             <w:shd w:val="clear" w:color="auto" w:fill="262626" w:themeFill="text1" w:themeFillTint="D9"/>
             <w:vAlign w:val="center"/>
@@ -5403,10 +5409,10 @@
           <w:tcPr>
             <w:tcW w:w="2943" w:type="dxa"/>
             <w:tcBorders>
-              <w:top w:val="single" w:sz="4" w:space="0" w:color="7F7F7F" w:themeColor="text1" w:themeTint="80"/>
-              <w:left w:val="single" w:sz="4" w:space="0" w:color="7F7F7F" w:themeColor="text1" w:themeTint="80"/>
-              <w:bottom w:val="single" w:sz="4" w:space="0" w:color="7F7F7F" w:themeColor="text1" w:themeTint="80"/>
-              <w:right w:val="single" w:sz="4" w:space="0" w:color="7F7F7F" w:themeColor="text1" w:themeTint="80"/>
+              <w:top w:val="single" w:color="7F7F7F" w:themeColor="text1" w:themeTint="80" w:sz="4" w:space="0"/>
+              <w:left w:val="single" w:color="7F7F7F" w:themeColor="text1" w:themeTint="80" w:sz="4" w:space="0"/>
+              <w:bottom w:val="single" w:color="7F7F7F" w:themeColor="text1" w:themeTint="80" w:sz="4" w:space="0"/>
+              <w:right w:val="single" w:color="7F7F7F" w:themeColor="text1" w:themeTint="80" w:sz="4" w:space="0"/>
             </w:tcBorders>
             <w:shd w:val="clear" w:color="auto" w:fill="262626" w:themeFill="text1" w:themeFillTint="D9"/>
             <w:vAlign w:val="center"/>
@@ -5438,10 +5444,10 @@
           <w:tcPr>
             <w:tcW w:w="3749" w:type="dxa"/>
             <w:tcBorders>
-              <w:top w:val="single" w:sz="4" w:space="0" w:color="7F7F7F" w:themeColor="text1" w:themeTint="80"/>
-              <w:left w:val="single" w:sz="4" w:space="0" w:color="7F7F7F" w:themeColor="text1" w:themeTint="80"/>
-              <w:bottom w:val="single" w:sz="4" w:space="0" w:color="7F7F7F" w:themeColor="text1" w:themeTint="80"/>
-              <w:right w:val="single" w:sz="4" w:space="0" w:color="7F7F7F" w:themeColor="text1" w:themeTint="80"/>
+              <w:top w:val="single" w:color="7F7F7F" w:themeColor="text1" w:themeTint="80" w:sz="4" w:space="0"/>
+              <w:left w:val="single" w:color="7F7F7F" w:themeColor="text1" w:themeTint="80" w:sz="4" w:space="0"/>
+              <w:bottom w:val="single" w:color="7F7F7F" w:themeColor="text1" w:themeTint="80" w:sz="4" w:space="0"/>
+              <w:right w:val="single" w:color="7F7F7F" w:themeColor="text1" w:themeTint="80" w:sz="4" w:space="0"/>
             </w:tcBorders>
             <w:shd w:val="clear" w:color="auto" w:fill="262626" w:themeFill="text1" w:themeFillTint="D9"/>
             <w:vAlign w:val="center"/>
@@ -5478,7 +5484,7 @@
           <w:tcPr>
             <w:tcW w:w="2942" w:type="dxa"/>
             <w:tcBorders>
-              <w:top w:val="single" w:sz="4" w:space="0" w:color="7F7F7F" w:themeColor="text1" w:themeTint="80"/>
+              <w:top w:val="single" w:color="7F7F7F" w:themeColor="text1" w:themeTint="80" w:sz="4" w:space="0"/>
             </w:tcBorders>
           </w:tcPr>
           <w:p>
@@ -5527,7 +5533,7 @@
           <w:tcPr>
             <w:tcW w:w="2943" w:type="dxa"/>
             <w:tcBorders>
-              <w:top w:val="single" w:sz="4" w:space="0" w:color="7F7F7F" w:themeColor="text1" w:themeTint="80"/>
+              <w:top w:val="single" w:color="7F7F7F" w:themeColor="text1" w:themeTint="80" w:sz="4" w:space="0"/>
             </w:tcBorders>
           </w:tcPr>
           <w:p>
@@ -5552,7 +5558,7 @@
           <w:tcPr>
             <w:tcW w:w="3749" w:type="dxa"/>
             <w:tcBorders>
-              <w:top w:val="single" w:sz="4" w:space="0" w:color="7F7F7F" w:themeColor="text1" w:themeTint="80"/>
+              <w:top w:val="single" w:color="7F7F7F" w:themeColor="text1" w:themeTint="80" w:sz="4" w:space="0"/>
             </w:tcBorders>
           </w:tcPr>
           <w:p>
@@ -5583,11 +5589,11 @@
         <w:tblW w:w="9634" w:type="dxa"/>
         <w:jc w:val="center"/>
         <w:tblBorders>
-          <w:top w:val="single" w:sz="4" w:space="0" w:color="7F7F7F" w:themeColor="text1" w:themeTint="80"/>
-          <w:left w:val="single" w:sz="4" w:space="0" w:color="7F7F7F" w:themeColor="text1" w:themeTint="80"/>
-          <w:bottom w:val="single" w:sz="4" w:space="0" w:color="7F7F7F" w:themeColor="text1" w:themeTint="80"/>
-          <w:right w:val="single" w:sz="4" w:space="0" w:color="7F7F7F" w:themeColor="text1" w:themeTint="80"/>
-          <w:insideH w:val="single" w:sz="4" w:space="0" w:color="7F7F7F" w:themeColor="text1" w:themeTint="80"/>
+          <w:top w:val="single" w:color="7F7F7F" w:themeColor="text1" w:themeTint="80" w:sz="4" w:space="0"/>
+          <w:left w:val="single" w:color="7F7F7F" w:themeColor="text1" w:themeTint="80" w:sz="4" w:space="0"/>
+          <w:bottom w:val="single" w:color="7F7F7F" w:themeColor="text1" w:themeTint="80" w:sz="4" w:space="0"/>
+          <w:right w:val="single" w:color="7F7F7F" w:themeColor="text1" w:themeTint="80" w:sz="4" w:space="0"/>
+          <w:insideH w:val="single" w:color="7F7F7F" w:themeColor="text1" w:themeTint="80" w:sz="4" w:space="0"/>
         </w:tblBorders>
         <w:tblCellMar>
           <w:top w:w="57" w:type="dxa"/>
@@ -5623,7 +5629,7 @@
                 <w:szCs w:val="28"/>
               </w:rPr>
             </w:pPr>
-            <w:bookmarkStart w:id="5" w:name="_Toc229378922"/>
+            <w:bookmarkStart w:name="_Toc229378922" w:id="5"/>
             <w:r>
               <w:rPr>
                 <w:rFonts w:ascii="Aptos" w:hAnsi="Aptos"/>
@@ -5633,7 +5639,6 @@
                 <w:sz w:val="28"/>
                 <w:szCs w:val="28"/>
               </w:rPr>
-              <w:lastRenderedPageBreak/>
               <w:t>Día 2: Investigación preliminar y Factibilidad del proyecto</w:t>
             </w:r>
             <w:bookmarkEnd w:id="5"/>
@@ -5962,7 +5967,7 @@
           <w:szCs w:val="72"/>
         </w:rPr>
       </w:pPr>
-      <w:bookmarkStart w:id="6" w:name="_Toc229378923"/>
+      <w:bookmarkStart w:name="_Toc229378923" w:id="6"/>
       <w:r>
         <w:rPr>
           <w:sz w:val="32"/>
@@ -5978,12 +5983,12 @@
         <w:tblW w:w="9634" w:type="dxa"/>
         <w:jc w:val="center"/>
         <w:tblBorders>
-          <w:top w:val="single" w:sz="4" w:space="0" w:color="7F7F7F" w:themeColor="text1" w:themeTint="80"/>
-          <w:left w:val="single" w:sz="4" w:space="0" w:color="7F7F7F" w:themeColor="text1" w:themeTint="80"/>
-          <w:bottom w:val="single" w:sz="4" w:space="0" w:color="7F7F7F" w:themeColor="text1" w:themeTint="80"/>
-          <w:right w:val="single" w:sz="4" w:space="0" w:color="7F7F7F" w:themeColor="text1" w:themeTint="80"/>
-          <w:insideH w:val="single" w:sz="4" w:space="0" w:color="7F7F7F" w:themeColor="text1" w:themeTint="80"/>
-          <w:insideV w:val="single" w:sz="4" w:space="0" w:color="7F7F7F" w:themeColor="text1" w:themeTint="80"/>
+          <w:top w:val="single" w:color="7F7F7F" w:themeColor="text1" w:themeTint="80" w:sz="4" w:space="0"/>
+          <w:left w:val="single" w:color="7F7F7F" w:themeColor="text1" w:themeTint="80" w:sz="4" w:space="0"/>
+          <w:bottom w:val="single" w:color="7F7F7F" w:themeColor="text1" w:themeTint="80" w:sz="4" w:space="0"/>
+          <w:right w:val="single" w:color="7F7F7F" w:themeColor="text1" w:themeTint="80" w:sz="4" w:space="0"/>
+          <w:insideH w:val="single" w:color="7F7F7F" w:themeColor="text1" w:themeTint="80" w:sz="4" w:space="0"/>
+          <w:insideV w:val="single" w:color="7F7F7F" w:themeColor="text1" w:themeTint="80" w:sz="4" w:space="0"/>
         </w:tblBorders>
         <w:tblCellMar>
           <w:top w:w="57" w:type="dxa"/>
@@ -6762,13 +6767,12 @@
           <w:szCs w:val="72"/>
         </w:rPr>
       </w:pPr>
-      <w:bookmarkStart w:id="7" w:name="_Toc229378924"/>
+      <w:bookmarkStart w:name="_Toc229378924" w:id="7"/>
       <w:r>
         <w:rPr>
           <w:sz w:val="32"/>
           <w:szCs w:val="72"/>
         </w:rPr>
-        <w:lastRenderedPageBreak/>
         <w:t>Actividades Ejecutadas</w:t>
       </w:r>
       <w:bookmarkEnd w:id="7"/>
@@ -6779,12 +6783,12 @@
         <w:tblW w:w="8985" w:type="dxa"/>
         <w:jc w:val="center"/>
         <w:tblBorders>
-          <w:top w:val="single" w:sz="4" w:space="0" w:color="7F7F7F" w:themeColor="text1" w:themeTint="80"/>
-          <w:left w:val="single" w:sz="4" w:space="0" w:color="7F7F7F" w:themeColor="text1" w:themeTint="80"/>
-          <w:bottom w:val="single" w:sz="4" w:space="0" w:color="7F7F7F" w:themeColor="text1" w:themeTint="80"/>
-          <w:right w:val="single" w:sz="4" w:space="0" w:color="7F7F7F" w:themeColor="text1" w:themeTint="80"/>
-          <w:insideH w:val="single" w:sz="4" w:space="0" w:color="7F7F7F" w:themeColor="text1" w:themeTint="80"/>
-          <w:insideV w:val="single" w:sz="4" w:space="0" w:color="7F7F7F" w:themeColor="text1" w:themeTint="80"/>
+          <w:top w:val="single" w:color="7F7F7F" w:themeColor="text1" w:themeTint="80" w:sz="4" w:space="0"/>
+          <w:left w:val="single" w:color="7F7F7F" w:themeColor="text1" w:themeTint="80" w:sz="4" w:space="0"/>
+          <w:bottom w:val="single" w:color="7F7F7F" w:themeColor="text1" w:themeTint="80" w:sz="4" w:space="0"/>
+          <w:right w:val="single" w:color="7F7F7F" w:themeColor="text1" w:themeTint="80" w:sz="4" w:space="0"/>
+          <w:insideH w:val="single" w:color="7F7F7F" w:themeColor="text1" w:themeTint="80" w:sz="4" w:space="0"/>
+          <w:insideV w:val="single" w:color="7F7F7F" w:themeColor="text1" w:themeTint="80" w:sz="4" w:space="0"/>
         </w:tblBorders>
         <w:tblCellMar>
           <w:top w:w="57" w:type="dxa"/>
@@ -7517,7 +7521,7 @@
           <w:szCs w:val="72"/>
         </w:rPr>
       </w:pPr>
-      <w:bookmarkStart w:id="8" w:name="_Toc229378925"/>
+      <w:bookmarkStart w:name="_Toc229378925" w:id="8"/>
       <w:r>
         <w:rPr>
           <w:sz w:val="32"/>
@@ -7551,10 +7555,10 @@
           <w:tcPr>
             <w:tcW w:w="2942" w:type="dxa"/>
             <w:tcBorders>
-              <w:top w:val="single" w:sz="4" w:space="0" w:color="7F7F7F" w:themeColor="text1" w:themeTint="80"/>
-              <w:left w:val="single" w:sz="4" w:space="0" w:color="7F7F7F" w:themeColor="text1" w:themeTint="80"/>
-              <w:bottom w:val="single" w:sz="4" w:space="0" w:color="7F7F7F" w:themeColor="text1" w:themeTint="80"/>
-              <w:right w:val="single" w:sz="4" w:space="0" w:color="7F7F7F" w:themeColor="text1" w:themeTint="80"/>
+              <w:top w:val="single" w:color="7F7F7F" w:themeColor="text1" w:themeTint="80" w:sz="4" w:space="0"/>
+              <w:left w:val="single" w:color="7F7F7F" w:themeColor="text1" w:themeTint="80" w:sz="4" w:space="0"/>
+              <w:bottom w:val="single" w:color="7F7F7F" w:themeColor="text1" w:themeTint="80" w:sz="4" w:space="0"/>
+              <w:right w:val="single" w:color="7F7F7F" w:themeColor="text1" w:themeTint="80" w:sz="4" w:space="0"/>
             </w:tcBorders>
             <w:shd w:val="clear" w:color="auto" w:fill="262626" w:themeFill="text1" w:themeFillTint="D9"/>
             <w:vAlign w:val="center"/>
@@ -7586,10 +7590,10 @@
           <w:tcPr>
             <w:tcW w:w="2943" w:type="dxa"/>
             <w:tcBorders>
-              <w:top w:val="single" w:sz="4" w:space="0" w:color="7F7F7F" w:themeColor="text1" w:themeTint="80"/>
-              <w:left w:val="single" w:sz="4" w:space="0" w:color="7F7F7F" w:themeColor="text1" w:themeTint="80"/>
-              <w:bottom w:val="single" w:sz="4" w:space="0" w:color="7F7F7F" w:themeColor="text1" w:themeTint="80"/>
-              <w:right w:val="single" w:sz="4" w:space="0" w:color="7F7F7F" w:themeColor="text1" w:themeTint="80"/>
+              <w:top w:val="single" w:color="7F7F7F" w:themeColor="text1" w:themeTint="80" w:sz="4" w:space="0"/>
+              <w:left w:val="single" w:color="7F7F7F" w:themeColor="text1" w:themeTint="80" w:sz="4" w:space="0"/>
+              <w:bottom w:val="single" w:color="7F7F7F" w:themeColor="text1" w:themeTint="80" w:sz="4" w:space="0"/>
+              <w:right w:val="single" w:color="7F7F7F" w:themeColor="text1" w:themeTint="80" w:sz="4" w:space="0"/>
             </w:tcBorders>
             <w:shd w:val="clear" w:color="auto" w:fill="262626" w:themeFill="text1" w:themeFillTint="D9"/>
             <w:vAlign w:val="center"/>
@@ -7621,10 +7625,10 @@
           <w:tcPr>
             <w:tcW w:w="3749" w:type="dxa"/>
             <w:tcBorders>
-              <w:top w:val="single" w:sz="4" w:space="0" w:color="7F7F7F" w:themeColor="text1" w:themeTint="80"/>
-              <w:left w:val="single" w:sz="4" w:space="0" w:color="7F7F7F" w:themeColor="text1" w:themeTint="80"/>
-              <w:bottom w:val="single" w:sz="4" w:space="0" w:color="7F7F7F" w:themeColor="text1" w:themeTint="80"/>
-              <w:right w:val="single" w:sz="4" w:space="0" w:color="7F7F7F" w:themeColor="text1" w:themeTint="80"/>
+              <w:top w:val="single" w:color="7F7F7F" w:themeColor="text1" w:themeTint="80" w:sz="4" w:space="0"/>
+              <w:left w:val="single" w:color="7F7F7F" w:themeColor="text1" w:themeTint="80" w:sz="4" w:space="0"/>
+              <w:bottom w:val="single" w:color="7F7F7F" w:themeColor="text1" w:themeTint="80" w:sz="4" w:space="0"/>
+              <w:right w:val="single" w:color="7F7F7F" w:themeColor="text1" w:themeTint="80" w:sz="4" w:space="0"/>
             </w:tcBorders>
             <w:shd w:val="clear" w:color="auto" w:fill="262626" w:themeFill="text1" w:themeFillTint="D9"/>
             <w:vAlign w:val="center"/>
@@ -7661,7 +7665,7 @@
           <w:tcPr>
             <w:tcW w:w="2942" w:type="dxa"/>
             <w:tcBorders>
-              <w:top w:val="single" w:sz="4" w:space="0" w:color="7F7F7F" w:themeColor="text1" w:themeTint="80"/>
+              <w:top w:val="single" w:color="7F7F7F" w:themeColor="text1" w:themeTint="80" w:sz="4" w:space="0"/>
             </w:tcBorders>
           </w:tcPr>
           <w:p>
@@ -7702,7 +7706,7 @@
           <w:tcPr>
             <w:tcW w:w="2943" w:type="dxa"/>
             <w:tcBorders>
-              <w:top w:val="single" w:sz="4" w:space="0" w:color="7F7F7F" w:themeColor="text1" w:themeTint="80"/>
+              <w:top w:val="single" w:color="7F7F7F" w:themeColor="text1" w:themeTint="80" w:sz="4" w:space="0"/>
             </w:tcBorders>
           </w:tcPr>
           <w:p>
@@ -7735,7 +7739,7 @@
           <w:tcPr>
             <w:tcW w:w="3749" w:type="dxa"/>
             <w:tcBorders>
-              <w:top w:val="single" w:sz="4" w:space="0" w:color="7F7F7F" w:themeColor="text1" w:themeTint="80"/>
+              <w:top w:val="single" w:color="7F7F7F" w:themeColor="text1" w:themeTint="80" w:sz="4" w:space="0"/>
             </w:tcBorders>
           </w:tcPr>
           <w:p>
@@ -7765,11 +7769,11 @@
         <w:tblW w:w="9634" w:type="dxa"/>
         <w:jc w:val="center"/>
         <w:tblBorders>
-          <w:top w:val="single" w:sz="4" w:space="0" w:color="7F7F7F" w:themeColor="text1" w:themeTint="80"/>
-          <w:left w:val="single" w:sz="4" w:space="0" w:color="7F7F7F" w:themeColor="text1" w:themeTint="80"/>
-          <w:bottom w:val="single" w:sz="4" w:space="0" w:color="7F7F7F" w:themeColor="text1" w:themeTint="80"/>
-          <w:right w:val="single" w:sz="4" w:space="0" w:color="7F7F7F" w:themeColor="text1" w:themeTint="80"/>
-          <w:insideH w:val="single" w:sz="4" w:space="0" w:color="7F7F7F" w:themeColor="text1" w:themeTint="80"/>
+          <w:top w:val="single" w:color="7F7F7F" w:themeColor="text1" w:themeTint="80" w:sz="4" w:space="0"/>
+          <w:left w:val="single" w:color="7F7F7F" w:themeColor="text1" w:themeTint="80" w:sz="4" w:space="0"/>
+          <w:bottom w:val="single" w:color="7F7F7F" w:themeColor="text1" w:themeTint="80" w:sz="4" w:space="0"/>
+          <w:right w:val="single" w:color="7F7F7F" w:themeColor="text1" w:themeTint="80" w:sz="4" w:space="0"/>
+          <w:insideH w:val="single" w:color="7F7F7F" w:themeColor="text1" w:themeTint="80" w:sz="4" w:space="0"/>
         </w:tblBorders>
         <w:tblCellMar>
           <w:top w:w="57" w:type="dxa"/>
@@ -7804,7 +7808,7 @@
                 <w:color w:val="FFFFFF" w:themeColor="background1"/>
               </w:rPr>
             </w:pPr>
-            <w:bookmarkStart w:id="9" w:name="_Toc229378926"/>
+            <w:bookmarkStart w:name="_Toc229378926" w:id="9"/>
             <w:r>
               <w:rPr>
                 <w:rFonts w:ascii="Aptos" w:hAnsi="Aptos"/>
@@ -8151,13 +8155,12 @@
           <w:szCs w:val="72"/>
         </w:rPr>
       </w:pPr>
-      <w:bookmarkStart w:id="10" w:name="_Toc229378927"/>
+      <w:bookmarkStart w:name="_Toc229378927" w:id="10"/>
       <w:r>
         <w:rPr>
           <w:sz w:val="32"/>
           <w:szCs w:val="72"/>
         </w:rPr>
-        <w:lastRenderedPageBreak/>
         <w:t>Asistencia y Participación</w:t>
       </w:r>
       <w:bookmarkEnd w:id="10"/>
@@ -8168,12 +8171,12 @@
         <w:tblW w:w="9634" w:type="dxa"/>
         <w:jc w:val="center"/>
         <w:tblBorders>
-          <w:top w:val="single" w:sz="4" w:space="0" w:color="7F7F7F" w:themeColor="text1" w:themeTint="80"/>
-          <w:left w:val="single" w:sz="4" w:space="0" w:color="7F7F7F" w:themeColor="text1" w:themeTint="80"/>
-          <w:bottom w:val="single" w:sz="4" w:space="0" w:color="7F7F7F" w:themeColor="text1" w:themeTint="80"/>
-          <w:right w:val="single" w:sz="4" w:space="0" w:color="7F7F7F" w:themeColor="text1" w:themeTint="80"/>
-          <w:insideH w:val="single" w:sz="4" w:space="0" w:color="7F7F7F" w:themeColor="text1" w:themeTint="80"/>
-          <w:insideV w:val="single" w:sz="4" w:space="0" w:color="7F7F7F" w:themeColor="text1" w:themeTint="80"/>
+          <w:top w:val="single" w:color="7F7F7F" w:themeColor="text1" w:themeTint="80" w:sz="4" w:space="0"/>
+          <w:left w:val="single" w:color="7F7F7F" w:themeColor="text1" w:themeTint="80" w:sz="4" w:space="0"/>
+          <w:bottom w:val="single" w:color="7F7F7F" w:themeColor="text1" w:themeTint="80" w:sz="4" w:space="0"/>
+          <w:right w:val="single" w:color="7F7F7F" w:themeColor="text1" w:themeTint="80" w:sz="4" w:space="0"/>
+          <w:insideH w:val="single" w:color="7F7F7F" w:themeColor="text1" w:themeTint="80" w:sz="4" w:space="0"/>
+          <w:insideV w:val="single" w:color="7F7F7F" w:themeColor="text1" w:themeTint="80" w:sz="4" w:space="0"/>
         </w:tblBorders>
         <w:tblCellMar>
           <w:top w:w="57" w:type="dxa"/>
@@ -8781,7 +8784,7 @@
           <w:szCs w:val="72"/>
         </w:rPr>
       </w:pPr>
-      <w:bookmarkStart w:id="11" w:name="_Toc229378928"/>
+      <w:bookmarkStart w:name="_Toc229378928" w:id="11"/>
       <w:r>
         <w:rPr>
           <w:sz w:val="32"/>
@@ -8797,12 +8800,12 @@
         <w:tblW w:w="8985" w:type="dxa"/>
         <w:jc w:val="center"/>
         <w:tblBorders>
-          <w:top w:val="single" w:sz="4" w:space="0" w:color="7F7F7F" w:themeColor="text1" w:themeTint="80"/>
-          <w:left w:val="single" w:sz="4" w:space="0" w:color="7F7F7F" w:themeColor="text1" w:themeTint="80"/>
-          <w:bottom w:val="single" w:sz="4" w:space="0" w:color="7F7F7F" w:themeColor="text1" w:themeTint="80"/>
-          <w:right w:val="single" w:sz="4" w:space="0" w:color="7F7F7F" w:themeColor="text1" w:themeTint="80"/>
-          <w:insideH w:val="single" w:sz="4" w:space="0" w:color="7F7F7F" w:themeColor="text1" w:themeTint="80"/>
-          <w:insideV w:val="single" w:sz="4" w:space="0" w:color="7F7F7F" w:themeColor="text1" w:themeTint="80"/>
+          <w:top w:val="single" w:color="7F7F7F" w:themeColor="text1" w:themeTint="80" w:sz="4" w:space="0"/>
+          <w:left w:val="single" w:color="7F7F7F" w:themeColor="text1" w:themeTint="80" w:sz="4" w:space="0"/>
+          <w:bottom w:val="single" w:color="7F7F7F" w:themeColor="text1" w:themeTint="80" w:sz="4" w:space="0"/>
+          <w:right w:val="single" w:color="7F7F7F" w:themeColor="text1" w:themeTint="80" w:sz="4" w:space="0"/>
+          <w:insideH w:val="single" w:color="7F7F7F" w:themeColor="text1" w:themeTint="80" w:sz="4" w:space="0"/>
+          <w:insideV w:val="single" w:color="7F7F7F" w:themeColor="text1" w:themeTint="80" w:sz="4" w:space="0"/>
         </w:tblBorders>
         <w:tblCellMar>
           <w:top w:w="57" w:type="dxa"/>
@@ -9160,9 +9163,8 @@
         <w:jc w:val="both"/>
         <w:outlineLvl w:val="0"/>
       </w:pPr>
-      <w:bookmarkStart w:id="12" w:name="_Toc229378929"/>
+      <w:bookmarkStart w:name="_Toc229378929" w:id="12"/>
       <w:r>
-        <w:lastRenderedPageBreak/>
         <w:t xml:space="preserve">Semana </w:t>
       </w:r>
       <w:r>
@@ -9185,11 +9187,11 @@
         <w:tblW w:w="9634" w:type="dxa"/>
         <w:jc w:val="center"/>
         <w:tblBorders>
-          <w:top w:val="single" w:sz="4" w:space="0" w:color="7F7F7F" w:themeColor="text1" w:themeTint="80"/>
-          <w:left w:val="single" w:sz="4" w:space="0" w:color="7F7F7F" w:themeColor="text1" w:themeTint="80"/>
-          <w:bottom w:val="single" w:sz="4" w:space="0" w:color="7F7F7F" w:themeColor="text1" w:themeTint="80"/>
-          <w:right w:val="single" w:sz="4" w:space="0" w:color="7F7F7F" w:themeColor="text1" w:themeTint="80"/>
-          <w:insideH w:val="single" w:sz="4" w:space="0" w:color="7F7F7F" w:themeColor="text1" w:themeTint="80"/>
+          <w:top w:val="single" w:color="7F7F7F" w:themeColor="text1" w:themeTint="80" w:sz="4" w:space="0"/>
+          <w:left w:val="single" w:color="7F7F7F" w:themeColor="text1" w:themeTint="80" w:sz="4" w:space="0"/>
+          <w:bottom w:val="single" w:color="7F7F7F" w:themeColor="text1" w:themeTint="80" w:sz="4" w:space="0"/>
+          <w:right w:val="single" w:color="7F7F7F" w:themeColor="text1" w:themeTint="80" w:sz="4" w:space="0"/>
+          <w:insideH w:val="single" w:color="7F7F7F" w:themeColor="text1" w:themeTint="80" w:sz="4" w:space="0"/>
         </w:tblBorders>
         <w:tblCellMar>
           <w:top w:w="57" w:type="dxa"/>
@@ -9225,7 +9227,7 @@
                 <w:szCs w:val="28"/>
               </w:rPr>
             </w:pPr>
-            <w:bookmarkStart w:id="13" w:name="_Toc229378930"/>
+            <w:bookmarkStart w:name="_Toc229378930" w:id="13"/>
             <w:r>
               <w:rPr>
                 <w:rFonts w:ascii="Aptos" w:hAnsi="Aptos"/>
@@ -9563,7 +9565,7 @@
           <w:szCs w:val="72"/>
         </w:rPr>
       </w:pPr>
-      <w:bookmarkStart w:id="14" w:name="_Toc229378931"/>
+      <w:bookmarkStart w:name="_Toc229378931" w:id="14"/>
       <w:r>
         <w:rPr>
           <w:sz w:val="32"/>
@@ -9579,12 +9581,12 @@
         <w:tblW w:w="9634" w:type="dxa"/>
         <w:jc w:val="center"/>
         <w:tblBorders>
-          <w:top w:val="single" w:sz="4" w:space="0" w:color="7F7F7F" w:themeColor="text1" w:themeTint="80"/>
-          <w:left w:val="single" w:sz="4" w:space="0" w:color="7F7F7F" w:themeColor="text1" w:themeTint="80"/>
-          <w:bottom w:val="single" w:sz="4" w:space="0" w:color="7F7F7F" w:themeColor="text1" w:themeTint="80"/>
-          <w:right w:val="single" w:sz="4" w:space="0" w:color="7F7F7F" w:themeColor="text1" w:themeTint="80"/>
-          <w:insideH w:val="single" w:sz="4" w:space="0" w:color="7F7F7F" w:themeColor="text1" w:themeTint="80"/>
-          <w:insideV w:val="single" w:sz="4" w:space="0" w:color="7F7F7F" w:themeColor="text1" w:themeTint="80"/>
+          <w:top w:val="single" w:color="7F7F7F" w:themeColor="text1" w:themeTint="80" w:sz="4" w:space="0"/>
+          <w:left w:val="single" w:color="7F7F7F" w:themeColor="text1" w:themeTint="80" w:sz="4" w:space="0"/>
+          <w:bottom w:val="single" w:color="7F7F7F" w:themeColor="text1" w:themeTint="80" w:sz="4" w:space="0"/>
+          <w:right w:val="single" w:color="7F7F7F" w:themeColor="text1" w:themeTint="80" w:sz="4" w:space="0"/>
+          <w:insideH w:val="single" w:color="7F7F7F" w:themeColor="text1" w:themeTint="80" w:sz="4" w:space="0"/>
+          <w:insideV w:val="single" w:color="7F7F7F" w:themeColor="text1" w:themeTint="80" w:sz="4" w:space="0"/>
         </w:tblBorders>
         <w:tblCellMar>
           <w:top w:w="57" w:type="dxa"/>
@@ -10367,13 +10369,12 @@
           <w:szCs w:val="72"/>
         </w:rPr>
       </w:pPr>
-      <w:bookmarkStart w:id="15" w:name="_Toc229378932"/>
+      <w:bookmarkStart w:name="_Toc229378932" w:id="15"/>
       <w:r>
         <w:rPr>
           <w:sz w:val="32"/>
           <w:szCs w:val="72"/>
         </w:rPr>
-        <w:lastRenderedPageBreak/>
         <w:t>Actividades Ejecutadas</w:t>
       </w:r>
       <w:bookmarkEnd w:id="15"/>
@@ -10384,12 +10385,12 @@
         <w:tblW w:w="8985" w:type="dxa"/>
         <w:jc w:val="center"/>
         <w:tblBorders>
-          <w:top w:val="single" w:sz="4" w:space="0" w:color="7F7F7F" w:themeColor="text1" w:themeTint="80"/>
-          <w:left w:val="single" w:sz="4" w:space="0" w:color="7F7F7F" w:themeColor="text1" w:themeTint="80"/>
-          <w:bottom w:val="single" w:sz="4" w:space="0" w:color="7F7F7F" w:themeColor="text1" w:themeTint="80"/>
-          <w:right w:val="single" w:sz="4" w:space="0" w:color="7F7F7F" w:themeColor="text1" w:themeTint="80"/>
-          <w:insideH w:val="single" w:sz="4" w:space="0" w:color="7F7F7F" w:themeColor="text1" w:themeTint="80"/>
-          <w:insideV w:val="single" w:sz="4" w:space="0" w:color="7F7F7F" w:themeColor="text1" w:themeTint="80"/>
+          <w:top w:val="single" w:color="7F7F7F" w:themeColor="text1" w:themeTint="80" w:sz="4" w:space="0"/>
+          <w:left w:val="single" w:color="7F7F7F" w:themeColor="text1" w:themeTint="80" w:sz="4" w:space="0"/>
+          <w:bottom w:val="single" w:color="7F7F7F" w:themeColor="text1" w:themeTint="80" w:sz="4" w:space="0"/>
+          <w:right w:val="single" w:color="7F7F7F" w:themeColor="text1" w:themeTint="80" w:sz="4" w:space="0"/>
+          <w:insideH w:val="single" w:color="7F7F7F" w:themeColor="text1" w:themeTint="80" w:sz="4" w:space="0"/>
+          <w:insideV w:val="single" w:color="7F7F7F" w:themeColor="text1" w:themeTint="80" w:sz="4" w:space="0"/>
         </w:tblBorders>
         <w:tblCellMar>
           <w:top w:w="57" w:type="dxa"/>
@@ -11204,6 +11205,13 @@
                 <w:szCs w:val="24"/>
               </w:rPr>
               <w:tab/>
+            </w:r>
+            <w:r>
+              <w:rPr>
+                <w:rFonts w:ascii="Arial" w:hAnsi="Arial" w:cs="Arial"/>
+                <w:sz w:val="24"/>
+                <w:szCs w:val="24"/>
+              </w:rPr>
               <w:t xml:space="preserve">Análisis de recursos </w:t>
             </w:r>
             <w:r>
@@ -11315,7 +11323,7 @@
           <w:szCs w:val="72"/>
         </w:rPr>
       </w:pPr>
-      <w:bookmarkStart w:id="16" w:name="_Toc229378933"/>
+      <w:bookmarkStart w:name="_Toc229378933" w:id="16"/>
       <w:r>
         <w:rPr>
           <w:sz w:val="32"/>
@@ -11349,10 +11357,10 @@
           <w:tcPr>
             <w:tcW w:w="2942" w:type="dxa"/>
             <w:tcBorders>
-              <w:top w:val="single" w:sz="4" w:space="0" w:color="7F7F7F" w:themeColor="text1" w:themeTint="80"/>
-              <w:left w:val="single" w:sz="4" w:space="0" w:color="7F7F7F" w:themeColor="text1" w:themeTint="80"/>
-              <w:bottom w:val="single" w:sz="4" w:space="0" w:color="7F7F7F" w:themeColor="text1" w:themeTint="80"/>
-              <w:right w:val="single" w:sz="4" w:space="0" w:color="7F7F7F" w:themeColor="text1" w:themeTint="80"/>
+              <w:top w:val="single" w:color="7F7F7F" w:themeColor="text1" w:themeTint="80" w:sz="4" w:space="0"/>
+              <w:left w:val="single" w:color="7F7F7F" w:themeColor="text1" w:themeTint="80" w:sz="4" w:space="0"/>
+              <w:bottom w:val="single" w:color="7F7F7F" w:themeColor="text1" w:themeTint="80" w:sz="4" w:space="0"/>
+              <w:right w:val="single" w:color="7F7F7F" w:themeColor="text1" w:themeTint="80" w:sz="4" w:space="0"/>
             </w:tcBorders>
             <w:shd w:val="clear" w:color="auto" w:fill="262626" w:themeFill="text1" w:themeFillTint="D9"/>
             <w:vAlign w:val="center"/>
@@ -11384,10 +11392,10 @@
           <w:tcPr>
             <w:tcW w:w="2943" w:type="dxa"/>
             <w:tcBorders>
-              <w:top w:val="single" w:sz="4" w:space="0" w:color="7F7F7F" w:themeColor="text1" w:themeTint="80"/>
-              <w:left w:val="single" w:sz="4" w:space="0" w:color="7F7F7F" w:themeColor="text1" w:themeTint="80"/>
-              <w:bottom w:val="single" w:sz="4" w:space="0" w:color="7F7F7F" w:themeColor="text1" w:themeTint="80"/>
-              <w:right w:val="single" w:sz="4" w:space="0" w:color="7F7F7F" w:themeColor="text1" w:themeTint="80"/>
+              <w:top w:val="single" w:color="7F7F7F" w:themeColor="text1" w:themeTint="80" w:sz="4" w:space="0"/>
+              <w:left w:val="single" w:color="7F7F7F" w:themeColor="text1" w:themeTint="80" w:sz="4" w:space="0"/>
+              <w:bottom w:val="single" w:color="7F7F7F" w:themeColor="text1" w:themeTint="80" w:sz="4" w:space="0"/>
+              <w:right w:val="single" w:color="7F7F7F" w:themeColor="text1" w:themeTint="80" w:sz="4" w:space="0"/>
             </w:tcBorders>
             <w:shd w:val="clear" w:color="auto" w:fill="262626" w:themeFill="text1" w:themeFillTint="D9"/>
             <w:vAlign w:val="center"/>
@@ -11419,10 +11427,10 @@
           <w:tcPr>
             <w:tcW w:w="3749" w:type="dxa"/>
             <w:tcBorders>
-              <w:top w:val="single" w:sz="4" w:space="0" w:color="7F7F7F" w:themeColor="text1" w:themeTint="80"/>
-              <w:left w:val="single" w:sz="4" w:space="0" w:color="7F7F7F" w:themeColor="text1" w:themeTint="80"/>
-              <w:bottom w:val="single" w:sz="4" w:space="0" w:color="7F7F7F" w:themeColor="text1" w:themeTint="80"/>
-              <w:right w:val="single" w:sz="4" w:space="0" w:color="7F7F7F" w:themeColor="text1" w:themeTint="80"/>
+              <w:top w:val="single" w:color="7F7F7F" w:themeColor="text1" w:themeTint="80" w:sz="4" w:space="0"/>
+              <w:left w:val="single" w:color="7F7F7F" w:themeColor="text1" w:themeTint="80" w:sz="4" w:space="0"/>
+              <w:bottom w:val="single" w:color="7F7F7F" w:themeColor="text1" w:themeTint="80" w:sz="4" w:space="0"/>
+              <w:right w:val="single" w:color="7F7F7F" w:themeColor="text1" w:themeTint="80" w:sz="4" w:space="0"/>
             </w:tcBorders>
             <w:shd w:val="clear" w:color="auto" w:fill="262626" w:themeFill="text1" w:themeFillTint="D9"/>
             <w:vAlign w:val="center"/>
@@ -11459,7 +11467,7 @@
           <w:tcPr>
             <w:tcW w:w="2942" w:type="dxa"/>
             <w:tcBorders>
-              <w:top w:val="single" w:sz="4" w:space="0" w:color="7F7F7F" w:themeColor="text1" w:themeTint="80"/>
+              <w:top w:val="single" w:color="7F7F7F" w:themeColor="text1" w:themeTint="80" w:sz="4" w:space="0"/>
             </w:tcBorders>
           </w:tcPr>
           <w:p>
@@ -11484,7 +11492,7 @@
           <w:tcPr>
             <w:tcW w:w="2943" w:type="dxa"/>
             <w:tcBorders>
-              <w:top w:val="single" w:sz="4" w:space="0" w:color="7F7F7F" w:themeColor="text1" w:themeTint="80"/>
+              <w:top w:val="single" w:color="7F7F7F" w:themeColor="text1" w:themeTint="80" w:sz="4" w:space="0"/>
             </w:tcBorders>
           </w:tcPr>
           <w:p>
@@ -11517,7 +11525,7 @@
           <w:tcPr>
             <w:tcW w:w="3749" w:type="dxa"/>
             <w:tcBorders>
-              <w:top w:val="single" w:sz="4" w:space="0" w:color="7F7F7F" w:themeColor="text1" w:themeTint="80"/>
+              <w:top w:val="single" w:color="7F7F7F" w:themeColor="text1" w:themeTint="80" w:sz="4" w:space="0"/>
             </w:tcBorders>
           </w:tcPr>
           <w:p>
@@ -11551,11 +11559,11 @@
         <w:tblW w:w="9634" w:type="dxa"/>
         <w:jc w:val="center"/>
         <w:tblBorders>
-          <w:top w:val="single" w:sz="4" w:space="0" w:color="7F7F7F" w:themeColor="text1" w:themeTint="80"/>
-          <w:left w:val="single" w:sz="4" w:space="0" w:color="7F7F7F" w:themeColor="text1" w:themeTint="80"/>
-          <w:bottom w:val="single" w:sz="4" w:space="0" w:color="7F7F7F" w:themeColor="text1" w:themeTint="80"/>
-          <w:right w:val="single" w:sz="4" w:space="0" w:color="7F7F7F" w:themeColor="text1" w:themeTint="80"/>
-          <w:insideH w:val="single" w:sz="4" w:space="0" w:color="7F7F7F" w:themeColor="text1" w:themeTint="80"/>
+          <w:top w:val="single" w:color="7F7F7F" w:themeColor="text1" w:themeTint="80" w:sz="4" w:space="0"/>
+          <w:left w:val="single" w:color="7F7F7F" w:themeColor="text1" w:themeTint="80" w:sz="4" w:space="0"/>
+          <w:bottom w:val="single" w:color="7F7F7F" w:themeColor="text1" w:themeTint="80" w:sz="4" w:space="0"/>
+          <w:right w:val="single" w:color="7F7F7F" w:themeColor="text1" w:themeTint="80" w:sz="4" w:space="0"/>
+          <w:insideH w:val="single" w:color="7F7F7F" w:themeColor="text1" w:themeTint="80" w:sz="4" w:space="0"/>
         </w:tblBorders>
         <w:tblCellMar>
           <w:top w:w="57" w:type="dxa"/>
@@ -11591,7 +11599,7 @@
                 <w:szCs w:val="28"/>
               </w:rPr>
             </w:pPr>
-            <w:bookmarkStart w:id="17" w:name="_Toc229378934"/>
+            <w:bookmarkStart w:name="_Toc229378934" w:id="17"/>
             <w:r>
               <w:rPr>
                 <w:rFonts w:ascii="Aptos" w:hAnsi="Aptos"/>
@@ -11601,7 +11609,6 @@
                 <w:sz w:val="28"/>
                 <w:szCs w:val="28"/>
               </w:rPr>
-              <w:lastRenderedPageBreak/>
               <w:t>Día 2: Estimación de Recursos</w:t>
             </w:r>
             <w:bookmarkEnd w:id="17"/>
@@ -11930,7 +11937,7 @@
           <w:szCs w:val="72"/>
         </w:rPr>
       </w:pPr>
-      <w:bookmarkStart w:id="18" w:name="_Toc229378935"/>
+      <w:bookmarkStart w:name="_Toc229378935" w:id="18"/>
       <w:r>
         <w:rPr>
           <w:sz w:val="32"/>
@@ -11946,12 +11953,12 @@
         <w:tblW w:w="9634" w:type="dxa"/>
         <w:jc w:val="center"/>
         <w:tblBorders>
-          <w:top w:val="single" w:sz="4" w:space="0" w:color="7F7F7F" w:themeColor="text1" w:themeTint="80"/>
-          <w:left w:val="single" w:sz="4" w:space="0" w:color="7F7F7F" w:themeColor="text1" w:themeTint="80"/>
-          <w:bottom w:val="single" w:sz="4" w:space="0" w:color="7F7F7F" w:themeColor="text1" w:themeTint="80"/>
-          <w:right w:val="single" w:sz="4" w:space="0" w:color="7F7F7F" w:themeColor="text1" w:themeTint="80"/>
-          <w:insideH w:val="single" w:sz="4" w:space="0" w:color="7F7F7F" w:themeColor="text1" w:themeTint="80"/>
-          <w:insideV w:val="single" w:sz="4" w:space="0" w:color="7F7F7F" w:themeColor="text1" w:themeTint="80"/>
+          <w:top w:val="single" w:color="7F7F7F" w:themeColor="text1" w:themeTint="80" w:sz="4" w:space="0"/>
+          <w:left w:val="single" w:color="7F7F7F" w:themeColor="text1" w:themeTint="80" w:sz="4" w:space="0"/>
+          <w:bottom w:val="single" w:color="7F7F7F" w:themeColor="text1" w:themeTint="80" w:sz="4" w:space="0"/>
+          <w:right w:val="single" w:color="7F7F7F" w:themeColor="text1" w:themeTint="80" w:sz="4" w:space="0"/>
+          <w:insideH w:val="single" w:color="7F7F7F" w:themeColor="text1" w:themeTint="80" w:sz="4" w:space="0"/>
+          <w:insideV w:val="single" w:color="7F7F7F" w:themeColor="text1" w:themeTint="80" w:sz="4" w:space="0"/>
         </w:tblBorders>
         <w:tblCellMar>
           <w:top w:w="57" w:type="dxa"/>
@@ -12656,13 +12663,12 @@
           <w:szCs w:val="72"/>
         </w:rPr>
       </w:pPr>
-      <w:bookmarkStart w:id="19" w:name="_Toc229378936"/>
+      <w:bookmarkStart w:name="_Toc229378936" w:id="19"/>
       <w:r>
         <w:rPr>
           <w:sz w:val="32"/>
           <w:szCs w:val="72"/>
         </w:rPr>
-        <w:lastRenderedPageBreak/>
         <w:t>Actividades Ejecutadas</w:t>
       </w:r>
       <w:bookmarkEnd w:id="19"/>
@@ -12673,12 +12679,12 @@
         <w:tblW w:w="8985" w:type="dxa"/>
         <w:jc w:val="center"/>
         <w:tblBorders>
-          <w:top w:val="single" w:sz="4" w:space="0" w:color="7F7F7F" w:themeColor="text1" w:themeTint="80"/>
-          <w:left w:val="single" w:sz="4" w:space="0" w:color="7F7F7F" w:themeColor="text1" w:themeTint="80"/>
-          <w:bottom w:val="single" w:sz="4" w:space="0" w:color="7F7F7F" w:themeColor="text1" w:themeTint="80"/>
-          <w:right w:val="single" w:sz="4" w:space="0" w:color="7F7F7F" w:themeColor="text1" w:themeTint="80"/>
-          <w:insideH w:val="single" w:sz="4" w:space="0" w:color="7F7F7F" w:themeColor="text1" w:themeTint="80"/>
-          <w:insideV w:val="single" w:sz="4" w:space="0" w:color="7F7F7F" w:themeColor="text1" w:themeTint="80"/>
+          <w:top w:val="single" w:color="7F7F7F" w:themeColor="text1" w:themeTint="80" w:sz="4" w:space="0"/>
+          <w:left w:val="single" w:color="7F7F7F" w:themeColor="text1" w:themeTint="80" w:sz="4" w:space="0"/>
+          <w:bottom w:val="single" w:color="7F7F7F" w:themeColor="text1" w:themeTint="80" w:sz="4" w:space="0"/>
+          <w:right w:val="single" w:color="7F7F7F" w:themeColor="text1" w:themeTint="80" w:sz="4" w:space="0"/>
+          <w:insideH w:val="single" w:color="7F7F7F" w:themeColor="text1" w:themeTint="80" w:sz="4" w:space="0"/>
+          <w:insideV w:val="single" w:color="7F7F7F" w:themeColor="text1" w:themeTint="80" w:sz="4" w:space="0"/>
         </w:tblBorders>
         <w:tblCellMar>
           <w:top w:w="57" w:type="dxa"/>
@@ -13389,9 +13395,8 @@
         <w:jc w:val="both"/>
         <w:outlineLvl w:val="0"/>
       </w:pPr>
-      <w:bookmarkStart w:id="20" w:name="_Toc229378937"/>
+      <w:bookmarkStart w:name="_Toc229378937" w:id="20"/>
       <w:r>
-        <w:lastRenderedPageBreak/>
         <w:t xml:space="preserve">Semana </w:t>
       </w:r>
       <w:r>
@@ -13435,11 +13440,11 @@
         <w:tblW w:w="9634" w:type="dxa"/>
         <w:jc w:val="center"/>
         <w:tblBorders>
-          <w:top w:val="single" w:sz="4" w:space="0" w:color="7F7F7F" w:themeColor="text1" w:themeTint="80"/>
-          <w:left w:val="single" w:sz="4" w:space="0" w:color="7F7F7F" w:themeColor="text1" w:themeTint="80"/>
-          <w:bottom w:val="single" w:sz="4" w:space="0" w:color="7F7F7F" w:themeColor="text1" w:themeTint="80"/>
-          <w:right w:val="single" w:sz="4" w:space="0" w:color="7F7F7F" w:themeColor="text1" w:themeTint="80"/>
-          <w:insideH w:val="single" w:sz="4" w:space="0" w:color="7F7F7F" w:themeColor="text1" w:themeTint="80"/>
+          <w:top w:val="single" w:color="7F7F7F" w:themeColor="text1" w:themeTint="80" w:sz="4" w:space="0"/>
+          <w:left w:val="single" w:color="7F7F7F" w:themeColor="text1" w:themeTint="80" w:sz="4" w:space="0"/>
+          <w:bottom w:val="single" w:color="7F7F7F" w:themeColor="text1" w:themeTint="80" w:sz="4" w:space="0"/>
+          <w:right w:val="single" w:color="7F7F7F" w:themeColor="text1" w:themeTint="80" w:sz="4" w:space="0"/>
+          <w:insideH w:val="single" w:color="7F7F7F" w:themeColor="text1" w:themeTint="80" w:sz="4" w:space="0"/>
         </w:tblBorders>
         <w:tblCellMar>
           <w:top w:w="57" w:type="dxa"/>
@@ -13475,7 +13480,7 @@
                 <w:szCs w:val="28"/>
               </w:rPr>
             </w:pPr>
-            <w:bookmarkStart w:id="21" w:name="_Toc229378938"/>
+            <w:bookmarkStart w:name="_Toc229378938" w:id="21"/>
             <w:r>
               <w:rPr>
                 <w:rFonts w:ascii="Aptos" w:hAnsi="Aptos"/>
@@ -13865,7 +13870,7 @@
           <w:szCs w:val="72"/>
         </w:rPr>
       </w:pPr>
-      <w:bookmarkStart w:id="22" w:name="_Toc229378939"/>
+      <w:bookmarkStart w:name="_Toc229378939" w:id="22"/>
       <w:r>
         <w:rPr>
           <w:sz w:val="32"/>
@@ -13881,12 +13886,12 @@
         <w:tblW w:w="10281" w:type="dxa"/>
         <w:jc w:val="center"/>
         <w:tblBorders>
-          <w:top w:val="single" w:sz="4" w:space="0" w:color="7F7F7F" w:themeColor="text1" w:themeTint="80"/>
-          <w:left w:val="single" w:sz="4" w:space="0" w:color="7F7F7F" w:themeColor="text1" w:themeTint="80"/>
-          <w:bottom w:val="single" w:sz="4" w:space="0" w:color="7F7F7F" w:themeColor="text1" w:themeTint="80"/>
-          <w:right w:val="single" w:sz="4" w:space="0" w:color="7F7F7F" w:themeColor="text1" w:themeTint="80"/>
-          <w:insideH w:val="single" w:sz="4" w:space="0" w:color="7F7F7F" w:themeColor="text1" w:themeTint="80"/>
-          <w:insideV w:val="single" w:sz="4" w:space="0" w:color="7F7F7F" w:themeColor="text1" w:themeTint="80"/>
+          <w:top w:val="single" w:color="7F7F7F" w:themeColor="text1" w:themeTint="80" w:sz="4" w:space="0"/>
+          <w:left w:val="single" w:color="7F7F7F" w:themeColor="text1" w:themeTint="80" w:sz="4" w:space="0"/>
+          <w:bottom w:val="single" w:color="7F7F7F" w:themeColor="text1" w:themeTint="80" w:sz="4" w:space="0"/>
+          <w:right w:val="single" w:color="7F7F7F" w:themeColor="text1" w:themeTint="80" w:sz="4" w:space="0"/>
+          <w:insideH w:val="single" w:color="7F7F7F" w:themeColor="text1" w:themeTint="80" w:sz="4" w:space="0"/>
+          <w:insideV w:val="single" w:color="7F7F7F" w:themeColor="text1" w:themeTint="80" w:sz="4" w:space="0"/>
         </w:tblBorders>
         <w:tblCellMar>
           <w:top w:w="57" w:type="dxa"/>
@@ -14573,7 +14578,6 @@
                 <w:sz w:val="24"/>
                 <w:szCs w:val="24"/>
               </w:rPr>
-              <w:lastRenderedPageBreak/>
               <w:t xml:space="preserve">experiencia de usuario (UX/UI) </w:t>
             </w:r>
           </w:p>
@@ -14649,7 +14653,6 @@
                 <w:sz w:val="24"/>
                 <w:szCs w:val="24"/>
               </w:rPr>
-              <w:lastRenderedPageBreak/>
               <w:t>Documento con requerimientos</w:t>
             </w:r>
           </w:p>
@@ -14977,7 +14980,7 @@
           <w:szCs w:val="72"/>
         </w:rPr>
       </w:pPr>
-      <w:bookmarkStart w:id="23" w:name="_Toc229378940"/>
+      <w:bookmarkStart w:name="_Toc229378940" w:id="23"/>
       <w:r>
         <w:rPr>
           <w:sz w:val="32"/>
@@ -15000,12 +15003,12 @@
         <w:tblW w:w="10124" w:type="dxa"/>
         <w:jc w:val="center"/>
         <w:tblBorders>
-          <w:top w:val="single" w:sz="4" w:space="0" w:color="7F7F7F" w:themeColor="text1" w:themeTint="80"/>
-          <w:left w:val="single" w:sz="4" w:space="0" w:color="7F7F7F" w:themeColor="text1" w:themeTint="80"/>
-          <w:bottom w:val="single" w:sz="4" w:space="0" w:color="7F7F7F" w:themeColor="text1" w:themeTint="80"/>
-          <w:right w:val="single" w:sz="4" w:space="0" w:color="7F7F7F" w:themeColor="text1" w:themeTint="80"/>
-          <w:insideH w:val="single" w:sz="4" w:space="0" w:color="7F7F7F" w:themeColor="text1" w:themeTint="80"/>
-          <w:insideV w:val="single" w:sz="4" w:space="0" w:color="7F7F7F" w:themeColor="text1" w:themeTint="80"/>
+          <w:top w:val="single" w:color="7F7F7F" w:themeColor="text1" w:themeTint="80" w:sz="4" w:space="0"/>
+          <w:left w:val="single" w:color="7F7F7F" w:themeColor="text1" w:themeTint="80" w:sz="4" w:space="0"/>
+          <w:bottom w:val="single" w:color="7F7F7F" w:themeColor="text1" w:themeTint="80" w:sz="4" w:space="0"/>
+          <w:right w:val="single" w:color="7F7F7F" w:themeColor="text1" w:themeTint="80" w:sz="4" w:space="0"/>
+          <w:insideH w:val="single" w:color="7F7F7F" w:themeColor="text1" w:themeTint="80" w:sz="4" w:space="0"/>
+          <w:insideV w:val="single" w:color="7F7F7F" w:themeColor="text1" w:themeTint="80" w:sz="4" w:space="0"/>
         </w:tblBorders>
         <w:tblCellMar>
           <w:top w:w="57" w:type="dxa"/>
@@ -15905,7 +15908,6 @@
                 <w:sz w:val="24"/>
                 <w:szCs w:val="24"/>
               </w:rPr>
-              <w:lastRenderedPageBreak/>
               <w:t>Revisión de requisitos</w:t>
             </w:r>
           </w:p>
@@ -16235,7 +16237,7 @@
           <w:szCs w:val="72"/>
         </w:rPr>
       </w:pPr>
-      <w:bookmarkStart w:id="24" w:name="_Toc229378941"/>
+      <w:bookmarkStart w:name="_Toc229378941" w:id="24"/>
       <w:r>
         <w:rPr>
           <w:sz w:val="32"/>
@@ -16269,10 +16271,10 @@
           <w:tcPr>
             <w:tcW w:w="2942" w:type="dxa"/>
             <w:tcBorders>
-              <w:top w:val="single" w:sz="4" w:space="0" w:color="7F7F7F" w:themeColor="text1" w:themeTint="80"/>
-              <w:left w:val="single" w:sz="4" w:space="0" w:color="7F7F7F" w:themeColor="text1" w:themeTint="80"/>
-              <w:bottom w:val="single" w:sz="4" w:space="0" w:color="7F7F7F" w:themeColor="text1" w:themeTint="80"/>
-              <w:right w:val="single" w:sz="4" w:space="0" w:color="7F7F7F" w:themeColor="text1" w:themeTint="80"/>
+              <w:top w:val="single" w:color="7F7F7F" w:themeColor="text1" w:themeTint="80" w:sz="4" w:space="0"/>
+              <w:left w:val="single" w:color="7F7F7F" w:themeColor="text1" w:themeTint="80" w:sz="4" w:space="0"/>
+              <w:bottom w:val="single" w:color="7F7F7F" w:themeColor="text1" w:themeTint="80" w:sz="4" w:space="0"/>
+              <w:right w:val="single" w:color="7F7F7F" w:themeColor="text1" w:themeTint="80" w:sz="4" w:space="0"/>
             </w:tcBorders>
             <w:shd w:val="clear" w:color="auto" w:fill="262626" w:themeFill="text1" w:themeFillTint="D9"/>
             <w:vAlign w:val="center"/>
@@ -16304,10 +16306,10 @@
           <w:tcPr>
             <w:tcW w:w="2943" w:type="dxa"/>
             <w:tcBorders>
-              <w:top w:val="single" w:sz="4" w:space="0" w:color="7F7F7F" w:themeColor="text1" w:themeTint="80"/>
-              <w:left w:val="single" w:sz="4" w:space="0" w:color="7F7F7F" w:themeColor="text1" w:themeTint="80"/>
-              <w:bottom w:val="single" w:sz="4" w:space="0" w:color="7F7F7F" w:themeColor="text1" w:themeTint="80"/>
-              <w:right w:val="single" w:sz="4" w:space="0" w:color="7F7F7F" w:themeColor="text1" w:themeTint="80"/>
+              <w:top w:val="single" w:color="7F7F7F" w:themeColor="text1" w:themeTint="80" w:sz="4" w:space="0"/>
+              <w:left w:val="single" w:color="7F7F7F" w:themeColor="text1" w:themeTint="80" w:sz="4" w:space="0"/>
+              <w:bottom w:val="single" w:color="7F7F7F" w:themeColor="text1" w:themeTint="80" w:sz="4" w:space="0"/>
+              <w:right w:val="single" w:color="7F7F7F" w:themeColor="text1" w:themeTint="80" w:sz="4" w:space="0"/>
             </w:tcBorders>
             <w:shd w:val="clear" w:color="auto" w:fill="262626" w:themeFill="text1" w:themeFillTint="D9"/>
             <w:vAlign w:val="center"/>
@@ -16339,10 +16341,10 @@
           <w:tcPr>
             <w:tcW w:w="3749" w:type="dxa"/>
             <w:tcBorders>
-              <w:top w:val="single" w:sz="4" w:space="0" w:color="7F7F7F" w:themeColor="text1" w:themeTint="80"/>
-              <w:left w:val="single" w:sz="4" w:space="0" w:color="7F7F7F" w:themeColor="text1" w:themeTint="80"/>
-              <w:bottom w:val="single" w:sz="4" w:space="0" w:color="7F7F7F" w:themeColor="text1" w:themeTint="80"/>
-              <w:right w:val="single" w:sz="4" w:space="0" w:color="7F7F7F" w:themeColor="text1" w:themeTint="80"/>
+              <w:top w:val="single" w:color="7F7F7F" w:themeColor="text1" w:themeTint="80" w:sz="4" w:space="0"/>
+              <w:left w:val="single" w:color="7F7F7F" w:themeColor="text1" w:themeTint="80" w:sz="4" w:space="0"/>
+              <w:bottom w:val="single" w:color="7F7F7F" w:themeColor="text1" w:themeTint="80" w:sz="4" w:space="0"/>
+              <w:right w:val="single" w:color="7F7F7F" w:themeColor="text1" w:themeTint="80" w:sz="4" w:space="0"/>
             </w:tcBorders>
             <w:shd w:val="clear" w:color="auto" w:fill="262626" w:themeFill="text1" w:themeFillTint="D9"/>
             <w:vAlign w:val="center"/>
@@ -16379,7 +16381,7 @@
           <w:tcPr>
             <w:tcW w:w="2942" w:type="dxa"/>
             <w:tcBorders>
-              <w:top w:val="single" w:sz="4" w:space="0" w:color="7F7F7F" w:themeColor="text1" w:themeTint="80"/>
+              <w:top w:val="single" w:color="7F7F7F" w:themeColor="text1" w:themeTint="80" w:sz="4" w:space="0"/>
             </w:tcBorders>
           </w:tcPr>
           <w:p>
@@ -16404,7 +16406,7 @@
           <w:tcPr>
             <w:tcW w:w="2943" w:type="dxa"/>
             <w:tcBorders>
-              <w:top w:val="single" w:sz="4" w:space="0" w:color="7F7F7F" w:themeColor="text1" w:themeTint="80"/>
+              <w:top w:val="single" w:color="7F7F7F" w:themeColor="text1" w:themeTint="80" w:sz="4" w:space="0"/>
             </w:tcBorders>
           </w:tcPr>
           <w:p>
@@ -16430,7 +16432,7 @@
           <w:tcPr>
             <w:tcW w:w="3749" w:type="dxa"/>
             <w:tcBorders>
-              <w:top w:val="single" w:sz="4" w:space="0" w:color="7F7F7F" w:themeColor="text1" w:themeTint="80"/>
+              <w:top w:val="single" w:color="7F7F7F" w:themeColor="text1" w:themeTint="80" w:sz="4" w:space="0"/>
             </w:tcBorders>
           </w:tcPr>
           <w:p>
@@ -16497,9 +16499,8 @@
         <w:jc w:val="both"/>
         <w:outlineLvl w:val="0"/>
       </w:pPr>
-      <w:bookmarkStart w:id="25" w:name="_Toc229378942"/>
+      <w:bookmarkStart w:name="_Toc229378942" w:id="25"/>
       <w:r>
-        <w:lastRenderedPageBreak/>
         <w:t xml:space="preserve">Semana </w:t>
       </w:r>
       <w:r>
@@ -16534,11 +16535,11 @@
         <w:tblW w:w="9634" w:type="dxa"/>
         <w:jc w:val="center"/>
         <w:tblBorders>
-          <w:top w:val="single" w:sz="4" w:space="0" w:color="7F7F7F" w:themeColor="text1" w:themeTint="80"/>
-          <w:left w:val="single" w:sz="4" w:space="0" w:color="7F7F7F" w:themeColor="text1" w:themeTint="80"/>
-          <w:bottom w:val="single" w:sz="4" w:space="0" w:color="7F7F7F" w:themeColor="text1" w:themeTint="80"/>
-          <w:right w:val="single" w:sz="4" w:space="0" w:color="7F7F7F" w:themeColor="text1" w:themeTint="80"/>
-          <w:insideH w:val="single" w:sz="4" w:space="0" w:color="7F7F7F" w:themeColor="text1" w:themeTint="80"/>
+          <w:top w:val="single" w:color="7F7F7F" w:themeColor="text1" w:themeTint="80" w:sz="4" w:space="0"/>
+          <w:left w:val="single" w:color="7F7F7F" w:themeColor="text1" w:themeTint="80" w:sz="4" w:space="0"/>
+          <w:bottom w:val="single" w:color="7F7F7F" w:themeColor="text1" w:themeTint="80" w:sz="4" w:space="0"/>
+          <w:right w:val="single" w:color="7F7F7F" w:themeColor="text1" w:themeTint="80" w:sz="4" w:space="0"/>
+          <w:insideH w:val="single" w:color="7F7F7F" w:themeColor="text1" w:themeTint="80" w:sz="4" w:space="0"/>
         </w:tblBorders>
         <w:tblCellMar>
           <w:top w:w="57" w:type="dxa"/>
@@ -16574,7 +16575,7 @@
                 <w:szCs w:val="28"/>
               </w:rPr>
             </w:pPr>
-            <w:bookmarkStart w:id="26" w:name="_Toc229378943"/>
+            <w:bookmarkStart w:name="_Toc229378943" w:id="26"/>
             <w:r>
               <w:rPr>
                 <w:rFonts w:ascii="Aptos" w:hAnsi="Aptos"/>
@@ -16973,7 +16974,7 @@
           <w:szCs w:val="72"/>
         </w:rPr>
       </w:pPr>
-      <w:bookmarkStart w:id="27" w:name="_Toc229378944"/>
+      <w:bookmarkStart w:name="_Toc229378944" w:id="27"/>
       <w:r>
         <w:rPr>
           <w:sz w:val="32"/>
@@ -16989,12 +16990,12 @@
         <w:tblW w:w="10281" w:type="dxa"/>
         <w:jc w:val="center"/>
         <w:tblBorders>
-          <w:top w:val="single" w:sz="4" w:space="0" w:color="7F7F7F" w:themeColor="text1" w:themeTint="80"/>
-          <w:left w:val="single" w:sz="4" w:space="0" w:color="7F7F7F" w:themeColor="text1" w:themeTint="80"/>
-          <w:bottom w:val="single" w:sz="4" w:space="0" w:color="7F7F7F" w:themeColor="text1" w:themeTint="80"/>
-          <w:right w:val="single" w:sz="4" w:space="0" w:color="7F7F7F" w:themeColor="text1" w:themeTint="80"/>
-          <w:insideH w:val="single" w:sz="4" w:space="0" w:color="7F7F7F" w:themeColor="text1" w:themeTint="80"/>
-          <w:insideV w:val="single" w:sz="4" w:space="0" w:color="7F7F7F" w:themeColor="text1" w:themeTint="80"/>
+          <w:top w:val="single" w:color="7F7F7F" w:themeColor="text1" w:themeTint="80" w:sz="4" w:space="0"/>
+          <w:left w:val="single" w:color="7F7F7F" w:themeColor="text1" w:themeTint="80" w:sz="4" w:space="0"/>
+          <w:bottom w:val="single" w:color="7F7F7F" w:themeColor="text1" w:themeTint="80" w:sz="4" w:space="0"/>
+          <w:right w:val="single" w:color="7F7F7F" w:themeColor="text1" w:themeTint="80" w:sz="4" w:space="0"/>
+          <w:insideH w:val="single" w:color="7F7F7F" w:themeColor="text1" w:themeTint="80" w:sz="4" w:space="0"/>
+          <w:insideV w:val="single" w:color="7F7F7F" w:themeColor="text1" w:themeTint="80" w:sz="4" w:space="0"/>
         </w:tblBorders>
         <w:tblCellMar>
           <w:top w:w="57" w:type="dxa"/>
@@ -17910,13 +17911,12 @@
           <w:szCs w:val="72"/>
         </w:rPr>
       </w:pPr>
-      <w:bookmarkStart w:id="28" w:name="_Toc229378945"/>
+      <w:bookmarkStart w:name="_Toc229378945" w:id="28"/>
       <w:r>
         <w:rPr>
           <w:sz w:val="32"/>
           <w:szCs w:val="72"/>
         </w:rPr>
-        <w:lastRenderedPageBreak/>
         <w:t>A</w:t>
       </w:r>
       <w:r>
@@ -17934,12 +17934,12 @@
         <w:tblW w:w="10124" w:type="dxa"/>
         <w:jc w:val="center"/>
         <w:tblBorders>
-          <w:top w:val="single" w:sz="4" w:space="0" w:color="7F7F7F" w:themeColor="text1" w:themeTint="80"/>
-          <w:left w:val="single" w:sz="4" w:space="0" w:color="7F7F7F" w:themeColor="text1" w:themeTint="80"/>
-          <w:bottom w:val="single" w:sz="4" w:space="0" w:color="7F7F7F" w:themeColor="text1" w:themeTint="80"/>
-          <w:right w:val="single" w:sz="4" w:space="0" w:color="7F7F7F" w:themeColor="text1" w:themeTint="80"/>
-          <w:insideH w:val="single" w:sz="4" w:space="0" w:color="7F7F7F" w:themeColor="text1" w:themeTint="80"/>
-          <w:insideV w:val="single" w:sz="4" w:space="0" w:color="7F7F7F" w:themeColor="text1" w:themeTint="80"/>
+          <w:top w:val="single" w:color="7F7F7F" w:themeColor="text1" w:themeTint="80" w:sz="4" w:space="0"/>
+          <w:left w:val="single" w:color="7F7F7F" w:themeColor="text1" w:themeTint="80" w:sz="4" w:space="0"/>
+          <w:bottom w:val="single" w:color="7F7F7F" w:themeColor="text1" w:themeTint="80" w:sz="4" w:space="0"/>
+          <w:right w:val="single" w:color="7F7F7F" w:themeColor="text1" w:themeTint="80" w:sz="4" w:space="0"/>
+          <w:insideH w:val="single" w:color="7F7F7F" w:themeColor="text1" w:themeTint="80" w:sz="4" w:space="0"/>
+          <w:insideV w:val="single" w:color="7F7F7F" w:themeColor="text1" w:themeTint="80" w:sz="4" w:space="0"/>
         </w:tblBorders>
         <w:tblCellMar>
           <w:top w:w="57" w:type="dxa"/>
@@ -18757,11 +18757,11 @@
         <w:tblW w:w="9634" w:type="dxa"/>
         <w:jc w:val="center"/>
         <w:tblBorders>
-          <w:top w:val="single" w:sz="4" w:space="0" w:color="7F7F7F" w:themeColor="text1" w:themeTint="80"/>
-          <w:left w:val="single" w:sz="4" w:space="0" w:color="7F7F7F" w:themeColor="text1" w:themeTint="80"/>
-          <w:bottom w:val="single" w:sz="4" w:space="0" w:color="7F7F7F" w:themeColor="text1" w:themeTint="80"/>
-          <w:right w:val="single" w:sz="4" w:space="0" w:color="7F7F7F" w:themeColor="text1" w:themeTint="80"/>
-          <w:insideH w:val="single" w:sz="4" w:space="0" w:color="7F7F7F" w:themeColor="text1" w:themeTint="80"/>
+          <w:top w:val="single" w:color="7F7F7F" w:themeColor="text1" w:themeTint="80" w:sz="4" w:space="0"/>
+          <w:left w:val="single" w:color="7F7F7F" w:themeColor="text1" w:themeTint="80" w:sz="4" w:space="0"/>
+          <w:bottom w:val="single" w:color="7F7F7F" w:themeColor="text1" w:themeTint="80" w:sz="4" w:space="0"/>
+          <w:right w:val="single" w:color="7F7F7F" w:themeColor="text1" w:themeTint="80" w:sz="4" w:space="0"/>
+          <w:insideH w:val="single" w:color="7F7F7F" w:themeColor="text1" w:themeTint="80" w:sz="4" w:space="0"/>
         </w:tblBorders>
         <w:tblCellMar>
           <w:top w:w="57" w:type="dxa"/>
@@ -18797,7 +18797,7 @@
                 <w:szCs w:val="28"/>
               </w:rPr>
             </w:pPr>
-            <w:bookmarkStart w:id="29" w:name="_Toc229378946"/>
+            <w:bookmarkStart w:name="_Toc229378946" w:id="29"/>
             <w:r>
               <w:rPr>
                 <w:rFonts w:ascii="Aptos" w:hAnsi="Aptos"/>
@@ -18807,7 +18807,6 @@
                 <w:sz w:val="28"/>
                 <w:szCs w:val="28"/>
               </w:rPr>
-              <w:lastRenderedPageBreak/>
               <w:t xml:space="preserve">Día </w:t>
             </w:r>
             <w:r>
@@ -19193,7 +19192,7 @@
           <w:szCs w:val="72"/>
         </w:rPr>
       </w:pPr>
-      <w:bookmarkStart w:id="30" w:name="_Toc229378947"/>
+      <w:bookmarkStart w:name="_Toc229378947" w:id="30"/>
       <w:r>
         <w:rPr>
           <w:sz w:val="32"/>
@@ -19209,12 +19208,12 @@
         <w:tblW w:w="10281" w:type="dxa"/>
         <w:jc w:val="center"/>
         <w:tblBorders>
-          <w:top w:val="single" w:sz="4" w:space="0" w:color="7F7F7F" w:themeColor="text1" w:themeTint="80"/>
-          <w:left w:val="single" w:sz="4" w:space="0" w:color="7F7F7F" w:themeColor="text1" w:themeTint="80"/>
-          <w:bottom w:val="single" w:sz="4" w:space="0" w:color="7F7F7F" w:themeColor="text1" w:themeTint="80"/>
-          <w:right w:val="single" w:sz="4" w:space="0" w:color="7F7F7F" w:themeColor="text1" w:themeTint="80"/>
-          <w:insideH w:val="single" w:sz="4" w:space="0" w:color="7F7F7F" w:themeColor="text1" w:themeTint="80"/>
-          <w:insideV w:val="single" w:sz="4" w:space="0" w:color="7F7F7F" w:themeColor="text1" w:themeTint="80"/>
+          <w:top w:val="single" w:color="7F7F7F" w:themeColor="text1" w:themeTint="80" w:sz="4" w:space="0"/>
+          <w:left w:val="single" w:color="7F7F7F" w:themeColor="text1" w:themeTint="80" w:sz="4" w:space="0"/>
+          <w:bottom w:val="single" w:color="7F7F7F" w:themeColor="text1" w:themeTint="80" w:sz="4" w:space="0"/>
+          <w:right w:val="single" w:color="7F7F7F" w:themeColor="text1" w:themeTint="80" w:sz="4" w:space="0"/>
+          <w:insideH w:val="single" w:color="7F7F7F" w:themeColor="text1" w:themeTint="80" w:sz="4" w:space="0"/>
+          <w:insideV w:val="single" w:color="7F7F7F" w:themeColor="text1" w:themeTint="80" w:sz="4" w:space="0"/>
         </w:tblBorders>
         <w:tblCellMar>
           <w:top w:w="57" w:type="dxa"/>
@@ -19941,7 +19940,7 @@
           <w:szCs w:val="72"/>
         </w:rPr>
       </w:pPr>
-      <w:bookmarkStart w:id="31" w:name="_Toc229378948"/>
+      <w:bookmarkStart w:name="_Toc229378948" w:id="31"/>
       <w:r>
         <w:rPr>
           <w:sz w:val="32"/>
@@ -19964,12 +19963,12 @@
         <w:tblW w:w="10124" w:type="dxa"/>
         <w:jc w:val="center"/>
         <w:tblBorders>
-          <w:top w:val="single" w:sz="4" w:space="0" w:color="7F7F7F" w:themeColor="text1" w:themeTint="80"/>
-          <w:left w:val="single" w:sz="4" w:space="0" w:color="7F7F7F" w:themeColor="text1" w:themeTint="80"/>
-          <w:bottom w:val="single" w:sz="4" w:space="0" w:color="7F7F7F" w:themeColor="text1" w:themeTint="80"/>
-          <w:right w:val="single" w:sz="4" w:space="0" w:color="7F7F7F" w:themeColor="text1" w:themeTint="80"/>
-          <w:insideH w:val="single" w:sz="4" w:space="0" w:color="7F7F7F" w:themeColor="text1" w:themeTint="80"/>
-          <w:insideV w:val="single" w:sz="4" w:space="0" w:color="7F7F7F" w:themeColor="text1" w:themeTint="80"/>
+          <w:top w:val="single" w:color="7F7F7F" w:themeColor="text1" w:themeTint="80" w:sz="4" w:space="0"/>
+          <w:left w:val="single" w:color="7F7F7F" w:themeColor="text1" w:themeTint="80" w:sz="4" w:space="0"/>
+          <w:bottom w:val="single" w:color="7F7F7F" w:themeColor="text1" w:themeTint="80" w:sz="4" w:space="0"/>
+          <w:right w:val="single" w:color="7F7F7F" w:themeColor="text1" w:themeTint="80" w:sz="4" w:space="0"/>
+          <w:insideH w:val="single" w:color="7F7F7F" w:themeColor="text1" w:themeTint="80" w:sz="4" w:space="0"/>
+          <w:insideV w:val="single" w:color="7F7F7F" w:themeColor="text1" w:themeTint="80" w:sz="4" w:space="0"/>
         </w:tblBorders>
         <w:tblCellMar>
           <w:top w:w="57" w:type="dxa"/>
@@ -20553,7 +20552,6 @@
                 <w:sz w:val="24"/>
                 <w:szCs w:val="24"/>
               </w:rPr>
-              <w:lastRenderedPageBreak/>
               <w:t>Integración de referencias y formato final</w:t>
             </w:r>
           </w:p>
@@ -20782,7 +20780,7 @@
           <w:szCs w:val="72"/>
         </w:rPr>
       </w:pPr>
-      <w:bookmarkStart w:id="32" w:name="_Toc229378949"/>
+      <w:bookmarkStart w:name="_Toc229378949" w:id="32"/>
       <w:r>
         <w:rPr>
           <w:sz w:val="32"/>
@@ -20798,12 +20796,12 @@
         <w:tblW w:w="9634" w:type="dxa"/>
         <w:jc w:val="center"/>
         <w:tblBorders>
-          <w:top w:val="single" w:sz="4" w:space="0" w:color="7F7F7F" w:themeColor="text1" w:themeTint="80"/>
-          <w:left w:val="single" w:sz="4" w:space="0" w:color="7F7F7F" w:themeColor="text1" w:themeTint="80"/>
-          <w:bottom w:val="single" w:sz="4" w:space="0" w:color="7F7F7F" w:themeColor="text1" w:themeTint="80"/>
-          <w:right w:val="single" w:sz="4" w:space="0" w:color="7F7F7F" w:themeColor="text1" w:themeTint="80"/>
-          <w:insideH w:val="single" w:sz="4" w:space="0" w:color="7F7F7F" w:themeColor="text1" w:themeTint="80"/>
-          <w:insideV w:val="single" w:sz="4" w:space="0" w:color="7F7F7F" w:themeColor="text1" w:themeTint="80"/>
+          <w:top w:val="single" w:color="7F7F7F" w:themeColor="text1" w:themeTint="80" w:sz="4" w:space="0"/>
+          <w:left w:val="single" w:color="7F7F7F" w:themeColor="text1" w:themeTint="80" w:sz="4" w:space="0"/>
+          <w:bottom w:val="single" w:color="7F7F7F" w:themeColor="text1" w:themeTint="80" w:sz="4" w:space="0"/>
+          <w:right w:val="single" w:color="7F7F7F" w:themeColor="text1" w:themeTint="80" w:sz="4" w:space="0"/>
+          <w:insideH w:val="single" w:color="7F7F7F" w:themeColor="text1" w:themeTint="80" w:sz="4" w:space="0"/>
+          <w:insideV w:val="single" w:color="7F7F7F" w:themeColor="text1" w:themeTint="80" w:sz="4" w:space="0"/>
         </w:tblBorders>
         <w:tblCellMar>
           <w:top w:w="57" w:type="dxa"/>
@@ -21222,7 +21220,6 @@
         <w:outlineLvl w:val="0"/>
       </w:pPr>
       <w:r>
-        <w:lastRenderedPageBreak/>
         <w:t xml:space="preserve">Semana del </w:t>
       </w:r>
       <w:r>
@@ -21262,11 +21259,11 @@
         <w:tblW w:w="9634" w:type="dxa"/>
         <w:jc w:val="center"/>
         <w:tblBorders>
-          <w:top w:val="single" w:sz="4" w:space="0" w:color="7F7F7F" w:themeColor="text1" w:themeTint="80"/>
-          <w:left w:val="single" w:sz="4" w:space="0" w:color="7F7F7F" w:themeColor="text1" w:themeTint="80"/>
-          <w:bottom w:val="single" w:sz="4" w:space="0" w:color="7F7F7F" w:themeColor="text1" w:themeTint="80"/>
-          <w:right w:val="single" w:sz="4" w:space="0" w:color="7F7F7F" w:themeColor="text1" w:themeTint="80"/>
-          <w:insideH w:val="single" w:sz="4" w:space="0" w:color="7F7F7F" w:themeColor="text1" w:themeTint="80"/>
+          <w:top w:val="single" w:color="7F7F7F" w:themeColor="text1" w:themeTint="80" w:sz="4" w:space="0"/>
+          <w:left w:val="single" w:color="7F7F7F" w:themeColor="text1" w:themeTint="80" w:sz="4" w:space="0"/>
+          <w:bottom w:val="single" w:color="7F7F7F" w:themeColor="text1" w:themeTint="80" w:sz="4" w:space="0"/>
+          <w:right w:val="single" w:color="7F7F7F" w:themeColor="text1" w:themeTint="80" w:sz="4" w:space="0"/>
+          <w:insideH w:val="single" w:color="7F7F7F" w:themeColor="text1" w:themeTint="80" w:sz="4" w:space="0"/>
         </w:tblBorders>
         <w:tblCellMar>
           <w:top w:w="57" w:type="dxa"/>
@@ -21695,12 +21692,12 @@
         <w:tblW w:w="10281" w:type="dxa"/>
         <w:jc w:val="center"/>
         <w:tblBorders>
-          <w:top w:val="single" w:sz="4" w:space="0" w:color="7F7F7F" w:themeColor="text1" w:themeTint="80"/>
-          <w:left w:val="single" w:sz="4" w:space="0" w:color="7F7F7F" w:themeColor="text1" w:themeTint="80"/>
-          <w:bottom w:val="single" w:sz="4" w:space="0" w:color="7F7F7F" w:themeColor="text1" w:themeTint="80"/>
-          <w:right w:val="single" w:sz="4" w:space="0" w:color="7F7F7F" w:themeColor="text1" w:themeTint="80"/>
-          <w:insideH w:val="single" w:sz="4" w:space="0" w:color="7F7F7F" w:themeColor="text1" w:themeTint="80"/>
-          <w:insideV w:val="single" w:sz="4" w:space="0" w:color="7F7F7F" w:themeColor="text1" w:themeTint="80"/>
+          <w:top w:val="single" w:color="7F7F7F" w:themeColor="text1" w:themeTint="80" w:sz="4" w:space="0"/>
+          <w:left w:val="single" w:color="7F7F7F" w:themeColor="text1" w:themeTint="80" w:sz="4" w:space="0"/>
+          <w:bottom w:val="single" w:color="7F7F7F" w:themeColor="text1" w:themeTint="80" w:sz="4" w:space="0"/>
+          <w:right w:val="single" w:color="7F7F7F" w:themeColor="text1" w:themeTint="80" w:sz="4" w:space="0"/>
+          <w:insideH w:val="single" w:color="7F7F7F" w:themeColor="text1" w:themeTint="80" w:sz="4" w:space="0"/>
+          <w:insideV w:val="single" w:color="7F7F7F" w:themeColor="text1" w:themeTint="80" w:sz="4" w:space="0"/>
         </w:tblBorders>
         <w:tblCellMar>
           <w:top w:w="57" w:type="dxa"/>
@@ -22482,12 +22479,12 @@
         <w:tblW w:w="10124" w:type="dxa"/>
         <w:jc w:val="center"/>
         <w:tblBorders>
-          <w:top w:val="single" w:sz="4" w:space="0" w:color="7F7F7F" w:themeColor="text1" w:themeTint="80"/>
-          <w:left w:val="single" w:sz="4" w:space="0" w:color="7F7F7F" w:themeColor="text1" w:themeTint="80"/>
-          <w:bottom w:val="single" w:sz="4" w:space="0" w:color="7F7F7F" w:themeColor="text1" w:themeTint="80"/>
-          <w:right w:val="single" w:sz="4" w:space="0" w:color="7F7F7F" w:themeColor="text1" w:themeTint="80"/>
-          <w:insideH w:val="single" w:sz="4" w:space="0" w:color="7F7F7F" w:themeColor="text1" w:themeTint="80"/>
-          <w:insideV w:val="single" w:sz="4" w:space="0" w:color="7F7F7F" w:themeColor="text1" w:themeTint="80"/>
+          <w:top w:val="single" w:color="7F7F7F" w:themeColor="text1" w:themeTint="80" w:sz="4" w:space="0"/>
+          <w:left w:val="single" w:color="7F7F7F" w:themeColor="text1" w:themeTint="80" w:sz="4" w:space="0"/>
+          <w:bottom w:val="single" w:color="7F7F7F" w:themeColor="text1" w:themeTint="80" w:sz="4" w:space="0"/>
+          <w:right w:val="single" w:color="7F7F7F" w:themeColor="text1" w:themeTint="80" w:sz="4" w:space="0"/>
+          <w:insideH w:val="single" w:color="7F7F7F" w:themeColor="text1" w:themeTint="80" w:sz="4" w:space="0"/>
+          <w:insideV w:val="single" w:color="7F7F7F" w:themeColor="text1" w:themeTint="80" w:sz="4" w:space="0"/>
         </w:tblBorders>
         <w:tblCellMar>
           <w:top w:w="57" w:type="dxa"/>
@@ -23317,37 +23314,28 @@
       <w:pPr>
         <w:pStyle w:val="titulo1"/>
         <w:outlineLvl w:val="2"/>
-        <w:rPr>
-          <w:sz w:val="32"/>
-          <w:szCs w:val="72"/>
-        </w:rPr>
       </w:pPr>
       <w:r>
         <w:rPr>
           <w:sz w:val="32"/>
-          <w:szCs w:val="72"/>
+          <w:szCs w:val="32"/>
         </w:rPr>
-        <w:lastRenderedPageBreak/>
         <w:t>Gestión de Riesgos e Incidencias</w:t>
       </w:r>
     </w:p>
     <w:tbl>
       <w:tblPr>
         <w:tblStyle w:val="Tablaconcuadrcula"/>
-        <w:tblW w:w="9634" w:type="dxa"/>
+        <w:tblW w:w="0" w:type="auto"/>
         <w:jc w:val="center"/>
         <w:tblBorders>
-          <w:top w:val="single" w:sz="4" w:space="0" w:color="7F7F7F" w:themeColor="text1" w:themeTint="80"/>
-          <w:left w:val="single" w:sz="4" w:space="0" w:color="7F7F7F" w:themeColor="text1" w:themeTint="80"/>
-          <w:bottom w:val="single" w:sz="4" w:space="0" w:color="7F7F7F" w:themeColor="text1" w:themeTint="80"/>
-          <w:right w:val="single" w:sz="4" w:space="0" w:color="7F7F7F" w:themeColor="text1" w:themeTint="80"/>
-          <w:insideH w:val="single" w:sz="4" w:space="0" w:color="7F7F7F" w:themeColor="text1" w:themeTint="80"/>
-          <w:insideV w:val="single" w:sz="4" w:space="0" w:color="7F7F7F" w:themeColor="text1" w:themeTint="80"/>
+          <w:top w:val="single" w:color="7F7F7F" w:themeColor="text1" w:themeTint="80" w:sz="4"/>
+          <w:left w:val="single" w:color="7F7F7F" w:themeColor="text1" w:themeTint="80" w:sz="4"/>
+          <w:bottom w:val="single" w:color="7F7F7F" w:themeColor="text1" w:themeTint="80" w:sz="4"/>
+          <w:right w:val="single" w:color="7F7F7F" w:themeColor="text1" w:themeTint="80" w:sz="4"/>
+          <w:insideH w:val="single" w:color="7F7F7F" w:themeColor="text1" w:themeTint="80" w:sz="4"/>
+          <w:insideV w:val="single" w:color="7F7F7F" w:themeColor="text1" w:themeTint="80" w:sz="4"/>
         </w:tblBorders>
-        <w:tblCellMar>
-          <w:top w:w="57" w:type="dxa"/>
-          <w:bottom w:w="57" w:type="dxa"/>
-        </w:tblCellMar>
         <w:tblLook w:val="04A0" w:firstRow="1" w:lastRow="0" w:firstColumn="1" w:lastColumn="0" w:noHBand="0" w:noVBand="1"/>
       </w:tblPr>
       <w:tblGrid>
@@ -23357,12 +23345,13 @@
       </w:tblGrid>
       <w:tr>
         <w:trPr>
-          <w:jc w:val="center"/>
+          <w:trHeight w:val="300"/>
         </w:trPr>
         <w:tc>
           <w:tcPr>
             <w:tcW w:w="2942" w:type="dxa"/>
             <w:shd w:val="clear" w:color="auto" w:fill="262626" w:themeFill="text1" w:themeFillTint="D9"/>
+            <w:tcMar/>
             <w:vAlign w:val="center"/>
           </w:tcPr>
           <w:p>
@@ -23370,17 +23359,17 @@
               <w:jc w:val="center"/>
               <w:rPr>
                 <w:rFonts w:ascii="Arial" w:hAnsi="Arial" w:cs="Arial"/>
-                <w:b/>
-                <w:bCs/>
-                <w:sz w:val="24"/>
-                <w:szCs w:val="24"/>
-              </w:rPr>
-            </w:pPr>
-            <w:r>
-              <w:rPr>
-                <w:rFonts w:ascii="Arial" w:hAnsi="Arial" w:cs="Arial"/>
-                <w:b/>
-                <w:bCs/>
+                <w:b w:val="1"/>
+                <w:bCs w:val="1"/>
+                <w:sz w:val="24"/>
+                <w:szCs w:val="24"/>
+              </w:rPr>
+            </w:pPr>
+            <w:r>
+              <w:rPr>
+                <w:rFonts w:ascii="Arial" w:hAnsi="Arial" w:cs="Arial"/>
+                <w:b w:val="1"/>
+                <w:bCs w:val="1"/>
                 <w:sz w:val="24"/>
                 <w:szCs w:val="24"/>
               </w:rPr>
@@ -23392,6 +23381,7 @@
           <w:tcPr>
             <w:tcW w:w="2943" w:type="dxa"/>
             <w:shd w:val="clear" w:color="auto" w:fill="262626" w:themeFill="text1" w:themeFillTint="D9"/>
+            <w:tcMar/>
             <w:vAlign w:val="center"/>
           </w:tcPr>
           <w:p>
@@ -23399,17 +23389,17 @@
               <w:jc w:val="center"/>
               <w:rPr>
                 <w:rFonts w:ascii="Arial" w:hAnsi="Arial" w:cs="Arial"/>
-                <w:b/>
-                <w:bCs/>
-                <w:sz w:val="24"/>
-                <w:szCs w:val="24"/>
-              </w:rPr>
-            </w:pPr>
-            <w:r>
-              <w:rPr>
-                <w:rFonts w:ascii="Arial" w:hAnsi="Arial" w:cs="Arial"/>
-                <w:b/>
-                <w:bCs/>
+                <w:b w:val="1"/>
+                <w:bCs w:val="1"/>
+                <w:sz w:val="24"/>
+                <w:szCs w:val="24"/>
+              </w:rPr>
+            </w:pPr>
+            <w:r>
+              <w:rPr>
+                <w:rFonts w:ascii="Arial" w:hAnsi="Arial" w:cs="Arial"/>
+                <w:b w:val="1"/>
+                <w:bCs w:val="1"/>
                 <w:sz w:val="24"/>
                 <w:szCs w:val="24"/>
               </w:rPr>
@@ -23421,6 +23411,7 @@
           <w:tcPr>
             <w:tcW w:w="3749" w:type="dxa"/>
             <w:shd w:val="clear" w:color="auto" w:fill="262626" w:themeFill="text1" w:themeFillTint="D9"/>
+            <w:tcMar/>
             <w:vAlign w:val="center"/>
           </w:tcPr>
           <w:p>
@@ -23428,17 +23419,17 @@
               <w:jc w:val="center"/>
               <w:rPr>
                 <w:rFonts w:ascii="Arial" w:hAnsi="Arial" w:cs="Arial"/>
-                <w:b/>
-                <w:bCs/>
-                <w:sz w:val="24"/>
-                <w:szCs w:val="24"/>
-              </w:rPr>
-            </w:pPr>
-            <w:r>
-              <w:rPr>
-                <w:rFonts w:ascii="Arial" w:hAnsi="Arial" w:cs="Arial"/>
-                <w:b/>
-                <w:bCs/>
+                <w:b w:val="1"/>
+                <w:bCs w:val="1"/>
+                <w:sz w:val="24"/>
+                <w:szCs w:val="24"/>
+              </w:rPr>
+            </w:pPr>
+            <w:r>
+              <w:rPr>
+                <w:rFonts w:ascii="Arial" w:hAnsi="Arial" w:cs="Arial"/>
+                <w:b w:val="1"/>
+                <w:bCs w:val="1"/>
                 <w:sz w:val="24"/>
                 <w:szCs w:val="24"/>
               </w:rPr>
@@ -23449,11 +23440,12 @@
       </w:tr>
       <w:tr>
         <w:trPr>
-          <w:jc w:val="center"/>
+          <w:trHeight w:val="300"/>
         </w:trPr>
         <w:tc>
           <w:tcPr>
             <w:tcW w:w="2942" w:type="dxa"/>
+            <w:tcMar/>
             <w:vAlign w:val="center"/>
           </w:tcPr>
           <w:p>
@@ -23477,6 +23469,7 @@
         <w:tc>
           <w:tcPr>
             <w:tcW w:w="2943" w:type="dxa"/>
+            <w:tcMar/>
             <w:vAlign w:val="center"/>
           </w:tcPr>
           <w:p>
@@ -23501,16 +23494,10 @@
         <w:tc>
           <w:tcPr>
             <w:tcW w:w="3749" w:type="dxa"/>
-            <w:vAlign w:val="center"/>
-          </w:tcPr>
-          <w:p>
-            <w:pPr>
-              <w:rPr>
-                <w:rFonts w:ascii="Arial" w:hAnsi="Arial" w:cs="Arial"/>
-                <w:sz w:val="24"/>
-                <w:szCs w:val="24"/>
-              </w:rPr>
-            </w:pPr>
+            <w:tcMar/>
+            <w:vAlign w:val="center"/>
+          </w:tcPr>
+          <w:p>
             <w:r>
               <w:rPr>
                 <w:rFonts w:ascii="Arial" w:hAnsi="Arial" w:cs="Arial"/>
@@ -23523,6 +23510,2135 @@
         </w:tc>
       </w:tr>
     </w:tbl>
+    <w:p>
+      <w:pPr>
+        <w:pStyle w:val="Normal"/>
+      </w:pPr>
+    </w:p>
+    <w:p>
+      <w:pPr>
+        <w:pStyle w:val="Normal"/>
+      </w:pPr>
+    </w:p>
+    <w:tbl>
+      <w:tblPr>
+        <w:tblStyle w:val="Tablaconcuadrcula"/>
+        <w:tblW w:w="0" w:type="auto"/>
+        <w:jc w:val="center"/>
+        <w:tblBorders>
+          <w:top w:val="single" w:color="7F7F7F" w:themeColor="text1" w:themeTint="80" w:sz="4"/>
+          <w:left w:val="single" w:color="7F7F7F" w:themeColor="text1" w:themeTint="80" w:sz="4"/>
+          <w:bottom w:val="single" w:color="7F7F7F" w:themeColor="text1" w:themeTint="80" w:sz="4"/>
+          <w:right w:val="single" w:color="7F7F7F" w:themeColor="text1" w:themeTint="80" w:sz="4"/>
+          <w:insideH w:val="single" w:color="7F7F7F" w:themeColor="text1" w:themeTint="80" w:sz="4"/>
+        </w:tblBorders>
+        <w:tblLook w:val="04A0" w:firstRow="1" w:lastRow="0" w:firstColumn="1" w:lastColumn="0" w:noHBand="0" w:noVBand="1"/>
+      </w:tblPr>
+      <w:tblGrid>
+        <w:gridCol w:w="5098"/>
+        <w:gridCol w:w="4536"/>
+      </w:tblGrid>
+      <w:tr>
+        <w:trPr>
+          <w:trHeight w:val="583"/>
+        </w:trPr>
+        <w:tc>
+          <w:tcPr>
+            <w:tcW w:w="9634" w:type="dxa"/>
+            <w:gridSpan w:val="2"/>
+            <w:shd w:val="clear" w:color="auto" w:fill="262626" w:themeFill="text1" w:themeFillTint="D9"/>
+            <w:tcMar/>
+            <w:vAlign w:val="center"/>
+          </w:tcPr>
+          <w:p>
+            <w:pPr>
+              <w:pStyle w:val="Ttulo2"/>
+            </w:pPr>
+            <w:r>
+              <w:rPr>
+                <w:rFonts w:ascii="Aptos" w:hAnsi="Aptos"/>
+                <w:b w:val="1"/>
+                <w:bCs w:val="1"/>
+                <w:color w:val="FFFFFF" w:themeColor="background1" w:themeTint="FF" w:themeShade="FF"/>
+                <w:sz w:val="28"/>
+                <w:szCs w:val="28"/>
+              </w:rPr>
+              <w:t xml:space="preserve">Día </w:t>
+            </w:r>
+            <w:r>
+              <w:rPr>
+                <w:rFonts w:ascii="Aptos" w:hAnsi="Aptos"/>
+                <w:b w:val="1"/>
+                <w:bCs w:val="1"/>
+                <w:color w:val="FFFFFF" w:themeColor="background1" w:themeTint="FF" w:themeShade="FF"/>
+                <w:sz w:val="28"/>
+                <w:szCs w:val="28"/>
+              </w:rPr>
+              <w:t>2</w:t>
+            </w:r>
+            <w:r>
+              <w:rPr>
+                <w:rFonts w:ascii="Aptos" w:hAnsi="Aptos"/>
+                <w:b w:val="1"/>
+                <w:bCs w:val="1"/>
+                <w:color w:val="FFFFFF" w:themeColor="background1" w:themeTint="FF" w:themeShade="FF"/>
+                <w:sz w:val="28"/>
+                <w:szCs w:val="28"/>
+              </w:rPr>
+              <w:t xml:space="preserve">: </w:t>
+            </w:r>
+            <w:r>
+              <w:rPr>
+                <w:rFonts w:ascii="Aptos" w:hAnsi="Aptos"/>
+                <w:b w:val="1"/>
+                <w:bCs w:val="1"/>
+                <w:color w:val="FFFFFF" w:themeColor="background1" w:themeTint="FF" w:themeShade="FF"/>
+                <w:sz w:val="28"/>
+                <w:szCs w:val="28"/>
+              </w:rPr>
+              <w:t>Continuación del documento</w:t>
+            </w:r>
+          </w:p>
+        </w:tc>
+      </w:tr>
+      <w:tr>
+        <w:trPr>
+          <w:trHeight w:val="300"/>
+        </w:trPr>
+        <w:tc>
+          <w:tcPr>
+            <w:tcW w:w="9634" w:type="dxa"/>
+            <w:gridSpan w:val="2"/>
+            <w:tcMar/>
+            <w:vAlign w:val="center"/>
+          </w:tcPr>
+          <w:p>
+            <w:pPr>
+              <w:rPr>
+                <w:rFonts w:ascii="Arial" w:hAnsi="Arial" w:cs="Arial"/>
+                <w:sz w:val="24"/>
+                <w:szCs w:val="24"/>
+              </w:rPr>
+            </w:pPr>
+            <w:r>
+              <w:rPr>
+                <w:rFonts w:ascii="Arial" w:hAnsi="Arial" w:cs="Arial"/>
+                <w:b w:val="1"/>
+                <w:bCs w:val="1"/>
+                <w:sz w:val="24"/>
+                <w:szCs w:val="24"/>
+              </w:rPr>
+              <w:t xml:space="preserve">Nombre del Proyecto: </w:t>
+            </w:r>
+            <w:r>
+              <w:rPr>
+                <w:rFonts w:ascii="Arial" w:hAnsi="Arial" w:cs="Arial"/>
+                <w:sz w:val="24"/>
+                <w:szCs w:val="24"/>
+              </w:rPr>
+              <w:t>Portafolio Digital de Arquitecto</w:t>
+            </w:r>
+          </w:p>
+        </w:tc>
+      </w:tr>
+      <w:tr>
+        <w:trPr>
+          <w:trHeight w:val="300"/>
+        </w:trPr>
+        <w:tc>
+          <w:tcPr>
+            <w:tcW w:w="5098" w:type="dxa"/>
+            <w:tcMar/>
+            <w:vAlign w:val="center"/>
+          </w:tcPr>
+          <w:p>
+            <w:pPr>
+              <w:rPr>
+                <w:rFonts w:ascii="Arial" w:hAnsi="Arial" w:cs="Arial"/>
+                <w:b w:val="1"/>
+                <w:bCs w:val="1"/>
+                <w:sz w:val="24"/>
+                <w:szCs w:val="24"/>
+              </w:rPr>
+            </w:pPr>
+            <w:r>
+              <w:rPr>
+                <w:rFonts w:ascii="Arial" w:hAnsi="Arial" w:cs="Arial"/>
+                <w:b w:val="1"/>
+                <w:bCs w:val="1"/>
+                <w:sz w:val="24"/>
+                <w:szCs w:val="24"/>
+              </w:rPr>
+              <w:t xml:space="preserve">Equipo No.: </w:t>
+            </w:r>
+            <w:r>
+              <w:tab/>
+            </w:r>
+            <w:r>
+              <w:rPr>
+                <w:rFonts w:ascii="Arial" w:hAnsi="Arial" w:cs="Arial"/>
+                <w:sz w:val="24"/>
+                <w:szCs w:val="24"/>
+              </w:rPr>
+              <w:t>6</w:t>
+            </w:r>
+          </w:p>
+        </w:tc>
+        <w:tc>
+          <w:tcPr>
+            <w:tcW w:w="4536" w:type="dxa"/>
+            <w:tcMar/>
+            <w:vAlign w:val="center"/>
+          </w:tcPr>
+          <w:p>
+            <w:pPr>
+              <w:rPr>
+                <w:rFonts w:ascii="Arial" w:hAnsi="Arial" w:cs="Arial"/>
+                <w:b w:val="1"/>
+                <w:bCs w:val="1"/>
+                <w:sz w:val="24"/>
+                <w:szCs w:val="24"/>
+              </w:rPr>
+            </w:pPr>
+            <w:r>
+              <w:rPr>
+                <w:rFonts w:ascii="Arial" w:hAnsi="Arial" w:cs="Arial"/>
+                <w:b w:val="1"/>
+                <w:bCs w:val="1"/>
+                <w:sz w:val="24"/>
+                <w:szCs w:val="24"/>
+              </w:rPr>
+              <w:t>Fecha:</w:t>
+            </w:r>
+            <w:r>
+              <w:rPr>
+                <w:rFonts w:ascii="Arial" w:hAnsi="Arial" w:cs="Arial"/>
+                <w:b w:val="1"/>
+                <w:bCs w:val="1"/>
+                <w:sz w:val="24"/>
+                <w:szCs w:val="24"/>
+              </w:rPr>
+              <w:t xml:space="preserve"> </w:t>
+            </w:r>
+            <w:r>
+              <w:rPr>
+                <w:rFonts w:ascii="Arial" w:hAnsi="Arial" w:cs="Arial"/>
+                <w:sz w:val="24"/>
+                <w:szCs w:val="24"/>
+              </w:rPr>
+              <w:t>1</w:t>
+            </w:r>
+            <w:r>
+              <w:rPr>
+                <w:rFonts w:ascii="Arial" w:hAnsi="Arial" w:cs="Arial"/>
+                <w:sz w:val="24"/>
+                <w:szCs w:val="24"/>
+              </w:rPr>
+              <w:t>3</w:t>
+            </w:r>
+            <w:r>
+              <w:rPr>
+                <w:rFonts w:ascii="Arial" w:hAnsi="Arial" w:cs="Arial"/>
+                <w:sz w:val="24"/>
+                <w:szCs w:val="24"/>
+              </w:rPr>
+              <w:t>/05/2026</w:t>
+            </w:r>
+          </w:p>
+        </w:tc>
+      </w:tr>
+      <w:tr>
+        <w:trPr>
+          <w:trHeight w:val="300"/>
+        </w:trPr>
+        <w:tc>
+          <w:tcPr>
+            <w:tcW w:w="5098" w:type="dxa"/>
+            <w:tcMar/>
+            <w:vAlign w:val="center"/>
+          </w:tcPr>
+          <w:p>
+            <w:pPr>
+              <w:rPr>
+                <w:rFonts w:ascii="Arial" w:hAnsi="Arial" w:cs="Arial"/>
+                <w:sz w:val="24"/>
+                <w:szCs w:val="24"/>
+              </w:rPr>
+            </w:pPr>
+            <w:r>
+              <w:rPr>
+                <w:rFonts w:ascii="Arial" w:hAnsi="Arial" w:cs="Arial"/>
+                <w:b w:val="1"/>
+                <w:bCs w:val="1"/>
+                <w:sz w:val="24"/>
+                <w:szCs w:val="24"/>
+              </w:rPr>
+              <w:t xml:space="preserve">Número de sesión / Día de trabajo: </w:t>
+            </w:r>
+            <w:r>
+              <w:rPr>
+                <w:rFonts w:ascii="Arial" w:hAnsi="Arial" w:cs="Arial"/>
+                <w:b w:val="1"/>
+                <w:bCs w:val="1"/>
+                <w:sz w:val="24"/>
+                <w:szCs w:val="24"/>
+              </w:rPr>
+              <w:t>2</w:t>
+            </w:r>
+          </w:p>
+        </w:tc>
+        <w:tc>
+          <w:tcPr>
+            <w:tcW w:w="4536" w:type="dxa"/>
+            <w:tcMar/>
+            <w:vAlign w:val="center"/>
+          </w:tcPr>
+          <w:p>
+            <w:pPr>
+              <w:rPr>
+                <w:rFonts w:ascii="Arial" w:hAnsi="Arial" w:cs="Arial"/>
+                <w:b w:val="1"/>
+                <w:bCs w:val="1"/>
+                <w:sz w:val="24"/>
+                <w:szCs w:val="24"/>
+              </w:rPr>
+            </w:pPr>
+            <w:r>
+              <w:rPr>
+                <w:rFonts w:ascii="Arial" w:hAnsi="Arial" w:cs="Arial"/>
+                <w:b w:val="1"/>
+                <w:bCs w:val="1"/>
+                <w:sz w:val="24"/>
+                <w:szCs w:val="24"/>
+              </w:rPr>
+              <w:t xml:space="preserve">Modalidad: </w:t>
+            </w:r>
+            <w:r>
+              <w:rPr>
+                <w:rFonts w:ascii="Arial" w:hAnsi="Arial" w:cs="Arial"/>
+                <w:sz w:val="24"/>
+                <w:szCs w:val="24"/>
+              </w:rPr>
+              <w:t>Presencial</w:t>
+            </w:r>
+            <w:r>
+              <w:rPr>
+                <w:rFonts w:ascii="Arial" w:hAnsi="Arial" w:cs="Arial"/>
+                <w:sz w:val="24"/>
+                <w:szCs w:val="24"/>
+              </w:rPr>
+              <w:t xml:space="preserve"> / </w:t>
+            </w:r>
+            <w:r>
+              <w:rPr>
+                <w:rFonts w:ascii="Arial" w:hAnsi="Arial" w:cs="Arial"/>
+                <w:sz w:val="24"/>
+                <w:szCs w:val="24"/>
+              </w:rPr>
+              <w:t>Virtual</w:t>
+            </w:r>
+            <w:r>
+              <w:rPr>
+                <w:rFonts w:ascii="Arial" w:hAnsi="Arial" w:cs="Arial"/>
+                <w:sz w:val="24"/>
+                <w:szCs w:val="24"/>
+              </w:rPr>
+              <w:t xml:space="preserve"> / </w:t>
+            </w:r>
+            <w:r>
+              <w:rPr>
+                <w:rFonts w:ascii="Arial" w:hAnsi="Arial" w:cs="Arial"/>
+                <w:sz w:val="24"/>
+                <w:szCs w:val="24"/>
+              </w:rPr>
+              <w:t>Mixto</w:t>
+            </w:r>
+          </w:p>
+        </w:tc>
+      </w:tr>
+      <w:tr>
+        <w:trPr>
+          <w:trHeight w:val="300"/>
+        </w:trPr>
+        <w:tc>
+          <w:tcPr>
+            <w:tcW w:w="9634" w:type="dxa"/>
+            <w:gridSpan w:val="2"/>
+            <w:tcMar/>
+            <w:vAlign w:val="center"/>
+          </w:tcPr>
+          <w:p>
+            <w:pPr>
+              <w:rPr>
+                <w:rFonts w:ascii="Arial" w:hAnsi="Arial" w:cs="Arial"/>
+                <w:b w:val="1"/>
+                <w:bCs w:val="1"/>
+                <w:sz w:val="24"/>
+                <w:szCs w:val="24"/>
+              </w:rPr>
+            </w:pPr>
+            <w:r>
+              <w:rPr>
+                <w:rFonts w:ascii="Arial" w:hAnsi="Arial" w:cs="Arial"/>
+                <w:b w:val="1"/>
+                <w:bCs w:val="1"/>
+                <w:sz w:val="24"/>
+                <w:szCs w:val="24"/>
+              </w:rPr>
+              <w:t>Duración de la sesión:</w:t>
+            </w:r>
+            <w:r>
+              <w:rPr>
+                <w:rFonts w:ascii="Arial" w:hAnsi="Arial" w:cs="Arial"/>
+                <w:b w:val="1"/>
+                <w:bCs w:val="1"/>
+                <w:sz w:val="24"/>
+                <w:szCs w:val="24"/>
+              </w:rPr>
+              <w:t xml:space="preserve"> </w:t>
+            </w:r>
+            <w:r>
+              <w:rPr>
+                <w:rFonts w:ascii="Arial" w:hAnsi="Arial" w:cs="Arial"/>
+                <w:sz w:val="24"/>
+                <w:szCs w:val="24"/>
+              </w:rPr>
+              <w:t xml:space="preserve">1 </w:t>
+            </w:r>
+            <w:r>
+              <w:rPr>
+                <w:rFonts w:ascii="Arial" w:hAnsi="Arial" w:cs="Arial"/>
+                <w:sz w:val="24"/>
+                <w:szCs w:val="24"/>
+              </w:rPr>
+              <w:t>hr</w:t>
+            </w:r>
+          </w:p>
+        </w:tc>
+      </w:tr>
+    </w:tbl>
+    <w:p>
+      <w:pPr>
+        <w:rPr>
+          <w:rFonts w:ascii="Arial" w:hAnsi="Arial" w:cs="Arial"/>
+          <w:sz w:val="24"/>
+          <w:szCs w:val="24"/>
+        </w:rPr>
+      </w:pPr>
+    </w:p>
+    <w:p>
+      <w:pPr>
+        <w:pStyle w:val="titulo1"/>
+        <w:outlineLvl w:val="2"/>
+        <w:rPr>
+          <w:sz w:val="32"/>
+          <w:szCs w:val="32"/>
+        </w:rPr>
+      </w:pPr>
+      <w:r>
+        <w:rPr>
+          <w:sz w:val="32"/>
+          <w:szCs w:val="32"/>
+        </w:rPr>
+        <w:t>Asistencia y Participación</w:t>
+      </w:r>
+    </w:p>
+    <w:tbl>
+      <w:tblPr>
+        <w:tblStyle w:val="Tablaconcuadrcula"/>
+        <w:tblW w:w="0" w:type="auto"/>
+        <w:jc w:val="center"/>
+        <w:tblBorders>
+          <w:top w:val="single" w:color="7F7F7F" w:themeColor="text1" w:themeTint="80" w:sz="4"/>
+          <w:left w:val="single" w:color="7F7F7F" w:themeColor="text1" w:themeTint="80" w:sz="4"/>
+          <w:bottom w:val="single" w:color="7F7F7F" w:themeColor="text1" w:themeTint="80" w:sz="4"/>
+          <w:right w:val="single" w:color="7F7F7F" w:themeColor="text1" w:themeTint="80" w:sz="4"/>
+          <w:insideH w:val="single" w:color="7F7F7F" w:themeColor="text1" w:themeTint="80" w:sz="4"/>
+          <w:insideV w:val="single" w:color="7F7F7F" w:themeColor="text1" w:themeTint="80" w:sz="4"/>
+        </w:tblBorders>
+        <w:tblLook w:val="04A0" w:firstRow="1" w:lastRow="0" w:firstColumn="1" w:lastColumn="0" w:noHBand="0" w:noVBand="1"/>
+      </w:tblPr>
+      <w:tblGrid>
+        <w:gridCol w:w="1538"/>
+        <w:gridCol w:w="1791"/>
+        <w:gridCol w:w="1563"/>
+        <w:gridCol w:w="3061"/>
+        <w:gridCol w:w="2328"/>
+      </w:tblGrid>
+      <w:tr>
+        <w:trPr>
+          <w:trHeight w:val="300"/>
+        </w:trPr>
+        <w:tc>
+          <w:tcPr>
+            <w:tcW w:w="1538" w:type="dxa"/>
+            <w:shd w:val="clear" w:color="auto" w:fill="262626" w:themeFill="text1" w:themeFillTint="D9"/>
+            <w:tcMar/>
+            <w:vAlign w:val="center"/>
+          </w:tcPr>
+          <w:p>
+            <w:pPr>
+              <w:jc w:val="center"/>
+              <w:rPr>
+                <w:rFonts w:ascii="Arial" w:hAnsi="Arial" w:cs="Arial"/>
+                <w:b w:val="1"/>
+                <w:bCs w:val="1"/>
+                <w:sz w:val="24"/>
+                <w:szCs w:val="24"/>
+              </w:rPr>
+            </w:pPr>
+            <w:r>
+              <w:rPr>
+                <w:rFonts w:ascii="Arial" w:hAnsi="Arial" w:cs="Arial"/>
+                <w:b w:val="1"/>
+                <w:bCs w:val="1"/>
+                <w:sz w:val="24"/>
+                <w:szCs w:val="24"/>
+              </w:rPr>
+              <w:t>Integrante</w:t>
+            </w:r>
+          </w:p>
+        </w:tc>
+        <w:tc>
+          <w:tcPr>
+            <w:tcW w:w="1791" w:type="dxa"/>
+            <w:shd w:val="clear" w:color="auto" w:fill="262626" w:themeFill="text1" w:themeFillTint="D9"/>
+            <w:tcMar/>
+            <w:vAlign w:val="center"/>
+          </w:tcPr>
+          <w:p>
+            <w:pPr>
+              <w:jc w:val="center"/>
+              <w:rPr>
+                <w:rFonts w:ascii="Arial" w:hAnsi="Arial" w:cs="Arial"/>
+                <w:b w:val="1"/>
+                <w:bCs w:val="1"/>
+                <w:sz w:val="24"/>
+                <w:szCs w:val="24"/>
+              </w:rPr>
+            </w:pPr>
+            <w:r>
+              <w:rPr>
+                <w:rFonts w:ascii="Arial" w:hAnsi="Arial" w:cs="Arial"/>
+                <w:b w:val="1"/>
+                <w:bCs w:val="1"/>
+                <w:sz w:val="24"/>
+                <w:szCs w:val="24"/>
+              </w:rPr>
+              <w:t>Rol</w:t>
+            </w:r>
+          </w:p>
+        </w:tc>
+        <w:tc>
+          <w:tcPr>
+            <w:tcW w:w="1563" w:type="dxa"/>
+            <w:shd w:val="clear" w:color="auto" w:fill="262626" w:themeFill="text1" w:themeFillTint="D9"/>
+            <w:tcMar/>
+            <w:vAlign w:val="center"/>
+          </w:tcPr>
+          <w:p>
+            <w:pPr>
+              <w:jc w:val="center"/>
+              <w:rPr>
+                <w:rFonts w:ascii="Arial" w:hAnsi="Arial" w:cs="Arial"/>
+                <w:b w:val="1"/>
+                <w:bCs w:val="1"/>
+                <w:sz w:val="24"/>
+                <w:szCs w:val="24"/>
+              </w:rPr>
+            </w:pPr>
+            <w:r>
+              <w:rPr>
+                <w:rFonts w:ascii="Arial" w:hAnsi="Arial" w:cs="Arial"/>
+                <w:b w:val="1"/>
+                <w:bCs w:val="1"/>
+                <w:sz w:val="24"/>
+                <w:szCs w:val="24"/>
+              </w:rPr>
+              <w:t>Asistencia (Sí/No)</w:t>
+            </w:r>
+          </w:p>
+        </w:tc>
+        <w:tc>
+          <w:tcPr>
+            <w:tcW w:w="3061" w:type="dxa"/>
+            <w:shd w:val="clear" w:color="auto" w:fill="262626" w:themeFill="text1" w:themeFillTint="D9"/>
+            <w:tcMar/>
+            <w:vAlign w:val="center"/>
+          </w:tcPr>
+          <w:p>
+            <w:pPr>
+              <w:jc w:val="center"/>
+              <w:rPr>
+                <w:rFonts w:ascii="Arial" w:hAnsi="Arial" w:cs="Arial"/>
+                <w:b w:val="1"/>
+                <w:bCs w:val="1"/>
+                <w:sz w:val="24"/>
+                <w:szCs w:val="24"/>
+              </w:rPr>
+            </w:pPr>
+            <w:r>
+              <w:rPr>
+                <w:rFonts w:ascii="Arial" w:hAnsi="Arial" w:cs="Arial"/>
+                <w:b w:val="1"/>
+                <w:bCs w:val="1"/>
+                <w:sz w:val="24"/>
+                <w:szCs w:val="24"/>
+              </w:rPr>
+              <w:t>Actividades</w:t>
+            </w:r>
+          </w:p>
+        </w:tc>
+        <w:tc>
+          <w:tcPr>
+            <w:tcW w:w="2328" w:type="dxa"/>
+            <w:shd w:val="clear" w:color="auto" w:fill="262626" w:themeFill="text1" w:themeFillTint="D9"/>
+            <w:tcMar/>
+            <w:vAlign w:val="center"/>
+          </w:tcPr>
+          <w:p>
+            <w:pPr>
+              <w:jc w:val="center"/>
+              <w:rPr>
+                <w:rFonts w:ascii="Arial" w:hAnsi="Arial" w:cs="Arial"/>
+                <w:b w:val="1"/>
+                <w:bCs w:val="1"/>
+                <w:sz w:val="24"/>
+                <w:szCs w:val="24"/>
+              </w:rPr>
+            </w:pPr>
+            <w:r>
+              <w:rPr>
+                <w:rFonts w:ascii="Arial" w:hAnsi="Arial" w:cs="Arial"/>
+                <w:b w:val="1"/>
+                <w:bCs w:val="1"/>
+                <w:sz w:val="24"/>
+                <w:szCs w:val="24"/>
+              </w:rPr>
+              <w:t>Entregables Esperados</w:t>
+            </w:r>
+          </w:p>
+        </w:tc>
+      </w:tr>
+      <w:tr>
+        <w:trPr>
+          <w:trHeight w:val="300"/>
+        </w:trPr>
+        <w:tc>
+          <w:tcPr>
+            <w:tcW w:w="1538" w:type="dxa"/>
+            <w:tcMar/>
+            <w:vAlign w:val="center"/>
+          </w:tcPr>
+          <w:p>
+            <w:pPr>
+              <w:rPr>
+                <w:rFonts w:ascii="Arial" w:hAnsi="Arial" w:cs="Arial"/>
+                <w:sz w:val="24"/>
+                <w:szCs w:val="24"/>
+              </w:rPr>
+            </w:pPr>
+            <w:r>
+              <w:rPr>
+                <w:rFonts w:ascii="Arial" w:hAnsi="Arial" w:cs="Arial"/>
+                <w:sz w:val="24"/>
+                <w:szCs w:val="24"/>
+              </w:rPr>
+              <w:t>María Fernanda Barrón Álvarez</w:t>
+            </w:r>
+          </w:p>
+        </w:tc>
+        <w:tc>
+          <w:tcPr>
+            <w:tcW w:w="1791" w:type="dxa"/>
+            <w:tcMar/>
+            <w:vAlign w:val="center"/>
+          </w:tcPr>
+          <w:p>
+            <w:pPr>
+              <w:rPr>
+                <w:rFonts w:ascii="Arial" w:hAnsi="Arial" w:cs="Arial"/>
+                <w:sz w:val="24"/>
+                <w:szCs w:val="24"/>
+              </w:rPr>
+            </w:pPr>
+            <w:r>
+              <w:rPr>
+                <w:rFonts w:ascii="Arial" w:hAnsi="Arial" w:cs="Arial"/>
+                <w:sz w:val="24"/>
+                <w:szCs w:val="24"/>
+              </w:rPr>
+              <w:t>Project Manager</w:t>
+            </w:r>
+          </w:p>
+        </w:tc>
+        <w:tc>
+          <w:tcPr>
+            <w:tcW w:w="1563" w:type="dxa"/>
+            <w:tcMar/>
+            <w:vAlign w:val="center"/>
+          </w:tcPr>
+          <w:p>
+            <w:pPr>
+              <w:rPr>
+                <w:rFonts w:ascii="Arial" w:hAnsi="Arial" w:cs="Arial"/>
+                <w:sz w:val="24"/>
+                <w:szCs w:val="24"/>
+              </w:rPr>
+            </w:pPr>
+            <w:r>
+              <w:rPr>
+                <w:rFonts w:ascii="Arial" w:hAnsi="Arial" w:cs="Arial"/>
+                <w:sz w:val="24"/>
+                <w:szCs w:val="24"/>
+              </w:rPr>
+              <w:t>Sí</w:t>
+            </w:r>
+          </w:p>
+        </w:tc>
+        <w:tc>
+          <w:tcPr>
+            <w:tcW w:w="3061" w:type="dxa"/>
+            <w:tcMar/>
+            <w:vAlign w:val="center"/>
+          </w:tcPr>
+          <w:p>
+            <w:pPr>
+              <w:pStyle w:val="Prrafodelista"/>
+              <w:numPr>
+                <w:ilvl w:val="0"/>
+                <w:numId w:val="55"/>
+              </w:numPr>
+              <w:suppressLineNumbers w:val="0"/>
+              <w:bidi w:val="0"/>
+              <w:spacing w:before="0" w:beforeAutospacing="off" w:after="0" w:afterAutospacing="off" w:line="240" w:lineRule="auto"/>
+              <w:ind w:left="246" w:right="0" w:hanging="218"/>
+              <w:jc w:val="left"/>
+              <w:rPr>
+                <w:rFonts w:ascii="Arial" w:hAnsi="Arial" w:cs="Arial"/>
+                <w:sz w:val="24"/>
+                <w:szCs w:val="24"/>
+              </w:rPr>
+            </w:pPr>
+            <w:r>
+              <w:rPr>
+                <w:rFonts w:ascii="Arial" w:hAnsi="Arial" w:cs="Arial"/>
+                <w:sz w:val="24"/>
+                <w:szCs w:val="24"/>
+              </w:rPr>
+              <w:t>Desarrollo de Bitácora</w:t>
+            </w:r>
+          </w:p>
+        </w:tc>
+        <w:tc>
+          <w:tcPr>
+            <w:tcW w:w="2328" w:type="dxa"/>
+            <w:tcMar/>
+            <w:vAlign w:val="center"/>
+          </w:tcPr>
+          <w:p>
+            <w:pPr>
+              <w:pStyle w:val="Prrafodelista"/>
+              <w:numPr>
+                <w:ilvl w:val="0"/>
+                <w:numId w:val="55"/>
+              </w:numPr>
+              <w:suppressLineNumbers w:val="0"/>
+              <w:bidi w:val="0"/>
+              <w:spacing w:before="0" w:beforeAutospacing="off" w:after="0" w:afterAutospacing="off" w:line="240" w:lineRule="auto"/>
+              <w:ind w:left="219" w:right="0" w:hanging="219"/>
+              <w:jc w:val="left"/>
+              <w:rPr>
+                <w:rFonts w:ascii="Arial" w:hAnsi="Arial" w:cs="Arial"/>
+                <w:sz w:val="24"/>
+                <w:szCs w:val="24"/>
+              </w:rPr>
+            </w:pPr>
+            <w:r>
+              <w:rPr>
+                <w:rFonts w:ascii="Arial" w:hAnsi="Arial" w:cs="Arial"/>
+                <w:sz w:val="24"/>
+                <w:szCs w:val="24"/>
+              </w:rPr>
+              <w:t>Bitácora del día</w:t>
+            </w:r>
+          </w:p>
+        </w:tc>
+      </w:tr>
+      <w:tr>
+        <w:trPr>
+          <w:trHeight w:val="300"/>
+        </w:trPr>
+        <w:tc>
+          <w:tcPr>
+            <w:tcW w:w="1538" w:type="dxa"/>
+            <w:tcMar/>
+            <w:vAlign w:val="center"/>
+          </w:tcPr>
+          <w:p>
+            <w:pPr>
+              <w:rPr>
+                <w:rFonts w:ascii="Arial" w:hAnsi="Arial" w:cs="Arial"/>
+                <w:sz w:val="24"/>
+                <w:szCs w:val="24"/>
+              </w:rPr>
+            </w:pPr>
+            <w:r>
+              <w:rPr>
+                <w:rFonts w:ascii="Arial" w:hAnsi="Arial" w:cs="Arial"/>
+                <w:sz w:val="24"/>
+                <w:szCs w:val="24"/>
+              </w:rPr>
+              <w:t xml:space="preserve">Leslie Miroslava Benítez </w:t>
+            </w:r>
+          </w:p>
+          <w:p>
+            <w:pPr>
+              <w:rPr>
+                <w:rFonts w:ascii="Arial" w:hAnsi="Arial" w:cs="Arial"/>
+                <w:sz w:val="24"/>
+                <w:szCs w:val="24"/>
+              </w:rPr>
+            </w:pPr>
+            <w:r>
+              <w:rPr>
+                <w:rFonts w:ascii="Arial" w:hAnsi="Arial" w:cs="Arial"/>
+                <w:sz w:val="24"/>
+                <w:szCs w:val="24"/>
+              </w:rPr>
+              <w:t>Marín</w:t>
+            </w:r>
+          </w:p>
+        </w:tc>
+        <w:tc>
+          <w:tcPr>
+            <w:tcW w:w="1791" w:type="dxa"/>
+            <w:tcMar/>
+            <w:vAlign w:val="center"/>
+          </w:tcPr>
+          <w:p>
+            <w:pPr>
+              <w:rPr>
+                <w:rFonts w:ascii="Arial" w:hAnsi="Arial" w:cs="Arial"/>
+                <w:sz w:val="24"/>
+                <w:szCs w:val="24"/>
+              </w:rPr>
+            </w:pPr>
+            <w:r>
+              <w:rPr>
+                <w:rFonts w:ascii="Arial" w:hAnsi="Arial" w:cs="Arial"/>
+                <w:sz w:val="24"/>
+                <w:szCs w:val="24"/>
+              </w:rPr>
+              <w:t xml:space="preserve">Desarrolladora </w:t>
+            </w:r>
+            <w:r>
+              <w:rPr>
+                <w:rFonts w:ascii="Arial" w:hAnsi="Arial" w:cs="Arial"/>
+                <w:sz w:val="24"/>
+                <w:szCs w:val="24"/>
+              </w:rPr>
+              <w:t>frontend</w:t>
+            </w:r>
+          </w:p>
+        </w:tc>
+        <w:tc>
+          <w:tcPr>
+            <w:tcW w:w="1563" w:type="dxa"/>
+            <w:tcMar/>
+            <w:vAlign w:val="center"/>
+          </w:tcPr>
+          <w:p>
+            <w:pPr>
+              <w:rPr>
+                <w:rFonts w:ascii="Arial" w:hAnsi="Arial" w:cs="Arial"/>
+                <w:sz w:val="24"/>
+                <w:szCs w:val="24"/>
+              </w:rPr>
+            </w:pPr>
+            <w:r>
+              <w:rPr>
+                <w:rFonts w:ascii="Arial" w:hAnsi="Arial" w:cs="Arial"/>
+                <w:sz w:val="24"/>
+                <w:szCs w:val="24"/>
+              </w:rPr>
+              <w:t>Sí</w:t>
+            </w:r>
+          </w:p>
+        </w:tc>
+        <w:tc>
+          <w:tcPr>
+            <w:tcW w:w="3061" w:type="dxa"/>
+            <w:tcMar/>
+            <w:vAlign w:val="center"/>
+          </w:tcPr>
+          <w:p>
+            <w:pPr>
+              <w:pStyle w:val="Prrafodelista"/>
+              <w:numPr>
+                <w:ilvl w:val="0"/>
+                <w:numId w:val="55"/>
+              </w:numPr>
+              <w:suppressLineNumbers w:val="0"/>
+              <w:bidi w:val="0"/>
+              <w:spacing w:before="0" w:beforeAutospacing="off" w:after="0" w:afterAutospacing="off" w:line="240" w:lineRule="auto"/>
+              <w:ind w:left="270" w:right="0" w:hanging="184"/>
+              <w:jc w:val="left"/>
+              <w:rPr>
+                <w:rFonts w:ascii="Arial" w:hAnsi="Arial" w:cs="Arial"/>
+                <w:sz w:val="24"/>
+                <w:szCs w:val="24"/>
+              </w:rPr>
+            </w:pPr>
+            <w:r>
+              <w:rPr>
+                <w:rFonts w:ascii="Arial" w:hAnsi="Arial" w:cs="Arial"/>
+                <w:sz w:val="24"/>
+                <w:szCs w:val="24"/>
+              </w:rPr>
+              <w:t>Avance del prototipo</w:t>
+            </w:r>
+          </w:p>
+        </w:tc>
+        <w:tc>
+          <w:tcPr>
+            <w:tcW w:w="2328" w:type="dxa"/>
+            <w:tcMar/>
+            <w:vAlign w:val="center"/>
+          </w:tcPr>
+          <w:p>
+            <w:pPr>
+              <w:pStyle w:val="Prrafodelista"/>
+              <w:numPr>
+                <w:ilvl w:val="0"/>
+                <w:numId w:val="55"/>
+              </w:numPr>
+              <w:suppressLineNumbers w:val="0"/>
+              <w:bidi w:val="0"/>
+              <w:spacing w:before="0" w:beforeAutospacing="off" w:after="0" w:afterAutospacing="off" w:line="240" w:lineRule="auto"/>
+              <w:ind w:left="219" w:right="0" w:hanging="218"/>
+              <w:jc w:val="left"/>
+              <w:rPr>
+                <w:rFonts w:ascii="Arial" w:hAnsi="Arial" w:cs="Arial"/>
+                <w:sz w:val="24"/>
+                <w:szCs w:val="24"/>
+              </w:rPr>
+            </w:pPr>
+            <w:r>
+              <w:rPr>
+                <w:rFonts w:ascii="Arial" w:hAnsi="Arial" w:cs="Arial"/>
+                <w:sz w:val="24"/>
+                <w:szCs w:val="24"/>
+              </w:rPr>
+              <w:t>Interaces preliminares</w:t>
+            </w:r>
+          </w:p>
+        </w:tc>
+      </w:tr>
+      <w:tr>
+        <w:trPr>
+          <w:trHeight w:val="300"/>
+        </w:trPr>
+        <w:tc>
+          <w:tcPr>
+            <w:tcW w:w="1538" w:type="dxa"/>
+            <w:tcMar/>
+            <w:vAlign w:val="center"/>
+          </w:tcPr>
+          <w:p>
+            <w:pPr>
+              <w:rPr>
+                <w:rFonts w:ascii="Arial" w:hAnsi="Arial" w:cs="Arial"/>
+                <w:sz w:val="24"/>
+                <w:szCs w:val="24"/>
+              </w:rPr>
+            </w:pPr>
+            <w:r>
+              <w:rPr>
+                <w:rFonts w:ascii="Arial" w:hAnsi="Arial" w:cs="Arial"/>
+                <w:sz w:val="24"/>
+                <w:szCs w:val="24"/>
+              </w:rPr>
+              <w:t>Leonardo Merino Garfias</w:t>
+            </w:r>
+          </w:p>
+        </w:tc>
+        <w:tc>
+          <w:tcPr>
+            <w:tcW w:w="1791" w:type="dxa"/>
+            <w:tcMar/>
+            <w:vAlign w:val="center"/>
+          </w:tcPr>
+          <w:p>
+            <w:pPr>
+              <w:rPr>
+                <w:rFonts w:ascii="Arial" w:hAnsi="Arial" w:cs="Arial"/>
+                <w:sz w:val="24"/>
+                <w:szCs w:val="24"/>
+              </w:rPr>
+            </w:pPr>
+            <w:r>
+              <w:rPr>
+                <w:rFonts w:ascii="Arial" w:hAnsi="Arial" w:cs="Arial"/>
+                <w:sz w:val="24"/>
+                <w:szCs w:val="24"/>
+              </w:rPr>
+              <w:t xml:space="preserve">Desarrollador </w:t>
+            </w:r>
+            <w:r>
+              <w:rPr>
+                <w:rFonts w:ascii="Arial" w:hAnsi="Arial" w:cs="Arial"/>
+                <w:sz w:val="24"/>
+                <w:szCs w:val="24"/>
+              </w:rPr>
+              <w:t>backend</w:t>
+            </w:r>
+          </w:p>
+        </w:tc>
+        <w:tc>
+          <w:tcPr>
+            <w:tcW w:w="1563" w:type="dxa"/>
+            <w:tcMar/>
+            <w:vAlign w:val="center"/>
+          </w:tcPr>
+          <w:p>
+            <w:pPr>
+              <w:rPr>
+                <w:rFonts w:ascii="Arial" w:hAnsi="Arial" w:cs="Arial"/>
+                <w:sz w:val="24"/>
+                <w:szCs w:val="24"/>
+              </w:rPr>
+            </w:pPr>
+            <w:r>
+              <w:rPr>
+                <w:rFonts w:ascii="Arial" w:hAnsi="Arial" w:cs="Arial"/>
+                <w:sz w:val="24"/>
+                <w:szCs w:val="24"/>
+              </w:rPr>
+              <w:t>Sí</w:t>
+            </w:r>
+          </w:p>
+        </w:tc>
+        <w:tc>
+          <w:tcPr>
+            <w:tcW w:w="3061" w:type="dxa"/>
+            <w:tcMar/>
+            <w:vAlign w:val="center"/>
+          </w:tcPr>
+          <w:p>
+            <w:pPr>
+              <w:pStyle w:val="Prrafodelista"/>
+              <w:numPr>
+                <w:ilvl w:val="0"/>
+                <w:numId w:val="55"/>
+              </w:numPr>
+              <w:suppressLineNumbers w:val="0"/>
+              <w:bidi w:val="0"/>
+              <w:spacing w:before="0" w:beforeAutospacing="off" w:after="0" w:afterAutospacing="off" w:line="240" w:lineRule="auto"/>
+              <w:ind w:left="246" w:right="0" w:hanging="218"/>
+              <w:jc w:val="left"/>
+              <w:rPr>
+                <w:rFonts w:ascii="Arial" w:hAnsi="Arial" w:cs="Arial"/>
+                <w:sz w:val="24"/>
+                <w:szCs w:val="24"/>
+              </w:rPr>
+            </w:pPr>
+            <w:r>
+              <w:rPr>
+                <w:rFonts w:ascii="Arial" w:hAnsi="Arial" w:cs="Arial"/>
+                <w:sz w:val="24"/>
+                <w:szCs w:val="24"/>
+              </w:rPr>
+              <w:t>Puntos 3 y 4 de la documentación</w:t>
+            </w:r>
+          </w:p>
+        </w:tc>
+        <w:tc>
+          <w:tcPr>
+            <w:tcW w:w="2328" w:type="dxa"/>
+            <w:tcMar/>
+            <w:vAlign w:val="center"/>
+          </w:tcPr>
+          <w:p>
+            <w:pPr>
+              <w:pStyle w:val="Prrafodelista"/>
+              <w:numPr>
+                <w:ilvl w:val="0"/>
+                <w:numId w:val="55"/>
+              </w:numPr>
+              <w:ind w:left="349" w:hanging="248"/>
+              <w:rPr>
+                <w:rFonts w:ascii="Arial" w:hAnsi="Arial" w:cs="Arial"/>
+                <w:sz w:val="24"/>
+                <w:szCs w:val="24"/>
+              </w:rPr>
+            </w:pPr>
+            <w:r>
+              <w:rPr>
+                <w:rFonts w:ascii="Arial" w:hAnsi="Arial" w:cs="Arial"/>
+                <w:sz w:val="24"/>
+                <w:szCs w:val="24"/>
+              </w:rPr>
+              <w:t>Parte de documentación</w:t>
+            </w:r>
+          </w:p>
+        </w:tc>
+      </w:tr>
+    </w:tbl>
+    <w:p>
+      <w:pPr>
+        <w:rPr>
+          <w:rFonts w:ascii="Arial" w:hAnsi="Arial" w:cs="Arial"/>
+          <w:sz w:val="24"/>
+          <w:szCs w:val="24"/>
+        </w:rPr>
+      </w:pPr>
+    </w:p>
+    <w:p>
+      <w:pPr>
+        <w:pStyle w:val="titulo1"/>
+        <w:outlineLvl w:val="2"/>
+        <w:rPr>
+          <w:sz w:val="32"/>
+          <w:szCs w:val="32"/>
+        </w:rPr>
+      </w:pPr>
+      <w:r>
+        <w:rPr>
+          <w:sz w:val="32"/>
+          <w:szCs w:val="32"/>
+        </w:rPr>
+        <w:t>Actividades Ejecutadas</w:t>
+      </w:r>
+    </w:p>
+    <w:tbl>
+      <w:tblPr>
+        <w:tblStyle w:val="Tablaconcuadrcula"/>
+        <w:tblW w:w="0" w:type="auto"/>
+        <w:jc w:val="center"/>
+        <w:tblBorders>
+          <w:top w:val="single" w:color="7F7F7F" w:themeColor="text1" w:themeTint="80" w:sz="4"/>
+          <w:left w:val="single" w:color="7F7F7F" w:themeColor="text1" w:themeTint="80" w:sz="4"/>
+          <w:bottom w:val="single" w:color="7F7F7F" w:themeColor="text1" w:themeTint="80" w:sz="4"/>
+          <w:right w:val="single" w:color="7F7F7F" w:themeColor="text1" w:themeTint="80" w:sz="4"/>
+          <w:insideH w:val="single" w:color="7F7F7F" w:themeColor="text1" w:themeTint="80" w:sz="4"/>
+          <w:insideV w:val="single" w:color="7F7F7F" w:themeColor="text1" w:themeTint="80" w:sz="4"/>
+        </w:tblBorders>
+        <w:tblLook w:val="04A0" w:firstRow="1" w:lastRow="0" w:firstColumn="1" w:lastColumn="0" w:noHBand="0" w:noVBand="1"/>
+      </w:tblPr>
+      <w:tblGrid>
+        <w:gridCol w:w="2955"/>
+        <w:gridCol w:w="2004"/>
+        <w:gridCol w:w="1150"/>
+        <w:gridCol w:w="1535"/>
+        <w:gridCol w:w="2480"/>
+      </w:tblGrid>
+      <w:tr>
+        <w:trPr>
+          <w:trHeight w:val="300"/>
+        </w:trPr>
+        <w:tc>
+          <w:tcPr>
+            <w:tcW w:w="2955" w:type="dxa"/>
+            <w:shd w:val="clear" w:color="auto" w:fill="262626" w:themeFill="text1" w:themeFillTint="D9"/>
+            <w:tcMar/>
+            <w:vAlign w:val="center"/>
+          </w:tcPr>
+          <w:p>
+            <w:pPr>
+              <w:jc w:val="center"/>
+              <w:rPr>
+                <w:rFonts w:ascii="Arial" w:hAnsi="Arial" w:cs="Arial"/>
+                <w:b w:val="1"/>
+                <w:bCs w:val="1"/>
+                <w:sz w:val="24"/>
+                <w:szCs w:val="24"/>
+              </w:rPr>
+            </w:pPr>
+            <w:r>
+              <w:rPr>
+                <w:rFonts w:ascii="Arial" w:hAnsi="Arial" w:cs="Arial"/>
+                <w:b w:val="1"/>
+                <w:bCs w:val="1"/>
+                <w:sz w:val="24"/>
+                <w:szCs w:val="24"/>
+              </w:rPr>
+              <w:t>Actividad</w:t>
+            </w:r>
+          </w:p>
+        </w:tc>
+        <w:tc>
+          <w:tcPr>
+            <w:tcW w:w="2004" w:type="dxa"/>
+            <w:shd w:val="clear" w:color="auto" w:fill="262626" w:themeFill="text1" w:themeFillTint="D9"/>
+            <w:tcMar/>
+            <w:vAlign w:val="center"/>
+          </w:tcPr>
+          <w:p>
+            <w:pPr>
+              <w:jc w:val="center"/>
+              <w:rPr>
+                <w:rFonts w:ascii="Arial" w:hAnsi="Arial" w:cs="Arial"/>
+                <w:b w:val="1"/>
+                <w:bCs w:val="1"/>
+                <w:sz w:val="24"/>
+                <w:szCs w:val="24"/>
+              </w:rPr>
+            </w:pPr>
+            <w:r>
+              <w:rPr>
+                <w:rFonts w:ascii="Arial" w:hAnsi="Arial" w:cs="Arial"/>
+                <w:b w:val="1"/>
+                <w:bCs w:val="1"/>
+                <w:sz w:val="24"/>
+                <w:szCs w:val="24"/>
+              </w:rPr>
+              <w:t>Responsable(s)</w:t>
+            </w:r>
+          </w:p>
+        </w:tc>
+        <w:tc>
+          <w:tcPr>
+            <w:tcW w:w="1150" w:type="dxa"/>
+            <w:shd w:val="clear" w:color="auto" w:fill="262626" w:themeFill="text1" w:themeFillTint="D9"/>
+            <w:tcMar/>
+            <w:vAlign w:val="center"/>
+          </w:tcPr>
+          <w:p>
+            <w:pPr>
+              <w:jc w:val="center"/>
+              <w:rPr>
+                <w:rFonts w:ascii="Arial" w:hAnsi="Arial" w:cs="Arial"/>
+                <w:b w:val="1"/>
+                <w:bCs w:val="1"/>
+                <w:sz w:val="24"/>
+                <w:szCs w:val="24"/>
+              </w:rPr>
+            </w:pPr>
+            <w:r>
+              <w:rPr>
+                <w:rFonts w:ascii="Arial" w:hAnsi="Arial" w:cs="Arial"/>
+                <w:b w:val="1"/>
+                <w:bCs w:val="1"/>
+                <w:sz w:val="24"/>
+                <w:szCs w:val="24"/>
+              </w:rPr>
+              <w:t>Hr</w:t>
+            </w:r>
+            <w:r>
+              <w:rPr>
+                <w:rFonts w:ascii="Arial" w:hAnsi="Arial" w:cs="Arial"/>
+                <w:b w:val="1"/>
+                <w:bCs w:val="1"/>
+                <w:sz w:val="24"/>
+                <w:szCs w:val="24"/>
+              </w:rPr>
+              <w:t xml:space="preserve">. </w:t>
+            </w:r>
+            <w:r>
+              <w:rPr>
+                <w:rFonts w:ascii="Arial" w:hAnsi="Arial" w:cs="Arial"/>
+                <w:b w:val="1"/>
+                <w:bCs w:val="1"/>
+                <w:sz w:val="24"/>
+                <w:szCs w:val="24"/>
+              </w:rPr>
+              <w:t>Ini</w:t>
+            </w:r>
+          </w:p>
+        </w:tc>
+        <w:tc>
+          <w:tcPr>
+            <w:tcW w:w="1535" w:type="dxa"/>
+            <w:shd w:val="clear" w:color="auto" w:fill="262626" w:themeFill="text1" w:themeFillTint="D9"/>
+            <w:tcMar/>
+            <w:vAlign w:val="center"/>
+          </w:tcPr>
+          <w:p>
+            <w:pPr>
+              <w:jc w:val="center"/>
+              <w:rPr>
+                <w:rFonts w:ascii="Arial" w:hAnsi="Arial" w:cs="Arial"/>
+                <w:b w:val="1"/>
+                <w:bCs w:val="1"/>
+                <w:sz w:val="24"/>
+                <w:szCs w:val="24"/>
+              </w:rPr>
+            </w:pPr>
+            <w:r>
+              <w:rPr>
+                <w:rFonts w:ascii="Arial" w:hAnsi="Arial" w:cs="Arial"/>
+                <w:b w:val="1"/>
+                <w:bCs w:val="1"/>
+                <w:sz w:val="24"/>
+                <w:szCs w:val="24"/>
+              </w:rPr>
+              <w:t>Hr</w:t>
+            </w:r>
+            <w:r>
+              <w:rPr>
+                <w:rFonts w:ascii="Arial" w:hAnsi="Arial" w:cs="Arial"/>
+                <w:b w:val="1"/>
+                <w:bCs w:val="1"/>
+                <w:sz w:val="24"/>
+                <w:szCs w:val="24"/>
+              </w:rPr>
+              <w:t>. fin</w:t>
+            </w:r>
+          </w:p>
+        </w:tc>
+        <w:tc>
+          <w:tcPr>
+            <w:tcW w:w="2480" w:type="dxa"/>
+            <w:shd w:val="clear" w:color="auto" w:fill="262626" w:themeFill="text1" w:themeFillTint="D9"/>
+            <w:tcMar/>
+            <w:vAlign w:val="center"/>
+          </w:tcPr>
+          <w:p>
+            <w:pPr>
+              <w:jc w:val="center"/>
+              <w:rPr>
+                <w:rFonts w:ascii="Arial" w:hAnsi="Arial" w:cs="Arial"/>
+                <w:b w:val="1"/>
+                <w:bCs w:val="1"/>
+                <w:sz w:val="24"/>
+                <w:szCs w:val="24"/>
+              </w:rPr>
+            </w:pPr>
+            <w:r>
+              <w:rPr>
+                <w:rFonts w:ascii="Arial" w:hAnsi="Arial" w:cs="Arial"/>
+                <w:b w:val="1"/>
+                <w:bCs w:val="1"/>
+                <w:sz w:val="24"/>
+                <w:szCs w:val="24"/>
+              </w:rPr>
+              <w:t>Estado (Completado / En proceso / Pendiente)</w:t>
+            </w:r>
+          </w:p>
+        </w:tc>
+      </w:tr>
+      <w:tr>
+        <w:trPr>
+          <w:trHeight w:val="300"/>
+        </w:trPr>
+        <w:tc>
+          <w:tcPr>
+            <w:tcW w:w="2955" w:type="dxa"/>
+            <w:tcMar/>
+            <w:vAlign w:val="center"/>
+          </w:tcPr>
+          <w:p>
+            <w:pPr>
+              <w:pStyle w:val="Prrafodelista"/>
+              <w:suppressLineNumbers w:val="0"/>
+              <w:bidi w:val="0"/>
+              <w:spacing w:before="0" w:beforeAutospacing="off" w:after="0" w:afterAutospacing="off" w:line="240" w:lineRule="auto"/>
+              <w:ind w:left="246" w:right="0" w:hanging="218"/>
+              <w:jc w:val="left"/>
+              <w:rPr>
+                <w:rFonts w:ascii="Arial" w:hAnsi="Arial" w:cs="Arial"/>
+                <w:sz w:val="24"/>
+                <w:szCs w:val="24"/>
+              </w:rPr>
+            </w:pPr>
+            <w:r>
+              <w:rPr>
+                <w:rFonts w:ascii="Arial" w:hAnsi="Arial" w:cs="Arial"/>
+                <w:sz w:val="24"/>
+                <w:szCs w:val="24"/>
+              </w:rPr>
+              <w:t>Desarrollo de Bitácora</w:t>
+            </w:r>
+          </w:p>
+        </w:tc>
+        <w:tc>
+          <w:tcPr>
+            <w:tcW w:w="2004" w:type="dxa"/>
+            <w:tcMar/>
+            <w:vAlign w:val="center"/>
+          </w:tcPr>
+          <w:p>
+            <w:pPr>
+              <w:rPr>
+                <w:rFonts w:ascii="Arial" w:hAnsi="Arial" w:cs="Arial"/>
+                <w:sz w:val="24"/>
+                <w:szCs w:val="24"/>
+              </w:rPr>
+            </w:pPr>
+            <w:r>
+              <w:rPr>
+                <w:rFonts w:ascii="Arial" w:hAnsi="Arial" w:cs="Arial"/>
+                <w:sz w:val="24"/>
+                <w:szCs w:val="24"/>
+              </w:rPr>
+              <w:t>María Fernanda Barrón Álvarez</w:t>
+            </w:r>
+          </w:p>
+        </w:tc>
+        <w:tc>
+          <w:tcPr>
+            <w:tcW w:w="1150" w:type="dxa"/>
+            <w:tcMar/>
+            <w:vAlign w:val="center"/>
+          </w:tcPr>
+          <w:p>
+            <w:pPr>
+              <w:rPr>
+                <w:rFonts w:ascii="Arial" w:hAnsi="Arial" w:cs="Arial"/>
+                <w:sz w:val="24"/>
+                <w:szCs w:val="24"/>
+              </w:rPr>
+            </w:pPr>
+            <w:r>
+              <w:rPr>
+                <w:rFonts w:ascii="Arial" w:hAnsi="Arial" w:cs="Arial"/>
+                <w:sz w:val="24"/>
+                <w:szCs w:val="24"/>
+              </w:rPr>
+              <w:t>8</w:t>
+            </w:r>
+            <w:r>
+              <w:rPr>
+                <w:rFonts w:ascii="Arial" w:hAnsi="Arial" w:cs="Arial"/>
+                <w:sz w:val="24"/>
+                <w:szCs w:val="24"/>
+              </w:rPr>
+              <w:t>:</w:t>
+            </w:r>
+            <w:r>
+              <w:rPr>
+                <w:rFonts w:ascii="Arial" w:hAnsi="Arial" w:cs="Arial"/>
+                <w:sz w:val="24"/>
+                <w:szCs w:val="24"/>
+              </w:rPr>
+              <w:t>1</w:t>
+            </w:r>
+            <w:r>
+              <w:rPr>
+                <w:rFonts w:ascii="Arial" w:hAnsi="Arial" w:cs="Arial"/>
+                <w:sz w:val="24"/>
+                <w:szCs w:val="24"/>
+              </w:rPr>
+              <w:t>0</w:t>
+            </w:r>
+            <w:r>
+              <w:rPr>
+                <w:rFonts w:ascii="Arial" w:hAnsi="Arial" w:cs="Arial"/>
+                <w:sz w:val="24"/>
+                <w:szCs w:val="24"/>
+              </w:rPr>
+              <w:t>a</w:t>
+            </w:r>
+            <w:r>
+              <w:rPr>
+                <w:rFonts w:ascii="Arial" w:hAnsi="Arial" w:cs="Arial"/>
+                <w:sz w:val="24"/>
+                <w:szCs w:val="24"/>
+              </w:rPr>
+              <w:t>m</w:t>
+            </w:r>
+          </w:p>
+        </w:tc>
+        <w:tc>
+          <w:tcPr>
+            <w:tcW w:w="1535" w:type="dxa"/>
+            <w:tcMar/>
+            <w:vAlign w:val="center"/>
+          </w:tcPr>
+          <w:p>
+            <w:pPr>
+              <w:rPr>
+                <w:rFonts w:ascii="Arial" w:hAnsi="Arial" w:cs="Arial"/>
+                <w:sz w:val="24"/>
+                <w:szCs w:val="24"/>
+              </w:rPr>
+            </w:pPr>
+            <w:r>
+              <w:rPr>
+                <w:rFonts w:ascii="Arial" w:hAnsi="Arial" w:cs="Arial"/>
+                <w:sz w:val="24"/>
+                <w:szCs w:val="24"/>
+              </w:rPr>
+              <w:t>9</w:t>
+            </w:r>
+            <w:r>
+              <w:rPr>
+                <w:rFonts w:ascii="Arial" w:hAnsi="Arial" w:cs="Arial"/>
+                <w:sz w:val="24"/>
+                <w:szCs w:val="24"/>
+              </w:rPr>
+              <w:t>:</w:t>
+            </w:r>
+            <w:r>
+              <w:rPr>
+                <w:rFonts w:ascii="Arial" w:hAnsi="Arial" w:cs="Arial"/>
+                <w:sz w:val="24"/>
+                <w:szCs w:val="24"/>
+              </w:rPr>
+              <w:t>0</w:t>
+            </w:r>
+            <w:r>
+              <w:rPr>
+                <w:rFonts w:ascii="Arial" w:hAnsi="Arial" w:cs="Arial"/>
+                <w:sz w:val="24"/>
+                <w:szCs w:val="24"/>
+              </w:rPr>
+              <w:t>0</w:t>
+            </w:r>
+            <w:r>
+              <w:rPr>
+                <w:rFonts w:ascii="Arial" w:hAnsi="Arial" w:cs="Arial"/>
+                <w:sz w:val="24"/>
+                <w:szCs w:val="24"/>
+              </w:rPr>
+              <w:t>a</w:t>
+            </w:r>
+            <w:r>
+              <w:rPr>
+                <w:rFonts w:ascii="Arial" w:hAnsi="Arial" w:cs="Arial"/>
+                <w:sz w:val="24"/>
+                <w:szCs w:val="24"/>
+              </w:rPr>
+              <w:t>m</w:t>
+            </w:r>
+          </w:p>
+        </w:tc>
+        <w:tc>
+          <w:tcPr>
+            <w:tcW w:w="2480" w:type="dxa"/>
+            <w:tcMar/>
+            <w:vAlign w:val="center"/>
+          </w:tcPr>
+          <w:p>
+            <w:pPr>
+              <w:rPr>
+                <w:rFonts w:ascii="Arial" w:hAnsi="Arial" w:cs="Arial"/>
+                <w:sz w:val="24"/>
+                <w:szCs w:val="24"/>
+              </w:rPr>
+            </w:pPr>
+            <w:r>
+              <w:rPr>
+                <w:rFonts w:ascii="Arial" w:hAnsi="Arial" w:cs="Arial"/>
+                <w:sz w:val="24"/>
+                <w:szCs w:val="24"/>
+              </w:rPr>
+              <w:t>Completado</w:t>
+            </w:r>
+          </w:p>
+        </w:tc>
+      </w:tr>
+      <w:tr>
+        <w:trPr>
+          <w:trHeight w:val="300"/>
+        </w:trPr>
+        <w:tc>
+          <w:tcPr>
+            <w:tcW w:w="2955" w:type="dxa"/>
+            <w:tcMar/>
+            <w:vAlign w:val="center"/>
+          </w:tcPr>
+          <w:p>
+            <w:pPr>
+              <w:pStyle w:val="Normal"/>
+              <w:suppressLineNumbers w:val="0"/>
+              <w:bidi w:val="0"/>
+              <w:spacing w:before="0" w:beforeAutospacing="off" w:after="0" w:afterAutospacing="off" w:line="240" w:lineRule="auto"/>
+              <w:ind w:left="0" w:right="0" w:hanging="0"/>
+              <w:jc w:val="left"/>
+              <w:rPr>
+                <w:rFonts w:ascii="Arial" w:hAnsi="Arial" w:cs="Arial"/>
+                <w:sz w:val="24"/>
+                <w:szCs w:val="24"/>
+              </w:rPr>
+            </w:pPr>
+            <w:r>
+              <w:rPr>
+                <w:rFonts w:ascii="Arial" w:hAnsi="Arial" w:cs="Arial"/>
+                <w:sz w:val="24"/>
+                <w:szCs w:val="24"/>
+              </w:rPr>
+              <w:t>Avance del prototipo</w:t>
+            </w:r>
+          </w:p>
+          <w:p>
+            <w:pPr>
+              <w:rPr>
+                <w:rFonts w:ascii="Arial" w:hAnsi="Arial" w:cs="Arial"/>
+                <w:sz w:val="24"/>
+                <w:szCs w:val="24"/>
+              </w:rPr>
+            </w:pPr>
+          </w:p>
+        </w:tc>
+        <w:tc>
+          <w:tcPr>
+            <w:tcW w:w="2004" w:type="dxa"/>
+            <w:tcMar/>
+            <w:vAlign w:val="center"/>
+          </w:tcPr>
+          <w:p>
+            <w:pPr>
+              <w:rPr>
+                <w:rFonts w:ascii="Arial" w:hAnsi="Arial" w:cs="Arial"/>
+                <w:sz w:val="24"/>
+                <w:szCs w:val="24"/>
+              </w:rPr>
+            </w:pPr>
+            <w:r>
+              <w:rPr>
+                <w:rFonts w:ascii="Arial" w:hAnsi="Arial" w:cs="Arial"/>
+                <w:sz w:val="24"/>
+                <w:szCs w:val="24"/>
+              </w:rPr>
+              <w:t>Leslie Miroslava Benítez Marín</w:t>
+            </w:r>
+          </w:p>
+        </w:tc>
+        <w:tc>
+          <w:tcPr>
+            <w:tcW w:w="1150" w:type="dxa"/>
+            <w:tcMar/>
+            <w:vAlign w:val="center"/>
+          </w:tcPr>
+          <w:p>
+            <w:pPr>
+              <w:rPr>
+                <w:rFonts w:ascii="Arial" w:hAnsi="Arial" w:cs="Arial"/>
+                <w:sz w:val="24"/>
+                <w:szCs w:val="24"/>
+              </w:rPr>
+            </w:pPr>
+            <w:r>
+              <w:rPr>
+                <w:rFonts w:ascii="Arial" w:hAnsi="Arial" w:cs="Arial"/>
+                <w:sz w:val="24"/>
+                <w:szCs w:val="24"/>
+              </w:rPr>
+              <w:t>8</w:t>
+            </w:r>
+            <w:r>
+              <w:rPr>
+                <w:rFonts w:ascii="Arial" w:hAnsi="Arial" w:cs="Arial"/>
+                <w:sz w:val="24"/>
+                <w:szCs w:val="24"/>
+              </w:rPr>
+              <w:t>:</w:t>
+            </w:r>
+            <w:r>
+              <w:rPr>
+                <w:rFonts w:ascii="Arial" w:hAnsi="Arial" w:cs="Arial"/>
+                <w:sz w:val="24"/>
+                <w:szCs w:val="24"/>
+              </w:rPr>
+              <w:t>1</w:t>
+            </w:r>
+            <w:r>
+              <w:rPr>
+                <w:rFonts w:ascii="Arial" w:hAnsi="Arial" w:cs="Arial"/>
+                <w:sz w:val="24"/>
+                <w:szCs w:val="24"/>
+              </w:rPr>
+              <w:t>0</w:t>
+            </w:r>
+            <w:r>
+              <w:rPr>
+                <w:rFonts w:ascii="Arial" w:hAnsi="Arial" w:cs="Arial"/>
+                <w:sz w:val="24"/>
+                <w:szCs w:val="24"/>
+              </w:rPr>
+              <w:t>a</w:t>
+            </w:r>
+            <w:r>
+              <w:rPr>
+                <w:rFonts w:ascii="Arial" w:hAnsi="Arial" w:cs="Arial"/>
+                <w:sz w:val="24"/>
+                <w:szCs w:val="24"/>
+              </w:rPr>
+              <w:t>m</w:t>
+            </w:r>
+          </w:p>
+        </w:tc>
+        <w:tc>
+          <w:tcPr>
+            <w:tcW w:w="1535" w:type="dxa"/>
+            <w:tcMar/>
+            <w:vAlign w:val="center"/>
+          </w:tcPr>
+          <w:p>
+            <w:pPr>
+              <w:rPr>
+                <w:rFonts w:ascii="Arial" w:hAnsi="Arial" w:cs="Arial"/>
+                <w:sz w:val="24"/>
+                <w:szCs w:val="24"/>
+              </w:rPr>
+            </w:pPr>
+            <w:r>
+              <w:rPr>
+                <w:rFonts w:ascii="Arial" w:hAnsi="Arial" w:cs="Arial"/>
+                <w:sz w:val="24"/>
+                <w:szCs w:val="24"/>
+              </w:rPr>
+              <w:t>9</w:t>
+            </w:r>
+            <w:r>
+              <w:rPr>
+                <w:rFonts w:ascii="Arial" w:hAnsi="Arial" w:cs="Arial"/>
+                <w:sz w:val="24"/>
+                <w:szCs w:val="24"/>
+              </w:rPr>
+              <w:t>:00</w:t>
+            </w:r>
+            <w:r>
+              <w:rPr>
+                <w:rFonts w:ascii="Arial" w:hAnsi="Arial" w:cs="Arial"/>
+                <w:sz w:val="24"/>
+                <w:szCs w:val="24"/>
+              </w:rPr>
+              <w:t>a</w:t>
+            </w:r>
+            <w:r>
+              <w:rPr>
+                <w:rFonts w:ascii="Arial" w:hAnsi="Arial" w:cs="Arial"/>
+                <w:sz w:val="24"/>
+                <w:szCs w:val="24"/>
+              </w:rPr>
+              <w:t>m</w:t>
+            </w:r>
+          </w:p>
+        </w:tc>
+        <w:tc>
+          <w:tcPr>
+            <w:tcW w:w="2480" w:type="dxa"/>
+            <w:tcMar/>
+            <w:vAlign w:val="center"/>
+          </w:tcPr>
+          <w:p>
+            <w:pPr>
+              <w:rPr>
+                <w:rFonts w:ascii="Arial" w:hAnsi="Arial" w:cs="Arial"/>
+                <w:sz w:val="24"/>
+                <w:szCs w:val="24"/>
+              </w:rPr>
+            </w:pPr>
+            <w:r>
+              <w:rPr>
+                <w:rFonts w:ascii="Arial" w:hAnsi="Arial" w:cs="Arial"/>
+                <w:sz w:val="24"/>
+                <w:szCs w:val="24"/>
+              </w:rPr>
+              <w:t>Completado</w:t>
+            </w:r>
+          </w:p>
+        </w:tc>
+      </w:tr>
+      <w:tr>
+        <w:trPr>
+          <w:trHeight w:val="300"/>
+        </w:trPr>
+        <w:tc>
+          <w:tcPr>
+            <w:tcW w:w="2955" w:type="dxa"/>
+            <w:tcMar/>
+            <w:vAlign w:val="center"/>
+          </w:tcPr>
+          <w:p>
+            <w:pPr>
+              <w:pStyle w:val="Prrafodelista"/>
+              <w:suppressLineNumbers w:val="0"/>
+              <w:bidi w:val="0"/>
+              <w:spacing w:before="0" w:beforeAutospacing="off" w:after="0" w:afterAutospacing="off" w:line="240" w:lineRule="auto"/>
+              <w:ind w:left="246" w:right="0" w:hanging="218"/>
+              <w:jc w:val="left"/>
+              <w:rPr>
+                <w:rFonts w:ascii="Arial" w:hAnsi="Arial" w:cs="Arial"/>
+                <w:sz w:val="24"/>
+                <w:szCs w:val="24"/>
+              </w:rPr>
+            </w:pPr>
+            <w:r>
+              <w:rPr>
+                <w:rFonts w:ascii="Arial" w:hAnsi="Arial" w:cs="Arial"/>
+                <w:sz w:val="24"/>
+                <w:szCs w:val="24"/>
+              </w:rPr>
+              <w:t>Puntos 3 y 4 de la documentación</w:t>
+            </w:r>
+          </w:p>
+        </w:tc>
+        <w:tc>
+          <w:tcPr>
+            <w:tcW w:w="2004" w:type="dxa"/>
+            <w:tcMar/>
+            <w:vAlign w:val="center"/>
+          </w:tcPr>
+          <w:p>
+            <w:pPr>
+              <w:rPr>
+                <w:rFonts w:ascii="Arial" w:hAnsi="Arial" w:cs="Arial"/>
+                <w:sz w:val="24"/>
+                <w:szCs w:val="24"/>
+              </w:rPr>
+            </w:pPr>
+            <w:r>
+              <w:rPr>
+                <w:rFonts w:ascii="Arial" w:hAnsi="Arial" w:cs="Arial"/>
+                <w:sz w:val="24"/>
+                <w:szCs w:val="24"/>
+              </w:rPr>
+              <w:t>Leonardo Merino Garfias</w:t>
+            </w:r>
+          </w:p>
+        </w:tc>
+        <w:tc>
+          <w:tcPr>
+            <w:tcW w:w="1150" w:type="dxa"/>
+            <w:tcMar/>
+            <w:vAlign w:val="center"/>
+          </w:tcPr>
+          <w:p>
+            <w:pPr>
+              <w:rPr>
+                <w:rFonts w:ascii="Arial" w:hAnsi="Arial" w:cs="Arial"/>
+                <w:sz w:val="24"/>
+                <w:szCs w:val="24"/>
+              </w:rPr>
+            </w:pPr>
+            <w:r>
+              <w:rPr>
+                <w:rFonts w:ascii="Arial" w:hAnsi="Arial" w:cs="Arial"/>
+                <w:sz w:val="24"/>
+                <w:szCs w:val="24"/>
+              </w:rPr>
+              <w:t>8</w:t>
+            </w:r>
+            <w:r>
+              <w:rPr>
+                <w:rFonts w:ascii="Arial" w:hAnsi="Arial" w:cs="Arial"/>
+                <w:sz w:val="24"/>
+                <w:szCs w:val="24"/>
+              </w:rPr>
+              <w:t>:</w:t>
+            </w:r>
+            <w:r>
+              <w:rPr>
+                <w:rFonts w:ascii="Arial" w:hAnsi="Arial" w:cs="Arial"/>
+                <w:sz w:val="24"/>
+                <w:szCs w:val="24"/>
+              </w:rPr>
+              <w:t>1</w:t>
+            </w:r>
+            <w:r>
+              <w:rPr>
+                <w:rFonts w:ascii="Arial" w:hAnsi="Arial" w:cs="Arial"/>
+                <w:sz w:val="24"/>
+                <w:szCs w:val="24"/>
+              </w:rPr>
+              <w:t>0</w:t>
+            </w:r>
+            <w:r>
+              <w:rPr>
+                <w:rFonts w:ascii="Arial" w:hAnsi="Arial" w:cs="Arial"/>
+                <w:sz w:val="24"/>
+                <w:szCs w:val="24"/>
+              </w:rPr>
+              <w:t>a</w:t>
+            </w:r>
+            <w:r>
+              <w:rPr>
+                <w:rFonts w:ascii="Arial" w:hAnsi="Arial" w:cs="Arial"/>
+                <w:sz w:val="24"/>
+                <w:szCs w:val="24"/>
+              </w:rPr>
+              <w:t>m</w:t>
+            </w:r>
+          </w:p>
+        </w:tc>
+        <w:tc>
+          <w:tcPr>
+            <w:tcW w:w="1535" w:type="dxa"/>
+            <w:tcMar/>
+            <w:vAlign w:val="center"/>
+          </w:tcPr>
+          <w:p>
+            <w:pPr>
+              <w:rPr>
+                <w:rFonts w:ascii="Arial" w:hAnsi="Arial" w:cs="Arial"/>
+                <w:sz w:val="24"/>
+                <w:szCs w:val="24"/>
+              </w:rPr>
+            </w:pPr>
+            <w:r>
+              <w:rPr>
+                <w:rFonts w:ascii="Arial" w:hAnsi="Arial" w:cs="Arial"/>
+                <w:sz w:val="24"/>
+                <w:szCs w:val="24"/>
+              </w:rPr>
+              <w:t>9</w:t>
+            </w:r>
+            <w:r>
+              <w:rPr>
+                <w:rFonts w:ascii="Arial" w:hAnsi="Arial" w:cs="Arial"/>
+                <w:sz w:val="24"/>
+                <w:szCs w:val="24"/>
+              </w:rPr>
+              <w:t>:00</w:t>
+            </w:r>
+            <w:r>
+              <w:rPr>
+                <w:rFonts w:ascii="Arial" w:hAnsi="Arial" w:cs="Arial"/>
+                <w:sz w:val="24"/>
+                <w:szCs w:val="24"/>
+              </w:rPr>
+              <w:t>a</w:t>
+            </w:r>
+            <w:r>
+              <w:rPr>
+                <w:rFonts w:ascii="Arial" w:hAnsi="Arial" w:cs="Arial"/>
+                <w:sz w:val="24"/>
+                <w:szCs w:val="24"/>
+              </w:rPr>
+              <w:t>m</w:t>
+            </w:r>
+          </w:p>
+        </w:tc>
+        <w:tc>
+          <w:tcPr>
+            <w:tcW w:w="2480" w:type="dxa"/>
+            <w:tcMar/>
+            <w:vAlign w:val="center"/>
+          </w:tcPr>
+          <w:p>
+            <w:pPr>
+              <w:rPr>
+                <w:rFonts w:ascii="Arial" w:hAnsi="Arial" w:cs="Arial"/>
+                <w:sz w:val="24"/>
+                <w:szCs w:val="24"/>
+              </w:rPr>
+            </w:pPr>
+            <w:r>
+              <w:rPr>
+                <w:rFonts w:ascii="Arial" w:hAnsi="Arial" w:cs="Arial"/>
+                <w:sz w:val="24"/>
+                <w:szCs w:val="24"/>
+              </w:rPr>
+              <w:t>Completado</w:t>
+            </w:r>
+          </w:p>
+        </w:tc>
+      </w:tr>
+    </w:tbl>
+    <w:p>
+      <w:pPr>
+        <w:pStyle w:val="titulo1"/>
+        <w:outlineLvl w:val="2"/>
+      </w:pPr>
+      <w:r>
+        <w:rPr>
+          <w:sz w:val="32"/>
+          <w:szCs w:val="32"/>
+        </w:rPr>
+        <w:t>Gestión de Riesgos e Incidencias</w:t>
+      </w:r>
+    </w:p>
+    <w:tbl>
+      <w:tblPr>
+        <w:tblStyle w:val="Tablaconcuadrcula"/>
+        <w:tblW w:w="0" w:type="auto"/>
+        <w:jc w:val="center"/>
+        <w:tblBorders>
+          <w:top w:val="single" w:color="7F7F7F" w:themeColor="text1" w:themeTint="80" w:sz="4"/>
+          <w:left w:val="single" w:color="7F7F7F" w:themeColor="text1" w:themeTint="80" w:sz="4"/>
+          <w:bottom w:val="single" w:color="7F7F7F" w:themeColor="text1" w:themeTint="80" w:sz="4"/>
+          <w:right w:val="single" w:color="7F7F7F" w:themeColor="text1" w:themeTint="80" w:sz="4"/>
+          <w:insideH w:val="single" w:color="7F7F7F" w:themeColor="text1" w:themeTint="80" w:sz="4"/>
+          <w:insideV w:val="single" w:color="7F7F7F" w:themeColor="text1" w:themeTint="80" w:sz="4"/>
+        </w:tblBorders>
+        <w:tblLook w:val="04A0" w:firstRow="1" w:lastRow="0" w:firstColumn="1" w:lastColumn="0" w:noHBand="0" w:noVBand="1"/>
+      </w:tblPr>
+      <w:tblGrid>
+        <w:gridCol w:w="2942"/>
+        <w:gridCol w:w="2943"/>
+        <w:gridCol w:w="3749"/>
+      </w:tblGrid>
+      <w:tr>
+        <w:trPr>
+          <w:trHeight w:val="300"/>
+        </w:trPr>
+        <w:tc>
+          <w:tcPr>
+            <w:tcW w:w="2942" w:type="dxa"/>
+            <w:shd w:val="clear" w:color="auto" w:fill="262626" w:themeFill="text1" w:themeFillTint="D9"/>
+            <w:tcMar/>
+            <w:vAlign w:val="center"/>
+          </w:tcPr>
+          <w:p>
+            <w:pPr>
+              <w:jc w:val="center"/>
+              <w:rPr>
+                <w:rFonts w:ascii="Arial" w:hAnsi="Arial" w:cs="Arial"/>
+                <w:b w:val="1"/>
+                <w:bCs w:val="1"/>
+                <w:sz w:val="24"/>
+                <w:szCs w:val="24"/>
+              </w:rPr>
+            </w:pPr>
+            <w:r>
+              <w:rPr>
+                <w:rFonts w:ascii="Arial" w:hAnsi="Arial" w:cs="Arial"/>
+                <w:b w:val="1"/>
+                <w:bCs w:val="1"/>
+                <w:sz w:val="24"/>
+                <w:szCs w:val="24"/>
+              </w:rPr>
+              <w:t>Riesgo / Problema detectado</w:t>
+            </w:r>
+          </w:p>
+        </w:tc>
+        <w:tc>
+          <w:tcPr>
+            <w:tcW w:w="2943" w:type="dxa"/>
+            <w:shd w:val="clear" w:color="auto" w:fill="262626" w:themeFill="text1" w:themeFillTint="D9"/>
+            <w:tcMar/>
+            <w:vAlign w:val="center"/>
+          </w:tcPr>
+          <w:p>
+            <w:pPr>
+              <w:jc w:val="center"/>
+              <w:rPr>
+                <w:rFonts w:ascii="Arial" w:hAnsi="Arial" w:cs="Arial"/>
+                <w:b w:val="1"/>
+                <w:bCs w:val="1"/>
+                <w:sz w:val="24"/>
+                <w:szCs w:val="24"/>
+              </w:rPr>
+            </w:pPr>
+            <w:r>
+              <w:rPr>
+                <w:rFonts w:ascii="Arial" w:hAnsi="Arial" w:cs="Arial"/>
+                <w:b w:val="1"/>
+                <w:bCs w:val="1"/>
+                <w:sz w:val="24"/>
+                <w:szCs w:val="24"/>
+              </w:rPr>
+              <w:t>Impacto en alcance/tiempo/costo</w:t>
+            </w:r>
+          </w:p>
+        </w:tc>
+        <w:tc>
+          <w:tcPr>
+            <w:tcW w:w="3749" w:type="dxa"/>
+            <w:shd w:val="clear" w:color="auto" w:fill="262626" w:themeFill="text1" w:themeFillTint="D9"/>
+            <w:tcMar/>
+            <w:vAlign w:val="center"/>
+          </w:tcPr>
+          <w:p>
+            <w:pPr>
+              <w:jc w:val="center"/>
+              <w:rPr>
+                <w:rFonts w:ascii="Arial" w:hAnsi="Arial" w:cs="Arial"/>
+                <w:b w:val="1"/>
+                <w:bCs w:val="1"/>
+                <w:sz w:val="24"/>
+                <w:szCs w:val="24"/>
+              </w:rPr>
+            </w:pPr>
+            <w:r>
+              <w:rPr>
+                <w:rFonts w:ascii="Arial" w:hAnsi="Arial" w:cs="Arial"/>
+                <w:b w:val="1"/>
+                <w:bCs w:val="1"/>
+                <w:sz w:val="24"/>
+                <w:szCs w:val="24"/>
+              </w:rPr>
+              <w:t>Acción correctiva o preventiva</w:t>
+            </w:r>
+          </w:p>
+        </w:tc>
+      </w:tr>
+      <w:tr>
+        <w:trPr>
+          <w:trHeight w:val="300"/>
+        </w:trPr>
+        <w:tc>
+          <w:tcPr>
+            <w:tcW w:w="2942" w:type="dxa"/>
+            <w:tcMar/>
+            <w:vAlign w:val="center"/>
+          </w:tcPr>
+          <w:p>
+            <w:pPr>
+              <w:rPr>
+                <w:rFonts w:ascii="Arial" w:hAnsi="Arial" w:cs="Arial"/>
+                <w:sz w:val="24"/>
+                <w:szCs w:val="24"/>
+              </w:rPr>
+            </w:pPr>
+            <w:r>
+              <w:rPr>
+                <w:rFonts w:ascii="Arial" w:hAnsi="Arial" w:cs="Arial"/>
+                <w:sz w:val="24"/>
+                <w:szCs w:val="24"/>
+              </w:rPr>
+              <w:t>--</w:t>
+            </w:r>
+          </w:p>
+        </w:tc>
+        <w:tc>
+          <w:tcPr>
+            <w:tcW w:w="2943" w:type="dxa"/>
+            <w:tcMar/>
+            <w:vAlign w:val="center"/>
+          </w:tcPr>
+          <w:p>
+            <w:pPr>
+              <w:jc w:val="center"/>
+              <w:rPr>
+                <w:rFonts w:ascii="Arial" w:hAnsi="Arial" w:cs="Arial"/>
+                <w:sz w:val="24"/>
+                <w:szCs w:val="24"/>
+              </w:rPr>
+            </w:pPr>
+            <w:r>
+              <w:rPr>
+                <w:rFonts w:ascii="Arial" w:hAnsi="Arial" w:cs="Arial"/>
+                <w:sz w:val="24"/>
+                <w:szCs w:val="24"/>
+              </w:rPr>
+              <w:t>--</w:t>
+            </w:r>
+          </w:p>
+        </w:tc>
+        <w:tc>
+          <w:tcPr>
+            <w:tcW w:w="3749" w:type="dxa"/>
+            <w:tcMar/>
+            <w:vAlign w:val="center"/>
+          </w:tcPr>
+          <w:p>
+            <w:r>
+              <w:rPr>
+                <w:rFonts w:ascii="Arial" w:hAnsi="Arial" w:cs="Arial"/>
+                <w:sz w:val="24"/>
+                <w:szCs w:val="24"/>
+              </w:rPr>
+              <w:t>--</w:t>
+            </w:r>
+          </w:p>
+        </w:tc>
+      </w:tr>
+    </w:tbl>
+    <w:p>
+      <w:pPr>
+        <w:pStyle w:val="Normal"/>
+      </w:pPr>
+    </w:p>
+    <w:p>
+      <w:pPr>
+        <w:pStyle w:val="Normal"/>
+      </w:pPr>
+    </w:p>
     <w:p>
       <w:r>
         <w:br w:type="page"/>
@@ -23534,9 +25650,8 @@
         <w:jc w:val="both"/>
         <w:outlineLvl w:val="0"/>
       </w:pPr>
-      <w:bookmarkStart w:id="33" w:name="_Toc229378950"/>
+      <w:bookmarkStart w:name="_Toc229378950" w:id="33"/>
       <w:r>
-        <w:lastRenderedPageBreak/>
         <w:t>Referencias</w:t>
       </w:r>
       <w:bookmarkEnd w:id="33"/>
@@ -23584,7 +25699,7 @@
     </w:p>
     <w:sectPr>
       <w:footerReference w:type="default" r:id="rId9"/>
-      <w:pgSz w:w="12240" w:h="15840"/>
+      <w:pgSz w:w="12240" w:h="15840" w:orient="portrait"/>
       <w:pgMar w:top="1134" w:right="1440" w:bottom="1440" w:left="1440" w:header="708" w:footer="708" w:gutter="0"/>
       <w:pgNumType w:start="1"/>
       <w:cols w:space="708"/>
@@ -23715,7 +25830,7 @@
         <w:ind w:left="360" w:hanging="360"/>
       </w:pPr>
       <w:rPr>
-        <w:rFonts w:ascii="Wingdings" w:hAnsi="Wingdings" w:hint="default"/>
+        <w:rFonts w:hint="default" w:ascii="Wingdings" w:hAnsi="Wingdings"/>
       </w:rPr>
     </w:lvl>
     <w:lvl w:ilvl="1" w:tplc="FFFFFFFF" w:tentative="1">
@@ -23727,7 +25842,7 @@
         <w:ind w:left="1080" w:hanging="360"/>
       </w:pPr>
       <w:rPr>
-        <w:rFonts w:ascii="Courier New" w:hAnsi="Courier New" w:cs="Courier New" w:hint="default"/>
+        <w:rFonts w:hint="default" w:ascii="Courier New" w:hAnsi="Courier New" w:cs="Courier New"/>
       </w:rPr>
     </w:lvl>
     <w:lvl w:ilvl="2" w:tplc="FFFFFFFF" w:tentative="1">
@@ -23739,7 +25854,7 @@
         <w:ind w:left="1800" w:hanging="360"/>
       </w:pPr>
       <w:rPr>
-        <w:rFonts w:ascii="Wingdings" w:hAnsi="Wingdings" w:hint="default"/>
+        <w:rFonts w:hint="default" w:ascii="Wingdings" w:hAnsi="Wingdings"/>
       </w:rPr>
     </w:lvl>
     <w:lvl w:ilvl="3" w:tplc="FFFFFFFF" w:tentative="1">
@@ -23751,7 +25866,7 @@
         <w:ind w:left="2520" w:hanging="360"/>
       </w:pPr>
       <w:rPr>
-        <w:rFonts w:ascii="Symbol" w:hAnsi="Symbol" w:hint="default"/>
+        <w:rFonts w:hint="default" w:ascii="Symbol" w:hAnsi="Symbol"/>
       </w:rPr>
     </w:lvl>
     <w:lvl w:ilvl="4" w:tplc="FFFFFFFF" w:tentative="1">
@@ -23763,7 +25878,7 @@
         <w:ind w:left="3240" w:hanging="360"/>
       </w:pPr>
       <w:rPr>
-        <w:rFonts w:ascii="Courier New" w:hAnsi="Courier New" w:cs="Courier New" w:hint="default"/>
+        <w:rFonts w:hint="default" w:ascii="Courier New" w:hAnsi="Courier New" w:cs="Courier New"/>
       </w:rPr>
     </w:lvl>
     <w:lvl w:ilvl="5" w:tplc="FFFFFFFF" w:tentative="1">
@@ -23775,7 +25890,7 @@
         <w:ind w:left="3960" w:hanging="360"/>
       </w:pPr>
       <w:rPr>
-        <w:rFonts w:ascii="Wingdings" w:hAnsi="Wingdings" w:hint="default"/>
+        <w:rFonts w:hint="default" w:ascii="Wingdings" w:hAnsi="Wingdings"/>
       </w:rPr>
     </w:lvl>
     <w:lvl w:ilvl="6" w:tplc="FFFFFFFF" w:tentative="1">
@@ -23787,7 +25902,7 @@
         <w:ind w:left="4680" w:hanging="360"/>
       </w:pPr>
       <w:rPr>
-        <w:rFonts w:ascii="Symbol" w:hAnsi="Symbol" w:hint="default"/>
+        <w:rFonts w:hint="default" w:ascii="Symbol" w:hAnsi="Symbol"/>
       </w:rPr>
     </w:lvl>
     <w:lvl w:ilvl="7" w:tplc="FFFFFFFF" w:tentative="1">
@@ -23799,7 +25914,7 @@
         <w:ind w:left="5400" w:hanging="360"/>
       </w:pPr>
       <w:rPr>
-        <w:rFonts w:ascii="Courier New" w:hAnsi="Courier New" w:cs="Courier New" w:hint="default"/>
+        <w:rFonts w:hint="default" w:ascii="Courier New" w:hAnsi="Courier New" w:cs="Courier New"/>
       </w:rPr>
     </w:lvl>
     <w:lvl w:ilvl="8" w:tplc="FFFFFFFF" w:tentative="1">
@@ -23811,7 +25926,7 @@
         <w:ind w:left="6120" w:hanging="360"/>
       </w:pPr>
       <w:rPr>
-        <w:rFonts w:ascii="Wingdings" w:hAnsi="Wingdings" w:hint="default"/>
+        <w:rFonts w:hint="default" w:ascii="Wingdings" w:hAnsi="Wingdings"/>
       </w:rPr>
     </w:lvl>
   </w:abstractNum>
@@ -23831,7 +25946,7 @@
         <w:ind w:left="720" w:hanging="360"/>
       </w:pPr>
       <w:rPr>
-        <w:rFonts w:ascii="Symbol" w:hAnsi="Symbol" w:hint="default"/>
+        <w:rFonts w:hint="default" w:ascii="Symbol" w:hAnsi="Symbol"/>
         <w:sz w:val="20"/>
       </w:rPr>
     </w:lvl>
@@ -23847,7 +25962,7 @@
         <w:ind w:left="1440" w:hanging="360"/>
       </w:pPr>
       <w:rPr>
-        <w:rFonts w:ascii="Courier New" w:hAnsi="Courier New" w:hint="default"/>
+        <w:rFonts w:hint="default" w:ascii="Courier New" w:hAnsi="Courier New"/>
         <w:sz w:val="20"/>
       </w:rPr>
     </w:lvl>
@@ -23863,7 +25978,7 @@
         <w:ind w:left="2160" w:hanging="360"/>
       </w:pPr>
       <w:rPr>
-        <w:rFonts w:ascii="Wingdings" w:hAnsi="Wingdings" w:hint="default"/>
+        <w:rFonts w:hint="default" w:ascii="Wingdings" w:hAnsi="Wingdings"/>
         <w:sz w:val="20"/>
       </w:rPr>
     </w:lvl>
@@ -23879,7 +25994,7 @@
         <w:ind w:left="2880" w:hanging="360"/>
       </w:pPr>
       <w:rPr>
-        <w:rFonts w:ascii="Wingdings" w:hAnsi="Wingdings" w:hint="default"/>
+        <w:rFonts w:hint="default" w:ascii="Wingdings" w:hAnsi="Wingdings"/>
         <w:sz w:val="20"/>
       </w:rPr>
     </w:lvl>
@@ -23895,7 +26010,7 @@
         <w:ind w:left="3600" w:hanging="360"/>
       </w:pPr>
       <w:rPr>
-        <w:rFonts w:ascii="Wingdings" w:hAnsi="Wingdings" w:hint="default"/>
+        <w:rFonts w:hint="default" w:ascii="Wingdings" w:hAnsi="Wingdings"/>
         <w:sz w:val="20"/>
       </w:rPr>
     </w:lvl>
@@ -23911,7 +26026,7 @@
         <w:ind w:left="4320" w:hanging="360"/>
       </w:pPr>
       <w:rPr>
-        <w:rFonts w:ascii="Wingdings" w:hAnsi="Wingdings" w:hint="default"/>
+        <w:rFonts w:hint="default" w:ascii="Wingdings" w:hAnsi="Wingdings"/>
         <w:sz w:val="20"/>
       </w:rPr>
     </w:lvl>
@@ -23927,7 +26042,7 @@
         <w:ind w:left="5040" w:hanging="360"/>
       </w:pPr>
       <w:rPr>
-        <w:rFonts w:ascii="Wingdings" w:hAnsi="Wingdings" w:hint="default"/>
+        <w:rFonts w:hint="default" w:ascii="Wingdings" w:hAnsi="Wingdings"/>
         <w:sz w:val="20"/>
       </w:rPr>
     </w:lvl>
@@ -23943,7 +26058,7 @@
         <w:ind w:left="5760" w:hanging="360"/>
       </w:pPr>
       <w:rPr>
-        <w:rFonts w:ascii="Wingdings" w:hAnsi="Wingdings" w:hint="default"/>
+        <w:rFonts w:hint="default" w:ascii="Wingdings" w:hAnsi="Wingdings"/>
         <w:sz w:val="20"/>
       </w:rPr>
     </w:lvl>
@@ -23959,7 +26074,7 @@
         <w:ind w:left="6480" w:hanging="360"/>
       </w:pPr>
       <w:rPr>
-        <w:rFonts w:ascii="Wingdings" w:hAnsi="Wingdings" w:hint="default"/>
+        <w:rFonts w:hint="default" w:ascii="Wingdings" w:hAnsi="Wingdings"/>
         <w:sz w:val="20"/>
       </w:rPr>
     </w:lvl>
@@ -23977,7 +26092,7 @@
         <w:ind w:left="720" w:hanging="360"/>
       </w:pPr>
       <w:rPr>
-        <w:rFonts w:ascii="Wingdings" w:hAnsi="Wingdings" w:hint="default"/>
+        <w:rFonts w:hint="default" w:ascii="Wingdings" w:hAnsi="Wingdings"/>
       </w:rPr>
     </w:lvl>
     <w:lvl w:ilvl="1" w:tplc="080A0003" w:tentative="1">
@@ -23989,7 +26104,7 @@
         <w:ind w:left="1440" w:hanging="360"/>
       </w:pPr>
       <w:rPr>
-        <w:rFonts w:ascii="Courier New" w:hAnsi="Courier New" w:cs="Courier New" w:hint="default"/>
+        <w:rFonts w:hint="default" w:ascii="Courier New" w:hAnsi="Courier New" w:cs="Courier New"/>
       </w:rPr>
     </w:lvl>
     <w:lvl w:ilvl="2" w:tplc="080A0005" w:tentative="1">
@@ -24001,7 +26116,7 @@
         <w:ind w:left="2160" w:hanging="360"/>
       </w:pPr>
       <w:rPr>
-        <w:rFonts w:ascii="Wingdings" w:hAnsi="Wingdings" w:hint="default"/>
+        <w:rFonts w:hint="default" w:ascii="Wingdings" w:hAnsi="Wingdings"/>
       </w:rPr>
     </w:lvl>
     <w:lvl w:ilvl="3" w:tplc="080A0001" w:tentative="1">
@@ -24013,7 +26128,7 @@
         <w:ind w:left="2880" w:hanging="360"/>
       </w:pPr>
       <w:rPr>
-        <w:rFonts w:ascii="Symbol" w:hAnsi="Symbol" w:hint="default"/>
+        <w:rFonts w:hint="default" w:ascii="Symbol" w:hAnsi="Symbol"/>
       </w:rPr>
     </w:lvl>
     <w:lvl w:ilvl="4" w:tplc="080A0003" w:tentative="1">
@@ -24025,7 +26140,7 @@
         <w:ind w:left="3600" w:hanging="360"/>
       </w:pPr>
       <w:rPr>
-        <w:rFonts w:ascii="Courier New" w:hAnsi="Courier New" w:cs="Courier New" w:hint="default"/>
+        <w:rFonts w:hint="default" w:ascii="Courier New" w:hAnsi="Courier New" w:cs="Courier New"/>
       </w:rPr>
     </w:lvl>
     <w:lvl w:ilvl="5" w:tplc="080A0005" w:tentative="1">
@@ -24037,7 +26152,7 @@
         <w:ind w:left="4320" w:hanging="360"/>
       </w:pPr>
       <w:rPr>
-        <w:rFonts w:ascii="Wingdings" w:hAnsi="Wingdings" w:hint="default"/>
+        <w:rFonts w:hint="default" w:ascii="Wingdings" w:hAnsi="Wingdings"/>
       </w:rPr>
     </w:lvl>
     <w:lvl w:ilvl="6" w:tplc="080A0001" w:tentative="1">
@@ -24049,7 +26164,7 @@
         <w:ind w:left="5040" w:hanging="360"/>
       </w:pPr>
       <w:rPr>
-        <w:rFonts w:ascii="Symbol" w:hAnsi="Symbol" w:hint="default"/>
+        <w:rFonts w:hint="default" w:ascii="Symbol" w:hAnsi="Symbol"/>
       </w:rPr>
     </w:lvl>
     <w:lvl w:ilvl="7" w:tplc="080A0003" w:tentative="1">
@@ -24061,7 +26176,7 @@
         <w:ind w:left="5760" w:hanging="360"/>
       </w:pPr>
       <w:rPr>
-        <w:rFonts w:ascii="Courier New" w:hAnsi="Courier New" w:cs="Courier New" w:hint="default"/>
+        <w:rFonts w:hint="default" w:ascii="Courier New" w:hAnsi="Courier New" w:cs="Courier New"/>
       </w:rPr>
     </w:lvl>
     <w:lvl w:ilvl="8" w:tplc="080A0005" w:tentative="1">
@@ -24073,7 +26188,7 @@
         <w:ind w:left="6480" w:hanging="360"/>
       </w:pPr>
       <w:rPr>
-        <w:rFonts w:ascii="Wingdings" w:hAnsi="Wingdings" w:hint="default"/>
+        <w:rFonts w:hint="default" w:ascii="Wingdings" w:hAnsi="Wingdings"/>
       </w:rPr>
     </w:lvl>
   </w:abstractNum>
@@ -24182,7 +26297,7 @@
         <w:ind w:left="720" w:hanging="360"/>
       </w:pPr>
       <w:rPr>
-        <w:rFonts w:ascii="Symbol" w:hAnsi="Symbol" w:hint="default"/>
+        <w:rFonts w:hint="default" w:ascii="Symbol" w:hAnsi="Symbol"/>
         <w:sz w:val="20"/>
       </w:rPr>
     </w:lvl>
@@ -24198,7 +26313,7 @@
         <w:ind w:left="1440" w:hanging="360"/>
       </w:pPr>
       <w:rPr>
-        <w:rFonts w:ascii="Courier New" w:hAnsi="Courier New" w:hint="default"/>
+        <w:rFonts w:hint="default" w:ascii="Courier New" w:hAnsi="Courier New"/>
         <w:sz w:val="20"/>
       </w:rPr>
     </w:lvl>
@@ -24214,7 +26329,7 @@
         <w:ind w:left="2160" w:hanging="360"/>
       </w:pPr>
       <w:rPr>
-        <w:rFonts w:ascii="Wingdings" w:hAnsi="Wingdings" w:hint="default"/>
+        <w:rFonts w:hint="default" w:ascii="Wingdings" w:hAnsi="Wingdings"/>
         <w:sz w:val="20"/>
       </w:rPr>
     </w:lvl>
@@ -24230,7 +26345,7 @@
         <w:ind w:left="2880" w:hanging="360"/>
       </w:pPr>
       <w:rPr>
-        <w:rFonts w:ascii="Wingdings" w:hAnsi="Wingdings" w:hint="default"/>
+        <w:rFonts w:hint="default" w:ascii="Wingdings" w:hAnsi="Wingdings"/>
         <w:sz w:val="20"/>
       </w:rPr>
     </w:lvl>
@@ -24246,7 +26361,7 @@
         <w:ind w:left="3600" w:hanging="360"/>
       </w:pPr>
       <w:rPr>
-        <w:rFonts w:ascii="Wingdings" w:hAnsi="Wingdings" w:hint="default"/>
+        <w:rFonts w:hint="default" w:ascii="Wingdings" w:hAnsi="Wingdings"/>
         <w:sz w:val="20"/>
       </w:rPr>
     </w:lvl>
@@ -24262,7 +26377,7 @@
         <w:ind w:left="4320" w:hanging="360"/>
       </w:pPr>
       <w:rPr>
-        <w:rFonts w:ascii="Wingdings" w:hAnsi="Wingdings" w:hint="default"/>
+        <w:rFonts w:hint="default" w:ascii="Wingdings" w:hAnsi="Wingdings"/>
         <w:sz w:val="20"/>
       </w:rPr>
     </w:lvl>
@@ -24278,7 +26393,7 @@
         <w:ind w:left="5040" w:hanging="360"/>
       </w:pPr>
       <w:rPr>
-        <w:rFonts w:ascii="Wingdings" w:hAnsi="Wingdings" w:hint="default"/>
+        <w:rFonts w:hint="default" w:ascii="Wingdings" w:hAnsi="Wingdings"/>
         <w:sz w:val="20"/>
       </w:rPr>
     </w:lvl>
@@ -24294,7 +26409,7 @@
         <w:ind w:left="5760" w:hanging="360"/>
       </w:pPr>
       <w:rPr>
-        <w:rFonts w:ascii="Wingdings" w:hAnsi="Wingdings" w:hint="default"/>
+        <w:rFonts w:hint="default" w:ascii="Wingdings" w:hAnsi="Wingdings"/>
         <w:sz w:val="20"/>
       </w:rPr>
     </w:lvl>
@@ -24310,7 +26425,7 @@
         <w:ind w:left="6480" w:hanging="360"/>
       </w:pPr>
       <w:rPr>
-        <w:rFonts w:ascii="Wingdings" w:hAnsi="Wingdings" w:hint="default"/>
+        <w:rFonts w:hint="default" w:ascii="Wingdings" w:hAnsi="Wingdings"/>
         <w:sz w:val="20"/>
       </w:rPr>
     </w:lvl>
@@ -24417,7 +26532,7 @@
         <w:ind w:left="720" w:hanging="360"/>
       </w:pPr>
       <w:rPr>
-        <w:rFonts w:ascii="Wingdings" w:hAnsi="Wingdings" w:hint="default"/>
+        <w:rFonts w:hint="default" w:ascii="Wingdings" w:hAnsi="Wingdings"/>
       </w:rPr>
     </w:lvl>
     <w:lvl w:ilvl="1" w:tplc="FFFFFFFF" w:tentative="1">
@@ -24429,7 +26544,7 @@
         <w:ind w:left="1440" w:hanging="360"/>
       </w:pPr>
       <w:rPr>
-        <w:rFonts w:ascii="Courier New" w:hAnsi="Courier New" w:cs="Courier New" w:hint="default"/>
+        <w:rFonts w:hint="default" w:ascii="Courier New" w:hAnsi="Courier New" w:cs="Courier New"/>
       </w:rPr>
     </w:lvl>
     <w:lvl w:ilvl="2" w:tplc="FFFFFFFF" w:tentative="1">
@@ -24441,7 +26556,7 @@
         <w:ind w:left="2160" w:hanging="360"/>
       </w:pPr>
       <w:rPr>
-        <w:rFonts w:ascii="Wingdings" w:hAnsi="Wingdings" w:hint="default"/>
+        <w:rFonts w:hint="default" w:ascii="Wingdings" w:hAnsi="Wingdings"/>
       </w:rPr>
     </w:lvl>
     <w:lvl w:ilvl="3" w:tplc="FFFFFFFF" w:tentative="1">
@@ -24453,7 +26568,7 @@
         <w:ind w:left="2880" w:hanging="360"/>
       </w:pPr>
       <w:rPr>
-        <w:rFonts w:ascii="Symbol" w:hAnsi="Symbol" w:hint="default"/>
+        <w:rFonts w:hint="default" w:ascii="Symbol" w:hAnsi="Symbol"/>
       </w:rPr>
     </w:lvl>
     <w:lvl w:ilvl="4" w:tplc="FFFFFFFF" w:tentative="1">
@@ -24465,7 +26580,7 @@
         <w:ind w:left="3600" w:hanging="360"/>
       </w:pPr>
       <w:rPr>
-        <w:rFonts w:ascii="Courier New" w:hAnsi="Courier New" w:cs="Courier New" w:hint="default"/>
+        <w:rFonts w:hint="default" w:ascii="Courier New" w:hAnsi="Courier New" w:cs="Courier New"/>
       </w:rPr>
     </w:lvl>
     <w:lvl w:ilvl="5" w:tplc="FFFFFFFF" w:tentative="1">
@@ -24477,7 +26592,7 @@
         <w:ind w:left="4320" w:hanging="360"/>
       </w:pPr>
       <w:rPr>
-        <w:rFonts w:ascii="Wingdings" w:hAnsi="Wingdings" w:hint="default"/>
+        <w:rFonts w:hint="default" w:ascii="Wingdings" w:hAnsi="Wingdings"/>
       </w:rPr>
     </w:lvl>
     <w:lvl w:ilvl="6" w:tplc="FFFFFFFF" w:tentative="1">
@@ -24489,7 +26604,7 @@
         <w:ind w:left="5040" w:hanging="360"/>
       </w:pPr>
       <w:rPr>
-        <w:rFonts w:ascii="Symbol" w:hAnsi="Symbol" w:hint="default"/>
+        <w:rFonts w:hint="default" w:ascii="Symbol" w:hAnsi="Symbol"/>
       </w:rPr>
     </w:lvl>
     <w:lvl w:ilvl="7" w:tplc="FFFFFFFF" w:tentative="1">
@@ -24501,7 +26616,7 @@
         <w:ind w:left="5760" w:hanging="360"/>
       </w:pPr>
       <w:rPr>
-        <w:rFonts w:ascii="Courier New" w:hAnsi="Courier New" w:cs="Courier New" w:hint="default"/>
+        <w:rFonts w:hint="default" w:ascii="Courier New" w:hAnsi="Courier New" w:cs="Courier New"/>
       </w:rPr>
     </w:lvl>
     <w:lvl w:ilvl="8" w:tplc="FFFFFFFF" w:tentative="1">
@@ -24513,7 +26628,7 @@
         <w:ind w:left="6480" w:hanging="360"/>
       </w:pPr>
       <w:rPr>
-        <w:rFonts w:ascii="Wingdings" w:hAnsi="Wingdings" w:hint="default"/>
+        <w:rFonts w:hint="default" w:ascii="Wingdings" w:hAnsi="Wingdings"/>
       </w:rPr>
     </w:lvl>
   </w:abstractNum>
@@ -24757,7 +26872,7 @@
         <w:ind w:left="360" w:hanging="360"/>
       </w:pPr>
       <w:rPr>
-        <w:rFonts w:ascii="Symbol" w:hAnsi="Symbol" w:hint="default"/>
+        <w:rFonts w:hint="default" w:ascii="Symbol" w:hAnsi="Symbol"/>
       </w:rPr>
     </w:lvl>
     <w:lvl w:ilvl="1" w:tplc="080A0003" w:tentative="1">
@@ -24769,7 +26884,7 @@
         <w:ind w:left="1080" w:hanging="360"/>
       </w:pPr>
       <w:rPr>
-        <w:rFonts w:ascii="Courier New" w:hAnsi="Courier New" w:cs="Courier New" w:hint="default"/>
+        <w:rFonts w:hint="default" w:ascii="Courier New" w:hAnsi="Courier New" w:cs="Courier New"/>
       </w:rPr>
     </w:lvl>
     <w:lvl w:ilvl="2" w:tplc="080A0005" w:tentative="1">
@@ -24781,7 +26896,7 @@
         <w:ind w:left="1800" w:hanging="360"/>
       </w:pPr>
       <w:rPr>
-        <w:rFonts w:ascii="Wingdings" w:hAnsi="Wingdings" w:hint="default"/>
+        <w:rFonts w:hint="default" w:ascii="Wingdings" w:hAnsi="Wingdings"/>
       </w:rPr>
     </w:lvl>
     <w:lvl w:ilvl="3" w:tplc="080A0001" w:tentative="1">
@@ -24793,7 +26908,7 @@
         <w:ind w:left="2520" w:hanging="360"/>
       </w:pPr>
       <w:rPr>
-        <w:rFonts w:ascii="Symbol" w:hAnsi="Symbol" w:hint="default"/>
+        <w:rFonts w:hint="default" w:ascii="Symbol" w:hAnsi="Symbol"/>
       </w:rPr>
     </w:lvl>
     <w:lvl w:ilvl="4" w:tplc="080A0003" w:tentative="1">
@@ -24805,7 +26920,7 @@
         <w:ind w:left="3240" w:hanging="360"/>
       </w:pPr>
       <w:rPr>
-        <w:rFonts w:ascii="Courier New" w:hAnsi="Courier New" w:cs="Courier New" w:hint="default"/>
+        <w:rFonts w:hint="default" w:ascii="Courier New" w:hAnsi="Courier New" w:cs="Courier New"/>
       </w:rPr>
     </w:lvl>
     <w:lvl w:ilvl="5" w:tplc="080A0005" w:tentative="1">
@@ -24817,7 +26932,7 @@
         <w:ind w:left="3960" w:hanging="360"/>
       </w:pPr>
       <w:rPr>
-        <w:rFonts w:ascii="Wingdings" w:hAnsi="Wingdings" w:hint="default"/>
+        <w:rFonts w:hint="default" w:ascii="Wingdings" w:hAnsi="Wingdings"/>
       </w:rPr>
     </w:lvl>
     <w:lvl w:ilvl="6" w:tplc="080A0001" w:tentative="1">
@@ -24829,7 +26944,7 @@
         <w:ind w:left="4680" w:hanging="360"/>
       </w:pPr>
       <w:rPr>
-        <w:rFonts w:ascii="Symbol" w:hAnsi="Symbol" w:hint="default"/>
+        <w:rFonts w:hint="default" w:ascii="Symbol" w:hAnsi="Symbol"/>
       </w:rPr>
     </w:lvl>
     <w:lvl w:ilvl="7" w:tplc="080A0003" w:tentative="1">
@@ -24841,7 +26956,7 @@
         <w:ind w:left="5400" w:hanging="360"/>
       </w:pPr>
       <w:rPr>
-        <w:rFonts w:ascii="Courier New" w:hAnsi="Courier New" w:cs="Courier New" w:hint="default"/>
+        <w:rFonts w:hint="default" w:ascii="Courier New" w:hAnsi="Courier New" w:cs="Courier New"/>
       </w:rPr>
     </w:lvl>
     <w:lvl w:ilvl="8" w:tplc="080A0005" w:tentative="1">
@@ -24853,7 +26968,7 @@
         <w:ind w:left="6120" w:hanging="360"/>
       </w:pPr>
       <w:rPr>
-        <w:rFonts w:ascii="Wingdings" w:hAnsi="Wingdings" w:hint="default"/>
+        <w:rFonts w:hint="default" w:ascii="Wingdings" w:hAnsi="Wingdings"/>
       </w:rPr>
     </w:lvl>
   </w:abstractNum>
@@ -25137,7 +27252,7 @@
         <w:ind w:left="785" w:hanging="360"/>
       </w:pPr>
       <w:rPr>
-        <w:rFonts w:ascii="Symbol" w:hAnsi="Symbol" w:hint="default"/>
+        <w:rFonts w:hint="default" w:ascii="Symbol" w:hAnsi="Symbol"/>
       </w:rPr>
     </w:lvl>
     <w:lvl w:ilvl="1" w:tplc="080A0005">
@@ -25149,7 +27264,7 @@
         <w:ind w:left="1440" w:hanging="360"/>
       </w:pPr>
       <w:rPr>
-        <w:rFonts w:ascii="Wingdings" w:hAnsi="Wingdings" w:hint="default"/>
+        <w:rFonts w:hint="default" w:ascii="Wingdings" w:hAnsi="Wingdings"/>
       </w:rPr>
     </w:lvl>
     <w:lvl w:ilvl="2" w:tplc="FFFFFFFF">
@@ -25161,7 +27276,7 @@
         <w:ind w:left="2160" w:hanging="360"/>
       </w:pPr>
       <w:rPr>
-        <w:rFonts w:ascii="Wingdings" w:hAnsi="Wingdings" w:hint="default"/>
+        <w:rFonts w:hint="default" w:ascii="Wingdings" w:hAnsi="Wingdings"/>
       </w:rPr>
     </w:lvl>
     <w:lvl w:ilvl="3" w:tplc="FFFFFFFF" w:tentative="1">
@@ -25173,7 +27288,7 @@
         <w:ind w:left="2880" w:hanging="360"/>
       </w:pPr>
       <w:rPr>
-        <w:rFonts w:ascii="Symbol" w:hAnsi="Symbol" w:hint="default"/>
+        <w:rFonts w:hint="default" w:ascii="Symbol" w:hAnsi="Symbol"/>
       </w:rPr>
     </w:lvl>
     <w:lvl w:ilvl="4" w:tplc="FFFFFFFF" w:tentative="1">
@@ -25185,7 +27300,7 @@
         <w:ind w:left="3600" w:hanging="360"/>
       </w:pPr>
       <w:rPr>
-        <w:rFonts w:ascii="Courier New" w:hAnsi="Courier New" w:cs="Courier New" w:hint="default"/>
+        <w:rFonts w:hint="default" w:ascii="Courier New" w:hAnsi="Courier New" w:cs="Courier New"/>
       </w:rPr>
     </w:lvl>
     <w:lvl w:ilvl="5" w:tplc="FFFFFFFF" w:tentative="1">
@@ -25197,7 +27312,7 @@
         <w:ind w:left="4320" w:hanging="360"/>
       </w:pPr>
       <w:rPr>
-        <w:rFonts w:ascii="Wingdings" w:hAnsi="Wingdings" w:hint="default"/>
+        <w:rFonts w:hint="default" w:ascii="Wingdings" w:hAnsi="Wingdings"/>
       </w:rPr>
     </w:lvl>
     <w:lvl w:ilvl="6" w:tplc="FFFFFFFF" w:tentative="1">
@@ -25209,7 +27324,7 @@
         <w:ind w:left="5040" w:hanging="360"/>
       </w:pPr>
       <w:rPr>
-        <w:rFonts w:ascii="Symbol" w:hAnsi="Symbol" w:hint="default"/>
+        <w:rFonts w:hint="default" w:ascii="Symbol" w:hAnsi="Symbol"/>
       </w:rPr>
     </w:lvl>
     <w:lvl w:ilvl="7" w:tplc="FFFFFFFF" w:tentative="1">
@@ -25221,7 +27336,7 @@
         <w:ind w:left="5760" w:hanging="360"/>
       </w:pPr>
       <w:rPr>
-        <w:rFonts w:ascii="Courier New" w:hAnsi="Courier New" w:cs="Courier New" w:hint="default"/>
+        <w:rFonts w:hint="default" w:ascii="Courier New" w:hAnsi="Courier New" w:cs="Courier New"/>
       </w:rPr>
     </w:lvl>
     <w:lvl w:ilvl="8" w:tplc="FFFFFFFF" w:tentative="1">
@@ -25233,7 +27348,7 @@
         <w:ind w:left="6480" w:hanging="360"/>
       </w:pPr>
       <w:rPr>
-        <w:rFonts w:ascii="Wingdings" w:hAnsi="Wingdings" w:hint="default"/>
+        <w:rFonts w:hint="default" w:ascii="Wingdings" w:hAnsi="Wingdings"/>
       </w:rPr>
     </w:lvl>
   </w:abstractNum>
@@ -25339,7 +27454,7 @@
         <w:ind w:left="720" w:hanging="360"/>
       </w:pPr>
       <w:rPr>
-        <w:rFonts w:ascii="Wingdings" w:hAnsi="Wingdings" w:hint="default"/>
+        <w:rFonts w:hint="default" w:ascii="Wingdings" w:hAnsi="Wingdings"/>
       </w:rPr>
     </w:lvl>
     <w:lvl w:ilvl="1" w:tplc="C86ED6CA">
@@ -25351,7 +27466,7 @@
         <w:ind w:left="1440" w:hanging="360"/>
       </w:pPr>
       <w:rPr>
-        <w:rFonts w:ascii="Courier New" w:hAnsi="Courier New" w:hint="default"/>
+        <w:rFonts w:hint="default" w:ascii="Courier New" w:hAnsi="Courier New"/>
       </w:rPr>
     </w:lvl>
     <w:lvl w:ilvl="2" w:tplc="B634821A">
@@ -25363,7 +27478,7 @@
         <w:ind w:left="2160" w:hanging="360"/>
       </w:pPr>
       <w:rPr>
-        <w:rFonts w:ascii="Wingdings" w:hAnsi="Wingdings" w:hint="default"/>
+        <w:rFonts w:hint="default" w:ascii="Wingdings" w:hAnsi="Wingdings"/>
       </w:rPr>
     </w:lvl>
     <w:lvl w:ilvl="3" w:tplc="B31CBE66">
@@ -25375,7 +27490,7 @@
         <w:ind w:left="2880" w:hanging="360"/>
       </w:pPr>
       <w:rPr>
-        <w:rFonts w:ascii="Symbol" w:hAnsi="Symbol" w:hint="default"/>
+        <w:rFonts w:hint="default" w:ascii="Symbol" w:hAnsi="Symbol"/>
       </w:rPr>
     </w:lvl>
     <w:lvl w:ilvl="4" w:tplc="F3769F1A">
@@ -25387,7 +27502,7 @@
         <w:ind w:left="3600" w:hanging="360"/>
       </w:pPr>
       <w:rPr>
-        <w:rFonts w:ascii="Courier New" w:hAnsi="Courier New" w:hint="default"/>
+        <w:rFonts w:hint="default" w:ascii="Courier New" w:hAnsi="Courier New"/>
       </w:rPr>
     </w:lvl>
     <w:lvl w:ilvl="5" w:tplc="56FC7D86">
@@ -25399,7 +27514,7 @@
         <w:ind w:left="4320" w:hanging="360"/>
       </w:pPr>
       <w:rPr>
-        <w:rFonts w:ascii="Wingdings" w:hAnsi="Wingdings" w:hint="default"/>
+        <w:rFonts w:hint="default" w:ascii="Wingdings" w:hAnsi="Wingdings"/>
       </w:rPr>
     </w:lvl>
     <w:lvl w:ilvl="6" w:tplc="E196D966">
@@ -25411,7 +27526,7 @@
         <w:ind w:left="5040" w:hanging="360"/>
       </w:pPr>
       <w:rPr>
-        <w:rFonts w:ascii="Symbol" w:hAnsi="Symbol" w:hint="default"/>
+        <w:rFonts w:hint="default" w:ascii="Symbol" w:hAnsi="Symbol"/>
       </w:rPr>
     </w:lvl>
     <w:lvl w:ilvl="7" w:tplc="9B4892A6">
@@ -25423,7 +27538,7 @@
         <w:ind w:left="5760" w:hanging="360"/>
       </w:pPr>
       <w:rPr>
-        <w:rFonts w:ascii="Courier New" w:hAnsi="Courier New" w:hint="default"/>
+        <w:rFonts w:hint="default" w:ascii="Courier New" w:hAnsi="Courier New"/>
       </w:rPr>
     </w:lvl>
     <w:lvl w:ilvl="8" w:tplc="512EB44E">
@@ -25435,7 +27550,7 @@
         <w:ind w:left="6480" w:hanging="360"/>
       </w:pPr>
       <w:rPr>
-        <w:rFonts w:ascii="Wingdings" w:hAnsi="Wingdings" w:hint="default"/>
+        <w:rFonts w:hint="default" w:ascii="Wingdings" w:hAnsi="Wingdings"/>
       </w:rPr>
     </w:lvl>
   </w:abstractNum>
@@ -25541,7 +27656,7 @@
         <w:ind w:left="360" w:hanging="360"/>
       </w:pPr>
       <w:rPr>
-        <w:rFonts w:ascii="Symbol" w:eastAsiaTheme="minorEastAsia" w:hAnsi="Symbol" w:cstheme="minorBidi" w:hint="default"/>
+        <w:rFonts w:hint="default" w:ascii="Symbol" w:hAnsi="Symbol" w:eastAsiaTheme="minorEastAsia" w:cstheme="minorBidi"/>
       </w:rPr>
     </w:lvl>
     <w:lvl w:ilvl="1" w:tplc="080A0003" w:tentative="1">
@@ -25553,7 +27668,7 @@
         <w:ind w:left="1080" w:hanging="360"/>
       </w:pPr>
       <w:rPr>
-        <w:rFonts w:ascii="Courier New" w:hAnsi="Courier New" w:cs="Courier New" w:hint="default"/>
+        <w:rFonts w:hint="default" w:ascii="Courier New" w:hAnsi="Courier New" w:cs="Courier New"/>
       </w:rPr>
     </w:lvl>
     <w:lvl w:ilvl="2" w:tplc="080A0005" w:tentative="1">
@@ -25565,7 +27680,7 @@
         <w:ind w:left="1800" w:hanging="360"/>
       </w:pPr>
       <w:rPr>
-        <w:rFonts w:ascii="Wingdings" w:hAnsi="Wingdings" w:hint="default"/>
+        <w:rFonts w:hint="default" w:ascii="Wingdings" w:hAnsi="Wingdings"/>
       </w:rPr>
     </w:lvl>
     <w:lvl w:ilvl="3" w:tplc="080A0001" w:tentative="1">
@@ -25577,7 +27692,7 @@
         <w:ind w:left="2520" w:hanging="360"/>
       </w:pPr>
       <w:rPr>
-        <w:rFonts w:ascii="Symbol" w:hAnsi="Symbol" w:hint="default"/>
+        <w:rFonts w:hint="default" w:ascii="Symbol" w:hAnsi="Symbol"/>
       </w:rPr>
     </w:lvl>
     <w:lvl w:ilvl="4" w:tplc="080A0003" w:tentative="1">
@@ -25589,7 +27704,7 @@
         <w:ind w:left="3240" w:hanging="360"/>
       </w:pPr>
       <w:rPr>
-        <w:rFonts w:ascii="Courier New" w:hAnsi="Courier New" w:cs="Courier New" w:hint="default"/>
+        <w:rFonts w:hint="default" w:ascii="Courier New" w:hAnsi="Courier New" w:cs="Courier New"/>
       </w:rPr>
     </w:lvl>
     <w:lvl w:ilvl="5" w:tplc="080A0005" w:tentative="1">
@@ -25601,7 +27716,7 @@
         <w:ind w:left="3960" w:hanging="360"/>
       </w:pPr>
       <w:rPr>
-        <w:rFonts w:ascii="Wingdings" w:hAnsi="Wingdings" w:hint="default"/>
+        <w:rFonts w:hint="default" w:ascii="Wingdings" w:hAnsi="Wingdings"/>
       </w:rPr>
     </w:lvl>
     <w:lvl w:ilvl="6" w:tplc="080A0001" w:tentative="1">
@@ -25613,7 +27728,7 @@
         <w:ind w:left="4680" w:hanging="360"/>
       </w:pPr>
       <w:rPr>
-        <w:rFonts w:ascii="Symbol" w:hAnsi="Symbol" w:hint="default"/>
+        <w:rFonts w:hint="default" w:ascii="Symbol" w:hAnsi="Symbol"/>
       </w:rPr>
     </w:lvl>
     <w:lvl w:ilvl="7" w:tplc="080A0003" w:tentative="1">
@@ -25625,7 +27740,7 @@
         <w:ind w:left="5400" w:hanging="360"/>
       </w:pPr>
       <w:rPr>
-        <w:rFonts w:ascii="Courier New" w:hAnsi="Courier New" w:cs="Courier New" w:hint="default"/>
+        <w:rFonts w:hint="default" w:ascii="Courier New" w:hAnsi="Courier New" w:cs="Courier New"/>
       </w:rPr>
     </w:lvl>
     <w:lvl w:ilvl="8" w:tplc="080A0005" w:tentative="1">
@@ -25637,7 +27752,7 @@
         <w:ind w:left="6120" w:hanging="360"/>
       </w:pPr>
       <w:rPr>
-        <w:rFonts w:ascii="Wingdings" w:hAnsi="Wingdings" w:hint="default"/>
+        <w:rFonts w:hint="default" w:ascii="Wingdings" w:hAnsi="Wingdings"/>
       </w:rPr>
     </w:lvl>
   </w:abstractNum>
@@ -25832,7 +27947,7 @@
         <w:ind w:left="720" w:hanging="360"/>
       </w:pPr>
       <w:rPr>
-        <w:rFonts w:ascii="Symbol" w:eastAsiaTheme="minorEastAsia" w:hAnsi="Symbol" w:cstheme="minorBidi" w:hint="default"/>
+        <w:rFonts w:hint="default" w:ascii="Symbol" w:hAnsi="Symbol" w:eastAsiaTheme="minorEastAsia" w:cstheme="minorBidi"/>
       </w:rPr>
     </w:lvl>
     <w:lvl w:ilvl="1" w:tplc="080A0003" w:tentative="1">
@@ -25844,7 +27959,7 @@
         <w:ind w:left="1440" w:hanging="360"/>
       </w:pPr>
       <w:rPr>
-        <w:rFonts w:ascii="Courier New" w:hAnsi="Courier New" w:cs="Courier New" w:hint="default"/>
+        <w:rFonts w:hint="default" w:ascii="Courier New" w:hAnsi="Courier New" w:cs="Courier New"/>
       </w:rPr>
     </w:lvl>
     <w:lvl w:ilvl="2" w:tplc="080A0005" w:tentative="1">
@@ -25856,7 +27971,7 @@
         <w:ind w:left="2160" w:hanging="360"/>
       </w:pPr>
       <w:rPr>
-        <w:rFonts w:ascii="Wingdings" w:hAnsi="Wingdings" w:hint="default"/>
+        <w:rFonts w:hint="default" w:ascii="Wingdings" w:hAnsi="Wingdings"/>
       </w:rPr>
     </w:lvl>
     <w:lvl w:ilvl="3" w:tplc="080A0001" w:tentative="1">
@@ -25868,7 +27983,7 @@
         <w:ind w:left="2880" w:hanging="360"/>
       </w:pPr>
       <w:rPr>
-        <w:rFonts w:ascii="Symbol" w:hAnsi="Symbol" w:hint="default"/>
+        <w:rFonts w:hint="default" w:ascii="Symbol" w:hAnsi="Symbol"/>
       </w:rPr>
     </w:lvl>
     <w:lvl w:ilvl="4" w:tplc="080A0003" w:tentative="1">
@@ -25880,7 +27995,7 @@
         <w:ind w:left="3600" w:hanging="360"/>
       </w:pPr>
       <w:rPr>
-        <w:rFonts w:ascii="Courier New" w:hAnsi="Courier New" w:cs="Courier New" w:hint="default"/>
+        <w:rFonts w:hint="default" w:ascii="Courier New" w:hAnsi="Courier New" w:cs="Courier New"/>
       </w:rPr>
     </w:lvl>
     <w:lvl w:ilvl="5" w:tplc="080A0005" w:tentative="1">
@@ -25892,7 +28007,7 @@
         <w:ind w:left="4320" w:hanging="360"/>
       </w:pPr>
       <w:rPr>
-        <w:rFonts w:ascii="Wingdings" w:hAnsi="Wingdings" w:hint="default"/>
+        <w:rFonts w:hint="default" w:ascii="Wingdings" w:hAnsi="Wingdings"/>
       </w:rPr>
     </w:lvl>
     <w:lvl w:ilvl="6" w:tplc="080A0001" w:tentative="1">
@@ -25904,7 +28019,7 @@
         <w:ind w:left="5040" w:hanging="360"/>
       </w:pPr>
       <w:rPr>
-        <w:rFonts w:ascii="Symbol" w:hAnsi="Symbol" w:hint="default"/>
+        <w:rFonts w:hint="default" w:ascii="Symbol" w:hAnsi="Symbol"/>
       </w:rPr>
     </w:lvl>
     <w:lvl w:ilvl="7" w:tplc="080A0003" w:tentative="1">
@@ -25916,7 +28031,7 @@
         <w:ind w:left="5760" w:hanging="360"/>
       </w:pPr>
       <w:rPr>
-        <w:rFonts w:ascii="Courier New" w:hAnsi="Courier New" w:cs="Courier New" w:hint="default"/>
+        <w:rFonts w:hint="default" w:ascii="Courier New" w:hAnsi="Courier New" w:cs="Courier New"/>
       </w:rPr>
     </w:lvl>
     <w:lvl w:ilvl="8" w:tplc="080A0005" w:tentative="1">
@@ -25928,7 +28043,7 @@
         <w:ind w:left="6480" w:hanging="360"/>
       </w:pPr>
       <w:rPr>
-        <w:rFonts w:ascii="Wingdings" w:hAnsi="Wingdings" w:hint="default"/>
+        <w:rFonts w:hint="default" w:ascii="Wingdings" w:hAnsi="Wingdings"/>
       </w:rPr>
     </w:lvl>
   </w:abstractNum>
@@ -26126,7 +28241,7 @@
         <w:ind w:left="720" w:hanging="360"/>
       </w:pPr>
       <w:rPr>
-        <w:rFonts w:ascii="Symbol" w:hAnsi="Symbol" w:hint="default"/>
+        <w:rFonts w:hint="default" w:ascii="Symbol" w:hAnsi="Symbol"/>
         <w:sz w:val="20"/>
       </w:rPr>
     </w:lvl>
@@ -26142,7 +28257,7 @@
         <w:ind w:left="1440" w:hanging="360"/>
       </w:pPr>
       <w:rPr>
-        <w:rFonts w:ascii="Courier New" w:hAnsi="Courier New" w:hint="default"/>
+        <w:rFonts w:hint="default" w:ascii="Courier New" w:hAnsi="Courier New"/>
         <w:sz w:val="20"/>
       </w:rPr>
     </w:lvl>
@@ -26158,7 +28273,7 @@
         <w:ind w:left="2160" w:hanging="360"/>
       </w:pPr>
       <w:rPr>
-        <w:rFonts w:ascii="Wingdings" w:hAnsi="Wingdings" w:hint="default"/>
+        <w:rFonts w:hint="default" w:ascii="Wingdings" w:hAnsi="Wingdings"/>
         <w:sz w:val="20"/>
       </w:rPr>
     </w:lvl>
@@ -26174,7 +28289,7 @@
         <w:ind w:left="2880" w:hanging="360"/>
       </w:pPr>
       <w:rPr>
-        <w:rFonts w:ascii="Wingdings" w:hAnsi="Wingdings" w:hint="default"/>
+        <w:rFonts w:hint="default" w:ascii="Wingdings" w:hAnsi="Wingdings"/>
         <w:sz w:val="20"/>
       </w:rPr>
     </w:lvl>
@@ -26190,7 +28305,7 @@
         <w:ind w:left="3600" w:hanging="360"/>
       </w:pPr>
       <w:rPr>
-        <w:rFonts w:ascii="Wingdings" w:hAnsi="Wingdings" w:hint="default"/>
+        <w:rFonts w:hint="default" w:ascii="Wingdings" w:hAnsi="Wingdings"/>
         <w:sz w:val="20"/>
       </w:rPr>
     </w:lvl>
@@ -26206,7 +28321,7 @@
         <w:ind w:left="4320" w:hanging="360"/>
       </w:pPr>
       <w:rPr>
-        <w:rFonts w:ascii="Wingdings" w:hAnsi="Wingdings" w:hint="default"/>
+        <w:rFonts w:hint="default" w:ascii="Wingdings" w:hAnsi="Wingdings"/>
         <w:sz w:val="20"/>
       </w:rPr>
     </w:lvl>
@@ -26222,7 +28337,7 @@
         <w:ind w:left="5040" w:hanging="360"/>
       </w:pPr>
       <w:rPr>
-        <w:rFonts w:ascii="Wingdings" w:hAnsi="Wingdings" w:hint="default"/>
+        <w:rFonts w:hint="default" w:ascii="Wingdings" w:hAnsi="Wingdings"/>
         <w:sz w:val="20"/>
       </w:rPr>
     </w:lvl>
@@ -26238,7 +28353,7 @@
         <w:ind w:left="5760" w:hanging="360"/>
       </w:pPr>
       <w:rPr>
-        <w:rFonts w:ascii="Wingdings" w:hAnsi="Wingdings" w:hint="default"/>
+        <w:rFonts w:hint="default" w:ascii="Wingdings" w:hAnsi="Wingdings"/>
         <w:sz w:val="20"/>
       </w:rPr>
     </w:lvl>
@@ -26254,7 +28369,7 @@
         <w:ind w:left="6480" w:hanging="360"/>
       </w:pPr>
       <w:rPr>
-        <w:rFonts w:ascii="Wingdings" w:hAnsi="Wingdings" w:hint="default"/>
+        <w:rFonts w:hint="default" w:ascii="Wingdings" w:hAnsi="Wingdings"/>
         <w:sz w:val="20"/>
       </w:rPr>
     </w:lvl>
@@ -26361,7 +28476,7 @@
         <w:ind w:left="720" w:hanging="360"/>
       </w:pPr>
       <w:rPr>
-        <w:rFonts w:ascii="Wingdings" w:hAnsi="Wingdings" w:hint="default"/>
+        <w:rFonts w:hint="default" w:ascii="Wingdings" w:hAnsi="Wingdings"/>
       </w:rPr>
     </w:lvl>
     <w:lvl w:ilvl="1" w:tplc="080A0003" w:tentative="1">
@@ -26373,7 +28488,7 @@
         <w:ind w:left="1440" w:hanging="360"/>
       </w:pPr>
       <w:rPr>
-        <w:rFonts w:ascii="Courier New" w:hAnsi="Courier New" w:cs="Courier New" w:hint="default"/>
+        <w:rFonts w:hint="default" w:ascii="Courier New" w:hAnsi="Courier New" w:cs="Courier New"/>
       </w:rPr>
     </w:lvl>
     <w:lvl w:ilvl="2" w:tplc="080A0005" w:tentative="1">
@@ -26385,7 +28500,7 @@
         <w:ind w:left="2160" w:hanging="360"/>
       </w:pPr>
       <w:rPr>
-        <w:rFonts w:ascii="Wingdings" w:hAnsi="Wingdings" w:hint="default"/>
+        <w:rFonts w:hint="default" w:ascii="Wingdings" w:hAnsi="Wingdings"/>
       </w:rPr>
     </w:lvl>
     <w:lvl w:ilvl="3" w:tplc="080A0001" w:tentative="1">
@@ -26397,7 +28512,7 @@
         <w:ind w:left="2880" w:hanging="360"/>
       </w:pPr>
       <w:rPr>
-        <w:rFonts w:ascii="Symbol" w:hAnsi="Symbol" w:hint="default"/>
+        <w:rFonts w:hint="default" w:ascii="Symbol" w:hAnsi="Symbol"/>
       </w:rPr>
     </w:lvl>
     <w:lvl w:ilvl="4" w:tplc="080A0003" w:tentative="1">
@@ -26409,7 +28524,7 @@
         <w:ind w:left="3600" w:hanging="360"/>
       </w:pPr>
       <w:rPr>
-        <w:rFonts w:ascii="Courier New" w:hAnsi="Courier New" w:cs="Courier New" w:hint="default"/>
+        <w:rFonts w:hint="default" w:ascii="Courier New" w:hAnsi="Courier New" w:cs="Courier New"/>
       </w:rPr>
     </w:lvl>
     <w:lvl w:ilvl="5" w:tplc="080A0005" w:tentative="1">
@@ -26421,7 +28536,7 @@
         <w:ind w:left="4320" w:hanging="360"/>
       </w:pPr>
       <w:rPr>
-        <w:rFonts w:ascii="Wingdings" w:hAnsi="Wingdings" w:hint="default"/>
+        <w:rFonts w:hint="default" w:ascii="Wingdings" w:hAnsi="Wingdings"/>
       </w:rPr>
     </w:lvl>
     <w:lvl w:ilvl="6" w:tplc="080A0001" w:tentative="1">
@@ -26433,7 +28548,7 @@
         <w:ind w:left="5040" w:hanging="360"/>
       </w:pPr>
       <w:rPr>
-        <w:rFonts w:ascii="Symbol" w:hAnsi="Symbol" w:hint="default"/>
+        <w:rFonts w:hint="default" w:ascii="Symbol" w:hAnsi="Symbol"/>
       </w:rPr>
     </w:lvl>
     <w:lvl w:ilvl="7" w:tplc="080A0003" w:tentative="1">
@@ -26445,7 +28560,7 @@
         <w:ind w:left="5760" w:hanging="360"/>
       </w:pPr>
       <w:rPr>
-        <w:rFonts w:ascii="Courier New" w:hAnsi="Courier New" w:cs="Courier New" w:hint="default"/>
+        <w:rFonts w:hint="default" w:ascii="Courier New" w:hAnsi="Courier New" w:cs="Courier New"/>
       </w:rPr>
     </w:lvl>
     <w:lvl w:ilvl="8" w:tplc="080A0005" w:tentative="1">
@@ -26457,7 +28572,7 @@
         <w:ind w:left="6480" w:hanging="360"/>
       </w:pPr>
       <w:rPr>
-        <w:rFonts w:ascii="Wingdings" w:hAnsi="Wingdings" w:hint="default"/>
+        <w:rFonts w:hint="default" w:ascii="Wingdings" w:hAnsi="Wingdings"/>
       </w:rPr>
     </w:lvl>
   </w:abstractNum>
@@ -26563,7 +28678,7 @@
         <w:ind w:left="720" w:hanging="360"/>
       </w:pPr>
       <w:rPr>
-        <w:rFonts w:ascii="Wingdings" w:hAnsi="Wingdings" w:hint="default"/>
+        <w:rFonts w:hint="default" w:ascii="Wingdings" w:hAnsi="Wingdings"/>
       </w:rPr>
     </w:lvl>
     <w:lvl w:ilvl="1" w:tplc="FFFFFFFF" w:tentative="1">
@@ -26575,7 +28690,7 @@
         <w:ind w:left="1440" w:hanging="360"/>
       </w:pPr>
       <w:rPr>
-        <w:rFonts w:ascii="Courier New" w:hAnsi="Courier New" w:cs="Courier New" w:hint="default"/>
+        <w:rFonts w:hint="default" w:ascii="Courier New" w:hAnsi="Courier New" w:cs="Courier New"/>
       </w:rPr>
     </w:lvl>
     <w:lvl w:ilvl="2" w:tplc="FFFFFFFF" w:tentative="1">
@@ -26587,7 +28702,7 @@
         <w:ind w:left="2160" w:hanging="360"/>
       </w:pPr>
       <w:rPr>
-        <w:rFonts w:ascii="Wingdings" w:hAnsi="Wingdings" w:hint="default"/>
+        <w:rFonts w:hint="default" w:ascii="Wingdings" w:hAnsi="Wingdings"/>
       </w:rPr>
     </w:lvl>
     <w:lvl w:ilvl="3" w:tplc="FFFFFFFF" w:tentative="1">
@@ -26599,7 +28714,7 @@
         <w:ind w:left="2880" w:hanging="360"/>
       </w:pPr>
       <w:rPr>
-        <w:rFonts w:ascii="Symbol" w:hAnsi="Symbol" w:hint="default"/>
+        <w:rFonts w:hint="default" w:ascii="Symbol" w:hAnsi="Symbol"/>
       </w:rPr>
     </w:lvl>
     <w:lvl w:ilvl="4" w:tplc="FFFFFFFF" w:tentative="1">
@@ -26611,7 +28726,7 @@
         <w:ind w:left="3600" w:hanging="360"/>
       </w:pPr>
       <w:rPr>
-        <w:rFonts w:ascii="Courier New" w:hAnsi="Courier New" w:cs="Courier New" w:hint="default"/>
+        <w:rFonts w:hint="default" w:ascii="Courier New" w:hAnsi="Courier New" w:cs="Courier New"/>
       </w:rPr>
     </w:lvl>
     <w:lvl w:ilvl="5" w:tplc="FFFFFFFF" w:tentative="1">
@@ -26623,7 +28738,7 @@
         <w:ind w:left="4320" w:hanging="360"/>
       </w:pPr>
       <w:rPr>
-        <w:rFonts w:ascii="Wingdings" w:hAnsi="Wingdings" w:hint="default"/>
+        <w:rFonts w:hint="default" w:ascii="Wingdings" w:hAnsi="Wingdings"/>
       </w:rPr>
     </w:lvl>
     <w:lvl w:ilvl="6" w:tplc="FFFFFFFF" w:tentative="1">
@@ -26635,7 +28750,7 @@
         <w:ind w:left="5040" w:hanging="360"/>
       </w:pPr>
       <w:rPr>
-        <w:rFonts w:ascii="Symbol" w:hAnsi="Symbol" w:hint="default"/>
+        <w:rFonts w:hint="default" w:ascii="Symbol" w:hAnsi="Symbol"/>
       </w:rPr>
     </w:lvl>
     <w:lvl w:ilvl="7" w:tplc="FFFFFFFF" w:tentative="1">
@@ -26647,7 +28762,7 @@
         <w:ind w:left="5760" w:hanging="360"/>
       </w:pPr>
       <w:rPr>
-        <w:rFonts w:ascii="Courier New" w:hAnsi="Courier New" w:cs="Courier New" w:hint="default"/>
+        <w:rFonts w:hint="default" w:ascii="Courier New" w:hAnsi="Courier New" w:cs="Courier New"/>
       </w:rPr>
     </w:lvl>
     <w:lvl w:ilvl="8" w:tplc="FFFFFFFF" w:tentative="1">
@@ -26659,7 +28774,7 @@
         <w:ind w:left="6480" w:hanging="360"/>
       </w:pPr>
       <w:rPr>
-        <w:rFonts w:ascii="Wingdings" w:hAnsi="Wingdings" w:hint="default"/>
+        <w:rFonts w:hint="default" w:ascii="Wingdings" w:hAnsi="Wingdings"/>
       </w:rPr>
     </w:lvl>
   </w:abstractNum>
@@ -26765,7 +28880,7 @@
         <w:ind w:left="720" w:hanging="360"/>
       </w:pPr>
       <w:rPr>
-        <w:rFonts w:ascii="Symbol" w:eastAsiaTheme="minorEastAsia" w:hAnsi="Symbol" w:cstheme="minorBidi" w:hint="default"/>
+        <w:rFonts w:hint="default" w:ascii="Symbol" w:hAnsi="Symbol" w:eastAsiaTheme="minorEastAsia" w:cstheme="minorBidi"/>
       </w:rPr>
     </w:lvl>
     <w:lvl w:ilvl="1" w:tplc="080A0003" w:tentative="1">
@@ -26777,7 +28892,7 @@
         <w:ind w:left="1440" w:hanging="360"/>
       </w:pPr>
       <w:rPr>
-        <w:rFonts w:ascii="Courier New" w:hAnsi="Courier New" w:cs="Courier New" w:hint="default"/>
+        <w:rFonts w:hint="default" w:ascii="Courier New" w:hAnsi="Courier New" w:cs="Courier New"/>
       </w:rPr>
     </w:lvl>
     <w:lvl w:ilvl="2" w:tplc="080A0005" w:tentative="1">
@@ -26789,7 +28904,7 @@
         <w:ind w:left="2160" w:hanging="360"/>
       </w:pPr>
       <w:rPr>
-        <w:rFonts w:ascii="Wingdings" w:hAnsi="Wingdings" w:hint="default"/>
+        <w:rFonts w:hint="default" w:ascii="Wingdings" w:hAnsi="Wingdings"/>
       </w:rPr>
     </w:lvl>
     <w:lvl w:ilvl="3" w:tplc="080A0001" w:tentative="1">
@@ -26801,7 +28916,7 @@
         <w:ind w:left="2880" w:hanging="360"/>
       </w:pPr>
       <w:rPr>
-        <w:rFonts w:ascii="Symbol" w:hAnsi="Symbol" w:hint="default"/>
+        <w:rFonts w:hint="default" w:ascii="Symbol" w:hAnsi="Symbol"/>
       </w:rPr>
     </w:lvl>
     <w:lvl w:ilvl="4" w:tplc="080A0003" w:tentative="1">
@@ -26813,7 +28928,7 @@
         <w:ind w:left="3600" w:hanging="360"/>
       </w:pPr>
       <w:rPr>
-        <w:rFonts w:ascii="Courier New" w:hAnsi="Courier New" w:cs="Courier New" w:hint="default"/>
+        <w:rFonts w:hint="default" w:ascii="Courier New" w:hAnsi="Courier New" w:cs="Courier New"/>
       </w:rPr>
     </w:lvl>
     <w:lvl w:ilvl="5" w:tplc="080A0005" w:tentative="1">
@@ -26825,7 +28940,7 @@
         <w:ind w:left="4320" w:hanging="360"/>
       </w:pPr>
       <w:rPr>
-        <w:rFonts w:ascii="Wingdings" w:hAnsi="Wingdings" w:hint="default"/>
+        <w:rFonts w:hint="default" w:ascii="Wingdings" w:hAnsi="Wingdings"/>
       </w:rPr>
     </w:lvl>
     <w:lvl w:ilvl="6" w:tplc="080A0001" w:tentative="1">
@@ -26837,7 +28952,7 @@
         <w:ind w:left="5040" w:hanging="360"/>
       </w:pPr>
       <w:rPr>
-        <w:rFonts w:ascii="Symbol" w:hAnsi="Symbol" w:hint="default"/>
+        <w:rFonts w:hint="default" w:ascii="Symbol" w:hAnsi="Symbol"/>
       </w:rPr>
     </w:lvl>
     <w:lvl w:ilvl="7" w:tplc="080A0003" w:tentative="1">
@@ -26849,7 +28964,7 @@
         <w:ind w:left="5760" w:hanging="360"/>
       </w:pPr>
       <w:rPr>
-        <w:rFonts w:ascii="Courier New" w:hAnsi="Courier New" w:cs="Courier New" w:hint="default"/>
+        <w:rFonts w:hint="default" w:ascii="Courier New" w:hAnsi="Courier New" w:cs="Courier New"/>
       </w:rPr>
     </w:lvl>
     <w:lvl w:ilvl="8" w:tplc="080A0005" w:tentative="1">
@@ -26861,7 +28976,7 @@
         <w:ind w:left="6480" w:hanging="360"/>
       </w:pPr>
       <w:rPr>
-        <w:rFonts w:ascii="Wingdings" w:hAnsi="Wingdings" w:hint="default"/>
+        <w:rFonts w:hint="default" w:ascii="Wingdings" w:hAnsi="Wingdings"/>
       </w:rPr>
     </w:lvl>
   </w:abstractNum>
@@ -27056,7 +29171,7 @@
         <w:ind w:left="360" w:hanging="360"/>
       </w:pPr>
       <w:rPr>
-        <w:rFonts w:ascii="Symbol" w:hAnsi="Symbol" w:hint="default"/>
+        <w:rFonts w:hint="default" w:ascii="Symbol" w:hAnsi="Symbol"/>
       </w:rPr>
     </w:lvl>
     <w:lvl w:ilvl="1" w:tplc="080A0003" w:tentative="1">
@@ -27068,7 +29183,7 @@
         <w:ind w:left="1080" w:hanging="360"/>
       </w:pPr>
       <w:rPr>
-        <w:rFonts w:ascii="Courier New" w:hAnsi="Courier New" w:cs="Courier New" w:hint="default"/>
+        <w:rFonts w:hint="default" w:ascii="Courier New" w:hAnsi="Courier New" w:cs="Courier New"/>
       </w:rPr>
     </w:lvl>
     <w:lvl w:ilvl="2" w:tplc="080A0005" w:tentative="1">
@@ -27080,7 +29195,7 @@
         <w:ind w:left="1800" w:hanging="360"/>
       </w:pPr>
       <w:rPr>
-        <w:rFonts w:ascii="Wingdings" w:hAnsi="Wingdings" w:hint="default"/>
+        <w:rFonts w:hint="default" w:ascii="Wingdings" w:hAnsi="Wingdings"/>
       </w:rPr>
     </w:lvl>
     <w:lvl w:ilvl="3" w:tplc="080A0001" w:tentative="1">
@@ -27092,7 +29207,7 @@
         <w:ind w:left="2520" w:hanging="360"/>
       </w:pPr>
       <w:rPr>
-        <w:rFonts w:ascii="Symbol" w:hAnsi="Symbol" w:hint="default"/>
+        <w:rFonts w:hint="default" w:ascii="Symbol" w:hAnsi="Symbol"/>
       </w:rPr>
     </w:lvl>
     <w:lvl w:ilvl="4" w:tplc="080A0003" w:tentative="1">
@@ -27104,7 +29219,7 @@
         <w:ind w:left="3240" w:hanging="360"/>
       </w:pPr>
       <w:rPr>
-        <w:rFonts w:ascii="Courier New" w:hAnsi="Courier New" w:cs="Courier New" w:hint="default"/>
+        <w:rFonts w:hint="default" w:ascii="Courier New" w:hAnsi="Courier New" w:cs="Courier New"/>
       </w:rPr>
     </w:lvl>
     <w:lvl w:ilvl="5" w:tplc="080A0005" w:tentative="1">
@@ -27116,7 +29231,7 @@
         <w:ind w:left="3960" w:hanging="360"/>
       </w:pPr>
       <w:rPr>
-        <w:rFonts w:ascii="Wingdings" w:hAnsi="Wingdings" w:hint="default"/>
+        <w:rFonts w:hint="default" w:ascii="Wingdings" w:hAnsi="Wingdings"/>
       </w:rPr>
     </w:lvl>
     <w:lvl w:ilvl="6" w:tplc="080A0001" w:tentative="1">
@@ -27128,7 +29243,7 @@
         <w:ind w:left="4680" w:hanging="360"/>
       </w:pPr>
       <w:rPr>
-        <w:rFonts w:ascii="Symbol" w:hAnsi="Symbol" w:hint="default"/>
+        <w:rFonts w:hint="default" w:ascii="Symbol" w:hAnsi="Symbol"/>
       </w:rPr>
     </w:lvl>
     <w:lvl w:ilvl="7" w:tplc="080A0003" w:tentative="1">
@@ -27140,7 +29255,7 @@
         <w:ind w:left="5400" w:hanging="360"/>
       </w:pPr>
       <w:rPr>
-        <w:rFonts w:ascii="Courier New" w:hAnsi="Courier New" w:cs="Courier New" w:hint="default"/>
+        <w:rFonts w:hint="default" w:ascii="Courier New" w:hAnsi="Courier New" w:cs="Courier New"/>
       </w:rPr>
     </w:lvl>
     <w:lvl w:ilvl="8" w:tplc="080A0005" w:tentative="1">
@@ -27152,7 +29267,7 @@
         <w:ind w:left="6120" w:hanging="360"/>
       </w:pPr>
       <w:rPr>
-        <w:rFonts w:ascii="Wingdings" w:hAnsi="Wingdings" w:hint="default"/>
+        <w:rFonts w:hint="default" w:ascii="Wingdings" w:hAnsi="Wingdings"/>
       </w:rPr>
     </w:lvl>
   </w:abstractNum>
@@ -27169,7 +29284,7 @@
         <w:ind w:left="720" w:hanging="360"/>
       </w:pPr>
       <w:rPr>
-        <w:rFonts w:ascii="Wingdings" w:hAnsi="Wingdings" w:hint="default"/>
+        <w:rFonts w:hint="default" w:ascii="Wingdings" w:hAnsi="Wingdings"/>
       </w:rPr>
     </w:lvl>
     <w:lvl w:ilvl="1" w:tplc="FFFFFFFF" w:tentative="1">
@@ -27181,7 +29296,7 @@
         <w:ind w:left="1440" w:hanging="360"/>
       </w:pPr>
       <w:rPr>
-        <w:rFonts w:ascii="Courier New" w:hAnsi="Courier New" w:cs="Courier New" w:hint="default"/>
+        <w:rFonts w:hint="default" w:ascii="Courier New" w:hAnsi="Courier New" w:cs="Courier New"/>
       </w:rPr>
     </w:lvl>
     <w:lvl w:ilvl="2" w:tplc="FFFFFFFF" w:tentative="1">
@@ -27193,7 +29308,7 @@
         <w:ind w:left="2160" w:hanging="360"/>
       </w:pPr>
       <w:rPr>
-        <w:rFonts w:ascii="Wingdings" w:hAnsi="Wingdings" w:hint="default"/>
+        <w:rFonts w:hint="default" w:ascii="Wingdings" w:hAnsi="Wingdings"/>
       </w:rPr>
     </w:lvl>
     <w:lvl w:ilvl="3" w:tplc="FFFFFFFF" w:tentative="1">
@@ -27205,7 +29320,7 @@
         <w:ind w:left="2880" w:hanging="360"/>
       </w:pPr>
       <w:rPr>
-        <w:rFonts w:ascii="Symbol" w:hAnsi="Symbol" w:hint="default"/>
+        <w:rFonts w:hint="default" w:ascii="Symbol" w:hAnsi="Symbol"/>
       </w:rPr>
     </w:lvl>
     <w:lvl w:ilvl="4" w:tplc="FFFFFFFF" w:tentative="1">
@@ -27217,7 +29332,7 @@
         <w:ind w:left="3600" w:hanging="360"/>
       </w:pPr>
       <w:rPr>
-        <w:rFonts w:ascii="Courier New" w:hAnsi="Courier New" w:cs="Courier New" w:hint="default"/>
+        <w:rFonts w:hint="default" w:ascii="Courier New" w:hAnsi="Courier New" w:cs="Courier New"/>
       </w:rPr>
     </w:lvl>
     <w:lvl w:ilvl="5" w:tplc="FFFFFFFF" w:tentative="1">
@@ -27229,7 +29344,7 @@
         <w:ind w:left="4320" w:hanging="360"/>
       </w:pPr>
       <w:rPr>
-        <w:rFonts w:ascii="Wingdings" w:hAnsi="Wingdings" w:hint="default"/>
+        <w:rFonts w:hint="default" w:ascii="Wingdings" w:hAnsi="Wingdings"/>
       </w:rPr>
     </w:lvl>
     <w:lvl w:ilvl="6" w:tplc="FFFFFFFF" w:tentative="1">
@@ -27241,7 +29356,7 @@
         <w:ind w:left="5040" w:hanging="360"/>
       </w:pPr>
       <w:rPr>
-        <w:rFonts w:ascii="Symbol" w:hAnsi="Symbol" w:hint="default"/>
+        <w:rFonts w:hint="default" w:ascii="Symbol" w:hAnsi="Symbol"/>
       </w:rPr>
     </w:lvl>
     <w:lvl w:ilvl="7" w:tplc="FFFFFFFF" w:tentative="1">
@@ -27253,7 +29368,7 @@
         <w:ind w:left="5760" w:hanging="360"/>
       </w:pPr>
       <w:rPr>
-        <w:rFonts w:ascii="Courier New" w:hAnsi="Courier New" w:cs="Courier New" w:hint="default"/>
+        <w:rFonts w:hint="default" w:ascii="Courier New" w:hAnsi="Courier New" w:cs="Courier New"/>
       </w:rPr>
     </w:lvl>
     <w:lvl w:ilvl="8" w:tplc="FFFFFFFF" w:tentative="1">
@@ -27265,7 +29380,7 @@
         <w:ind w:left="6480" w:hanging="360"/>
       </w:pPr>
       <w:rPr>
-        <w:rFonts w:ascii="Wingdings" w:hAnsi="Wingdings" w:hint="default"/>
+        <w:rFonts w:hint="default" w:ascii="Wingdings" w:hAnsi="Wingdings"/>
       </w:rPr>
     </w:lvl>
   </w:abstractNum>
@@ -27285,7 +29400,7 @@
         <w:ind w:left="720" w:hanging="360"/>
       </w:pPr>
       <w:rPr>
-        <w:rFonts w:ascii="Symbol" w:hAnsi="Symbol" w:hint="default"/>
+        <w:rFonts w:hint="default" w:ascii="Symbol" w:hAnsi="Symbol"/>
         <w:sz w:val="20"/>
       </w:rPr>
     </w:lvl>
@@ -27301,7 +29416,7 @@
         <w:ind w:left="1440" w:hanging="360"/>
       </w:pPr>
       <w:rPr>
-        <w:rFonts w:ascii="Courier New" w:hAnsi="Courier New" w:hint="default"/>
+        <w:rFonts w:hint="default" w:ascii="Courier New" w:hAnsi="Courier New"/>
         <w:sz w:val="20"/>
       </w:rPr>
     </w:lvl>
@@ -27317,7 +29432,7 @@
         <w:ind w:left="2160" w:hanging="360"/>
       </w:pPr>
       <w:rPr>
-        <w:rFonts w:ascii="Wingdings" w:hAnsi="Wingdings" w:hint="default"/>
+        <w:rFonts w:hint="default" w:ascii="Wingdings" w:hAnsi="Wingdings"/>
         <w:sz w:val="20"/>
       </w:rPr>
     </w:lvl>
@@ -27333,7 +29448,7 @@
         <w:ind w:left="2880" w:hanging="360"/>
       </w:pPr>
       <w:rPr>
-        <w:rFonts w:ascii="Wingdings" w:hAnsi="Wingdings" w:hint="default"/>
+        <w:rFonts w:hint="default" w:ascii="Wingdings" w:hAnsi="Wingdings"/>
         <w:sz w:val="20"/>
       </w:rPr>
     </w:lvl>
@@ -27349,7 +29464,7 @@
         <w:ind w:left="3600" w:hanging="360"/>
       </w:pPr>
       <w:rPr>
-        <w:rFonts w:ascii="Wingdings" w:hAnsi="Wingdings" w:hint="default"/>
+        <w:rFonts w:hint="default" w:ascii="Wingdings" w:hAnsi="Wingdings"/>
         <w:sz w:val="20"/>
       </w:rPr>
     </w:lvl>
@@ -27365,7 +29480,7 @@
         <w:ind w:left="4320" w:hanging="360"/>
       </w:pPr>
       <w:rPr>
-        <w:rFonts w:ascii="Wingdings" w:hAnsi="Wingdings" w:hint="default"/>
+        <w:rFonts w:hint="default" w:ascii="Wingdings" w:hAnsi="Wingdings"/>
         <w:sz w:val="20"/>
       </w:rPr>
     </w:lvl>
@@ -27381,7 +29496,7 @@
         <w:ind w:left="5040" w:hanging="360"/>
       </w:pPr>
       <w:rPr>
-        <w:rFonts w:ascii="Wingdings" w:hAnsi="Wingdings" w:hint="default"/>
+        <w:rFonts w:hint="default" w:ascii="Wingdings" w:hAnsi="Wingdings"/>
         <w:sz w:val="20"/>
       </w:rPr>
     </w:lvl>
@@ -27397,7 +29512,7 @@
         <w:ind w:left="5760" w:hanging="360"/>
       </w:pPr>
       <w:rPr>
-        <w:rFonts w:ascii="Wingdings" w:hAnsi="Wingdings" w:hint="default"/>
+        <w:rFonts w:hint="default" w:ascii="Wingdings" w:hAnsi="Wingdings"/>
         <w:sz w:val="20"/>
       </w:rPr>
     </w:lvl>
@@ -27413,7 +29528,7 @@
         <w:ind w:left="6480" w:hanging="360"/>
       </w:pPr>
       <w:rPr>
-        <w:rFonts w:ascii="Wingdings" w:hAnsi="Wingdings" w:hint="default"/>
+        <w:rFonts w:hint="default" w:ascii="Wingdings" w:hAnsi="Wingdings"/>
         <w:sz w:val="20"/>
       </w:rPr>
     </w:lvl>
@@ -27523,7 +29638,7 @@
         <w:ind w:left="720" w:hanging="360"/>
       </w:pPr>
       <w:rPr>
-        <w:rFonts w:ascii="Symbol" w:hAnsi="Symbol" w:hint="default"/>
+        <w:rFonts w:hint="default" w:ascii="Symbol" w:hAnsi="Symbol"/>
         <w:sz w:val="20"/>
       </w:rPr>
     </w:lvl>
@@ -27539,7 +29654,7 @@
         <w:ind w:left="1440" w:hanging="360"/>
       </w:pPr>
       <w:rPr>
-        <w:rFonts w:ascii="Courier New" w:hAnsi="Courier New" w:hint="default"/>
+        <w:rFonts w:hint="default" w:ascii="Courier New" w:hAnsi="Courier New"/>
         <w:sz w:val="20"/>
       </w:rPr>
     </w:lvl>
@@ -27555,7 +29670,7 @@
         <w:ind w:left="2160" w:hanging="360"/>
       </w:pPr>
       <w:rPr>
-        <w:rFonts w:ascii="Wingdings" w:hAnsi="Wingdings" w:hint="default"/>
+        <w:rFonts w:hint="default" w:ascii="Wingdings" w:hAnsi="Wingdings"/>
         <w:sz w:val="20"/>
       </w:rPr>
     </w:lvl>
@@ -27571,7 +29686,7 @@
         <w:ind w:left="2880" w:hanging="360"/>
       </w:pPr>
       <w:rPr>
-        <w:rFonts w:ascii="Wingdings" w:hAnsi="Wingdings" w:hint="default"/>
+        <w:rFonts w:hint="default" w:ascii="Wingdings" w:hAnsi="Wingdings"/>
         <w:sz w:val="20"/>
       </w:rPr>
     </w:lvl>
@@ -27587,7 +29702,7 @@
         <w:ind w:left="3600" w:hanging="360"/>
       </w:pPr>
       <w:rPr>
-        <w:rFonts w:ascii="Wingdings" w:hAnsi="Wingdings" w:hint="default"/>
+        <w:rFonts w:hint="default" w:ascii="Wingdings" w:hAnsi="Wingdings"/>
         <w:sz w:val="20"/>
       </w:rPr>
     </w:lvl>
@@ -27603,7 +29718,7 @@
         <w:ind w:left="4320" w:hanging="360"/>
       </w:pPr>
       <w:rPr>
-        <w:rFonts w:ascii="Wingdings" w:hAnsi="Wingdings" w:hint="default"/>
+        <w:rFonts w:hint="default" w:ascii="Wingdings" w:hAnsi="Wingdings"/>
         <w:sz w:val="20"/>
       </w:rPr>
     </w:lvl>
@@ -27619,7 +29734,7 @@
         <w:ind w:left="5040" w:hanging="360"/>
       </w:pPr>
       <w:rPr>
-        <w:rFonts w:ascii="Wingdings" w:hAnsi="Wingdings" w:hint="default"/>
+        <w:rFonts w:hint="default" w:ascii="Wingdings" w:hAnsi="Wingdings"/>
         <w:sz w:val="20"/>
       </w:rPr>
     </w:lvl>
@@ -27635,7 +29750,7 @@
         <w:ind w:left="5760" w:hanging="360"/>
       </w:pPr>
       <w:rPr>
-        <w:rFonts w:ascii="Wingdings" w:hAnsi="Wingdings" w:hint="default"/>
+        <w:rFonts w:hint="default" w:ascii="Wingdings" w:hAnsi="Wingdings"/>
         <w:sz w:val="20"/>
       </w:rPr>
     </w:lvl>
@@ -27651,7 +29766,7 @@
         <w:ind w:left="6480" w:hanging="360"/>
       </w:pPr>
       <w:rPr>
-        <w:rFonts w:ascii="Wingdings" w:hAnsi="Wingdings" w:hint="default"/>
+        <w:rFonts w:hint="default" w:ascii="Wingdings" w:hAnsi="Wingdings"/>
         <w:sz w:val="20"/>
       </w:rPr>
     </w:lvl>
@@ -27669,7 +29784,7 @@
         <w:ind w:left="785" w:hanging="360"/>
       </w:pPr>
       <w:rPr>
-        <w:rFonts w:ascii="Symbol" w:hAnsi="Symbol" w:hint="default"/>
+        <w:rFonts w:hint="default" w:ascii="Symbol" w:hAnsi="Symbol"/>
       </w:rPr>
     </w:lvl>
     <w:lvl w:ilvl="1" w:tplc="080A0003">
@@ -27681,7 +29796,7 @@
         <w:ind w:left="1440" w:hanging="360"/>
       </w:pPr>
       <w:rPr>
-        <w:rFonts w:ascii="Courier New" w:hAnsi="Courier New" w:cs="Courier New" w:hint="default"/>
+        <w:rFonts w:hint="default" w:ascii="Courier New" w:hAnsi="Courier New" w:cs="Courier New"/>
       </w:rPr>
     </w:lvl>
     <w:lvl w:ilvl="2" w:tplc="080A0005">
@@ -27693,7 +29808,7 @@
         <w:ind w:left="2160" w:hanging="360"/>
       </w:pPr>
       <w:rPr>
-        <w:rFonts w:ascii="Wingdings" w:hAnsi="Wingdings" w:hint="default"/>
+        <w:rFonts w:hint="default" w:ascii="Wingdings" w:hAnsi="Wingdings"/>
       </w:rPr>
     </w:lvl>
     <w:lvl w:ilvl="3" w:tplc="080A0001" w:tentative="1">
@@ -27705,7 +29820,7 @@
         <w:ind w:left="2880" w:hanging="360"/>
       </w:pPr>
       <w:rPr>
-        <w:rFonts w:ascii="Symbol" w:hAnsi="Symbol" w:hint="default"/>
+        <w:rFonts w:hint="default" w:ascii="Symbol" w:hAnsi="Symbol"/>
       </w:rPr>
     </w:lvl>
     <w:lvl w:ilvl="4" w:tplc="080A0003" w:tentative="1">
@@ -27717,7 +29832,7 @@
         <w:ind w:left="3600" w:hanging="360"/>
       </w:pPr>
       <w:rPr>
-        <w:rFonts w:ascii="Courier New" w:hAnsi="Courier New" w:cs="Courier New" w:hint="default"/>
+        <w:rFonts w:hint="default" w:ascii="Courier New" w:hAnsi="Courier New" w:cs="Courier New"/>
       </w:rPr>
     </w:lvl>
     <w:lvl w:ilvl="5" w:tplc="080A0005" w:tentative="1">
@@ -27729,7 +29844,7 @@
         <w:ind w:left="4320" w:hanging="360"/>
       </w:pPr>
       <w:rPr>
-        <w:rFonts w:ascii="Wingdings" w:hAnsi="Wingdings" w:hint="default"/>
+        <w:rFonts w:hint="default" w:ascii="Wingdings" w:hAnsi="Wingdings"/>
       </w:rPr>
     </w:lvl>
     <w:lvl w:ilvl="6" w:tplc="080A0001" w:tentative="1">
@@ -27741,7 +29856,7 @@
         <w:ind w:left="5040" w:hanging="360"/>
       </w:pPr>
       <w:rPr>
-        <w:rFonts w:ascii="Symbol" w:hAnsi="Symbol" w:hint="default"/>
+        <w:rFonts w:hint="default" w:ascii="Symbol" w:hAnsi="Symbol"/>
       </w:rPr>
     </w:lvl>
     <w:lvl w:ilvl="7" w:tplc="080A0003" w:tentative="1">
@@ -27753,7 +29868,7 @@
         <w:ind w:left="5760" w:hanging="360"/>
       </w:pPr>
       <w:rPr>
-        <w:rFonts w:ascii="Courier New" w:hAnsi="Courier New" w:cs="Courier New" w:hint="default"/>
+        <w:rFonts w:hint="default" w:ascii="Courier New" w:hAnsi="Courier New" w:cs="Courier New"/>
       </w:rPr>
     </w:lvl>
     <w:lvl w:ilvl="8" w:tplc="080A0005" w:tentative="1">
@@ -27765,7 +29880,7 @@
         <w:ind w:left="6480" w:hanging="360"/>
       </w:pPr>
       <w:rPr>
-        <w:rFonts w:ascii="Wingdings" w:hAnsi="Wingdings" w:hint="default"/>
+        <w:rFonts w:hint="default" w:ascii="Wingdings" w:hAnsi="Wingdings"/>
       </w:rPr>
     </w:lvl>
   </w:abstractNum>
@@ -28049,7 +30164,7 @@
         <w:ind w:left="720" w:hanging="360"/>
       </w:pPr>
       <w:rPr>
-        <w:rFonts w:ascii="Wingdings" w:hAnsi="Wingdings" w:hint="default"/>
+        <w:rFonts w:hint="default" w:ascii="Wingdings" w:hAnsi="Wingdings"/>
       </w:rPr>
     </w:lvl>
     <w:lvl w:ilvl="1" w:tplc="FFFFFFFF" w:tentative="1">
@@ -28061,7 +30176,7 @@
         <w:ind w:left="1440" w:hanging="360"/>
       </w:pPr>
       <w:rPr>
-        <w:rFonts w:ascii="Courier New" w:hAnsi="Courier New" w:cs="Courier New" w:hint="default"/>
+        <w:rFonts w:hint="default" w:ascii="Courier New" w:hAnsi="Courier New" w:cs="Courier New"/>
       </w:rPr>
     </w:lvl>
     <w:lvl w:ilvl="2" w:tplc="FFFFFFFF" w:tentative="1">
@@ -28073,7 +30188,7 @@
         <w:ind w:left="2160" w:hanging="360"/>
       </w:pPr>
       <w:rPr>
-        <w:rFonts w:ascii="Wingdings" w:hAnsi="Wingdings" w:hint="default"/>
+        <w:rFonts w:hint="default" w:ascii="Wingdings" w:hAnsi="Wingdings"/>
       </w:rPr>
     </w:lvl>
     <w:lvl w:ilvl="3" w:tplc="FFFFFFFF" w:tentative="1">
@@ -28085,7 +30200,7 @@
         <w:ind w:left="2880" w:hanging="360"/>
       </w:pPr>
       <w:rPr>
-        <w:rFonts w:ascii="Symbol" w:hAnsi="Symbol" w:hint="default"/>
+        <w:rFonts w:hint="default" w:ascii="Symbol" w:hAnsi="Symbol"/>
       </w:rPr>
     </w:lvl>
     <w:lvl w:ilvl="4" w:tplc="FFFFFFFF" w:tentative="1">
@@ -28097,7 +30212,7 @@
         <w:ind w:left="3600" w:hanging="360"/>
       </w:pPr>
       <w:rPr>
-        <w:rFonts w:ascii="Courier New" w:hAnsi="Courier New" w:cs="Courier New" w:hint="default"/>
+        <w:rFonts w:hint="default" w:ascii="Courier New" w:hAnsi="Courier New" w:cs="Courier New"/>
       </w:rPr>
     </w:lvl>
     <w:lvl w:ilvl="5" w:tplc="FFFFFFFF" w:tentative="1">
@@ -28109,7 +30224,7 @@
         <w:ind w:left="4320" w:hanging="360"/>
       </w:pPr>
       <w:rPr>
-        <w:rFonts w:ascii="Wingdings" w:hAnsi="Wingdings" w:hint="default"/>
+        <w:rFonts w:hint="default" w:ascii="Wingdings" w:hAnsi="Wingdings"/>
       </w:rPr>
     </w:lvl>
     <w:lvl w:ilvl="6" w:tplc="FFFFFFFF" w:tentative="1">
@@ -28121,7 +30236,7 @@
         <w:ind w:left="5040" w:hanging="360"/>
       </w:pPr>
       <w:rPr>
-        <w:rFonts w:ascii="Symbol" w:hAnsi="Symbol" w:hint="default"/>
+        <w:rFonts w:hint="default" w:ascii="Symbol" w:hAnsi="Symbol"/>
       </w:rPr>
     </w:lvl>
     <w:lvl w:ilvl="7" w:tplc="FFFFFFFF" w:tentative="1">
@@ -28133,7 +30248,7 @@
         <w:ind w:left="5760" w:hanging="360"/>
       </w:pPr>
       <w:rPr>
-        <w:rFonts w:ascii="Courier New" w:hAnsi="Courier New" w:cs="Courier New" w:hint="default"/>
+        <w:rFonts w:hint="default" w:ascii="Courier New" w:hAnsi="Courier New" w:cs="Courier New"/>
       </w:rPr>
     </w:lvl>
     <w:lvl w:ilvl="8" w:tplc="FFFFFFFF" w:tentative="1">
@@ -28145,7 +30260,7 @@
         <w:ind w:left="6480" w:hanging="360"/>
       </w:pPr>
       <w:rPr>
-        <w:rFonts w:ascii="Wingdings" w:hAnsi="Wingdings" w:hint="default"/>
+        <w:rFonts w:hint="default" w:ascii="Wingdings" w:hAnsi="Wingdings"/>
       </w:rPr>
     </w:lvl>
   </w:abstractNum>
@@ -28432,7 +30547,7 @@
         <w:ind w:left="720" w:hanging="360"/>
       </w:pPr>
       <w:rPr>
-        <w:rFonts w:ascii="Symbol" w:hAnsi="Symbol" w:hint="default"/>
+        <w:rFonts w:hint="default" w:ascii="Symbol" w:hAnsi="Symbol"/>
         <w:sz w:val="20"/>
       </w:rPr>
     </w:lvl>
@@ -28448,7 +30563,7 @@
         <w:ind w:left="1440" w:hanging="360"/>
       </w:pPr>
       <w:rPr>
-        <w:rFonts w:ascii="Courier New" w:hAnsi="Courier New" w:hint="default"/>
+        <w:rFonts w:hint="default" w:ascii="Courier New" w:hAnsi="Courier New"/>
         <w:sz w:val="20"/>
       </w:rPr>
     </w:lvl>
@@ -28464,7 +30579,7 @@
         <w:ind w:left="2160" w:hanging="360"/>
       </w:pPr>
       <w:rPr>
-        <w:rFonts w:ascii="Wingdings" w:hAnsi="Wingdings" w:hint="default"/>
+        <w:rFonts w:hint="default" w:ascii="Wingdings" w:hAnsi="Wingdings"/>
         <w:sz w:val="20"/>
       </w:rPr>
     </w:lvl>
@@ -28480,7 +30595,7 @@
         <w:ind w:left="2880" w:hanging="360"/>
       </w:pPr>
       <w:rPr>
-        <w:rFonts w:ascii="Wingdings" w:hAnsi="Wingdings" w:hint="default"/>
+        <w:rFonts w:hint="default" w:ascii="Wingdings" w:hAnsi="Wingdings"/>
         <w:sz w:val="20"/>
       </w:rPr>
     </w:lvl>
@@ -28496,7 +30611,7 @@
         <w:ind w:left="3600" w:hanging="360"/>
       </w:pPr>
       <w:rPr>
-        <w:rFonts w:ascii="Wingdings" w:hAnsi="Wingdings" w:hint="default"/>
+        <w:rFonts w:hint="default" w:ascii="Wingdings" w:hAnsi="Wingdings"/>
         <w:sz w:val="20"/>
       </w:rPr>
     </w:lvl>
@@ -28512,7 +30627,7 @@
         <w:ind w:left="4320" w:hanging="360"/>
       </w:pPr>
       <w:rPr>
-        <w:rFonts w:ascii="Wingdings" w:hAnsi="Wingdings" w:hint="default"/>
+        <w:rFonts w:hint="default" w:ascii="Wingdings" w:hAnsi="Wingdings"/>
         <w:sz w:val="20"/>
       </w:rPr>
     </w:lvl>
@@ -28528,7 +30643,7 @@
         <w:ind w:left="5040" w:hanging="360"/>
       </w:pPr>
       <w:rPr>
-        <w:rFonts w:ascii="Wingdings" w:hAnsi="Wingdings" w:hint="default"/>
+        <w:rFonts w:hint="default" w:ascii="Wingdings" w:hAnsi="Wingdings"/>
         <w:sz w:val="20"/>
       </w:rPr>
     </w:lvl>
@@ -28544,7 +30659,7 @@
         <w:ind w:left="5760" w:hanging="360"/>
       </w:pPr>
       <w:rPr>
-        <w:rFonts w:ascii="Wingdings" w:hAnsi="Wingdings" w:hint="default"/>
+        <w:rFonts w:hint="default" w:ascii="Wingdings" w:hAnsi="Wingdings"/>
         <w:sz w:val="20"/>
       </w:rPr>
     </w:lvl>
@@ -28560,7 +30675,7 @@
         <w:ind w:left="6480" w:hanging="360"/>
       </w:pPr>
       <w:rPr>
-        <w:rFonts w:ascii="Wingdings" w:hAnsi="Wingdings" w:hint="default"/>
+        <w:rFonts w:hint="default" w:ascii="Wingdings" w:hAnsi="Wingdings"/>
         <w:sz w:val="20"/>
       </w:rPr>
     </w:lvl>
@@ -28934,7 +31049,7 @@
         <w:ind w:left="720" w:hanging="360"/>
       </w:pPr>
       <w:rPr>
-        <w:rFonts w:ascii="Wingdings" w:hAnsi="Wingdings" w:hint="default"/>
+        <w:rFonts w:hint="default" w:ascii="Wingdings" w:hAnsi="Wingdings"/>
       </w:rPr>
     </w:lvl>
     <w:lvl w:ilvl="1" w:tplc="FFFFFFFF" w:tentative="1">
@@ -28946,7 +31061,7 @@
         <w:ind w:left="1440" w:hanging="360"/>
       </w:pPr>
       <w:rPr>
-        <w:rFonts w:ascii="Courier New" w:hAnsi="Courier New" w:cs="Courier New" w:hint="default"/>
+        <w:rFonts w:hint="default" w:ascii="Courier New" w:hAnsi="Courier New" w:cs="Courier New"/>
       </w:rPr>
     </w:lvl>
     <w:lvl w:ilvl="2" w:tplc="FFFFFFFF" w:tentative="1">
@@ -28958,7 +31073,7 @@
         <w:ind w:left="2160" w:hanging="360"/>
       </w:pPr>
       <w:rPr>
-        <w:rFonts w:ascii="Wingdings" w:hAnsi="Wingdings" w:hint="default"/>
+        <w:rFonts w:hint="default" w:ascii="Wingdings" w:hAnsi="Wingdings"/>
       </w:rPr>
     </w:lvl>
     <w:lvl w:ilvl="3" w:tplc="FFFFFFFF" w:tentative="1">
@@ -28970,7 +31085,7 @@
         <w:ind w:left="2880" w:hanging="360"/>
       </w:pPr>
       <w:rPr>
-        <w:rFonts w:ascii="Symbol" w:hAnsi="Symbol" w:hint="default"/>
+        <w:rFonts w:hint="default" w:ascii="Symbol" w:hAnsi="Symbol"/>
       </w:rPr>
     </w:lvl>
     <w:lvl w:ilvl="4" w:tplc="FFFFFFFF" w:tentative="1">
@@ -28982,7 +31097,7 @@
         <w:ind w:left="3600" w:hanging="360"/>
       </w:pPr>
       <w:rPr>
-        <w:rFonts w:ascii="Courier New" w:hAnsi="Courier New" w:cs="Courier New" w:hint="default"/>
+        <w:rFonts w:hint="default" w:ascii="Courier New" w:hAnsi="Courier New" w:cs="Courier New"/>
       </w:rPr>
     </w:lvl>
     <w:lvl w:ilvl="5" w:tplc="FFFFFFFF" w:tentative="1">
@@ -28994,7 +31109,7 @@
         <w:ind w:left="4320" w:hanging="360"/>
       </w:pPr>
       <w:rPr>
-        <w:rFonts w:ascii="Wingdings" w:hAnsi="Wingdings" w:hint="default"/>
+        <w:rFonts w:hint="default" w:ascii="Wingdings" w:hAnsi="Wingdings"/>
       </w:rPr>
     </w:lvl>
     <w:lvl w:ilvl="6" w:tplc="FFFFFFFF" w:tentative="1">
@@ -29006,7 +31121,7 @@
         <w:ind w:left="5040" w:hanging="360"/>
       </w:pPr>
       <w:rPr>
-        <w:rFonts w:ascii="Symbol" w:hAnsi="Symbol" w:hint="default"/>
+        <w:rFonts w:hint="default" w:ascii="Symbol" w:hAnsi="Symbol"/>
       </w:rPr>
     </w:lvl>
     <w:lvl w:ilvl="7" w:tplc="FFFFFFFF" w:tentative="1">
@@ -29018,7 +31133,7 @@
         <w:ind w:left="5760" w:hanging="360"/>
       </w:pPr>
       <w:rPr>
-        <w:rFonts w:ascii="Courier New" w:hAnsi="Courier New" w:cs="Courier New" w:hint="default"/>
+        <w:rFonts w:hint="default" w:ascii="Courier New" w:hAnsi="Courier New" w:cs="Courier New"/>
       </w:rPr>
     </w:lvl>
     <w:lvl w:ilvl="8" w:tplc="FFFFFFFF" w:tentative="1">
@@ -29030,7 +31145,7 @@
         <w:ind w:left="6480" w:hanging="360"/>
       </w:pPr>
       <w:rPr>
-        <w:rFonts w:ascii="Wingdings" w:hAnsi="Wingdings" w:hint="default"/>
+        <w:rFonts w:hint="default" w:ascii="Wingdings" w:hAnsi="Wingdings"/>
       </w:rPr>
     </w:lvl>
   </w:abstractNum>
@@ -29047,7 +31162,7 @@
         <w:ind w:left="720" w:hanging="360"/>
       </w:pPr>
       <w:rPr>
-        <w:rFonts w:ascii="Wingdings" w:hAnsi="Wingdings" w:hint="default"/>
+        <w:rFonts w:hint="default" w:ascii="Wingdings" w:hAnsi="Wingdings"/>
       </w:rPr>
     </w:lvl>
     <w:lvl w:ilvl="1" w:tplc="FFFFFFFF" w:tentative="1">
@@ -29059,7 +31174,7 @@
         <w:ind w:left="1440" w:hanging="360"/>
       </w:pPr>
       <w:rPr>
-        <w:rFonts w:ascii="Courier New" w:hAnsi="Courier New" w:cs="Courier New" w:hint="default"/>
+        <w:rFonts w:hint="default" w:ascii="Courier New" w:hAnsi="Courier New" w:cs="Courier New"/>
       </w:rPr>
     </w:lvl>
     <w:lvl w:ilvl="2" w:tplc="FFFFFFFF" w:tentative="1">
@@ -29071,7 +31186,7 @@
         <w:ind w:left="2160" w:hanging="360"/>
       </w:pPr>
       <w:rPr>
-        <w:rFonts w:ascii="Wingdings" w:hAnsi="Wingdings" w:hint="default"/>
+        <w:rFonts w:hint="default" w:ascii="Wingdings" w:hAnsi="Wingdings"/>
       </w:rPr>
     </w:lvl>
     <w:lvl w:ilvl="3" w:tplc="FFFFFFFF" w:tentative="1">
@@ -29083,7 +31198,7 @@
         <w:ind w:left="2880" w:hanging="360"/>
       </w:pPr>
       <w:rPr>
-        <w:rFonts w:ascii="Symbol" w:hAnsi="Symbol" w:hint="default"/>
+        <w:rFonts w:hint="default" w:ascii="Symbol" w:hAnsi="Symbol"/>
       </w:rPr>
     </w:lvl>
     <w:lvl w:ilvl="4" w:tplc="FFFFFFFF" w:tentative="1">
@@ -29095,7 +31210,7 @@
         <w:ind w:left="3600" w:hanging="360"/>
       </w:pPr>
       <w:rPr>
-        <w:rFonts w:ascii="Courier New" w:hAnsi="Courier New" w:cs="Courier New" w:hint="default"/>
+        <w:rFonts w:hint="default" w:ascii="Courier New" w:hAnsi="Courier New" w:cs="Courier New"/>
       </w:rPr>
     </w:lvl>
     <w:lvl w:ilvl="5" w:tplc="FFFFFFFF" w:tentative="1">
@@ -29107,7 +31222,7 @@
         <w:ind w:left="4320" w:hanging="360"/>
       </w:pPr>
       <w:rPr>
-        <w:rFonts w:ascii="Wingdings" w:hAnsi="Wingdings" w:hint="default"/>
+        <w:rFonts w:hint="default" w:ascii="Wingdings" w:hAnsi="Wingdings"/>
       </w:rPr>
     </w:lvl>
     <w:lvl w:ilvl="6" w:tplc="FFFFFFFF" w:tentative="1">
@@ -29119,7 +31234,7 @@
         <w:ind w:left="5040" w:hanging="360"/>
       </w:pPr>
       <w:rPr>
-        <w:rFonts w:ascii="Symbol" w:hAnsi="Symbol" w:hint="default"/>
+        <w:rFonts w:hint="default" w:ascii="Symbol" w:hAnsi="Symbol"/>
       </w:rPr>
     </w:lvl>
     <w:lvl w:ilvl="7" w:tplc="FFFFFFFF" w:tentative="1">
@@ -29131,7 +31246,7 @@
         <w:ind w:left="5760" w:hanging="360"/>
       </w:pPr>
       <w:rPr>
-        <w:rFonts w:ascii="Courier New" w:hAnsi="Courier New" w:cs="Courier New" w:hint="default"/>
+        <w:rFonts w:hint="default" w:ascii="Courier New" w:hAnsi="Courier New" w:cs="Courier New"/>
       </w:rPr>
     </w:lvl>
     <w:lvl w:ilvl="8" w:tplc="FFFFFFFF" w:tentative="1">
@@ -29143,7 +31258,7 @@
         <w:ind w:left="6480" w:hanging="360"/>
       </w:pPr>
       <w:rPr>
-        <w:rFonts w:ascii="Wingdings" w:hAnsi="Wingdings" w:hint="default"/>
+        <w:rFonts w:hint="default" w:ascii="Wingdings" w:hAnsi="Wingdings"/>
       </w:rPr>
     </w:lvl>
   </w:abstractNum>
@@ -29160,7 +31275,7 @@
         <w:ind w:left="720" w:hanging="360"/>
       </w:pPr>
       <w:rPr>
-        <w:rFonts w:ascii="Wingdings" w:hAnsi="Wingdings" w:hint="default"/>
+        <w:rFonts w:hint="default" w:ascii="Wingdings" w:hAnsi="Wingdings"/>
       </w:rPr>
     </w:lvl>
     <w:lvl w:ilvl="1" w:tplc="FFFFFFFF" w:tentative="1">
@@ -29172,7 +31287,7 @@
         <w:ind w:left="1440" w:hanging="360"/>
       </w:pPr>
       <w:rPr>
-        <w:rFonts w:ascii="Courier New" w:hAnsi="Courier New" w:cs="Courier New" w:hint="default"/>
+        <w:rFonts w:hint="default" w:ascii="Courier New" w:hAnsi="Courier New" w:cs="Courier New"/>
       </w:rPr>
     </w:lvl>
     <w:lvl w:ilvl="2" w:tplc="FFFFFFFF" w:tentative="1">
@@ -29184,7 +31299,7 @@
         <w:ind w:left="2160" w:hanging="360"/>
       </w:pPr>
       <w:rPr>
-        <w:rFonts w:ascii="Wingdings" w:hAnsi="Wingdings" w:hint="default"/>
+        <w:rFonts w:hint="default" w:ascii="Wingdings" w:hAnsi="Wingdings"/>
       </w:rPr>
     </w:lvl>
     <w:lvl w:ilvl="3" w:tplc="FFFFFFFF" w:tentative="1">
@@ -29196,7 +31311,7 @@
         <w:ind w:left="2880" w:hanging="360"/>
       </w:pPr>
       <w:rPr>
-        <w:rFonts w:ascii="Symbol" w:hAnsi="Symbol" w:hint="default"/>
+        <w:rFonts w:hint="default" w:ascii="Symbol" w:hAnsi="Symbol"/>
       </w:rPr>
     </w:lvl>
     <w:lvl w:ilvl="4" w:tplc="FFFFFFFF" w:tentative="1">
@@ -29208,7 +31323,7 @@
         <w:ind w:left="3600" w:hanging="360"/>
       </w:pPr>
       <w:rPr>
-        <w:rFonts w:ascii="Courier New" w:hAnsi="Courier New" w:cs="Courier New" w:hint="default"/>
+        <w:rFonts w:hint="default" w:ascii="Courier New" w:hAnsi="Courier New" w:cs="Courier New"/>
       </w:rPr>
     </w:lvl>
     <w:lvl w:ilvl="5" w:tplc="FFFFFFFF" w:tentative="1">
@@ -29220,7 +31335,7 @@
         <w:ind w:left="4320" w:hanging="360"/>
       </w:pPr>
       <w:rPr>
-        <w:rFonts w:ascii="Wingdings" w:hAnsi="Wingdings" w:hint="default"/>
+        <w:rFonts w:hint="default" w:ascii="Wingdings" w:hAnsi="Wingdings"/>
       </w:rPr>
     </w:lvl>
     <w:lvl w:ilvl="6" w:tplc="FFFFFFFF" w:tentative="1">
@@ -29232,7 +31347,7 @@
         <w:ind w:left="5040" w:hanging="360"/>
       </w:pPr>
       <w:rPr>
-        <w:rFonts w:ascii="Symbol" w:hAnsi="Symbol" w:hint="default"/>
+        <w:rFonts w:hint="default" w:ascii="Symbol" w:hAnsi="Symbol"/>
       </w:rPr>
     </w:lvl>
     <w:lvl w:ilvl="7" w:tplc="FFFFFFFF" w:tentative="1">
@@ -29244,7 +31359,7 @@
         <w:ind w:left="5760" w:hanging="360"/>
       </w:pPr>
       <w:rPr>
-        <w:rFonts w:ascii="Courier New" w:hAnsi="Courier New" w:cs="Courier New" w:hint="default"/>
+        <w:rFonts w:hint="default" w:ascii="Courier New" w:hAnsi="Courier New" w:cs="Courier New"/>
       </w:rPr>
     </w:lvl>
     <w:lvl w:ilvl="8" w:tplc="FFFFFFFF" w:tentative="1">
@@ -29256,7 +31371,7 @@
         <w:ind w:left="6480" w:hanging="360"/>
       </w:pPr>
       <w:rPr>
-        <w:rFonts w:ascii="Wingdings" w:hAnsi="Wingdings" w:hint="default"/>
+        <w:rFonts w:hint="default" w:ascii="Wingdings" w:hAnsi="Wingdings"/>
       </w:rPr>
     </w:lvl>
   </w:abstractNum>
@@ -29273,7 +31388,7 @@
         <w:ind w:left="720" w:hanging="360"/>
       </w:pPr>
       <w:rPr>
-        <w:rFonts w:ascii="Wingdings" w:hAnsi="Wingdings" w:hint="default"/>
+        <w:rFonts w:hint="default" w:ascii="Wingdings" w:hAnsi="Wingdings"/>
       </w:rPr>
     </w:lvl>
     <w:lvl w:ilvl="1" w:tplc="FFFFFFFF" w:tentative="1">
@@ -29285,7 +31400,7 @@
         <w:ind w:left="1440" w:hanging="360"/>
       </w:pPr>
       <w:rPr>
-        <w:rFonts w:ascii="Courier New" w:hAnsi="Courier New" w:cs="Courier New" w:hint="default"/>
+        <w:rFonts w:hint="default" w:ascii="Courier New" w:hAnsi="Courier New" w:cs="Courier New"/>
       </w:rPr>
     </w:lvl>
     <w:lvl w:ilvl="2" w:tplc="FFFFFFFF" w:tentative="1">
@@ -29297,7 +31412,7 @@
         <w:ind w:left="2160" w:hanging="360"/>
       </w:pPr>
       <w:rPr>
-        <w:rFonts w:ascii="Wingdings" w:hAnsi="Wingdings" w:hint="default"/>
+        <w:rFonts w:hint="default" w:ascii="Wingdings" w:hAnsi="Wingdings"/>
       </w:rPr>
     </w:lvl>
     <w:lvl w:ilvl="3" w:tplc="FFFFFFFF" w:tentative="1">
@@ -29309,7 +31424,7 @@
         <w:ind w:left="2880" w:hanging="360"/>
       </w:pPr>
       <w:rPr>
-        <w:rFonts w:ascii="Symbol" w:hAnsi="Symbol" w:hint="default"/>
+        <w:rFonts w:hint="default" w:ascii="Symbol" w:hAnsi="Symbol"/>
       </w:rPr>
     </w:lvl>
     <w:lvl w:ilvl="4" w:tplc="FFFFFFFF" w:tentative="1">
@@ -29321,7 +31436,7 @@
         <w:ind w:left="3600" w:hanging="360"/>
       </w:pPr>
       <w:rPr>
-        <w:rFonts w:ascii="Courier New" w:hAnsi="Courier New" w:cs="Courier New" w:hint="default"/>
+        <w:rFonts w:hint="default" w:ascii="Courier New" w:hAnsi="Courier New" w:cs="Courier New"/>
       </w:rPr>
     </w:lvl>
     <w:lvl w:ilvl="5" w:tplc="FFFFFFFF" w:tentative="1">
@@ -29333,7 +31448,7 @@
         <w:ind w:left="4320" w:hanging="360"/>
       </w:pPr>
       <w:rPr>
-        <w:rFonts w:ascii="Wingdings" w:hAnsi="Wingdings" w:hint="default"/>
+        <w:rFonts w:hint="default" w:ascii="Wingdings" w:hAnsi="Wingdings"/>
       </w:rPr>
     </w:lvl>
     <w:lvl w:ilvl="6" w:tplc="FFFFFFFF" w:tentative="1">
@@ -29345,7 +31460,7 @@
         <w:ind w:left="5040" w:hanging="360"/>
       </w:pPr>
       <w:rPr>
-        <w:rFonts w:ascii="Symbol" w:hAnsi="Symbol" w:hint="default"/>
+        <w:rFonts w:hint="default" w:ascii="Symbol" w:hAnsi="Symbol"/>
       </w:rPr>
     </w:lvl>
     <w:lvl w:ilvl="7" w:tplc="FFFFFFFF" w:tentative="1">
@@ -29357,7 +31472,7 @@
         <w:ind w:left="5760" w:hanging="360"/>
       </w:pPr>
       <w:rPr>
-        <w:rFonts w:ascii="Courier New" w:hAnsi="Courier New" w:cs="Courier New" w:hint="default"/>
+        <w:rFonts w:hint="default" w:ascii="Courier New" w:hAnsi="Courier New" w:cs="Courier New"/>
       </w:rPr>
     </w:lvl>
     <w:lvl w:ilvl="8" w:tplc="FFFFFFFF" w:tentative="1">
@@ -29369,7 +31484,7 @@
         <w:ind w:left="6480" w:hanging="360"/>
       </w:pPr>
       <w:rPr>
-        <w:rFonts w:ascii="Wingdings" w:hAnsi="Wingdings" w:hint="default"/>
+        <w:rFonts w:hint="default" w:ascii="Wingdings" w:hAnsi="Wingdings"/>
       </w:rPr>
     </w:lvl>
   </w:abstractNum>
@@ -29813,11 +31928,11 @@
 </file>
 
 <file path=word/styles.xml><?xml version="1.0" encoding="utf-8"?>
-<w:styles xmlns:mc="http://schemas.openxmlformats.org/markup-compatibility/2006" xmlns:r="http://schemas.openxmlformats.org/officeDocument/2006/relationships" xmlns:w="http://schemas.openxmlformats.org/wordprocessingml/2006/main" xmlns:w14="http://schemas.microsoft.com/office/word/2010/wordml" xmlns:w15="http://schemas.microsoft.com/office/word/2012/wordml" xmlns:w16cex="http://schemas.microsoft.com/office/word/2018/wordml/cex" xmlns:w16cid="http://schemas.microsoft.com/office/word/2016/wordml/cid" xmlns:w16="http://schemas.microsoft.com/office/word/2018/wordml" xmlns:w16du="http://schemas.microsoft.com/office/word/2023/wordml/word16du" xmlns:w16sdtdh="http://schemas.microsoft.com/office/word/2020/wordml/sdtdatahash" xmlns:w16sdtfl="http://schemas.microsoft.com/office/word/2024/wordml/sdtformatlock" xmlns:w16se="http://schemas.microsoft.com/office/word/2015/wordml/symex" mc:Ignorable="w14 w15 w16se w16cid w16 w16cex w16sdtdh w16sdtfl w16du">
+<w:styles xmlns:wp14="http://schemas.microsoft.com/office/word/2010/wordprocessingDrawing" xmlns:mc="http://schemas.openxmlformats.org/markup-compatibility/2006" xmlns:r="http://schemas.openxmlformats.org/officeDocument/2006/relationships" xmlns:w="http://schemas.openxmlformats.org/wordprocessingml/2006/main" xmlns:w14="http://schemas.microsoft.com/office/word/2010/wordml" xmlns:w15="http://schemas.microsoft.com/office/word/2012/wordml" xmlns:w16cex="http://schemas.microsoft.com/office/word/2018/wordml/cex" xmlns:w16cid="http://schemas.microsoft.com/office/word/2016/wordml/cid" xmlns:w16="http://schemas.microsoft.com/office/word/2018/wordml" xmlns:w16du="http://schemas.microsoft.com/office/word/2023/wordml/word16du" xmlns:w16sdtdh="http://schemas.microsoft.com/office/word/2020/wordml/sdtdatahash" xmlns:w16sdtfl="http://schemas.microsoft.com/office/word/2024/wordml/sdtformatlock" xmlns:w16se="http://schemas.microsoft.com/office/word/2015/wordml/symex" mc:Ignorable="w14 w15 w16se w16cid w16 w16cex w16sdtdh w16sdtfl w16du wp14">
   <w:docDefaults>
     <w:rPrDefault>
       <w:rPr>
-        <w:rFonts w:asciiTheme="minorHAnsi" w:eastAsiaTheme="minorEastAsia" w:hAnsiTheme="minorHAnsi" w:cstheme="minorBidi"/>
+        <w:rFonts w:asciiTheme="minorHAnsi" w:hAnsiTheme="minorHAnsi" w:eastAsiaTheme="minorEastAsia" w:cstheme="minorBidi"/>
         <w:kern w:val="2"/>
         <w:sz w:val="22"/>
         <w:szCs w:val="22"/>
@@ -29834,14 +31949,14 @@
   <w:latentStyles w:defLockedState="0" w:defUIPriority="99" w:defSemiHidden="0" w:defUnhideWhenUsed="0" w:defQFormat="0" w:count="376">
     <w:lsdException w:name="Normal" w:uiPriority="0" w:qFormat="1"/>
     <w:lsdException w:name="heading 1" w:uiPriority="9" w:qFormat="1"/>
-    <w:lsdException w:name="heading 2" w:semiHidden="1" w:uiPriority="9" w:unhideWhenUsed="1" w:qFormat="1"/>
-    <w:lsdException w:name="heading 3" w:semiHidden="1" w:uiPriority="9" w:unhideWhenUsed="1" w:qFormat="1"/>
-    <w:lsdException w:name="heading 4" w:semiHidden="1" w:uiPriority="9" w:unhideWhenUsed="1" w:qFormat="1"/>
-    <w:lsdException w:name="heading 5" w:semiHidden="1" w:uiPriority="9" w:unhideWhenUsed="1" w:qFormat="1"/>
-    <w:lsdException w:name="heading 6" w:semiHidden="1" w:uiPriority="9" w:unhideWhenUsed="1" w:qFormat="1"/>
-    <w:lsdException w:name="heading 7" w:semiHidden="1" w:uiPriority="9" w:unhideWhenUsed="1" w:qFormat="1"/>
-    <w:lsdException w:name="heading 8" w:semiHidden="1" w:uiPriority="9" w:unhideWhenUsed="1" w:qFormat="1"/>
-    <w:lsdException w:name="heading 9" w:semiHidden="1" w:uiPriority="9" w:unhideWhenUsed="1" w:qFormat="1"/>
+    <w:lsdException w:name="heading 2" w:uiPriority="9" w:semiHidden="1" w:unhideWhenUsed="1" w:qFormat="1"/>
+    <w:lsdException w:name="heading 3" w:uiPriority="9" w:semiHidden="1" w:unhideWhenUsed="1" w:qFormat="1"/>
+    <w:lsdException w:name="heading 4" w:uiPriority="9" w:semiHidden="1" w:unhideWhenUsed="1" w:qFormat="1"/>
+    <w:lsdException w:name="heading 5" w:uiPriority="9" w:semiHidden="1" w:unhideWhenUsed="1" w:qFormat="1"/>
+    <w:lsdException w:name="heading 6" w:uiPriority="9" w:semiHidden="1" w:unhideWhenUsed="1" w:qFormat="1"/>
+    <w:lsdException w:name="heading 7" w:uiPriority="9" w:semiHidden="1" w:unhideWhenUsed="1" w:qFormat="1"/>
+    <w:lsdException w:name="heading 8" w:uiPriority="9" w:semiHidden="1" w:unhideWhenUsed="1" w:qFormat="1"/>
+    <w:lsdException w:name="heading 9" w:uiPriority="9" w:semiHidden="1" w:unhideWhenUsed="1" w:qFormat="1"/>
     <w:lsdException w:name="index 1" w:semiHidden="1" w:unhideWhenUsed="1"/>
     <w:lsdException w:name="index 2" w:semiHidden="1" w:unhideWhenUsed="1"/>
     <w:lsdException w:name="index 3" w:semiHidden="1" w:unhideWhenUsed="1"/>
@@ -29851,22 +31966,22 @@
     <w:lsdException w:name="index 7" w:semiHidden="1" w:unhideWhenUsed="1"/>
     <w:lsdException w:name="index 8" w:semiHidden="1" w:unhideWhenUsed="1"/>
     <w:lsdException w:name="index 9" w:semiHidden="1" w:unhideWhenUsed="1"/>
-    <w:lsdException w:name="toc 1" w:semiHidden="1" w:uiPriority="39" w:unhideWhenUsed="1"/>
-    <w:lsdException w:name="toc 2" w:semiHidden="1" w:uiPriority="39" w:unhideWhenUsed="1"/>
-    <w:lsdException w:name="toc 3" w:semiHidden="1" w:uiPriority="39" w:unhideWhenUsed="1"/>
-    <w:lsdException w:name="toc 4" w:semiHidden="1" w:uiPriority="39" w:unhideWhenUsed="1"/>
-    <w:lsdException w:name="toc 5" w:semiHidden="1" w:uiPriority="39" w:unhideWhenUsed="1"/>
-    <w:lsdException w:name="toc 6" w:semiHidden="1" w:uiPriority="39" w:unhideWhenUsed="1"/>
-    <w:lsdException w:name="toc 7" w:semiHidden="1" w:uiPriority="39" w:unhideWhenUsed="1"/>
-    <w:lsdException w:name="toc 8" w:semiHidden="1" w:uiPriority="39" w:unhideWhenUsed="1"/>
-    <w:lsdException w:name="toc 9" w:semiHidden="1" w:uiPriority="39" w:unhideWhenUsed="1"/>
+    <w:lsdException w:name="toc 1" w:uiPriority="39" w:semiHidden="1" w:unhideWhenUsed="1"/>
+    <w:lsdException w:name="toc 2" w:uiPriority="39" w:semiHidden="1" w:unhideWhenUsed="1"/>
+    <w:lsdException w:name="toc 3" w:uiPriority="39" w:semiHidden="1" w:unhideWhenUsed="1"/>
+    <w:lsdException w:name="toc 4" w:uiPriority="39" w:semiHidden="1" w:unhideWhenUsed="1"/>
+    <w:lsdException w:name="toc 5" w:uiPriority="39" w:semiHidden="1" w:unhideWhenUsed="1"/>
+    <w:lsdException w:name="toc 6" w:uiPriority="39" w:semiHidden="1" w:unhideWhenUsed="1"/>
+    <w:lsdException w:name="toc 7" w:uiPriority="39" w:semiHidden="1" w:unhideWhenUsed="1"/>
+    <w:lsdException w:name="toc 8" w:uiPriority="39" w:semiHidden="1" w:unhideWhenUsed="1"/>
+    <w:lsdException w:name="toc 9" w:uiPriority="39" w:semiHidden="1" w:unhideWhenUsed="1"/>
     <w:lsdException w:name="Normal Indent" w:semiHidden="1" w:unhideWhenUsed="1"/>
     <w:lsdException w:name="footnote text" w:semiHidden="1" w:unhideWhenUsed="1"/>
     <w:lsdException w:name="annotation text" w:semiHidden="1" w:unhideWhenUsed="1"/>
     <w:lsdException w:name="header" w:semiHidden="1" w:unhideWhenUsed="1"/>
     <w:lsdException w:name="footer" w:semiHidden="1" w:unhideWhenUsed="1"/>
     <w:lsdException w:name="index heading" w:semiHidden="1" w:unhideWhenUsed="1"/>
-    <w:lsdException w:name="caption" w:semiHidden="1" w:uiPriority="35" w:unhideWhenUsed="1" w:qFormat="1"/>
+    <w:lsdException w:name="caption" w:uiPriority="35" w:semiHidden="1" w:unhideWhenUsed="1" w:qFormat="1"/>
     <w:lsdException w:name="table of figures" w:semiHidden="1" w:unhideWhenUsed="1"/>
     <w:lsdException w:name="envelope address" w:semiHidden="1" w:unhideWhenUsed="1"/>
     <w:lsdException w:name="envelope return" w:semiHidden="1" w:unhideWhenUsed="1"/>
@@ -29897,7 +32012,7 @@
     <w:lsdException w:name="Title" w:uiPriority="10" w:qFormat="1"/>
     <w:lsdException w:name="Closing" w:semiHidden="1" w:unhideWhenUsed="1"/>
     <w:lsdException w:name="Signature" w:semiHidden="1" w:unhideWhenUsed="1"/>
-    <w:lsdException w:name="Default Paragraph Font" w:semiHidden="1" w:uiPriority="1" w:unhideWhenUsed="1"/>
+    <w:lsdException w:name="Default Paragraph Font" w:uiPriority="1" w:semiHidden="1" w:unhideWhenUsed="1"/>
     <w:lsdException w:name="Body Text" w:semiHidden="1" w:unhideWhenUsed="1"/>
     <w:lsdException w:name="Body Text Indent" w:semiHidden="1" w:unhideWhenUsed="1"/>
     <w:lsdException w:name="List Continue" w:semiHidden="1" w:unhideWhenUsed="1"/>
@@ -30097,8 +32212,8 @@
     <w:lsdException w:name="Subtle Reference" w:uiPriority="31" w:qFormat="1"/>
     <w:lsdException w:name="Intense Reference" w:uiPriority="32" w:qFormat="1"/>
     <w:lsdException w:name="Book Title" w:uiPriority="33" w:qFormat="1"/>
-    <w:lsdException w:name="Bibliography" w:semiHidden="1" w:uiPriority="37" w:unhideWhenUsed="1"/>
-    <w:lsdException w:name="TOC Heading" w:semiHidden="1" w:uiPriority="39" w:unhideWhenUsed="1" w:qFormat="1"/>
+    <w:lsdException w:name="Bibliography" w:uiPriority="37" w:semiHidden="1" w:unhideWhenUsed="1"/>
+    <w:lsdException w:name="TOC Heading" w:uiPriority="39" w:semiHidden="1" w:unhideWhenUsed="1" w:qFormat="1"/>
     <w:lsdException w:name="Plain Table 1" w:uiPriority="41"/>
     <w:lsdException w:name="Plain Table 2" w:uiPriority="42"/>
     <w:lsdException w:name="Plain Table 3" w:uiPriority="43"/>
@@ -30209,7 +32324,7 @@
     <w:lsdException w:name="Unresolved Mention" w:semiHidden="1" w:unhideWhenUsed="1"/>
     <w:lsdException w:name="Smart Link" w:semiHidden="1" w:unhideWhenUsed="1"/>
   </w:latentStyles>
-  <w:style w:type="paragraph" w:default="1" w:styleId="Normal">
+  <w:style w:type="paragraph" w:styleId="Normal" w:default="1">
     <w:name w:val="Normal"/>
     <w:qFormat/>
     <w:rsid w:val="00C04E92"/>
@@ -30229,7 +32344,7 @@
       <w:outlineLvl w:val="0"/>
     </w:pPr>
     <w:rPr>
-      <w:rFonts w:asciiTheme="majorHAnsi" w:eastAsiaTheme="majorEastAsia" w:hAnsiTheme="majorHAnsi" w:cstheme="majorBidi"/>
+      <w:rFonts w:asciiTheme="majorHAnsi" w:hAnsiTheme="majorHAnsi" w:eastAsiaTheme="majorEastAsia" w:cstheme="majorBidi"/>
       <w:color w:val="7C9163" w:themeColor="accent1" w:themeShade="BF"/>
       <w:sz w:val="40"/>
       <w:szCs w:val="40"/>
@@ -30252,7 +32367,7 @@
       <w:outlineLvl w:val="1"/>
     </w:pPr>
     <w:rPr>
-      <w:rFonts w:asciiTheme="majorHAnsi" w:eastAsiaTheme="majorEastAsia" w:hAnsiTheme="majorHAnsi" w:cstheme="majorBidi"/>
+      <w:rFonts w:asciiTheme="majorHAnsi" w:hAnsiTheme="majorHAnsi" w:eastAsiaTheme="majorEastAsia" w:cstheme="majorBidi"/>
       <w:color w:val="7C9163" w:themeColor="accent1" w:themeShade="BF"/>
       <w:sz w:val="32"/>
       <w:szCs w:val="32"/>
@@ -30413,13 +32528,13 @@
       <w:color w:val="272727" w:themeColor="text1" w:themeTint="D8"/>
     </w:rPr>
   </w:style>
-  <w:style w:type="character" w:default="1" w:styleId="Fuentedeprrafopredeter">
+  <w:style w:type="character" w:styleId="Fuentedeprrafopredeter" w:default="1">
     <w:name w:val="Default Paragraph Font"/>
     <w:uiPriority w:val="1"/>
     <w:semiHidden/>
     <w:unhideWhenUsed/>
   </w:style>
-  <w:style w:type="table" w:default="1" w:styleId="Tablanormal">
+  <w:style w:type="table" w:styleId="Tablanormal" w:default="1">
     <w:name w:val="Normal Table"/>
     <w:uiPriority w:val="99"/>
     <w:semiHidden/>
@@ -30434,26 +32549,26 @@
       </w:tblCellMar>
     </w:tblPr>
   </w:style>
-  <w:style w:type="numbering" w:default="1" w:styleId="Sinlista">
+  <w:style w:type="numbering" w:styleId="Sinlista" w:default="1">
     <w:name w:val="No List"/>
     <w:uiPriority w:val="99"/>
     <w:semiHidden/>
     <w:unhideWhenUsed/>
   </w:style>
-  <w:style w:type="character" w:customStyle="1" w:styleId="Ttulo1Car">
+  <w:style w:type="character" w:styleId="Ttulo1Car" w:customStyle="1">
     <w:name w:val="Título 1 Car"/>
     <w:basedOn w:val="Fuentedeprrafopredeter"/>
     <w:link w:val="Ttulo1"/>
     <w:uiPriority w:val="9"/>
     <w:rsid w:val="00AF0C7E"/>
     <w:rPr>
-      <w:rFonts w:asciiTheme="majorHAnsi" w:eastAsiaTheme="majorEastAsia" w:hAnsiTheme="majorHAnsi" w:cstheme="majorBidi"/>
+      <w:rFonts w:asciiTheme="majorHAnsi" w:hAnsiTheme="majorHAnsi" w:eastAsiaTheme="majorEastAsia" w:cstheme="majorBidi"/>
       <w:color w:val="7C9163" w:themeColor="accent1" w:themeShade="BF"/>
       <w:sz w:val="40"/>
       <w:szCs w:val="40"/>
     </w:rPr>
   </w:style>
-  <w:style w:type="character" w:customStyle="1" w:styleId="Ttulo2Car">
+  <w:style w:type="character" w:styleId="Ttulo2Car" w:customStyle="1">
     <w:name w:val="Título 2 Car"/>
     <w:basedOn w:val="Fuentedeprrafopredeter"/>
     <w:link w:val="Ttulo2"/>
@@ -30461,13 +32576,13 @@
     <w:semiHidden/>
     <w:rsid w:val="00AF0C7E"/>
     <w:rPr>
-      <w:rFonts w:asciiTheme="majorHAnsi" w:eastAsiaTheme="majorEastAsia" w:hAnsiTheme="majorHAnsi" w:cstheme="majorBidi"/>
+      <w:rFonts w:asciiTheme="majorHAnsi" w:hAnsiTheme="majorHAnsi" w:eastAsiaTheme="majorEastAsia" w:cstheme="majorBidi"/>
       <w:color w:val="7C9163" w:themeColor="accent1" w:themeShade="BF"/>
       <w:sz w:val="32"/>
       <w:szCs w:val="32"/>
     </w:rPr>
   </w:style>
-  <w:style w:type="character" w:customStyle="1" w:styleId="Ttulo3Car">
+  <w:style w:type="character" w:styleId="Ttulo3Car" w:customStyle="1">
     <w:name w:val="Título 3 Car"/>
     <w:basedOn w:val="Fuentedeprrafopredeter"/>
     <w:link w:val="Ttulo3"/>
@@ -30481,7 +32596,7 @@
       <w:szCs w:val="28"/>
     </w:rPr>
   </w:style>
-  <w:style w:type="character" w:customStyle="1" w:styleId="Ttulo4Car">
+  <w:style w:type="character" w:styleId="Ttulo4Car" w:customStyle="1">
     <w:name w:val="Título 4 Car"/>
     <w:basedOn w:val="Fuentedeprrafopredeter"/>
     <w:link w:val="Ttulo4"/>
@@ -30495,7 +32610,7 @@
       <w:color w:val="7C9163" w:themeColor="accent1" w:themeShade="BF"/>
     </w:rPr>
   </w:style>
-  <w:style w:type="character" w:customStyle="1" w:styleId="Ttulo5Car">
+  <w:style w:type="character" w:styleId="Ttulo5Car" w:customStyle="1">
     <w:name w:val="Título 5 Car"/>
     <w:basedOn w:val="Fuentedeprrafopredeter"/>
     <w:link w:val="Ttulo5"/>
@@ -30507,7 +32622,7 @@
       <w:color w:val="7C9163" w:themeColor="accent1" w:themeShade="BF"/>
     </w:rPr>
   </w:style>
-  <w:style w:type="character" w:customStyle="1" w:styleId="Ttulo6Car">
+  <w:style w:type="character" w:styleId="Ttulo6Car" w:customStyle="1">
     <w:name w:val="Título 6 Car"/>
     <w:basedOn w:val="Fuentedeprrafopredeter"/>
     <w:link w:val="Ttulo6"/>
@@ -30521,7 +32636,7 @@
       <w:color w:val="595959" w:themeColor="text1" w:themeTint="A6"/>
     </w:rPr>
   </w:style>
-  <w:style w:type="character" w:customStyle="1" w:styleId="Ttulo7Car">
+  <w:style w:type="character" w:styleId="Ttulo7Car" w:customStyle="1">
     <w:name w:val="Título 7 Car"/>
     <w:basedOn w:val="Fuentedeprrafopredeter"/>
     <w:link w:val="Ttulo7"/>
@@ -30533,7 +32648,7 @@
       <w:color w:val="595959" w:themeColor="text1" w:themeTint="A6"/>
     </w:rPr>
   </w:style>
-  <w:style w:type="character" w:customStyle="1" w:styleId="Ttulo8Car">
+  <w:style w:type="character" w:styleId="Ttulo8Car" w:customStyle="1">
     <w:name w:val="Título 8 Car"/>
     <w:basedOn w:val="Fuentedeprrafopredeter"/>
     <w:link w:val="Ttulo8"/>
@@ -30547,7 +32662,7 @@
       <w:color w:val="272727" w:themeColor="text1" w:themeTint="D8"/>
     </w:rPr>
   </w:style>
-  <w:style w:type="character" w:customStyle="1" w:styleId="Ttulo9Car">
+  <w:style w:type="character" w:styleId="Ttulo9Car" w:customStyle="1">
     <w:name w:val="Título 9 Car"/>
     <w:basedOn w:val="Fuentedeprrafopredeter"/>
     <w:link w:val="Ttulo9"/>
@@ -30572,21 +32687,21 @@
       <w:contextualSpacing/>
     </w:pPr>
     <w:rPr>
-      <w:rFonts w:asciiTheme="majorHAnsi" w:eastAsiaTheme="majorEastAsia" w:hAnsiTheme="majorHAnsi" w:cstheme="majorBidi"/>
+      <w:rFonts w:asciiTheme="majorHAnsi" w:hAnsiTheme="majorHAnsi" w:eastAsiaTheme="majorEastAsia" w:cstheme="majorBidi"/>
       <w:spacing w:val="-10"/>
       <w:kern w:val="28"/>
       <w:sz w:val="56"/>
       <w:szCs w:val="56"/>
     </w:rPr>
   </w:style>
-  <w:style w:type="character" w:customStyle="1" w:styleId="TtuloCar">
+  <w:style w:type="character" w:styleId="TtuloCar" w:customStyle="1">
     <w:name w:val="Título Car"/>
     <w:basedOn w:val="Fuentedeprrafopredeter"/>
     <w:link w:val="Ttulo"/>
     <w:uiPriority w:val="10"/>
     <w:rsid w:val="00AF0C7E"/>
     <w:rPr>
-      <w:rFonts w:asciiTheme="majorHAnsi" w:eastAsiaTheme="majorEastAsia" w:hAnsiTheme="majorHAnsi" w:cstheme="majorBidi"/>
+      <w:rFonts w:asciiTheme="majorHAnsi" w:hAnsiTheme="majorHAnsi" w:eastAsiaTheme="majorEastAsia" w:cstheme="majorBidi"/>
       <w:spacing w:val="-10"/>
       <w:kern w:val="28"/>
       <w:sz w:val="56"/>
@@ -30614,7 +32729,7 @@
       <w:szCs w:val="28"/>
     </w:rPr>
   </w:style>
-  <w:style w:type="character" w:customStyle="1" w:styleId="SubttuloCar">
+  <w:style w:type="character" w:styleId="SubttuloCar" w:customStyle="1">
     <w:name w:val="Subtítulo Car"/>
     <w:basedOn w:val="Fuentedeprrafopredeter"/>
     <w:link w:val="Subttulo"/>
@@ -30646,7 +32761,7 @@
       <w:color w:val="404040" w:themeColor="text1" w:themeTint="BF"/>
     </w:rPr>
   </w:style>
-  <w:style w:type="character" w:customStyle="1" w:styleId="CitaCar">
+  <w:style w:type="character" w:styleId="CitaCar" w:customStyle="1">
     <w:name w:val="Cita Car"/>
     <w:basedOn w:val="Fuentedeprrafopredeter"/>
     <w:link w:val="Cita"/>
@@ -30691,8 +32806,8 @@
     <w:rsid w:val="00AF0C7E"/>
     <w:pPr>
       <w:pBdr>
-        <w:top w:val="single" w:sz="4" w:space="10" w:color="7C9163" w:themeColor="accent1" w:themeShade="BF"/>
-        <w:bottom w:val="single" w:sz="4" w:space="10" w:color="7C9163" w:themeColor="accent1" w:themeShade="BF"/>
+        <w:top w:val="single" w:color="7C9163" w:themeColor="accent1" w:themeShade="BF" w:sz="4" w:space="10"/>
+        <w:bottom w:val="single" w:color="7C9163" w:themeColor="accent1" w:themeShade="BF" w:sz="4" w:space="10"/>
       </w:pBdr>
       <w:spacing w:before="360" w:after="360"/>
       <w:ind w:left="864" w:right="864"/>
@@ -30704,7 +32819,7 @@
       <w:color w:val="7C9163" w:themeColor="accent1" w:themeShade="BF"/>
     </w:rPr>
   </w:style>
-  <w:style w:type="character" w:customStyle="1" w:styleId="CitadestacadaCar">
+  <w:style w:type="character" w:styleId="CitadestacadaCar" w:customStyle="1">
     <w:name w:val="Cita destacada Car"/>
     <w:basedOn w:val="Fuentedeprrafopredeter"/>
     <w:link w:val="Citadestacada"/>
@@ -30755,7 +32870,7 @@
       <w:spacing w:after="0" w:line="240" w:lineRule="auto"/>
     </w:pPr>
   </w:style>
-  <w:style w:type="character" w:customStyle="1" w:styleId="EncabezadoCar">
+  <w:style w:type="character" w:styleId="EncabezadoCar" w:customStyle="1">
     <w:name w:val="Encabezado Car"/>
     <w:basedOn w:val="Fuentedeprrafopredeter"/>
     <w:link w:val="Encabezado"/>
@@ -30777,7 +32892,7 @@
       <w:spacing w:after="0" w:line="240" w:lineRule="auto"/>
     </w:pPr>
   </w:style>
-  <w:style w:type="character" w:customStyle="1" w:styleId="PiedepginaCar">
+  <w:style w:type="character" w:styleId="PiedepginaCar" w:customStyle="1">
     <w:name w:val="Pie de página Car"/>
     <w:basedOn w:val="Fuentedeprrafopredeter"/>
     <w:link w:val="Piedepgina"/>
@@ -30817,12 +32932,12 @@
     </w:pPr>
     <w:tblPr>
       <w:tblBorders>
-        <w:top w:val="single" w:sz="4" w:space="0" w:color="auto"/>
-        <w:left w:val="single" w:sz="4" w:space="0" w:color="auto"/>
-        <w:bottom w:val="single" w:sz="4" w:space="0" w:color="auto"/>
-        <w:right w:val="single" w:sz="4" w:space="0" w:color="auto"/>
-        <w:insideH w:val="single" w:sz="4" w:space="0" w:color="auto"/>
-        <w:insideV w:val="single" w:sz="4" w:space="0" w:color="auto"/>
+        <w:top w:val="single" w:color="auto" w:sz="4" w:space="0"/>
+        <w:left w:val="single" w:color="auto" w:sz="4" w:space="0"/>
+        <w:bottom w:val="single" w:color="auto" w:sz="4" w:space="0"/>
+        <w:right w:val="single" w:color="auto" w:sz="4" w:space="0"/>
+        <w:insideH w:val="single" w:color="auto" w:sz="4" w:space="0"/>
+        <w:insideV w:val="single" w:color="auto" w:sz="4" w:space="0"/>
       </w:tblBorders>
     </w:tblPr>
   </w:style>
@@ -30846,7 +32961,7 @@
       <w14:ligatures w14:val="none"/>
     </w:rPr>
   </w:style>
-  <w:style w:type="paragraph" w:customStyle="1" w:styleId="Ttulo0">
+  <w:style w:type="paragraph" w:styleId="Ttulo0" w:customStyle="1">
     <w:name w:val="Tìtulo 0"/>
     <w:basedOn w:val="Ttulo"/>
     <w:next w:val="Normal"/>
@@ -30863,13 +32978,13 @@
       <w:sz w:val="36"/>
     </w:rPr>
   </w:style>
-  <w:style w:type="character" w:customStyle="1" w:styleId="Ttulo0Car">
+  <w:style w:type="character" w:styleId="Ttulo0Car" w:customStyle="1">
     <w:name w:val="Tìtulo 0 Car"/>
     <w:basedOn w:val="TtuloCar"/>
     <w:link w:val="Ttulo0"/>
     <w:rsid w:val="00EF5A54"/>
     <w:rPr>
-      <w:rFonts w:asciiTheme="majorHAnsi" w:eastAsiaTheme="majorEastAsia" w:hAnsiTheme="majorHAnsi" w:cstheme="majorBidi"/>
+      <w:rFonts w:asciiTheme="majorHAnsi" w:hAnsiTheme="majorHAnsi" w:eastAsiaTheme="majorEastAsia" w:cstheme="majorBidi"/>
       <w:b/>
       <w:color w:val="262626" w:themeColor="text1" w:themeTint="D9"/>
       <w:spacing w:val="-10"/>
@@ -30890,7 +33005,7 @@
       <w:spacing w:after="100"/>
     </w:pPr>
   </w:style>
-  <w:style w:type="paragraph" w:customStyle="1" w:styleId="titulo1">
+  <w:style w:type="paragraph" w:styleId="titulo1" w:customStyle="1">
     <w:name w:val="titulo_1"/>
     <w:basedOn w:val="Ttulo0"/>
     <w:next w:val="Normal"/>
@@ -30904,13 +33019,13 @@
       <w:sz w:val="28"/>
     </w:rPr>
   </w:style>
-  <w:style w:type="character" w:customStyle="1" w:styleId="titulo1Car">
+  <w:style w:type="character" w:styleId="titulo1Car" w:customStyle="1">
     <w:name w:val="titulo_1 Car"/>
     <w:basedOn w:val="Ttulo0Car"/>
     <w:link w:val="titulo1"/>
     <w:rsid w:val="009975AD"/>
     <w:rPr>
-      <w:rFonts w:asciiTheme="majorHAnsi" w:eastAsiaTheme="majorEastAsia" w:hAnsiTheme="majorHAnsi" w:cstheme="majorBidi"/>
+      <w:rFonts w:asciiTheme="majorHAnsi" w:hAnsiTheme="majorHAnsi" w:eastAsiaTheme="majorEastAsia" w:cstheme="majorBidi"/>
       <w:b/>
       <w:color w:val="262626" w:themeColor="text1" w:themeTint="D9"/>
       <w:spacing w:val="-10"/>
@@ -30965,7 +33080,7 @@
 </file>
 
 <file path=word/theme/theme1.xml><?xml version="1.0" encoding="utf-8"?>
-<a:theme xmlns:a="http://schemas.openxmlformats.org/drawingml/2006/main" name="Tema de Office">
+<a:theme xmlns:a="http://schemas.openxmlformats.org/drawingml/2006/main" xmlns:thm15="http://schemas.microsoft.com/office/thememl/2012/main" name="Tema de Office">
   <a:themeElements>
     <a:clrScheme name="Papel">
       <a:dk1>

--- a/BITACORA.docx
+++ b/BITACORA.docx
@@ -377,7 +377,7 @@
                                   <w:rFonts w:ascii="Abadi Extra Light" w:hAnsi="Abadi Extra Light"/>
                                   <w:color w:val="FFFFFF" w:themeColor="background1"/>
                                 </w:rPr>
-                                <w:t>4</w:t>
+                                <w:t>8</w:t>
                               </w:r>
                               <w:r>
                                 <w:rPr>
@@ -664,7 +664,7 @@
                             <w:rFonts w:ascii="Abadi Extra Light" w:hAnsi="Abadi Extra Light"/>
                             <w:color w:val="FFFFFF" w:themeColor="background1"/>
                           </w:rPr>
-                          <w:t>4</w:t>
+                          <w:t>8</w:t>
                         </w:r>
                         <w:r>
                           <w:rPr>
@@ -750,7 +750,6 @@
           <w:docPartUnique/>
         </w:docPartObj>
       </w:sdtPr>
-      <w:sdtEndPr/>
       <w:sdtContent>
         <w:p>
           <w:pPr>
@@ -807,7 +806,7 @@
           <w:r>
             <w:fldChar w:fldCharType="separate"/>
           </w:r>
-          <w:hyperlink w:anchor="_Toc229639232" w:history="1">
+          <w:hyperlink w:anchor="_Toc229984842" w:history="1">
             <w:r>
               <w:rPr>
                 <w:rStyle w:val="Hipervnculo"/>
@@ -834,7 +833,7 @@
                 <w:noProof/>
                 <w:webHidden/>
               </w:rPr>
-              <w:instrText xml:space="preserve"> PAGEREF _Toc229639232 \h </w:instrText>
+              <w:instrText xml:space="preserve"> PAGEREF _Toc229984842 \h </w:instrText>
             </w:r>
             <w:r>
               <w:rPr>
@@ -875,7 +874,7 @@
               <w:lang w:eastAsia="ko-KR"/>
             </w:rPr>
           </w:pPr>
-          <w:hyperlink w:anchor="_Toc229639233" w:history="1">
+          <w:hyperlink w:anchor="_Toc229984843" w:history="1">
             <w:r>
               <w:rPr>
                 <w:rStyle w:val="Hipervnculo"/>
@@ -903,7 +902,7 @@
                 <w:noProof/>
                 <w:webHidden/>
               </w:rPr>
-              <w:instrText xml:space="preserve"> PAGEREF _Toc229639233 \h </w:instrText>
+              <w:instrText xml:space="preserve"> PAGEREF _Toc229984843 \h </w:instrText>
             </w:r>
             <w:r>
               <w:rPr>
@@ -947,7 +946,7 @@
               <w:lang w:eastAsia="ko-KR"/>
             </w:rPr>
           </w:pPr>
-          <w:hyperlink w:anchor="_Toc229639234" w:history="1">
+          <w:hyperlink w:anchor="_Toc229984844" w:history="1">
             <w:r>
               <w:rPr>
                 <w:rStyle w:val="Hipervnculo"/>
@@ -974,7 +973,7 @@
                 <w:noProof/>
                 <w:webHidden/>
               </w:rPr>
-              <w:instrText xml:space="preserve"> PAGEREF _Toc229639234 \h </w:instrText>
+              <w:instrText xml:space="preserve"> PAGEREF _Toc229984844 \h </w:instrText>
             </w:r>
             <w:r>
               <w:rPr>
@@ -1018,7 +1017,7 @@
               <w:lang w:eastAsia="ko-KR"/>
             </w:rPr>
           </w:pPr>
-          <w:hyperlink w:anchor="_Toc229639235" w:history="1">
+          <w:hyperlink w:anchor="_Toc229984845" w:history="1">
             <w:r>
               <w:rPr>
                 <w:rStyle w:val="Hipervnculo"/>
@@ -1045,7 +1044,7 @@
                 <w:noProof/>
                 <w:webHidden/>
               </w:rPr>
-              <w:instrText xml:space="preserve"> PAGEREF _Toc229639235 \h </w:instrText>
+              <w:instrText xml:space="preserve"> PAGEREF _Toc229984845 \h </w:instrText>
             </w:r>
             <w:r>
               <w:rPr>
@@ -1089,7 +1088,7 @@
               <w:lang w:eastAsia="ko-KR"/>
             </w:rPr>
           </w:pPr>
-          <w:hyperlink w:anchor="_Toc229639236" w:history="1">
+          <w:hyperlink w:anchor="_Toc229984846" w:history="1">
             <w:r>
               <w:rPr>
                 <w:rStyle w:val="Hipervnculo"/>
@@ -1116,7 +1115,7 @@
                 <w:noProof/>
                 <w:webHidden/>
               </w:rPr>
-              <w:instrText xml:space="preserve"> PAGEREF _Toc229639236 \h </w:instrText>
+              <w:instrText xml:space="preserve"> PAGEREF _Toc229984846 \h </w:instrText>
             </w:r>
             <w:r>
               <w:rPr>
@@ -1157,7 +1156,7 @@
               <w:lang w:eastAsia="ko-KR"/>
             </w:rPr>
           </w:pPr>
-          <w:hyperlink w:anchor="_Toc229639237" w:history="1">
+          <w:hyperlink w:anchor="_Toc229984847" w:history="1">
             <w:r>
               <w:rPr>
                 <w:rStyle w:val="Hipervnculo"/>
@@ -1185,7 +1184,7 @@
                 <w:noProof/>
                 <w:webHidden/>
               </w:rPr>
-              <w:instrText xml:space="preserve"> PAGEREF _Toc229639237 \h </w:instrText>
+              <w:instrText xml:space="preserve"> PAGEREF _Toc229984847 \h </w:instrText>
             </w:r>
             <w:r>
               <w:rPr>
@@ -1229,7 +1228,7 @@
               <w:lang w:eastAsia="ko-KR"/>
             </w:rPr>
           </w:pPr>
-          <w:hyperlink w:anchor="_Toc229639238" w:history="1">
+          <w:hyperlink w:anchor="_Toc229984848" w:history="1">
             <w:r>
               <w:rPr>
                 <w:rStyle w:val="Hipervnculo"/>
@@ -1256,7 +1255,7 @@
                 <w:noProof/>
                 <w:webHidden/>
               </w:rPr>
-              <w:instrText xml:space="preserve"> PAGEREF _Toc229639238 \h </w:instrText>
+              <w:instrText xml:space="preserve"> PAGEREF _Toc229984848 \h </w:instrText>
             </w:r>
             <w:r>
               <w:rPr>
@@ -1300,7 +1299,7 @@
               <w:lang w:eastAsia="ko-KR"/>
             </w:rPr>
           </w:pPr>
-          <w:hyperlink w:anchor="_Toc229639239" w:history="1">
+          <w:hyperlink w:anchor="_Toc229984849" w:history="1">
             <w:r>
               <w:rPr>
                 <w:rStyle w:val="Hipervnculo"/>
@@ -1327,7 +1326,7 @@
                 <w:noProof/>
                 <w:webHidden/>
               </w:rPr>
-              <w:instrText xml:space="preserve"> PAGEREF _Toc229639239 \h </w:instrText>
+              <w:instrText xml:space="preserve"> PAGEREF _Toc229984849 \h </w:instrText>
             </w:r>
             <w:r>
               <w:rPr>
@@ -1371,7 +1370,7 @@
               <w:lang w:eastAsia="ko-KR"/>
             </w:rPr>
           </w:pPr>
-          <w:hyperlink w:anchor="_Toc229639240" w:history="1">
+          <w:hyperlink w:anchor="_Toc229984850" w:history="1">
             <w:r>
               <w:rPr>
                 <w:rStyle w:val="Hipervnculo"/>
@@ -1398,7 +1397,7 @@
                 <w:noProof/>
                 <w:webHidden/>
               </w:rPr>
-              <w:instrText xml:space="preserve"> PAGEREF _Toc229639240 \h </w:instrText>
+              <w:instrText xml:space="preserve"> PAGEREF _Toc229984850 \h </w:instrText>
             </w:r>
             <w:r>
               <w:rPr>
@@ -1442,7 +1441,7 @@
               <w:lang w:eastAsia="ko-KR"/>
             </w:rPr>
           </w:pPr>
-          <w:hyperlink w:anchor="_Toc229639241" w:history="1">
+          <w:hyperlink w:anchor="_Toc229984851" w:history="1">
             <w:r>
               <w:rPr>
                 <w:rStyle w:val="Hipervnculo"/>
@@ -1470,7 +1469,7 @@
                 <w:noProof/>
                 <w:webHidden/>
               </w:rPr>
-              <w:instrText xml:space="preserve"> PAGEREF _Toc229639241 \h </w:instrText>
+              <w:instrText xml:space="preserve"> PAGEREF _Toc229984851 \h </w:instrText>
             </w:r>
             <w:r>
               <w:rPr>
@@ -1514,7 +1513,7 @@
               <w:lang w:eastAsia="ko-KR"/>
             </w:rPr>
           </w:pPr>
-          <w:hyperlink w:anchor="_Toc229639242" w:history="1">
+          <w:hyperlink w:anchor="_Toc229984852" w:history="1">
             <w:r>
               <w:rPr>
                 <w:rStyle w:val="Hipervnculo"/>
@@ -1541,7 +1540,7 @@
                 <w:noProof/>
                 <w:webHidden/>
               </w:rPr>
-              <w:instrText xml:space="preserve"> PAGEREF _Toc229639242 \h </w:instrText>
+              <w:instrText xml:space="preserve"> PAGEREF _Toc229984852 \h </w:instrText>
             </w:r>
             <w:r>
               <w:rPr>
@@ -1585,7 +1584,7 @@
               <w:lang w:eastAsia="ko-KR"/>
             </w:rPr>
           </w:pPr>
-          <w:hyperlink w:anchor="_Toc229639243" w:history="1">
+          <w:hyperlink w:anchor="_Toc229984853" w:history="1">
             <w:r>
               <w:rPr>
                 <w:rStyle w:val="Hipervnculo"/>
@@ -1612,7 +1611,7 @@
                 <w:noProof/>
                 <w:webHidden/>
               </w:rPr>
-              <w:instrText xml:space="preserve"> PAGEREF _Toc229639243 \h </w:instrText>
+              <w:instrText xml:space="preserve"> PAGEREF _Toc229984853 \h </w:instrText>
             </w:r>
             <w:r>
               <w:rPr>
@@ -1656,7 +1655,7 @@
               <w:lang w:eastAsia="ko-KR"/>
             </w:rPr>
           </w:pPr>
-          <w:hyperlink w:anchor="_Toc229639244" w:history="1">
+          <w:hyperlink w:anchor="_Toc229984854" w:history="1">
             <w:r>
               <w:rPr>
                 <w:rStyle w:val="Hipervnculo"/>
@@ -1683,7 +1682,7 @@
                 <w:noProof/>
                 <w:webHidden/>
               </w:rPr>
-              <w:instrText xml:space="preserve"> PAGEREF _Toc229639244 \h </w:instrText>
+              <w:instrText xml:space="preserve"> PAGEREF _Toc229984854 \h </w:instrText>
             </w:r>
             <w:r>
               <w:rPr>
@@ -1724,7 +1723,7 @@
               <w:lang w:eastAsia="ko-KR"/>
             </w:rPr>
           </w:pPr>
-          <w:hyperlink w:anchor="_Toc229639245" w:history="1">
+          <w:hyperlink w:anchor="_Toc229984855" w:history="1">
             <w:r>
               <w:rPr>
                 <w:rStyle w:val="Hipervnculo"/>
@@ -1752,7 +1751,7 @@
                 <w:noProof/>
                 <w:webHidden/>
               </w:rPr>
-              <w:instrText xml:space="preserve"> PAGEREF _Toc229639245 \h </w:instrText>
+              <w:instrText xml:space="preserve"> PAGEREF _Toc229984855 \h </w:instrText>
             </w:r>
             <w:r>
               <w:rPr>
@@ -1796,7 +1795,7 @@
               <w:lang w:eastAsia="ko-KR"/>
             </w:rPr>
           </w:pPr>
-          <w:hyperlink w:anchor="_Toc229639246" w:history="1">
+          <w:hyperlink w:anchor="_Toc229984856" w:history="1">
             <w:r>
               <w:rPr>
                 <w:rStyle w:val="Hipervnculo"/>
@@ -1823,7 +1822,7 @@
                 <w:noProof/>
                 <w:webHidden/>
               </w:rPr>
-              <w:instrText xml:space="preserve"> PAGEREF _Toc229639246 \h </w:instrText>
+              <w:instrText xml:space="preserve"> PAGEREF _Toc229984856 \h </w:instrText>
             </w:r>
             <w:r>
               <w:rPr>
@@ -1867,7 +1866,7 @@
               <w:lang w:eastAsia="ko-KR"/>
             </w:rPr>
           </w:pPr>
-          <w:hyperlink w:anchor="_Toc229639247" w:history="1">
+          <w:hyperlink w:anchor="_Toc229984857" w:history="1">
             <w:r>
               <w:rPr>
                 <w:rStyle w:val="Hipervnculo"/>
@@ -1894,7 +1893,7 @@
                 <w:noProof/>
                 <w:webHidden/>
               </w:rPr>
-              <w:instrText xml:space="preserve"> PAGEREF _Toc229639247 \h </w:instrText>
+              <w:instrText xml:space="preserve"> PAGEREF _Toc229984857 \h </w:instrText>
             </w:r>
             <w:r>
               <w:rPr>
@@ -1938,7 +1937,7 @@
               <w:lang w:eastAsia="ko-KR"/>
             </w:rPr>
           </w:pPr>
-          <w:hyperlink w:anchor="_Toc229639248" w:history="1">
+          <w:hyperlink w:anchor="_Toc229984858" w:history="1">
             <w:r>
               <w:rPr>
                 <w:rStyle w:val="Hipervnculo"/>
@@ -1965,7 +1964,7 @@
                 <w:noProof/>
                 <w:webHidden/>
               </w:rPr>
-              <w:instrText xml:space="preserve"> PAGEREF _Toc229639248 \h </w:instrText>
+              <w:instrText xml:space="preserve"> PAGEREF _Toc229984858 \h </w:instrText>
             </w:r>
             <w:r>
               <w:rPr>
@@ -2006,7 +2005,7 @@
               <w:lang w:eastAsia="ko-KR"/>
             </w:rPr>
           </w:pPr>
-          <w:hyperlink w:anchor="_Toc229639249" w:history="1">
+          <w:hyperlink w:anchor="_Toc229984859" w:history="1">
             <w:r>
               <w:rPr>
                 <w:rStyle w:val="Hipervnculo"/>
@@ -2034,7 +2033,7 @@
                 <w:noProof/>
                 <w:webHidden/>
               </w:rPr>
-              <w:instrText xml:space="preserve"> PAGEREF _Toc229639249 \h </w:instrText>
+              <w:instrText xml:space="preserve"> PAGEREF _Toc229984859 \h </w:instrText>
             </w:r>
             <w:r>
               <w:rPr>
@@ -2078,7 +2077,7 @@
               <w:lang w:eastAsia="ko-KR"/>
             </w:rPr>
           </w:pPr>
-          <w:hyperlink w:anchor="_Toc229639250" w:history="1">
+          <w:hyperlink w:anchor="_Toc229984860" w:history="1">
             <w:r>
               <w:rPr>
                 <w:rStyle w:val="Hipervnculo"/>
@@ -2105,7 +2104,7 @@
                 <w:noProof/>
                 <w:webHidden/>
               </w:rPr>
-              <w:instrText xml:space="preserve"> PAGEREF _Toc229639250 \h </w:instrText>
+              <w:instrText xml:space="preserve"> PAGEREF _Toc229984860 \h </w:instrText>
             </w:r>
             <w:r>
               <w:rPr>
@@ -2149,7 +2148,7 @@
               <w:lang w:eastAsia="ko-KR"/>
             </w:rPr>
           </w:pPr>
-          <w:hyperlink w:anchor="_Toc229639251" w:history="1">
+          <w:hyperlink w:anchor="_Toc229984861" w:history="1">
             <w:r>
               <w:rPr>
                 <w:rStyle w:val="Hipervnculo"/>
@@ -2176,7 +2175,7 @@
                 <w:noProof/>
                 <w:webHidden/>
               </w:rPr>
-              <w:instrText xml:space="preserve"> PAGEREF _Toc229639251 \h </w:instrText>
+              <w:instrText xml:space="preserve"> PAGEREF _Toc229984861 \h </w:instrText>
             </w:r>
             <w:r>
               <w:rPr>
@@ -2220,7 +2219,7 @@
               <w:lang w:eastAsia="ko-KR"/>
             </w:rPr>
           </w:pPr>
-          <w:hyperlink w:anchor="_Toc229639252" w:history="1">
+          <w:hyperlink w:anchor="_Toc229984862" w:history="1">
             <w:r>
               <w:rPr>
                 <w:rStyle w:val="Hipervnculo"/>
@@ -2247,7 +2246,7 @@
                 <w:noProof/>
                 <w:webHidden/>
               </w:rPr>
-              <w:instrText xml:space="preserve"> PAGEREF _Toc229639252 \h </w:instrText>
+              <w:instrText xml:space="preserve"> PAGEREF _Toc229984862 \h </w:instrText>
             </w:r>
             <w:r>
               <w:rPr>
@@ -2288,7 +2287,7 @@
               <w:lang w:eastAsia="ko-KR"/>
             </w:rPr>
           </w:pPr>
-          <w:hyperlink w:anchor="_Toc229639253" w:history="1">
+          <w:hyperlink w:anchor="_Toc229984863" w:history="1">
             <w:r>
               <w:rPr>
                 <w:rStyle w:val="Hipervnculo"/>
@@ -2316,7 +2315,7 @@
                 <w:noProof/>
                 <w:webHidden/>
               </w:rPr>
-              <w:instrText xml:space="preserve"> PAGEREF _Toc229639253 \h </w:instrText>
+              <w:instrText xml:space="preserve"> PAGEREF _Toc229984863 \h </w:instrText>
             </w:r>
             <w:r>
               <w:rPr>
@@ -2360,7 +2359,7 @@
               <w:lang w:eastAsia="ko-KR"/>
             </w:rPr>
           </w:pPr>
-          <w:hyperlink w:anchor="_Toc229639254" w:history="1">
+          <w:hyperlink w:anchor="_Toc229984864" w:history="1">
             <w:r>
               <w:rPr>
                 <w:rStyle w:val="Hipervnculo"/>
@@ -2387,7 +2386,7 @@
                 <w:noProof/>
                 <w:webHidden/>
               </w:rPr>
-              <w:instrText xml:space="preserve"> PAGEREF _Toc229639254 \h </w:instrText>
+              <w:instrText xml:space="preserve"> PAGEREF _Toc229984864 \h </w:instrText>
             </w:r>
             <w:r>
               <w:rPr>
@@ -2431,7 +2430,7 @@
               <w:lang w:eastAsia="ko-KR"/>
             </w:rPr>
           </w:pPr>
-          <w:hyperlink w:anchor="_Toc229639255" w:history="1">
+          <w:hyperlink w:anchor="_Toc229984865" w:history="1">
             <w:r>
               <w:rPr>
                 <w:rStyle w:val="Hipervnculo"/>
@@ -2458,7 +2457,7 @@
                 <w:noProof/>
                 <w:webHidden/>
               </w:rPr>
-              <w:instrText xml:space="preserve"> PAGEREF _Toc229639255 \h </w:instrText>
+              <w:instrText xml:space="preserve"> PAGEREF _Toc229984865 \h </w:instrText>
             </w:r>
             <w:r>
               <w:rPr>
@@ -2502,7 +2501,7 @@
               <w:lang w:eastAsia="ko-KR"/>
             </w:rPr>
           </w:pPr>
-          <w:hyperlink w:anchor="_Toc229639256" w:history="1">
+          <w:hyperlink w:anchor="_Toc229984866" w:history="1">
             <w:r>
               <w:rPr>
                 <w:rStyle w:val="Hipervnculo"/>
@@ -2529,7 +2528,7 @@
                 <w:noProof/>
                 <w:webHidden/>
               </w:rPr>
-              <w:instrText xml:space="preserve"> PAGEREF _Toc229639256 \h </w:instrText>
+              <w:instrText xml:space="preserve"> PAGEREF _Toc229984866 \h </w:instrText>
             </w:r>
             <w:r>
               <w:rPr>
@@ -2573,7 +2572,7 @@
               <w:lang w:eastAsia="ko-KR"/>
             </w:rPr>
           </w:pPr>
-          <w:hyperlink w:anchor="_Toc229639257" w:history="1">
+          <w:hyperlink w:anchor="_Toc229984867" w:history="1">
             <w:r>
               <w:rPr>
                 <w:rStyle w:val="Hipervnculo"/>
@@ -2600,7 +2599,7 @@
                 <w:noProof/>
                 <w:webHidden/>
               </w:rPr>
-              <w:instrText xml:space="preserve"> PAGEREF _Toc229639257 \h </w:instrText>
+              <w:instrText xml:space="preserve"> PAGEREF _Toc229984867 \h </w:instrText>
             </w:r>
             <w:r>
               <w:rPr>
@@ -2641,7 +2640,7 @@
               <w:lang w:eastAsia="ko-KR"/>
             </w:rPr>
           </w:pPr>
-          <w:hyperlink w:anchor="_Toc229639258" w:history="1">
+          <w:hyperlink w:anchor="_Toc229984868" w:history="1">
             <w:r>
               <w:rPr>
                 <w:rStyle w:val="Hipervnculo"/>
@@ -2669,7 +2668,7 @@
                 <w:noProof/>
                 <w:webHidden/>
               </w:rPr>
-              <w:instrText xml:space="preserve"> PAGEREF _Toc229639258 \h </w:instrText>
+              <w:instrText xml:space="preserve"> PAGEREF _Toc229984868 \h </w:instrText>
             </w:r>
             <w:r>
               <w:rPr>
@@ -2713,7 +2712,7 @@
               <w:lang w:eastAsia="ko-KR"/>
             </w:rPr>
           </w:pPr>
-          <w:hyperlink w:anchor="_Toc229639259" w:history="1">
+          <w:hyperlink w:anchor="_Toc229984869" w:history="1">
             <w:r>
               <w:rPr>
                 <w:rStyle w:val="Hipervnculo"/>
@@ -2740,7 +2739,7 @@
                 <w:noProof/>
                 <w:webHidden/>
               </w:rPr>
-              <w:instrText xml:space="preserve"> PAGEREF _Toc229639259 \h </w:instrText>
+              <w:instrText xml:space="preserve"> PAGEREF _Toc229984869 \h </w:instrText>
             </w:r>
             <w:r>
               <w:rPr>
@@ -2784,7 +2783,7 @@
               <w:lang w:eastAsia="ko-KR"/>
             </w:rPr>
           </w:pPr>
-          <w:hyperlink w:anchor="_Toc229639260" w:history="1">
+          <w:hyperlink w:anchor="_Toc229984870" w:history="1">
             <w:r>
               <w:rPr>
                 <w:rStyle w:val="Hipervnculo"/>
@@ -2811,7 +2810,7 @@
                 <w:noProof/>
                 <w:webHidden/>
               </w:rPr>
-              <w:instrText xml:space="preserve"> PAGEREF _Toc229639260 \h </w:instrText>
+              <w:instrText xml:space="preserve"> PAGEREF _Toc229984870 \h </w:instrText>
             </w:r>
             <w:r>
               <w:rPr>
@@ -2852,7 +2851,7 @@
               <w:lang w:eastAsia="ko-KR"/>
             </w:rPr>
           </w:pPr>
-          <w:hyperlink w:anchor="_Toc229639261" w:history="1">
+          <w:hyperlink w:anchor="_Toc229984871" w:history="1">
             <w:r>
               <w:rPr>
                 <w:rStyle w:val="Hipervnculo"/>
@@ -2880,7 +2879,7 @@
                 <w:noProof/>
                 <w:webHidden/>
               </w:rPr>
-              <w:instrText xml:space="preserve"> PAGEREF _Toc229639261 \h </w:instrText>
+              <w:instrText xml:space="preserve"> PAGEREF _Toc229984871 \h </w:instrText>
             </w:r>
             <w:r>
               <w:rPr>
@@ -2924,7 +2923,7 @@
               <w:lang w:eastAsia="ko-KR"/>
             </w:rPr>
           </w:pPr>
-          <w:hyperlink w:anchor="_Toc229639262" w:history="1">
+          <w:hyperlink w:anchor="_Toc229984872" w:history="1">
             <w:r>
               <w:rPr>
                 <w:rStyle w:val="Hipervnculo"/>
@@ -2951,7 +2950,7 @@
                 <w:noProof/>
                 <w:webHidden/>
               </w:rPr>
-              <w:instrText xml:space="preserve"> PAGEREF _Toc229639262 \h </w:instrText>
+              <w:instrText xml:space="preserve"> PAGEREF _Toc229984872 \h </w:instrText>
             </w:r>
             <w:r>
               <w:rPr>
@@ -2995,7 +2994,7 @@
               <w:lang w:eastAsia="ko-KR"/>
             </w:rPr>
           </w:pPr>
-          <w:hyperlink w:anchor="_Toc229639263" w:history="1">
+          <w:hyperlink w:anchor="_Toc229984873" w:history="1">
             <w:r>
               <w:rPr>
                 <w:rStyle w:val="Hipervnculo"/>
@@ -3022,7 +3021,7 @@
                 <w:noProof/>
                 <w:webHidden/>
               </w:rPr>
-              <w:instrText xml:space="preserve"> PAGEREF _Toc229639263 \h </w:instrText>
+              <w:instrText xml:space="preserve"> PAGEREF _Toc229984873 \h </w:instrText>
             </w:r>
             <w:r>
               <w:rPr>
@@ -3066,7 +3065,7 @@
               <w:lang w:eastAsia="ko-KR"/>
             </w:rPr>
           </w:pPr>
-          <w:hyperlink w:anchor="_Toc229639264" w:history="1">
+          <w:hyperlink w:anchor="_Toc229984874" w:history="1">
             <w:r>
               <w:rPr>
                 <w:rStyle w:val="Hipervnculo"/>
@@ -3093,7 +3092,7 @@
                 <w:noProof/>
                 <w:webHidden/>
               </w:rPr>
-              <w:instrText xml:space="preserve"> PAGEREF _Toc229639264 \h </w:instrText>
+              <w:instrText xml:space="preserve"> PAGEREF _Toc229984874 \h </w:instrText>
             </w:r>
             <w:r>
               <w:rPr>
@@ -3137,7 +3136,7 @@
               <w:lang w:eastAsia="ko-KR"/>
             </w:rPr>
           </w:pPr>
-          <w:hyperlink w:anchor="_Toc229639265" w:history="1">
+          <w:hyperlink w:anchor="_Toc229984875" w:history="1">
             <w:r>
               <w:rPr>
                 <w:rStyle w:val="Hipervnculo"/>
@@ -3164,7 +3163,7 @@
                 <w:noProof/>
                 <w:webHidden/>
               </w:rPr>
-              <w:instrText xml:space="preserve"> PAGEREF _Toc229639265 \h </w:instrText>
+              <w:instrText xml:space="preserve"> PAGEREF _Toc229984875 \h </w:instrText>
             </w:r>
             <w:r>
               <w:rPr>
@@ -3205,7 +3204,7 @@
               <w:lang w:eastAsia="ko-KR"/>
             </w:rPr>
           </w:pPr>
-          <w:hyperlink w:anchor="_Toc229639266" w:history="1">
+          <w:hyperlink w:anchor="_Toc229984876" w:history="1">
             <w:r>
               <w:rPr>
                 <w:rStyle w:val="Hipervnculo"/>
@@ -3233,7 +3232,7 @@
                 <w:noProof/>
                 <w:webHidden/>
               </w:rPr>
-              <w:instrText xml:space="preserve"> PAGEREF _Toc229639266 \h </w:instrText>
+              <w:instrText xml:space="preserve"> PAGEREF _Toc229984876 \h </w:instrText>
             </w:r>
             <w:r>
               <w:rPr>
@@ -3277,7 +3276,7 @@
               <w:lang w:eastAsia="ko-KR"/>
             </w:rPr>
           </w:pPr>
-          <w:hyperlink w:anchor="_Toc229639267" w:history="1">
+          <w:hyperlink w:anchor="_Toc229984877" w:history="1">
             <w:r>
               <w:rPr>
                 <w:rStyle w:val="Hipervnculo"/>
@@ -3304,7 +3303,7 @@
                 <w:noProof/>
                 <w:webHidden/>
               </w:rPr>
-              <w:instrText xml:space="preserve"> PAGEREF _Toc229639267 \h </w:instrText>
+              <w:instrText xml:space="preserve"> PAGEREF _Toc229984877 \h </w:instrText>
             </w:r>
             <w:r>
               <w:rPr>
@@ -3348,7 +3347,7 @@
               <w:lang w:eastAsia="ko-KR"/>
             </w:rPr>
           </w:pPr>
-          <w:hyperlink w:anchor="_Toc229639268" w:history="1">
+          <w:hyperlink w:anchor="_Toc229984878" w:history="1">
             <w:r>
               <w:rPr>
                 <w:rStyle w:val="Hipervnculo"/>
@@ -3375,7 +3374,7 @@
                 <w:noProof/>
                 <w:webHidden/>
               </w:rPr>
-              <w:instrText xml:space="preserve"> PAGEREF _Toc229639268 \h </w:instrText>
+              <w:instrText xml:space="preserve"> PAGEREF _Toc229984878 \h </w:instrText>
             </w:r>
             <w:r>
               <w:rPr>
@@ -3419,7 +3418,7 @@
               <w:lang w:eastAsia="ko-KR"/>
             </w:rPr>
           </w:pPr>
-          <w:hyperlink w:anchor="_Toc229639269" w:history="1">
+          <w:hyperlink w:anchor="_Toc229984879" w:history="1">
             <w:r>
               <w:rPr>
                 <w:rStyle w:val="Hipervnculo"/>
@@ -3446,7 +3445,7 @@
                 <w:noProof/>
                 <w:webHidden/>
               </w:rPr>
-              <w:instrText xml:space="preserve"> PAGEREF _Toc229639269 \h </w:instrText>
+              <w:instrText xml:space="preserve"> PAGEREF _Toc229984879 \h </w:instrText>
             </w:r>
             <w:r>
               <w:rPr>
@@ -3487,7 +3486,7 @@
               <w:lang w:eastAsia="ko-KR"/>
             </w:rPr>
           </w:pPr>
-          <w:hyperlink w:anchor="_Toc229639270" w:history="1">
+          <w:hyperlink w:anchor="_Toc229984880" w:history="1">
             <w:r>
               <w:rPr>
                 <w:rStyle w:val="Hipervnculo"/>
@@ -3515,7 +3514,7 @@
                 <w:noProof/>
                 <w:webHidden/>
               </w:rPr>
-              <w:instrText xml:space="preserve"> PAGEREF _Toc229639270 \h </w:instrText>
+              <w:instrText xml:space="preserve"> PAGEREF _Toc229984880 \h </w:instrText>
             </w:r>
             <w:r>
               <w:rPr>
@@ -3559,7 +3558,7 @@
               <w:lang w:eastAsia="ko-KR"/>
             </w:rPr>
           </w:pPr>
-          <w:hyperlink w:anchor="_Toc229639271" w:history="1">
+          <w:hyperlink w:anchor="_Toc229984881" w:history="1">
             <w:r>
               <w:rPr>
                 <w:rStyle w:val="Hipervnculo"/>
@@ -3586,7 +3585,7 @@
                 <w:noProof/>
                 <w:webHidden/>
               </w:rPr>
-              <w:instrText xml:space="preserve"> PAGEREF _Toc229639271 \h </w:instrText>
+              <w:instrText xml:space="preserve"> PAGEREF _Toc229984881 \h </w:instrText>
             </w:r>
             <w:r>
               <w:rPr>
@@ -3630,7 +3629,7 @@
               <w:lang w:eastAsia="ko-KR"/>
             </w:rPr>
           </w:pPr>
-          <w:hyperlink w:anchor="_Toc229639272" w:history="1">
+          <w:hyperlink w:anchor="_Toc229984882" w:history="1">
             <w:r>
               <w:rPr>
                 <w:rStyle w:val="Hipervnculo"/>
@@ -3657,7 +3656,7 @@
                 <w:noProof/>
                 <w:webHidden/>
               </w:rPr>
-              <w:instrText xml:space="preserve"> PAGEREF _Toc229639272 \h </w:instrText>
+              <w:instrText xml:space="preserve"> PAGEREF _Toc229984882 \h </w:instrText>
             </w:r>
             <w:r>
               <w:rPr>
@@ -3701,7 +3700,7 @@
               <w:lang w:eastAsia="ko-KR"/>
             </w:rPr>
           </w:pPr>
-          <w:hyperlink w:anchor="_Toc229639273" w:history="1">
+          <w:hyperlink w:anchor="_Toc229984883" w:history="1">
             <w:r>
               <w:rPr>
                 <w:rStyle w:val="Hipervnculo"/>
@@ -3728,7 +3727,7 @@
                 <w:noProof/>
                 <w:webHidden/>
               </w:rPr>
-              <w:instrText xml:space="preserve"> PAGEREF _Toc229639273 \h </w:instrText>
+              <w:instrText xml:space="preserve"> PAGEREF _Toc229984883 \h </w:instrText>
             </w:r>
             <w:r>
               <w:rPr>
@@ -3769,7 +3768,7 @@
               <w:lang w:eastAsia="ko-KR"/>
             </w:rPr>
           </w:pPr>
-          <w:hyperlink w:anchor="_Toc229639274" w:history="1">
+          <w:hyperlink w:anchor="_Toc229984884" w:history="1">
             <w:r>
               <w:rPr>
                 <w:rStyle w:val="Hipervnculo"/>
@@ -3797,7 +3796,7 @@
                 <w:noProof/>
                 <w:webHidden/>
               </w:rPr>
-              <w:instrText xml:space="preserve"> PAGEREF _Toc229639274 \h </w:instrText>
+              <w:instrText xml:space="preserve"> PAGEREF _Toc229984884 \h </w:instrText>
             </w:r>
             <w:r>
               <w:rPr>
@@ -3841,7 +3840,7 @@
               <w:lang w:eastAsia="ko-KR"/>
             </w:rPr>
           </w:pPr>
-          <w:hyperlink w:anchor="_Toc229639275" w:history="1">
+          <w:hyperlink w:anchor="_Toc229984885" w:history="1">
             <w:r>
               <w:rPr>
                 <w:rStyle w:val="Hipervnculo"/>
@@ -3868,7 +3867,7 @@
                 <w:noProof/>
                 <w:webHidden/>
               </w:rPr>
-              <w:instrText xml:space="preserve"> PAGEREF _Toc229639275 \h </w:instrText>
+              <w:instrText xml:space="preserve"> PAGEREF _Toc229984885 \h </w:instrText>
             </w:r>
             <w:r>
               <w:rPr>
@@ -3912,7 +3911,7 @@
               <w:lang w:eastAsia="ko-KR"/>
             </w:rPr>
           </w:pPr>
-          <w:hyperlink w:anchor="_Toc229639276" w:history="1">
+          <w:hyperlink w:anchor="_Toc229984886" w:history="1">
             <w:r>
               <w:rPr>
                 <w:rStyle w:val="Hipervnculo"/>
@@ -3939,7 +3938,7 @@
                 <w:noProof/>
                 <w:webHidden/>
               </w:rPr>
-              <w:instrText xml:space="preserve"> PAGEREF _Toc229639276 \h </w:instrText>
+              <w:instrText xml:space="preserve"> PAGEREF _Toc229984886 \h </w:instrText>
             </w:r>
             <w:r>
               <w:rPr>
@@ -3983,7 +3982,7 @@
               <w:lang w:eastAsia="ko-KR"/>
             </w:rPr>
           </w:pPr>
-          <w:hyperlink w:anchor="_Toc229639277" w:history="1">
+          <w:hyperlink w:anchor="_Toc229984887" w:history="1">
             <w:r>
               <w:rPr>
                 <w:rStyle w:val="Hipervnculo"/>
@@ -4010,7 +4009,7 @@
                 <w:noProof/>
                 <w:webHidden/>
               </w:rPr>
-              <w:instrText xml:space="preserve"> PAGEREF _Toc229639277 \h </w:instrText>
+              <w:instrText xml:space="preserve"> PAGEREF _Toc229984887 \h </w:instrText>
             </w:r>
             <w:r>
               <w:rPr>
@@ -4054,12 +4053,365 @@
               <w:lang w:eastAsia="ko-KR"/>
             </w:rPr>
           </w:pPr>
-          <w:hyperlink w:anchor="_Toc229639278" w:history="1">
+          <w:hyperlink w:anchor="_Toc229984888" w:history="1">
             <w:r>
               <w:rPr>
                 <w:rStyle w:val="Hipervnculo"/>
                 <w:noProof/>
               </w:rPr>
+              <w:t>Semana del 18 de mayo al 22 de mayo</w:t>
+            </w:r>
+            <w:r>
+              <w:rPr>
+                <w:noProof/>
+                <w:webHidden/>
+              </w:rPr>
+              <w:tab/>
+            </w:r>
+            <w:r>
+              <w:rPr>
+                <w:noProof/>
+                <w:webHidden/>
+              </w:rPr>
+              <w:fldChar w:fldCharType="begin"/>
+            </w:r>
+            <w:r>
+              <w:rPr>
+                <w:noProof/>
+                <w:webHidden/>
+              </w:rPr>
+              <w:instrText xml:space="preserve"> PAGEREF _Toc229984888 \h </w:instrText>
+            </w:r>
+            <w:r>
+              <w:rPr>
+                <w:noProof/>
+                <w:webHidden/>
+              </w:rPr>
+            </w:r>
+            <w:r>
+              <w:rPr>
+                <w:noProof/>
+                <w:webHidden/>
+              </w:rPr>
+              <w:fldChar w:fldCharType="separate"/>
+            </w:r>
+            <w:r>
+              <w:rPr>
+                <w:noProof/>
+                <w:webHidden/>
+              </w:rPr>
+              <w:t>21</w:t>
+            </w:r>
+            <w:r>
+              <w:rPr>
+                <w:noProof/>
+                <w:webHidden/>
+              </w:rPr>
+              <w:fldChar w:fldCharType="end"/>
+            </w:r>
+          </w:hyperlink>
+        </w:p>
+        <w:p>
+          <w:pPr>
+            <w:pStyle w:val="TDC2"/>
+            <w:rPr>
+              <w:noProof/>
+              <w:sz w:val="24"/>
+              <w:szCs w:val="24"/>
+              <w:lang w:eastAsia="ko-KR"/>
+            </w:rPr>
+          </w:pPr>
+          <w:hyperlink w:anchor="_Toc229984889" w:history="1">
+            <w:r>
+              <w:rPr>
+                <w:rStyle w:val="Hipervnculo"/>
+                <w:rFonts w:ascii="Aptos" w:hAnsi="Aptos"/>
+                <w:noProof/>
+              </w:rPr>
+              <w:t>Día 1: Realizar Puntos de Función</w:t>
+            </w:r>
+            <w:r>
+              <w:rPr>
+                <w:noProof/>
+                <w:webHidden/>
+              </w:rPr>
+              <w:tab/>
+            </w:r>
+            <w:r>
+              <w:rPr>
+                <w:noProof/>
+                <w:webHidden/>
+              </w:rPr>
+              <w:fldChar w:fldCharType="begin"/>
+            </w:r>
+            <w:r>
+              <w:rPr>
+                <w:noProof/>
+                <w:webHidden/>
+              </w:rPr>
+              <w:instrText xml:space="preserve"> PAGEREF _Toc229984889 \h </w:instrText>
+            </w:r>
+            <w:r>
+              <w:rPr>
+                <w:noProof/>
+                <w:webHidden/>
+              </w:rPr>
+            </w:r>
+            <w:r>
+              <w:rPr>
+                <w:noProof/>
+                <w:webHidden/>
+              </w:rPr>
+              <w:fldChar w:fldCharType="separate"/>
+            </w:r>
+            <w:r>
+              <w:rPr>
+                <w:noProof/>
+                <w:webHidden/>
+              </w:rPr>
+              <w:t>21</w:t>
+            </w:r>
+            <w:r>
+              <w:rPr>
+                <w:noProof/>
+                <w:webHidden/>
+              </w:rPr>
+              <w:fldChar w:fldCharType="end"/>
+            </w:r>
+          </w:hyperlink>
+        </w:p>
+        <w:p>
+          <w:pPr>
+            <w:pStyle w:val="TDC3"/>
+            <w:tabs>
+              <w:tab w:val="right" w:leader="dot" w:pos="9350"/>
+            </w:tabs>
+            <w:rPr>
+              <w:noProof/>
+              <w:sz w:val="24"/>
+              <w:szCs w:val="24"/>
+              <w:lang w:eastAsia="ko-KR"/>
+            </w:rPr>
+          </w:pPr>
+          <w:hyperlink w:anchor="_Toc229984890" w:history="1">
+            <w:r>
+              <w:rPr>
+                <w:rStyle w:val="Hipervnculo"/>
+                <w:noProof/>
+              </w:rPr>
+              <w:t>Asistencia y Participación</w:t>
+            </w:r>
+            <w:r>
+              <w:rPr>
+                <w:noProof/>
+                <w:webHidden/>
+              </w:rPr>
+              <w:tab/>
+            </w:r>
+            <w:r>
+              <w:rPr>
+                <w:noProof/>
+                <w:webHidden/>
+              </w:rPr>
+              <w:fldChar w:fldCharType="begin"/>
+            </w:r>
+            <w:r>
+              <w:rPr>
+                <w:noProof/>
+                <w:webHidden/>
+              </w:rPr>
+              <w:instrText xml:space="preserve"> PAGEREF _Toc229984890 \h </w:instrText>
+            </w:r>
+            <w:r>
+              <w:rPr>
+                <w:noProof/>
+                <w:webHidden/>
+              </w:rPr>
+            </w:r>
+            <w:r>
+              <w:rPr>
+                <w:noProof/>
+                <w:webHidden/>
+              </w:rPr>
+              <w:fldChar w:fldCharType="separate"/>
+            </w:r>
+            <w:r>
+              <w:rPr>
+                <w:noProof/>
+                <w:webHidden/>
+              </w:rPr>
+              <w:t>21</w:t>
+            </w:r>
+            <w:r>
+              <w:rPr>
+                <w:noProof/>
+                <w:webHidden/>
+              </w:rPr>
+              <w:fldChar w:fldCharType="end"/>
+            </w:r>
+          </w:hyperlink>
+        </w:p>
+        <w:p>
+          <w:pPr>
+            <w:pStyle w:val="TDC3"/>
+            <w:tabs>
+              <w:tab w:val="right" w:leader="dot" w:pos="9350"/>
+            </w:tabs>
+            <w:rPr>
+              <w:noProof/>
+              <w:sz w:val="24"/>
+              <w:szCs w:val="24"/>
+              <w:lang w:eastAsia="ko-KR"/>
+            </w:rPr>
+          </w:pPr>
+          <w:hyperlink w:anchor="_Toc229984891" w:history="1">
+            <w:r>
+              <w:rPr>
+                <w:rStyle w:val="Hipervnculo"/>
+                <w:noProof/>
+              </w:rPr>
+              <w:t>Actividades Ejecutadas</w:t>
+            </w:r>
+            <w:r>
+              <w:rPr>
+                <w:noProof/>
+                <w:webHidden/>
+              </w:rPr>
+              <w:tab/>
+            </w:r>
+            <w:r>
+              <w:rPr>
+                <w:noProof/>
+                <w:webHidden/>
+              </w:rPr>
+              <w:fldChar w:fldCharType="begin"/>
+            </w:r>
+            <w:r>
+              <w:rPr>
+                <w:noProof/>
+                <w:webHidden/>
+              </w:rPr>
+              <w:instrText xml:space="preserve"> PAGEREF _Toc229984891 \h </w:instrText>
+            </w:r>
+            <w:r>
+              <w:rPr>
+                <w:noProof/>
+                <w:webHidden/>
+              </w:rPr>
+            </w:r>
+            <w:r>
+              <w:rPr>
+                <w:noProof/>
+                <w:webHidden/>
+              </w:rPr>
+              <w:fldChar w:fldCharType="separate"/>
+            </w:r>
+            <w:r>
+              <w:rPr>
+                <w:noProof/>
+                <w:webHidden/>
+              </w:rPr>
+              <w:t>21</w:t>
+            </w:r>
+            <w:r>
+              <w:rPr>
+                <w:noProof/>
+                <w:webHidden/>
+              </w:rPr>
+              <w:fldChar w:fldCharType="end"/>
+            </w:r>
+          </w:hyperlink>
+        </w:p>
+        <w:p>
+          <w:pPr>
+            <w:pStyle w:val="TDC3"/>
+            <w:tabs>
+              <w:tab w:val="right" w:leader="dot" w:pos="9350"/>
+            </w:tabs>
+            <w:rPr>
+              <w:noProof/>
+              <w:sz w:val="24"/>
+              <w:szCs w:val="24"/>
+              <w:lang w:eastAsia="ko-KR"/>
+            </w:rPr>
+          </w:pPr>
+          <w:hyperlink w:anchor="_Toc229984892" w:history="1">
+            <w:r>
+              <w:rPr>
+                <w:rStyle w:val="Hipervnculo"/>
+                <w:noProof/>
+              </w:rPr>
+              <w:t>Gestión de Riesgos e Incidencias</w:t>
+            </w:r>
+            <w:r>
+              <w:rPr>
+                <w:noProof/>
+                <w:webHidden/>
+              </w:rPr>
+              <w:tab/>
+            </w:r>
+            <w:r>
+              <w:rPr>
+                <w:noProof/>
+                <w:webHidden/>
+              </w:rPr>
+              <w:fldChar w:fldCharType="begin"/>
+            </w:r>
+            <w:r>
+              <w:rPr>
+                <w:noProof/>
+                <w:webHidden/>
+              </w:rPr>
+              <w:instrText xml:space="preserve"> PAGEREF _Toc229984892 \h </w:instrText>
+            </w:r>
+            <w:r>
+              <w:rPr>
+                <w:noProof/>
+                <w:webHidden/>
+              </w:rPr>
+            </w:r>
+            <w:r>
+              <w:rPr>
+                <w:noProof/>
+                <w:webHidden/>
+              </w:rPr>
+              <w:fldChar w:fldCharType="separate"/>
+            </w:r>
+            <w:r>
+              <w:rPr>
+                <w:noProof/>
+                <w:webHidden/>
+              </w:rPr>
+              <w:t>22</w:t>
+            </w:r>
+            <w:r>
+              <w:rPr>
+                <w:noProof/>
+                <w:webHidden/>
+              </w:rPr>
+              <w:fldChar w:fldCharType="end"/>
+            </w:r>
+          </w:hyperlink>
+        </w:p>
+        <w:p>
+          <w:pPr>
+            <w:pStyle w:val="TDC1"/>
+            <w:tabs>
+              <w:tab w:val="right" w:leader="dot" w:pos="9350"/>
+            </w:tabs>
+            <w:rPr>
+              <w:noProof/>
+              <w:sz w:val="24"/>
+              <w:szCs w:val="24"/>
+              <w:lang w:eastAsia="ko-KR"/>
+            </w:rPr>
+          </w:pPr>
+          <w:hyperlink w:anchor="_Toc229984893" w:history="1">
+            <w:r>
+              <w:rPr>
+                <w:rStyle w:val="Hipervnculo"/>
+                <w:noProof/>
+              </w:rPr>
               <w:t>Referencias</w:t>
             </w:r>
             <w:r>
@@ -4081,7 +4433,7 @@
                 <w:noProof/>
                 <w:webHidden/>
               </w:rPr>
-              <w:instrText xml:space="preserve"> PAGEREF _Toc229639278 \h </w:instrText>
+              <w:instrText xml:space="preserve"> PAGEREF _Toc229984893 \h </w:instrText>
             </w:r>
             <w:r>
               <w:rPr>
@@ -4101,7 +4453,7 @@
                 <w:noProof/>
                 <w:webHidden/>
               </w:rPr>
-              <w:t>22</w:t>
+              <w:t>23</w:t>
             </w:r>
             <w:r>
               <w:rPr>
@@ -4172,7 +4524,7 @@
         <w:jc w:val="both"/>
         <w:outlineLvl w:val="0"/>
       </w:pPr>
-      <w:bookmarkStart w:id="0" w:name="_Toc229639232"/>
+      <w:bookmarkStart w:id="0" w:name="_Toc229984842"/>
       <w:r>
         <w:lastRenderedPageBreak/>
         <w:t xml:space="preserve">Semana </w:t>
@@ -4231,7 +4583,7 @@
                 <w:szCs w:val="28"/>
               </w:rPr>
             </w:pPr>
-            <w:bookmarkStart w:id="1" w:name="_Toc229639233"/>
+            <w:bookmarkStart w:id="1" w:name="_Toc229984843"/>
             <w:r>
               <w:rPr>
                 <w:rFonts w:ascii="Aptos" w:hAnsi="Aptos"/>
@@ -4572,7 +4924,7 @@
           <w:szCs w:val="72"/>
         </w:rPr>
       </w:pPr>
-      <w:bookmarkStart w:id="2" w:name="_Toc229639234"/>
+      <w:bookmarkStart w:id="2" w:name="_Toc229984844"/>
       <w:r>
         <w:rPr>
           <w:sz w:val="32"/>
@@ -5386,7 +5738,7 @@
           <w:szCs w:val="72"/>
         </w:rPr>
       </w:pPr>
-      <w:bookmarkStart w:id="3" w:name="_Toc229639235"/>
+      <w:bookmarkStart w:id="3" w:name="_Toc229984845"/>
       <w:r>
         <w:rPr>
           <w:sz w:val="32"/>
@@ -6263,7 +6615,7 @@
           <w:szCs w:val="72"/>
         </w:rPr>
       </w:pPr>
-      <w:bookmarkStart w:id="4" w:name="_Toc229639236"/>
+      <w:bookmarkStart w:id="4" w:name="_Toc229984846"/>
       <w:r>
         <w:rPr>
           <w:sz w:val="32"/>
@@ -6552,7 +6904,7 @@
                 <w:szCs w:val="28"/>
               </w:rPr>
             </w:pPr>
-            <w:bookmarkStart w:id="5" w:name="_Toc229639237"/>
+            <w:bookmarkStart w:id="5" w:name="_Toc229984847"/>
             <w:r>
               <w:rPr>
                 <w:rFonts w:ascii="Aptos" w:hAnsi="Aptos"/>
@@ -6891,7 +7243,7 @@
           <w:szCs w:val="72"/>
         </w:rPr>
       </w:pPr>
-      <w:bookmarkStart w:id="6" w:name="_Toc229639238"/>
+      <w:bookmarkStart w:id="6" w:name="_Toc229984848"/>
       <w:r>
         <w:rPr>
           <w:sz w:val="32"/>
@@ -7691,7 +8043,7 @@
           <w:szCs w:val="72"/>
         </w:rPr>
       </w:pPr>
-      <w:bookmarkStart w:id="7" w:name="_Toc229639239"/>
+      <w:bookmarkStart w:id="7" w:name="_Toc229984849"/>
       <w:r>
         <w:rPr>
           <w:sz w:val="32"/>
@@ -8446,7 +8798,7 @@
           <w:szCs w:val="72"/>
         </w:rPr>
       </w:pPr>
-      <w:bookmarkStart w:id="8" w:name="_Toc229639240"/>
+      <w:bookmarkStart w:id="8" w:name="_Toc229984850"/>
       <w:r>
         <w:rPr>
           <w:sz w:val="32"/>
@@ -8733,7 +9085,7 @@
                 <w:color w:val="FFFFFF" w:themeColor="background1"/>
               </w:rPr>
             </w:pPr>
-            <w:bookmarkStart w:id="9" w:name="_Toc229639241"/>
+            <w:bookmarkStart w:id="9" w:name="_Toc229984851"/>
             <w:r>
               <w:rPr>
                 <w:rFonts w:ascii="Aptos" w:hAnsi="Aptos"/>
@@ -9080,7 +9432,7 @@
           <w:szCs w:val="72"/>
         </w:rPr>
       </w:pPr>
-      <w:bookmarkStart w:id="10" w:name="_Toc229639242"/>
+      <w:bookmarkStart w:id="10" w:name="_Toc229984852"/>
       <w:r>
         <w:rPr>
           <w:sz w:val="32"/>
@@ -9710,7 +10062,7 @@
           <w:szCs w:val="72"/>
         </w:rPr>
       </w:pPr>
-      <w:bookmarkStart w:id="11" w:name="_Toc229639243"/>
+      <w:bookmarkStart w:id="11" w:name="_Toc229984853"/>
       <w:r>
         <w:rPr>
           <w:sz w:val="32"/>
@@ -10089,7 +10441,7 @@
         <w:jc w:val="both"/>
         <w:outlineLvl w:val="0"/>
       </w:pPr>
-      <w:bookmarkStart w:id="12" w:name="_Toc229639244"/>
+      <w:bookmarkStart w:id="12" w:name="_Toc229984854"/>
       <w:r>
         <w:lastRenderedPageBreak/>
         <w:t xml:space="preserve">Semana </w:t>
@@ -10154,7 +10506,7 @@
                 <w:szCs w:val="28"/>
               </w:rPr>
             </w:pPr>
-            <w:bookmarkStart w:id="13" w:name="_Toc229639245"/>
+            <w:bookmarkStart w:id="13" w:name="_Toc229984855"/>
             <w:r>
               <w:rPr>
                 <w:rFonts w:ascii="Aptos" w:hAnsi="Aptos"/>
@@ -10492,7 +10844,7 @@
           <w:szCs w:val="72"/>
         </w:rPr>
       </w:pPr>
-      <w:bookmarkStart w:id="14" w:name="_Toc229639246"/>
+      <w:bookmarkStart w:id="14" w:name="_Toc229984856"/>
       <w:r>
         <w:rPr>
           <w:sz w:val="32"/>
@@ -11296,7 +11648,7 @@
           <w:szCs w:val="72"/>
         </w:rPr>
       </w:pPr>
-      <w:bookmarkStart w:id="15" w:name="_Toc229639247"/>
+      <w:bookmarkStart w:id="15" w:name="_Toc229984857"/>
       <w:r>
         <w:rPr>
           <w:sz w:val="32"/>
@@ -12244,7 +12596,7 @@
           <w:szCs w:val="72"/>
         </w:rPr>
       </w:pPr>
-      <w:bookmarkStart w:id="16" w:name="_Toc229639248"/>
+      <w:bookmarkStart w:id="16" w:name="_Toc229984858"/>
       <w:r>
         <w:rPr>
           <w:sz w:val="32"/>
@@ -12520,7 +12872,7 @@
                 <w:szCs w:val="28"/>
               </w:rPr>
             </w:pPr>
-            <w:bookmarkStart w:id="17" w:name="_Toc229639249"/>
+            <w:bookmarkStart w:id="17" w:name="_Toc229984859"/>
             <w:r>
               <w:rPr>
                 <w:rFonts w:ascii="Aptos" w:hAnsi="Aptos"/>
@@ -12859,7 +13211,7 @@
           <w:szCs w:val="72"/>
         </w:rPr>
       </w:pPr>
-      <w:bookmarkStart w:id="18" w:name="_Toc229639250"/>
+      <w:bookmarkStart w:id="18" w:name="_Toc229984860"/>
       <w:r>
         <w:rPr>
           <w:sz w:val="32"/>
@@ -13585,7 +13937,7 @@
           <w:szCs w:val="72"/>
         </w:rPr>
       </w:pPr>
-      <w:bookmarkStart w:id="19" w:name="_Toc229639251"/>
+      <w:bookmarkStart w:id="19" w:name="_Toc229984861"/>
       <w:r>
         <w:rPr>
           <w:sz w:val="32"/>
@@ -14318,7 +14670,7 @@
         <w:jc w:val="both"/>
         <w:outlineLvl w:val="0"/>
       </w:pPr>
-      <w:bookmarkStart w:id="20" w:name="_Toc229639252"/>
+      <w:bookmarkStart w:id="20" w:name="_Toc229984862"/>
       <w:r>
         <w:lastRenderedPageBreak/>
         <w:t xml:space="preserve">Semana </w:t>
@@ -14404,7 +14756,7 @@
                 <w:szCs w:val="28"/>
               </w:rPr>
             </w:pPr>
-            <w:bookmarkStart w:id="21" w:name="_Toc229639253"/>
+            <w:bookmarkStart w:id="21" w:name="_Toc229984863"/>
             <w:r>
               <w:rPr>
                 <w:rFonts w:ascii="Aptos" w:hAnsi="Aptos"/>
@@ -14794,7 +15146,7 @@
           <w:szCs w:val="72"/>
         </w:rPr>
       </w:pPr>
-      <w:bookmarkStart w:id="22" w:name="_Toc229639254"/>
+      <w:bookmarkStart w:id="22" w:name="_Toc229984864"/>
       <w:r>
         <w:rPr>
           <w:sz w:val="32"/>
@@ -15906,7 +16258,7 @@
           <w:szCs w:val="72"/>
         </w:rPr>
       </w:pPr>
-      <w:bookmarkStart w:id="23" w:name="_Toc229639255"/>
+      <w:bookmarkStart w:id="23" w:name="_Toc229984865"/>
       <w:r>
         <w:rPr>
           <w:sz w:val="32"/>
@@ -17164,7 +17516,7 @@
           <w:szCs w:val="72"/>
         </w:rPr>
       </w:pPr>
-      <w:bookmarkStart w:id="24" w:name="_Toc229639256"/>
+      <w:bookmarkStart w:id="24" w:name="_Toc229984866"/>
       <w:r>
         <w:rPr>
           <w:sz w:val="32"/>
@@ -17426,7 +17778,7 @@
         <w:jc w:val="both"/>
         <w:outlineLvl w:val="0"/>
       </w:pPr>
-      <w:bookmarkStart w:id="25" w:name="_Toc229639257"/>
+      <w:bookmarkStart w:id="25" w:name="_Toc229984867"/>
       <w:r>
         <w:lastRenderedPageBreak/>
         <w:t xml:space="preserve">Semana </w:t>
@@ -17503,7 +17855,7 @@
                 <w:szCs w:val="28"/>
               </w:rPr>
             </w:pPr>
-            <w:bookmarkStart w:id="26" w:name="_Toc229639258"/>
+            <w:bookmarkStart w:id="26" w:name="_Toc229984868"/>
             <w:r>
               <w:rPr>
                 <w:rFonts w:ascii="Aptos" w:hAnsi="Aptos"/>
@@ -17902,7 +18254,7 @@
           <w:szCs w:val="72"/>
         </w:rPr>
       </w:pPr>
-      <w:bookmarkStart w:id="27" w:name="_Toc229639259"/>
+      <w:bookmarkStart w:id="27" w:name="_Toc229984869"/>
       <w:r>
         <w:rPr>
           <w:sz w:val="32"/>
@@ -18839,7 +19191,7 @@
           <w:szCs w:val="72"/>
         </w:rPr>
       </w:pPr>
-      <w:bookmarkStart w:id="28" w:name="_Toc229639260"/>
+      <w:bookmarkStart w:id="28" w:name="_Toc229984870"/>
       <w:r>
         <w:rPr>
           <w:sz w:val="32"/>
@@ -19726,7 +20078,7 @@
                 <w:szCs w:val="28"/>
               </w:rPr>
             </w:pPr>
-            <w:bookmarkStart w:id="29" w:name="_Toc229639261"/>
+            <w:bookmarkStart w:id="29" w:name="_Toc229984871"/>
             <w:r>
               <w:rPr>
                 <w:rFonts w:ascii="Aptos" w:hAnsi="Aptos"/>
@@ -20122,7 +20474,7 @@
           <w:szCs w:val="72"/>
         </w:rPr>
       </w:pPr>
-      <w:bookmarkStart w:id="30" w:name="_Toc229639262"/>
+      <w:bookmarkStart w:id="30" w:name="_Toc229984872"/>
       <w:r>
         <w:rPr>
           <w:sz w:val="32"/>
@@ -20870,7 +21222,7 @@
           <w:szCs w:val="72"/>
         </w:rPr>
       </w:pPr>
-      <w:bookmarkStart w:id="31" w:name="_Toc229639263"/>
+      <w:bookmarkStart w:id="31" w:name="_Toc229984873"/>
       <w:r>
         <w:rPr>
           <w:sz w:val="32"/>
@@ -21711,7 +22063,7 @@
           <w:szCs w:val="72"/>
         </w:rPr>
       </w:pPr>
-      <w:bookmarkStart w:id="32" w:name="_Toc229639264"/>
+      <w:bookmarkStart w:id="32" w:name="_Toc229984874"/>
       <w:r>
         <w:rPr>
           <w:sz w:val="32"/>
@@ -22150,7 +22502,7 @@
         <w:jc w:val="both"/>
         <w:outlineLvl w:val="0"/>
       </w:pPr>
-      <w:bookmarkStart w:id="33" w:name="_Toc229639265"/>
+      <w:bookmarkStart w:id="33" w:name="_Toc229984875"/>
       <w:r>
         <w:lastRenderedPageBreak/>
         <w:t xml:space="preserve">Semana del </w:t>
@@ -22233,7 +22585,7 @@
                 <w:szCs w:val="28"/>
               </w:rPr>
             </w:pPr>
-            <w:bookmarkStart w:id="34" w:name="_Toc229639266"/>
+            <w:bookmarkStart w:id="34" w:name="_Toc229984876"/>
             <w:r>
               <w:rPr>
                 <w:rFonts w:ascii="Aptos" w:hAnsi="Aptos"/>
@@ -22614,7 +22966,7 @@
           <w:szCs w:val="72"/>
         </w:rPr>
       </w:pPr>
-      <w:bookmarkStart w:id="35" w:name="_Toc229639267"/>
+      <w:bookmarkStart w:id="35" w:name="_Toc229984877"/>
       <w:r>
         <w:rPr>
           <w:sz w:val="32"/>
@@ -23388,7 +23740,7 @@
           <w:szCs w:val="72"/>
         </w:rPr>
       </w:pPr>
-      <w:bookmarkStart w:id="36" w:name="_Toc229639268"/>
+      <w:bookmarkStart w:id="36" w:name="_Toc229984878"/>
       <w:r>
         <w:rPr>
           <w:sz w:val="32"/>
@@ -24247,7 +24599,7 @@
         <w:pStyle w:val="titulo1"/>
         <w:outlineLvl w:val="2"/>
       </w:pPr>
-      <w:bookmarkStart w:id="37" w:name="_Toc229639269"/>
+      <w:bookmarkStart w:id="37" w:name="_Toc229984879"/>
       <w:r>
         <w:rPr>
           <w:sz w:val="32"/>
@@ -24481,7 +24833,7 @@
             <w:pPr>
               <w:pStyle w:val="Ttulo2"/>
             </w:pPr>
-            <w:bookmarkStart w:id="38" w:name="_Toc229639270"/>
+            <w:bookmarkStart w:id="38" w:name="_Toc229984880"/>
             <w:r>
               <w:rPr>
                 <w:rFonts w:ascii="Aptos" w:hAnsi="Aptos"/>
@@ -24812,7 +25164,7 @@
           <w:szCs w:val="32"/>
         </w:rPr>
       </w:pPr>
-      <w:bookmarkStart w:id="39" w:name="_Toc229639271"/>
+      <w:bookmarkStart w:id="39" w:name="_Toc229984881"/>
       <w:r>
         <w:rPr>
           <w:sz w:val="32"/>
@@ -25430,7 +25782,7 @@
           <w:szCs w:val="32"/>
         </w:rPr>
       </w:pPr>
-      <w:bookmarkStart w:id="40" w:name="_Toc229639272"/>
+      <w:bookmarkStart w:id="40" w:name="_Toc229984882"/>
       <w:r>
         <w:rPr>
           <w:sz w:val="32"/>
@@ -25996,7 +26348,7 @@
         <w:pStyle w:val="titulo1"/>
         <w:outlineLvl w:val="2"/>
       </w:pPr>
-      <w:bookmarkStart w:id="41" w:name="_Toc229639273"/>
+      <w:bookmarkStart w:id="41" w:name="_Toc229984883"/>
       <w:r>
         <w:rPr>
           <w:sz w:val="32"/>
@@ -26225,7 +26577,7 @@
             <w:pPr>
               <w:pStyle w:val="Ttulo2"/>
             </w:pPr>
-            <w:bookmarkStart w:id="42" w:name="_Toc229639274"/>
+            <w:bookmarkStart w:id="42" w:name="_Toc229984884"/>
             <w:r>
               <w:rPr>
                 <w:rFonts w:ascii="Aptos" w:hAnsi="Aptos"/>
@@ -26573,7 +26925,7 @@
           <w:szCs w:val="32"/>
         </w:rPr>
       </w:pPr>
-      <w:bookmarkStart w:id="43" w:name="_Toc229639275"/>
+      <w:bookmarkStart w:id="43" w:name="_Toc229984885"/>
       <w:r>
         <w:rPr>
           <w:sz w:val="32"/>
@@ -27362,7 +27714,7 @@
           <w:szCs w:val="32"/>
         </w:rPr>
       </w:pPr>
-      <w:bookmarkStart w:id="44" w:name="_Toc229639276"/>
+      <w:bookmarkStart w:id="44" w:name="_Toc229984886"/>
       <w:r>
         <w:rPr>
           <w:sz w:val="32"/>
@@ -28092,7 +28444,7 @@
         <w:pStyle w:val="titulo1"/>
         <w:outlineLvl w:val="2"/>
       </w:pPr>
-      <w:bookmarkStart w:id="45" w:name="_Toc229639277"/>
+      <w:bookmarkStart w:id="45" w:name="_Toc229984887"/>
       <w:r>
         <w:rPr>
           <w:sz w:val="32"/>
@@ -28129,7 +28481,7 @@
         </w:trPr>
         <w:tc>
           <w:tcPr>
-            <w:tcW w:w="2942" w:type="dxa"/>
+            <w:tcW w:w="2834" w:type="dxa"/>
             <w:shd w:val="clear" w:color="auto" w:fill="262626" w:themeFill="text1" w:themeFillTint="D9"/>
             <w:vAlign w:val="center"/>
           </w:tcPr>
@@ -28158,7 +28510,7 @@
         </w:tc>
         <w:tc>
           <w:tcPr>
-            <w:tcW w:w="2943" w:type="dxa"/>
+            <w:tcW w:w="2924" w:type="dxa"/>
             <w:shd w:val="clear" w:color="auto" w:fill="262626" w:themeFill="text1" w:themeFillTint="D9"/>
             <w:vAlign w:val="center"/>
           </w:tcPr>
@@ -28187,7 +28539,7 @@
         </w:tc>
         <w:tc>
           <w:tcPr>
-            <w:tcW w:w="3749" w:type="dxa"/>
+            <w:tcW w:w="3592" w:type="dxa"/>
             <w:shd w:val="clear" w:color="auto" w:fill="262626" w:themeFill="text1" w:themeFillTint="D9"/>
             <w:vAlign w:val="center"/>
           </w:tcPr>
@@ -28222,7 +28574,7 @@
         </w:trPr>
         <w:tc>
           <w:tcPr>
-            <w:tcW w:w="2942" w:type="dxa"/>
+            <w:tcW w:w="2834" w:type="dxa"/>
             <w:vAlign w:val="center"/>
           </w:tcPr>
           <w:p>
@@ -28245,7 +28597,7 @@
         </w:tc>
         <w:tc>
           <w:tcPr>
-            <w:tcW w:w="2943" w:type="dxa"/>
+            <w:tcW w:w="2924" w:type="dxa"/>
             <w:vAlign w:val="center"/>
           </w:tcPr>
           <w:p>
@@ -28269,7 +28621,7 @@
         </w:tc>
         <w:tc>
           <w:tcPr>
-            <w:tcW w:w="3749" w:type="dxa"/>
+            <w:tcW w:w="3592" w:type="dxa"/>
             <w:vAlign w:val="center"/>
           </w:tcPr>
           <w:p>
@@ -28285,6 +28637,2251 @@
         </w:tc>
       </w:tr>
     </w:tbl>
+    <w:p>
+      <w:pPr>
+        <w:pStyle w:val="Ttulo0"/>
+        <w:jc w:val="both"/>
+        <w:outlineLvl w:val="0"/>
+      </w:pPr>
+      <w:bookmarkStart w:id="46" w:name="_Toc229984888"/>
+      <w:r>
+        <w:lastRenderedPageBreak/>
+        <w:t>Semana del 1</w:t>
+      </w:r>
+      <w:r>
+        <w:t>8</w:t>
+      </w:r>
+      <w:r>
+        <w:t xml:space="preserve"> de mayo al </w:t>
+      </w:r>
+      <w:r>
+        <w:t>22</w:t>
+      </w:r>
+      <w:r>
+        <w:t xml:space="preserve"> de mayo</w:t>
+      </w:r>
+      <w:bookmarkEnd w:id="46"/>
+    </w:p>
+    <w:p>
+      <w:r>
+        <w:rPr>
+          <w:b/>
+          <w:bCs/>
+        </w:rPr>
+        <w:t>Objetivo:</w:t>
+      </w:r>
+      <w:r>
+        <w:t xml:space="preserve"> </w:t>
+      </w:r>
+      <w:r>
+        <w:t>Continuar con Documentación Final: Puntos de Función y Estimación de Costos</w:t>
+      </w:r>
+      <w:r>
+        <w:t>.</w:t>
+      </w:r>
+    </w:p>
+    <w:tbl>
+      <w:tblPr>
+        <w:tblStyle w:val="Tablaconcuadrcula"/>
+        <w:tblW w:w="9634" w:type="dxa"/>
+        <w:jc w:val="center"/>
+        <w:tblBorders>
+          <w:top w:val="single" w:sz="4" w:space="0" w:color="7F7F7F" w:themeColor="text1" w:themeTint="80"/>
+          <w:left w:val="single" w:sz="4" w:space="0" w:color="7F7F7F" w:themeColor="text1" w:themeTint="80"/>
+          <w:bottom w:val="single" w:sz="4" w:space="0" w:color="7F7F7F" w:themeColor="text1" w:themeTint="80"/>
+          <w:right w:val="single" w:sz="4" w:space="0" w:color="7F7F7F" w:themeColor="text1" w:themeTint="80"/>
+          <w:insideH w:val="single" w:sz="4" w:space="0" w:color="7F7F7F" w:themeColor="text1" w:themeTint="80"/>
+        </w:tblBorders>
+        <w:tblCellMar>
+          <w:top w:w="57" w:type="dxa"/>
+          <w:bottom w:w="57" w:type="dxa"/>
+        </w:tblCellMar>
+        <w:tblLook w:val="04A0" w:firstRow="1" w:lastRow="0" w:firstColumn="1" w:lastColumn="0" w:noHBand="0" w:noVBand="1"/>
+      </w:tblPr>
+      <w:tblGrid>
+        <w:gridCol w:w="5098"/>
+        <w:gridCol w:w="4536"/>
+      </w:tblGrid>
+      <w:tr>
+        <w:trPr>
+          <w:trHeight w:val="583"/>
+          <w:jc w:val="center"/>
+        </w:trPr>
+        <w:tc>
+          <w:tcPr>
+            <w:tcW w:w="9634" w:type="dxa"/>
+            <w:gridSpan w:val="2"/>
+            <w:shd w:val="clear" w:color="auto" w:fill="262626" w:themeFill="text1" w:themeFillTint="D9"/>
+            <w:vAlign w:val="center"/>
+          </w:tcPr>
+          <w:p>
+            <w:pPr>
+              <w:pStyle w:val="Ttulo2"/>
+              <w:rPr>
+                <w:rFonts w:ascii="Aptos" w:hAnsi="Aptos"/>
+                <w:b/>
+                <w:bCs/>
+                <w:color w:val="FFFFFF" w:themeColor="background1"/>
+                <w:sz w:val="28"/>
+                <w:szCs w:val="28"/>
+              </w:rPr>
+            </w:pPr>
+            <w:bookmarkStart w:id="47" w:name="_Toc229984889"/>
+            <w:r>
+              <w:rPr>
+                <w:rFonts w:ascii="Aptos" w:hAnsi="Aptos"/>
+                <w:b/>
+                <w:bCs/>
+                <w:color w:val="FFFFFF" w:themeColor="background1"/>
+                <w:sz w:val="28"/>
+                <w:szCs w:val="28"/>
+              </w:rPr>
+              <w:t xml:space="preserve">Día 1: </w:t>
+            </w:r>
+            <w:r>
+              <w:rPr>
+                <w:rFonts w:ascii="Aptos" w:hAnsi="Aptos"/>
+                <w:b/>
+                <w:bCs/>
+                <w:color w:val="FFFFFF" w:themeColor="background1"/>
+                <w:sz w:val="28"/>
+                <w:szCs w:val="28"/>
+              </w:rPr>
+              <w:t>Realizar Puntos de Función</w:t>
+            </w:r>
+            <w:bookmarkEnd w:id="47"/>
+          </w:p>
+        </w:tc>
+      </w:tr>
+      <w:tr>
+        <w:trPr>
+          <w:jc w:val="center"/>
+        </w:trPr>
+        <w:tc>
+          <w:tcPr>
+            <w:tcW w:w="9634" w:type="dxa"/>
+            <w:gridSpan w:val="2"/>
+            <w:vAlign w:val="center"/>
+          </w:tcPr>
+          <w:p>
+            <w:pPr>
+              <w:rPr>
+                <w:rFonts w:ascii="Arial" w:hAnsi="Arial" w:cs="Arial"/>
+                <w:sz w:val="24"/>
+                <w:szCs w:val="24"/>
+              </w:rPr>
+            </w:pPr>
+            <w:r>
+              <w:rPr>
+                <w:rFonts w:ascii="Arial" w:hAnsi="Arial" w:cs="Arial"/>
+                <w:b/>
+                <w:bCs/>
+                <w:sz w:val="24"/>
+                <w:szCs w:val="24"/>
+              </w:rPr>
+              <w:t xml:space="preserve">Nombre del Proyecto: </w:t>
+            </w:r>
+            <w:r>
+              <w:rPr>
+                <w:rFonts w:ascii="Arial" w:hAnsi="Arial" w:cs="Arial"/>
+                <w:sz w:val="24"/>
+                <w:szCs w:val="24"/>
+              </w:rPr>
+              <w:t>Portafolio Digital de Arquitecto</w:t>
+            </w:r>
+          </w:p>
+        </w:tc>
+      </w:tr>
+      <w:tr>
+        <w:trPr>
+          <w:jc w:val="center"/>
+        </w:trPr>
+        <w:tc>
+          <w:tcPr>
+            <w:tcW w:w="5098" w:type="dxa"/>
+            <w:vAlign w:val="center"/>
+          </w:tcPr>
+          <w:p>
+            <w:pPr>
+              <w:rPr>
+                <w:rFonts w:ascii="Arial" w:hAnsi="Arial" w:cs="Arial"/>
+                <w:b/>
+                <w:bCs/>
+                <w:sz w:val="24"/>
+                <w:szCs w:val="24"/>
+              </w:rPr>
+            </w:pPr>
+            <w:r>
+              <w:rPr>
+                <w:rFonts w:ascii="Arial" w:hAnsi="Arial" w:cs="Arial"/>
+                <w:b/>
+                <w:bCs/>
+                <w:sz w:val="24"/>
+                <w:szCs w:val="24"/>
+              </w:rPr>
+              <w:t xml:space="preserve">Equipo No.: </w:t>
+            </w:r>
+            <w:r>
+              <w:rPr>
+                <w:rFonts w:ascii="Arial" w:hAnsi="Arial" w:cs="Arial"/>
+                <w:b/>
+                <w:bCs/>
+                <w:sz w:val="24"/>
+                <w:szCs w:val="24"/>
+              </w:rPr>
+              <w:tab/>
+            </w:r>
+            <w:r>
+              <w:rPr>
+                <w:rFonts w:ascii="Arial" w:hAnsi="Arial" w:cs="Arial"/>
+                <w:sz w:val="24"/>
+                <w:szCs w:val="24"/>
+              </w:rPr>
+              <w:t>6</w:t>
+            </w:r>
+          </w:p>
+        </w:tc>
+        <w:tc>
+          <w:tcPr>
+            <w:tcW w:w="4536" w:type="dxa"/>
+            <w:vAlign w:val="center"/>
+          </w:tcPr>
+          <w:p>
+            <w:pPr>
+              <w:rPr>
+                <w:rFonts w:ascii="Arial" w:hAnsi="Arial" w:cs="Arial"/>
+                <w:b/>
+                <w:bCs/>
+                <w:sz w:val="24"/>
+                <w:szCs w:val="24"/>
+              </w:rPr>
+            </w:pPr>
+            <w:r>
+              <w:rPr>
+                <w:rFonts w:ascii="Arial" w:hAnsi="Arial" w:cs="Arial"/>
+                <w:b/>
+                <w:bCs/>
+                <w:sz w:val="24"/>
+                <w:szCs w:val="24"/>
+              </w:rPr>
+              <w:t>Fecha:</w:t>
+            </w:r>
+            <w:r>
+              <w:rPr>
+                <w:rFonts w:ascii="Arial" w:hAnsi="Arial" w:cs="Arial"/>
+                <w:b/>
+                <w:bCs/>
+                <w:sz w:val="24"/>
+                <w:szCs w:val="24"/>
+              </w:rPr>
+              <w:t xml:space="preserve"> </w:t>
+            </w:r>
+            <w:r>
+              <w:rPr>
+                <w:rFonts w:ascii="Arial" w:hAnsi="Arial" w:cs="Arial"/>
+                <w:sz w:val="24"/>
+                <w:szCs w:val="24"/>
+              </w:rPr>
+              <w:t>1</w:t>
+            </w:r>
+            <w:r>
+              <w:rPr>
+                <w:rFonts w:ascii="Arial" w:hAnsi="Arial" w:cs="Arial"/>
+                <w:sz w:val="24"/>
+                <w:szCs w:val="24"/>
+              </w:rPr>
+              <w:t>8</w:t>
+            </w:r>
+            <w:r>
+              <w:rPr>
+                <w:rFonts w:ascii="Arial" w:hAnsi="Arial" w:cs="Arial"/>
+                <w:sz w:val="24"/>
+                <w:szCs w:val="24"/>
+              </w:rPr>
+              <w:t>/0</w:t>
+            </w:r>
+            <w:r>
+              <w:rPr>
+                <w:rFonts w:ascii="Arial" w:hAnsi="Arial" w:cs="Arial"/>
+                <w:sz w:val="24"/>
+                <w:szCs w:val="24"/>
+              </w:rPr>
+              <w:t>5</w:t>
+            </w:r>
+            <w:r>
+              <w:rPr>
+                <w:rFonts w:ascii="Arial" w:hAnsi="Arial" w:cs="Arial"/>
+                <w:sz w:val="24"/>
+                <w:szCs w:val="24"/>
+              </w:rPr>
+              <w:t>/202</w:t>
+            </w:r>
+            <w:r>
+              <w:rPr>
+                <w:rFonts w:ascii="Arial" w:hAnsi="Arial" w:cs="Arial"/>
+                <w:sz w:val="24"/>
+                <w:szCs w:val="24"/>
+              </w:rPr>
+              <w:t>6</w:t>
+            </w:r>
+          </w:p>
+        </w:tc>
+      </w:tr>
+      <w:tr>
+        <w:trPr>
+          <w:jc w:val="center"/>
+        </w:trPr>
+        <w:tc>
+          <w:tcPr>
+            <w:tcW w:w="5098" w:type="dxa"/>
+            <w:vAlign w:val="center"/>
+          </w:tcPr>
+          <w:p>
+            <w:pPr>
+              <w:rPr>
+                <w:rFonts w:ascii="Arial" w:hAnsi="Arial" w:cs="Arial"/>
+                <w:b/>
+                <w:bCs/>
+                <w:sz w:val="24"/>
+                <w:szCs w:val="24"/>
+              </w:rPr>
+            </w:pPr>
+            <w:r>
+              <w:rPr>
+                <w:rFonts w:ascii="Arial" w:hAnsi="Arial" w:cs="Arial"/>
+                <w:b/>
+                <w:bCs/>
+                <w:sz w:val="24"/>
+                <w:szCs w:val="24"/>
+              </w:rPr>
+              <w:t xml:space="preserve">Número de sesión / Día de trabajo: </w:t>
+            </w:r>
+            <w:r>
+              <w:rPr>
+                <w:rFonts w:ascii="Arial" w:hAnsi="Arial" w:cs="Arial"/>
+                <w:sz w:val="24"/>
+                <w:szCs w:val="24"/>
+              </w:rPr>
+              <w:t>1</w:t>
+            </w:r>
+          </w:p>
+        </w:tc>
+        <w:tc>
+          <w:tcPr>
+            <w:tcW w:w="4536" w:type="dxa"/>
+            <w:vAlign w:val="center"/>
+          </w:tcPr>
+          <w:p>
+            <w:pPr>
+              <w:rPr>
+                <w:rFonts w:ascii="Arial" w:hAnsi="Arial" w:cs="Arial"/>
+                <w:b/>
+                <w:bCs/>
+                <w:sz w:val="24"/>
+                <w:szCs w:val="24"/>
+              </w:rPr>
+            </w:pPr>
+            <w:r>
+              <w:rPr>
+                <w:rFonts w:ascii="Arial" w:hAnsi="Arial" w:cs="Arial"/>
+                <w:b/>
+                <w:bCs/>
+                <w:sz w:val="24"/>
+                <w:szCs w:val="24"/>
+              </w:rPr>
+              <w:t xml:space="preserve">Modalidad: </w:t>
+            </w:r>
+            <w:r>
+              <w:rPr>
+                <w:rFonts w:ascii="Arial" w:hAnsi="Arial" w:cs="Arial"/>
+                <w:sz w:val="24"/>
+                <w:szCs w:val="24"/>
+                <w:shd w:val="clear" w:color="auto" w:fill="F5E4A9" w:themeFill="accent3" w:themeFillTint="66"/>
+              </w:rPr>
+              <w:t>Presencial</w:t>
+            </w:r>
+            <w:r>
+              <w:rPr>
+                <w:rFonts w:ascii="Arial" w:hAnsi="Arial" w:cs="Arial"/>
+                <w:sz w:val="24"/>
+                <w:szCs w:val="24"/>
+              </w:rPr>
+              <w:t xml:space="preserve"> / </w:t>
+            </w:r>
+            <w:r>
+              <w:rPr>
+                <w:rFonts w:ascii="Arial" w:hAnsi="Arial" w:cs="Arial"/>
+                <w:sz w:val="24"/>
+                <w:szCs w:val="24"/>
+              </w:rPr>
+              <w:t>Virtual</w:t>
+            </w:r>
+            <w:r>
+              <w:rPr>
+                <w:rFonts w:ascii="Arial" w:hAnsi="Arial" w:cs="Arial"/>
+                <w:sz w:val="24"/>
+                <w:szCs w:val="24"/>
+              </w:rPr>
+              <w:t xml:space="preserve"> / </w:t>
+            </w:r>
+            <w:r>
+              <w:rPr>
+                <w:rFonts w:ascii="Arial" w:hAnsi="Arial" w:cs="Arial"/>
+                <w:sz w:val="24"/>
+                <w:szCs w:val="24"/>
+              </w:rPr>
+              <w:t>Mixto</w:t>
+            </w:r>
+          </w:p>
+        </w:tc>
+      </w:tr>
+      <w:tr>
+        <w:trPr>
+          <w:jc w:val="center"/>
+        </w:trPr>
+        <w:tc>
+          <w:tcPr>
+            <w:tcW w:w="9634" w:type="dxa"/>
+            <w:gridSpan w:val="2"/>
+            <w:vAlign w:val="center"/>
+          </w:tcPr>
+          <w:p>
+            <w:pPr>
+              <w:rPr>
+                <w:rFonts w:ascii="Arial" w:hAnsi="Arial" w:cs="Arial"/>
+                <w:b/>
+                <w:bCs/>
+                <w:sz w:val="24"/>
+                <w:szCs w:val="24"/>
+              </w:rPr>
+            </w:pPr>
+            <w:r>
+              <w:rPr>
+                <w:rFonts w:ascii="Arial" w:hAnsi="Arial" w:cs="Arial"/>
+                <w:b/>
+                <w:bCs/>
+                <w:sz w:val="24"/>
+                <w:szCs w:val="24"/>
+              </w:rPr>
+              <w:t>Duración de la sesión:</w:t>
+            </w:r>
+            <w:r>
+              <w:rPr>
+                <w:rFonts w:ascii="Arial" w:hAnsi="Arial" w:cs="Arial"/>
+                <w:b/>
+                <w:bCs/>
+                <w:sz w:val="24"/>
+                <w:szCs w:val="24"/>
+              </w:rPr>
+              <w:t xml:space="preserve"> </w:t>
+            </w:r>
+            <w:r>
+              <w:rPr>
+                <w:rFonts w:ascii="Arial" w:hAnsi="Arial" w:cs="Arial"/>
+                <w:sz w:val="24"/>
+                <w:szCs w:val="24"/>
+              </w:rPr>
+              <w:t xml:space="preserve">1 </w:t>
+            </w:r>
+            <w:proofErr w:type="spellStart"/>
+            <w:r>
+              <w:rPr>
+                <w:rFonts w:ascii="Arial" w:hAnsi="Arial" w:cs="Arial"/>
+                <w:sz w:val="24"/>
+                <w:szCs w:val="24"/>
+              </w:rPr>
+              <w:t>hr</w:t>
+            </w:r>
+            <w:proofErr w:type="spellEnd"/>
+          </w:p>
+        </w:tc>
+      </w:tr>
+    </w:tbl>
+    <w:p>
+      <w:pPr>
+        <w:rPr>
+          <w:rFonts w:ascii="Arial" w:hAnsi="Arial" w:cs="Arial"/>
+          <w:sz w:val="24"/>
+          <w:szCs w:val="24"/>
+        </w:rPr>
+      </w:pPr>
+    </w:p>
+    <w:p>
+      <w:pPr>
+        <w:pStyle w:val="titulo1"/>
+        <w:outlineLvl w:val="2"/>
+        <w:rPr>
+          <w:sz w:val="32"/>
+          <w:szCs w:val="72"/>
+        </w:rPr>
+      </w:pPr>
+      <w:bookmarkStart w:id="48" w:name="_Toc229984890"/>
+      <w:r>
+        <w:rPr>
+          <w:sz w:val="32"/>
+          <w:szCs w:val="72"/>
+        </w:rPr>
+        <w:t>Asistencia y Participación</w:t>
+      </w:r>
+      <w:bookmarkEnd w:id="48"/>
+    </w:p>
+    <w:tbl>
+      <w:tblPr>
+        <w:tblStyle w:val="Tablaconcuadrcula"/>
+        <w:tblW w:w="10281" w:type="dxa"/>
+        <w:jc w:val="center"/>
+        <w:tblBorders>
+          <w:top w:val="single" w:sz="4" w:space="0" w:color="7F7F7F" w:themeColor="text1" w:themeTint="80"/>
+          <w:left w:val="single" w:sz="4" w:space="0" w:color="7F7F7F" w:themeColor="text1" w:themeTint="80"/>
+          <w:bottom w:val="single" w:sz="4" w:space="0" w:color="7F7F7F" w:themeColor="text1" w:themeTint="80"/>
+          <w:right w:val="single" w:sz="4" w:space="0" w:color="7F7F7F" w:themeColor="text1" w:themeTint="80"/>
+          <w:insideH w:val="single" w:sz="4" w:space="0" w:color="7F7F7F" w:themeColor="text1" w:themeTint="80"/>
+          <w:insideV w:val="single" w:sz="4" w:space="0" w:color="7F7F7F" w:themeColor="text1" w:themeTint="80"/>
+        </w:tblBorders>
+        <w:tblCellMar>
+          <w:top w:w="57" w:type="dxa"/>
+          <w:bottom w:w="57" w:type="dxa"/>
+        </w:tblCellMar>
+        <w:tblLook w:val="04A0" w:firstRow="1" w:lastRow="0" w:firstColumn="1" w:lastColumn="0" w:noHBand="0" w:noVBand="1"/>
+      </w:tblPr>
+      <w:tblGrid>
+        <w:gridCol w:w="1538"/>
+        <w:gridCol w:w="1791"/>
+        <w:gridCol w:w="1563"/>
+        <w:gridCol w:w="3061"/>
+        <w:gridCol w:w="2328"/>
+      </w:tblGrid>
+      <w:tr>
+        <w:trPr>
+          <w:jc w:val="center"/>
+        </w:trPr>
+        <w:tc>
+          <w:tcPr>
+            <w:tcW w:w="1538" w:type="dxa"/>
+            <w:shd w:val="clear" w:color="auto" w:fill="262626" w:themeFill="text1" w:themeFillTint="D9"/>
+            <w:vAlign w:val="center"/>
+          </w:tcPr>
+          <w:p>
+            <w:pPr>
+              <w:jc w:val="center"/>
+              <w:rPr>
+                <w:rFonts w:ascii="Arial" w:hAnsi="Arial" w:cs="Arial"/>
+                <w:b/>
+                <w:bCs/>
+                <w:sz w:val="24"/>
+                <w:szCs w:val="24"/>
+              </w:rPr>
+            </w:pPr>
+            <w:r>
+              <w:rPr>
+                <w:rFonts w:ascii="Arial" w:hAnsi="Arial" w:cs="Arial"/>
+                <w:b/>
+                <w:bCs/>
+                <w:sz w:val="24"/>
+                <w:szCs w:val="24"/>
+              </w:rPr>
+              <w:t>Integrante</w:t>
+            </w:r>
+          </w:p>
+        </w:tc>
+        <w:tc>
+          <w:tcPr>
+            <w:tcW w:w="1791" w:type="dxa"/>
+            <w:shd w:val="clear" w:color="auto" w:fill="262626" w:themeFill="text1" w:themeFillTint="D9"/>
+            <w:vAlign w:val="center"/>
+          </w:tcPr>
+          <w:p>
+            <w:pPr>
+              <w:jc w:val="center"/>
+              <w:rPr>
+                <w:rFonts w:ascii="Arial" w:hAnsi="Arial" w:cs="Arial"/>
+                <w:b/>
+                <w:bCs/>
+                <w:sz w:val="24"/>
+                <w:szCs w:val="24"/>
+              </w:rPr>
+            </w:pPr>
+            <w:r>
+              <w:rPr>
+                <w:rFonts w:ascii="Arial" w:hAnsi="Arial" w:cs="Arial"/>
+                <w:b/>
+                <w:bCs/>
+                <w:sz w:val="24"/>
+                <w:szCs w:val="24"/>
+              </w:rPr>
+              <w:t>Rol</w:t>
+            </w:r>
+          </w:p>
+        </w:tc>
+        <w:tc>
+          <w:tcPr>
+            <w:tcW w:w="1563" w:type="dxa"/>
+            <w:shd w:val="clear" w:color="auto" w:fill="262626" w:themeFill="text1" w:themeFillTint="D9"/>
+            <w:vAlign w:val="center"/>
+          </w:tcPr>
+          <w:p>
+            <w:pPr>
+              <w:jc w:val="center"/>
+              <w:rPr>
+                <w:rFonts w:ascii="Arial" w:hAnsi="Arial" w:cs="Arial"/>
+                <w:b/>
+                <w:bCs/>
+                <w:sz w:val="24"/>
+                <w:szCs w:val="24"/>
+              </w:rPr>
+            </w:pPr>
+            <w:r>
+              <w:rPr>
+                <w:rFonts w:ascii="Arial" w:hAnsi="Arial" w:cs="Arial"/>
+                <w:b/>
+                <w:bCs/>
+                <w:sz w:val="24"/>
+                <w:szCs w:val="24"/>
+              </w:rPr>
+              <w:t>Asistencia (Sí/No)</w:t>
+            </w:r>
+          </w:p>
+        </w:tc>
+        <w:tc>
+          <w:tcPr>
+            <w:tcW w:w="3061" w:type="dxa"/>
+            <w:shd w:val="clear" w:color="auto" w:fill="262626" w:themeFill="text1" w:themeFillTint="D9"/>
+            <w:vAlign w:val="center"/>
+          </w:tcPr>
+          <w:p>
+            <w:pPr>
+              <w:jc w:val="center"/>
+              <w:rPr>
+                <w:rFonts w:ascii="Arial" w:hAnsi="Arial" w:cs="Arial"/>
+                <w:b/>
+                <w:bCs/>
+                <w:sz w:val="24"/>
+                <w:szCs w:val="24"/>
+              </w:rPr>
+            </w:pPr>
+            <w:r>
+              <w:rPr>
+                <w:rFonts w:ascii="Arial" w:hAnsi="Arial" w:cs="Arial"/>
+                <w:b/>
+                <w:bCs/>
+                <w:sz w:val="24"/>
+                <w:szCs w:val="24"/>
+              </w:rPr>
+              <w:t>Actividades</w:t>
+            </w:r>
+          </w:p>
+        </w:tc>
+        <w:tc>
+          <w:tcPr>
+            <w:tcW w:w="2328" w:type="dxa"/>
+            <w:shd w:val="clear" w:color="auto" w:fill="262626" w:themeFill="text1" w:themeFillTint="D9"/>
+            <w:vAlign w:val="center"/>
+          </w:tcPr>
+          <w:p>
+            <w:pPr>
+              <w:jc w:val="center"/>
+              <w:rPr>
+                <w:rFonts w:ascii="Arial" w:hAnsi="Arial" w:cs="Arial"/>
+                <w:b/>
+                <w:bCs/>
+                <w:sz w:val="24"/>
+                <w:szCs w:val="24"/>
+              </w:rPr>
+            </w:pPr>
+            <w:r>
+              <w:rPr>
+                <w:rFonts w:ascii="Arial" w:hAnsi="Arial" w:cs="Arial"/>
+                <w:b/>
+                <w:bCs/>
+                <w:sz w:val="24"/>
+                <w:szCs w:val="24"/>
+              </w:rPr>
+              <w:t>Entregables Esperados</w:t>
+            </w:r>
+          </w:p>
+        </w:tc>
+      </w:tr>
+      <w:tr>
+        <w:trPr>
+          <w:jc w:val="center"/>
+        </w:trPr>
+        <w:tc>
+          <w:tcPr>
+            <w:tcW w:w="1538" w:type="dxa"/>
+            <w:vAlign w:val="center"/>
+          </w:tcPr>
+          <w:p>
+            <w:pPr>
+              <w:rPr>
+                <w:rFonts w:ascii="Arial" w:hAnsi="Arial" w:cs="Arial"/>
+                <w:sz w:val="24"/>
+                <w:szCs w:val="24"/>
+              </w:rPr>
+            </w:pPr>
+            <w:r>
+              <w:rPr>
+                <w:rFonts w:ascii="Arial" w:hAnsi="Arial" w:cs="Arial"/>
+                <w:sz w:val="24"/>
+                <w:szCs w:val="24"/>
+              </w:rPr>
+              <w:t>María Fernanda Barrón Álvarez</w:t>
+            </w:r>
+          </w:p>
+        </w:tc>
+        <w:tc>
+          <w:tcPr>
+            <w:tcW w:w="1791" w:type="dxa"/>
+            <w:vAlign w:val="center"/>
+          </w:tcPr>
+          <w:p>
+            <w:pPr>
+              <w:rPr>
+                <w:rFonts w:ascii="Arial" w:hAnsi="Arial" w:cs="Arial"/>
+                <w:sz w:val="24"/>
+                <w:szCs w:val="24"/>
+              </w:rPr>
+            </w:pPr>
+            <w:r>
+              <w:rPr>
+                <w:rFonts w:ascii="Arial" w:hAnsi="Arial" w:cs="Arial"/>
+                <w:sz w:val="24"/>
+                <w:szCs w:val="24"/>
+              </w:rPr>
+              <w:t>Project Manager</w:t>
+            </w:r>
+          </w:p>
+        </w:tc>
+        <w:tc>
+          <w:tcPr>
+            <w:tcW w:w="1563" w:type="dxa"/>
+            <w:vAlign w:val="center"/>
+          </w:tcPr>
+          <w:p>
+            <w:pPr>
+              <w:rPr>
+                <w:rFonts w:ascii="Arial" w:hAnsi="Arial" w:cs="Arial"/>
+                <w:sz w:val="24"/>
+                <w:szCs w:val="24"/>
+              </w:rPr>
+            </w:pPr>
+            <w:r>
+              <w:rPr>
+                <w:rFonts w:ascii="Arial" w:hAnsi="Arial" w:cs="Arial"/>
+                <w:sz w:val="24"/>
+                <w:szCs w:val="24"/>
+              </w:rPr>
+              <w:t>Sí</w:t>
+            </w:r>
+          </w:p>
+        </w:tc>
+        <w:tc>
+          <w:tcPr>
+            <w:tcW w:w="3061" w:type="dxa"/>
+            <w:vAlign w:val="center"/>
+          </w:tcPr>
+          <w:p>
+            <w:pPr>
+              <w:pStyle w:val="Prrafodelista"/>
+              <w:numPr>
+                <w:ilvl w:val="0"/>
+                <w:numId w:val="27"/>
+              </w:numPr>
+              <w:ind w:left="246" w:hanging="218"/>
+              <w:rPr>
+                <w:rFonts w:ascii="Arial" w:hAnsi="Arial" w:cs="Arial"/>
+                <w:sz w:val="24"/>
+                <w:szCs w:val="24"/>
+              </w:rPr>
+            </w:pPr>
+            <w:r>
+              <w:rPr>
+                <w:rFonts w:ascii="Arial" w:hAnsi="Arial" w:cs="Arial"/>
+                <w:sz w:val="24"/>
+                <w:szCs w:val="24"/>
+              </w:rPr>
+              <w:t>Realizar estimación de puntos de función</w:t>
+            </w:r>
+          </w:p>
+          <w:p>
+            <w:pPr>
+              <w:pStyle w:val="Prrafodelista"/>
+              <w:numPr>
+                <w:ilvl w:val="0"/>
+                <w:numId w:val="27"/>
+              </w:numPr>
+              <w:ind w:left="246" w:hanging="218"/>
+              <w:rPr>
+                <w:rFonts w:ascii="Arial" w:hAnsi="Arial" w:cs="Arial"/>
+                <w:sz w:val="24"/>
+                <w:szCs w:val="24"/>
+              </w:rPr>
+            </w:pPr>
+            <w:r>
+              <w:rPr>
+                <w:rFonts w:ascii="Arial" w:hAnsi="Arial" w:cs="Arial"/>
+                <w:sz w:val="24"/>
+                <w:szCs w:val="24"/>
+              </w:rPr>
+              <w:t>Bitácora del día</w:t>
+            </w:r>
+          </w:p>
+        </w:tc>
+        <w:tc>
+          <w:tcPr>
+            <w:tcW w:w="2328" w:type="dxa"/>
+            <w:vAlign w:val="center"/>
+          </w:tcPr>
+          <w:p>
+            <w:pPr>
+              <w:pStyle w:val="Prrafodelista"/>
+              <w:numPr>
+                <w:ilvl w:val="0"/>
+                <w:numId w:val="27"/>
+              </w:numPr>
+              <w:ind w:left="219" w:hanging="219"/>
+              <w:rPr>
+                <w:rFonts w:ascii="Arial" w:hAnsi="Arial" w:cs="Arial"/>
+                <w:sz w:val="24"/>
+                <w:szCs w:val="24"/>
+              </w:rPr>
+            </w:pPr>
+            <w:r>
+              <w:rPr>
+                <w:rFonts w:ascii="Arial" w:hAnsi="Arial" w:cs="Arial"/>
+                <w:sz w:val="24"/>
+                <w:szCs w:val="24"/>
+              </w:rPr>
+              <w:t>Documento final con punto</w:t>
+            </w:r>
+            <w:r>
+              <w:rPr>
+                <w:rFonts w:ascii="Arial" w:hAnsi="Arial" w:cs="Arial"/>
+                <w:sz w:val="24"/>
+                <w:szCs w:val="24"/>
+              </w:rPr>
+              <w:t xml:space="preserve"> 7</w:t>
+            </w:r>
+            <w:r>
+              <w:rPr>
+                <w:rFonts w:ascii="Arial" w:hAnsi="Arial" w:cs="Arial"/>
+                <w:sz w:val="24"/>
+                <w:szCs w:val="24"/>
+              </w:rPr>
+              <w:t xml:space="preserve">.  </w:t>
+            </w:r>
+          </w:p>
+          <w:p>
+            <w:pPr>
+              <w:pStyle w:val="Prrafodelista"/>
+              <w:numPr>
+                <w:ilvl w:val="0"/>
+                <w:numId w:val="27"/>
+              </w:numPr>
+              <w:ind w:left="219" w:hanging="219"/>
+              <w:rPr>
+                <w:rFonts w:ascii="Arial" w:hAnsi="Arial" w:cs="Arial"/>
+                <w:sz w:val="24"/>
+                <w:szCs w:val="24"/>
+              </w:rPr>
+            </w:pPr>
+            <w:r>
+              <w:rPr>
+                <w:rFonts w:ascii="Arial" w:hAnsi="Arial" w:cs="Arial"/>
+                <w:sz w:val="24"/>
+                <w:szCs w:val="24"/>
+              </w:rPr>
+              <w:t>Bitácora</w:t>
+            </w:r>
+          </w:p>
+        </w:tc>
+      </w:tr>
+      <w:tr>
+        <w:trPr>
+          <w:jc w:val="center"/>
+        </w:trPr>
+        <w:tc>
+          <w:tcPr>
+            <w:tcW w:w="1538" w:type="dxa"/>
+            <w:vAlign w:val="center"/>
+          </w:tcPr>
+          <w:p>
+            <w:pPr>
+              <w:rPr>
+                <w:rFonts w:ascii="Arial" w:hAnsi="Arial" w:cs="Arial"/>
+                <w:sz w:val="24"/>
+                <w:szCs w:val="24"/>
+              </w:rPr>
+            </w:pPr>
+            <w:r>
+              <w:rPr>
+                <w:rFonts w:ascii="Arial" w:hAnsi="Arial" w:cs="Arial"/>
+                <w:sz w:val="24"/>
+                <w:szCs w:val="24"/>
+              </w:rPr>
+              <w:t xml:space="preserve">Leslie Miroslava Benítez </w:t>
+            </w:r>
+          </w:p>
+          <w:p>
+            <w:pPr>
+              <w:rPr>
+                <w:rFonts w:ascii="Arial" w:hAnsi="Arial" w:cs="Arial"/>
+                <w:sz w:val="24"/>
+                <w:szCs w:val="24"/>
+              </w:rPr>
+            </w:pPr>
+            <w:r>
+              <w:rPr>
+                <w:rFonts w:ascii="Arial" w:hAnsi="Arial" w:cs="Arial"/>
+                <w:sz w:val="24"/>
+                <w:szCs w:val="24"/>
+              </w:rPr>
+              <w:t>Marín</w:t>
+            </w:r>
+          </w:p>
+        </w:tc>
+        <w:tc>
+          <w:tcPr>
+            <w:tcW w:w="1791" w:type="dxa"/>
+            <w:vAlign w:val="center"/>
+          </w:tcPr>
+          <w:p>
+            <w:pPr>
+              <w:rPr>
+                <w:rFonts w:ascii="Arial" w:hAnsi="Arial" w:cs="Arial"/>
+                <w:sz w:val="24"/>
+                <w:szCs w:val="24"/>
+              </w:rPr>
+            </w:pPr>
+            <w:r>
+              <w:rPr>
+                <w:rFonts w:ascii="Arial" w:hAnsi="Arial" w:cs="Arial"/>
+                <w:sz w:val="24"/>
+                <w:szCs w:val="24"/>
+              </w:rPr>
+              <w:t xml:space="preserve">Desarrolladora </w:t>
+            </w:r>
+            <w:proofErr w:type="spellStart"/>
+            <w:r>
+              <w:rPr>
+                <w:rFonts w:ascii="Arial" w:hAnsi="Arial" w:cs="Arial"/>
+                <w:sz w:val="24"/>
+                <w:szCs w:val="24"/>
+              </w:rPr>
+              <w:t>frontend</w:t>
+            </w:r>
+            <w:proofErr w:type="spellEnd"/>
+          </w:p>
+        </w:tc>
+        <w:tc>
+          <w:tcPr>
+            <w:tcW w:w="1563" w:type="dxa"/>
+            <w:vAlign w:val="center"/>
+          </w:tcPr>
+          <w:p>
+            <w:pPr>
+              <w:rPr>
+                <w:rFonts w:ascii="Arial" w:hAnsi="Arial" w:cs="Arial"/>
+                <w:sz w:val="24"/>
+                <w:szCs w:val="24"/>
+              </w:rPr>
+            </w:pPr>
+            <w:r>
+              <w:rPr>
+                <w:rFonts w:ascii="Arial" w:hAnsi="Arial" w:cs="Arial"/>
+                <w:sz w:val="24"/>
+                <w:szCs w:val="24"/>
+              </w:rPr>
+              <w:t>Sí</w:t>
+            </w:r>
+          </w:p>
+        </w:tc>
+        <w:tc>
+          <w:tcPr>
+            <w:tcW w:w="3061" w:type="dxa"/>
+            <w:vAlign w:val="center"/>
+          </w:tcPr>
+          <w:p>
+            <w:pPr>
+              <w:pStyle w:val="Prrafodelista"/>
+              <w:numPr>
+                <w:ilvl w:val="0"/>
+                <w:numId w:val="27"/>
+              </w:numPr>
+              <w:ind w:left="270" w:hanging="184"/>
+              <w:rPr>
+                <w:rFonts w:ascii="Arial" w:hAnsi="Arial" w:cs="Arial"/>
+                <w:sz w:val="24"/>
+                <w:szCs w:val="24"/>
+              </w:rPr>
+            </w:pPr>
+            <w:r>
+              <w:rPr>
+                <w:rFonts w:ascii="Arial" w:hAnsi="Arial" w:cs="Arial"/>
+                <w:sz w:val="24"/>
+                <w:szCs w:val="24"/>
+              </w:rPr>
+              <w:t xml:space="preserve">Continuación de prototipo: diseño de página (archivos </w:t>
+            </w:r>
+            <w:proofErr w:type="spellStart"/>
+            <w:r>
+              <w:rPr>
+                <w:rFonts w:ascii="Arial" w:hAnsi="Arial" w:cs="Arial"/>
+                <w:sz w:val="24"/>
+                <w:szCs w:val="24"/>
+              </w:rPr>
+              <w:t>css</w:t>
+            </w:r>
+            <w:proofErr w:type="spellEnd"/>
+            <w:r>
+              <w:rPr>
+                <w:rFonts w:ascii="Arial" w:hAnsi="Arial" w:cs="Arial"/>
+                <w:sz w:val="24"/>
+                <w:szCs w:val="24"/>
+              </w:rPr>
+              <w:t>)</w:t>
+            </w:r>
+            <w:r>
+              <w:rPr>
+                <w:rFonts w:ascii="Arial" w:hAnsi="Arial" w:cs="Arial"/>
+                <w:sz w:val="24"/>
+                <w:szCs w:val="24"/>
+              </w:rPr>
+              <w:t xml:space="preserve"> </w:t>
+            </w:r>
+          </w:p>
+        </w:tc>
+        <w:tc>
+          <w:tcPr>
+            <w:tcW w:w="2328" w:type="dxa"/>
+            <w:vAlign w:val="center"/>
+          </w:tcPr>
+          <w:p>
+            <w:pPr>
+              <w:pStyle w:val="Prrafodelista"/>
+              <w:numPr>
+                <w:ilvl w:val="0"/>
+                <w:numId w:val="27"/>
+              </w:numPr>
+              <w:ind w:left="219" w:hanging="218"/>
+              <w:rPr>
+                <w:rFonts w:ascii="Arial" w:hAnsi="Arial" w:cs="Arial"/>
+                <w:sz w:val="24"/>
+                <w:szCs w:val="24"/>
+              </w:rPr>
+            </w:pPr>
+            <w:r>
+              <w:rPr>
+                <w:rFonts w:ascii="Arial" w:hAnsi="Arial" w:cs="Arial"/>
+                <w:sz w:val="24"/>
+                <w:szCs w:val="24"/>
+              </w:rPr>
+              <w:t>Prototipo funcional navegable con estructura completa del sitio</w:t>
+            </w:r>
+          </w:p>
+        </w:tc>
+      </w:tr>
+      <w:tr>
+        <w:trPr>
+          <w:jc w:val="center"/>
+        </w:trPr>
+        <w:tc>
+          <w:tcPr>
+            <w:tcW w:w="1538" w:type="dxa"/>
+            <w:vAlign w:val="center"/>
+          </w:tcPr>
+          <w:p>
+            <w:pPr>
+              <w:rPr>
+                <w:rFonts w:ascii="Arial" w:hAnsi="Arial" w:cs="Arial"/>
+                <w:sz w:val="24"/>
+                <w:szCs w:val="24"/>
+              </w:rPr>
+            </w:pPr>
+            <w:r>
+              <w:rPr>
+                <w:rFonts w:ascii="Arial" w:hAnsi="Arial" w:cs="Arial"/>
+                <w:sz w:val="24"/>
+                <w:szCs w:val="24"/>
+              </w:rPr>
+              <w:t>Leonardo Merino Garfias</w:t>
+            </w:r>
+          </w:p>
+        </w:tc>
+        <w:tc>
+          <w:tcPr>
+            <w:tcW w:w="1791" w:type="dxa"/>
+            <w:vAlign w:val="center"/>
+          </w:tcPr>
+          <w:p>
+            <w:pPr>
+              <w:rPr>
+                <w:rFonts w:ascii="Arial" w:hAnsi="Arial" w:cs="Arial"/>
+                <w:sz w:val="24"/>
+                <w:szCs w:val="24"/>
+              </w:rPr>
+            </w:pPr>
+            <w:r>
+              <w:rPr>
+                <w:rFonts w:ascii="Arial" w:hAnsi="Arial" w:cs="Arial"/>
+                <w:sz w:val="24"/>
+                <w:szCs w:val="24"/>
+              </w:rPr>
+              <w:t xml:space="preserve">Desarrollador </w:t>
+            </w:r>
+            <w:proofErr w:type="spellStart"/>
+            <w:r>
+              <w:rPr>
+                <w:rFonts w:ascii="Arial" w:hAnsi="Arial" w:cs="Arial"/>
+                <w:sz w:val="24"/>
+                <w:szCs w:val="24"/>
+              </w:rPr>
+              <w:t>backend</w:t>
+            </w:r>
+            <w:proofErr w:type="spellEnd"/>
+          </w:p>
+        </w:tc>
+        <w:tc>
+          <w:tcPr>
+            <w:tcW w:w="1563" w:type="dxa"/>
+            <w:vAlign w:val="center"/>
+          </w:tcPr>
+          <w:p>
+            <w:pPr>
+              <w:rPr>
+                <w:rFonts w:ascii="Arial" w:hAnsi="Arial" w:cs="Arial"/>
+                <w:sz w:val="24"/>
+                <w:szCs w:val="24"/>
+              </w:rPr>
+            </w:pPr>
+            <w:r>
+              <w:rPr>
+                <w:rFonts w:ascii="Arial" w:hAnsi="Arial" w:cs="Arial"/>
+                <w:sz w:val="24"/>
+                <w:szCs w:val="24"/>
+              </w:rPr>
+              <w:t>Sí</w:t>
+            </w:r>
+          </w:p>
+        </w:tc>
+        <w:tc>
+          <w:tcPr>
+            <w:tcW w:w="3061" w:type="dxa"/>
+            <w:vAlign w:val="center"/>
+          </w:tcPr>
+          <w:p>
+            <w:pPr>
+              <w:pStyle w:val="Prrafodelista"/>
+              <w:numPr>
+                <w:ilvl w:val="0"/>
+                <w:numId w:val="27"/>
+              </w:numPr>
+              <w:ind w:left="246" w:hanging="218"/>
+              <w:rPr>
+                <w:rFonts w:ascii="Arial" w:hAnsi="Arial" w:cs="Arial"/>
+                <w:sz w:val="24"/>
+                <w:szCs w:val="24"/>
+              </w:rPr>
+            </w:pPr>
+            <w:r>
+              <w:rPr>
+                <w:rFonts w:ascii="Arial" w:hAnsi="Arial" w:cs="Arial"/>
+                <w:sz w:val="24"/>
+                <w:szCs w:val="24"/>
+              </w:rPr>
+              <w:t>Realizar estimación de puntos de función</w:t>
+            </w:r>
+          </w:p>
+        </w:tc>
+        <w:tc>
+          <w:tcPr>
+            <w:tcW w:w="2328" w:type="dxa"/>
+            <w:vAlign w:val="center"/>
+          </w:tcPr>
+          <w:p>
+            <w:pPr>
+              <w:pStyle w:val="Prrafodelista"/>
+              <w:numPr>
+                <w:ilvl w:val="0"/>
+                <w:numId w:val="27"/>
+              </w:numPr>
+              <w:ind w:left="349" w:hanging="248"/>
+              <w:rPr>
+                <w:rFonts w:ascii="Arial" w:hAnsi="Arial" w:cs="Arial"/>
+                <w:sz w:val="24"/>
+                <w:szCs w:val="24"/>
+              </w:rPr>
+            </w:pPr>
+            <w:r>
+              <w:rPr>
+                <w:rFonts w:ascii="Arial" w:hAnsi="Arial" w:cs="Arial"/>
+                <w:sz w:val="24"/>
+                <w:szCs w:val="24"/>
+              </w:rPr>
+              <w:t>Parte de documentación</w:t>
+            </w:r>
+            <w:r>
+              <w:rPr>
+                <w:rFonts w:ascii="Arial" w:hAnsi="Arial" w:cs="Arial"/>
+                <w:sz w:val="24"/>
+                <w:szCs w:val="24"/>
+              </w:rPr>
+              <w:t xml:space="preserve"> con punto 7.</w:t>
+            </w:r>
+          </w:p>
+        </w:tc>
+      </w:tr>
+    </w:tbl>
+    <w:p>
+      <w:pPr>
+        <w:rPr>
+          <w:rFonts w:ascii="Arial" w:hAnsi="Arial" w:cs="Arial"/>
+          <w:sz w:val="24"/>
+          <w:szCs w:val="24"/>
+        </w:rPr>
+      </w:pPr>
+    </w:p>
+    <w:p>
+      <w:pPr>
+        <w:pStyle w:val="titulo1"/>
+        <w:outlineLvl w:val="2"/>
+        <w:rPr>
+          <w:sz w:val="32"/>
+          <w:szCs w:val="72"/>
+        </w:rPr>
+      </w:pPr>
+      <w:bookmarkStart w:id="49" w:name="_Toc229984891"/>
+      <w:r>
+        <w:rPr>
+          <w:sz w:val="32"/>
+          <w:szCs w:val="72"/>
+        </w:rPr>
+        <w:t>A</w:t>
+      </w:r>
+      <w:r>
+        <w:rPr>
+          <w:sz w:val="32"/>
+          <w:szCs w:val="72"/>
+        </w:rPr>
+        <w:t>ctividades Ejecutadas</w:t>
+      </w:r>
+      <w:bookmarkEnd w:id="49"/>
+    </w:p>
+    <w:tbl>
+      <w:tblPr>
+        <w:tblStyle w:val="Tablaconcuadrcula"/>
+        <w:tblW w:w="10124" w:type="dxa"/>
+        <w:jc w:val="center"/>
+        <w:tblBorders>
+          <w:top w:val="single" w:sz="4" w:space="0" w:color="7F7F7F" w:themeColor="text1" w:themeTint="80"/>
+          <w:left w:val="single" w:sz="4" w:space="0" w:color="7F7F7F" w:themeColor="text1" w:themeTint="80"/>
+          <w:bottom w:val="single" w:sz="4" w:space="0" w:color="7F7F7F" w:themeColor="text1" w:themeTint="80"/>
+          <w:right w:val="single" w:sz="4" w:space="0" w:color="7F7F7F" w:themeColor="text1" w:themeTint="80"/>
+          <w:insideH w:val="single" w:sz="4" w:space="0" w:color="7F7F7F" w:themeColor="text1" w:themeTint="80"/>
+          <w:insideV w:val="single" w:sz="4" w:space="0" w:color="7F7F7F" w:themeColor="text1" w:themeTint="80"/>
+        </w:tblBorders>
+        <w:tblCellMar>
+          <w:top w:w="57" w:type="dxa"/>
+          <w:bottom w:w="57" w:type="dxa"/>
+        </w:tblCellMar>
+        <w:tblLook w:val="04A0" w:firstRow="1" w:lastRow="0" w:firstColumn="1" w:lastColumn="0" w:noHBand="0" w:noVBand="1"/>
+      </w:tblPr>
+      <w:tblGrid>
+        <w:gridCol w:w="2955"/>
+        <w:gridCol w:w="2004"/>
+        <w:gridCol w:w="1150"/>
+        <w:gridCol w:w="1535"/>
+        <w:gridCol w:w="2480"/>
+      </w:tblGrid>
+      <w:tr>
+        <w:trPr>
+          <w:jc w:val="center"/>
+        </w:trPr>
+        <w:tc>
+          <w:tcPr>
+            <w:tcW w:w="2955" w:type="dxa"/>
+            <w:shd w:val="clear" w:color="auto" w:fill="262626" w:themeFill="text1" w:themeFillTint="D9"/>
+            <w:vAlign w:val="center"/>
+          </w:tcPr>
+          <w:p>
+            <w:pPr>
+              <w:jc w:val="center"/>
+              <w:rPr>
+                <w:rFonts w:ascii="Arial" w:hAnsi="Arial" w:cs="Arial"/>
+                <w:b/>
+                <w:bCs/>
+                <w:sz w:val="24"/>
+                <w:szCs w:val="24"/>
+              </w:rPr>
+            </w:pPr>
+            <w:r>
+              <w:rPr>
+                <w:rFonts w:ascii="Arial" w:hAnsi="Arial" w:cs="Arial"/>
+                <w:b/>
+                <w:bCs/>
+                <w:sz w:val="24"/>
+                <w:szCs w:val="24"/>
+              </w:rPr>
+              <w:t>Actividad</w:t>
+            </w:r>
+          </w:p>
+        </w:tc>
+        <w:tc>
+          <w:tcPr>
+            <w:tcW w:w="2004" w:type="dxa"/>
+            <w:shd w:val="clear" w:color="auto" w:fill="262626" w:themeFill="text1" w:themeFillTint="D9"/>
+            <w:vAlign w:val="center"/>
+          </w:tcPr>
+          <w:p>
+            <w:pPr>
+              <w:jc w:val="center"/>
+              <w:rPr>
+                <w:rFonts w:ascii="Arial" w:hAnsi="Arial" w:cs="Arial"/>
+                <w:b/>
+                <w:bCs/>
+                <w:sz w:val="24"/>
+                <w:szCs w:val="24"/>
+              </w:rPr>
+            </w:pPr>
+            <w:r>
+              <w:rPr>
+                <w:rFonts w:ascii="Arial" w:hAnsi="Arial" w:cs="Arial"/>
+                <w:b/>
+                <w:bCs/>
+                <w:sz w:val="24"/>
+                <w:szCs w:val="24"/>
+              </w:rPr>
+              <w:t>Responsable(s)</w:t>
+            </w:r>
+          </w:p>
+        </w:tc>
+        <w:tc>
+          <w:tcPr>
+            <w:tcW w:w="1150" w:type="dxa"/>
+            <w:shd w:val="clear" w:color="auto" w:fill="262626" w:themeFill="text1" w:themeFillTint="D9"/>
+            <w:vAlign w:val="center"/>
+          </w:tcPr>
+          <w:p>
+            <w:pPr>
+              <w:jc w:val="center"/>
+              <w:rPr>
+                <w:rFonts w:ascii="Arial" w:hAnsi="Arial" w:cs="Arial"/>
+                <w:b/>
+                <w:bCs/>
+                <w:sz w:val="24"/>
+                <w:szCs w:val="24"/>
+              </w:rPr>
+            </w:pPr>
+            <w:proofErr w:type="spellStart"/>
+            <w:r>
+              <w:rPr>
+                <w:rFonts w:ascii="Arial" w:hAnsi="Arial" w:cs="Arial"/>
+                <w:b/>
+                <w:bCs/>
+                <w:sz w:val="24"/>
+                <w:szCs w:val="24"/>
+              </w:rPr>
+              <w:t>Hr</w:t>
+            </w:r>
+            <w:proofErr w:type="spellEnd"/>
+            <w:r>
+              <w:rPr>
+                <w:rFonts w:ascii="Arial" w:hAnsi="Arial" w:cs="Arial"/>
+                <w:b/>
+                <w:bCs/>
+                <w:sz w:val="24"/>
+                <w:szCs w:val="24"/>
+              </w:rPr>
+              <w:t xml:space="preserve">. </w:t>
+            </w:r>
+            <w:proofErr w:type="spellStart"/>
+            <w:r>
+              <w:rPr>
+                <w:rFonts w:ascii="Arial" w:hAnsi="Arial" w:cs="Arial"/>
+                <w:b/>
+                <w:bCs/>
+                <w:sz w:val="24"/>
+                <w:szCs w:val="24"/>
+              </w:rPr>
+              <w:t>Ini</w:t>
+            </w:r>
+            <w:proofErr w:type="spellEnd"/>
+          </w:p>
+        </w:tc>
+        <w:tc>
+          <w:tcPr>
+            <w:tcW w:w="1535" w:type="dxa"/>
+            <w:shd w:val="clear" w:color="auto" w:fill="262626" w:themeFill="text1" w:themeFillTint="D9"/>
+            <w:vAlign w:val="center"/>
+          </w:tcPr>
+          <w:p>
+            <w:pPr>
+              <w:jc w:val="center"/>
+              <w:rPr>
+                <w:rFonts w:ascii="Arial" w:hAnsi="Arial" w:cs="Arial"/>
+                <w:b/>
+                <w:bCs/>
+                <w:sz w:val="24"/>
+                <w:szCs w:val="24"/>
+              </w:rPr>
+            </w:pPr>
+            <w:proofErr w:type="spellStart"/>
+            <w:r>
+              <w:rPr>
+                <w:rFonts w:ascii="Arial" w:hAnsi="Arial" w:cs="Arial"/>
+                <w:b/>
+                <w:bCs/>
+                <w:sz w:val="24"/>
+                <w:szCs w:val="24"/>
+              </w:rPr>
+              <w:t>Hr</w:t>
+            </w:r>
+            <w:proofErr w:type="spellEnd"/>
+            <w:r>
+              <w:rPr>
+                <w:rFonts w:ascii="Arial" w:hAnsi="Arial" w:cs="Arial"/>
+                <w:b/>
+                <w:bCs/>
+                <w:sz w:val="24"/>
+                <w:szCs w:val="24"/>
+              </w:rPr>
+              <w:t>. fin</w:t>
+            </w:r>
+          </w:p>
+        </w:tc>
+        <w:tc>
+          <w:tcPr>
+            <w:tcW w:w="2480" w:type="dxa"/>
+            <w:shd w:val="clear" w:color="auto" w:fill="262626" w:themeFill="text1" w:themeFillTint="D9"/>
+            <w:vAlign w:val="center"/>
+          </w:tcPr>
+          <w:p>
+            <w:pPr>
+              <w:jc w:val="center"/>
+              <w:rPr>
+                <w:rFonts w:ascii="Arial" w:hAnsi="Arial" w:cs="Arial"/>
+                <w:b/>
+                <w:bCs/>
+                <w:sz w:val="24"/>
+                <w:szCs w:val="24"/>
+              </w:rPr>
+            </w:pPr>
+            <w:r>
+              <w:rPr>
+                <w:rFonts w:ascii="Arial" w:hAnsi="Arial" w:cs="Arial"/>
+                <w:b/>
+                <w:bCs/>
+                <w:sz w:val="24"/>
+                <w:szCs w:val="24"/>
+              </w:rPr>
+              <w:t>Estado (Completado / En proceso / Pendiente)</w:t>
+            </w:r>
+          </w:p>
+        </w:tc>
+      </w:tr>
+      <w:tr>
+        <w:trPr>
+          <w:jc w:val="center"/>
+        </w:trPr>
+        <w:tc>
+          <w:tcPr>
+            <w:tcW w:w="2955" w:type="dxa"/>
+            <w:vAlign w:val="center"/>
+          </w:tcPr>
+          <w:p>
+            <w:pPr>
+              <w:rPr>
+                <w:rFonts w:ascii="Arial" w:hAnsi="Arial" w:cs="Arial"/>
+                <w:sz w:val="24"/>
+                <w:szCs w:val="24"/>
+              </w:rPr>
+            </w:pPr>
+            <w:r>
+              <w:rPr>
+                <w:rFonts w:ascii="Arial" w:hAnsi="Arial" w:cs="Arial"/>
+                <w:sz w:val="24"/>
+                <w:szCs w:val="24"/>
+              </w:rPr>
+              <w:t>Puntos de Función</w:t>
+            </w:r>
+          </w:p>
+        </w:tc>
+        <w:tc>
+          <w:tcPr>
+            <w:tcW w:w="2004" w:type="dxa"/>
+            <w:vAlign w:val="center"/>
+          </w:tcPr>
+          <w:p>
+            <w:pPr>
+              <w:rPr>
+                <w:rFonts w:ascii="Arial" w:hAnsi="Arial" w:cs="Arial"/>
+                <w:sz w:val="24"/>
+                <w:szCs w:val="24"/>
+              </w:rPr>
+            </w:pPr>
+            <w:r>
+              <w:rPr>
+                <w:rFonts w:ascii="Arial" w:hAnsi="Arial" w:cs="Arial"/>
+                <w:sz w:val="24"/>
+                <w:szCs w:val="24"/>
+              </w:rPr>
+              <w:t>María Fernanda Barrón Álvarez</w:t>
+            </w:r>
+          </w:p>
+        </w:tc>
+        <w:tc>
+          <w:tcPr>
+            <w:tcW w:w="1150" w:type="dxa"/>
+            <w:vAlign w:val="center"/>
+          </w:tcPr>
+          <w:p>
+            <w:pPr>
+              <w:rPr>
+                <w:rFonts w:ascii="Arial" w:hAnsi="Arial" w:cs="Arial"/>
+                <w:sz w:val="24"/>
+                <w:szCs w:val="24"/>
+              </w:rPr>
+            </w:pPr>
+            <w:r>
+              <w:rPr>
+                <w:rFonts w:ascii="Arial" w:hAnsi="Arial" w:cs="Arial"/>
+                <w:sz w:val="24"/>
+                <w:szCs w:val="24"/>
+              </w:rPr>
+              <w:t>8</w:t>
+            </w:r>
+            <w:r>
+              <w:rPr>
+                <w:rFonts w:ascii="Arial" w:hAnsi="Arial" w:cs="Arial"/>
+                <w:sz w:val="24"/>
+                <w:szCs w:val="24"/>
+              </w:rPr>
+              <w:t>:</w:t>
+            </w:r>
+            <w:r>
+              <w:rPr>
+                <w:rFonts w:ascii="Arial" w:hAnsi="Arial" w:cs="Arial"/>
+                <w:sz w:val="24"/>
+                <w:szCs w:val="24"/>
+              </w:rPr>
+              <w:t xml:space="preserve">00 </w:t>
+            </w:r>
+            <w:r>
+              <w:rPr>
+                <w:rFonts w:ascii="Arial" w:hAnsi="Arial" w:cs="Arial"/>
+                <w:sz w:val="24"/>
+                <w:szCs w:val="24"/>
+              </w:rPr>
+              <w:t>a</w:t>
+            </w:r>
+            <w:r>
+              <w:rPr>
+                <w:rFonts w:ascii="Arial" w:hAnsi="Arial" w:cs="Arial"/>
+                <w:sz w:val="24"/>
+                <w:szCs w:val="24"/>
+              </w:rPr>
+              <w:t>m</w:t>
+            </w:r>
+          </w:p>
+        </w:tc>
+        <w:tc>
+          <w:tcPr>
+            <w:tcW w:w="1535" w:type="dxa"/>
+            <w:vAlign w:val="center"/>
+          </w:tcPr>
+          <w:p>
+            <w:pPr>
+              <w:rPr>
+                <w:rFonts w:ascii="Arial" w:hAnsi="Arial" w:cs="Arial"/>
+                <w:sz w:val="24"/>
+                <w:szCs w:val="24"/>
+              </w:rPr>
+            </w:pPr>
+            <w:r>
+              <w:rPr>
+                <w:rFonts w:ascii="Arial" w:hAnsi="Arial" w:cs="Arial"/>
+                <w:sz w:val="24"/>
+                <w:szCs w:val="24"/>
+              </w:rPr>
+              <w:t>9</w:t>
+            </w:r>
+            <w:r>
+              <w:rPr>
+                <w:rFonts w:ascii="Arial" w:hAnsi="Arial" w:cs="Arial"/>
+                <w:sz w:val="24"/>
+                <w:szCs w:val="24"/>
+              </w:rPr>
+              <w:t>:</w:t>
+            </w:r>
+            <w:r>
+              <w:rPr>
+                <w:rFonts w:ascii="Arial" w:hAnsi="Arial" w:cs="Arial"/>
+                <w:sz w:val="24"/>
+                <w:szCs w:val="24"/>
+              </w:rPr>
+              <w:t>0</w:t>
+            </w:r>
+            <w:r>
+              <w:rPr>
+                <w:rFonts w:ascii="Arial" w:hAnsi="Arial" w:cs="Arial"/>
+                <w:sz w:val="24"/>
+                <w:szCs w:val="24"/>
+              </w:rPr>
+              <w:t>0</w:t>
+            </w:r>
+            <w:r>
+              <w:rPr>
+                <w:rFonts w:ascii="Arial" w:hAnsi="Arial" w:cs="Arial"/>
+                <w:sz w:val="24"/>
+                <w:szCs w:val="24"/>
+              </w:rPr>
+              <w:t xml:space="preserve"> </w:t>
+            </w:r>
+            <w:r>
+              <w:rPr>
+                <w:rFonts w:ascii="Arial" w:hAnsi="Arial" w:cs="Arial"/>
+                <w:sz w:val="24"/>
+                <w:szCs w:val="24"/>
+              </w:rPr>
+              <w:t>a</w:t>
+            </w:r>
+            <w:r>
+              <w:rPr>
+                <w:rFonts w:ascii="Arial" w:hAnsi="Arial" w:cs="Arial"/>
+                <w:sz w:val="24"/>
+                <w:szCs w:val="24"/>
+              </w:rPr>
+              <w:t>m</w:t>
+            </w:r>
+          </w:p>
+        </w:tc>
+        <w:tc>
+          <w:tcPr>
+            <w:tcW w:w="2480" w:type="dxa"/>
+            <w:vAlign w:val="center"/>
+          </w:tcPr>
+          <w:p>
+            <w:pPr>
+              <w:rPr>
+                <w:rFonts w:ascii="Arial" w:hAnsi="Arial" w:cs="Arial"/>
+                <w:sz w:val="24"/>
+                <w:szCs w:val="24"/>
+              </w:rPr>
+            </w:pPr>
+            <w:r>
+              <w:rPr>
+                <w:rFonts w:ascii="Arial" w:hAnsi="Arial" w:cs="Arial"/>
+                <w:sz w:val="24"/>
+                <w:szCs w:val="24"/>
+              </w:rPr>
+              <w:t>Completado</w:t>
+            </w:r>
+          </w:p>
+        </w:tc>
+      </w:tr>
+      <w:tr>
+        <w:trPr>
+          <w:jc w:val="center"/>
+        </w:trPr>
+        <w:tc>
+          <w:tcPr>
+            <w:tcW w:w="2955" w:type="dxa"/>
+            <w:vAlign w:val="center"/>
+          </w:tcPr>
+          <w:p>
+            <w:pPr>
+              <w:rPr>
+                <w:rFonts w:ascii="Arial" w:hAnsi="Arial" w:cs="Arial"/>
+                <w:sz w:val="24"/>
+                <w:szCs w:val="24"/>
+              </w:rPr>
+            </w:pPr>
+            <w:r>
+              <w:rPr>
+                <w:rFonts w:ascii="Arial" w:hAnsi="Arial" w:cs="Arial"/>
+                <w:sz w:val="24"/>
+                <w:szCs w:val="24"/>
+              </w:rPr>
+              <w:t xml:space="preserve">Adición de archivos </w:t>
+            </w:r>
+            <w:proofErr w:type="spellStart"/>
+            <w:r>
+              <w:rPr>
+                <w:rFonts w:ascii="Arial" w:hAnsi="Arial" w:cs="Arial"/>
+                <w:sz w:val="24"/>
+                <w:szCs w:val="24"/>
+              </w:rPr>
+              <w:t>css</w:t>
+            </w:r>
+            <w:proofErr w:type="spellEnd"/>
+            <w:r>
+              <w:rPr>
+                <w:rFonts w:ascii="Arial" w:hAnsi="Arial" w:cs="Arial"/>
+                <w:sz w:val="24"/>
+                <w:szCs w:val="24"/>
+              </w:rPr>
+              <w:t xml:space="preserve"> del proyecto.</w:t>
+            </w:r>
+          </w:p>
+        </w:tc>
+        <w:tc>
+          <w:tcPr>
+            <w:tcW w:w="2004" w:type="dxa"/>
+            <w:vAlign w:val="center"/>
+          </w:tcPr>
+          <w:p>
+            <w:pPr>
+              <w:rPr>
+                <w:rFonts w:ascii="Arial" w:hAnsi="Arial" w:cs="Arial"/>
+                <w:sz w:val="24"/>
+                <w:szCs w:val="24"/>
+              </w:rPr>
+            </w:pPr>
+            <w:r>
+              <w:rPr>
+                <w:rFonts w:ascii="Arial" w:hAnsi="Arial" w:cs="Arial"/>
+                <w:sz w:val="24"/>
+                <w:szCs w:val="24"/>
+              </w:rPr>
+              <w:t>Leslie Miroslava Benítez Marín</w:t>
+            </w:r>
+          </w:p>
+        </w:tc>
+        <w:tc>
+          <w:tcPr>
+            <w:tcW w:w="1150" w:type="dxa"/>
+            <w:vAlign w:val="center"/>
+          </w:tcPr>
+          <w:p>
+            <w:pPr>
+              <w:rPr>
+                <w:rFonts w:ascii="Arial" w:hAnsi="Arial" w:cs="Arial"/>
+                <w:sz w:val="24"/>
+                <w:szCs w:val="24"/>
+              </w:rPr>
+            </w:pPr>
+            <w:r>
+              <w:rPr>
+                <w:rFonts w:ascii="Arial" w:hAnsi="Arial" w:cs="Arial"/>
+                <w:sz w:val="24"/>
+                <w:szCs w:val="24"/>
+              </w:rPr>
+              <w:t>8</w:t>
+            </w:r>
+            <w:r>
+              <w:rPr>
+                <w:rFonts w:ascii="Arial" w:hAnsi="Arial" w:cs="Arial"/>
+                <w:sz w:val="24"/>
+                <w:szCs w:val="24"/>
+              </w:rPr>
+              <w:t>:</w:t>
+            </w:r>
+            <w:r>
+              <w:rPr>
+                <w:rFonts w:ascii="Arial" w:hAnsi="Arial" w:cs="Arial"/>
+                <w:sz w:val="24"/>
+                <w:szCs w:val="24"/>
+              </w:rPr>
+              <w:t>0</w:t>
+            </w:r>
+            <w:r>
+              <w:rPr>
+                <w:rFonts w:ascii="Arial" w:hAnsi="Arial" w:cs="Arial"/>
+                <w:sz w:val="24"/>
+                <w:szCs w:val="24"/>
+              </w:rPr>
+              <w:t>0</w:t>
+            </w:r>
+            <w:r>
+              <w:rPr>
+                <w:rFonts w:ascii="Arial" w:hAnsi="Arial" w:cs="Arial"/>
+                <w:sz w:val="24"/>
+                <w:szCs w:val="24"/>
+              </w:rPr>
+              <w:t xml:space="preserve"> </w:t>
+            </w:r>
+            <w:r>
+              <w:rPr>
+                <w:rFonts w:ascii="Arial" w:hAnsi="Arial" w:cs="Arial"/>
+                <w:sz w:val="24"/>
+                <w:szCs w:val="24"/>
+              </w:rPr>
+              <w:t>a</w:t>
+            </w:r>
+            <w:r>
+              <w:rPr>
+                <w:rFonts w:ascii="Arial" w:hAnsi="Arial" w:cs="Arial"/>
+                <w:sz w:val="24"/>
+                <w:szCs w:val="24"/>
+              </w:rPr>
+              <w:t>m</w:t>
+            </w:r>
+          </w:p>
+        </w:tc>
+        <w:tc>
+          <w:tcPr>
+            <w:tcW w:w="1535" w:type="dxa"/>
+            <w:vAlign w:val="center"/>
+          </w:tcPr>
+          <w:p>
+            <w:pPr>
+              <w:rPr>
+                <w:rFonts w:ascii="Arial" w:hAnsi="Arial" w:cs="Arial"/>
+                <w:sz w:val="24"/>
+                <w:szCs w:val="24"/>
+              </w:rPr>
+            </w:pPr>
+            <w:r>
+              <w:rPr>
+                <w:rFonts w:ascii="Arial" w:hAnsi="Arial" w:cs="Arial"/>
+                <w:sz w:val="24"/>
+                <w:szCs w:val="24"/>
+              </w:rPr>
+              <w:t>9</w:t>
+            </w:r>
+            <w:r>
+              <w:rPr>
+                <w:rFonts w:ascii="Arial" w:hAnsi="Arial" w:cs="Arial"/>
+                <w:sz w:val="24"/>
+                <w:szCs w:val="24"/>
+              </w:rPr>
+              <w:t>:00</w:t>
+            </w:r>
+            <w:r>
+              <w:rPr>
+                <w:rFonts w:ascii="Arial" w:hAnsi="Arial" w:cs="Arial"/>
+                <w:sz w:val="24"/>
+                <w:szCs w:val="24"/>
+              </w:rPr>
+              <w:t xml:space="preserve"> </w:t>
+            </w:r>
+            <w:r>
+              <w:rPr>
+                <w:rFonts w:ascii="Arial" w:hAnsi="Arial" w:cs="Arial"/>
+                <w:sz w:val="24"/>
+                <w:szCs w:val="24"/>
+              </w:rPr>
+              <w:t>a</w:t>
+            </w:r>
+            <w:r>
+              <w:rPr>
+                <w:rFonts w:ascii="Arial" w:hAnsi="Arial" w:cs="Arial"/>
+                <w:sz w:val="24"/>
+                <w:szCs w:val="24"/>
+              </w:rPr>
+              <w:t>m</w:t>
+            </w:r>
+          </w:p>
+        </w:tc>
+        <w:tc>
+          <w:tcPr>
+            <w:tcW w:w="2480" w:type="dxa"/>
+            <w:vAlign w:val="center"/>
+          </w:tcPr>
+          <w:p>
+            <w:pPr>
+              <w:rPr>
+                <w:rFonts w:ascii="Arial" w:hAnsi="Arial" w:cs="Arial"/>
+                <w:sz w:val="24"/>
+                <w:szCs w:val="24"/>
+              </w:rPr>
+            </w:pPr>
+            <w:r>
+              <w:rPr>
+                <w:rFonts w:ascii="Arial" w:hAnsi="Arial" w:cs="Arial"/>
+                <w:sz w:val="24"/>
+                <w:szCs w:val="24"/>
+              </w:rPr>
+              <w:t>Completado</w:t>
+            </w:r>
+          </w:p>
+        </w:tc>
+      </w:tr>
+      <w:tr>
+        <w:trPr>
+          <w:jc w:val="center"/>
+        </w:trPr>
+        <w:tc>
+          <w:tcPr>
+            <w:tcW w:w="2955" w:type="dxa"/>
+            <w:vAlign w:val="center"/>
+          </w:tcPr>
+          <w:p>
+            <w:pPr>
+              <w:rPr>
+                <w:rFonts w:ascii="Arial" w:hAnsi="Arial" w:cs="Arial"/>
+                <w:sz w:val="24"/>
+                <w:szCs w:val="24"/>
+              </w:rPr>
+            </w:pPr>
+            <w:r>
+              <w:rPr>
+                <w:rFonts w:ascii="Arial" w:hAnsi="Arial" w:cs="Arial"/>
+                <w:sz w:val="24"/>
+                <w:szCs w:val="24"/>
+              </w:rPr>
+              <w:lastRenderedPageBreak/>
+              <w:t>Puntos de Función</w:t>
+            </w:r>
+          </w:p>
+        </w:tc>
+        <w:tc>
+          <w:tcPr>
+            <w:tcW w:w="2004" w:type="dxa"/>
+            <w:vAlign w:val="center"/>
+          </w:tcPr>
+          <w:p>
+            <w:pPr>
+              <w:rPr>
+                <w:rFonts w:ascii="Arial" w:hAnsi="Arial" w:cs="Arial"/>
+                <w:sz w:val="24"/>
+                <w:szCs w:val="24"/>
+              </w:rPr>
+            </w:pPr>
+            <w:r>
+              <w:rPr>
+                <w:rFonts w:ascii="Arial" w:hAnsi="Arial" w:cs="Arial"/>
+                <w:sz w:val="24"/>
+                <w:szCs w:val="24"/>
+              </w:rPr>
+              <w:t>Leonardo Merino Garfias</w:t>
+            </w:r>
+          </w:p>
+        </w:tc>
+        <w:tc>
+          <w:tcPr>
+            <w:tcW w:w="1150" w:type="dxa"/>
+            <w:vAlign w:val="center"/>
+          </w:tcPr>
+          <w:p>
+            <w:pPr>
+              <w:rPr>
+                <w:rFonts w:ascii="Arial" w:hAnsi="Arial" w:cs="Arial"/>
+                <w:sz w:val="24"/>
+                <w:szCs w:val="24"/>
+              </w:rPr>
+            </w:pPr>
+            <w:r>
+              <w:rPr>
+                <w:rFonts w:ascii="Arial" w:hAnsi="Arial" w:cs="Arial"/>
+                <w:sz w:val="24"/>
+                <w:szCs w:val="24"/>
+              </w:rPr>
+              <w:t>8</w:t>
+            </w:r>
+            <w:r>
+              <w:rPr>
+                <w:rFonts w:ascii="Arial" w:hAnsi="Arial" w:cs="Arial"/>
+                <w:sz w:val="24"/>
+                <w:szCs w:val="24"/>
+              </w:rPr>
+              <w:t>:</w:t>
+            </w:r>
+            <w:r>
+              <w:rPr>
+                <w:rFonts w:ascii="Arial" w:hAnsi="Arial" w:cs="Arial"/>
+                <w:sz w:val="24"/>
+                <w:szCs w:val="24"/>
+              </w:rPr>
+              <w:t>0</w:t>
+            </w:r>
+            <w:r>
+              <w:rPr>
+                <w:rFonts w:ascii="Arial" w:hAnsi="Arial" w:cs="Arial"/>
+                <w:sz w:val="24"/>
+                <w:szCs w:val="24"/>
+              </w:rPr>
+              <w:t>0</w:t>
+            </w:r>
+            <w:r>
+              <w:rPr>
+                <w:rFonts w:ascii="Arial" w:hAnsi="Arial" w:cs="Arial"/>
+                <w:sz w:val="24"/>
+                <w:szCs w:val="24"/>
+              </w:rPr>
+              <w:t>a</w:t>
+            </w:r>
+            <w:r>
+              <w:rPr>
+                <w:rFonts w:ascii="Arial" w:hAnsi="Arial" w:cs="Arial"/>
+                <w:sz w:val="24"/>
+                <w:szCs w:val="24"/>
+              </w:rPr>
+              <w:t>m</w:t>
+            </w:r>
+          </w:p>
+        </w:tc>
+        <w:tc>
+          <w:tcPr>
+            <w:tcW w:w="1535" w:type="dxa"/>
+            <w:vAlign w:val="center"/>
+          </w:tcPr>
+          <w:p>
+            <w:pPr>
+              <w:rPr>
+                <w:rFonts w:ascii="Arial" w:hAnsi="Arial" w:cs="Arial"/>
+                <w:sz w:val="24"/>
+                <w:szCs w:val="24"/>
+              </w:rPr>
+            </w:pPr>
+            <w:r>
+              <w:rPr>
+                <w:rFonts w:ascii="Arial" w:hAnsi="Arial" w:cs="Arial"/>
+                <w:sz w:val="24"/>
+                <w:szCs w:val="24"/>
+              </w:rPr>
+              <w:t>9</w:t>
+            </w:r>
+            <w:r>
+              <w:rPr>
+                <w:rFonts w:ascii="Arial" w:hAnsi="Arial" w:cs="Arial"/>
+                <w:sz w:val="24"/>
+                <w:szCs w:val="24"/>
+              </w:rPr>
+              <w:t>:00</w:t>
+            </w:r>
+            <w:r>
+              <w:rPr>
+                <w:rFonts w:ascii="Arial" w:hAnsi="Arial" w:cs="Arial"/>
+                <w:sz w:val="24"/>
+                <w:szCs w:val="24"/>
+              </w:rPr>
+              <w:t>a</w:t>
+            </w:r>
+            <w:r>
+              <w:rPr>
+                <w:rFonts w:ascii="Arial" w:hAnsi="Arial" w:cs="Arial"/>
+                <w:sz w:val="24"/>
+                <w:szCs w:val="24"/>
+              </w:rPr>
+              <w:t>m</w:t>
+            </w:r>
+          </w:p>
+        </w:tc>
+        <w:tc>
+          <w:tcPr>
+            <w:tcW w:w="2480" w:type="dxa"/>
+            <w:vAlign w:val="center"/>
+          </w:tcPr>
+          <w:p>
+            <w:pPr>
+              <w:rPr>
+                <w:rFonts w:ascii="Arial" w:hAnsi="Arial" w:cs="Arial"/>
+                <w:sz w:val="24"/>
+                <w:szCs w:val="24"/>
+              </w:rPr>
+            </w:pPr>
+            <w:r>
+              <w:rPr>
+                <w:rFonts w:ascii="Arial" w:hAnsi="Arial" w:cs="Arial"/>
+                <w:sz w:val="24"/>
+                <w:szCs w:val="24"/>
+              </w:rPr>
+              <w:t>Completado</w:t>
+            </w:r>
+          </w:p>
+        </w:tc>
+      </w:tr>
+    </w:tbl>
+    <w:p/>
+    <w:p>
+      <w:pPr>
+        <w:pStyle w:val="titulo1"/>
+        <w:outlineLvl w:val="2"/>
+      </w:pPr>
+      <w:bookmarkStart w:id="50" w:name="_Toc229984892"/>
+      <w:r>
+        <w:rPr>
+          <w:sz w:val="32"/>
+          <w:szCs w:val="32"/>
+        </w:rPr>
+        <w:t>Gestión de Riesgos e Incidencias</w:t>
+      </w:r>
+      <w:bookmarkEnd w:id="50"/>
+    </w:p>
+    <w:tbl>
+      <w:tblPr>
+        <w:tblStyle w:val="Tablaconcuadrcula"/>
+        <w:tblW w:w="0" w:type="auto"/>
+        <w:jc w:val="center"/>
+        <w:tblBorders>
+          <w:top w:val="single" w:sz="4" w:space="0" w:color="7F7F7F" w:themeColor="text1" w:themeTint="80"/>
+          <w:left w:val="single" w:sz="4" w:space="0" w:color="7F7F7F" w:themeColor="text1" w:themeTint="80"/>
+          <w:bottom w:val="single" w:sz="4" w:space="0" w:color="7F7F7F" w:themeColor="text1" w:themeTint="80"/>
+          <w:right w:val="single" w:sz="4" w:space="0" w:color="7F7F7F" w:themeColor="text1" w:themeTint="80"/>
+          <w:insideH w:val="single" w:sz="4" w:space="0" w:color="7F7F7F" w:themeColor="text1" w:themeTint="80"/>
+          <w:insideV w:val="single" w:sz="4" w:space="0" w:color="7F7F7F" w:themeColor="text1" w:themeTint="80"/>
+        </w:tblBorders>
+        <w:tblLook w:val="04A0" w:firstRow="1" w:lastRow="0" w:firstColumn="1" w:lastColumn="0" w:noHBand="0" w:noVBand="1"/>
+      </w:tblPr>
+      <w:tblGrid>
+        <w:gridCol w:w="2834"/>
+        <w:gridCol w:w="2924"/>
+        <w:gridCol w:w="3592"/>
+      </w:tblGrid>
+      <w:tr>
+        <w:trPr>
+          <w:trHeight w:val="300"/>
+          <w:jc w:val="center"/>
+        </w:trPr>
+        <w:tc>
+          <w:tcPr>
+            <w:tcW w:w="2942" w:type="dxa"/>
+            <w:shd w:val="clear" w:color="auto" w:fill="262626" w:themeFill="text1" w:themeFillTint="D9"/>
+            <w:vAlign w:val="center"/>
+          </w:tcPr>
+          <w:p>
+            <w:pPr>
+              <w:jc w:val="center"/>
+              <w:rPr>
+                <w:rFonts w:ascii="Arial" w:hAnsi="Arial" w:cs="Arial"/>
+                <w:b/>
+                <w:bCs/>
+                <w:sz w:val="24"/>
+                <w:szCs w:val="24"/>
+              </w:rPr>
+            </w:pPr>
+            <w:r>
+              <w:rPr>
+                <w:rFonts w:ascii="Arial" w:hAnsi="Arial" w:cs="Arial"/>
+                <w:b/>
+                <w:bCs/>
+                <w:sz w:val="24"/>
+                <w:szCs w:val="24"/>
+              </w:rPr>
+              <w:t>Riesgo / Problema detectado</w:t>
+            </w:r>
+          </w:p>
+        </w:tc>
+        <w:tc>
+          <w:tcPr>
+            <w:tcW w:w="2943" w:type="dxa"/>
+            <w:shd w:val="clear" w:color="auto" w:fill="262626" w:themeFill="text1" w:themeFillTint="D9"/>
+            <w:vAlign w:val="center"/>
+          </w:tcPr>
+          <w:p>
+            <w:pPr>
+              <w:jc w:val="center"/>
+              <w:rPr>
+                <w:rFonts w:ascii="Arial" w:hAnsi="Arial" w:cs="Arial"/>
+                <w:b/>
+                <w:bCs/>
+                <w:sz w:val="24"/>
+                <w:szCs w:val="24"/>
+              </w:rPr>
+            </w:pPr>
+            <w:r>
+              <w:rPr>
+                <w:rFonts w:ascii="Arial" w:hAnsi="Arial" w:cs="Arial"/>
+                <w:b/>
+                <w:bCs/>
+                <w:sz w:val="24"/>
+                <w:szCs w:val="24"/>
+              </w:rPr>
+              <w:t>Impacto en alcance/tiempo/costo</w:t>
+            </w:r>
+          </w:p>
+        </w:tc>
+        <w:tc>
+          <w:tcPr>
+            <w:tcW w:w="3749" w:type="dxa"/>
+            <w:shd w:val="clear" w:color="auto" w:fill="262626" w:themeFill="text1" w:themeFillTint="D9"/>
+            <w:vAlign w:val="center"/>
+          </w:tcPr>
+          <w:p>
+            <w:pPr>
+              <w:jc w:val="center"/>
+              <w:rPr>
+                <w:rFonts w:ascii="Arial" w:hAnsi="Arial" w:cs="Arial"/>
+                <w:b/>
+                <w:bCs/>
+                <w:sz w:val="24"/>
+                <w:szCs w:val="24"/>
+              </w:rPr>
+            </w:pPr>
+            <w:r>
+              <w:rPr>
+                <w:rFonts w:ascii="Arial" w:hAnsi="Arial" w:cs="Arial"/>
+                <w:b/>
+                <w:bCs/>
+                <w:sz w:val="24"/>
+                <w:szCs w:val="24"/>
+              </w:rPr>
+              <w:t>Acción correctiva o preventiva</w:t>
+            </w:r>
+          </w:p>
+        </w:tc>
+      </w:tr>
+      <w:tr>
+        <w:trPr>
+          <w:trHeight w:val="300"/>
+          <w:jc w:val="center"/>
+        </w:trPr>
+        <w:tc>
+          <w:tcPr>
+            <w:tcW w:w="2942" w:type="dxa"/>
+            <w:vAlign w:val="center"/>
+          </w:tcPr>
+          <w:p>
+            <w:pPr>
+              <w:rPr>
+                <w:rFonts w:ascii="Arial" w:hAnsi="Arial" w:cs="Arial"/>
+                <w:sz w:val="24"/>
+                <w:szCs w:val="24"/>
+              </w:rPr>
+            </w:pPr>
+            <w:r>
+              <w:rPr>
+                <w:rFonts w:ascii="Arial" w:hAnsi="Arial" w:cs="Arial"/>
+                <w:sz w:val="24"/>
+                <w:szCs w:val="24"/>
+              </w:rPr>
+              <w:t>--</w:t>
+            </w:r>
+          </w:p>
+        </w:tc>
+        <w:tc>
+          <w:tcPr>
+            <w:tcW w:w="2943" w:type="dxa"/>
+            <w:vAlign w:val="center"/>
+          </w:tcPr>
+          <w:p>
+            <w:pPr>
+              <w:jc w:val="center"/>
+              <w:rPr>
+                <w:rFonts w:ascii="Arial" w:hAnsi="Arial" w:cs="Arial"/>
+                <w:sz w:val="24"/>
+                <w:szCs w:val="24"/>
+              </w:rPr>
+            </w:pPr>
+            <w:r>
+              <w:rPr>
+                <w:rFonts w:ascii="Arial" w:hAnsi="Arial" w:cs="Arial"/>
+                <w:sz w:val="24"/>
+                <w:szCs w:val="24"/>
+              </w:rPr>
+              <w:t>--</w:t>
+            </w:r>
+          </w:p>
+        </w:tc>
+        <w:tc>
+          <w:tcPr>
+            <w:tcW w:w="3749" w:type="dxa"/>
+            <w:vAlign w:val="center"/>
+          </w:tcPr>
+          <w:p>
+            <w:r>
+              <w:rPr>
+                <w:rFonts w:ascii="Arial" w:hAnsi="Arial" w:cs="Arial"/>
+                <w:sz w:val="24"/>
+                <w:szCs w:val="24"/>
+              </w:rPr>
+              <w:t>--</w:t>
+            </w:r>
+          </w:p>
+        </w:tc>
+      </w:tr>
+    </w:tbl>
+    <w:p/>
     <w:p/>
     <w:p>
       <w:r>
@@ -28297,12 +30894,12 @@
         <w:jc w:val="both"/>
         <w:outlineLvl w:val="0"/>
       </w:pPr>
-      <w:bookmarkStart w:id="46" w:name="_Toc229639278"/>
+      <w:bookmarkStart w:id="51" w:name="_Toc229984893"/>
       <w:r>
         <w:lastRenderedPageBreak/>
         <w:t>Referencias</w:t>
       </w:r>
-      <w:bookmarkEnd w:id="46"/>
+      <w:bookmarkEnd w:id="51"/>
     </w:p>
     <w:p>
       <w:pPr>
@@ -31562,7 +34159,7 @@
   <w:style w:type="paragraph" w:default="1" w:styleId="Normal">
     <w:name w:val="Normal"/>
     <w:qFormat/>
-    <w:rsid w:val="009E2F7A"/>
+    <w:rsid w:val="005003E9"/>
   </w:style>
   <w:style w:type="paragraph" w:styleId="Ttulo1">
     <w:name w:val="heading 1"/>

--- a/BITACORA.docx
+++ b/BITACORA.docx
@@ -30882,6 +30882,2086 @@
       </w:tr>
     </w:tbl>
     <w:p/>
+    <w:p/>
+    <w:p>
+      <w:r>
+        <w:br w:type="page"/>
+      </w:r>
+    </w:p>
+    <w:tbl>
+      <w:tblPr>
+        <w:tblStyle w:val="Tablaconcuadrcula"/>
+        <w:tblW w:w="9634" w:type="dxa"/>
+        <w:jc w:val="center"/>
+        <w:tblBorders>
+          <w:top w:val="single" w:sz="4" w:space="0" w:color="7F7F7F" w:themeColor="text1" w:themeTint="80"/>
+          <w:left w:val="single" w:sz="4" w:space="0" w:color="7F7F7F" w:themeColor="text1" w:themeTint="80"/>
+          <w:bottom w:val="single" w:sz="4" w:space="0" w:color="7F7F7F" w:themeColor="text1" w:themeTint="80"/>
+          <w:right w:val="single" w:sz="4" w:space="0" w:color="7F7F7F" w:themeColor="text1" w:themeTint="80"/>
+          <w:insideH w:val="single" w:sz="4" w:space="0" w:color="7F7F7F" w:themeColor="text1" w:themeTint="80"/>
+        </w:tblBorders>
+        <w:tblCellMar>
+          <w:top w:w="57" w:type="dxa"/>
+          <w:bottom w:w="57" w:type="dxa"/>
+        </w:tblCellMar>
+        <w:tblLook w:val="04A0" w:firstRow="1" w:lastRow="0" w:firstColumn="1" w:lastColumn="0" w:noHBand="0" w:noVBand="1"/>
+      </w:tblPr>
+      <w:tblGrid>
+        <w:gridCol w:w="5098"/>
+        <w:gridCol w:w="4536"/>
+      </w:tblGrid>
+      <w:tr>
+        <w:trPr>
+          <w:trHeight w:val="583"/>
+          <w:jc w:val="center"/>
+        </w:trPr>
+        <w:tc>
+          <w:tcPr>
+            <w:tcW w:w="9634" w:type="dxa"/>
+            <w:gridSpan w:val="2"/>
+            <w:shd w:val="clear" w:color="auto" w:fill="262626" w:themeFill="text1" w:themeFillTint="D9"/>
+            <w:vAlign w:val="center"/>
+          </w:tcPr>
+          <w:p>
+            <w:pPr>
+              <w:pStyle w:val="Ttulo2"/>
+              <w:rPr>
+                <w:rFonts w:ascii="Aptos" w:hAnsi="Aptos"/>
+                <w:b/>
+                <w:bCs/>
+                <w:color w:val="FFFFFF" w:themeColor="background1"/>
+                <w:sz w:val="28"/>
+                <w:szCs w:val="28"/>
+              </w:rPr>
+            </w:pPr>
+            <w:r>
+              <w:rPr>
+                <w:rFonts w:ascii="Aptos" w:hAnsi="Aptos"/>
+                <w:b/>
+                <w:bCs/>
+                <w:color w:val="FFFFFF" w:themeColor="background1"/>
+                <w:sz w:val="28"/>
+                <w:szCs w:val="28"/>
+              </w:rPr>
+              <w:lastRenderedPageBreak/>
+              <w:t xml:space="preserve">Día </w:t>
+            </w:r>
+            <w:r>
+              <w:rPr>
+                <w:rFonts w:ascii="Aptos" w:hAnsi="Aptos"/>
+                <w:b/>
+                <w:bCs/>
+                <w:color w:val="FFFFFF" w:themeColor="background1"/>
+                <w:sz w:val="28"/>
+                <w:szCs w:val="28"/>
+              </w:rPr>
+              <w:t>2</w:t>
+            </w:r>
+            <w:r>
+              <w:rPr>
+                <w:rFonts w:ascii="Aptos" w:hAnsi="Aptos"/>
+                <w:b/>
+                <w:bCs/>
+                <w:color w:val="FFFFFF" w:themeColor="background1"/>
+                <w:sz w:val="28"/>
+                <w:szCs w:val="28"/>
+              </w:rPr>
+              <w:t>: Realizar Puntos de Función</w:t>
+            </w:r>
+          </w:p>
+        </w:tc>
+      </w:tr>
+      <w:tr>
+        <w:trPr>
+          <w:jc w:val="center"/>
+        </w:trPr>
+        <w:tc>
+          <w:tcPr>
+            <w:tcW w:w="9634" w:type="dxa"/>
+            <w:gridSpan w:val="2"/>
+            <w:vAlign w:val="center"/>
+          </w:tcPr>
+          <w:p>
+            <w:pPr>
+              <w:rPr>
+                <w:rFonts w:ascii="Arial" w:hAnsi="Arial" w:cs="Arial"/>
+                <w:sz w:val="24"/>
+                <w:szCs w:val="24"/>
+              </w:rPr>
+            </w:pPr>
+            <w:r>
+              <w:rPr>
+                <w:rFonts w:ascii="Arial" w:hAnsi="Arial" w:cs="Arial"/>
+                <w:b/>
+                <w:bCs/>
+                <w:sz w:val="24"/>
+                <w:szCs w:val="24"/>
+              </w:rPr>
+              <w:t xml:space="preserve">Nombre del Proyecto: </w:t>
+            </w:r>
+            <w:r>
+              <w:rPr>
+                <w:rFonts w:ascii="Arial" w:hAnsi="Arial" w:cs="Arial"/>
+                <w:sz w:val="24"/>
+                <w:szCs w:val="24"/>
+              </w:rPr>
+              <w:t>Portafolio Digital de Arquitecto</w:t>
+            </w:r>
+          </w:p>
+        </w:tc>
+      </w:tr>
+      <w:tr>
+        <w:trPr>
+          <w:jc w:val="center"/>
+        </w:trPr>
+        <w:tc>
+          <w:tcPr>
+            <w:tcW w:w="5098" w:type="dxa"/>
+            <w:vAlign w:val="center"/>
+          </w:tcPr>
+          <w:p>
+            <w:pPr>
+              <w:rPr>
+                <w:rFonts w:ascii="Arial" w:hAnsi="Arial" w:cs="Arial"/>
+                <w:b/>
+                <w:bCs/>
+                <w:sz w:val="24"/>
+                <w:szCs w:val="24"/>
+              </w:rPr>
+            </w:pPr>
+            <w:r>
+              <w:rPr>
+                <w:rFonts w:ascii="Arial" w:hAnsi="Arial" w:cs="Arial"/>
+                <w:b/>
+                <w:bCs/>
+                <w:sz w:val="24"/>
+                <w:szCs w:val="24"/>
+              </w:rPr>
+              <w:t xml:space="preserve">Equipo No.: </w:t>
+            </w:r>
+            <w:r>
+              <w:rPr>
+                <w:rFonts w:ascii="Arial" w:hAnsi="Arial" w:cs="Arial"/>
+                <w:b/>
+                <w:bCs/>
+                <w:sz w:val="24"/>
+                <w:szCs w:val="24"/>
+              </w:rPr>
+              <w:tab/>
+            </w:r>
+            <w:r>
+              <w:rPr>
+                <w:rFonts w:ascii="Arial" w:hAnsi="Arial" w:cs="Arial"/>
+                <w:sz w:val="24"/>
+                <w:szCs w:val="24"/>
+              </w:rPr>
+              <w:t>6</w:t>
+            </w:r>
+          </w:p>
+        </w:tc>
+        <w:tc>
+          <w:tcPr>
+            <w:tcW w:w="4536" w:type="dxa"/>
+            <w:vAlign w:val="center"/>
+          </w:tcPr>
+          <w:p>
+            <w:pPr>
+              <w:rPr>
+                <w:rFonts w:ascii="Arial" w:hAnsi="Arial" w:cs="Arial"/>
+                <w:b/>
+                <w:bCs/>
+                <w:sz w:val="24"/>
+                <w:szCs w:val="24"/>
+              </w:rPr>
+            </w:pPr>
+            <w:r>
+              <w:rPr>
+                <w:rFonts w:ascii="Arial" w:hAnsi="Arial" w:cs="Arial"/>
+                <w:b/>
+                <w:bCs/>
+                <w:sz w:val="24"/>
+                <w:szCs w:val="24"/>
+              </w:rPr>
+              <w:t>Fecha:</w:t>
+            </w:r>
+            <w:r>
+              <w:rPr>
+                <w:rFonts w:ascii="Arial" w:hAnsi="Arial" w:cs="Arial"/>
+                <w:b/>
+                <w:bCs/>
+                <w:sz w:val="24"/>
+                <w:szCs w:val="24"/>
+              </w:rPr>
+              <w:t xml:space="preserve"> </w:t>
+            </w:r>
+            <w:r>
+              <w:rPr>
+                <w:rFonts w:ascii="Arial" w:hAnsi="Arial" w:cs="Arial"/>
+                <w:sz w:val="24"/>
+                <w:szCs w:val="24"/>
+              </w:rPr>
+              <w:t>1</w:t>
+            </w:r>
+            <w:r>
+              <w:rPr>
+                <w:rFonts w:ascii="Arial" w:hAnsi="Arial" w:cs="Arial"/>
+                <w:sz w:val="24"/>
+                <w:szCs w:val="24"/>
+              </w:rPr>
+              <w:t>9</w:t>
+            </w:r>
+            <w:r>
+              <w:rPr>
+                <w:rFonts w:ascii="Arial" w:hAnsi="Arial" w:cs="Arial"/>
+                <w:sz w:val="24"/>
+                <w:szCs w:val="24"/>
+              </w:rPr>
+              <w:t>/0</w:t>
+            </w:r>
+            <w:r>
+              <w:rPr>
+                <w:rFonts w:ascii="Arial" w:hAnsi="Arial" w:cs="Arial"/>
+                <w:sz w:val="24"/>
+                <w:szCs w:val="24"/>
+              </w:rPr>
+              <w:t>5</w:t>
+            </w:r>
+            <w:r>
+              <w:rPr>
+                <w:rFonts w:ascii="Arial" w:hAnsi="Arial" w:cs="Arial"/>
+                <w:sz w:val="24"/>
+                <w:szCs w:val="24"/>
+              </w:rPr>
+              <w:t>/202</w:t>
+            </w:r>
+            <w:r>
+              <w:rPr>
+                <w:rFonts w:ascii="Arial" w:hAnsi="Arial" w:cs="Arial"/>
+                <w:sz w:val="24"/>
+                <w:szCs w:val="24"/>
+              </w:rPr>
+              <w:t>6</w:t>
+            </w:r>
+          </w:p>
+        </w:tc>
+      </w:tr>
+      <w:tr>
+        <w:trPr>
+          <w:jc w:val="center"/>
+        </w:trPr>
+        <w:tc>
+          <w:tcPr>
+            <w:tcW w:w="5098" w:type="dxa"/>
+            <w:vAlign w:val="center"/>
+          </w:tcPr>
+          <w:p>
+            <w:pPr>
+              <w:rPr>
+                <w:rFonts w:ascii="Arial" w:hAnsi="Arial" w:cs="Arial"/>
+                <w:b/>
+                <w:bCs/>
+                <w:sz w:val="24"/>
+                <w:szCs w:val="24"/>
+              </w:rPr>
+            </w:pPr>
+            <w:r>
+              <w:rPr>
+                <w:rFonts w:ascii="Arial" w:hAnsi="Arial" w:cs="Arial"/>
+                <w:b/>
+                <w:bCs/>
+                <w:sz w:val="24"/>
+                <w:szCs w:val="24"/>
+              </w:rPr>
+              <w:t xml:space="preserve">Número de sesión / Día de trabajo: </w:t>
+            </w:r>
+            <w:r>
+              <w:rPr>
+                <w:rFonts w:ascii="Arial" w:hAnsi="Arial" w:cs="Arial"/>
+                <w:sz w:val="24"/>
+                <w:szCs w:val="24"/>
+              </w:rPr>
+              <w:t>1</w:t>
+            </w:r>
+          </w:p>
+        </w:tc>
+        <w:tc>
+          <w:tcPr>
+            <w:tcW w:w="4536" w:type="dxa"/>
+            <w:vAlign w:val="center"/>
+          </w:tcPr>
+          <w:p>
+            <w:pPr>
+              <w:rPr>
+                <w:rFonts w:ascii="Arial" w:hAnsi="Arial" w:cs="Arial"/>
+                <w:b/>
+                <w:bCs/>
+                <w:sz w:val="24"/>
+                <w:szCs w:val="24"/>
+              </w:rPr>
+            </w:pPr>
+            <w:r>
+              <w:rPr>
+                <w:rFonts w:ascii="Arial" w:hAnsi="Arial" w:cs="Arial"/>
+                <w:b/>
+                <w:bCs/>
+                <w:sz w:val="24"/>
+                <w:szCs w:val="24"/>
+              </w:rPr>
+              <w:t xml:space="preserve">Modalidad: </w:t>
+            </w:r>
+            <w:r>
+              <w:rPr>
+                <w:rFonts w:ascii="Arial" w:hAnsi="Arial" w:cs="Arial"/>
+                <w:sz w:val="24"/>
+                <w:szCs w:val="24"/>
+                <w:shd w:val="clear" w:color="auto" w:fill="F5E4A9" w:themeFill="accent3" w:themeFillTint="66"/>
+              </w:rPr>
+              <w:t>Presencial</w:t>
+            </w:r>
+            <w:r>
+              <w:rPr>
+                <w:rFonts w:ascii="Arial" w:hAnsi="Arial" w:cs="Arial"/>
+                <w:sz w:val="24"/>
+                <w:szCs w:val="24"/>
+              </w:rPr>
+              <w:t xml:space="preserve"> / </w:t>
+            </w:r>
+            <w:r>
+              <w:rPr>
+                <w:rFonts w:ascii="Arial" w:hAnsi="Arial" w:cs="Arial"/>
+                <w:sz w:val="24"/>
+                <w:szCs w:val="24"/>
+              </w:rPr>
+              <w:t>Virtual</w:t>
+            </w:r>
+            <w:r>
+              <w:rPr>
+                <w:rFonts w:ascii="Arial" w:hAnsi="Arial" w:cs="Arial"/>
+                <w:sz w:val="24"/>
+                <w:szCs w:val="24"/>
+              </w:rPr>
+              <w:t xml:space="preserve"> / </w:t>
+            </w:r>
+            <w:r>
+              <w:rPr>
+                <w:rFonts w:ascii="Arial" w:hAnsi="Arial" w:cs="Arial"/>
+                <w:sz w:val="24"/>
+                <w:szCs w:val="24"/>
+              </w:rPr>
+              <w:t>Mixto</w:t>
+            </w:r>
+          </w:p>
+        </w:tc>
+      </w:tr>
+      <w:tr>
+        <w:trPr>
+          <w:jc w:val="center"/>
+        </w:trPr>
+        <w:tc>
+          <w:tcPr>
+            <w:tcW w:w="9634" w:type="dxa"/>
+            <w:gridSpan w:val="2"/>
+            <w:vAlign w:val="center"/>
+          </w:tcPr>
+          <w:p>
+            <w:pPr>
+              <w:rPr>
+                <w:rFonts w:ascii="Arial" w:hAnsi="Arial" w:cs="Arial"/>
+                <w:b/>
+                <w:bCs/>
+                <w:sz w:val="24"/>
+                <w:szCs w:val="24"/>
+              </w:rPr>
+            </w:pPr>
+            <w:r>
+              <w:rPr>
+                <w:rFonts w:ascii="Arial" w:hAnsi="Arial" w:cs="Arial"/>
+                <w:b/>
+                <w:bCs/>
+                <w:sz w:val="24"/>
+                <w:szCs w:val="24"/>
+              </w:rPr>
+              <w:t>Duración de la sesión:</w:t>
+            </w:r>
+            <w:r>
+              <w:rPr>
+                <w:rFonts w:ascii="Arial" w:hAnsi="Arial" w:cs="Arial"/>
+                <w:b/>
+                <w:bCs/>
+                <w:sz w:val="24"/>
+                <w:szCs w:val="24"/>
+              </w:rPr>
+              <w:t xml:space="preserve"> </w:t>
+            </w:r>
+            <w:r>
+              <w:rPr>
+                <w:rFonts w:ascii="Arial" w:hAnsi="Arial" w:cs="Arial"/>
+                <w:sz w:val="24"/>
+                <w:szCs w:val="24"/>
+              </w:rPr>
+              <w:t xml:space="preserve">50 min. </w:t>
+            </w:r>
+          </w:p>
+        </w:tc>
+      </w:tr>
+    </w:tbl>
+    <w:p>
+      <w:pPr>
+        <w:rPr>
+          <w:rFonts w:ascii="Arial" w:hAnsi="Arial" w:cs="Arial"/>
+          <w:sz w:val="24"/>
+          <w:szCs w:val="24"/>
+        </w:rPr>
+      </w:pPr>
+    </w:p>
+    <w:p>
+      <w:pPr>
+        <w:pStyle w:val="titulo1"/>
+        <w:outlineLvl w:val="2"/>
+        <w:rPr>
+          <w:sz w:val="32"/>
+          <w:szCs w:val="72"/>
+        </w:rPr>
+      </w:pPr>
+      <w:r>
+        <w:rPr>
+          <w:sz w:val="32"/>
+          <w:szCs w:val="72"/>
+        </w:rPr>
+        <w:t>Asistencia y Participación</w:t>
+      </w:r>
+    </w:p>
+    <w:tbl>
+      <w:tblPr>
+        <w:tblStyle w:val="Tablaconcuadrcula"/>
+        <w:tblW w:w="10281" w:type="dxa"/>
+        <w:jc w:val="center"/>
+        <w:tblBorders>
+          <w:top w:val="single" w:sz="4" w:space="0" w:color="7F7F7F" w:themeColor="text1" w:themeTint="80"/>
+          <w:left w:val="single" w:sz="4" w:space="0" w:color="7F7F7F" w:themeColor="text1" w:themeTint="80"/>
+          <w:bottom w:val="single" w:sz="4" w:space="0" w:color="7F7F7F" w:themeColor="text1" w:themeTint="80"/>
+          <w:right w:val="single" w:sz="4" w:space="0" w:color="7F7F7F" w:themeColor="text1" w:themeTint="80"/>
+          <w:insideH w:val="single" w:sz="4" w:space="0" w:color="7F7F7F" w:themeColor="text1" w:themeTint="80"/>
+          <w:insideV w:val="single" w:sz="4" w:space="0" w:color="7F7F7F" w:themeColor="text1" w:themeTint="80"/>
+        </w:tblBorders>
+        <w:tblCellMar>
+          <w:top w:w="57" w:type="dxa"/>
+          <w:bottom w:w="57" w:type="dxa"/>
+        </w:tblCellMar>
+        <w:tblLook w:val="04A0" w:firstRow="1" w:lastRow="0" w:firstColumn="1" w:lastColumn="0" w:noHBand="0" w:noVBand="1"/>
+      </w:tblPr>
+      <w:tblGrid>
+        <w:gridCol w:w="1538"/>
+        <w:gridCol w:w="1791"/>
+        <w:gridCol w:w="1563"/>
+        <w:gridCol w:w="3061"/>
+        <w:gridCol w:w="2328"/>
+      </w:tblGrid>
+      <w:tr>
+        <w:trPr>
+          <w:jc w:val="center"/>
+        </w:trPr>
+        <w:tc>
+          <w:tcPr>
+            <w:tcW w:w="1538" w:type="dxa"/>
+            <w:shd w:val="clear" w:color="auto" w:fill="262626" w:themeFill="text1" w:themeFillTint="D9"/>
+            <w:vAlign w:val="center"/>
+          </w:tcPr>
+          <w:p>
+            <w:pPr>
+              <w:jc w:val="center"/>
+              <w:rPr>
+                <w:rFonts w:ascii="Arial" w:hAnsi="Arial" w:cs="Arial"/>
+                <w:b/>
+                <w:bCs/>
+                <w:sz w:val="24"/>
+                <w:szCs w:val="24"/>
+              </w:rPr>
+            </w:pPr>
+            <w:r>
+              <w:rPr>
+                <w:rFonts w:ascii="Arial" w:hAnsi="Arial" w:cs="Arial"/>
+                <w:b/>
+                <w:bCs/>
+                <w:sz w:val="24"/>
+                <w:szCs w:val="24"/>
+              </w:rPr>
+              <w:t>Integrante</w:t>
+            </w:r>
+          </w:p>
+        </w:tc>
+        <w:tc>
+          <w:tcPr>
+            <w:tcW w:w="1791" w:type="dxa"/>
+            <w:shd w:val="clear" w:color="auto" w:fill="262626" w:themeFill="text1" w:themeFillTint="D9"/>
+            <w:vAlign w:val="center"/>
+          </w:tcPr>
+          <w:p>
+            <w:pPr>
+              <w:jc w:val="center"/>
+              <w:rPr>
+                <w:rFonts w:ascii="Arial" w:hAnsi="Arial" w:cs="Arial"/>
+                <w:b/>
+                <w:bCs/>
+                <w:sz w:val="24"/>
+                <w:szCs w:val="24"/>
+              </w:rPr>
+            </w:pPr>
+            <w:r>
+              <w:rPr>
+                <w:rFonts w:ascii="Arial" w:hAnsi="Arial" w:cs="Arial"/>
+                <w:b/>
+                <w:bCs/>
+                <w:sz w:val="24"/>
+                <w:szCs w:val="24"/>
+              </w:rPr>
+              <w:t>Rol</w:t>
+            </w:r>
+          </w:p>
+        </w:tc>
+        <w:tc>
+          <w:tcPr>
+            <w:tcW w:w="1563" w:type="dxa"/>
+            <w:shd w:val="clear" w:color="auto" w:fill="262626" w:themeFill="text1" w:themeFillTint="D9"/>
+            <w:vAlign w:val="center"/>
+          </w:tcPr>
+          <w:p>
+            <w:pPr>
+              <w:jc w:val="center"/>
+              <w:rPr>
+                <w:rFonts w:ascii="Arial" w:hAnsi="Arial" w:cs="Arial"/>
+                <w:b/>
+                <w:bCs/>
+                <w:sz w:val="24"/>
+                <w:szCs w:val="24"/>
+              </w:rPr>
+            </w:pPr>
+            <w:r>
+              <w:rPr>
+                <w:rFonts w:ascii="Arial" w:hAnsi="Arial" w:cs="Arial"/>
+                <w:b/>
+                <w:bCs/>
+                <w:sz w:val="24"/>
+                <w:szCs w:val="24"/>
+              </w:rPr>
+              <w:t>Asistencia (Sí/No)</w:t>
+            </w:r>
+          </w:p>
+        </w:tc>
+        <w:tc>
+          <w:tcPr>
+            <w:tcW w:w="3061" w:type="dxa"/>
+            <w:shd w:val="clear" w:color="auto" w:fill="262626" w:themeFill="text1" w:themeFillTint="D9"/>
+            <w:vAlign w:val="center"/>
+          </w:tcPr>
+          <w:p>
+            <w:pPr>
+              <w:jc w:val="center"/>
+              <w:rPr>
+                <w:rFonts w:ascii="Arial" w:hAnsi="Arial" w:cs="Arial"/>
+                <w:b/>
+                <w:bCs/>
+                <w:sz w:val="24"/>
+                <w:szCs w:val="24"/>
+              </w:rPr>
+            </w:pPr>
+            <w:r>
+              <w:rPr>
+                <w:rFonts w:ascii="Arial" w:hAnsi="Arial" w:cs="Arial"/>
+                <w:b/>
+                <w:bCs/>
+                <w:sz w:val="24"/>
+                <w:szCs w:val="24"/>
+              </w:rPr>
+              <w:t>Actividades</w:t>
+            </w:r>
+          </w:p>
+        </w:tc>
+        <w:tc>
+          <w:tcPr>
+            <w:tcW w:w="2328" w:type="dxa"/>
+            <w:shd w:val="clear" w:color="auto" w:fill="262626" w:themeFill="text1" w:themeFillTint="D9"/>
+            <w:vAlign w:val="center"/>
+          </w:tcPr>
+          <w:p>
+            <w:pPr>
+              <w:jc w:val="center"/>
+              <w:rPr>
+                <w:rFonts w:ascii="Arial" w:hAnsi="Arial" w:cs="Arial"/>
+                <w:b/>
+                <w:bCs/>
+                <w:sz w:val="24"/>
+                <w:szCs w:val="24"/>
+              </w:rPr>
+            </w:pPr>
+            <w:r>
+              <w:rPr>
+                <w:rFonts w:ascii="Arial" w:hAnsi="Arial" w:cs="Arial"/>
+                <w:b/>
+                <w:bCs/>
+                <w:sz w:val="24"/>
+                <w:szCs w:val="24"/>
+              </w:rPr>
+              <w:t>Entregables Esperados</w:t>
+            </w:r>
+          </w:p>
+        </w:tc>
+      </w:tr>
+      <w:tr>
+        <w:trPr>
+          <w:jc w:val="center"/>
+        </w:trPr>
+        <w:tc>
+          <w:tcPr>
+            <w:tcW w:w="1538" w:type="dxa"/>
+            <w:vAlign w:val="center"/>
+          </w:tcPr>
+          <w:p>
+            <w:pPr>
+              <w:rPr>
+                <w:rFonts w:ascii="Arial" w:hAnsi="Arial" w:cs="Arial"/>
+                <w:sz w:val="24"/>
+                <w:szCs w:val="24"/>
+              </w:rPr>
+            </w:pPr>
+            <w:r>
+              <w:rPr>
+                <w:rFonts w:ascii="Arial" w:hAnsi="Arial" w:cs="Arial"/>
+                <w:sz w:val="24"/>
+                <w:szCs w:val="24"/>
+              </w:rPr>
+              <w:t>María Fernanda Barrón Álvarez</w:t>
+            </w:r>
+          </w:p>
+        </w:tc>
+        <w:tc>
+          <w:tcPr>
+            <w:tcW w:w="1791" w:type="dxa"/>
+            <w:vAlign w:val="center"/>
+          </w:tcPr>
+          <w:p>
+            <w:pPr>
+              <w:rPr>
+                <w:rFonts w:ascii="Arial" w:hAnsi="Arial" w:cs="Arial"/>
+                <w:sz w:val="24"/>
+                <w:szCs w:val="24"/>
+              </w:rPr>
+            </w:pPr>
+            <w:r>
+              <w:rPr>
+                <w:rFonts w:ascii="Arial" w:hAnsi="Arial" w:cs="Arial"/>
+                <w:sz w:val="24"/>
+                <w:szCs w:val="24"/>
+              </w:rPr>
+              <w:t>Project Manager</w:t>
+            </w:r>
+          </w:p>
+        </w:tc>
+        <w:tc>
+          <w:tcPr>
+            <w:tcW w:w="1563" w:type="dxa"/>
+            <w:vAlign w:val="center"/>
+          </w:tcPr>
+          <w:p>
+            <w:pPr>
+              <w:rPr>
+                <w:rFonts w:ascii="Arial" w:hAnsi="Arial" w:cs="Arial"/>
+                <w:sz w:val="24"/>
+                <w:szCs w:val="24"/>
+              </w:rPr>
+            </w:pPr>
+            <w:r>
+              <w:rPr>
+                <w:rFonts w:ascii="Arial" w:hAnsi="Arial" w:cs="Arial"/>
+                <w:sz w:val="24"/>
+                <w:szCs w:val="24"/>
+              </w:rPr>
+              <w:t>Sí</w:t>
+            </w:r>
+          </w:p>
+        </w:tc>
+        <w:tc>
+          <w:tcPr>
+            <w:tcW w:w="3061" w:type="dxa"/>
+            <w:vAlign w:val="center"/>
+          </w:tcPr>
+          <w:p>
+            <w:pPr>
+              <w:pStyle w:val="Prrafodelista"/>
+              <w:numPr>
+                <w:ilvl w:val="0"/>
+                <w:numId w:val="27"/>
+              </w:numPr>
+              <w:ind w:left="246" w:hanging="218"/>
+              <w:rPr>
+                <w:rFonts w:ascii="Arial" w:hAnsi="Arial" w:cs="Arial"/>
+                <w:sz w:val="24"/>
+                <w:szCs w:val="24"/>
+              </w:rPr>
+            </w:pPr>
+            <w:r>
+              <w:rPr>
+                <w:rFonts w:ascii="Arial" w:hAnsi="Arial" w:cs="Arial"/>
+                <w:sz w:val="24"/>
+                <w:szCs w:val="24"/>
+              </w:rPr>
+              <w:t>Bitácora del día</w:t>
+            </w:r>
+          </w:p>
+          <w:p>
+            <w:pPr>
+              <w:pStyle w:val="Prrafodelista"/>
+              <w:numPr>
+                <w:ilvl w:val="0"/>
+                <w:numId w:val="27"/>
+              </w:numPr>
+              <w:ind w:left="246" w:hanging="218"/>
+              <w:rPr>
+                <w:rFonts w:ascii="Arial" w:hAnsi="Arial" w:cs="Arial"/>
+                <w:sz w:val="24"/>
+                <w:szCs w:val="24"/>
+              </w:rPr>
+            </w:pPr>
+            <w:r>
+              <w:rPr>
+                <w:rFonts w:ascii="Arial" w:hAnsi="Arial" w:cs="Arial"/>
+                <w:sz w:val="24"/>
+                <w:szCs w:val="24"/>
+              </w:rPr>
+              <w:t xml:space="preserve">Revisión de </w:t>
+            </w:r>
+            <w:r>
+              <w:rPr>
+                <w:rFonts w:ascii="Arial" w:hAnsi="Arial" w:cs="Arial"/>
+                <w:sz w:val="24"/>
+                <w:szCs w:val="24"/>
+              </w:rPr>
+              <w:t>avance del prototipo</w:t>
+            </w:r>
+          </w:p>
+        </w:tc>
+        <w:tc>
+          <w:tcPr>
+            <w:tcW w:w="2328" w:type="dxa"/>
+            <w:vAlign w:val="center"/>
+          </w:tcPr>
+          <w:p>
+            <w:pPr>
+              <w:pStyle w:val="Prrafodelista"/>
+              <w:numPr>
+                <w:ilvl w:val="0"/>
+                <w:numId w:val="27"/>
+              </w:numPr>
+              <w:ind w:left="219" w:hanging="219"/>
+              <w:rPr>
+                <w:rFonts w:ascii="Arial" w:hAnsi="Arial" w:cs="Arial"/>
+                <w:sz w:val="24"/>
+                <w:szCs w:val="24"/>
+              </w:rPr>
+            </w:pPr>
+            <w:r>
+              <w:rPr>
+                <w:rFonts w:ascii="Arial" w:hAnsi="Arial" w:cs="Arial"/>
+                <w:sz w:val="24"/>
+                <w:szCs w:val="24"/>
+              </w:rPr>
+              <w:t>Bitácora</w:t>
+            </w:r>
+          </w:p>
+        </w:tc>
+      </w:tr>
+      <w:tr>
+        <w:trPr>
+          <w:jc w:val="center"/>
+        </w:trPr>
+        <w:tc>
+          <w:tcPr>
+            <w:tcW w:w="1538" w:type="dxa"/>
+            <w:vAlign w:val="center"/>
+          </w:tcPr>
+          <w:p>
+            <w:pPr>
+              <w:rPr>
+                <w:rFonts w:ascii="Arial" w:hAnsi="Arial" w:cs="Arial"/>
+                <w:sz w:val="24"/>
+                <w:szCs w:val="24"/>
+              </w:rPr>
+            </w:pPr>
+            <w:r>
+              <w:rPr>
+                <w:rFonts w:ascii="Arial" w:hAnsi="Arial" w:cs="Arial"/>
+                <w:sz w:val="24"/>
+                <w:szCs w:val="24"/>
+              </w:rPr>
+              <w:t xml:space="preserve">Leslie Miroslava Benítez </w:t>
+            </w:r>
+          </w:p>
+          <w:p>
+            <w:pPr>
+              <w:rPr>
+                <w:rFonts w:ascii="Arial" w:hAnsi="Arial" w:cs="Arial"/>
+                <w:sz w:val="24"/>
+                <w:szCs w:val="24"/>
+              </w:rPr>
+            </w:pPr>
+            <w:r>
+              <w:rPr>
+                <w:rFonts w:ascii="Arial" w:hAnsi="Arial" w:cs="Arial"/>
+                <w:sz w:val="24"/>
+                <w:szCs w:val="24"/>
+              </w:rPr>
+              <w:t>Marín</w:t>
+            </w:r>
+          </w:p>
+        </w:tc>
+        <w:tc>
+          <w:tcPr>
+            <w:tcW w:w="1791" w:type="dxa"/>
+            <w:vAlign w:val="center"/>
+          </w:tcPr>
+          <w:p>
+            <w:pPr>
+              <w:rPr>
+                <w:rFonts w:ascii="Arial" w:hAnsi="Arial" w:cs="Arial"/>
+                <w:sz w:val="24"/>
+                <w:szCs w:val="24"/>
+              </w:rPr>
+            </w:pPr>
+            <w:r>
+              <w:rPr>
+                <w:rFonts w:ascii="Arial" w:hAnsi="Arial" w:cs="Arial"/>
+                <w:sz w:val="24"/>
+                <w:szCs w:val="24"/>
+              </w:rPr>
+              <w:t xml:space="preserve">Desarrolladora </w:t>
+            </w:r>
+            <w:proofErr w:type="spellStart"/>
+            <w:r>
+              <w:rPr>
+                <w:rFonts w:ascii="Arial" w:hAnsi="Arial" w:cs="Arial"/>
+                <w:sz w:val="24"/>
+                <w:szCs w:val="24"/>
+              </w:rPr>
+              <w:t>frontend</w:t>
+            </w:r>
+            <w:proofErr w:type="spellEnd"/>
+          </w:p>
+        </w:tc>
+        <w:tc>
+          <w:tcPr>
+            <w:tcW w:w="1563" w:type="dxa"/>
+            <w:vAlign w:val="center"/>
+          </w:tcPr>
+          <w:p>
+            <w:pPr>
+              <w:rPr>
+                <w:rFonts w:ascii="Arial" w:hAnsi="Arial" w:cs="Arial"/>
+                <w:sz w:val="24"/>
+                <w:szCs w:val="24"/>
+              </w:rPr>
+            </w:pPr>
+            <w:r>
+              <w:rPr>
+                <w:rFonts w:ascii="Arial" w:hAnsi="Arial" w:cs="Arial"/>
+                <w:sz w:val="24"/>
+                <w:szCs w:val="24"/>
+              </w:rPr>
+              <w:t>No</w:t>
+            </w:r>
+          </w:p>
+        </w:tc>
+        <w:tc>
+          <w:tcPr>
+            <w:tcW w:w="3061" w:type="dxa"/>
+            <w:vAlign w:val="center"/>
+          </w:tcPr>
+          <w:p>
+            <w:pPr>
+              <w:pStyle w:val="Prrafodelista"/>
+              <w:numPr>
+                <w:ilvl w:val="0"/>
+                <w:numId w:val="27"/>
+              </w:numPr>
+              <w:ind w:left="270" w:hanging="184"/>
+              <w:rPr>
+                <w:rFonts w:ascii="Arial" w:hAnsi="Arial" w:cs="Arial"/>
+                <w:sz w:val="24"/>
+                <w:szCs w:val="24"/>
+              </w:rPr>
+            </w:pPr>
+            <w:r>
+              <w:rPr>
+                <w:rFonts w:ascii="Arial" w:hAnsi="Arial" w:cs="Arial"/>
+                <w:sz w:val="24"/>
+                <w:szCs w:val="24"/>
+              </w:rPr>
+              <w:t xml:space="preserve">Continuación de prototipo: diseño de página (archivos </w:t>
+            </w:r>
+            <w:proofErr w:type="spellStart"/>
+            <w:r>
+              <w:rPr>
+                <w:rFonts w:ascii="Arial" w:hAnsi="Arial" w:cs="Arial"/>
+                <w:sz w:val="24"/>
+                <w:szCs w:val="24"/>
+              </w:rPr>
+              <w:t>css</w:t>
+            </w:r>
+            <w:proofErr w:type="spellEnd"/>
+            <w:r>
+              <w:rPr>
+                <w:rFonts w:ascii="Arial" w:hAnsi="Arial" w:cs="Arial"/>
+                <w:sz w:val="24"/>
+                <w:szCs w:val="24"/>
+              </w:rPr>
+              <w:t xml:space="preserve">) </w:t>
+            </w:r>
+          </w:p>
+        </w:tc>
+        <w:tc>
+          <w:tcPr>
+            <w:tcW w:w="2328" w:type="dxa"/>
+            <w:vAlign w:val="center"/>
+          </w:tcPr>
+          <w:p>
+            <w:pPr>
+              <w:pStyle w:val="Prrafodelista"/>
+              <w:numPr>
+                <w:ilvl w:val="0"/>
+                <w:numId w:val="27"/>
+              </w:numPr>
+              <w:ind w:left="219" w:hanging="218"/>
+              <w:rPr>
+                <w:rFonts w:ascii="Arial" w:hAnsi="Arial" w:cs="Arial"/>
+                <w:sz w:val="24"/>
+                <w:szCs w:val="24"/>
+              </w:rPr>
+            </w:pPr>
+            <w:r>
+              <w:rPr>
+                <w:rFonts w:ascii="Arial" w:hAnsi="Arial" w:cs="Arial"/>
+                <w:sz w:val="24"/>
+                <w:szCs w:val="24"/>
+              </w:rPr>
+              <w:t>Prototipo funcional navegable con estructura completa del sitio</w:t>
+            </w:r>
+          </w:p>
+        </w:tc>
+      </w:tr>
+      <w:tr>
+        <w:trPr>
+          <w:jc w:val="center"/>
+        </w:trPr>
+        <w:tc>
+          <w:tcPr>
+            <w:tcW w:w="1538" w:type="dxa"/>
+            <w:vAlign w:val="center"/>
+          </w:tcPr>
+          <w:p>
+            <w:pPr>
+              <w:rPr>
+                <w:rFonts w:ascii="Arial" w:hAnsi="Arial" w:cs="Arial"/>
+                <w:sz w:val="24"/>
+                <w:szCs w:val="24"/>
+              </w:rPr>
+            </w:pPr>
+            <w:r>
+              <w:rPr>
+                <w:rFonts w:ascii="Arial" w:hAnsi="Arial" w:cs="Arial"/>
+                <w:sz w:val="24"/>
+                <w:szCs w:val="24"/>
+              </w:rPr>
+              <w:t>Leonardo Merino Garfias</w:t>
+            </w:r>
+          </w:p>
+        </w:tc>
+        <w:tc>
+          <w:tcPr>
+            <w:tcW w:w="1791" w:type="dxa"/>
+            <w:vAlign w:val="center"/>
+          </w:tcPr>
+          <w:p>
+            <w:pPr>
+              <w:rPr>
+                <w:rFonts w:ascii="Arial" w:hAnsi="Arial" w:cs="Arial"/>
+                <w:sz w:val="24"/>
+                <w:szCs w:val="24"/>
+              </w:rPr>
+            </w:pPr>
+            <w:r>
+              <w:rPr>
+                <w:rFonts w:ascii="Arial" w:hAnsi="Arial" w:cs="Arial"/>
+                <w:sz w:val="24"/>
+                <w:szCs w:val="24"/>
+              </w:rPr>
+              <w:t xml:space="preserve">Desarrollador </w:t>
+            </w:r>
+            <w:proofErr w:type="spellStart"/>
+            <w:r>
+              <w:rPr>
+                <w:rFonts w:ascii="Arial" w:hAnsi="Arial" w:cs="Arial"/>
+                <w:sz w:val="24"/>
+                <w:szCs w:val="24"/>
+              </w:rPr>
+              <w:t>backend</w:t>
+            </w:r>
+            <w:proofErr w:type="spellEnd"/>
+          </w:p>
+        </w:tc>
+        <w:tc>
+          <w:tcPr>
+            <w:tcW w:w="1563" w:type="dxa"/>
+            <w:vAlign w:val="center"/>
+          </w:tcPr>
+          <w:p>
+            <w:pPr>
+              <w:rPr>
+                <w:rFonts w:ascii="Arial" w:hAnsi="Arial" w:cs="Arial"/>
+                <w:sz w:val="24"/>
+                <w:szCs w:val="24"/>
+              </w:rPr>
+            </w:pPr>
+            <w:r>
+              <w:rPr>
+                <w:rFonts w:ascii="Arial" w:hAnsi="Arial" w:cs="Arial"/>
+                <w:sz w:val="24"/>
+                <w:szCs w:val="24"/>
+              </w:rPr>
+              <w:t>Sí</w:t>
+            </w:r>
+          </w:p>
+        </w:tc>
+        <w:tc>
+          <w:tcPr>
+            <w:tcW w:w="3061" w:type="dxa"/>
+            <w:vAlign w:val="center"/>
+          </w:tcPr>
+          <w:p>
+            <w:pPr>
+              <w:pStyle w:val="Prrafodelista"/>
+              <w:numPr>
+                <w:ilvl w:val="0"/>
+                <w:numId w:val="27"/>
+              </w:numPr>
+              <w:ind w:left="246" w:hanging="218"/>
+              <w:rPr>
+                <w:rFonts w:ascii="Arial" w:hAnsi="Arial" w:cs="Arial"/>
+                <w:sz w:val="24"/>
+                <w:szCs w:val="24"/>
+              </w:rPr>
+            </w:pPr>
+            <w:r>
+              <w:rPr>
+                <w:rFonts w:ascii="Arial" w:hAnsi="Arial" w:cs="Arial"/>
+                <w:sz w:val="24"/>
+                <w:szCs w:val="24"/>
+              </w:rPr>
+              <w:t xml:space="preserve">Continuar </w:t>
+            </w:r>
+            <w:r>
+              <w:rPr>
+                <w:rFonts w:ascii="Arial" w:hAnsi="Arial" w:cs="Arial"/>
+                <w:sz w:val="24"/>
+                <w:szCs w:val="24"/>
+              </w:rPr>
+              <w:t>estimación de puntos de función</w:t>
+            </w:r>
+          </w:p>
+        </w:tc>
+        <w:tc>
+          <w:tcPr>
+            <w:tcW w:w="2328" w:type="dxa"/>
+            <w:vAlign w:val="center"/>
+          </w:tcPr>
+          <w:p>
+            <w:pPr>
+              <w:pStyle w:val="Prrafodelista"/>
+              <w:numPr>
+                <w:ilvl w:val="0"/>
+                <w:numId w:val="27"/>
+              </w:numPr>
+              <w:ind w:left="349" w:hanging="248"/>
+              <w:rPr>
+                <w:rFonts w:ascii="Arial" w:hAnsi="Arial" w:cs="Arial"/>
+                <w:sz w:val="24"/>
+                <w:szCs w:val="24"/>
+              </w:rPr>
+            </w:pPr>
+            <w:r>
+              <w:rPr>
+                <w:rFonts w:ascii="Arial" w:hAnsi="Arial" w:cs="Arial"/>
+                <w:sz w:val="24"/>
+                <w:szCs w:val="24"/>
+              </w:rPr>
+              <w:t>Parte de documentación con punto 7.</w:t>
+            </w:r>
+          </w:p>
+        </w:tc>
+      </w:tr>
+    </w:tbl>
+    <w:p>
+      <w:pPr>
+        <w:rPr>
+          <w:rFonts w:ascii="Arial" w:hAnsi="Arial" w:cs="Arial"/>
+          <w:sz w:val="24"/>
+          <w:szCs w:val="24"/>
+        </w:rPr>
+      </w:pPr>
+    </w:p>
+    <w:p>
+      <w:pPr>
+        <w:pStyle w:val="titulo1"/>
+        <w:outlineLvl w:val="2"/>
+        <w:rPr>
+          <w:sz w:val="32"/>
+          <w:szCs w:val="72"/>
+        </w:rPr>
+      </w:pPr>
+      <w:r>
+        <w:rPr>
+          <w:sz w:val="32"/>
+          <w:szCs w:val="72"/>
+        </w:rPr>
+        <w:t>A</w:t>
+      </w:r>
+      <w:r>
+        <w:rPr>
+          <w:sz w:val="32"/>
+          <w:szCs w:val="72"/>
+        </w:rPr>
+        <w:t>ctividades Ejecutadas</w:t>
+      </w:r>
+    </w:p>
+    <w:tbl>
+      <w:tblPr>
+        <w:tblStyle w:val="Tablaconcuadrcula"/>
+        <w:tblW w:w="10124" w:type="dxa"/>
+        <w:jc w:val="center"/>
+        <w:tblBorders>
+          <w:top w:val="single" w:sz="4" w:space="0" w:color="7F7F7F" w:themeColor="text1" w:themeTint="80"/>
+          <w:left w:val="single" w:sz="4" w:space="0" w:color="7F7F7F" w:themeColor="text1" w:themeTint="80"/>
+          <w:bottom w:val="single" w:sz="4" w:space="0" w:color="7F7F7F" w:themeColor="text1" w:themeTint="80"/>
+          <w:right w:val="single" w:sz="4" w:space="0" w:color="7F7F7F" w:themeColor="text1" w:themeTint="80"/>
+          <w:insideH w:val="single" w:sz="4" w:space="0" w:color="7F7F7F" w:themeColor="text1" w:themeTint="80"/>
+          <w:insideV w:val="single" w:sz="4" w:space="0" w:color="7F7F7F" w:themeColor="text1" w:themeTint="80"/>
+        </w:tblBorders>
+        <w:tblCellMar>
+          <w:top w:w="57" w:type="dxa"/>
+          <w:bottom w:w="57" w:type="dxa"/>
+        </w:tblCellMar>
+        <w:tblLook w:val="04A0" w:firstRow="1" w:lastRow="0" w:firstColumn="1" w:lastColumn="0" w:noHBand="0" w:noVBand="1"/>
+      </w:tblPr>
+      <w:tblGrid>
+        <w:gridCol w:w="2955"/>
+        <w:gridCol w:w="2004"/>
+        <w:gridCol w:w="1150"/>
+        <w:gridCol w:w="1535"/>
+        <w:gridCol w:w="2480"/>
+      </w:tblGrid>
+      <w:tr>
+        <w:trPr>
+          <w:jc w:val="center"/>
+        </w:trPr>
+        <w:tc>
+          <w:tcPr>
+            <w:tcW w:w="2955" w:type="dxa"/>
+            <w:shd w:val="clear" w:color="auto" w:fill="262626" w:themeFill="text1" w:themeFillTint="D9"/>
+            <w:vAlign w:val="center"/>
+          </w:tcPr>
+          <w:p>
+            <w:pPr>
+              <w:jc w:val="center"/>
+              <w:rPr>
+                <w:rFonts w:ascii="Arial" w:hAnsi="Arial" w:cs="Arial"/>
+                <w:b/>
+                <w:bCs/>
+                <w:sz w:val="24"/>
+                <w:szCs w:val="24"/>
+              </w:rPr>
+            </w:pPr>
+            <w:r>
+              <w:rPr>
+                <w:rFonts w:ascii="Arial" w:hAnsi="Arial" w:cs="Arial"/>
+                <w:b/>
+                <w:bCs/>
+                <w:sz w:val="24"/>
+                <w:szCs w:val="24"/>
+              </w:rPr>
+              <w:t>Actividad</w:t>
+            </w:r>
+          </w:p>
+        </w:tc>
+        <w:tc>
+          <w:tcPr>
+            <w:tcW w:w="2004" w:type="dxa"/>
+            <w:shd w:val="clear" w:color="auto" w:fill="262626" w:themeFill="text1" w:themeFillTint="D9"/>
+            <w:vAlign w:val="center"/>
+          </w:tcPr>
+          <w:p>
+            <w:pPr>
+              <w:jc w:val="center"/>
+              <w:rPr>
+                <w:rFonts w:ascii="Arial" w:hAnsi="Arial" w:cs="Arial"/>
+                <w:b/>
+                <w:bCs/>
+                <w:sz w:val="24"/>
+                <w:szCs w:val="24"/>
+              </w:rPr>
+            </w:pPr>
+            <w:r>
+              <w:rPr>
+                <w:rFonts w:ascii="Arial" w:hAnsi="Arial" w:cs="Arial"/>
+                <w:b/>
+                <w:bCs/>
+                <w:sz w:val="24"/>
+                <w:szCs w:val="24"/>
+              </w:rPr>
+              <w:t>Responsable(s)</w:t>
+            </w:r>
+          </w:p>
+        </w:tc>
+        <w:tc>
+          <w:tcPr>
+            <w:tcW w:w="1150" w:type="dxa"/>
+            <w:shd w:val="clear" w:color="auto" w:fill="262626" w:themeFill="text1" w:themeFillTint="D9"/>
+            <w:vAlign w:val="center"/>
+          </w:tcPr>
+          <w:p>
+            <w:pPr>
+              <w:jc w:val="center"/>
+              <w:rPr>
+                <w:rFonts w:ascii="Arial" w:hAnsi="Arial" w:cs="Arial"/>
+                <w:b/>
+                <w:bCs/>
+                <w:sz w:val="24"/>
+                <w:szCs w:val="24"/>
+              </w:rPr>
+            </w:pPr>
+            <w:proofErr w:type="spellStart"/>
+            <w:r>
+              <w:rPr>
+                <w:rFonts w:ascii="Arial" w:hAnsi="Arial" w:cs="Arial"/>
+                <w:b/>
+                <w:bCs/>
+                <w:sz w:val="24"/>
+                <w:szCs w:val="24"/>
+              </w:rPr>
+              <w:t>Hr</w:t>
+            </w:r>
+            <w:proofErr w:type="spellEnd"/>
+            <w:r>
+              <w:rPr>
+                <w:rFonts w:ascii="Arial" w:hAnsi="Arial" w:cs="Arial"/>
+                <w:b/>
+                <w:bCs/>
+                <w:sz w:val="24"/>
+                <w:szCs w:val="24"/>
+              </w:rPr>
+              <w:t xml:space="preserve">. </w:t>
+            </w:r>
+            <w:proofErr w:type="spellStart"/>
+            <w:r>
+              <w:rPr>
+                <w:rFonts w:ascii="Arial" w:hAnsi="Arial" w:cs="Arial"/>
+                <w:b/>
+                <w:bCs/>
+                <w:sz w:val="24"/>
+                <w:szCs w:val="24"/>
+              </w:rPr>
+              <w:t>Ini</w:t>
+            </w:r>
+            <w:proofErr w:type="spellEnd"/>
+          </w:p>
+        </w:tc>
+        <w:tc>
+          <w:tcPr>
+            <w:tcW w:w="1535" w:type="dxa"/>
+            <w:shd w:val="clear" w:color="auto" w:fill="262626" w:themeFill="text1" w:themeFillTint="D9"/>
+            <w:vAlign w:val="center"/>
+          </w:tcPr>
+          <w:p>
+            <w:pPr>
+              <w:jc w:val="center"/>
+              <w:rPr>
+                <w:rFonts w:ascii="Arial" w:hAnsi="Arial" w:cs="Arial"/>
+                <w:b/>
+                <w:bCs/>
+                <w:sz w:val="24"/>
+                <w:szCs w:val="24"/>
+              </w:rPr>
+            </w:pPr>
+            <w:proofErr w:type="spellStart"/>
+            <w:r>
+              <w:rPr>
+                <w:rFonts w:ascii="Arial" w:hAnsi="Arial" w:cs="Arial"/>
+                <w:b/>
+                <w:bCs/>
+                <w:sz w:val="24"/>
+                <w:szCs w:val="24"/>
+              </w:rPr>
+              <w:t>Hr</w:t>
+            </w:r>
+            <w:proofErr w:type="spellEnd"/>
+            <w:r>
+              <w:rPr>
+                <w:rFonts w:ascii="Arial" w:hAnsi="Arial" w:cs="Arial"/>
+                <w:b/>
+                <w:bCs/>
+                <w:sz w:val="24"/>
+                <w:szCs w:val="24"/>
+              </w:rPr>
+              <w:t>. fin</w:t>
+            </w:r>
+          </w:p>
+        </w:tc>
+        <w:tc>
+          <w:tcPr>
+            <w:tcW w:w="2480" w:type="dxa"/>
+            <w:shd w:val="clear" w:color="auto" w:fill="262626" w:themeFill="text1" w:themeFillTint="D9"/>
+            <w:vAlign w:val="center"/>
+          </w:tcPr>
+          <w:p>
+            <w:pPr>
+              <w:jc w:val="center"/>
+              <w:rPr>
+                <w:rFonts w:ascii="Arial" w:hAnsi="Arial" w:cs="Arial"/>
+                <w:b/>
+                <w:bCs/>
+                <w:sz w:val="24"/>
+                <w:szCs w:val="24"/>
+              </w:rPr>
+            </w:pPr>
+            <w:r>
+              <w:rPr>
+                <w:rFonts w:ascii="Arial" w:hAnsi="Arial" w:cs="Arial"/>
+                <w:b/>
+                <w:bCs/>
+                <w:sz w:val="24"/>
+                <w:szCs w:val="24"/>
+              </w:rPr>
+              <w:t>Estado (Completado / En proceso / Pendiente)</w:t>
+            </w:r>
+          </w:p>
+        </w:tc>
+      </w:tr>
+      <w:tr>
+        <w:trPr>
+          <w:jc w:val="center"/>
+        </w:trPr>
+        <w:tc>
+          <w:tcPr>
+            <w:tcW w:w="2955" w:type="dxa"/>
+            <w:vAlign w:val="center"/>
+          </w:tcPr>
+          <w:p>
+            <w:pPr>
+              <w:rPr>
+                <w:rFonts w:ascii="Arial" w:hAnsi="Arial" w:cs="Arial"/>
+                <w:sz w:val="24"/>
+                <w:szCs w:val="24"/>
+              </w:rPr>
+            </w:pPr>
+            <w:r>
+              <w:rPr>
+                <w:rFonts w:ascii="Arial" w:hAnsi="Arial" w:cs="Arial"/>
+                <w:sz w:val="24"/>
+                <w:szCs w:val="24"/>
+              </w:rPr>
+              <w:t>Bitácora</w:t>
+            </w:r>
+          </w:p>
+        </w:tc>
+        <w:tc>
+          <w:tcPr>
+            <w:tcW w:w="2004" w:type="dxa"/>
+            <w:vAlign w:val="center"/>
+          </w:tcPr>
+          <w:p>
+            <w:pPr>
+              <w:rPr>
+                <w:rFonts w:ascii="Arial" w:hAnsi="Arial" w:cs="Arial"/>
+                <w:sz w:val="24"/>
+                <w:szCs w:val="24"/>
+              </w:rPr>
+            </w:pPr>
+            <w:r>
+              <w:rPr>
+                <w:rFonts w:ascii="Arial" w:hAnsi="Arial" w:cs="Arial"/>
+                <w:sz w:val="24"/>
+                <w:szCs w:val="24"/>
+              </w:rPr>
+              <w:t>María Fernanda Barrón Álvarez</w:t>
+            </w:r>
+          </w:p>
+        </w:tc>
+        <w:tc>
+          <w:tcPr>
+            <w:tcW w:w="1150" w:type="dxa"/>
+            <w:vAlign w:val="center"/>
+          </w:tcPr>
+          <w:p>
+            <w:pPr>
+              <w:rPr>
+                <w:rFonts w:ascii="Arial" w:hAnsi="Arial" w:cs="Arial"/>
+                <w:sz w:val="24"/>
+                <w:szCs w:val="24"/>
+              </w:rPr>
+            </w:pPr>
+            <w:r>
+              <w:rPr>
+                <w:rFonts w:ascii="Arial" w:hAnsi="Arial" w:cs="Arial"/>
+                <w:sz w:val="24"/>
+                <w:szCs w:val="24"/>
+              </w:rPr>
+              <w:t>8</w:t>
+            </w:r>
+            <w:r>
+              <w:rPr>
+                <w:rFonts w:ascii="Arial" w:hAnsi="Arial" w:cs="Arial"/>
+                <w:sz w:val="24"/>
+                <w:szCs w:val="24"/>
+              </w:rPr>
+              <w:t>:</w:t>
+            </w:r>
+            <w:r>
+              <w:rPr>
+                <w:rFonts w:ascii="Arial" w:hAnsi="Arial" w:cs="Arial"/>
+                <w:sz w:val="24"/>
+                <w:szCs w:val="24"/>
+              </w:rPr>
+              <w:t>1</w:t>
+            </w:r>
+            <w:r>
+              <w:rPr>
+                <w:rFonts w:ascii="Arial" w:hAnsi="Arial" w:cs="Arial"/>
+                <w:sz w:val="24"/>
+                <w:szCs w:val="24"/>
+              </w:rPr>
+              <w:t>0</w:t>
+            </w:r>
+            <w:r>
+              <w:rPr>
+                <w:rFonts w:ascii="Arial" w:hAnsi="Arial" w:cs="Arial"/>
+                <w:sz w:val="24"/>
+                <w:szCs w:val="24"/>
+              </w:rPr>
+              <w:t xml:space="preserve"> a</w:t>
+            </w:r>
+            <w:r>
+              <w:rPr>
+                <w:rFonts w:ascii="Arial" w:hAnsi="Arial" w:cs="Arial"/>
+                <w:sz w:val="24"/>
+                <w:szCs w:val="24"/>
+              </w:rPr>
+              <w:t>m</w:t>
+            </w:r>
+          </w:p>
+        </w:tc>
+        <w:tc>
+          <w:tcPr>
+            <w:tcW w:w="1535" w:type="dxa"/>
+            <w:vAlign w:val="center"/>
+          </w:tcPr>
+          <w:p>
+            <w:pPr>
+              <w:rPr>
+                <w:rFonts w:ascii="Arial" w:hAnsi="Arial" w:cs="Arial"/>
+                <w:sz w:val="24"/>
+                <w:szCs w:val="24"/>
+              </w:rPr>
+            </w:pPr>
+            <w:r>
+              <w:rPr>
+                <w:rFonts w:ascii="Arial" w:hAnsi="Arial" w:cs="Arial"/>
+                <w:sz w:val="24"/>
+                <w:szCs w:val="24"/>
+              </w:rPr>
+              <w:t>8</w:t>
+            </w:r>
+            <w:r>
+              <w:rPr>
+                <w:rFonts w:ascii="Arial" w:hAnsi="Arial" w:cs="Arial"/>
+                <w:sz w:val="24"/>
+                <w:szCs w:val="24"/>
+              </w:rPr>
+              <w:t>:</w:t>
+            </w:r>
+            <w:r>
+              <w:rPr>
+                <w:rFonts w:ascii="Arial" w:hAnsi="Arial" w:cs="Arial"/>
+                <w:sz w:val="24"/>
+                <w:szCs w:val="24"/>
+              </w:rPr>
+              <w:t>15</w:t>
+            </w:r>
+            <w:r>
+              <w:rPr>
+                <w:rFonts w:ascii="Arial" w:hAnsi="Arial" w:cs="Arial"/>
+                <w:sz w:val="24"/>
+                <w:szCs w:val="24"/>
+              </w:rPr>
+              <w:t xml:space="preserve"> a</w:t>
+            </w:r>
+            <w:r>
+              <w:rPr>
+                <w:rFonts w:ascii="Arial" w:hAnsi="Arial" w:cs="Arial"/>
+                <w:sz w:val="24"/>
+                <w:szCs w:val="24"/>
+              </w:rPr>
+              <w:t>m</w:t>
+            </w:r>
+          </w:p>
+        </w:tc>
+        <w:tc>
+          <w:tcPr>
+            <w:tcW w:w="2480" w:type="dxa"/>
+            <w:vAlign w:val="center"/>
+          </w:tcPr>
+          <w:p>
+            <w:pPr>
+              <w:rPr>
+                <w:rFonts w:ascii="Arial" w:hAnsi="Arial" w:cs="Arial"/>
+                <w:sz w:val="24"/>
+                <w:szCs w:val="24"/>
+              </w:rPr>
+            </w:pPr>
+            <w:r>
+              <w:rPr>
+                <w:rFonts w:ascii="Arial" w:hAnsi="Arial" w:cs="Arial"/>
+                <w:sz w:val="24"/>
+                <w:szCs w:val="24"/>
+              </w:rPr>
+              <w:t>Completado</w:t>
+            </w:r>
+          </w:p>
+        </w:tc>
+      </w:tr>
+      <w:tr>
+        <w:trPr>
+          <w:jc w:val="center"/>
+        </w:trPr>
+        <w:tc>
+          <w:tcPr>
+            <w:tcW w:w="2955" w:type="dxa"/>
+            <w:vAlign w:val="center"/>
+          </w:tcPr>
+          <w:p>
+            <w:pPr>
+              <w:rPr>
+                <w:rFonts w:ascii="Arial" w:hAnsi="Arial" w:cs="Arial"/>
+                <w:sz w:val="24"/>
+                <w:szCs w:val="24"/>
+              </w:rPr>
+            </w:pPr>
+            <w:r>
+              <w:rPr>
+                <w:rFonts w:ascii="Arial" w:hAnsi="Arial" w:cs="Arial"/>
+                <w:sz w:val="24"/>
+                <w:szCs w:val="24"/>
+              </w:rPr>
+              <w:t xml:space="preserve">Revisión de avance de prototipo </w:t>
+            </w:r>
+          </w:p>
+        </w:tc>
+        <w:tc>
+          <w:tcPr>
+            <w:tcW w:w="2004" w:type="dxa"/>
+            <w:vAlign w:val="center"/>
+          </w:tcPr>
+          <w:p>
+            <w:pPr>
+              <w:rPr>
+                <w:rFonts w:ascii="Arial" w:hAnsi="Arial" w:cs="Arial"/>
+                <w:sz w:val="24"/>
+                <w:szCs w:val="24"/>
+              </w:rPr>
+            </w:pPr>
+            <w:r>
+              <w:rPr>
+                <w:rFonts w:ascii="Arial" w:hAnsi="Arial" w:cs="Arial"/>
+                <w:sz w:val="24"/>
+                <w:szCs w:val="24"/>
+              </w:rPr>
+              <w:t>María Fernanda Barrón Álvarez</w:t>
+            </w:r>
+          </w:p>
+        </w:tc>
+        <w:tc>
+          <w:tcPr>
+            <w:tcW w:w="1150" w:type="dxa"/>
+            <w:vAlign w:val="center"/>
+          </w:tcPr>
+          <w:p>
+            <w:pPr>
+              <w:rPr>
+                <w:rFonts w:ascii="Arial" w:hAnsi="Arial" w:cs="Arial"/>
+                <w:sz w:val="24"/>
+                <w:szCs w:val="24"/>
+              </w:rPr>
+            </w:pPr>
+            <w:r>
+              <w:rPr>
+                <w:rFonts w:ascii="Arial" w:hAnsi="Arial" w:cs="Arial"/>
+                <w:sz w:val="24"/>
+                <w:szCs w:val="24"/>
+              </w:rPr>
+              <w:t>8:1</w:t>
+            </w:r>
+            <w:r>
+              <w:rPr>
+                <w:rFonts w:ascii="Arial" w:hAnsi="Arial" w:cs="Arial"/>
+                <w:sz w:val="24"/>
+                <w:szCs w:val="24"/>
+              </w:rPr>
+              <w:t>5 am</w:t>
+            </w:r>
+          </w:p>
+        </w:tc>
+        <w:tc>
+          <w:tcPr>
+            <w:tcW w:w="1535" w:type="dxa"/>
+            <w:vAlign w:val="center"/>
+          </w:tcPr>
+          <w:p>
+            <w:pPr>
+              <w:rPr>
+                <w:rFonts w:ascii="Arial" w:hAnsi="Arial" w:cs="Arial"/>
+                <w:sz w:val="24"/>
+                <w:szCs w:val="24"/>
+              </w:rPr>
+            </w:pPr>
+            <w:r>
+              <w:rPr>
+                <w:rFonts w:ascii="Arial" w:hAnsi="Arial" w:cs="Arial"/>
+                <w:sz w:val="24"/>
+                <w:szCs w:val="24"/>
+              </w:rPr>
+              <w:t>9</w:t>
+            </w:r>
+            <w:r>
+              <w:rPr>
+                <w:rFonts w:ascii="Arial" w:hAnsi="Arial" w:cs="Arial"/>
+                <w:sz w:val="24"/>
+                <w:szCs w:val="24"/>
+              </w:rPr>
+              <w:t>:</w:t>
+            </w:r>
+            <w:r>
+              <w:rPr>
+                <w:rFonts w:ascii="Arial" w:hAnsi="Arial" w:cs="Arial"/>
+                <w:sz w:val="24"/>
+                <w:szCs w:val="24"/>
+              </w:rPr>
+              <w:t>00 am</w:t>
+            </w:r>
+          </w:p>
+        </w:tc>
+        <w:tc>
+          <w:tcPr>
+            <w:tcW w:w="2480" w:type="dxa"/>
+            <w:vAlign w:val="center"/>
+          </w:tcPr>
+          <w:p>
+            <w:pPr>
+              <w:rPr>
+                <w:rFonts w:ascii="Arial" w:hAnsi="Arial" w:cs="Arial"/>
+                <w:sz w:val="24"/>
+                <w:szCs w:val="24"/>
+              </w:rPr>
+            </w:pPr>
+            <w:r>
+              <w:rPr>
+                <w:rFonts w:ascii="Arial" w:hAnsi="Arial" w:cs="Arial"/>
+                <w:sz w:val="24"/>
+                <w:szCs w:val="24"/>
+              </w:rPr>
+              <w:t>En proceso</w:t>
+            </w:r>
+          </w:p>
+        </w:tc>
+      </w:tr>
+      <w:tr>
+        <w:trPr>
+          <w:jc w:val="center"/>
+        </w:trPr>
+        <w:tc>
+          <w:tcPr>
+            <w:tcW w:w="2955" w:type="dxa"/>
+            <w:vAlign w:val="center"/>
+          </w:tcPr>
+          <w:p>
+            <w:pPr>
+              <w:rPr>
+                <w:rFonts w:ascii="Arial" w:hAnsi="Arial" w:cs="Arial"/>
+                <w:sz w:val="24"/>
+                <w:szCs w:val="24"/>
+              </w:rPr>
+            </w:pPr>
+            <w:r>
+              <w:rPr>
+                <w:rFonts w:ascii="Arial" w:hAnsi="Arial" w:cs="Arial"/>
+                <w:sz w:val="24"/>
+                <w:szCs w:val="24"/>
+              </w:rPr>
+              <w:t>Puntos de Función</w:t>
+            </w:r>
+          </w:p>
+        </w:tc>
+        <w:tc>
+          <w:tcPr>
+            <w:tcW w:w="2004" w:type="dxa"/>
+            <w:vAlign w:val="center"/>
+          </w:tcPr>
+          <w:p>
+            <w:pPr>
+              <w:rPr>
+                <w:rFonts w:ascii="Arial" w:hAnsi="Arial" w:cs="Arial"/>
+                <w:sz w:val="24"/>
+                <w:szCs w:val="24"/>
+              </w:rPr>
+            </w:pPr>
+            <w:r>
+              <w:rPr>
+                <w:rFonts w:ascii="Arial" w:hAnsi="Arial" w:cs="Arial"/>
+                <w:sz w:val="24"/>
+                <w:szCs w:val="24"/>
+              </w:rPr>
+              <w:t>Leonardo Merino Garfias</w:t>
+            </w:r>
+          </w:p>
+        </w:tc>
+        <w:tc>
+          <w:tcPr>
+            <w:tcW w:w="1150" w:type="dxa"/>
+            <w:vAlign w:val="center"/>
+          </w:tcPr>
+          <w:p>
+            <w:pPr>
+              <w:rPr>
+                <w:rFonts w:ascii="Arial" w:hAnsi="Arial" w:cs="Arial"/>
+                <w:sz w:val="24"/>
+                <w:szCs w:val="24"/>
+              </w:rPr>
+            </w:pPr>
+            <w:r>
+              <w:rPr>
+                <w:rFonts w:ascii="Arial" w:hAnsi="Arial" w:cs="Arial"/>
+                <w:sz w:val="24"/>
+                <w:szCs w:val="24"/>
+              </w:rPr>
+              <w:t>8</w:t>
+            </w:r>
+            <w:r>
+              <w:rPr>
+                <w:rFonts w:ascii="Arial" w:hAnsi="Arial" w:cs="Arial"/>
+                <w:sz w:val="24"/>
+                <w:szCs w:val="24"/>
+              </w:rPr>
+              <w:t>:</w:t>
+            </w:r>
+            <w:r>
+              <w:rPr>
+                <w:rFonts w:ascii="Arial" w:hAnsi="Arial" w:cs="Arial"/>
+                <w:sz w:val="24"/>
+                <w:szCs w:val="24"/>
+              </w:rPr>
+              <w:t>1</w:t>
+            </w:r>
+            <w:r>
+              <w:rPr>
+                <w:rFonts w:ascii="Arial" w:hAnsi="Arial" w:cs="Arial"/>
+                <w:sz w:val="24"/>
+                <w:szCs w:val="24"/>
+              </w:rPr>
+              <w:t>0</w:t>
+            </w:r>
+            <w:r>
+              <w:rPr>
+                <w:rFonts w:ascii="Arial" w:hAnsi="Arial" w:cs="Arial"/>
+                <w:sz w:val="24"/>
+                <w:szCs w:val="24"/>
+              </w:rPr>
+              <w:t>a</w:t>
+            </w:r>
+            <w:r>
+              <w:rPr>
+                <w:rFonts w:ascii="Arial" w:hAnsi="Arial" w:cs="Arial"/>
+                <w:sz w:val="24"/>
+                <w:szCs w:val="24"/>
+              </w:rPr>
+              <w:t>m</w:t>
+            </w:r>
+          </w:p>
+        </w:tc>
+        <w:tc>
+          <w:tcPr>
+            <w:tcW w:w="1535" w:type="dxa"/>
+            <w:vAlign w:val="center"/>
+          </w:tcPr>
+          <w:p>
+            <w:pPr>
+              <w:rPr>
+                <w:rFonts w:ascii="Arial" w:hAnsi="Arial" w:cs="Arial"/>
+                <w:sz w:val="24"/>
+                <w:szCs w:val="24"/>
+              </w:rPr>
+            </w:pPr>
+            <w:r>
+              <w:rPr>
+                <w:rFonts w:ascii="Arial" w:hAnsi="Arial" w:cs="Arial"/>
+                <w:sz w:val="24"/>
+                <w:szCs w:val="24"/>
+              </w:rPr>
+              <w:t>9</w:t>
+            </w:r>
+            <w:r>
+              <w:rPr>
+                <w:rFonts w:ascii="Arial" w:hAnsi="Arial" w:cs="Arial"/>
+                <w:sz w:val="24"/>
+                <w:szCs w:val="24"/>
+              </w:rPr>
+              <w:t>:00</w:t>
+            </w:r>
+            <w:r>
+              <w:rPr>
+                <w:rFonts w:ascii="Arial" w:hAnsi="Arial" w:cs="Arial"/>
+                <w:sz w:val="24"/>
+                <w:szCs w:val="24"/>
+              </w:rPr>
+              <w:t>a</w:t>
+            </w:r>
+            <w:r>
+              <w:rPr>
+                <w:rFonts w:ascii="Arial" w:hAnsi="Arial" w:cs="Arial"/>
+                <w:sz w:val="24"/>
+                <w:szCs w:val="24"/>
+              </w:rPr>
+              <w:t>m</w:t>
+            </w:r>
+          </w:p>
+        </w:tc>
+        <w:tc>
+          <w:tcPr>
+            <w:tcW w:w="2480" w:type="dxa"/>
+            <w:vAlign w:val="center"/>
+          </w:tcPr>
+          <w:p>
+            <w:pPr>
+              <w:rPr>
+                <w:rFonts w:ascii="Arial" w:hAnsi="Arial" w:cs="Arial"/>
+                <w:sz w:val="24"/>
+                <w:szCs w:val="24"/>
+              </w:rPr>
+            </w:pPr>
+            <w:r>
+              <w:rPr>
+                <w:rFonts w:ascii="Arial" w:hAnsi="Arial" w:cs="Arial"/>
+                <w:sz w:val="24"/>
+                <w:szCs w:val="24"/>
+              </w:rPr>
+              <w:t>Completado</w:t>
+            </w:r>
+          </w:p>
+        </w:tc>
+      </w:tr>
+    </w:tbl>
+    <w:p/>
+    <w:p>
+      <w:pPr>
+        <w:pStyle w:val="titulo1"/>
+        <w:outlineLvl w:val="2"/>
+      </w:pPr>
+      <w:r>
+        <w:rPr>
+          <w:sz w:val="32"/>
+          <w:szCs w:val="32"/>
+        </w:rPr>
+        <w:t>Gestión de Riesgos e Incidencias</w:t>
+      </w:r>
+    </w:p>
+    <w:tbl>
+      <w:tblPr>
+        <w:tblStyle w:val="Tablaconcuadrcula"/>
+        <w:tblW w:w="0" w:type="auto"/>
+        <w:jc w:val="center"/>
+        <w:tblBorders>
+          <w:top w:val="single" w:sz="4" w:space="0" w:color="7F7F7F" w:themeColor="text1" w:themeTint="80"/>
+          <w:left w:val="single" w:sz="4" w:space="0" w:color="7F7F7F" w:themeColor="text1" w:themeTint="80"/>
+          <w:bottom w:val="single" w:sz="4" w:space="0" w:color="7F7F7F" w:themeColor="text1" w:themeTint="80"/>
+          <w:right w:val="single" w:sz="4" w:space="0" w:color="7F7F7F" w:themeColor="text1" w:themeTint="80"/>
+          <w:insideH w:val="single" w:sz="4" w:space="0" w:color="7F7F7F" w:themeColor="text1" w:themeTint="80"/>
+          <w:insideV w:val="single" w:sz="4" w:space="0" w:color="7F7F7F" w:themeColor="text1" w:themeTint="80"/>
+        </w:tblBorders>
+        <w:tblLook w:val="04A0" w:firstRow="1" w:lastRow="0" w:firstColumn="1" w:lastColumn="0" w:noHBand="0" w:noVBand="1"/>
+      </w:tblPr>
+      <w:tblGrid>
+        <w:gridCol w:w="2834"/>
+        <w:gridCol w:w="2924"/>
+        <w:gridCol w:w="3592"/>
+      </w:tblGrid>
+      <w:tr>
+        <w:trPr>
+          <w:trHeight w:val="300"/>
+          <w:jc w:val="center"/>
+        </w:trPr>
+        <w:tc>
+          <w:tcPr>
+            <w:tcW w:w="2942" w:type="dxa"/>
+            <w:shd w:val="clear" w:color="auto" w:fill="262626" w:themeFill="text1" w:themeFillTint="D9"/>
+            <w:vAlign w:val="center"/>
+          </w:tcPr>
+          <w:p>
+            <w:pPr>
+              <w:jc w:val="center"/>
+              <w:rPr>
+                <w:rFonts w:ascii="Arial" w:hAnsi="Arial" w:cs="Arial"/>
+                <w:b/>
+                <w:bCs/>
+                <w:sz w:val="24"/>
+                <w:szCs w:val="24"/>
+              </w:rPr>
+            </w:pPr>
+            <w:r>
+              <w:rPr>
+                <w:rFonts w:ascii="Arial" w:hAnsi="Arial" w:cs="Arial"/>
+                <w:b/>
+                <w:bCs/>
+                <w:sz w:val="24"/>
+                <w:szCs w:val="24"/>
+              </w:rPr>
+              <w:lastRenderedPageBreak/>
+              <w:t>Riesgo / Problema detectado</w:t>
+            </w:r>
+          </w:p>
+        </w:tc>
+        <w:tc>
+          <w:tcPr>
+            <w:tcW w:w="2943" w:type="dxa"/>
+            <w:shd w:val="clear" w:color="auto" w:fill="262626" w:themeFill="text1" w:themeFillTint="D9"/>
+            <w:vAlign w:val="center"/>
+          </w:tcPr>
+          <w:p>
+            <w:pPr>
+              <w:jc w:val="center"/>
+              <w:rPr>
+                <w:rFonts w:ascii="Arial" w:hAnsi="Arial" w:cs="Arial"/>
+                <w:b/>
+                <w:bCs/>
+                <w:sz w:val="24"/>
+                <w:szCs w:val="24"/>
+              </w:rPr>
+            </w:pPr>
+            <w:r>
+              <w:rPr>
+                <w:rFonts w:ascii="Arial" w:hAnsi="Arial" w:cs="Arial"/>
+                <w:b/>
+                <w:bCs/>
+                <w:sz w:val="24"/>
+                <w:szCs w:val="24"/>
+              </w:rPr>
+              <w:t>Impacto en alcance/tiempo/costo</w:t>
+            </w:r>
+          </w:p>
+        </w:tc>
+        <w:tc>
+          <w:tcPr>
+            <w:tcW w:w="3749" w:type="dxa"/>
+            <w:shd w:val="clear" w:color="auto" w:fill="262626" w:themeFill="text1" w:themeFillTint="D9"/>
+            <w:vAlign w:val="center"/>
+          </w:tcPr>
+          <w:p>
+            <w:pPr>
+              <w:jc w:val="center"/>
+              <w:rPr>
+                <w:rFonts w:ascii="Arial" w:hAnsi="Arial" w:cs="Arial"/>
+                <w:b/>
+                <w:bCs/>
+                <w:sz w:val="24"/>
+                <w:szCs w:val="24"/>
+              </w:rPr>
+            </w:pPr>
+            <w:r>
+              <w:rPr>
+                <w:rFonts w:ascii="Arial" w:hAnsi="Arial" w:cs="Arial"/>
+                <w:b/>
+                <w:bCs/>
+                <w:sz w:val="24"/>
+                <w:szCs w:val="24"/>
+              </w:rPr>
+              <w:t>Acción correctiva o preventiva</w:t>
+            </w:r>
+          </w:p>
+        </w:tc>
+      </w:tr>
+      <w:tr>
+        <w:trPr>
+          <w:trHeight w:val="300"/>
+          <w:jc w:val="center"/>
+        </w:trPr>
+        <w:tc>
+          <w:tcPr>
+            <w:tcW w:w="2942" w:type="dxa"/>
+            <w:vAlign w:val="center"/>
+          </w:tcPr>
+          <w:p>
+            <w:pPr>
+              <w:rPr>
+                <w:rFonts w:ascii="Arial" w:hAnsi="Arial" w:cs="Arial"/>
+                <w:sz w:val="24"/>
+                <w:szCs w:val="24"/>
+              </w:rPr>
+            </w:pPr>
+            <w:r>
+              <w:rPr>
+                <w:rFonts w:ascii="Arial" w:hAnsi="Arial" w:cs="Arial"/>
+                <w:sz w:val="24"/>
+                <w:szCs w:val="24"/>
+              </w:rPr>
+              <w:t>--</w:t>
+            </w:r>
+          </w:p>
+        </w:tc>
+        <w:tc>
+          <w:tcPr>
+            <w:tcW w:w="2943" w:type="dxa"/>
+            <w:vAlign w:val="center"/>
+          </w:tcPr>
+          <w:p>
+            <w:pPr>
+              <w:jc w:val="center"/>
+              <w:rPr>
+                <w:rFonts w:ascii="Arial" w:hAnsi="Arial" w:cs="Arial"/>
+                <w:sz w:val="24"/>
+                <w:szCs w:val="24"/>
+              </w:rPr>
+            </w:pPr>
+            <w:r>
+              <w:rPr>
+                <w:rFonts w:ascii="Arial" w:hAnsi="Arial" w:cs="Arial"/>
+                <w:sz w:val="24"/>
+                <w:szCs w:val="24"/>
+              </w:rPr>
+              <w:t>--</w:t>
+            </w:r>
+          </w:p>
+        </w:tc>
+        <w:tc>
+          <w:tcPr>
+            <w:tcW w:w="3749" w:type="dxa"/>
+            <w:vAlign w:val="center"/>
+          </w:tcPr>
+          <w:p>
+            <w:r>
+              <w:rPr>
+                <w:rFonts w:ascii="Arial" w:hAnsi="Arial" w:cs="Arial"/>
+                <w:sz w:val="24"/>
+                <w:szCs w:val="24"/>
+              </w:rPr>
+              <w:t>--</w:t>
+            </w:r>
+          </w:p>
+        </w:tc>
+      </w:tr>
+    </w:tbl>
     <w:p/>
     <w:p>
       <w:r>
@@ -34159,7 +36239,7 @@
   <w:style w:type="paragraph" w:default="1" w:styleId="Normal">
     <w:name w:val="Normal"/>
     <w:qFormat/>
-    <w:rsid w:val="005003E9"/>
+    <w:rsid w:val="005452F8"/>
   </w:style>
   <w:style w:type="paragraph" w:styleId="Ttulo1">
     <w:name w:val="heading 1"/>

--- a/BITACORA.docx
+++ b/BITACORA.docx
@@ -4890,18 +4890,8 @@
                 <w:sz w:val="24"/>
                 <w:szCs w:val="24"/>
               </w:rPr>
-              <w:t xml:space="preserve">1 </w:t>
-            </w:r>
-            <w:proofErr w:type="spellStart"/>
-            <w:r>
-              <w:rPr>
-                <w:rFonts w:ascii="Arial" w:hAnsi="Arial" w:cs="Arial"/>
-                <w:sz w:val="24"/>
-                <w:szCs w:val="24"/>
-              </w:rPr>
-              <w:t>hr</w:t>
-            </w:r>
-            <w:proofErr w:type="spellEnd"/>
+              <w:t>1 hr</w:t>
+            </w:r>
           </w:p>
         </w:tc>
       </w:tr>
@@ -5371,18 +5361,8 @@
                 <w:sz w:val="24"/>
                 <w:szCs w:val="24"/>
               </w:rPr>
-              <w:t xml:space="preserve"> </w:t>
-            </w:r>
-            <w:proofErr w:type="spellStart"/>
-            <w:r>
-              <w:rPr>
-                <w:rFonts w:ascii="Arial" w:hAnsi="Arial" w:cs="Arial"/>
-                <w:sz w:val="24"/>
-                <w:szCs w:val="24"/>
-              </w:rPr>
-              <w:t>frontend</w:t>
-            </w:r>
-            <w:proofErr w:type="spellEnd"/>
+              <w:t xml:space="preserve"> frontend</w:t>
+            </w:r>
           </w:p>
         </w:tc>
         <w:tc>
@@ -5541,18 +5521,8 @@
                 <w:sz w:val="24"/>
                 <w:szCs w:val="24"/>
               </w:rPr>
-              <w:t xml:space="preserve">Desarrollador </w:t>
-            </w:r>
-            <w:proofErr w:type="spellStart"/>
-            <w:r>
-              <w:rPr>
-                <w:rFonts w:ascii="Arial" w:hAnsi="Arial" w:cs="Arial"/>
-                <w:sz w:val="24"/>
-                <w:szCs w:val="24"/>
-              </w:rPr>
-              <w:t>backend</w:t>
-            </w:r>
-            <w:proofErr w:type="spellEnd"/>
+              <w:t>Desarrollador backend</w:t>
+            </w:r>
           </w:p>
         </w:tc>
         <w:tc>
@@ -5854,40 +5824,16 @@
                 <w:szCs w:val="24"/>
               </w:rPr>
             </w:pPr>
-            <w:proofErr w:type="spellStart"/>
-            <w:r>
-              <w:rPr>
-                <w:rFonts w:ascii="Arial" w:hAnsi="Arial" w:cs="Arial"/>
-                <w:b/>
-                <w:bCs/>
-                <w:sz w:val="24"/>
-                <w:szCs w:val="24"/>
-              </w:rPr>
-              <w:t>Hr</w:t>
-            </w:r>
-            <w:proofErr w:type="spellEnd"/>
-            <w:r>
-              <w:rPr>
-                <w:rFonts w:ascii="Arial" w:hAnsi="Arial" w:cs="Arial"/>
-                <w:b/>
-                <w:bCs/>
-                <w:sz w:val="24"/>
-                <w:szCs w:val="24"/>
-              </w:rPr>
-              <w:t xml:space="preserve">. </w:t>
-            </w:r>
-            <w:proofErr w:type="spellStart"/>
-            <w:r>
-              <w:rPr>
-                <w:rFonts w:ascii="Arial" w:hAnsi="Arial" w:cs="Arial"/>
-                <w:b/>
-                <w:bCs/>
-                <w:sz w:val="24"/>
-                <w:szCs w:val="24"/>
-              </w:rPr>
-              <w:t>Ini</w:t>
-            </w:r>
-            <w:proofErr w:type="spellEnd"/>
+            <w:r>
+              <w:rPr>
+                <w:rFonts w:ascii="Arial" w:hAnsi="Arial" w:cs="Arial"/>
+                <w:b/>
+                <w:bCs/>
+                <w:sz w:val="24"/>
+                <w:szCs w:val="24"/>
+              </w:rPr>
+              <w:t>Hr. Ini</w:t>
+            </w:r>
           </w:p>
         </w:tc>
         <w:tc>
@@ -5907,27 +5853,15 @@
                 <w:szCs w:val="24"/>
               </w:rPr>
             </w:pPr>
-            <w:proofErr w:type="spellStart"/>
-            <w:r>
-              <w:rPr>
-                <w:rFonts w:ascii="Arial" w:hAnsi="Arial" w:cs="Arial"/>
-                <w:b/>
-                <w:bCs/>
-                <w:sz w:val="24"/>
-                <w:szCs w:val="24"/>
-              </w:rPr>
-              <w:t>Hr</w:t>
-            </w:r>
-            <w:proofErr w:type="spellEnd"/>
-            <w:r>
-              <w:rPr>
-                <w:rFonts w:ascii="Arial" w:hAnsi="Arial" w:cs="Arial"/>
-                <w:b/>
-                <w:bCs/>
-                <w:sz w:val="24"/>
-                <w:szCs w:val="24"/>
-              </w:rPr>
-              <w:t>. fin</w:t>
+            <w:r>
+              <w:rPr>
+                <w:rFonts w:ascii="Arial" w:hAnsi="Arial" w:cs="Arial"/>
+                <w:b/>
+                <w:bCs/>
+                <w:sz w:val="24"/>
+                <w:szCs w:val="24"/>
+              </w:rPr>
+              <w:t>Hr. fin</w:t>
             </w:r>
           </w:p>
         </w:tc>
@@ -7209,18 +7143,8 @@
                 <w:sz w:val="24"/>
                 <w:szCs w:val="24"/>
               </w:rPr>
-              <w:t xml:space="preserve">1 </w:t>
-            </w:r>
-            <w:proofErr w:type="spellStart"/>
-            <w:r>
-              <w:rPr>
-                <w:rFonts w:ascii="Arial" w:hAnsi="Arial" w:cs="Arial"/>
-                <w:sz w:val="24"/>
-                <w:szCs w:val="24"/>
-              </w:rPr>
-              <w:t>hr</w:t>
-            </w:r>
-            <w:proofErr w:type="spellEnd"/>
+              <w:t>1 hr</w:t>
+            </w:r>
           </w:p>
         </w:tc>
       </w:tr>
@@ -7666,18 +7590,8 @@
                 <w:sz w:val="24"/>
                 <w:szCs w:val="24"/>
               </w:rPr>
-              <w:t xml:space="preserve">Desarrolladora </w:t>
-            </w:r>
-            <w:proofErr w:type="spellStart"/>
-            <w:r>
-              <w:rPr>
-                <w:rFonts w:ascii="Arial" w:hAnsi="Arial" w:cs="Arial"/>
-                <w:sz w:val="24"/>
-                <w:szCs w:val="24"/>
-              </w:rPr>
-              <w:t>frontend</w:t>
-            </w:r>
-            <w:proofErr w:type="spellEnd"/>
+              <w:t>Desarrolladora frontend</w:t>
+            </w:r>
           </w:p>
         </w:tc>
         <w:tc>
@@ -7828,18 +7742,8 @@
                 <w:sz w:val="24"/>
                 <w:szCs w:val="24"/>
               </w:rPr>
-              <w:t xml:space="preserve">Desarrollador </w:t>
-            </w:r>
-            <w:proofErr w:type="spellStart"/>
-            <w:r>
-              <w:rPr>
-                <w:rFonts w:ascii="Arial" w:hAnsi="Arial" w:cs="Arial"/>
-                <w:sz w:val="24"/>
-                <w:szCs w:val="24"/>
-              </w:rPr>
-              <w:t>backend</w:t>
-            </w:r>
-            <w:proofErr w:type="spellEnd"/>
+              <w:t>Desarrollador backend</w:t>
+            </w:r>
           </w:p>
         </w:tc>
         <w:tc>
@@ -8159,40 +8063,16 @@
                 <w:szCs w:val="24"/>
               </w:rPr>
             </w:pPr>
-            <w:proofErr w:type="spellStart"/>
-            <w:r>
-              <w:rPr>
-                <w:rFonts w:ascii="Arial" w:hAnsi="Arial" w:cs="Arial"/>
-                <w:b/>
-                <w:bCs/>
-                <w:sz w:val="24"/>
-                <w:szCs w:val="24"/>
-              </w:rPr>
-              <w:t>Hr</w:t>
-            </w:r>
-            <w:proofErr w:type="spellEnd"/>
-            <w:r>
-              <w:rPr>
-                <w:rFonts w:ascii="Arial" w:hAnsi="Arial" w:cs="Arial"/>
-                <w:b/>
-                <w:bCs/>
-                <w:sz w:val="24"/>
-                <w:szCs w:val="24"/>
-              </w:rPr>
-              <w:t xml:space="preserve">. </w:t>
-            </w:r>
-            <w:proofErr w:type="spellStart"/>
-            <w:r>
-              <w:rPr>
-                <w:rFonts w:ascii="Arial" w:hAnsi="Arial" w:cs="Arial"/>
-                <w:b/>
-                <w:bCs/>
-                <w:sz w:val="24"/>
-                <w:szCs w:val="24"/>
-              </w:rPr>
-              <w:t>Ini</w:t>
-            </w:r>
-            <w:proofErr w:type="spellEnd"/>
+            <w:r>
+              <w:rPr>
+                <w:rFonts w:ascii="Arial" w:hAnsi="Arial" w:cs="Arial"/>
+                <w:b/>
+                <w:bCs/>
+                <w:sz w:val="24"/>
+                <w:szCs w:val="24"/>
+              </w:rPr>
+              <w:t>Hr. Ini</w:t>
+            </w:r>
           </w:p>
         </w:tc>
         <w:tc>
@@ -8212,27 +8092,15 @@
                 <w:szCs w:val="24"/>
               </w:rPr>
             </w:pPr>
-            <w:proofErr w:type="spellStart"/>
-            <w:r>
-              <w:rPr>
-                <w:rFonts w:ascii="Arial" w:hAnsi="Arial" w:cs="Arial"/>
-                <w:b/>
-                <w:bCs/>
-                <w:sz w:val="24"/>
-                <w:szCs w:val="24"/>
-              </w:rPr>
-              <w:t>Hr</w:t>
-            </w:r>
-            <w:proofErr w:type="spellEnd"/>
-            <w:r>
-              <w:rPr>
-                <w:rFonts w:ascii="Arial" w:hAnsi="Arial" w:cs="Arial"/>
-                <w:b/>
-                <w:bCs/>
-                <w:sz w:val="24"/>
-                <w:szCs w:val="24"/>
-              </w:rPr>
-              <w:t>. fin</w:t>
+            <w:r>
+              <w:rPr>
+                <w:rFonts w:ascii="Arial" w:hAnsi="Arial" w:cs="Arial"/>
+                <w:b/>
+                <w:bCs/>
+                <w:sz w:val="24"/>
+                <w:szCs w:val="24"/>
+              </w:rPr>
+              <w:t>Hr. fin</w:t>
             </w:r>
           </w:p>
         </w:tc>
@@ -9398,18 +9266,8 @@
                 <w:sz w:val="24"/>
                 <w:szCs w:val="24"/>
               </w:rPr>
-              <w:t xml:space="preserve">1 </w:t>
-            </w:r>
-            <w:proofErr w:type="spellStart"/>
-            <w:r>
-              <w:rPr>
-                <w:rFonts w:ascii="Arial" w:hAnsi="Arial" w:cs="Arial"/>
-                <w:sz w:val="24"/>
-                <w:szCs w:val="24"/>
-              </w:rPr>
-              <w:t>hr</w:t>
-            </w:r>
-            <w:proofErr w:type="spellEnd"/>
+              <w:t>1 hr</w:t>
+            </w:r>
           </w:p>
         </w:tc>
       </w:tr>
@@ -9829,18 +9687,8 @@
                 <w:sz w:val="24"/>
                 <w:szCs w:val="24"/>
               </w:rPr>
-              <w:t xml:space="preserve">Desarrolladora </w:t>
-            </w:r>
-            <w:proofErr w:type="spellStart"/>
-            <w:r>
-              <w:rPr>
-                <w:rFonts w:ascii="Arial" w:hAnsi="Arial" w:cs="Arial"/>
-                <w:sz w:val="24"/>
-                <w:szCs w:val="24"/>
-              </w:rPr>
-              <w:t>frontend</w:t>
-            </w:r>
-            <w:proofErr w:type="spellEnd"/>
+              <w:t>Desarrolladora frontend</w:t>
+            </w:r>
           </w:p>
         </w:tc>
         <w:tc>
@@ -9959,18 +9807,8 @@
                 <w:sz w:val="24"/>
                 <w:szCs w:val="24"/>
               </w:rPr>
-              <w:t xml:space="preserve">Desarrollador </w:t>
-            </w:r>
-            <w:proofErr w:type="spellStart"/>
-            <w:r>
-              <w:rPr>
-                <w:rFonts w:ascii="Arial" w:hAnsi="Arial" w:cs="Arial"/>
-                <w:sz w:val="24"/>
-                <w:szCs w:val="24"/>
-              </w:rPr>
-              <w:t>backend</w:t>
-            </w:r>
-            <w:proofErr w:type="spellEnd"/>
+              <w:t>Desarrollador backend</w:t>
+            </w:r>
           </w:p>
         </w:tc>
         <w:tc>
@@ -10177,40 +10015,16 @@
                 <w:szCs w:val="24"/>
               </w:rPr>
             </w:pPr>
-            <w:proofErr w:type="spellStart"/>
-            <w:r>
-              <w:rPr>
-                <w:rFonts w:ascii="Arial" w:hAnsi="Arial" w:cs="Arial"/>
-                <w:b/>
-                <w:bCs/>
-                <w:sz w:val="24"/>
-                <w:szCs w:val="24"/>
-              </w:rPr>
-              <w:t>Hr</w:t>
-            </w:r>
-            <w:proofErr w:type="spellEnd"/>
-            <w:r>
-              <w:rPr>
-                <w:rFonts w:ascii="Arial" w:hAnsi="Arial" w:cs="Arial"/>
-                <w:b/>
-                <w:bCs/>
-                <w:sz w:val="24"/>
-                <w:szCs w:val="24"/>
-              </w:rPr>
-              <w:t xml:space="preserve">. </w:t>
-            </w:r>
-            <w:proofErr w:type="spellStart"/>
-            <w:r>
-              <w:rPr>
-                <w:rFonts w:ascii="Arial" w:hAnsi="Arial" w:cs="Arial"/>
-                <w:b/>
-                <w:bCs/>
-                <w:sz w:val="24"/>
-                <w:szCs w:val="24"/>
-              </w:rPr>
-              <w:t>Ini</w:t>
-            </w:r>
-            <w:proofErr w:type="spellEnd"/>
+            <w:r>
+              <w:rPr>
+                <w:rFonts w:ascii="Arial" w:hAnsi="Arial" w:cs="Arial"/>
+                <w:b/>
+                <w:bCs/>
+                <w:sz w:val="24"/>
+                <w:szCs w:val="24"/>
+              </w:rPr>
+              <w:t>Hr. Ini</w:t>
+            </w:r>
           </w:p>
         </w:tc>
         <w:tc>
@@ -10230,27 +10044,15 @@
                 <w:szCs w:val="24"/>
               </w:rPr>
             </w:pPr>
-            <w:proofErr w:type="spellStart"/>
-            <w:r>
-              <w:rPr>
-                <w:rFonts w:ascii="Arial" w:hAnsi="Arial" w:cs="Arial"/>
-                <w:b/>
-                <w:bCs/>
-                <w:sz w:val="24"/>
-                <w:szCs w:val="24"/>
-              </w:rPr>
-              <w:t>Hr</w:t>
-            </w:r>
-            <w:proofErr w:type="spellEnd"/>
-            <w:r>
-              <w:rPr>
-                <w:rFonts w:ascii="Arial" w:hAnsi="Arial" w:cs="Arial"/>
-                <w:b/>
-                <w:bCs/>
-                <w:sz w:val="24"/>
-                <w:szCs w:val="24"/>
-              </w:rPr>
-              <w:t>. fin</w:t>
+            <w:r>
+              <w:rPr>
+                <w:rFonts w:ascii="Arial" w:hAnsi="Arial" w:cs="Arial"/>
+                <w:b/>
+                <w:bCs/>
+                <w:sz w:val="24"/>
+                <w:szCs w:val="24"/>
+              </w:rPr>
+              <w:t>Hr. fin</w:t>
             </w:r>
           </w:p>
         </w:tc>
@@ -10810,18 +10612,8 @@
                 <w:sz w:val="24"/>
                 <w:szCs w:val="24"/>
               </w:rPr>
-              <w:t xml:space="preserve">1 </w:t>
-            </w:r>
-            <w:proofErr w:type="spellStart"/>
-            <w:r>
-              <w:rPr>
-                <w:rFonts w:ascii="Arial" w:hAnsi="Arial" w:cs="Arial"/>
-                <w:sz w:val="24"/>
-                <w:szCs w:val="24"/>
-              </w:rPr>
-              <w:t>hr</w:t>
-            </w:r>
-            <w:proofErr w:type="spellEnd"/>
+              <w:t>1 hr</w:t>
+            </w:r>
           </w:p>
         </w:tc>
       </w:tr>
@@ -11297,18 +11089,8 @@
                 <w:sz w:val="24"/>
                 <w:szCs w:val="24"/>
               </w:rPr>
-              <w:t xml:space="preserve">Desarrolladora </w:t>
-            </w:r>
-            <w:proofErr w:type="spellStart"/>
-            <w:r>
-              <w:rPr>
-                <w:rFonts w:ascii="Arial" w:hAnsi="Arial" w:cs="Arial"/>
-                <w:sz w:val="24"/>
-                <w:szCs w:val="24"/>
-              </w:rPr>
-              <w:t>frontend</w:t>
-            </w:r>
-            <w:proofErr w:type="spellEnd"/>
+              <w:t>Desarrolladora frontend</w:t>
+            </w:r>
           </w:p>
         </w:tc>
         <w:tc>
@@ -11459,18 +11241,8 @@
                 <w:sz w:val="24"/>
                 <w:szCs w:val="24"/>
               </w:rPr>
-              <w:t xml:space="preserve">Desarrollador </w:t>
-            </w:r>
-            <w:proofErr w:type="spellStart"/>
-            <w:r>
-              <w:rPr>
-                <w:rFonts w:ascii="Arial" w:hAnsi="Arial" w:cs="Arial"/>
-                <w:sz w:val="24"/>
-                <w:szCs w:val="24"/>
-              </w:rPr>
-              <w:t>backend</w:t>
-            </w:r>
-            <w:proofErr w:type="spellEnd"/>
+              <w:t>Desarrollador backend</w:t>
+            </w:r>
           </w:p>
         </w:tc>
         <w:tc>
@@ -11764,40 +11536,16 @@
                 <w:szCs w:val="24"/>
               </w:rPr>
             </w:pPr>
-            <w:proofErr w:type="spellStart"/>
-            <w:r>
-              <w:rPr>
-                <w:rFonts w:ascii="Arial" w:hAnsi="Arial" w:cs="Arial"/>
-                <w:b/>
-                <w:bCs/>
-                <w:sz w:val="24"/>
-                <w:szCs w:val="24"/>
-              </w:rPr>
-              <w:t>Hr</w:t>
-            </w:r>
-            <w:proofErr w:type="spellEnd"/>
-            <w:r>
-              <w:rPr>
-                <w:rFonts w:ascii="Arial" w:hAnsi="Arial" w:cs="Arial"/>
-                <w:b/>
-                <w:bCs/>
-                <w:sz w:val="24"/>
-                <w:szCs w:val="24"/>
-              </w:rPr>
-              <w:t xml:space="preserve">. </w:t>
-            </w:r>
-            <w:proofErr w:type="spellStart"/>
-            <w:r>
-              <w:rPr>
-                <w:rFonts w:ascii="Arial" w:hAnsi="Arial" w:cs="Arial"/>
-                <w:b/>
-                <w:bCs/>
-                <w:sz w:val="24"/>
-                <w:szCs w:val="24"/>
-              </w:rPr>
-              <w:t>Ini</w:t>
-            </w:r>
-            <w:proofErr w:type="spellEnd"/>
+            <w:r>
+              <w:rPr>
+                <w:rFonts w:ascii="Arial" w:hAnsi="Arial" w:cs="Arial"/>
+                <w:b/>
+                <w:bCs/>
+                <w:sz w:val="24"/>
+                <w:szCs w:val="24"/>
+              </w:rPr>
+              <w:t>Hr. Ini</w:t>
+            </w:r>
           </w:p>
         </w:tc>
         <w:tc>
@@ -11817,27 +11565,15 @@
                 <w:szCs w:val="24"/>
               </w:rPr>
             </w:pPr>
-            <w:proofErr w:type="spellStart"/>
-            <w:r>
-              <w:rPr>
-                <w:rFonts w:ascii="Arial" w:hAnsi="Arial" w:cs="Arial"/>
-                <w:b/>
-                <w:bCs/>
-                <w:sz w:val="24"/>
-                <w:szCs w:val="24"/>
-              </w:rPr>
-              <w:t>Hr</w:t>
-            </w:r>
-            <w:proofErr w:type="spellEnd"/>
-            <w:r>
-              <w:rPr>
-                <w:rFonts w:ascii="Arial" w:hAnsi="Arial" w:cs="Arial"/>
-                <w:b/>
-                <w:bCs/>
-                <w:sz w:val="24"/>
-                <w:szCs w:val="24"/>
-              </w:rPr>
-              <w:t>. fin</w:t>
+            <w:r>
+              <w:rPr>
+                <w:rFonts w:ascii="Arial" w:hAnsi="Arial" w:cs="Arial"/>
+                <w:b/>
+                <w:bCs/>
+                <w:sz w:val="24"/>
+                <w:szCs w:val="24"/>
+              </w:rPr>
+              <w:t>Hr. fin</w:t>
             </w:r>
           </w:p>
         </w:tc>
@@ -13177,18 +12913,8 @@
                 <w:sz w:val="24"/>
                 <w:szCs w:val="24"/>
               </w:rPr>
-              <w:t xml:space="preserve">1 </w:t>
-            </w:r>
-            <w:proofErr w:type="spellStart"/>
-            <w:r>
-              <w:rPr>
-                <w:rFonts w:ascii="Arial" w:hAnsi="Arial" w:cs="Arial"/>
-                <w:sz w:val="24"/>
-                <w:szCs w:val="24"/>
-              </w:rPr>
-              <w:t>hr</w:t>
-            </w:r>
-            <w:proofErr w:type="spellEnd"/>
+              <w:t>1 hr</w:t>
+            </w:r>
           </w:p>
         </w:tc>
       </w:tr>
@@ -13632,18 +13358,8 @@
                 <w:sz w:val="24"/>
                 <w:szCs w:val="24"/>
               </w:rPr>
-              <w:t xml:space="preserve">Desarrolladora </w:t>
-            </w:r>
-            <w:proofErr w:type="spellStart"/>
-            <w:r>
-              <w:rPr>
-                <w:rFonts w:ascii="Arial" w:hAnsi="Arial" w:cs="Arial"/>
-                <w:sz w:val="24"/>
-                <w:szCs w:val="24"/>
-              </w:rPr>
-              <w:t>frontend</w:t>
-            </w:r>
-            <w:proofErr w:type="spellEnd"/>
+              <w:t>Desarrolladora frontend</w:t>
+            </w:r>
           </w:p>
         </w:tc>
         <w:tc>
@@ -13762,18 +13478,8 @@
                 <w:sz w:val="24"/>
                 <w:szCs w:val="24"/>
               </w:rPr>
-              <w:t xml:space="preserve">Desarrollador </w:t>
-            </w:r>
-            <w:proofErr w:type="spellStart"/>
-            <w:r>
-              <w:rPr>
-                <w:rFonts w:ascii="Arial" w:hAnsi="Arial" w:cs="Arial"/>
-                <w:sz w:val="24"/>
-                <w:szCs w:val="24"/>
-              </w:rPr>
-              <w:t>backend</w:t>
-            </w:r>
-            <w:proofErr w:type="spellEnd"/>
+              <w:t>Desarrollador backend</w:t>
+            </w:r>
           </w:p>
         </w:tc>
         <w:tc>
@@ -14053,40 +13759,16 @@
                 <w:szCs w:val="24"/>
               </w:rPr>
             </w:pPr>
-            <w:proofErr w:type="spellStart"/>
-            <w:r>
-              <w:rPr>
-                <w:rFonts w:ascii="Arial" w:hAnsi="Arial" w:cs="Arial"/>
-                <w:b/>
-                <w:bCs/>
-                <w:sz w:val="24"/>
-                <w:szCs w:val="24"/>
-              </w:rPr>
-              <w:t>Hr</w:t>
-            </w:r>
-            <w:proofErr w:type="spellEnd"/>
-            <w:r>
-              <w:rPr>
-                <w:rFonts w:ascii="Arial" w:hAnsi="Arial" w:cs="Arial"/>
-                <w:b/>
-                <w:bCs/>
-                <w:sz w:val="24"/>
-                <w:szCs w:val="24"/>
-              </w:rPr>
-              <w:t xml:space="preserve">. </w:t>
-            </w:r>
-            <w:proofErr w:type="spellStart"/>
-            <w:r>
-              <w:rPr>
-                <w:rFonts w:ascii="Arial" w:hAnsi="Arial" w:cs="Arial"/>
-                <w:b/>
-                <w:bCs/>
-                <w:sz w:val="24"/>
-                <w:szCs w:val="24"/>
-              </w:rPr>
-              <w:t>Ini</w:t>
-            </w:r>
-            <w:proofErr w:type="spellEnd"/>
+            <w:r>
+              <w:rPr>
+                <w:rFonts w:ascii="Arial" w:hAnsi="Arial" w:cs="Arial"/>
+                <w:b/>
+                <w:bCs/>
+                <w:sz w:val="24"/>
+                <w:szCs w:val="24"/>
+              </w:rPr>
+              <w:t>Hr. Ini</w:t>
+            </w:r>
           </w:p>
         </w:tc>
         <w:tc>
@@ -14106,27 +13788,15 @@
                 <w:szCs w:val="24"/>
               </w:rPr>
             </w:pPr>
-            <w:proofErr w:type="spellStart"/>
-            <w:r>
-              <w:rPr>
-                <w:rFonts w:ascii="Arial" w:hAnsi="Arial" w:cs="Arial"/>
-                <w:b/>
-                <w:bCs/>
-                <w:sz w:val="24"/>
-                <w:szCs w:val="24"/>
-              </w:rPr>
-              <w:t>Hr</w:t>
-            </w:r>
-            <w:proofErr w:type="spellEnd"/>
-            <w:r>
-              <w:rPr>
-                <w:rFonts w:ascii="Arial" w:hAnsi="Arial" w:cs="Arial"/>
-                <w:b/>
-                <w:bCs/>
-                <w:sz w:val="24"/>
-                <w:szCs w:val="24"/>
-              </w:rPr>
-              <w:t>. fin</w:t>
+            <w:r>
+              <w:rPr>
+                <w:rFonts w:ascii="Arial" w:hAnsi="Arial" w:cs="Arial"/>
+                <w:b/>
+                <w:bCs/>
+                <w:sz w:val="24"/>
+                <w:szCs w:val="24"/>
+              </w:rPr>
+              <w:t>Hr. fin</w:t>
             </w:r>
           </w:p>
         </w:tc>
@@ -15104,18 +14774,8 @@
                 <w:sz w:val="24"/>
                 <w:szCs w:val="24"/>
               </w:rPr>
-              <w:t xml:space="preserve">1 </w:t>
-            </w:r>
-            <w:proofErr w:type="spellStart"/>
-            <w:r>
-              <w:rPr>
-                <w:rFonts w:ascii="Arial" w:hAnsi="Arial" w:cs="Arial"/>
-                <w:sz w:val="24"/>
-                <w:szCs w:val="24"/>
-              </w:rPr>
-              <w:t>hr</w:t>
-            </w:r>
-            <w:proofErr w:type="spellEnd"/>
+              <w:t>1 hr</w:t>
+            </w:r>
             <w:r>
               <w:rPr>
                 <w:rFonts w:ascii="Arial" w:hAnsi="Arial" w:cs="Arial"/>
@@ -15658,18 +15318,8 @@
                 <w:sz w:val="24"/>
                 <w:szCs w:val="24"/>
               </w:rPr>
-              <w:t xml:space="preserve">Desarrolladora </w:t>
-            </w:r>
-            <w:proofErr w:type="spellStart"/>
-            <w:r>
-              <w:rPr>
-                <w:rFonts w:ascii="Arial" w:hAnsi="Arial" w:cs="Arial"/>
-                <w:sz w:val="24"/>
-                <w:szCs w:val="24"/>
-              </w:rPr>
-              <w:t>frontend</w:t>
-            </w:r>
-            <w:proofErr w:type="spellEnd"/>
+              <w:t>Desarrolladora frontend</w:t>
+            </w:r>
           </w:p>
         </w:tc>
         <w:tc>
@@ -15982,18 +15632,8 @@
                 <w:sz w:val="24"/>
                 <w:szCs w:val="24"/>
               </w:rPr>
-              <w:t xml:space="preserve">Desarrollador </w:t>
-            </w:r>
-            <w:proofErr w:type="spellStart"/>
-            <w:r>
-              <w:rPr>
-                <w:rFonts w:ascii="Arial" w:hAnsi="Arial" w:cs="Arial"/>
-                <w:sz w:val="24"/>
-                <w:szCs w:val="24"/>
-              </w:rPr>
-              <w:t>backend</w:t>
-            </w:r>
-            <w:proofErr w:type="spellEnd"/>
+              <w:t>Desarrollador backend</w:t>
+            </w:r>
           </w:p>
         </w:tc>
         <w:tc>
@@ -16380,40 +16020,16 @@
                 <w:szCs w:val="24"/>
               </w:rPr>
             </w:pPr>
-            <w:proofErr w:type="spellStart"/>
-            <w:r>
-              <w:rPr>
-                <w:rFonts w:ascii="Arial" w:hAnsi="Arial" w:cs="Arial"/>
-                <w:b/>
-                <w:bCs/>
-                <w:sz w:val="24"/>
-                <w:szCs w:val="24"/>
-              </w:rPr>
-              <w:t>Hr</w:t>
-            </w:r>
-            <w:proofErr w:type="spellEnd"/>
-            <w:r>
-              <w:rPr>
-                <w:rFonts w:ascii="Arial" w:hAnsi="Arial" w:cs="Arial"/>
-                <w:b/>
-                <w:bCs/>
-                <w:sz w:val="24"/>
-                <w:szCs w:val="24"/>
-              </w:rPr>
-              <w:t xml:space="preserve">. </w:t>
-            </w:r>
-            <w:proofErr w:type="spellStart"/>
-            <w:r>
-              <w:rPr>
-                <w:rFonts w:ascii="Arial" w:hAnsi="Arial" w:cs="Arial"/>
-                <w:b/>
-                <w:bCs/>
-                <w:sz w:val="24"/>
-                <w:szCs w:val="24"/>
-              </w:rPr>
-              <w:t>Ini</w:t>
-            </w:r>
-            <w:proofErr w:type="spellEnd"/>
+            <w:r>
+              <w:rPr>
+                <w:rFonts w:ascii="Arial" w:hAnsi="Arial" w:cs="Arial"/>
+                <w:b/>
+                <w:bCs/>
+                <w:sz w:val="24"/>
+                <w:szCs w:val="24"/>
+              </w:rPr>
+              <w:t>Hr. Ini</w:t>
+            </w:r>
           </w:p>
         </w:tc>
         <w:tc>
@@ -16433,27 +16049,15 @@
                 <w:szCs w:val="24"/>
               </w:rPr>
             </w:pPr>
-            <w:proofErr w:type="spellStart"/>
-            <w:r>
-              <w:rPr>
-                <w:rFonts w:ascii="Arial" w:hAnsi="Arial" w:cs="Arial"/>
-                <w:b/>
-                <w:bCs/>
-                <w:sz w:val="24"/>
-                <w:szCs w:val="24"/>
-              </w:rPr>
-              <w:t>Hr</w:t>
-            </w:r>
-            <w:proofErr w:type="spellEnd"/>
-            <w:r>
-              <w:rPr>
-                <w:rFonts w:ascii="Arial" w:hAnsi="Arial" w:cs="Arial"/>
-                <w:b/>
-                <w:bCs/>
-                <w:sz w:val="24"/>
-                <w:szCs w:val="24"/>
-              </w:rPr>
-              <w:t>. fin</w:t>
+            <w:r>
+              <w:rPr>
+                <w:rFonts w:ascii="Arial" w:hAnsi="Arial" w:cs="Arial"/>
+                <w:b/>
+                <w:bCs/>
+                <w:sz w:val="24"/>
+                <w:szCs w:val="24"/>
+              </w:rPr>
+              <w:t>Hr. fin</w:t>
             </w:r>
           </w:p>
         </w:tc>
@@ -17342,18 +16946,8 @@
                 <w:sz w:val="24"/>
                 <w:szCs w:val="24"/>
               </w:rPr>
-              <w:t xml:space="preserve">Elaborar documento con </w:t>
-            </w:r>
-            <w:proofErr w:type="spellStart"/>
-            <w:r>
-              <w:rPr>
-                <w:rFonts w:ascii="Arial" w:hAnsi="Arial" w:cs="Arial"/>
-                <w:sz w:val="24"/>
-                <w:szCs w:val="24"/>
-              </w:rPr>
-              <w:t>requisistos</w:t>
-            </w:r>
-            <w:proofErr w:type="spellEnd"/>
+              <w:t>Elaborar documento con requisistos</w:t>
+            </w:r>
           </w:p>
         </w:tc>
         <w:tc>
@@ -18212,18 +17806,8 @@
                 <w:sz w:val="24"/>
                 <w:szCs w:val="24"/>
               </w:rPr>
-              <w:t xml:space="preserve"> </w:t>
-            </w:r>
-            <w:proofErr w:type="spellStart"/>
-            <w:r>
-              <w:rPr>
-                <w:rFonts w:ascii="Arial" w:hAnsi="Arial" w:cs="Arial"/>
-                <w:sz w:val="24"/>
-                <w:szCs w:val="24"/>
-              </w:rPr>
-              <w:t>hr</w:t>
-            </w:r>
-            <w:proofErr w:type="spellEnd"/>
+              <w:t xml:space="preserve"> hr</w:t>
+            </w:r>
             <w:r>
               <w:rPr>
                 <w:rFonts w:ascii="Arial" w:hAnsi="Arial" w:cs="Arial"/>
@@ -18821,18 +18405,8 @@
                 <w:sz w:val="24"/>
                 <w:szCs w:val="24"/>
               </w:rPr>
-              <w:t xml:space="preserve">Desarrolladora </w:t>
-            </w:r>
-            <w:proofErr w:type="spellStart"/>
-            <w:r>
-              <w:rPr>
-                <w:rFonts w:ascii="Arial" w:hAnsi="Arial" w:cs="Arial"/>
-                <w:sz w:val="24"/>
-                <w:szCs w:val="24"/>
-              </w:rPr>
-              <w:t>frontend</w:t>
-            </w:r>
-            <w:proofErr w:type="spellEnd"/>
+              <w:t>Desarrolladora frontend</w:t>
+            </w:r>
           </w:p>
         </w:tc>
         <w:tc>
@@ -19033,18 +18607,8 @@
                 <w:sz w:val="24"/>
                 <w:szCs w:val="24"/>
               </w:rPr>
-              <w:t xml:space="preserve">Desarrollador </w:t>
-            </w:r>
-            <w:proofErr w:type="spellStart"/>
-            <w:r>
-              <w:rPr>
-                <w:rFonts w:ascii="Arial" w:hAnsi="Arial" w:cs="Arial"/>
-                <w:sz w:val="24"/>
-                <w:szCs w:val="24"/>
-              </w:rPr>
-              <w:t>backend</w:t>
-            </w:r>
-            <w:proofErr w:type="spellEnd"/>
+              <w:t>Desarrollador backend</w:t>
+            </w:r>
           </w:p>
         </w:tc>
         <w:tc>
@@ -19314,40 +18878,16 @@
                 <w:szCs w:val="24"/>
               </w:rPr>
             </w:pPr>
-            <w:proofErr w:type="spellStart"/>
-            <w:r>
-              <w:rPr>
-                <w:rFonts w:ascii="Arial" w:hAnsi="Arial" w:cs="Arial"/>
-                <w:b/>
-                <w:bCs/>
-                <w:sz w:val="24"/>
-                <w:szCs w:val="24"/>
-              </w:rPr>
-              <w:t>Hr</w:t>
-            </w:r>
-            <w:proofErr w:type="spellEnd"/>
-            <w:r>
-              <w:rPr>
-                <w:rFonts w:ascii="Arial" w:hAnsi="Arial" w:cs="Arial"/>
-                <w:b/>
-                <w:bCs/>
-                <w:sz w:val="24"/>
-                <w:szCs w:val="24"/>
-              </w:rPr>
-              <w:t xml:space="preserve">. </w:t>
-            </w:r>
-            <w:proofErr w:type="spellStart"/>
-            <w:r>
-              <w:rPr>
-                <w:rFonts w:ascii="Arial" w:hAnsi="Arial" w:cs="Arial"/>
-                <w:b/>
-                <w:bCs/>
-                <w:sz w:val="24"/>
-                <w:szCs w:val="24"/>
-              </w:rPr>
-              <w:t>Ini</w:t>
-            </w:r>
-            <w:proofErr w:type="spellEnd"/>
+            <w:r>
+              <w:rPr>
+                <w:rFonts w:ascii="Arial" w:hAnsi="Arial" w:cs="Arial"/>
+                <w:b/>
+                <w:bCs/>
+                <w:sz w:val="24"/>
+                <w:szCs w:val="24"/>
+              </w:rPr>
+              <w:t>Hr. Ini</w:t>
+            </w:r>
           </w:p>
         </w:tc>
         <w:tc>
@@ -19367,27 +18907,15 @@
                 <w:szCs w:val="24"/>
               </w:rPr>
             </w:pPr>
-            <w:proofErr w:type="spellStart"/>
-            <w:r>
-              <w:rPr>
-                <w:rFonts w:ascii="Arial" w:hAnsi="Arial" w:cs="Arial"/>
-                <w:b/>
-                <w:bCs/>
-                <w:sz w:val="24"/>
-                <w:szCs w:val="24"/>
-              </w:rPr>
-              <w:t>Hr</w:t>
-            </w:r>
-            <w:proofErr w:type="spellEnd"/>
-            <w:r>
-              <w:rPr>
-                <w:rFonts w:ascii="Arial" w:hAnsi="Arial" w:cs="Arial"/>
-                <w:b/>
-                <w:bCs/>
-                <w:sz w:val="24"/>
-                <w:szCs w:val="24"/>
-              </w:rPr>
-              <w:t>. fin</w:t>
+            <w:r>
+              <w:rPr>
+                <w:rFonts w:ascii="Arial" w:hAnsi="Arial" w:cs="Arial"/>
+                <w:b/>
+                <w:bCs/>
+                <w:sz w:val="24"/>
+                <w:szCs w:val="24"/>
+              </w:rPr>
+              <w:t>Hr. fin</w:t>
             </w:r>
           </w:p>
         </w:tc>
@@ -20440,18 +19968,8 @@
                 <w:sz w:val="24"/>
                 <w:szCs w:val="24"/>
               </w:rPr>
-              <w:t xml:space="preserve">3 </w:t>
-            </w:r>
-            <w:proofErr w:type="spellStart"/>
-            <w:r>
-              <w:rPr>
-                <w:rFonts w:ascii="Arial" w:hAnsi="Arial" w:cs="Arial"/>
-                <w:sz w:val="24"/>
-                <w:szCs w:val="24"/>
-              </w:rPr>
-              <w:t>hr</w:t>
-            </w:r>
-            <w:proofErr w:type="spellEnd"/>
+              <w:t>3 hr</w:t>
+            </w:r>
           </w:p>
         </w:tc>
       </w:tr>
@@ -20940,18 +20458,8 @@
                 <w:sz w:val="24"/>
                 <w:szCs w:val="24"/>
               </w:rPr>
-              <w:t xml:space="preserve">Desarrolladora </w:t>
-            </w:r>
-            <w:proofErr w:type="spellStart"/>
-            <w:r>
-              <w:rPr>
-                <w:rFonts w:ascii="Arial" w:hAnsi="Arial" w:cs="Arial"/>
-                <w:sz w:val="24"/>
-                <w:szCs w:val="24"/>
-              </w:rPr>
-              <w:t>frontend</w:t>
-            </w:r>
-            <w:proofErr w:type="spellEnd"/>
+              <w:t>Desarrolladora frontend</w:t>
+            </w:r>
           </w:p>
         </w:tc>
         <w:tc>
@@ -21082,18 +20590,8 @@
                 <w:sz w:val="24"/>
                 <w:szCs w:val="24"/>
               </w:rPr>
-              <w:t xml:space="preserve">Desarrollador </w:t>
-            </w:r>
-            <w:proofErr w:type="spellStart"/>
-            <w:r>
-              <w:rPr>
-                <w:rFonts w:ascii="Arial" w:hAnsi="Arial" w:cs="Arial"/>
-                <w:sz w:val="24"/>
-                <w:szCs w:val="24"/>
-              </w:rPr>
-              <w:t>backend</w:t>
-            </w:r>
-            <w:proofErr w:type="spellEnd"/>
+              <w:t>Desarrollador backend</w:t>
+            </w:r>
           </w:p>
         </w:tc>
         <w:tc>
@@ -21344,40 +20842,16 @@
                 <w:szCs w:val="24"/>
               </w:rPr>
             </w:pPr>
-            <w:proofErr w:type="spellStart"/>
-            <w:r>
-              <w:rPr>
-                <w:rFonts w:ascii="Arial" w:hAnsi="Arial" w:cs="Arial"/>
-                <w:b/>
-                <w:bCs/>
-                <w:sz w:val="24"/>
-                <w:szCs w:val="24"/>
-              </w:rPr>
-              <w:t>Hr</w:t>
-            </w:r>
-            <w:proofErr w:type="spellEnd"/>
-            <w:r>
-              <w:rPr>
-                <w:rFonts w:ascii="Arial" w:hAnsi="Arial" w:cs="Arial"/>
-                <w:b/>
-                <w:bCs/>
-                <w:sz w:val="24"/>
-                <w:szCs w:val="24"/>
-              </w:rPr>
-              <w:t xml:space="preserve">. </w:t>
-            </w:r>
-            <w:proofErr w:type="spellStart"/>
-            <w:r>
-              <w:rPr>
-                <w:rFonts w:ascii="Arial" w:hAnsi="Arial" w:cs="Arial"/>
-                <w:b/>
-                <w:bCs/>
-                <w:sz w:val="24"/>
-                <w:szCs w:val="24"/>
-              </w:rPr>
-              <w:t>Ini</w:t>
-            </w:r>
-            <w:proofErr w:type="spellEnd"/>
+            <w:r>
+              <w:rPr>
+                <w:rFonts w:ascii="Arial" w:hAnsi="Arial" w:cs="Arial"/>
+                <w:b/>
+                <w:bCs/>
+                <w:sz w:val="24"/>
+                <w:szCs w:val="24"/>
+              </w:rPr>
+              <w:t>Hr. Ini</w:t>
+            </w:r>
           </w:p>
         </w:tc>
         <w:tc>
@@ -21397,27 +20871,15 @@
                 <w:szCs w:val="24"/>
               </w:rPr>
             </w:pPr>
-            <w:proofErr w:type="spellStart"/>
-            <w:r>
-              <w:rPr>
-                <w:rFonts w:ascii="Arial" w:hAnsi="Arial" w:cs="Arial"/>
-                <w:b/>
-                <w:bCs/>
-                <w:sz w:val="24"/>
-                <w:szCs w:val="24"/>
-              </w:rPr>
-              <w:t>Hr</w:t>
-            </w:r>
-            <w:proofErr w:type="spellEnd"/>
-            <w:r>
-              <w:rPr>
-                <w:rFonts w:ascii="Arial" w:hAnsi="Arial" w:cs="Arial"/>
-                <w:b/>
-                <w:bCs/>
-                <w:sz w:val="24"/>
-                <w:szCs w:val="24"/>
-              </w:rPr>
-              <w:t>. fin</w:t>
+            <w:r>
+              <w:rPr>
+                <w:rFonts w:ascii="Arial" w:hAnsi="Arial" w:cs="Arial"/>
+                <w:b/>
+                <w:bCs/>
+                <w:sz w:val="24"/>
+                <w:szCs w:val="24"/>
+              </w:rPr>
+              <w:t>Hr. fin</w:t>
             </w:r>
           </w:p>
         </w:tc>
@@ -22932,18 +22394,8 @@
                 <w:sz w:val="24"/>
                 <w:szCs w:val="24"/>
               </w:rPr>
-              <w:t xml:space="preserve">1 </w:t>
-            </w:r>
-            <w:proofErr w:type="spellStart"/>
-            <w:r>
-              <w:rPr>
-                <w:rFonts w:ascii="Arial" w:hAnsi="Arial" w:cs="Arial"/>
-                <w:sz w:val="24"/>
-                <w:szCs w:val="24"/>
-              </w:rPr>
-              <w:t>hr</w:t>
-            </w:r>
-            <w:proofErr w:type="spellEnd"/>
+              <w:t>1 hr</w:t>
+            </w:r>
           </w:p>
         </w:tc>
       </w:tr>
@@ -23379,18 +22831,8 @@
                 <w:sz w:val="24"/>
                 <w:szCs w:val="24"/>
               </w:rPr>
-              <w:t xml:space="preserve">Desarrolladora </w:t>
-            </w:r>
-            <w:proofErr w:type="spellStart"/>
-            <w:r>
-              <w:rPr>
-                <w:rFonts w:ascii="Arial" w:hAnsi="Arial" w:cs="Arial"/>
-                <w:sz w:val="24"/>
-                <w:szCs w:val="24"/>
-              </w:rPr>
-              <w:t>frontend</w:t>
-            </w:r>
-            <w:proofErr w:type="spellEnd"/>
+              <w:t>Desarrolladora frontend</w:t>
+            </w:r>
           </w:p>
         </w:tc>
         <w:tc>
@@ -23465,43 +22907,7 @@
                 <w:sz w:val="24"/>
                 <w:szCs w:val="24"/>
               </w:rPr>
-              <w:t xml:space="preserve"> de </w:t>
-            </w:r>
-            <w:proofErr w:type="spellStart"/>
-            <w:r>
-              <w:rPr>
-                <w:rFonts w:ascii="Arial" w:hAnsi="Arial" w:cs="Arial"/>
-                <w:sz w:val="24"/>
-                <w:szCs w:val="24"/>
-              </w:rPr>
-              <w:t>stack</w:t>
-            </w:r>
-            <w:proofErr w:type="spellEnd"/>
-            <w:r>
-              <w:rPr>
-                <w:rFonts w:ascii="Arial" w:hAnsi="Arial" w:cs="Arial"/>
-                <w:sz w:val="24"/>
-                <w:szCs w:val="24"/>
-              </w:rPr>
-              <w:t xml:space="preserve"> para </w:t>
-            </w:r>
-            <w:proofErr w:type="spellStart"/>
-            <w:r>
-              <w:rPr>
-                <w:rFonts w:ascii="Arial" w:hAnsi="Arial" w:cs="Arial"/>
-                <w:sz w:val="24"/>
-                <w:szCs w:val="24"/>
-              </w:rPr>
-              <w:t>frontend</w:t>
-            </w:r>
-            <w:proofErr w:type="spellEnd"/>
-            <w:r>
-              <w:rPr>
-                <w:rFonts w:ascii="Arial" w:hAnsi="Arial" w:cs="Arial"/>
-                <w:sz w:val="24"/>
-                <w:szCs w:val="24"/>
-              </w:rPr>
-              <w:t xml:space="preserve"> </w:t>
+              <w:t xml:space="preserve"> de stack para frontend </w:t>
             </w:r>
           </w:p>
         </w:tc>
@@ -23581,18 +22987,8 @@
                 <w:sz w:val="24"/>
                 <w:szCs w:val="24"/>
               </w:rPr>
-              <w:t xml:space="preserve">Desarrollador </w:t>
-            </w:r>
-            <w:proofErr w:type="spellStart"/>
-            <w:r>
-              <w:rPr>
-                <w:rFonts w:ascii="Arial" w:hAnsi="Arial" w:cs="Arial"/>
-                <w:sz w:val="24"/>
-                <w:szCs w:val="24"/>
-              </w:rPr>
-              <w:t>backend</w:t>
-            </w:r>
-            <w:proofErr w:type="spellEnd"/>
+              <w:t>Desarrollador backend</w:t>
+            </w:r>
           </w:p>
         </w:tc>
         <w:tc>
@@ -23659,36 +23055,8 @@
                 <w:sz w:val="24"/>
                 <w:szCs w:val="24"/>
               </w:rPr>
-              <w:t xml:space="preserve"> de </w:t>
-            </w:r>
-            <w:proofErr w:type="spellStart"/>
-            <w:r>
-              <w:rPr>
-                <w:rFonts w:ascii="Arial" w:hAnsi="Arial" w:cs="Arial"/>
-                <w:sz w:val="24"/>
-                <w:szCs w:val="24"/>
-              </w:rPr>
-              <w:t>stack</w:t>
-            </w:r>
-            <w:proofErr w:type="spellEnd"/>
-            <w:r>
-              <w:rPr>
-                <w:rFonts w:ascii="Arial" w:hAnsi="Arial" w:cs="Arial"/>
-                <w:sz w:val="24"/>
-                <w:szCs w:val="24"/>
-              </w:rPr>
-              <w:t xml:space="preserve"> para </w:t>
-            </w:r>
-            <w:proofErr w:type="spellStart"/>
-            <w:r>
-              <w:rPr>
-                <w:rFonts w:ascii="Arial" w:hAnsi="Arial" w:cs="Arial"/>
-                <w:sz w:val="24"/>
-                <w:szCs w:val="24"/>
-              </w:rPr>
-              <w:t>backend</w:t>
-            </w:r>
-            <w:proofErr w:type="spellEnd"/>
+              <w:t xml:space="preserve"> de stack para backend</w:t>
+            </w:r>
           </w:p>
         </w:tc>
         <w:tc>
@@ -23862,40 +23230,16 @@
                 <w:szCs w:val="24"/>
               </w:rPr>
             </w:pPr>
-            <w:proofErr w:type="spellStart"/>
-            <w:r>
-              <w:rPr>
-                <w:rFonts w:ascii="Arial" w:hAnsi="Arial" w:cs="Arial"/>
-                <w:b/>
-                <w:bCs/>
-                <w:sz w:val="24"/>
-                <w:szCs w:val="24"/>
-              </w:rPr>
-              <w:t>Hr</w:t>
-            </w:r>
-            <w:proofErr w:type="spellEnd"/>
-            <w:r>
-              <w:rPr>
-                <w:rFonts w:ascii="Arial" w:hAnsi="Arial" w:cs="Arial"/>
-                <w:b/>
-                <w:bCs/>
-                <w:sz w:val="24"/>
-                <w:szCs w:val="24"/>
-              </w:rPr>
-              <w:t xml:space="preserve">. </w:t>
-            </w:r>
-            <w:proofErr w:type="spellStart"/>
-            <w:r>
-              <w:rPr>
-                <w:rFonts w:ascii="Arial" w:hAnsi="Arial" w:cs="Arial"/>
-                <w:b/>
-                <w:bCs/>
-                <w:sz w:val="24"/>
-                <w:szCs w:val="24"/>
-              </w:rPr>
-              <w:t>Ini</w:t>
-            </w:r>
-            <w:proofErr w:type="spellEnd"/>
+            <w:r>
+              <w:rPr>
+                <w:rFonts w:ascii="Arial" w:hAnsi="Arial" w:cs="Arial"/>
+                <w:b/>
+                <w:bCs/>
+                <w:sz w:val="24"/>
+                <w:szCs w:val="24"/>
+              </w:rPr>
+              <w:t>Hr. Ini</w:t>
+            </w:r>
           </w:p>
         </w:tc>
         <w:tc>
@@ -23915,27 +23259,15 @@
                 <w:szCs w:val="24"/>
               </w:rPr>
             </w:pPr>
-            <w:proofErr w:type="spellStart"/>
-            <w:r>
-              <w:rPr>
-                <w:rFonts w:ascii="Arial" w:hAnsi="Arial" w:cs="Arial"/>
-                <w:b/>
-                <w:bCs/>
-                <w:sz w:val="24"/>
-                <w:szCs w:val="24"/>
-              </w:rPr>
-              <w:t>Hr</w:t>
-            </w:r>
-            <w:proofErr w:type="spellEnd"/>
-            <w:r>
-              <w:rPr>
-                <w:rFonts w:ascii="Arial" w:hAnsi="Arial" w:cs="Arial"/>
-                <w:b/>
-                <w:bCs/>
-                <w:sz w:val="24"/>
-                <w:szCs w:val="24"/>
-              </w:rPr>
-              <w:t>. fin</w:t>
+            <w:r>
+              <w:rPr>
+                <w:rFonts w:ascii="Arial" w:hAnsi="Arial" w:cs="Arial"/>
+                <w:b/>
+                <w:bCs/>
+                <w:sz w:val="24"/>
+                <w:szCs w:val="24"/>
+              </w:rPr>
+              <w:t>Hr. fin</w:t>
             </w:r>
           </w:p>
         </w:tc>
@@ -24192,27 +23524,8 @@
                 <w:sz w:val="24"/>
                 <w:szCs w:val="24"/>
               </w:rPr>
-              <w:t xml:space="preserve">Análisis y modificación de </w:t>
-            </w:r>
-            <w:proofErr w:type="spellStart"/>
-            <w:r>
-              <w:rPr>
-                <w:rFonts w:ascii="Arial" w:hAnsi="Arial" w:cs="Arial"/>
-                <w:sz w:val="24"/>
-                <w:szCs w:val="24"/>
-              </w:rPr>
-              <w:t>stack</w:t>
-            </w:r>
-            <w:proofErr w:type="spellEnd"/>
-            <w:r>
-              <w:rPr>
-                <w:rFonts w:ascii="Arial" w:hAnsi="Arial" w:cs="Arial"/>
-                <w:sz w:val="24"/>
-                <w:szCs w:val="24"/>
-              </w:rPr>
-              <w:t xml:space="preserve"> para </w:t>
-            </w:r>
-            <w:proofErr w:type="spellStart"/>
+              <w:t xml:space="preserve">Análisis y modificación de stack para </w:t>
+            </w:r>
             <w:r>
               <w:rPr>
                 <w:rFonts w:ascii="Arial" w:hAnsi="Arial" w:cs="Arial"/>
@@ -24221,7 +23534,6 @@
               </w:rPr>
               <w:t>frontend</w:t>
             </w:r>
-            <w:proofErr w:type="spellEnd"/>
           </w:p>
         </w:tc>
         <w:tc>
@@ -24404,27 +23716,8 @@
                 <w:sz w:val="24"/>
                 <w:szCs w:val="24"/>
               </w:rPr>
-              <w:t xml:space="preserve">Análisis y modificación de </w:t>
-            </w:r>
-            <w:proofErr w:type="spellStart"/>
-            <w:r>
-              <w:rPr>
-                <w:rFonts w:ascii="Arial" w:hAnsi="Arial" w:cs="Arial"/>
-                <w:sz w:val="24"/>
-                <w:szCs w:val="24"/>
-              </w:rPr>
-              <w:t>stack</w:t>
-            </w:r>
-            <w:proofErr w:type="spellEnd"/>
-            <w:r>
-              <w:rPr>
-                <w:rFonts w:ascii="Arial" w:hAnsi="Arial" w:cs="Arial"/>
-                <w:sz w:val="24"/>
-                <w:szCs w:val="24"/>
-              </w:rPr>
-              <w:t xml:space="preserve"> para </w:t>
-            </w:r>
-            <w:proofErr w:type="spellStart"/>
+              <w:t xml:space="preserve">Análisis y modificación de stack para </w:t>
+            </w:r>
             <w:r>
               <w:rPr>
                 <w:rFonts w:ascii="Arial" w:hAnsi="Arial" w:cs="Arial"/>
@@ -24433,7 +23726,6 @@
               </w:rPr>
               <w:t>backend</w:t>
             </w:r>
-            <w:proofErr w:type="spellEnd"/>
           </w:p>
         </w:tc>
         <w:tc>
@@ -26891,18 +26183,8 @@
                 <w:sz w:val="24"/>
                 <w:szCs w:val="24"/>
               </w:rPr>
-              <w:t xml:space="preserve">1 </w:t>
-            </w:r>
-            <w:proofErr w:type="spellStart"/>
-            <w:r>
-              <w:rPr>
-                <w:rFonts w:ascii="Arial" w:hAnsi="Arial" w:cs="Arial"/>
-                <w:sz w:val="24"/>
-                <w:szCs w:val="24"/>
-              </w:rPr>
-              <w:t>hr</w:t>
-            </w:r>
-            <w:proofErr w:type="spellEnd"/>
+              <w:t>1 hr</w:t>
+            </w:r>
           </w:p>
         </w:tc>
       </w:tr>
@@ -27382,18 +26664,8 @@
                 <w:sz w:val="24"/>
                 <w:szCs w:val="24"/>
               </w:rPr>
-              <w:t xml:space="preserve">Desarrolladora </w:t>
-            </w:r>
-            <w:proofErr w:type="spellStart"/>
-            <w:r>
-              <w:rPr>
-                <w:rFonts w:ascii="Arial" w:hAnsi="Arial" w:cs="Arial"/>
-                <w:sz w:val="24"/>
-                <w:szCs w:val="24"/>
-              </w:rPr>
-              <w:t>frontend</w:t>
-            </w:r>
-            <w:proofErr w:type="spellEnd"/>
+              <w:t>Desarrolladora frontend</w:t>
+            </w:r>
           </w:p>
         </w:tc>
         <w:tc>
@@ -27497,18 +26769,8 @@
                 <w:sz w:val="24"/>
                 <w:szCs w:val="24"/>
               </w:rPr>
-              <w:t xml:space="preserve">, avance en </w:t>
-            </w:r>
-            <w:proofErr w:type="spellStart"/>
-            <w:r>
-              <w:rPr>
-                <w:rFonts w:ascii="Arial" w:hAnsi="Arial" w:cs="Arial"/>
-                <w:sz w:val="24"/>
-                <w:szCs w:val="24"/>
-              </w:rPr>
-              <w:t>grid</w:t>
-            </w:r>
-            <w:proofErr w:type="spellEnd"/>
+              <w:t>, avance en grid</w:t>
+            </w:r>
           </w:p>
         </w:tc>
       </w:tr>
@@ -27559,18 +26821,8 @@
                 <w:sz w:val="24"/>
                 <w:szCs w:val="24"/>
               </w:rPr>
-              <w:t xml:space="preserve">Desarrollador </w:t>
-            </w:r>
-            <w:proofErr w:type="spellStart"/>
-            <w:r>
-              <w:rPr>
-                <w:rFonts w:ascii="Arial" w:hAnsi="Arial" w:cs="Arial"/>
-                <w:sz w:val="24"/>
-                <w:szCs w:val="24"/>
-              </w:rPr>
-              <w:t>backend</w:t>
-            </w:r>
-            <w:proofErr w:type="spellEnd"/>
+              <w:t>Desarrollador backend</w:t>
+            </w:r>
           </w:p>
         </w:tc>
         <w:tc>
@@ -27826,40 +27078,16 @@
                 <w:szCs w:val="24"/>
               </w:rPr>
             </w:pPr>
-            <w:proofErr w:type="spellStart"/>
-            <w:r>
-              <w:rPr>
-                <w:rFonts w:ascii="Arial" w:hAnsi="Arial" w:cs="Arial"/>
-                <w:b/>
-                <w:bCs/>
-                <w:sz w:val="24"/>
-                <w:szCs w:val="24"/>
-              </w:rPr>
-              <w:t>Hr</w:t>
-            </w:r>
-            <w:proofErr w:type="spellEnd"/>
-            <w:r>
-              <w:rPr>
-                <w:rFonts w:ascii="Arial" w:hAnsi="Arial" w:cs="Arial"/>
-                <w:b/>
-                <w:bCs/>
-                <w:sz w:val="24"/>
-                <w:szCs w:val="24"/>
-              </w:rPr>
-              <w:t xml:space="preserve">. </w:t>
-            </w:r>
-            <w:proofErr w:type="spellStart"/>
-            <w:r>
-              <w:rPr>
-                <w:rFonts w:ascii="Arial" w:hAnsi="Arial" w:cs="Arial"/>
-                <w:b/>
-                <w:bCs/>
-                <w:sz w:val="24"/>
-                <w:szCs w:val="24"/>
-              </w:rPr>
-              <w:t>Ini</w:t>
-            </w:r>
-            <w:proofErr w:type="spellEnd"/>
+            <w:r>
+              <w:rPr>
+                <w:rFonts w:ascii="Arial" w:hAnsi="Arial" w:cs="Arial"/>
+                <w:b/>
+                <w:bCs/>
+                <w:sz w:val="24"/>
+                <w:szCs w:val="24"/>
+              </w:rPr>
+              <w:t>Hr. Ini</w:t>
+            </w:r>
           </w:p>
         </w:tc>
         <w:tc>
@@ -27879,27 +27107,15 @@
                 <w:szCs w:val="24"/>
               </w:rPr>
             </w:pPr>
-            <w:proofErr w:type="spellStart"/>
-            <w:r>
-              <w:rPr>
-                <w:rFonts w:ascii="Arial" w:hAnsi="Arial" w:cs="Arial"/>
-                <w:b/>
-                <w:bCs/>
-                <w:sz w:val="24"/>
-                <w:szCs w:val="24"/>
-              </w:rPr>
-              <w:t>Hr</w:t>
-            </w:r>
-            <w:proofErr w:type="spellEnd"/>
-            <w:r>
-              <w:rPr>
-                <w:rFonts w:ascii="Arial" w:hAnsi="Arial" w:cs="Arial"/>
-                <w:b/>
-                <w:bCs/>
-                <w:sz w:val="24"/>
-                <w:szCs w:val="24"/>
-              </w:rPr>
-              <w:t>. fin</w:t>
+            <w:r>
+              <w:rPr>
+                <w:rFonts w:ascii="Arial" w:hAnsi="Arial" w:cs="Arial"/>
+                <w:b/>
+                <w:bCs/>
+                <w:sz w:val="24"/>
+                <w:szCs w:val="24"/>
+              </w:rPr>
+              <w:t>Hr. fin</w:t>
             </w:r>
           </w:p>
         </w:tc>
@@ -29081,18 +28297,8 @@
                 <w:sz w:val="24"/>
                 <w:szCs w:val="24"/>
               </w:rPr>
-              <w:t xml:space="preserve">1 </w:t>
-            </w:r>
-            <w:proofErr w:type="spellStart"/>
-            <w:r>
-              <w:rPr>
-                <w:rFonts w:ascii="Arial" w:hAnsi="Arial" w:cs="Arial"/>
-                <w:sz w:val="24"/>
-                <w:szCs w:val="24"/>
-              </w:rPr>
-              <w:t>hr</w:t>
-            </w:r>
-            <w:proofErr w:type="spellEnd"/>
+              <w:t>1 hr</w:t>
+            </w:r>
           </w:p>
         </w:tc>
       </w:tr>
@@ -29558,18 +28764,8 @@
                 <w:sz w:val="24"/>
                 <w:szCs w:val="24"/>
               </w:rPr>
-              <w:t xml:space="preserve">Desarrolladora </w:t>
-            </w:r>
-            <w:proofErr w:type="spellStart"/>
-            <w:r>
-              <w:rPr>
-                <w:rFonts w:ascii="Arial" w:hAnsi="Arial" w:cs="Arial"/>
-                <w:sz w:val="24"/>
-                <w:szCs w:val="24"/>
-              </w:rPr>
-              <w:t>frontend</w:t>
-            </w:r>
-            <w:proofErr w:type="spellEnd"/>
+              <w:t>Desarrolladora frontend</w:t>
+            </w:r>
           </w:p>
         </w:tc>
         <w:tc>
@@ -29620,25 +28816,7 @@
                 <w:sz w:val="24"/>
                 <w:szCs w:val="24"/>
               </w:rPr>
-              <w:t xml:space="preserve">Continuación de prototipo: diseño de página (archivos </w:t>
-            </w:r>
-            <w:proofErr w:type="spellStart"/>
-            <w:r>
-              <w:rPr>
-                <w:rFonts w:ascii="Arial" w:hAnsi="Arial" w:cs="Arial"/>
-                <w:sz w:val="24"/>
-                <w:szCs w:val="24"/>
-              </w:rPr>
-              <w:t>css</w:t>
-            </w:r>
-            <w:proofErr w:type="spellEnd"/>
-            <w:r>
-              <w:rPr>
-                <w:rFonts w:ascii="Arial" w:hAnsi="Arial" w:cs="Arial"/>
-                <w:sz w:val="24"/>
-                <w:szCs w:val="24"/>
-              </w:rPr>
-              <w:t>)</w:t>
+              <w:t>Continuación de prototipo: diseño de página (archivos css)</w:t>
             </w:r>
             <w:r>
               <w:rPr>
@@ -29726,18 +28904,8 @@
                 <w:sz w:val="24"/>
                 <w:szCs w:val="24"/>
               </w:rPr>
-              <w:t xml:space="preserve">Desarrollador </w:t>
-            </w:r>
-            <w:proofErr w:type="spellStart"/>
-            <w:r>
-              <w:rPr>
-                <w:rFonts w:ascii="Arial" w:hAnsi="Arial" w:cs="Arial"/>
-                <w:sz w:val="24"/>
-                <w:szCs w:val="24"/>
-              </w:rPr>
-              <w:t>backend</w:t>
-            </w:r>
-            <w:proofErr w:type="spellEnd"/>
+              <w:t>Desarrollador backend</w:t>
+            </w:r>
           </w:p>
         </w:tc>
         <w:tc>
@@ -29971,40 +29139,16 @@
                 <w:szCs w:val="24"/>
               </w:rPr>
             </w:pPr>
-            <w:proofErr w:type="spellStart"/>
-            <w:r>
-              <w:rPr>
-                <w:rFonts w:ascii="Arial" w:hAnsi="Arial" w:cs="Arial"/>
-                <w:b/>
-                <w:bCs/>
-                <w:sz w:val="24"/>
-                <w:szCs w:val="24"/>
-              </w:rPr>
-              <w:t>Hr</w:t>
-            </w:r>
-            <w:proofErr w:type="spellEnd"/>
-            <w:r>
-              <w:rPr>
-                <w:rFonts w:ascii="Arial" w:hAnsi="Arial" w:cs="Arial"/>
-                <w:b/>
-                <w:bCs/>
-                <w:sz w:val="24"/>
-                <w:szCs w:val="24"/>
-              </w:rPr>
-              <w:t xml:space="preserve">. </w:t>
-            </w:r>
-            <w:proofErr w:type="spellStart"/>
-            <w:r>
-              <w:rPr>
-                <w:rFonts w:ascii="Arial" w:hAnsi="Arial" w:cs="Arial"/>
-                <w:b/>
-                <w:bCs/>
-                <w:sz w:val="24"/>
-                <w:szCs w:val="24"/>
-              </w:rPr>
-              <w:t>Ini</w:t>
-            </w:r>
-            <w:proofErr w:type="spellEnd"/>
+            <w:r>
+              <w:rPr>
+                <w:rFonts w:ascii="Arial" w:hAnsi="Arial" w:cs="Arial"/>
+                <w:b/>
+                <w:bCs/>
+                <w:sz w:val="24"/>
+                <w:szCs w:val="24"/>
+              </w:rPr>
+              <w:t>Hr. Ini</w:t>
+            </w:r>
           </w:p>
         </w:tc>
         <w:tc>
@@ -30024,27 +29168,15 @@
                 <w:szCs w:val="24"/>
               </w:rPr>
             </w:pPr>
-            <w:proofErr w:type="spellStart"/>
-            <w:r>
-              <w:rPr>
-                <w:rFonts w:ascii="Arial" w:hAnsi="Arial" w:cs="Arial"/>
-                <w:b/>
-                <w:bCs/>
-                <w:sz w:val="24"/>
-                <w:szCs w:val="24"/>
-              </w:rPr>
-              <w:t>Hr</w:t>
-            </w:r>
-            <w:proofErr w:type="spellEnd"/>
-            <w:r>
-              <w:rPr>
-                <w:rFonts w:ascii="Arial" w:hAnsi="Arial" w:cs="Arial"/>
-                <w:b/>
-                <w:bCs/>
-                <w:sz w:val="24"/>
-                <w:szCs w:val="24"/>
-              </w:rPr>
-              <w:t>. fin</w:t>
+            <w:r>
+              <w:rPr>
+                <w:rFonts w:ascii="Arial" w:hAnsi="Arial" w:cs="Arial"/>
+                <w:b/>
+                <w:bCs/>
+                <w:sz w:val="24"/>
+                <w:szCs w:val="24"/>
+              </w:rPr>
+              <w:t>Hr. fin</w:t>
             </w:r>
           </w:p>
         </w:tc>
@@ -30301,25 +29433,7 @@
                 <w:sz w:val="24"/>
                 <w:szCs w:val="24"/>
               </w:rPr>
-              <w:t xml:space="preserve">Adición de archivos </w:t>
-            </w:r>
-            <w:proofErr w:type="spellStart"/>
-            <w:r>
-              <w:rPr>
-                <w:rFonts w:ascii="Arial" w:hAnsi="Arial" w:cs="Arial"/>
-                <w:sz w:val="24"/>
-                <w:szCs w:val="24"/>
-              </w:rPr>
-              <w:t>css</w:t>
-            </w:r>
-            <w:proofErr w:type="spellEnd"/>
-            <w:r>
-              <w:rPr>
-                <w:rFonts w:ascii="Arial" w:hAnsi="Arial" w:cs="Arial"/>
-                <w:sz w:val="24"/>
-                <w:szCs w:val="24"/>
-              </w:rPr>
-              <w:t xml:space="preserve"> del proyecto.</w:t>
+              <w:t>Adición de archivos css del proyecto.</w:t>
             </w:r>
           </w:p>
         </w:tc>
@@ -31733,18 +30847,8 @@
                 <w:sz w:val="24"/>
                 <w:szCs w:val="24"/>
               </w:rPr>
-              <w:t xml:space="preserve">Desarrolladora </w:t>
-            </w:r>
-            <w:proofErr w:type="spellStart"/>
-            <w:r>
-              <w:rPr>
-                <w:rFonts w:ascii="Arial" w:hAnsi="Arial" w:cs="Arial"/>
-                <w:sz w:val="24"/>
-                <w:szCs w:val="24"/>
-              </w:rPr>
-              <w:t>frontend</w:t>
-            </w:r>
-            <w:proofErr w:type="spellEnd"/>
+              <w:t>Desarrolladora frontend</w:t>
+            </w:r>
           </w:p>
         </w:tc>
         <w:tc>
@@ -31795,25 +30899,7 @@
                 <w:sz w:val="24"/>
                 <w:szCs w:val="24"/>
               </w:rPr>
-              <w:t xml:space="preserve">Continuación de prototipo: diseño de página (archivos </w:t>
-            </w:r>
-            <w:proofErr w:type="spellStart"/>
-            <w:r>
-              <w:rPr>
-                <w:rFonts w:ascii="Arial" w:hAnsi="Arial" w:cs="Arial"/>
-                <w:sz w:val="24"/>
-                <w:szCs w:val="24"/>
-              </w:rPr>
-              <w:t>css</w:t>
-            </w:r>
-            <w:proofErr w:type="spellEnd"/>
-            <w:r>
-              <w:rPr>
-                <w:rFonts w:ascii="Arial" w:hAnsi="Arial" w:cs="Arial"/>
-                <w:sz w:val="24"/>
-                <w:szCs w:val="24"/>
-              </w:rPr>
-              <w:t xml:space="preserve">) </w:t>
+              <w:t xml:space="preserve">Continuación de prototipo: diseño de página (archivos css) </w:t>
             </w:r>
           </w:p>
         </w:tc>
@@ -31893,18 +30979,8 @@
                 <w:sz w:val="24"/>
                 <w:szCs w:val="24"/>
               </w:rPr>
-              <w:t xml:space="preserve">Desarrollador </w:t>
-            </w:r>
-            <w:proofErr w:type="spellStart"/>
-            <w:r>
-              <w:rPr>
-                <w:rFonts w:ascii="Arial" w:hAnsi="Arial" w:cs="Arial"/>
-                <w:sz w:val="24"/>
-                <w:szCs w:val="24"/>
-              </w:rPr>
-              <w:t>backend</w:t>
-            </w:r>
-            <w:proofErr w:type="spellEnd"/>
+              <w:t>Desarrollador backend</w:t>
+            </w:r>
           </w:p>
         </w:tc>
         <w:tc>
@@ -32136,40 +31212,16 @@
                 <w:szCs w:val="24"/>
               </w:rPr>
             </w:pPr>
-            <w:proofErr w:type="spellStart"/>
-            <w:r>
-              <w:rPr>
-                <w:rFonts w:ascii="Arial" w:hAnsi="Arial" w:cs="Arial"/>
-                <w:b/>
-                <w:bCs/>
-                <w:sz w:val="24"/>
-                <w:szCs w:val="24"/>
-              </w:rPr>
-              <w:t>Hr</w:t>
-            </w:r>
-            <w:proofErr w:type="spellEnd"/>
-            <w:r>
-              <w:rPr>
-                <w:rFonts w:ascii="Arial" w:hAnsi="Arial" w:cs="Arial"/>
-                <w:b/>
-                <w:bCs/>
-                <w:sz w:val="24"/>
-                <w:szCs w:val="24"/>
-              </w:rPr>
-              <w:t xml:space="preserve">. </w:t>
-            </w:r>
-            <w:proofErr w:type="spellStart"/>
-            <w:r>
-              <w:rPr>
-                <w:rFonts w:ascii="Arial" w:hAnsi="Arial" w:cs="Arial"/>
-                <w:b/>
-                <w:bCs/>
-                <w:sz w:val="24"/>
-                <w:szCs w:val="24"/>
-              </w:rPr>
-              <w:t>Ini</w:t>
-            </w:r>
-            <w:proofErr w:type="spellEnd"/>
+            <w:r>
+              <w:rPr>
+                <w:rFonts w:ascii="Arial" w:hAnsi="Arial" w:cs="Arial"/>
+                <w:b/>
+                <w:bCs/>
+                <w:sz w:val="24"/>
+                <w:szCs w:val="24"/>
+              </w:rPr>
+              <w:t>Hr. Ini</w:t>
+            </w:r>
           </w:p>
         </w:tc>
         <w:tc>
@@ -32189,27 +31241,15 @@
                 <w:szCs w:val="24"/>
               </w:rPr>
             </w:pPr>
-            <w:proofErr w:type="spellStart"/>
-            <w:r>
-              <w:rPr>
-                <w:rFonts w:ascii="Arial" w:hAnsi="Arial" w:cs="Arial"/>
-                <w:b/>
-                <w:bCs/>
-                <w:sz w:val="24"/>
-                <w:szCs w:val="24"/>
-              </w:rPr>
-              <w:t>Hr</w:t>
-            </w:r>
-            <w:proofErr w:type="spellEnd"/>
-            <w:r>
-              <w:rPr>
-                <w:rFonts w:ascii="Arial" w:hAnsi="Arial" w:cs="Arial"/>
-                <w:b/>
-                <w:bCs/>
-                <w:sz w:val="24"/>
-                <w:szCs w:val="24"/>
-              </w:rPr>
-              <w:t>. fin</w:t>
+            <w:r>
+              <w:rPr>
+                <w:rFonts w:ascii="Arial" w:hAnsi="Arial" w:cs="Arial"/>
+                <w:b/>
+                <w:bCs/>
+                <w:sz w:val="24"/>
+                <w:szCs w:val="24"/>
+              </w:rPr>
+              <w:t>Hr. fin</w:t>
             </w:r>
           </w:p>
         </w:tc>
@@ -32574,7 +31614,7 @@
                 <w:sz w:val="24"/>
                 <w:szCs w:val="24"/>
               </w:rPr>
-              <w:t>En proceso</w:t>
+              <w:t>Completado</w:t>
             </w:r>
           </w:p>
         </w:tc>

--- a/BITACORA.docx
+++ b/BITACORA.docx
@@ -4890,8 +4890,18 @@
                 <w:sz w:val="24"/>
                 <w:szCs w:val="24"/>
               </w:rPr>
-              <w:t>1 hr</w:t>
-            </w:r>
+              <w:t xml:space="preserve">1 </w:t>
+            </w:r>
+            <w:proofErr w:type="spellStart"/>
+            <w:r>
+              <w:rPr>
+                <w:rFonts w:ascii="Arial" w:hAnsi="Arial" w:cs="Arial"/>
+                <w:sz w:val="24"/>
+                <w:szCs w:val="24"/>
+              </w:rPr>
+              <w:t>hr</w:t>
+            </w:r>
+            <w:proofErr w:type="spellEnd"/>
           </w:p>
         </w:tc>
       </w:tr>
@@ -5361,8 +5371,18 @@
                 <w:sz w:val="24"/>
                 <w:szCs w:val="24"/>
               </w:rPr>
-              <w:t xml:space="preserve"> frontend</w:t>
-            </w:r>
+              <w:t xml:space="preserve"> </w:t>
+            </w:r>
+            <w:proofErr w:type="spellStart"/>
+            <w:r>
+              <w:rPr>
+                <w:rFonts w:ascii="Arial" w:hAnsi="Arial" w:cs="Arial"/>
+                <w:sz w:val="24"/>
+                <w:szCs w:val="24"/>
+              </w:rPr>
+              <w:t>frontend</w:t>
+            </w:r>
+            <w:proofErr w:type="spellEnd"/>
           </w:p>
         </w:tc>
         <w:tc>
@@ -5521,8 +5541,18 @@
                 <w:sz w:val="24"/>
                 <w:szCs w:val="24"/>
               </w:rPr>
-              <w:t>Desarrollador backend</w:t>
-            </w:r>
+              <w:t xml:space="preserve">Desarrollador </w:t>
+            </w:r>
+            <w:proofErr w:type="spellStart"/>
+            <w:r>
+              <w:rPr>
+                <w:rFonts w:ascii="Arial" w:hAnsi="Arial" w:cs="Arial"/>
+                <w:sz w:val="24"/>
+                <w:szCs w:val="24"/>
+              </w:rPr>
+              <w:t>backend</w:t>
+            </w:r>
+            <w:proofErr w:type="spellEnd"/>
           </w:p>
         </w:tc>
         <w:tc>
@@ -5824,16 +5854,40 @@
                 <w:szCs w:val="24"/>
               </w:rPr>
             </w:pPr>
-            <w:r>
-              <w:rPr>
-                <w:rFonts w:ascii="Arial" w:hAnsi="Arial" w:cs="Arial"/>
-                <w:b/>
-                <w:bCs/>
-                <w:sz w:val="24"/>
-                <w:szCs w:val="24"/>
-              </w:rPr>
-              <w:t>Hr. Ini</w:t>
-            </w:r>
+            <w:proofErr w:type="spellStart"/>
+            <w:r>
+              <w:rPr>
+                <w:rFonts w:ascii="Arial" w:hAnsi="Arial" w:cs="Arial"/>
+                <w:b/>
+                <w:bCs/>
+                <w:sz w:val="24"/>
+                <w:szCs w:val="24"/>
+              </w:rPr>
+              <w:t>Hr</w:t>
+            </w:r>
+            <w:proofErr w:type="spellEnd"/>
+            <w:r>
+              <w:rPr>
+                <w:rFonts w:ascii="Arial" w:hAnsi="Arial" w:cs="Arial"/>
+                <w:b/>
+                <w:bCs/>
+                <w:sz w:val="24"/>
+                <w:szCs w:val="24"/>
+              </w:rPr>
+              <w:t xml:space="preserve">. </w:t>
+            </w:r>
+            <w:proofErr w:type="spellStart"/>
+            <w:r>
+              <w:rPr>
+                <w:rFonts w:ascii="Arial" w:hAnsi="Arial" w:cs="Arial"/>
+                <w:b/>
+                <w:bCs/>
+                <w:sz w:val="24"/>
+                <w:szCs w:val="24"/>
+              </w:rPr>
+              <w:t>Ini</w:t>
+            </w:r>
+            <w:proofErr w:type="spellEnd"/>
           </w:p>
         </w:tc>
         <w:tc>
@@ -5853,15 +5907,27 @@
                 <w:szCs w:val="24"/>
               </w:rPr>
             </w:pPr>
-            <w:r>
-              <w:rPr>
-                <w:rFonts w:ascii="Arial" w:hAnsi="Arial" w:cs="Arial"/>
-                <w:b/>
-                <w:bCs/>
-                <w:sz w:val="24"/>
-                <w:szCs w:val="24"/>
-              </w:rPr>
-              <w:t>Hr. fin</w:t>
+            <w:proofErr w:type="spellStart"/>
+            <w:r>
+              <w:rPr>
+                <w:rFonts w:ascii="Arial" w:hAnsi="Arial" w:cs="Arial"/>
+                <w:b/>
+                <w:bCs/>
+                <w:sz w:val="24"/>
+                <w:szCs w:val="24"/>
+              </w:rPr>
+              <w:t>Hr</w:t>
+            </w:r>
+            <w:proofErr w:type="spellEnd"/>
+            <w:r>
+              <w:rPr>
+                <w:rFonts w:ascii="Arial" w:hAnsi="Arial" w:cs="Arial"/>
+                <w:b/>
+                <w:bCs/>
+                <w:sz w:val="24"/>
+                <w:szCs w:val="24"/>
+              </w:rPr>
+              <w:t>. fin</w:t>
             </w:r>
           </w:p>
         </w:tc>
@@ -7143,8 +7209,18 @@
                 <w:sz w:val="24"/>
                 <w:szCs w:val="24"/>
               </w:rPr>
-              <w:t>1 hr</w:t>
-            </w:r>
+              <w:t xml:space="preserve">1 </w:t>
+            </w:r>
+            <w:proofErr w:type="spellStart"/>
+            <w:r>
+              <w:rPr>
+                <w:rFonts w:ascii="Arial" w:hAnsi="Arial" w:cs="Arial"/>
+                <w:sz w:val="24"/>
+                <w:szCs w:val="24"/>
+              </w:rPr>
+              <w:t>hr</w:t>
+            </w:r>
+            <w:proofErr w:type="spellEnd"/>
           </w:p>
         </w:tc>
       </w:tr>
@@ -7590,8 +7666,18 @@
                 <w:sz w:val="24"/>
                 <w:szCs w:val="24"/>
               </w:rPr>
-              <w:t>Desarrolladora frontend</w:t>
-            </w:r>
+              <w:t xml:space="preserve">Desarrolladora </w:t>
+            </w:r>
+            <w:proofErr w:type="spellStart"/>
+            <w:r>
+              <w:rPr>
+                <w:rFonts w:ascii="Arial" w:hAnsi="Arial" w:cs="Arial"/>
+                <w:sz w:val="24"/>
+                <w:szCs w:val="24"/>
+              </w:rPr>
+              <w:t>frontend</w:t>
+            </w:r>
+            <w:proofErr w:type="spellEnd"/>
           </w:p>
         </w:tc>
         <w:tc>
@@ -7742,8 +7828,18 @@
                 <w:sz w:val="24"/>
                 <w:szCs w:val="24"/>
               </w:rPr>
-              <w:t>Desarrollador backend</w:t>
-            </w:r>
+              <w:t xml:space="preserve">Desarrollador </w:t>
+            </w:r>
+            <w:proofErr w:type="spellStart"/>
+            <w:r>
+              <w:rPr>
+                <w:rFonts w:ascii="Arial" w:hAnsi="Arial" w:cs="Arial"/>
+                <w:sz w:val="24"/>
+                <w:szCs w:val="24"/>
+              </w:rPr>
+              <w:t>backend</w:t>
+            </w:r>
+            <w:proofErr w:type="spellEnd"/>
           </w:p>
         </w:tc>
         <w:tc>
@@ -8063,16 +8159,40 @@
                 <w:szCs w:val="24"/>
               </w:rPr>
             </w:pPr>
-            <w:r>
-              <w:rPr>
-                <w:rFonts w:ascii="Arial" w:hAnsi="Arial" w:cs="Arial"/>
-                <w:b/>
-                <w:bCs/>
-                <w:sz w:val="24"/>
-                <w:szCs w:val="24"/>
-              </w:rPr>
-              <w:t>Hr. Ini</w:t>
-            </w:r>
+            <w:proofErr w:type="spellStart"/>
+            <w:r>
+              <w:rPr>
+                <w:rFonts w:ascii="Arial" w:hAnsi="Arial" w:cs="Arial"/>
+                <w:b/>
+                <w:bCs/>
+                <w:sz w:val="24"/>
+                <w:szCs w:val="24"/>
+              </w:rPr>
+              <w:t>Hr</w:t>
+            </w:r>
+            <w:proofErr w:type="spellEnd"/>
+            <w:r>
+              <w:rPr>
+                <w:rFonts w:ascii="Arial" w:hAnsi="Arial" w:cs="Arial"/>
+                <w:b/>
+                <w:bCs/>
+                <w:sz w:val="24"/>
+                <w:szCs w:val="24"/>
+              </w:rPr>
+              <w:t xml:space="preserve">. </w:t>
+            </w:r>
+            <w:proofErr w:type="spellStart"/>
+            <w:r>
+              <w:rPr>
+                <w:rFonts w:ascii="Arial" w:hAnsi="Arial" w:cs="Arial"/>
+                <w:b/>
+                <w:bCs/>
+                <w:sz w:val="24"/>
+                <w:szCs w:val="24"/>
+              </w:rPr>
+              <w:t>Ini</w:t>
+            </w:r>
+            <w:proofErr w:type="spellEnd"/>
           </w:p>
         </w:tc>
         <w:tc>
@@ -8092,15 +8212,27 @@
                 <w:szCs w:val="24"/>
               </w:rPr>
             </w:pPr>
-            <w:r>
-              <w:rPr>
-                <w:rFonts w:ascii="Arial" w:hAnsi="Arial" w:cs="Arial"/>
-                <w:b/>
-                <w:bCs/>
-                <w:sz w:val="24"/>
-                <w:szCs w:val="24"/>
-              </w:rPr>
-              <w:t>Hr. fin</w:t>
+            <w:proofErr w:type="spellStart"/>
+            <w:r>
+              <w:rPr>
+                <w:rFonts w:ascii="Arial" w:hAnsi="Arial" w:cs="Arial"/>
+                <w:b/>
+                <w:bCs/>
+                <w:sz w:val="24"/>
+                <w:szCs w:val="24"/>
+              </w:rPr>
+              <w:t>Hr</w:t>
+            </w:r>
+            <w:proofErr w:type="spellEnd"/>
+            <w:r>
+              <w:rPr>
+                <w:rFonts w:ascii="Arial" w:hAnsi="Arial" w:cs="Arial"/>
+                <w:b/>
+                <w:bCs/>
+                <w:sz w:val="24"/>
+                <w:szCs w:val="24"/>
+              </w:rPr>
+              <w:t>. fin</w:t>
             </w:r>
           </w:p>
         </w:tc>
@@ -9266,8 +9398,18 @@
                 <w:sz w:val="24"/>
                 <w:szCs w:val="24"/>
               </w:rPr>
-              <w:t>1 hr</w:t>
-            </w:r>
+              <w:t xml:space="preserve">1 </w:t>
+            </w:r>
+            <w:proofErr w:type="spellStart"/>
+            <w:r>
+              <w:rPr>
+                <w:rFonts w:ascii="Arial" w:hAnsi="Arial" w:cs="Arial"/>
+                <w:sz w:val="24"/>
+                <w:szCs w:val="24"/>
+              </w:rPr>
+              <w:t>hr</w:t>
+            </w:r>
+            <w:proofErr w:type="spellEnd"/>
           </w:p>
         </w:tc>
       </w:tr>
@@ -9687,8 +9829,18 @@
                 <w:sz w:val="24"/>
                 <w:szCs w:val="24"/>
               </w:rPr>
-              <w:t>Desarrolladora frontend</w:t>
-            </w:r>
+              <w:t xml:space="preserve">Desarrolladora </w:t>
+            </w:r>
+            <w:proofErr w:type="spellStart"/>
+            <w:r>
+              <w:rPr>
+                <w:rFonts w:ascii="Arial" w:hAnsi="Arial" w:cs="Arial"/>
+                <w:sz w:val="24"/>
+                <w:szCs w:val="24"/>
+              </w:rPr>
+              <w:t>frontend</w:t>
+            </w:r>
+            <w:proofErr w:type="spellEnd"/>
           </w:p>
         </w:tc>
         <w:tc>
@@ -9807,8 +9959,18 @@
                 <w:sz w:val="24"/>
                 <w:szCs w:val="24"/>
               </w:rPr>
-              <w:t>Desarrollador backend</w:t>
-            </w:r>
+              <w:t xml:space="preserve">Desarrollador </w:t>
+            </w:r>
+            <w:proofErr w:type="spellStart"/>
+            <w:r>
+              <w:rPr>
+                <w:rFonts w:ascii="Arial" w:hAnsi="Arial" w:cs="Arial"/>
+                <w:sz w:val="24"/>
+                <w:szCs w:val="24"/>
+              </w:rPr>
+              <w:t>backend</w:t>
+            </w:r>
+            <w:proofErr w:type="spellEnd"/>
           </w:p>
         </w:tc>
         <w:tc>
@@ -10015,16 +10177,40 @@
                 <w:szCs w:val="24"/>
               </w:rPr>
             </w:pPr>
-            <w:r>
-              <w:rPr>
-                <w:rFonts w:ascii="Arial" w:hAnsi="Arial" w:cs="Arial"/>
-                <w:b/>
-                <w:bCs/>
-                <w:sz w:val="24"/>
-                <w:szCs w:val="24"/>
-              </w:rPr>
-              <w:t>Hr. Ini</w:t>
-            </w:r>
+            <w:proofErr w:type="spellStart"/>
+            <w:r>
+              <w:rPr>
+                <w:rFonts w:ascii="Arial" w:hAnsi="Arial" w:cs="Arial"/>
+                <w:b/>
+                <w:bCs/>
+                <w:sz w:val="24"/>
+                <w:szCs w:val="24"/>
+              </w:rPr>
+              <w:t>Hr</w:t>
+            </w:r>
+            <w:proofErr w:type="spellEnd"/>
+            <w:r>
+              <w:rPr>
+                <w:rFonts w:ascii="Arial" w:hAnsi="Arial" w:cs="Arial"/>
+                <w:b/>
+                <w:bCs/>
+                <w:sz w:val="24"/>
+                <w:szCs w:val="24"/>
+              </w:rPr>
+              <w:t xml:space="preserve">. </w:t>
+            </w:r>
+            <w:proofErr w:type="spellStart"/>
+            <w:r>
+              <w:rPr>
+                <w:rFonts w:ascii="Arial" w:hAnsi="Arial" w:cs="Arial"/>
+                <w:b/>
+                <w:bCs/>
+                <w:sz w:val="24"/>
+                <w:szCs w:val="24"/>
+              </w:rPr>
+              <w:t>Ini</w:t>
+            </w:r>
+            <w:proofErr w:type="spellEnd"/>
           </w:p>
         </w:tc>
         <w:tc>
@@ -10044,15 +10230,27 @@
                 <w:szCs w:val="24"/>
               </w:rPr>
             </w:pPr>
-            <w:r>
-              <w:rPr>
-                <w:rFonts w:ascii="Arial" w:hAnsi="Arial" w:cs="Arial"/>
-                <w:b/>
-                <w:bCs/>
-                <w:sz w:val="24"/>
-                <w:szCs w:val="24"/>
-              </w:rPr>
-              <w:t>Hr. fin</w:t>
+            <w:proofErr w:type="spellStart"/>
+            <w:r>
+              <w:rPr>
+                <w:rFonts w:ascii="Arial" w:hAnsi="Arial" w:cs="Arial"/>
+                <w:b/>
+                <w:bCs/>
+                <w:sz w:val="24"/>
+                <w:szCs w:val="24"/>
+              </w:rPr>
+              <w:t>Hr</w:t>
+            </w:r>
+            <w:proofErr w:type="spellEnd"/>
+            <w:r>
+              <w:rPr>
+                <w:rFonts w:ascii="Arial" w:hAnsi="Arial" w:cs="Arial"/>
+                <w:b/>
+                <w:bCs/>
+                <w:sz w:val="24"/>
+                <w:szCs w:val="24"/>
+              </w:rPr>
+              <w:t>. fin</w:t>
             </w:r>
           </w:p>
         </w:tc>
@@ -10612,8 +10810,18 @@
                 <w:sz w:val="24"/>
                 <w:szCs w:val="24"/>
               </w:rPr>
-              <w:t>1 hr</w:t>
-            </w:r>
+              <w:t xml:space="preserve">1 </w:t>
+            </w:r>
+            <w:proofErr w:type="spellStart"/>
+            <w:r>
+              <w:rPr>
+                <w:rFonts w:ascii="Arial" w:hAnsi="Arial" w:cs="Arial"/>
+                <w:sz w:val="24"/>
+                <w:szCs w:val="24"/>
+              </w:rPr>
+              <w:t>hr</w:t>
+            </w:r>
+            <w:proofErr w:type="spellEnd"/>
           </w:p>
         </w:tc>
       </w:tr>
@@ -11089,8 +11297,18 @@
                 <w:sz w:val="24"/>
                 <w:szCs w:val="24"/>
               </w:rPr>
-              <w:t>Desarrolladora frontend</w:t>
-            </w:r>
+              <w:t xml:space="preserve">Desarrolladora </w:t>
+            </w:r>
+            <w:proofErr w:type="spellStart"/>
+            <w:r>
+              <w:rPr>
+                <w:rFonts w:ascii="Arial" w:hAnsi="Arial" w:cs="Arial"/>
+                <w:sz w:val="24"/>
+                <w:szCs w:val="24"/>
+              </w:rPr>
+              <w:t>frontend</w:t>
+            </w:r>
+            <w:proofErr w:type="spellEnd"/>
           </w:p>
         </w:tc>
         <w:tc>
@@ -11241,8 +11459,18 @@
                 <w:sz w:val="24"/>
                 <w:szCs w:val="24"/>
               </w:rPr>
-              <w:t>Desarrollador backend</w:t>
-            </w:r>
+              <w:t xml:space="preserve">Desarrollador </w:t>
+            </w:r>
+            <w:proofErr w:type="spellStart"/>
+            <w:r>
+              <w:rPr>
+                <w:rFonts w:ascii="Arial" w:hAnsi="Arial" w:cs="Arial"/>
+                <w:sz w:val="24"/>
+                <w:szCs w:val="24"/>
+              </w:rPr>
+              <w:t>backend</w:t>
+            </w:r>
+            <w:proofErr w:type="spellEnd"/>
           </w:p>
         </w:tc>
         <w:tc>
@@ -11536,16 +11764,40 @@
                 <w:szCs w:val="24"/>
               </w:rPr>
             </w:pPr>
-            <w:r>
-              <w:rPr>
-                <w:rFonts w:ascii="Arial" w:hAnsi="Arial" w:cs="Arial"/>
-                <w:b/>
-                <w:bCs/>
-                <w:sz w:val="24"/>
-                <w:szCs w:val="24"/>
-              </w:rPr>
-              <w:t>Hr. Ini</w:t>
-            </w:r>
+            <w:proofErr w:type="spellStart"/>
+            <w:r>
+              <w:rPr>
+                <w:rFonts w:ascii="Arial" w:hAnsi="Arial" w:cs="Arial"/>
+                <w:b/>
+                <w:bCs/>
+                <w:sz w:val="24"/>
+                <w:szCs w:val="24"/>
+              </w:rPr>
+              <w:t>Hr</w:t>
+            </w:r>
+            <w:proofErr w:type="spellEnd"/>
+            <w:r>
+              <w:rPr>
+                <w:rFonts w:ascii="Arial" w:hAnsi="Arial" w:cs="Arial"/>
+                <w:b/>
+                <w:bCs/>
+                <w:sz w:val="24"/>
+                <w:szCs w:val="24"/>
+              </w:rPr>
+              <w:t xml:space="preserve">. </w:t>
+            </w:r>
+            <w:proofErr w:type="spellStart"/>
+            <w:r>
+              <w:rPr>
+                <w:rFonts w:ascii="Arial" w:hAnsi="Arial" w:cs="Arial"/>
+                <w:b/>
+                <w:bCs/>
+                <w:sz w:val="24"/>
+                <w:szCs w:val="24"/>
+              </w:rPr>
+              <w:t>Ini</w:t>
+            </w:r>
+            <w:proofErr w:type="spellEnd"/>
           </w:p>
         </w:tc>
         <w:tc>
@@ -11565,15 +11817,27 @@
                 <w:szCs w:val="24"/>
               </w:rPr>
             </w:pPr>
-            <w:r>
-              <w:rPr>
-                <w:rFonts w:ascii="Arial" w:hAnsi="Arial" w:cs="Arial"/>
-                <w:b/>
-                <w:bCs/>
-                <w:sz w:val="24"/>
-                <w:szCs w:val="24"/>
-              </w:rPr>
-              <w:t>Hr. fin</w:t>
+            <w:proofErr w:type="spellStart"/>
+            <w:r>
+              <w:rPr>
+                <w:rFonts w:ascii="Arial" w:hAnsi="Arial" w:cs="Arial"/>
+                <w:b/>
+                <w:bCs/>
+                <w:sz w:val="24"/>
+                <w:szCs w:val="24"/>
+              </w:rPr>
+              <w:t>Hr</w:t>
+            </w:r>
+            <w:proofErr w:type="spellEnd"/>
+            <w:r>
+              <w:rPr>
+                <w:rFonts w:ascii="Arial" w:hAnsi="Arial" w:cs="Arial"/>
+                <w:b/>
+                <w:bCs/>
+                <w:sz w:val="24"/>
+                <w:szCs w:val="24"/>
+              </w:rPr>
+              <w:t>. fin</w:t>
             </w:r>
           </w:p>
         </w:tc>
@@ -12913,8 +13177,18 @@
                 <w:sz w:val="24"/>
                 <w:szCs w:val="24"/>
               </w:rPr>
-              <w:t>1 hr</w:t>
-            </w:r>
+              <w:t xml:space="preserve">1 </w:t>
+            </w:r>
+            <w:proofErr w:type="spellStart"/>
+            <w:r>
+              <w:rPr>
+                <w:rFonts w:ascii="Arial" w:hAnsi="Arial" w:cs="Arial"/>
+                <w:sz w:val="24"/>
+                <w:szCs w:val="24"/>
+              </w:rPr>
+              <w:t>hr</w:t>
+            </w:r>
+            <w:proofErr w:type="spellEnd"/>
           </w:p>
         </w:tc>
       </w:tr>
@@ -13358,8 +13632,18 @@
                 <w:sz w:val="24"/>
                 <w:szCs w:val="24"/>
               </w:rPr>
-              <w:t>Desarrolladora frontend</w:t>
-            </w:r>
+              <w:t xml:space="preserve">Desarrolladora </w:t>
+            </w:r>
+            <w:proofErr w:type="spellStart"/>
+            <w:r>
+              <w:rPr>
+                <w:rFonts w:ascii="Arial" w:hAnsi="Arial" w:cs="Arial"/>
+                <w:sz w:val="24"/>
+                <w:szCs w:val="24"/>
+              </w:rPr>
+              <w:t>frontend</w:t>
+            </w:r>
+            <w:proofErr w:type="spellEnd"/>
           </w:p>
         </w:tc>
         <w:tc>
@@ -13478,8 +13762,18 @@
                 <w:sz w:val="24"/>
                 <w:szCs w:val="24"/>
               </w:rPr>
-              <w:t>Desarrollador backend</w:t>
-            </w:r>
+              <w:t xml:space="preserve">Desarrollador </w:t>
+            </w:r>
+            <w:proofErr w:type="spellStart"/>
+            <w:r>
+              <w:rPr>
+                <w:rFonts w:ascii="Arial" w:hAnsi="Arial" w:cs="Arial"/>
+                <w:sz w:val="24"/>
+                <w:szCs w:val="24"/>
+              </w:rPr>
+              <w:t>backend</w:t>
+            </w:r>
+            <w:proofErr w:type="spellEnd"/>
           </w:p>
         </w:tc>
         <w:tc>
@@ -13759,16 +14053,40 @@
                 <w:szCs w:val="24"/>
               </w:rPr>
             </w:pPr>
-            <w:r>
-              <w:rPr>
-                <w:rFonts w:ascii="Arial" w:hAnsi="Arial" w:cs="Arial"/>
-                <w:b/>
-                <w:bCs/>
-                <w:sz w:val="24"/>
-                <w:szCs w:val="24"/>
-              </w:rPr>
-              <w:t>Hr. Ini</w:t>
-            </w:r>
+            <w:proofErr w:type="spellStart"/>
+            <w:r>
+              <w:rPr>
+                <w:rFonts w:ascii="Arial" w:hAnsi="Arial" w:cs="Arial"/>
+                <w:b/>
+                <w:bCs/>
+                <w:sz w:val="24"/>
+                <w:szCs w:val="24"/>
+              </w:rPr>
+              <w:t>Hr</w:t>
+            </w:r>
+            <w:proofErr w:type="spellEnd"/>
+            <w:r>
+              <w:rPr>
+                <w:rFonts w:ascii="Arial" w:hAnsi="Arial" w:cs="Arial"/>
+                <w:b/>
+                <w:bCs/>
+                <w:sz w:val="24"/>
+                <w:szCs w:val="24"/>
+              </w:rPr>
+              <w:t xml:space="preserve">. </w:t>
+            </w:r>
+            <w:proofErr w:type="spellStart"/>
+            <w:r>
+              <w:rPr>
+                <w:rFonts w:ascii="Arial" w:hAnsi="Arial" w:cs="Arial"/>
+                <w:b/>
+                <w:bCs/>
+                <w:sz w:val="24"/>
+                <w:szCs w:val="24"/>
+              </w:rPr>
+              <w:t>Ini</w:t>
+            </w:r>
+            <w:proofErr w:type="spellEnd"/>
           </w:p>
         </w:tc>
         <w:tc>
@@ -13788,15 +14106,27 @@
                 <w:szCs w:val="24"/>
               </w:rPr>
             </w:pPr>
-            <w:r>
-              <w:rPr>
-                <w:rFonts w:ascii="Arial" w:hAnsi="Arial" w:cs="Arial"/>
-                <w:b/>
-                <w:bCs/>
-                <w:sz w:val="24"/>
-                <w:szCs w:val="24"/>
-              </w:rPr>
-              <w:t>Hr. fin</w:t>
+            <w:proofErr w:type="spellStart"/>
+            <w:r>
+              <w:rPr>
+                <w:rFonts w:ascii="Arial" w:hAnsi="Arial" w:cs="Arial"/>
+                <w:b/>
+                <w:bCs/>
+                <w:sz w:val="24"/>
+                <w:szCs w:val="24"/>
+              </w:rPr>
+              <w:t>Hr</w:t>
+            </w:r>
+            <w:proofErr w:type="spellEnd"/>
+            <w:r>
+              <w:rPr>
+                <w:rFonts w:ascii="Arial" w:hAnsi="Arial" w:cs="Arial"/>
+                <w:b/>
+                <w:bCs/>
+                <w:sz w:val="24"/>
+                <w:szCs w:val="24"/>
+              </w:rPr>
+              <w:t>. fin</w:t>
             </w:r>
           </w:p>
         </w:tc>
@@ -14774,8 +15104,18 @@
                 <w:sz w:val="24"/>
                 <w:szCs w:val="24"/>
               </w:rPr>
-              <w:t>1 hr</w:t>
-            </w:r>
+              <w:t xml:space="preserve">1 </w:t>
+            </w:r>
+            <w:proofErr w:type="spellStart"/>
+            <w:r>
+              <w:rPr>
+                <w:rFonts w:ascii="Arial" w:hAnsi="Arial" w:cs="Arial"/>
+                <w:sz w:val="24"/>
+                <w:szCs w:val="24"/>
+              </w:rPr>
+              <w:t>hr</w:t>
+            </w:r>
+            <w:proofErr w:type="spellEnd"/>
             <w:r>
               <w:rPr>
                 <w:rFonts w:ascii="Arial" w:hAnsi="Arial" w:cs="Arial"/>
@@ -15318,8 +15658,18 @@
                 <w:sz w:val="24"/>
                 <w:szCs w:val="24"/>
               </w:rPr>
-              <w:t>Desarrolladora frontend</w:t>
-            </w:r>
+              <w:t xml:space="preserve">Desarrolladora </w:t>
+            </w:r>
+            <w:proofErr w:type="spellStart"/>
+            <w:r>
+              <w:rPr>
+                <w:rFonts w:ascii="Arial" w:hAnsi="Arial" w:cs="Arial"/>
+                <w:sz w:val="24"/>
+                <w:szCs w:val="24"/>
+              </w:rPr>
+              <w:t>frontend</w:t>
+            </w:r>
+            <w:proofErr w:type="spellEnd"/>
           </w:p>
         </w:tc>
         <w:tc>
@@ -15632,8 +15982,18 @@
                 <w:sz w:val="24"/>
                 <w:szCs w:val="24"/>
               </w:rPr>
-              <w:t>Desarrollador backend</w:t>
-            </w:r>
+              <w:t xml:space="preserve">Desarrollador </w:t>
+            </w:r>
+            <w:proofErr w:type="spellStart"/>
+            <w:r>
+              <w:rPr>
+                <w:rFonts w:ascii="Arial" w:hAnsi="Arial" w:cs="Arial"/>
+                <w:sz w:val="24"/>
+                <w:szCs w:val="24"/>
+              </w:rPr>
+              <w:t>backend</w:t>
+            </w:r>
+            <w:proofErr w:type="spellEnd"/>
           </w:p>
         </w:tc>
         <w:tc>
@@ -16020,16 +16380,40 @@
                 <w:szCs w:val="24"/>
               </w:rPr>
             </w:pPr>
-            <w:r>
-              <w:rPr>
-                <w:rFonts w:ascii="Arial" w:hAnsi="Arial" w:cs="Arial"/>
-                <w:b/>
-                <w:bCs/>
-                <w:sz w:val="24"/>
-                <w:szCs w:val="24"/>
-              </w:rPr>
-              <w:t>Hr. Ini</w:t>
-            </w:r>
+            <w:proofErr w:type="spellStart"/>
+            <w:r>
+              <w:rPr>
+                <w:rFonts w:ascii="Arial" w:hAnsi="Arial" w:cs="Arial"/>
+                <w:b/>
+                <w:bCs/>
+                <w:sz w:val="24"/>
+                <w:szCs w:val="24"/>
+              </w:rPr>
+              <w:t>Hr</w:t>
+            </w:r>
+            <w:proofErr w:type="spellEnd"/>
+            <w:r>
+              <w:rPr>
+                <w:rFonts w:ascii="Arial" w:hAnsi="Arial" w:cs="Arial"/>
+                <w:b/>
+                <w:bCs/>
+                <w:sz w:val="24"/>
+                <w:szCs w:val="24"/>
+              </w:rPr>
+              <w:t xml:space="preserve">. </w:t>
+            </w:r>
+            <w:proofErr w:type="spellStart"/>
+            <w:r>
+              <w:rPr>
+                <w:rFonts w:ascii="Arial" w:hAnsi="Arial" w:cs="Arial"/>
+                <w:b/>
+                <w:bCs/>
+                <w:sz w:val="24"/>
+                <w:szCs w:val="24"/>
+              </w:rPr>
+              <w:t>Ini</w:t>
+            </w:r>
+            <w:proofErr w:type="spellEnd"/>
           </w:p>
         </w:tc>
         <w:tc>
@@ -16049,15 +16433,27 @@
                 <w:szCs w:val="24"/>
               </w:rPr>
             </w:pPr>
-            <w:r>
-              <w:rPr>
-                <w:rFonts w:ascii="Arial" w:hAnsi="Arial" w:cs="Arial"/>
-                <w:b/>
-                <w:bCs/>
-                <w:sz w:val="24"/>
-                <w:szCs w:val="24"/>
-              </w:rPr>
-              <w:t>Hr. fin</w:t>
+            <w:proofErr w:type="spellStart"/>
+            <w:r>
+              <w:rPr>
+                <w:rFonts w:ascii="Arial" w:hAnsi="Arial" w:cs="Arial"/>
+                <w:b/>
+                <w:bCs/>
+                <w:sz w:val="24"/>
+                <w:szCs w:val="24"/>
+              </w:rPr>
+              <w:t>Hr</w:t>
+            </w:r>
+            <w:proofErr w:type="spellEnd"/>
+            <w:r>
+              <w:rPr>
+                <w:rFonts w:ascii="Arial" w:hAnsi="Arial" w:cs="Arial"/>
+                <w:b/>
+                <w:bCs/>
+                <w:sz w:val="24"/>
+                <w:szCs w:val="24"/>
+              </w:rPr>
+              <w:t>. fin</w:t>
             </w:r>
           </w:p>
         </w:tc>
@@ -16946,8 +17342,18 @@
                 <w:sz w:val="24"/>
                 <w:szCs w:val="24"/>
               </w:rPr>
-              <w:t>Elaborar documento con requisistos</w:t>
-            </w:r>
+              <w:t xml:space="preserve">Elaborar documento con </w:t>
+            </w:r>
+            <w:proofErr w:type="spellStart"/>
+            <w:r>
+              <w:rPr>
+                <w:rFonts w:ascii="Arial" w:hAnsi="Arial" w:cs="Arial"/>
+                <w:sz w:val="24"/>
+                <w:szCs w:val="24"/>
+              </w:rPr>
+              <w:t>requisistos</w:t>
+            </w:r>
+            <w:proofErr w:type="spellEnd"/>
           </w:p>
         </w:tc>
         <w:tc>
@@ -17806,8 +18212,18 @@
                 <w:sz w:val="24"/>
                 <w:szCs w:val="24"/>
               </w:rPr>
-              <w:t xml:space="preserve"> hr</w:t>
-            </w:r>
+              <w:t xml:space="preserve"> </w:t>
+            </w:r>
+            <w:proofErr w:type="spellStart"/>
+            <w:r>
+              <w:rPr>
+                <w:rFonts w:ascii="Arial" w:hAnsi="Arial" w:cs="Arial"/>
+                <w:sz w:val="24"/>
+                <w:szCs w:val="24"/>
+              </w:rPr>
+              <w:t>hr</w:t>
+            </w:r>
+            <w:proofErr w:type="spellEnd"/>
             <w:r>
               <w:rPr>
                 <w:rFonts w:ascii="Arial" w:hAnsi="Arial" w:cs="Arial"/>
@@ -18405,8 +18821,18 @@
                 <w:sz w:val="24"/>
                 <w:szCs w:val="24"/>
               </w:rPr>
-              <w:t>Desarrolladora frontend</w:t>
-            </w:r>
+              <w:t xml:space="preserve">Desarrolladora </w:t>
+            </w:r>
+            <w:proofErr w:type="spellStart"/>
+            <w:r>
+              <w:rPr>
+                <w:rFonts w:ascii="Arial" w:hAnsi="Arial" w:cs="Arial"/>
+                <w:sz w:val="24"/>
+                <w:szCs w:val="24"/>
+              </w:rPr>
+              <w:t>frontend</w:t>
+            </w:r>
+            <w:proofErr w:type="spellEnd"/>
           </w:p>
         </w:tc>
         <w:tc>
@@ -18607,8 +19033,18 @@
                 <w:sz w:val="24"/>
                 <w:szCs w:val="24"/>
               </w:rPr>
-              <w:t>Desarrollador backend</w:t>
-            </w:r>
+              <w:t xml:space="preserve">Desarrollador </w:t>
+            </w:r>
+            <w:proofErr w:type="spellStart"/>
+            <w:r>
+              <w:rPr>
+                <w:rFonts w:ascii="Arial" w:hAnsi="Arial" w:cs="Arial"/>
+                <w:sz w:val="24"/>
+                <w:szCs w:val="24"/>
+              </w:rPr>
+              <w:t>backend</w:t>
+            </w:r>
+            <w:proofErr w:type="spellEnd"/>
           </w:p>
         </w:tc>
         <w:tc>
@@ -18878,16 +19314,40 @@
                 <w:szCs w:val="24"/>
               </w:rPr>
             </w:pPr>
-            <w:r>
-              <w:rPr>
-                <w:rFonts w:ascii="Arial" w:hAnsi="Arial" w:cs="Arial"/>
-                <w:b/>
-                <w:bCs/>
-                <w:sz w:val="24"/>
-                <w:szCs w:val="24"/>
-              </w:rPr>
-              <w:t>Hr. Ini</w:t>
-            </w:r>
+            <w:proofErr w:type="spellStart"/>
+            <w:r>
+              <w:rPr>
+                <w:rFonts w:ascii="Arial" w:hAnsi="Arial" w:cs="Arial"/>
+                <w:b/>
+                <w:bCs/>
+                <w:sz w:val="24"/>
+                <w:szCs w:val="24"/>
+              </w:rPr>
+              <w:t>Hr</w:t>
+            </w:r>
+            <w:proofErr w:type="spellEnd"/>
+            <w:r>
+              <w:rPr>
+                <w:rFonts w:ascii="Arial" w:hAnsi="Arial" w:cs="Arial"/>
+                <w:b/>
+                <w:bCs/>
+                <w:sz w:val="24"/>
+                <w:szCs w:val="24"/>
+              </w:rPr>
+              <w:t xml:space="preserve">. </w:t>
+            </w:r>
+            <w:proofErr w:type="spellStart"/>
+            <w:r>
+              <w:rPr>
+                <w:rFonts w:ascii="Arial" w:hAnsi="Arial" w:cs="Arial"/>
+                <w:b/>
+                <w:bCs/>
+                <w:sz w:val="24"/>
+                <w:szCs w:val="24"/>
+              </w:rPr>
+              <w:t>Ini</w:t>
+            </w:r>
+            <w:proofErr w:type="spellEnd"/>
           </w:p>
         </w:tc>
         <w:tc>
@@ -18907,15 +19367,27 @@
                 <w:szCs w:val="24"/>
               </w:rPr>
             </w:pPr>
-            <w:r>
-              <w:rPr>
-                <w:rFonts w:ascii="Arial" w:hAnsi="Arial" w:cs="Arial"/>
-                <w:b/>
-                <w:bCs/>
-                <w:sz w:val="24"/>
-                <w:szCs w:val="24"/>
-              </w:rPr>
-              <w:t>Hr. fin</w:t>
+            <w:proofErr w:type="spellStart"/>
+            <w:r>
+              <w:rPr>
+                <w:rFonts w:ascii="Arial" w:hAnsi="Arial" w:cs="Arial"/>
+                <w:b/>
+                <w:bCs/>
+                <w:sz w:val="24"/>
+                <w:szCs w:val="24"/>
+              </w:rPr>
+              <w:t>Hr</w:t>
+            </w:r>
+            <w:proofErr w:type="spellEnd"/>
+            <w:r>
+              <w:rPr>
+                <w:rFonts w:ascii="Arial" w:hAnsi="Arial" w:cs="Arial"/>
+                <w:b/>
+                <w:bCs/>
+                <w:sz w:val="24"/>
+                <w:szCs w:val="24"/>
+              </w:rPr>
+              <w:t>. fin</w:t>
             </w:r>
           </w:p>
         </w:tc>
@@ -19968,8 +20440,18 @@
                 <w:sz w:val="24"/>
                 <w:szCs w:val="24"/>
               </w:rPr>
-              <w:t>3 hr</w:t>
-            </w:r>
+              <w:t xml:space="preserve">3 </w:t>
+            </w:r>
+            <w:proofErr w:type="spellStart"/>
+            <w:r>
+              <w:rPr>
+                <w:rFonts w:ascii="Arial" w:hAnsi="Arial" w:cs="Arial"/>
+                <w:sz w:val="24"/>
+                <w:szCs w:val="24"/>
+              </w:rPr>
+              <w:t>hr</w:t>
+            </w:r>
+            <w:proofErr w:type="spellEnd"/>
           </w:p>
         </w:tc>
       </w:tr>
@@ -20458,8 +20940,18 @@
                 <w:sz w:val="24"/>
                 <w:szCs w:val="24"/>
               </w:rPr>
-              <w:t>Desarrolladora frontend</w:t>
-            </w:r>
+              <w:t xml:space="preserve">Desarrolladora </w:t>
+            </w:r>
+            <w:proofErr w:type="spellStart"/>
+            <w:r>
+              <w:rPr>
+                <w:rFonts w:ascii="Arial" w:hAnsi="Arial" w:cs="Arial"/>
+                <w:sz w:val="24"/>
+                <w:szCs w:val="24"/>
+              </w:rPr>
+              <w:t>frontend</w:t>
+            </w:r>
+            <w:proofErr w:type="spellEnd"/>
           </w:p>
         </w:tc>
         <w:tc>
@@ -20590,8 +21082,18 @@
                 <w:sz w:val="24"/>
                 <w:szCs w:val="24"/>
               </w:rPr>
-              <w:t>Desarrollador backend</w:t>
-            </w:r>
+              <w:t xml:space="preserve">Desarrollador </w:t>
+            </w:r>
+            <w:proofErr w:type="spellStart"/>
+            <w:r>
+              <w:rPr>
+                <w:rFonts w:ascii="Arial" w:hAnsi="Arial" w:cs="Arial"/>
+                <w:sz w:val="24"/>
+                <w:szCs w:val="24"/>
+              </w:rPr>
+              <w:t>backend</w:t>
+            </w:r>
+            <w:proofErr w:type="spellEnd"/>
           </w:p>
         </w:tc>
         <w:tc>
@@ -20842,16 +21344,40 @@
                 <w:szCs w:val="24"/>
               </w:rPr>
             </w:pPr>
-            <w:r>
-              <w:rPr>
-                <w:rFonts w:ascii="Arial" w:hAnsi="Arial" w:cs="Arial"/>
-                <w:b/>
-                <w:bCs/>
-                <w:sz w:val="24"/>
-                <w:szCs w:val="24"/>
-              </w:rPr>
-              <w:t>Hr. Ini</w:t>
-            </w:r>
+            <w:proofErr w:type="spellStart"/>
+            <w:r>
+              <w:rPr>
+                <w:rFonts w:ascii="Arial" w:hAnsi="Arial" w:cs="Arial"/>
+                <w:b/>
+                <w:bCs/>
+                <w:sz w:val="24"/>
+                <w:szCs w:val="24"/>
+              </w:rPr>
+              <w:t>Hr</w:t>
+            </w:r>
+            <w:proofErr w:type="spellEnd"/>
+            <w:r>
+              <w:rPr>
+                <w:rFonts w:ascii="Arial" w:hAnsi="Arial" w:cs="Arial"/>
+                <w:b/>
+                <w:bCs/>
+                <w:sz w:val="24"/>
+                <w:szCs w:val="24"/>
+              </w:rPr>
+              <w:t xml:space="preserve">. </w:t>
+            </w:r>
+            <w:proofErr w:type="spellStart"/>
+            <w:r>
+              <w:rPr>
+                <w:rFonts w:ascii="Arial" w:hAnsi="Arial" w:cs="Arial"/>
+                <w:b/>
+                <w:bCs/>
+                <w:sz w:val="24"/>
+                <w:szCs w:val="24"/>
+              </w:rPr>
+              <w:t>Ini</w:t>
+            </w:r>
+            <w:proofErr w:type="spellEnd"/>
           </w:p>
         </w:tc>
         <w:tc>
@@ -20871,15 +21397,27 @@
                 <w:szCs w:val="24"/>
               </w:rPr>
             </w:pPr>
-            <w:r>
-              <w:rPr>
-                <w:rFonts w:ascii="Arial" w:hAnsi="Arial" w:cs="Arial"/>
-                <w:b/>
-                <w:bCs/>
-                <w:sz w:val="24"/>
-                <w:szCs w:val="24"/>
-              </w:rPr>
-              <w:t>Hr. fin</w:t>
+            <w:proofErr w:type="spellStart"/>
+            <w:r>
+              <w:rPr>
+                <w:rFonts w:ascii="Arial" w:hAnsi="Arial" w:cs="Arial"/>
+                <w:b/>
+                <w:bCs/>
+                <w:sz w:val="24"/>
+                <w:szCs w:val="24"/>
+              </w:rPr>
+              <w:t>Hr</w:t>
+            </w:r>
+            <w:proofErr w:type="spellEnd"/>
+            <w:r>
+              <w:rPr>
+                <w:rFonts w:ascii="Arial" w:hAnsi="Arial" w:cs="Arial"/>
+                <w:b/>
+                <w:bCs/>
+                <w:sz w:val="24"/>
+                <w:szCs w:val="24"/>
+              </w:rPr>
+              <w:t>. fin</w:t>
             </w:r>
           </w:p>
         </w:tc>
@@ -22394,8 +22932,18 @@
                 <w:sz w:val="24"/>
                 <w:szCs w:val="24"/>
               </w:rPr>
-              <w:t>1 hr</w:t>
-            </w:r>
+              <w:t xml:space="preserve">1 </w:t>
+            </w:r>
+            <w:proofErr w:type="spellStart"/>
+            <w:r>
+              <w:rPr>
+                <w:rFonts w:ascii="Arial" w:hAnsi="Arial" w:cs="Arial"/>
+                <w:sz w:val="24"/>
+                <w:szCs w:val="24"/>
+              </w:rPr>
+              <w:t>hr</w:t>
+            </w:r>
+            <w:proofErr w:type="spellEnd"/>
           </w:p>
         </w:tc>
       </w:tr>
@@ -22831,8 +23379,18 @@
                 <w:sz w:val="24"/>
                 <w:szCs w:val="24"/>
               </w:rPr>
-              <w:t>Desarrolladora frontend</w:t>
-            </w:r>
+              <w:t xml:space="preserve">Desarrolladora </w:t>
+            </w:r>
+            <w:proofErr w:type="spellStart"/>
+            <w:r>
+              <w:rPr>
+                <w:rFonts w:ascii="Arial" w:hAnsi="Arial" w:cs="Arial"/>
+                <w:sz w:val="24"/>
+                <w:szCs w:val="24"/>
+              </w:rPr>
+              <w:t>frontend</w:t>
+            </w:r>
+            <w:proofErr w:type="spellEnd"/>
           </w:p>
         </w:tc>
         <w:tc>
@@ -22907,7 +23465,43 @@
                 <w:sz w:val="24"/>
                 <w:szCs w:val="24"/>
               </w:rPr>
-              <w:t xml:space="preserve"> de stack para frontend </w:t>
+              <w:t xml:space="preserve"> de </w:t>
+            </w:r>
+            <w:proofErr w:type="spellStart"/>
+            <w:r>
+              <w:rPr>
+                <w:rFonts w:ascii="Arial" w:hAnsi="Arial" w:cs="Arial"/>
+                <w:sz w:val="24"/>
+                <w:szCs w:val="24"/>
+              </w:rPr>
+              <w:t>stack</w:t>
+            </w:r>
+            <w:proofErr w:type="spellEnd"/>
+            <w:r>
+              <w:rPr>
+                <w:rFonts w:ascii="Arial" w:hAnsi="Arial" w:cs="Arial"/>
+                <w:sz w:val="24"/>
+                <w:szCs w:val="24"/>
+              </w:rPr>
+              <w:t xml:space="preserve"> para </w:t>
+            </w:r>
+            <w:proofErr w:type="spellStart"/>
+            <w:r>
+              <w:rPr>
+                <w:rFonts w:ascii="Arial" w:hAnsi="Arial" w:cs="Arial"/>
+                <w:sz w:val="24"/>
+                <w:szCs w:val="24"/>
+              </w:rPr>
+              <w:t>frontend</w:t>
+            </w:r>
+            <w:proofErr w:type="spellEnd"/>
+            <w:r>
+              <w:rPr>
+                <w:rFonts w:ascii="Arial" w:hAnsi="Arial" w:cs="Arial"/>
+                <w:sz w:val="24"/>
+                <w:szCs w:val="24"/>
+              </w:rPr>
+              <w:t xml:space="preserve"> </w:t>
             </w:r>
           </w:p>
         </w:tc>
@@ -22987,8 +23581,18 @@
                 <w:sz w:val="24"/>
                 <w:szCs w:val="24"/>
               </w:rPr>
-              <w:t>Desarrollador backend</w:t>
-            </w:r>
+              <w:t xml:space="preserve">Desarrollador </w:t>
+            </w:r>
+            <w:proofErr w:type="spellStart"/>
+            <w:r>
+              <w:rPr>
+                <w:rFonts w:ascii="Arial" w:hAnsi="Arial" w:cs="Arial"/>
+                <w:sz w:val="24"/>
+                <w:szCs w:val="24"/>
+              </w:rPr>
+              <w:t>backend</w:t>
+            </w:r>
+            <w:proofErr w:type="spellEnd"/>
           </w:p>
         </w:tc>
         <w:tc>
@@ -23055,8 +23659,36 @@
                 <w:sz w:val="24"/>
                 <w:szCs w:val="24"/>
               </w:rPr>
-              <w:t xml:space="preserve"> de stack para backend</w:t>
-            </w:r>
+              <w:t xml:space="preserve"> de </w:t>
+            </w:r>
+            <w:proofErr w:type="spellStart"/>
+            <w:r>
+              <w:rPr>
+                <w:rFonts w:ascii="Arial" w:hAnsi="Arial" w:cs="Arial"/>
+                <w:sz w:val="24"/>
+                <w:szCs w:val="24"/>
+              </w:rPr>
+              <w:t>stack</w:t>
+            </w:r>
+            <w:proofErr w:type="spellEnd"/>
+            <w:r>
+              <w:rPr>
+                <w:rFonts w:ascii="Arial" w:hAnsi="Arial" w:cs="Arial"/>
+                <w:sz w:val="24"/>
+                <w:szCs w:val="24"/>
+              </w:rPr>
+              <w:t xml:space="preserve"> para </w:t>
+            </w:r>
+            <w:proofErr w:type="spellStart"/>
+            <w:r>
+              <w:rPr>
+                <w:rFonts w:ascii="Arial" w:hAnsi="Arial" w:cs="Arial"/>
+                <w:sz w:val="24"/>
+                <w:szCs w:val="24"/>
+              </w:rPr>
+              <w:t>backend</w:t>
+            </w:r>
+            <w:proofErr w:type="spellEnd"/>
           </w:p>
         </w:tc>
         <w:tc>
@@ -23230,16 +23862,40 @@
                 <w:szCs w:val="24"/>
               </w:rPr>
             </w:pPr>
-            <w:r>
-              <w:rPr>
-                <w:rFonts w:ascii="Arial" w:hAnsi="Arial" w:cs="Arial"/>
-                <w:b/>
-                <w:bCs/>
-                <w:sz w:val="24"/>
-                <w:szCs w:val="24"/>
-              </w:rPr>
-              <w:t>Hr. Ini</w:t>
-            </w:r>
+            <w:proofErr w:type="spellStart"/>
+            <w:r>
+              <w:rPr>
+                <w:rFonts w:ascii="Arial" w:hAnsi="Arial" w:cs="Arial"/>
+                <w:b/>
+                <w:bCs/>
+                <w:sz w:val="24"/>
+                <w:szCs w:val="24"/>
+              </w:rPr>
+              <w:t>Hr</w:t>
+            </w:r>
+            <w:proofErr w:type="spellEnd"/>
+            <w:r>
+              <w:rPr>
+                <w:rFonts w:ascii="Arial" w:hAnsi="Arial" w:cs="Arial"/>
+                <w:b/>
+                <w:bCs/>
+                <w:sz w:val="24"/>
+                <w:szCs w:val="24"/>
+              </w:rPr>
+              <w:t xml:space="preserve">. </w:t>
+            </w:r>
+            <w:proofErr w:type="spellStart"/>
+            <w:r>
+              <w:rPr>
+                <w:rFonts w:ascii="Arial" w:hAnsi="Arial" w:cs="Arial"/>
+                <w:b/>
+                <w:bCs/>
+                <w:sz w:val="24"/>
+                <w:szCs w:val="24"/>
+              </w:rPr>
+              <w:t>Ini</w:t>
+            </w:r>
+            <w:proofErr w:type="spellEnd"/>
           </w:p>
         </w:tc>
         <w:tc>
@@ -23259,15 +23915,27 @@
                 <w:szCs w:val="24"/>
               </w:rPr>
             </w:pPr>
-            <w:r>
-              <w:rPr>
-                <w:rFonts w:ascii="Arial" w:hAnsi="Arial" w:cs="Arial"/>
-                <w:b/>
-                <w:bCs/>
-                <w:sz w:val="24"/>
-                <w:szCs w:val="24"/>
-              </w:rPr>
-              <w:t>Hr. fin</w:t>
+            <w:proofErr w:type="spellStart"/>
+            <w:r>
+              <w:rPr>
+                <w:rFonts w:ascii="Arial" w:hAnsi="Arial" w:cs="Arial"/>
+                <w:b/>
+                <w:bCs/>
+                <w:sz w:val="24"/>
+                <w:szCs w:val="24"/>
+              </w:rPr>
+              <w:t>Hr</w:t>
+            </w:r>
+            <w:proofErr w:type="spellEnd"/>
+            <w:r>
+              <w:rPr>
+                <w:rFonts w:ascii="Arial" w:hAnsi="Arial" w:cs="Arial"/>
+                <w:b/>
+                <w:bCs/>
+                <w:sz w:val="24"/>
+                <w:szCs w:val="24"/>
+              </w:rPr>
+              <w:t>. fin</w:t>
             </w:r>
           </w:p>
         </w:tc>
@@ -23524,8 +24192,27 @@
                 <w:sz w:val="24"/>
                 <w:szCs w:val="24"/>
               </w:rPr>
-              <w:t xml:space="preserve">Análisis y modificación de stack para </w:t>
-            </w:r>
+              <w:t xml:space="preserve">Análisis y modificación de </w:t>
+            </w:r>
+            <w:proofErr w:type="spellStart"/>
+            <w:r>
+              <w:rPr>
+                <w:rFonts w:ascii="Arial" w:hAnsi="Arial" w:cs="Arial"/>
+                <w:sz w:val="24"/>
+                <w:szCs w:val="24"/>
+              </w:rPr>
+              <w:t>stack</w:t>
+            </w:r>
+            <w:proofErr w:type="spellEnd"/>
+            <w:r>
+              <w:rPr>
+                <w:rFonts w:ascii="Arial" w:hAnsi="Arial" w:cs="Arial"/>
+                <w:sz w:val="24"/>
+                <w:szCs w:val="24"/>
+              </w:rPr>
+              <w:t xml:space="preserve"> para </w:t>
+            </w:r>
+            <w:proofErr w:type="spellStart"/>
             <w:r>
               <w:rPr>
                 <w:rFonts w:ascii="Arial" w:hAnsi="Arial" w:cs="Arial"/>
@@ -23534,6 +24221,7 @@
               </w:rPr>
               <w:t>frontend</w:t>
             </w:r>
+            <w:proofErr w:type="spellEnd"/>
           </w:p>
         </w:tc>
         <w:tc>
@@ -23716,8 +24404,27 @@
                 <w:sz w:val="24"/>
                 <w:szCs w:val="24"/>
               </w:rPr>
-              <w:t xml:space="preserve">Análisis y modificación de stack para </w:t>
-            </w:r>
+              <w:t xml:space="preserve">Análisis y modificación de </w:t>
+            </w:r>
+            <w:proofErr w:type="spellStart"/>
+            <w:r>
+              <w:rPr>
+                <w:rFonts w:ascii="Arial" w:hAnsi="Arial" w:cs="Arial"/>
+                <w:sz w:val="24"/>
+                <w:szCs w:val="24"/>
+              </w:rPr>
+              <w:t>stack</w:t>
+            </w:r>
+            <w:proofErr w:type="spellEnd"/>
+            <w:r>
+              <w:rPr>
+                <w:rFonts w:ascii="Arial" w:hAnsi="Arial" w:cs="Arial"/>
+                <w:sz w:val="24"/>
+                <w:szCs w:val="24"/>
+              </w:rPr>
+              <w:t xml:space="preserve"> para </w:t>
+            </w:r>
+            <w:proofErr w:type="spellStart"/>
             <w:r>
               <w:rPr>
                 <w:rFonts w:ascii="Arial" w:hAnsi="Arial" w:cs="Arial"/>
@@ -23726,6 +24433,7 @@
               </w:rPr>
               <w:t>backend</w:t>
             </w:r>
+            <w:proofErr w:type="spellEnd"/>
           </w:p>
         </w:tc>
         <w:tc>
@@ -24432,8 +25140,18 @@
                 <w:sz w:val="24"/>
                 <w:szCs w:val="24"/>
               </w:rPr>
-              <w:t>1 hr</w:t>
-            </w:r>
+              <w:t xml:space="preserve">1 </w:t>
+            </w:r>
+            <w:proofErr w:type="spellStart"/>
+            <w:r>
+              <w:rPr>
+                <w:rFonts w:ascii="Arial" w:hAnsi="Arial" w:cs="Arial"/>
+                <w:sz w:val="24"/>
+                <w:szCs w:val="24"/>
+              </w:rPr>
+              <w:t>hr</w:t>
+            </w:r>
+            <w:proofErr w:type="spellEnd"/>
           </w:p>
         </w:tc>
       </w:tr>
@@ -24836,8 +25554,18 @@
                 <w:sz w:val="24"/>
                 <w:szCs w:val="24"/>
               </w:rPr>
-              <w:t>Desarrolladora frontend</w:t>
-            </w:r>
+              <w:t xml:space="preserve">Desarrolladora </w:t>
+            </w:r>
+            <w:proofErr w:type="spellStart"/>
+            <w:r>
+              <w:rPr>
+                <w:rFonts w:ascii="Arial" w:hAnsi="Arial" w:cs="Arial"/>
+                <w:sz w:val="24"/>
+                <w:szCs w:val="24"/>
+              </w:rPr>
+              <w:t>frontend</w:t>
+            </w:r>
+            <w:proofErr w:type="spellEnd"/>
           </w:p>
         </w:tc>
         <w:tc>
@@ -24911,13 +25639,23 @@
                 <w:szCs w:val="24"/>
               </w:rPr>
             </w:pPr>
-            <w:r>
-              <w:rPr>
-                <w:rFonts w:ascii="Arial" w:hAnsi="Arial" w:cs="Arial"/>
-                <w:sz w:val="24"/>
-                <w:szCs w:val="24"/>
-              </w:rPr>
-              <w:t>Interaces preliminares</w:t>
+            <w:proofErr w:type="spellStart"/>
+            <w:r>
+              <w:rPr>
+                <w:rFonts w:ascii="Arial" w:hAnsi="Arial" w:cs="Arial"/>
+                <w:sz w:val="24"/>
+                <w:szCs w:val="24"/>
+              </w:rPr>
+              <w:t>Interaces</w:t>
+            </w:r>
+            <w:proofErr w:type="spellEnd"/>
+            <w:r>
+              <w:rPr>
+                <w:rFonts w:ascii="Arial" w:hAnsi="Arial" w:cs="Arial"/>
+                <w:sz w:val="24"/>
+                <w:szCs w:val="24"/>
+              </w:rPr>
+              <w:t xml:space="preserve"> preliminares</w:t>
             </w:r>
           </w:p>
         </w:tc>
@@ -24969,8 +25707,18 @@
                 <w:sz w:val="24"/>
                 <w:szCs w:val="24"/>
               </w:rPr>
-              <w:t>Desarrollador backend</w:t>
-            </w:r>
+              <w:t xml:space="preserve">Desarrollador </w:t>
+            </w:r>
+            <w:proofErr w:type="spellStart"/>
+            <w:r>
+              <w:rPr>
+                <w:rFonts w:ascii="Arial" w:hAnsi="Arial" w:cs="Arial"/>
+                <w:sz w:val="24"/>
+                <w:szCs w:val="24"/>
+              </w:rPr>
+              <w:t>backend</w:t>
+            </w:r>
+            <w:proofErr w:type="spellEnd"/>
           </w:p>
         </w:tc>
         <w:tc>
@@ -25186,16 +25934,40 @@
                 <w:szCs w:val="24"/>
               </w:rPr>
             </w:pPr>
-            <w:r>
-              <w:rPr>
-                <w:rFonts w:ascii="Arial" w:hAnsi="Arial" w:cs="Arial"/>
-                <w:b/>
-                <w:bCs/>
-                <w:sz w:val="24"/>
-                <w:szCs w:val="24"/>
-              </w:rPr>
-              <w:t>Hr. Ini</w:t>
-            </w:r>
+            <w:proofErr w:type="spellStart"/>
+            <w:r>
+              <w:rPr>
+                <w:rFonts w:ascii="Arial" w:hAnsi="Arial" w:cs="Arial"/>
+                <w:b/>
+                <w:bCs/>
+                <w:sz w:val="24"/>
+                <w:szCs w:val="24"/>
+              </w:rPr>
+              <w:t>Hr</w:t>
+            </w:r>
+            <w:proofErr w:type="spellEnd"/>
+            <w:r>
+              <w:rPr>
+                <w:rFonts w:ascii="Arial" w:hAnsi="Arial" w:cs="Arial"/>
+                <w:b/>
+                <w:bCs/>
+                <w:sz w:val="24"/>
+                <w:szCs w:val="24"/>
+              </w:rPr>
+              <w:t xml:space="preserve">. </w:t>
+            </w:r>
+            <w:proofErr w:type="spellStart"/>
+            <w:r>
+              <w:rPr>
+                <w:rFonts w:ascii="Arial" w:hAnsi="Arial" w:cs="Arial"/>
+                <w:b/>
+                <w:bCs/>
+                <w:sz w:val="24"/>
+                <w:szCs w:val="24"/>
+              </w:rPr>
+              <w:t>Ini</w:t>
+            </w:r>
+            <w:proofErr w:type="spellEnd"/>
           </w:p>
         </w:tc>
         <w:tc>
@@ -25215,15 +25987,27 @@
                 <w:szCs w:val="24"/>
               </w:rPr>
             </w:pPr>
-            <w:r>
-              <w:rPr>
-                <w:rFonts w:ascii="Arial" w:hAnsi="Arial" w:cs="Arial"/>
-                <w:b/>
-                <w:bCs/>
-                <w:sz w:val="24"/>
-                <w:szCs w:val="24"/>
-              </w:rPr>
-              <w:t>Hr. fin</w:t>
+            <w:proofErr w:type="spellStart"/>
+            <w:r>
+              <w:rPr>
+                <w:rFonts w:ascii="Arial" w:hAnsi="Arial" w:cs="Arial"/>
+                <w:b/>
+                <w:bCs/>
+                <w:sz w:val="24"/>
+                <w:szCs w:val="24"/>
+              </w:rPr>
+              <w:t>Hr</w:t>
+            </w:r>
+            <w:proofErr w:type="spellEnd"/>
+            <w:r>
+              <w:rPr>
+                <w:rFonts w:ascii="Arial" w:hAnsi="Arial" w:cs="Arial"/>
+                <w:b/>
+                <w:bCs/>
+                <w:sz w:val="24"/>
+                <w:szCs w:val="24"/>
+              </w:rPr>
+              <w:t>. fin</w:t>
             </w:r>
           </w:p>
         </w:tc>
@@ -26183,8 +26967,18 @@
                 <w:sz w:val="24"/>
                 <w:szCs w:val="24"/>
               </w:rPr>
-              <w:t>1 hr</w:t>
-            </w:r>
+              <w:t xml:space="preserve">1 </w:t>
+            </w:r>
+            <w:proofErr w:type="spellStart"/>
+            <w:r>
+              <w:rPr>
+                <w:rFonts w:ascii="Arial" w:hAnsi="Arial" w:cs="Arial"/>
+                <w:sz w:val="24"/>
+                <w:szCs w:val="24"/>
+              </w:rPr>
+              <w:t>hr</w:t>
+            </w:r>
+            <w:proofErr w:type="spellEnd"/>
           </w:p>
         </w:tc>
       </w:tr>
@@ -26664,8 +27458,18 @@
                 <w:sz w:val="24"/>
                 <w:szCs w:val="24"/>
               </w:rPr>
-              <w:t>Desarrolladora frontend</w:t>
-            </w:r>
+              <w:t xml:space="preserve">Desarrolladora </w:t>
+            </w:r>
+            <w:proofErr w:type="spellStart"/>
+            <w:r>
+              <w:rPr>
+                <w:rFonts w:ascii="Arial" w:hAnsi="Arial" w:cs="Arial"/>
+                <w:sz w:val="24"/>
+                <w:szCs w:val="24"/>
+              </w:rPr>
+              <w:t>frontend</w:t>
+            </w:r>
+            <w:proofErr w:type="spellEnd"/>
           </w:p>
         </w:tc>
         <w:tc>
@@ -26769,8 +27573,18 @@
                 <w:sz w:val="24"/>
                 <w:szCs w:val="24"/>
               </w:rPr>
-              <w:t>, avance en grid</w:t>
-            </w:r>
+              <w:t xml:space="preserve">, avance en </w:t>
+            </w:r>
+            <w:proofErr w:type="spellStart"/>
+            <w:r>
+              <w:rPr>
+                <w:rFonts w:ascii="Arial" w:hAnsi="Arial" w:cs="Arial"/>
+                <w:sz w:val="24"/>
+                <w:szCs w:val="24"/>
+              </w:rPr>
+              <w:t>grid</w:t>
+            </w:r>
+            <w:proofErr w:type="spellEnd"/>
           </w:p>
         </w:tc>
       </w:tr>
@@ -26821,8 +27635,18 @@
                 <w:sz w:val="24"/>
                 <w:szCs w:val="24"/>
               </w:rPr>
-              <w:t>Desarrollador backend</w:t>
-            </w:r>
+              <w:t xml:space="preserve">Desarrollador </w:t>
+            </w:r>
+            <w:proofErr w:type="spellStart"/>
+            <w:r>
+              <w:rPr>
+                <w:rFonts w:ascii="Arial" w:hAnsi="Arial" w:cs="Arial"/>
+                <w:sz w:val="24"/>
+                <w:szCs w:val="24"/>
+              </w:rPr>
+              <w:t>backend</w:t>
+            </w:r>
+            <w:proofErr w:type="spellEnd"/>
           </w:p>
         </w:tc>
         <w:tc>
@@ -27078,16 +27902,40 @@
                 <w:szCs w:val="24"/>
               </w:rPr>
             </w:pPr>
-            <w:r>
-              <w:rPr>
-                <w:rFonts w:ascii="Arial" w:hAnsi="Arial" w:cs="Arial"/>
-                <w:b/>
-                <w:bCs/>
-                <w:sz w:val="24"/>
-                <w:szCs w:val="24"/>
-              </w:rPr>
-              <w:t>Hr. Ini</w:t>
-            </w:r>
+            <w:proofErr w:type="spellStart"/>
+            <w:r>
+              <w:rPr>
+                <w:rFonts w:ascii="Arial" w:hAnsi="Arial" w:cs="Arial"/>
+                <w:b/>
+                <w:bCs/>
+                <w:sz w:val="24"/>
+                <w:szCs w:val="24"/>
+              </w:rPr>
+              <w:t>Hr</w:t>
+            </w:r>
+            <w:proofErr w:type="spellEnd"/>
+            <w:r>
+              <w:rPr>
+                <w:rFonts w:ascii="Arial" w:hAnsi="Arial" w:cs="Arial"/>
+                <w:b/>
+                <w:bCs/>
+                <w:sz w:val="24"/>
+                <w:szCs w:val="24"/>
+              </w:rPr>
+              <w:t xml:space="preserve">. </w:t>
+            </w:r>
+            <w:proofErr w:type="spellStart"/>
+            <w:r>
+              <w:rPr>
+                <w:rFonts w:ascii="Arial" w:hAnsi="Arial" w:cs="Arial"/>
+                <w:b/>
+                <w:bCs/>
+                <w:sz w:val="24"/>
+                <w:szCs w:val="24"/>
+              </w:rPr>
+              <w:t>Ini</w:t>
+            </w:r>
+            <w:proofErr w:type="spellEnd"/>
           </w:p>
         </w:tc>
         <w:tc>
@@ -27107,15 +27955,27 @@
                 <w:szCs w:val="24"/>
               </w:rPr>
             </w:pPr>
-            <w:r>
-              <w:rPr>
-                <w:rFonts w:ascii="Arial" w:hAnsi="Arial" w:cs="Arial"/>
-                <w:b/>
-                <w:bCs/>
-                <w:sz w:val="24"/>
-                <w:szCs w:val="24"/>
-              </w:rPr>
-              <w:t>Hr. fin</w:t>
+            <w:proofErr w:type="spellStart"/>
+            <w:r>
+              <w:rPr>
+                <w:rFonts w:ascii="Arial" w:hAnsi="Arial" w:cs="Arial"/>
+                <w:b/>
+                <w:bCs/>
+                <w:sz w:val="24"/>
+                <w:szCs w:val="24"/>
+              </w:rPr>
+              <w:t>Hr</w:t>
+            </w:r>
+            <w:proofErr w:type="spellEnd"/>
+            <w:r>
+              <w:rPr>
+                <w:rFonts w:ascii="Arial" w:hAnsi="Arial" w:cs="Arial"/>
+                <w:b/>
+                <w:bCs/>
+                <w:sz w:val="24"/>
+                <w:szCs w:val="24"/>
+              </w:rPr>
+              <w:t>. fin</w:t>
             </w:r>
           </w:p>
         </w:tc>
@@ -28297,8 +29157,18 @@
                 <w:sz w:val="24"/>
                 <w:szCs w:val="24"/>
               </w:rPr>
-              <w:t>1 hr</w:t>
-            </w:r>
+              <w:t xml:space="preserve">1 </w:t>
+            </w:r>
+            <w:proofErr w:type="spellStart"/>
+            <w:r>
+              <w:rPr>
+                <w:rFonts w:ascii="Arial" w:hAnsi="Arial" w:cs="Arial"/>
+                <w:sz w:val="24"/>
+                <w:szCs w:val="24"/>
+              </w:rPr>
+              <w:t>hr</w:t>
+            </w:r>
+            <w:proofErr w:type="spellEnd"/>
           </w:p>
         </w:tc>
       </w:tr>
@@ -28764,8 +29634,18 @@
                 <w:sz w:val="24"/>
                 <w:szCs w:val="24"/>
               </w:rPr>
-              <w:t>Desarrolladora frontend</w:t>
-            </w:r>
+              <w:t xml:space="preserve">Desarrolladora </w:t>
+            </w:r>
+            <w:proofErr w:type="spellStart"/>
+            <w:r>
+              <w:rPr>
+                <w:rFonts w:ascii="Arial" w:hAnsi="Arial" w:cs="Arial"/>
+                <w:sz w:val="24"/>
+                <w:szCs w:val="24"/>
+              </w:rPr>
+              <w:t>frontend</w:t>
+            </w:r>
+            <w:proofErr w:type="spellEnd"/>
           </w:p>
         </w:tc>
         <w:tc>
@@ -28816,7 +29696,25 @@
                 <w:sz w:val="24"/>
                 <w:szCs w:val="24"/>
               </w:rPr>
-              <w:t>Continuación de prototipo: diseño de página (archivos css)</w:t>
+              <w:t xml:space="preserve">Continuación de prototipo: diseño de página (archivos </w:t>
+            </w:r>
+            <w:proofErr w:type="spellStart"/>
+            <w:r>
+              <w:rPr>
+                <w:rFonts w:ascii="Arial" w:hAnsi="Arial" w:cs="Arial"/>
+                <w:sz w:val="24"/>
+                <w:szCs w:val="24"/>
+              </w:rPr>
+              <w:t>css</w:t>
+            </w:r>
+            <w:proofErr w:type="spellEnd"/>
+            <w:r>
+              <w:rPr>
+                <w:rFonts w:ascii="Arial" w:hAnsi="Arial" w:cs="Arial"/>
+                <w:sz w:val="24"/>
+                <w:szCs w:val="24"/>
+              </w:rPr>
+              <w:t>)</w:t>
             </w:r>
             <w:r>
               <w:rPr>
@@ -28904,8 +29802,18 @@
                 <w:sz w:val="24"/>
                 <w:szCs w:val="24"/>
               </w:rPr>
-              <w:t>Desarrollador backend</w:t>
-            </w:r>
+              <w:t xml:space="preserve">Desarrollador </w:t>
+            </w:r>
+            <w:proofErr w:type="spellStart"/>
+            <w:r>
+              <w:rPr>
+                <w:rFonts w:ascii="Arial" w:hAnsi="Arial" w:cs="Arial"/>
+                <w:sz w:val="24"/>
+                <w:szCs w:val="24"/>
+              </w:rPr>
+              <w:t>backend</w:t>
+            </w:r>
+            <w:proofErr w:type="spellEnd"/>
           </w:p>
         </w:tc>
         <w:tc>
@@ -29139,16 +30047,40 @@
                 <w:szCs w:val="24"/>
               </w:rPr>
             </w:pPr>
-            <w:r>
-              <w:rPr>
-                <w:rFonts w:ascii="Arial" w:hAnsi="Arial" w:cs="Arial"/>
-                <w:b/>
-                <w:bCs/>
-                <w:sz w:val="24"/>
-                <w:szCs w:val="24"/>
-              </w:rPr>
-              <w:t>Hr. Ini</w:t>
-            </w:r>
+            <w:proofErr w:type="spellStart"/>
+            <w:r>
+              <w:rPr>
+                <w:rFonts w:ascii="Arial" w:hAnsi="Arial" w:cs="Arial"/>
+                <w:b/>
+                <w:bCs/>
+                <w:sz w:val="24"/>
+                <w:szCs w:val="24"/>
+              </w:rPr>
+              <w:t>Hr</w:t>
+            </w:r>
+            <w:proofErr w:type="spellEnd"/>
+            <w:r>
+              <w:rPr>
+                <w:rFonts w:ascii="Arial" w:hAnsi="Arial" w:cs="Arial"/>
+                <w:b/>
+                <w:bCs/>
+                <w:sz w:val="24"/>
+                <w:szCs w:val="24"/>
+              </w:rPr>
+              <w:t xml:space="preserve">. </w:t>
+            </w:r>
+            <w:proofErr w:type="spellStart"/>
+            <w:r>
+              <w:rPr>
+                <w:rFonts w:ascii="Arial" w:hAnsi="Arial" w:cs="Arial"/>
+                <w:b/>
+                <w:bCs/>
+                <w:sz w:val="24"/>
+                <w:szCs w:val="24"/>
+              </w:rPr>
+              <w:t>Ini</w:t>
+            </w:r>
+            <w:proofErr w:type="spellEnd"/>
           </w:p>
         </w:tc>
         <w:tc>
@@ -29168,15 +30100,27 @@
                 <w:szCs w:val="24"/>
               </w:rPr>
             </w:pPr>
-            <w:r>
-              <w:rPr>
-                <w:rFonts w:ascii="Arial" w:hAnsi="Arial" w:cs="Arial"/>
-                <w:b/>
-                <w:bCs/>
-                <w:sz w:val="24"/>
-                <w:szCs w:val="24"/>
-              </w:rPr>
-              <w:t>Hr. fin</w:t>
+            <w:proofErr w:type="spellStart"/>
+            <w:r>
+              <w:rPr>
+                <w:rFonts w:ascii="Arial" w:hAnsi="Arial" w:cs="Arial"/>
+                <w:b/>
+                <w:bCs/>
+                <w:sz w:val="24"/>
+                <w:szCs w:val="24"/>
+              </w:rPr>
+              <w:t>Hr</w:t>
+            </w:r>
+            <w:proofErr w:type="spellEnd"/>
+            <w:r>
+              <w:rPr>
+                <w:rFonts w:ascii="Arial" w:hAnsi="Arial" w:cs="Arial"/>
+                <w:b/>
+                <w:bCs/>
+                <w:sz w:val="24"/>
+                <w:szCs w:val="24"/>
+              </w:rPr>
+              <w:t>. fin</w:t>
             </w:r>
           </w:p>
         </w:tc>
@@ -29433,7 +30377,25 @@
                 <w:sz w:val="24"/>
                 <w:szCs w:val="24"/>
               </w:rPr>
-              <w:t>Adición de archivos css del proyecto.</w:t>
+              <w:t xml:space="preserve">Adición de archivos </w:t>
+            </w:r>
+            <w:proofErr w:type="spellStart"/>
+            <w:r>
+              <w:rPr>
+                <w:rFonts w:ascii="Arial" w:hAnsi="Arial" w:cs="Arial"/>
+                <w:sz w:val="24"/>
+                <w:szCs w:val="24"/>
+              </w:rPr>
+              <w:t>css</w:t>
+            </w:r>
+            <w:proofErr w:type="spellEnd"/>
+            <w:r>
+              <w:rPr>
+                <w:rFonts w:ascii="Arial" w:hAnsi="Arial" w:cs="Arial"/>
+                <w:sz w:val="24"/>
+                <w:szCs w:val="24"/>
+              </w:rPr>
+              <w:t xml:space="preserve"> del proyecto.</w:t>
             </w:r>
           </w:p>
         </w:tc>
@@ -30847,8 +31809,18 @@
                 <w:sz w:val="24"/>
                 <w:szCs w:val="24"/>
               </w:rPr>
-              <w:t>Desarrolladora frontend</w:t>
-            </w:r>
+              <w:t xml:space="preserve">Desarrolladora </w:t>
+            </w:r>
+            <w:proofErr w:type="spellStart"/>
+            <w:r>
+              <w:rPr>
+                <w:rFonts w:ascii="Arial" w:hAnsi="Arial" w:cs="Arial"/>
+                <w:sz w:val="24"/>
+                <w:szCs w:val="24"/>
+              </w:rPr>
+              <w:t>frontend</w:t>
+            </w:r>
+            <w:proofErr w:type="spellEnd"/>
           </w:p>
         </w:tc>
         <w:tc>
@@ -30899,7 +31871,25 @@
                 <w:sz w:val="24"/>
                 <w:szCs w:val="24"/>
               </w:rPr>
-              <w:t xml:space="preserve">Continuación de prototipo: diseño de página (archivos css) </w:t>
+              <w:t xml:space="preserve">Continuación de prototipo: diseño de página (archivos </w:t>
+            </w:r>
+            <w:proofErr w:type="spellStart"/>
+            <w:r>
+              <w:rPr>
+                <w:rFonts w:ascii="Arial" w:hAnsi="Arial" w:cs="Arial"/>
+                <w:sz w:val="24"/>
+                <w:szCs w:val="24"/>
+              </w:rPr>
+              <w:t>css</w:t>
+            </w:r>
+            <w:proofErr w:type="spellEnd"/>
+            <w:r>
+              <w:rPr>
+                <w:rFonts w:ascii="Arial" w:hAnsi="Arial" w:cs="Arial"/>
+                <w:sz w:val="24"/>
+                <w:szCs w:val="24"/>
+              </w:rPr>
+              <w:t xml:space="preserve">) </w:t>
             </w:r>
           </w:p>
         </w:tc>
@@ -30979,8 +31969,18 @@
                 <w:sz w:val="24"/>
                 <w:szCs w:val="24"/>
               </w:rPr>
-              <w:t>Desarrollador backend</w:t>
-            </w:r>
+              <w:t xml:space="preserve">Desarrollador </w:t>
+            </w:r>
+            <w:proofErr w:type="spellStart"/>
+            <w:r>
+              <w:rPr>
+                <w:rFonts w:ascii="Arial" w:hAnsi="Arial" w:cs="Arial"/>
+                <w:sz w:val="24"/>
+                <w:szCs w:val="24"/>
+              </w:rPr>
+              <w:t>backend</w:t>
+            </w:r>
+            <w:proofErr w:type="spellEnd"/>
           </w:p>
         </w:tc>
         <w:tc>
@@ -31212,16 +32212,40 @@
                 <w:szCs w:val="24"/>
               </w:rPr>
             </w:pPr>
-            <w:r>
-              <w:rPr>
-                <w:rFonts w:ascii="Arial" w:hAnsi="Arial" w:cs="Arial"/>
-                <w:b/>
-                <w:bCs/>
-                <w:sz w:val="24"/>
-                <w:szCs w:val="24"/>
-              </w:rPr>
-              <w:t>Hr. Ini</w:t>
-            </w:r>
+            <w:proofErr w:type="spellStart"/>
+            <w:r>
+              <w:rPr>
+                <w:rFonts w:ascii="Arial" w:hAnsi="Arial" w:cs="Arial"/>
+                <w:b/>
+                <w:bCs/>
+                <w:sz w:val="24"/>
+                <w:szCs w:val="24"/>
+              </w:rPr>
+              <w:t>Hr</w:t>
+            </w:r>
+            <w:proofErr w:type="spellEnd"/>
+            <w:r>
+              <w:rPr>
+                <w:rFonts w:ascii="Arial" w:hAnsi="Arial" w:cs="Arial"/>
+                <w:b/>
+                <w:bCs/>
+                <w:sz w:val="24"/>
+                <w:szCs w:val="24"/>
+              </w:rPr>
+              <w:t xml:space="preserve">. </w:t>
+            </w:r>
+            <w:proofErr w:type="spellStart"/>
+            <w:r>
+              <w:rPr>
+                <w:rFonts w:ascii="Arial" w:hAnsi="Arial" w:cs="Arial"/>
+                <w:b/>
+                <w:bCs/>
+                <w:sz w:val="24"/>
+                <w:szCs w:val="24"/>
+              </w:rPr>
+              <w:t>Ini</w:t>
+            </w:r>
+            <w:proofErr w:type="spellEnd"/>
           </w:p>
         </w:tc>
         <w:tc>
@@ -31241,15 +32265,27 @@
                 <w:szCs w:val="24"/>
               </w:rPr>
             </w:pPr>
-            <w:r>
-              <w:rPr>
-                <w:rFonts w:ascii="Arial" w:hAnsi="Arial" w:cs="Arial"/>
-                <w:b/>
-                <w:bCs/>
-                <w:sz w:val="24"/>
-                <w:szCs w:val="24"/>
-              </w:rPr>
-              <w:t>Hr. fin</w:t>
+            <w:proofErr w:type="spellStart"/>
+            <w:r>
+              <w:rPr>
+                <w:rFonts w:ascii="Arial" w:hAnsi="Arial" w:cs="Arial"/>
+                <w:b/>
+                <w:bCs/>
+                <w:sz w:val="24"/>
+                <w:szCs w:val="24"/>
+              </w:rPr>
+              <w:t>Hr</w:t>
+            </w:r>
+            <w:proofErr w:type="spellEnd"/>
+            <w:r>
+              <w:rPr>
+                <w:rFonts w:ascii="Arial" w:hAnsi="Arial" w:cs="Arial"/>
+                <w:b/>
+                <w:bCs/>
+                <w:sz w:val="24"/>
+                <w:szCs w:val="24"/>
+              </w:rPr>
+              <w:t>. fin</w:t>
             </w:r>
           </w:p>
         </w:tc>
@@ -31720,6 +32756,14 @@
                 <w:sz w:val="24"/>
                 <w:szCs w:val="24"/>
               </w:rPr>
+              <w:t xml:space="preserve"> </w:t>
+            </w:r>
+            <w:r>
+              <w:rPr>
+                <w:rFonts w:ascii="Arial" w:hAnsi="Arial" w:cs="Arial"/>
+                <w:sz w:val="24"/>
+                <w:szCs w:val="24"/>
+              </w:rPr>
               <w:t>a</w:t>
             </w:r>
             <w:r>
@@ -31760,6 +32804,14 @@
                 <w:szCs w:val="24"/>
               </w:rPr>
               <w:t>:00</w:t>
+            </w:r>
+            <w:r>
+              <w:rPr>
+                <w:rFonts w:ascii="Arial" w:hAnsi="Arial" w:cs="Arial"/>
+                <w:sz w:val="24"/>
+                <w:szCs w:val="24"/>
+              </w:rPr>
+              <w:t xml:space="preserve"> </w:t>
             </w:r>
             <w:r>
               <w:rPr>

--- a/BITACORA.docx
+++ b/BITACORA.docx
@@ -806,7 +806,7 @@
           <w:r>
             <w:fldChar w:fldCharType="separate"/>
           </w:r>
-          <w:hyperlink w:anchor="_Toc229984842" w:history="1">
+          <w:hyperlink w:anchor="_Toc230158414" w:history="1">
             <w:r>
               <w:rPr>
                 <w:rStyle w:val="Hipervnculo"/>
@@ -833,7 +833,7 @@
                 <w:noProof/>
                 <w:webHidden/>
               </w:rPr>
-              <w:instrText xml:space="preserve"> PAGEREF _Toc229984842 \h </w:instrText>
+              <w:instrText xml:space="preserve"> PAGEREF _Toc230158414 \h </w:instrText>
             </w:r>
             <w:r>
               <w:rPr>
@@ -874,7 +874,7 @@
               <w:lang w:eastAsia="ko-KR"/>
             </w:rPr>
           </w:pPr>
-          <w:hyperlink w:anchor="_Toc229984843" w:history="1">
+          <w:hyperlink w:anchor="_Toc230158415" w:history="1">
             <w:r>
               <w:rPr>
                 <w:rStyle w:val="Hipervnculo"/>
@@ -902,7 +902,7 @@
                 <w:noProof/>
                 <w:webHidden/>
               </w:rPr>
-              <w:instrText xml:space="preserve"> PAGEREF _Toc229984843 \h </w:instrText>
+              <w:instrText xml:space="preserve"> PAGEREF _Toc230158415 \h </w:instrText>
             </w:r>
             <w:r>
               <w:rPr>
@@ -946,7 +946,7 @@
               <w:lang w:eastAsia="ko-KR"/>
             </w:rPr>
           </w:pPr>
-          <w:hyperlink w:anchor="_Toc229984844" w:history="1">
+          <w:hyperlink w:anchor="_Toc230158416" w:history="1">
             <w:r>
               <w:rPr>
                 <w:rStyle w:val="Hipervnculo"/>
@@ -973,7 +973,7 @@
                 <w:noProof/>
                 <w:webHidden/>
               </w:rPr>
-              <w:instrText xml:space="preserve"> PAGEREF _Toc229984844 \h </w:instrText>
+              <w:instrText xml:space="preserve"> PAGEREF _Toc230158416 \h </w:instrText>
             </w:r>
             <w:r>
               <w:rPr>
@@ -1017,7 +1017,7 @@
               <w:lang w:eastAsia="ko-KR"/>
             </w:rPr>
           </w:pPr>
-          <w:hyperlink w:anchor="_Toc229984845" w:history="1">
+          <w:hyperlink w:anchor="_Toc230158417" w:history="1">
             <w:r>
               <w:rPr>
                 <w:rStyle w:val="Hipervnculo"/>
@@ -1044,7 +1044,7 @@
                 <w:noProof/>
                 <w:webHidden/>
               </w:rPr>
-              <w:instrText xml:space="preserve"> PAGEREF _Toc229984845 \h </w:instrText>
+              <w:instrText xml:space="preserve"> PAGEREF _Toc230158417 \h </w:instrText>
             </w:r>
             <w:r>
               <w:rPr>
@@ -1088,7 +1088,7 @@
               <w:lang w:eastAsia="ko-KR"/>
             </w:rPr>
           </w:pPr>
-          <w:hyperlink w:anchor="_Toc229984846" w:history="1">
+          <w:hyperlink w:anchor="_Toc230158418" w:history="1">
             <w:r>
               <w:rPr>
                 <w:rStyle w:val="Hipervnculo"/>
@@ -1115,7 +1115,7 @@
                 <w:noProof/>
                 <w:webHidden/>
               </w:rPr>
-              <w:instrText xml:space="preserve"> PAGEREF _Toc229984846 \h </w:instrText>
+              <w:instrText xml:space="preserve"> PAGEREF _Toc230158418 \h </w:instrText>
             </w:r>
             <w:r>
               <w:rPr>
@@ -1156,7 +1156,7 @@
               <w:lang w:eastAsia="ko-KR"/>
             </w:rPr>
           </w:pPr>
-          <w:hyperlink w:anchor="_Toc229984847" w:history="1">
+          <w:hyperlink w:anchor="_Toc230158419" w:history="1">
             <w:r>
               <w:rPr>
                 <w:rStyle w:val="Hipervnculo"/>
@@ -1184,7 +1184,7 @@
                 <w:noProof/>
                 <w:webHidden/>
               </w:rPr>
-              <w:instrText xml:space="preserve"> PAGEREF _Toc229984847 \h </w:instrText>
+              <w:instrText xml:space="preserve"> PAGEREF _Toc230158419 \h </w:instrText>
             </w:r>
             <w:r>
               <w:rPr>
@@ -1228,7 +1228,7 @@
               <w:lang w:eastAsia="ko-KR"/>
             </w:rPr>
           </w:pPr>
-          <w:hyperlink w:anchor="_Toc229984848" w:history="1">
+          <w:hyperlink w:anchor="_Toc230158420" w:history="1">
             <w:r>
               <w:rPr>
                 <w:rStyle w:val="Hipervnculo"/>
@@ -1255,7 +1255,7 @@
                 <w:noProof/>
                 <w:webHidden/>
               </w:rPr>
-              <w:instrText xml:space="preserve"> PAGEREF _Toc229984848 \h </w:instrText>
+              <w:instrText xml:space="preserve"> PAGEREF _Toc230158420 \h </w:instrText>
             </w:r>
             <w:r>
               <w:rPr>
@@ -1299,7 +1299,7 @@
               <w:lang w:eastAsia="ko-KR"/>
             </w:rPr>
           </w:pPr>
-          <w:hyperlink w:anchor="_Toc229984849" w:history="1">
+          <w:hyperlink w:anchor="_Toc230158421" w:history="1">
             <w:r>
               <w:rPr>
                 <w:rStyle w:val="Hipervnculo"/>
@@ -1326,7 +1326,7 @@
                 <w:noProof/>
                 <w:webHidden/>
               </w:rPr>
-              <w:instrText xml:space="preserve"> PAGEREF _Toc229984849 \h </w:instrText>
+              <w:instrText xml:space="preserve"> PAGEREF _Toc230158421 \h </w:instrText>
             </w:r>
             <w:r>
               <w:rPr>
@@ -1370,7 +1370,7 @@
               <w:lang w:eastAsia="ko-KR"/>
             </w:rPr>
           </w:pPr>
-          <w:hyperlink w:anchor="_Toc229984850" w:history="1">
+          <w:hyperlink w:anchor="_Toc230158422" w:history="1">
             <w:r>
               <w:rPr>
                 <w:rStyle w:val="Hipervnculo"/>
@@ -1397,7 +1397,7 @@
                 <w:noProof/>
                 <w:webHidden/>
               </w:rPr>
-              <w:instrText xml:space="preserve"> PAGEREF _Toc229984850 \h </w:instrText>
+              <w:instrText xml:space="preserve"> PAGEREF _Toc230158422 \h </w:instrText>
             </w:r>
             <w:r>
               <w:rPr>
@@ -1441,7 +1441,7 @@
               <w:lang w:eastAsia="ko-KR"/>
             </w:rPr>
           </w:pPr>
-          <w:hyperlink w:anchor="_Toc229984851" w:history="1">
+          <w:hyperlink w:anchor="_Toc230158423" w:history="1">
             <w:r>
               <w:rPr>
                 <w:rStyle w:val="Hipervnculo"/>
@@ -1469,7 +1469,7 @@
                 <w:noProof/>
                 <w:webHidden/>
               </w:rPr>
-              <w:instrText xml:space="preserve"> PAGEREF _Toc229984851 \h </w:instrText>
+              <w:instrText xml:space="preserve"> PAGEREF _Toc230158423 \h </w:instrText>
             </w:r>
             <w:r>
               <w:rPr>
@@ -1513,7 +1513,7 @@
               <w:lang w:eastAsia="ko-KR"/>
             </w:rPr>
           </w:pPr>
-          <w:hyperlink w:anchor="_Toc229984852" w:history="1">
+          <w:hyperlink w:anchor="_Toc230158424" w:history="1">
             <w:r>
               <w:rPr>
                 <w:rStyle w:val="Hipervnculo"/>
@@ -1540,7 +1540,7 @@
                 <w:noProof/>
                 <w:webHidden/>
               </w:rPr>
-              <w:instrText xml:space="preserve"> PAGEREF _Toc229984852 \h </w:instrText>
+              <w:instrText xml:space="preserve"> PAGEREF _Toc230158424 \h </w:instrText>
             </w:r>
             <w:r>
               <w:rPr>
@@ -1584,7 +1584,7 @@
               <w:lang w:eastAsia="ko-KR"/>
             </w:rPr>
           </w:pPr>
-          <w:hyperlink w:anchor="_Toc229984853" w:history="1">
+          <w:hyperlink w:anchor="_Toc230158425" w:history="1">
             <w:r>
               <w:rPr>
                 <w:rStyle w:val="Hipervnculo"/>
@@ -1611,7 +1611,7 @@
                 <w:noProof/>
                 <w:webHidden/>
               </w:rPr>
-              <w:instrText xml:space="preserve"> PAGEREF _Toc229984853 \h </w:instrText>
+              <w:instrText xml:space="preserve"> PAGEREF _Toc230158425 \h </w:instrText>
             </w:r>
             <w:r>
               <w:rPr>
@@ -1655,7 +1655,7 @@
               <w:lang w:eastAsia="ko-KR"/>
             </w:rPr>
           </w:pPr>
-          <w:hyperlink w:anchor="_Toc229984854" w:history="1">
+          <w:hyperlink w:anchor="_Toc230158426" w:history="1">
             <w:r>
               <w:rPr>
                 <w:rStyle w:val="Hipervnculo"/>
@@ -1682,7 +1682,7 @@
                 <w:noProof/>
                 <w:webHidden/>
               </w:rPr>
-              <w:instrText xml:space="preserve"> PAGEREF _Toc229984854 \h </w:instrText>
+              <w:instrText xml:space="preserve"> PAGEREF _Toc230158426 \h </w:instrText>
             </w:r>
             <w:r>
               <w:rPr>
@@ -1723,7 +1723,7 @@
               <w:lang w:eastAsia="ko-KR"/>
             </w:rPr>
           </w:pPr>
-          <w:hyperlink w:anchor="_Toc229984855" w:history="1">
+          <w:hyperlink w:anchor="_Toc230158427" w:history="1">
             <w:r>
               <w:rPr>
                 <w:rStyle w:val="Hipervnculo"/>
@@ -1751,7 +1751,7 @@
                 <w:noProof/>
                 <w:webHidden/>
               </w:rPr>
-              <w:instrText xml:space="preserve"> PAGEREF _Toc229984855 \h </w:instrText>
+              <w:instrText xml:space="preserve"> PAGEREF _Toc230158427 \h </w:instrText>
             </w:r>
             <w:r>
               <w:rPr>
@@ -1795,7 +1795,7 @@
               <w:lang w:eastAsia="ko-KR"/>
             </w:rPr>
           </w:pPr>
-          <w:hyperlink w:anchor="_Toc229984856" w:history="1">
+          <w:hyperlink w:anchor="_Toc230158428" w:history="1">
             <w:r>
               <w:rPr>
                 <w:rStyle w:val="Hipervnculo"/>
@@ -1822,7 +1822,7 @@
                 <w:noProof/>
                 <w:webHidden/>
               </w:rPr>
-              <w:instrText xml:space="preserve"> PAGEREF _Toc229984856 \h </w:instrText>
+              <w:instrText xml:space="preserve"> PAGEREF _Toc230158428 \h </w:instrText>
             </w:r>
             <w:r>
               <w:rPr>
@@ -1866,7 +1866,7 @@
               <w:lang w:eastAsia="ko-KR"/>
             </w:rPr>
           </w:pPr>
-          <w:hyperlink w:anchor="_Toc229984857" w:history="1">
+          <w:hyperlink w:anchor="_Toc230158429" w:history="1">
             <w:r>
               <w:rPr>
                 <w:rStyle w:val="Hipervnculo"/>
@@ -1893,7 +1893,7 @@
                 <w:noProof/>
                 <w:webHidden/>
               </w:rPr>
-              <w:instrText xml:space="preserve"> PAGEREF _Toc229984857 \h </w:instrText>
+              <w:instrText xml:space="preserve"> PAGEREF _Toc230158429 \h </w:instrText>
             </w:r>
             <w:r>
               <w:rPr>
@@ -1937,7 +1937,7 @@
               <w:lang w:eastAsia="ko-KR"/>
             </w:rPr>
           </w:pPr>
-          <w:hyperlink w:anchor="_Toc229984858" w:history="1">
+          <w:hyperlink w:anchor="_Toc230158430" w:history="1">
             <w:r>
               <w:rPr>
                 <w:rStyle w:val="Hipervnculo"/>
@@ -1964,7 +1964,7 @@
                 <w:noProof/>
                 <w:webHidden/>
               </w:rPr>
-              <w:instrText xml:space="preserve"> PAGEREF _Toc229984858 \h </w:instrText>
+              <w:instrText xml:space="preserve"> PAGEREF _Toc230158430 \h </w:instrText>
             </w:r>
             <w:r>
               <w:rPr>
@@ -2005,7 +2005,7 @@
               <w:lang w:eastAsia="ko-KR"/>
             </w:rPr>
           </w:pPr>
-          <w:hyperlink w:anchor="_Toc229984859" w:history="1">
+          <w:hyperlink w:anchor="_Toc230158431" w:history="1">
             <w:r>
               <w:rPr>
                 <w:rStyle w:val="Hipervnculo"/>
@@ -2033,7 +2033,7 @@
                 <w:noProof/>
                 <w:webHidden/>
               </w:rPr>
-              <w:instrText xml:space="preserve"> PAGEREF _Toc229984859 \h </w:instrText>
+              <w:instrText xml:space="preserve"> PAGEREF _Toc230158431 \h </w:instrText>
             </w:r>
             <w:r>
               <w:rPr>
@@ -2077,7 +2077,7 @@
               <w:lang w:eastAsia="ko-KR"/>
             </w:rPr>
           </w:pPr>
-          <w:hyperlink w:anchor="_Toc229984860" w:history="1">
+          <w:hyperlink w:anchor="_Toc230158432" w:history="1">
             <w:r>
               <w:rPr>
                 <w:rStyle w:val="Hipervnculo"/>
@@ -2104,7 +2104,7 @@
                 <w:noProof/>
                 <w:webHidden/>
               </w:rPr>
-              <w:instrText xml:space="preserve"> PAGEREF _Toc229984860 \h </w:instrText>
+              <w:instrText xml:space="preserve"> PAGEREF _Toc230158432 \h </w:instrText>
             </w:r>
             <w:r>
               <w:rPr>
@@ -2148,7 +2148,7 @@
               <w:lang w:eastAsia="ko-KR"/>
             </w:rPr>
           </w:pPr>
-          <w:hyperlink w:anchor="_Toc229984861" w:history="1">
+          <w:hyperlink w:anchor="_Toc230158433" w:history="1">
             <w:r>
               <w:rPr>
                 <w:rStyle w:val="Hipervnculo"/>
@@ -2175,7 +2175,7 @@
                 <w:noProof/>
                 <w:webHidden/>
               </w:rPr>
-              <w:instrText xml:space="preserve"> PAGEREF _Toc229984861 \h </w:instrText>
+              <w:instrText xml:space="preserve"> PAGEREF _Toc230158433 \h </w:instrText>
             </w:r>
             <w:r>
               <w:rPr>
@@ -2219,7 +2219,7 @@
               <w:lang w:eastAsia="ko-KR"/>
             </w:rPr>
           </w:pPr>
-          <w:hyperlink w:anchor="_Toc229984862" w:history="1">
+          <w:hyperlink w:anchor="_Toc230158434" w:history="1">
             <w:r>
               <w:rPr>
                 <w:rStyle w:val="Hipervnculo"/>
@@ -2246,7 +2246,7 @@
                 <w:noProof/>
                 <w:webHidden/>
               </w:rPr>
-              <w:instrText xml:space="preserve"> PAGEREF _Toc229984862 \h </w:instrText>
+              <w:instrText xml:space="preserve"> PAGEREF _Toc230158434 \h </w:instrText>
             </w:r>
             <w:r>
               <w:rPr>
@@ -2287,7 +2287,7 @@
               <w:lang w:eastAsia="ko-KR"/>
             </w:rPr>
           </w:pPr>
-          <w:hyperlink w:anchor="_Toc229984863" w:history="1">
+          <w:hyperlink w:anchor="_Toc230158435" w:history="1">
             <w:r>
               <w:rPr>
                 <w:rStyle w:val="Hipervnculo"/>
@@ -2315,7 +2315,7 @@
                 <w:noProof/>
                 <w:webHidden/>
               </w:rPr>
-              <w:instrText xml:space="preserve"> PAGEREF _Toc229984863 \h </w:instrText>
+              <w:instrText xml:space="preserve"> PAGEREF _Toc230158435 \h </w:instrText>
             </w:r>
             <w:r>
               <w:rPr>
@@ -2359,7 +2359,7 @@
               <w:lang w:eastAsia="ko-KR"/>
             </w:rPr>
           </w:pPr>
-          <w:hyperlink w:anchor="_Toc229984864" w:history="1">
+          <w:hyperlink w:anchor="_Toc230158436" w:history="1">
             <w:r>
               <w:rPr>
                 <w:rStyle w:val="Hipervnculo"/>
@@ -2386,7 +2386,7 @@
                 <w:noProof/>
                 <w:webHidden/>
               </w:rPr>
-              <w:instrText xml:space="preserve"> PAGEREF _Toc229984864 \h </w:instrText>
+              <w:instrText xml:space="preserve"> PAGEREF _Toc230158436 \h </w:instrText>
             </w:r>
             <w:r>
               <w:rPr>
@@ -2430,7 +2430,7 @@
               <w:lang w:eastAsia="ko-KR"/>
             </w:rPr>
           </w:pPr>
-          <w:hyperlink w:anchor="_Toc229984865" w:history="1">
+          <w:hyperlink w:anchor="_Toc230158437" w:history="1">
             <w:r>
               <w:rPr>
                 <w:rStyle w:val="Hipervnculo"/>
@@ -2457,7 +2457,7 @@
                 <w:noProof/>
                 <w:webHidden/>
               </w:rPr>
-              <w:instrText xml:space="preserve"> PAGEREF _Toc229984865 \h </w:instrText>
+              <w:instrText xml:space="preserve"> PAGEREF _Toc230158437 \h </w:instrText>
             </w:r>
             <w:r>
               <w:rPr>
@@ -2501,7 +2501,7 @@
               <w:lang w:eastAsia="ko-KR"/>
             </w:rPr>
           </w:pPr>
-          <w:hyperlink w:anchor="_Toc229984866" w:history="1">
+          <w:hyperlink w:anchor="_Toc230158438" w:history="1">
             <w:r>
               <w:rPr>
                 <w:rStyle w:val="Hipervnculo"/>
@@ -2528,7 +2528,7 @@
                 <w:noProof/>
                 <w:webHidden/>
               </w:rPr>
-              <w:instrText xml:space="preserve"> PAGEREF _Toc229984866 \h </w:instrText>
+              <w:instrText xml:space="preserve"> PAGEREF _Toc230158438 \h </w:instrText>
             </w:r>
             <w:r>
               <w:rPr>
@@ -2572,7 +2572,7 @@
               <w:lang w:eastAsia="ko-KR"/>
             </w:rPr>
           </w:pPr>
-          <w:hyperlink w:anchor="_Toc229984867" w:history="1">
+          <w:hyperlink w:anchor="_Toc230158439" w:history="1">
             <w:r>
               <w:rPr>
                 <w:rStyle w:val="Hipervnculo"/>
@@ -2599,7 +2599,7 @@
                 <w:noProof/>
                 <w:webHidden/>
               </w:rPr>
-              <w:instrText xml:space="preserve"> PAGEREF _Toc229984867 \h </w:instrText>
+              <w:instrText xml:space="preserve"> PAGEREF _Toc230158439 \h </w:instrText>
             </w:r>
             <w:r>
               <w:rPr>
@@ -2640,7 +2640,7 @@
               <w:lang w:eastAsia="ko-KR"/>
             </w:rPr>
           </w:pPr>
-          <w:hyperlink w:anchor="_Toc229984868" w:history="1">
+          <w:hyperlink w:anchor="_Toc230158440" w:history="1">
             <w:r>
               <w:rPr>
                 <w:rStyle w:val="Hipervnculo"/>
@@ -2668,7 +2668,7 @@
                 <w:noProof/>
                 <w:webHidden/>
               </w:rPr>
-              <w:instrText xml:space="preserve"> PAGEREF _Toc229984868 \h </w:instrText>
+              <w:instrText xml:space="preserve"> PAGEREF _Toc230158440 \h </w:instrText>
             </w:r>
             <w:r>
               <w:rPr>
@@ -2712,7 +2712,7 @@
               <w:lang w:eastAsia="ko-KR"/>
             </w:rPr>
           </w:pPr>
-          <w:hyperlink w:anchor="_Toc229984869" w:history="1">
+          <w:hyperlink w:anchor="_Toc230158441" w:history="1">
             <w:r>
               <w:rPr>
                 <w:rStyle w:val="Hipervnculo"/>
@@ -2739,7 +2739,7 @@
                 <w:noProof/>
                 <w:webHidden/>
               </w:rPr>
-              <w:instrText xml:space="preserve"> PAGEREF _Toc229984869 \h </w:instrText>
+              <w:instrText xml:space="preserve"> PAGEREF _Toc230158441 \h </w:instrText>
             </w:r>
             <w:r>
               <w:rPr>
@@ -2783,7 +2783,7 @@
               <w:lang w:eastAsia="ko-KR"/>
             </w:rPr>
           </w:pPr>
-          <w:hyperlink w:anchor="_Toc229984870" w:history="1">
+          <w:hyperlink w:anchor="_Toc230158442" w:history="1">
             <w:r>
               <w:rPr>
                 <w:rStyle w:val="Hipervnculo"/>
@@ -2810,7 +2810,7 @@
                 <w:noProof/>
                 <w:webHidden/>
               </w:rPr>
-              <w:instrText xml:space="preserve"> PAGEREF _Toc229984870 \h </w:instrText>
+              <w:instrText xml:space="preserve"> PAGEREF _Toc230158442 \h </w:instrText>
             </w:r>
             <w:r>
               <w:rPr>
@@ -2851,7 +2851,7 @@
               <w:lang w:eastAsia="ko-KR"/>
             </w:rPr>
           </w:pPr>
-          <w:hyperlink w:anchor="_Toc229984871" w:history="1">
+          <w:hyperlink w:anchor="_Toc230158443" w:history="1">
             <w:r>
               <w:rPr>
                 <w:rStyle w:val="Hipervnculo"/>
@@ -2879,7 +2879,7 @@
                 <w:noProof/>
                 <w:webHidden/>
               </w:rPr>
-              <w:instrText xml:space="preserve"> PAGEREF _Toc229984871 \h </w:instrText>
+              <w:instrText xml:space="preserve"> PAGEREF _Toc230158443 \h </w:instrText>
             </w:r>
             <w:r>
               <w:rPr>
@@ -2923,7 +2923,7 @@
               <w:lang w:eastAsia="ko-KR"/>
             </w:rPr>
           </w:pPr>
-          <w:hyperlink w:anchor="_Toc229984872" w:history="1">
+          <w:hyperlink w:anchor="_Toc230158444" w:history="1">
             <w:r>
               <w:rPr>
                 <w:rStyle w:val="Hipervnculo"/>
@@ -2950,7 +2950,7 @@
                 <w:noProof/>
                 <w:webHidden/>
               </w:rPr>
-              <w:instrText xml:space="preserve"> PAGEREF _Toc229984872 \h </w:instrText>
+              <w:instrText xml:space="preserve"> PAGEREF _Toc230158444 \h </w:instrText>
             </w:r>
             <w:r>
               <w:rPr>
@@ -2994,7 +2994,7 @@
               <w:lang w:eastAsia="ko-KR"/>
             </w:rPr>
           </w:pPr>
-          <w:hyperlink w:anchor="_Toc229984873" w:history="1">
+          <w:hyperlink w:anchor="_Toc230158445" w:history="1">
             <w:r>
               <w:rPr>
                 <w:rStyle w:val="Hipervnculo"/>
@@ -3021,7 +3021,7 @@
                 <w:noProof/>
                 <w:webHidden/>
               </w:rPr>
-              <w:instrText xml:space="preserve"> PAGEREF _Toc229984873 \h </w:instrText>
+              <w:instrText xml:space="preserve"> PAGEREF _Toc230158445 \h </w:instrText>
             </w:r>
             <w:r>
               <w:rPr>
@@ -3065,7 +3065,7 @@
               <w:lang w:eastAsia="ko-KR"/>
             </w:rPr>
           </w:pPr>
-          <w:hyperlink w:anchor="_Toc229984874" w:history="1">
+          <w:hyperlink w:anchor="_Toc230158446" w:history="1">
             <w:r>
               <w:rPr>
                 <w:rStyle w:val="Hipervnculo"/>
@@ -3092,7 +3092,7 @@
                 <w:noProof/>
                 <w:webHidden/>
               </w:rPr>
-              <w:instrText xml:space="preserve"> PAGEREF _Toc229984874 \h </w:instrText>
+              <w:instrText xml:space="preserve"> PAGEREF _Toc230158446 \h </w:instrText>
             </w:r>
             <w:r>
               <w:rPr>
@@ -3136,7 +3136,7 @@
               <w:lang w:eastAsia="ko-KR"/>
             </w:rPr>
           </w:pPr>
-          <w:hyperlink w:anchor="_Toc229984875" w:history="1">
+          <w:hyperlink w:anchor="_Toc230158447" w:history="1">
             <w:r>
               <w:rPr>
                 <w:rStyle w:val="Hipervnculo"/>
@@ -3163,7 +3163,7 @@
                 <w:noProof/>
                 <w:webHidden/>
               </w:rPr>
-              <w:instrText xml:space="preserve"> PAGEREF _Toc229984875 \h </w:instrText>
+              <w:instrText xml:space="preserve"> PAGEREF _Toc230158447 \h </w:instrText>
             </w:r>
             <w:r>
               <w:rPr>
@@ -3204,7 +3204,7 @@
               <w:lang w:eastAsia="ko-KR"/>
             </w:rPr>
           </w:pPr>
-          <w:hyperlink w:anchor="_Toc229984876" w:history="1">
+          <w:hyperlink w:anchor="_Toc230158448" w:history="1">
             <w:r>
               <w:rPr>
                 <w:rStyle w:val="Hipervnculo"/>
@@ -3232,7 +3232,7 @@
                 <w:noProof/>
                 <w:webHidden/>
               </w:rPr>
-              <w:instrText xml:space="preserve"> PAGEREF _Toc229984876 \h </w:instrText>
+              <w:instrText xml:space="preserve"> PAGEREF _Toc230158448 \h </w:instrText>
             </w:r>
             <w:r>
               <w:rPr>
@@ -3276,7 +3276,7 @@
               <w:lang w:eastAsia="ko-KR"/>
             </w:rPr>
           </w:pPr>
-          <w:hyperlink w:anchor="_Toc229984877" w:history="1">
+          <w:hyperlink w:anchor="_Toc230158449" w:history="1">
             <w:r>
               <w:rPr>
                 <w:rStyle w:val="Hipervnculo"/>
@@ -3303,7 +3303,7 @@
                 <w:noProof/>
                 <w:webHidden/>
               </w:rPr>
-              <w:instrText xml:space="preserve"> PAGEREF _Toc229984877 \h </w:instrText>
+              <w:instrText xml:space="preserve"> PAGEREF _Toc230158449 \h </w:instrText>
             </w:r>
             <w:r>
               <w:rPr>
@@ -3347,7 +3347,7 @@
               <w:lang w:eastAsia="ko-KR"/>
             </w:rPr>
           </w:pPr>
-          <w:hyperlink w:anchor="_Toc229984878" w:history="1">
+          <w:hyperlink w:anchor="_Toc230158450" w:history="1">
             <w:r>
               <w:rPr>
                 <w:rStyle w:val="Hipervnculo"/>
@@ -3374,7 +3374,7 @@
                 <w:noProof/>
                 <w:webHidden/>
               </w:rPr>
-              <w:instrText xml:space="preserve"> PAGEREF _Toc229984878 \h </w:instrText>
+              <w:instrText xml:space="preserve"> PAGEREF _Toc230158450 \h </w:instrText>
             </w:r>
             <w:r>
               <w:rPr>
@@ -3418,7 +3418,7 @@
               <w:lang w:eastAsia="ko-KR"/>
             </w:rPr>
           </w:pPr>
-          <w:hyperlink w:anchor="_Toc229984879" w:history="1">
+          <w:hyperlink w:anchor="_Toc230158451" w:history="1">
             <w:r>
               <w:rPr>
                 <w:rStyle w:val="Hipervnculo"/>
@@ -3445,7 +3445,7 @@
                 <w:noProof/>
                 <w:webHidden/>
               </w:rPr>
-              <w:instrText xml:space="preserve"> PAGEREF _Toc229984879 \h </w:instrText>
+              <w:instrText xml:space="preserve"> PAGEREF _Toc230158451 \h </w:instrText>
             </w:r>
             <w:r>
               <w:rPr>
@@ -3486,7 +3486,7 @@
               <w:lang w:eastAsia="ko-KR"/>
             </w:rPr>
           </w:pPr>
-          <w:hyperlink w:anchor="_Toc229984880" w:history="1">
+          <w:hyperlink w:anchor="_Toc230158452" w:history="1">
             <w:r>
               <w:rPr>
                 <w:rStyle w:val="Hipervnculo"/>
@@ -3514,7 +3514,7 @@
                 <w:noProof/>
                 <w:webHidden/>
               </w:rPr>
-              <w:instrText xml:space="preserve"> PAGEREF _Toc229984880 \h </w:instrText>
+              <w:instrText xml:space="preserve"> PAGEREF _Toc230158452 \h </w:instrText>
             </w:r>
             <w:r>
               <w:rPr>
@@ -3558,7 +3558,7 @@
               <w:lang w:eastAsia="ko-KR"/>
             </w:rPr>
           </w:pPr>
-          <w:hyperlink w:anchor="_Toc229984881" w:history="1">
+          <w:hyperlink w:anchor="_Toc230158453" w:history="1">
             <w:r>
               <w:rPr>
                 <w:rStyle w:val="Hipervnculo"/>
@@ -3585,7 +3585,7 @@
                 <w:noProof/>
                 <w:webHidden/>
               </w:rPr>
-              <w:instrText xml:space="preserve"> PAGEREF _Toc229984881 \h </w:instrText>
+              <w:instrText xml:space="preserve"> PAGEREF _Toc230158453 \h </w:instrText>
             </w:r>
             <w:r>
               <w:rPr>
@@ -3629,7 +3629,7 @@
               <w:lang w:eastAsia="ko-KR"/>
             </w:rPr>
           </w:pPr>
-          <w:hyperlink w:anchor="_Toc229984882" w:history="1">
+          <w:hyperlink w:anchor="_Toc230158454" w:history="1">
             <w:r>
               <w:rPr>
                 <w:rStyle w:val="Hipervnculo"/>
@@ -3656,7 +3656,7 @@
                 <w:noProof/>
                 <w:webHidden/>
               </w:rPr>
-              <w:instrText xml:space="preserve"> PAGEREF _Toc229984882 \h </w:instrText>
+              <w:instrText xml:space="preserve"> PAGEREF _Toc230158454 \h </w:instrText>
             </w:r>
             <w:r>
               <w:rPr>
@@ -3700,7 +3700,7 @@
               <w:lang w:eastAsia="ko-KR"/>
             </w:rPr>
           </w:pPr>
-          <w:hyperlink w:anchor="_Toc229984883" w:history="1">
+          <w:hyperlink w:anchor="_Toc230158455" w:history="1">
             <w:r>
               <w:rPr>
                 <w:rStyle w:val="Hipervnculo"/>
@@ -3727,7 +3727,7 @@
                 <w:noProof/>
                 <w:webHidden/>
               </w:rPr>
-              <w:instrText xml:space="preserve"> PAGEREF _Toc229984883 \h </w:instrText>
+              <w:instrText xml:space="preserve"> PAGEREF _Toc230158455 \h </w:instrText>
             </w:r>
             <w:r>
               <w:rPr>
@@ -3768,7 +3768,7 @@
               <w:lang w:eastAsia="ko-KR"/>
             </w:rPr>
           </w:pPr>
-          <w:hyperlink w:anchor="_Toc229984884" w:history="1">
+          <w:hyperlink w:anchor="_Toc230158456" w:history="1">
             <w:r>
               <w:rPr>
                 <w:rStyle w:val="Hipervnculo"/>
@@ -3796,7 +3796,7 @@
                 <w:noProof/>
                 <w:webHidden/>
               </w:rPr>
-              <w:instrText xml:space="preserve"> PAGEREF _Toc229984884 \h </w:instrText>
+              <w:instrText xml:space="preserve"> PAGEREF _Toc230158456 \h </w:instrText>
             </w:r>
             <w:r>
               <w:rPr>
@@ -3840,7 +3840,7 @@
               <w:lang w:eastAsia="ko-KR"/>
             </w:rPr>
           </w:pPr>
-          <w:hyperlink w:anchor="_Toc229984885" w:history="1">
+          <w:hyperlink w:anchor="_Toc230158457" w:history="1">
             <w:r>
               <w:rPr>
                 <w:rStyle w:val="Hipervnculo"/>
@@ -3867,7 +3867,7 @@
                 <w:noProof/>
                 <w:webHidden/>
               </w:rPr>
-              <w:instrText xml:space="preserve"> PAGEREF _Toc229984885 \h </w:instrText>
+              <w:instrText xml:space="preserve"> PAGEREF _Toc230158457 \h </w:instrText>
             </w:r>
             <w:r>
               <w:rPr>
@@ -3911,7 +3911,7 @@
               <w:lang w:eastAsia="ko-KR"/>
             </w:rPr>
           </w:pPr>
-          <w:hyperlink w:anchor="_Toc229984886" w:history="1">
+          <w:hyperlink w:anchor="_Toc230158458" w:history="1">
             <w:r>
               <w:rPr>
                 <w:rStyle w:val="Hipervnculo"/>
@@ -3938,7 +3938,7 @@
                 <w:noProof/>
                 <w:webHidden/>
               </w:rPr>
-              <w:instrText xml:space="preserve"> PAGEREF _Toc229984886 \h </w:instrText>
+              <w:instrText xml:space="preserve"> PAGEREF _Toc230158458 \h </w:instrText>
             </w:r>
             <w:r>
               <w:rPr>
@@ -3982,7 +3982,7 @@
               <w:lang w:eastAsia="ko-KR"/>
             </w:rPr>
           </w:pPr>
-          <w:hyperlink w:anchor="_Toc229984887" w:history="1">
+          <w:hyperlink w:anchor="_Toc230158459" w:history="1">
             <w:r>
               <w:rPr>
                 <w:rStyle w:val="Hipervnculo"/>
@@ -4009,7 +4009,7 @@
                 <w:noProof/>
                 <w:webHidden/>
               </w:rPr>
-              <w:instrText xml:space="preserve"> PAGEREF _Toc229984887 \h </w:instrText>
+              <w:instrText xml:space="preserve"> PAGEREF _Toc230158459 \h </w:instrText>
             </w:r>
             <w:r>
               <w:rPr>
@@ -4053,7 +4053,7 @@
               <w:lang w:eastAsia="ko-KR"/>
             </w:rPr>
           </w:pPr>
-          <w:hyperlink w:anchor="_Toc229984888" w:history="1">
+          <w:hyperlink w:anchor="_Toc230158460" w:history="1">
             <w:r>
               <w:rPr>
                 <w:rStyle w:val="Hipervnculo"/>
@@ -4080,7 +4080,7 @@
                 <w:noProof/>
                 <w:webHidden/>
               </w:rPr>
-              <w:instrText xml:space="preserve"> PAGEREF _Toc229984888 \h </w:instrText>
+              <w:instrText xml:space="preserve"> PAGEREF _Toc230158460 \h </w:instrText>
             </w:r>
             <w:r>
               <w:rPr>
@@ -4121,7 +4121,7 @@
               <w:lang w:eastAsia="ko-KR"/>
             </w:rPr>
           </w:pPr>
-          <w:hyperlink w:anchor="_Toc229984889" w:history="1">
+          <w:hyperlink w:anchor="_Toc230158461" w:history="1">
             <w:r>
               <w:rPr>
                 <w:rStyle w:val="Hipervnculo"/>
@@ -4149,7 +4149,7 @@
                 <w:noProof/>
                 <w:webHidden/>
               </w:rPr>
-              <w:instrText xml:space="preserve"> PAGEREF _Toc229984889 \h </w:instrText>
+              <w:instrText xml:space="preserve"> PAGEREF _Toc230158461 \h </w:instrText>
             </w:r>
             <w:r>
               <w:rPr>
@@ -4193,7 +4193,7 @@
               <w:lang w:eastAsia="ko-KR"/>
             </w:rPr>
           </w:pPr>
-          <w:hyperlink w:anchor="_Toc229984890" w:history="1">
+          <w:hyperlink w:anchor="_Toc230158462" w:history="1">
             <w:r>
               <w:rPr>
                 <w:rStyle w:val="Hipervnculo"/>
@@ -4220,7 +4220,7 @@
                 <w:noProof/>
                 <w:webHidden/>
               </w:rPr>
-              <w:instrText xml:space="preserve"> PAGEREF _Toc229984890 \h </w:instrText>
+              <w:instrText xml:space="preserve"> PAGEREF _Toc230158462 \h </w:instrText>
             </w:r>
             <w:r>
               <w:rPr>
@@ -4264,7 +4264,7 @@
               <w:lang w:eastAsia="ko-KR"/>
             </w:rPr>
           </w:pPr>
-          <w:hyperlink w:anchor="_Toc229984891" w:history="1">
+          <w:hyperlink w:anchor="_Toc230158463" w:history="1">
             <w:r>
               <w:rPr>
                 <w:rStyle w:val="Hipervnculo"/>
@@ -4291,7 +4291,7 @@
                 <w:noProof/>
                 <w:webHidden/>
               </w:rPr>
-              <w:instrText xml:space="preserve"> PAGEREF _Toc229984891 \h </w:instrText>
+              <w:instrText xml:space="preserve"> PAGEREF _Toc230158463 \h </w:instrText>
             </w:r>
             <w:r>
               <w:rPr>
@@ -4335,7 +4335,7 @@
               <w:lang w:eastAsia="ko-KR"/>
             </w:rPr>
           </w:pPr>
-          <w:hyperlink w:anchor="_Toc229984892" w:history="1">
+          <w:hyperlink w:anchor="_Toc230158464" w:history="1">
             <w:r>
               <w:rPr>
                 <w:rStyle w:val="Hipervnculo"/>
@@ -4362,7 +4362,7 @@
                 <w:noProof/>
                 <w:webHidden/>
               </w:rPr>
-              <w:instrText xml:space="preserve"> PAGEREF _Toc229984892 \h </w:instrText>
+              <w:instrText xml:space="preserve"> PAGEREF _Toc230158464 \h </w:instrText>
             </w:r>
             <w:r>
               <w:rPr>
@@ -4383,6 +4383,570 @@
                 <w:webHidden/>
               </w:rPr>
               <w:t>22</w:t>
+            </w:r>
+            <w:r>
+              <w:rPr>
+                <w:noProof/>
+                <w:webHidden/>
+              </w:rPr>
+              <w:fldChar w:fldCharType="end"/>
+            </w:r>
+          </w:hyperlink>
+        </w:p>
+        <w:p>
+          <w:pPr>
+            <w:pStyle w:val="TDC2"/>
+            <w:rPr>
+              <w:noProof/>
+              <w:sz w:val="24"/>
+              <w:szCs w:val="24"/>
+              <w:lang w:eastAsia="ko-KR"/>
+            </w:rPr>
+          </w:pPr>
+          <w:hyperlink w:anchor="_Toc230158465" w:history="1">
+            <w:r>
+              <w:rPr>
+                <w:rStyle w:val="Hipervnculo"/>
+                <w:rFonts w:ascii="Aptos" w:hAnsi="Aptos"/>
+                <w:noProof/>
+              </w:rPr>
+              <w:t>Día 2: Realizar Puntos de Función</w:t>
+            </w:r>
+            <w:r>
+              <w:rPr>
+                <w:noProof/>
+                <w:webHidden/>
+              </w:rPr>
+              <w:tab/>
+            </w:r>
+            <w:r>
+              <w:rPr>
+                <w:noProof/>
+                <w:webHidden/>
+              </w:rPr>
+              <w:fldChar w:fldCharType="begin"/>
+            </w:r>
+            <w:r>
+              <w:rPr>
+                <w:noProof/>
+                <w:webHidden/>
+              </w:rPr>
+              <w:instrText xml:space="preserve"> PAGEREF _Toc230158465 \h </w:instrText>
+            </w:r>
+            <w:r>
+              <w:rPr>
+                <w:noProof/>
+                <w:webHidden/>
+              </w:rPr>
+            </w:r>
+            <w:r>
+              <w:rPr>
+                <w:noProof/>
+                <w:webHidden/>
+              </w:rPr>
+              <w:fldChar w:fldCharType="separate"/>
+            </w:r>
+            <w:r>
+              <w:rPr>
+                <w:noProof/>
+                <w:webHidden/>
+              </w:rPr>
+              <w:t>23</w:t>
+            </w:r>
+            <w:r>
+              <w:rPr>
+                <w:noProof/>
+                <w:webHidden/>
+              </w:rPr>
+              <w:fldChar w:fldCharType="end"/>
+            </w:r>
+          </w:hyperlink>
+        </w:p>
+        <w:p>
+          <w:pPr>
+            <w:pStyle w:val="TDC3"/>
+            <w:tabs>
+              <w:tab w:val="right" w:leader="dot" w:pos="9350"/>
+            </w:tabs>
+            <w:rPr>
+              <w:noProof/>
+              <w:sz w:val="24"/>
+              <w:szCs w:val="24"/>
+              <w:lang w:eastAsia="ko-KR"/>
+            </w:rPr>
+          </w:pPr>
+          <w:hyperlink w:anchor="_Toc230158466" w:history="1">
+            <w:r>
+              <w:rPr>
+                <w:rStyle w:val="Hipervnculo"/>
+                <w:noProof/>
+              </w:rPr>
+              <w:t>Asistencia y Participación</w:t>
+            </w:r>
+            <w:r>
+              <w:rPr>
+                <w:noProof/>
+                <w:webHidden/>
+              </w:rPr>
+              <w:tab/>
+            </w:r>
+            <w:r>
+              <w:rPr>
+                <w:noProof/>
+                <w:webHidden/>
+              </w:rPr>
+              <w:fldChar w:fldCharType="begin"/>
+            </w:r>
+            <w:r>
+              <w:rPr>
+                <w:noProof/>
+                <w:webHidden/>
+              </w:rPr>
+              <w:instrText xml:space="preserve"> PAGEREF _Toc230158466 \h </w:instrText>
+            </w:r>
+            <w:r>
+              <w:rPr>
+                <w:noProof/>
+                <w:webHidden/>
+              </w:rPr>
+            </w:r>
+            <w:r>
+              <w:rPr>
+                <w:noProof/>
+                <w:webHidden/>
+              </w:rPr>
+              <w:fldChar w:fldCharType="separate"/>
+            </w:r>
+            <w:r>
+              <w:rPr>
+                <w:noProof/>
+                <w:webHidden/>
+              </w:rPr>
+              <w:t>23</w:t>
+            </w:r>
+            <w:r>
+              <w:rPr>
+                <w:noProof/>
+                <w:webHidden/>
+              </w:rPr>
+              <w:fldChar w:fldCharType="end"/>
+            </w:r>
+          </w:hyperlink>
+        </w:p>
+        <w:p>
+          <w:pPr>
+            <w:pStyle w:val="TDC3"/>
+            <w:tabs>
+              <w:tab w:val="right" w:leader="dot" w:pos="9350"/>
+            </w:tabs>
+            <w:rPr>
+              <w:noProof/>
+              <w:sz w:val="24"/>
+              <w:szCs w:val="24"/>
+              <w:lang w:eastAsia="ko-KR"/>
+            </w:rPr>
+          </w:pPr>
+          <w:hyperlink w:anchor="_Toc230158467" w:history="1">
+            <w:r>
+              <w:rPr>
+                <w:rStyle w:val="Hipervnculo"/>
+                <w:noProof/>
+              </w:rPr>
+              <w:t>Actividades Ejecutadas</w:t>
+            </w:r>
+            <w:r>
+              <w:rPr>
+                <w:noProof/>
+                <w:webHidden/>
+              </w:rPr>
+              <w:tab/>
+            </w:r>
+            <w:r>
+              <w:rPr>
+                <w:noProof/>
+                <w:webHidden/>
+              </w:rPr>
+              <w:fldChar w:fldCharType="begin"/>
+            </w:r>
+            <w:r>
+              <w:rPr>
+                <w:noProof/>
+                <w:webHidden/>
+              </w:rPr>
+              <w:instrText xml:space="preserve"> PAGEREF _Toc230158467 \h </w:instrText>
+            </w:r>
+            <w:r>
+              <w:rPr>
+                <w:noProof/>
+                <w:webHidden/>
+              </w:rPr>
+            </w:r>
+            <w:r>
+              <w:rPr>
+                <w:noProof/>
+                <w:webHidden/>
+              </w:rPr>
+              <w:fldChar w:fldCharType="separate"/>
+            </w:r>
+            <w:r>
+              <w:rPr>
+                <w:noProof/>
+                <w:webHidden/>
+              </w:rPr>
+              <w:t>23</w:t>
+            </w:r>
+            <w:r>
+              <w:rPr>
+                <w:noProof/>
+                <w:webHidden/>
+              </w:rPr>
+              <w:fldChar w:fldCharType="end"/>
+            </w:r>
+          </w:hyperlink>
+        </w:p>
+        <w:p>
+          <w:pPr>
+            <w:pStyle w:val="TDC3"/>
+            <w:tabs>
+              <w:tab w:val="right" w:leader="dot" w:pos="9350"/>
+            </w:tabs>
+            <w:rPr>
+              <w:noProof/>
+              <w:sz w:val="24"/>
+              <w:szCs w:val="24"/>
+              <w:lang w:eastAsia="ko-KR"/>
+            </w:rPr>
+          </w:pPr>
+          <w:hyperlink w:anchor="_Toc230158468" w:history="1">
+            <w:r>
+              <w:rPr>
+                <w:rStyle w:val="Hipervnculo"/>
+                <w:noProof/>
+              </w:rPr>
+              <w:t>Gestión de Riesgos e Incidencias</w:t>
+            </w:r>
+            <w:r>
+              <w:rPr>
+                <w:noProof/>
+                <w:webHidden/>
+              </w:rPr>
+              <w:tab/>
+            </w:r>
+            <w:r>
+              <w:rPr>
+                <w:noProof/>
+                <w:webHidden/>
+              </w:rPr>
+              <w:fldChar w:fldCharType="begin"/>
+            </w:r>
+            <w:r>
+              <w:rPr>
+                <w:noProof/>
+                <w:webHidden/>
+              </w:rPr>
+              <w:instrText xml:space="preserve"> PAGEREF _Toc230158468 \h </w:instrText>
+            </w:r>
+            <w:r>
+              <w:rPr>
+                <w:noProof/>
+                <w:webHidden/>
+              </w:rPr>
+            </w:r>
+            <w:r>
+              <w:rPr>
+                <w:noProof/>
+                <w:webHidden/>
+              </w:rPr>
+              <w:fldChar w:fldCharType="separate"/>
+            </w:r>
+            <w:r>
+              <w:rPr>
+                <w:noProof/>
+                <w:webHidden/>
+              </w:rPr>
+              <w:t>23</w:t>
+            </w:r>
+            <w:r>
+              <w:rPr>
+                <w:noProof/>
+                <w:webHidden/>
+              </w:rPr>
+              <w:fldChar w:fldCharType="end"/>
+            </w:r>
+          </w:hyperlink>
+        </w:p>
+        <w:p>
+          <w:pPr>
+            <w:pStyle w:val="TDC2"/>
+            <w:rPr>
+              <w:noProof/>
+              <w:sz w:val="24"/>
+              <w:szCs w:val="24"/>
+              <w:lang w:eastAsia="ko-KR"/>
+            </w:rPr>
+          </w:pPr>
+          <w:hyperlink w:anchor="_Toc230158469" w:history="1">
+            <w:r>
+              <w:rPr>
+                <w:rStyle w:val="Hipervnculo"/>
+                <w:rFonts w:ascii="Aptos" w:hAnsi="Aptos"/>
+                <w:noProof/>
+              </w:rPr>
+              <w:t>Día 3: Realizar Puntos de Función y Estimación de Costos</w:t>
+            </w:r>
+            <w:r>
+              <w:rPr>
+                <w:noProof/>
+                <w:webHidden/>
+              </w:rPr>
+              <w:tab/>
+            </w:r>
+            <w:r>
+              <w:rPr>
+                <w:noProof/>
+                <w:webHidden/>
+              </w:rPr>
+              <w:fldChar w:fldCharType="begin"/>
+            </w:r>
+            <w:r>
+              <w:rPr>
+                <w:noProof/>
+                <w:webHidden/>
+              </w:rPr>
+              <w:instrText xml:space="preserve"> PAGEREF _Toc230158469 \h </w:instrText>
+            </w:r>
+            <w:r>
+              <w:rPr>
+                <w:noProof/>
+                <w:webHidden/>
+              </w:rPr>
+            </w:r>
+            <w:r>
+              <w:rPr>
+                <w:noProof/>
+                <w:webHidden/>
+              </w:rPr>
+              <w:fldChar w:fldCharType="separate"/>
+            </w:r>
+            <w:r>
+              <w:rPr>
+                <w:noProof/>
+                <w:webHidden/>
+              </w:rPr>
+              <w:t>25</w:t>
+            </w:r>
+            <w:r>
+              <w:rPr>
+                <w:noProof/>
+                <w:webHidden/>
+              </w:rPr>
+              <w:fldChar w:fldCharType="end"/>
+            </w:r>
+          </w:hyperlink>
+        </w:p>
+        <w:p>
+          <w:pPr>
+            <w:pStyle w:val="TDC3"/>
+            <w:tabs>
+              <w:tab w:val="right" w:leader="dot" w:pos="9350"/>
+            </w:tabs>
+            <w:rPr>
+              <w:noProof/>
+              <w:sz w:val="24"/>
+              <w:szCs w:val="24"/>
+              <w:lang w:eastAsia="ko-KR"/>
+            </w:rPr>
+          </w:pPr>
+          <w:hyperlink w:anchor="_Toc230158470" w:history="1">
+            <w:r>
+              <w:rPr>
+                <w:rStyle w:val="Hipervnculo"/>
+                <w:noProof/>
+              </w:rPr>
+              <w:t>Asistencia y Participación</w:t>
+            </w:r>
+            <w:r>
+              <w:rPr>
+                <w:noProof/>
+                <w:webHidden/>
+              </w:rPr>
+              <w:tab/>
+            </w:r>
+            <w:r>
+              <w:rPr>
+                <w:noProof/>
+                <w:webHidden/>
+              </w:rPr>
+              <w:fldChar w:fldCharType="begin"/>
+            </w:r>
+            <w:r>
+              <w:rPr>
+                <w:noProof/>
+                <w:webHidden/>
+              </w:rPr>
+              <w:instrText xml:space="preserve"> PAGEREF _Toc230158470 \h </w:instrText>
+            </w:r>
+            <w:r>
+              <w:rPr>
+                <w:noProof/>
+                <w:webHidden/>
+              </w:rPr>
+            </w:r>
+            <w:r>
+              <w:rPr>
+                <w:noProof/>
+                <w:webHidden/>
+              </w:rPr>
+              <w:fldChar w:fldCharType="separate"/>
+            </w:r>
+            <w:r>
+              <w:rPr>
+                <w:noProof/>
+                <w:webHidden/>
+              </w:rPr>
+              <w:t>25</w:t>
+            </w:r>
+            <w:r>
+              <w:rPr>
+                <w:noProof/>
+                <w:webHidden/>
+              </w:rPr>
+              <w:fldChar w:fldCharType="end"/>
+            </w:r>
+          </w:hyperlink>
+        </w:p>
+        <w:p>
+          <w:pPr>
+            <w:pStyle w:val="TDC3"/>
+            <w:tabs>
+              <w:tab w:val="right" w:leader="dot" w:pos="9350"/>
+            </w:tabs>
+            <w:rPr>
+              <w:noProof/>
+              <w:sz w:val="24"/>
+              <w:szCs w:val="24"/>
+              <w:lang w:eastAsia="ko-KR"/>
+            </w:rPr>
+          </w:pPr>
+          <w:hyperlink w:anchor="_Toc230158471" w:history="1">
+            <w:r>
+              <w:rPr>
+                <w:rStyle w:val="Hipervnculo"/>
+                <w:noProof/>
+              </w:rPr>
+              <w:t>Actividades Ejecutadas</w:t>
+            </w:r>
+            <w:r>
+              <w:rPr>
+                <w:noProof/>
+                <w:webHidden/>
+              </w:rPr>
+              <w:tab/>
+            </w:r>
+            <w:r>
+              <w:rPr>
+                <w:noProof/>
+                <w:webHidden/>
+              </w:rPr>
+              <w:fldChar w:fldCharType="begin"/>
+            </w:r>
+            <w:r>
+              <w:rPr>
+                <w:noProof/>
+                <w:webHidden/>
+              </w:rPr>
+              <w:instrText xml:space="preserve"> PAGEREF _Toc230158471 \h </w:instrText>
+            </w:r>
+            <w:r>
+              <w:rPr>
+                <w:noProof/>
+                <w:webHidden/>
+              </w:rPr>
+            </w:r>
+            <w:r>
+              <w:rPr>
+                <w:noProof/>
+                <w:webHidden/>
+              </w:rPr>
+              <w:fldChar w:fldCharType="separate"/>
+            </w:r>
+            <w:r>
+              <w:rPr>
+                <w:noProof/>
+                <w:webHidden/>
+              </w:rPr>
+              <w:t>25</w:t>
+            </w:r>
+            <w:r>
+              <w:rPr>
+                <w:noProof/>
+                <w:webHidden/>
+              </w:rPr>
+              <w:fldChar w:fldCharType="end"/>
+            </w:r>
+          </w:hyperlink>
+        </w:p>
+        <w:p>
+          <w:pPr>
+            <w:pStyle w:val="TDC3"/>
+            <w:tabs>
+              <w:tab w:val="right" w:leader="dot" w:pos="9350"/>
+            </w:tabs>
+            <w:rPr>
+              <w:noProof/>
+              <w:sz w:val="24"/>
+              <w:szCs w:val="24"/>
+              <w:lang w:eastAsia="ko-KR"/>
+            </w:rPr>
+          </w:pPr>
+          <w:hyperlink w:anchor="_Toc230158472" w:history="1">
+            <w:r>
+              <w:rPr>
+                <w:rStyle w:val="Hipervnculo"/>
+                <w:noProof/>
+              </w:rPr>
+              <w:t>Gestión de Riesgos e Incidencias</w:t>
+            </w:r>
+            <w:r>
+              <w:rPr>
+                <w:noProof/>
+                <w:webHidden/>
+              </w:rPr>
+              <w:tab/>
+            </w:r>
+            <w:r>
+              <w:rPr>
+                <w:noProof/>
+                <w:webHidden/>
+              </w:rPr>
+              <w:fldChar w:fldCharType="begin"/>
+            </w:r>
+            <w:r>
+              <w:rPr>
+                <w:noProof/>
+                <w:webHidden/>
+              </w:rPr>
+              <w:instrText xml:space="preserve"> PAGEREF _Toc230158472 \h </w:instrText>
+            </w:r>
+            <w:r>
+              <w:rPr>
+                <w:noProof/>
+                <w:webHidden/>
+              </w:rPr>
+            </w:r>
+            <w:r>
+              <w:rPr>
+                <w:noProof/>
+                <w:webHidden/>
+              </w:rPr>
+              <w:fldChar w:fldCharType="separate"/>
+            </w:r>
+            <w:r>
+              <w:rPr>
+                <w:noProof/>
+                <w:webHidden/>
+              </w:rPr>
+              <w:t>25</w:t>
             </w:r>
             <w:r>
               <w:rPr>
@@ -4406,7 +4970,7 @@
               <w:lang w:eastAsia="ko-KR"/>
             </w:rPr>
           </w:pPr>
-          <w:hyperlink w:anchor="_Toc229984893" w:history="1">
+          <w:hyperlink w:anchor="_Toc230158473" w:history="1">
             <w:r>
               <w:rPr>
                 <w:rStyle w:val="Hipervnculo"/>
@@ -4433,7 +4997,7 @@
                 <w:noProof/>
                 <w:webHidden/>
               </w:rPr>
-              <w:instrText xml:space="preserve"> PAGEREF _Toc229984893 \h </w:instrText>
+              <w:instrText xml:space="preserve"> PAGEREF _Toc230158473 \h </w:instrText>
             </w:r>
             <w:r>
               <w:rPr>
@@ -4453,7 +5017,7 @@
                 <w:noProof/>
                 <w:webHidden/>
               </w:rPr>
-              <w:t>23</w:t>
+              <w:t>27</w:t>
             </w:r>
             <w:r>
               <w:rPr>
@@ -4524,7 +5088,7 @@
         <w:jc w:val="both"/>
         <w:outlineLvl w:val="0"/>
       </w:pPr>
-      <w:bookmarkStart w:id="0" w:name="_Toc229984842"/>
+      <w:bookmarkStart w:id="0" w:name="_Toc230158414"/>
       <w:r>
         <w:lastRenderedPageBreak/>
         <w:t xml:space="preserve">Semana </w:t>
@@ -4583,7 +5147,7 @@
                 <w:szCs w:val="28"/>
               </w:rPr>
             </w:pPr>
-            <w:bookmarkStart w:id="1" w:name="_Toc229984843"/>
+            <w:bookmarkStart w:id="1" w:name="_Toc230158415"/>
             <w:r>
               <w:rPr>
                 <w:rFonts w:ascii="Aptos" w:hAnsi="Aptos"/>
@@ -4924,7 +5488,7 @@
           <w:szCs w:val="72"/>
         </w:rPr>
       </w:pPr>
-      <w:bookmarkStart w:id="2" w:name="_Toc229984844"/>
+      <w:bookmarkStart w:id="2" w:name="_Toc230158416"/>
       <w:r>
         <w:rPr>
           <w:sz w:val="32"/>
@@ -5738,7 +6302,7 @@
           <w:szCs w:val="72"/>
         </w:rPr>
       </w:pPr>
-      <w:bookmarkStart w:id="3" w:name="_Toc229984845"/>
+      <w:bookmarkStart w:id="3" w:name="_Toc230158417"/>
       <w:r>
         <w:rPr>
           <w:sz w:val="32"/>
@@ -6615,7 +7179,7 @@
           <w:szCs w:val="72"/>
         </w:rPr>
       </w:pPr>
-      <w:bookmarkStart w:id="4" w:name="_Toc229984846"/>
+      <w:bookmarkStart w:id="4" w:name="_Toc230158418"/>
       <w:r>
         <w:rPr>
           <w:sz w:val="32"/>
@@ -6904,7 +7468,7 @@
                 <w:szCs w:val="28"/>
               </w:rPr>
             </w:pPr>
-            <w:bookmarkStart w:id="5" w:name="_Toc229984847"/>
+            <w:bookmarkStart w:id="5" w:name="_Toc230158419"/>
             <w:r>
               <w:rPr>
                 <w:rFonts w:ascii="Aptos" w:hAnsi="Aptos"/>
@@ -7243,7 +7807,7 @@
           <w:szCs w:val="72"/>
         </w:rPr>
       </w:pPr>
-      <w:bookmarkStart w:id="6" w:name="_Toc229984848"/>
+      <w:bookmarkStart w:id="6" w:name="_Toc230158420"/>
       <w:r>
         <w:rPr>
           <w:sz w:val="32"/>
@@ -8043,7 +8607,7 @@
           <w:szCs w:val="72"/>
         </w:rPr>
       </w:pPr>
-      <w:bookmarkStart w:id="7" w:name="_Toc229984849"/>
+      <w:bookmarkStart w:id="7" w:name="_Toc230158421"/>
       <w:r>
         <w:rPr>
           <w:sz w:val="32"/>
@@ -8798,7 +9362,7 @@
           <w:szCs w:val="72"/>
         </w:rPr>
       </w:pPr>
-      <w:bookmarkStart w:id="8" w:name="_Toc229984850"/>
+      <w:bookmarkStart w:id="8" w:name="_Toc230158422"/>
       <w:r>
         <w:rPr>
           <w:sz w:val="32"/>
@@ -9085,7 +9649,7 @@
                 <w:color w:val="FFFFFF" w:themeColor="background1"/>
               </w:rPr>
             </w:pPr>
-            <w:bookmarkStart w:id="9" w:name="_Toc229984851"/>
+            <w:bookmarkStart w:id="9" w:name="_Toc230158423"/>
             <w:r>
               <w:rPr>
                 <w:rFonts w:ascii="Aptos" w:hAnsi="Aptos"/>
@@ -9432,7 +9996,7 @@
           <w:szCs w:val="72"/>
         </w:rPr>
       </w:pPr>
-      <w:bookmarkStart w:id="10" w:name="_Toc229984852"/>
+      <w:bookmarkStart w:id="10" w:name="_Toc230158424"/>
       <w:r>
         <w:rPr>
           <w:sz w:val="32"/>
@@ -10062,7 +10626,7 @@
           <w:szCs w:val="72"/>
         </w:rPr>
       </w:pPr>
-      <w:bookmarkStart w:id="11" w:name="_Toc229984853"/>
+      <w:bookmarkStart w:id="11" w:name="_Toc230158425"/>
       <w:r>
         <w:rPr>
           <w:sz w:val="32"/>
@@ -10441,7 +11005,7 @@
         <w:jc w:val="both"/>
         <w:outlineLvl w:val="0"/>
       </w:pPr>
-      <w:bookmarkStart w:id="12" w:name="_Toc229984854"/>
+      <w:bookmarkStart w:id="12" w:name="_Toc230158426"/>
       <w:r>
         <w:lastRenderedPageBreak/>
         <w:t xml:space="preserve">Semana </w:t>
@@ -10506,7 +11070,7 @@
                 <w:szCs w:val="28"/>
               </w:rPr>
             </w:pPr>
-            <w:bookmarkStart w:id="13" w:name="_Toc229984855"/>
+            <w:bookmarkStart w:id="13" w:name="_Toc230158427"/>
             <w:r>
               <w:rPr>
                 <w:rFonts w:ascii="Aptos" w:hAnsi="Aptos"/>
@@ -10844,7 +11408,7 @@
           <w:szCs w:val="72"/>
         </w:rPr>
       </w:pPr>
-      <w:bookmarkStart w:id="14" w:name="_Toc229984856"/>
+      <w:bookmarkStart w:id="14" w:name="_Toc230158428"/>
       <w:r>
         <w:rPr>
           <w:sz w:val="32"/>
@@ -11648,7 +12212,7 @@
           <w:szCs w:val="72"/>
         </w:rPr>
       </w:pPr>
-      <w:bookmarkStart w:id="15" w:name="_Toc229984857"/>
+      <w:bookmarkStart w:id="15" w:name="_Toc230158429"/>
       <w:r>
         <w:rPr>
           <w:sz w:val="32"/>
@@ -12596,7 +13160,7 @@
           <w:szCs w:val="72"/>
         </w:rPr>
       </w:pPr>
-      <w:bookmarkStart w:id="16" w:name="_Toc229984858"/>
+      <w:bookmarkStart w:id="16" w:name="_Toc230158430"/>
       <w:r>
         <w:rPr>
           <w:sz w:val="32"/>
@@ -12872,7 +13436,7 @@
                 <w:szCs w:val="28"/>
               </w:rPr>
             </w:pPr>
-            <w:bookmarkStart w:id="17" w:name="_Toc229984859"/>
+            <w:bookmarkStart w:id="17" w:name="_Toc230158431"/>
             <w:r>
               <w:rPr>
                 <w:rFonts w:ascii="Aptos" w:hAnsi="Aptos"/>
@@ -13211,7 +13775,7 @@
           <w:szCs w:val="72"/>
         </w:rPr>
       </w:pPr>
-      <w:bookmarkStart w:id="18" w:name="_Toc229984860"/>
+      <w:bookmarkStart w:id="18" w:name="_Toc230158432"/>
       <w:r>
         <w:rPr>
           <w:sz w:val="32"/>
@@ -13937,7 +14501,7 @@
           <w:szCs w:val="72"/>
         </w:rPr>
       </w:pPr>
-      <w:bookmarkStart w:id="19" w:name="_Toc229984861"/>
+      <w:bookmarkStart w:id="19" w:name="_Toc230158433"/>
       <w:r>
         <w:rPr>
           <w:sz w:val="32"/>
@@ -14670,7 +15234,7 @@
         <w:jc w:val="both"/>
         <w:outlineLvl w:val="0"/>
       </w:pPr>
-      <w:bookmarkStart w:id="20" w:name="_Toc229984862"/>
+      <w:bookmarkStart w:id="20" w:name="_Toc230158434"/>
       <w:r>
         <w:lastRenderedPageBreak/>
         <w:t xml:space="preserve">Semana </w:t>
@@ -14756,7 +15320,7 @@
                 <w:szCs w:val="28"/>
               </w:rPr>
             </w:pPr>
-            <w:bookmarkStart w:id="21" w:name="_Toc229984863"/>
+            <w:bookmarkStart w:id="21" w:name="_Toc230158435"/>
             <w:r>
               <w:rPr>
                 <w:rFonts w:ascii="Aptos" w:hAnsi="Aptos"/>
@@ -15146,7 +15710,7 @@
           <w:szCs w:val="72"/>
         </w:rPr>
       </w:pPr>
-      <w:bookmarkStart w:id="22" w:name="_Toc229984864"/>
+      <w:bookmarkStart w:id="22" w:name="_Toc230158436"/>
       <w:r>
         <w:rPr>
           <w:sz w:val="32"/>
@@ -16258,7 +16822,7 @@
           <w:szCs w:val="72"/>
         </w:rPr>
       </w:pPr>
-      <w:bookmarkStart w:id="23" w:name="_Toc229984865"/>
+      <w:bookmarkStart w:id="23" w:name="_Toc230158437"/>
       <w:r>
         <w:rPr>
           <w:sz w:val="32"/>
@@ -17516,7 +18080,7 @@
           <w:szCs w:val="72"/>
         </w:rPr>
       </w:pPr>
-      <w:bookmarkStart w:id="24" w:name="_Toc229984866"/>
+      <w:bookmarkStart w:id="24" w:name="_Toc230158438"/>
       <w:r>
         <w:rPr>
           <w:sz w:val="32"/>
@@ -17778,7 +18342,7 @@
         <w:jc w:val="both"/>
         <w:outlineLvl w:val="0"/>
       </w:pPr>
-      <w:bookmarkStart w:id="25" w:name="_Toc229984867"/>
+      <w:bookmarkStart w:id="25" w:name="_Toc230158439"/>
       <w:r>
         <w:lastRenderedPageBreak/>
         <w:t xml:space="preserve">Semana </w:t>
@@ -17855,7 +18419,7 @@
                 <w:szCs w:val="28"/>
               </w:rPr>
             </w:pPr>
-            <w:bookmarkStart w:id="26" w:name="_Toc229984868"/>
+            <w:bookmarkStart w:id="26" w:name="_Toc230158440"/>
             <w:r>
               <w:rPr>
                 <w:rFonts w:ascii="Aptos" w:hAnsi="Aptos"/>
@@ -18254,7 +18818,7 @@
           <w:szCs w:val="72"/>
         </w:rPr>
       </w:pPr>
-      <w:bookmarkStart w:id="27" w:name="_Toc229984869"/>
+      <w:bookmarkStart w:id="27" w:name="_Toc230158441"/>
       <w:r>
         <w:rPr>
           <w:sz w:val="32"/>
@@ -19191,7 +19755,7 @@
           <w:szCs w:val="72"/>
         </w:rPr>
       </w:pPr>
-      <w:bookmarkStart w:id="28" w:name="_Toc229984870"/>
+      <w:bookmarkStart w:id="28" w:name="_Toc230158442"/>
       <w:r>
         <w:rPr>
           <w:sz w:val="32"/>
@@ -20078,7 +20642,7 @@
                 <w:szCs w:val="28"/>
               </w:rPr>
             </w:pPr>
-            <w:bookmarkStart w:id="29" w:name="_Toc229984871"/>
+            <w:bookmarkStart w:id="29" w:name="_Toc230158443"/>
             <w:r>
               <w:rPr>
                 <w:rFonts w:ascii="Aptos" w:hAnsi="Aptos"/>
@@ -20474,7 +21038,7 @@
           <w:szCs w:val="72"/>
         </w:rPr>
       </w:pPr>
-      <w:bookmarkStart w:id="30" w:name="_Toc229984872"/>
+      <w:bookmarkStart w:id="30" w:name="_Toc230158444"/>
       <w:r>
         <w:rPr>
           <w:sz w:val="32"/>
@@ -21222,7 +21786,7 @@
           <w:szCs w:val="72"/>
         </w:rPr>
       </w:pPr>
-      <w:bookmarkStart w:id="31" w:name="_Toc229984873"/>
+      <w:bookmarkStart w:id="31" w:name="_Toc230158445"/>
       <w:r>
         <w:rPr>
           <w:sz w:val="32"/>
@@ -22063,7 +22627,7 @@
           <w:szCs w:val="72"/>
         </w:rPr>
       </w:pPr>
-      <w:bookmarkStart w:id="32" w:name="_Toc229984874"/>
+      <w:bookmarkStart w:id="32" w:name="_Toc230158446"/>
       <w:r>
         <w:rPr>
           <w:sz w:val="32"/>
@@ -22502,7 +23066,7 @@
         <w:jc w:val="both"/>
         <w:outlineLvl w:val="0"/>
       </w:pPr>
-      <w:bookmarkStart w:id="33" w:name="_Toc229984875"/>
+      <w:bookmarkStart w:id="33" w:name="_Toc230158447"/>
       <w:r>
         <w:lastRenderedPageBreak/>
         <w:t xml:space="preserve">Semana del </w:t>
@@ -22585,7 +23149,7 @@
                 <w:szCs w:val="28"/>
               </w:rPr>
             </w:pPr>
-            <w:bookmarkStart w:id="34" w:name="_Toc229984876"/>
+            <w:bookmarkStart w:id="34" w:name="_Toc230158448"/>
             <w:r>
               <w:rPr>
                 <w:rFonts w:ascii="Aptos" w:hAnsi="Aptos"/>
@@ -22966,7 +23530,7 @@
           <w:szCs w:val="72"/>
         </w:rPr>
       </w:pPr>
-      <w:bookmarkStart w:id="35" w:name="_Toc229984877"/>
+      <w:bookmarkStart w:id="35" w:name="_Toc230158449"/>
       <w:r>
         <w:rPr>
           <w:sz w:val="32"/>
@@ -23740,7 +24304,7 @@
           <w:szCs w:val="72"/>
         </w:rPr>
       </w:pPr>
-      <w:bookmarkStart w:id="36" w:name="_Toc229984878"/>
+      <w:bookmarkStart w:id="36" w:name="_Toc230158450"/>
       <w:r>
         <w:rPr>
           <w:sz w:val="32"/>
@@ -24599,7 +25163,7 @@
         <w:pStyle w:val="titulo1"/>
         <w:outlineLvl w:val="2"/>
       </w:pPr>
-      <w:bookmarkStart w:id="37" w:name="_Toc229984879"/>
+      <w:bookmarkStart w:id="37" w:name="_Toc230158451"/>
       <w:r>
         <w:rPr>
           <w:sz w:val="32"/>
@@ -24833,7 +25397,7 @@
             <w:pPr>
               <w:pStyle w:val="Ttulo2"/>
             </w:pPr>
-            <w:bookmarkStart w:id="38" w:name="_Toc229984880"/>
+            <w:bookmarkStart w:id="38" w:name="_Toc230158452"/>
             <w:r>
               <w:rPr>
                 <w:rFonts w:ascii="Aptos" w:hAnsi="Aptos"/>
@@ -25174,7 +25738,7 @@
           <w:szCs w:val="32"/>
         </w:rPr>
       </w:pPr>
-      <w:bookmarkStart w:id="39" w:name="_Toc229984881"/>
+      <w:bookmarkStart w:id="39" w:name="_Toc230158453"/>
       <w:r>
         <w:rPr>
           <w:sz w:val="32"/>
@@ -25822,7 +26386,7 @@
           <w:szCs w:val="32"/>
         </w:rPr>
       </w:pPr>
-      <w:bookmarkStart w:id="40" w:name="_Toc229984882"/>
+      <w:bookmarkStart w:id="40" w:name="_Toc230158454"/>
       <w:r>
         <w:rPr>
           <w:sz w:val="32"/>
@@ -26424,7 +26988,7 @@
         <w:pStyle w:val="titulo1"/>
         <w:outlineLvl w:val="2"/>
       </w:pPr>
-      <w:bookmarkStart w:id="41" w:name="_Toc229984883"/>
+      <w:bookmarkStart w:id="41" w:name="_Toc230158455"/>
       <w:r>
         <w:rPr>
           <w:sz w:val="32"/>
@@ -26653,7 +27217,7 @@
             <w:pPr>
               <w:pStyle w:val="Ttulo2"/>
             </w:pPr>
-            <w:bookmarkStart w:id="42" w:name="_Toc229984884"/>
+            <w:bookmarkStart w:id="42" w:name="_Toc230158456"/>
             <w:r>
               <w:rPr>
                 <w:rFonts w:ascii="Aptos" w:hAnsi="Aptos"/>
@@ -27001,7 +27565,7 @@
           <w:szCs w:val="32"/>
         </w:rPr>
       </w:pPr>
-      <w:bookmarkStart w:id="43" w:name="_Toc229984885"/>
+      <w:bookmarkStart w:id="43" w:name="_Toc230158457"/>
       <w:r>
         <w:rPr>
           <w:sz w:val="32"/>
@@ -27790,7 +28354,7 @@
           <w:szCs w:val="32"/>
         </w:rPr>
       </w:pPr>
-      <w:bookmarkStart w:id="44" w:name="_Toc229984886"/>
+      <w:bookmarkStart w:id="44" w:name="_Toc230158458"/>
       <w:r>
         <w:rPr>
           <w:sz w:val="32"/>
@@ -28520,7 +29084,7 @@
         <w:pStyle w:val="titulo1"/>
         <w:outlineLvl w:val="2"/>
       </w:pPr>
-      <w:bookmarkStart w:id="45" w:name="_Toc229984887"/>
+      <w:bookmarkStart w:id="45" w:name="_Toc230158459"/>
       <w:r>
         <w:rPr>
           <w:sz w:val="32"/>
@@ -28719,7 +29283,7 @@
         <w:jc w:val="both"/>
         <w:outlineLvl w:val="0"/>
       </w:pPr>
-      <w:bookmarkStart w:id="46" w:name="_Toc229984888"/>
+      <w:bookmarkStart w:id="46" w:name="_Toc230158460"/>
       <w:r>
         <w:lastRenderedPageBreak/>
         <w:t>Semana del 1</w:t>
@@ -28802,7 +29366,7 @@
                 <w:szCs w:val="28"/>
               </w:rPr>
             </w:pPr>
-            <w:bookmarkStart w:id="47" w:name="_Toc229984889"/>
+            <w:bookmarkStart w:id="47" w:name="_Toc230158461"/>
             <w:r>
               <w:rPr>
                 <w:rFonts w:ascii="Aptos" w:hAnsi="Aptos"/>
@@ -29191,7 +29755,7 @@
           <w:szCs w:val="72"/>
         </w:rPr>
       </w:pPr>
-      <w:bookmarkStart w:id="48" w:name="_Toc229984890"/>
+      <w:bookmarkStart w:id="48" w:name="_Toc230158462"/>
       <w:r>
         <w:rPr>
           <w:sz w:val="32"/>
@@ -29925,7 +30489,7 @@
           <w:szCs w:val="72"/>
         </w:rPr>
       </w:pPr>
-      <w:bookmarkStart w:id="49" w:name="_Toc229984891"/>
+      <w:bookmarkStart w:id="49" w:name="_Toc230158463"/>
       <w:r>
         <w:rPr>
           <w:sz w:val="32"/>
@@ -30764,7 +31328,7 @@
         <w:pStyle w:val="titulo1"/>
         <w:outlineLvl w:val="2"/>
       </w:pPr>
-      <w:bookmarkStart w:id="50" w:name="_Toc229984892"/>
+      <w:bookmarkStart w:id="50" w:name="_Toc230158464"/>
       <w:r>
         <w:rPr>
           <w:sz w:val="32"/>
@@ -31010,6 +31574,7 @@
                 <w:szCs w:val="28"/>
               </w:rPr>
             </w:pPr>
+            <w:bookmarkStart w:id="51" w:name="_Toc230158465"/>
             <w:r>
               <w:rPr>
                 <w:rFonts w:ascii="Aptos" w:hAnsi="Aptos"/>
@@ -31044,6 +31609,7 @@
               </w:rPr>
               <w:t>: Realizar Puntos de Función</w:t>
             </w:r>
+            <w:bookmarkEnd w:id="51"/>
           </w:p>
         </w:tc>
       </w:tr>
@@ -31399,6 +31965,7 @@
           <w:szCs w:val="72"/>
         </w:rPr>
       </w:pPr>
+      <w:bookmarkStart w:id="52" w:name="_Toc230158466"/>
       <w:r>
         <w:rPr>
           <w:sz w:val="32"/>
@@ -31406,6 +31973,7 @@
         </w:rPr>
         <w:t>Asistencia y Participación</w:t>
       </w:r>
+      <w:bookmarkEnd w:id="52"/>
     </w:p>
     <w:tbl>
       <w:tblPr>
@@ -32092,6 +32660,7 @@
           <w:szCs w:val="72"/>
         </w:rPr>
       </w:pPr>
+      <w:bookmarkStart w:id="53" w:name="_Toc230158467"/>
       <w:r>
         <w:rPr>
           <w:sz w:val="32"/>
@@ -32106,6 +32675,7 @@
         </w:rPr>
         <w:t>ctividades Ejecutadas</w:t>
       </w:r>
+      <w:bookmarkEnd w:id="53"/>
     </w:p>
     <w:tbl>
       <w:tblPr>
@@ -32862,6 +33432,7 @@
         <w:pStyle w:val="titulo1"/>
         <w:outlineLvl w:val="2"/>
       </w:pPr>
+      <w:bookmarkStart w:id="54" w:name="_Toc230158468"/>
       <w:r>
         <w:rPr>
           <w:sz w:val="32"/>
@@ -32869,6 +33440,2137 @@
         </w:rPr>
         <w:t>Gestión de Riesgos e Incidencias</w:t>
       </w:r>
+      <w:bookmarkEnd w:id="54"/>
+    </w:p>
+    <w:tbl>
+      <w:tblPr>
+        <w:tblStyle w:val="Tablaconcuadrcula"/>
+        <w:tblW w:w="0" w:type="auto"/>
+        <w:jc w:val="center"/>
+        <w:tblBorders>
+          <w:top w:val="single" w:sz="4" w:space="0" w:color="7F7F7F" w:themeColor="text1" w:themeTint="80"/>
+          <w:left w:val="single" w:sz="4" w:space="0" w:color="7F7F7F" w:themeColor="text1" w:themeTint="80"/>
+          <w:bottom w:val="single" w:sz="4" w:space="0" w:color="7F7F7F" w:themeColor="text1" w:themeTint="80"/>
+          <w:right w:val="single" w:sz="4" w:space="0" w:color="7F7F7F" w:themeColor="text1" w:themeTint="80"/>
+          <w:insideH w:val="single" w:sz="4" w:space="0" w:color="7F7F7F" w:themeColor="text1" w:themeTint="80"/>
+          <w:insideV w:val="single" w:sz="4" w:space="0" w:color="7F7F7F" w:themeColor="text1" w:themeTint="80"/>
+        </w:tblBorders>
+        <w:tblLook w:val="04A0" w:firstRow="1" w:lastRow="0" w:firstColumn="1" w:lastColumn="0" w:noHBand="0" w:noVBand="1"/>
+      </w:tblPr>
+      <w:tblGrid>
+        <w:gridCol w:w="2836"/>
+        <w:gridCol w:w="2923"/>
+        <w:gridCol w:w="3591"/>
+      </w:tblGrid>
+      <w:tr>
+        <w:trPr>
+          <w:trHeight w:val="300"/>
+          <w:jc w:val="center"/>
+        </w:trPr>
+        <w:tc>
+          <w:tcPr>
+            <w:tcW w:w="2942" w:type="dxa"/>
+            <w:shd w:val="clear" w:color="auto" w:fill="262626" w:themeFill="text1" w:themeFillTint="D9"/>
+            <w:vAlign w:val="center"/>
+          </w:tcPr>
+          <w:p>
+            <w:pPr>
+              <w:jc w:val="center"/>
+              <w:rPr>
+                <w:rFonts w:ascii="Arial" w:hAnsi="Arial" w:cs="Arial"/>
+                <w:b/>
+                <w:bCs/>
+                <w:sz w:val="24"/>
+                <w:szCs w:val="24"/>
+              </w:rPr>
+            </w:pPr>
+            <w:r>
+              <w:rPr>
+                <w:rFonts w:ascii="Arial" w:hAnsi="Arial" w:cs="Arial"/>
+                <w:b/>
+                <w:bCs/>
+                <w:sz w:val="24"/>
+                <w:szCs w:val="24"/>
+              </w:rPr>
+              <w:lastRenderedPageBreak/>
+              <w:t>Riesgo / Problema detectado</w:t>
+            </w:r>
+          </w:p>
+        </w:tc>
+        <w:tc>
+          <w:tcPr>
+            <w:tcW w:w="2943" w:type="dxa"/>
+            <w:shd w:val="clear" w:color="auto" w:fill="262626" w:themeFill="text1" w:themeFillTint="D9"/>
+            <w:vAlign w:val="center"/>
+          </w:tcPr>
+          <w:p>
+            <w:pPr>
+              <w:jc w:val="center"/>
+              <w:rPr>
+                <w:rFonts w:ascii="Arial" w:hAnsi="Arial" w:cs="Arial"/>
+                <w:b/>
+                <w:bCs/>
+                <w:sz w:val="24"/>
+                <w:szCs w:val="24"/>
+              </w:rPr>
+            </w:pPr>
+            <w:r>
+              <w:rPr>
+                <w:rFonts w:ascii="Arial" w:hAnsi="Arial" w:cs="Arial"/>
+                <w:b/>
+                <w:bCs/>
+                <w:sz w:val="24"/>
+                <w:szCs w:val="24"/>
+              </w:rPr>
+              <w:t>Impacto en alcance/tiempo/costo</w:t>
+            </w:r>
+          </w:p>
+        </w:tc>
+        <w:tc>
+          <w:tcPr>
+            <w:tcW w:w="3749" w:type="dxa"/>
+            <w:shd w:val="clear" w:color="auto" w:fill="262626" w:themeFill="text1" w:themeFillTint="D9"/>
+            <w:vAlign w:val="center"/>
+          </w:tcPr>
+          <w:p>
+            <w:pPr>
+              <w:jc w:val="center"/>
+              <w:rPr>
+                <w:rFonts w:ascii="Arial" w:hAnsi="Arial" w:cs="Arial"/>
+                <w:b/>
+                <w:bCs/>
+                <w:sz w:val="24"/>
+                <w:szCs w:val="24"/>
+              </w:rPr>
+            </w:pPr>
+            <w:r>
+              <w:rPr>
+                <w:rFonts w:ascii="Arial" w:hAnsi="Arial" w:cs="Arial"/>
+                <w:b/>
+                <w:bCs/>
+                <w:sz w:val="24"/>
+                <w:szCs w:val="24"/>
+              </w:rPr>
+              <w:t>Acción correctiva o preventiva</w:t>
+            </w:r>
+          </w:p>
+        </w:tc>
+      </w:tr>
+      <w:tr>
+        <w:trPr>
+          <w:trHeight w:val="300"/>
+          <w:jc w:val="center"/>
+        </w:trPr>
+        <w:tc>
+          <w:tcPr>
+            <w:tcW w:w="2942" w:type="dxa"/>
+            <w:vAlign w:val="center"/>
+          </w:tcPr>
+          <w:p>
+            <w:pPr>
+              <w:rPr>
+                <w:rFonts w:ascii="Arial" w:hAnsi="Arial" w:cs="Arial"/>
+                <w:sz w:val="24"/>
+                <w:szCs w:val="24"/>
+              </w:rPr>
+            </w:pPr>
+            <w:r>
+              <w:rPr>
+                <w:rFonts w:ascii="Arial" w:hAnsi="Arial" w:cs="Arial"/>
+                <w:sz w:val="24"/>
+                <w:szCs w:val="24"/>
+              </w:rPr>
+              <w:t xml:space="preserve">Error en información presentada en prototipo. </w:t>
+            </w:r>
+          </w:p>
+        </w:tc>
+        <w:tc>
+          <w:tcPr>
+            <w:tcW w:w="2943" w:type="dxa"/>
+            <w:vAlign w:val="center"/>
+          </w:tcPr>
+          <w:p>
+            <w:pPr>
+              <w:jc w:val="center"/>
+              <w:rPr>
+                <w:rFonts w:ascii="Arial" w:hAnsi="Arial" w:cs="Arial"/>
+                <w:sz w:val="24"/>
+                <w:szCs w:val="24"/>
+              </w:rPr>
+            </w:pPr>
+            <w:r>
+              <w:rPr>
+                <w:rFonts w:ascii="Arial" w:hAnsi="Arial" w:cs="Arial"/>
+                <w:sz w:val="24"/>
+                <w:szCs w:val="24"/>
+              </w:rPr>
+              <w:t>Alcance</w:t>
+            </w:r>
+          </w:p>
+        </w:tc>
+        <w:tc>
+          <w:tcPr>
+            <w:tcW w:w="3749" w:type="dxa"/>
+            <w:vAlign w:val="center"/>
+          </w:tcPr>
+          <w:p>
+            <w:r>
+              <w:rPr>
+                <w:rFonts w:ascii="Arial" w:hAnsi="Arial" w:cs="Arial"/>
+                <w:sz w:val="24"/>
+                <w:szCs w:val="24"/>
+              </w:rPr>
+              <w:t xml:space="preserve">Corregir información. </w:t>
+            </w:r>
+          </w:p>
+        </w:tc>
+      </w:tr>
+    </w:tbl>
+    <w:p/>
+    <w:p>
+      <w:r>
+        <w:br w:type="page"/>
+      </w:r>
+    </w:p>
+    <w:tbl>
+      <w:tblPr>
+        <w:tblStyle w:val="Tablaconcuadrcula"/>
+        <w:tblW w:w="9634" w:type="dxa"/>
+        <w:jc w:val="center"/>
+        <w:tblBorders>
+          <w:top w:val="single" w:sz="4" w:space="0" w:color="7F7F7F" w:themeColor="text1" w:themeTint="80"/>
+          <w:left w:val="single" w:sz="4" w:space="0" w:color="7F7F7F" w:themeColor="text1" w:themeTint="80"/>
+          <w:bottom w:val="single" w:sz="4" w:space="0" w:color="7F7F7F" w:themeColor="text1" w:themeTint="80"/>
+          <w:right w:val="single" w:sz="4" w:space="0" w:color="7F7F7F" w:themeColor="text1" w:themeTint="80"/>
+          <w:insideH w:val="single" w:sz="4" w:space="0" w:color="7F7F7F" w:themeColor="text1" w:themeTint="80"/>
+        </w:tblBorders>
+        <w:tblCellMar>
+          <w:top w:w="57" w:type="dxa"/>
+          <w:bottom w:w="57" w:type="dxa"/>
+        </w:tblCellMar>
+        <w:tblLook w:val="04A0" w:firstRow="1" w:lastRow="0" w:firstColumn="1" w:lastColumn="0" w:noHBand="0" w:noVBand="1"/>
+      </w:tblPr>
+      <w:tblGrid>
+        <w:gridCol w:w="5098"/>
+        <w:gridCol w:w="4536"/>
+      </w:tblGrid>
+      <w:tr>
+        <w:trPr>
+          <w:trHeight w:val="583"/>
+          <w:jc w:val="center"/>
+        </w:trPr>
+        <w:tc>
+          <w:tcPr>
+            <w:tcW w:w="9634" w:type="dxa"/>
+            <w:gridSpan w:val="2"/>
+            <w:shd w:val="clear" w:color="auto" w:fill="262626" w:themeFill="text1" w:themeFillTint="D9"/>
+            <w:vAlign w:val="center"/>
+          </w:tcPr>
+          <w:p>
+            <w:pPr>
+              <w:pStyle w:val="Ttulo2"/>
+              <w:rPr>
+                <w:rFonts w:ascii="Aptos" w:hAnsi="Aptos"/>
+                <w:b/>
+                <w:bCs/>
+                <w:color w:val="FFFFFF" w:themeColor="background1"/>
+                <w:sz w:val="28"/>
+                <w:szCs w:val="28"/>
+              </w:rPr>
+            </w:pPr>
+            <w:bookmarkStart w:id="55" w:name="_Toc230158469"/>
+            <w:r>
+              <w:rPr>
+                <w:rFonts w:ascii="Aptos" w:hAnsi="Aptos"/>
+                <w:b/>
+                <w:bCs/>
+                <w:color w:val="FFFFFF" w:themeColor="background1"/>
+                <w:sz w:val="28"/>
+                <w:szCs w:val="28"/>
+              </w:rPr>
+              <w:lastRenderedPageBreak/>
+              <w:t xml:space="preserve">Día </w:t>
+            </w:r>
+            <w:r>
+              <w:rPr>
+                <w:rFonts w:ascii="Aptos" w:hAnsi="Aptos"/>
+                <w:b/>
+                <w:bCs/>
+                <w:color w:val="FFFFFF" w:themeColor="background1"/>
+                <w:sz w:val="28"/>
+                <w:szCs w:val="28"/>
+              </w:rPr>
+              <w:t>3</w:t>
+            </w:r>
+            <w:r>
+              <w:rPr>
+                <w:rFonts w:ascii="Aptos" w:hAnsi="Aptos"/>
+                <w:b/>
+                <w:bCs/>
+                <w:color w:val="FFFFFF" w:themeColor="background1"/>
+                <w:sz w:val="28"/>
+                <w:szCs w:val="28"/>
+              </w:rPr>
+              <w:t>: Realizar Puntos de Función</w:t>
+            </w:r>
+            <w:r>
+              <w:rPr>
+                <w:rFonts w:ascii="Aptos" w:hAnsi="Aptos"/>
+                <w:b/>
+                <w:bCs/>
+                <w:color w:val="FFFFFF" w:themeColor="background1"/>
+                <w:sz w:val="28"/>
+                <w:szCs w:val="28"/>
+              </w:rPr>
+              <w:t xml:space="preserve"> y Estimación de Costos</w:t>
+            </w:r>
+            <w:bookmarkEnd w:id="55"/>
+            <w:r>
+              <w:rPr>
+                <w:rFonts w:ascii="Aptos" w:hAnsi="Aptos"/>
+                <w:b/>
+                <w:bCs/>
+                <w:color w:val="FFFFFF" w:themeColor="background1"/>
+                <w:sz w:val="28"/>
+                <w:szCs w:val="28"/>
+              </w:rPr>
+              <w:t xml:space="preserve"> </w:t>
+            </w:r>
+          </w:p>
+        </w:tc>
+      </w:tr>
+      <w:tr>
+        <w:trPr>
+          <w:jc w:val="center"/>
+        </w:trPr>
+        <w:tc>
+          <w:tcPr>
+            <w:tcW w:w="9634" w:type="dxa"/>
+            <w:gridSpan w:val="2"/>
+            <w:vAlign w:val="center"/>
+          </w:tcPr>
+          <w:p>
+            <w:pPr>
+              <w:rPr>
+                <w:rFonts w:ascii="Arial" w:hAnsi="Arial" w:cs="Arial"/>
+                <w:sz w:val="24"/>
+                <w:szCs w:val="24"/>
+              </w:rPr>
+            </w:pPr>
+            <w:r>
+              <w:rPr>
+                <w:rFonts w:ascii="Arial" w:hAnsi="Arial" w:cs="Arial"/>
+                <w:b/>
+                <w:bCs/>
+                <w:sz w:val="24"/>
+                <w:szCs w:val="24"/>
+              </w:rPr>
+              <w:t xml:space="preserve">Nombre del Proyecto: </w:t>
+            </w:r>
+            <w:r>
+              <w:rPr>
+                <w:rFonts w:ascii="Arial" w:hAnsi="Arial" w:cs="Arial"/>
+                <w:sz w:val="24"/>
+                <w:szCs w:val="24"/>
+              </w:rPr>
+              <w:t>Portafolio Digital de Arquitecto</w:t>
+            </w:r>
+          </w:p>
+        </w:tc>
+      </w:tr>
+      <w:tr>
+        <w:trPr>
+          <w:jc w:val="center"/>
+        </w:trPr>
+        <w:tc>
+          <w:tcPr>
+            <w:tcW w:w="5098" w:type="dxa"/>
+            <w:vAlign w:val="center"/>
+          </w:tcPr>
+          <w:p>
+            <w:pPr>
+              <w:rPr>
+                <w:rFonts w:ascii="Arial" w:hAnsi="Arial" w:cs="Arial"/>
+                <w:b/>
+                <w:bCs/>
+                <w:sz w:val="24"/>
+                <w:szCs w:val="24"/>
+              </w:rPr>
+            </w:pPr>
+            <w:r>
+              <w:rPr>
+                <w:rFonts w:ascii="Arial" w:hAnsi="Arial" w:cs="Arial"/>
+                <w:b/>
+                <w:bCs/>
+                <w:sz w:val="24"/>
+                <w:szCs w:val="24"/>
+              </w:rPr>
+              <w:t xml:space="preserve">Equipo No.: </w:t>
+            </w:r>
+            <w:r>
+              <w:rPr>
+                <w:rFonts w:ascii="Arial" w:hAnsi="Arial" w:cs="Arial"/>
+                <w:b/>
+                <w:bCs/>
+                <w:sz w:val="24"/>
+                <w:szCs w:val="24"/>
+              </w:rPr>
+              <w:tab/>
+            </w:r>
+            <w:r>
+              <w:rPr>
+                <w:rFonts w:ascii="Arial" w:hAnsi="Arial" w:cs="Arial"/>
+                <w:sz w:val="24"/>
+                <w:szCs w:val="24"/>
+              </w:rPr>
+              <w:t>6</w:t>
+            </w:r>
+          </w:p>
+        </w:tc>
+        <w:tc>
+          <w:tcPr>
+            <w:tcW w:w="4536" w:type="dxa"/>
+            <w:vAlign w:val="center"/>
+          </w:tcPr>
+          <w:p>
+            <w:pPr>
+              <w:rPr>
+                <w:rFonts w:ascii="Arial" w:hAnsi="Arial" w:cs="Arial"/>
+                <w:b/>
+                <w:bCs/>
+                <w:sz w:val="24"/>
+                <w:szCs w:val="24"/>
+              </w:rPr>
+            </w:pPr>
+            <w:r>
+              <w:rPr>
+                <w:rFonts w:ascii="Arial" w:hAnsi="Arial" w:cs="Arial"/>
+                <w:b/>
+                <w:bCs/>
+                <w:sz w:val="24"/>
+                <w:szCs w:val="24"/>
+              </w:rPr>
+              <w:t>Fecha:</w:t>
+            </w:r>
+            <w:r>
+              <w:rPr>
+                <w:rFonts w:ascii="Arial" w:hAnsi="Arial" w:cs="Arial"/>
+                <w:b/>
+                <w:bCs/>
+                <w:sz w:val="24"/>
+                <w:szCs w:val="24"/>
+              </w:rPr>
+              <w:t xml:space="preserve"> </w:t>
+            </w:r>
+            <w:r>
+              <w:rPr>
+                <w:rFonts w:ascii="Arial" w:hAnsi="Arial" w:cs="Arial"/>
+                <w:sz w:val="24"/>
+                <w:szCs w:val="24"/>
+              </w:rPr>
+              <w:t>20</w:t>
+            </w:r>
+            <w:r>
+              <w:rPr>
+                <w:rFonts w:ascii="Arial" w:hAnsi="Arial" w:cs="Arial"/>
+                <w:sz w:val="24"/>
+                <w:szCs w:val="24"/>
+              </w:rPr>
+              <w:t>/0</w:t>
+            </w:r>
+            <w:r>
+              <w:rPr>
+                <w:rFonts w:ascii="Arial" w:hAnsi="Arial" w:cs="Arial"/>
+                <w:sz w:val="24"/>
+                <w:szCs w:val="24"/>
+              </w:rPr>
+              <w:t>5</w:t>
+            </w:r>
+            <w:r>
+              <w:rPr>
+                <w:rFonts w:ascii="Arial" w:hAnsi="Arial" w:cs="Arial"/>
+                <w:sz w:val="24"/>
+                <w:szCs w:val="24"/>
+              </w:rPr>
+              <w:t>/202</w:t>
+            </w:r>
+            <w:r>
+              <w:rPr>
+                <w:rFonts w:ascii="Arial" w:hAnsi="Arial" w:cs="Arial"/>
+                <w:sz w:val="24"/>
+                <w:szCs w:val="24"/>
+              </w:rPr>
+              <w:t>6</w:t>
+            </w:r>
+          </w:p>
+        </w:tc>
+      </w:tr>
+      <w:tr>
+        <w:trPr>
+          <w:jc w:val="center"/>
+        </w:trPr>
+        <w:tc>
+          <w:tcPr>
+            <w:tcW w:w="5098" w:type="dxa"/>
+            <w:vAlign w:val="center"/>
+          </w:tcPr>
+          <w:p>
+            <w:pPr>
+              <w:rPr>
+                <w:rFonts w:ascii="Arial" w:hAnsi="Arial" w:cs="Arial"/>
+                <w:b/>
+                <w:bCs/>
+                <w:sz w:val="24"/>
+                <w:szCs w:val="24"/>
+              </w:rPr>
+            </w:pPr>
+            <w:r>
+              <w:rPr>
+                <w:rFonts w:ascii="Arial" w:hAnsi="Arial" w:cs="Arial"/>
+                <w:b/>
+                <w:bCs/>
+                <w:sz w:val="24"/>
+                <w:szCs w:val="24"/>
+              </w:rPr>
+              <w:t xml:space="preserve">Número de sesión / Día de trabajo: </w:t>
+            </w:r>
+            <w:r>
+              <w:rPr>
+                <w:rFonts w:ascii="Arial" w:hAnsi="Arial" w:cs="Arial"/>
+                <w:sz w:val="24"/>
+                <w:szCs w:val="24"/>
+              </w:rPr>
+              <w:t>1</w:t>
+            </w:r>
+          </w:p>
+        </w:tc>
+        <w:tc>
+          <w:tcPr>
+            <w:tcW w:w="4536" w:type="dxa"/>
+            <w:vAlign w:val="center"/>
+          </w:tcPr>
+          <w:p>
+            <w:pPr>
+              <w:rPr>
+                <w:rFonts w:ascii="Arial" w:hAnsi="Arial" w:cs="Arial"/>
+                <w:b/>
+                <w:bCs/>
+                <w:sz w:val="24"/>
+                <w:szCs w:val="24"/>
+              </w:rPr>
+            </w:pPr>
+            <w:r>
+              <w:rPr>
+                <w:rFonts w:ascii="Arial" w:hAnsi="Arial" w:cs="Arial"/>
+                <w:b/>
+                <w:bCs/>
+                <w:sz w:val="24"/>
+                <w:szCs w:val="24"/>
+              </w:rPr>
+              <w:t xml:space="preserve">Modalidad: </w:t>
+            </w:r>
+            <w:r>
+              <w:rPr>
+                <w:rFonts w:ascii="Arial" w:hAnsi="Arial" w:cs="Arial"/>
+                <w:sz w:val="24"/>
+                <w:szCs w:val="24"/>
+              </w:rPr>
+              <w:t>Presencial</w:t>
+            </w:r>
+            <w:r>
+              <w:rPr>
+                <w:rFonts w:ascii="Arial" w:hAnsi="Arial" w:cs="Arial"/>
+                <w:sz w:val="24"/>
+                <w:szCs w:val="24"/>
+              </w:rPr>
+              <w:t xml:space="preserve"> / </w:t>
+            </w:r>
+            <w:r>
+              <w:rPr>
+                <w:rFonts w:ascii="Arial" w:hAnsi="Arial" w:cs="Arial"/>
+                <w:sz w:val="24"/>
+                <w:szCs w:val="24"/>
+              </w:rPr>
+              <w:t>Virtual</w:t>
+            </w:r>
+            <w:r>
+              <w:rPr>
+                <w:rFonts w:ascii="Arial" w:hAnsi="Arial" w:cs="Arial"/>
+                <w:sz w:val="24"/>
+                <w:szCs w:val="24"/>
+              </w:rPr>
+              <w:t xml:space="preserve"> / </w:t>
+            </w:r>
+            <w:r>
+              <w:rPr>
+                <w:rFonts w:ascii="Arial" w:hAnsi="Arial" w:cs="Arial"/>
+                <w:sz w:val="24"/>
+                <w:szCs w:val="24"/>
+                <w:shd w:val="clear" w:color="auto" w:fill="F5E4A9" w:themeFill="accent3" w:themeFillTint="66"/>
+              </w:rPr>
+              <w:t>Mixto</w:t>
+            </w:r>
+          </w:p>
+        </w:tc>
+      </w:tr>
+      <w:tr>
+        <w:trPr>
+          <w:jc w:val="center"/>
+        </w:trPr>
+        <w:tc>
+          <w:tcPr>
+            <w:tcW w:w="9634" w:type="dxa"/>
+            <w:gridSpan w:val="2"/>
+            <w:vAlign w:val="center"/>
+          </w:tcPr>
+          <w:p>
+            <w:pPr>
+              <w:rPr>
+                <w:rFonts w:ascii="Arial" w:hAnsi="Arial" w:cs="Arial"/>
+                <w:b/>
+                <w:bCs/>
+                <w:sz w:val="24"/>
+                <w:szCs w:val="24"/>
+              </w:rPr>
+            </w:pPr>
+            <w:r>
+              <w:rPr>
+                <w:rFonts w:ascii="Arial" w:hAnsi="Arial" w:cs="Arial"/>
+                <w:b/>
+                <w:bCs/>
+                <w:sz w:val="24"/>
+                <w:szCs w:val="24"/>
+              </w:rPr>
+              <w:t>Duración de la sesión:</w:t>
+            </w:r>
+            <w:r>
+              <w:rPr>
+                <w:rFonts w:ascii="Arial" w:hAnsi="Arial" w:cs="Arial"/>
+                <w:b/>
+                <w:bCs/>
+                <w:sz w:val="24"/>
+                <w:szCs w:val="24"/>
+              </w:rPr>
+              <w:t xml:space="preserve"> </w:t>
+            </w:r>
+            <w:r>
+              <w:rPr>
+                <w:rFonts w:ascii="Arial" w:hAnsi="Arial" w:cs="Arial"/>
+                <w:sz w:val="24"/>
+                <w:szCs w:val="24"/>
+              </w:rPr>
+              <w:t xml:space="preserve">50 min. </w:t>
+            </w:r>
+          </w:p>
+        </w:tc>
+      </w:tr>
+    </w:tbl>
+    <w:p>
+      <w:pPr>
+        <w:rPr>
+          <w:rFonts w:ascii="Arial" w:hAnsi="Arial" w:cs="Arial"/>
+          <w:sz w:val="24"/>
+          <w:szCs w:val="24"/>
+        </w:rPr>
+      </w:pPr>
+    </w:p>
+    <w:p>
+      <w:pPr>
+        <w:pStyle w:val="titulo1"/>
+        <w:outlineLvl w:val="2"/>
+        <w:rPr>
+          <w:sz w:val="32"/>
+          <w:szCs w:val="72"/>
+        </w:rPr>
+      </w:pPr>
+      <w:bookmarkStart w:id="56" w:name="_Toc230158470"/>
+      <w:r>
+        <w:rPr>
+          <w:sz w:val="32"/>
+          <w:szCs w:val="72"/>
+        </w:rPr>
+        <w:t>Asistencia y Participación</w:t>
+      </w:r>
+      <w:bookmarkEnd w:id="56"/>
+    </w:p>
+    <w:tbl>
+      <w:tblPr>
+        <w:tblStyle w:val="Tablaconcuadrcula"/>
+        <w:tblW w:w="10281" w:type="dxa"/>
+        <w:jc w:val="center"/>
+        <w:tblBorders>
+          <w:top w:val="single" w:sz="4" w:space="0" w:color="7F7F7F" w:themeColor="text1" w:themeTint="80"/>
+          <w:left w:val="single" w:sz="4" w:space="0" w:color="7F7F7F" w:themeColor="text1" w:themeTint="80"/>
+          <w:bottom w:val="single" w:sz="4" w:space="0" w:color="7F7F7F" w:themeColor="text1" w:themeTint="80"/>
+          <w:right w:val="single" w:sz="4" w:space="0" w:color="7F7F7F" w:themeColor="text1" w:themeTint="80"/>
+          <w:insideH w:val="single" w:sz="4" w:space="0" w:color="7F7F7F" w:themeColor="text1" w:themeTint="80"/>
+          <w:insideV w:val="single" w:sz="4" w:space="0" w:color="7F7F7F" w:themeColor="text1" w:themeTint="80"/>
+        </w:tblBorders>
+        <w:tblCellMar>
+          <w:top w:w="57" w:type="dxa"/>
+          <w:bottom w:w="57" w:type="dxa"/>
+        </w:tblCellMar>
+        <w:tblLook w:val="04A0" w:firstRow="1" w:lastRow="0" w:firstColumn="1" w:lastColumn="0" w:noHBand="0" w:noVBand="1"/>
+      </w:tblPr>
+      <w:tblGrid>
+        <w:gridCol w:w="1538"/>
+        <w:gridCol w:w="1791"/>
+        <w:gridCol w:w="1563"/>
+        <w:gridCol w:w="3061"/>
+        <w:gridCol w:w="2328"/>
+      </w:tblGrid>
+      <w:tr>
+        <w:trPr>
+          <w:jc w:val="center"/>
+        </w:trPr>
+        <w:tc>
+          <w:tcPr>
+            <w:tcW w:w="1538" w:type="dxa"/>
+            <w:shd w:val="clear" w:color="auto" w:fill="262626" w:themeFill="text1" w:themeFillTint="D9"/>
+            <w:vAlign w:val="center"/>
+          </w:tcPr>
+          <w:p>
+            <w:pPr>
+              <w:jc w:val="center"/>
+              <w:rPr>
+                <w:rFonts w:ascii="Arial" w:hAnsi="Arial" w:cs="Arial"/>
+                <w:b/>
+                <w:bCs/>
+                <w:sz w:val="24"/>
+                <w:szCs w:val="24"/>
+              </w:rPr>
+            </w:pPr>
+            <w:r>
+              <w:rPr>
+                <w:rFonts w:ascii="Arial" w:hAnsi="Arial" w:cs="Arial"/>
+                <w:b/>
+                <w:bCs/>
+                <w:sz w:val="24"/>
+                <w:szCs w:val="24"/>
+              </w:rPr>
+              <w:t>Integrante</w:t>
+            </w:r>
+          </w:p>
+        </w:tc>
+        <w:tc>
+          <w:tcPr>
+            <w:tcW w:w="1791" w:type="dxa"/>
+            <w:shd w:val="clear" w:color="auto" w:fill="262626" w:themeFill="text1" w:themeFillTint="D9"/>
+            <w:vAlign w:val="center"/>
+          </w:tcPr>
+          <w:p>
+            <w:pPr>
+              <w:jc w:val="center"/>
+              <w:rPr>
+                <w:rFonts w:ascii="Arial" w:hAnsi="Arial" w:cs="Arial"/>
+                <w:b/>
+                <w:bCs/>
+                <w:sz w:val="24"/>
+                <w:szCs w:val="24"/>
+              </w:rPr>
+            </w:pPr>
+            <w:r>
+              <w:rPr>
+                <w:rFonts w:ascii="Arial" w:hAnsi="Arial" w:cs="Arial"/>
+                <w:b/>
+                <w:bCs/>
+                <w:sz w:val="24"/>
+                <w:szCs w:val="24"/>
+              </w:rPr>
+              <w:t>Rol</w:t>
+            </w:r>
+          </w:p>
+        </w:tc>
+        <w:tc>
+          <w:tcPr>
+            <w:tcW w:w="1563" w:type="dxa"/>
+            <w:shd w:val="clear" w:color="auto" w:fill="262626" w:themeFill="text1" w:themeFillTint="D9"/>
+            <w:vAlign w:val="center"/>
+          </w:tcPr>
+          <w:p>
+            <w:pPr>
+              <w:jc w:val="center"/>
+              <w:rPr>
+                <w:rFonts w:ascii="Arial" w:hAnsi="Arial" w:cs="Arial"/>
+                <w:b/>
+                <w:bCs/>
+                <w:sz w:val="24"/>
+                <w:szCs w:val="24"/>
+              </w:rPr>
+            </w:pPr>
+            <w:r>
+              <w:rPr>
+                <w:rFonts w:ascii="Arial" w:hAnsi="Arial" w:cs="Arial"/>
+                <w:b/>
+                <w:bCs/>
+                <w:sz w:val="24"/>
+                <w:szCs w:val="24"/>
+              </w:rPr>
+              <w:t>Asistencia (Sí/No)</w:t>
+            </w:r>
+          </w:p>
+        </w:tc>
+        <w:tc>
+          <w:tcPr>
+            <w:tcW w:w="3061" w:type="dxa"/>
+            <w:shd w:val="clear" w:color="auto" w:fill="262626" w:themeFill="text1" w:themeFillTint="D9"/>
+            <w:vAlign w:val="center"/>
+          </w:tcPr>
+          <w:p>
+            <w:pPr>
+              <w:jc w:val="center"/>
+              <w:rPr>
+                <w:rFonts w:ascii="Arial" w:hAnsi="Arial" w:cs="Arial"/>
+                <w:b/>
+                <w:bCs/>
+                <w:sz w:val="24"/>
+                <w:szCs w:val="24"/>
+              </w:rPr>
+            </w:pPr>
+            <w:r>
+              <w:rPr>
+                <w:rFonts w:ascii="Arial" w:hAnsi="Arial" w:cs="Arial"/>
+                <w:b/>
+                <w:bCs/>
+                <w:sz w:val="24"/>
+                <w:szCs w:val="24"/>
+              </w:rPr>
+              <w:t>Actividades</w:t>
+            </w:r>
+          </w:p>
+        </w:tc>
+        <w:tc>
+          <w:tcPr>
+            <w:tcW w:w="2328" w:type="dxa"/>
+            <w:shd w:val="clear" w:color="auto" w:fill="262626" w:themeFill="text1" w:themeFillTint="D9"/>
+            <w:vAlign w:val="center"/>
+          </w:tcPr>
+          <w:p>
+            <w:pPr>
+              <w:jc w:val="center"/>
+              <w:rPr>
+                <w:rFonts w:ascii="Arial" w:hAnsi="Arial" w:cs="Arial"/>
+                <w:b/>
+                <w:bCs/>
+                <w:sz w:val="24"/>
+                <w:szCs w:val="24"/>
+              </w:rPr>
+            </w:pPr>
+            <w:r>
+              <w:rPr>
+                <w:rFonts w:ascii="Arial" w:hAnsi="Arial" w:cs="Arial"/>
+                <w:b/>
+                <w:bCs/>
+                <w:sz w:val="24"/>
+                <w:szCs w:val="24"/>
+              </w:rPr>
+              <w:t>Entregables Esperados</w:t>
+            </w:r>
+          </w:p>
+        </w:tc>
+      </w:tr>
+      <w:tr>
+        <w:trPr>
+          <w:jc w:val="center"/>
+        </w:trPr>
+        <w:tc>
+          <w:tcPr>
+            <w:tcW w:w="1538" w:type="dxa"/>
+            <w:vAlign w:val="center"/>
+          </w:tcPr>
+          <w:p>
+            <w:pPr>
+              <w:rPr>
+                <w:rFonts w:ascii="Arial" w:hAnsi="Arial" w:cs="Arial"/>
+                <w:sz w:val="24"/>
+                <w:szCs w:val="24"/>
+              </w:rPr>
+            </w:pPr>
+            <w:r>
+              <w:rPr>
+                <w:rFonts w:ascii="Arial" w:hAnsi="Arial" w:cs="Arial"/>
+                <w:sz w:val="24"/>
+                <w:szCs w:val="24"/>
+              </w:rPr>
+              <w:t>María Fernanda Barrón Álvarez</w:t>
+            </w:r>
+          </w:p>
+        </w:tc>
+        <w:tc>
+          <w:tcPr>
+            <w:tcW w:w="1791" w:type="dxa"/>
+            <w:vAlign w:val="center"/>
+          </w:tcPr>
+          <w:p>
+            <w:pPr>
+              <w:rPr>
+                <w:rFonts w:ascii="Arial" w:hAnsi="Arial" w:cs="Arial"/>
+                <w:sz w:val="24"/>
+                <w:szCs w:val="24"/>
+              </w:rPr>
+            </w:pPr>
+            <w:r>
+              <w:rPr>
+                <w:rFonts w:ascii="Arial" w:hAnsi="Arial" w:cs="Arial"/>
+                <w:sz w:val="24"/>
+                <w:szCs w:val="24"/>
+              </w:rPr>
+              <w:t>Project Manager</w:t>
+            </w:r>
+          </w:p>
+        </w:tc>
+        <w:tc>
+          <w:tcPr>
+            <w:tcW w:w="1563" w:type="dxa"/>
+            <w:vAlign w:val="center"/>
+          </w:tcPr>
+          <w:p>
+            <w:pPr>
+              <w:rPr>
+                <w:rFonts w:ascii="Arial" w:hAnsi="Arial" w:cs="Arial"/>
+                <w:sz w:val="24"/>
+                <w:szCs w:val="24"/>
+              </w:rPr>
+            </w:pPr>
+            <w:r>
+              <w:rPr>
+                <w:rFonts w:ascii="Arial" w:hAnsi="Arial" w:cs="Arial"/>
+                <w:sz w:val="24"/>
+                <w:szCs w:val="24"/>
+              </w:rPr>
+              <w:t>Sí</w:t>
+            </w:r>
+          </w:p>
+        </w:tc>
+        <w:tc>
+          <w:tcPr>
+            <w:tcW w:w="3061" w:type="dxa"/>
+            <w:vAlign w:val="center"/>
+          </w:tcPr>
+          <w:p>
+            <w:pPr>
+              <w:pStyle w:val="Prrafodelista"/>
+              <w:numPr>
+                <w:ilvl w:val="0"/>
+                <w:numId w:val="27"/>
+              </w:numPr>
+              <w:ind w:left="246" w:hanging="218"/>
+              <w:rPr>
+                <w:rFonts w:ascii="Arial" w:hAnsi="Arial" w:cs="Arial"/>
+                <w:sz w:val="24"/>
+                <w:szCs w:val="24"/>
+              </w:rPr>
+            </w:pPr>
+            <w:r>
+              <w:rPr>
+                <w:rFonts w:ascii="Arial" w:hAnsi="Arial" w:cs="Arial"/>
+                <w:sz w:val="24"/>
+                <w:szCs w:val="24"/>
+              </w:rPr>
+              <w:t>Bitácora del día</w:t>
+            </w:r>
+          </w:p>
+          <w:p>
+            <w:pPr>
+              <w:pStyle w:val="Prrafodelista"/>
+              <w:numPr>
+                <w:ilvl w:val="0"/>
+                <w:numId w:val="27"/>
+              </w:numPr>
+              <w:ind w:left="246" w:hanging="218"/>
+              <w:rPr>
+                <w:rFonts w:ascii="Arial" w:hAnsi="Arial" w:cs="Arial"/>
+                <w:sz w:val="24"/>
+                <w:szCs w:val="24"/>
+              </w:rPr>
+            </w:pPr>
+            <w:r>
+              <w:rPr>
+                <w:rFonts w:ascii="Arial" w:hAnsi="Arial" w:cs="Arial"/>
+                <w:sz w:val="24"/>
+                <w:szCs w:val="24"/>
+              </w:rPr>
+              <w:t xml:space="preserve">Revisión de </w:t>
+            </w:r>
+            <w:r>
+              <w:rPr>
+                <w:rFonts w:ascii="Arial" w:hAnsi="Arial" w:cs="Arial"/>
+                <w:sz w:val="24"/>
+                <w:szCs w:val="24"/>
+              </w:rPr>
+              <w:t xml:space="preserve">corrección </w:t>
+            </w:r>
+            <w:r>
+              <w:rPr>
+                <w:rFonts w:ascii="Arial" w:hAnsi="Arial" w:cs="Arial"/>
+                <w:sz w:val="24"/>
+                <w:szCs w:val="24"/>
+              </w:rPr>
+              <w:t>del prototipo</w:t>
+            </w:r>
+          </w:p>
+          <w:p>
+            <w:pPr>
+              <w:pStyle w:val="Prrafodelista"/>
+              <w:numPr>
+                <w:ilvl w:val="0"/>
+                <w:numId w:val="27"/>
+              </w:numPr>
+              <w:ind w:left="246" w:hanging="218"/>
+              <w:rPr>
+                <w:rFonts w:ascii="Arial" w:hAnsi="Arial" w:cs="Arial"/>
+                <w:sz w:val="24"/>
+                <w:szCs w:val="24"/>
+              </w:rPr>
+            </w:pPr>
+            <w:r>
+              <w:rPr>
+                <w:rFonts w:ascii="Arial" w:hAnsi="Arial" w:cs="Arial"/>
+                <w:sz w:val="24"/>
+                <w:szCs w:val="24"/>
+              </w:rPr>
+              <w:t>Formato del documento</w:t>
+            </w:r>
+          </w:p>
+        </w:tc>
+        <w:tc>
+          <w:tcPr>
+            <w:tcW w:w="2328" w:type="dxa"/>
+            <w:vAlign w:val="center"/>
+          </w:tcPr>
+          <w:p>
+            <w:pPr>
+              <w:pStyle w:val="Prrafodelista"/>
+              <w:numPr>
+                <w:ilvl w:val="0"/>
+                <w:numId w:val="27"/>
+              </w:numPr>
+              <w:ind w:left="219" w:hanging="219"/>
+              <w:rPr>
+                <w:rFonts w:ascii="Arial" w:hAnsi="Arial" w:cs="Arial"/>
+                <w:sz w:val="24"/>
+                <w:szCs w:val="24"/>
+              </w:rPr>
+            </w:pPr>
+            <w:r>
+              <w:rPr>
+                <w:rFonts w:ascii="Arial" w:hAnsi="Arial" w:cs="Arial"/>
+                <w:sz w:val="24"/>
+                <w:szCs w:val="24"/>
+              </w:rPr>
+              <w:t>Bitácora</w:t>
+            </w:r>
+          </w:p>
+          <w:p>
+            <w:pPr>
+              <w:pStyle w:val="Prrafodelista"/>
+              <w:numPr>
+                <w:ilvl w:val="0"/>
+                <w:numId w:val="27"/>
+              </w:numPr>
+              <w:ind w:left="219" w:hanging="219"/>
+              <w:rPr>
+                <w:rFonts w:ascii="Arial" w:hAnsi="Arial" w:cs="Arial"/>
+                <w:sz w:val="24"/>
+                <w:szCs w:val="24"/>
+              </w:rPr>
+            </w:pPr>
+            <w:r>
+              <w:rPr>
+                <w:rFonts w:ascii="Arial" w:hAnsi="Arial" w:cs="Arial"/>
+                <w:sz w:val="24"/>
+                <w:szCs w:val="24"/>
+              </w:rPr>
+              <w:t>Documentación final</w:t>
+            </w:r>
+          </w:p>
+        </w:tc>
+      </w:tr>
+      <w:tr>
+        <w:trPr>
+          <w:jc w:val="center"/>
+        </w:trPr>
+        <w:tc>
+          <w:tcPr>
+            <w:tcW w:w="1538" w:type="dxa"/>
+            <w:vAlign w:val="center"/>
+          </w:tcPr>
+          <w:p>
+            <w:pPr>
+              <w:rPr>
+                <w:rFonts w:ascii="Arial" w:hAnsi="Arial" w:cs="Arial"/>
+                <w:sz w:val="24"/>
+                <w:szCs w:val="24"/>
+              </w:rPr>
+            </w:pPr>
+            <w:r>
+              <w:rPr>
+                <w:rFonts w:ascii="Arial" w:hAnsi="Arial" w:cs="Arial"/>
+                <w:sz w:val="24"/>
+                <w:szCs w:val="24"/>
+              </w:rPr>
+              <w:t xml:space="preserve">Leslie Miroslava Benítez </w:t>
+            </w:r>
+          </w:p>
+          <w:p>
+            <w:pPr>
+              <w:rPr>
+                <w:rFonts w:ascii="Arial" w:hAnsi="Arial" w:cs="Arial"/>
+                <w:sz w:val="24"/>
+                <w:szCs w:val="24"/>
+              </w:rPr>
+            </w:pPr>
+            <w:r>
+              <w:rPr>
+                <w:rFonts w:ascii="Arial" w:hAnsi="Arial" w:cs="Arial"/>
+                <w:sz w:val="24"/>
+                <w:szCs w:val="24"/>
+              </w:rPr>
+              <w:t>Marín</w:t>
+            </w:r>
+          </w:p>
+        </w:tc>
+        <w:tc>
+          <w:tcPr>
+            <w:tcW w:w="1791" w:type="dxa"/>
+            <w:vAlign w:val="center"/>
+          </w:tcPr>
+          <w:p>
+            <w:pPr>
+              <w:rPr>
+                <w:rFonts w:ascii="Arial" w:hAnsi="Arial" w:cs="Arial"/>
+                <w:sz w:val="24"/>
+                <w:szCs w:val="24"/>
+              </w:rPr>
+            </w:pPr>
+            <w:r>
+              <w:rPr>
+                <w:rFonts w:ascii="Arial" w:hAnsi="Arial" w:cs="Arial"/>
+                <w:sz w:val="24"/>
+                <w:szCs w:val="24"/>
+              </w:rPr>
+              <w:t xml:space="preserve">Desarrolladora </w:t>
+            </w:r>
+            <w:proofErr w:type="spellStart"/>
+            <w:r>
+              <w:rPr>
+                <w:rFonts w:ascii="Arial" w:hAnsi="Arial" w:cs="Arial"/>
+                <w:sz w:val="24"/>
+                <w:szCs w:val="24"/>
+              </w:rPr>
+              <w:t>frontend</w:t>
+            </w:r>
+            <w:proofErr w:type="spellEnd"/>
+          </w:p>
+        </w:tc>
+        <w:tc>
+          <w:tcPr>
+            <w:tcW w:w="1563" w:type="dxa"/>
+            <w:vAlign w:val="center"/>
+          </w:tcPr>
+          <w:p>
+            <w:pPr>
+              <w:rPr>
+                <w:rFonts w:ascii="Arial" w:hAnsi="Arial" w:cs="Arial"/>
+                <w:sz w:val="24"/>
+                <w:szCs w:val="24"/>
+              </w:rPr>
+            </w:pPr>
+            <w:r>
+              <w:rPr>
+                <w:rFonts w:ascii="Arial" w:hAnsi="Arial" w:cs="Arial"/>
+                <w:sz w:val="24"/>
+                <w:szCs w:val="24"/>
+              </w:rPr>
+              <w:t>Sí</w:t>
+            </w:r>
+            <w:r>
+              <w:rPr>
+                <w:rFonts w:ascii="Arial" w:hAnsi="Arial" w:cs="Arial"/>
+                <w:sz w:val="24"/>
+                <w:szCs w:val="24"/>
+              </w:rPr>
+              <w:t xml:space="preserve"> (virtual)</w:t>
+            </w:r>
+          </w:p>
+        </w:tc>
+        <w:tc>
+          <w:tcPr>
+            <w:tcW w:w="3061" w:type="dxa"/>
+            <w:vAlign w:val="center"/>
+          </w:tcPr>
+          <w:p>
+            <w:pPr>
+              <w:pStyle w:val="Prrafodelista"/>
+              <w:numPr>
+                <w:ilvl w:val="0"/>
+                <w:numId w:val="27"/>
+              </w:numPr>
+              <w:ind w:left="270" w:hanging="184"/>
+              <w:rPr>
+                <w:rFonts w:ascii="Arial" w:hAnsi="Arial" w:cs="Arial"/>
+                <w:sz w:val="24"/>
+                <w:szCs w:val="24"/>
+              </w:rPr>
+            </w:pPr>
+            <w:r>
+              <w:rPr>
+                <w:rFonts w:ascii="Arial" w:hAnsi="Arial" w:cs="Arial"/>
+                <w:sz w:val="24"/>
+                <w:szCs w:val="24"/>
+              </w:rPr>
+              <w:t>Corrección</w:t>
+            </w:r>
+            <w:r>
+              <w:rPr>
+                <w:rFonts w:ascii="Arial" w:hAnsi="Arial" w:cs="Arial"/>
+                <w:sz w:val="24"/>
+                <w:szCs w:val="24"/>
+              </w:rPr>
+              <w:t xml:space="preserve"> de prototipo </w:t>
+            </w:r>
+          </w:p>
+        </w:tc>
+        <w:tc>
+          <w:tcPr>
+            <w:tcW w:w="2328" w:type="dxa"/>
+            <w:vAlign w:val="center"/>
+          </w:tcPr>
+          <w:p>
+            <w:pPr>
+              <w:pStyle w:val="Prrafodelista"/>
+              <w:numPr>
+                <w:ilvl w:val="0"/>
+                <w:numId w:val="27"/>
+              </w:numPr>
+              <w:ind w:left="219" w:hanging="218"/>
+              <w:rPr>
+                <w:rFonts w:ascii="Arial" w:hAnsi="Arial" w:cs="Arial"/>
+                <w:sz w:val="24"/>
+                <w:szCs w:val="24"/>
+              </w:rPr>
+            </w:pPr>
+            <w:r>
+              <w:rPr>
+                <w:rFonts w:ascii="Arial" w:hAnsi="Arial" w:cs="Arial"/>
+                <w:sz w:val="24"/>
+                <w:szCs w:val="24"/>
+              </w:rPr>
+              <w:t>Prototipo funcional navegable con estructura completa del sitio</w:t>
+            </w:r>
+          </w:p>
+        </w:tc>
+      </w:tr>
+      <w:tr>
+        <w:trPr>
+          <w:jc w:val="center"/>
+        </w:trPr>
+        <w:tc>
+          <w:tcPr>
+            <w:tcW w:w="1538" w:type="dxa"/>
+            <w:vAlign w:val="center"/>
+          </w:tcPr>
+          <w:p>
+            <w:pPr>
+              <w:rPr>
+                <w:rFonts w:ascii="Arial" w:hAnsi="Arial" w:cs="Arial"/>
+                <w:sz w:val="24"/>
+                <w:szCs w:val="24"/>
+              </w:rPr>
+            </w:pPr>
+            <w:r>
+              <w:rPr>
+                <w:rFonts w:ascii="Arial" w:hAnsi="Arial" w:cs="Arial"/>
+                <w:sz w:val="24"/>
+                <w:szCs w:val="24"/>
+              </w:rPr>
+              <w:t>Leonardo Merino Garfias</w:t>
+            </w:r>
+          </w:p>
+        </w:tc>
+        <w:tc>
+          <w:tcPr>
+            <w:tcW w:w="1791" w:type="dxa"/>
+            <w:vAlign w:val="center"/>
+          </w:tcPr>
+          <w:p>
+            <w:pPr>
+              <w:rPr>
+                <w:rFonts w:ascii="Arial" w:hAnsi="Arial" w:cs="Arial"/>
+                <w:sz w:val="24"/>
+                <w:szCs w:val="24"/>
+              </w:rPr>
+            </w:pPr>
+            <w:r>
+              <w:rPr>
+                <w:rFonts w:ascii="Arial" w:hAnsi="Arial" w:cs="Arial"/>
+                <w:sz w:val="24"/>
+                <w:szCs w:val="24"/>
+              </w:rPr>
+              <w:t xml:space="preserve">Desarrollador </w:t>
+            </w:r>
+            <w:proofErr w:type="spellStart"/>
+            <w:r>
+              <w:rPr>
+                <w:rFonts w:ascii="Arial" w:hAnsi="Arial" w:cs="Arial"/>
+                <w:sz w:val="24"/>
+                <w:szCs w:val="24"/>
+              </w:rPr>
+              <w:t>backend</w:t>
+            </w:r>
+            <w:proofErr w:type="spellEnd"/>
+          </w:p>
+        </w:tc>
+        <w:tc>
+          <w:tcPr>
+            <w:tcW w:w="1563" w:type="dxa"/>
+            <w:vAlign w:val="center"/>
+          </w:tcPr>
+          <w:p>
+            <w:pPr>
+              <w:rPr>
+                <w:rFonts w:ascii="Arial" w:hAnsi="Arial" w:cs="Arial"/>
+                <w:sz w:val="24"/>
+                <w:szCs w:val="24"/>
+              </w:rPr>
+            </w:pPr>
+            <w:r>
+              <w:rPr>
+                <w:rFonts w:ascii="Arial" w:hAnsi="Arial" w:cs="Arial"/>
+                <w:sz w:val="24"/>
+                <w:szCs w:val="24"/>
+              </w:rPr>
+              <w:t>Sí</w:t>
+            </w:r>
+            <w:r>
+              <w:rPr>
+                <w:rFonts w:ascii="Arial" w:hAnsi="Arial" w:cs="Arial"/>
+                <w:sz w:val="24"/>
+                <w:szCs w:val="24"/>
+              </w:rPr>
+              <w:t xml:space="preserve"> (virtual)</w:t>
+            </w:r>
+          </w:p>
+        </w:tc>
+        <w:tc>
+          <w:tcPr>
+            <w:tcW w:w="3061" w:type="dxa"/>
+            <w:vAlign w:val="center"/>
+          </w:tcPr>
+          <w:p>
+            <w:pPr>
+              <w:pStyle w:val="Prrafodelista"/>
+              <w:numPr>
+                <w:ilvl w:val="0"/>
+                <w:numId w:val="27"/>
+              </w:numPr>
+              <w:ind w:left="246" w:hanging="218"/>
+              <w:rPr>
+                <w:rFonts w:ascii="Arial" w:hAnsi="Arial" w:cs="Arial"/>
+                <w:sz w:val="24"/>
+                <w:szCs w:val="24"/>
+              </w:rPr>
+            </w:pPr>
+            <w:r>
+              <w:rPr>
+                <w:rFonts w:ascii="Arial" w:hAnsi="Arial" w:cs="Arial"/>
+                <w:sz w:val="24"/>
+                <w:szCs w:val="24"/>
+              </w:rPr>
+              <w:t>Continuar estimación de puntos de función</w:t>
+            </w:r>
+            <w:r>
+              <w:rPr>
+                <w:rFonts w:ascii="Arial" w:hAnsi="Arial" w:cs="Arial"/>
+                <w:sz w:val="24"/>
+                <w:szCs w:val="24"/>
+              </w:rPr>
+              <w:t xml:space="preserve"> y estimación de costos</w:t>
+            </w:r>
+          </w:p>
+        </w:tc>
+        <w:tc>
+          <w:tcPr>
+            <w:tcW w:w="2328" w:type="dxa"/>
+            <w:vAlign w:val="center"/>
+          </w:tcPr>
+          <w:p>
+            <w:pPr>
+              <w:pStyle w:val="Prrafodelista"/>
+              <w:numPr>
+                <w:ilvl w:val="0"/>
+                <w:numId w:val="27"/>
+              </w:numPr>
+              <w:ind w:left="349" w:hanging="248"/>
+              <w:rPr>
+                <w:rFonts w:ascii="Arial" w:hAnsi="Arial" w:cs="Arial"/>
+                <w:sz w:val="24"/>
+                <w:szCs w:val="24"/>
+              </w:rPr>
+            </w:pPr>
+            <w:r>
+              <w:rPr>
+                <w:rFonts w:ascii="Arial" w:hAnsi="Arial" w:cs="Arial"/>
+                <w:sz w:val="24"/>
+                <w:szCs w:val="24"/>
+              </w:rPr>
+              <w:t>Parte de documentación con punto 7</w:t>
+            </w:r>
+            <w:r>
+              <w:rPr>
+                <w:rFonts w:ascii="Arial" w:hAnsi="Arial" w:cs="Arial"/>
+                <w:sz w:val="24"/>
+                <w:szCs w:val="24"/>
+              </w:rPr>
+              <w:t>.</w:t>
+            </w:r>
+          </w:p>
+        </w:tc>
+      </w:tr>
+    </w:tbl>
+    <w:p>
+      <w:pPr>
+        <w:rPr>
+          <w:rFonts w:ascii="Arial" w:hAnsi="Arial" w:cs="Arial"/>
+          <w:sz w:val="24"/>
+          <w:szCs w:val="24"/>
+        </w:rPr>
+      </w:pPr>
+    </w:p>
+    <w:p>
+      <w:pPr>
+        <w:pStyle w:val="titulo1"/>
+        <w:outlineLvl w:val="2"/>
+        <w:rPr>
+          <w:sz w:val="32"/>
+          <w:szCs w:val="72"/>
+        </w:rPr>
+      </w:pPr>
+      <w:bookmarkStart w:id="57" w:name="_Toc230158471"/>
+      <w:r>
+        <w:rPr>
+          <w:sz w:val="32"/>
+          <w:szCs w:val="72"/>
+        </w:rPr>
+        <w:t>A</w:t>
+      </w:r>
+      <w:r>
+        <w:rPr>
+          <w:sz w:val="32"/>
+          <w:szCs w:val="72"/>
+        </w:rPr>
+        <w:t>ctividades Ejecutadas</w:t>
+      </w:r>
+      <w:bookmarkEnd w:id="57"/>
+    </w:p>
+    <w:tbl>
+      <w:tblPr>
+        <w:tblStyle w:val="Tablaconcuadrcula"/>
+        <w:tblW w:w="10124" w:type="dxa"/>
+        <w:jc w:val="center"/>
+        <w:tblBorders>
+          <w:top w:val="single" w:sz="4" w:space="0" w:color="7F7F7F" w:themeColor="text1" w:themeTint="80"/>
+          <w:left w:val="single" w:sz="4" w:space="0" w:color="7F7F7F" w:themeColor="text1" w:themeTint="80"/>
+          <w:bottom w:val="single" w:sz="4" w:space="0" w:color="7F7F7F" w:themeColor="text1" w:themeTint="80"/>
+          <w:right w:val="single" w:sz="4" w:space="0" w:color="7F7F7F" w:themeColor="text1" w:themeTint="80"/>
+          <w:insideH w:val="single" w:sz="4" w:space="0" w:color="7F7F7F" w:themeColor="text1" w:themeTint="80"/>
+          <w:insideV w:val="single" w:sz="4" w:space="0" w:color="7F7F7F" w:themeColor="text1" w:themeTint="80"/>
+        </w:tblBorders>
+        <w:tblCellMar>
+          <w:top w:w="57" w:type="dxa"/>
+          <w:bottom w:w="57" w:type="dxa"/>
+        </w:tblCellMar>
+        <w:tblLook w:val="04A0" w:firstRow="1" w:lastRow="0" w:firstColumn="1" w:lastColumn="0" w:noHBand="0" w:noVBand="1"/>
+      </w:tblPr>
+      <w:tblGrid>
+        <w:gridCol w:w="2955"/>
+        <w:gridCol w:w="2004"/>
+        <w:gridCol w:w="1150"/>
+        <w:gridCol w:w="1535"/>
+        <w:gridCol w:w="2480"/>
+      </w:tblGrid>
+      <w:tr>
+        <w:trPr>
+          <w:jc w:val="center"/>
+        </w:trPr>
+        <w:tc>
+          <w:tcPr>
+            <w:tcW w:w="2955" w:type="dxa"/>
+            <w:shd w:val="clear" w:color="auto" w:fill="262626" w:themeFill="text1" w:themeFillTint="D9"/>
+            <w:vAlign w:val="center"/>
+          </w:tcPr>
+          <w:p>
+            <w:pPr>
+              <w:jc w:val="center"/>
+              <w:rPr>
+                <w:rFonts w:ascii="Arial" w:hAnsi="Arial" w:cs="Arial"/>
+                <w:b/>
+                <w:bCs/>
+                <w:sz w:val="24"/>
+                <w:szCs w:val="24"/>
+              </w:rPr>
+            </w:pPr>
+            <w:r>
+              <w:rPr>
+                <w:rFonts w:ascii="Arial" w:hAnsi="Arial" w:cs="Arial"/>
+                <w:b/>
+                <w:bCs/>
+                <w:sz w:val="24"/>
+                <w:szCs w:val="24"/>
+              </w:rPr>
+              <w:t>Actividad</w:t>
+            </w:r>
+          </w:p>
+        </w:tc>
+        <w:tc>
+          <w:tcPr>
+            <w:tcW w:w="2004" w:type="dxa"/>
+            <w:shd w:val="clear" w:color="auto" w:fill="262626" w:themeFill="text1" w:themeFillTint="D9"/>
+            <w:vAlign w:val="center"/>
+          </w:tcPr>
+          <w:p>
+            <w:pPr>
+              <w:jc w:val="center"/>
+              <w:rPr>
+                <w:rFonts w:ascii="Arial" w:hAnsi="Arial" w:cs="Arial"/>
+                <w:b/>
+                <w:bCs/>
+                <w:sz w:val="24"/>
+                <w:szCs w:val="24"/>
+              </w:rPr>
+            </w:pPr>
+            <w:r>
+              <w:rPr>
+                <w:rFonts w:ascii="Arial" w:hAnsi="Arial" w:cs="Arial"/>
+                <w:b/>
+                <w:bCs/>
+                <w:sz w:val="24"/>
+                <w:szCs w:val="24"/>
+              </w:rPr>
+              <w:t>Responsable(s)</w:t>
+            </w:r>
+          </w:p>
+        </w:tc>
+        <w:tc>
+          <w:tcPr>
+            <w:tcW w:w="1150" w:type="dxa"/>
+            <w:shd w:val="clear" w:color="auto" w:fill="262626" w:themeFill="text1" w:themeFillTint="D9"/>
+            <w:vAlign w:val="center"/>
+          </w:tcPr>
+          <w:p>
+            <w:pPr>
+              <w:jc w:val="center"/>
+              <w:rPr>
+                <w:rFonts w:ascii="Arial" w:hAnsi="Arial" w:cs="Arial"/>
+                <w:b/>
+                <w:bCs/>
+                <w:sz w:val="24"/>
+                <w:szCs w:val="24"/>
+              </w:rPr>
+            </w:pPr>
+            <w:proofErr w:type="spellStart"/>
+            <w:r>
+              <w:rPr>
+                <w:rFonts w:ascii="Arial" w:hAnsi="Arial" w:cs="Arial"/>
+                <w:b/>
+                <w:bCs/>
+                <w:sz w:val="24"/>
+                <w:szCs w:val="24"/>
+              </w:rPr>
+              <w:t>Hr</w:t>
+            </w:r>
+            <w:proofErr w:type="spellEnd"/>
+            <w:r>
+              <w:rPr>
+                <w:rFonts w:ascii="Arial" w:hAnsi="Arial" w:cs="Arial"/>
+                <w:b/>
+                <w:bCs/>
+                <w:sz w:val="24"/>
+                <w:szCs w:val="24"/>
+              </w:rPr>
+              <w:t xml:space="preserve">. </w:t>
+            </w:r>
+            <w:proofErr w:type="spellStart"/>
+            <w:r>
+              <w:rPr>
+                <w:rFonts w:ascii="Arial" w:hAnsi="Arial" w:cs="Arial"/>
+                <w:b/>
+                <w:bCs/>
+                <w:sz w:val="24"/>
+                <w:szCs w:val="24"/>
+              </w:rPr>
+              <w:t>Ini</w:t>
+            </w:r>
+            <w:proofErr w:type="spellEnd"/>
+          </w:p>
+        </w:tc>
+        <w:tc>
+          <w:tcPr>
+            <w:tcW w:w="1535" w:type="dxa"/>
+            <w:shd w:val="clear" w:color="auto" w:fill="262626" w:themeFill="text1" w:themeFillTint="D9"/>
+            <w:vAlign w:val="center"/>
+          </w:tcPr>
+          <w:p>
+            <w:pPr>
+              <w:jc w:val="center"/>
+              <w:rPr>
+                <w:rFonts w:ascii="Arial" w:hAnsi="Arial" w:cs="Arial"/>
+                <w:b/>
+                <w:bCs/>
+                <w:sz w:val="24"/>
+                <w:szCs w:val="24"/>
+              </w:rPr>
+            </w:pPr>
+            <w:proofErr w:type="spellStart"/>
+            <w:r>
+              <w:rPr>
+                <w:rFonts w:ascii="Arial" w:hAnsi="Arial" w:cs="Arial"/>
+                <w:b/>
+                <w:bCs/>
+                <w:sz w:val="24"/>
+                <w:szCs w:val="24"/>
+              </w:rPr>
+              <w:t>Hr</w:t>
+            </w:r>
+            <w:proofErr w:type="spellEnd"/>
+            <w:r>
+              <w:rPr>
+                <w:rFonts w:ascii="Arial" w:hAnsi="Arial" w:cs="Arial"/>
+                <w:b/>
+                <w:bCs/>
+                <w:sz w:val="24"/>
+                <w:szCs w:val="24"/>
+              </w:rPr>
+              <w:t>. fin</w:t>
+            </w:r>
+          </w:p>
+        </w:tc>
+        <w:tc>
+          <w:tcPr>
+            <w:tcW w:w="2480" w:type="dxa"/>
+            <w:shd w:val="clear" w:color="auto" w:fill="262626" w:themeFill="text1" w:themeFillTint="D9"/>
+            <w:vAlign w:val="center"/>
+          </w:tcPr>
+          <w:p>
+            <w:pPr>
+              <w:jc w:val="center"/>
+              <w:rPr>
+                <w:rFonts w:ascii="Arial" w:hAnsi="Arial" w:cs="Arial"/>
+                <w:b/>
+                <w:bCs/>
+                <w:sz w:val="24"/>
+                <w:szCs w:val="24"/>
+              </w:rPr>
+            </w:pPr>
+            <w:r>
+              <w:rPr>
+                <w:rFonts w:ascii="Arial" w:hAnsi="Arial" w:cs="Arial"/>
+                <w:b/>
+                <w:bCs/>
+                <w:sz w:val="24"/>
+                <w:szCs w:val="24"/>
+              </w:rPr>
+              <w:t>Estado (Completado / En proceso / Pendiente)</w:t>
+            </w:r>
+          </w:p>
+        </w:tc>
+      </w:tr>
+      <w:tr>
+        <w:trPr>
+          <w:jc w:val="center"/>
+        </w:trPr>
+        <w:tc>
+          <w:tcPr>
+            <w:tcW w:w="2955" w:type="dxa"/>
+            <w:vAlign w:val="center"/>
+          </w:tcPr>
+          <w:p>
+            <w:pPr>
+              <w:rPr>
+                <w:rFonts w:ascii="Arial" w:hAnsi="Arial" w:cs="Arial"/>
+                <w:sz w:val="24"/>
+                <w:szCs w:val="24"/>
+              </w:rPr>
+            </w:pPr>
+            <w:r>
+              <w:rPr>
+                <w:rFonts w:ascii="Arial" w:hAnsi="Arial" w:cs="Arial"/>
+                <w:sz w:val="24"/>
+                <w:szCs w:val="24"/>
+              </w:rPr>
+              <w:t>Bitácora</w:t>
+            </w:r>
+          </w:p>
+        </w:tc>
+        <w:tc>
+          <w:tcPr>
+            <w:tcW w:w="2004" w:type="dxa"/>
+            <w:vAlign w:val="center"/>
+          </w:tcPr>
+          <w:p>
+            <w:pPr>
+              <w:rPr>
+                <w:rFonts w:ascii="Arial" w:hAnsi="Arial" w:cs="Arial"/>
+                <w:sz w:val="24"/>
+                <w:szCs w:val="24"/>
+              </w:rPr>
+            </w:pPr>
+            <w:r>
+              <w:rPr>
+                <w:rFonts w:ascii="Arial" w:hAnsi="Arial" w:cs="Arial"/>
+                <w:sz w:val="24"/>
+                <w:szCs w:val="24"/>
+              </w:rPr>
+              <w:t>María Fernanda Barrón Álvarez</w:t>
+            </w:r>
+          </w:p>
+        </w:tc>
+        <w:tc>
+          <w:tcPr>
+            <w:tcW w:w="1150" w:type="dxa"/>
+            <w:vAlign w:val="center"/>
+          </w:tcPr>
+          <w:p>
+            <w:pPr>
+              <w:rPr>
+                <w:rFonts w:ascii="Arial" w:hAnsi="Arial" w:cs="Arial"/>
+                <w:sz w:val="24"/>
+                <w:szCs w:val="24"/>
+              </w:rPr>
+            </w:pPr>
+            <w:r>
+              <w:rPr>
+                <w:rFonts w:ascii="Arial" w:hAnsi="Arial" w:cs="Arial"/>
+                <w:sz w:val="24"/>
+                <w:szCs w:val="24"/>
+              </w:rPr>
+              <w:t>8</w:t>
+            </w:r>
+            <w:r>
+              <w:rPr>
+                <w:rFonts w:ascii="Arial" w:hAnsi="Arial" w:cs="Arial"/>
+                <w:sz w:val="24"/>
+                <w:szCs w:val="24"/>
+              </w:rPr>
+              <w:t>:</w:t>
+            </w:r>
+            <w:r>
+              <w:rPr>
+                <w:rFonts w:ascii="Arial" w:hAnsi="Arial" w:cs="Arial"/>
+                <w:sz w:val="24"/>
+                <w:szCs w:val="24"/>
+              </w:rPr>
+              <w:t>1</w:t>
+            </w:r>
+            <w:r>
+              <w:rPr>
+                <w:rFonts w:ascii="Arial" w:hAnsi="Arial" w:cs="Arial"/>
+                <w:sz w:val="24"/>
+                <w:szCs w:val="24"/>
+              </w:rPr>
+              <w:t>5</w:t>
+            </w:r>
+            <w:r>
+              <w:rPr>
+                <w:rFonts w:ascii="Arial" w:hAnsi="Arial" w:cs="Arial"/>
+                <w:sz w:val="24"/>
+                <w:szCs w:val="24"/>
+              </w:rPr>
+              <w:t xml:space="preserve"> a</w:t>
+            </w:r>
+            <w:r>
+              <w:rPr>
+                <w:rFonts w:ascii="Arial" w:hAnsi="Arial" w:cs="Arial"/>
+                <w:sz w:val="24"/>
+                <w:szCs w:val="24"/>
+              </w:rPr>
+              <w:t>m</w:t>
+            </w:r>
+          </w:p>
+        </w:tc>
+        <w:tc>
+          <w:tcPr>
+            <w:tcW w:w="1535" w:type="dxa"/>
+            <w:vAlign w:val="center"/>
+          </w:tcPr>
+          <w:p>
+            <w:pPr>
+              <w:rPr>
+                <w:rFonts w:ascii="Arial" w:hAnsi="Arial" w:cs="Arial"/>
+                <w:sz w:val="24"/>
+                <w:szCs w:val="24"/>
+              </w:rPr>
+            </w:pPr>
+            <w:r>
+              <w:rPr>
+                <w:rFonts w:ascii="Arial" w:hAnsi="Arial" w:cs="Arial"/>
+                <w:sz w:val="24"/>
+                <w:szCs w:val="24"/>
+              </w:rPr>
+              <w:t>9:00</w:t>
+            </w:r>
+            <w:r>
+              <w:rPr>
+                <w:rFonts w:ascii="Arial" w:hAnsi="Arial" w:cs="Arial"/>
+                <w:sz w:val="24"/>
+                <w:szCs w:val="24"/>
+              </w:rPr>
+              <w:t xml:space="preserve"> a</w:t>
+            </w:r>
+            <w:r>
+              <w:rPr>
+                <w:rFonts w:ascii="Arial" w:hAnsi="Arial" w:cs="Arial"/>
+                <w:sz w:val="24"/>
+                <w:szCs w:val="24"/>
+              </w:rPr>
+              <w:t>m</w:t>
+            </w:r>
+          </w:p>
+        </w:tc>
+        <w:tc>
+          <w:tcPr>
+            <w:tcW w:w="2480" w:type="dxa"/>
+            <w:vAlign w:val="center"/>
+          </w:tcPr>
+          <w:p>
+            <w:pPr>
+              <w:rPr>
+                <w:rFonts w:ascii="Arial" w:hAnsi="Arial" w:cs="Arial"/>
+                <w:sz w:val="24"/>
+                <w:szCs w:val="24"/>
+              </w:rPr>
+            </w:pPr>
+            <w:r>
+              <w:rPr>
+                <w:rFonts w:ascii="Arial" w:hAnsi="Arial" w:cs="Arial"/>
+                <w:sz w:val="24"/>
+                <w:szCs w:val="24"/>
+              </w:rPr>
+              <w:t>Completado</w:t>
+            </w:r>
+          </w:p>
+        </w:tc>
+      </w:tr>
+      <w:tr>
+        <w:trPr>
+          <w:jc w:val="center"/>
+        </w:trPr>
+        <w:tc>
+          <w:tcPr>
+            <w:tcW w:w="2955" w:type="dxa"/>
+            <w:vAlign w:val="center"/>
+          </w:tcPr>
+          <w:p>
+            <w:pPr>
+              <w:rPr>
+                <w:rFonts w:ascii="Arial" w:hAnsi="Arial" w:cs="Arial"/>
+                <w:sz w:val="24"/>
+                <w:szCs w:val="24"/>
+              </w:rPr>
+            </w:pPr>
+            <w:r>
+              <w:rPr>
+                <w:rFonts w:ascii="Arial" w:hAnsi="Arial" w:cs="Arial"/>
+                <w:sz w:val="24"/>
+                <w:szCs w:val="24"/>
+              </w:rPr>
+              <w:t xml:space="preserve">Revisión de avance de prototipo </w:t>
+            </w:r>
+          </w:p>
+        </w:tc>
+        <w:tc>
+          <w:tcPr>
+            <w:tcW w:w="2004" w:type="dxa"/>
+            <w:vAlign w:val="center"/>
+          </w:tcPr>
+          <w:p>
+            <w:pPr>
+              <w:rPr>
+                <w:rFonts w:ascii="Arial" w:hAnsi="Arial" w:cs="Arial"/>
+                <w:sz w:val="24"/>
+                <w:szCs w:val="24"/>
+              </w:rPr>
+            </w:pPr>
+            <w:r>
+              <w:rPr>
+                <w:rFonts w:ascii="Arial" w:hAnsi="Arial" w:cs="Arial"/>
+                <w:sz w:val="24"/>
+                <w:szCs w:val="24"/>
+              </w:rPr>
+              <w:t>María Fernanda Barrón Álvarez</w:t>
+            </w:r>
+          </w:p>
+        </w:tc>
+        <w:tc>
+          <w:tcPr>
+            <w:tcW w:w="1150" w:type="dxa"/>
+            <w:vAlign w:val="center"/>
+          </w:tcPr>
+          <w:p>
+            <w:pPr>
+              <w:rPr>
+                <w:rFonts w:ascii="Arial" w:hAnsi="Arial" w:cs="Arial"/>
+                <w:sz w:val="24"/>
+                <w:szCs w:val="24"/>
+              </w:rPr>
+            </w:pPr>
+            <w:r>
+              <w:rPr>
+                <w:rFonts w:ascii="Arial" w:hAnsi="Arial" w:cs="Arial"/>
+                <w:sz w:val="24"/>
+                <w:szCs w:val="24"/>
+              </w:rPr>
+              <w:t>8:15 am</w:t>
+            </w:r>
+          </w:p>
+        </w:tc>
+        <w:tc>
+          <w:tcPr>
+            <w:tcW w:w="1535" w:type="dxa"/>
+            <w:vAlign w:val="center"/>
+          </w:tcPr>
+          <w:p>
+            <w:pPr>
+              <w:rPr>
+                <w:rFonts w:ascii="Arial" w:hAnsi="Arial" w:cs="Arial"/>
+                <w:sz w:val="24"/>
+                <w:szCs w:val="24"/>
+              </w:rPr>
+            </w:pPr>
+            <w:r>
+              <w:rPr>
+                <w:rFonts w:ascii="Arial" w:hAnsi="Arial" w:cs="Arial"/>
+                <w:sz w:val="24"/>
+                <w:szCs w:val="24"/>
+              </w:rPr>
+              <w:t>8:35</w:t>
+            </w:r>
+            <w:r>
+              <w:rPr>
+                <w:rFonts w:ascii="Arial" w:hAnsi="Arial" w:cs="Arial"/>
+                <w:sz w:val="24"/>
+                <w:szCs w:val="24"/>
+              </w:rPr>
+              <w:t xml:space="preserve"> am</w:t>
+            </w:r>
+          </w:p>
+        </w:tc>
+        <w:tc>
+          <w:tcPr>
+            <w:tcW w:w="2480" w:type="dxa"/>
+            <w:vAlign w:val="center"/>
+          </w:tcPr>
+          <w:p>
+            <w:pPr>
+              <w:rPr>
+                <w:rFonts w:ascii="Arial" w:hAnsi="Arial" w:cs="Arial"/>
+                <w:sz w:val="24"/>
+                <w:szCs w:val="24"/>
+              </w:rPr>
+            </w:pPr>
+            <w:r>
+              <w:rPr>
+                <w:rFonts w:ascii="Arial" w:hAnsi="Arial" w:cs="Arial"/>
+                <w:sz w:val="24"/>
+                <w:szCs w:val="24"/>
+              </w:rPr>
+              <w:t>Completado</w:t>
+            </w:r>
+          </w:p>
+        </w:tc>
+      </w:tr>
+      <w:tr>
+        <w:trPr>
+          <w:jc w:val="center"/>
+        </w:trPr>
+        <w:tc>
+          <w:tcPr>
+            <w:tcW w:w="2955" w:type="dxa"/>
+            <w:vAlign w:val="center"/>
+          </w:tcPr>
+          <w:p>
+            <w:pPr>
+              <w:rPr>
+                <w:rFonts w:ascii="Arial" w:hAnsi="Arial" w:cs="Arial"/>
+                <w:sz w:val="24"/>
+                <w:szCs w:val="24"/>
+              </w:rPr>
+            </w:pPr>
+            <w:r>
+              <w:rPr>
+                <w:rFonts w:ascii="Arial" w:hAnsi="Arial" w:cs="Arial"/>
+                <w:sz w:val="24"/>
+                <w:szCs w:val="24"/>
+              </w:rPr>
+              <w:t>Puntos de Función</w:t>
+            </w:r>
+          </w:p>
+        </w:tc>
+        <w:tc>
+          <w:tcPr>
+            <w:tcW w:w="2004" w:type="dxa"/>
+            <w:vAlign w:val="center"/>
+          </w:tcPr>
+          <w:p>
+            <w:pPr>
+              <w:rPr>
+                <w:rFonts w:ascii="Arial" w:hAnsi="Arial" w:cs="Arial"/>
+                <w:sz w:val="24"/>
+                <w:szCs w:val="24"/>
+              </w:rPr>
+            </w:pPr>
+            <w:r>
+              <w:rPr>
+                <w:rFonts w:ascii="Arial" w:hAnsi="Arial" w:cs="Arial"/>
+                <w:sz w:val="24"/>
+                <w:szCs w:val="24"/>
+              </w:rPr>
+              <w:t>Leonardo Merino Garfias</w:t>
+            </w:r>
+          </w:p>
+        </w:tc>
+        <w:tc>
+          <w:tcPr>
+            <w:tcW w:w="1150" w:type="dxa"/>
+            <w:vAlign w:val="center"/>
+          </w:tcPr>
+          <w:p>
+            <w:pPr>
+              <w:rPr>
+                <w:rFonts w:ascii="Arial" w:hAnsi="Arial" w:cs="Arial"/>
+                <w:sz w:val="24"/>
+                <w:szCs w:val="24"/>
+              </w:rPr>
+            </w:pPr>
+            <w:r>
+              <w:rPr>
+                <w:rFonts w:ascii="Arial" w:hAnsi="Arial" w:cs="Arial"/>
+                <w:sz w:val="24"/>
+                <w:szCs w:val="24"/>
+              </w:rPr>
+              <w:t>8</w:t>
+            </w:r>
+            <w:r>
+              <w:rPr>
+                <w:rFonts w:ascii="Arial" w:hAnsi="Arial" w:cs="Arial"/>
+                <w:sz w:val="24"/>
+                <w:szCs w:val="24"/>
+              </w:rPr>
+              <w:t>:</w:t>
+            </w:r>
+            <w:r>
+              <w:rPr>
+                <w:rFonts w:ascii="Arial" w:hAnsi="Arial" w:cs="Arial"/>
+                <w:sz w:val="24"/>
+                <w:szCs w:val="24"/>
+              </w:rPr>
+              <w:t>15</w:t>
+            </w:r>
+            <w:r>
+              <w:rPr>
+                <w:rFonts w:ascii="Arial" w:hAnsi="Arial" w:cs="Arial"/>
+                <w:sz w:val="24"/>
+                <w:szCs w:val="24"/>
+              </w:rPr>
+              <w:t xml:space="preserve"> a</w:t>
+            </w:r>
+            <w:r>
+              <w:rPr>
+                <w:rFonts w:ascii="Arial" w:hAnsi="Arial" w:cs="Arial"/>
+                <w:sz w:val="24"/>
+                <w:szCs w:val="24"/>
+              </w:rPr>
+              <w:t>m</w:t>
+            </w:r>
+          </w:p>
+        </w:tc>
+        <w:tc>
+          <w:tcPr>
+            <w:tcW w:w="1535" w:type="dxa"/>
+            <w:vAlign w:val="center"/>
+          </w:tcPr>
+          <w:p>
+            <w:pPr>
+              <w:rPr>
+                <w:rFonts w:ascii="Arial" w:hAnsi="Arial" w:cs="Arial"/>
+                <w:sz w:val="24"/>
+                <w:szCs w:val="24"/>
+              </w:rPr>
+            </w:pPr>
+            <w:r>
+              <w:rPr>
+                <w:rFonts w:ascii="Arial" w:hAnsi="Arial" w:cs="Arial"/>
+                <w:sz w:val="24"/>
+                <w:szCs w:val="24"/>
+              </w:rPr>
+              <w:t>9</w:t>
+            </w:r>
+            <w:r>
+              <w:rPr>
+                <w:rFonts w:ascii="Arial" w:hAnsi="Arial" w:cs="Arial"/>
+                <w:sz w:val="24"/>
+                <w:szCs w:val="24"/>
+              </w:rPr>
+              <w:t>:00</w:t>
+            </w:r>
+            <w:r>
+              <w:rPr>
+                <w:rFonts w:ascii="Arial" w:hAnsi="Arial" w:cs="Arial"/>
+                <w:sz w:val="24"/>
+                <w:szCs w:val="24"/>
+              </w:rPr>
+              <w:t xml:space="preserve"> a</w:t>
+            </w:r>
+            <w:r>
+              <w:rPr>
+                <w:rFonts w:ascii="Arial" w:hAnsi="Arial" w:cs="Arial"/>
+                <w:sz w:val="24"/>
+                <w:szCs w:val="24"/>
+              </w:rPr>
+              <w:t>m</w:t>
+            </w:r>
+          </w:p>
+        </w:tc>
+        <w:tc>
+          <w:tcPr>
+            <w:tcW w:w="2480" w:type="dxa"/>
+            <w:vAlign w:val="center"/>
+          </w:tcPr>
+          <w:p>
+            <w:pPr>
+              <w:rPr>
+                <w:rFonts w:ascii="Arial" w:hAnsi="Arial" w:cs="Arial"/>
+                <w:sz w:val="24"/>
+                <w:szCs w:val="24"/>
+              </w:rPr>
+            </w:pPr>
+            <w:r>
+              <w:rPr>
+                <w:rFonts w:ascii="Arial" w:hAnsi="Arial" w:cs="Arial"/>
+                <w:sz w:val="24"/>
+                <w:szCs w:val="24"/>
+              </w:rPr>
+              <w:t>Completado</w:t>
+            </w:r>
+          </w:p>
+        </w:tc>
+      </w:tr>
+    </w:tbl>
+    <w:p/>
+    <w:p>
+      <w:pPr>
+        <w:pStyle w:val="titulo1"/>
+        <w:outlineLvl w:val="2"/>
+      </w:pPr>
+      <w:bookmarkStart w:id="58" w:name="_Toc230158472"/>
+      <w:r>
+        <w:rPr>
+          <w:sz w:val="32"/>
+          <w:szCs w:val="32"/>
+        </w:rPr>
+        <w:t>Gestión de Riesgos e Incidencias</w:t>
+      </w:r>
+      <w:bookmarkEnd w:id="58"/>
     </w:p>
     <w:tbl>
       <w:tblPr>
@@ -33066,12 +35768,12 @@
         <w:jc w:val="both"/>
         <w:outlineLvl w:val="0"/>
       </w:pPr>
-      <w:bookmarkStart w:id="51" w:name="_Toc229984893"/>
+      <w:bookmarkStart w:id="59" w:name="_Toc230158473"/>
       <w:r>
         <w:lastRenderedPageBreak/>
         <w:t>Referencias</w:t>
       </w:r>
-      <w:bookmarkEnd w:id="51"/>
+      <w:bookmarkEnd w:id="59"/>
     </w:p>
     <w:p>
       <w:pPr>
@@ -36331,7 +39033,7 @@
   <w:style w:type="paragraph" w:default="1" w:styleId="Normal">
     <w:name w:val="Normal"/>
     <w:qFormat/>
-    <w:rsid w:val="005452F8"/>
+    <w:rsid w:val="00AD256B"/>
   </w:style>
   <w:style w:type="paragraph" w:styleId="Ttulo1">
     <w:name w:val="heading 1"/>

--- a/BITACORA.docx
+++ b/BITACORA.docx
@@ -33689,29 +33689,7 @@
                 <w:szCs w:val="28"/>
               </w:rPr>
               <w:lastRenderedPageBreak/>
-              <w:t xml:space="preserve">Día </w:t>
-            </w:r>
-            <w:r>
-              <w:rPr>
-                <w:rFonts w:ascii="Aptos" w:hAnsi="Aptos"/>
-                <w:b/>
-                <w:bCs/>
-                <w:color w:val="FFFFFF" w:themeColor="background1"/>
-                <w:sz w:val="28"/>
-                <w:szCs w:val="28"/>
-              </w:rPr>
-              <w:t>3</w:t>
-            </w:r>
-            <w:r>
-              <w:rPr>
-                <w:rFonts w:ascii="Aptos" w:hAnsi="Aptos"/>
-                <w:b/>
-                <w:bCs/>
-                <w:color w:val="FFFFFF" w:themeColor="background1"/>
-                <w:sz w:val="28"/>
-                <w:szCs w:val="28"/>
-              </w:rPr>
-              <w:t>: Realizar Puntos de Función</w:t>
+              <w:t>Día 3: Realizar Puntos de Función</w:t>
             </w:r>
             <w:r>
               <w:rPr>
@@ -35762,6 +35740,4398 @@
         <w:br w:type="page"/>
       </w:r>
     </w:p>
+    <w:tbl>
+      <w:tblPr>
+        <w:tblStyle w:val="Tablaconcuadrcula"/>
+        <w:tblW w:w="9634" w:type="dxa"/>
+        <w:jc w:val="center"/>
+        <w:tblBorders>
+          <w:top w:val="single" w:sz="4" w:space="0" w:color="7F7F7F" w:themeColor="text1" w:themeTint="80"/>
+          <w:left w:val="single" w:sz="4" w:space="0" w:color="7F7F7F" w:themeColor="text1" w:themeTint="80"/>
+          <w:bottom w:val="single" w:sz="4" w:space="0" w:color="7F7F7F" w:themeColor="text1" w:themeTint="80"/>
+          <w:right w:val="single" w:sz="4" w:space="0" w:color="7F7F7F" w:themeColor="text1" w:themeTint="80"/>
+          <w:insideH w:val="single" w:sz="4" w:space="0" w:color="7F7F7F" w:themeColor="text1" w:themeTint="80"/>
+        </w:tblBorders>
+        <w:tblCellMar>
+          <w:top w:w="57" w:type="dxa"/>
+          <w:bottom w:w="57" w:type="dxa"/>
+        </w:tblCellMar>
+        <w:tblLook w:val="04A0" w:firstRow="1" w:lastRow="0" w:firstColumn="1" w:lastColumn="0" w:noHBand="0" w:noVBand="1"/>
+      </w:tblPr>
+      <w:tblGrid>
+        <w:gridCol w:w="5098"/>
+        <w:gridCol w:w="4536"/>
+      </w:tblGrid>
+      <w:tr>
+        <w:trPr>
+          <w:trHeight w:val="583"/>
+          <w:jc w:val="center"/>
+        </w:trPr>
+        <w:tc>
+          <w:tcPr>
+            <w:tcW w:w="9634" w:type="dxa"/>
+            <w:gridSpan w:val="2"/>
+            <w:shd w:val="clear" w:color="auto" w:fill="262626" w:themeFill="text1" w:themeFillTint="D9"/>
+            <w:vAlign w:val="center"/>
+          </w:tcPr>
+          <w:p>
+            <w:pPr>
+              <w:pStyle w:val="Ttulo2"/>
+              <w:rPr>
+                <w:rFonts w:ascii="Aptos" w:hAnsi="Aptos"/>
+                <w:b/>
+                <w:bCs/>
+                <w:color w:val="FFFFFF" w:themeColor="background1"/>
+                <w:sz w:val="28"/>
+                <w:szCs w:val="28"/>
+              </w:rPr>
+            </w:pPr>
+            <w:r>
+              <w:rPr>
+                <w:rFonts w:ascii="Aptos" w:hAnsi="Aptos"/>
+                <w:b/>
+                <w:bCs/>
+                <w:color w:val="FFFFFF" w:themeColor="background1"/>
+                <w:sz w:val="28"/>
+                <w:szCs w:val="28"/>
+              </w:rPr>
+              <w:lastRenderedPageBreak/>
+              <w:t xml:space="preserve">Día 4: </w:t>
+            </w:r>
+            <w:r>
+              <w:rPr>
+                <w:rFonts w:ascii="Aptos" w:hAnsi="Aptos"/>
+                <w:b/>
+                <w:bCs/>
+                <w:color w:val="FFFFFF" w:themeColor="background1"/>
+                <w:sz w:val="28"/>
+                <w:szCs w:val="28"/>
+              </w:rPr>
+              <w:t>Agregar EDT a documentación</w:t>
+            </w:r>
+          </w:p>
+        </w:tc>
+      </w:tr>
+      <w:tr>
+        <w:trPr>
+          <w:jc w:val="center"/>
+        </w:trPr>
+        <w:tc>
+          <w:tcPr>
+            <w:tcW w:w="9634" w:type="dxa"/>
+            <w:gridSpan w:val="2"/>
+            <w:vAlign w:val="center"/>
+          </w:tcPr>
+          <w:p>
+            <w:pPr>
+              <w:rPr>
+                <w:rFonts w:ascii="Arial" w:hAnsi="Arial" w:cs="Arial"/>
+                <w:sz w:val="24"/>
+                <w:szCs w:val="24"/>
+              </w:rPr>
+            </w:pPr>
+            <w:r>
+              <w:rPr>
+                <w:rFonts w:ascii="Arial" w:hAnsi="Arial" w:cs="Arial"/>
+                <w:b/>
+                <w:bCs/>
+                <w:sz w:val="24"/>
+                <w:szCs w:val="24"/>
+              </w:rPr>
+              <w:t xml:space="preserve">Nombre del Proyecto: </w:t>
+            </w:r>
+            <w:r>
+              <w:rPr>
+                <w:rFonts w:ascii="Arial" w:hAnsi="Arial" w:cs="Arial"/>
+                <w:sz w:val="24"/>
+                <w:szCs w:val="24"/>
+              </w:rPr>
+              <w:t>Portafolio Digital de Arquitecto</w:t>
+            </w:r>
+          </w:p>
+        </w:tc>
+      </w:tr>
+      <w:tr>
+        <w:trPr>
+          <w:jc w:val="center"/>
+        </w:trPr>
+        <w:tc>
+          <w:tcPr>
+            <w:tcW w:w="5098" w:type="dxa"/>
+            <w:vAlign w:val="center"/>
+          </w:tcPr>
+          <w:p>
+            <w:pPr>
+              <w:rPr>
+                <w:rFonts w:ascii="Arial" w:hAnsi="Arial" w:cs="Arial"/>
+                <w:b/>
+                <w:bCs/>
+                <w:sz w:val="24"/>
+                <w:szCs w:val="24"/>
+              </w:rPr>
+            </w:pPr>
+            <w:r>
+              <w:rPr>
+                <w:rFonts w:ascii="Arial" w:hAnsi="Arial" w:cs="Arial"/>
+                <w:b/>
+                <w:bCs/>
+                <w:sz w:val="24"/>
+                <w:szCs w:val="24"/>
+              </w:rPr>
+              <w:t xml:space="preserve">Equipo No.: </w:t>
+            </w:r>
+            <w:r>
+              <w:rPr>
+                <w:rFonts w:ascii="Arial" w:hAnsi="Arial" w:cs="Arial"/>
+                <w:b/>
+                <w:bCs/>
+                <w:sz w:val="24"/>
+                <w:szCs w:val="24"/>
+              </w:rPr>
+              <w:tab/>
+            </w:r>
+            <w:r>
+              <w:rPr>
+                <w:rFonts w:ascii="Arial" w:hAnsi="Arial" w:cs="Arial"/>
+                <w:sz w:val="24"/>
+                <w:szCs w:val="24"/>
+              </w:rPr>
+              <w:t>6</w:t>
+            </w:r>
+          </w:p>
+        </w:tc>
+        <w:tc>
+          <w:tcPr>
+            <w:tcW w:w="4536" w:type="dxa"/>
+            <w:vAlign w:val="center"/>
+          </w:tcPr>
+          <w:p>
+            <w:pPr>
+              <w:rPr>
+                <w:rFonts w:ascii="Arial" w:hAnsi="Arial" w:cs="Arial"/>
+                <w:b/>
+                <w:bCs/>
+                <w:sz w:val="24"/>
+                <w:szCs w:val="24"/>
+              </w:rPr>
+            </w:pPr>
+            <w:r>
+              <w:rPr>
+                <w:rFonts w:ascii="Arial" w:hAnsi="Arial" w:cs="Arial"/>
+                <w:b/>
+                <w:bCs/>
+                <w:sz w:val="24"/>
+                <w:szCs w:val="24"/>
+              </w:rPr>
+              <w:t>Fecha:</w:t>
+            </w:r>
+            <w:r>
+              <w:rPr>
+                <w:rFonts w:ascii="Arial" w:hAnsi="Arial" w:cs="Arial"/>
+                <w:b/>
+                <w:bCs/>
+                <w:sz w:val="24"/>
+                <w:szCs w:val="24"/>
+              </w:rPr>
+              <w:t xml:space="preserve"> </w:t>
+            </w:r>
+            <w:r>
+              <w:rPr>
+                <w:rFonts w:ascii="Arial" w:hAnsi="Arial" w:cs="Arial"/>
+                <w:sz w:val="24"/>
+                <w:szCs w:val="24"/>
+              </w:rPr>
+              <w:t>2</w:t>
+            </w:r>
+            <w:r>
+              <w:rPr>
+                <w:rFonts w:ascii="Arial" w:hAnsi="Arial" w:cs="Arial"/>
+                <w:sz w:val="24"/>
+                <w:szCs w:val="24"/>
+              </w:rPr>
+              <w:t>1</w:t>
+            </w:r>
+            <w:r>
+              <w:rPr>
+                <w:rFonts w:ascii="Arial" w:hAnsi="Arial" w:cs="Arial"/>
+                <w:sz w:val="24"/>
+                <w:szCs w:val="24"/>
+              </w:rPr>
+              <w:t>/0</w:t>
+            </w:r>
+            <w:r>
+              <w:rPr>
+                <w:rFonts w:ascii="Arial" w:hAnsi="Arial" w:cs="Arial"/>
+                <w:sz w:val="24"/>
+                <w:szCs w:val="24"/>
+              </w:rPr>
+              <w:t>5</w:t>
+            </w:r>
+            <w:r>
+              <w:rPr>
+                <w:rFonts w:ascii="Arial" w:hAnsi="Arial" w:cs="Arial"/>
+                <w:sz w:val="24"/>
+                <w:szCs w:val="24"/>
+              </w:rPr>
+              <w:t>/202</w:t>
+            </w:r>
+            <w:r>
+              <w:rPr>
+                <w:rFonts w:ascii="Arial" w:hAnsi="Arial" w:cs="Arial"/>
+                <w:sz w:val="24"/>
+                <w:szCs w:val="24"/>
+              </w:rPr>
+              <w:t>6</w:t>
+            </w:r>
+          </w:p>
+        </w:tc>
+      </w:tr>
+      <w:tr>
+        <w:trPr>
+          <w:jc w:val="center"/>
+        </w:trPr>
+        <w:tc>
+          <w:tcPr>
+            <w:tcW w:w="5098" w:type="dxa"/>
+            <w:vAlign w:val="center"/>
+          </w:tcPr>
+          <w:p>
+            <w:pPr>
+              <w:rPr>
+                <w:rFonts w:ascii="Arial" w:hAnsi="Arial" w:cs="Arial"/>
+                <w:b/>
+                <w:bCs/>
+                <w:sz w:val="24"/>
+                <w:szCs w:val="24"/>
+              </w:rPr>
+            </w:pPr>
+            <w:r>
+              <w:rPr>
+                <w:rFonts w:ascii="Arial" w:hAnsi="Arial" w:cs="Arial"/>
+                <w:b/>
+                <w:bCs/>
+                <w:sz w:val="24"/>
+                <w:szCs w:val="24"/>
+              </w:rPr>
+              <w:t xml:space="preserve">Número de sesión / Día de trabajo: </w:t>
+            </w:r>
+            <w:r>
+              <w:rPr>
+                <w:rFonts w:ascii="Arial" w:hAnsi="Arial" w:cs="Arial"/>
+                <w:sz w:val="24"/>
+                <w:szCs w:val="24"/>
+              </w:rPr>
+              <w:t>1</w:t>
+            </w:r>
+          </w:p>
+        </w:tc>
+        <w:tc>
+          <w:tcPr>
+            <w:tcW w:w="4536" w:type="dxa"/>
+            <w:vAlign w:val="center"/>
+          </w:tcPr>
+          <w:p>
+            <w:pPr>
+              <w:rPr>
+                <w:rFonts w:ascii="Arial" w:hAnsi="Arial" w:cs="Arial"/>
+                <w:b/>
+                <w:bCs/>
+                <w:sz w:val="24"/>
+                <w:szCs w:val="24"/>
+              </w:rPr>
+            </w:pPr>
+            <w:r>
+              <w:rPr>
+                <w:rFonts w:ascii="Arial" w:hAnsi="Arial" w:cs="Arial"/>
+                <w:b/>
+                <w:bCs/>
+                <w:sz w:val="24"/>
+                <w:szCs w:val="24"/>
+              </w:rPr>
+              <w:t xml:space="preserve">Modalidad: </w:t>
+            </w:r>
+            <w:r>
+              <w:rPr>
+                <w:rFonts w:ascii="Arial" w:hAnsi="Arial" w:cs="Arial"/>
+                <w:sz w:val="24"/>
+                <w:szCs w:val="24"/>
+              </w:rPr>
+              <w:t>Presencial</w:t>
+            </w:r>
+            <w:r>
+              <w:rPr>
+                <w:rFonts w:ascii="Arial" w:hAnsi="Arial" w:cs="Arial"/>
+                <w:sz w:val="24"/>
+                <w:szCs w:val="24"/>
+              </w:rPr>
+              <w:t xml:space="preserve"> / </w:t>
+            </w:r>
+            <w:r>
+              <w:rPr>
+                <w:rFonts w:ascii="Arial" w:hAnsi="Arial" w:cs="Arial"/>
+                <w:sz w:val="24"/>
+                <w:szCs w:val="24"/>
+              </w:rPr>
+              <w:t>Virtual</w:t>
+            </w:r>
+            <w:r>
+              <w:rPr>
+                <w:rFonts w:ascii="Arial" w:hAnsi="Arial" w:cs="Arial"/>
+                <w:sz w:val="24"/>
+                <w:szCs w:val="24"/>
+              </w:rPr>
+              <w:t xml:space="preserve"> / </w:t>
+            </w:r>
+            <w:r>
+              <w:rPr>
+                <w:rFonts w:ascii="Arial" w:hAnsi="Arial" w:cs="Arial"/>
+                <w:sz w:val="24"/>
+                <w:szCs w:val="24"/>
+                <w:shd w:val="clear" w:color="auto" w:fill="F5E4A9" w:themeFill="accent3" w:themeFillTint="66"/>
+              </w:rPr>
+              <w:t>Mixto</w:t>
+            </w:r>
+          </w:p>
+        </w:tc>
+      </w:tr>
+      <w:tr>
+        <w:trPr>
+          <w:jc w:val="center"/>
+        </w:trPr>
+        <w:tc>
+          <w:tcPr>
+            <w:tcW w:w="9634" w:type="dxa"/>
+            <w:gridSpan w:val="2"/>
+            <w:vAlign w:val="center"/>
+          </w:tcPr>
+          <w:p>
+            <w:pPr>
+              <w:rPr>
+                <w:rFonts w:ascii="Arial" w:hAnsi="Arial" w:cs="Arial"/>
+                <w:b/>
+                <w:bCs/>
+                <w:sz w:val="24"/>
+                <w:szCs w:val="24"/>
+              </w:rPr>
+            </w:pPr>
+            <w:r>
+              <w:rPr>
+                <w:rFonts w:ascii="Arial" w:hAnsi="Arial" w:cs="Arial"/>
+                <w:b/>
+                <w:bCs/>
+                <w:sz w:val="24"/>
+                <w:szCs w:val="24"/>
+              </w:rPr>
+              <w:t>Duración de la sesión:</w:t>
+            </w:r>
+            <w:r>
+              <w:rPr>
+                <w:rFonts w:ascii="Arial" w:hAnsi="Arial" w:cs="Arial"/>
+                <w:b/>
+                <w:bCs/>
+                <w:sz w:val="24"/>
+                <w:szCs w:val="24"/>
+              </w:rPr>
+              <w:t xml:space="preserve"> </w:t>
+            </w:r>
+            <w:r>
+              <w:rPr>
+                <w:rFonts w:ascii="Arial" w:hAnsi="Arial" w:cs="Arial"/>
+                <w:sz w:val="24"/>
+                <w:szCs w:val="24"/>
+              </w:rPr>
+              <w:t xml:space="preserve">50 min. </w:t>
+            </w:r>
+          </w:p>
+        </w:tc>
+      </w:tr>
+    </w:tbl>
+    <w:p>
+      <w:pPr>
+        <w:rPr>
+          <w:rFonts w:ascii="Arial" w:hAnsi="Arial" w:cs="Arial"/>
+          <w:sz w:val="24"/>
+          <w:szCs w:val="24"/>
+        </w:rPr>
+      </w:pPr>
+    </w:p>
+    <w:p>
+      <w:pPr>
+        <w:pStyle w:val="titulo1"/>
+        <w:outlineLvl w:val="2"/>
+        <w:rPr>
+          <w:sz w:val="32"/>
+          <w:szCs w:val="72"/>
+        </w:rPr>
+      </w:pPr>
+      <w:r>
+        <w:rPr>
+          <w:sz w:val="32"/>
+          <w:szCs w:val="72"/>
+        </w:rPr>
+        <w:t>Asistencia y Participación</w:t>
+      </w:r>
+    </w:p>
+    <w:tbl>
+      <w:tblPr>
+        <w:tblStyle w:val="Tablaconcuadrcula"/>
+        <w:tblW w:w="10281" w:type="dxa"/>
+        <w:jc w:val="center"/>
+        <w:tblBorders>
+          <w:top w:val="single" w:sz="4" w:space="0" w:color="7F7F7F" w:themeColor="text1" w:themeTint="80"/>
+          <w:left w:val="single" w:sz="4" w:space="0" w:color="7F7F7F" w:themeColor="text1" w:themeTint="80"/>
+          <w:bottom w:val="single" w:sz="4" w:space="0" w:color="7F7F7F" w:themeColor="text1" w:themeTint="80"/>
+          <w:right w:val="single" w:sz="4" w:space="0" w:color="7F7F7F" w:themeColor="text1" w:themeTint="80"/>
+          <w:insideH w:val="single" w:sz="4" w:space="0" w:color="7F7F7F" w:themeColor="text1" w:themeTint="80"/>
+          <w:insideV w:val="single" w:sz="4" w:space="0" w:color="7F7F7F" w:themeColor="text1" w:themeTint="80"/>
+        </w:tblBorders>
+        <w:tblCellMar>
+          <w:top w:w="57" w:type="dxa"/>
+          <w:bottom w:w="57" w:type="dxa"/>
+        </w:tblCellMar>
+        <w:tblLook w:val="04A0" w:firstRow="1" w:lastRow="0" w:firstColumn="1" w:lastColumn="0" w:noHBand="0" w:noVBand="1"/>
+      </w:tblPr>
+      <w:tblGrid>
+        <w:gridCol w:w="1538"/>
+        <w:gridCol w:w="1791"/>
+        <w:gridCol w:w="1563"/>
+        <w:gridCol w:w="3061"/>
+        <w:gridCol w:w="2328"/>
+      </w:tblGrid>
+      <w:tr>
+        <w:trPr>
+          <w:jc w:val="center"/>
+        </w:trPr>
+        <w:tc>
+          <w:tcPr>
+            <w:tcW w:w="1538" w:type="dxa"/>
+            <w:shd w:val="clear" w:color="auto" w:fill="262626" w:themeFill="text1" w:themeFillTint="D9"/>
+            <w:vAlign w:val="center"/>
+          </w:tcPr>
+          <w:p>
+            <w:pPr>
+              <w:jc w:val="center"/>
+              <w:rPr>
+                <w:rFonts w:ascii="Arial" w:hAnsi="Arial" w:cs="Arial"/>
+                <w:b/>
+                <w:bCs/>
+                <w:sz w:val="24"/>
+                <w:szCs w:val="24"/>
+              </w:rPr>
+            </w:pPr>
+            <w:r>
+              <w:rPr>
+                <w:rFonts w:ascii="Arial" w:hAnsi="Arial" w:cs="Arial"/>
+                <w:b/>
+                <w:bCs/>
+                <w:sz w:val="24"/>
+                <w:szCs w:val="24"/>
+              </w:rPr>
+              <w:t>Integrante</w:t>
+            </w:r>
+          </w:p>
+        </w:tc>
+        <w:tc>
+          <w:tcPr>
+            <w:tcW w:w="1791" w:type="dxa"/>
+            <w:shd w:val="clear" w:color="auto" w:fill="262626" w:themeFill="text1" w:themeFillTint="D9"/>
+            <w:vAlign w:val="center"/>
+          </w:tcPr>
+          <w:p>
+            <w:pPr>
+              <w:jc w:val="center"/>
+              <w:rPr>
+                <w:rFonts w:ascii="Arial" w:hAnsi="Arial" w:cs="Arial"/>
+                <w:b/>
+                <w:bCs/>
+                <w:sz w:val="24"/>
+                <w:szCs w:val="24"/>
+              </w:rPr>
+            </w:pPr>
+            <w:r>
+              <w:rPr>
+                <w:rFonts w:ascii="Arial" w:hAnsi="Arial" w:cs="Arial"/>
+                <w:b/>
+                <w:bCs/>
+                <w:sz w:val="24"/>
+                <w:szCs w:val="24"/>
+              </w:rPr>
+              <w:t>Rol</w:t>
+            </w:r>
+          </w:p>
+        </w:tc>
+        <w:tc>
+          <w:tcPr>
+            <w:tcW w:w="1563" w:type="dxa"/>
+            <w:shd w:val="clear" w:color="auto" w:fill="262626" w:themeFill="text1" w:themeFillTint="D9"/>
+            <w:vAlign w:val="center"/>
+          </w:tcPr>
+          <w:p>
+            <w:pPr>
+              <w:jc w:val="center"/>
+              <w:rPr>
+                <w:rFonts w:ascii="Arial" w:hAnsi="Arial" w:cs="Arial"/>
+                <w:b/>
+                <w:bCs/>
+                <w:sz w:val="24"/>
+                <w:szCs w:val="24"/>
+              </w:rPr>
+            </w:pPr>
+            <w:r>
+              <w:rPr>
+                <w:rFonts w:ascii="Arial" w:hAnsi="Arial" w:cs="Arial"/>
+                <w:b/>
+                <w:bCs/>
+                <w:sz w:val="24"/>
+                <w:szCs w:val="24"/>
+              </w:rPr>
+              <w:t>Asistencia (Sí/No)</w:t>
+            </w:r>
+          </w:p>
+        </w:tc>
+        <w:tc>
+          <w:tcPr>
+            <w:tcW w:w="3061" w:type="dxa"/>
+            <w:shd w:val="clear" w:color="auto" w:fill="262626" w:themeFill="text1" w:themeFillTint="D9"/>
+            <w:vAlign w:val="center"/>
+          </w:tcPr>
+          <w:p>
+            <w:pPr>
+              <w:jc w:val="center"/>
+              <w:rPr>
+                <w:rFonts w:ascii="Arial" w:hAnsi="Arial" w:cs="Arial"/>
+                <w:b/>
+                <w:bCs/>
+                <w:sz w:val="24"/>
+                <w:szCs w:val="24"/>
+              </w:rPr>
+            </w:pPr>
+            <w:r>
+              <w:rPr>
+                <w:rFonts w:ascii="Arial" w:hAnsi="Arial" w:cs="Arial"/>
+                <w:b/>
+                <w:bCs/>
+                <w:sz w:val="24"/>
+                <w:szCs w:val="24"/>
+              </w:rPr>
+              <w:t>Actividades</w:t>
+            </w:r>
+          </w:p>
+        </w:tc>
+        <w:tc>
+          <w:tcPr>
+            <w:tcW w:w="2328" w:type="dxa"/>
+            <w:shd w:val="clear" w:color="auto" w:fill="262626" w:themeFill="text1" w:themeFillTint="D9"/>
+            <w:vAlign w:val="center"/>
+          </w:tcPr>
+          <w:p>
+            <w:pPr>
+              <w:jc w:val="center"/>
+              <w:rPr>
+                <w:rFonts w:ascii="Arial" w:hAnsi="Arial" w:cs="Arial"/>
+                <w:b/>
+                <w:bCs/>
+                <w:sz w:val="24"/>
+                <w:szCs w:val="24"/>
+              </w:rPr>
+            </w:pPr>
+            <w:r>
+              <w:rPr>
+                <w:rFonts w:ascii="Arial" w:hAnsi="Arial" w:cs="Arial"/>
+                <w:b/>
+                <w:bCs/>
+                <w:sz w:val="24"/>
+                <w:szCs w:val="24"/>
+              </w:rPr>
+              <w:t>Entregables Esperados</w:t>
+            </w:r>
+          </w:p>
+        </w:tc>
+      </w:tr>
+      <w:tr>
+        <w:trPr>
+          <w:jc w:val="center"/>
+        </w:trPr>
+        <w:tc>
+          <w:tcPr>
+            <w:tcW w:w="1538" w:type="dxa"/>
+            <w:vAlign w:val="center"/>
+          </w:tcPr>
+          <w:p>
+            <w:pPr>
+              <w:rPr>
+                <w:rFonts w:ascii="Arial" w:hAnsi="Arial" w:cs="Arial"/>
+                <w:sz w:val="24"/>
+                <w:szCs w:val="24"/>
+              </w:rPr>
+            </w:pPr>
+            <w:r>
+              <w:rPr>
+                <w:rFonts w:ascii="Arial" w:hAnsi="Arial" w:cs="Arial"/>
+                <w:sz w:val="24"/>
+                <w:szCs w:val="24"/>
+              </w:rPr>
+              <w:t>María Fernanda Barrón Álvarez</w:t>
+            </w:r>
+          </w:p>
+        </w:tc>
+        <w:tc>
+          <w:tcPr>
+            <w:tcW w:w="1791" w:type="dxa"/>
+            <w:vAlign w:val="center"/>
+          </w:tcPr>
+          <w:p>
+            <w:pPr>
+              <w:rPr>
+                <w:rFonts w:ascii="Arial" w:hAnsi="Arial" w:cs="Arial"/>
+                <w:sz w:val="24"/>
+                <w:szCs w:val="24"/>
+              </w:rPr>
+            </w:pPr>
+            <w:r>
+              <w:rPr>
+                <w:rFonts w:ascii="Arial" w:hAnsi="Arial" w:cs="Arial"/>
+                <w:sz w:val="24"/>
+                <w:szCs w:val="24"/>
+              </w:rPr>
+              <w:t>Project Manager</w:t>
+            </w:r>
+          </w:p>
+        </w:tc>
+        <w:tc>
+          <w:tcPr>
+            <w:tcW w:w="1563" w:type="dxa"/>
+            <w:vAlign w:val="center"/>
+          </w:tcPr>
+          <w:p>
+            <w:pPr>
+              <w:rPr>
+                <w:rFonts w:ascii="Arial" w:hAnsi="Arial" w:cs="Arial"/>
+                <w:sz w:val="24"/>
+                <w:szCs w:val="24"/>
+              </w:rPr>
+            </w:pPr>
+            <w:r>
+              <w:rPr>
+                <w:rFonts w:ascii="Arial" w:hAnsi="Arial" w:cs="Arial"/>
+                <w:sz w:val="24"/>
+                <w:szCs w:val="24"/>
+              </w:rPr>
+              <w:t>Sí</w:t>
+            </w:r>
+          </w:p>
+        </w:tc>
+        <w:tc>
+          <w:tcPr>
+            <w:tcW w:w="3061" w:type="dxa"/>
+            <w:vAlign w:val="center"/>
+          </w:tcPr>
+          <w:p>
+            <w:pPr>
+              <w:pStyle w:val="Prrafodelista"/>
+              <w:numPr>
+                <w:ilvl w:val="0"/>
+                <w:numId w:val="27"/>
+              </w:numPr>
+              <w:ind w:left="246" w:hanging="218"/>
+              <w:rPr>
+                <w:rFonts w:ascii="Arial" w:hAnsi="Arial" w:cs="Arial"/>
+                <w:sz w:val="24"/>
+                <w:szCs w:val="24"/>
+              </w:rPr>
+            </w:pPr>
+            <w:r>
+              <w:rPr>
+                <w:rFonts w:ascii="Arial" w:hAnsi="Arial" w:cs="Arial"/>
+                <w:sz w:val="24"/>
+                <w:szCs w:val="24"/>
+              </w:rPr>
+              <w:t>Bitácora del día</w:t>
+            </w:r>
+          </w:p>
+          <w:p>
+            <w:pPr>
+              <w:pStyle w:val="Prrafodelista"/>
+              <w:numPr>
+                <w:ilvl w:val="0"/>
+                <w:numId w:val="27"/>
+              </w:numPr>
+              <w:ind w:left="246" w:hanging="218"/>
+              <w:rPr>
+                <w:rFonts w:ascii="Arial" w:hAnsi="Arial" w:cs="Arial"/>
+                <w:sz w:val="24"/>
+                <w:szCs w:val="24"/>
+              </w:rPr>
+            </w:pPr>
+            <w:r>
+              <w:rPr>
+                <w:rFonts w:ascii="Arial" w:hAnsi="Arial" w:cs="Arial"/>
+                <w:sz w:val="24"/>
+                <w:szCs w:val="24"/>
+              </w:rPr>
+              <w:t>Documentación final, punto 8.</w:t>
+            </w:r>
+            <w:r>
+              <w:rPr>
+                <w:rFonts w:ascii="Arial" w:hAnsi="Arial" w:cs="Arial"/>
+                <w:sz w:val="24"/>
+                <w:szCs w:val="24"/>
+              </w:rPr>
+              <w:t>3</w:t>
+            </w:r>
+            <w:r>
+              <w:rPr>
+                <w:rFonts w:ascii="Arial" w:hAnsi="Arial" w:cs="Arial"/>
+                <w:sz w:val="24"/>
+                <w:szCs w:val="24"/>
+              </w:rPr>
+              <w:t>.</w:t>
+            </w:r>
+          </w:p>
+        </w:tc>
+        <w:tc>
+          <w:tcPr>
+            <w:tcW w:w="2328" w:type="dxa"/>
+            <w:vAlign w:val="center"/>
+          </w:tcPr>
+          <w:p>
+            <w:pPr>
+              <w:pStyle w:val="Prrafodelista"/>
+              <w:numPr>
+                <w:ilvl w:val="0"/>
+                <w:numId w:val="27"/>
+              </w:numPr>
+              <w:ind w:left="219" w:hanging="219"/>
+              <w:rPr>
+                <w:rFonts w:ascii="Arial" w:hAnsi="Arial" w:cs="Arial"/>
+                <w:sz w:val="24"/>
+                <w:szCs w:val="24"/>
+              </w:rPr>
+            </w:pPr>
+            <w:r>
+              <w:rPr>
+                <w:rFonts w:ascii="Arial" w:hAnsi="Arial" w:cs="Arial"/>
+                <w:sz w:val="24"/>
+                <w:szCs w:val="24"/>
+              </w:rPr>
+              <w:t>Bitácora</w:t>
+            </w:r>
+          </w:p>
+          <w:p>
+            <w:pPr>
+              <w:pStyle w:val="Prrafodelista"/>
+              <w:numPr>
+                <w:ilvl w:val="0"/>
+                <w:numId w:val="27"/>
+              </w:numPr>
+              <w:ind w:left="219" w:hanging="219"/>
+              <w:rPr>
+                <w:rFonts w:ascii="Arial" w:hAnsi="Arial" w:cs="Arial"/>
+                <w:sz w:val="24"/>
+                <w:szCs w:val="24"/>
+              </w:rPr>
+            </w:pPr>
+            <w:r>
+              <w:rPr>
+                <w:rFonts w:ascii="Arial" w:hAnsi="Arial" w:cs="Arial"/>
+                <w:sz w:val="24"/>
+                <w:szCs w:val="24"/>
+              </w:rPr>
+              <w:t>Documentación final</w:t>
+            </w:r>
+          </w:p>
+        </w:tc>
+      </w:tr>
+      <w:tr>
+        <w:trPr>
+          <w:jc w:val="center"/>
+        </w:trPr>
+        <w:tc>
+          <w:tcPr>
+            <w:tcW w:w="1538" w:type="dxa"/>
+            <w:vAlign w:val="center"/>
+          </w:tcPr>
+          <w:p>
+            <w:pPr>
+              <w:rPr>
+                <w:rFonts w:ascii="Arial" w:hAnsi="Arial" w:cs="Arial"/>
+                <w:sz w:val="24"/>
+                <w:szCs w:val="24"/>
+              </w:rPr>
+            </w:pPr>
+            <w:r>
+              <w:rPr>
+                <w:rFonts w:ascii="Arial" w:hAnsi="Arial" w:cs="Arial"/>
+                <w:sz w:val="24"/>
+                <w:szCs w:val="24"/>
+              </w:rPr>
+              <w:t xml:space="preserve">Leslie Miroslava Benítez </w:t>
+            </w:r>
+          </w:p>
+          <w:p>
+            <w:pPr>
+              <w:rPr>
+                <w:rFonts w:ascii="Arial" w:hAnsi="Arial" w:cs="Arial"/>
+                <w:sz w:val="24"/>
+                <w:szCs w:val="24"/>
+              </w:rPr>
+            </w:pPr>
+            <w:r>
+              <w:rPr>
+                <w:rFonts w:ascii="Arial" w:hAnsi="Arial" w:cs="Arial"/>
+                <w:sz w:val="24"/>
+                <w:szCs w:val="24"/>
+              </w:rPr>
+              <w:t>Marín</w:t>
+            </w:r>
+          </w:p>
+        </w:tc>
+        <w:tc>
+          <w:tcPr>
+            <w:tcW w:w="1791" w:type="dxa"/>
+            <w:vAlign w:val="center"/>
+          </w:tcPr>
+          <w:p>
+            <w:pPr>
+              <w:rPr>
+                <w:rFonts w:ascii="Arial" w:hAnsi="Arial" w:cs="Arial"/>
+                <w:sz w:val="24"/>
+                <w:szCs w:val="24"/>
+              </w:rPr>
+            </w:pPr>
+            <w:r>
+              <w:rPr>
+                <w:rFonts w:ascii="Arial" w:hAnsi="Arial" w:cs="Arial"/>
+                <w:sz w:val="24"/>
+                <w:szCs w:val="24"/>
+              </w:rPr>
+              <w:t xml:space="preserve">Desarrolladora </w:t>
+            </w:r>
+            <w:proofErr w:type="spellStart"/>
+            <w:r>
+              <w:rPr>
+                <w:rFonts w:ascii="Arial" w:hAnsi="Arial" w:cs="Arial"/>
+                <w:sz w:val="24"/>
+                <w:szCs w:val="24"/>
+              </w:rPr>
+              <w:t>frontend</w:t>
+            </w:r>
+            <w:proofErr w:type="spellEnd"/>
+          </w:p>
+        </w:tc>
+        <w:tc>
+          <w:tcPr>
+            <w:tcW w:w="1563" w:type="dxa"/>
+            <w:vAlign w:val="center"/>
+          </w:tcPr>
+          <w:p>
+            <w:pPr>
+              <w:rPr>
+                <w:rFonts w:ascii="Arial" w:hAnsi="Arial" w:cs="Arial"/>
+                <w:sz w:val="24"/>
+                <w:szCs w:val="24"/>
+              </w:rPr>
+            </w:pPr>
+            <w:r>
+              <w:rPr>
+                <w:rFonts w:ascii="Arial" w:hAnsi="Arial" w:cs="Arial"/>
+                <w:sz w:val="24"/>
+                <w:szCs w:val="24"/>
+              </w:rPr>
+              <w:t>Sí (virtual)</w:t>
+            </w:r>
+          </w:p>
+        </w:tc>
+        <w:tc>
+          <w:tcPr>
+            <w:tcW w:w="3061" w:type="dxa"/>
+            <w:vAlign w:val="center"/>
+          </w:tcPr>
+          <w:p>
+            <w:pPr>
+              <w:pStyle w:val="Prrafodelista"/>
+              <w:numPr>
+                <w:ilvl w:val="0"/>
+                <w:numId w:val="27"/>
+              </w:numPr>
+              <w:ind w:left="270" w:hanging="184"/>
+              <w:rPr>
+                <w:rFonts w:ascii="Arial" w:hAnsi="Arial" w:cs="Arial"/>
+                <w:sz w:val="24"/>
+                <w:szCs w:val="24"/>
+              </w:rPr>
+            </w:pPr>
+            <w:r>
+              <w:rPr>
+                <w:rFonts w:ascii="Arial" w:hAnsi="Arial" w:cs="Arial"/>
+                <w:sz w:val="24"/>
+                <w:szCs w:val="24"/>
+              </w:rPr>
+              <w:t>Documentación final, punto 8.1.</w:t>
+            </w:r>
+          </w:p>
+        </w:tc>
+        <w:tc>
+          <w:tcPr>
+            <w:tcW w:w="2328" w:type="dxa"/>
+            <w:vAlign w:val="center"/>
+          </w:tcPr>
+          <w:p>
+            <w:pPr>
+              <w:pStyle w:val="Prrafodelista"/>
+              <w:numPr>
+                <w:ilvl w:val="0"/>
+                <w:numId w:val="27"/>
+              </w:numPr>
+              <w:ind w:left="219" w:hanging="218"/>
+              <w:rPr>
+                <w:rFonts w:ascii="Arial" w:hAnsi="Arial" w:cs="Arial"/>
+                <w:sz w:val="24"/>
+                <w:szCs w:val="24"/>
+              </w:rPr>
+            </w:pPr>
+            <w:r>
+              <w:rPr>
+                <w:rFonts w:ascii="Arial" w:hAnsi="Arial" w:cs="Arial"/>
+                <w:sz w:val="24"/>
+                <w:szCs w:val="24"/>
+              </w:rPr>
+              <w:t>Documentación final</w:t>
+            </w:r>
+          </w:p>
+        </w:tc>
+      </w:tr>
+      <w:tr>
+        <w:trPr>
+          <w:jc w:val="center"/>
+        </w:trPr>
+        <w:tc>
+          <w:tcPr>
+            <w:tcW w:w="1538" w:type="dxa"/>
+            <w:vAlign w:val="center"/>
+          </w:tcPr>
+          <w:p>
+            <w:pPr>
+              <w:rPr>
+                <w:rFonts w:ascii="Arial" w:hAnsi="Arial" w:cs="Arial"/>
+                <w:sz w:val="24"/>
+                <w:szCs w:val="24"/>
+              </w:rPr>
+            </w:pPr>
+            <w:r>
+              <w:rPr>
+                <w:rFonts w:ascii="Arial" w:hAnsi="Arial" w:cs="Arial"/>
+                <w:sz w:val="24"/>
+                <w:szCs w:val="24"/>
+              </w:rPr>
+              <w:t>Leonardo Merino Garfias</w:t>
+            </w:r>
+          </w:p>
+        </w:tc>
+        <w:tc>
+          <w:tcPr>
+            <w:tcW w:w="1791" w:type="dxa"/>
+            <w:vAlign w:val="center"/>
+          </w:tcPr>
+          <w:p>
+            <w:pPr>
+              <w:rPr>
+                <w:rFonts w:ascii="Arial" w:hAnsi="Arial" w:cs="Arial"/>
+                <w:sz w:val="24"/>
+                <w:szCs w:val="24"/>
+              </w:rPr>
+            </w:pPr>
+            <w:r>
+              <w:rPr>
+                <w:rFonts w:ascii="Arial" w:hAnsi="Arial" w:cs="Arial"/>
+                <w:sz w:val="24"/>
+                <w:szCs w:val="24"/>
+              </w:rPr>
+              <w:t xml:space="preserve">Desarrollador </w:t>
+            </w:r>
+            <w:proofErr w:type="spellStart"/>
+            <w:r>
+              <w:rPr>
+                <w:rFonts w:ascii="Arial" w:hAnsi="Arial" w:cs="Arial"/>
+                <w:sz w:val="24"/>
+                <w:szCs w:val="24"/>
+              </w:rPr>
+              <w:t>backend</w:t>
+            </w:r>
+            <w:proofErr w:type="spellEnd"/>
+          </w:p>
+        </w:tc>
+        <w:tc>
+          <w:tcPr>
+            <w:tcW w:w="1563" w:type="dxa"/>
+            <w:vAlign w:val="center"/>
+          </w:tcPr>
+          <w:p>
+            <w:pPr>
+              <w:rPr>
+                <w:rFonts w:ascii="Arial" w:hAnsi="Arial" w:cs="Arial"/>
+                <w:sz w:val="24"/>
+                <w:szCs w:val="24"/>
+              </w:rPr>
+            </w:pPr>
+            <w:r>
+              <w:rPr>
+                <w:rFonts w:ascii="Arial" w:hAnsi="Arial" w:cs="Arial"/>
+                <w:sz w:val="24"/>
+                <w:szCs w:val="24"/>
+              </w:rPr>
+              <w:t>Sí (virtual)</w:t>
+            </w:r>
+          </w:p>
+        </w:tc>
+        <w:tc>
+          <w:tcPr>
+            <w:tcW w:w="3061" w:type="dxa"/>
+            <w:vAlign w:val="center"/>
+          </w:tcPr>
+          <w:p>
+            <w:pPr>
+              <w:pStyle w:val="Prrafodelista"/>
+              <w:numPr>
+                <w:ilvl w:val="0"/>
+                <w:numId w:val="27"/>
+              </w:numPr>
+              <w:ind w:left="246" w:hanging="218"/>
+              <w:rPr>
+                <w:rFonts w:ascii="Arial" w:hAnsi="Arial" w:cs="Arial"/>
+                <w:sz w:val="24"/>
+                <w:szCs w:val="24"/>
+              </w:rPr>
+            </w:pPr>
+            <w:r>
+              <w:rPr>
+                <w:rFonts w:ascii="Arial" w:hAnsi="Arial" w:cs="Arial"/>
+                <w:sz w:val="24"/>
+                <w:szCs w:val="24"/>
+              </w:rPr>
+              <w:t>Documentación final, punto 8.2.</w:t>
+            </w:r>
+          </w:p>
+        </w:tc>
+        <w:tc>
+          <w:tcPr>
+            <w:tcW w:w="2328" w:type="dxa"/>
+            <w:vAlign w:val="center"/>
+          </w:tcPr>
+          <w:p>
+            <w:pPr>
+              <w:pStyle w:val="Prrafodelista"/>
+              <w:numPr>
+                <w:ilvl w:val="0"/>
+                <w:numId w:val="27"/>
+              </w:numPr>
+              <w:ind w:left="349" w:hanging="248"/>
+              <w:rPr>
+                <w:rFonts w:ascii="Arial" w:hAnsi="Arial" w:cs="Arial"/>
+                <w:sz w:val="24"/>
+                <w:szCs w:val="24"/>
+              </w:rPr>
+            </w:pPr>
+            <w:r>
+              <w:rPr>
+                <w:rFonts w:ascii="Arial" w:hAnsi="Arial" w:cs="Arial"/>
+                <w:sz w:val="24"/>
+                <w:szCs w:val="24"/>
+              </w:rPr>
+              <w:t>Documentación final</w:t>
+            </w:r>
+          </w:p>
+        </w:tc>
+      </w:tr>
+    </w:tbl>
+    <w:p>
+      <w:pPr>
+        <w:rPr>
+          <w:rFonts w:ascii="Arial" w:hAnsi="Arial" w:cs="Arial"/>
+          <w:sz w:val="24"/>
+          <w:szCs w:val="24"/>
+        </w:rPr>
+      </w:pPr>
+    </w:p>
+    <w:p>
+      <w:pPr>
+        <w:pStyle w:val="titulo1"/>
+        <w:outlineLvl w:val="2"/>
+        <w:rPr>
+          <w:sz w:val="32"/>
+          <w:szCs w:val="72"/>
+        </w:rPr>
+      </w:pPr>
+      <w:r>
+        <w:rPr>
+          <w:sz w:val="32"/>
+          <w:szCs w:val="72"/>
+        </w:rPr>
+        <w:t>A</w:t>
+      </w:r>
+      <w:r>
+        <w:rPr>
+          <w:sz w:val="32"/>
+          <w:szCs w:val="72"/>
+        </w:rPr>
+        <w:t>ctividades Ejecutadas</w:t>
+      </w:r>
+    </w:p>
+    <w:tbl>
+      <w:tblPr>
+        <w:tblStyle w:val="Tablaconcuadrcula"/>
+        <w:tblW w:w="10124" w:type="dxa"/>
+        <w:jc w:val="center"/>
+        <w:tblBorders>
+          <w:top w:val="single" w:sz="4" w:space="0" w:color="7F7F7F" w:themeColor="text1" w:themeTint="80"/>
+          <w:left w:val="single" w:sz="4" w:space="0" w:color="7F7F7F" w:themeColor="text1" w:themeTint="80"/>
+          <w:bottom w:val="single" w:sz="4" w:space="0" w:color="7F7F7F" w:themeColor="text1" w:themeTint="80"/>
+          <w:right w:val="single" w:sz="4" w:space="0" w:color="7F7F7F" w:themeColor="text1" w:themeTint="80"/>
+          <w:insideH w:val="single" w:sz="4" w:space="0" w:color="7F7F7F" w:themeColor="text1" w:themeTint="80"/>
+          <w:insideV w:val="single" w:sz="4" w:space="0" w:color="7F7F7F" w:themeColor="text1" w:themeTint="80"/>
+        </w:tblBorders>
+        <w:tblCellMar>
+          <w:top w:w="57" w:type="dxa"/>
+          <w:bottom w:w="57" w:type="dxa"/>
+        </w:tblCellMar>
+        <w:tblLook w:val="04A0" w:firstRow="1" w:lastRow="0" w:firstColumn="1" w:lastColumn="0" w:noHBand="0" w:noVBand="1"/>
+      </w:tblPr>
+      <w:tblGrid>
+        <w:gridCol w:w="2955"/>
+        <w:gridCol w:w="2004"/>
+        <w:gridCol w:w="1150"/>
+        <w:gridCol w:w="1535"/>
+        <w:gridCol w:w="2480"/>
+      </w:tblGrid>
+      <w:tr>
+        <w:trPr>
+          <w:jc w:val="center"/>
+        </w:trPr>
+        <w:tc>
+          <w:tcPr>
+            <w:tcW w:w="2955" w:type="dxa"/>
+            <w:shd w:val="clear" w:color="auto" w:fill="262626" w:themeFill="text1" w:themeFillTint="D9"/>
+            <w:vAlign w:val="center"/>
+          </w:tcPr>
+          <w:p>
+            <w:pPr>
+              <w:jc w:val="center"/>
+              <w:rPr>
+                <w:rFonts w:ascii="Arial" w:hAnsi="Arial" w:cs="Arial"/>
+                <w:b/>
+                <w:bCs/>
+                <w:sz w:val="24"/>
+                <w:szCs w:val="24"/>
+              </w:rPr>
+            </w:pPr>
+            <w:r>
+              <w:rPr>
+                <w:rFonts w:ascii="Arial" w:hAnsi="Arial" w:cs="Arial"/>
+                <w:b/>
+                <w:bCs/>
+                <w:sz w:val="24"/>
+                <w:szCs w:val="24"/>
+              </w:rPr>
+              <w:t>Actividad</w:t>
+            </w:r>
+          </w:p>
+        </w:tc>
+        <w:tc>
+          <w:tcPr>
+            <w:tcW w:w="2004" w:type="dxa"/>
+            <w:shd w:val="clear" w:color="auto" w:fill="262626" w:themeFill="text1" w:themeFillTint="D9"/>
+            <w:vAlign w:val="center"/>
+          </w:tcPr>
+          <w:p>
+            <w:pPr>
+              <w:jc w:val="center"/>
+              <w:rPr>
+                <w:rFonts w:ascii="Arial" w:hAnsi="Arial" w:cs="Arial"/>
+                <w:b/>
+                <w:bCs/>
+                <w:sz w:val="24"/>
+                <w:szCs w:val="24"/>
+              </w:rPr>
+            </w:pPr>
+            <w:r>
+              <w:rPr>
+                <w:rFonts w:ascii="Arial" w:hAnsi="Arial" w:cs="Arial"/>
+                <w:b/>
+                <w:bCs/>
+                <w:sz w:val="24"/>
+                <w:szCs w:val="24"/>
+              </w:rPr>
+              <w:t>Responsable(s)</w:t>
+            </w:r>
+          </w:p>
+        </w:tc>
+        <w:tc>
+          <w:tcPr>
+            <w:tcW w:w="1150" w:type="dxa"/>
+            <w:shd w:val="clear" w:color="auto" w:fill="262626" w:themeFill="text1" w:themeFillTint="D9"/>
+            <w:vAlign w:val="center"/>
+          </w:tcPr>
+          <w:p>
+            <w:pPr>
+              <w:jc w:val="center"/>
+              <w:rPr>
+                <w:rFonts w:ascii="Arial" w:hAnsi="Arial" w:cs="Arial"/>
+                <w:b/>
+                <w:bCs/>
+                <w:sz w:val="24"/>
+                <w:szCs w:val="24"/>
+              </w:rPr>
+            </w:pPr>
+            <w:proofErr w:type="spellStart"/>
+            <w:r>
+              <w:rPr>
+                <w:rFonts w:ascii="Arial" w:hAnsi="Arial" w:cs="Arial"/>
+                <w:b/>
+                <w:bCs/>
+                <w:sz w:val="24"/>
+                <w:szCs w:val="24"/>
+              </w:rPr>
+              <w:t>Hr</w:t>
+            </w:r>
+            <w:proofErr w:type="spellEnd"/>
+            <w:r>
+              <w:rPr>
+                <w:rFonts w:ascii="Arial" w:hAnsi="Arial" w:cs="Arial"/>
+                <w:b/>
+                <w:bCs/>
+                <w:sz w:val="24"/>
+                <w:szCs w:val="24"/>
+              </w:rPr>
+              <w:t xml:space="preserve">. </w:t>
+            </w:r>
+            <w:proofErr w:type="spellStart"/>
+            <w:r>
+              <w:rPr>
+                <w:rFonts w:ascii="Arial" w:hAnsi="Arial" w:cs="Arial"/>
+                <w:b/>
+                <w:bCs/>
+                <w:sz w:val="24"/>
+                <w:szCs w:val="24"/>
+              </w:rPr>
+              <w:t>Ini</w:t>
+            </w:r>
+            <w:proofErr w:type="spellEnd"/>
+          </w:p>
+        </w:tc>
+        <w:tc>
+          <w:tcPr>
+            <w:tcW w:w="1535" w:type="dxa"/>
+            <w:shd w:val="clear" w:color="auto" w:fill="262626" w:themeFill="text1" w:themeFillTint="D9"/>
+            <w:vAlign w:val="center"/>
+          </w:tcPr>
+          <w:p>
+            <w:pPr>
+              <w:jc w:val="center"/>
+              <w:rPr>
+                <w:rFonts w:ascii="Arial" w:hAnsi="Arial" w:cs="Arial"/>
+                <w:b/>
+                <w:bCs/>
+                <w:sz w:val="24"/>
+                <w:szCs w:val="24"/>
+              </w:rPr>
+            </w:pPr>
+            <w:proofErr w:type="spellStart"/>
+            <w:r>
+              <w:rPr>
+                <w:rFonts w:ascii="Arial" w:hAnsi="Arial" w:cs="Arial"/>
+                <w:b/>
+                <w:bCs/>
+                <w:sz w:val="24"/>
+                <w:szCs w:val="24"/>
+              </w:rPr>
+              <w:t>Hr</w:t>
+            </w:r>
+            <w:proofErr w:type="spellEnd"/>
+            <w:r>
+              <w:rPr>
+                <w:rFonts w:ascii="Arial" w:hAnsi="Arial" w:cs="Arial"/>
+                <w:b/>
+                <w:bCs/>
+                <w:sz w:val="24"/>
+                <w:szCs w:val="24"/>
+              </w:rPr>
+              <w:t>. fin</w:t>
+            </w:r>
+          </w:p>
+        </w:tc>
+        <w:tc>
+          <w:tcPr>
+            <w:tcW w:w="2480" w:type="dxa"/>
+            <w:shd w:val="clear" w:color="auto" w:fill="262626" w:themeFill="text1" w:themeFillTint="D9"/>
+            <w:vAlign w:val="center"/>
+          </w:tcPr>
+          <w:p>
+            <w:pPr>
+              <w:jc w:val="center"/>
+              <w:rPr>
+                <w:rFonts w:ascii="Arial" w:hAnsi="Arial" w:cs="Arial"/>
+                <w:b/>
+                <w:bCs/>
+                <w:sz w:val="24"/>
+                <w:szCs w:val="24"/>
+              </w:rPr>
+            </w:pPr>
+            <w:r>
+              <w:rPr>
+                <w:rFonts w:ascii="Arial" w:hAnsi="Arial" w:cs="Arial"/>
+                <w:b/>
+                <w:bCs/>
+                <w:sz w:val="24"/>
+                <w:szCs w:val="24"/>
+              </w:rPr>
+              <w:t>Estado (Completado / En proceso / Pendiente)</w:t>
+            </w:r>
+          </w:p>
+        </w:tc>
+      </w:tr>
+      <w:tr>
+        <w:trPr>
+          <w:jc w:val="center"/>
+        </w:trPr>
+        <w:tc>
+          <w:tcPr>
+            <w:tcW w:w="2955" w:type="dxa"/>
+            <w:vAlign w:val="center"/>
+          </w:tcPr>
+          <w:p>
+            <w:pPr>
+              <w:rPr>
+                <w:rFonts w:ascii="Arial" w:hAnsi="Arial" w:cs="Arial"/>
+                <w:sz w:val="24"/>
+                <w:szCs w:val="24"/>
+              </w:rPr>
+            </w:pPr>
+            <w:r>
+              <w:rPr>
+                <w:rFonts w:ascii="Arial" w:hAnsi="Arial" w:cs="Arial"/>
+                <w:sz w:val="24"/>
+                <w:szCs w:val="24"/>
+              </w:rPr>
+              <w:t>Bitácora</w:t>
+            </w:r>
+          </w:p>
+        </w:tc>
+        <w:tc>
+          <w:tcPr>
+            <w:tcW w:w="2004" w:type="dxa"/>
+            <w:vAlign w:val="center"/>
+          </w:tcPr>
+          <w:p>
+            <w:pPr>
+              <w:rPr>
+                <w:rFonts w:ascii="Arial" w:hAnsi="Arial" w:cs="Arial"/>
+                <w:sz w:val="24"/>
+                <w:szCs w:val="24"/>
+              </w:rPr>
+            </w:pPr>
+            <w:r>
+              <w:rPr>
+                <w:rFonts w:ascii="Arial" w:hAnsi="Arial" w:cs="Arial"/>
+                <w:sz w:val="24"/>
+                <w:szCs w:val="24"/>
+              </w:rPr>
+              <w:t>Fernanda</w:t>
+            </w:r>
+            <w:r>
+              <w:rPr>
+                <w:rFonts w:ascii="Arial" w:hAnsi="Arial" w:cs="Arial"/>
+                <w:sz w:val="24"/>
+                <w:szCs w:val="24"/>
+              </w:rPr>
+              <w:t xml:space="preserve"> </w:t>
+            </w:r>
+            <w:r>
+              <w:rPr>
+                <w:rFonts w:ascii="Arial" w:hAnsi="Arial" w:cs="Arial"/>
+                <w:sz w:val="24"/>
+                <w:szCs w:val="24"/>
+              </w:rPr>
+              <w:t>Álvarez</w:t>
+            </w:r>
+          </w:p>
+        </w:tc>
+        <w:tc>
+          <w:tcPr>
+            <w:tcW w:w="1150" w:type="dxa"/>
+            <w:vAlign w:val="center"/>
+          </w:tcPr>
+          <w:p>
+            <w:pPr>
+              <w:rPr>
+                <w:rFonts w:ascii="Arial" w:hAnsi="Arial" w:cs="Arial"/>
+                <w:sz w:val="24"/>
+                <w:szCs w:val="24"/>
+              </w:rPr>
+            </w:pPr>
+            <w:r>
+              <w:rPr>
+                <w:rFonts w:ascii="Arial" w:hAnsi="Arial" w:cs="Arial"/>
+                <w:sz w:val="24"/>
+                <w:szCs w:val="24"/>
+              </w:rPr>
+              <w:t>8</w:t>
+            </w:r>
+            <w:r>
+              <w:rPr>
+                <w:rFonts w:ascii="Arial" w:hAnsi="Arial" w:cs="Arial"/>
+                <w:sz w:val="24"/>
+                <w:szCs w:val="24"/>
+              </w:rPr>
+              <w:t>:</w:t>
+            </w:r>
+            <w:r>
+              <w:rPr>
+                <w:rFonts w:ascii="Arial" w:hAnsi="Arial" w:cs="Arial"/>
+                <w:sz w:val="24"/>
+                <w:szCs w:val="24"/>
+              </w:rPr>
+              <w:t>1</w:t>
+            </w:r>
+            <w:r>
+              <w:rPr>
+                <w:rFonts w:ascii="Arial" w:hAnsi="Arial" w:cs="Arial"/>
+                <w:sz w:val="24"/>
+                <w:szCs w:val="24"/>
+              </w:rPr>
+              <w:t>0</w:t>
+            </w:r>
+            <w:r>
+              <w:rPr>
+                <w:rFonts w:ascii="Arial" w:hAnsi="Arial" w:cs="Arial"/>
+                <w:sz w:val="24"/>
+                <w:szCs w:val="24"/>
+              </w:rPr>
+              <w:t xml:space="preserve"> a</w:t>
+            </w:r>
+            <w:r>
+              <w:rPr>
+                <w:rFonts w:ascii="Arial" w:hAnsi="Arial" w:cs="Arial"/>
+                <w:sz w:val="24"/>
+                <w:szCs w:val="24"/>
+              </w:rPr>
+              <w:t>m</w:t>
+            </w:r>
+          </w:p>
+        </w:tc>
+        <w:tc>
+          <w:tcPr>
+            <w:tcW w:w="1535" w:type="dxa"/>
+            <w:vAlign w:val="center"/>
+          </w:tcPr>
+          <w:p>
+            <w:pPr>
+              <w:rPr>
+                <w:rFonts w:ascii="Arial" w:hAnsi="Arial" w:cs="Arial"/>
+                <w:sz w:val="24"/>
+                <w:szCs w:val="24"/>
+              </w:rPr>
+            </w:pPr>
+            <w:r>
+              <w:rPr>
+                <w:rFonts w:ascii="Arial" w:hAnsi="Arial" w:cs="Arial"/>
+                <w:sz w:val="24"/>
+                <w:szCs w:val="24"/>
+              </w:rPr>
+              <w:t>9:</w:t>
+            </w:r>
+            <w:r>
+              <w:rPr>
+                <w:rFonts w:ascii="Arial" w:hAnsi="Arial" w:cs="Arial"/>
+                <w:sz w:val="24"/>
+                <w:szCs w:val="24"/>
+              </w:rPr>
+              <w:t>25</w:t>
+            </w:r>
+            <w:r>
+              <w:rPr>
+                <w:rFonts w:ascii="Arial" w:hAnsi="Arial" w:cs="Arial"/>
+                <w:sz w:val="24"/>
+                <w:szCs w:val="24"/>
+              </w:rPr>
+              <w:t xml:space="preserve"> a</w:t>
+            </w:r>
+            <w:r>
+              <w:rPr>
+                <w:rFonts w:ascii="Arial" w:hAnsi="Arial" w:cs="Arial"/>
+                <w:sz w:val="24"/>
+                <w:szCs w:val="24"/>
+              </w:rPr>
+              <w:t>m</w:t>
+            </w:r>
+          </w:p>
+        </w:tc>
+        <w:tc>
+          <w:tcPr>
+            <w:tcW w:w="2480" w:type="dxa"/>
+            <w:vAlign w:val="center"/>
+          </w:tcPr>
+          <w:p>
+            <w:pPr>
+              <w:rPr>
+                <w:rFonts w:ascii="Arial" w:hAnsi="Arial" w:cs="Arial"/>
+                <w:sz w:val="24"/>
+                <w:szCs w:val="24"/>
+              </w:rPr>
+            </w:pPr>
+            <w:r>
+              <w:rPr>
+                <w:rFonts w:ascii="Arial" w:hAnsi="Arial" w:cs="Arial"/>
+                <w:sz w:val="24"/>
+                <w:szCs w:val="24"/>
+              </w:rPr>
+              <w:t>Completado</w:t>
+            </w:r>
+          </w:p>
+        </w:tc>
+      </w:tr>
+      <w:tr>
+        <w:trPr>
+          <w:jc w:val="center"/>
+        </w:trPr>
+        <w:tc>
+          <w:tcPr>
+            <w:tcW w:w="2955" w:type="dxa"/>
+            <w:vAlign w:val="center"/>
+          </w:tcPr>
+          <w:p>
+            <w:pPr>
+              <w:rPr>
+                <w:rFonts w:ascii="Arial" w:hAnsi="Arial" w:cs="Arial"/>
+                <w:sz w:val="24"/>
+                <w:szCs w:val="24"/>
+              </w:rPr>
+            </w:pPr>
+            <w:r>
+              <w:rPr>
+                <w:rFonts w:ascii="Arial" w:hAnsi="Arial" w:cs="Arial"/>
+                <w:sz w:val="24"/>
+                <w:szCs w:val="24"/>
+              </w:rPr>
+              <w:t xml:space="preserve">Agregar </w:t>
+            </w:r>
+            <w:r>
+              <w:rPr>
+                <w:rFonts w:ascii="Arial" w:hAnsi="Arial" w:cs="Arial"/>
+                <w:sz w:val="24"/>
+                <w:szCs w:val="24"/>
+              </w:rPr>
+              <w:t>EDT</w:t>
+            </w:r>
+            <w:r>
+              <w:rPr>
+                <w:rFonts w:ascii="Arial" w:hAnsi="Arial" w:cs="Arial"/>
+                <w:sz w:val="24"/>
+                <w:szCs w:val="24"/>
+              </w:rPr>
+              <w:t xml:space="preserve"> </w:t>
+            </w:r>
+            <w:r>
+              <w:rPr>
+                <w:rFonts w:ascii="Arial" w:hAnsi="Arial" w:cs="Arial"/>
+                <w:sz w:val="24"/>
+                <w:szCs w:val="24"/>
+              </w:rPr>
+              <w:t xml:space="preserve">a documentación </w:t>
+            </w:r>
+          </w:p>
+        </w:tc>
+        <w:tc>
+          <w:tcPr>
+            <w:tcW w:w="2004" w:type="dxa"/>
+            <w:vAlign w:val="center"/>
+          </w:tcPr>
+          <w:p>
+            <w:pPr>
+              <w:rPr>
+                <w:rFonts w:ascii="Arial" w:hAnsi="Arial" w:cs="Arial"/>
+                <w:sz w:val="24"/>
+                <w:szCs w:val="24"/>
+              </w:rPr>
+            </w:pPr>
+            <w:r>
+              <w:rPr>
+                <w:rFonts w:ascii="Arial" w:hAnsi="Arial" w:cs="Arial"/>
+                <w:sz w:val="24"/>
+                <w:szCs w:val="24"/>
+              </w:rPr>
+              <w:t>Leslie Benítez</w:t>
+            </w:r>
+          </w:p>
+        </w:tc>
+        <w:tc>
+          <w:tcPr>
+            <w:tcW w:w="1150" w:type="dxa"/>
+            <w:vAlign w:val="center"/>
+          </w:tcPr>
+          <w:p>
+            <w:pPr>
+              <w:rPr>
+                <w:rFonts w:ascii="Arial" w:hAnsi="Arial" w:cs="Arial"/>
+                <w:sz w:val="24"/>
+                <w:szCs w:val="24"/>
+              </w:rPr>
+            </w:pPr>
+            <w:r>
+              <w:rPr>
+                <w:rFonts w:ascii="Arial" w:hAnsi="Arial" w:cs="Arial"/>
+                <w:sz w:val="24"/>
+                <w:szCs w:val="24"/>
+              </w:rPr>
+              <w:t>8:1</w:t>
+            </w:r>
+            <w:r>
+              <w:rPr>
+                <w:rFonts w:ascii="Arial" w:hAnsi="Arial" w:cs="Arial"/>
+                <w:sz w:val="24"/>
+                <w:szCs w:val="24"/>
+              </w:rPr>
+              <w:t>0</w:t>
+            </w:r>
+            <w:r>
+              <w:rPr>
+                <w:rFonts w:ascii="Arial" w:hAnsi="Arial" w:cs="Arial"/>
+                <w:sz w:val="24"/>
+                <w:szCs w:val="24"/>
+              </w:rPr>
+              <w:t xml:space="preserve"> am</w:t>
+            </w:r>
+          </w:p>
+        </w:tc>
+        <w:tc>
+          <w:tcPr>
+            <w:tcW w:w="1535" w:type="dxa"/>
+            <w:vAlign w:val="center"/>
+          </w:tcPr>
+          <w:p>
+            <w:pPr>
+              <w:rPr>
+                <w:rFonts w:ascii="Arial" w:hAnsi="Arial" w:cs="Arial"/>
+                <w:sz w:val="24"/>
+                <w:szCs w:val="24"/>
+              </w:rPr>
+            </w:pPr>
+            <w:r>
+              <w:rPr>
+                <w:rFonts w:ascii="Arial" w:hAnsi="Arial" w:cs="Arial"/>
+                <w:sz w:val="24"/>
+                <w:szCs w:val="24"/>
+              </w:rPr>
+              <w:t>8:</w:t>
+            </w:r>
+            <w:r>
+              <w:rPr>
+                <w:rFonts w:ascii="Arial" w:hAnsi="Arial" w:cs="Arial"/>
+                <w:sz w:val="24"/>
+                <w:szCs w:val="24"/>
+              </w:rPr>
+              <w:t>40</w:t>
+            </w:r>
+            <w:r>
+              <w:rPr>
+                <w:rFonts w:ascii="Arial" w:hAnsi="Arial" w:cs="Arial"/>
+                <w:sz w:val="24"/>
+                <w:szCs w:val="24"/>
+              </w:rPr>
+              <w:t xml:space="preserve"> am</w:t>
+            </w:r>
+          </w:p>
+        </w:tc>
+        <w:tc>
+          <w:tcPr>
+            <w:tcW w:w="2480" w:type="dxa"/>
+            <w:vAlign w:val="center"/>
+          </w:tcPr>
+          <w:p>
+            <w:pPr>
+              <w:rPr>
+                <w:rFonts w:ascii="Arial" w:hAnsi="Arial" w:cs="Arial"/>
+                <w:sz w:val="24"/>
+                <w:szCs w:val="24"/>
+              </w:rPr>
+            </w:pPr>
+            <w:r>
+              <w:rPr>
+                <w:rFonts w:ascii="Arial" w:hAnsi="Arial" w:cs="Arial"/>
+                <w:sz w:val="24"/>
+                <w:szCs w:val="24"/>
+              </w:rPr>
+              <w:t>Completado</w:t>
+            </w:r>
+          </w:p>
+        </w:tc>
+      </w:tr>
+      <w:tr>
+        <w:trPr>
+          <w:jc w:val="center"/>
+        </w:trPr>
+        <w:tc>
+          <w:tcPr>
+            <w:tcW w:w="2955" w:type="dxa"/>
+            <w:vAlign w:val="center"/>
+          </w:tcPr>
+          <w:p>
+            <w:pPr>
+              <w:rPr>
+                <w:rFonts w:ascii="Arial" w:hAnsi="Arial" w:cs="Arial"/>
+                <w:sz w:val="24"/>
+                <w:szCs w:val="24"/>
+              </w:rPr>
+            </w:pPr>
+            <w:r>
+              <w:rPr>
+                <w:rFonts w:ascii="Arial" w:hAnsi="Arial" w:cs="Arial"/>
+                <w:sz w:val="24"/>
+                <w:szCs w:val="24"/>
+              </w:rPr>
+              <w:t>Agregar cronograma a documentación</w:t>
+            </w:r>
+          </w:p>
+        </w:tc>
+        <w:tc>
+          <w:tcPr>
+            <w:tcW w:w="2004" w:type="dxa"/>
+            <w:vAlign w:val="center"/>
+          </w:tcPr>
+          <w:p>
+            <w:pPr>
+              <w:rPr>
+                <w:rFonts w:ascii="Arial" w:hAnsi="Arial" w:cs="Arial"/>
+                <w:sz w:val="24"/>
+                <w:szCs w:val="24"/>
+              </w:rPr>
+            </w:pPr>
+            <w:r>
+              <w:rPr>
+                <w:rFonts w:ascii="Arial" w:hAnsi="Arial" w:cs="Arial"/>
+                <w:sz w:val="24"/>
+                <w:szCs w:val="24"/>
+              </w:rPr>
+              <w:t>Leonardo Merino</w:t>
+            </w:r>
+          </w:p>
+        </w:tc>
+        <w:tc>
+          <w:tcPr>
+            <w:tcW w:w="1150" w:type="dxa"/>
+            <w:vAlign w:val="center"/>
+          </w:tcPr>
+          <w:p>
+            <w:pPr>
+              <w:rPr>
+                <w:rFonts w:ascii="Arial" w:hAnsi="Arial" w:cs="Arial"/>
+                <w:sz w:val="24"/>
+                <w:szCs w:val="24"/>
+              </w:rPr>
+            </w:pPr>
+            <w:r>
+              <w:rPr>
+                <w:rFonts w:ascii="Arial" w:hAnsi="Arial" w:cs="Arial"/>
+                <w:sz w:val="24"/>
+                <w:szCs w:val="24"/>
+              </w:rPr>
+              <w:t>8</w:t>
+            </w:r>
+            <w:r>
+              <w:rPr>
+                <w:rFonts w:ascii="Arial" w:hAnsi="Arial" w:cs="Arial"/>
+                <w:sz w:val="24"/>
+                <w:szCs w:val="24"/>
+              </w:rPr>
+              <w:t>:</w:t>
+            </w:r>
+            <w:r>
+              <w:rPr>
+                <w:rFonts w:ascii="Arial" w:hAnsi="Arial" w:cs="Arial"/>
+                <w:sz w:val="24"/>
+                <w:szCs w:val="24"/>
+              </w:rPr>
+              <w:t>1</w:t>
+            </w:r>
+            <w:r>
+              <w:rPr>
+                <w:rFonts w:ascii="Arial" w:hAnsi="Arial" w:cs="Arial"/>
+                <w:sz w:val="24"/>
+                <w:szCs w:val="24"/>
+              </w:rPr>
+              <w:t>0</w:t>
+            </w:r>
+            <w:r>
+              <w:rPr>
+                <w:rFonts w:ascii="Arial" w:hAnsi="Arial" w:cs="Arial"/>
+                <w:sz w:val="24"/>
+                <w:szCs w:val="24"/>
+              </w:rPr>
+              <w:t xml:space="preserve"> a</w:t>
+            </w:r>
+            <w:r>
+              <w:rPr>
+                <w:rFonts w:ascii="Arial" w:hAnsi="Arial" w:cs="Arial"/>
+                <w:sz w:val="24"/>
+                <w:szCs w:val="24"/>
+              </w:rPr>
+              <w:t>m</w:t>
+            </w:r>
+          </w:p>
+        </w:tc>
+        <w:tc>
+          <w:tcPr>
+            <w:tcW w:w="1535" w:type="dxa"/>
+            <w:vAlign w:val="center"/>
+          </w:tcPr>
+          <w:p>
+            <w:pPr>
+              <w:rPr>
+                <w:rFonts w:ascii="Arial" w:hAnsi="Arial" w:cs="Arial"/>
+                <w:sz w:val="24"/>
+                <w:szCs w:val="24"/>
+              </w:rPr>
+            </w:pPr>
+            <w:r>
+              <w:rPr>
+                <w:rFonts w:ascii="Arial" w:hAnsi="Arial" w:cs="Arial"/>
+                <w:sz w:val="24"/>
+                <w:szCs w:val="24"/>
+              </w:rPr>
+              <w:t>9</w:t>
+            </w:r>
+            <w:r>
+              <w:rPr>
+                <w:rFonts w:ascii="Arial" w:hAnsi="Arial" w:cs="Arial"/>
+                <w:sz w:val="24"/>
+                <w:szCs w:val="24"/>
+              </w:rPr>
+              <w:t>:00</w:t>
+            </w:r>
+            <w:r>
+              <w:rPr>
+                <w:rFonts w:ascii="Arial" w:hAnsi="Arial" w:cs="Arial"/>
+                <w:sz w:val="24"/>
+                <w:szCs w:val="24"/>
+              </w:rPr>
+              <w:t xml:space="preserve"> a</w:t>
+            </w:r>
+            <w:r>
+              <w:rPr>
+                <w:rFonts w:ascii="Arial" w:hAnsi="Arial" w:cs="Arial"/>
+                <w:sz w:val="24"/>
+                <w:szCs w:val="24"/>
+              </w:rPr>
+              <w:t>m</w:t>
+            </w:r>
+          </w:p>
+        </w:tc>
+        <w:tc>
+          <w:tcPr>
+            <w:tcW w:w="2480" w:type="dxa"/>
+            <w:vAlign w:val="center"/>
+          </w:tcPr>
+          <w:p>
+            <w:pPr>
+              <w:rPr>
+                <w:rFonts w:ascii="Arial" w:hAnsi="Arial" w:cs="Arial"/>
+                <w:sz w:val="24"/>
+                <w:szCs w:val="24"/>
+              </w:rPr>
+            </w:pPr>
+            <w:r>
+              <w:rPr>
+                <w:rFonts w:ascii="Arial" w:hAnsi="Arial" w:cs="Arial"/>
+                <w:sz w:val="24"/>
+                <w:szCs w:val="24"/>
+              </w:rPr>
+              <w:t>En proceso</w:t>
+            </w:r>
+          </w:p>
+        </w:tc>
+      </w:tr>
+      <w:tr>
+        <w:trPr>
+          <w:jc w:val="center"/>
+        </w:trPr>
+        <w:tc>
+          <w:tcPr>
+            <w:tcW w:w="2955" w:type="dxa"/>
+            <w:vAlign w:val="center"/>
+          </w:tcPr>
+          <w:p>
+            <w:pPr>
+              <w:rPr>
+                <w:rFonts w:ascii="Arial" w:hAnsi="Arial" w:cs="Arial"/>
+                <w:sz w:val="24"/>
+                <w:szCs w:val="24"/>
+              </w:rPr>
+            </w:pPr>
+            <w:r>
+              <w:rPr>
+                <w:rFonts w:ascii="Arial" w:hAnsi="Arial" w:cs="Arial"/>
+                <w:sz w:val="24"/>
+                <w:szCs w:val="24"/>
+              </w:rPr>
+              <w:t xml:space="preserve">Agregar </w:t>
+            </w:r>
+            <w:r>
+              <w:rPr>
+                <w:rFonts w:ascii="Arial" w:hAnsi="Arial" w:cs="Arial"/>
+                <w:sz w:val="24"/>
+                <w:szCs w:val="24"/>
+              </w:rPr>
+              <w:t xml:space="preserve">roles de equipo a documentación </w:t>
+            </w:r>
+          </w:p>
+        </w:tc>
+        <w:tc>
+          <w:tcPr>
+            <w:tcW w:w="2004" w:type="dxa"/>
+            <w:vAlign w:val="center"/>
+          </w:tcPr>
+          <w:p>
+            <w:pPr>
+              <w:rPr>
+                <w:rFonts w:ascii="Arial" w:hAnsi="Arial" w:cs="Arial"/>
+                <w:sz w:val="24"/>
+                <w:szCs w:val="24"/>
+              </w:rPr>
+            </w:pPr>
+            <w:r>
+              <w:rPr>
+                <w:rFonts w:ascii="Arial" w:hAnsi="Arial" w:cs="Arial"/>
+                <w:sz w:val="24"/>
+                <w:szCs w:val="24"/>
+              </w:rPr>
+              <w:t>Fernanda Álvarez</w:t>
+            </w:r>
+          </w:p>
+        </w:tc>
+        <w:tc>
+          <w:tcPr>
+            <w:tcW w:w="1150" w:type="dxa"/>
+            <w:vAlign w:val="center"/>
+          </w:tcPr>
+          <w:p>
+            <w:pPr>
+              <w:rPr>
+                <w:rFonts w:ascii="Arial" w:hAnsi="Arial" w:cs="Arial"/>
+                <w:sz w:val="24"/>
+                <w:szCs w:val="24"/>
+              </w:rPr>
+            </w:pPr>
+            <w:r>
+              <w:rPr>
+                <w:rFonts w:ascii="Arial" w:hAnsi="Arial" w:cs="Arial"/>
+                <w:sz w:val="24"/>
+                <w:szCs w:val="24"/>
+              </w:rPr>
+              <w:t>8:25 am</w:t>
+            </w:r>
+          </w:p>
+        </w:tc>
+        <w:tc>
+          <w:tcPr>
+            <w:tcW w:w="1535" w:type="dxa"/>
+            <w:vAlign w:val="center"/>
+          </w:tcPr>
+          <w:p>
+            <w:pPr>
+              <w:rPr>
+                <w:rFonts w:ascii="Arial" w:hAnsi="Arial" w:cs="Arial"/>
+                <w:sz w:val="24"/>
+                <w:szCs w:val="24"/>
+              </w:rPr>
+            </w:pPr>
+            <w:r>
+              <w:rPr>
+                <w:rFonts w:ascii="Arial" w:hAnsi="Arial" w:cs="Arial"/>
+                <w:sz w:val="24"/>
+                <w:szCs w:val="24"/>
+              </w:rPr>
+              <w:t>9:00</w:t>
+            </w:r>
+          </w:p>
+        </w:tc>
+        <w:tc>
+          <w:tcPr>
+            <w:tcW w:w="2480" w:type="dxa"/>
+            <w:vAlign w:val="center"/>
+          </w:tcPr>
+          <w:p>
+            <w:pPr>
+              <w:rPr>
+                <w:rFonts w:ascii="Arial" w:hAnsi="Arial" w:cs="Arial"/>
+                <w:sz w:val="24"/>
+                <w:szCs w:val="24"/>
+              </w:rPr>
+            </w:pPr>
+            <w:r>
+              <w:rPr>
+                <w:rFonts w:ascii="Arial" w:hAnsi="Arial" w:cs="Arial"/>
+                <w:sz w:val="24"/>
+                <w:szCs w:val="24"/>
+              </w:rPr>
+              <w:t>En proceso</w:t>
+            </w:r>
+          </w:p>
+        </w:tc>
+      </w:tr>
+    </w:tbl>
+    <w:p/>
+    <w:p>
+      <w:pPr>
+        <w:pStyle w:val="titulo1"/>
+        <w:outlineLvl w:val="2"/>
+      </w:pPr>
+      <w:r>
+        <w:rPr>
+          <w:sz w:val="32"/>
+          <w:szCs w:val="32"/>
+        </w:rPr>
+        <w:lastRenderedPageBreak/>
+        <w:t>Gestión de Riesgos e Incidencias</w:t>
+      </w:r>
+    </w:p>
+    <w:tbl>
+      <w:tblPr>
+        <w:tblStyle w:val="Tablaconcuadrcula"/>
+        <w:tblW w:w="0" w:type="auto"/>
+        <w:jc w:val="center"/>
+        <w:tblBorders>
+          <w:top w:val="single" w:sz="4" w:space="0" w:color="7F7F7F" w:themeColor="text1" w:themeTint="80"/>
+          <w:left w:val="single" w:sz="4" w:space="0" w:color="7F7F7F" w:themeColor="text1" w:themeTint="80"/>
+          <w:bottom w:val="single" w:sz="4" w:space="0" w:color="7F7F7F" w:themeColor="text1" w:themeTint="80"/>
+          <w:right w:val="single" w:sz="4" w:space="0" w:color="7F7F7F" w:themeColor="text1" w:themeTint="80"/>
+          <w:insideH w:val="single" w:sz="4" w:space="0" w:color="7F7F7F" w:themeColor="text1" w:themeTint="80"/>
+          <w:insideV w:val="single" w:sz="4" w:space="0" w:color="7F7F7F" w:themeColor="text1" w:themeTint="80"/>
+        </w:tblBorders>
+        <w:tblLook w:val="04A0" w:firstRow="1" w:lastRow="0" w:firstColumn="1" w:lastColumn="0" w:noHBand="0" w:noVBand="1"/>
+      </w:tblPr>
+      <w:tblGrid>
+        <w:gridCol w:w="2834"/>
+        <w:gridCol w:w="2924"/>
+        <w:gridCol w:w="3592"/>
+      </w:tblGrid>
+      <w:tr>
+        <w:trPr>
+          <w:trHeight w:val="300"/>
+          <w:jc w:val="center"/>
+        </w:trPr>
+        <w:tc>
+          <w:tcPr>
+            <w:tcW w:w="2942" w:type="dxa"/>
+            <w:shd w:val="clear" w:color="auto" w:fill="262626" w:themeFill="text1" w:themeFillTint="D9"/>
+            <w:vAlign w:val="center"/>
+          </w:tcPr>
+          <w:p>
+            <w:pPr>
+              <w:jc w:val="center"/>
+              <w:rPr>
+                <w:rFonts w:ascii="Arial" w:hAnsi="Arial" w:cs="Arial"/>
+                <w:b/>
+                <w:bCs/>
+                <w:sz w:val="24"/>
+                <w:szCs w:val="24"/>
+              </w:rPr>
+            </w:pPr>
+            <w:r>
+              <w:rPr>
+                <w:rFonts w:ascii="Arial" w:hAnsi="Arial" w:cs="Arial"/>
+                <w:b/>
+                <w:bCs/>
+                <w:sz w:val="24"/>
+                <w:szCs w:val="24"/>
+              </w:rPr>
+              <w:t>Riesgo / Problema detectado</w:t>
+            </w:r>
+          </w:p>
+        </w:tc>
+        <w:tc>
+          <w:tcPr>
+            <w:tcW w:w="2943" w:type="dxa"/>
+            <w:shd w:val="clear" w:color="auto" w:fill="262626" w:themeFill="text1" w:themeFillTint="D9"/>
+            <w:vAlign w:val="center"/>
+          </w:tcPr>
+          <w:p>
+            <w:pPr>
+              <w:jc w:val="center"/>
+              <w:rPr>
+                <w:rFonts w:ascii="Arial" w:hAnsi="Arial" w:cs="Arial"/>
+                <w:b/>
+                <w:bCs/>
+                <w:sz w:val="24"/>
+                <w:szCs w:val="24"/>
+              </w:rPr>
+            </w:pPr>
+            <w:r>
+              <w:rPr>
+                <w:rFonts w:ascii="Arial" w:hAnsi="Arial" w:cs="Arial"/>
+                <w:b/>
+                <w:bCs/>
+                <w:sz w:val="24"/>
+                <w:szCs w:val="24"/>
+              </w:rPr>
+              <w:t>Impacto en alcance/tiempo/costo</w:t>
+            </w:r>
+          </w:p>
+        </w:tc>
+        <w:tc>
+          <w:tcPr>
+            <w:tcW w:w="3749" w:type="dxa"/>
+            <w:shd w:val="clear" w:color="auto" w:fill="262626" w:themeFill="text1" w:themeFillTint="D9"/>
+            <w:vAlign w:val="center"/>
+          </w:tcPr>
+          <w:p>
+            <w:pPr>
+              <w:jc w:val="center"/>
+              <w:rPr>
+                <w:rFonts w:ascii="Arial" w:hAnsi="Arial" w:cs="Arial"/>
+                <w:b/>
+                <w:bCs/>
+                <w:sz w:val="24"/>
+                <w:szCs w:val="24"/>
+              </w:rPr>
+            </w:pPr>
+            <w:r>
+              <w:rPr>
+                <w:rFonts w:ascii="Arial" w:hAnsi="Arial" w:cs="Arial"/>
+                <w:b/>
+                <w:bCs/>
+                <w:sz w:val="24"/>
+                <w:szCs w:val="24"/>
+              </w:rPr>
+              <w:t>Acción correctiva o preventiva</w:t>
+            </w:r>
+          </w:p>
+        </w:tc>
+      </w:tr>
+      <w:tr>
+        <w:trPr>
+          <w:trHeight w:val="300"/>
+          <w:jc w:val="center"/>
+        </w:trPr>
+        <w:tc>
+          <w:tcPr>
+            <w:tcW w:w="2942" w:type="dxa"/>
+            <w:vAlign w:val="center"/>
+          </w:tcPr>
+          <w:p>
+            <w:pPr>
+              <w:rPr>
+                <w:rFonts w:ascii="Arial" w:hAnsi="Arial" w:cs="Arial"/>
+                <w:sz w:val="24"/>
+                <w:szCs w:val="24"/>
+              </w:rPr>
+            </w:pPr>
+            <w:r>
+              <w:rPr>
+                <w:rFonts w:ascii="Arial" w:hAnsi="Arial" w:cs="Arial"/>
+                <w:sz w:val="24"/>
+                <w:szCs w:val="24"/>
+              </w:rPr>
+              <w:t>--</w:t>
+            </w:r>
+          </w:p>
+        </w:tc>
+        <w:tc>
+          <w:tcPr>
+            <w:tcW w:w="2943" w:type="dxa"/>
+            <w:vAlign w:val="center"/>
+          </w:tcPr>
+          <w:p>
+            <w:pPr>
+              <w:jc w:val="center"/>
+              <w:rPr>
+                <w:rFonts w:ascii="Arial" w:hAnsi="Arial" w:cs="Arial"/>
+                <w:sz w:val="24"/>
+                <w:szCs w:val="24"/>
+              </w:rPr>
+            </w:pPr>
+            <w:r>
+              <w:rPr>
+                <w:rFonts w:ascii="Arial" w:hAnsi="Arial" w:cs="Arial"/>
+                <w:sz w:val="24"/>
+                <w:szCs w:val="24"/>
+              </w:rPr>
+              <w:t>--</w:t>
+            </w:r>
+          </w:p>
+        </w:tc>
+        <w:tc>
+          <w:tcPr>
+            <w:tcW w:w="3749" w:type="dxa"/>
+            <w:vAlign w:val="center"/>
+          </w:tcPr>
+          <w:p>
+            <w:r>
+              <w:rPr>
+                <w:rFonts w:ascii="Arial" w:hAnsi="Arial" w:cs="Arial"/>
+                <w:sz w:val="24"/>
+                <w:szCs w:val="24"/>
+              </w:rPr>
+              <w:t>--</w:t>
+            </w:r>
+          </w:p>
+        </w:tc>
+      </w:tr>
+    </w:tbl>
+    <w:p/>
+    <w:p>
+      <w:r>
+        <w:br w:type="page"/>
+      </w:r>
+    </w:p>
+    <w:tbl>
+      <w:tblPr>
+        <w:tblStyle w:val="Tablaconcuadrcula"/>
+        <w:tblW w:w="9634" w:type="dxa"/>
+        <w:jc w:val="center"/>
+        <w:tblBorders>
+          <w:top w:val="single" w:sz="4" w:space="0" w:color="7F7F7F" w:themeColor="text1" w:themeTint="80"/>
+          <w:left w:val="single" w:sz="4" w:space="0" w:color="7F7F7F" w:themeColor="text1" w:themeTint="80"/>
+          <w:bottom w:val="single" w:sz="4" w:space="0" w:color="7F7F7F" w:themeColor="text1" w:themeTint="80"/>
+          <w:right w:val="single" w:sz="4" w:space="0" w:color="7F7F7F" w:themeColor="text1" w:themeTint="80"/>
+          <w:insideH w:val="single" w:sz="4" w:space="0" w:color="7F7F7F" w:themeColor="text1" w:themeTint="80"/>
+        </w:tblBorders>
+        <w:tblCellMar>
+          <w:top w:w="57" w:type="dxa"/>
+          <w:bottom w:w="57" w:type="dxa"/>
+        </w:tblCellMar>
+        <w:tblLook w:val="04A0" w:firstRow="1" w:lastRow="0" w:firstColumn="1" w:lastColumn="0" w:noHBand="0" w:noVBand="1"/>
+      </w:tblPr>
+      <w:tblGrid>
+        <w:gridCol w:w="5098"/>
+        <w:gridCol w:w="4536"/>
+      </w:tblGrid>
+      <w:tr>
+        <w:trPr>
+          <w:trHeight w:val="583"/>
+          <w:jc w:val="center"/>
+        </w:trPr>
+        <w:tc>
+          <w:tcPr>
+            <w:tcW w:w="9634" w:type="dxa"/>
+            <w:gridSpan w:val="2"/>
+            <w:shd w:val="clear" w:color="auto" w:fill="262626" w:themeFill="text1" w:themeFillTint="D9"/>
+            <w:vAlign w:val="center"/>
+          </w:tcPr>
+          <w:p>
+            <w:pPr>
+              <w:pStyle w:val="Ttulo2"/>
+              <w:rPr>
+                <w:rFonts w:ascii="Aptos" w:hAnsi="Aptos"/>
+                <w:b/>
+                <w:bCs/>
+                <w:color w:val="FFFFFF" w:themeColor="background1"/>
+                <w:sz w:val="28"/>
+                <w:szCs w:val="28"/>
+              </w:rPr>
+            </w:pPr>
+            <w:r>
+              <w:rPr>
+                <w:rFonts w:ascii="Aptos" w:hAnsi="Aptos"/>
+                <w:b/>
+                <w:bCs/>
+                <w:color w:val="FFFFFF" w:themeColor="background1"/>
+                <w:sz w:val="28"/>
+                <w:szCs w:val="28"/>
+              </w:rPr>
+              <w:lastRenderedPageBreak/>
+              <w:t xml:space="preserve">Día </w:t>
+            </w:r>
+            <w:r>
+              <w:rPr>
+                <w:rFonts w:ascii="Aptos" w:hAnsi="Aptos"/>
+                <w:b/>
+                <w:bCs/>
+                <w:color w:val="FFFFFF" w:themeColor="background1"/>
+                <w:sz w:val="28"/>
+                <w:szCs w:val="28"/>
+              </w:rPr>
+              <w:t>5</w:t>
+            </w:r>
+            <w:r>
+              <w:rPr>
+                <w:rFonts w:ascii="Aptos" w:hAnsi="Aptos"/>
+                <w:b/>
+                <w:bCs/>
+                <w:color w:val="FFFFFF" w:themeColor="background1"/>
+                <w:sz w:val="28"/>
+                <w:szCs w:val="28"/>
+              </w:rPr>
+              <w:t>: Agregar EDT a documentación</w:t>
+            </w:r>
+          </w:p>
+        </w:tc>
+      </w:tr>
+      <w:tr>
+        <w:trPr>
+          <w:jc w:val="center"/>
+        </w:trPr>
+        <w:tc>
+          <w:tcPr>
+            <w:tcW w:w="9634" w:type="dxa"/>
+            <w:gridSpan w:val="2"/>
+            <w:vAlign w:val="center"/>
+          </w:tcPr>
+          <w:p>
+            <w:pPr>
+              <w:rPr>
+                <w:rFonts w:ascii="Arial" w:hAnsi="Arial" w:cs="Arial"/>
+                <w:sz w:val="24"/>
+                <w:szCs w:val="24"/>
+              </w:rPr>
+            </w:pPr>
+            <w:r>
+              <w:rPr>
+                <w:rFonts w:ascii="Arial" w:hAnsi="Arial" w:cs="Arial"/>
+                <w:b/>
+                <w:bCs/>
+                <w:sz w:val="24"/>
+                <w:szCs w:val="24"/>
+              </w:rPr>
+              <w:t xml:space="preserve">Nombre del Proyecto: </w:t>
+            </w:r>
+            <w:r>
+              <w:rPr>
+                <w:rFonts w:ascii="Arial" w:hAnsi="Arial" w:cs="Arial"/>
+                <w:sz w:val="24"/>
+                <w:szCs w:val="24"/>
+              </w:rPr>
+              <w:t>Portafolio Digital de Arquitecto</w:t>
+            </w:r>
+          </w:p>
+        </w:tc>
+      </w:tr>
+      <w:tr>
+        <w:trPr>
+          <w:jc w:val="center"/>
+        </w:trPr>
+        <w:tc>
+          <w:tcPr>
+            <w:tcW w:w="5098" w:type="dxa"/>
+            <w:vAlign w:val="center"/>
+          </w:tcPr>
+          <w:p>
+            <w:pPr>
+              <w:rPr>
+                <w:rFonts w:ascii="Arial" w:hAnsi="Arial" w:cs="Arial"/>
+                <w:b/>
+                <w:bCs/>
+                <w:sz w:val="24"/>
+                <w:szCs w:val="24"/>
+              </w:rPr>
+            </w:pPr>
+            <w:r>
+              <w:rPr>
+                <w:rFonts w:ascii="Arial" w:hAnsi="Arial" w:cs="Arial"/>
+                <w:b/>
+                <w:bCs/>
+                <w:sz w:val="24"/>
+                <w:szCs w:val="24"/>
+              </w:rPr>
+              <w:t xml:space="preserve">Equipo No.: </w:t>
+            </w:r>
+            <w:r>
+              <w:rPr>
+                <w:rFonts w:ascii="Arial" w:hAnsi="Arial" w:cs="Arial"/>
+                <w:b/>
+                <w:bCs/>
+                <w:sz w:val="24"/>
+                <w:szCs w:val="24"/>
+              </w:rPr>
+              <w:tab/>
+            </w:r>
+            <w:r>
+              <w:rPr>
+                <w:rFonts w:ascii="Arial" w:hAnsi="Arial" w:cs="Arial"/>
+                <w:sz w:val="24"/>
+                <w:szCs w:val="24"/>
+              </w:rPr>
+              <w:t>6</w:t>
+            </w:r>
+          </w:p>
+        </w:tc>
+        <w:tc>
+          <w:tcPr>
+            <w:tcW w:w="4536" w:type="dxa"/>
+            <w:vAlign w:val="center"/>
+          </w:tcPr>
+          <w:p>
+            <w:pPr>
+              <w:rPr>
+                <w:rFonts w:ascii="Arial" w:hAnsi="Arial" w:cs="Arial"/>
+                <w:b/>
+                <w:bCs/>
+                <w:sz w:val="24"/>
+                <w:szCs w:val="24"/>
+              </w:rPr>
+            </w:pPr>
+            <w:r>
+              <w:rPr>
+                <w:rFonts w:ascii="Arial" w:hAnsi="Arial" w:cs="Arial"/>
+                <w:b/>
+                <w:bCs/>
+                <w:sz w:val="24"/>
+                <w:szCs w:val="24"/>
+              </w:rPr>
+              <w:t>Fecha:</w:t>
+            </w:r>
+            <w:r>
+              <w:rPr>
+                <w:rFonts w:ascii="Arial" w:hAnsi="Arial" w:cs="Arial"/>
+                <w:b/>
+                <w:bCs/>
+                <w:sz w:val="24"/>
+                <w:szCs w:val="24"/>
+              </w:rPr>
+              <w:t xml:space="preserve"> </w:t>
+            </w:r>
+            <w:r>
+              <w:rPr>
+                <w:rFonts w:ascii="Arial" w:hAnsi="Arial" w:cs="Arial"/>
+                <w:sz w:val="24"/>
+                <w:szCs w:val="24"/>
+              </w:rPr>
+              <w:t>2</w:t>
+            </w:r>
+            <w:r>
+              <w:rPr>
+                <w:rFonts w:ascii="Arial" w:hAnsi="Arial" w:cs="Arial"/>
+                <w:sz w:val="24"/>
+                <w:szCs w:val="24"/>
+              </w:rPr>
+              <w:t>2</w:t>
+            </w:r>
+            <w:r>
+              <w:rPr>
+                <w:rFonts w:ascii="Arial" w:hAnsi="Arial" w:cs="Arial"/>
+                <w:sz w:val="24"/>
+                <w:szCs w:val="24"/>
+              </w:rPr>
+              <w:t>/0</w:t>
+            </w:r>
+            <w:r>
+              <w:rPr>
+                <w:rFonts w:ascii="Arial" w:hAnsi="Arial" w:cs="Arial"/>
+                <w:sz w:val="24"/>
+                <w:szCs w:val="24"/>
+              </w:rPr>
+              <w:t>5</w:t>
+            </w:r>
+            <w:r>
+              <w:rPr>
+                <w:rFonts w:ascii="Arial" w:hAnsi="Arial" w:cs="Arial"/>
+                <w:sz w:val="24"/>
+                <w:szCs w:val="24"/>
+              </w:rPr>
+              <w:t>/202</w:t>
+            </w:r>
+            <w:r>
+              <w:rPr>
+                <w:rFonts w:ascii="Arial" w:hAnsi="Arial" w:cs="Arial"/>
+                <w:sz w:val="24"/>
+                <w:szCs w:val="24"/>
+              </w:rPr>
+              <w:t>6</w:t>
+            </w:r>
+          </w:p>
+        </w:tc>
+      </w:tr>
+      <w:tr>
+        <w:trPr>
+          <w:jc w:val="center"/>
+        </w:trPr>
+        <w:tc>
+          <w:tcPr>
+            <w:tcW w:w="5098" w:type="dxa"/>
+            <w:vAlign w:val="center"/>
+          </w:tcPr>
+          <w:p>
+            <w:pPr>
+              <w:rPr>
+                <w:rFonts w:ascii="Arial" w:hAnsi="Arial" w:cs="Arial"/>
+                <w:b/>
+                <w:bCs/>
+                <w:sz w:val="24"/>
+                <w:szCs w:val="24"/>
+              </w:rPr>
+            </w:pPr>
+            <w:r>
+              <w:rPr>
+                <w:rFonts w:ascii="Arial" w:hAnsi="Arial" w:cs="Arial"/>
+                <w:b/>
+                <w:bCs/>
+                <w:sz w:val="24"/>
+                <w:szCs w:val="24"/>
+              </w:rPr>
+              <w:t xml:space="preserve">Número de sesión / Día de trabajo: </w:t>
+            </w:r>
+            <w:r>
+              <w:rPr>
+                <w:rFonts w:ascii="Arial" w:hAnsi="Arial" w:cs="Arial"/>
+                <w:sz w:val="24"/>
+                <w:szCs w:val="24"/>
+              </w:rPr>
+              <w:t>1</w:t>
+            </w:r>
+          </w:p>
+        </w:tc>
+        <w:tc>
+          <w:tcPr>
+            <w:tcW w:w="4536" w:type="dxa"/>
+            <w:vAlign w:val="center"/>
+          </w:tcPr>
+          <w:p>
+            <w:pPr>
+              <w:rPr>
+                <w:rFonts w:ascii="Arial" w:hAnsi="Arial" w:cs="Arial"/>
+                <w:b/>
+                <w:bCs/>
+                <w:sz w:val="24"/>
+                <w:szCs w:val="24"/>
+              </w:rPr>
+            </w:pPr>
+            <w:r>
+              <w:rPr>
+                <w:rFonts w:ascii="Arial" w:hAnsi="Arial" w:cs="Arial"/>
+                <w:b/>
+                <w:bCs/>
+                <w:sz w:val="24"/>
+                <w:szCs w:val="24"/>
+              </w:rPr>
+              <w:t xml:space="preserve">Modalidad: </w:t>
+            </w:r>
+            <w:r>
+              <w:rPr>
+                <w:rFonts w:ascii="Arial" w:hAnsi="Arial" w:cs="Arial"/>
+                <w:sz w:val="24"/>
+                <w:szCs w:val="24"/>
+              </w:rPr>
+              <w:t>Presencial</w:t>
+            </w:r>
+            <w:r>
+              <w:rPr>
+                <w:rFonts w:ascii="Arial" w:hAnsi="Arial" w:cs="Arial"/>
+                <w:sz w:val="24"/>
+                <w:szCs w:val="24"/>
+              </w:rPr>
+              <w:t xml:space="preserve"> / </w:t>
+            </w:r>
+            <w:r>
+              <w:rPr>
+                <w:rFonts w:ascii="Arial" w:hAnsi="Arial" w:cs="Arial"/>
+                <w:sz w:val="24"/>
+                <w:szCs w:val="24"/>
+                <w:shd w:val="clear" w:color="auto" w:fill="F5E4A9" w:themeFill="accent3" w:themeFillTint="66"/>
+              </w:rPr>
+              <w:t>Virtual</w:t>
+            </w:r>
+            <w:r>
+              <w:rPr>
+                <w:rFonts w:ascii="Arial" w:hAnsi="Arial" w:cs="Arial"/>
+                <w:sz w:val="24"/>
+                <w:szCs w:val="24"/>
+              </w:rPr>
+              <w:t xml:space="preserve"> / </w:t>
+            </w:r>
+            <w:r>
+              <w:rPr>
+                <w:rFonts w:ascii="Arial" w:hAnsi="Arial" w:cs="Arial"/>
+                <w:sz w:val="24"/>
+                <w:szCs w:val="24"/>
+              </w:rPr>
+              <w:t>Mixto</w:t>
+            </w:r>
+          </w:p>
+        </w:tc>
+      </w:tr>
+      <w:tr>
+        <w:trPr>
+          <w:jc w:val="center"/>
+        </w:trPr>
+        <w:tc>
+          <w:tcPr>
+            <w:tcW w:w="9634" w:type="dxa"/>
+            <w:gridSpan w:val="2"/>
+            <w:vAlign w:val="center"/>
+          </w:tcPr>
+          <w:p>
+            <w:pPr>
+              <w:rPr>
+                <w:rFonts w:ascii="Arial" w:hAnsi="Arial" w:cs="Arial"/>
+                <w:b/>
+                <w:bCs/>
+                <w:sz w:val="24"/>
+                <w:szCs w:val="24"/>
+              </w:rPr>
+            </w:pPr>
+            <w:r>
+              <w:rPr>
+                <w:rFonts w:ascii="Arial" w:hAnsi="Arial" w:cs="Arial"/>
+                <w:b/>
+                <w:bCs/>
+                <w:sz w:val="24"/>
+                <w:szCs w:val="24"/>
+              </w:rPr>
+              <w:t>Duración de la sesión:</w:t>
+            </w:r>
+            <w:r>
+              <w:rPr>
+                <w:rFonts w:ascii="Arial" w:hAnsi="Arial" w:cs="Arial"/>
+                <w:b/>
+                <w:bCs/>
+                <w:sz w:val="24"/>
+                <w:szCs w:val="24"/>
+              </w:rPr>
+              <w:t xml:space="preserve"> </w:t>
+            </w:r>
+            <w:r>
+              <w:rPr>
+                <w:rFonts w:ascii="Arial" w:hAnsi="Arial" w:cs="Arial"/>
+                <w:sz w:val="24"/>
+                <w:szCs w:val="24"/>
+              </w:rPr>
+              <w:t xml:space="preserve">50 min. </w:t>
+            </w:r>
+          </w:p>
+        </w:tc>
+      </w:tr>
+    </w:tbl>
+    <w:p>
+      <w:pPr>
+        <w:rPr>
+          <w:rFonts w:ascii="Arial" w:hAnsi="Arial" w:cs="Arial"/>
+          <w:sz w:val="24"/>
+          <w:szCs w:val="24"/>
+        </w:rPr>
+      </w:pPr>
+    </w:p>
+    <w:p>
+      <w:pPr>
+        <w:pStyle w:val="titulo1"/>
+        <w:outlineLvl w:val="2"/>
+        <w:rPr>
+          <w:sz w:val="32"/>
+          <w:szCs w:val="72"/>
+        </w:rPr>
+      </w:pPr>
+      <w:r>
+        <w:rPr>
+          <w:sz w:val="32"/>
+          <w:szCs w:val="72"/>
+        </w:rPr>
+        <w:t>Asistencia y Participación</w:t>
+      </w:r>
+    </w:p>
+    <w:tbl>
+      <w:tblPr>
+        <w:tblStyle w:val="Tablaconcuadrcula"/>
+        <w:tblW w:w="10281" w:type="dxa"/>
+        <w:jc w:val="center"/>
+        <w:tblBorders>
+          <w:top w:val="single" w:sz="4" w:space="0" w:color="7F7F7F" w:themeColor="text1" w:themeTint="80"/>
+          <w:left w:val="single" w:sz="4" w:space="0" w:color="7F7F7F" w:themeColor="text1" w:themeTint="80"/>
+          <w:bottom w:val="single" w:sz="4" w:space="0" w:color="7F7F7F" w:themeColor="text1" w:themeTint="80"/>
+          <w:right w:val="single" w:sz="4" w:space="0" w:color="7F7F7F" w:themeColor="text1" w:themeTint="80"/>
+          <w:insideH w:val="single" w:sz="4" w:space="0" w:color="7F7F7F" w:themeColor="text1" w:themeTint="80"/>
+          <w:insideV w:val="single" w:sz="4" w:space="0" w:color="7F7F7F" w:themeColor="text1" w:themeTint="80"/>
+        </w:tblBorders>
+        <w:tblCellMar>
+          <w:top w:w="57" w:type="dxa"/>
+          <w:bottom w:w="57" w:type="dxa"/>
+        </w:tblCellMar>
+        <w:tblLook w:val="04A0" w:firstRow="1" w:lastRow="0" w:firstColumn="1" w:lastColumn="0" w:noHBand="0" w:noVBand="1"/>
+      </w:tblPr>
+      <w:tblGrid>
+        <w:gridCol w:w="1538"/>
+        <w:gridCol w:w="1791"/>
+        <w:gridCol w:w="1563"/>
+        <w:gridCol w:w="3061"/>
+        <w:gridCol w:w="2328"/>
+      </w:tblGrid>
+      <w:tr>
+        <w:trPr>
+          <w:jc w:val="center"/>
+        </w:trPr>
+        <w:tc>
+          <w:tcPr>
+            <w:tcW w:w="1538" w:type="dxa"/>
+            <w:shd w:val="clear" w:color="auto" w:fill="262626" w:themeFill="text1" w:themeFillTint="D9"/>
+            <w:vAlign w:val="center"/>
+          </w:tcPr>
+          <w:p>
+            <w:pPr>
+              <w:jc w:val="center"/>
+              <w:rPr>
+                <w:rFonts w:ascii="Arial" w:hAnsi="Arial" w:cs="Arial"/>
+                <w:b/>
+                <w:bCs/>
+                <w:sz w:val="24"/>
+                <w:szCs w:val="24"/>
+              </w:rPr>
+            </w:pPr>
+            <w:r>
+              <w:rPr>
+                <w:rFonts w:ascii="Arial" w:hAnsi="Arial" w:cs="Arial"/>
+                <w:b/>
+                <w:bCs/>
+                <w:sz w:val="24"/>
+                <w:szCs w:val="24"/>
+              </w:rPr>
+              <w:t>Integrante</w:t>
+            </w:r>
+          </w:p>
+        </w:tc>
+        <w:tc>
+          <w:tcPr>
+            <w:tcW w:w="1791" w:type="dxa"/>
+            <w:shd w:val="clear" w:color="auto" w:fill="262626" w:themeFill="text1" w:themeFillTint="D9"/>
+            <w:vAlign w:val="center"/>
+          </w:tcPr>
+          <w:p>
+            <w:pPr>
+              <w:jc w:val="center"/>
+              <w:rPr>
+                <w:rFonts w:ascii="Arial" w:hAnsi="Arial" w:cs="Arial"/>
+                <w:b/>
+                <w:bCs/>
+                <w:sz w:val="24"/>
+                <w:szCs w:val="24"/>
+              </w:rPr>
+            </w:pPr>
+            <w:r>
+              <w:rPr>
+                <w:rFonts w:ascii="Arial" w:hAnsi="Arial" w:cs="Arial"/>
+                <w:b/>
+                <w:bCs/>
+                <w:sz w:val="24"/>
+                <w:szCs w:val="24"/>
+              </w:rPr>
+              <w:t>Rol</w:t>
+            </w:r>
+          </w:p>
+        </w:tc>
+        <w:tc>
+          <w:tcPr>
+            <w:tcW w:w="1563" w:type="dxa"/>
+            <w:shd w:val="clear" w:color="auto" w:fill="262626" w:themeFill="text1" w:themeFillTint="D9"/>
+            <w:vAlign w:val="center"/>
+          </w:tcPr>
+          <w:p>
+            <w:pPr>
+              <w:jc w:val="center"/>
+              <w:rPr>
+                <w:rFonts w:ascii="Arial" w:hAnsi="Arial" w:cs="Arial"/>
+                <w:b/>
+                <w:bCs/>
+                <w:sz w:val="24"/>
+                <w:szCs w:val="24"/>
+              </w:rPr>
+            </w:pPr>
+            <w:r>
+              <w:rPr>
+                <w:rFonts w:ascii="Arial" w:hAnsi="Arial" w:cs="Arial"/>
+                <w:b/>
+                <w:bCs/>
+                <w:sz w:val="24"/>
+                <w:szCs w:val="24"/>
+              </w:rPr>
+              <w:t>Asistencia (Sí/No)</w:t>
+            </w:r>
+          </w:p>
+        </w:tc>
+        <w:tc>
+          <w:tcPr>
+            <w:tcW w:w="3061" w:type="dxa"/>
+            <w:shd w:val="clear" w:color="auto" w:fill="262626" w:themeFill="text1" w:themeFillTint="D9"/>
+            <w:vAlign w:val="center"/>
+          </w:tcPr>
+          <w:p>
+            <w:pPr>
+              <w:jc w:val="center"/>
+              <w:rPr>
+                <w:rFonts w:ascii="Arial" w:hAnsi="Arial" w:cs="Arial"/>
+                <w:b/>
+                <w:bCs/>
+                <w:sz w:val="24"/>
+                <w:szCs w:val="24"/>
+              </w:rPr>
+            </w:pPr>
+            <w:r>
+              <w:rPr>
+                <w:rFonts w:ascii="Arial" w:hAnsi="Arial" w:cs="Arial"/>
+                <w:b/>
+                <w:bCs/>
+                <w:sz w:val="24"/>
+                <w:szCs w:val="24"/>
+              </w:rPr>
+              <w:t>Actividades</w:t>
+            </w:r>
+          </w:p>
+        </w:tc>
+        <w:tc>
+          <w:tcPr>
+            <w:tcW w:w="2328" w:type="dxa"/>
+            <w:shd w:val="clear" w:color="auto" w:fill="262626" w:themeFill="text1" w:themeFillTint="D9"/>
+            <w:vAlign w:val="center"/>
+          </w:tcPr>
+          <w:p>
+            <w:pPr>
+              <w:jc w:val="center"/>
+              <w:rPr>
+                <w:rFonts w:ascii="Arial" w:hAnsi="Arial" w:cs="Arial"/>
+                <w:b/>
+                <w:bCs/>
+                <w:sz w:val="24"/>
+                <w:szCs w:val="24"/>
+              </w:rPr>
+            </w:pPr>
+            <w:r>
+              <w:rPr>
+                <w:rFonts w:ascii="Arial" w:hAnsi="Arial" w:cs="Arial"/>
+                <w:b/>
+                <w:bCs/>
+                <w:sz w:val="24"/>
+                <w:szCs w:val="24"/>
+              </w:rPr>
+              <w:t>Entregables Esperados</w:t>
+            </w:r>
+          </w:p>
+        </w:tc>
+      </w:tr>
+      <w:tr>
+        <w:trPr>
+          <w:jc w:val="center"/>
+        </w:trPr>
+        <w:tc>
+          <w:tcPr>
+            <w:tcW w:w="1538" w:type="dxa"/>
+            <w:vAlign w:val="center"/>
+          </w:tcPr>
+          <w:p>
+            <w:pPr>
+              <w:rPr>
+                <w:rFonts w:ascii="Arial" w:hAnsi="Arial" w:cs="Arial"/>
+                <w:sz w:val="24"/>
+                <w:szCs w:val="24"/>
+              </w:rPr>
+            </w:pPr>
+            <w:r>
+              <w:rPr>
+                <w:rFonts w:ascii="Arial" w:hAnsi="Arial" w:cs="Arial"/>
+                <w:sz w:val="24"/>
+                <w:szCs w:val="24"/>
+              </w:rPr>
+              <w:t>María Fernanda Barrón Álvarez</w:t>
+            </w:r>
+          </w:p>
+        </w:tc>
+        <w:tc>
+          <w:tcPr>
+            <w:tcW w:w="1791" w:type="dxa"/>
+            <w:vAlign w:val="center"/>
+          </w:tcPr>
+          <w:p>
+            <w:pPr>
+              <w:rPr>
+                <w:rFonts w:ascii="Arial" w:hAnsi="Arial" w:cs="Arial"/>
+                <w:sz w:val="24"/>
+                <w:szCs w:val="24"/>
+              </w:rPr>
+            </w:pPr>
+            <w:r>
+              <w:rPr>
+                <w:rFonts w:ascii="Arial" w:hAnsi="Arial" w:cs="Arial"/>
+                <w:sz w:val="24"/>
+                <w:szCs w:val="24"/>
+              </w:rPr>
+              <w:t>Project Manager</w:t>
+            </w:r>
+          </w:p>
+        </w:tc>
+        <w:tc>
+          <w:tcPr>
+            <w:tcW w:w="1563" w:type="dxa"/>
+            <w:vAlign w:val="center"/>
+          </w:tcPr>
+          <w:p>
+            <w:pPr>
+              <w:rPr>
+                <w:rFonts w:ascii="Arial" w:hAnsi="Arial" w:cs="Arial"/>
+                <w:sz w:val="24"/>
+                <w:szCs w:val="24"/>
+              </w:rPr>
+            </w:pPr>
+            <w:r>
+              <w:rPr>
+                <w:rFonts w:ascii="Arial" w:hAnsi="Arial" w:cs="Arial"/>
+                <w:sz w:val="24"/>
+                <w:szCs w:val="24"/>
+              </w:rPr>
+              <w:t>Sí</w:t>
+            </w:r>
+            <w:r>
+              <w:rPr>
+                <w:rFonts w:ascii="Arial" w:hAnsi="Arial" w:cs="Arial"/>
+                <w:sz w:val="24"/>
+                <w:szCs w:val="24"/>
+              </w:rPr>
+              <w:t xml:space="preserve"> </w:t>
+            </w:r>
+          </w:p>
+        </w:tc>
+        <w:tc>
+          <w:tcPr>
+            <w:tcW w:w="3061" w:type="dxa"/>
+            <w:vAlign w:val="center"/>
+          </w:tcPr>
+          <w:p>
+            <w:pPr>
+              <w:pStyle w:val="Prrafodelista"/>
+              <w:numPr>
+                <w:ilvl w:val="0"/>
+                <w:numId w:val="27"/>
+              </w:numPr>
+              <w:ind w:left="246" w:hanging="218"/>
+              <w:rPr>
+                <w:rFonts w:ascii="Arial" w:hAnsi="Arial" w:cs="Arial"/>
+                <w:sz w:val="24"/>
+                <w:szCs w:val="24"/>
+              </w:rPr>
+            </w:pPr>
+            <w:r>
+              <w:rPr>
+                <w:rFonts w:ascii="Arial" w:hAnsi="Arial" w:cs="Arial"/>
+                <w:sz w:val="24"/>
+                <w:szCs w:val="24"/>
+              </w:rPr>
+              <w:t>Bitácora del día</w:t>
+            </w:r>
+          </w:p>
+          <w:p>
+            <w:pPr>
+              <w:pStyle w:val="Prrafodelista"/>
+              <w:numPr>
+                <w:ilvl w:val="0"/>
+                <w:numId w:val="27"/>
+              </w:numPr>
+              <w:ind w:left="246" w:hanging="218"/>
+              <w:rPr>
+                <w:rFonts w:ascii="Arial" w:hAnsi="Arial" w:cs="Arial"/>
+                <w:sz w:val="24"/>
+                <w:szCs w:val="24"/>
+              </w:rPr>
+            </w:pPr>
+            <w:r>
+              <w:rPr>
+                <w:rFonts w:ascii="Arial" w:hAnsi="Arial" w:cs="Arial"/>
+                <w:sz w:val="24"/>
+                <w:szCs w:val="24"/>
+              </w:rPr>
+              <w:t>Documentación final, punto 8.3.</w:t>
+            </w:r>
+          </w:p>
+        </w:tc>
+        <w:tc>
+          <w:tcPr>
+            <w:tcW w:w="2328" w:type="dxa"/>
+            <w:vAlign w:val="center"/>
+          </w:tcPr>
+          <w:p>
+            <w:pPr>
+              <w:pStyle w:val="Prrafodelista"/>
+              <w:numPr>
+                <w:ilvl w:val="0"/>
+                <w:numId w:val="27"/>
+              </w:numPr>
+              <w:ind w:left="219" w:hanging="219"/>
+              <w:rPr>
+                <w:rFonts w:ascii="Arial" w:hAnsi="Arial" w:cs="Arial"/>
+                <w:sz w:val="24"/>
+                <w:szCs w:val="24"/>
+              </w:rPr>
+            </w:pPr>
+            <w:r>
+              <w:rPr>
+                <w:rFonts w:ascii="Arial" w:hAnsi="Arial" w:cs="Arial"/>
+                <w:sz w:val="24"/>
+                <w:szCs w:val="24"/>
+              </w:rPr>
+              <w:t>Bitácora</w:t>
+            </w:r>
+          </w:p>
+          <w:p>
+            <w:pPr>
+              <w:pStyle w:val="Prrafodelista"/>
+              <w:numPr>
+                <w:ilvl w:val="0"/>
+                <w:numId w:val="27"/>
+              </w:numPr>
+              <w:ind w:left="219" w:hanging="219"/>
+              <w:rPr>
+                <w:rFonts w:ascii="Arial" w:hAnsi="Arial" w:cs="Arial"/>
+                <w:sz w:val="24"/>
+                <w:szCs w:val="24"/>
+              </w:rPr>
+            </w:pPr>
+            <w:r>
+              <w:rPr>
+                <w:rFonts w:ascii="Arial" w:hAnsi="Arial" w:cs="Arial"/>
+                <w:sz w:val="24"/>
+                <w:szCs w:val="24"/>
+              </w:rPr>
+              <w:t>Documentación final</w:t>
+            </w:r>
+          </w:p>
+        </w:tc>
+      </w:tr>
+      <w:tr>
+        <w:trPr>
+          <w:jc w:val="center"/>
+        </w:trPr>
+        <w:tc>
+          <w:tcPr>
+            <w:tcW w:w="1538" w:type="dxa"/>
+            <w:vAlign w:val="center"/>
+          </w:tcPr>
+          <w:p>
+            <w:pPr>
+              <w:rPr>
+                <w:rFonts w:ascii="Arial" w:hAnsi="Arial" w:cs="Arial"/>
+                <w:sz w:val="24"/>
+                <w:szCs w:val="24"/>
+              </w:rPr>
+            </w:pPr>
+            <w:r>
+              <w:rPr>
+                <w:rFonts w:ascii="Arial" w:hAnsi="Arial" w:cs="Arial"/>
+                <w:sz w:val="24"/>
+                <w:szCs w:val="24"/>
+              </w:rPr>
+              <w:t xml:space="preserve">Leslie Miroslava Benítez </w:t>
+            </w:r>
+          </w:p>
+          <w:p>
+            <w:pPr>
+              <w:rPr>
+                <w:rFonts w:ascii="Arial" w:hAnsi="Arial" w:cs="Arial"/>
+                <w:sz w:val="24"/>
+                <w:szCs w:val="24"/>
+              </w:rPr>
+            </w:pPr>
+            <w:r>
+              <w:rPr>
+                <w:rFonts w:ascii="Arial" w:hAnsi="Arial" w:cs="Arial"/>
+                <w:sz w:val="24"/>
+                <w:szCs w:val="24"/>
+              </w:rPr>
+              <w:t>Marín</w:t>
+            </w:r>
+          </w:p>
+        </w:tc>
+        <w:tc>
+          <w:tcPr>
+            <w:tcW w:w="1791" w:type="dxa"/>
+            <w:vAlign w:val="center"/>
+          </w:tcPr>
+          <w:p>
+            <w:pPr>
+              <w:rPr>
+                <w:rFonts w:ascii="Arial" w:hAnsi="Arial" w:cs="Arial"/>
+                <w:sz w:val="24"/>
+                <w:szCs w:val="24"/>
+              </w:rPr>
+            </w:pPr>
+            <w:r>
+              <w:rPr>
+                <w:rFonts w:ascii="Arial" w:hAnsi="Arial" w:cs="Arial"/>
+                <w:sz w:val="24"/>
+                <w:szCs w:val="24"/>
+              </w:rPr>
+              <w:t xml:space="preserve">Desarrolladora </w:t>
+            </w:r>
+            <w:proofErr w:type="spellStart"/>
+            <w:r>
+              <w:rPr>
+                <w:rFonts w:ascii="Arial" w:hAnsi="Arial" w:cs="Arial"/>
+                <w:sz w:val="24"/>
+                <w:szCs w:val="24"/>
+              </w:rPr>
+              <w:t>frontend</w:t>
+            </w:r>
+            <w:proofErr w:type="spellEnd"/>
+          </w:p>
+        </w:tc>
+        <w:tc>
+          <w:tcPr>
+            <w:tcW w:w="1563" w:type="dxa"/>
+            <w:vAlign w:val="center"/>
+          </w:tcPr>
+          <w:p>
+            <w:pPr>
+              <w:rPr>
+                <w:rFonts w:ascii="Arial" w:hAnsi="Arial" w:cs="Arial"/>
+                <w:sz w:val="24"/>
+                <w:szCs w:val="24"/>
+              </w:rPr>
+            </w:pPr>
+            <w:r>
+              <w:rPr>
+                <w:rFonts w:ascii="Arial" w:hAnsi="Arial" w:cs="Arial"/>
+                <w:sz w:val="24"/>
+                <w:szCs w:val="24"/>
+              </w:rPr>
+              <w:t xml:space="preserve">Sí </w:t>
+            </w:r>
+          </w:p>
+        </w:tc>
+        <w:tc>
+          <w:tcPr>
+            <w:tcW w:w="3061" w:type="dxa"/>
+            <w:vAlign w:val="center"/>
+          </w:tcPr>
+          <w:p>
+            <w:pPr>
+              <w:pStyle w:val="Prrafodelista"/>
+              <w:numPr>
+                <w:ilvl w:val="0"/>
+                <w:numId w:val="27"/>
+              </w:numPr>
+              <w:ind w:left="270" w:hanging="184"/>
+              <w:rPr>
+                <w:rFonts w:ascii="Arial" w:hAnsi="Arial" w:cs="Arial"/>
+                <w:sz w:val="24"/>
+                <w:szCs w:val="24"/>
+              </w:rPr>
+            </w:pPr>
+            <w:r>
+              <w:rPr>
+                <w:rFonts w:ascii="Arial" w:hAnsi="Arial" w:cs="Arial"/>
+                <w:sz w:val="24"/>
+                <w:szCs w:val="24"/>
+              </w:rPr>
+              <w:t>Documentación final, punto 8.1.</w:t>
+            </w:r>
+          </w:p>
+        </w:tc>
+        <w:tc>
+          <w:tcPr>
+            <w:tcW w:w="2328" w:type="dxa"/>
+            <w:vAlign w:val="center"/>
+          </w:tcPr>
+          <w:p>
+            <w:pPr>
+              <w:pStyle w:val="Prrafodelista"/>
+              <w:numPr>
+                <w:ilvl w:val="0"/>
+                <w:numId w:val="27"/>
+              </w:numPr>
+              <w:ind w:left="219" w:hanging="218"/>
+              <w:rPr>
+                <w:rFonts w:ascii="Arial" w:hAnsi="Arial" w:cs="Arial"/>
+                <w:sz w:val="24"/>
+                <w:szCs w:val="24"/>
+              </w:rPr>
+            </w:pPr>
+            <w:r>
+              <w:rPr>
+                <w:rFonts w:ascii="Arial" w:hAnsi="Arial" w:cs="Arial"/>
+                <w:sz w:val="24"/>
+                <w:szCs w:val="24"/>
+              </w:rPr>
+              <w:t>Documentación final</w:t>
+            </w:r>
+          </w:p>
+        </w:tc>
+      </w:tr>
+      <w:tr>
+        <w:trPr>
+          <w:jc w:val="center"/>
+        </w:trPr>
+        <w:tc>
+          <w:tcPr>
+            <w:tcW w:w="1538" w:type="dxa"/>
+            <w:vAlign w:val="center"/>
+          </w:tcPr>
+          <w:p>
+            <w:pPr>
+              <w:rPr>
+                <w:rFonts w:ascii="Arial" w:hAnsi="Arial" w:cs="Arial"/>
+                <w:sz w:val="24"/>
+                <w:szCs w:val="24"/>
+              </w:rPr>
+            </w:pPr>
+            <w:r>
+              <w:rPr>
+                <w:rFonts w:ascii="Arial" w:hAnsi="Arial" w:cs="Arial"/>
+                <w:sz w:val="24"/>
+                <w:szCs w:val="24"/>
+              </w:rPr>
+              <w:t>Leonardo Merino Garfias</w:t>
+            </w:r>
+          </w:p>
+        </w:tc>
+        <w:tc>
+          <w:tcPr>
+            <w:tcW w:w="1791" w:type="dxa"/>
+            <w:vAlign w:val="center"/>
+          </w:tcPr>
+          <w:p>
+            <w:pPr>
+              <w:rPr>
+                <w:rFonts w:ascii="Arial" w:hAnsi="Arial" w:cs="Arial"/>
+                <w:sz w:val="24"/>
+                <w:szCs w:val="24"/>
+              </w:rPr>
+            </w:pPr>
+            <w:r>
+              <w:rPr>
+                <w:rFonts w:ascii="Arial" w:hAnsi="Arial" w:cs="Arial"/>
+                <w:sz w:val="24"/>
+                <w:szCs w:val="24"/>
+              </w:rPr>
+              <w:t xml:space="preserve">Desarrollador </w:t>
+            </w:r>
+            <w:proofErr w:type="spellStart"/>
+            <w:r>
+              <w:rPr>
+                <w:rFonts w:ascii="Arial" w:hAnsi="Arial" w:cs="Arial"/>
+                <w:sz w:val="24"/>
+                <w:szCs w:val="24"/>
+              </w:rPr>
+              <w:t>backend</w:t>
+            </w:r>
+            <w:proofErr w:type="spellEnd"/>
+          </w:p>
+        </w:tc>
+        <w:tc>
+          <w:tcPr>
+            <w:tcW w:w="1563" w:type="dxa"/>
+            <w:vAlign w:val="center"/>
+          </w:tcPr>
+          <w:p>
+            <w:pPr>
+              <w:rPr>
+                <w:rFonts w:ascii="Arial" w:hAnsi="Arial" w:cs="Arial"/>
+                <w:sz w:val="24"/>
+                <w:szCs w:val="24"/>
+              </w:rPr>
+            </w:pPr>
+            <w:r>
+              <w:rPr>
+                <w:rFonts w:ascii="Arial" w:hAnsi="Arial" w:cs="Arial"/>
+                <w:sz w:val="24"/>
+                <w:szCs w:val="24"/>
+              </w:rPr>
+              <w:t xml:space="preserve">Sí </w:t>
+            </w:r>
+          </w:p>
+        </w:tc>
+        <w:tc>
+          <w:tcPr>
+            <w:tcW w:w="3061" w:type="dxa"/>
+            <w:vAlign w:val="center"/>
+          </w:tcPr>
+          <w:p>
+            <w:pPr>
+              <w:pStyle w:val="Prrafodelista"/>
+              <w:numPr>
+                <w:ilvl w:val="0"/>
+                <w:numId w:val="27"/>
+              </w:numPr>
+              <w:ind w:left="246" w:hanging="218"/>
+              <w:rPr>
+                <w:rFonts w:ascii="Arial" w:hAnsi="Arial" w:cs="Arial"/>
+                <w:sz w:val="24"/>
+                <w:szCs w:val="24"/>
+              </w:rPr>
+            </w:pPr>
+            <w:r>
+              <w:rPr>
+                <w:rFonts w:ascii="Arial" w:hAnsi="Arial" w:cs="Arial"/>
+                <w:sz w:val="24"/>
+                <w:szCs w:val="24"/>
+              </w:rPr>
+              <w:t>Documentación final, punto 8.2.</w:t>
+            </w:r>
+          </w:p>
+        </w:tc>
+        <w:tc>
+          <w:tcPr>
+            <w:tcW w:w="2328" w:type="dxa"/>
+            <w:vAlign w:val="center"/>
+          </w:tcPr>
+          <w:p>
+            <w:pPr>
+              <w:pStyle w:val="Prrafodelista"/>
+              <w:numPr>
+                <w:ilvl w:val="0"/>
+                <w:numId w:val="27"/>
+              </w:numPr>
+              <w:ind w:left="349" w:hanging="248"/>
+              <w:rPr>
+                <w:rFonts w:ascii="Arial" w:hAnsi="Arial" w:cs="Arial"/>
+                <w:sz w:val="24"/>
+                <w:szCs w:val="24"/>
+              </w:rPr>
+            </w:pPr>
+            <w:r>
+              <w:rPr>
+                <w:rFonts w:ascii="Arial" w:hAnsi="Arial" w:cs="Arial"/>
+                <w:sz w:val="24"/>
+                <w:szCs w:val="24"/>
+              </w:rPr>
+              <w:t>Documentación final</w:t>
+            </w:r>
+          </w:p>
+        </w:tc>
+      </w:tr>
+    </w:tbl>
+    <w:p>
+      <w:pPr>
+        <w:rPr>
+          <w:rFonts w:ascii="Arial" w:hAnsi="Arial" w:cs="Arial"/>
+          <w:sz w:val="24"/>
+          <w:szCs w:val="24"/>
+        </w:rPr>
+      </w:pPr>
+    </w:p>
+    <w:p>
+      <w:pPr>
+        <w:pStyle w:val="titulo1"/>
+        <w:outlineLvl w:val="2"/>
+        <w:rPr>
+          <w:sz w:val="32"/>
+          <w:szCs w:val="72"/>
+        </w:rPr>
+      </w:pPr>
+      <w:r>
+        <w:rPr>
+          <w:sz w:val="32"/>
+          <w:szCs w:val="72"/>
+        </w:rPr>
+        <w:t>A</w:t>
+      </w:r>
+      <w:r>
+        <w:rPr>
+          <w:sz w:val="32"/>
+          <w:szCs w:val="72"/>
+        </w:rPr>
+        <w:t>ctividades Ejecutadas</w:t>
+      </w:r>
+    </w:p>
+    <w:tbl>
+      <w:tblPr>
+        <w:tblStyle w:val="Tablaconcuadrcula"/>
+        <w:tblW w:w="10124" w:type="dxa"/>
+        <w:jc w:val="center"/>
+        <w:tblBorders>
+          <w:top w:val="single" w:sz="4" w:space="0" w:color="7F7F7F" w:themeColor="text1" w:themeTint="80"/>
+          <w:left w:val="single" w:sz="4" w:space="0" w:color="7F7F7F" w:themeColor="text1" w:themeTint="80"/>
+          <w:bottom w:val="single" w:sz="4" w:space="0" w:color="7F7F7F" w:themeColor="text1" w:themeTint="80"/>
+          <w:right w:val="single" w:sz="4" w:space="0" w:color="7F7F7F" w:themeColor="text1" w:themeTint="80"/>
+          <w:insideH w:val="single" w:sz="4" w:space="0" w:color="7F7F7F" w:themeColor="text1" w:themeTint="80"/>
+          <w:insideV w:val="single" w:sz="4" w:space="0" w:color="7F7F7F" w:themeColor="text1" w:themeTint="80"/>
+        </w:tblBorders>
+        <w:tblCellMar>
+          <w:top w:w="57" w:type="dxa"/>
+          <w:bottom w:w="57" w:type="dxa"/>
+        </w:tblCellMar>
+        <w:tblLook w:val="04A0" w:firstRow="1" w:lastRow="0" w:firstColumn="1" w:lastColumn="0" w:noHBand="0" w:noVBand="1"/>
+      </w:tblPr>
+      <w:tblGrid>
+        <w:gridCol w:w="2955"/>
+        <w:gridCol w:w="2004"/>
+        <w:gridCol w:w="1150"/>
+        <w:gridCol w:w="1535"/>
+        <w:gridCol w:w="2480"/>
+      </w:tblGrid>
+      <w:tr>
+        <w:trPr>
+          <w:jc w:val="center"/>
+        </w:trPr>
+        <w:tc>
+          <w:tcPr>
+            <w:tcW w:w="2955" w:type="dxa"/>
+            <w:shd w:val="clear" w:color="auto" w:fill="262626" w:themeFill="text1" w:themeFillTint="D9"/>
+            <w:vAlign w:val="center"/>
+          </w:tcPr>
+          <w:p>
+            <w:pPr>
+              <w:jc w:val="center"/>
+              <w:rPr>
+                <w:rFonts w:ascii="Arial" w:hAnsi="Arial" w:cs="Arial"/>
+                <w:b/>
+                <w:bCs/>
+                <w:sz w:val="24"/>
+                <w:szCs w:val="24"/>
+              </w:rPr>
+            </w:pPr>
+            <w:r>
+              <w:rPr>
+                <w:rFonts w:ascii="Arial" w:hAnsi="Arial" w:cs="Arial"/>
+                <w:b/>
+                <w:bCs/>
+                <w:sz w:val="24"/>
+                <w:szCs w:val="24"/>
+              </w:rPr>
+              <w:t>Actividad</w:t>
+            </w:r>
+          </w:p>
+        </w:tc>
+        <w:tc>
+          <w:tcPr>
+            <w:tcW w:w="2004" w:type="dxa"/>
+            <w:shd w:val="clear" w:color="auto" w:fill="262626" w:themeFill="text1" w:themeFillTint="D9"/>
+            <w:vAlign w:val="center"/>
+          </w:tcPr>
+          <w:p>
+            <w:pPr>
+              <w:jc w:val="center"/>
+              <w:rPr>
+                <w:rFonts w:ascii="Arial" w:hAnsi="Arial" w:cs="Arial"/>
+                <w:b/>
+                <w:bCs/>
+                <w:sz w:val="24"/>
+                <w:szCs w:val="24"/>
+              </w:rPr>
+            </w:pPr>
+            <w:r>
+              <w:rPr>
+                <w:rFonts w:ascii="Arial" w:hAnsi="Arial" w:cs="Arial"/>
+                <w:b/>
+                <w:bCs/>
+                <w:sz w:val="24"/>
+                <w:szCs w:val="24"/>
+              </w:rPr>
+              <w:t>Responsable(s)</w:t>
+            </w:r>
+          </w:p>
+        </w:tc>
+        <w:tc>
+          <w:tcPr>
+            <w:tcW w:w="1150" w:type="dxa"/>
+            <w:shd w:val="clear" w:color="auto" w:fill="262626" w:themeFill="text1" w:themeFillTint="D9"/>
+            <w:vAlign w:val="center"/>
+          </w:tcPr>
+          <w:p>
+            <w:pPr>
+              <w:jc w:val="center"/>
+              <w:rPr>
+                <w:rFonts w:ascii="Arial" w:hAnsi="Arial" w:cs="Arial"/>
+                <w:b/>
+                <w:bCs/>
+                <w:sz w:val="24"/>
+                <w:szCs w:val="24"/>
+              </w:rPr>
+            </w:pPr>
+            <w:proofErr w:type="spellStart"/>
+            <w:r>
+              <w:rPr>
+                <w:rFonts w:ascii="Arial" w:hAnsi="Arial" w:cs="Arial"/>
+                <w:b/>
+                <w:bCs/>
+                <w:sz w:val="24"/>
+                <w:szCs w:val="24"/>
+              </w:rPr>
+              <w:t>Hr</w:t>
+            </w:r>
+            <w:proofErr w:type="spellEnd"/>
+            <w:r>
+              <w:rPr>
+                <w:rFonts w:ascii="Arial" w:hAnsi="Arial" w:cs="Arial"/>
+                <w:b/>
+                <w:bCs/>
+                <w:sz w:val="24"/>
+                <w:szCs w:val="24"/>
+              </w:rPr>
+              <w:t xml:space="preserve">. </w:t>
+            </w:r>
+            <w:proofErr w:type="spellStart"/>
+            <w:r>
+              <w:rPr>
+                <w:rFonts w:ascii="Arial" w:hAnsi="Arial" w:cs="Arial"/>
+                <w:b/>
+                <w:bCs/>
+                <w:sz w:val="24"/>
+                <w:szCs w:val="24"/>
+              </w:rPr>
+              <w:t>Ini</w:t>
+            </w:r>
+            <w:proofErr w:type="spellEnd"/>
+          </w:p>
+        </w:tc>
+        <w:tc>
+          <w:tcPr>
+            <w:tcW w:w="1535" w:type="dxa"/>
+            <w:shd w:val="clear" w:color="auto" w:fill="262626" w:themeFill="text1" w:themeFillTint="D9"/>
+            <w:vAlign w:val="center"/>
+          </w:tcPr>
+          <w:p>
+            <w:pPr>
+              <w:jc w:val="center"/>
+              <w:rPr>
+                <w:rFonts w:ascii="Arial" w:hAnsi="Arial" w:cs="Arial"/>
+                <w:b/>
+                <w:bCs/>
+                <w:sz w:val="24"/>
+                <w:szCs w:val="24"/>
+              </w:rPr>
+            </w:pPr>
+            <w:proofErr w:type="spellStart"/>
+            <w:r>
+              <w:rPr>
+                <w:rFonts w:ascii="Arial" w:hAnsi="Arial" w:cs="Arial"/>
+                <w:b/>
+                <w:bCs/>
+                <w:sz w:val="24"/>
+                <w:szCs w:val="24"/>
+              </w:rPr>
+              <w:t>Hr</w:t>
+            </w:r>
+            <w:proofErr w:type="spellEnd"/>
+            <w:r>
+              <w:rPr>
+                <w:rFonts w:ascii="Arial" w:hAnsi="Arial" w:cs="Arial"/>
+                <w:b/>
+                <w:bCs/>
+                <w:sz w:val="24"/>
+                <w:szCs w:val="24"/>
+              </w:rPr>
+              <w:t>. fin</w:t>
+            </w:r>
+          </w:p>
+        </w:tc>
+        <w:tc>
+          <w:tcPr>
+            <w:tcW w:w="2480" w:type="dxa"/>
+            <w:shd w:val="clear" w:color="auto" w:fill="262626" w:themeFill="text1" w:themeFillTint="D9"/>
+            <w:vAlign w:val="center"/>
+          </w:tcPr>
+          <w:p>
+            <w:pPr>
+              <w:jc w:val="center"/>
+              <w:rPr>
+                <w:rFonts w:ascii="Arial" w:hAnsi="Arial" w:cs="Arial"/>
+                <w:b/>
+                <w:bCs/>
+                <w:sz w:val="24"/>
+                <w:szCs w:val="24"/>
+              </w:rPr>
+            </w:pPr>
+            <w:r>
+              <w:rPr>
+                <w:rFonts w:ascii="Arial" w:hAnsi="Arial" w:cs="Arial"/>
+                <w:b/>
+                <w:bCs/>
+                <w:sz w:val="24"/>
+                <w:szCs w:val="24"/>
+              </w:rPr>
+              <w:t>Estado (Completado / En proceso / Pendiente)</w:t>
+            </w:r>
+          </w:p>
+        </w:tc>
+      </w:tr>
+      <w:tr>
+        <w:trPr>
+          <w:jc w:val="center"/>
+        </w:trPr>
+        <w:tc>
+          <w:tcPr>
+            <w:tcW w:w="2955" w:type="dxa"/>
+            <w:vAlign w:val="center"/>
+          </w:tcPr>
+          <w:p>
+            <w:pPr>
+              <w:rPr>
+                <w:rFonts w:ascii="Arial" w:hAnsi="Arial" w:cs="Arial"/>
+                <w:sz w:val="24"/>
+                <w:szCs w:val="24"/>
+              </w:rPr>
+            </w:pPr>
+            <w:r>
+              <w:rPr>
+                <w:rFonts w:ascii="Arial" w:hAnsi="Arial" w:cs="Arial"/>
+                <w:sz w:val="24"/>
+                <w:szCs w:val="24"/>
+              </w:rPr>
+              <w:t>Bitácora</w:t>
+            </w:r>
+          </w:p>
+        </w:tc>
+        <w:tc>
+          <w:tcPr>
+            <w:tcW w:w="2004" w:type="dxa"/>
+            <w:vAlign w:val="center"/>
+          </w:tcPr>
+          <w:p>
+            <w:pPr>
+              <w:rPr>
+                <w:rFonts w:ascii="Arial" w:hAnsi="Arial" w:cs="Arial"/>
+                <w:sz w:val="24"/>
+                <w:szCs w:val="24"/>
+              </w:rPr>
+            </w:pPr>
+            <w:r>
+              <w:rPr>
+                <w:rFonts w:ascii="Arial" w:hAnsi="Arial" w:cs="Arial"/>
+                <w:sz w:val="24"/>
+                <w:szCs w:val="24"/>
+              </w:rPr>
+              <w:t>Fernanda</w:t>
+            </w:r>
+            <w:r>
+              <w:rPr>
+                <w:rFonts w:ascii="Arial" w:hAnsi="Arial" w:cs="Arial"/>
+                <w:sz w:val="24"/>
+                <w:szCs w:val="24"/>
+              </w:rPr>
+              <w:t xml:space="preserve"> </w:t>
+            </w:r>
+            <w:r>
+              <w:rPr>
+                <w:rFonts w:ascii="Arial" w:hAnsi="Arial" w:cs="Arial"/>
+                <w:sz w:val="24"/>
+                <w:szCs w:val="24"/>
+              </w:rPr>
+              <w:t>Álvarez</w:t>
+            </w:r>
+          </w:p>
+        </w:tc>
+        <w:tc>
+          <w:tcPr>
+            <w:tcW w:w="1150" w:type="dxa"/>
+            <w:vAlign w:val="center"/>
+          </w:tcPr>
+          <w:p>
+            <w:pPr>
+              <w:rPr>
+                <w:rFonts w:ascii="Arial" w:hAnsi="Arial" w:cs="Arial"/>
+                <w:sz w:val="24"/>
+                <w:szCs w:val="24"/>
+              </w:rPr>
+            </w:pPr>
+            <w:r>
+              <w:rPr>
+                <w:rFonts w:ascii="Arial" w:hAnsi="Arial" w:cs="Arial"/>
+                <w:sz w:val="24"/>
+                <w:szCs w:val="24"/>
+              </w:rPr>
+              <w:t>8</w:t>
+            </w:r>
+            <w:r>
+              <w:rPr>
+                <w:rFonts w:ascii="Arial" w:hAnsi="Arial" w:cs="Arial"/>
+                <w:sz w:val="24"/>
+                <w:szCs w:val="24"/>
+              </w:rPr>
+              <w:t>:</w:t>
+            </w:r>
+            <w:r>
+              <w:rPr>
+                <w:rFonts w:ascii="Arial" w:hAnsi="Arial" w:cs="Arial"/>
+                <w:sz w:val="24"/>
+                <w:szCs w:val="24"/>
+              </w:rPr>
+              <w:t>10 a</w:t>
+            </w:r>
+            <w:r>
+              <w:rPr>
+                <w:rFonts w:ascii="Arial" w:hAnsi="Arial" w:cs="Arial"/>
+                <w:sz w:val="24"/>
+                <w:szCs w:val="24"/>
+              </w:rPr>
+              <w:t>m</w:t>
+            </w:r>
+          </w:p>
+        </w:tc>
+        <w:tc>
+          <w:tcPr>
+            <w:tcW w:w="1535" w:type="dxa"/>
+            <w:vAlign w:val="center"/>
+          </w:tcPr>
+          <w:p>
+            <w:pPr>
+              <w:rPr>
+                <w:rFonts w:ascii="Arial" w:hAnsi="Arial" w:cs="Arial"/>
+                <w:sz w:val="24"/>
+                <w:szCs w:val="24"/>
+              </w:rPr>
+            </w:pPr>
+            <w:r>
+              <w:rPr>
+                <w:rFonts w:ascii="Arial" w:hAnsi="Arial" w:cs="Arial"/>
+                <w:sz w:val="24"/>
+                <w:szCs w:val="24"/>
+              </w:rPr>
+              <w:t>9:</w:t>
+            </w:r>
+            <w:r>
+              <w:rPr>
+                <w:rFonts w:ascii="Arial" w:hAnsi="Arial" w:cs="Arial"/>
+                <w:sz w:val="24"/>
+                <w:szCs w:val="24"/>
+              </w:rPr>
+              <w:t>3</w:t>
+            </w:r>
+            <w:r>
+              <w:rPr>
+                <w:rFonts w:ascii="Arial" w:hAnsi="Arial" w:cs="Arial"/>
+                <w:sz w:val="24"/>
+                <w:szCs w:val="24"/>
+              </w:rPr>
+              <w:t>5 a</w:t>
+            </w:r>
+            <w:r>
+              <w:rPr>
+                <w:rFonts w:ascii="Arial" w:hAnsi="Arial" w:cs="Arial"/>
+                <w:sz w:val="24"/>
+                <w:szCs w:val="24"/>
+              </w:rPr>
+              <w:t>m</w:t>
+            </w:r>
+          </w:p>
+        </w:tc>
+        <w:tc>
+          <w:tcPr>
+            <w:tcW w:w="2480" w:type="dxa"/>
+            <w:vAlign w:val="center"/>
+          </w:tcPr>
+          <w:p>
+            <w:pPr>
+              <w:rPr>
+                <w:rFonts w:ascii="Arial" w:hAnsi="Arial" w:cs="Arial"/>
+                <w:sz w:val="24"/>
+                <w:szCs w:val="24"/>
+              </w:rPr>
+            </w:pPr>
+            <w:r>
+              <w:rPr>
+                <w:rFonts w:ascii="Arial" w:hAnsi="Arial" w:cs="Arial"/>
+                <w:sz w:val="24"/>
+                <w:szCs w:val="24"/>
+              </w:rPr>
+              <w:t>Completado</w:t>
+            </w:r>
+          </w:p>
+        </w:tc>
+      </w:tr>
+      <w:tr>
+        <w:trPr>
+          <w:jc w:val="center"/>
+        </w:trPr>
+        <w:tc>
+          <w:tcPr>
+            <w:tcW w:w="2955" w:type="dxa"/>
+            <w:vAlign w:val="center"/>
+          </w:tcPr>
+          <w:p>
+            <w:pPr>
+              <w:rPr>
+                <w:rFonts w:ascii="Arial" w:hAnsi="Arial" w:cs="Arial"/>
+                <w:sz w:val="24"/>
+                <w:szCs w:val="24"/>
+              </w:rPr>
+            </w:pPr>
+            <w:r>
+              <w:rPr>
+                <w:rFonts w:ascii="Arial" w:hAnsi="Arial" w:cs="Arial"/>
+                <w:sz w:val="24"/>
+                <w:szCs w:val="24"/>
+              </w:rPr>
+              <w:t xml:space="preserve">Agregar EDT a documentación </w:t>
+            </w:r>
+          </w:p>
+        </w:tc>
+        <w:tc>
+          <w:tcPr>
+            <w:tcW w:w="2004" w:type="dxa"/>
+            <w:vAlign w:val="center"/>
+          </w:tcPr>
+          <w:p>
+            <w:pPr>
+              <w:rPr>
+                <w:rFonts w:ascii="Arial" w:hAnsi="Arial" w:cs="Arial"/>
+                <w:sz w:val="24"/>
+                <w:szCs w:val="24"/>
+              </w:rPr>
+            </w:pPr>
+            <w:r>
+              <w:rPr>
+                <w:rFonts w:ascii="Arial" w:hAnsi="Arial" w:cs="Arial"/>
+                <w:sz w:val="24"/>
+                <w:szCs w:val="24"/>
+              </w:rPr>
+              <w:t>Leslie Benítez</w:t>
+            </w:r>
+          </w:p>
+        </w:tc>
+        <w:tc>
+          <w:tcPr>
+            <w:tcW w:w="1150" w:type="dxa"/>
+            <w:vAlign w:val="center"/>
+          </w:tcPr>
+          <w:p>
+            <w:pPr>
+              <w:rPr>
+                <w:rFonts w:ascii="Arial" w:hAnsi="Arial" w:cs="Arial"/>
+                <w:sz w:val="24"/>
+                <w:szCs w:val="24"/>
+              </w:rPr>
+            </w:pPr>
+            <w:r>
+              <w:rPr>
+                <w:rFonts w:ascii="Arial" w:hAnsi="Arial" w:cs="Arial"/>
+                <w:sz w:val="24"/>
+                <w:szCs w:val="24"/>
+              </w:rPr>
+              <w:t>8:10 am</w:t>
+            </w:r>
+          </w:p>
+        </w:tc>
+        <w:tc>
+          <w:tcPr>
+            <w:tcW w:w="1535" w:type="dxa"/>
+            <w:vAlign w:val="center"/>
+          </w:tcPr>
+          <w:p>
+            <w:pPr>
+              <w:rPr>
+                <w:rFonts w:ascii="Arial" w:hAnsi="Arial" w:cs="Arial"/>
+                <w:sz w:val="24"/>
+                <w:szCs w:val="24"/>
+              </w:rPr>
+            </w:pPr>
+            <w:r>
+              <w:rPr>
+                <w:rFonts w:ascii="Arial" w:hAnsi="Arial" w:cs="Arial"/>
+                <w:sz w:val="24"/>
+                <w:szCs w:val="24"/>
+              </w:rPr>
+              <w:t>8:40 am</w:t>
+            </w:r>
+          </w:p>
+        </w:tc>
+        <w:tc>
+          <w:tcPr>
+            <w:tcW w:w="2480" w:type="dxa"/>
+            <w:vAlign w:val="center"/>
+          </w:tcPr>
+          <w:p>
+            <w:pPr>
+              <w:rPr>
+                <w:rFonts w:ascii="Arial" w:hAnsi="Arial" w:cs="Arial"/>
+                <w:sz w:val="24"/>
+                <w:szCs w:val="24"/>
+              </w:rPr>
+            </w:pPr>
+            <w:r>
+              <w:rPr>
+                <w:rFonts w:ascii="Arial" w:hAnsi="Arial" w:cs="Arial"/>
+                <w:sz w:val="24"/>
+                <w:szCs w:val="24"/>
+              </w:rPr>
+              <w:t>Completado</w:t>
+            </w:r>
+          </w:p>
+        </w:tc>
+      </w:tr>
+      <w:tr>
+        <w:trPr>
+          <w:jc w:val="center"/>
+        </w:trPr>
+        <w:tc>
+          <w:tcPr>
+            <w:tcW w:w="2955" w:type="dxa"/>
+            <w:vAlign w:val="center"/>
+          </w:tcPr>
+          <w:p>
+            <w:pPr>
+              <w:rPr>
+                <w:rFonts w:ascii="Arial" w:hAnsi="Arial" w:cs="Arial"/>
+                <w:sz w:val="24"/>
+                <w:szCs w:val="24"/>
+              </w:rPr>
+            </w:pPr>
+            <w:r>
+              <w:rPr>
+                <w:rFonts w:ascii="Arial" w:hAnsi="Arial" w:cs="Arial"/>
+                <w:sz w:val="24"/>
+                <w:szCs w:val="24"/>
+              </w:rPr>
+              <w:t>Agregar cronograma a documentación</w:t>
+            </w:r>
+          </w:p>
+        </w:tc>
+        <w:tc>
+          <w:tcPr>
+            <w:tcW w:w="2004" w:type="dxa"/>
+            <w:vAlign w:val="center"/>
+          </w:tcPr>
+          <w:p>
+            <w:pPr>
+              <w:rPr>
+                <w:rFonts w:ascii="Arial" w:hAnsi="Arial" w:cs="Arial"/>
+                <w:sz w:val="24"/>
+                <w:szCs w:val="24"/>
+              </w:rPr>
+            </w:pPr>
+            <w:r>
+              <w:rPr>
+                <w:rFonts w:ascii="Arial" w:hAnsi="Arial" w:cs="Arial"/>
+                <w:sz w:val="24"/>
+                <w:szCs w:val="24"/>
+              </w:rPr>
+              <w:t>Leonardo Merino</w:t>
+            </w:r>
+          </w:p>
+        </w:tc>
+        <w:tc>
+          <w:tcPr>
+            <w:tcW w:w="1150" w:type="dxa"/>
+            <w:vAlign w:val="center"/>
+          </w:tcPr>
+          <w:p>
+            <w:pPr>
+              <w:rPr>
+                <w:rFonts w:ascii="Arial" w:hAnsi="Arial" w:cs="Arial"/>
+                <w:sz w:val="24"/>
+                <w:szCs w:val="24"/>
+              </w:rPr>
+            </w:pPr>
+            <w:r>
+              <w:rPr>
+                <w:rFonts w:ascii="Arial" w:hAnsi="Arial" w:cs="Arial"/>
+                <w:sz w:val="24"/>
+                <w:szCs w:val="24"/>
+              </w:rPr>
+              <w:t>8</w:t>
+            </w:r>
+            <w:r>
+              <w:rPr>
+                <w:rFonts w:ascii="Arial" w:hAnsi="Arial" w:cs="Arial"/>
+                <w:sz w:val="24"/>
+                <w:szCs w:val="24"/>
+              </w:rPr>
+              <w:t>:</w:t>
+            </w:r>
+            <w:r>
+              <w:rPr>
+                <w:rFonts w:ascii="Arial" w:hAnsi="Arial" w:cs="Arial"/>
+                <w:sz w:val="24"/>
+                <w:szCs w:val="24"/>
+              </w:rPr>
+              <w:t>10 a</w:t>
+            </w:r>
+            <w:r>
+              <w:rPr>
+                <w:rFonts w:ascii="Arial" w:hAnsi="Arial" w:cs="Arial"/>
+                <w:sz w:val="24"/>
+                <w:szCs w:val="24"/>
+              </w:rPr>
+              <w:t>m</w:t>
+            </w:r>
+          </w:p>
+        </w:tc>
+        <w:tc>
+          <w:tcPr>
+            <w:tcW w:w="1535" w:type="dxa"/>
+            <w:vAlign w:val="center"/>
+          </w:tcPr>
+          <w:p>
+            <w:pPr>
+              <w:rPr>
+                <w:rFonts w:ascii="Arial" w:hAnsi="Arial" w:cs="Arial"/>
+                <w:sz w:val="24"/>
+                <w:szCs w:val="24"/>
+              </w:rPr>
+            </w:pPr>
+            <w:r>
+              <w:rPr>
+                <w:rFonts w:ascii="Arial" w:hAnsi="Arial" w:cs="Arial"/>
+                <w:sz w:val="24"/>
+                <w:szCs w:val="24"/>
+              </w:rPr>
+              <w:t>9</w:t>
+            </w:r>
+            <w:r>
+              <w:rPr>
+                <w:rFonts w:ascii="Arial" w:hAnsi="Arial" w:cs="Arial"/>
+                <w:sz w:val="24"/>
+                <w:szCs w:val="24"/>
+              </w:rPr>
+              <w:t>:00</w:t>
+            </w:r>
+            <w:r>
+              <w:rPr>
+                <w:rFonts w:ascii="Arial" w:hAnsi="Arial" w:cs="Arial"/>
+                <w:sz w:val="24"/>
+                <w:szCs w:val="24"/>
+              </w:rPr>
+              <w:t xml:space="preserve"> a</w:t>
+            </w:r>
+            <w:r>
+              <w:rPr>
+                <w:rFonts w:ascii="Arial" w:hAnsi="Arial" w:cs="Arial"/>
+                <w:sz w:val="24"/>
+                <w:szCs w:val="24"/>
+              </w:rPr>
+              <w:t>m</w:t>
+            </w:r>
+          </w:p>
+        </w:tc>
+        <w:tc>
+          <w:tcPr>
+            <w:tcW w:w="2480" w:type="dxa"/>
+            <w:vAlign w:val="center"/>
+          </w:tcPr>
+          <w:p>
+            <w:pPr>
+              <w:rPr>
+                <w:rFonts w:ascii="Arial" w:hAnsi="Arial" w:cs="Arial"/>
+                <w:sz w:val="24"/>
+                <w:szCs w:val="24"/>
+              </w:rPr>
+            </w:pPr>
+            <w:r>
+              <w:rPr>
+                <w:rFonts w:ascii="Arial" w:hAnsi="Arial" w:cs="Arial"/>
+                <w:sz w:val="24"/>
+                <w:szCs w:val="24"/>
+              </w:rPr>
+              <w:t>Completado</w:t>
+            </w:r>
+          </w:p>
+        </w:tc>
+      </w:tr>
+      <w:tr>
+        <w:trPr>
+          <w:jc w:val="center"/>
+        </w:trPr>
+        <w:tc>
+          <w:tcPr>
+            <w:tcW w:w="2955" w:type="dxa"/>
+            <w:vAlign w:val="center"/>
+          </w:tcPr>
+          <w:p>
+            <w:pPr>
+              <w:rPr>
+                <w:rFonts w:ascii="Arial" w:hAnsi="Arial" w:cs="Arial"/>
+                <w:sz w:val="24"/>
+                <w:szCs w:val="24"/>
+              </w:rPr>
+            </w:pPr>
+            <w:r>
+              <w:rPr>
+                <w:rFonts w:ascii="Arial" w:hAnsi="Arial" w:cs="Arial"/>
+                <w:sz w:val="24"/>
+                <w:szCs w:val="24"/>
+              </w:rPr>
+              <w:t xml:space="preserve">Agregar roles de equipo a documentación </w:t>
+            </w:r>
+          </w:p>
+        </w:tc>
+        <w:tc>
+          <w:tcPr>
+            <w:tcW w:w="2004" w:type="dxa"/>
+            <w:vAlign w:val="center"/>
+          </w:tcPr>
+          <w:p>
+            <w:pPr>
+              <w:rPr>
+                <w:rFonts w:ascii="Arial" w:hAnsi="Arial" w:cs="Arial"/>
+                <w:sz w:val="24"/>
+                <w:szCs w:val="24"/>
+              </w:rPr>
+            </w:pPr>
+            <w:r>
+              <w:rPr>
+                <w:rFonts w:ascii="Arial" w:hAnsi="Arial" w:cs="Arial"/>
+                <w:sz w:val="24"/>
+                <w:szCs w:val="24"/>
+              </w:rPr>
+              <w:t>Fernanda Álvarez</w:t>
+            </w:r>
+          </w:p>
+        </w:tc>
+        <w:tc>
+          <w:tcPr>
+            <w:tcW w:w="1150" w:type="dxa"/>
+            <w:vAlign w:val="center"/>
+          </w:tcPr>
+          <w:p>
+            <w:pPr>
+              <w:rPr>
+                <w:rFonts w:ascii="Arial" w:hAnsi="Arial" w:cs="Arial"/>
+                <w:sz w:val="24"/>
+                <w:szCs w:val="24"/>
+              </w:rPr>
+            </w:pPr>
+            <w:r>
+              <w:rPr>
+                <w:rFonts w:ascii="Arial" w:hAnsi="Arial" w:cs="Arial"/>
+                <w:sz w:val="24"/>
+                <w:szCs w:val="24"/>
+              </w:rPr>
+              <w:t>8:25 am</w:t>
+            </w:r>
+          </w:p>
+        </w:tc>
+        <w:tc>
+          <w:tcPr>
+            <w:tcW w:w="1535" w:type="dxa"/>
+            <w:vAlign w:val="center"/>
+          </w:tcPr>
+          <w:p>
+            <w:pPr>
+              <w:rPr>
+                <w:rFonts w:ascii="Arial" w:hAnsi="Arial" w:cs="Arial"/>
+                <w:sz w:val="24"/>
+                <w:szCs w:val="24"/>
+              </w:rPr>
+            </w:pPr>
+            <w:r>
+              <w:rPr>
+                <w:rFonts w:ascii="Arial" w:hAnsi="Arial" w:cs="Arial"/>
+                <w:sz w:val="24"/>
+                <w:szCs w:val="24"/>
+              </w:rPr>
+              <w:t>9:00</w:t>
+            </w:r>
+          </w:p>
+        </w:tc>
+        <w:tc>
+          <w:tcPr>
+            <w:tcW w:w="2480" w:type="dxa"/>
+            <w:vAlign w:val="center"/>
+          </w:tcPr>
+          <w:p>
+            <w:pPr>
+              <w:rPr>
+                <w:rFonts w:ascii="Arial" w:hAnsi="Arial" w:cs="Arial"/>
+                <w:sz w:val="24"/>
+                <w:szCs w:val="24"/>
+              </w:rPr>
+            </w:pPr>
+            <w:r>
+              <w:rPr>
+                <w:rFonts w:ascii="Arial" w:hAnsi="Arial" w:cs="Arial"/>
+                <w:sz w:val="24"/>
+                <w:szCs w:val="24"/>
+              </w:rPr>
+              <w:t>Completado</w:t>
+            </w:r>
+          </w:p>
+        </w:tc>
+      </w:tr>
+    </w:tbl>
+    <w:p/>
+    <w:p>
+      <w:pPr>
+        <w:pStyle w:val="titulo1"/>
+        <w:outlineLvl w:val="2"/>
+      </w:pPr>
+      <w:r>
+        <w:rPr>
+          <w:sz w:val="32"/>
+          <w:szCs w:val="32"/>
+        </w:rPr>
+        <w:lastRenderedPageBreak/>
+        <w:t>Gestión de Riesgos e Incidencias</w:t>
+      </w:r>
+    </w:p>
+    <w:tbl>
+      <w:tblPr>
+        <w:tblStyle w:val="Tablaconcuadrcula"/>
+        <w:tblW w:w="0" w:type="auto"/>
+        <w:jc w:val="center"/>
+        <w:tblBorders>
+          <w:top w:val="single" w:sz="4" w:space="0" w:color="7F7F7F" w:themeColor="text1" w:themeTint="80"/>
+          <w:left w:val="single" w:sz="4" w:space="0" w:color="7F7F7F" w:themeColor="text1" w:themeTint="80"/>
+          <w:bottom w:val="single" w:sz="4" w:space="0" w:color="7F7F7F" w:themeColor="text1" w:themeTint="80"/>
+          <w:right w:val="single" w:sz="4" w:space="0" w:color="7F7F7F" w:themeColor="text1" w:themeTint="80"/>
+          <w:insideH w:val="single" w:sz="4" w:space="0" w:color="7F7F7F" w:themeColor="text1" w:themeTint="80"/>
+          <w:insideV w:val="single" w:sz="4" w:space="0" w:color="7F7F7F" w:themeColor="text1" w:themeTint="80"/>
+        </w:tblBorders>
+        <w:tblLook w:val="04A0" w:firstRow="1" w:lastRow="0" w:firstColumn="1" w:lastColumn="0" w:noHBand="0" w:noVBand="1"/>
+      </w:tblPr>
+      <w:tblGrid>
+        <w:gridCol w:w="2834"/>
+        <w:gridCol w:w="2924"/>
+        <w:gridCol w:w="3592"/>
+      </w:tblGrid>
+      <w:tr>
+        <w:trPr>
+          <w:trHeight w:val="300"/>
+          <w:jc w:val="center"/>
+        </w:trPr>
+        <w:tc>
+          <w:tcPr>
+            <w:tcW w:w="2942" w:type="dxa"/>
+            <w:shd w:val="clear" w:color="auto" w:fill="262626" w:themeFill="text1" w:themeFillTint="D9"/>
+            <w:vAlign w:val="center"/>
+          </w:tcPr>
+          <w:p>
+            <w:pPr>
+              <w:jc w:val="center"/>
+              <w:rPr>
+                <w:rFonts w:ascii="Arial" w:hAnsi="Arial" w:cs="Arial"/>
+                <w:b/>
+                <w:bCs/>
+                <w:sz w:val="24"/>
+                <w:szCs w:val="24"/>
+              </w:rPr>
+            </w:pPr>
+            <w:r>
+              <w:rPr>
+                <w:rFonts w:ascii="Arial" w:hAnsi="Arial" w:cs="Arial"/>
+                <w:b/>
+                <w:bCs/>
+                <w:sz w:val="24"/>
+                <w:szCs w:val="24"/>
+              </w:rPr>
+              <w:t>Riesgo / Problema detectado</w:t>
+            </w:r>
+          </w:p>
+        </w:tc>
+        <w:tc>
+          <w:tcPr>
+            <w:tcW w:w="2943" w:type="dxa"/>
+            <w:shd w:val="clear" w:color="auto" w:fill="262626" w:themeFill="text1" w:themeFillTint="D9"/>
+            <w:vAlign w:val="center"/>
+          </w:tcPr>
+          <w:p>
+            <w:pPr>
+              <w:jc w:val="center"/>
+              <w:rPr>
+                <w:rFonts w:ascii="Arial" w:hAnsi="Arial" w:cs="Arial"/>
+                <w:b/>
+                <w:bCs/>
+                <w:sz w:val="24"/>
+                <w:szCs w:val="24"/>
+              </w:rPr>
+            </w:pPr>
+            <w:r>
+              <w:rPr>
+                <w:rFonts w:ascii="Arial" w:hAnsi="Arial" w:cs="Arial"/>
+                <w:b/>
+                <w:bCs/>
+                <w:sz w:val="24"/>
+                <w:szCs w:val="24"/>
+              </w:rPr>
+              <w:t>Impacto en alcance/tiempo/costo</w:t>
+            </w:r>
+          </w:p>
+        </w:tc>
+        <w:tc>
+          <w:tcPr>
+            <w:tcW w:w="3749" w:type="dxa"/>
+            <w:shd w:val="clear" w:color="auto" w:fill="262626" w:themeFill="text1" w:themeFillTint="D9"/>
+            <w:vAlign w:val="center"/>
+          </w:tcPr>
+          <w:p>
+            <w:pPr>
+              <w:jc w:val="center"/>
+              <w:rPr>
+                <w:rFonts w:ascii="Arial" w:hAnsi="Arial" w:cs="Arial"/>
+                <w:b/>
+                <w:bCs/>
+                <w:sz w:val="24"/>
+                <w:szCs w:val="24"/>
+              </w:rPr>
+            </w:pPr>
+            <w:r>
+              <w:rPr>
+                <w:rFonts w:ascii="Arial" w:hAnsi="Arial" w:cs="Arial"/>
+                <w:b/>
+                <w:bCs/>
+                <w:sz w:val="24"/>
+                <w:szCs w:val="24"/>
+              </w:rPr>
+              <w:t>Acción correctiva o preventiva</w:t>
+            </w:r>
+          </w:p>
+        </w:tc>
+      </w:tr>
+      <w:tr>
+        <w:trPr>
+          <w:trHeight w:val="300"/>
+          <w:jc w:val="center"/>
+        </w:trPr>
+        <w:tc>
+          <w:tcPr>
+            <w:tcW w:w="2942" w:type="dxa"/>
+            <w:vAlign w:val="center"/>
+          </w:tcPr>
+          <w:p>
+            <w:pPr>
+              <w:rPr>
+                <w:rFonts w:ascii="Arial" w:hAnsi="Arial" w:cs="Arial"/>
+                <w:sz w:val="24"/>
+                <w:szCs w:val="24"/>
+              </w:rPr>
+            </w:pPr>
+            <w:r>
+              <w:rPr>
+                <w:rFonts w:ascii="Arial" w:hAnsi="Arial" w:cs="Arial"/>
+                <w:sz w:val="24"/>
+                <w:szCs w:val="24"/>
+              </w:rPr>
+              <w:t>--</w:t>
+            </w:r>
+          </w:p>
+        </w:tc>
+        <w:tc>
+          <w:tcPr>
+            <w:tcW w:w="2943" w:type="dxa"/>
+            <w:vAlign w:val="center"/>
+          </w:tcPr>
+          <w:p>
+            <w:pPr>
+              <w:jc w:val="center"/>
+              <w:rPr>
+                <w:rFonts w:ascii="Arial" w:hAnsi="Arial" w:cs="Arial"/>
+                <w:sz w:val="24"/>
+                <w:szCs w:val="24"/>
+              </w:rPr>
+            </w:pPr>
+            <w:r>
+              <w:rPr>
+                <w:rFonts w:ascii="Arial" w:hAnsi="Arial" w:cs="Arial"/>
+                <w:sz w:val="24"/>
+                <w:szCs w:val="24"/>
+              </w:rPr>
+              <w:t>--</w:t>
+            </w:r>
+          </w:p>
+        </w:tc>
+        <w:tc>
+          <w:tcPr>
+            <w:tcW w:w="3749" w:type="dxa"/>
+            <w:vAlign w:val="center"/>
+          </w:tcPr>
+          <w:p>
+            <w:r>
+              <w:rPr>
+                <w:rFonts w:ascii="Arial" w:hAnsi="Arial" w:cs="Arial"/>
+                <w:sz w:val="24"/>
+                <w:szCs w:val="24"/>
+              </w:rPr>
+              <w:t>--</w:t>
+            </w:r>
+          </w:p>
+        </w:tc>
+      </w:tr>
+    </w:tbl>
+    <w:p/>
+    <w:p>
+      <w:r>
+        <w:br w:type="page"/>
+      </w:r>
+    </w:p>
+    <w:p/>
     <w:p>
       <w:pPr>
         <w:pStyle w:val="Ttulo0"/>
@@ -35770,7 +40140,6 @@
       </w:pPr>
       <w:bookmarkStart w:id="59" w:name="_Toc230158473"/>
       <w:r>
-        <w:lastRenderedPageBreak/>
         <w:t>Referencias</w:t>
       </w:r>
       <w:bookmarkEnd w:id="59"/>
@@ -39033,7 +43402,7 @@
   <w:style w:type="paragraph" w:default="1" w:styleId="Normal">
     <w:name w:val="Normal"/>
     <w:qFormat/>
-    <w:rsid w:val="00AD256B"/>
+    <w:rsid w:val="004705B6"/>
   </w:style>
   <w:style w:type="paragraph" w:styleId="Ttulo1">
     <w:name w:val="heading 1"/>

--- a/BITACORA.docx
+++ b/BITACORA.docx
@@ -5454,18 +5454,8 @@
                 <w:sz w:val="24"/>
                 <w:szCs w:val="24"/>
               </w:rPr>
-              <w:t xml:space="preserve">1 </w:t>
-            </w:r>
-            <w:proofErr w:type="spellStart"/>
-            <w:r>
-              <w:rPr>
-                <w:rFonts w:ascii="Arial" w:hAnsi="Arial" w:cs="Arial"/>
-                <w:sz w:val="24"/>
-                <w:szCs w:val="24"/>
-              </w:rPr>
-              <w:t>hr</w:t>
-            </w:r>
-            <w:proofErr w:type="spellEnd"/>
+              <w:t>1 hr</w:t>
+            </w:r>
           </w:p>
         </w:tc>
       </w:tr>
@@ -5935,18 +5925,8 @@
                 <w:sz w:val="24"/>
                 <w:szCs w:val="24"/>
               </w:rPr>
-              <w:t xml:space="preserve"> </w:t>
-            </w:r>
-            <w:proofErr w:type="spellStart"/>
-            <w:r>
-              <w:rPr>
-                <w:rFonts w:ascii="Arial" w:hAnsi="Arial" w:cs="Arial"/>
-                <w:sz w:val="24"/>
-                <w:szCs w:val="24"/>
-              </w:rPr>
-              <w:t>frontend</w:t>
-            </w:r>
-            <w:proofErr w:type="spellEnd"/>
+              <w:t xml:space="preserve"> frontend</w:t>
+            </w:r>
           </w:p>
         </w:tc>
         <w:tc>
@@ -6105,18 +6085,8 @@
                 <w:sz w:val="24"/>
                 <w:szCs w:val="24"/>
               </w:rPr>
-              <w:t xml:space="preserve">Desarrollador </w:t>
-            </w:r>
-            <w:proofErr w:type="spellStart"/>
-            <w:r>
-              <w:rPr>
-                <w:rFonts w:ascii="Arial" w:hAnsi="Arial" w:cs="Arial"/>
-                <w:sz w:val="24"/>
-                <w:szCs w:val="24"/>
-              </w:rPr>
-              <w:t>backend</w:t>
-            </w:r>
-            <w:proofErr w:type="spellEnd"/>
+              <w:t>Desarrollador backend</w:t>
+            </w:r>
           </w:p>
         </w:tc>
         <w:tc>
@@ -6418,40 +6388,16 @@
                 <w:szCs w:val="24"/>
               </w:rPr>
             </w:pPr>
-            <w:proofErr w:type="spellStart"/>
-            <w:r>
-              <w:rPr>
-                <w:rFonts w:ascii="Arial" w:hAnsi="Arial" w:cs="Arial"/>
-                <w:b/>
-                <w:bCs/>
-                <w:sz w:val="24"/>
-                <w:szCs w:val="24"/>
-              </w:rPr>
-              <w:t>Hr</w:t>
-            </w:r>
-            <w:proofErr w:type="spellEnd"/>
-            <w:r>
-              <w:rPr>
-                <w:rFonts w:ascii="Arial" w:hAnsi="Arial" w:cs="Arial"/>
-                <w:b/>
-                <w:bCs/>
-                <w:sz w:val="24"/>
-                <w:szCs w:val="24"/>
-              </w:rPr>
-              <w:t xml:space="preserve">. </w:t>
-            </w:r>
-            <w:proofErr w:type="spellStart"/>
-            <w:r>
-              <w:rPr>
-                <w:rFonts w:ascii="Arial" w:hAnsi="Arial" w:cs="Arial"/>
-                <w:b/>
-                <w:bCs/>
-                <w:sz w:val="24"/>
-                <w:szCs w:val="24"/>
-              </w:rPr>
-              <w:t>Ini</w:t>
-            </w:r>
-            <w:proofErr w:type="spellEnd"/>
+            <w:r>
+              <w:rPr>
+                <w:rFonts w:ascii="Arial" w:hAnsi="Arial" w:cs="Arial"/>
+                <w:b/>
+                <w:bCs/>
+                <w:sz w:val="24"/>
+                <w:szCs w:val="24"/>
+              </w:rPr>
+              <w:t>Hr. Ini</w:t>
+            </w:r>
           </w:p>
         </w:tc>
         <w:tc>
@@ -6471,27 +6417,15 @@
                 <w:szCs w:val="24"/>
               </w:rPr>
             </w:pPr>
-            <w:proofErr w:type="spellStart"/>
-            <w:r>
-              <w:rPr>
-                <w:rFonts w:ascii="Arial" w:hAnsi="Arial" w:cs="Arial"/>
-                <w:b/>
-                <w:bCs/>
-                <w:sz w:val="24"/>
-                <w:szCs w:val="24"/>
-              </w:rPr>
-              <w:t>Hr</w:t>
-            </w:r>
-            <w:proofErr w:type="spellEnd"/>
-            <w:r>
-              <w:rPr>
-                <w:rFonts w:ascii="Arial" w:hAnsi="Arial" w:cs="Arial"/>
-                <w:b/>
-                <w:bCs/>
-                <w:sz w:val="24"/>
-                <w:szCs w:val="24"/>
-              </w:rPr>
-              <w:t>. fin</w:t>
+            <w:r>
+              <w:rPr>
+                <w:rFonts w:ascii="Arial" w:hAnsi="Arial" w:cs="Arial"/>
+                <w:b/>
+                <w:bCs/>
+                <w:sz w:val="24"/>
+                <w:szCs w:val="24"/>
+              </w:rPr>
+              <w:t>Hr. fin</w:t>
             </w:r>
           </w:p>
         </w:tc>
@@ -7773,18 +7707,8 @@
                 <w:sz w:val="24"/>
                 <w:szCs w:val="24"/>
               </w:rPr>
-              <w:t xml:space="preserve">1 </w:t>
-            </w:r>
-            <w:proofErr w:type="spellStart"/>
-            <w:r>
-              <w:rPr>
-                <w:rFonts w:ascii="Arial" w:hAnsi="Arial" w:cs="Arial"/>
-                <w:sz w:val="24"/>
-                <w:szCs w:val="24"/>
-              </w:rPr>
-              <w:t>hr</w:t>
-            </w:r>
-            <w:proofErr w:type="spellEnd"/>
+              <w:t>1 hr</w:t>
+            </w:r>
           </w:p>
         </w:tc>
       </w:tr>
@@ -8230,18 +8154,8 @@
                 <w:sz w:val="24"/>
                 <w:szCs w:val="24"/>
               </w:rPr>
-              <w:t xml:space="preserve">Desarrolladora </w:t>
-            </w:r>
-            <w:proofErr w:type="spellStart"/>
-            <w:r>
-              <w:rPr>
-                <w:rFonts w:ascii="Arial" w:hAnsi="Arial" w:cs="Arial"/>
-                <w:sz w:val="24"/>
-                <w:szCs w:val="24"/>
-              </w:rPr>
-              <w:t>frontend</w:t>
-            </w:r>
-            <w:proofErr w:type="spellEnd"/>
+              <w:t>Desarrolladora frontend</w:t>
+            </w:r>
           </w:p>
         </w:tc>
         <w:tc>
@@ -8392,18 +8306,8 @@
                 <w:sz w:val="24"/>
                 <w:szCs w:val="24"/>
               </w:rPr>
-              <w:t xml:space="preserve">Desarrollador </w:t>
-            </w:r>
-            <w:proofErr w:type="spellStart"/>
-            <w:r>
-              <w:rPr>
-                <w:rFonts w:ascii="Arial" w:hAnsi="Arial" w:cs="Arial"/>
-                <w:sz w:val="24"/>
-                <w:szCs w:val="24"/>
-              </w:rPr>
-              <w:t>backend</w:t>
-            </w:r>
-            <w:proofErr w:type="spellEnd"/>
+              <w:t>Desarrollador backend</w:t>
+            </w:r>
           </w:p>
         </w:tc>
         <w:tc>
@@ -8723,40 +8627,16 @@
                 <w:szCs w:val="24"/>
               </w:rPr>
             </w:pPr>
-            <w:proofErr w:type="spellStart"/>
-            <w:r>
-              <w:rPr>
-                <w:rFonts w:ascii="Arial" w:hAnsi="Arial" w:cs="Arial"/>
-                <w:b/>
-                <w:bCs/>
-                <w:sz w:val="24"/>
-                <w:szCs w:val="24"/>
-              </w:rPr>
-              <w:t>Hr</w:t>
-            </w:r>
-            <w:proofErr w:type="spellEnd"/>
-            <w:r>
-              <w:rPr>
-                <w:rFonts w:ascii="Arial" w:hAnsi="Arial" w:cs="Arial"/>
-                <w:b/>
-                <w:bCs/>
-                <w:sz w:val="24"/>
-                <w:szCs w:val="24"/>
-              </w:rPr>
-              <w:t xml:space="preserve">. </w:t>
-            </w:r>
-            <w:proofErr w:type="spellStart"/>
-            <w:r>
-              <w:rPr>
-                <w:rFonts w:ascii="Arial" w:hAnsi="Arial" w:cs="Arial"/>
-                <w:b/>
-                <w:bCs/>
-                <w:sz w:val="24"/>
-                <w:szCs w:val="24"/>
-              </w:rPr>
-              <w:t>Ini</w:t>
-            </w:r>
-            <w:proofErr w:type="spellEnd"/>
+            <w:r>
+              <w:rPr>
+                <w:rFonts w:ascii="Arial" w:hAnsi="Arial" w:cs="Arial"/>
+                <w:b/>
+                <w:bCs/>
+                <w:sz w:val="24"/>
+                <w:szCs w:val="24"/>
+              </w:rPr>
+              <w:t>Hr. Ini</w:t>
+            </w:r>
           </w:p>
         </w:tc>
         <w:tc>
@@ -8776,27 +8656,15 @@
                 <w:szCs w:val="24"/>
               </w:rPr>
             </w:pPr>
-            <w:proofErr w:type="spellStart"/>
-            <w:r>
-              <w:rPr>
-                <w:rFonts w:ascii="Arial" w:hAnsi="Arial" w:cs="Arial"/>
-                <w:b/>
-                <w:bCs/>
-                <w:sz w:val="24"/>
-                <w:szCs w:val="24"/>
-              </w:rPr>
-              <w:t>Hr</w:t>
-            </w:r>
-            <w:proofErr w:type="spellEnd"/>
-            <w:r>
-              <w:rPr>
-                <w:rFonts w:ascii="Arial" w:hAnsi="Arial" w:cs="Arial"/>
-                <w:b/>
-                <w:bCs/>
-                <w:sz w:val="24"/>
-                <w:szCs w:val="24"/>
-              </w:rPr>
-              <w:t>. fin</w:t>
+            <w:r>
+              <w:rPr>
+                <w:rFonts w:ascii="Arial" w:hAnsi="Arial" w:cs="Arial"/>
+                <w:b/>
+                <w:bCs/>
+                <w:sz w:val="24"/>
+                <w:szCs w:val="24"/>
+              </w:rPr>
+              <w:t>Hr. fin</w:t>
             </w:r>
           </w:p>
         </w:tc>
@@ -9962,18 +9830,8 @@
                 <w:sz w:val="24"/>
                 <w:szCs w:val="24"/>
               </w:rPr>
-              <w:t xml:space="preserve">1 </w:t>
-            </w:r>
-            <w:proofErr w:type="spellStart"/>
-            <w:r>
-              <w:rPr>
-                <w:rFonts w:ascii="Arial" w:hAnsi="Arial" w:cs="Arial"/>
-                <w:sz w:val="24"/>
-                <w:szCs w:val="24"/>
-              </w:rPr>
-              <w:t>hr</w:t>
-            </w:r>
-            <w:proofErr w:type="spellEnd"/>
+              <w:t>1 hr</w:t>
+            </w:r>
           </w:p>
         </w:tc>
       </w:tr>
@@ -10393,18 +10251,8 @@
                 <w:sz w:val="24"/>
                 <w:szCs w:val="24"/>
               </w:rPr>
-              <w:t xml:space="preserve">Desarrolladora </w:t>
-            </w:r>
-            <w:proofErr w:type="spellStart"/>
-            <w:r>
-              <w:rPr>
-                <w:rFonts w:ascii="Arial" w:hAnsi="Arial" w:cs="Arial"/>
-                <w:sz w:val="24"/>
-                <w:szCs w:val="24"/>
-              </w:rPr>
-              <w:t>frontend</w:t>
-            </w:r>
-            <w:proofErr w:type="spellEnd"/>
+              <w:t>Desarrolladora frontend</w:t>
+            </w:r>
           </w:p>
         </w:tc>
         <w:tc>
@@ -10523,18 +10371,8 @@
                 <w:sz w:val="24"/>
                 <w:szCs w:val="24"/>
               </w:rPr>
-              <w:t xml:space="preserve">Desarrollador </w:t>
-            </w:r>
-            <w:proofErr w:type="spellStart"/>
-            <w:r>
-              <w:rPr>
-                <w:rFonts w:ascii="Arial" w:hAnsi="Arial" w:cs="Arial"/>
-                <w:sz w:val="24"/>
-                <w:szCs w:val="24"/>
-              </w:rPr>
-              <w:t>backend</w:t>
-            </w:r>
-            <w:proofErr w:type="spellEnd"/>
+              <w:t>Desarrollador backend</w:t>
+            </w:r>
           </w:p>
         </w:tc>
         <w:tc>
@@ -10741,40 +10579,16 @@
                 <w:szCs w:val="24"/>
               </w:rPr>
             </w:pPr>
-            <w:proofErr w:type="spellStart"/>
-            <w:r>
-              <w:rPr>
-                <w:rFonts w:ascii="Arial" w:hAnsi="Arial" w:cs="Arial"/>
-                <w:b/>
-                <w:bCs/>
-                <w:sz w:val="24"/>
-                <w:szCs w:val="24"/>
-              </w:rPr>
-              <w:t>Hr</w:t>
-            </w:r>
-            <w:proofErr w:type="spellEnd"/>
-            <w:r>
-              <w:rPr>
-                <w:rFonts w:ascii="Arial" w:hAnsi="Arial" w:cs="Arial"/>
-                <w:b/>
-                <w:bCs/>
-                <w:sz w:val="24"/>
-                <w:szCs w:val="24"/>
-              </w:rPr>
-              <w:t xml:space="preserve">. </w:t>
-            </w:r>
-            <w:proofErr w:type="spellStart"/>
-            <w:r>
-              <w:rPr>
-                <w:rFonts w:ascii="Arial" w:hAnsi="Arial" w:cs="Arial"/>
-                <w:b/>
-                <w:bCs/>
-                <w:sz w:val="24"/>
-                <w:szCs w:val="24"/>
-              </w:rPr>
-              <w:t>Ini</w:t>
-            </w:r>
-            <w:proofErr w:type="spellEnd"/>
+            <w:r>
+              <w:rPr>
+                <w:rFonts w:ascii="Arial" w:hAnsi="Arial" w:cs="Arial"/>
+                <w:b/>
+                <w:bCs/>
+                <w:sz w:val="24"/>
+                <w:szCs w:val="24"/>
+              </w:rPr>
+              <w:t>Hr. Ini</w:t>
+            </w:r>
           </w:p>
         </w:tc>
         <w:tc>
@@ -10794,27 +10608,15 @@
                 <w:szCs w:val="24"/>
               </w:rPr>
             </w:pPr>
-            <w:proofErr w:type="spellStart"/>
-            <w:r>
-              <w:rPr>
-                <w:rFonts w:ascii="Arial" w:hAnsi="Arial" w:cs="Arial"/>
-                <w:b/>
-                <w:bCs/>
-                <w:sz w:val="24"/>
-                <w:szCs w:val="24"/>
-              </w:rPr>
-              <w:t>Hr</w:t>
-            </w:r>
-            <w:proofErr w:type="spellEnd"/>
-            <w:r>
-              <w:rPr>
-                <w:rFonts w:ascii="Arial" w:hAnsi="Arial" w:cs="Arial"/>
-                <w:b/>
-                <w:bCs/>
-                <w:sz w:val="24"/>
-                <w:szCs w:val="24"/>
-              </w:rPr>
-              <w:t>. fin</w:t>
+            <w:r>
+              <w:rPr>
+                <w:rFonts w:ascii="Arial" w:hAnsi="Arial" w:cs="Arial"/>
+                <w:b/>
+                <w:bCs/>
+                <w:sz w:val="24"/>
+                <w:szCs w:val="24"/>
+              </w:rPr>
+              <w:t>Hr. fin</w:t>
             </w:r>
           </w:p>
         </w:tc>
@@ -11374,18 +11176,8 @@
                 <w:sz w:val="24"/>
                 <w:szCs w:val="24"/>
               </w:rPr>
-              <w:t xml:space="preserve">1 </w:t>
-            </w:r>
-            <w:proofErr w:type="spellStart"/>
-            <w:r>
-              <w:rPr>
-                <w:rFonts w:ascii="Arial" w:hAnsi="Arial" w:cs="Arial"/>
-                <w:sz w:val="24"/>
-                <w:szCs w:val="24"/>
-              </w:rPr>
-              <w:t>hr</w:t>
-            </w:r>
-            <w:proofErr w:type="spellEnd"/>
+              <w:t>1 hr</w:t>
+            </w:r>
           </w:p>
         </w:tc>
       </w:tr>
@@ -11861,18 +11653,8 @@
                 <w:sz w:val="24"/>
                 <w:szCs w:val="24"/>
               </w:rPr>
-              <w:t xml:space="preserve">Desarrolladora </w:t>
-            </w:r>
-            <w:proofErr w:type="spellStart"/>
-            <w:r>
-              <w:rPr>
-                <w:rFonts w:ascii="Arial" w:hAnsi="Arial" w:cs="Arial"/>
-                <w:sz w:val="24"/>
-                <w:szCs w:val="24"/>
-              </w:rPr>
-              <w:t>frontend</w:t>
-            </w:r>
-            <w:proofErr w:type="spellEnd"/>
+              <w:t>Desarrolladora frontend</w:t>
+            </w:r>
           </w:p>
         </w:tc>
         <w:tc>
@@ -12023,18 +11805,8 @@
                 <w:sz w:val="24"/>
                 <w:szCs w:val="24"/>
               </w:rPr>
-              <w:t xml:space="preserve">Desarrollador </w:t>
-            </w:r>
-            <w:proofErr w:type="spellStart"/>
-            <w:r>
-              <w:rPr>
-                <w:rFonts w:ascii="Arial" w:hAnsi="Arial" w:cs="Arial"/>
-                <w:sz w:val="24"/>
-                <w:szCs w:val="24"/>
-              </w:rPr>
-              <w:t>backend</w:t>
-            </w:r>
-            <w:proofErr w:type="spellEnd"/>
+              <w:t>Desarrollador backend</w:t>
+            </w:r>
           </w:p>
         </w:tc>
         <w:tc>
@@ -12328,40 +12100,16 @@
                 <w:szCs w:val="24"/>
               </w:rPr>
             </w:pPr>
-            <w:proofErr w:type="spellStart"/>
-            <w:r>
-              <w:rPr>
-                <w:rFonts w:ascii="Arial" w:hAnsi="Arial" w:cs="Arial"/>
-                <w:b/>
-                <w:bCs/>
-                <w:sz w:val="24"/>
-                <w:szCs w:val="24"/>
-              </w:rPr>
-              <w:t>Hr</w:t>
-            </w:r>
-            <w:proofErr w:type="spellEnd"/>
-            <w:r>
-              <w:rPr>
-                <w:rFonts w:ascii="Arial" w:hAnsi="Arial" w:cs="Arial"/>
-                <w:b/>
-                <w:bCs/>
-                <w:sz w:val="24"/>
-                <w:szCs w:val="24"/>
-              </w:rPr>
-              <w:t xml:space="preserve">. </w:t>
-            </w:r>
-            <w:proofErr w:type="spellStart"/>
-            <w:r>
-              <w:rPr>
-                <w:rFonts w:ascii="Arial" w:hAnsi="Arial" w:cs="Arial"/>
-                <w:b/>
-                <w:bCs/>
-                <w:sz w:val="24"/>
-                <w:szCs w:val="24"/>
-              </w:rPr>
-              <w:t>Ini</w:t>
-            </w:r>
-            <w:proofErr w:type="spellEnd"/>
+            <w:r>
+              <w:rPr>
+                <w:rFonts w:ascii="Arial" w:hAnsi="Arial" w:cs="Arial"/>
+                <w:b/>
+                <w:bCs/>
+                <w:sz w:val="24"/>
+                <w:szCs w:val="24"/>
+              </w:rPr>
+              <w:t>Hr. Ini</w:t>
+            </w:r>
           </w:p>
         </w:tc>
         <w:tc>
@@ -12381,27 +12129,15 @@
                 <w:szCs w:val="24"/>
               </w:rPr>
             </w:pPr>
-            <w:proofErr w:type="spellStart"/>
-            <w:r>
-              <w:rPr>
-                <w:rFonts w:ascii="Arial" w:hAnsi="Arial" w:cs="Arial"/>
-                <w:b/>
-                <w:bCs/>
-                <w:sz w:val="24"/>
-                <w:szCs w:val="24"/>
-              </w:rPr>
-              <w:t>Hr</w:t>
-            </w:r>
-            <w:proofErr w:type="spellEnd"/>
-            <w:r>
-              <w:rPr>
-                <w:rFonts w:ascii="Arial" w:hAnsi="Arial" w:cs="Arial"/>
-                <w:b/>
-                <w:bCs/>
-                <w:sz w:val="24"/>
-                <w:szCs w:val="24"/>
-              </w:rPr>
-              <w:t>. fin</w:t>
+            <w:r>
+              <w:rPr>
+                <w:rFonts w:ascii="Arial" w:hAnsi="Arial" w:cs="Arial"/>
+                <w:b/>
+                <w:bCs/>
+                <w:sz w:val="24"/>
+                <w:szCs w:val="24"/>
+              </w:rPr>
+              <w:t>Hr. fin</w:t>
             </w:r>
           </w:p>
         </w:tc>
@@ -13741,18 +13477,8 @@
                 <w:sz w:val="24"/>
                 <w:szCs w:val="24"/>
               </w:rPr>
-              <w:t xml:space="preserve">1 </w:t>
-            </w:r>
-            <w:proofErr w:type="spellStart"/>
-            <w:r>
-              <w:rPr>
-                <w:rFonts w:ascii="Arial" w:hAnsi="Arial" w:cs="Arial"/>
-                <w:sz w:val="24"/>
-                <w:szCs w:val="24"/>
-              </w:rPr>
-              <w:t>hr</w:t>
-            </w:r>
-            <w:proofErr w:type="spellEnd"/>
+              <w:t>1 hr</w:t>
+            </w:r>
           </w:p>
         </w:tc>
       </w:tr>
@@ -14196,18 +13922,8 @@
                 <w:sz w:val="24"/>
                 <w:szCs w:val="24"/>
               </w:rPr>
-              <w:t xml:space="preserve">Desarrolladora </w:t>
-            </w:r>
-            <w:proofErr w:type="spellStart"/>
-            <w:r>
-              <w:rPr>
-                <w:rFonts w:ascii="Arial" w:hAnsi="Arial" w:cs="Arial"/>
-                <w:sz w:val="24"/>
-                <w:szCs w:val="24"/>
-              </w:rPr>
-              <w:t>frontend</w:t>
-            </w:r>
-            <w:proofErr w:type="spellEnd"/>
+              <w:t>Desarrolladora frontend</w:t>
+            </w:r>
           </w:p>
         </w:tc>
         <w:tc>
@@ -14326,18 +14042,8 @@
                 <w:sz w:val="24"/>
                 <w:szCs w:val="24"/>
               </w:rPr>
-              <w:t xml:space="preserve">Desarrollador </w:t>
-            </w:r>
-            <w:proofErr w:type="spellStart"/>
-            <w:r>
-              <w:rPr>
-                <w:rFonts w:ascii="Arial" w:hAnsi="Arial" w:cs="Arial"/>
-                <w:sz w:val="24"/>
-                <w:szCs w:val="24"/>
-              </w:rPr>
-              <w:t>backend</w:t>
-            </w:r>
-            <w:proofErr w:type="spellEnd"/>
+              <w:t>Desarrollador backend</w:t>
+            </w:r>
           </w:p>
         </w:tc>
         <w:tc>
@@ -14617,40 +14323,16 @@
                 <w:szCs w:val="24"/>
               </w:rPr>
             </w:pPr>
-            <w:proofErr w:type="spellStart"/>
-            <w:r>
-              <w:rPr>
-                <w:rFonts w:ascii="Arial" w:hAnsi="Arial" w:cs="Arial"/>
-                <w:b/>
-                <w:bCs/>
-                <w:sz w:val="24"/>
-                <w:szCs w:val="24"/>
-              </w:rPr>
-              <w:t>Hr</w:t>
-            </w:r>
-            <w:proofErr w:type="spellEnd"/>
-            <w:r>
-              <w:rPr>
-                <w:rFonts w:ascii="Arial" w:hAnsi="Arial" w:cs="Arial"/>
-                <w:b/>
-                <w:bCs/>
-                <w:sz w:val="24"/>
-                <w:szCs w:val="24"/>
-              </w:rPr>
-              <w:t xml:space="preserve">. </w:t>
-            </w:r>
-            <w:proofErr w:type="spellStart"/>
-            <w:r>
-              <w:rPr>
-                <w:rFonts w:ascii="Arial" w:hAnsi="Arial" w:cs="Arial"/>
-                <w:b/>
-                <w:bCs/>
-                <w:sz w:val="24"/>
-                <w:szCs w:val="24"/>
-              </w:rPr>
-              <w:t>Ini</w:t>
-            </w:r>
-            <w:proofErr w:type="spellEnd"/>
+            <w:r>
+              <w:rPr>
+                <w:rFonts w:ascii="Arial" w:hAnsi="Arial" w:cs="Arial"/>
+                <w:b/>
+                <w:bCs/>
+                <w:sz w:val="24"/>
+                <w:szCs w:val="24"/>
+              </w:rPr>
+              <w:t>Hr. Ini</w:t>
+            </w:r>
           </w:p>
         </w:tc>
         <w:tc>
@@ -14670,27 +14352,15 @@
                 <w:szCs w:val="24"/>
               </w:rPr>
             </w:pPr>
-            <w:proofErr w:type="spellStart"/>
-            <w:r>
-              <w:rPr>
-                <w:rFonts w:ascii="Arial" w:hAnsi="Arial" w:cs="Arial"/>
-                <w:b/>
-                <w:bCs/>
-                <w:sz w:val="24"/>
-                <w:szCs w:val="24"/>
-              </w:rPr>
-              <w:t>Hr</w:t>
-            </w:r>
-            <w:proofErr w:type="spellEnd"/>
-            <w:r>
-              <w:rPr>
-                <w:rFonts w:ascii="Arial" w:hAnsi="Arial" w:cs="Arial"/>
-                <w:b/>
-                <w:bCs/>
-                <w:sz w:val="24"/>
-                <w:szCs w:val="24"/>
-              </w:rPr>
-              <w:t>. fin</w:t>
+            <w:r>
+              <w:rPr>
+                <w:rFonts w:ascii="Arial" w:hAnsi="Arial" w:cs="Arial"/>
+                <w:b/>
+                <w:bCs/>
+                <w:sz w:val="24"/>
+                <w:szCs w:val="24"/>
+              </w:rPr>
+              <w:t>Hr. fin</w:t>
             </w:r>
           </w:p>
         </w:tc>
@@ -15668,18 +15338,8 @@
                 <w:sz w:val="24"/>
                 <w:szCs w:val="24"/>
               </w:rPr>
-              <w:t xml:space="preserve">1 </w:t>
-            </w:r>
-            <w:proofErr w:type="spellStart"/>
-            <w:r>
-              <w:rPr>
-                <w:rFonts w:ascii="Arial" w:hAnsi="Arial" w:cs="Arial"/>
-                <w:sz w:val="24"/>
-                <w:szCs w:val="24"/>
-              </w:rPr>
-              <w:t>hr</w:t>
-            </w:r>
-            <w:proofErr w:type="spellEnd"/>
+              <w:t>1 hr</w:t>
+            </w:r>
             <w:r>
               <w:rPr>
                 <w:rFonts w:ascii="Arial" w:hAnsi="Arial" w:cs="Arial"/>
@@ -16222,18 +15882,8 @@
                 <w:sz w:val="24"/>
                 <w:szCs w:val="24"/>
               </w:rPr>
-              <w:t xml:space="preserve">Desarrolladora </w:t>
-            </w:r>
-            <w:proofErr w:type="spellStart"/>
-            <w:r>
-              <w:rPr>
-                <w:rFonts w:ascii="Arial" w:hAnsi="Arial" w:cs="Arial"/>
-                <w:sz w:val="24"/>
-                <w:szCs w:val="24"/>
-              </w:rPr>
-              <w:t>frontend</w:t>
-            </w:r>
-            <w:proofErr w:type="spellEnd"/>
+              <w:t>Desarrolladora frontend</w:t>
+            </w:r>
           </w:p>
         </w:tc>
         <w:tc>
@@ -16546,18 +16196,8 @@
                 <w:sz w:val="24"/>
                 <w:szCs w:val="24"/>
               </w:rPr>
-              <w:t xml:space="preserve">Desarrollador </w:t>
-            </w:r>
-            <w:proofErr w:type="spellStart"/>
-            <w:r>
-              <w:rPr>
-                <w:rFonts w:ascii="Arial" w:hAnsi="Arial" w:cs="Arial"/>
-                <w:sz w:val="24"/>
-                <w:szCs w:val="24"/>
-              </w:rPr>
-              <w:t>backend</w:t>
-            </w:r>
-            <w:proofErr w:type="spellEnd"/>
+              <w:t>Desarrollador backend</w:t>
+            </w:r>
           </w:p>
         </w:tc>
         <w:tc>
@@ -16944,40 +16584,16 @@
                 <w:szCs w:val="24"/>
               </w:rPr>
             </w:pPr>
-            <w:proofErr w:type="spellStart"/>
-            <w:r>
-              <w:rPr>
-                <w:rFonts w:ascii="Arial" w:hAnsi="Arial" w:cs="Arial"/>
-                <w:b/>
-                <w:bCs/>
-                <w:sz w:val="24"/>
-                <w:szCs w:val="24"/>
-              </w:rPr>
-              <w:t>Hr</w:t>
-            </w:r>
-            <w:proofErr w:type="spellEnd"/>
-            <w:r>
-              <w:rPr>
-                <w:rFonts w:ascii="Arial" w:hAnsi="Arial" w:cs="Arial"/>
-                <w:b/>
-                <w:bCs/>
-                <w:sz w:val="24"/>
-                <w:szCs w:val="24"/>
-              </w:rPr>
-              <w:t xml:space="preserve">. </w:t>
-            </w:r>
-            <w:proofErr w:type="spellStart"/>
-            <w:r>
-              <w:rPr>
-                <w:rFonts w:ascii="Arial" w:hAnsi="Arial" w:cs="Arial"/>
-                <w:b/>
-                <w:bCs/>
-                <w:sz w:val="24"/>
-                <w:szCs w:val="24"/>
-              </w:rPr>
-              <w:t>Ini</w:t>
-            </w:r>
-            <w:proofErr w:type="spellEnd"/>
+            <w:r>
+              <w:rPr>
+                <w:rFonts w:ascii="Arial" w:hAnsi="Arial" w:cs="Arial"/>
+                <w:b/>
+                <w:bCs/>
+                <w:sz w:val="24"/>
+                <w:szCs w:val="24"/>
+              </w:rPr>
+              <w:t>Hr. Ini</w:t>
+            </w:r>
           </w:p>
         </w:tc>
         <w:tc>
@@ -16997,27 +16613,15 @@
                 <w:szCs w:val="24"/>
               </w:rPr>
             </w:pPr>
-            <w:proofErr w:type="spellStart"/>
-            <w:r>
-              <w:rPr>
-                <w:rFonts w:ascii="Arial" w:hAnsi="Arial" w:cs="Arial"/>
-                <w:b/>
-                <w:bCs/>
-                <w:sz w:val="24"/>
-                <w:szCs w:val="24"/>
-              </w:rPr>
-              <w:t>Hr</w:t>
-            </w:r>
-            <w:proofErr w:type="spellEnd"/>
-            <w:r>
-              <w:rPr>
-                <w:rFonts w:ascii="Arial" w:hAnsi="Arial" w:cs="Arial"/>
-                <w:b/>
-                <w:bCs/>
-                <w:sz w:val="24"/>
-                <w:szCs w:val="24"/>
-              </w:rPr>
-              <w:t>. fin</w:t>
+            <w:r>
+              <w:rPr>
+                <w:rFonts w:ascii="Arial" w:hAnsi="Arial" w:cs="Arial"/>
+                <w:b/>
+                <w:bCs/>
+                <w:sz w:val="24"/>
+                <w:szCs w:val="24"/>
+              </w:rPr>
+              <w:t>Hr. fin</w:t>
             </w:r>
           </w:p>
         </w:tc>
@@ -17906,18 +17510,8 @@
                 <w:sz w:val="24"/>
                 <w:szCs w:val="24"/>
               </w:rPr>
-              <w:t xml:space="preserve">Elaborar documento con </w:t>
-            </w:r>
-            <w:proofErr w:type="spellStart"/>
-            <w:r>
-              <w:rPr>
-                <w:rFonts w:ascii="Arial" w:hAnsi="Arial" w:cs="Arial"/>
-                <w:sz w:val="24"/>
-                <w:szCs w:val="24"/>
-              </w:rPr>
-              <w:t>requisistos</w:t>
-            </w:r>
-            <w:proofErr w:type="spellEnd"/>
+              <w:t>Elaborar documento con requisistos</w:t>
+            </w:r>
           </w:p>
         </w:tc>
         <w:tc>
@@ -18776,18 +18370,8 @@
                 <w:sz w:val="24"/>
                 <w:szCs w:val="24"/>
               </w:rPr>
-              <w:t xml:space="preserve"> </w:t>
-            </w:r>
-            <w:proofErr w:type="spellStart"/>
-            <w:r>
-              <w:rPr>
-                <w:rFonts w:ascii="Arial" w:hAnsi="Arial" w:cs="Arial"/>
-                <w:sz w:val="24"/>
-                <w:szCs w:val="24"/>
-              </w:rPr>
-              <w:t>hr</w:t>
-            </w:r>
-            <w:proofErr w:type="spellEnd"/>
+              <w:t xml:space="preserve"> hr</w:t>
+            </w:r>
             <w:r>
               <w:rPr>
                 <w:rFonts w:ascii="Arial" w:hAnsi="Arial" w:cs="Arial"/>
@@ -19385,18 +18969,8 @@
                 <w:sz w:val="24"/>
                 <w:szCs w:val="24"/>
               </w:rPr>
-              <w:t xml:space="preserve">Desarrolladora </w:t>
-            </w:r>
-            <w:proofErr w:type="spellStart"/>
-            <w:r>
-              <w:rPr>
-                <w:rFonts w:ascii="Arial" w:hAnsi="Arial" w:cs="Arial"/>
-                <w:sz w:val="24"/>
-                <w:szCs w:val="24"/>
-              </w:rPr>
-              <w:t>frontend</w:t>
-            </w:r>
-            <w:proofErr w:type="spellEnd"/>
+              <w:t>Desarrolladora frontend</w:t>
+            </w:r>
           </w:p>
         </w:tc>
         <w:tc>
@@ -19597,18 +19171,8 @@
                 <w:sz w:val="24"/>
                 <w:szCs w:val="24"/>
               </w:rPr>
-              <w:t xml:space="preserve">Desarrollador </w:t>
-            </w:r>
-            <w:proofErr w:type="spellStart"/>
-            <w:r>
-              <w:rPr>
-                <w:rFonts w:ascii="Arial" w:hAnsi="Arial" w:cs="Arial"/>
-                <w:sz w:val="24"/>
-                <w:szCs w:val="24"/>
-              </w:rPr>
-              <w:t>backend</w:t>
-            </w:r>
-            <w:proofErr w:type="spellEnd"/>
+              <w:t>Desarrollador backend</w:t>
+            </w:r>
           </w:p>
         </w:tc>
         <w:tc>
@@ -19878,40 +19442,16 @@
                 <w:szCs w:val="24"/>
               </w:rPr>
             </w:pPr>
-            <w:proofErr w:type="spellStart"/>
-            <w:r>
-              <w:rPr>
-                <w:rFonts w:ascii="Arial" w:hAnsi="Arial" w:cs="Arial"/>
-                <w:b/>
-                <w:bCs/>
-                <w:sz w:val="24"/>
-                <w:szCs w:val="24"/>
-              </w:rPr>
-              <w:t>Hr</w:t>
-            </w:r>
-            <w:proofErr w:type="spellEnd"/>
-            <w:r>
-              <w:rPr>
-                <w:rFonts w:ascii="Arial" w:hAnsi="Arial" w:cs="Arial"/>
-                <w:b/>
-                <w:bCs/>
-                <w:sz w:val="24"/>
-                <w:szCs w:val="24"/>
-              </w:rPr>
-              <w:t xml:space="preserve">. </w:t>
-            </w:r>
-            <w:proofErr w:type="spellStart"/>
-            <w:r>
-              <w:rPr>
-                <w:rFonts w:ascii="Arial" w:hAnsi="Arial" w:cs="Arial"/>
-                <w:b/>
-                <w:bCs/>
-                <w:sz w:val="24"/>
-                <w:szCs w:val="24"/>
-              </w:rPr>
-              <w:t>Ini</w:t>
-            </w:r>
-            <w:proofErr w:type="spellEnd"/>
+            <w:r>
+              <w:rPr>
+                <w:rFonts w:ascii="Arial" w:hAnsi="Arial" w:cs="Arial"/>
+                <w:b/>
+                <w:bCs/>
+                <w:sz w:val="24"/>
+                <w:szCs w:val="24"/>
+              </w:rPr>
+              <w:t>Hr. Ini</w:t>
+            </w:r>
           </w:p>
         </w:tc>
         <w:tc>
@@ -19931,27 +19471,15 @@
                 <w:szCs w:val="24"/>
               </w:rPr>
             </w:pPr>
-            <w:proofErr w:type="spellStart"/>
-            <w:r>
-              <w:rPr>
-                <w:rFonts w:ascii="Arial" w:hAnsi="Arial" w:cs="Arial"/>
-                <w:b/>
-                <w:bCs/>
-                <w:sz w:val="24"/>
-                <w:szCs w:val="24"/>
-              </w:rPr>
-              <w:t>Hr</w:t>
-            </w:r>
-            <w:proofErr w:type="spellEnd"/>
-            <w:r>
-              <w:rPr>
-                <w:rFonts w:ascii="Arial" w:hAnsi="Arial" w:cs="Arial"/>
-                <w:b/>
-                <w:bCs/>
-                <w:sz w:val="24"/>
-                <w:szCs w:val="24"/>
-              </w:rPr>
-              <w:t>. fin</w:t>
+            <w:r>
+              <w:rPr>
+                <w:rFonts w:ascii="Arial" w:hAnsi="Arial" w:cs="Arial"/>
+                <w:b/>
+                <w:bCs/>
+                <w:sz w:val="24"/>
+                <w:szCs w:val="24"/>
+              </w:rPr>
+              <w:t>Hr. fin</w:t>
             </w:r>
           </w:p>
         </w:tc>
@@ -21004,18 +20532,8 @@
                 <w:sz w:val="24"/>
                 <w:szCs w:val="24"/>
               </w:rPr>
-              <w:t xml:space="preserve">3 </w:t>
-            </w:r>
-            <w:proofErr w:type="spellStart"/>
-            <w:r>
-              <w:rPr>
-                <w:rFonts w:ascii="Arial" w:hAnsi="Arial" w:cs="Arial"/>
-                <w:sz w:val="24"/>
-                <w:szCs w:val="24"/>
-              </w:rPr>
-              <w:t>hr</w:t>
-            </w:r>
-            <w:proofErr w:type="spellEnd"/>
+              <w:t>3 hr</w:t>
+            </w:r>
           </w:p>
         </w:tc>
       </w:tr>
@@ -21504,18 +21022,8 @@
                 <w:sz w:val="24"/>
                 <w:szCs w:val="24"/>
               </w:rPr>
-              <w:t xml:space="preserve">Desarrolladora </w:t>
-            </w:r>
-            <w:proofErr w:type="spellStart"/>
-            <w:r>
-              <w:rPr>
-                <w:rFonts w:ascii="Arial" w:hAnsi="Arial" w:cs="Arial"/>
-                <w:sz w:val="24"/>
-                <w:szCs w:val="24"/>
-              </w:rPr>
-              <w:t>frontend</w:t>
-            </w:r>
-            <w:proofErr w:type="spellEnd"/>
+              <w:t>Desarrolladora frontend</w:t>
+            </w:r>
           </w:p>
         </w:tc>
         <w:tc>
@@ -21646,18 +21154,8 @@
                 <w:sz w:val="24"/>
                 <w:szCs w:val="24"/>
               </w:rPr>
-              <w:t xml:space="preserve">Desarrollador </w:t>
-            </w:r>
-            <w:proofErr w:type="spellStart"/>
-            <w:r>
-              <w:rPr>
-                <w:rFonts w:ascii="Arial" w:hAnsi="Arial" w:cs="Arial"/>
-                <w:sz w:val="24"/>
-                <w:szCs w:val="24"/>
-              </w:rPr>
-              <w:t>backend</w:t>
-            </w:r>
-            <w:proofErr w:type="spellEnd"/>
+              <w:t>Desarrollador backend</w:t>
+            </w:r>
           </w:p>
         </w:tc>
         <w:tc>
@@ -21908,40 +21406,16 @@
                 <w:szCs w:val="24"/>
               </w:rPr>
             </w:pPr>
-            <w:proofErr w:type="spellStart"/>
-            <w:r>
-              <w:rPr>
-                <w:rFonts w:ascii="Arial" w:hAnsi="Arial" w:cs="Arial"/>
-                <w:b/>
-                <w:bCs/>
-                <w:sz w:val="24"/>
-                <w:szCs w:val="24"/>
-              </w:rPr>
-              <w:t>Hr</w:t>
-            </w:r>
-            <w:proofErr w:type="spellEnd"/>
-            <w:r>
-              <w:rPr>
-                <w:rFonts w:ascii="Arial" w:hAnsi="Arial" w:cs="Arial"/>
-                <w:b/>
-                <w:bCs/>
-                <w:sz w:val="24"/>
-                <w:szCs w:val="24"/>
-              </w:rPr>
-              <w:t xml:space="preserve">. </w:t>
-            </w:r>
-            <w:proofErr w:type="spellStart"/>
-            <w:r>
-              <w:rPr>
-                <w:rFonts w:ascii="Arial" w:hAnsi="Arial" w:cs="Arial"/>
-                <w:b/>
-                <w:bCs/>
-                <w:sz w:val="24"/>
-                <w:szCs w:val="24"/>
-              </w:rPr>
-              <w:t>Ini</w:t>
-            </w:r>
-            <w:proofErr w:type="spellEnd"/>
+            <w:r>
+              <w:rPr>
+                <w:rFonts w:ascii="Arial" w:hAnsi="Arial" w:cs="Arial"/>
+                <w:b/>
+                <w:bCs/>
+                <w:sz w:val="24"/>
+                <w:szCs w:val="24"/>
+              </w:rPr>
+              <w:t>Hr. Ini</w:t>
+            </w:r>
           </w:p>
         </w:tc>
         <w:tc>
@@ -21961,27 +21435,15 @@
                 <w:szCs w:val="24"/>
               </w:rPr>
             </w:pPr>
-            <w:proofErr w:type="spellStart"/>
-            <w:r>
-              <w:rPr>
-                <w:rFonts w:ascii="Arial" w:hAnsi="Arial" w:cs="Arial"/>
-                <w:b/>
-                <w:bCs/>
-                <w:sz w:val="24"/>
-                <w:szCs w:val="24"/>
-              </w:rPr>
-              <w:t>Hr</w:t>
-            </w:r>
-            <w:proofErr w:type="spellEnd"/>
-            <w:r>
-              <w:rPr>
-                <w:rFonts w:ascii="Arial" w:hAnsi="Arial" w:cs="Arial"/>
-                <w:b/>
-                <w:bCs/>
-                <w:sz w:val="24"/>
-                <w:szCs w:val="24"/>
-              </w:rPr>
-              <w:t>. fin</w:t>
+            <w:r>
+              <w:rPr>
+                <w:rFonts w:ascii="Arial" w:hAnsi="Arial" w:cs="Arial"/>
+                <w:b/>
+                <w:bCs/>
+                <w:sz w:val="24"/>
+                <w:szCs w:val="24"/>
+              </w:rPr>
+              <w:t>Hr. fin</w:t>
             </w:r>
           </w:p>
         </w:tc>
@@ -23496,18 +22958,8 @@
                 <w:sz w:val="24"/>
                 <w:szCs w:val="24"/>
               </w:rPr>
-              <w:t xml:space="preserve">1 </w:t>
-            </w:r>
-            <w:proofErr w:type="spellStart"/>
-            <w:r>
-              <w:rPr>
-                <w:rFonts w:ascii="Arial" w:hAnsi="Arial" w:cs="Arial"/>
-                <w:sz w:val="24"/>
-                <w:szCs w:val="24"/>
-              </w:rPr>
-              <w:t>hr</w:t>
-            </w:r>
-            <w:proofErr w:type="spellEnd"/>
+              <w:t>1 hr</w:t>
+            </w:r>
           </w:p>
         </w:tc>
       </w:tr>
@@ -23943,18 +23395,8 @@
                 <w:sz w:val="24"/>
                 <w:szCs w:val="24"/>
               </w:rPr>
-              <w:t xml:space="preserve">Desarrolladora </w:t>
-            </w:r>
-            <w:proofErr w:type="spellStart"/>
-            <w:r>
-              <w:rPr>
-                <w:rFonts w:ascii="Arial" w:hAnsi="Arial" w:cs="Arial"/>
-                <w:sz w:val="24"/>
-                <w:szCs w:val="24"/>
-              </w:rPr>
-              <w:t>frontend</w:t>
-            </w:r>
-            <w:proofErr w:type="spellEnd"/>
+              <w:t>Desarrolladora frontend</w:t>
+            </w:r>
           </w:p>
         </w:tc>
         <w:tc>
@@ -24029,43 +23471,7 @@
                 <w:sz w:val="24"/>
                 <w:szCs w:val="24"/>
               </w:rPr>
-              <w:t xml:space="preserve"> de </w:t>
-            </w:r>
-            <w:proofErr w:type="spellStart"/>
-            <w:r>
-              <w:rPr>
-                <w:rFonts w:ascii="Arial" w:hAnsi="Arial" w:cs="Arial"/>
-                <w:sz w:val="24"/>
-                <w:szCs w:val="24"/>
-              </w:rPr>
-              <w:t>stack</w:t>
-            </w:r>
-            <w:proofErr w:type="spellEnd"/>
-            <w:r>
-              <w:rPr>
-                <w:rFonts w:ascii="Arial" w:hAnsi="Arial" w:cs="Arial"/>
-                <w:sz w:val="24"/>
-                <w:szCs w:val="24"/>
-              </w:rPr>
-              <w:t xml:space="preserve"> para </w:t>
-            </w:r>
-            <w:proofErr w:type="spellStart"/>
-            <w:r>
-              <w:rPr>
-                <w:rFonts w:ascii="Arial" w:hAnsi="Arial" w:cs="Arial"/>
-                <w:sz w:val="24"/>
-                <w:szCs w:val="24"/>
-              </w:rPr>
-              <w:t>frontend</w:t>
-            </w:r>
-            <w:proofErr w:type="spellEnd"/>
-            <w:r>
-              <w:rPr>
-                <w:rFonts w:ascii="Arial" w:hAnsi="Arial" w:cs="Arial"/>
-                <w:sz w:val="24"/>
-                <w:szCs w:val="24"/>
-              </w:rPr>
-              <w:t xml:space="preserve"> </w:t>
+              <w:t xml:space="preserve"> de stack para frontend </w:t>
             </w:r>
           </w:p>
         </w:tc>
@@ -24145,18 +23551,8 @@
                 <w:sz w:val="24"/>
                 <w:szCs w:val="24"/>
               </w:rPr>
-              <w:t xml:space="preserve">Desarrollador </w:t>
-            </w:r>
-            <w:proofErr w:type="spellStart"/>
-            <w:r>
-              <w:rPr>
-                <w:rFonts w:ascii="Arial" w:hAnsi="Arial" w:cs="Arial"/>
-                <w:sz w:val="24"/>
-                <w:szCs w:val="24"/>
-              </w:rPr>
-              <w:t>backend</w:t>
-            </w:r>
-            <w:proofErr w:type="spellEnd"/>
+              <w:t>Desarrollador backend</w:t>
+            </w:r>
           </w:p>
         </w:tc>
         <w:tc>
@@ -24223,36 +23619,8 @@
                 <w:sz w:val="24"/>
                 <w:szCs w:val="24"/>
               </w:rPr>
-              <w:t xml:space="preserve"> de </w:t>
-            </w:r>
-            <w:proofErr w:type="spellStart"/>
-            <w:r>
-              <w:rPr>
-                <w:rFonts w:ascii="Arial" w:hAnsi="Arial" w:cs="Arial"/>
-                <w:sz w:val="24"/>
-                <w:szCs w:val="24"/>
-              </w:rPr>
-              <w:t>stack</w:t>
-            </w:r>
-            <w:proofErr w:type="spellEnd"/>
-            <w:r>
-              <w:rPr>
-                <w:rFonts w:ascii="Arial" w:hAnsi="Arial" w:cs="Arial"/>
-                <w:sz w:val="24"/>
-                <w:szCs w:val="24"/>
-              </w:rPr>
-              <w:t xml:space="preserve"> para </w:t>
-            </w:r>
-            <w:proofErr w:type="spellStart"/>
-            <w:r>
-              <w:rPr>
-                <w:rFonts w:ascii="Arial" w:hAnsi="Arial" w:cs="Arial"/>
-                <w:sz w:val="24"/>
-                <w:szCs w:val="24"/>
-              </w:rPr>
-              <w:t>backend</w:t>
-            </w:r>
-            <w:proofErr w:type="spellEnd"/>
+              <w:t xml:space="preserve"> de stack para backend</w:t>
+            </w:r>
           </w:p>
         </w:tc>
         <w:tc>
@@ -24426,40 +23794,16 @@
                 <w:szCs w:val="24"/>
               </w:rPr>
             </w:pPr>
-            <w:proofErr w:type="spellStart"/>
-            <w:r>
-              <w:rPr>
-                <w:rFonts w:ascii="Arial" w:hAnsi="Arial" w:cs="Arial"/>
-                <w:b/>
-                <w:bCs/>
-                <w:sz w:val="24"/>
-                <w:szCs w:val="24"/>
-              </w:rPr>
-              <w:t>Hr</w:t>
-            </w:r>
-            <w:proofErr w:type="spellEnd"/>
-            <w:r>
-              <w:rPr>
-                <w:rFonts w:ascii="Arial" w:hAnsi="Arial" w:cs="Arial"/>
-                <w:b/>
-                <w:bCs/>
-                <w:sz w:val="24"/>
-                <w:szCs w:val="24"/>
-              </w:rPr>
-              <w:t xml:space="preserve">. </w:t>
-            </w:r>
-            <w:proofErr w:type="spellStart"/>
-            <w:r>
-              <w:rPr>
-                <w:rFonts w:ascii="Arial" w:hAnsi="Arial" w:cs="Arial"/>
-                <w:b/>
-                <w:bCs/>
-                <w:sz w:val="24"/>
-                <w:szCs w:val="24"/>
-              </w:rPr>
-              <w:t>Ini</w:t>
-            </w:r>
-            <w:proofErr w:type="spellEnd"/>
+            <w:r>
+              <w:rPr>
+                <w:rFonts w:ascii="Arial" w:hAnsi="Arial" w:cs="Arial"/>
+                <w:b/>
+                <w:bCs/>
+                <w:sz w:val="24"/>
+                <w:szCs w:val="24"/>
+              </w:rPr>
+              <w:t>Hr. Ini</w:t>
+            </w:r>
           </w:p>
         </w:tc>
         <w:tc>
@@ -24479,27 +23823,15 @@
                 <w:szCs w:val="24"/>
               </w:rPr>
             </w:pPr>
-            <w:proofErr w:type="spellStart"/>
-            <w:r>
-              <w:rPr>
-                <w:rFonts w:ascii="Arial" w:hAnsi="Arial" w:cs="Arial"/>
-                <w:b/>
-                <w:bCs/>
-                <w:sz w:val="24"/>
-                <w:szCs w:val="24"/>
-              </w:rPr>
-              <w:t>Hr</w:t>
-            </w:r>
-            <w:proofErr w:type="spellEnd"/>
-            <w:r>
-              <w:rPr>
-                <w:rFonts w:ascii="Arial" w:hAnsi="Arial" w:cs="Arial"/>
-                <w:b/>
-                <w:bCs/>
-                <w:sz w:val="24"/>
-                <w:szCs w:val="24"/>
-              </w:rPr>
-              <w:t>. fin</w:t>
+            <w:r>
+              <w:rPr>
+                <w:rFonts w:ascii="Arial" w:hAnsi="Arial" w:cs="Arial"/>
+                <w:b/>
+                <w:bCs/>
+                <w:sz w:val="24"/>
+                <w:szCs w:val="24"/>
+              </w:rPr>
+              <w:t>Hr. fin</w:t>
             </w:r>
           </w:p>
         </w:tc>
@@ -24756,27 +24088,8 @@
                 <w:sz w:val="24"/>
                 <w:szCs w:val="24"/>
               </w:rPr>
-              <w:t xml:space="preserve">Análisis y modificación de </w:t>
-            </w:r>
-            <w:proofErr w:type="spellStart"/>
-            <w:r>
-              <w:rPr>
-                <w:rFonts w:ascii="Arial" w:hAnsi="Arial" w:cs="Arial"/>
-                <w:sz w:val="24"/>
-                <w:szCs w:val="24"/>
-              </w:rPr>
-              <w:t>stack</w:t>
-            </w:r>
-            <w:proofErr w:type="spellEnd"/>
-            <w:r>
-              <w:rPr>
-                <w:rFonts w:ascii="Arial" w:hAnsi="Arial" w:cs="Arial"/>
-                <w:sz w:val="24"/>
-                <w:szCs w:val="24"/>
-              </w:rPr>
-              <w:t xml:space="preserve"> para </w:t>
-            </w:r>
-            <w:proofErr w:type="spellStart"/>
+              <w:t xml:space="preserve">Análisis y modificación de stack para </w:t>
+            </w:r>
             <w:r>
               <w:rPr>
                 <w:rFonts w:ascii="Arial" w:hAnsi="Arial" w:cs="Arial"/>
@@ -24785,7 +24098,6 @@
               </w:rPr>
               <w:t>frontend</w:t>
             </w:r>
-            <w:proofErr w:type="spellEnd"/>
           </w:p>
         </w:tc>
         <w:tc>
@@ -24968,27 +24280,8 @@
                 <w:sz w:val="24"/>
                 <w:szCs w:val="24"/>
               </w:rPr>
-              <w:t xml:space="preserve">Análisis y modificación de </w:t>
-            </w:r>
-            <w:proofErr w:type="spellStart"/>
-            <w:r>
-              <w:rPr>
-                <w:rFonts w:ascii="Arial" w:hAnsi="Arial" w:cs="Arial"/>
-                <w:sz w:val="24"/>
-                <w:szCs w:val="24"/>
-              </w:rPr>
-              <w:t>stack</w:t>
-            </w:r>
-            <w:proofErr w:type="spellEnd"/>
-            <w:r>
-              <w:rPr>
-                <w:rFonts w:ascii="Arial" w:hAnsi="Arial" w:cs="Arial"/>
-                <w:sz w:val="24"/>
-                <w:szCs w:val="24"/>
-              </w:rPr>
-              <w:t xml:space="preserve"> para </w:t>
-            </w:r>
-            <w:proofErr w:type="spellStart"/>
+              <w:t xml:space="preserve">Análisis y modificación de stack para </w:t>
+            </w:r>
             <w:r>
               <w:rPr>
                 <w:rFonts w:ascii="Arial" w:hAnsi="Arial" w:cs="Arial"/>
@@ -24997,7 +24290,6 @@
               </w:rPr>
               <w:t>backend</w:t>
             </w:r>
-            <w:proofErr w:type="spellEnd"/>
           </w:p>
         </w:tc>
         <w:tc>
@@ -25704,18 +24996,8 @@
                 <w:sz w:val="24"/>
                 <w:szCs w:val="24"/>
               </w:rPr>
-              <w:t xml:space="preserve">1 </w:t>
-            </w:r>
-            <w:proofErr w:type="spellStart"/>
-            <w:r>
-              <w:rPr>
-                <w:rFonts w:ascii="Arial" w:hAnsi="Arial" w:cs="Arial"/>
-                <w:sz w:val="24"/>
-                <w:szCs w:val="24"/>
-              </w:rPr>
-              <w:t>hr</w:t>
-            </w:r>
-            <w:proofErr w:type="spellEnd"/>
+              <w:t>1 hr</w:t>
+            </w:r>
           </w:p>
         </w:tc>
       </w:tr>
@@ -26118,18 +25400,8 @@
                 <w:sz w:val="24"/>
                 <w:szCs w:val="24"/>
               </w:rPr>
-              <w:t xml:space="preserve">Desarrolladora </w:t>
-            </w:r>
-            <w:proofErr w:type="spellStart"/>
-            <w:r>
-              <w:rPr>
-                <w:rFonts w:ascii="Arial" w:hAnsi="Arial" w:cs="Arial"/>
-                <w:sz w:val="24"/>
-                <w:szCs w:val="24"/>
-              </w:rPr>
-              <w:t>frontend</w:t>
-            </w:r>
-            <w:proofErr w:type="spellEnd"/>
+              <w:t>Desarrolladora frontend</w:t>
+            </w:r>
           </w:p>
         </w:tc>
         <w:tc>
@@ -26203,23 +25475,13 @@
                 <w:szCs w:val="24"/>
               </w:rPr>
             </w:pPr>
-            <w:proofErr w:type="spellStart"/>
-            <w:r>
-              <w:rPr>
-                <w:rFonts w:ascii="Arial" w:hAnsi="Arial" w:cs="Arial"/>
-                <w:sz w:val="24"/>
-                <w:szCs w:val="24"/>
-              </w:rPr>
-              <w:t>Interaces</w:t>
-            </w:r>
-            <w:proofErr w:type="spellEnd"/>
-            <w:r>
-              <w:rPr>
-                <w:rFonts w:ascii="Arial" w:hAnsi="Arial" w:cs="Arial"/>
-                <w:sz w:val="24"/>
-                <w:szCs w:val="24"/>
-              </w:rPr>
-              <w:t xml:space="preserve"> preliminares</w:t>
+            <w:r>
+              <w:rPr>
+                <w:rFonts w:ascii="Arial" w:hAnsi="Arial" w:cs="Arial"/>
+                <w:sz w:val="24"/>
+                <w:szCs w:val="24"/>
+              </w:rPr>
+              <w:t>Interaces preliminares</w:t>
             </w:r>
           </w:p>
         </w:tc>
@@ -26271,18 +25533,8 @@
                 <w:sz w:val="24"/>
                 <w:szCs w:val="24"/>
               </w:rPr>
-              <w:t xml:space="preserve">Desarrollador </w:t>
-            </w:r>
-            <w:proofErr w:type="spellStart"/>
-            <w:r>
-              <w:rPr>
-                <w:rFonts w:ascii="Arial" w:hAnsi="Arial" w:cs="Arial"/>
-                <w:sz w:val="24"/>
-                <w:szCs w:val="24"/>
-              </w:rPr>
-              <w:t>backend</w:t>
-            </w:r>
-            <w:proofErr w:type="spellEnd"/>
+              <w:t>Desarrollador backend</w:t>
+            </w:r>
           </w:p>
         </w:tc>
         <w:tc>
@@ -26498,40 +25750,16 @@
                 <w:szCs w:val="24"/>
               </w:rPr>
             </w:pPr>
-            <w:proofErr w:type="spellStart"/>
-            <w:r>
-              <w:rPr>
-                <w:rFonts w:ascii="Arial" w:hAnsi="Arial" w:cs="Arial"/>
-                <w:b/>
-                <w:bCs/>
-                <w:sz w:val="24"/>
-                <w:szCs w:val="24"/>
-              </w:rPr>
-              <w:t>Hr</w:t>
-            </w:r>
-            <w:proofErr w:type="spellEnd"/>
-            <w:r>
-              <w:rPr>
-                <w:rFonts w:ascii="Arial" w:hAnsi="Arial" w:cs="Arial"/>
-                <w:b/>
-                <w:bCs/>
-                <w:sz w:val="24"/>
-                <w:szCs w:val="24"/>
-              </w:rPr>
-              <w:t xml:space="preserve">. </w:t>
-            </w:r>
-            <w:proofErr w:type="spellStart"/>
-            <w:r>
-              <w:rPr>
-                <w:rFonts w:ascii="Arial" w:hAnsi="Arial" w:cs="Arial"/>
-                <w:b/>
-                <w:bCs/>
-                <w:sz w:val="24"/>
-                <w:szCs w:val="24"/>
-              </w:rPr>
-              <w:t>Ini</w:t>
-            </w:r>
-            <w:proofErr w:type="spellEnd"/>
+            <w:r>
+              <w:rPr>
+                <w:rFonts w:ascii="Arial" w:hAnsi="Arial" w:cs="Arial"/>
+                <w:b/>
+                <w:bCs/>
+                <w:sz w:val="24"/>
+                <w:szCs w:val="24"/>
+              </w:rPr>
+              <w:t>Hr. Ini</w:t>
+            </w:r>
           </w:p>
         </w:tc>
         <w:tc>
@@ -26551,27 +25779,15 @@
                 <w:szCs w:val="24"/>
               </w:rPr>
             </w:pPr>
-            <w:proofErr w:type="spellStart"/>
-            <w:r>
-              <w:rPr>
-                <w:rFonts w:ascii="Arial" w:hAnsi="Arial" w:cs="Arial"/>
-                <w:b/>
-                <w:bCs/>
-                <w:sz w:val="24"/>
-                <w:szCs w:val="24"/>
-              </w:rPr>
-              <w:t>Hr</w:t>
-            </w:r>
-            <w:proofErr w:type="spellEnd"/>
-            <w:r>
-              <w:rPr>
-                <w:rFonts w:ascii="Arial" w:hAnsi="Arial" w:cs="Arial"/>
-                <w:b/>
-                <w:bCs/>
-                <w:sz w:val="24"/>
-                <w:szCs w:val="24"/>
-              </w:rPr>
-              <w:t>. fin</w:t>
+            <w:r>
+              <w:rPr>
+                <w:rFonts w:ascii="Arial" w:hAnsi="Arial" w:cs="Arial"/>
+                <w:b/>
+                <w:bCs/>
+                <w:sz w:val="24"/>
+                <w:szCs w:val="24"/>
+              </w:rPr>
+              <w:t>Hr. fin</w:t>
             </w:r>
           </w:p>
         </w:tc>
@@ -27531,18 +26747,8 @@
                 <w:sz w:val="24"/>
                 <w:szCs w:val="24"/>
               </w:rPr>
-              <w:t xml:space="preserve">1 </w:t>
-            </w:r>
-            <w:proofErr w:type="spellStart"/>
-            <w:r>
-              <w:rPr>
-                <w:rFonts w:ascii="Arial" w:hAnsi="Arial" w:cs="Arial"/>
-                <w:sz w:val="24"/>
-                <w:szCs w:val="24"/>
-              </w:rPr>
-              <w:t>hr</w:t>
-            </w:r>
-            <w:proofErr w:type="spellEnd"/>
+              <w:t>1 hr</w:t>
+            </w:r>
           </w:p>
         </w:tc>
       </w:tr>
@@ -28022,18 +27228,8 @@
                 <w:sz w:val="24"/>
                 <w:szCs w:val="24"/>
               </w:rPr>
-              <w:t xml:space="preserve">Desarrolladora </w:t>
-            </w:r>
-            <w:proofErr w:type="spellStart"/>
-            <w:r>
-              <w:rPr>
-                <w:rFonts w:ascii="Arial" w:hAnsi="Arial" w:cs="Arial"/>
-                <w:sz w:val="24"/>
-                <w:szCs w:val="24"/>
-              </w:rPr>
-              <w:t>frontend</w:t>
-            </w:r>
-            <w:proofErr w:type="spellEnd"/>
+              <w:t>Desarrolladora frontend</w:t>
+            </w:r>
           </w:p>
         </w:tc>
         <w:tc>
@@ -28137,18 +27333,8 @@
                 <w:sz w:val="24"/>
                 <w:szCs w:val="24"/>
               </w:rPr>
-              <w:t xml:space="preserve">, avance en </w:t>
-            </w:r>
-            <w:proofErr w:type="spellStart"/>
-            <w:r>
-              <w:rPr>
-                <w:rFonts w:ascii="Arial" w:hAnsi="Arial" w:cs="Arial"/>
-                <w:sz w:val="24"/>
-                <w:szCs w:val="24"/>
-              </w:rPr>
-              <w:t>grid</w:t>
-            </w:r>
-            <w:proofErr w:type="spellEnd"/>
+              <w:t>, avance en grid</w:t>
+            </w:r>
           </w:p>
         </w:tc>
       </w:tr>
@@ -28199,18 +27385,8 @@
                 <w:sz w:val="24"/>
                 <w:szCs w:val="24"/>
               </w:rPr>
-              <w:t xml:space="preserve">Desarrollador </w:t>
-            </w:r>
-            <w:proofErr w:type="spellStart"/>
-            <w:r>
-              <w:rPr>
-                <w:rFonts w:ascii="Arial" w:hAnsi="Arial" w:cs="Arial"/>
-                <w:sz w:val="24"/>
-                <w:szCs w:val="24"/>
-              </w:rPr>
-              <w:t>backend</w:t>
-            </w:r>
-            <w:proofErr w:type="spellEnd"/>
+              <w:t>Desarrollador backend</w:t>
+            </w:r>
           </w:p>
         </w:tc>
         <w:tc>
@@ -28466,40 +27642,16 @@
                 <w:szCs w:val="24"/>
               </w:rPr>
             </w:pPr>
-            <w:proofErr w:type="spellStart"/>
-            <w:r>
-              <w:rPr>
-                <w:rFonts w:ascii="Arial" w:hAnsi="Arial" w:cs="Arial"/>
-                <w:b/>
-                <w:bCs/>
-                <w:sz w:val="24"/>
-                <w:szCs w:val="24"/>
-              </w:rPr>
-              <w:t>Hr</w:t>
-            </w:r>
-            <w:proofErr w:type="spellEnd"/>
-            <w:r>
-              <w:rPr>
-                <w:rFonts w:ascii="Arial" w:hAnsi="Arial" w:cs="Arial"/>
-                <w:b/>
-                <w:bCs/>
-                <w:sz w:val="24"/>
-                <w:szCs w:val="24"/>
-              </w:rPr>
-              <w:t xml:space="preserve">. </w:t>
-            </w:r>
-            <w:proofErr w:type="spellStart"/>
-            <w:r>
-              <w:rPr>
-                <w:rFonts w:ascii="Arial" w:hAnsi="Arial" w:cs="Arial"/>
-                <w:b/>
-                <w:bCs/>
-                <w:sz w:val="24"/>
-                <w:szCs w:val="24"/>
-              </w:rPr>
-              <w:t>Ini</w:t>
-            </w:r>
-            <w:proofErr w:type="spellEnd"/>
+            <w:r>
+              <w:rPr>
+                <w:rFonts w:ascii="Arial" w:hAnsi="Arial" w:cs="Arial"/>
+                <w:b/>
+                <w:bCs/>
+                <w:sz w:val="24"/>
+                <w:szCs w:val="24"/>
+              </w:rPr>
+              <w:t>Hr. Ini</w:t>
+            </w:r>
           </w:p>
         </w:tc>
         <w:tc>
@@ -28519,27 +27671,15 @@
                 <w:szCs w:val="24"/>
               </w:rPr>
             </w:pPr>
-            <w:proofErr w:type="spellStart"/>
-            <w:r>
-              <w:rPr>
-                <w:rFonts w:ascii="Arial" w:hAnsi="Arial" w:cs="Arial"/>
-                <w:b/>
-                <w:bCs/>
-                <w:sz w:val="24"/>
-                <w:szCs w:val="24"/>
-              </w:rPr>
-              <w:t>Hr</w:t>
-            </w:r>
-            <w:proofErr w:type="spellEnd"/>
-            <w:r>
-              <w:rPr>
-                <w:rFonts w:ascii="Arial" w:hAnsi="Arial" w:cs="Arial"/>
-                <w:b/>
-                <w:bCs/>
-                <w:sz w:val="24"/>
-                <w:szCs w:val="24"/>
-              </w:rPr>
-              <w:t>. fin</w:t>
+            <w:r>
+              <w:rPr>
+                <w:rFonts w:ascii="Arial" w:hAnsi="Arial" w:cs="Arial"/>
+                <w:b/>
+                <w:bCs/>
+                <w:sz w:val="24"/>
+                <w:szCs w:val="24"/>
+              </w:rPr>
+              <w:t>Hr. fin</w:t>
             </w:r>
           </w:p>
         </w:tc>
@@ -29721,18 +28861,8 @@
                 <w:sz w:val="24"/>
                 <w:szCs w:val="24"/>
               </w:rPr>
-              <w:t xml:space="preserve">1 </w:t>
-            </w:r>
-            <w:proofErr w:type="spellStart"/>
-            <w:r>
-              <w:rPr>
-                <w:rFonts w:ascii="Arial" w:hAnsi="Arial" w:cs="Arial"/>
-                <w:sz w:val="24"/>
-                <w:szCs w:val="24"/>
-              </w:rPr>
-              <w:t>hr</w:t>
-            </w:r>
-            <w:proofErr w:type="spellEnd"/>
+              <w:t>1 hr</w:t>
+            </w:r>
           </w:p>
         </w:tc>
       </w:tr>
@@ -30198,18 +29328,8 @@
                 <w:sz w:val="24"/>
                 <w:szCs w:val="24"/>
               </w:rPr>
-              <w:t xml:space="preserve">Desarrolladora </w:t>
-            </w:r>
-            <w:proofErr w:type="spellStart"/>
-            <w:r>
-              <w:rPr>
-                <w:rFonts w:ascii="Arial" w:hAnsi="Arial" w:cs="Arial"/>
-                <w:sz w:val="24"/>
-                <w:szCs w:val="24"/>
-              </w:rPr>
-              <w:t>frontend</w:t>
-            </w:r>
-            <w:proofErr w:type="spellEnd"/>
+              <w:t>Desarrolladora frontend</w:t>
+            </w:r>
           </w:p>
         </w:tc>
         <w:tc>
@@ -30260,25 +29380,7 @@
                 <w:sz w:val="24"/>
                 <w:szCs w:val="24"/>
               </w:rPr>
-              <w:t xml:space="preserve">Continuación de prototipo: diseño de página (archivos </w:t>
-            </w:r>
-            <w:proofErr w:type="spellStart"/>
-            <w:r>
-              <w:rPr>
-                <w:rFonts w:ascii="Arial" w:hAnsi="Arial" w:cs="Arial"/>
-                <w:sz w:val="24"/>
-                <w:szCs w:val="24"/>
-              </w:rPr>
-              <w:t>css</w:t>
-            </w:r>
-            <w:proofErr w:type="spellEnd"/>
-            <w:r>
-              <w:rPr>
-                <w:rFonts w:ascii="Arial" w:hAnsi="Arial" w:cs="Arial"/>
-                <w:sz w:val="24"/>
-                <w:szCs w:val="24"/>
-              </w:rPr>
-              <w:t>)</w:t>
+              <w:t>Continuación de prototipo: diseño de página (archivos css)</w:t>
             </w:r>
             <w:r>
               <w:rPr>
@@ -30366,18 +29468,8 @@
                 <w:sz w:val="24"/>
                 <w:szCs w:val="24"/>
               </w:rPr>
-              <w:t xml:space="preserve">Desarrollador </w:t>
-            </w:r>
-            <w:proofErr w:type="spellStart"/>
-            <w:r>
-              <w:rPr>
-                <w:rFonts w:ascii="Arial" w:hAnsi="Arial" w:cs="Arial"/>
-                <w:sz w:val="24"/>
-                <w:szCs w:val="24"/>
-              </w:rPr>
-              <w:t>backend</w:t>
-            </w:r>
-            <w:proofErr w:type="spellEnd"/>
+              <w:t>Desarrollador backend</w:t>
+            </w:r>
           </w:p>
         </w:tc>
         <w:tc>
@@ -30611,40 +29703,16 @@
                 <w:szCs w:val="24"/>
               </w:rPr>
             </w:pPr>
-            <w:proofErr w:type="spellStart"/>
-            <w:r>
-              <w:rPr>
-                <w:rFonts w:ascii="Arial" w:hAnsi="Arial" w:cs="Arial"/>
-                <w:b/>
-                <w:bCs/>
-                <w:sz w:val="24"/>
-                <w:szCs w:val="24"/>
-              </w:rPr>
-              <w:t>Hr</w:t>
-            </w:r>
-            <w:proofErr w:type="spellEnd"/>
-            <w:r>
-              <w:rPr>
-                <w:rFonts w:ascii="Arial" w:hAnsi="Arial" w:cs="Arial"/>
-                <w:b/>
-                <w:bCs/>
-                <w:sz w:val="24"/>
-                <w:szCs w:val="24"/>
-              </w:rPr>
-              <w:t xml:space="preserve">. </w:t>
-            </w:r>
-            <w:proofErr w:type="spellStart"/>
-            <w:r>
-              <w:rPr>
-                <w:rFonts w:ascii="Arial" w:hAnsi="Arial" w:cs="Arial"/>
-                <w:b/>
-                <w:bCs/>
-                <w:sz w:val="24"/>
-                <w:szCs w:val="24"/>
-              </w:rPr>
-              <w:t>Ini</w:t>
-            </w:r>
-            <w:proofErr w:type="spellEnd"/>
+            <w:r>
+              <w:rPr>
+                <w:rFonts w:ascii="Arial" w:hAnsi="Arial" w:cs="Arial"/>
+                <w:b/>
+                <w:bCs/>
+                <w:sz w:val="24"/>
+                <w:szCs w:val="24"/>
+              </w:rPr>
+              <w:t>Hr. Ini</w:t>
+            </w:r>
           </w:p>
         </w:tc>
         <w:tc>
@@ -30664,27 +29732,15 @@
                 <w:szCs w:val="24"/>
               </w:rPr>
             </w:pPr>
-            <w:proofErr w:type="spellStart"/>
-            <w:r>
-              <w:rPr>
-                <w:rFonts w:ascii="Arial" w:hAnsi="Arial" w:cs="Arial"/>
-                <w:b/>
-                <w:bCs/>
-                <w:sz w:val="24"/>
-                <w:szCs w:val="24"/>
-              </w:rPr>
-              <w:t>Hr</w:t>
-            </w:r>
-            <w:proofErr w:type="spellEnd"/>
-            <w:r>
-              <w:rPr>
-                <w:rFonts w:ascii="Arial" w:hAnsi="Arial" w:cs="Arial"/>
-                <w:b/>
-                <w:bCs/>
-                <w:sz w:val="24"/>
-                <w:szCs w:val="24"/>
-              </w:rPr>
-              <w:t>. fin</w:t>
+            <w:r>
+              <w:rPr>
+                <w:rFonts w:ascii="Arial" w:hAnsi="Arial" w:cs="Arial"/>
+                <w:b/>
+                <w:bCs/>
+                <w:sz w:val="24"/>
+                <w:szCs w:val="24"/>
+              </w:rPr>
+              <w:t>Hr. fin</w:t>
             </w:r>
           </w:p>
         </w:tc>
@@ -30941,25 +29997,7 @@
                 <w:sz w:val="24"/>
                 <w:szCs w:val="24"/>
               </w:rPr>
-              <w:t xml:space="preserve">Adición de archivos </w:t>
-            </w:r>
-            <w:proofErr w:type="spellStart"/>
-            <w:r>
-              <w:rPr>
-                <w:rFonts w:ascii="Arial" w:hAnsi="Arial" w:cs="Arial"/>
-                <w:sz w:val="24"/>
-                <w:szCs w:val="24"/>
-              </w:rPr>
-              <w:t>css</w:t>
-            </w:r>
-            <w:proofErr w:type="spellEnd"/>
-            <w:r>
-              <w:rPr>
-                <w:rFonts w:ascii="Arial" w:hAnsi="Arial" w:cs="Arial"/>
-                <w:sz w:val="24"/>
-                <w:szCs w:val="24"/>
-              </w:rPr>
-              <w:t xml:space="preserve"> del proyecto.</w:t>
+              <w:t>Adición de archivos css del proyecto.</w:t>
             </w:r>
           </w:p>
         </w:tc>
@@ -32377,18 +31415,8 @@
                 <w:sz w:val="24"/>
                 <w:szCs w:val="24"/>
               </w:rPr>
-              <w:t xml:space="preserve">Desarrolladora </w:t>
-            </w:r>
-            <w:proofErr w:type="spellStart"/>
-            <w:r>
-              <w:rPr>
-                <w:rFonts w:ascii="Arial" w:hAnsi="Arial" w:cs="Arial"/>
-                <w:sz w:val="24"/>
-                <w:szCs w:val="24"/>
-              </w:rPr>
-              <w:t>frontend</w:t>
-            </w:r>
-            <w:proofErr w:type="spellEnd"/>
+              <w:t>Desarrolladora frontend</w:t>
+            </w:r>
           </w:p>
         </w:tc>
         <w:tc>
@@ -32439,25 +31467,7 @@
                 <w:sz w:val="24"/>
                 <w:szCs w:val="24"/>
               </w:rPr>
-              <w:t xml:space="preserve">Continuación de prototipo: diseño de página (archivos </w:t>
-            </w:r>
-            <w:proofErr w:type="spellStart"/>
-            <w:r>
-              <w:rPr>
-                <w:rFonts w:ascii="Arial" w:hAnsi="Arial" w:cs="Arial"/>
-                <w:sz w:val="24"/>
-                <w:szCs w:val="24"/>
-              </w:rPr>
-              <w:t>css</w:t>
-            </w:r>
-            <w:proofErr w:type="spellEnd"/>
-            <w:r>
-              <w:rPr>
-                <w:rFonts w:ascii="Arial" w:hAnsi="Arial" w:cs="Arial"/>
-                <w:sz w:val="24"/>
-                <w:szCs w:val="24"/>
-              </w:rPr>
-              <w:t xml:space="preserve">) </w:t>
+              <w:t xml:space="preserve">Continuación de prototipo: diseño de página (archivos css) </w:t>
             </w:r>
           </w:p>
         </w:tc>
@@ -32537,18 +31547,8 @@
                 <w:sz w:val="24"/>
                 <w:szCs w:val="24"/>
               </w:rPr>
-              <w:t xml:space="preserve">Desarrollador </w:t>
-            </w:r>
-            <w:proofErr w:type="spellStart"/>
-            <w:r>
-              <w:rPr>
-                <w:rFonts w:ascii="Arial" w:hAnsi="Arial" w:cs="Arial"/>
-                <w:sz w:val="24"/>
-                <w:szCs w:val="24"/>
-              </w:rPr>
-              <w:t>backend</w:t>
-            </w:r>
-            <w:proofErr w:type="spellEnd"/>
+              <w:t>Desarrollador backend</w:t>
+            </w:r>
           </w:p>
         </w:tc>
         <w:tc>
@@ -32782,40 +31782,16 @@
                 <w:szCs w:val="24"/>
               </w:rPr>
             </w:pPr>
-            <w:proofErr w:type="spellStart"/>
-            <w:r>
-              <w:rPr>
-                <w:rFonts w:ascii="Arial" w:hAnsi="Arial" w:cs="Arial"/>
-                <w:b/>
-                <w:bCs/>
-                <w:sz w:val="24"/>
-                <w:szCs w:val="24"/>
-              </w:rPr>
-              <w:t>Hr</w:t>
-            </w:r>
-            <w:proofErr w:type="spellEnd"/>
-            <w:r>
-              <w:rPr>
-                <w:rFonts w:ascii="Arial" w:hAnsi="Arial" w:cs="Arial"/>
-                <w:b/>
-                <w:bCs/>
-                <w:sz w:val="24"/>
-                <w:szCs w:val="24"/>
-              </w:rPr>
-              <w:t xml:space="preserve">. </w:t>
-            </w:r>
-            <w:proofErr w:type="spellStart"/>
-            <w:r>
-              <w:rPr>
-                <w:rFonts w:ascii="Arial" w:hAnsi="Arial" w:cs="Arial"/>
-                <w:b/>
-                <w:bCs/>
-                <w:sz w:val="24"/>
-                <w:szCs w:val="24"/>
-              </w:rPr>
-              <w:t>Ini</w:t>
-            </w:r>
-            <w:proofErr w:type="spellEnd"/>
+            <w:r>
+              <w:rPr>
+                <w:rFonts w:ascii="Arial" w:hAnsi="Arial" w:cs="Arial"/>
+                <w:b/>
+                <w:bCs/>
+                <w:sz w:val="24"/>
+                <w:szCs w:val="24"/>
+              </w:rPr>
+              <w:t>Hr. Ini</w:t>
+            </w:r>
           </w:p>
         </w:tc>
         <w:tc>
@@ -32835,27 +31811,15 @@
                 <w:szCs w:val="24"/>
               </w:rPr>
             </w:pPr>
-            <w:proofErr w:type="spellStart"/>
-            <w:r>
-              <w:rPr>
-                <w:rFonts w:ascii="Arial" w:hAnsi="Arial" w:cs="Arial"/>
-                <w:b/>
-                <w:bCs/>
-                <w:sz w:val="24"/>
-                <w:szCs w:val="24"/>
-              </w:rPr>
-              <w:t>Hr</w:t>
-            </w:r>
-            <w:proofErr w:type="spellEnd"/>
-            <w:r>
-              <w:rPr>
-                <w:rFonts w:ascii="Arial" w:hAnsi="Arial" w:cs="Arial"/>
-                <w:b/>
-                <w:bCs/>
-                <w:sz w:val="24"/>
-                <w:szCs w:val="24"/>
-              </w:rPr>
-              <w:t>. fin</w:t>
+            <w:r>
+              <w:rPr>
+                <w:rFonts w:ascii="Arial" w:hAnsi="Arial" w:cs="Arial"/>
+                <w:b/>
+                <w:bCs/>
+                <w:sz w:val="24"/>
+                <w:szCs w:val="24"/>
+              </w:rPr>
+              <w:t>Hr. fin</w:t>
             </w:r>
           </w:p>
         </w:tc>
@@ -34527,18 +33491,8 @@
                 <w:sz w:val="24"/>
                 <w:szCs w:val="24"/>
               </w:rPr>
-              <w:t xml:space="preserve">Desarrolladora </w:t>
-            </w:r>
-            <w:proofErr w:type="spellStart"/>
-            <w:r>
-              <w:rPr>
-                <w:rFonts w:ascii="Arial" w:hAnsi="Arial" w:cs="Arial"/>
-                <w:sz w:val="24"/>
-                <w:szCs w:val="24"/>
-              </w:rPr>
-              <w:t>frontend</w:t>
-            </w:r>
-            <w:proofErr w:type="spellEnd"/>
+              <w:t>Desarrolladora frontend</w:t>
+            </w:r>
           </w:p>
         </w:tc>
         <w:tc>
@@ -34685,18 +33639,8 @@
                 <w:sz w:val="24"/>
                 <w:szCs w:val="24"/>
               </w:rPr>
-              <w:t xml:space="preserve">Desarrollador </w:t>
-            </w:r>
-            <w:proofErr w:type="spellStart"/>
-            <w:r>
-              <w:rPr>
-                <w:rFonts w:ascii="Arial" w:hAnsi="Arial" w:cs="Arial"/>
-                <w:sz w:val="24"/>
-                <w:szCs w:val="24"/>
-              </w:rPr>
-              <w:t>backend</w:t>
-            </w:r>
-            <w:proofErr w:type="spellEnd"/>
+              <w:t>Desarrollador backend</w:t>
+            </w:r>
           </w:p>
         </w:tc>
         <w:tc>
@@ -34946,40 +33890,16 @@
                 <w:szCs w:val="24"/>
               </w:rPr>
             </w:pPr>
-            <w:proofErr w:type="spellStart"/>
-            <w:r>
-              <w:rPr>
-                <w:rFonts w:ascii="Arial" w:hAnsi="Arial" w:cs="Arial"/>
-                <w:b/>
-                <w:bCs/>
-                <w:sz w:val="24"/>
-                <w:szCs w:val="24"/>
-              </w:rPr>
-              <w:t>Hr</w:t>
-            </w:r>
-            <w:proofErr w:type="spellEnd"/>
-            <w:r>
-              <w:rPr>
-                <w:rFonts w:ascii="Arial" w:hAnsi="Arial" w:cs="Arial"/>
-                <w:b/>
-                <w:bCs/>
-                <w:sz w:val="24"/>
-                <w:szCs w:val="24"/>
-              </w:rPr>
-              <w:t xml:space="preserve">. </w:t>
-            </w:r>
-            <w:proofErr w:type="spellStart"/>
-            <w:r>
-              <w:rPr>
-                <w:rFonts w:ascii="Arial" w:hAnsi="Arial" w:cs="Arial"/>
-                <w:b/>
-                <w:bCs/>
-                <w:sz w:val="24"/>
-                <w:szCs w:val="24"/>
-              </w:rPr>
-              <w:t>Ini</w:t>
-            </w:r>
-            <w:proofErr w:type="spellEnd"/>
+            <w:r>
+              <w:rPr>
+                <w:rFonts w:ascii="Arial" w:hAnsi="Arial" w:cs="Arial"/>
+                <w:b/>
+                <w:bCs/>
+                <w:sz w:val="24"/>
+                <w:szCs w:val="24"/>
+              </w:rPr>
+              <w:t>Hr. Ini</w:t>
+            </w:r>
           </w:p>
         </w:tc>
         <w:tc>
@@ -34999,27 +33919,15 @@
                 <w:szCs w:val="24"/>
               </w:rPr>
             </w:pPr>
-            <w:proofErr w:type="spellStart"/>
-            <w:r>
-              <w:rPr>
-                <w:rFonts w:ascii="Arial" w:hAnsi="Arial" w:cs="Arial"/>
-                <w:b/>
-                <w:bCs/>
-                <w:sz w:val="24"/>
-                <w:szCs w:val="24"/>
-              </w:rPr>
-              <w:t>Hr</w:t>
-            </w:r>
-            <w:proofErr w:type="spellEnd"/>
-            <w:r>
-              <w:rPr>
-                <w:rFonts w:ascii="Arial" w:hAnsi="Arial" w:cs="Arial"/>
-                <w:b/>
-                <w:bCs/>
-                <w:sz w:val="24"/>
-                <w:szCs w:val="24"/>
-              </w:rPr>
-              <w:t>. fin</w:t>
+            <w:r>
+              <w:rPr>
+                <w:rFonts w:ascii="Arial" w:hAnsi="Arial" w:cs="Arial"/>
+                <w:b/>
+                <w:bCs/>
+                <w:sz w:val="24"/>
+                <w:szCs w:val="24"/>
+              </w:rPr>
+              <w:t>Hr. fin</w:t>
             </w:r>
           </w:p>
         </w:tc>
@@ -36605,18 +35513,8 @@
                 <w:sz w:val="24"/>
                 <w:szCs w:val="24"/>
               </w:rPr>
-              <w:t xml:space="preserve">Desarrolladora </w:t>
-            </w:r>
-            <w:proofErr w:type="spellStart"/>
-            <w:r>
-              <w:rPr>
-                <w:rFonts w:ascii="Arial" w:hAnsi="Arial" w:cs="Arial"/>
-                <w:sz w:val="24"/>
-                <w:szCs w:val="24"/>
-              </w:rPr>
-              <w:t>frontend</w:t>
-            </w:r>
-            <w:proofErr w:type="spellEnd"/>
+              <w:t>Desarrolladora frontend</w:t>
+            </w:r>
           </w:p>
         </w:tc>
         <w:tc>
@@ -36747,18 +35645,8 @@
                 <w:sz w:val="24"/>
                 <w:szCs w:val="24"/>
               </w:rPr>
-              <w:t xml:space="preserve">Desarrollador </w:t>
-            </w:r>
-            <w:proofErr w:type="spellStart"/>
-            <w:r>
-              <w:rPr>
-                <w:rFonts w:ascii="Arial" w:hAnsi="Arial" w:cs="Arial"/>
-                <w:sz w:val="24"/>
-                <w:szCs w:val="24"/>
-              </w:rPr>
-              <w:t>backend</w:t>
-            </w:r>
-            <w:proofErr w:type="spellEnd"/>
+              <w:t>Desarrollador backend</w:t>
+            </w:r>
           </w:p>
         </w:tc>
         <w:tc>
@@ -36982,40 +35870,16 @@
                 <w:szCs w:val="24"/>
               </w:rPr>
             </w:pPr>
-            <w:proofErr w:type="spellStart"/>
-            <w:r>
-              <w:rPr>
-                <w:rFonts w:ascii="Arial" w:hAnsi="Arial" w:cs="Arial"/>
-                <w:b/>
-                <w:bCs/>
-                <w:sz w:val="24"/>
-                <w:szCs w:val="24"/>
-              </w:rPr>
-              <w:t>Hr</w:t>
-            </w:r>
-            <w:proofErr w:type="spellEnd"/>
-            <w:r>
-              <w:rPr>
-                <w:rFonts w:ascii="Arial" w:hAnsi="Arial" w:cs="Arial"/>
-                <w:b/>
-                <w:bCs/>
-                <w:sz w:val="24"/>
-                <w:szCs w:val="24"/>
-              </w:rPr>
-              <w:t xml:space="preserve">. </w:t>
-            </w:r>
-            <w:proofErr w:type="spellStart"/>
-            <w:r>
-              <w:rPr>
-                <w:rFonts w:ascii="Arial" w:hAnsi="Arial" w:cs="Arial"/>
-                <w:b/>
-                <w:bCs/>
-                <w:sz w:val="24"/>
-                <w:szCs w:val="24"/>
-              </w:rPr>
-              <w:t>Ini</w:t>
-            </w:r>
-            <w:proofErr w:type="spellEnd"/>
+            <w:r>
+              <w:rPr>
+                <w:rFonts w:ascii="Arial" w:hAnsi="Arial" w:cs="Arial"/>
+                <w:b/>
+                <w:bCs/>
+                <w:sz w:val="24"/>
+                <w:szCs w:val="24"/>
+              </w:rPr>
+              <w:t>Hr. Ini</w:t>
+            </w:r>
           </w:p>
         </w:tc>
         <w:tc>
@@ -37035,27 +35899,15 @@
                 <w:szCs w:val="24"/>
               </w:rPr>
             </w:pPr>
-            <w:proofErr w:type="spellStart"/>
-            <w:r>
-              <w:rPr>
-                <w:rFonts w:ascii="Arial" w:hAnsi="Arial" w:cs="Arial"/>
-                <w:b/>
-                <w:bCs/>
-                <w:sz w:val="24"/>
-                <w:szCs w:val="24"/>
-              </w:rPr>
-              <w:t>Hr</w:t>
-            </w:r>
-            <w:proofErr w:type="spellEnd"/>
-            <w:r>
-              <w:rPr>
-                <w:rFonts w:ascii="Arial" w:hAnsi="Arial" w:cs="Arial"/>
-                <w:b/>
-                <w:bCs/>
-                <w:sz w:val="24"/>
-                <w:szCs w:val="24"/>
-              </w:rPr>
-              <w:t>. fin</w:t>
+            <w:r>
+              <w:rPr>
+                <w:rFonts w:ascii="Arial" w:hAnsi="Arial" w:cs="Arial"/>
+                <w:b/>
+                <w:bCs/>
+                <w:sz w:val="24"/>
+                <w:szCs w:val="24"/>
+              </w:rPr>
+              <w:t>Hr. fin</w:t>
             </w:r>
           </w:p>
         </w:tc>
@@ -38038,29 +36890,7 @@
                 <w:szCs w:val="28"/>
               </w:rPr>
               <w:lastRenderedPageBreak/>
-              <w:t xml:space="preserve">Día </w:t>
-            </w:r>
-            <w:r>
-              <w:rPr>
-                <w:rFonts w:ascii="Aptos" w:hAnsi="Aptos"/>
-                <w:b/>
-                <w:bCs/>
-                <w:color w:val="FFFFFF" w:themeColor="background1"/>
-                <w:sz w:val="28"/>
-                <w:szCs w:val="28"/>
-              </w:rPr>
-              <w:t>5</w:t>
-            </w:r>
-            <w:r>
-              <w:rPr>
-                <w:rFonts w:ascii="Aptos" w:hAnsi="Aptos"/>
-                <w:b/>
-                <w:bCs/>
-                <w:color w:val="FFFFFF" w:themeColor="background1"/>
-                <w:sz w:val="28"/>
-                <w:szCs w:val="28"/>
-              </w:rPr>
-              <w:t>: Agregar EDT a documentación</w:t>
+              <w:t>Día 5: Agregar EDT a documentación</w:t>
             </w:r>
           </w:p>
         </w:tc>
@@ -38194,15 +37024,7 @@
                 <w:sz w:val="24"/>
                 <w:szCs w:val="24"/>
               </w:rPr>
-              <w:t>2</w:t>
-            </w:r>
-            <w:r>
-              <w:rPr>
-                <w:rFonts w:ascii="Arial" w:hAnsi="Arial" w:cs="Arial"/>
-                <w:sz w:val="24"/>
-                <w:szCs w:val="24"/>
-              </w:rPr>
-              <w:t>2</w:t>
+              <w:t>22</w:t>
             </w:r>
             <w:r>
               <w:rPr>
@@ -38850,18 +37672,8 @@
                 <w:sz w:val="24"/>
                 <w:szCs w:val="24"/>
               </w:rPr>
-              <w:t xml:space="preserve">Desarrolladora </w:t>
-            </w:r>
-            <w:proofErr w:type="spellStart"/>
-            <w:r>
-              <w:rPr>
-                <w:rFonts w:ascii="Arial" w:hAnsi="Arial" w:cs="Arial"/>
-                <w:sz w:val="24"/>
-                <w:szCs w:val="24"/>
-              </w:rPr>
-              <w:t>frontend</w:t>
-            </w:r>
-            <w:proofErr w:type="spellEnd"/>
+              <w:t>Desarrolladora frontend</w:t>
+            </w:r>
           </w:p>
         </w:tc>
         <w:tc>
@@ -38992,18 +37804,8 @@
                 <w:sz w:val="24"/>
                 <w:szCs w:val="24"/>
               </w:rPr>
-              <w:t xml:space="preserve">Desarrollador </w:t>
-            </w:r>
-            <w:proofErr w:type="spellStart"/>
-            <w:r>
-              <w:rPr>
-                <w:rFonts w:ascii="Arial" w:hAnsi="Arial" w:cs="Arial"/>
-                <w:sz w:val="24"/>
-                <w:szCs w:val="24"/>
-              </w:rPr>
-              <w:t>backend</w:t>
-            </w:r>
-            <w:proofErr w:type="spellEnd"/>
+              <w:t>Desarrollador backend</w:t>
+            </w:r>
           </w:p>
         </w:tc>
         <w:tc>
@@ -39227,40 +38029,16 @@
                 <w:szCs w:val="24"/>
               </w:rPr>
             </w:pPr>
-            <w:proofErr w:type="spellStart"/>
-            <w:r>
-              <w:rPr>
-                <w:rFonts w:ascii="Arial" w:hAnsi="Arial" w:cs="Arial"/>
-                <w:b/>
-                <w:bCs/>
-                <w:sz w:val="24"/>
-                <w:szCs w:val="24"/>
-              </w:rPr>
-              <w:t>Hr</w:t>
-            </w:r>
-            <w:proofErr w:type="spellEnd"/>
-            <w:r>
-              <w:rPr>
-                <w:rFonts w:ascii="Arial" w:hAnsi="Arial" w:cs="Arial"/>
-                <w:b/>
-                <w:bCs/>
-                <w:sz w:val="24"/>
-                <w:szCs w:val="24"/>
-              </w:rPr>
-              <w:t xml:space="preserve">. </w:t>
-            </w:r>
-            <w:proofErr w:type="spellStart"/>
-            <w:r>
-              <w:rPr>
-                <w:rFonts w:ascii="Arial" w:hAnsi="Arial" w:cs="Arial"/>
-                <w:b/>
-                <w:bCs/>
-                <w:sz w:val="24"/>
-                <w:szCs w:val="24"/>
-              </w:rPr>
-              <w:t>Ini</w:t>
-            </w:r>
-            <w:proofErr w:type="spellEnd"/>
+            <w:r>
+              <w:rPr>
+                <w:rFonts w:ascii="Arial" w:hAnsi="Arial" w:cs="Arial"/>
+                <w:b/>
+                <w:bCs/>
+                <w:sz w:val="24"/>
+                <w:szCs w:val="24"/>
+              </w:rPr>
+              <w:t>Hr. Ini</w:t>
+            </w:r>
           </w:p>
         </w:tc>
         <w:tc>
@@ -39280,27 +38058,15 @@
                 <w:szCs w:val="24"/>
               </w:rPr>
             </w:pPr>
-            <w:proofErr w:type="spellStart"/>
-            <w:r>
-              <w:rPr>
-                <w:rFonts w:ascii="Arial" w:hAnsi="Arial" w:cs="Arial"/>
-                <w:b/>
-                <w:bCs/>
-                <w:sz w:val="24"/>
-                <w:szCs w:val="24"/>
-              </w:rPr>
-              <w:t>Hr</w:t>
-            </w:r>
-            <w:proofErr w:type="spellEnd"/>
-            <w:r>
-              <w:rPr>
-                <w:rFonts w:ascii="Arial" w:hAnsi="Arial" w:cs="Arial"/>
-                <w:b/>
-                <w:bCs/>
-                <w:sz w:val="24"/>
-                <w:szCs w:val="24"/>
-              </w:rPr>
-              <w:t>. fin</w:t>
+            <w:r>
+              <w:rPr>
+                <w:rFonts w:ascii="Arial" w:hAnsi="Arial" w:cs="Arial"/>
+                <w:b/>
+                <w:bCs/>
+                <w:sz w:val="24"/>
+                <w:szCs w:val="24"/>
+              </w:rPr>
+              <w:t>Hr. fin</w:t>
             </w:r>
           </w:p>
         </w:tc>
@@ -39466,23 +38232,7 @@
                 <w:sz w:val="24"/>
                 <w:szCs w:val="24"/>
               </w:rPr>
-              <w:t>9:</w:t>
-            </w:r>
-            <w:r>
-              <w:rPr>
-                <w:rFonts w:ascii="Arial" w:hAnsi="Arial" w:cs="Arial"/>
-                <w:sz w:val="24"/>
-                <w:szCs w:val="24"/>
-              </w:rPr>
-              <w:t>3</w:t>
-            </w:r>
-            <w:r>
-              <w:rPr>
-                <w:rFonts w:ascii="Arial" w:hAnsi="Arial" w:cs="Arial"/>
-                <w:sz w:val="24"/>
-                <w:szCs w:val="24"/>
-              </w:rPr>
-              <w:t>5 a</w:t>
+              <w:t>9:35 a</w:t>
             </w:r>
             <w:r>
               <w:rPr>
@@ -40131,7 +38881,4546 @@
         <w:br w:type="page"/>
       </w:r>
     </w:p>
+    <w:p>
+      <w:pPr>
+        <w:pStyle w:val="Ttulo0"/>
+        <w:jc w:val="both"/>
+        <w:outlineLvl w:val="0"/>
+      </w:pPr>
+      <w:r>
+        <w:lastRenderedPageBreak/>
+        <w:t xml:space="preserve">Semana del </w:t>
+      </w:r>
+      <w:r>
+        <w:t>2</w:t>
+      </w:r>
+      <w:r>
+        <w:t>5</w:t>
+      </w:r>
+      <w:r>
+        <w:t xml:space="preserve"> </w:t>
+      </w:r>
+      <w:r>
+        <w:t xml:space="preserve">de mayo al </w:t>
+      </w:r>
+      <w:r>
+        <w:t>31</w:t>
+      </w:r>
+      <w:r>
+        <w:t xml:space="preserve"> de mayo</w:t>
+      </w:r>
+    </w:p>
+    <w:p>
+      <w:r>
+        <w:rPr>
+          <w:b/>
+          <w:bCs/>
+        </w:rPr>
+        <w:t>Objetivo:</w:t>
+      </w:r>
+      <w:r>
+        <w:t xml:space="preserve"> </w:t>
+      </w:r>
+      <w:r>
+        <w:t>Continuación de prototipo</w:t>
+      </w:r>
+      <w:r>
+        <w:t>.</w:t>
+      </w:r>
+      <w:r>
+        <w:t xml:space="preserve"> </w:t>
+      </w:r>
+      <w:r>
+        <w:t xml:space="preserve">Iniciar </w:t>
+      </w:r>
+      <w:r>
+        <w:t>punto 9</w:t>
+      </w:r>
+      <w:r>
+        <w:t xml:space="preserve"> de documentación final. </w:t>
+      </w:r>
+    </w:p>
+    <w:tbl>
+      <w:tblPr>
+        <w:tblStyle w:val="Tablaconcuadrcula"/>
+        <w:tblW w:w="9634" w:type="dxa"/>
+        <w:jc w:val="center"/>
+        <w:tblBorders>
+          <w:top w:val="single" w:sz="4" w:space="0" w:color="7F7F7F" w:themeColor="text1" w:themeTint="80"/>
+          <w:left w:val="single" w:sz="4" w:space="0" w:color="7F7F7F" w:themeColor="text1" w:themeTint="80"/>
+          <w:bottom w:val="single" w:sz="4" w:space="0" w:color="7F7F7F" w:themeColor="text1" w:themeTint="80"/>
+          <w:right w:val="single" w:sz="4" w:space="0" w:color="7F7F7F" w:themeColor="text1" w:themeTint="80"/>
+          <w:insideH w:val="single" w:sz="4" w:space="0" w:color="7F7F7F" w:themeColor="text1" w:themeTint="80"/>
+        </w:tblBorders>
+        <w:tblCellMar>
+          <w:top w:w="57" w:type="dxa"/>
+          <w:bottom w:w="57" w:type="dxa"/>
+        </w:tblCellMar>
+        <w:tblLook w:val="04A0" w:firstRow="1" w:lastRow="0" w:firstColumn="1" w:lastColumn="0" w:noHBand="0" w:noVBand="1"/>
+      </w:tblPr>
+      <w:tblGrid>
+        <w:gridCol w:w="5098"/>
+        <w:gridCol w:w="4536"/>
+      </w:tblGrid>
+      <w:tr>
+        <w:trPr>
+          <w:trHeight w:val="583"/>
+          <w:jc w:val="center"/>
+        </w:trPr>
+        <w:tc>
+          <w:tcPr>
+            <w:tcW w:w="9634" w:type="dxa"/>
+            <w:gridSpan w:val="2"/>
+            <w:shd w:val="clear" w:color="auto" w:fill="262626" w:themeFill="text1" w:themeFillTint="D9"/>
+            <w:vAlign w:val="center"/>
+          </w:tcPr>
+          <w:p>
+            <w:pPr>
+              <w:pStyle w:val="Ttulo2"/>
+              <w:rPr>
+                <w:rFonts w:ascii="Aptos" w:hAnsi="Aptos"/>
+                <w:b/>
+                <w:bCs/>
+                <w:color w:val="FFFFFF" w:themeColor="background1"/>
+                <w:sz w:val="28"/>
+                <w:szCs w:val="28"/>
+              </w:rPr>
+            </w:pPr>
+            <w:r>
+              <w:rPr>
+                <w:rFonts w:ascii="Aptos" w:hAnsi="Aptos"/>
+                <w:b/>
+                <w:bCs/>
+                <w:color w:val="FFFFFF" w:themeColor="background1"/>
+                <w:sz w:val="28"/>
+                <w:szCs w:val="28"/>
+              </w:rPr>
+              <w:t xml:space="preserve">Día 1: </w:t>
+            </w:r>
+            <w:r>
+              <w:rPr>
+                <w:rFonts w:ascii="Aptos" w:hAnsi="Aptos"/>
+                <w:b/>
+                <w:bCs/>
+                <w:color w:val="FFFFFF" w:themeColor="background1"/>
+                <w:sz w:val="28"/>
+                <w:szCs w:val="28"/>
+              </w:rPr>
+              <w:t xml:space="preserve">Punto 9 </w:t>
+            </w:r>
+            <w:r>
+              <w:rPr>
+                <w:rFonts w:ascii="Aptos" w:hAnsi="Aptos"/>
+                <w:b/>
+                <w:bCs/>
+                <w:color w:val="FFFFFF" w:themeColor="background1"/>
+                <w:sz w:val="28"/>
+                <w:szCs w:val="28"/>
+              </w:rPr>
+              <w:t>–</w:t>
+            </w:r>
+            <w:r>
+              <w:rPr>
+                <w:rFonts w:ascii="Aptos" w:hAnsi="Aptos"/>
+                <w:b/>
+                <w:bCs/>
+                <w:color w:val="FFFFFF" w:themeColor="background1"/>
+                <w:sz w:val="28"/>
+                <w:szCs w:val="28"/>
+              </w:rPr>
+              <w:t xml:space="preserve"> </w:t>
+            </w:r>
+            <w:r>
+              <w:rPr>
+                <w:rFonts w:ascii="Aptos" w:hAnsi="Aptos"/>
+                <w:b/>
+                <w:bCs/>
+                <w:color w:val="FFFFFF" w:themeColor="background1"/>
+                <w:sz w:val="28"/>
+                <w:szCs w:val="28"/>
+              </w:rPr>
+              <w:t>Ejecución del Proyecto</w:t>
+            </w:r>
+          </w:p>
+        </w:tc>
+      </w:tr>
+      <w:tr>
+        <w:trPr>
+          <w:jc w:val="center"/>
+        </w:trPr>
+        <w:tc>
+          <w:tcPr>
+            <w:tcW w:w="9634" w:type="dxa"/>
+            <w:gridSpan w:val="2"/>
+            <w:vAlign w:val="center"/>
+          </w:tcPr>
+          <w:p>
+            <w:pPr>
+              <w:rPr>
+                <w:rFonts w:ascii="Arial" w:hAnsi="Arial" w:cs="Arial"/>
+                <w:sz w:val="24"/>
+                <w:szCs w:val="24"/>
+              </w:rPr>
+            </w:pPr>
+            <w:r>
+              <w:rPr>
+                <w:rFonts w:ascii="Arial" w:hAnsi="Arial" w:cs="Arial"/>
+                <w:b/>
+                <w:bCs/>
+                <w:sz w:val="24"/>
+                <w:szCs w:val="24"/>
+              </w:rPr>
+              <w:t xml:space="preserve">Nombre del Proyecto: </w:t>
+            </w:r>
+            <w:r>
+              <w:rPr>
+                <w:rFonts w:ascii="Arial" w:hAnsi="Arial" w:cs="Arial"/>
+                <w:sz w:val="24"/>
+                <w:szCs w:val="24"/>
+              </w:rPr>
+              <w:t>Portafolio Digital de Arquitecto</w:t>
+            </w:r>
+          </w:p>
+        </w:tc>
+      </w:tr>
+      <w:tr>
+        <w:trPr>
+          <w:jc w:val="center"/>
+        </w:trPr>
+        <w:tc>
+          <w:tcPr>
+            <w:tcW w:w="5098" w:type="dxa"/>
+            <w:vAlign w:val="center"/>
+          </w:tcPr>
+          <w:p>
+            <w:pPr>
+              <w:rPr>
+                <w:rFonts w:ascii="Arial" w:hAnsi="Arial" w:cs="Arial"/>
+                <w:b/>
+                <w:bCs/>
+                <w:sz w:val="24"/>
+                <w:szCs w:val="24"/>
+              </w:rPr>
+            </w:pPr>
+            <w:r>
+              <w:rPr>
+                <w:rFonts w:ascii="Arial" w:hAnsi="Arial" w:cs="Arial"/>
+                <w:b/>
+                <w:bCs/>
+                <w:sz w:val="24"/>
+                <w:szCs w:val="24"/>
+              </w:rPr>
+              <w:t xml:space="preserve">Equipo No.: </w:t>
+            </w:r>
+            <w:r>
+              <w:rPr>
+                <w:rFonts w:ascii="Arial" w:hAnsi="Arial" w:cs="Arial"/>
+                <w:b/>
+                <w:bCs/>
+                <w:sz w:val="24"/>
+                <w:szCs w:val="24"/>
+              </w:rPr>
+              <w:tab/>
+            </w:r>
+            <w:r>
+              <w:rPr>
+                <w:rFonts w:ascii="Arial" w:hAnsi="Arial" w:cs="Arial"/>
+                <w:sz w:val="24"/>
+                <w:szCs w:val="24"/>
+              </w:rPr>
+              <w:t>6</w:t>
+            </w:r>
+          </w:p>
+        </w:tc>
+        <w:tc>
+          <w:tcPr>
+            <w:tcW w:w="4536" w:type="dxa"/>
+            <w:vAlign w:val="center"/>
+          </w:tcPr>
+          <w:p>
+            <w:pPr>
+              <w:rPr>
+                <w:rFonts w:ascii="Arial" w:hAnsi="Arial" w:cs="Arial"/>
+                <w:b/>
+                <w:bCs/>
+                <w:sz w:val="24"/>
+                <w:szCs w:val="24"/>
+              </w:rPr>
+            </w:pPr>
+            <w:r>
+              <w:rPr>
+                <w:rFonts w:ascii="Arial" w:hAnsi="Arial" w:cs="Arial"/>
+                <w:b/>
+                <w:bCs/>
+                <w:sz w:val="24"/>
+                <w:szCs w:val="24"/>
+              </w:rPr>
+              <w:t>Fecha:</w:t>
+            </w:r>
+            <w:r>
+              <w:rPr>
+                <w:rFonts w:ascii="Arial" w:hAnsi="Arial" w:cs="Arial"/>
+                <w:b/>
+                <w:bCs/>
+                <w:sz w:val="24"/>
+                <w:szCs w:val="24"/>
+              </w:rPr>
+              <w:t xml:space="preserve"> </w:t>
+            </w:r>
+            <w:r>
+              <w:rPr>
+                <w:rFonts w:ascii="Arial" w:hAnsi="Arial" w:cs="Arial"/>
+                <w:sz w:val="24"/>
+                <w:szCs w:val="24"/>
+              </w:rPr>
+              <w:t>2</w:t>
+            </w:r>
+            <w:r>
+              <w:rPr>
+                <w:rFonts w:ascii="Arial" w:hAnsi="Arial" w:cs="Arial"/>
+                <w:sz w:val="24"/>
+                <w:szCs w:val="24"/>
+              </w:rPr>
+              <w:t>8</w:t>
+            </w:r>
+            <w:r>
+              <w:rPr>
+                <w:rFonts w:ascii="Arial" w:hAnsi="Arial" w:cs="Arial"/>
+                <w:sz w:val="24"/>
+                <w:szCs w:val="24"/>
+              </w:rPr>
+              <w:t>/0</w:t>
+            </w:r>
+            <w:r>
+              <w:rPr>
+                <w:rFonts w:ascii="Arial" w:hAnsi="Arial" w:cs="Arial"/>
+                <w:sz w:val="24"/>
+                <w:szCs w:val="24"/>
+              </w:rPr>
+              <w:t>5</w:t>
+            </w:r>
+            <w:r>
+              <w:rPr>
+                <w:rFonts w:ascii="Arial" w:hAnsi="Arial" w:cs="Arial"/>
+                <w:sz w:val="24"/>
+                <w:szCs w:val="24"/>
+              </w:rPr>
+              <w:t>/202</w:t>
+            </w:r>
+            <w:r>
+              <w:rPr>
+                <w:rFonts w:ascii="Arial" w:hAnsi="Arial" w:cs="Arial"/>
+                <w:sz w:val="24"/>
+                <w:szCs w:val="24"/>
+              </w:rPr>
+              <w:t>6</w:t>
+            </w:r>
+          </w:p>
+        </w:tc>
+      </w:tr>
+      <w:tr>
+        <w:trPr>
+          <w:jc w:val="center"/>
+        </w:trPr>
+        <w:tc>
+          <w:tcPr>
+            <w:tcW w:w="5098" w:type="dxa"/>
+            <w:vAlign w:val="center"/>
+          </w:tcPr>
+          <w:p>
+            <w:pPr>
+              <w:rPr>
+                <w:rFonts w:ascii="Arial" w:hAnsi="Arial" w:cs="Arial"/>
+                <w:b/>
+                <w:bCs/>
+                <w:sz w:val="24"/>
+                <w:szCs w:val="24"/>
+              </w:rPr>
+            </w:pPr>
+            <w:r>
+              <w:rPr>
+                <w:rFonts w:ascii="Arial" w:hAnsi="Arial" w:cs="Arial"/>
+                <w:b/>
+                <w:bCs/>
+                <w:sz w:val="24"/>
+                <w:szCs w:val="24"/>
+              </w:rPr>
+              <w:t xml:space="preserve">Número de sesión / Día de trabajo: </w:t>
+            </w:r>
+            <w:r>
+              <w:rPr>
+                <w:rFonts w:ascii="Arial" w:hAnsi="Arial" w:cs="Arial"/>
+                <w:sz w:val="24"/>
+                <w:szCs w:val="24"/>
+              </w:rPr>
+              <w:t>1</w:t>
+            </w:r>
+          </w:p>
+        </w:tc>
+        <w:tc>
+          <w:tcPr>
+            <w:tcW w:w="4536" w:type="dxa"/>
+            <w:vAlign w:val="center"/>
+          </w:tcPr>
+          <w:p>
+            <w:pPr>
+              <w:rPr>
+                <w:rFonts w:ascii="Arial" w:hAnsi="Arial" w:cs="Arial"/>
+                <w:b/>
+                <w:bCs/>
+                <w:sz w:val="24"/>
+                <w:szCs w:val="24"/>
+              </w:rPr>
+            </w:pPr>
+            <w:r>
+              <w:rPr>
+                <w:rFonts w:ascii="Arial" w:hAnsi="Arial" w:cs="Arial"/>
+                <w:b/>
+                <w:bCs/>
+                <w:sz w:val="24"/>
+                <w:szCs w:val="24"/>
+              </w:rPr>
+              <w:t xml:space="preserve">Modalidad: </w:t>
+            </w:r>
+            <w:r>
+              <w:rPr>
+                <w:rFonts w:ascii="Arial" w:hAnsi="Arial" w:cs="Arial"/>
+                <w:sz w:val="24"/>
+                <w:szCs w:val="24"/>
+                <w:shd w:val="clear" w:color="auto" w:fill="F5E4A9" w:themeFill="accent3" w:themeFillTint="66"/>
+              </w:rPr>
+              <w:t>Presencial</w:t>
+            </w:r>
+            <w:r>
+              <w:rPr>
+                <w:rFonts w:ascii="Arial" w:hAnsi="Arial" w:cs="Arial"/>
+                <w:sz w:val="24"/>
+                <w:szCs w:val="24"/>
+              </w:rPr>
+              <w:t xml:space="preserve"> / </w:t>
+            </w:r>
+            <w:r>
+              <w:rPr>
+                <w:rFonts w:ascii="Arial" w:hAnsi="Arial" w:cs="Arial"/>
+                <w:sz w:val="24"/>
+                <w:szCs w:val="24"/>
+              </w:rPr>
+              <w:t>Virtual</w:t>
+            </w:r>
+            <w:r>
+              <w:rPr>
+                <w:rFonts w:ascii="Arial" w:hAnsi="Arial" w:cs="Arial"/>
+                <w:sz w:val="24"/>
+                <w:szCs w:val="24"/>
+              </w:rPr>
+              <w:t xml:space="preserve"> / </w:t>
+            </w:r>
+            <w:r>
+              <w:rPr>
+                <w:rFonts w:ascii="Arial" w:hAnsi="Arial" w:cs="Arial"/>
+                <w:sz w:val="24"/>
+                <w:szCs w:val="24"/>
+              </w:rPr>
+              <w:t>Mixto</w:t>
+            </w:r>
+          </w:p>
+        </w:tc>
+      </w:tr>
+      <w:tr>
+        <w:trPr>
+          <w:jc w:val="center"/>
+        </w:trPr>
+        <w:tc>
+          <w:tcPr>
+            <w:tcW w:w="9634" w:type="dxa"/>
+            <w:gridSpan w:val="2"/>
+            <w:vAlign w:val="center"/>
+          </w:tcPr>
+          <w:p>
+            <w:pPr>
+              <w:rPr>
+                <w:rFonts w:ascii="Arial" w:hAnsi="Arial" w:cs="Arial"/>
+                <w:b/>
+                <w:bCs/>
+                <w:sz w:val="24"/>
+                <w:szCs w:val="24"/>
+              </w:rPr>
+            </w:pPr>
+            <w:r>
+              <w:rPr>
+                <w:rFonts w:ascii="Arial" w:hAnsi="Arial" w:cs="Arial"/>
+                <w:b/>
+                <w:bCs/>
+                <w:sz w:val="24"/>
+                <w:szCs w:val="24"/>
+              </w:rPr>
+              <w:t>Duración de la sesión:</w:t>
+            </w:r>
+            <w:r>
+              <w:rPr>
+                <w:rFonts w:ascii="Arial" w:hAnsi="Arial" w:cs="Arial"/>
+                <w:b/>
+                <w:bCs/>
+                <w:sz w:val="24"/>
+                <w:szCs w:val="24"/>
+              </w:rPr>
+              <w:t xml:space="preserve"> </w:t>
+            </w:r>
+            <w:r>
+              <w:rPr>
+                <w:rFonts w:ascii="Arial" w:hAnsi="Arial" w:cs="Arial"/>
+                <w:b/>
+                <w:bCs/>
+                <w:sz w:val="24"/>
+                <w:szCs w:val="24"/>
+              </w:rPr>
+              <w:t>2</w:t>
+            </w:r>
+            <w:r>
+              <w:rPr>
+                <w:rFonts w:ascii="Arial" w:hAnsi="Arial" w:cs="Arial"/>
+                <w:sz w:val="24"/>
+                <w:szCs w:val="24"/>
+              </w:rPr>
+              <w:t xml:space="preserve"> hr</w:t>
+            </w:r>
+          </w:p>
+        </w:tc>
+      </w:tr>
+    </w:tbl>
+    <w:p>
+      <w:pPr>
+        <w:rPr>
+          <w:rFonts w:ascii="Arial" w:hAnsi="Arial" w:cs="Arial"/>
+          <w:sz w:val="24"/>
+          <w:szCs w:val="24"/>
+        </w:rPr>
+      </w:pPr>
+    </w:p>
+    <w:p>
+      <w:pPr>
+        <w:pStyle w:val="titulo1"/>
+        <w:outlineLvl w:val="2"/>
+        <w:rPr>
+          <w:sz w:val="32"/>
+          <w:szCs w:val="72"/>
+        </w:rPr>
+      </w:pPr>
+      <w:r>
+        <w:rPr>
+          <w:sz w:val="32"/>
+          <w:szCs w:val="72"/>
+        </w:rPr>
+        <w:t>Asistencia y Participación</w:t>
+      </w:r>
+    </w:p>
+    <w:tbl>
+      <w:tblPr>
+        <w:tblStyle w:val="Tablaconcuadrcula"/>
+        <w:tblW w:w="10281" w:type="dxa"/>
+        <w:jc w:val="center"/>
+        <w:tblBorders>
+          <w:top w:val="single" w:sz="4" w:space="0" w:color="7F7F7F" w:themeColor="text1" w:themeTint="80"/>
+          <w:left w:val="single" w:sz="4" w:space="0" w:color="7F7F7F" w:themeColor="text1" w:themeTint="80"/>
+          <w:bottom w:val="single" w:sz="4" w:space="0" w:color="7F7F7F" w:themeColor="text1" w:themeTint="80"/>
+          <w:right w:val="single" w:sz="4" w:space="0" w:color="7F7F7F" w:themeColor="text1" w:themeTint="80"/>
+          <w:insideH w:val="single" w:sz="4" w:space="0" w:color="7F7F7F" w:themeColor="text1" w:themeTint="80"/>
+          <w:insideV w:val="single" w:sz="4" w:space="0" w:color="7F7F7F" w:themeColor="text1" w:themeTint="80"/>
+        </w:tblBorders>
+        <w:tblCellMar>
+          <w:top w:w="57" w:type="dxa"/>
+          <w:bottom w:w="57" w:type="dxa"/>
+        </w:tblCellMar>
+        <w:tblLook w:val="04A0" w:firstRow="1" w:lastRow="0" w:firstColumn="1" w:lastColumn="0" w:noHBand="0" w:noVBand="1"/>
+      </w:tblPr>
+      <w:tblGrid>
+        <w:gridCol w:w="1538"/>
+        <w:gridCol w:w="1791"/>
+        <w:gridCol w:w="1563"/>
+        <w:gridCol w:w="3061"/>
+        <w:gridCol w:w="2328"/>
+      </w:tblGrid>
+      <w:tr>
+        <w:trPr>
+          <w:jc w:val="center"/>
+        </w:trPr>
+        <w:tc>
+          <w:tcPr>
+            <w:tcW w:w="1538" w:type="dxa"/>
+            <w:shd w:val="clear" w:color="auto" w:fill="262626" w:themeFill="text1" w:themeFillTint="D9"/>
+            <w:vAlign w:val="center"/>
+          </w:tcPr>
+          <w:p>
+            <w:pPr>
+              <w:jc w:val="center"/>
+              <w:rPr>
+                <w:rFonts w:ascii="Arial" w:hAnsi="Arial" w:cs="Arial"/>
+                <w:b/>
+                <w:bCs/>
+                <w:sz w:val="24"/>
+                <w:szCs w:val="24"/>
+              </w:rPr>
+            </w:pPr>
+            <w:r>
+              <w:rPr>
+                <w:rFonts w:ascii="Arial" w:hAnsi="Arial" w:cs="Arial"/>
+                <w:b/>
+                <w:bCs/>
+                <w:sz w:val="24"/>
+                <w:szCs w:val="24"/>
+              </w:rPr>
+              <w:t>Integrante</w:t>
+            </w:r>
+          </w:p>
+        </w:tc>
+        <w:tc>
+          <w:tcPr>
+            <w:tcW w:w="1791" w:type="dxa"/>
+            <w:shd w:val="clear" w:color="auto" w:fill="262626" w:themeFill="text1" w:themeFillTint="D9"/>
+            <w:vAlign w:val="center"/>
+          </w:tcPr>
+          <w:p>
+            <w:pPr>
+              <w:jc w:val="center"/>
+              <w:rPr>
+                <w:rFonts w:ascii="Arial" w:hAnsi="Arial" w:cs="Arial"/>
+                <w:b/>
+                <w:bCs/>
+                <w:sz w:val="24"/>
+                <w:szCs w:val="24"/>
+              </w:rPr>
+            </w:pPr>
+            <w:r>
+              <w:rPr>
+                <w:rFonts w:ascii="Arial" w:hAnsi="Arial" w:cs="Arial"/>
+                <w:b/>
+                <w:bCs/>
+                <w:sz w:val="24"/>
+                <w:szCs w:val="24"/>
+              </w:rPr>
+              <w:t>Rol</w:t>
+            </w:r>
+          </w:p>
+        </w:tc>
+        <w:tc>
+          <w:tcPr>
+            <w:tcW w:w="1563" w:type="dxa"/>
+            <w:shd w:val="clear" w:color="auto" w:fill="262626" w:themeFill="text1" w:themeFillTint="D9"/>
+            <w:vAlign w:val="center"/>
+          </w:tcPr>
+          <w:p>
+            <w:pPr>
+              <w:jc w:val="center"/>
+              <w:rPr>
+                <w:rFonts w:ascii="Arial" w:hAnsi="Arial" w:cs="Arial"/>
+                <w:b/>
+                <w:bCs/>
+                <w:sz w:val="24"/>
+                <w:szCs w:val="24"/>
+              </w:rPr>
+            </w:pPr>
+            <w:r>
+              <w:rPr>
+                <w:rFonts w:ascii="Arial" w:hAnsi="Arial" w:cs="Arial"/>
+                <w:b/>
+                <w:bCs/>
+                <w:sz w:val="24"/>
+                <w:szCs w:val="24"/>
+              </w:rPr>
+              <w:t>Asistencia (Sí/No)</w:t>
+            </w:r>
+          </w:p>
+        </w:tc>
+        <w:tc>
+          <w:tcPr>
+            <w:tcW w:w="3061" w:type="dxa"/>
+            <w:shd w:val="clear" w:color="auto" w:fill="262626" w:themeFill="text1" w:themeFillTint="D9"/>
+            <w:vAlign w:val="center"/>
+          </w:tcPr>
+          <w:p>
+            <w:pPr>
+              <w:jc w:val="center"/>
+              <w:rPr>
+                <w:rFonts w:ascii="Arial" w:hAnsi="Arial" w:cs="Arial"/>
+                <w:b/>
+                <w:bCs/>
+                <w:sz w:val="24"/>
+                <w:szCs w:val="24"/>
+              </w:rPr>
+            </w:pPr>
+            <w:r>
+              <w:rPr>
+                <w:rFonts w:ascii="Arial" w:hAnsi="Arial" w:cs="Arial"/>
+                <w:b/>
+                <w:bCs/>
+                <w:sz w:val="24"/>
+                <w:szCs w:val="24"/>
+              </w:rPr>
+              <w:t>Actividades</w:t>
+            </w:r>
+          </w:p>
+        </w:tc>
+        <w:tc>
+          <w:tcPr>
+            <w:tcW w:w="2328" w:type="dxa"/>
+            <w:shd w:val="clear" w:color="auto" w:fill="262626" w:themeFill="text1" w:themeFillTint="D9"/>
+            <w:vAlign w:val="center"/>
+          </w:tcPr>
+          <w:p>
+            <w:pPr>
+              <w:jc w:val="center"/>
+              <w:rPr>
+                <w:rFonts w:ascii="Arial" w:hAnsi="Arial" w:cs="Arial"/>
+                <w:b/>
+                <w:bCs/>
+                <w:sz w:val="24"/>
+                <w:szCs w:val="24"/>
+              </w:rPr>
+            </w:pPr>
+            <w:r>
+              <w:rPr>
+                <w:rFonts w:ascii="Arial" w:hAnsi="Arial" w:cs="Arial"/>
+                <w:b/>
+                <w:bCs/>
+                <w:sz w:val="24"/>
+                <w:szCs w:val="24"/>
+              </w:rPr>
+              <w:t>Entregables Esperados</w:t>
+            </w:r>
+          </w:p>
+        </w:tc>
+      </w:tr>
+      <w:tr>
+        <w:trPr>
+          <w:jc w:val="center"/>
+        </w:trPr>
+        <w:tc>
+          <w:tcPr>
+            <w:tcW w:w="1538" w:type="dxa"/>
+            <w:vAlign w:val="center"/>
+          </w:tcPr>
+          <w:p>
+            <w:pPr>
+              <w:rPr>
+                <w:rFonts w:ascii="Arial" w:hAnsi="Arial" w:cs="Arial"/>
+                <w:sz w:val="24"/>
+                <w:szCs w:val="24"/>
+              </w:rPr>
+            </w:pPr>
+            <w:r>
+              <w:rPr>
+                <w:rFonts w:ascii="Arial" w:hAnsi="Arial" w:cs="Arial"/>
+                <w:sz w:val="24"/>
+                <w:szCs w:val="24"/>
+              </w:rPr>
+              <w:t>María Fernanda Barrón Álvarez</w:t>
+            </w:r>
+          </w:p>
+        </w:tc>
+        <w:tc>
+          <w:tcPr>
+            <w:tcW w:w="1791" w:type="dxa"/>
+            <w:vAlign w:val="center"/>
+          </w:tcPr>
+          <w:p>
+            <w:pPr>
+              <w:rPr>
+                <w:rFonts w:ascii="Arial" w:hAnsi="Arial" w:cs="Arial"/>
+                <w:sz w:val="24"/>
+                <w:szCs w:val="24"/>
+              </w:rPr>
+            </w:pPr>
+            <w:r>
+              <w:rPr>
+                <w:rFonts w:ascii="Arial" w:hAnsi="Arial" w:cs="Arial"/>
+                <w:sz w:val="24"/>
+                <w:szCs w:val="24"/>
+              </w:rPr>
+              <w:t>Project Manager</w:t>
+            </w:r>
+          </w:p>
+        </w:tc>
+        <w:tc>
+          <w:tcPr>
+            <w:tcW w:w="1563" w:type="dxa"/>
+            <w:vAlign w:val="center"/>
+          </w:tcPr>
+          <w:p>
+            <w:pPr>
+              <w:rPr>
+                <w:rFonts w:ascii="Arial" w:hAnsi="Arial" w:cs="Arial"/>
+                <w:sz w:val="24"/>
+                <w:szCs w:val="24"/>
+              </w:rPr>
+            </w:pPr>
+            <w:r>
+              <w:rPr>
+                <w:rFonts w:ascii="Arial" w:hAnsi="Arial" w:cs="Arial"/>
+                <w:sz w:val="24"/>
+                <w:szCs w:val="24"/>
+              </w:rPr>
+              <w:t>Sí</w:t>
+            </w:r>
+          </w:p>
+        </w:tc>
+        <w:tc>
+          <w:tcPr>
+            <w:tcW w:w="3061" w:type="dxa"/>
+            <w:vAlign w:val="center"/>
+          </w:tcPr>
+          <w:p>
+            <w:pPr>
+              <w:pStyle w:val="Prrafodelista"/>
+              <w:numPr>
+                <w:ilvl w:val="0"/>
+                <w:numId w:val="27"/>
+              </w:numPr>
+              <w:ind w:left="246" w:hanging="218"/>
+              <w:rPr>
+                <w:rFonts w:ascii="Arial" w:hAnsi="Arial" w:cs="Arial"/>
+                <w:sz w:val="24"/>
+                <w:szCs w:val="24"/>
+              </w:rPr>
+            </w:pPr>
+            <w:r>
+              <w:rPr>
+                <w:rFonts w:ascii="Arial" w:hAnsi="Arial" w:cs="Arial"/>
+                <w:sz w:val="24"/>
+                <w:szCs w:val="24"/>
+              </w:rPr>
+              <w:t>Conocer las bases de gestión de riesgos</w:t>
+            </w:r>
+          </w:p>
+          <w:p>
+            <w:pPr>
+              <w:pStyle w:val="Prrafodelista"/>
+              <w:numPr>
+                <w:ilvl w:val="0"/>
+                <w:numId w:val="27"/>
+              </w:numPr>
+              <w:ind w:left="246" w:hanging="218"/>
+              <w:rPr>
+                <w:rFonts w:ascii="Arial" w:hAnsi="Arial" w:cs="Arial"/>
+                <w:sz w:val="24"/>
+                <w:szCs w:val="24"/>
+              </w:rPr>
+            </w:pPr>
+            <w:r>
+              <w:rPr>
+                <w:rFonts w:ascii="Arial" w:hAnsi="Arial" w:cs="Arial"/>
+                <w:sz w:val="24"/>
+                <w:szCs w:val="24"/>
+              </w:rPr>
+              <w:t>Bitácora del día</w:t>
+            </w:r>
+          </w:p>
+          <w:p>
+            <w:pPr>
+              <w:pStyle w:val="Prrafodelista"/>
+              <w:numPr>
+                <w:ilvl w:val="0"/>
+                <w:numId w:val="27"/>
+              </w:numPr>
+              <w:ind w:left="246" w:hanging="218"/>
+              <w:rPr>
+                <w:rFonts w:ascii="Arial" w:hAnsi="Arial" w:cs="Arial"/>
+                <w:sz w:val="24"/>
+                <w:szCs w:val="24"/>
+              </w:rPr>
+            </w:pPr>
+            <w:r>
+              <w:rPr>
+                <w:rFonts w:ascii="Arial" w:hAnsi="Arial" w:cs="Arial"/>
+                <w:sz w:val="24"/>
+                <w:szCs w:val="24"/>
+              </w:rPr>
+              <w:t xml:space="preserve">Realizar Punto 9 de documentación: </w:t>
+            </w:r>
+            <w:r>
+              <w:rPr>
+                <w:rFonts w:ascii="Arial" w:hAnsi="Arial" w:cs="Arial"/>
+                <w:sz w:val="24"/>
+                <w:szCs w:val="24"/>
+              </w:rPr>
+              <w:t>Trabajo por sprints</w:t>
+            </w:r>
+          </w:p>
+        </w:tc>
+        <w:tc>
+          <w:tcPr>
+            <w:tcW w:w="2328" w:type="dxa"/>
+            <w:vAlign w:val="center"/>
+          </w:tcPr>
+          <w:p>
+            <w:pPr>
+              <w:pStyle w:val="Prrafodelista"/>
+              <w:numPr>
+                <w:ilvl w:val="0"/>
+                <w:numId w:val="27"/>
+              </w:numPr>
+              <w:ind w:left="219" w:hanging="219"/>
+              <w:rPr>
+                <w:rFonts w:ascii="Arial" w:hAnsi="Arial" w:cs="Arial"/>
+                <w:sz w:val="24"/>
+                <w:szCs w:val="24"/>
+              </w:rPr>
+            </w:pPr>
+            <w:r>
+              <w:rPr>
+                <w:rFonts w:ascii="Arial" w:hAnsi="Arial" w:cs="Arial"/>
+                <w:sz w:val="24"/>
+                <w:szCs w:val="24"/>
+              </w:rPr>
+              <w:t xml:space="preserve">Documento final con punto </w:t>
+            </w:r>
+            <w:r>
+              <w:rPr>
+                <w:rFonts w:ascii="Arial" w:hAnsi="Arial" w:cs="Arial"/>
+                <w:sz w:val="24"/>
+                <w:szCs w:val="24"/>
+              </w:rPr>
+              <w:t>9</w:t>
+            </w:r>
+            <w:r>
+              <w:rPr>
+                <w:rFonts w:ascii="Arial" w:hAnsi="Arial" w:cs="Arial"/>
+                <w:sz w:val="24"/>
+                <w:szCs w:val="24"/>
+              </w:rPr>
+              <w:t xml:space="preserve">.  </w:t>
+            </w:r>
+          </w:p>
+          <w:p>
+            <w:pPr>
+              <w:pStyle w:val="Prrafodelista"/>
+              <w:numPr>
+                <w:ilvl w:val="0"/>
+                <w:numId w:val="27"/>
+              </w:numPr>
+              <w:ind w:left="219" w:hanging="219"/>
+              <w:rPr>
+                <w:rFonts w:ascii="Arial" w:hAnsi="Arial" w:cs="Arial"/>
+                <w:sz w:val="24"/>
+                <w:szCs w:val="24"/>
+              </w:rPr>
+            </w:pPr>
+            <w:r>
+              <w:rPr>
+                <w:rFonts w:ascii="Arial" w:hAnsi="Arial" w:cs="Arial"/>
+                <w:sz w:val="24"/>
+                <w:szCs w:val="24"/>
+              </w:rPr>
+              <w:t>Bitácora</w:t>
+            </w:r>
+          </w:p>
+        </w:tc>
+      </w:tr>
+      <w:tr>
+        <w:trPr>
+          <w:jc w:val="center"/>
+        </w:trPr>
+        <w:tc>
+          <w:tcPr>
+            <w:tcW w:w="1538" w:type="dxa"/>
+            <w:vAlign w:val="center"/>
+          </w:tcPr>
+          <w:p>
+            <w:pPr>
+              <w:rPr>
+                <w:rFonts w:ascii="Arial" w:hAnsi="Arial" w:cs="Arial"/>
+                <w:sz w:val="24"/>
+                <w:szCs w:val="24"/>
+              </w:rPr>
+            </w:pPr>
+            <w:r>
+              <w:rPr>
+                <w:rFonts w:ascii="Arial" w:hAnsi="Arial" w:cs="Arial"/>
+                <w:sz w:val="24"/>
+                <w:szCs w:val="24"/>
+              </w:rPr>
+              <w:t xml:space="preserve">Leslie Miroslava Benítez </w:t>
+            </w:r>
+          </w:p>
+          <w:p>
+            <w:pPr>
+              <w:rPr>
+                <w:rFonts w:ascii="Arial" w:hAnsi="Arial" w:cs="Arial"/>
+                <w:sz w:val="24"/>
+                <w:szCs w:val="24"/>
+              </w:rPr>
+            </w:pPr>
+            <w:r>
+              <w:rPr>
+                <w:rFonts w:ascii="Arial" w:hAnsi="Arial" w:cs="Arial"/>
+                <w:sz w:val="24"/>
+                <w:szCs w:val="24"/>
+              </w:rPr>
+              <w:t>Marín</w:t>
+            </w:r>
+          </w:p>
+        </w:tc>
+        <w:tc>
+          <w:tcPr>
+            <w:tcW w:w="1791" w:type="dxa"/>
+            <w:vAlign w:val="center"/>
+          </w:tcPr>
+          <w:p>
+            <w:pPr>
+              <w:rPr>
+                <w:rFonts w:ascii="Arial" w:hAnsi="Arial" w:cs="Arial"/>
+                <w:sz w:val="24"/>
+                <w:szCs w:val="24"/>
+              </w:rPr>
+            </w:pPr>
+            <w:r>
+              <w:rPr>
+                <w:rFonts w:ascii="Arial" w:hAnsi="Arial" w:cs="Arial"/>
+                <w:sz w:val="24"/>
+                <w:szCs w:val="24"/>
+              </w:rPr>
+              <w:t>Desarrolladora frontend</w:t>
+            </w:r>
+          </w:p>
+        </w:tc>
+        <w:tc>
+          <w:tcPr>
+            <w:tcW w:w="1563" w:type="dxa"/>
+            <w:vAlign w:val="center"/>
+          </w:tcPr>
+          <w:p>
+            <w:pPr>
+              <w:rPr>
+                <w:rFonts w:ascii="Arial" w:hAnsi="Arial" w:cs="Arial"/>
+                <w:sz w:val="24"/>
+                <w:szCs w:val="24"/>
+              </w:rPr>
+            </w:pPr>
+            <w:r>
+              <w:rPr>
+                <w:rFonts w:ascii="Arial" w:hAnsi="Arial" w:cs="Arial"/>
+                <w:sz w:val="24"/>
+                <w:szCs w:val="24"/>
+              </w:rPr>
+              <w:t>Sí</w:t>
+            </w:r>
+          </w:p>
+        </w:tc>
+        <w:tc>
+          <w:tcPr>
+            <w:tcW w:w="3061" w:type="dxa"/>
+            <w:vAlign w:val="center"/>
+          </w:tcPr>
+          <w:p>
+            <w:pPr>
+              <w:pStyle w:val="Prrafodelista"/>
+              <w:numPr>
+                <w:ilvl w:val="0"/>
+                <w:numId w:val="27"/>
+              </w:numPr>
+              <w:ind w:left="241" w:hanging="241"/>
+              <w:rPr>
+                <w:rFonts w:ascii="Arial" w:hAnsi="Arial" w:cs="Arial"/>
+                <w:sz w:val="24"/>
+                <w:szCs w:val="24"/>
+              </w:rPr>
+            </w:pPr>
+            <w:r>
+              <w:rPr>
+                <w:rFonts w:ascii="Arial" w:hAnsi="Arial" w:cs="Arial"/>
+                <w:sz w:val="24"/>
+                <w:szCs w:val="24"/>
+              </w:rPr>
+              <w:t>Continuación de prototipo:</w:t>
+            </w:r>
+            <w:r>
+              <w:rPr>
+                <w:rFonts w:ascii="Arial" w:hAnsi="Arial" w:cs="Arial"/>
+                <w:sz w:val="24"/>
+                <w:szCs w:val="24"/>
+              </w:rPr>
+              <w:t xml:space="preserve"> </w:t>
+            </w:r>
+            <w:r>
+              <w:rPr>
+                <w:rFonts w:ascii="Arial" w:hAnsi="Arial" w:cs="Arial"/>
+                <w:sz w:val="24"/>
+                <w:szCs w:val="24"/>
+              </w:rPr>
+              <w:t xml:space="preserve">Redacción e integración de descripciones de servicios. </w:t>
+            </w:r>
+          </w:p>
+        </w:tc>
+        <w:tc>
+          <w:tcPr>
+            <w:tcW w:w="2328" w:type="dxa"/>
+            <w:vAlign w:val="center"/>
+          </w:tcPr>
+          <w:p>
+            <w:pPr>
+              <w:pStyle w:val="Prrafodelista"/>
+              <w:numPr>
+                <w:ilvl w:val="0"/>
+                <w:numId w:val="27"/>
+              </w:numPr>
+              <w:ind w:left="219" w:hanging="218"/>
+              <w:rPr>
+                <w:rFonts w:ascii="Arial" w:hAnsi="Arial" w:cs="Arial"/>
+                <w:sz w:val="24"/>
+                <w:szCs w:val="24"/>
+              </w:rPr>
+            </w:pPr>
+            <w:r>
+              <w:rPr>
+                <w:rFonts w:ascii="Arial" w:hAnsi="Arial" w:cs="Arial"/>
+                <w:sz w:val="24"/>
+                <w:szCs w:val="24"/>
+              </w:rPr>
+              <w:t>Prototipo funcional navegable con estructura completa del sitio</w:t>
+            </w:r>
+          </w:p>
+        </w:tc>
+      </w:tr>
+      <w:tr>
+        <w:trPr>
+          <w:jc w:val="center"/>
+        </w:trPr>
+        <w:tc>
+          <w:tcPr>
+            <w:tcW w:w="1538" w:type="dxa"/>
+            <w:vAlign w:val="center"/>
+          </w:tcPr>
+          <w:p>
+            <w:pPr>
+              <w:rPr>
+                <w:rFonts w:ascii="Arial" w:hAnsi="Arial" w:cs="Arial"/>
+                <w:sz w:val="24"/>
+                <w:szCs w:val="24"/>
+              </w:rPr>
+            </w:pPr>
+            <w:r>
+              <w:rPr>
+                <w:rFonts w:ascii="Arial" w:hAnsi="Arial" w:cs="Arial"/>
+                <w:sz w:val="24"/>
+                <w:szCs w:val="24"/>
+              </w:rPr>
+              <w:t>Leonardo Merino Garfias</w:t>
+            </w:r>
+          </w:p>
+        </w:tc>
+        <w:tc>
+          <w:tcPr>
+            <w:tcW w:w="1791" w:type="dxa"/>
+            <w:vAlign w:val="center"/>
+          </w:tcPr>
+          <w:p>
+            <w:pPr>
+              <w:rPr>
+                <w:rFonts w:ascii="Arial" w:hAnsi="Arial" w:cs="Arial"/>
+                <w:sz w:val="24"/>
+                <w:szCs w:val="24"/>
+              </w:rPr>
+            </w:pPr>
+            <w:r>
+              <w:rPr>
+                <w:rFonts w:ascii="Arial" w:hAnsi="Arial" w:cs="Arial"/>
+                <w:sz w:val="24"/>
+                <w:szCs w:val="24"/>
+              </w:rPr>
+              <w:t>Desarrollador backend</w:t>
+            </w:r>
+          </w:p>
+        </w:tc>
+        <w:tc>
+          <w:tcPr>
+            <w:tcW w:w="1563" w:type="dxa"/>
+            <w:vAlign w:val="center"/>
+          </w:tcPr>
+          <w:p>
+            <w:pPr>
+              <w:rPr>
+                <w:rFonts w:ascii="Arial" w:hAnsi="Arial" w:cs="Arial"/>
+                <w:sz w:val="24"/>
+                <w:szCs w:val="24"/>
+              </w:rPr>
+            </w:pPr>
+            <w:r>
+              <w:rPr>
+                <w:rFonts w:ascii="Arial" w:hAnsi="Arial" w:cs="Arial"/>
+                <w:sz w:val="24"/>
+                <w:szCs w:val="24"/>
+              </w:rPr>
+              <w:t>No</w:t>
+            </w:r>
+          </w:p>
+        </w:tc>
+        <w:tc>
+          <w:tcPr>
+            <w:tcW w:w="3061" w:type="dxa"/>
+            <w:vAlign w:val="center"/>
+          </w:tcPr>
+          <w:p>
+            <w:pPr>
+              <w:pStyle w:val="Prrafodelista"/>
+              <w:numPr>
+                <w:ilvl w:val="0"/>
+                <w:numId w:val="27"/>
+              </w:numPr>
+              <w:ind w:left="246" w:hanging="218"/>
+              <w:rPr>
+                <w:rFonts w:ascii="Arial" w:hAnsi="Arial" w:cs="Arial"/>
+                <w:sz w:val="24"/>
+                <w:szCs w:val="24"/>
+              </w:rPr>
+            </w:pPr>
+            <w:r>
+              <w:rPr>
+                <w:rFonts w:ascii="Arial" w:hAnsi="Arial" w:cs="Arial"/>
+                <w:sz w:val="24"/>
+                <w:szCs w:val="24"/>
+              </w:rPr>
+              <w:t xml:space="preserve">Realizar </w:t>
+            </w:r>
+            <w:r>
+              <w:rPr>
+                <w:rFonts w:ascii="Arial" w:hAnsi="Arial" w:cs="Arial"/>
+                <w:sz w:val="24"/>
+                <w:szCs w:val="24"/>
+              </w:rPr>
+              <w:t xml:space="preserve">Punto 9 de documentación: </w:t>
+            </w:r>
+            <w:r>
+              <w:rPr>
+                <w:rFonts w:ascii="Arial" w:hAnsi="Arial" w:cs="Arial"/>
+                <w:sz w:val="24"/>
+                <w:szCs w:val="24"/>
+              </w:rPr>
+              <w:t xml:space="preserve">Evidencias reales y </w:t>
+            </w:r>
+            <w:r>
+              <w:rPr>
+                <w:rFonts w:ascii="Arial" w:hAnsi="Arial" w:cs="Arial"/>
+                <w:sz w:val="24"/>
+                <w:szCs w:val="24"/>
+              </w:rPr>
+              <w:t>Actividades realizadas</w:t>
+            </w:r>
+          </w:p>
+        </w:tc>
+        <w:tc>
+          <w:tcPr>
+            <w:tcW w:w="2328" w:type="dxa"/>
+            <w:vAlign w:val="center"/>
+          </w:tcPr>
+          <w:p>
+            <w:pPr>
+              <w:pStyle w:val="Prrafodelista"/>
+              <w:numPr>
+                <w:ilvl w:val="0"/>
+                <w:numId w:val="27"/>
+              </w:numPr>
+              <w:ind w:left="349" w:hanging="248"/>
+              <w:rPr>
+                <w:rFonts w:ascii="Arial" w:hAnsi="Arial" w:cs="Arial"/>
+                <w:sz w:val="24"/>
+                <w:szCs w:val="24"/>
+              </w:rPr>
+            </w:pPr>
+            <w:r>
+              <w:rPr>
+                <w:rFonts w:ascii="Arial" w:hAnsi="Arial" w:cs="Arial"/>
+                <w:sz w:val="24"/>
+                <w:szCs w:val="24"/>
+              </w:rPr>
+              <w:t xml:space="preserve">Parte de documentación con punto </w:t>
+            </w:r>
+            <w:r>
+              <w:rPr>
+                <w:rFonts w:ascii="Arial" w:hAnsi="Arial" w:cs="Arial"/>
+                <w:sz w:val="24"/>
+                <w:szCs w:val="24"/>
+              </w:rPr>
+              <w:t>9</w:t>
+            </w:r>
+            <w:r>
+              <w:rPr>
+                <w:rFonts w:ascii="Arial" w:hAnsi="Arial" w:cs="Arial"/>
+                <w:sz w:val="24"/>
+                <w:szCs w:val="24"/>
+              </w:rPr>
+              <w:t>.</w:t>
+            </w:r>
+          </w:p>
+        </w:tc>
+      </w:tr>
+    </w:tbl>
+    <w:p>
+      <w:pPr>
+        <w:rPr>
+          <w:rFonts w:ascii="Arial" w:hAnsi="Arial" w:cs="Arial"/>
+          <w:sz w:val="24"/>
+          <w:szCs w:val="24"/>
+        </w:rPr>
+      </w:pPr>
+    </w:p>
+    <w:p>
+      <w:pPr>
+        <w:pStyle w:val="titulo1"/>
+        <w:outlineLvl w:val="2"/>
+        <w:rPr>
+          <w:sz w:val="32"/>
+          <w:szCs w:val="72"/>
+        </w:rPr>
+      </w:pPr>
+      <w:r>
+        <w:rPr>
+          <w:sz w:val="32"/>
+          <w:szCs w:val="72"/>
+        </w:rPr>
+        <w:t>A</w:t>
+      </w:r>
+      <w:r>
+        <w:rPr>
+          <w:sz w:val="32"/>
+          <w:szCs w:val="72"/>
+        </w:rPr>
+        <w:t>ctividades Ejecutadas</w:t>
+      </w:r>
+    </w:p>
+    <w:tbl>
+      <w:tblPr>
+        <w:tblStyle w:val="Tablaconcuadrcula"/>
+        <w:tblW w:w="10124" w:type="dxa"/>
+        <w:jc w:val="center"/>
+        <w:tblBorders>
+          <w:top w:val="single" w:sz="4" w:space="0" w:color="7F7F7F" w:themeColor="text1" w:themeTint="80"/>
+          <w:left w:val="single" w:sz="4" w:space="0" w:color="7F7F7F" w:themeColor="text1" w:themeTint="80"/>
+          <w:bottom w:val="single" w:sz="4" w:space="0" w:color="7F7F7F" w:themeColor="text1" w:themeTint="80"/>
+          <w:right w:val="single" w:sz="4" w:space="0" w:color="7F7F7F" w:themeColor="text1" w:themeTint="80"/>
+          <w:insideH w:val="single" w:sz="4" w:space="0" w:color="7F7F7F" w:themeColor="text1" w:themeTint="80"/>
+          <w:insideV w:val="single" w:sz="4" w:space="0" w:color="7F7F7F" w:themeColor="text1" w:themeTint="80"/>
+        </w:tblBorders>
+        <w:tblCellMar>
+          <w:top w:w="57" w:type="dxa"/>
+          <w:bottom w:w="57" w:type="dxa"/>
+        </w:tblCellMar>
+        <w:tblLook w:val="04A0" w:firstRow="1" w:lastRow="0" w:firstColumn="1" w:lastColumn="0" w:noHBand="0" w:noVBand="1"/>
+      </w:tblPr>
+      <w:tblGrid>
+        <w:gridCol w:w="2955"/>
+        <w:gridCol w:w="2004"/>
+        <w:gridCol w:w="1150"/>
+        <w:gridCol w:w="1535"/>
+        <w:gridCol w:w="2480"/>
+      </w:tblGrid>
+      <w:tr>
+        <w:trPr>
+          <w:jc w:val="center"/>
+        </w:trPr>
+        <w:tc>
+          <w:tcPr>
+            <w:tcW w:w="2955" w:type="dxa"/>
+            <w:shd w:val="clear" w:color="auto" w:fill="262626" w:themeFill="text1" w:themeFillTint="D9"/>
+            <w:vAlign w:val="center"/>
+          </w:tcPr>
+          <w:p>
+            <w:pPr>
+              <w:jc w:val="center"/>
+              <w:rPr>
+                <w:rFonts w:ascii="Arial" w:hAnsi="Arial" w:cs="Arial"/>
+                <w:b/>
+                <w:bCs/>
+                <w:sz w:val="24"/>
+                <w:szCs w:val="24"/>
+              </w:rPr>
+            </w:pPr>
+            <w:r>
+              <w:rPr>
+                <w:rFonts w:ascii="Arial" w:hAnsi="Arial" w:cs="Arial"/>
+                <w:b/>
+                <w:bCs/>
+                <w:sz w:val="24"/>
+                <w:szCs w:val="24"/>
+              </w:rPr>
+              <w:t>Actividad</w:t>
+            </w:r>
+          </w:p>
+        </w:tc>
+        <w:tc>
+          <w:tcPr>
+            <w:tcW w:w="2004" w:type="dxa"/>
+            <w:shd w:val="clear" w:color="auto" w:fill="262626" w:themeFill="text1" w:themeFillTint="D9"/>
+            <w:vAlign w:val="center"/>
+          </w:tcPr>
+          <w:p>
+            <w:pPr>
+              <w:jc w:val="center"/>
+              <w:rPr>
+                <w:rFonts w:ascii="Arial" w:hAnsi="Arial" w:cs="Arial"/>
+                <w:b/>
+                <w:bCs/>
+                <w:sz w:val="24"/>
+                <w:szCs w:val="24"/>
+              </w:rPr>
+            </w:pPr>
+            <w:r>
+              <w:rPr>
+                <w:rFonts w:ascii="Arial" w:hAnsi="Arial" w:cs="Arial"/>
+                <w:b/>
+                <w:bCs/>
+                <w:sz w:val="24"/>
+                <w:szCs w:val="24"/>
+              </w:rPr>
+              <w:t>L</w:t>
+            </w:r>
+          </w:p>
+        </w:tc>
+        <w:tc>
+          <w:tcPr>
+            <w:tcW w:w="1150" w:type="dxa"/>
+            <w:shd w:val="clear" w:color="auto" w:fill="262626" w:themeFill="text1" w:themeFillTint="D9"/>
+            <w:vAlign w:val="center"/>
+          </w:tcPr>
+          <w:p>
+            <w:pPr>
+              <w:jc w:val="center"/>
+              <w:rPr>
+                <w:rFonts w:ascii="Arial" w:hAnsi="Arial" w:cs="Arial"/>
+                <w:b/>
+                <w:bCs/>
+                <w:sz w:val="24"/>
+                <w:szCs w:val="24"/>
+              </w:rPr>
+            </w:pPr>
+            <w:r>
+              <w:rPr>
+                <w:rFonts w:ascii="Arial" w:hAnsi="Arial" w:cs="Arial"/>
+                <w:b/>
+                <w:bCs/>
+                <w:sz w:val="24"/>
+                <w:szCs w:val="24"/>
+              </w:rPr>
+              <w:t>Hr. Ini</w:t>
+            </w:r>
+          </w:p>
+        </w:tc>
+        <w:tc>
+          <w:tcPr>
+            <w:tcW w:w="1535" w:type="dxa"/>
+            <w:shd w:val="clear" w:color="auto" w:fill="262626" w:themeFill="text1" w:themeFillTint="D9"/>
+            <w:vAlign w:val="center"/>
+          </w:tcPr>
+          <w:p>
+            <w:pPr>
+              <w:jc w:val="center"/>
+              <w:rPr>
+                <w:rFonts w:ascii="Arial" w:hAnsi="Arial" w:cs="Arial"/>
+                <w:b/>
+                <w:bCs/>
+                <w:sz w:val="24"/>
+                <w:szCs w:val="24"/>
+              </w:rPr>
+            </w:pPr>
+            <w:r>
+              <w:rPr>
+                <w:rFonts w:ascii="Arial" w:hAnsi="Arial" w:cs="Arial"/>
+                <w:b/>
+                <w:bCs/>
+                <w:sz w:val="24"/>
+                <w:szCs w:val="24"/>
+              </w:rPr>
+              <w:t>Hr. fin</w:t>
+            </w:r>
+          </w:p>
+        </w:tc>
+        <w:tc>
+          <w:tcPr>
+            <w:tcW w:w="2480" w:type="dxa"/>
+            <w:shd w:val="clear" w:color="auto" w:fill="262626" w:themeFill="text1" w:themeFillTint="D9"/>
+            <w:vAlign w:val="center"/>
+          </w:tcPr>
+          <w:p>
+            <w:pPr>
+              <w:jc w:val="center"/>
+              <w:rPr>
+                <w:rFonts w:ascii="Arial" w:hAnsi="Arial" w:cs="Arial"/>
+                <w:b/>
+                <w:bCs/>
+                <w:sz w:val="24"/>
+                <w:szCs w:val="24"/>
+              </w:rPr>
+            </w:pPr>
+            <w:r>
+              <w:rPr>
+                <w:rFonts w:ascii="Arial" w:hAnsi="Arial" w:cs="Arial"/>
+                <w:b/>
+                <w:bCs/>
+                <w:sz w:val="24"/>
+                <w:szCs w:val="24"/>
+              </w:rPr>
+              <w:t>Estado (Completado / En proceso / Pendiente)</w:t>
+            </w:r>
+          </w:p>
+        </w:tc>
+      </w:tr>
+      <w:tr>
+        <w:trPr>
+          <w:jc w:val="center"/>
+        </w:trPr>
+        <w:tc>
+          <w:tcPr>
+            <w:tcW w:w="2955" w:type="dxa"/>
+            <w:vAlign w:val="center"/>
+          </w:tcPr>
+          <w:p>
+            <w:pPr>
+              <w:rPr>
+                <w:rFonts w:ascii="Arial" w:hAnsi="Arial" w:cs="Arial"/>
+                <w:sz w:val="24"/>
+                <w:szCs w:val="24"/>
+              </w:rPr>
+            </w:pPr>
+            <w:r>
+              <w:rPr>
+                <w:rFonts w:ascii="Arial" w:hAnsi="Arial" w:cs="Arial"/>
+                <w:sz w:val="24"/>
+                <w:szCs w:val="24"/>
+              </w:rPr>
+              <w:t>Punto 9 de documentación: Ejecución del Proyecto</w:t>
+            </w:r>
+          </w:p>
+        </w:tc>
+        <w:tc>
+          <w:tcPr>
+            <w:tcW w:w="2004" w:type="dxa"/>
+            <w:vAlign w:val="center"/>
+          </w:tcPr>
+          <w:p>
+            <w:pPr>
+              <w:rPr>
+                <w:rFonts w:ascii="Arial" w:hAnsi="Arial" w:cs="Arial"/>
+                <w:sz w:val="24"/>
+                <w:szCs w:val="24"/>
+              </w:rPr>
+            </w:pPr>
+            <w:r>
+              <w:rPr>
+                <w:rFonts w:ascii="Arial" w:hAnsi="Arial" w:cs="Arial"/>
+                <w:sz w:val="24"/>
+                <w:szCs w:val="24"/>
+              </w:rPr>
+              <w:t>Leonardo Merino Garfias</w:t>
+            </w:r>
+          </w:p>
+        </w:tc>
+        <w:tc>
+          <w:tcPr>
+            <w:tcW w:w="1150" w:type="dxa"/>
+            <w:vAlign w:val="center"/>
+          </w:tcPr>
+          <w:p>
+            <w:pPr>
+              <w:rPr>
+                <w:rFonts w:ascii="Arial" w:hAnsi="Arial" w:cs="Arial"/>
+                <w:sz w:val="24"/>
+                <w:szCs w:val="24"/>
+              </w:rPr>
+            </w:pPr>
+            <w:r>
+              <w:rPr>
+                <w:rFonts w:ascii="Arial" w:hAnsi="Arial" w:cs="Arial"/>
+                <w:sz w:val="24"/>
+                <w:szCs w:val="24"/>
+              </w:rPr>
+              <w:t>9</w:t>
+            </w:r>
+            <w:r>
+              <w:rPr>
+                <w:rFonts w:ascii="Arial" w:hAnsi="Arial" w:cs="Arial"/>
+                <w:sz w:val="24"/>
+                <w:szCs w:val="24"/>
+              </w:rPr>
+              <w:t>:</w:t>
+            </w:r>
+            <w:r>
+              <w:rPr>
+                <w:rFonts w:ascii="Arial" w:hAnsi="Arial" w:cs="Arial"/>
+                <w:sz w:val="24"/>
+                <w:szCs w:val="24"/>
+              </w:rPr>
+              <w:t>00 a</w:t>
+            </w:r>
+            <w:r>
+              <w:rPr>
+                <w:rFonts w:ascii="Arial" w:hAnsi="Arial" w:cs="Arial"/>
+                <w:sz w:val="24"/>
+                <w:szCs w:val="24"/>
+              </w:rPr>
+              <w:t>m</w:t>
+            </w:r>
+          </w:p>
+        </w:tc>
+        <w:tc>
+          <w:tcPr>
+            <w:tcW w:w="1535" w:type="dxa"/>
+            <w:vAlign w:val="center"/>
+          </w:tcPr>
+          <w:p>
+            <w:pPr>
+              <w:rPr>
+                <w:rFonts w:ascii="Arial" w:hAnsi="Arial" w:cs="Arial"/>
+                <w:sz w:val="24"/>
+                <w:szCs w:val="24"/>
+              </w:rPr>
+            </w:pPr>
+            <w:r>
+              <w:rPr>
+                <w:rFonts w:ascii="Arial" w:hAnsi="Arial" w:cs="Arial"/>
+                <w:sz w:val="24"/>
+                <w:szCs w:val="24"/>
+              </w:rPr>
+              <w:t>10</w:t>
+            </w:r>
+            <w:r>
+              <w:rPr>
+                <w:rFonts w:ascii="Arial" w:hAnsi="Arial" w:cs="Arial"/>
+                <w:sz w:val="24"/>
+                <w:szCs w:val="24"/>
+              </w:rPr>
+              <w:t>:</w:t>
+            </w:r>
+            <w:r>
+              <w:rPr>
+                <w:rFonts w:ascii="Arial" w:hAnsi="Arial" w:cs="Arial"/>
+                <w:sz w:val="24"/>
+                <w:szCs w:val="24"/>
+              </w:rPr>
+              <w:t>0</w:t>
+            </w:r>
+            <w:r>
+              <w:rPr>
+                <w:rFonts w:ascii="Arial" w:hAnsi="Arial" w:cs="Arial"/>
+                <w:sz w:val="24"/>
+                <w:szCs w:val="24"/>
+              </w:rPr>
+              <w:t>0</w:t>
+            </w:r>
+            <w:r>
+              <w:rPr>
+                <w:rFonts w:ascii="Arial" w:hAnsi="Arial" w:cs="Arial"/>
+                <w:sz w:val="24"/>
+                <w:szCs w:val="24"/>
+              </w:rPr>
+              <w:t xml:space="preserve"> a</w:t>
+            </w:r>
+            <w:r>
+              <w:rPr>
+                <w:rFonts w:ascii="Arial" w:hAnsi="Arial" w:cs="Arial"/>
+                <w:sz w:val="24"/>
+                <w:szCs w:val="24"/>
+              </w:rPr>
+              <w:t>m</w:t>
+            </w:r>
+          </w:p>
+        </w:tc>
+        <w:tc>
+          <w:tcPr>
+            <w:tcW w:w="2480" w:type="dxa"/>
+            <w:vAlign w:val="center"/>
+          </w:tcPr>
+          <w:p>
+            <w:pPr>
+              <w:rPr>
+                <w:rFonts w:ascii="Arial" w:hAnsi="Arial" w:cs="Arial"/>
+                <w:sz w:val="24"/>
+                <w:szCs w:val="24"/>
+              </w:rPr>
+            </w:pPr>
+            <w:r>
+              <w:rPr>
+                <w:rFonts w:ascii="Arial" w:hAnsi="Arial" w:cs="Arial"/>
+                <w:sz w:val="24"/>
+                <w:szCs w:val="24"/>
+              </w:rPr>
+              <w:t>En proceso</w:t>
+            </w:r>
+          </w:p>
+        </w:tc>
+      </w:tr>
+      <w:tr>
+        <w:trPr>
+          <w:jc w:val="center"/>
+        </w:trPr>
+        <w:tc>
+          <w:tcPr>
+            <w:tcW w:w="2955" w:type="dxa"/>
+            <w:vAlign w:val="center"/>
+          </w:tcPr>
+          <w:p>
+            <w:pPr>
+              <w:rPr>
+                <w:rFonts w:ascii="Arial" w:hAnsi="Arial" w:cs="Arial"/>
+                <w:sz w:val="24"/>
+                <w:szCs w:val="24"/>
+              </w:rPr>
+            </w:pPr>
+            <w:r>
+              <w:rPr>
+                <w:rFonts w:ascii="Arial" w:hAnsi="Arial" w:cs="Arial"/>
+                <w:sz w:val="24"/>
+                <w:szCs w:val="24"/>
+              </w:rPr>
+              <w:lastRenderedPageBreak/>
+              <w:t>Pr</w:t>
+            </w:r>
+            <w:r>
+              <w:rPr>
+                <w:rFonts w:ascii="Arial" w:hAnsi="Arial" w:cs="Arial"/>
+                <w:sz w:val="24"/>
+                <w:szCs w:val="24"/>
+              </w:rPr>
+              <w:t>ototipo: Redacción e integración de descripciones de servicios</w:t>
+            </w:r>
+            <w:r>
+              <w:rPr>
+                <w:rFonts w:ascii="Arial" w:hAnsi="Arial" w:cs="Arial"/>
+                <w:sz w:val="24"/>
+                <w:szCs w:val="24"/>
+              </w:rPr>
+              <w:t>.</w:t>
+            </w:r>
+          </w:p>
+        </w:tc>
+        <w:tc>
+          <w:tcPr>
+            <w:tcW w:w="2004" w:type="dxa"/>
+            <w:vAlign w:val="center"/>
+          </w:tcPr>
+          <w:p>
+            <w:pPr>
+              <w:rPr>
+                <w:rFonts w:ascii="Arial" w:hAnsi="Arial" w:cs="Arial"/>
+                <w:sz w:val="24"/>
+                <w:szCs w:val="24"/>
+              </w:rPr>
+            </w:pPr>
+            <w:r>
+              <w:rPr>
+                <w:rFonts w:ascii="Arial" w:hAnsi="Arial" w:cs="Arial"/>
+                <w:sz w:val="24"/>
+                <w:szCs w:val="24"/>
+              </w:rPr>
+              <w:t>Leslie Miroslava Benítez Marín</w:t>
+            </w:r>
+          </w:p>
+        </w:tc>
+        <w:tc>
+          <w:tcPr>
+            <w:tcW w:w="1150" w:type="dxa"/>
+            <w:vAlign w:val="center"/>
+          </w:tcPr>
+          <w:p>
+            <w:pPr>
+              <w:rPr>
+                <w:rFonts w:ascii="Arial" w:hAnsi="Arial" w:cs="Arial"/>
+                <w:sz w:val="24"/>
+                <w:szCs w:val="24"/>
+              </w:rPr>
+            </w:pPr>
+            <w:r>
+              <w:rPr>
+                <w:rFonts w:ascii="Arial" w:hAnsi="Arial" w:cs="Arial"/>
+                <w:sz w:val="24"/>
+                <w:szCs w:val="24"/>
+              </w:rPr>
+              <w:t>8</w:t>
+            </w:r>
+            <w:r>
+              <w:rPr>
+                <w:rFonts w:ascii="Arial" w:hAnsi="Arial" w:cs="Arial"/>
+                <w:sz w:val="24"/>
+                <w:szCs w:val="24"/>
+              </w:rPr>
+              <w:t>:</w:t>
+            </w:r>
+            <w:r>
+              <w:rPr>
+                <w:rFonts w:ascii="Arial" w:hAnsi="Arial" w:cs="Arial"/>
+                <w:sz w:val="24"/>
+                <w:szCs w:val="24"/>
+              </w:rPr>
+              <w:t>0</w:t>
+            </w:r>
+            <w:r>
+              <w:rPr>
+                <w:rFonts w:ascii="Arial" w:hAnsi="Arial" w:cs="Arial"/>
+                <w:sz w:val="24"/>
+                <w:szCs w:val="24"/>
+              </w:rPr>
+              <w:t>0</w:t>
+            </w:r>
+            <w:r>
+              <w:rPr>
+                <w:rFonts w:ascii="Arial" w:hAnsi="Arial" w:cs="Arial"/>
+                <w:sz w:val="24"/>
+                <w:szCs w:val="24"/>
+              </w:rPr>
+              <w:t xml:space="preserve"> a</w:t>
+            </w:r>
+            <w:r>
+              <w:rPr>
+                <w:rFonts w:ascii="Arial" w:hAnsi="Arial" w:cs="Arial"/>
+                <w:sz w:val="24"/>
+                <w:szCs w:val="24"/>
+              </w:rPr>
+              <w:t>m</w:t>
+            </w:r>
+          </w:p>
+        </w:tc>
+        <w:tc>
+          <w:tcPr>
+            <w:tcW w:w="1535" w:type="dxa"/>
+            <w:vAlign w:val="center"/>
+          </w:tcPr>
+          <w:p>
+            <w:pPr>
+              <w:rPr>
+                <w:rFonts w:ascii="Arial" w:hAnsi="Arial" w:cs="Arial"/>
+                <w:sz w:val="24"/>
+                <w:szCs w:val="24"/>
+              </w:rPr>
+            </w:pPr>
+            <w:r>
+              <w:rPr>
+                <w:rFonts w:ascii="Arial" w:hAnsi="Arial" w:cs="Arial"/>
+                <w:sz w:val="24"/>
+                <w:szCs w:val="24"/>
+              </w:rPr>
+              <w:t>9</w:t>
+            </w:r>
+            <w:r>
+              <w:rPr>
+                <w:rFonts w:ascii="Arial" w:hAnsi="Arial" w:cs="Arial"/>
+                <w:sz w:val="24"/>
+                <w:szCs w:val="24"/>
+              </w:rPr>
+              <w:t>:00</w:t>
+            </w:r>
+            <w:r>
+              <w:rPr>
+                <w:rFonts w:ascii="Arial" w:hAnsi="Arial" w:cs="Arial"/>
+                <w:sz w:val="24"/>
+                <w:szCs w:val="24"/>
+              </w:rPr>
+              <w:t xml:space="preserve"> a</w:t>
+            </w:r>
+            <w:r>
+              <w:rPr>
+                <w:rFonts w:ascii="Arial" w:hAnsi="Arial" w:cs="Arial"/>
+                <w:sz w:val="24"/>
+                <w:szCs w:val="24"/>
+              </w:rPr>
+              <w:t>m</w:t>
+            </w:r>
+          </w:p>
+        </w:tc>
+        <w:tc>
+          <w:tcPr>
+            <w:tcW w:w="2480" w:type="dxa"/>
+            <w:vAlign w:val="center"/>
+          </w:tcPr>
+          <w:p>
+            <w:pPr>
+              <w:rPr>
+                <w:rFonts w:ascii="Arial" w:hAnsi="Arial" w:cs="Arial"/>
+                <w:sz w:val="24"/>
+                <w:szCs w:val="24"/>
+              </w:rPr>
+            </w:pPr>
+            <w:r>
+              <w:rPr>
+                <w:rFonts w:ascii="Arial" w:hAnsi="Arial" w:cs="Arial"/>
+                <w:sz w:val="24"/>
+                <w:szCs w:val="24"/>
+              </w:rPr>
+              <w:t>Completado</w:t>
+            </w:r>
+          </w:p>
+        </w:tc>
+      </w:tr>
+      <w:tr>
+        <w:trPr>
+          <w:jc w:val="center"/>
+        </w:trPr>
+        <w:tc>
+          <w:tcPr>
+            <w:tcW w:w="2955" w:type="dxa"/>
+            <w:vAlign w:val="center"/>
+          </w:tcPr>
+          <w:p>
+            <w:pPr>
+              <w:rPr>
+                <w:rFonts w:ascii="Arial" w:hAnsi="Arial" w:cs="Arial"/>
+                <w:sz w:val="24"/>
+                <w:szCs w:val="24"/>
+              </w:rPr>
+            </w:pPr>
+            <w:r>
+              <w:rPr>
+                <w:rFonts w:ascii="Arial" w:hAnsi="Arial" w:cs="Arial"/>
+                <w:sz w:val="24"/>
+                <w:szCs w:val="24"/>
+              </w:rPr>
+              <w:t>Bitácora</w:t>
+            </w:r>
+          </w:p>
+        </w:tc>
+        <w:tc>
+          <w:tcPr>
+            <w:tcW w:w="2004" w:type="dxa"/>
+            <w:vAlign w:val="center"/>
+          </w:tcPr>
+          <w:p>
+            <w:pPr>
+              <w:rPr>
+                <w:rFonts w:ascii="Arial" w:hAnsi="Arial" w:cs="Arial"/>
+                <w:sz w:val="24"/>
+                <w:szCs w:val="24"/>
+              </w:rPr>
+            </w:pPr>
+            <w:r>
+              <w:rPr>
+                <w:rFonts w:ascii="Arial" w:hAnsi="Arial" w:cs="Arial"/>
+                <w:sz w:val="24"/>
+                <w:szCs w:val="24"/>
+              </w:rPr>
+              <w:t>María Fernanda Barrón Álvarez</w:t>
+            </w:r>
+          </w:p>
+        </w:tc>
+        <w:tc>
+          <w:tcPr>
+            <w:tcW w:w="1150" w:type="dxa"/>
+            <w:vAlign w:val="center"/>
+          </w:tcPr>
+          <w:p>
+            <w:pPr>
+              <w:rPr>
+                <w:rFonts w:ascii="Arial" w:hAnsi="Arial" w:cs="Arial"/>
+                <w:sz w:val="24"/>
+                <w:szCs w:val="24"/>
+              </w:rPr>
+            </w:pPr>
+            <w:r>
+              <w:rPr>
+                <w:rFonts w:ascii="Arial" w:hAnsi="Arial" w:cs="Arial"/>
+                <w:sz w:val="24"/>
+                <w:szCs w:val="24"/>
+              </w:rPr>
+              <w:t>8</w:t>
+            </w:r>
+            <w:r>
+              <w:rPr>
+                <w:rFonts w:ascii="Arial" w:hAnsi="Arial" w:cs="Arial"/>
+                <w:sz w:val="24"/>
+                <w:szCs w:val="24"/>
+              </w:rPr>
+              <w:t>:</w:t>
+            </w:r>
+            <w:r>
+              <w:rPr>
+                <w:rFonts w:ascii="Arial" w:hAnsi="Arial" w:cs="Arial"/>
+                <w:sz w:val="24"/>
+                <w:szCs w:val="24"/>
+              </w:rPr>
+              <w:t>0</w:t>
+            </w:r>
+            <w:r>
+              <w:rPr>
+                <w:rFonts w:ascii="Arial" w:hAnsi="Arial" w:cs="Arial"/>
+                <w:sz w:val="24"/>
+                <w:szCs w:val="24"/>
+              </w:rPr>
+              <w:t>0</w:t>
+            </w:r>
+            <w:r>
+              <w:rPr>
+                <w:rFonts w:ascii="Arial" w:hAnsi="Arial" w:cs="Arial"/>
+                <w:sz w:val="24"/>
+                <w:szCs w:val="24"/>
+              </w:rPr>
+              <w:t>a</w:t>
+            </w:r>
+            <w:r>
+              <w:rPr>
+                <w:rFonts w:ascii="Arial" w:hAnsi="Arial" w:cs="Arial"/>
+                <w:sz w:val="24"/>
+                <w:szCs w:val="24"/>
+              </w:rPr>
+              <w:t>m</w:t>
+            </w:r>
+          </w:p>
+        </w:tc>
+        <w:tc>
+          <w:tcPr>
+            <w:tcW w:w="1535" w:type="dxa"/>
+            <w:vAlign w:val="center"/>
+          </w:tcPr>
+          <w:p>
+            <w:pPr>
+              <w:rPr>
+                <w:rFonts w:ascii="Arial" w:hAnsi="Arial" w:cs="Arial"/>
+                <w:sz w:val="24"/>
+                <w:szCs w:val="24"/>
+              </w:rPr>
+            </w:pPr>
+            <w:r>
+              <w:rPr>
+                <w:rFonts w:ascii="Arial" w:hAnsi="Arial" w:cs="Arial"/>
+                <w:sz w:val="24"/>
+                <w:szCs w:val="24"/>
+              </w:rPr>
+              <w:t>9</w:t>
+            </w:r>
+            <w:r>
+              <w:rPr>
+                <w:rFonts w:ascii="Arial" w:hAnsi="Arial" w:cs="Arial"/>
+                <w:sz w:val="24"/>
+                <w:szCs w:val="24"/>
+              </w:rPr>
+              <w:t>:00</w:t>
+            </w:r>
+            <w:r>
+              <w:rPr>
+                <w:rFonts w:ascii="Arial" w:hAnsi="Arial" w:cs="Arial"/>
+                <w:sz w:val="24"/>
+                <w:szCs w:val="24"/>
+              </w:rPr>
+              <w:t>a</w:t>
+            </w:r>
+            <w:r>
+              <w:rPr>
+                <w:rFonts w:ascii="Arial" w:hAnsi="Arial" w:cs="Arial"/>
+                <w:sz w:val="24"/>
+                <w:szCs w:val="24"/>
+              </w:rPr>
+              <w:t>m</w:t>
+            </w:r>
+          </w:p>
+        </w:tc>
+        <w:tc>
+          <w:tcPr>
+            <w:tcW w:w="2480" w:type="dxa"/>
+            <w:vAlign w:val="center"/>
+          </w:tcPr>
+          <w:p>
+            <w:pPr>
+              <w:rPr>
+                <w:rFonts w:ascii="Arial" w:hAnsi="Arial" w:cs="Arial"/>
+                <w:sz w:val="24"/>
+                <w:szCs w:val="24"/>
+              </w:rPr>
+            </w:pPr>
+            <w:r>
+              <w:rPr>
+                <w:rFonts w:ascii="Arial" w:hAnsi="Arial" w:cs="Arial"/>
+                <w:sz w:val="24"/>
+                <w:szCs w:val="24"/>
+              </w:rPr>
+              <w:t>Completado</w:t>
+            </w:r>
+          </w:p>
+        </w:tc>
+      </w:tr>
+      <w:tr>
+        <w:trPr>
+          <w:jc w:val="center"/>
+        </w:trPr>
+        <w:tc>
+          <w:tcPr>
+            <w:tcW w:w="2955" w:type="dxa"/>
+            <w:vAlign w:val="center"/>
+          </w:tcPr>
+          <w:p>
+            <w:pPr>
+              <w:rPr>
+                <w:rFonts w:ascii="Arial" w:hAnsi="Arial" w:cs="Arial"/>
+                <w:sz w:val="24"/>
+                <w:szCs w:val="24"/>
+              </w:rPr>
+            </w:pPr>
+            <w:r>
+              <w:rPr>
+                <w:rFonts w:ascii="Arial" w:hAnsi="Arial" w:cs="Arial"/>
+                <w:sz w:val="24"/>
+                <w:szCs w:val="24"/>
+              </w:rPr>
+              <w:t>Realizar Punto 9 de documentación: Trabajo por sprints</w:t>
+            </w:r>
+          </w:p>
+        </w:tc>
+        <w:tc>
+          <w:tcPr>
+            <w:tcW w:w="2004" w:type="dxa"/>
+            <w:vAlign w:val="center"/>
+          </w:tcPr>
+          <w:p>
+            <w:pPr>
+              <w:rPr>
+                <w:rFonts w:ascii="Arial" w:hAnsi="Arial" w:cs="Arial"/>
+                <w:sz w:val="24"/>
+                <w:szCs w:val="24"/>
+              </w:rPr>
+            </w:pPr>
+            <w:r>
+              <w:rPr>
+                <w:rFonts w:ascii="Arial" w:hAnsi="Arial" w:cs="Arial"/>
+                <w:sz w:val="24"/>
+                <w:szCs w:val="24"/>
+              </w:rPr>
+              <w:t>María Fernanda Barrón Álvarez</w:t>
+            </w:r>
+          </w:p>
+        </w:tc>
+        <w:tc>
+          <w:tcPr>
+            <w:tcW w:w="1150" w:type="dxa"/>
+            <w:vAlign w:val="center"/>
+          </w:tcPr>
+          <w:p>
+            <w:pPr>
+              <w:rPr>
+                <w:rFonts w:ascii="Arial" w:hAnsi="Arial" w:cs="Arial"/>
+                <w:sz w:val="24"/>
+                <w:szCs w:val="24"/>
+              </w:rPr>
+            </w:pPr>
+            <w:r>
+              <w:rPr>
+                <w:rFonts w:ascii="Arial" w:hAnsi="Arial" w:cs="Arial"/>
+                <w:sz w:val="24"/>
+                <w:szCs w:val="24"/>
+              </w:rPr>
+              <w:t>8</w:t>
+            </w:r>
+            <w:r>
+              <w:rPr>
+                <w:rFonts w:ascii="Arial" w:hAnsi="Arial" w:cs="Arial"/>
+                <w:sz w:val="24"/>
+                <w:szCs w:val="24"/>
+              </w:rPr>
+              <w:t>:</w:t>
+            </w:r>
+            <w:r>
+              <w:rPr>
+                <w:rFonts w:ascii="Arial" w:hAnsi="Arial" w:cs="Arial"/>
+                <w:sz w:val="24"/>
+                <w:szCs w:val="24"/>
+              </w:rPr>
+              <w:t>0</w:t>
+            </w:r>
+            <w:r>
+              <w:rPr>
+                <w:rFonts w:ascii="Arial" w:hAnsi="Arial" w:cs="Arial"/>
+                <w:sz w:val="24"/>
+                <w:szCs w:val="24"/>
+              </w:rPr>
+              <w:t>0</w:t>
+            </w:r>
+            <w:r>
+              <w:rPr>
+                <w:rFonts w:ascii="Arial" w:hAnsi="Arial" w:cs="Arial"/>
+                <w:sz w:val="24"/>
+                <w:szCs w:val="24"/>
+              </w:rPr>
+              <w:t>a</w:t>
+            </w:r>
+            <w:r>
+              <w:rPr>
+                <w:rFonts w:ascii="Arial" w:hAnsi="Arial" w:cs="Arial"/>
+                <w:sz w:val="24"/>
+                <w:szCs w:val="24"/>
+              </w:rPr>
+              <w:t>m</w:t>
+            </w:r>
+          </w:p>
+        </w:tc>
+        <w:tc>
+          <w:tcPr>
+            <w:tcW w:w="1535" w:type="dxa"/>
+            <w:vAlign w:val="center"/>
+          </w:tcPr>
+          <w:p>
+            <w:pPr>
+              <w:rPr>
+                <w:rFonts w:ascii="Arial" w:hAnsi="Arial" w:cs="Arial"/>
+                <w:sz w:val="24"/>
+                <w:szCs w:val="24"/>
+              </w:rPr>
+            </w:pPr>
+            <w:r>
+              <w:rPr>
+                <w:rFonts w:ascii="Arial" w:hAnsi="Arial" w:cs="Arial"/>
+                <w:sz w:val="24"/>
+                <w:szCs w:val="24"/>
+              </w:rPr>
+              <w:t>9</w:t>
+            </w:r>
+            <w:r>
+              <w:rPr>
+                <w:rFonts w:ascii="Arial" w:hAnsi="Arial" w:cs="Arial"/>
+                <w:sz w:val="24"/>
+                <w:szCs w:val="24"/>
+              </w:rPr>
+              <w:t>:00</w:t>
+            </w:r>
+            <w:r>
+              <w:rPr>
+                <w:rFonts w:ascii="Arial" w:hAnsi="Arial" w:cs="Arial"/>
+                <w:sz w:val="24"/>
+                <w:szCs w:val="24"/>
+              </w:rPr>
+              <w:t>a</w:t>
+            </w:r>
+            <w:r>
+              <w:rPr>
+                <w:rFonts w:ascii="Arial" w:hAnsi="Arial" w:cs="Arial"/>
+                <w:sz w:val="24"/>
+                <w:szCs w:val="24"/>
+              </w:rPr>
+              <w:t>m</w:t>
+            </w:r>
+          </w:p>
+        </w:tc>
+        <w:tc>
+          <w:tcPr>
+            <w:tcW w:w="2480" w:type="dxa"/>
+            <w:vAlign w:val="center"/>
+          </w:tcPr>
+          <w:p>
+            <w:pPr>
+              <w:rPr>
+                <w:rFonts w:ascii="Arial" w:hAnsi="Arial" w:cs="Arial"/>
+                <w:sz w:val="24"/>
+                <w:szCs w:val="24"/>
+              </w:rPr>
+            </w:pPr>
+            <w:r>
+              <w:rPr>
+                <w:rFonts w:ascii="Arial" w:hAnsi="Arial" w:cs="Arial"/>
+                <w:sz w:val="24"/>
+                <w:szCs w:val="24"/>
+              </w:rPr>
+              <w:t>En proceso</w:t>
+            </w:r>
+          </w:p>
+        </w:tc>
+      </w:tr>
+    </w:tbl>
     <w:p/>
+    <w:p>
+      <w:pPr>
+        <w:pStyle w:val="titulo1"/>
+        <w:outlineLvl w:val="2"/>
+      </w:pPr>
+      <w:r>
+        <w:rPr>
+          <w:sz w:val="32"/>
+          <w:szCs w:val="32"/>
+        </w:rPr>
+        <w:t>Gestión de Riesgos e Incidencias</w:t>
+      </w:r>
+    </w:p>
+    <w:tbl>
+      <w:tblPr>
+        <w:tblStyle w:val="Tablaconcuadrcula"/>
+        <w:tblW w:w="0" w:type="auto"/>
+        <w:jc w:val="center"/>
+        <w:tblBorders>
+          <w:top w:val="single" w:sz="4" w:space="0" w:color="7F7F7F" w:themeColor="text1" w:themeTint="80"/>
+          <w:left w:val="single" w:sz="4" w:space="0" w:color="7F7F7F" w:themeColor="text1" w:themeTint="80"/>
+          <w:bottom w:val="single" w:sz="4" w:space="0" w:color="7F7F7F" w:themeColor="text1" w:themeTint="80"/>
+          <w:right w:val="single" w:sz="4" w:space="0" w:color="7F7F7F" w:themeColor="text1" w:themeTint="80"/>
+          <w:insideH w:val="single" w:sz="4" w:space="0" w:color="7F7F7F" w:themeColor="text1" w:themeTint="80"/>
+          <w:insideV w:val="single" w:sz="4" w:space="0" w:color="7F7F7F" w:themeColor="text1" w:themeTint="80"/>
+        </w:tblBorders>
+        <w:tblLook w:val="04A0" w:firstRow="1" w:lastRow="0" w:firstColumn="1" w:lastColumn="0" w:noHBand="0" w:noVBand="1"/>
+      </w:tblPr>
+      <w:tblGrid>
+        <w:gridCol w:w="2834"/>
+        <w:gridCol w:w="2924"/>
+        <w:gridCol w:w="3592"/>
+      </w:tblGrid>
+      <w:tr>
+        <w:trPr>
+          <w:trHeight w:val="300"/>
+          <w:jc w:val="center"/>
+        </w:trPr>
+        <w:tc>
+          <w:tcPr>
+            <w:tcW w:w="2942" w:type="dxa"/>
+            <w:shd w:val="clear" w:color="auto" w:fill="262626" w:themeFill="text1" w:themeFillTint="D9"/>
+            <w:vAlign w:val="center"/>
+          </w:tcPr>
+          <w:p>
+            <w:pPr>
+              <w:jc w:val="center"/>
+              <w:rPr>
+                <w:rFonts w:ascii="Arial" w:hAnsi="Arial" w:cs="Arial"/>
+                <w:b/>
+                <w:bCs/>
+                <w:sz w:val="24"/>
+                <w:szCs w:val="24"/>
+              </w:rPr>
+            </w:pPr>
+            <w:r>
+              <w:rPr>
+                <w:rFonts w:ascii="Arial" w:hAnsi="Arial" w:cs="Arial"/>
+                <w:b/>
+                <w:bCs/>
+                <w:sz w:val="24"/>
+                <w:szCs w:val="24"/>
+              </w:rPr>
+              <w:t>Riesgo / Problema detectado</w:t>
+            </w:r>
+          </w:p>
+        </w:tc>
+        <w:tc>
+          <w:tcPr>
+            <w:tcW w:w="2943" w:type="dxa"/>
+            <w:shd w:val="clear" w:color="auto" w:fill="262626" w:themeFill="text1" w:themeFillTint="D9"/>
+            <w:vAlign w:val="center"/>
+          </w:tcPr>
+          <w:p>
+            <w:pPr>
+              <w:jc w:val="center"/>
+              <w:rPr>
+                <w:rFonts w:ascii="Arial" w:hAnsi="Arial" w:cs="Arial"/>
+                <w:b/>
+                <w:bCs/>
+                <w:sz w:val="24"/>
+                <w:szCs w:val="24"/>
+              </w:rPr>
+            </w:pPr>
+            <w:r>
+              <w:rPr>
+                <w:rFonts w:ascii="Arial" w:hAnsi="Arial" w:cs="Arial"/>
+                <w:b/>
+                <w:bCs/>
+                <w:sz w:val="24"/>
+                <w:szCs w:val="24"/>
+              </w:rPr>
+              <w:t>Impacto en alcance/tiempo/costo</w:t>
+            </w:r>
+          </w:p>
+        </w:tc>
+        <w:tc>
+          <w:tcPr>
+            <w:tcW w:w="3749" w:type="dxa"/>
+            <w:shd w:val="clear" w:color="auto" w:fill="262626" w:themeFill="text1" w:themeFillTint="D9"/>
+            <w:vAlign w:val="center"/>
+          </w:tcPr>
+          <w:p>
+            <w:pPr>
+              <w:jc w:val="center"/>
+              <w:rPr>
+                <w:rFonts w:ascii="Arial" w:hAnsi="Arial" w:cs="Arial"/>
+                <w:b/>
+                <w:bCs/>
+                <w:sz w:val="24"/>
+                <w:szCs w:val="24"/>
+              </w:rPr>
+            </w:pPr>
+            <w:r>
+              <w:rPr>
+                <w:rFonts w:ascii="Arial" w:hAnsi="Arial" w:cs="Arial"/>
+                <w:b/>
+                <w:bCs/>
+                <w:sz w:val="24"/>
+                <w:szCs w:val="24"/>
+              </w:rPr>
+              <w:t>Acción correctiva o preventiva</w:t>
+            </w:r>
+          </w:p>
+        </w:tc>
+      </w:tr>
+      <w:tr>
+        <w:trPr>
+          <w:trHeight w:val="300"/>
+          <w:jc w:val="center"/>
+        </w:trPr>
+        <w:tc>
+          <w:tcPr>
+            <w:tcW w:w="2942" w:type="dxa"/>
+          </w:tcPr>
+          <w:p>
+            <w:pPr>
+              <w:rPr>
+                <w:rFonts w:ascii="Arial" w:hAnsi="Arial" w:cs="Arial"/>
+                <w:sz w:val="24"/>
+                <w:szCs w:val="24"/>
+              </w:rPr>
+            </w:pPr>
+            <w:r>
+              <w:rPr>
+                <w:rFonts w:ascii="Arial" w:hAnsi="Arial" w:cs="Arial"/>
+                <w:sz w:val="24"/>
+                <w:szCs w:val="24"/>
+              </w:rPr>
+              <w:t xml:space="preserve">Cliente no define con precisión </w:t>
+            </w:r>
+            <w:r>
+              <w:rPr>
+                <w:rFonts w:ascii="Arial" w:hAnsi="Arial" w:cs="Arial"/>
+                <w:sz w:val="24"/>
+                <w:szCs w:val="24"/>
+              </w:rPr>
+              <w:t xml:space="preserve">sus servicios. </w:t>
+            </w:r>
+          </w:p>
+        </w:tc>
+        <w:tc>
+          <w:tcPr>
+            <w:tcW w:w="2943" w:type="dxa"/>
+          </w:tcPr>
+          <w:p>
+            <w:pPr>
+              <w:rPr>
+                <w:rFonts w:ascii="Arial" w:hAnsi="Arial" w:cs="Arial"/>
+                <w:sz w:val="24"/>
+                <w:szCs w:val="24"/>
+              </w:rPr>
+            </w:pPr>
+            <w:r>
+              <w:rPr>
+                <w:rFonts w:ascii="Arial" w:hAnsi="Arial" w:cs="Arial"/>
+                <w:sz w:val="24"/>
+                <w:szCs w:val="24"/>
+              </w:rPr>
+              <w:t>Alcance: Alto. Al no definir bien sus servicios, será difícil captar clientes.</w:t>
+            </w:r>
+          </w:p>
+        </w:tc>
+        <w:tc>
+          <w:tcPr>
+            <w:tcW w:w="3749" w:type="dxa"/>
+          </w:tcPr>
+          <w:p>
+            <w:pPr>
+              <w:rPr>
+                <w:rFonts w:ascii="Arial" w:hAnsi="Arial" w:cs="Arial"/>
+                <w:sz w:val="24"/>
+                <w:szCs w:val="24"/>
+              </w:rPr>
+            </w:pPr>
+            <w:r>
+              <w:rPr>
+                <w:rFonts w:ascii="Arial" w:hAnsi="Arial" w:cs="Arial"/>
+                <w:sz w:val="24"/>
+                <w:szCs w:val="24"/>
+              </w:rPr>
+              <w:t xml:space="preserve">Pedirle mejorar su descripción de servicios. </w:t>
+            </w:r>
+          </w:p>
+        </w:tc>
+      </w:tr>
+    </w:tbl>
+    <w:p/>
+    <w:p>
+      <w:r>
+        <w:br w:type="page"/>
+      </w:r>
+    </w:p>
+    <w:p>
+      <w:r>
+        <w:rPr>
+          <w:b/>
+          <w:bCs/>
+        </w:rPr>
+        <w:lastRenderedPageBreak/>
+        <w:t>Objetivo:</w:t>
+      </w:r>
+      <w:r>
+        <w:t xml:space="preserve"> Continuación de prototipo. </w:t>
+      </w:r>
+      <w:r>
+        <w:t xml:space="preserve">Terminar </w:t>
+      </w:r>
+      <w:r>
+        <w:t xml:space="preserve">punto 9 de documentación final. </w:t>
+      </w:r>
+    </w:p>
+    <w:tbl>
+      <w:tblPr>
+        <w:tblStyle w:val="Tablaconcuadrcula"/>
+        <w:tblW w:w="9634" w:type="dxa"/>
+        <w:jc w:val="center"/>
+        <w:tblBorders>
+          <w:top w:val="single" w:sz="4" w:space="0" w:color="7F7F7F" w:themeColor="text1" w:themeTint="80"/>
+          <w:left w:val="single" w:sz="4" w:space="0" w:color="7F7F7F" w:themeColor="text1" w:themeTint="80"/>
+          <w:bottom w:val="single" w:sz="4" w:space="0" w:color="7F7F7F" w:themeColor="text1" w:themeTint="80"/>
+          <w:right w:val="single" w:sz="4" w:space="0" w:color="7F7F7F" w:themeColor="text1" w:themeTint="80"/>
+          <w:insideH w:val="single" w:sz="4" w:space="0" w:color="7F7F7F" w:themeColor="text1" w:themeTint="80"/>
+        </w:tblBorders>
+        <w:tblCellMar>
+          <w:top w:w="57" w:type="dxa"/>
+          <w:bottom w:w="57" w:type="dxa"/>
+        </w:tblCellMar>
+        <w:tblLook w:val="04A0" w:firstRow="1" w:lastRow="0" w:firstColumn="1" w:lastColumn="0" w:noHBand="0" w:noVBand="1"/>
+      </w:tblPr>
+      <w:tblGrid>
+        <w:gridCol w:w="5098"/>
+        <w:gridCol w:w="4536"/>
+      </w:tblGrid>
+      <w:tr>
+        <w:trPr>
+          <w:trHeight w:val="583"/>
+          <w:jc w:val="center"/>
+        </w:trPr>
+        <w:tc>
+          <w:tcPr>
+            <w:tcW w:w="9634" w:type="dxa"/>
+            <w:gridSpan w:val="2"/>
+            <w:shd w:val="clear" w:color="auto" w:fill="262626" w:themeFill="text1" w:themeFillTint="D9"/>
+            <w:vAlign w:val="center"/>
+          </w:tcPr>
+          <w:p>
+            <w:pPr>
+              <w:pStyle w:val="Ttulo2"/>
+              <w:rPr>
+                <w:rFonts w:ascii="Aptos" w:hAnsi="Aptos"/>
+                <w:b/>
+                <w:bCs/>
+                <w:color w:val="FFFFFF" w:themeColor="background1"/>
+                <w:sz w:val="28"/>
+                <w:szCs w:val="28"/>
+              </w:rPr>
+            </w:pPr>
+            <w:r>
+              <w:rPr>
+                <w:rFonts w:ascii="Aptos" w:hAnsi="Aptos"/>
+                <w:b/>
+                <w:bCs/>
+                <w:color w:val="FFFFFF" w:themeColor="background1"/>
+                <w:sz w:val="28"/>
+                <w:szCs w:val="28"/>
+              </w:rPr>
+              <w:t>Día 1: Punto 9 – Ejecución del Proyecto</w:t>
+            </w:r>
+          </w:p>
+        </w:tc>
+      </w:tr>
+      <w:tr>
+        <w:trPr>
+          <w:jc w:val="center"/>
+        </w:trPr>
+        <w:tc>
+          <w:tcPr>
+            <w:tcW w:w="9634" w:type="dxa"/>
+            <w:gridSpan w:val="2"/>
+            <w:vAlign w:val="center"/>
+          </w:tcPr>
+          <w:p>
+            <w:pPr>
+              <w:rPr>
+                <w:rFonts w:ascii="Arial" w:hAnsi="Arial" w:cs="Arial"/>
+                <w:sz w:val="24"/>
+                <w:szCs w:val="24"/>
+              </w:rPr>
+            </w:pPr>
+            <w:r>
+              <w:rPr>
+                <w:rFonts w:ascii="Arial" w:hAnsi="Arial" w:cs="Arial"/>
+                <w:b/>
+                <w:bCs/>
+                <w:sz w:val="24"/>
+                <w:szCs w:val="24"/>
+              </w:rPr>
+              <w:t xml:space="preserve">Nombre del Proyecto: </w:t>
+            </w:r>
+            <w:r>
+              <w:rPr>
+                <w:rFonts w:ascii="Arial" w:hAnsi="Arial" w:cs="Arial"/>
+                <w:sz w:val="24"/>
+                <w:szCs w:val="24"/>
+              </w:rPr>
+              <w:t>Portafolio Digital de Arquitecto</w:t>
+            </w:r>
+          </w:p>
+        </w:tc>
+      </w:tr>
+      <w:tr>
+        <w:trPr>
+          <w:jc w:val="center"/>
+        </w:trPr>
+        <w:tc>
+          <w:tcPr>
+            <w:tcW w:w="5098" w:type="dxa"/>
+            <w:vAlign w:val="center"/>
+          </w:tcPr>
+          <w:p>
+            <w:pPr>
+              <w:rPr>
+                <w:rFonts w:ascii="Arial" w:hAnsi="Arial" w:cs="Arial"/>
+                <w:b/>
+                <w:bCs/>
+                <w:sz w:val="24"/>
+                <w:szCs w:val="24"/>
+              </w:rPr>
+            </w:pPr>
+            <w:r>
+              <w:rPr>
+                <w:rFonts w:ascii="Arial" w:hAnsi="Arial" w:cs="Arial"/>
+                <w:b/>
+                <w:bCs/>
+                <w:sz w:val="24"/>
+                <w:szCs w:val="24"/>
+              </w:rPr>
+              <w:t xml:space="preserve">Equipo No.: </w:t>
+            </w:r>
+            <w:r>
+              <w:rPr>
+                <w:rFonts w:ascii="Arial" w:hAnsi="Arial" w:cs="Arial"/>
+                <w:b/>
+                <w:bCs/>
+                <w:sz w:val="24"/>
+                <w:szCs w:val="24"/>
+              </w:rPr>
+              <w:tab/>
+            </w:r>
+            <w:r>
+              <w:rPr>
+                <w:rFonts w:ascii="Arial" w:hAnsi="Arial" w:cs="Arial"/>
+                <w:sz w:val="24"/>
+                <w:szCs w:val="24"/>
+              </w:rPr>
+              <w:t>6</w:t>
+            </w:r>
+          </w:p>
+        </w:tc>
+        <w:tc>
+          <w:tcPr>
+            <w:tcW w:w="4536" w:type="dxa"/>
+            <w:vAlign w:val="center"/>
+          </w:tcPr>
+          <w:p>
+            <w:pPr>
+              <w:rPr>
+                <w:rFonts w:ascii="Arial" w:hAnsi="Arial" w:cs="Arial"/>
+                <w:b/>
+                <w:bCs/>
+                <w:sz w:val="24"/>
+                <w:szCs w:val="24"/>
+              </w:rPr>
+            </w:pPr>
+            <w:r>
+              <w:rPr>
+                <w:rFonts w:ascii="Arial" w:hAnsi="Arial" w:cs="Arial"/>
+                <w:b/>
+                <w:bCs/>
+                <w:sz w:val="24"/>
+                <w:szCs w:val="24"/>
+              </w:rPr>
+              <w:t>Fecha:</w:t>
+            </w:r>
+            <w:r>
+              <w:rPr>
+                <w:rFonts w:ascii="Arial" w:hAnsi="Arial" w:cs="Arial"/>
+                <w:b/>
+                <w:bCs/>
+                <w:sz w:val="24"/>
+                <w:szCs w:val="24"/>
+              </w:rPr>
+              <w:t xml:space="preserve"> </w:t>
+            </w:r>
+            <w:r>
+              <w:rPr>
+                <w:rFonts w:ascii="Arial" w:hAnsi="Arial" w:cs="Arial"/>
+                <w:sz w:val="24"/>
+                <w:szCs w:val="24"/>
+              </w:rPr>
+              <w:t>2</w:t>
+            </w:r>
+            <w:r>
+              <w:rPr>
+                <w:rFonts w:ascii="Arial" w:hAnsi="Arial" w:cs="Arial"/>
+                <w:sz w:val="24"/>
+                <w:szCs w:val="24"/>
+              </w:rPr>
+              <w:t>9</w:t>
+            </w:r>
+            <w:r>
+              <w:rPr>
+                <w:rFonts w:ascii="Arial" w:hAnsi="Arial" w:cs="Arial"/>
+                <w:sz w:val="24"/>
+                <w:szCs w:val="24"/>
+              </w:rPr>
+              <w:t>/0</w:t>
+            </w:r>
+            <w:r>
+              <w:rPr>
+                <w:rFonts w:ascii="Arial" w:hAnsi="Arial" w:cs="Arial"/>
+                <w:sz w:val="24"/>
+                <w:szCs w:val="24"/>
+              </w:rPr>
+              <w:t>5</w:t>
+            </w:r>
+            <w:r>
+              <w:rPr>
+                <w:rFonts w:ascii="Arial" w:hAnsi="Arial" w:cs="Arial"/>
+                <w:sz w:val="24"/>
+                <w:szCs w:val="24"/>
+              </w:rPr>
+              <w:t>/202</w:t>
+            </w:r>
+            <w:r>
+              <w:rPr>
+                <w:rFonts w:ascii="Arial" w:hAnsi="Arial" w:cs="Arial"/>
+                <w:sz w:val="24"/>
+                <w:szCs w:val="24"/>
+              </w:rPr>
+              <w:t>6</w:t>
+            </w:r>
+          </w:p>
+        </w:tc>
+      </w:tr>
+      <w:tr>
+        <w:trPr>
+          <w:jc w:val="center"/>
+        </w:trPr>
+        <w:tc>
+          <w:tcPr>
+            <w:tcW w:w="5098" w:type="dxa"/>
+            <w:vAlign w:val="center"/>
+          </w:tcPr>
+          <w:p>
+            <w:pPr>
+              <w:rPr>
+                <w:rFonts w:ascii="Arial" w:hAnsi="Arial" w:cs="Arial"/>
+                <w:b/>
+                <w:bCs/>
+                <w:sz w:val="24"/>
+                <w:szCs w:val="24"/>
+              </w:rPr>
+            </w:pPr>
+            <w:r>
+              <w:rPr>
+                <w:rFonts w:ascii="Arial" w:hAnsi="Arial" w:cs="Arial"/>
+                <w:b/>
+                <w:bCs/>
+                <w:sz w:val="24"/>
+                <w:szCs w:val="24"/>
+              </w:rPr>
+              <w:t xml:space="preserve">Número de sesión / Día de trabajo: </w:t>
+            </w:r>
+            <w:r>
+              <w:rPr>
+                <w:rFonts w:ascii="Arial" w:hAnsi="Arial" w:cs="Arial"/>
+                <w:b/>
+                <w:bCs/>
+                <w:sz w:val="24"/>
+                <w:szCs w:val="24"/>
+              </w:rPr>
+              <w:t>2</w:t>
+            </w:r>
+          </w:p>
+        </w:tc>
+        <w:tc>
+          <w:tcPr>
+            <w:tcW w:w="4536" w:type="dxa"/>
+            <w:vAlign w:val="center"/>
+          </w:tcPr>
+          <w:p>
+            <w:pPr>
+              <w:rPr>
+                <w:rFonts w:ascii="Arial" w:hAnsi="Arial" w:cs="Arial"/>
+                <w:b/>
+                <w:bCs/>
+                <w:sz w:val="24"/>
+                <w:szCs w:val="24"/>
+              </w:rPr>
+            </w:pPr>
+            <w:r>
+              <w:rPr>
+                <w:rFonts w:ascii="Arial" w:hAnsi="Arial" w:cs="Arial"/>
+                <w:b/>
+                <w:bCs/>
+                <w:sz w:val="24"/>
+                <w:szCs w:val="24"/>
+              </w:rPr>
+              <w:t xml:space="preserve">Modalidad: </w:t>
+            </w:r>
+            <w:r>
+              <w:rPr>
+                <w:rFonts w:ascii="Arial" w:hAnsi="Arial" w:cs="Arial"/>
+                <w:sz w:val="24"/>
+                <w:szCs w:val="24"/>
+              </w:rPr>
+              <w:t>Presencial</w:t>
+            </w:r>
+            <w:r>
+              <w:rPr>
+                <w:rFonts w:ascii="Arial" w:hAnsi="Arial" w:cs="Arial"/>
+                <w:sz w:val="24"/>
+                <w:szCs w:val="24"/>
+              </w:rPr>
+              <w:t xml:space="preserve"> / </w:t>
+            </w:r>
+            <w:r>
+              <w:rPr>
+                <w:rFonts w:ascii="Arial" w:hAnsi="Arial" w:cs="Arial"/>
+                <w:sz w:val="24"/>
+                <w:szCs w:val="24"/>
+                <w:shd w:val="clear" w:color="auto" w:fill="F5E4A9" w:themeFill="accent3" w:themeFillTint="66"/>
+              </w:rPr>
+              <w:t>Virtual</w:t>
+            </w:r>
+            <w:r>
+              <w:rPr>
+                <w:rFonts w:ascii="Arial" w:hAnsi="Arial" w:cs="Arial"/>
+                <w:sz w:val="24"/>
+                <w:szCs w:val="24"/>
+              </w:rPr>
+              <w:t xml:space="preserve"> / </w:t>
+            </w:r>
+            <w:r>
+              <w:rPr>
+                <w:rFonts w:ascii="Arial" w:hAnsi="Arial" w:cs="Arial"/>
+                <w:sz w:val="24"/>
+                <w:szCs w:val="24"/>
+              </w:rPr>
+              <w:t>Mixto</w:t>
+            </w:r>
+          </w:p>
+        </w:tc>
+      </w:tr>
+      <w:tr>
+        <w:trPr>
+          <w:jc w:val="center"/>
+        </w:trPr>
+        <w:tc>
+          <w:tcPr>
+            <w:tcW w:w="9634" w:type="dxa"/>
+            <w:gridSpan w:val="2"/>
+            <w:vAlign w:val="center"/>
+          </w:tcPr>
+          <w:p>
+            <w:pPr>
+              <w:rPr>
+                <w:rFonts w:ascii="Arial" w:hAnsi="Arial" w:cs="Arial"/>
+                <w:b/>
+                <w:bCs/>
+                <w:sz w:val="24"/>
+                <w:szCs w:val="24"/>
+              </w:rPr>
+            </w:pPr>
+            <w:r>
+              <w:rPr>
+                <w:rFonts w:ascii="Arial" w:hAnsi="Arial" w:cs="Arial"/>
+                <w:b/>
+                <w:bCs/>
+                <w:sz w:val="24"/>
+                <w:szCs w:val="24"/>
+              </w:rPr>
+              <w:t>Duración de la sesión:</w:t>
+            </w:r>
+            <w:r>
+              <w:rPr>
+                <w:rFonts w:ascii="Arial" w:hAnsi="Arial" w:cs="Arial"/>
+                <w:b/>
+                <w:bCs/>
+                <w:sz w:val="24"/>
+                <w:szCs w:val="24"/>
+              </w:rPr>
+              <w:t xml:space="preserve"> </w:t>
+            </w:r>
+            <w:r>
+              <w:rPr>
+                <w:rFonts w:ascii="Arial" w:hAnsi="Arial" w:cs="Arial"/>
+                <w:sz w:val="24"/>
+                <w:szCs w:val="24"/>
+              </w:rPr>
+              <w:t>1  hr</w:t>
+            </w:r>
+          </w:p>
+        </w:tc>
+      </w:tr>
+    </w:tbl>
+    <w:p>
+      <w:pPr>
+        <w:rPr>
+          <w:rFonts w:ascii="Arial" w:hAnsi="Arial" w:cs="Arial"/>
+          <w:sz w:val="24"/>
+          <w:szCs w:val="24"/>
+        </w:rPr>
+      </w:pPr>
+    </w:p>
+    <w:p>
+      <w:pPr>
+        <w:pStyle w:val="titulo1"/>
+        <w:outlineLvl w:val="2"/>
+        <w:rPr>
+          <w:sz w:val="32"/>
+          <w:szCs w:val="72"/>
+        </w:rPr>
+      </w:pPr>
+      <w:r>
+        <w:rPr>
+          <w:sz w:val="32"/>
+          <w:szCs w:val="72"/>
+        </w:rPr>
+        <w:t>Asistencia y Participación</w:t>
+      </w:r>
+    </w:p>
+    <w:tbl>
+      <w:tblPr>
+        <w:tblStyle w:val="Tablaconcuadrcula"/>
+        <w:tblW w:w="10281" w:type="dxa"/>
+        <w:jc w:val="center"/>
+        <w:tblBorders>
+          <w:top w:val="single" w:sz="4" w:space="0" w:color="7F7F7F" w:themeColor="text1" w:themeTint="80"/>
+          <w:left w:val="single" w:sz="4" w:space="0" w:color="7F7F7F" w:themeColor="text1" w:themeTint="80"/>
+          <w:bottom w:val="single" w:sz="4" w:space="0" w:color="7F7F7F" w:themeColor="text1" w:themeTint="80"/>
+          <w:right w:val="single" w:sz="4" w:space="0" w:color="7F7F7F" w:themeColor="text1" w:themeTint="80"/>
+          <w:insideH w:val="single" w:sz="4" w:space="0" w:color="7F7F7F" w:themeColor="text1" w:themeTint="80"/>
+          <w:insideV w:val="single" w:sz="4" w:space="0" w:color="7F7F7F" w:themeColor="text1" w:themeTint="80"/>
+        </w:tblBorders>
+        <w:tblCellMar>
+          <w:top w:w="57" w:type="dxa"/>
+          <w:bottom w:w="57" w:type="dxa"/>
+        </w:tblCellMar>
+        <w:tblLook w:val="04A0" w:firstRow="1" w:lastRow="0" w:firstColumn="1" w:lastColumn="0" w:noHBand="0" w:noVBand="1"/>
+      </w:tblPr>
+      <w:tblGrid>
+        <w:gridCol w:w="1538"/>
+        <w:gridCol w:w="1791"/>
+        <w:gridCol w:w="1563"/>
+        <w:gridCol w:w="3061"/>
+        <w:gridCol w:w="2328"/>
+      </w:tblGrid>
+      <w:tr>
+        <w:trPr>
+          <w:jc w:val="center"/>
+        </w:trPr>
+        <w:tc>
+          <w:tcPr>
+            <w:tcW w:w="1538" w:type="dxa"/>
+            <w:shd w:val="clear" w:color="auto" w:fill="262626" w:themeFill="text1" w:themeFillTint="D9"/>
+            <w:vAlign w:val="center"/>
+          </w:tcPr>
+          <w:p>
+            <w:pPr>
+              <w:jc w:val="center"/>
+              <w:rPr>
+                <w:rFonts w:ascii="Arial" w:hAnsi="Arial" w:cs="Arial"/>
+                <w:b/>
+                <w:bCs/>
+                <w:sz w:val="24"/>
+                <w:szCs w:val="24"/>
+              </w:rPr>
+            </w:pPr>
+            <w:r>
+              <w:rPr>
+                <w:rFonts w:ascii="Arial" w:hAnsi="Arial" w:cs="Arial"/>
+                <w:b/>
+                <w:bCs/>
+                <w:sz w:val="24"/>
+                <w:szCs w:val="24"/>
+              </w:rPr>
+              <w:t>Integrante</w:t>
+            </w:r>
+          </w:p>
+        </w:tc>
+        <w:tc>
+          <w:tcPr>
+            <w:tcW w:w="1791" w:type="dxa"/>
+            <w:shd w:val="clear" w:color="auto" w:fill="262626" w:themeFill="text1" w:themeFillTint="D9"/>
+            <w:vAlign w:val="center"/>
+          </w:tcPr>
+          <w:p>
+            <w:pPr>
+              <w:jc w:val="center"/>
+              <w:rPr>
+                <w:rFonts w:ascii="Arial" w:hAnsi="Arial" w:cs="Arial"/>
+                <w:b/>
+                <w:bCs/>
+                <w:sz w:val="24"/>
+                <w:szCs w:val="24"/>
+              </w:rPr>
+            </w:pPr>
+            <w:r>
+              <w:rPr>
+                <w:rFonts w:ascii="Arial" w:hAnsi="Arial" w:cs="Arial"/>
+                <w:b/>
+                <w:bCs/>
+                <w:sz w:val="24"/>
+                <w:szCs w:val="24"/>
+              </w:rPr>
+              <w:t>Rol</w:t>
+            </w:r>
+          </w:p>
+        </w:tc>
+        <w:tc>
+          <w:tcPr>
+            <w:tcW w:w="1563" w:type="dxa"/>
+            <w:shd w:val="clear" w:color="auto" w:fill="262626" w:themeFill="text1" w:themeFillTint="D9"/>
+            <w:vAlign w:val="center"/>
+          </w:tcPr>
+          <w:p>
+            <w:pPr>
+              <w:jc w:val="center"/>
+              <w:rPr>
+                <w:rFonts w:ascii="Arial" w:hAnsi="Arial" w:cs="Arial"/>
+                <w:b/>
+                <w:bCs/>
+                <w:sz w:val="24"/>
+                <w:szCs w:val="24"/>
+              </w:rPr>
+            </w:pPr>
+            <w:r>
+              <w:rPr>
+                <w:rFonts w:ascii="Arial" w:hAnsi="Arial" w:cs="Arial"/>
+                <w:b/>
+                <w:bCs/>
+                <w:sz w:val="24"/>
+                <w:szCs w:val="24"/>
+              </w:rPr>
+              <w:t>Asistencia (Sí/No)</w:t>
+            </w:r>
+          </w:p>
+        </w:tc>
+        <w:tc>
+          <w:tcPr>
+            <w:tcW w:w="3061" w:type="dxa"/>
+            <w:shd w:val="clear" w:color="auto" w:fill="262626" w:themeFill="text1" w:themeFillTint="D9"/>
+            <w:vAlign w:val="center"/>
+          </w:tcPr>
+          <w:p>
+            <w:pPr>
+              <w:jc w:val="center"/>
+              <w:rPr>
+                <w:rFonts w:ascii="Arial" w:hAnsi="Arial" w:cs="Arial"/>
+                <w:b/>
+                <w:bCs/>
+                <w:sz w:val="24"/>
+                <w:szCs w:val="24"/>
+              </w:rPr>
+            </w:pPr>
+            <w:r>
+              <w:rPr>
+                <w:rFonts w:ascii="Arial" w:hAnsi="Arial" w:cs="Arial"/>
+                <w:b/>
+                <w:bCs/>
+                <w:sz w:val="24"/>
+                <w:szCs w:val="24"/>
+              </w:rPr>
+              <w:t>Actividades</w:t>
+            </w:r>
+          </w:p>
+        </w:tc>
+        <w:tc>
+          <w:tcPr>
+            <w:tcW w:w="2328" w:type="dxa"/>
+            <w:shd w:val="clear" w:color="auto" w:fill="262626" w:themeFill="text1" w:themeFillTint="D9"/>
+            <w:vAlign w:val="center"/>
+          </w:tcPr>
+          <w:p>
+            <w:pPr>
+              <w:jc w:val="center"/>
+              <w:rPr>
+                <w:rFonts w:ascii="Arial" w:hAnsi="Arial" w:cs="Arial"/>
+                <w:b/>
+                <w:bCs/>
+                <w:sz w:val="24"/>
+                <w:szCs w:val="24"/>
+              </w:rPr>
+            </w:pPr>
+            <w:r>
+              <w:rPr>
+                <w:rFonts w:ascii="Arial" w:hAnsi="Arial" w:cs="Arial"/>
+                <w:b/>
+                <w:bCs/>
+                <w:sz w:val="24"/>
+                <w:szCs w:val="24"/>
+              </w:rPr>
+              <w:t>Entregables Esperados</w:t>
+            </w:r>
+          </w:p>
+        </w:tc>
+      </w:tr>
+      <w:tr>
+        <w:trPr>
+          <w:jc w:val="center"/>
+        </w:trPr>
+        <w:tc>
+          <w:tcPr>
+            <w:tcW w:w="1538" w:type="dxa"/>
+            <w:vAlign w:val="center"/>
+          </w:tcPr>
+          <w:p>
+            <w:pPr>
+              <w:rPr>
+                <w:rFonts w:ascii="Arial" w:hAnsi="Arial" w:cs="Arial"/>
+                <w:sz w:val="24"/>
+                <w:szCs w:val="24"/>
+              </w:rPr>
+            </w:pPr>
+            <w:r>
+              <w:rPr>
+                <w:rFonts w:ascii="Arial" w:hAnsi="Arial" w:cs="Arial"/>
+                <w:sz w:val="24"/>
+                <w:szCs w:val="24"/>
+              </w:rPr>
+              <w:t>María Fernanda Barrón Álvarez</w:t>
+            </w:r>
+          </w:p>
+        </w:tc>
+        <w:tc>
+          <w:tcPr>
+            <w:tcW w:w="1791" w:type="dxa"/>
+            <w:vAlign w:val="center"/>
+          </w:tcPr>
+          <w:p>
+            <w:pPr>
+              <w:rPr>
+                <w:rFonts w:ascii="Arial" w:hAnsi="Arial" w:cs="Arial"/>
+                <w:sz w:val="24"/>
+                <w:szCs w:val="24"/>
+              </w:rPr>
+            </w:pPr>
+            <w:r>
+              <w:rPr>
+                <w:rFonts w:ascii="Arial" w:hAnsi="Arial" w:cs="Arial"/>
+                <w:sz w:val="24"/>
+                <w:szCs w:val="24"/>
+              </w:rPr>
+              <w:t>Project Manager</w:t>
+            </w:r>
+          </w:p>
+        </w:tc>
+        <w:tc>
+          <w:tcPr>
+            <w:tcW w:w="1563" w:type="dxa"/>
+            <w:vAlign w:val="center"/>
+          </w:tcPr>
+          <w:p>
+            <w:pPr>
+              <w:rPr>
+                <w:rFonts w:ascii="Arial" w:hAnsi="Arial" w:cs="Arial"/>
+                <w:sz w:val="24"/>
+                <w:szCs w:val="24"/>
+              </w:rPr>
+            </w:pPr>
+            <w:r>
+              <w:rPr>
+                <w:rFonts w:ascii="Arial" w:hAnsi="Arial" w:cs="Arial"/>
+                <w:sz w:val="24"/>
+                <w:szCs w:val="24"/>
+              </w:rPr>
+              <w:t>Sí</w:t>
+            </w:r>
+          </w:p>
+        </w:tc>
+        <w:tc>
+          <w:tcPr>
+            <w:tcW w:w="3061" w:type="dxa"/>
+            <w:vAlign w:val="center"/>
+          </w:tcPr>
+          <w:p>
+            <w:pPr>
+              <w:pStyle w:val="Prrafodelista"/>
+              <w:numPr>
+                <w:ilvl w:val="0"/>
+                <w:numId w:val="27"/>
+              </w:numPr>
+              <w:ind w:left="246" w:hanging="218"/>
+              <w:rPr>
+                <w:rFonts w:ascii="Arial" w:hAnsi="Arial" w:cs="Arial"/>
+                <w:sz w:val="24"/>
+                <w:szCs w:val="24"/>
+              </w:rPr>
+            </w:pPr>
+            <w:r>
+              <w:rPr>
+                <w:rFonts w:ascii="Arial" w:hAnsi="Arial" w:cs="Arial"/>
+                <w:sz w:val="24"/>
+                <w:szCs w:val="24"/>
+              </w:rPr>
+              <w:t>Bitácora del día</w:t>
+            </w:r>
+          </w:p>
+          <w:p>
+            <w:pPr>
+              <w:pStyle w:val="Prrafodelista"/>
+              <w:numPr>
+                <w:ilvl w:val="0"/>
+                <w:numId w:val="27"/>
+              </w:numPr>
+              <w:ind w:left="246" w:hanging="218"/>
+              <w:rPr>
+                <w:rFonts w:ascii="Arial" w:hAnsi="Arial" w:cs="Arial"/>
+                <w:sz w:val="24"/>
+                <w:szCs w:val="24"/>
+              </w:rPr>
+            </w:pPr>
+            <w:r>
+              <w:rPr>
+                <w:rFonts w:ascii="Arial" w:hAnsi="Arial" w:cs="Arial"/>
+                <w:sz w:val="24"/>
+                <w:szCs w:val="24"/>
+              </w:rPr>
+              <w:t>Documentación Punto 9: Trabajo por Sprints</w:t>
+            </w:r>
+          </w:p>
+        </w:tc>
+        <w:tc>
+          <w:tcPr>
+            <w:tcW w:w="2328" w:type="dxa"/>
+            <w:vAlign w:val="center"/>
+          </w:tcPr>
+          <w:p>
+            <w:pPr>
+              <w:pStyle w:val="Prrafodelista"/>
+              <w:numPr>
+                <w:ilvl w:val="0"/>
+                <w:numId w:val="27"/>
+              </w:numPr>
+              <w:ind w:left="219" w:hanging="219"/>
+              <w:rPr>
+                <w:rFonts w:ascii="Arial" w:hAnsi="Arial" w:cs="Arial"/>
+                <w:sz w:val="24"/>
+                <w:szCs w:val="24"/>
+              </w:rPr>
+            </w:pPr>
+            <w:r>
+              <w:rPr>
+                <w:rFonts w:ascii="Arial" w:hAnsi="Arial" w:cs="Arial"/>
+                <w:sz w:val="24"/>
+                <w:szCs w:val="24"/>
+              </w:rPr>
+              <w:t xml:space="preserve">Documento final con punto 9.  </w:t>
+            </w:r>
+          </w:p>
+          <w:p>
+            <w:pPr>
+              <w:pStyle w:val="Prrafodelista"/>
+              <w:numPr>
+                <w:ilvl w:val="0"/>
+                <w:numId w:val="27"/>
+              </w:numPr>
+              <w:ind w:left="219" w:hanging="219"/>
+              <w:rPr>
+                <w:rFonts w:ascii="Arial" w:hAnsi="Arial" w:cs="Arial"/>
+                <w:sz w:val="24"/>
+                <w:szCs w:val="24"/>
+              </w:rPr>
+            </w:pPr>
+            <w:r>
+              <w:rPr>
+                <w:rFonts w:ascii="Arial" w:hAnsi="Arial" w:cs="Arial"/>
+                <w:sz w:val="24"/>
+                <w:szCs w:val="24"/>
+              </w:rPr>
+              <w:t>Bitácora</w:t>
+            </w:r>
+          </w:p>
+        </w:tc>
+      </w:tr>
+      <w:tr>
+        <w:trPr>
+          <w:jc w:val="center"/>
+        </w:trPr>
+        <w:tc>
+          <w:tcPr>
+            <w:tcW w:w="1538" w:type="dxa"/>
+            <w:vAlign w:val="center"/>
+          </w:tcPr>
+          <w:p>
+            <w:pPr>
+              <w:rPr>
+                <w:rFonts w:ascii="Arial" w:hAnsi="Arial" w:cs="Arial"/>
+                <w:sz w:val="24"/>
+                <w:szCs w:val="24"/>
+              </w:rPr>
+            </w:pPr>
+            <w:r>
+              <w:rPr>
+                <w:rFonts w:ascii="Arial" w:hAnsi="Arial" w:cs="Arial"/>
+                <w:sz w:val="24"/>
+                <w:szCs w:val="24"/>
+              </w:rPr>
+              <w:t xml:space="preserve">Leslie Miroslava Benítez </w:t>
+            </w:r>
+          </w:p>
+          <w:p>
+            <w:pPr>
+              <w:rPr>
+                <w:rFonts w:ascii="Arial" w:hAnsi="Arial" w:cs="Arial"/>
+                <w:sz w:val="24"/>
+                <w:szCs w:val="24"/>
+              </w:rPr>
+            </w:pPr>
+            <w:r>
+              <w:rPr>
+                <w:rFonts w:ascii="Arial" w:hAnsi="Arial" w:cs="Arial"/>
+                <w:sz w:val="24"/>
+                <w:szCs w:val="24"/>
+              </w:rPr>
+              <w:t>Marín</w:t>
+            </w:r>
+          </w:p>
+        </w:tc>
+        <w:tc>
+          <w:tcPr>
+            <w:tcW w:w="1791" w:type="dxa"/>
+            <w:vAlign w:val="center"/>
+          </w:tcPr>
+          <w:p>
+            <w:pPr>
+              <w:rPr>
+                <w:rFonts w:ascii="Arial" w:hAnsi="Arial" w:cs="Arial"/>
+                <w:sz w:val="24"/>
+                <w:szCs w:val="24"/>
+              </w:rPr>
+            </w:pPr>
+            <w:r>
+              <w:rPr>
+                <w:rFonts w:ascii="Arial" w:hAnsi="Arial" w:cs="Arial"/>
+                <w:sz w:val="24"/>
+                <w:szCs w:val="24"/>
+              </w:rPr>
+              <w:t>Desarrolladora frontend</w:t>
+            </w:r>
+          </w:p>
+        </w:tc>
+        <w:tc>
+          <w:tcPr>
+            <w:tcW w:w="1563" w:type="dxa"/>
+            <w:vAlign w:val="center"/>
+          </w:tcPr>
+          <w:p>
+            <w:pPr>
+              <w:rPr>
+                <w:rFonts w:ascii="Arial" w:hAnsi="Arial" w:cs="Arial"/>
+                <w:sz w:val="24"/>
+                <w:szCs w:val="24"/>
+              </w:rPr>
+            </w:pPr>
+            <w:r>
+              <w:rPr>
+                <w:rFonts w:ascii="Arial" w:hAnsi="Arial" w:cs="Arial"/>
+                <w:sz w:val="24"/>
+                <w:szCs w:val="24"/>
+              </w:rPr>
+              <w:t>Sí</w:t>
+            </w:r>
+          </w:p>
+        </w:tc>
+        <w:tc>
+          <w:tcPr>
+            <w:tcW w:w="3061" w:type="dxa"/>
+            <w:vAlign w:val="center"/>
+          </w:tcPr>
+          <w:p>
+            <w:pPr>
+              <w:pStyle w:val="Prrafodelista"/>
+              <w:numPr>
+                <w:ilvl w:val="0"/>
+                <w:numId w:val="27"/>
+              </w:numPr>
+              <w:ind w:left="241" w:hanging="241"/>
+              <w:rPr>
+                <w:rFonts w:ascii="Arial" w:hAnsi="Arial" w:cs="Arial"/>
+                <w:sz w:val="24"/>
+                <w:szCs w:val="24"/>
+              </w:rPr>
+            </w:pPr>
+            <w:r>
+              <w:rPr>
+                <w:rFonts w:ascii="Arial" w:hAnsi="Arial" w:cs="Arial"/>
+                <w:sz w:val="24"/>
+                <w:szCs w:val="24"/>
+              </w:rPr>
+              <w:t xml:space="preserve">Continuación de prototipo: </w:t>
+            </w:r>
+            <w:r>
+              <w:rPr>
+                <w:rFonts w:ascii="Arial" w:hAnsi="Arial" w:cs="Arial"/>
+                <w:sz w:val="24"/>
+                <w:szCs w:val="24"/>
+              </w:rPr>
+              <w:t xml:space="preserve">Corrección de datos de proyectos. </w:t>
+            </w:r>
+            <w:r>
+              <w:rPr>
+                <w:rFonts w:ascii="Arial" w:hAnsi="Arial" w:cs="Arial"/>
+                <w:sz w:val="24"/>
+                <w:szCs w:val="24"/>
+              </w:rPr>
+              <w:t xml:space="preserve"> </w:t>
+            </w:r>
+          </w:p>
+        </w:tc>
+        <w:tc>
+          <w:tcPr>
+            <w:tcW w:w="2328" w:type="dxa"/>
+            <w:vAlign w:val="center"/>
+          </w:tcPr>
+          <w:p>
+            <w:pPr>
+              <w:pStyle w:val="Prrafodelista"/>
+              <w:numPr>
+                <w:ilvl w:val="0"/>
+                <w:numId w:val="27"/>
+              </w:numPr>
+              <w:ind w:left="219" w:hanging="218"/>
+              <w:rPr>
+                <w:rFonts w:ascii="Arial" w:hAnsi="Arial" w:cs="Arial"/>
+                <w:sz w:val="24"/>
+                <w:szCs w:val="24"/>
+              </w:rPr>
+            </w:pPr>
+            <w:r>
+              <w:rPr>
+                <w:rFonts w:ascii="Arial" w:hAnsi="Arial" w:cs="Arial"/>
+                <w:sz w:val="24"/>
+                <w:szCs w:val="24"/>
+              </w:rPr>
+              <w:t xml:space="preserve">Prototipo </w:t>
+            </w:r>
+            <w:r>
+              <w:rPr>
+                <w:rFonts w:ascii="Arial" w:hAnsi="Arial" w:cs="Arial"/>
+                <w:sz w:val="24"/>
+                <w:szCs w:val="24"/>
+              </w:rPr>
+              <w:t xml:space="preserve">con sección de proyectos corregida. </w:t>
+            </w:r>
+          </w:p>
+        </w:tc>
+      </w:tr>
+      <w:tr>
+        <w:trPr>
+          <w:jc w:val="center"/>
+        </w:trPr>
+        <w:tc>
+          <w:tcPr>
+            <w:tcW w:w="1538" w:type="dxa"/>
+            <w:vAlign w:val="center"/>
+          </w:tcPr>
+          <w:p>
+            <w:pPr>
+              <w:rPr>
+                <w:rFonts w:ascii="Arial" w:hAnsi="Arial" w:cs="Arial"/>
+                <w:sz w:val="24"/>
+                <w:szCs w:val="24"/>
+              </w:rPr>
+            </w:pPr>
+            <w:r>
+              <w:rPr>
+                <w:rFonts w:ascii="Arial" w:hAnsi="Arial" w:cs="Arial"/>
+                <w:sz w:val="24"/>
+                <w:szCs w:val="24"/>
+              </w:rPr>
+              <w:t>Leonardo Merino Garfias</w:t>
+            </w:r>
+          </w:p>
+        </w:tc>
+        <w:tc>
+          <w:tcPr>
+            <w:tcW w:w="1791" w:type="dxa"/>
+            <w:vAlign w:val="center"/>
+          </w:tcPr>
+          <w:p>
+            <w:pPr>
+              <w:rPr>
+                <w:rFonts w:ascii="Arial" w:hAnsi="Arial" w:cs="Arial"/>
+                <w:sz w:val="24"/>
+                <w:szCs w:val="24"/>
+              </w:rPr>
+            </w:pPr>
+            <w:r>
+              <w:rPr>
+                <w:rFonts w:ascii="Arial" w:hAnsi="Arial" w:cs="Arial"/>
+                <w:sz w:val="24"/>
+                <w:szCs w:val="24"/>
+              </w:rPr>
+              <w:t>Desarrollador backend</w:t>
+            </w:r>
+          </w:p>
+        </w:tc>
+        <w:tc>
+          <w:tcPr>
+            <w:tcW w:w="1563" w:type="dxa"/>
+            <w:vAlign w:val="center"/>
+          </w:tcPr>
+          <w:p>
+            <w:pPr>
+              <w:rPr>
+                <w:rFonts w:ascii="Arial" w:hAnsi="Arial" w:cs="Arial"/>
+                <w:sz w:val="24"/>
+                <w:szCs w:val="24"/>
+              </w:rPr>
+            </w:pPr>
+            <w:r>
+              <w:rPr>
+                <w:rFonts w:ascii="Arial" w:hAnsi="Arial" w:cs="Arial"/>
+                <w:sz w:val="24"/>
+                <w:szCs w:val="24"/>
+              </w:rPr>
+              <w:t>Sí</w:t>
+            </w:r>
+          </w:p>
+        </w:tc>
+        <w:tc>
+          <w:tcPr>
+            <w:tcW w:w="3061" w:type="dxa"/>
+            <w:vAlign w:val="center"/>
+          </w:tcPr>
+          <w:p>
+            <w:pPr>
+              <w:pStyle w:val="Prrafodelista"/>
+              <w:numPr>
+                <w:ilvl w:val="0"/>
+                <w:numId w:val="27"/>
+              </w:numPr>
+              <w:ind w:left="246" w:hanging="218"/>
+              <w:rPr>
+                <w:rFonts w:ascii="Arial" w:hAnsi="Arial" w:cs="Arial"/>
+                <w:sz w:val="24"/>
+                <w:szCs w:val="24"/>
+              </w:rPr>
+            </w:pPr>
+            <w:r>
+              <w:rPr>
+                <w:rFonts w:ascii="Arial" w:hAnsi="Arial" w:cs="Arial"/>
+                <w:sz w:val="24"/>
+                <w:szCs w:val="24"/>
+              </w:rPr>
+              <w:t xml:space="preserve">Realizar Punto 9 de documentación: </w:t>
+            </w:r>
+            <w:r>
+              <w:rPr>
+                <w:rFonts w:ascii="Arial" w:hAnsi="Arial" w:cs="Arial"/>
+                <w:sz w:val="24"/>
+                <w:szCs w:val="24"/>
+              </w:rPr>
+              <w:t>Evidencias del prototipo</w:t>
+            </w:r>
+          </w:p>
+        </w:tc>
+        <w:tc>
+          <w:tcPr>
+            <w:tcW w:w="2328" w:type="dxa"/>
+            <w:vAlign w:val="center"/>
+          </w:tcPr>
+          <w:p>
+            <w:pPr>
+              <w:pStyle w:val="Prrafodelista"/>
+              <w:numPr>
+                <w:ilvl w:val="0"/>
+                <w:numId w:val="27"/>
+              </w:numPr>
+              <w:ind w:left="349" w:hanging="248"/>
+              <w:rPr>
+                <w:rFonts w:ascii="Arial" w:hAnsi="Arial" w:cs="Arial"/>
+                <w:sz w:val="24"/>
+                <w:szCs w:val="24"/>
+              </w:rPr>
+            </w:pPr>
+            <w:r>
+              <w:rPr>
+                <w:rFonts w:ascii="Arial" w:hAnsi="Arial" w:cs="Arial"/>
+                <w:sz w:val="24"/>
+                <w:szCs w:val="24"/>
+              </w:rPr>
+              <w:t>Parte de documentación con punto 9.</w:t>
+            </w:r>
+          </w:p>
+        </w:tc>
+      </w:tr>
+    </w:tbl>
+    <w:p>
+      <w:pPr>
+        <w:rPr>
+          <w:rFonts w:ascii="Arial" w:hAnsi="Arial" w:cs="Arial"/>
+          <w:sz w:val="24"/>
+          <w:szCs w:val="24"/>
+        </w:rPr>
+      </w:pPr>
+    </w:p>
+    <w:p>
+      <w:pPr>
+        <w:pStyle w:val="titulo1"/>
+        <w:outlineLvl w:val="2"/>
+        <w:rPr>
+          <w:sz w:val="32"/>
+          <w:szCs w:val="72"/>
+        </w:rPr>
+      </w:pPr>
+      <w:r>
+        <w:rPr>
+          <w:sz w:val="32"/>
+          <w:szCs w:val="72"/>
+        </w:rPr>
+        <w:t>A</w:t>
+      </w:r>
+      <w:r>
+        <w:rPr>
+          <w:sz w:val="32"/>
+          <w:szCs w:val="72"/>
+        </w:rPr>
+        <w:t>ctividades Ejecutadas</w:t>
+      </w:r>
+    </w:p>
+    <w:tbl>
+      <w:tblPr>
+        <w:tblStyle w:val="Tablaconcuadrcula"/>
+        <w:tblW w:w="10124" w:type="dxa"/>
+        <w:jc w:val="center"/>
+        <w:tblBorders>
+          <w:top w:val="single" w:sz="4" w:space="0" w:color="7F7F7F" w:themeColor="text1" w:themeTint="80"/>
+          <w:left w:val="single" w:sz="4" w:space="0" w:color="7F7F7F" w:themeColor="text1" w:themeTint="80"/>
+          <w:bottom w:val="single" w:sz="4" w:space="0" w:color="7F7F7F" w:themeColor="text1" w:themeTint="80"/>
+          <w:right w:val="single" w:sz="4" w:space="0" w:color="7F7F7F" w:themeColor="text1" w:themeTint="80"/>
+          <w:insideH w:val="single" w:sz="4" w:space="0" w:color="7F7F7F" w:themeColor="text1" w:themeTint="80"/>
+          <w:insideV w:val="single" w:sz="4" w:space="0" w:color="7F7F7F" w:themeColor="text1" w:themeTint="80"/>
+        </w:tblBorders>
+        <w:tblCellMar>
+          <w:top w:w="57" w:type="dxa"/>
+          <w:bottom w:w="57" w:type="dxa"/>
+        </w:tblCellMar>
+        <w:tblLook w:val="04A0" w:firstRow="1" w:lastRow="0" w:firstColumn="1" w:lastColumn="0" w:noHBand="0" w:noVBand="1"/>
+      </w:tblPr>
+      <w:tblGrid>
+        <w:gridCol w:w="2955"/>
+        <w:gridCol w:w="2004"/>
+        <w:gridCol w:w="1150"/>
+        <w:gridCol w:w="1535"/>
+        <w:gridCol w:w="2480"/>
+      </w:tblGrid>
+      <w:tr>
+        <w:trPr>
+          <w:jc w:val="center"/>
+        </w:trPr>
+        <w:tc>
+          <w:tcPr>
+            <w:tcW w:w="2955" w:type="dxa"/>
+            <w:shd w:val="clear" w:color="auto" w:fill="262626" w:themeFill="text1" w:themeFillTint="D9"/>
+            <w:vAlign w:val="center"/>
+          </w:tcPr>
+          <w:p>
+            <w:pPr>
+              <w:jc w:val="center"/>
+              <w:rPr>
+                <w:rFonts w:ascii="Arial" w:hAnsi="Arial" w:cs="Arial"/>
+                <w:b/>
+                <w:bCs/>
+                <w:sz w:val="24"/>
+                <w:szCs w:val="24"/>
+              </w:rPr>
+            </w:pPr>
+            <w:r>
+              <w:rPr>
+                <w:rFonts w:ascii="Arial" w:hAnsi="Arial" w:cs="Arial"/>
+                <w:b/>
+                <w:bCs/>
+                <w:sz w:val="24"/>
+                <w:szCs w:val="24"/>
+              </w:rPr>
+              <w:t>Actividad</w:t>
+            </w:r>
+          </w:p>
+        </w:tc>
+        <w:tc>
+          <w:tcPr>
+            <w:tcW w:w="2004" w:type="dxa"/>
+            <w:shd w:val="clear" w:color="auto" w:fill="262626" w:themeFill="text1" w:themeFillTint="D9"/>
+            <w:vAlign w:val="center"/>
+          </w:tcPr>
+          <w:p>
+            <w:pPr>
+              <w:jc w:val="center"/>
+              <w:rPr>
+                <w:rFonts w:ascii="Arial" w:hAnsi="Arial" w:cs="Arial"/>
+                <w:b/>
+                <w:bCs/>
+                <w:sz w:val="24"/>
+                <w:szCs w:val="24"/>
+              </w:rPr>
+            </w:pPr>
+            <w:r>
+              <w:rPr>
+                <w:rFonts w:ascii="Arial" w:hAnsi="Arial" w:cs="Arial"/>
+                <w:b/>
+                <w:bCs/>
+                <w:sz w:val="24"/>
+                <w:szCs w:val="24"/>
+              </w:rPr>
+              <w:t>L</w:t>
+            </w:r>
+          </w:p>
+        </w:tc>
+        <w:tc>
+          <w:tcPr>
+            <w:tcW w:w="1150" w:type="dxa"/>
+            <w:shd w:val="clear" w:color="auto" w:fill="262626" w:themeFill="text1" w:themeFillTint="D9"/>
+            <w:vAlign w:val="center"/>
+          </w:tcPr>
+          <w:p>
+            <w:pPr>
+              <w:jc w:val="center"/>
+              <w:rPr>
+                <w:rFonts w:ascii="Arial" w:hAnsi="Arial" w:cs="Arial"/>
+                <w:b/>
+                <w:bCs/>
+                <w:sz w:val="24"/>
+                <w:szCs w:val="24"/>
+              </w:rPr>
+            </w:pPr>
+            <w:r>
+              <w:rPr>
+                <w:rFonts w:ascii="Arial" w:hAnsi="Arial" w:cs="Arial"/>
+                <w:b/>
+                <w:bCs/>
+                <w:sz w:val="24"/>
+                <w:szCs w:val="24"/>
+              </w:rPr>
+              <w:t>Hr. Ini</w:t>
+            </w:r>
+          </w:p>
+        </w:tc>
+        <w:tc>
+          <w:tcPr>
+            <w:tcW w:w="1535" w:type="dxa"/>
+            <w:shd w:val="clear" w:color="auto" w:fill="262626" w:themeFill="text1" w:themeFillTint="D9"/>
+            <w:vAlign w:val="center"/>
+          </w:tcPr>
+          <w:p>
+            <w:pPr>
+              <w:jc w:val="center"/>
+              <w:rPr>
+                <w:rFonts w:ascii="Arial" w:hAnsi="Arial" w:cs="Arial"/>
+                <w:b/>
+                <w:bCs/>
+                <w:sz w:val="24"/>
+                <w:szCs w:val="24"/>
+              </w:rPr>
+            </w:pPr>
+            <w:r>
+              <w:rPr>
+                <w:rFonts w:ascii="Arial" w:hAnsi="Arial" w:cs="Arial"/>
+                <w:b/>
+                <w:bCs/>
+                <w:sz w:val="24"/>
+                <w:szCs w:val="24"/>
+              </w:rPr>
+              <w:t>Hr. fin</w:t>
+            </w:r>
+          </w:p>
+        </w:tc>
+        <w:tc>
+          <w:tcPr>
+            <w:tcW w:w="2480" w:type="dxa"/>
+            <w:shd w:val="clear" w:color="auto" w:fill="262626" w:themeFill="text1" w:themeFillTint="D9"/>
+            <w:vAlign w:val="center"/>
+          </w:tcPr>
+          <w:p>
+            <w:pPr>
+              <w:jc w:val="center"/>
+              <w:rPr>
+                <w:rFonts w:ascii="Arial" w:hAnsi="Arial" w:cs="Arial"/>
+                <w:b/>
+                <w:bCs/>
+                <w:sz w:val="24"/>
+                <w:szCs w:val="24"/>
+              </w:rPr>
+            </w:pPr>
+            <w:r>
+              <w:rPr>
+                <w:rFonts w:ascii="Arial" w:hAnsi="Arial" w:cs="Arial"/>
+                <w:b/>
+                <w:bCs/>
+                <w:sz w:val="24"/>
+                <w:szCs w:val="24"/>
+              </w:rPr>
+              <w:t>Estado (Completado / En proceso / Pendiente)</w:t>
+            </w:r>
+          </w:p>
+        </w:tc>
+      </w:tr>
+      <w:tr>
+        <w:trPr>
+          <w:jc w:val="center"/>
+        </w:trPr>
+        <w:tc>
+          <w:tcPr>
+            <w:tcW w:w="2955" w:type="dxa"/>
+            <w:vAlign w:val="center"/>
+          </w:tcPr>
+          <w:p>
+            <w:pPr>
+              <w:rPr>
+                <w:rFonts w:ascii="Arial" w:hAnsi="Arial" w:cs="Arial"/>
+                <w:sz w:val="24"/>
+                <w:szCs w:val="24"/>
+              </w:rPr>
+            </w:pPr>
+            <w:r>
+              <w:rPr>
+                <w:rFonts w:ascii="Arial" w:hAnsi="Arial" w:cs="Arial"/>
+                <w:sz w:val="24"/>
+                <w:szCs w:val="24"/>
+              </w:rPr>
+              <w:t>Punto 9 de documentación: Ejecución del Proyecto</w:t>
+            </w:r>
+          </w:p>
+        </w:tc>
+        <w:tc>
+          <w:tcPr>
+            <w:tcW w:w="2004" w:type="dxa"/>
+            <w:vAlign w:val="center"/>
+          </w:tcPr>
+          <w:p>
+            <w:pPr>
+              <w:rPr>
+                <w:rFonts w:ascii="Arial" w:hAnsi="Arial" w:cs="Arial"/>
+                <w:sz w:val="24"/>
+                <w:szCs w:val="24"/>
+              </w:rPr>
+            </w:pPr>
+            <w:r>
+              <w:rPr>
+                <w:rFonts w:ascii="Arial" w:hAnsi="Arial" w:cs="Arial"/>
+                <w:sz w:val="24"/>
+                <w:szCs w:val="24"/>
+              </w:rPr>
+              <w:t>Leonardo Merino Garfias</w:t>
+            </w:r>
+          </w:p>
+        </w:tc>
+        <w:tc>
+          <w:tcPr>
+            <w:tcW w:w="1150" w:type="dxa"/>
+            <w:vAlign w:val="center"/>
+          </w:tcPr>
+          <w:p>
+            <w:pPr>
+              <w:rPr>
+                <w:rFonts w:ascii="Arial" w:hAnsi="Arial" w:cs="Arial"/>
+                <w:sz w:val="24"/>
+                <w:szCs w:val="24"/>
+              </w:rPr>
+            </w:pPr>
+            <w:r>
+              <w:rPr>
+                <w:rFonts w:ascii="Arial" w:hAnsi="Arial" w:cs="Arial"/>
+                <w:sz w:val="24"/>
+                <w:szCs w:val="24"/>
+              </w:rPr>
+              <w:t>8</w:t>
+            </w:r>
+            <w:r>
+              <w:rPr>
+                <w:rFonts w:ascii="Arial" w:hAnsi="Arial" w:cs="Arial"/>
+                <w:sz w:val="24"/>
+                <w:szCs w:val="24"/>
+              </w:rPr>
+              <w:t>:</w:t>
+            </w:r>
+            <w:r>
+              <w:rPr>
+                <w:rFonts w:ascii="Arial" w:hAnsi="Arial" w:cs="Arial"/>
+                <w:sz w:val="24"/>
+                <w:szCs w:val="24"/>
+              </w:rPr>
+              <w:t>00 a</w:t>
+            </w:r>
+            <w:r>
+              <w:rPr>
+                <w:rFonts w:ascii="Arial" w:hAnsi="Arial" w:cs="Arial"/>
+                <w:sz w:val="24"/>
+                <w:szCs w:val="24"/>
+              </w:rPr>
+              <w:t>m</w:t>
+            </w:r>
+          </w:p>
+        </w:tc>
+        <w:tc>
+          <w:tcPr>
+            <w:tcW w:w="1535" w:type="dxa"/>
+            <w:vAlign w:val="center"/>
+          </w:tcPr>
+          <w:p>
+            <w:pPr>
+              <w:rPr>
+                <w:rFonts w:ascii="Arial" w:hAnsi="Arial" w:cs="Arial"/>
+                <w:sz w:val="24"/>
+                <w:szCs w:val="24"/>
+              </w:rPr>
+            </w:pPr>
+            <w:r>
+              <w:rPr>
+                <w:rFonts w:ascii="Arial" w:hAnsi="Arial" w:cs="Arial"/>
+                <w:sz w:val="24"/>
+                <w:szCs w:val="24"/>
+              </w:rPr>
+              <w:t>9</w:t>
+            </w:r>
+            <w:r>
+              <w:rPr>
+                <w:rFonts w:ascii="Arial" w:hAnsi="Arial" w:cs="Arial"/>
+                <w:sz w:val="24"/>
+                <w:szCs w:val="24"/>
+              </w:rPr>
+              <w:t>:</w:t>
+            </w:r>
+            <w:r>
+              <w:rPr>
+                <w:rFonts w:ascii="Arial" w:hAnsi="Arial" w:cs="Arial"/>
+                <w:sz w:val="24"/>
+                <w:szCs w:val="24"/>
+              </w:rPr>
+              <w:t>0</w:t>
+            </w:r>
+            <w:r>
+              <w:rPr>
+                <w:rFonts w:ascii="Arial" w:hAnsi="Arial" w:cs="Arial"/>
+                <w:sz w:val="24"/>
+                <w:szCs w:val="24"/>
+              </w:rPr>
+              <w:t>0</w:t>
+            </w:r>
+            <w:r>
+              <w:rPr>
+                <w:rFonts w:ascii="Arial" w:hAnsi="Arial" w:cs="Arial"/>
+                <w:sz w:val="24"/>
+                <w:szCs w:val="24"/>
+              </w:rPr>
+              <w:t xml:space="preserve"> a</w:t>
+            </w:r>
+            <w:r>
+              <w:rPr>
+                <w:rFonts w:ascii="Arial" w:hAnsi="Arial" w:cs="Arial"/>
+                <w:sz w:val="24"/>
+                <w:szCs w:val="24"/>
+              </w:rPr>
+              <w:t>m</w:t>
+            </w:r>
+          </w:p>
+        </w:tc>
+        <w:tc>
+          <w:tcPr>
+            <w:tcW w:w="2480" w:type="dxa"/>
+            <w:vAlign w:val="center"/>
+          </w:tcPr>
+          <w:p>
+            <w:pPr>
+              <w:rPr>
+                <w:rFonts w:ascii="Arial" w:hAnsi="Arial" w:cs="Arial"/>
+                <w:sz w:val="24"/>
+                <w:szCs w:val="24"/>
+              </w:rPr>
+            </w:pPr>
+            <w:r>
+              <w:rPr>
+                <w:rFonts w:ascii="Arial" w:hAnsi="Arial" w:cs="Arial"/>
+                <w:sz w:val="24"/>
+                <w:szCs w:val="24"/>
+              </w:rPr>
+              <w:t>Completado</w:t>
+            </w:r>
+          </w:p>
+        </w:tc>
+      </w:tr>
+      <w:tr>
+        <w:trPr>
+          <w:jc w:val="center"/>
+        </w:trPr>
+        <w:tc>
+          <w:tcPr>
+            <w:tcW w:w="2955" w:type="dxa"/>
+            <w:vAlign w:val="center"/>
+          </w:tcPr>
+          <w:p>
+            <w:pPr>
+              <w:rPr>
+                <w:rFonts w:ascii="Arial" w:hAnsi="Arial" w:cs="Arial"/>
+                <w:sz w:val="24"/>
+                <w:szCs w:val="24"/>
+              </w:rPr>
+            </w:pPr>
+            <w:r>
+              <w:rPr>
+                <w:rFonts w:ascii="Arial" w:hAnsi="Arial" w:cs="Arial"/>
+                <w:sz w:val="24"/>
+                <w:szCs w:val="24"/>
+              </w:rPr>
+              <w:t>Prototipo: Redacción e integración de descripciones de servicios</w:t>
+            </w:r>
+            <w:r>
+              <w:rPr>
+                <w:rFonts w:ascii="Arial" w:hAnsi="Arial" w:cs="Arial"/>
+                <w:sz w:val="24"/>
+                <w:szCs w:val="24"/>
+              </w:rPr>
+              <w:t>.</w:t>
+            </w:r>
+          </w:p>
+        </w:tc>
+        <w:tc>
+          <w:tcPr>
+            <w:tcW w:w="2004" w:type="dxa"/>
+            <w:vAlign w:val="center"/>
+          </w:tcPr>
+          <w:p>
+            <w:pPr>
+              <w:rPr>
+                <w:rFonts w:ascii="Arial" w:hAnsi="Arial" w:cs="Arial"/>
+                <w:sz w:val="24"/>
+                <w:szCs w:val="24"/>
+              </w:rPr>
+            </w:pPr>
+            <w:r>
+              <w:rPr>
+                <w:rFonts w:ascii="Arial" w:hAnsi="Arial" w:cs="Arial"/>
+                <w:sz w:val="24"/>
+                <w:szCs w:val="24"/>
+              </w:rPr>
+              <w:t>Leslie Miroslava Benítez Marín</w:t>
+            </w:r>
+          </w:p>
+        </w:tc>
+        <w:tc>
+          <w:tcPr>
+            <w:tcW w:w="1150" w:type="dxa"/>
+            <w:vAlign w:val="center"/>
+          </w:tcPr>
+          <w:p>
+            <w:pPr>
+              <w:rPr>
+                <w:rFonts w:ascii="Arial" w:hAnsi="Arial" w:cs="Arial"/>
+                <w:sz w:val="24"/>
+                <w:szCs w:val="24"/>
+              </w:rPr>
+            </w:pPr>
+            <w:r>
+              <w:rPr>
+                <w:rFonts w:ascii="Arial" w:hAnsi="Arial" w:cs="Arial"/>
+                <w:sz w:val="24"/>
+                <w:szCs w:val="24"/>
+              </w:rPr>
+              <w:t>8</w:t>
+            </w:r>
+            <w:r>
+              <w:rPr>
+                <w:rFonts w:ascii="Arial" w:hAnsi="Arial" w:cs="Arial"/>
+                <w:sz w:val="24"/>
+                <w:szCs w:val="24"/>
+              </w:rPr>
+              <w:t>:</w:t>
+            </w:r>
+            <w:r>
+              <w:rPr>
+                <w:rFonts w:ascii="Arial" w:hAnsi="Arial" w:cs="Arial"/>
+                <w:sz w:val="24"/>
+                <w:szCs w:val="24"/>
+              </w:rPr>
+              <w:t>0</w:t>
+            </w:r>
+            <w:r>
+              <w:rPr>
+                <w:rFonts w:ascii="Arial" w:hAnsi="Arial" w:cs="Arial"/>
+                <w:sz w:val="24"/>
+                <w:szCs w:val="24"/>
+              </w:rPr>
+              <w:t>0</w:t>
+            </w:r>
+            <w:r>
+              <w:rPr>
+                <w:rFonts w:ascii="Arial" w:hAnsi="Arial" w:cs="Arial"/>
+                <w:sz w:val="24"/>
+                <w:szCs w:val="24"/>
+              </w:rPr>
+              <w:t xml:space="preserve"> a</w:t>
+            </w:r>
+            <w:r>
+              <w:rPr>
+                <w:rFonts w:ascii="Arial" w:hAnsi="Arial" w:cs="Arial"/>
+                <w:sz w:val="24"/>
+                <w:szCs w:val="24"/>
+              </w:rPr>
+              <w:t>m</w:t>
+            </w:r>
+          </w:p>
+        </w:tc>
+        <w:tc>
+          <w:tcPr>
+            <w:tcW w:w="1535" w:type="dxa"/>
+            <w:vAlign w:val="center"/>
+          </w:tcPr>
+          <w:p>
+            <w:pPr>
+              <w:rPr>
+                <w:rFonts w:ascii="Arial" w:hAnsi="Arial" w:cs="Arial"/>
+                <w:sz w:val="24"/>
+                <w:szCs w:val="24"/>
+              </w:rPr>
+            </w:pPr>
+            <w:r>
+              <w:rPr>
+                <w:rFonts w:ascii="Arial" w:hAnsi="Arial" w:cs="Arial"/>
+                <w:sz w:val="24"/>
+                <w:szCs w:val="24"/>
+              </w:rPr>
+              <w:t>9</w:t>
+            </w:r>
+            <w:r>
+              <w:rPr>
+                <w:rFonts w:ascii="Arial" w:hAnsi="Arial" w:cs="Arial"/>
+                <w:sz w:val="24"/>
+                <w:szCs w:val="24"/>
+              </w:rPr>
+              <w:t>:00</w:t>
+            </w:r>
+            <w:r>
+              <w:rPr>
+                <w:rFonts w:ascii="Arial" w:hAnsi="Arial" w:cs="Arial"/>
+                <w:sz w:val="24"/>
+                <w:szCs w:val="24"/>
+              </w:rPr>
+              <w:t xml:space="preserve"> a</w:t>
+            </w:r>
+            <w:r>
+              <w:rPr>
+                <w:rFonts w:ascii="Arial" w:hAnsi="Arial" w:cs="Arial"/>
+                <w:sz w:val="24"/>
+                <w:szCs w:val="24"/>
+              </w:rPr>
+              <w:t>m</w:t>
+            </w:r>
+          </w:p>
+        </w:tc>
+        <w:tc>
+          <w:tcPr>
+            <w:tcW w:w="2480" w:type="dxa"/>
+            <w:vAlign w:val="center"/>
+          </w:tcPr>
+          <w:p>
+            <w:pPr>
+              <w:rPr>
+                <w:rFonts w:ascii="Arial" w:hAnsi="Arial" w:cs="Arial"/>
+                <w:sz w:val="24"/>
+                <w:szCs w:val="24"/>
+              </w:rPr>
+            </w:pPr>
+            <w:r>
+              <w:rPr>
+                <w:rFonts w:ascii="Arial" w:hAnsi="Arial" w:cs="Arial"/>
+                <w:sz w:val="24"/>
+                <w:szCs w:val="24"/>
+              </w:rPr>
+              <w:t>Completado</w:t>
+            </w:r>
+          </w:p>
+        </w:tc>
+      </w:tr>
+      <w:tr>
+        <w:trPr>
+          <w:jc w:val="center"/>
+        </w:trPr>
+        <w:tc>
+          <w:tcPr>
+            <w:tcW w:w="2955" w:type="dxa"/>
+            <w:vAlign w:val="center"/>
+          </w:tcPr>
+          <w:p>
+            <w:pPr>
+              <w:rPr>
+                <w:rFonts w:ascii="Arial" w:hAnsi="Arial" w:cs="Arial"/>
+                <w:sz w:val="24"/>
+                <w:szCs w:val="24"/>
+              </w:rPr>
+            </w:pPr>
+            <w:r>
+              <w:rPr>
+                <w:rFonts w:ascii="Arial" w:hAnsi="Arial" w:cs="Arial"/>
+                <w:sz w:val="24"/>
+                <w:szCs w:val="24"/>
+              </w:rPr>
+              <w:t>Bitácora</w:t>
+            </w:r>
+          </w:p>
+        </w:tc>
+        <w:tc>
+          <w:tcPr>
+            <w:tcW w:w="2004" w:type="dxa"/>
+            <w:vAlign w:val="center"/>
+          </w:tcPr>
+          <w:p>
+            <w:pPr>
+              <w:rPr>
+                <w:rFonts w:ascii="Arial" w:hAnsi="Arial" w:cs="Arial"/>
+                <w:sz w:val="24"/>
+                <w:szCs w:val="24"/>
+              </w:rPr>
+            </w:pPr>
+            <w:r>
+              <w:rPr>
+                <w:rFonts w:ascii="Arial" w:hAnsi="Arial" w:cs="Arial"/>
+                <w:sz w:val="24"/>
+                <w:szCs w:val="24"/>
+              </w:rPr>
+              <w:t>María Fernanda Barrón Álvarez</w:t>
+            </w:r>
+          </w:p>
+        </w:tc>
+        <w:tc>
+          <w:tcPr>
+            <w:tcW w:w="1150" w:type="dxa"/>
+            <w:vAlign w:val="center"/>
+          </w:tcPr>
+          <w:p>
+            <w:pPr>
+              <w:rPr>
+                <w:rFonts w:ascii="Arial" w:hAnsi="Arial" w:cs="Arial"/>
+                <w:sz w:val="24"/>
+                <w:szCs w:val="24"/>
+              </w:rPr>
+            </w:pPr>
+            <w:r>
+              <w:rPr>
+                <w:rFonts w:ascii="Arial" w:hAnsi="Arial" w:cs="Arial"/>
+                <w:sz w:val="24"/>
+                <w:szCs w:val="24"/>
+              </w:rPr>
+              <w:t>8</w:t>
+            </w:r>
+            <w:r>
+              <w:rPr>
+                <w:rFonts w:ascii="Arial" w:hAnsi="Arial" w:cs="Arial"/>
+                <w:sz w:val="24"/>
+                <w:szCs w:val="24"/>
+              </w:rPr>
+              <w:t>:</w:t>
+            </w:r>
+            <w:r>
+              <w:rPr>
+                <w:rFonts w:ascii="Arial" w:hAnsi="Arial" w:cs="Arial"/>
+                <w:sz w:val="24"/>
+                <w:szCs w:val="24"/>
+              </w:rPr>
+              <w:t>0</w:t>
+            </w:r>
+            <w:r>
+              <w:rPr>
+                <w:rFonts w:ascii="Arial" w:hAnsi="Arial" w:cs="Arial"/>
+                <w:sz w:val="24"/>
+                <w:szCs w:val="24"/>
+              </w:rPr>
+              <w:t>0</w:t>
+            </w:r>
+            <w:r>
+              <w:rPr>
+                <w:rFonts w:ascii="Arial" w:hAnsi="Arial" w:cs="Arial"/>
+                <w:sz w:val="24"/>
+                <w:szCs w:val="24"/>
+              </w:rPr>
+              <w:t>a</w:t>
+            </w:r>
+            <w:r>
+              <w:rPr>
+                <w:rFonts w:ascii="Arial" w:hAnsi="Arial" w:cs="Arial"/>
+                <w:sz w:val="24"/>
+                <w:szCs w:val="24"/>
+              </w:rPr>
+              <w:t>m</w:t>
+            </w:r>
+          </w:p>
+        </w:tc>
+        <w:tc>
+          <w:tcPr>
+            <w:tcW w:w="1535" w:type="dxa"/>
+            <w:vAlign w:val="center"/>
+          </w:tcPr>
+          <w:p>
+            <w:pPr>
+              <w:rPr>
+                <w:rFonts w:ascii="Arial" w:hAnsi="Arial" w:cs="Arial"/>
+                <w:sz w:val="24"/>
+                <w:szCs w:val="24"/>
+              </w:rPr>
+            </w:pPr>
+            <w:r>
+              <w:rPr>
+                <w:rFonts w:ascii="Arial" w:hAnsi="Arial" w:cs="Arial"/>
+                <w:sz w:val="24"/>
+                <w:szCs w:val="24"/>
+              </w:rPr>
+              <w:t>9</w:t>
+            </w:r>
+            <w:r>
+              <w:rPr>
+                <w:rFonts w:ascii="Arial" w:hAnsi="Arial" w:cs="Arial"/>
+                <w:sz w:val="24"/>
+                <w:szCs w:val="24"/>
+              </w:rPr>
+              <w:t>:00</w:t>
+            </w:r>
+            <w:r>
+              <w:rPr>
+                <w:rFonts w:ascii="Arial" w:hAnsi="Arial" w:cs="Arial"/>
+                <w:sz w:val="24"/>
+                <w:szCs w:val="24"/>
+              </w:rPr>
+              <w:t>a</w:t>
+            </w:r>
+            <w:r>
+              <w:rPr>
+                <w:rFonts w:ascii="Arial" w:hAnsi="Arial" w:cs="Arial"/>
+                <w:sz w:val="24"/>
+                <w:szCs w:val="24"/>
+              </w:rPr>
+              <w:t>m</w:t>
+            </w:r>
+          </w:p>
+        </w:tc>
+        <w:tc>
+          <w:tcPr>
+            <w:tcW w:w="2480" w:type="dxa"/>
+            <w:vAlign w:val="center"/>
+          </w:tcPr>
+          <w:p>
+            <w:pPr>
+              <w:rPr>
+                <w:rFonts w:ascii="Arial" w:hAnsi="Arial" w:cs="Arial"/>
+                <w:sz w:val="24"/>
+                <w:szCs w:val="24"/>
+              </w:rPr>
+            </w:pPr>
+            <w:r>
+              <w:rPr>
+                <w:rFonts w:ascii="Arial" w:hAnsi="Arial" w:cs="Arial"/>
+                <w:sz w:val="24"/>
+                <w:szCs w:val="24"/>
+              </w:rPr>
+              <w:t>Completado</w:t>
+            </w:r>
+          </w:p>
+        </w:tc>
+      </w:tr>
+    </w:tbl>
+    <w:p>
+      <w:pPr>
+        <w:pStyle w:val="titulo1"/>
+        <w:outlineLvl w:val="2"/>
+      </w:pPr>
+      <w:r>
+        <w:rPr>
+          <w:sz w:val="32"/>
+          <w:szCs w:val="32"/>
+        </w:rPr>
+        <w:lastRenderedPageBreak/>
+        <w:t>Gestión de Riesgos e Incidencias</w:t>
+      </w:r>
+    </w:p>
+    <w:tbl>
+      <w:tblPr>
+        <w:tblStyle w:val="Tablaconcuadrcula"/>
+        <w:tblW w:w="0" w:type="auto"/>
+        <w:jc w:val="center"/>
+        <w:tblBorders>
+          <w:top w:val="single" w:sz="4" w:space="0" w:color="7F7F7F" w:themeColor="text1" w:themeTint="80"/>
+          <w:left w:val="single" w:sz="4" w:space="0" w:color="7F7F7F" w:themeColor="text1" w:themeTint="80"/>
+          <w:bottom w:val="single" w:sz="4" w:space="0" w:color="7F7F7F" w:themeColor="text1" w:themeTint="80"/>
+          <w:right w:val="single" w:sz="4" w:space="0" w:color="7F7F7F" w:themeColor="text1" w:themeTint="80"/>
+          <w:insideH w:val="single" w:sz="4" w:space="0" w:color="7F7F7F" w:themeColor="text1" w:themeTint="80"/>
+          <w:insideV w:val="single" w:sz="4" w:space="0" w:color="7F7F7F" w:themeColor="text1" w:themeTint="80"/>
+        </w:tblBorders>
+        <w:tblLook w:val="04A0" w:firstRow="1" w:lastRow="0" w:firstColumn="1" w:lastColumn="0" w:noHBand="0" w:noVBand="1"/>
+      </w:tblPr>
+      <w:tblGrid>
+        <w:gridCol w:w="2834"/>
+        <w:gridCol w:w="2924"/>
+        <w:gridCol w:w="3592"/>
+      </w:tblGrid>
+      <w:tr>
+        <w:trPr>
+          <w:trHeight w:val="300"/>
+          <w:jc w:val="center"/>
+        </w:trPr>
+        <w:tc>
+          <w:tcPr>
+            <w:tcW w:w="2942" w:type="dxa"/>
+            <w:shd w:val="clear" w:color="auto" w:fill="262626" w:themeFill="text1" w:themeFillTint="D9"/>
+            <w:vAlign w:val="center"/>
+          </w:tcPr>
+          <w:p>
+            <w:pPr>
+              <w:jc w:val="center"/>
+              <w:rPr>
+                <w:rFonts w:ascii="Arial" w:hAnsi="Arial" w:cs="Arial"/>
+                <w:b/>
+                <w:bCs/>
+                <w:sz w:val="24"/>
+                <w:szCs w:val="24"/>
+              </w:rPr>
+            </w:pPr>
+            <w:r>
+              <w:rPr>
+                <w:rFonts w:ascii="Arial" w:hAnsi="Arial" w:cs="Arial"/>
+                <w:b/>
+                <w:bCs/>
+                <w:sz w:val="24"/>
+                <w:szCs w:val="24"/>
+              </w:rPr>
+              <w:t>Riesgo / Problema detectado</w:t>
+            </w:r>
+          </w:p>
+        </w:tc>
+        <w:tc>
+          <w:tcPr>
+            <w:tcW w:w="2943" w:type="dxa"/>
+            <w:shd w:val="clear" w:color="auto" w:fill="262626" w:themeFill="text1" w:themeFillTint="D9"/>
+            <w:vAlign w:val="center"/>
+          </w:tcPr>
+          <w:p>
+            <w:pPr>
+              <w:jc w:val="center"/>
+              <w:rPr>
+                <w:rFonts w:ascii="Arial" w:hAnsi="Arial" w:cs="Arial"/>
+                <w:b/>
+                <w:bCs/>
+                <w:sz w:val="24"/>
+                <w:szCs w:val="24"/>
+              </w:rPr>
+            </w:pPr>
+            <w:r>
+              <w:rPr>
+                <w:rFonts w:ascii="Arial" w:hAnsi="Arial" w:cs="Arial"/>
+                <w:b/>
+                <w:bCs/>
+                <w:sz w:val="24"/>
+                <w:szCs w:val="24"/>
+              </w:rPr>
+              <w:t>Impacto en alcance/tiempo/costo</w:t>
+            </w:r>
+          </w:p>
+        </w:tc>
+        <w:tc>
+          <w:tcPr>
+            <w:tcW w:w="3749" w:type="dxa"/>
+            <w:shd w:val="clear" w:color="auto" w:fill="262626" w:themeFill="text1" w:themeFillTint="D9"/>
+            <w:vAlign w:val="center"/>
+          </w:tcPr>
+          <w:p>
+            <w:pPr>
+              <w:jc w:val="center"/>
+              <w:rPr>
+                <w:rFonts w:ascii="Arial" w:hAnsi="Arial" w:cs="Arial"/>
+                <w:b/>
+                <w:bCs/>
+                <w:sz w:val="24"/>
+                <w:szCs w:val="24"/>
+              </w:rPr>
+            </w:pPr>
+            <w:r>
+              <w:rPr>
+                <w:rFonts w:ascii="Arial" w:hAnsi="Arial" w:cs="Arial"/>
+                <w:b/>
+                <w:bCs/>
+                <w:sz w:val="24"/>
+                <w:szCs w:val="24"/>
+              </w:rPr>
+              <w:t>Acción correctiva o preventiva</w:t>
+            </w:r>
+          </w:p>
+        </w:tc>
+      </w:tr>
+      <w:tr>
+        <w:trPr>
+          <w:trHeight w:val="720"/>
+          <w:jc w:val="center"/>
+        </w:trPr>
+        <w:tc>
+          <w:tcPr>
+            <w:tcW w:w="2942" w:type="dxa"/>
+            <w:vAlign w:val="center"/>
+          </w:tcPr>
+          <w:p>
+            <w:pPr>
+              <w:jc w:val="center"/>
+              <w:rPr>
+                <w:rFonts w:ascii="Arial" w:hAnsi="Arial" w:cs="Arial"/>
+                <w:sz w:val="24"/>
+                <w:szCs w:val="24"/>
+              </w:rPr>
+            </w:pPr>
+            <w:r>
+              <w:rPr>
+                <w:rFonts w:ascii="Arial" w:hAnsi="Arial" w:cs="Arial"/>
+                <w:sz w:val="24"/>
+                <w:szCs w:val="24"/>
+              </w:rPr>
+              <w:t>--</w:t>
+            </w:r>
+          </w:p>
+        </w:tc>
+        <w:tc>
+          <w:tcPr>
+            <w:tcW w:w="2943" w:type="dxa"/>
+            <w:vAlign w:val="center"/>
+          </w:tcPr>
+          <w:p>
+            <w:pPr>
+              <w:jc w:val="center"/>
+              <w:rPr>
+                <w:rFonts w:ascii="Arial" w:hAnsi="Arial" w:cs="Arial"/>
+                <w:sz w:val="24"/>
+                <w:szCs w:val="24"/>
+              </w:rPr>
+            </w:pPr>
+            <w:r>
+              <w:rPr>
+                <w:rFonts w:ascii="Arial" w:hAnsi="Arial" w:cs="Arial"/>
+                <w:sz w:val="24"/>
+                <w:szCs w:val="24"/>
+              </w:rPr>
+              <w:t>--</w:t>
+            </w:r>
+          </w:p>
+        </w:tc>
+        <w:tc>
+          <w:tcPr>
+            <w:tcW w:w="3749" w:type="dxa"/>
+            <w:vAlign w:val="center"/>
+          </w:tcPr>
+          <w:p>
+            <w:pPr>
+              <w:jc w:val="center"/>
+              <w:rPr>
+                <w:rFonts w:ascii="Arial" w:hAnsi="Arial" w:cs="Arial"/>
+                <w:sz w:val="24"/>
+                <w:szCs w:val="24"/>
+              </w:rPr>
+            </w:pPr>
+            <w:r>
+              <w:rPr>
+                <w:rFonts w:ascii="Arial" w:hAnsi="Arial" w:cs="Arial"/>
+                <w:sz w:val="24"/>
+                <w:szCs w:val="24"/>
+              </w:rPr>
+              <w:t>--</w:t>
+            </w:r>
+          </w:p>
+        </w:tc>
+      </w:tr>
+    </w:tbl>
+    <w:p/>
+    <w:p>
+      <w:r>
+        <w:br w:type="page"/>
+      </w:r>
+    </w:p>
     <w:p>
       <w:pPr>
         <w:pStyle w:val="Ttulo0"/>
@@ -40140,6 +43429,7 @@
       </w:pPr>
       <w:bookmarkStart w:id="59" w:name="_Toc230158473"/>
       <w:r>
+        <w:lastRenderedPageBreak/>
         <w:t>Referencias</w:t>
       </w:r>
       <w:bookmarkEnd w:id="59"/>
@@ -43402,7 +46692,7 @@
   <w:style w:type="paragraph" w:default="1" w:styleId="Normal">
     <w:name w:val="Normal"/>
     <w:qFormat/>
-    <w:rsid w:val="004705B6"/>
+    <w:rsid w:val="004C0D27"/>
   </w:style>
   <w:style w:type="paragraph" w:styleId="Ttulo1">
     <w:name w:val="heading 1"/>
